--- a/course/major/比较政党制度.docx
+++ b/course/major/比较政党制度.docx
@@ -222,7 +222,7 @@
     <w:sdt>
       <w:sdtPr>
         <w:rPr>
-          <w:rFonts w:ascii="Times New Roman" w:eastAsia="宋体" w:hAnsi="Times New Roman" w:cstheme="minorBidi"/>
+          <w:rFonts w:ascii="宋体" w:eastAsia="宋体" w:hAnsi="宋体" w:cstheme="minorBidi"/>
           <w:color w:val="auto"/>
           <w:kern w:val="2"/>
           <w:sz w:val="21"/>
@@ -247,7 +247,7 @@
             <w:pStyle w:val="TOC"/>
             <w:jc w:val="center"/>
             <w:rPr>
-              <w:rFonts w:ascii="Times New Roman" w:eastAsia="宋体" w:hAnsi="Times New Roman" w:hint="eastAsia"/>
+              <w:rFonts w:ascii="宋体" w:eastAsia="宋体" w:hAnsi="宋体"/>
               <w:b/>
               <w:bCs/>
               <w:color w:val="auto"/>
@@ -255,7 +255,7 @@
           </w:pPr>
           <w:r>
             <w:rPr>
-              <w:rFonts w:ascii="Times New Roman" w:eastAsia="宋体" w:hAnsi="Times New Roman"/>
+              <w:rFonts w:ascii="宋体" w:eastAsia="宋体" w:hAnsi="宋体"/>
               <w:b/>
               <w:bCs/>
               <w:color w:val="auto"/>
@@ -271,7 +271,7 @@
               <w:tab w:val="right" w:leader="dot" w:pos="8296"/>
             </w:tabs>
             <w:rPr>
-              <w:rFonts w:ascii="Times New Roman" w:eastAsia="宋体" w:hAnsi="Times New Roman" w:hint="eastAsia"/>
+              <w:rFonts w:ascii="宋体" w:eastAsia="宋体" w:hAnsi="宋体" w:hint="eastAsia"/>
               <w:noProof/>
               <w:sz w:val="22"/>
               <w:szCs w:val="24"/>
@@ -280,50 +280,34 @@
           </w:pPr>
           <w:r>
             <w:rPr>
-              <w:rFonts w:ascii="Times New Roman" w:eastAsia="宋体" w:hAnsi="Times New Roman"/>
+              <w:rFonts w:ascii="宋体" w:eastAsia="宋体" w:hAnsi="宋体"/>
             </w:rPr>
             <w:fldChar w:fldCharType="begin"/>
           </w:r>
           <w:r>
             <w:rPr>
-              <w:rFonts w:ascii="Times New Roman" w:eastAsia="宋体" w:hAnsi="Times New Roman"/>
+              <w:rFonts w:ascii="宋体" w:eastAsia="宋体" w:hAnsi="宋体"/>
             </w:rPr>
             <w:instrText xml:space="preserve"> TOC \o "1-3" \h \z \u </w:instrText>
           </w:r>
           <w:r>
             <w:rPr>
-              <w:rFonts w:ascii="Times New Roman" w:eastAsia="宋体" w:hAnsi="Times New Roman"/>
+              <w:rFonts w:ascii="宋体" w:eastAsia="宋体" w:hAnsi="宋体"/>
             </w:rPr>
             <w:fldChar w:fldCharType="separate"/>
           </w:r>
-          <w:hyperlink w:anchor="_Toc224211030" w:history="1">
+          <w:hyperlink w:anchor="_Toc224815768" w:history="1">
             <w:r>
               <w:rPr>
                 <w:rStyle w:val="a3"/>
-                <w:rFonts w:ascii="Times New Roman" w:eastAsia="宋体" w:hAnsi="Times New Roman" w:hint="eastAsia"/>
-                <w:noProof/>
-              </w:rPr>
-              <w:t>第一讲</w:t>
-            </w:r>
-            <w:r>
-              <w:rPr>
-                <w:rStyle w:val="a3"/>
-                <w:rFonts w:ascii="Times New Roman" w:eastAsia="宋体" w:hAnsi="Times New Roman" w:hint="eastAsia"/>
-                <w:noProof/>
-              </w:rPr>
-              <w:t xml:space="preserve"> </w:t>
-            </w:r>
-            <w:r>
-              <w:rPr>
-                <w:rStyle w:val="a3"/>
-                <w:rFonts w:ascii="Times New Roman" w:eastAsia="宋体" w:hAnsi="Times New Roman" w:hint="eastAsia"/>
-                <w:noProof/>
-              </w:rPr>
-              <w:t>政党的概念及基本原理</w:t>
-            </w:r>
-            <w:r>
-              <w:rPr>
-                <w:rFonts w:ascii="Times New Roman" w:eastAsia="宋体" w:hAnsi="Times New Roman" w:hint="eastAsia"/>
+                <w:rFonts w:ascii="宋体" w:eastAsia="宋体" w:hAnsi="宋体" w:hint="eastAsia"/>
+                <w:noProof/>
+              </w:rPr>
+              <w:t>第一讲 政党的概念及基本原理</w:t>
+            </w:r>
+            <w:r>
+              <w:rPr>
+                <w:rFonts w:ascii="宋体" w:eastAsia="宋体" w:hAnsi="宋体" w:hint="eastAsia"/>
                 <w:noProof/>
                 <w:webHidden/>
               </w:rPr>
@@ -331,7 +315,7 @@
             </w:r>
             <w:r>
               <w:rPr>
-                <w:rFonts w:ascii="Times New Roman" w:eastAsia="宋体" w:hAnsi="Times New Roman" w:hint="eastAsia"/>
+                <w:rFonts w:ascii="宋体" w:eastAsia="宋体" w:hAnsi="宋体" w:hint="eastAsia"/>
                 <w:noProof/>
                 <w:webHidden/>
               </w:rPr>
@@ -339,7 +323,7 @@
             </w:r>
             <w:r>
               <w:rPr>
-                <w:rFonts w:ascii="Times New Roman" w:eastAsia="宋体" w:hAnsi="Times New Roman" w:hint="eastAsia"/>
+                <w:rFonts w:ascii="宋体" w:eastAsia="宋体" w:hAnsi="宋体" w:hint="eastAsia"/>
                 <w:noProof/>
                 <w:webHidden/>
               </w:rPr>
@@ -347,15 +331,15 @@
             </w:r>
             <w:r>
               <w:rPr>
-                <w:rFonts w:ascii="Times New Roman" w:eastAsia="宋体" w:hAnsi="Times New Roman"/>
-                <w:noProof/>
-                <w:webHidden/>
-              </w:rPr>
-              <w:instrText>PAGEREF _Toc224211030 \h</w:instrText>
-            </w:r>
-            <w:r>
-              <w:rPr>
-                <w:rFonts w:ascii="Times New Roman" w:eastAsia="宋体" w:hAnsi="Times New Roman" w:hint="eastAsia"/>
+                <w:rFonts w:ascii="宋体" w:eastAsia="宋体" w:hAnsi="宋体"/>
+                <w:noProof/>
+                <w:webHidden/>
+              </w:rPr>
+              <w:instrText>PAGEREF _Toc224815768 \h</w:instrText>
+            </w:r>
+            <w:r>
+              <w:rPr>
+                <w:rFonts w:ascii="宋体" w:eastAsia="宋体" w:hAnsi="宋体" w:hint="eastAsia"/>
                 <w:noProof/>
                 <w:webHidden/>
               </w:rPr>
@@ -363,14 +347,14 @@
             </w:r>
             <w:r>
               <w:rPr>
-                <w:rFonts w:ascii="Times New Roman" w:eastAsia="宋体" w:hAnsi="Times New Roman" w:hint="eastAsia"/>
-                <w:noProof/>
-                <w:webHidden/>
-              </w:rPr>
-            </w:r>
-            <w:r>
-              <w:rPr>
-                <w:rFonts w:ascii="Times New Roman" w:eastAsia="宋体" w:hAnsi="Times New Roman" w:hint="eastAsia"/>
+                <w:rFonts w:ascii="宋体" w:eastAsia="宋体" w:hAnsi="宋体" w:hint="eastAsia"/>
+                <w:noProof/>
+                <w:webHidden/>
+              </w:rPr>
+            </w:r>
+            <w:r>
+              <w:rPr>
+                <w:rFonts w:ascii="宋体" w:eastAsia="宋体" w:hAnsi="宋体" w:hint="eastAsia"/>
                 <w:noProof/>
                 <w:webHidden/>
               </w:rPr>
@@ -378,7 +362,7 @@
             </w:r>
             <w:r>
               <w:rPr>
-                <w:rFonts w:ascii="Times New Roman" w:eastAsia="宋体" w:hAnsi="Times New Roman" w:hint="eastAsia"/>
+                <w:rFonts w:ascii="宋体" w:eastAsia="宋体" w:hAnsi="宋体" w:hint="eastAsia"/>
                 <w:noProof/>
                 <w:webHidden/>
               </w:rPr>
@@ -386,7 +370,7 @@
             </w:r>
             <w:r>
               <w:rPr>
-                <w:rFonts w:ascii="Times New Roman" w:eastAsia="宋体" w:hAnsi="Times New Roman" w:hint="eastAsia"/>
+                <w:rFonts w:ascii="宋体" w:eastAsia="宋体" w:hAnsi="宋体" w:hint="eastAsia"/>
                 <w:noProof/>
                 <w:webHidden/>
               </w:rPr>
@@ -401,25 +385,25 @@
               <w:tab w:val="right" w:leader="dot" w:pos="8296"/>
             </w:tabs>
             <w:rPr>
-              <w:rFonts w:ascii="Times New Roman" w:eastAsia="宋体" w:hAnsi="Times New Roman" w:hint="eastAsia"/>
+              <w:rFonts w:ascii="宋体" w:eastAsia="宋体" w:hAnsi="宋体" w:hint="eastAsia"/>
               <w:noProof/>
               <w:sz w:val="22"/>
               <w:szCs w:val="24"/>
               <w14:ligatures w14:val="standardContextual"/>
             </w:rPr>
           </w:pPr>
-          <w:hyperlink w:anchor="_Toc224211031" w:history="1">
+          <w:hyperlink w:anchor="_Toc224815769" w:history="1">
             <w:r>
               <w:rPr>
                 <w:rStyle w:val="a3"/>
-                <w:rFonts w:ascii="Times New Roman" w:eastAsia="宋体" w:hAnsi="Times New Roman" w:hint="eastAsia"/>
+                <w:rFonts w:ascii="宋体" w:eastAsia="宋体" w:hAnsi="宋体" w:hint="eastAsia"/>
                 <w:noProof/>
               </w:rPr>
               <w:t>一、什么是政党</w:t>
             </w:r>
             <w:r>
               <w:rPr>
-                <w:rFonts w:ascii="Times New Roman" w:eastAsia="宋体" w:hAnsi="Times New Roman" w:hint="eastAsia"/>
+                <w:rFonts w:ascii="宋体" w:eastAsia="宋体" w:hAnsi="宋体" w:hint="eastAsia"/>
                 <w:noProof/>
                 <w:webHidden/>
               </w:rPr>
@@ -427,7 +411,7 @@
             </w:r>
             <w:r>
               <w:rPr>
-                <w:rFonts w:ascii="Times New Roman" w:eastAsia="宋体" w:hAnsi="Times New Roman" w:hint="eastAsia"/>
+                <w:rFonts w:ascii="宋体" w:eastAsia="宋体" w:hAnsi="宋体" w:hint="eastAsia"/>
                 <w:noProof/>
                 <w:webHidden/>
               </w:rPr>
@@ -435,7 +419,7 @@
             </w:r>
             <w:r>
               <w:rPr>
-                <w:rFonts w:ascii="Times New Roman" w:eastAsia="宋体" w:hAnsi="Times New Roman" w:hint="eastAsia"/>
+                <w:rFonts w:ascii="宋体" w:eastAsia="宋体" w:hAnsi="宋体" w:hint="eastAsia"/>
                 <w:noProof/>
                 <w:webHidden/>
               </w:rPr>
@@ -443,15 +427,15 @@
             </w:r>
             <w:r>
               <w:rPr>
-                <w:rFonts w:ascii="Times New Roman" w:eastAsia="宋体" w:hAnsi="Times New Roman"/>
-                <w:noProof/>
-                <w:webHidden/>
-              </w:rPr>
-              <w:instrText>PAGEREF _Toc224211031 \h</w:instrText>
-            </w:r>
-            <w:r>
-              <w:rPr>
-                <w:rFonts w:ascii="Times New Roman" w:eastAsia="宋体" w:hAnsi="Times New Roman" w:hint="eastAsia"/>
+                <w:rFonts w:ascii="宋体" w:eastAsia="宋体" w:hAnsi="宋体"/>
+                <w:noProof/>
+                <w:webHidden/>
+              </w:rPr>
+              <w:instrText>PAGEREF _Toc224815769 \h</w:instrText>
+            </w:r>
+            <w:r>
+              <w:rPr>
+                <w:rFonts w:ascii="宋体" w:eastAsia="宋体" w:hAnsi="宋体" w:hint="eastAsia"/>
                 <w:noProof/>
                 <w:webHidden/>
               </w:rPr>
@@ -459,14 +443,14 @@
             </w:r>
             <w:r>
               <w:rPr>
-                <w:rFonts w:ascii="Times New Roman" w:eastAsia="宋体" w:hAnsi="Times New Roman" w:hint="eastAsia"/>
-                <w:noProof/>
-                <w:webHidden/>
-              </w:rPr>
-            </w:r>
-            <w:r>
-              <w:rPr>
-                <w:rFonts w:ascii="Times New Roman" w:eastAsia="宋体" w:hAnsi="Times New Roman" w:hint="eastAsia"/>
+                <w:rFonts w:ascii="宋体" w:eastAsia="宋体" w:hAnsi="宋体" w:hint="eastAsia"/>
+                <w:noProof/>
+                <w:webHidden/>
+              </w:rPr>
+            </w:r>
+            <w:r>
+              <w:rPr>
+                <w:rFonts w:ascii="宋体" w:eastAsia="宋体" w:hAnsi="宋体" w:hint="eastAsia"/>
                 <w:noProof/>
                 <w:webHidden/>
               </w:rPr>
@@ -474,7 +458,7 @@
             </w:r>
             <w:r>
               <w:rPr>
-                <w:rFonts w:ascii="Times New Roman" w:eastAsia="宋体" w:hAnsi="Times New Roman" w:hint="eastAsia"/>
+                <w:rFonts w:ascii="宋体" w:eastAsia="宋体" w:hAnsi="宋体" w:hint="eastAsia"/>
                 <w:noProof/>
                 <w:webHidden/>
               </w:rPr>
@@ -482,7 +466,7 @@
             </w:r>
             <w:r>
               <w:rPr>
-                <w:rFonts w:ascii="Times New Roman" w:eastAsia="宋体" w:hAnsi="Times New Roman" w:hint="eastAsia"/>
+                <w:rFonts w:ascii="宋体" w:eastAsia="宋体" w:hAnsi="宋体" w:hint="eastAsia"/>
                 <w:noProof/>
                 <w:webHidden/>
               </w:rPr>
@@ -497,25 +481,25 @@
               <w:tab w:val="right" w:leader="dot" w:pos="8296"/>
             </w:tabs>
             <w:rPr>
-              <w:rFonts w:ascii="Times New Roman" w:eastAsia="宋体" w:hAnsi="Times New Roman" w:hint="eastAsia"/>
+              <w:rFonts w:ascii="宋体" w:eastAsia="宋体" w:hAnsi="宋体" w:hint="eastAsia"/>
               <w:noProof/>
               <w:sz w:val="22"/>
               <w:szCs w:val="24"/>
               <w14:ligatures w14:val="standardContextual"/>
             </w:rPr>
           </w:pPr>
-          <w:hyperlink w:anchor="_Toc224211032" w:history="1">
+          <w:hyperlink w:anchor="_Toc224815770" w:history="1">
             <w:r>
               <w:rPr>
                 <w:rStyle w:val="a3"/>
-                <w:rFonts w:ascii="Times New Roman" w:eastAsia="宋体" w:hAnsi="Times New Roman" w:hint="eastAsia"/>
+                <w:rFonts w:ascii="宋体" w:eastAsia="宋体" w:hAnsi="宋体" w:hint="eastAsia"/>
                 <w:noProof/>
               </w:rPr>
               <w:t>（一）政党的定义与概念：西方视角</w:t>
             </w:r>
             <w:r>
               <w:rPr>
-                <w:rFonts w:ascii="Times New Roman" w:eastAsia="宋体" w:hAnsi="Times New Roman" w:hint="eastAsia"/>
+                <w:rFonts w:ascii="宋体" w:eastAsia="宋体" w:hAnsi="宋体" w:hint="eastAsia"/>
                 <w:noProof/>
                 <w:webHidden/>
               </w:rPr>
@@ -523,7 +507,7 @@
             </w:r>
             <w:r>
               <w:rPr>
-                <w:rFonts w:ascii="Times New Roman" w:eastAsia="宋体" w:hAnsi="Times New Roman" w:hint="eastAsia"/>
+                <w:rFonts w:ascii="宋体" w:eastAsia="宋体" w:hAnsi="宋体" w:hint="eastAsia"/>
                 <w:noProof/>
                 <w:webHidden/>
               </w:rPr>
@@ -531,7 +515,7 @@
             </w:r>
             <w:r>
               <w:rPr>
-                <w:rFonts w:ascii="Times New Roman" w:eastAsia="宋体" w:hAnsi="Times New Roman" w:hint="eastAsia"/>
+                <w:rFonts w:ascii="宋体" w:eastAsia="宋体" w:hAnsi="宋体" w:hint="eastAsia"/>
                 <w:noProof/>
                 <w:webHidden/>
               </w:rPr>
@@ -539,15 +523,15 @@
             </w:r>
             <w:r>
               <w:rPr>
-                <w:rFonts w:ascii="Times New Roman" w:eastAsia="宋体" w:hAnsi="Times New Roman"/>
-                <w:noProof/>
-                <w:webHidden/>
-              </w:rPr>
-              <w:instrText>PAGEREF _Toc224211032 \h</w:instrText>
-            </w:r>
-            <w:r>
-              <w:rPr>
-                <w:rFonts w:ascii="Times New Roman" w:eastAsia="宋体" w:hAnsi="Times New Roman" w:hint="eastAsia"/>
+                <w:rFonts w:ascii="宋体" w:eastAsia="宋体" w:hAnsi="宋体"/>
+                <w:noProof/>
+                <w:webHidden/>
+              </w:rPr>
+              <w:instrText>PAGEREF _Toc224815770 \h</w:instrText>
+            </w:r>
+            <w:r>
+              <w:rPr>
+                <w:rFonts w:ascii="宋体" w:eastAsia="宋体" w:hAnsi="宋体" w:hint="eastAsia"/>
                 <w:noProof/>
                 <w:webHidden/>
               </w:rPr>
@@ -555,14 +539,14 @@
             </w:r>
             <w:r>
               <w:rPr>
-                <w:rFonts w:ascii="Times New Roman" w:eastAsia="宋体" w:hAnsi="Times New Roman" w:hint="eastAsia"/>
-                <w:noProof/>
-                <w:webHidden/>
-              </w:rPr>
-            </w:r>
-            <w:r>
-              <w:rPr>
-                <w:rFonts w:ascii="Times New Roman" w:eastAsia="宋体" w:hAnsi="Times New Roman" w:hint="eastAsia"/>
+                <w:rFonts w:ascii="宋体" w:eastAsia="宋体" w:hAnsi="宋体" w:hint="eastAsia"/>
+                <w:noProof/>
+                <w:webHidden/>
+              </w:rPr>
+            </w:r>
+            <w:r>
+              <w:rPr>
+                <w:rFonts w:ascii="宋体" w:eastAsia="宋体" w:hAnsi="宋体" w:hint="eastAsia"/>
                 <w:noProof/>
                 <w:webHidden/>
               </w:rPr>
@@ -570,7 +554,7 @@
             </w:r>
             <w:r>
               <w:rPr>
-                <w:rFonts w:ascii="Times New Roman" w:eastAsia="宋体" w:hAnsi="Times New Roman" w:hint="eastAsia"/>
+                <w:rFonts w:ascii="宋体" w:eastAsia="宋体" w:hAnsi="宋体" w:hint="eastAsia"/>
                 <w:noProof/>
                 <w:webHidden/>
               </w:rPr>
@@ -578,7 +562,7 @@
             </w:r>
             <w:r>
               <w:rPr>
-                <w:rFonts w:ascii="Times New Roman" w:eastAsia="宋体" w:hAnsi="Times New Roman" w:hint="eastAsia"/>
+                <w:rFonts w:ascii="宋体" w:eastAsia="宋体" w:hAnsi="宋体" w:hint="eastAsia"/>
                 <w:noProof/>
                 <w:webHidden/>
               </w:rPr>
@@ -593,25 +577,25 @@
               <w:tab w:val="right" w:leader="dot" w:pos="8296"/>
             </w:tabs>
             <w:rPr>
-              <w:rFonts w:ascii="Times New Roman" w:eastAsia="宋体" w:hAnsi="Times New Roman" w:hint="eastAsia"/>
+              <w:rFonts w:ascii="宋体" w:eastAsia="宋体" w:hAnsi="宋体" w:hint="eastAsia"/>
               <w:noProof/>
               <w:sz w:val="22"/>
               <w:szCs w:val="24"/>
               <w14:ligatures w14:val="standardContextual"/>
             </w:rPr>
           </w:pPr>
-          <w:hyperlink w:anchor="_Toc224211033" w:history="1">
+          <w:hyperlink w:anchor="_Toc224815771" w:history="1">
             <w:r>
               <w:rPr>
                 <w:rStyle w:val="a3"/>
-                <w:rFonts w:ascii="Times New Roman" w:eastAsia="宋体" w:hAnsi="Times New Roman" w:hint="eastAsia"/>
+                <w:rFonts w:ascii="宋体" w:eastAsia="宋体" w:hAnsi="宋体" w:hint="eastAsia"/>
                 <w:noProof/>
               </w:rPr>
               <w:t>（二）教科书对政党的定义</w:t>
             </w:r>
             <w:r>
               <w:rPr>
-                <w:rFonts w:ascii="Times New Roman" w:eastAsia="宋体" w:hAnsi="Times New Roman" w:hint="eastAsia"/>
+                <w:rFonts w:ascii="宋体" w:eastAsia="宋体" w:hAnsi="宋体" w:hint="eastAsia"/>
                 <w:noProof/>
                 <w:webHidden/>
               </w:rPr>
@@ -619,7 +603,7 @@
             </w:r>
             <w:r>
               <w:rPr>
-                <w:rFonts w:ascii="Times New Roman" w:eastAsia="宋体" w:hAnsi="Times New Roman" w:hint="eastAsia"/>
+                <w:rFonts w:ascii="宋体" w:eastAsia="宋体" w:hAnsi="宋体" w:hint="eastAsia"/>
                 <w:noProof/>
                 <w:webHidden/>
               </w:rPr>
@@ -627,7 +611,7 @@
             </w:r>
             <w:r>
               <w:rPr>
-                <w:rFonts w:ascii="Times New Roman" w:eastAsia="宋体" w:hAnsi="Times New Roman" w:hint="eastAsia"/>
+                <w:rFonts w:ascii="宋体" w:eastAsia="宋体" w:hAnsi="宋体" w:hint="eastAsia"/>
                 <w:noProof/>
                 <w:webHidden/>
               </w:rPr>
@@ -635,15 +619,15 @@
             </w:r>
             <w:r>
               <w:rPr>
-                <w:rFonts w:ascii="Times New Roman" w:eastAsia="宋体" w:hAnsi="Times New Roman"/>
-                <w:noProof/>
-                <w:webHidden/>
-              </w:rPr>
-              <w:instrText>PAGEREF _Toc224211033 \h</w:instrText>
-            </w:r>
-            <w:r>
-              <w:rPr>
-                <w:rFonts w:ascii="Times New Roman" w:eastAsia="宋体" w:hAnsi="Times New Roman" w:hint="eastAsia"/>
+                <w:rFonts w:ascii="宋体" w:eastAsia="宋体" w:hAnsi="宋体"/>
+                <w:noProof/>
+                <w:webHidden/>
+              </w:rPr>
+              <w:instrText>PAGEREF _Toc224815771 \h</w:instrText>
+            </w:r>
+            <w:r>
+              <w:rPr>
+                <w:rFonts w:ascii="宋体" w:eastAsia="宋体" w:hAnsi="宋体" w:hint="eastAsia"/>
                 <w:noProof/>
                 <w:webHidden/>
               </w:rPr>
@@ -651,14 +635,14 @@
             </w:r>
             <w:r>
               <w:rPr>
-                <w:rFonts w:ascii="Times New Roman" w:eastAsia="宋体" w:hAnsi="Times New Roman" w:hint="eastAsia"/>
-                <w:noProof/>
-                <w:webHidden/>
-              </w:rPr>
-            </w:r>
-            <w:r>
-              <w:rPr>
-                <w:rFonts w:ascii="Times New Roman" w:eastAsia="宋体" w:hAnsi="Times New Roman" w:hint="eastAsia"/>
+                <w:rFonts w:ascii="宋体" w:eastAsia="宋体" w:hAnsi="宋体" w:hint="eastAsia"/>
+                <w:noProof/>
+                <w:webHidden/>
+              </w:rPr>
+            </w:r>
+            <w:r>
+              <w:rPr>
+                <w:rFonts w:ascii="宋体" w:eastAsia="宋体" w:hAnsi="宋体" w:hint="eastAsia"/>
                 <w:noProof/>
                 <w:webHidden/>
               </w:rPr>
@@ -666,7 +650,7 @@
             </w:r>
             <w:r>
               <w:rPr>
-                <w:rFonts w:ascii="Times New Roman" w:eastAsia="宋体" w:hAnsi="Times New Roman" w:hint="eastAsia"/>
+                <w:rFonts w:ascii="宋体" w:eastAsia="宋体" w:hAnsi="宋体" w:hint="eastAsia"/>
                 <w:noProof/>
                 <w:webHidden/>
               </w:rPr>
@@ -674,7 +658,7 @@
             </w:r>
             <w:r>
               <w:rPr>
-                <w:rFonts w:ascii="Times New Roman" w:eastAsia="宋体" w:hAnsi="Times New Roman" w:hint="eastAsia"/>
+                <w:rFonts w:ascii="宋体" w:eastAsia="宋体" w:hAnsi="宋体" w:hint="eastAsia"/>
                 <w:noProof/>
                 <w:webHidden/>
               </w:rPr>
@@ -689,25 +673,25 @@
               <w:tab w:val="right" w:leader="dot" w:pos="8296"/>
             </w:tabs>
             <w:rPr>
-              <w:rFonts w:ascii="Times New Roman" w:eastAsia="宋体" w:hAnsi="Times New Roman" w:hint="eastAsia"/>
+              <w:rFonts w:ascii="宋体" w:eastAsia="宋体" w:hAnsi="宋体" w:hint="eastAsia"/>
               <w:noProof/>
               <w:sz w:val="22"/>
               <w:szCs w:val="24"/>
               <w14:ligatures w14:val="standardContextual"/>
             </w:rPr>
           </w:pPr>
-          <w:hyperlink w:anchor="_Toc224211034" w:history="1">
+          <w:hyperlink w:anchor="_Toc224815772" w:history="1">
             <w:r>
               <w:rPr>
                 <w:rStyle w:val="a3"/>
-                <w:rFonts w:ascii="Times New Roman" w:eastAsia="宋体" w:hAnsi="Times New Roman" w:hint="eastAsia"/>
+                <w:rFonts w:ascii="宋体" w:eastAsia="宋体" w:hAnsi="宋体" w:hint="eastAsia"/>
                 <w:noProof/>
               </w:rPr>
               <w:t>（三）政党的基本特征</w:t>
             </w:r>
             <w:r>
               <w:rPr>
-                <w:rFonts w:ascii="Times New Roman" w:eastAsia="宋体" w:hAnsi="Times New Roman" w:hint="eastAsia"/>
+                <w:rFonts w:ascii="宋体" w:eastAsia="宋体" w:hAnsi="宋体" w:hint="eastAsia"/>
                 <w:noProof/>
                 <w:webHidden/>
               </w:rPr>
@@ -715,7 +699,7 @@
             </w:r>
             <w:r>
               <w:rPr>
-                <w:rFonts w:ascii="Times New Roman" w:eastAsia="宋体" w:hAnsi="Times New Roman" w:hint="eastAsia"/>
+                <w:rFonts w:ascii="宋体" w:eastAsia="宋体" w:hAnsi="宋体" w:hint="eastAsia"/>
                 <w:noProof/>
                 <w:webHidden/>
               </w:rPr>
@@ -723,7 +707,7 @@
             </w:r>
             <w:r>
               <w:rPr>
-                <w:rFonts w:ascii="Times New Roman" w:eastAsia="宋体" w:hAnsi="Times New Roman" w:hint="eastAsia"/>
+                <w:rFonts w:ascii="宋体" w:eastAsia="宋体" w:hAnsi="宋体" w:hint="eastAsia"/>
                 <w:noProof/>
                 <w:webHidden/>
               </w:rPr>
@@ -731,15 +715,15 @@
             </w:r>
             <w:r>
               <w:rPr>
-                <w:rFonts w:ascii="Times New Roman" w:eastAsia="宋体" w:hAnsi="Times New Roman"/>
-                <w:noProof/>
-                <w:webHidden/>
-              </w:rPr>
-              <w:instrText>PAGEREF _Toc224211034 \h</w:instrText>
-            </w:r>
-            <w:r>
-              <w:rPr>
-                <w:rFonts w:ascii="Times New Roman" w:eastAsia="宋体" w:hAnsi="Times New Roman" w:hint="eastAsia"/>
+                <w:rFonts w:ascii="宋体" w:eastAsia="宋体" w:hAnsi="宋体"/>
+                <w:noProof/>
+                <w:webHidden/>
+              </w:rPr>
+              <w:instrText>PAGEREF _Toc224815772 \h</w:instrText>
+            </w:r>
+            <w:r>
+              <w:rPr>
+                <w:rFonts w:ascii="宋体" w:eastAsia="宋体" w:hAnsi="宋体" w:hint="eastAsia"/>
                 <w:noProof/>
                 <w:webHidden/>
               </w:rPr>
@@ -747,14 +731,14 @@
             </w:r>
             <w:r>
               <w:rPr>
-                <w:rFonts w:ascii="Times New Roman" w:eastAsia="宋体" w:hAnsi="Times New Roman" w:hint="eastAsia"/>
-                <w:noProof/>
-                <w:webHidden/>
-              </w:rPr>
-            </w:r>
-            <w:r>
-              <w:rPr>
-                <w:rFonts w:ascii="Times New Roman" w:eastAsia="宋体" w:hAnsi="Times New Roman" w:hint="eastAsia"/>
+                <w:rFonts w:ascii="宋体" w:eastAsia="宋体" w:hAnsi="宋体" w:hint="eastAsia"/>
+                <w:noProof/>
+                <w:webHidden/>
+              </w:rPr>
+            </w:r>
+            <w:r>
+              <w:rPr>
+                <w:rFonts w:ascii="宋体" w:eastAsia="宋体" w:hAnsi="宋体" w:hint="eastAsia"/>
                 <w:noProof/>
                 <w:webHidden/>
               </w:rPr>
@@ -762,7 +746,7 @@
             </w:r>
             <w:r>
               <w:rPr>
-                <w:rFonts w:ascii="Times New Roman" w:eastAsia="宋体" w:hAnsi="Times New Roman" w:hint="eastAsia"/>
+                <w:rFonts w:ascii="宋体" w:eastAsia="宋体" w:hAnsi="宋体" w:hint="eastAsia"/>
                 <w:noProof/>
                 <w:webHidden/>
               </w:rPr>
@@ -770,7 +754,7 @@
             </w:r>
             <w:r>
               <w:rPr>
-                <w:rFonts w:ascii="Times New Roman" w:eastAsia="宋体" w:hAnsi="Times New Roman" w:hint="eastAsia"/>
+                <w:rFonts w:ascii="宋体" w:eastAsia="宋体" w:hAnsi="宋体" w:hint="eastAsia"/>
                 <w:noProof/>
                 <w:webHidden/>
               </w:rPr>
@@ -785,25 +769,25 @@
               <w:tab w:val="right" w:leader="dot" w:pos="8296"/>
             </w:tabs>
             <w:rPr>
-              <w:rFonts w:ascii="Times New Roman" w:eastAsia="宋体" w:hAnsi="Times New Roman" w:hint="eastAsia"/>
+              <w:rFonts w:ascii="宋体" w:eastAsia="宋体" w:hAnsi="宋体" w:hint="eastAsia"/>
               <w:noProof/>
               <w:sz w:val="22"/>
               <w:szCs w:val="24"/>
               <w14:ligatures w14:val="standardContextual"/>
             </w:rPr>
           </w:pPr>
-          <w:hyperlink w:anchor="_Toc224211035" w:history="1">
+          <w:hyperlink w:anchor="_Toc224815773" w:history="1">
             <w:r>
               <w:rPr>
                 <w:rStyle w:val="a3"/>
-                <w:rFonts w:ascii="Times New Roman" w:eastAsia="宋体" w:hAnsi="Times New Roman" w:hint="eastAsia"/>
+                <w:rFonts w:ascii="宋体" w:eastAsia="宋体" w:hAnsi="宋体" w:hint="eastAsia"/>
                 <w:noProof/>
               </w:rPr>
               <w:t>二、政党与其他社会组织、团体的异同</w:t>
             </w:r>
             <w:r>
               <w:rPr>
-                <w:rFonts w:ascii="Times New Roman" w:eastAsia="宋体" w:hAnsi="Times New Roman" w:hint="eastAsia"/>
+                <w:rFonts w:ascii="宋体" w:eastAsia="宋体" w:hAnsi="宋体" w:hint="eastAsia"/>
                 <w:noProof/>
                 <w:webHidden/>
               </w:rPr>
@@ -811,7 +795,7 @@
             </w:r>
             <w:r>
               <w:rPr>
-                <w:rFonts w:ascii="Times New Roman" w:eastAsia="宋体" w:hAnsi="Times New Roman" w:hint="eastAsia"/>
+                <w:rFonts w:ascii="宋体" w:eastAsia="宋体" w:hAnsi="宋体" w:hint="eastAsia"/>
                 <w:noProof/>
                 <w:webHidden/>
               </w:rPr>
@@ -819,7 +803,7 @@
             </w:r>
             <w:r>
               <w:rPr>
-                <w:rFonts w:ascii="Times New Roman" w:eastAsia="宋体" w:hAnsi="Times New Roman" w:hint="eastAsia"/>
+                <w:rFonts w:ascii="宋体" w:eastAsia="宋体" w:hAnsi="宋体" w:hint="eastAsia"/>
                 <w:noProof/>
                 <w:webHidden/>
               </w:rPr>
@@ -827,15 +811,15 @@
             </w:r>
             <w:r>
               <w:rPr>
-                <w:rFonts w:ascii="Times New Roman" w:eastAsia="宋体" w:hAnsi="Times New Roman"/>
-                <w:noProof/>
-                <w:webHidden/>
-              </w:rPr>
-              <w:instrText>PAGEREF _Toc224211035 \h</w:instrText>
-            </w:r>
-            <w:r>
-              <w:rPr>
-                <w:rFonts w:ascii="Times New Roman" w:eastAsia="宋体" w:hAnsi="Times New Roman" w:hint="eastAsia"/>
+                <w:rFonts w:ascii="宋体" w:eastAsia="宋体" w:hAnsi="宋体"/>
+                <w:noProof/>
+                <w:webHidden/>
+              </w:rPr>
+              <w:instrText>PAGEREF _Toc224815773 \h</w:instrText>
+            </w:r>
+            <w:r>
+              <w:rPr>
+                <w:rFonts w:ascii="宋体" w:eastAsia="宋体" w:hAnsi="宋体" w:hint="eastAsia"/>
                 <w:noProof/>
                 <w:webHidden/>
               </w:rPr>
@@ -843,14 +827,14 @@
             </w:r>
             <w:r>
               <w:rPr>
-                <w:rFonts w:ascii="Times New Roman" w:eastAsia="宋体" w:hAnsi="Times New Roman" w:hint="eastAsia"/>
-                <w:noProof/>
-                <w:webHidden/>
-              </w:rPr>
-            </w:r>
-            <w:r>
-              <w:rPr>
-                <w:rFonts w:ascii="Times New Roman" w:eastAsia="宋体" w:hAnsi="Times New Roman" w:hint="eastAsia"/>
+                <w:rFonts w:ascii="宋体" w:eastAsia="宋体" w:hAnsi="宋体" w:hint="eastAsia"/>
+                <w:noProof/>
+                <w:webHidden/>
+              </w:rPr>
+            </w:r>
+            <w:r>
+              <w:rPr>
+                <w:rFonts w:ascii="宋体" w:eastAsia="宋体" w:hAnsi="宋体" w:hint="eastAsia"/>
                 <w:noProof/>
                 <w:webHidden/>
               </w:rPr>
@@ -858,7 +842,7 @@
             </w:r>
             <w:r>
               <w:rPr>
-                <w:rFonts w:ascii="Times New Roman" w:eastAsia="宋体" w:hAnsi="Times New Roman" w:hint="eastAsia"/>
+                <w:rFonts w:ascii="宋体" w:eastAsia="宋体" w:hAnsi="宋体" w:hint="eastAsia"/>
                 <w:noProof/>
                 <w:webHidden/>
               </w:rPr>
@@ -866,7 +850,7 @@
             </w:r>
             <w:r>
               <w:rPr>
-                <w:rFonts w:ascii="Times New Roman" w:eastAsia="宋体" w:hAnsi="Times New Roman" w:hint="eastAsia"/>
+                <w:rFonts w:ascii="宋体" w:eastAsia="宋体" w:hAnsi="宋体" w:hint="eastAsia"/>
                 <w:noProof/>
                 <w:webHidden/>
               </w:rPr>
@@ -881,41 +865,25 @@
               <w:tab w:val="right" w:leader="dot" w:pos="8296"/>
             </w:tabs>
             <w:rPr>
-              <w:rFonts w:ascii="Times New Roman" w:eastAsia="宋体" w:hAnsi="Times New Roman" w:hint="eastAsia"/>
+              <w:rFonts w:ascii="宋体" w:eastAsia="宋体" w:hAnsi="宋体" w:hint="eastAsia"/>
               <w:noProof/>
               <w:sz w:val="22"/>
               <w:szCs w:val="24"/>
               <w14:ligatures w14:val="standardContextual"/>
             </w:rPr>
           </w:pPr>
-          <w:hyperlink w:anchor="_Toc224211036" w:history="1">
+          <w:hyperlink w:anchor="_Toc224815774" w:history="1">
             <w:r>
               <w:rPr>
                 <w:rStyle w:val="a3"/>
-                <w:rFonts w:ascii="Times New Roman" w:eastAsia="宋体" w:hAnsi="Times New Roman" w:hint="eastAsia"/>
-                <w:noProof/>
-              </w:rPr>
-              <w:t>第二讲</w:t>
-            </w:r>
-            <w:r>
-              <w:rPr>
-                <w:rStyle w:val="a3"/>
-                <w:rFonts w:ascii="Times New Roman" w:eastAsia="宋体" w:hAnsi="Times New Roman" w:hint="eastAsia"/>
-                <w:noProof/>
-              </w:rPr>
-              <w:t xml:space="preserve"> </w:t>
-            </w:r>
-            <w:r>
-              <w:rPr>
-                <w:rStyle w:val="a3"/>
-                <w:rFonts w:ascii="Times New Roman" w:eastAsia="宋体" w:hAnsi="Times New Roman" w:hint="eastAsia"/>
-                <w:noProof/>
-              </w:rPr>
-              <w:t>政党的起源与形成</w:t>
-            </w:r>
-            <w:r>
-              <w:rPr>
-                <w:rFonts w:ascii="Times New Roman" w:eastAsia="宋体" w:hAnsi="Times New Roman" w:hint="eastAsia"/>
+                <w:rFonts w:ascii="宋体" w:eastAsia="宋体" w:hAnsi="宋体" w:hint="eastAsia"/>
+                <w:noProof/>
+              </w:rPr>
+              <w:t>第二讲 政党的起源与形成</w:t>
+            </w:r>
+            <w:r>
+              <w:rPr>
+                <w:rFonts w:ascii="宋体" w:eastAsia="宋体" w:hAnsi="宋体" w:hint="eastAsia"/>
                 <w:noProof/>
                 <w:webHidden/>
               </w:rPr>
@@ -923,7 +891,7 @@
             </w:r>
             <w:r>
               <w:rPr>
-                <w:rFonts w:ascii="Times New Roman" w:eastAsia="宋体" w:hAnsi="Times New Roman" w:hint="eastAsia"/>
+                <w:rFonts w:ascii="宋体" w:eastAsia="宋体" w:hAnsi="宋体" w:hint="eastAsia"/>
                 <w:noProof/>
                 <w:webHidden/>
               </w:rPr>
@@ -931,7 +899,7 @@
             </w:r>
             <w:r>
               <w:rPr>
-                <w:rFonts w:ascii="Times New Roman" w:eastAsia="宋体" w:hAnsi="Times New Roman" w:hint="eastAsia"/>
+                <w:rFonts w:ascii="宋体" w:eastAsia="宋体" w:hAnsi="宋体" w:hint="eastAsia"/>
                 <w:noProof/>
                 <w:webHidden/>
               </w:rPr>
@@ -939,15 +907,15 @@
             </w:r>
             <w:r>
               <w:rPr>
-                <w:rFonts w:ascii="Times New Roman" w:eastAsia="宋体" w:hAnsi="Times New Roman"/>
-                <w:noProof/>
-                <w:webHidden/>
-              </w:rPr>
-              <w:instrText>PAGEREF _Toc224211036 \h</w:instrText>
-            </w:r>
-            <w:r>
-              <w:rPr>
-                <w:rFonts w:ascii="Times New Roman" w:eastAsia="宋体" w:hAnsi="Times New Roman" w:hint="eastAsia"/>
+                <w:rFonts w:ascii="宋体" w:eastAsia="宋体" w:hAnsi="宋体"/>
+                <w:noProof/>
+                <w:webHidden/>
+              </w:rPr>
+              <w:instrText>PAGEREF _Toc224815774 \h</w:instrText>
+            </w:r>
+            <w:r>
+              <w:rPr>
+                <w:rFonts w:ascii="宋体" w:eastAsia="宋体" w:hAnsi="宋体" w:hint="eastAsia"/>
                 <w:noProof/>
                 <w:webHidden/>
               </w:rPr>
@@ -955,14 +923,14 @@
             </w:r>
             <w:r>
               <w:rPr>
-                <w:rFonts w:ascii="Times New Roman" w:eastAsia="宋体" w:hAnsi="Times New Roman" w:hint="eastAsia"/>
-                <w:noProof/>
-                <w:webHidden/>
-              </w:rPr>
-            </w:r>
-            <w:r>
-              <w:rPr>
-                <w:rFonts w:ascii="Times New Roman" w:eastAsia="宋体" w:hAnsi="Times New Roman" w:hint="eastAsia"/>
+                <w:rFonts w:ascii="宋体" w:eastAsia="宋体" w:hAnsi="宋体" w:hint="eastAsia"/>
+                <w:noProof/>
+                <w:webHidden/>
+              </w:rPr>
+            </w:r>
+            <w:r>
+              <w:rPr>
+                <w:rFonts w:ascii="宋体" w:eastAsia="宋体" w:hAnsi="宋体" w:hint="eastAsia"/>
                 <w:noProof/>
                 <w:webHidden/>
               </w:rPr>
@@ -970,7 +938,7 @@
             </w:r>
             <w:r>
               <w:rPr>
-                <w:rFonts w:ascii="Times New Roman" w:eastAsia="宋体" w:hAnsi="Times New Roman" w:hint="eastAsia"/>
+                <w:rFonts w:ascii="宋体" w:eastAsia="宋体" w:hAnsi="宋体" w:hint="eastAsia"/>
                 <w:noProof/>
                 <w:webHidden/>
               </w:rPr>
@@ -978,7 +946,7 @@
             </w:r>
             <w:r>
               <w:rPr>
-                <w:rFonts w:ascii="Times New Roman" w:eastAsia="宋体" w:hAnsi="Times New Roman" w:hint="eastAsia"/>
+                <w:rFonts w:ascii="宋体" w:eastAsia="宋体" w:hAnsi="宋体" w:hint="eastAsia"/>
                 <w:noProof/>
                 <w:webHidden/>
               </w:rPr>
@@ -993,25 +961,25 @@
               <w:tab w:val="right" w:leader="dot" w:pos="8296"/>
             </w:tabs>
             <w:rPr>
-              <w:rFonts w:ascii="Times New Roman" w:eastAsia="宋体" w:hAnsi="Times New Roman" w:hint="eastAsia"/>
+              <w:rFonts w:ascii="宋体" w:eastAsia="宋体" w:hAnsi="宋体" w:hint="eastAsia"/>
               <w:noProof/>
               <w:sz w:val="22"/>
               <w:szCs w:val="24"/>
               <w14:ligatures w14:val="standardContextual"/>
             </w:rPr>
           </w:pPr>
-          <w:hyperlink w:anchor="_Toc224211037" w:history="1">
+          <w:hyperlink w:anchor="_Toc224815775" w:history="1">
             <w:r>
               <w:rPr>
                 <w:rStyle w:val="a3"/>
-                <w:rFonts w:ascii="Times New Roman" w:eastAsia="宋体" w:hAnsi="Times New Roman" w:hint="eastAsia"/>
+                <w:rFonts w:ascii="宋体" w:eastAsia="宋体" w:hAnsi="宋体" w:hint="eastAsia"/>
                 <w:noProof/>
               </w:rPr>
               <w:t>一、政党的形成</w:t>
             </w:r>
             <w:r>
               <w:rPr>
-                <w:rFonts w:ascii="Times New Roman" w:eastAsia="宋体" w:hAnsi="Times New Roman" w:hint="eastAsia"/>
+                <w:rFonts w:ascii="宋体" w:eastAsia="宋体" w:hAnsi="宋体" w:hint="eastAsia"/>
                 <w:noProof/>
                 <w:webHidden/>
               </w:rPr>
@@ -1019,7 +987,7 @@
             </w:r>
             <w:r>
               <w:rPr>
-                <w:rFonts w:ascii="Times New Roman" w:eastAsia="宋体" w:hAnsi="Times New Roman" w:hint="eastAsia"/>
+                <w:rFonts w:ascii="宋体" w:eastAsia="宋体" w:hAnsi="宋体" w:hint="eastAsia"/>
                 <w:noProof/>
                 <w:webHidden/>
               </w:rPr>
@@ -1027,7 +995,7 @@
             </w:r>
             <w:r>
               <w:rPr>
-                <w:rFonts w:ascii="Times New Roman" w:eastAsia="宋体" w:hAnsi="Times New Roman" w:hint="eastAsia"/>
+                <w:rFonts w:ascii="宋体" w:eastAsia="宋体" w:hAnsi="宋体" w:hint="eastAsia"/>
                 <w:noProof/>
                 <w:webHidden/>
               </w:rPr>
@@ -1035,15 +1003,15 @@
             </w:r>
             <w:r>
               <w:rPr>
-                <w:rFonts w:ascii="Times New Roman" w:eastAsia="宋体" w:hAnsi="Times New Roman"/>
-                <w:noProof/>
-                <w:webHidden/>
-              </w:rPr>
-              <w:instrText>PAGEREF _Toc224211037 \h</w:instrText>
-            </w:r>
-            <w:r>
-              <w:rPr>
-                <w:rFonts w:ascii="Times New Roman" w:eastAsia="宋体" w:hAnsi="Times New Roman" w:hint="eastAsia"/>
+                <w:rFonts w:ascii="宋体" w:eastAsia="宋体" w:hAnsi="宋体"/>
+                <w:noProof/>
+                <w:webHidden/>
+              </w:rPr>
+              <w:instrText>PAGEREF _Toc224815775 \h</w:instrText>
+            </w:r>
+            <w:r>
+              <w:rPr>
+                <w:rFonts w:ascii="宋体" w:eastAsia="宋体" w:hAnsi="宋体" w:hint="eastAsia"/>
                 <w:noProof/>
                 <w:webHidden/>
               </w:rPr>
@@ -1051,14 +1019,14 @@
             </w:r>
             <w:r>
               <w:rPr>
-                <w:rFonts w:ascii="Times New Roman" w:eastAsia="宋体" w:hAnsi="Times New Roman" w:hint="eastAsia"/>
-                <w:noProof/>
-                <w:webHidden/>
-              </w:rPr>
-            </w:r>
-            <w:r>
-              <w:rPr>
-                <w:rFonts w:ascii="Times New Roman" w:eastAsia="宋体" w:hAnsi="Times New Roman" w:hint="eastAsia"/>
+                <w:rFonts w:ascii="宋体" w:eastAsia="宋体" w:hAnsi="宋体" w:hint="eastAsia"/>
+                <w:noProof/>
+                <w:webHidden/>
+              </w:rPr>
+            </w:r>
+            <w:r>
+              <w:rPr>
+                <w:rFonts w:ascii="宋体" w:eastAsia="宋体" w:hAnsi="宋体" w:hint="eastAsia"/>
                 <w:noProof/>
                 <w:webHidden/>
               </w:rPr>
@@ -1066,7 +1034,7 @@
             </w:r>
             <w:r>
               <w:rPr>
-                <w:rFonts w:ascii="Times New Roman" w:eastAsia="宋体" w:hAnsi="Times New Roman" w:hint="eastAsia"/>
+                <w:rFonts w:ascii="宋体" w:eastAsia="宋体" w:hAnsi="宋体" w:hint="eastAsia"/>
                 <w:noProof/>
                 <w:webHidden/>
               </w:rPr>
@@ -1074,7 +1042,7 @@
             </w:r>
             <w:r>
               <w:rPr>
-                <w:rFonts w:ascii="Times New Roman" w:eastAsia="宋体" w:hAnsi="Times New Roman" w:hint="eastAsia"/>
+                <w:rFonts w:ascii="宋体" w:eastAsia="宋体" w:hAnsi="宋体" w:hint="eastAsia"/>
                 <w:noProof/>
                 <w:webHidden/>
               </w:rPr>
@@ -1089,25 +1057,25 @@
               <w:tab w:val="right" w:leader="dot" w:pos="8296"/>
             </w:tabs>
             <w:rPr>
-              <w:rFonts w:ascii="Times New Roman" w:eastAsia="宋体" w:hAnsi="Times New Roman" w:hint="eastAsia"/>
+              <w:rFonts w:ascii="宋体" w:eastAsia="宋体" w:hAnsi="宋体" w:hint="eastAsia"/>
               <w:noProof/>
               <w:sz w:val="22"/>
               <w:szCs w:val="24"/>
               <w14:ligatures w14:val="standardContextual"/>
             </w:rPr>
           </w:pPr>
-          <w:hyperlink w:anchor="_Toc224211038" w:history="1">
+          <w:hyperlink w:anchor="_Toc224815776" w:history="1">
             <w:r>
               <w:rPr>
                 <w:rStyle w:val="a3"/>
-                <w:rFonts w:ascii="Times New Roman" w:eastAsia="宋体" w:hAnsi="Times New Roman" w:hint="eastAsia"/>
+                <w:rFonts w:ascii="宋体" w:eastAsia="宋体" w:hAnsi="宋体" w:hint="eastAsia"/>
                 <w:noProof/>
               </w:rPr>
               <w:t>（一）集体行动视角</w:t>
             </w:r>
             <w:r>
               <w:rPr>
-                <w:rFonts w:ascii="Times New Roman" w:eastAsia="宋体" w:hAnsi="Times New Roman" w:hint="eastAsia"/>
+                <w:rFonts w:ascii="宋体" w:eastAsia="宋体" w:hAnsi="宋体" w:hint="eastAsia"/>
                 <w:noProof/>
                 <w:webHidden/>
               </w:rPr>
@@ -1115,7 +1083,7 @@
             </w:r>
             <w:r>
               <w:rPr>
-                <w:rFonts w:ascii="Times New Roman" w:eastAsia="宋体" w:hAnsi="Times New Roman" w:hint="eastAsia"/>
+                <w:rFonts w:ascii="宋体" w:eastAsia="宋体" w:hAnsi="宋体" w:hint="eastAsia"/>
                 <w:noProof/>
                 <w:webHidden/>
               </w:rPr>
@@ -1123,7 +1091,7 @@
             </w:r>
             <w:r>
               <w:rPr>
-                <w:rFonts w:ascii="Times New Roman" w:eastAsia="宋体" w:hAnsi="Times New Roman" w:hint="eastAsia"/>
+                <w:rFonts w:ascii="宋体" w:eastAsia="宋体" w:hAnsi="宋体" w:hint="eastAsia"/>
                 <w:noProof/>
                 <w:webHidden/>
               </w:rPr>
@@ -1131,15 +1099,15 @@
             </w:r>
             <w:r>
               <w:rPr>
-                <w:rFonts w:ascii="Times New Roman" w:eastAsia="宋体" w:hAnsi="Times New Roman"/>
-                <w:noProof/>
-                <w:webHidden/>
-              </w:rPr>
-              <w:instrText>PAGEREF _Toc224211038 \h</w:instrText>
-            </w:r>
-            <w:r>
-              <w:rPr>
-                <w:rFonts w:ascii="Times New Roman" w:eastAsia="宋体" w:hAnsi="Times New Roman" w:hint="eastAsia"/>
+                <w:rFonts w:ascii="宋体" w:eastAsia="宋体" w:hAnsi="宋体"/>
+                <w:noProof/>
+                <w:webHidden/>
+              </w:rPr>
+              <w:instrText>PAGEREF _Toc224815776 \h</w:instrText>
+            </w:r>
+            <w:r>
+              <w:rPr>
+                <w:rFonts w:ascii="宋体" w:eastAsia="宋体" w:hAnsi="宋体" w:hint="eastAsia"/>
                 <w:noProof/>
                 <w:webHidden/>
               </w:rPr>
@@ -1147,14 +1115,14 @@
             </w:r>
             <w:r>
               <w:rPr>
-                <w:rFonts w:ascii="Times New Roman" w:eastAsia="宋体" w:hAnsi="Times New Roman" w:hint="eastAsia"/>
-                <w:noProof/>
-                <w:webHidden/>
-              </w:rPr>
-            </w:r>
-            <w:r>
-              <w:rPr>
-                <w:rFonts w:ascii="Times New Roman" w:eastAsia="宋体" w:hAnsi="Times New Roman" w:hint="eastAsia"/>
+                <w:rFonts w:ascii="宋体" w:eastAsia="宋体" w:hAnsi="宋体" w:hint="eastAsia"/>
+                <w:noProof/>
+                <w:webHidden/>
+              </w:rPr>
+            </w:r>
+            <w:r>
+              <w:rPr>
+                <w:rFonts w:ascii="宋体" w:eastAsia="宋体" w:hAnsi="宋体" w:hint="eastAsia"/>
                 <w:noProof/>
                 <w:webHidden/>
               </w:rPr>
@@ -1162,7 +1130,7 @@
             </w:r>
             <w:r>
               <w:rPr>
-                <w:rFonts w:ascii="Times New Roman" w:eastAsia="宋体" w:hAnsi="Times New Roman" w:hint="eastAsia"/>
+                <w:rFonts w:ascii="宋体" w:eastAsia="宋体" w:hAnsi="宋体" w:hint="eastAsia"/>
                 <w:noProof/>
                 <w:webHidden/>
               </w:rPr>
@@ -1170,7 +1138,7 @@
             </w:r>
             <w:r>
               <w:rPr>
-                <w:rFonts w:ascii="Times New Roman" w:eastAsia="宋体" w:hAnsi="Times New Roman" w:hint="eastAsia"/>
+                <w:rFonts w:ascii="宋体" w:eastAsia="宋体" w:hAnsi="宋体" w:hint="eastAsia"/>
                 <w:noProof/>
                 <w:webHidden/>
               </w:rPr>
@@ -1185,25 +1153,25 @@
               <w:tab w:val="right" w:leader="dot" w:pos="8296"/>
             </w:tabs>
             <w:rPr>
-              <w:rFonts w:ascii="Times New Roman" w:eastAsia="宋体" w:hAnsi="Times New Roman" w:hint="eastAsia"/>
+              <w:rFonts w:ascii="宋体" w:eastAsia="宋体" w:hAnsi="宋体" w:hint="eastAsia"/>
               <w:noProof/>
               <w:sz w:val="22"/>
               <w:szCs w:val="24"/>
               <w14:ligatures w14:val="standardContextual"/>
             </w:rPr>
           </w:pPr>
-          <w:hyperlink w:anchor="_Toc224211039" w:history="1">
+          <w:hyperlink w:anchor="_Toc224815777" w:history="1">
             <w:r>
               <w:rPr>
                 <w:rStyle w:val="a3"/>
-                <w:rFonts w:ascii="Times New Roman" w:eastAsia="宋体" w:hAnsi="Times New Roman" w:hint="eastAsia"/>
+                <w:rFonts w:ascii="宋体" w:eastAsia="宋体" w:hAnsi="宋体" w:hint="eastAsia"/>
                 <w:noProof/>
               </w:rPr>
               <w:t>（二）选举</w:t>
             </w:r>
             <w:r>
               <w:rPr>
-                <w:rFonts w:ascii="Times New Roman" w:eastAsia="宋体" w:hAnsi="Times New Roman" w:hint="eastAsia"/>
+                <w:rFonts w:ascii="宋体" w:eastAsia="宋体" w:hAnsi="宋体" w:hint="eastAsia"/>
                 <w:noProof/>
                 <w:webHidden/>
               </w:rPr>
@@ -1211,7 +1179,7 @@
             </w:r>
             <w:r>
               <w:rPr>
-                <w:rFonts w:ascii="Times New Roman" w:eastAsia="宋体" w:hAnsi="Times New Roman" w:hint="eastAsia"/>
+                <w:rFonts w:ascii="宋体" w:eastAsia="宋体" w:hAnsi="宋体" w:hint="eastAsia"/>
                 <w:noProof/>
                 <w:webHidden/>
               </w:rPr>
@@ -1219,7 +1187,7 @@
             </w:r>
             <w:r>
               <w:rPr>
-                <w:rFonts w:ascii="Times New Roman" w:eastAsia="宋体" w:hAnsi="Times New Roman" w:hint="eastAsia"/>
+                <w:rFonts w:ascii="宋体" w:eastAsia="宋体" w:hAnsi="宋体" w:hint="eastAsia"/>
                 <w:noProof/>
                 <w:webHidden/>
               </w:rPr>
@@ -1227,15 +1195,15 @@
             </w:r>
             <w:r>
               <w:rPr>
-                <w:rFonts w:ascii="Times New Roman" w:eastAsia="宋体" w:hAnsi="Times New Roman"/>
-                <w:noProof/>
-                <w:webHidden/>
-              </w:rPr>
-              <w:instrText>PAGEREF _Toc224211039 \h</w:instrText>
-            </w:r>
-            <w:r>
-              <w:rPr>
-                <w:rFonts w:ascii="Times New Roman" w:eastAsia="宋体" w:hAnsi="Times New Roman" w:hint="eastAsia"/>
+                <w:rFonts w:ascii="宋体" w:eastAsia="宋体" w:hAnsi="宋体"/>
+                <w:noProof/>
+                <w:webHidden/>
+              </w:rPr>
+              <w:instrText>PAGEREF _Toc224815777 \h</w:instrText>
+            </w:r>
+            <w:r>
+              <w:rPr>
+                <w:rFonts w:ascii="宋体" w:eastAsia="宋体" w:hAnsi="宋体" w:hint="eastAsia"/>
                 <w:noProof/>
                 <w:webHidden/>
               </w:rPr>
@@ -1243,14 +1211,14 @@
             </w:r>
             <w:r>
               <w:rPr>
-                <w:rFonts w:ascii="Times New Roman" w:eastAsia="宋体" w:hAnsi="Times New Roman" w:hint="eastAsia"/>
-                <w:noProof/>
-                <w:webHidden/>
-              </w:rPr>
-            </w:r>
-            <w:r>
-              <w:rPr>
-                <w:rFonts w:ascii="Times New Roman" w:eastAsia="宋体" w:hAnsi="Times New Roman" w:hint="eastAsia"/>
+                <w:rFonts w:ascii="宋体" w:eastAsia="宋体" w:hAnsi="宋体" w:hint="eastAsia"/>
+                <w:noProof/>
+                <w:webHidden/>
+              </w:rPr>
+            </w:r>
+            <w:r>
+              <w:rPr>
+                <w:rFonts w:ascii="宋体" w:eastAsia="宋体" w:hAnsi="宋体" w:hint="eastAsia"/>
                 <w:noProof/>
                 <w:webHidden/>
               </w:rPr>
@@ -1258,7 +1226,7 @@
             </w:r>
             <w:r>
               <w:rPr>
-                <w:rFonts w:ascii="Times New Roman" w:eastAsia="宋体" w:hAnsi="Times New Roman" w:hint="eastAsia"/>
+                <w:rFonts w:ascii="宋体" w:eastAsia="宋体" w:hAnsi="宋体" w:hint="eastAsia"/>
                 <w:noProof/>
                 <w:webHidden/>
               </w:rPr>
@@ -1266,7 +1234,7 @@
             </w:r>
             <w:r>
               <w:rPr>
-                <w:rFonts w:ascii="Times New Roman" w:eastAsia="宋体" w:hAnsi="Times New Roman" w:hint="eastAsia"/>
+                <w:rFonts w:ascii="宋体" w:eastAsia="宋体" w:hAnsi="宋体" w:hint="eastAsia"/>
                 <w:noProof/>
                 <w:webHidden/>
               </w:rPr>
@@ -1281,25 +1249,25 @@
               <w:tab w:val="right" w:leader="dot" w:pos="8296"/>
             </w:tabs>
             <w:rPr>
-              <w:rFonts w:ascii="Times New Roman" w:eastAsia="宋体" w:hAnsi="Times New Roman" w:hint="eastAsia"/>
+              <w:rFonts w:ascii="宋体" w:eastAsia="宋体" w:hAnsi="宋体" w:hint="eastAsia"/>
               <w:noProof/>
               <w:sz w:val="22"/>
               <w:szCs w:val="24"/>
               <w14:ligatures w14:val="standardContextual"/>
             </w:rPr>
           </w:pPr>
-          <w:hyperlink w:anchor="_Toc224211040" w:history="1">
+          <w:hyperlink w:anchor="_Toc224815778" w:history="1">
             <w:r>
               <w:rPr>
                 <w:rStyle w:val="a3"/>
-                <w:rFonts w:ascii="Times New Roman" w:eastAsia="宋体" w:hAnsi="Times New Roman" w:hint="eastAsia"/>
+                <w:rFonts w:ascii="宋体" w:eastAsia="宋体" w:hAnsi="宋体" w:hint="eastAsia"/>
                 <w:noProof/>
               </w:rPr>
               <w:t>（三）动员视角</w:t>
             </w:r>
             <w:r>
               <w:rPr>
-                <w:rFonts w:ascii="Times New Roman" w:eastAsia="宋体" w:hAnsi="Times New Roman" w:hint="eastAsia"/>
+                <w:rFonts w:ascii="宋体" w:eastAsia="宋体" w:hAnsi="宋体" w:hint="eastAsia"/>
                 <w:noProof/>
                 <w:webHidden/>
               </w:rPr>
@@ -1307,7 +1275,7 @@
             </w:r>
             <w:r>
               <w:rPr>
-                <w:rFonts w:ascii="Times New Roman" w:eastAsia="宋体" w:hAnsi="Times New Roman" w:hint="eastAsia"/>
+                <w:rFonts w:ascii="宋体" w:eastAsia="宋体" w:hAnsi="宋体" w:hint="eastAsia"/>
                 <w:noProof/>
                 <w:webHidden/>
               </w:rPr>
@@ -1315,7 +1283,7 @@
             </w:r>
             <w:r>
               <w:rPr>
-                <w:rFonts w:ascii="Times New Roman" w:eastAsia="宋体" w:hAnsi="Times New Roman" w:hint="eastAsia"/>
+                <w:rFonts w:ascii="宋体" w:eastAsia="宋体" w:hAnsi="宋体" w:hint="eastAsia"/>
                 <w:noProof/>
                 <w:webHidden/>
               </w:rPr>
@@ -1323,15 +1291,15 @@
             </w:r>
             <w:r>
               <w:rPr>
-                <w:rFonts w:ascii="Times New Roman" w:eastAsia="宋体" w:hAnsi="Times New Roman"/>
-                <w:noProof/>
-                <w:webHidden/>
-              </w:rPr>
-              <w:instrText>PAGEREF _Toc224211040 \h</w:instrText>
-            </w:r>
-            <w:r>
-              <w:rPr>
-                <w:rFonts w:ascii="Times New Roman" w:eastAsia="宋体" w:hAnsi="Times New Roman" w:hint="eastAsia"/>
+                <w:rFonts w:ascii="宋体" w:eastAsia="宋体" w:hAnsi="宋体"/>
+                <w:noProof/>
+                <w:webHidden/>
+              </w:rPr>
+              <w:instrText>PAGEREF _Toc224815778 \h</w:instrText>
+            </w:r>
+            <w:r>
+              <w:rPr>
+                <w:rFonts w:ascii="宋体" w:eastAsia="宋体" w:hAnsi="宋体" w:hint="eastAsia"/>
                 <w:noProof/>
                 <w:webHidden/>
               </w:rPr>
@@ -1339,14 +1307,14 @@
             </w:r>
             <w:r>
               <w:rPr>
-                <w:rFonts w:ascii="Times New Roman" w:eastAsia="宋体" w:hAnsi="Times New Roman" w:hint="eastAsia"/>
-                <w:noProof/>
-                <w:webHidden/>
-              </w:rPr>
-            </w:r>
-            <w:r>
-              <w:rPr>
-                <w:rFonts w:ascii="Times New Roman" w:eastAsia="宋体" w:hAnsi="Times New Roman" w:hint="eastAsia"/>
+                <w:rFonts w:ascii="宋体" w:eastAsia="宋体" w:hAnsi="宋体" w:hint="eastAsia"/>
+                <w:noProof/>
+                <w:webHidden/>
+              </w:rPr>
+            </w:r>
+            <w:r>
+              <w:rPr>
+                <w:rFonts w:ascii="宋体" w:eastAsia="宋体" w:hAnsi="宋体" w:hint="eastAsia"/>
                 <w:noProof/>
                 <w:webHidden/>
               </w:rPr>
@@ -1354,7 +1322,7 @@
             </w:r>
             <w:r>
               <w:rPr>
-                <w:rFonts w:ascii="Times New Roman" w:eastAsia="宋体" w:hAnsi="Times New Roman" w:hint="eastAsia"/>
+                <w:rFonts w:ascii="宋体" w:eastAsia="宋体" w:hAnsi="宋体" w:hint="eastAsia"/>
                 <w:noProof/>
                 <w:webHidden/>
               </w:rPr>
@@ -1362,7 +1330,7 @@
             </w:r>
             <w:r>
               <w:rPr>
-                <w:rFonts w:ascii="Times New Roman" w:eastAsia="宋体" w:hAnsi="Times New Roman" w:hint="eastAsia"/>
+                <w:rFonts w:ascii="宋体" w:eastAsia="宋体" w:hAnsi="宋体" w:hint="eastAsia"/>
                 <w:noProof/>
                 <w:webHidden/>
               </w:rPr>
@@ -1377,41 +1345,25 @@
               <w:tab w:val="right" w:leader="dot" w:pos="8296"/>
             </w:tabs>
             <w:rPr>
-              <w:rFonts w:ascii="Times New Roman" w:eastAsia="宋体" w:hAnsi="Times New Roman" w:hint="eastAsia"/>
+              <w:rFonts w:ascii="宋体" w:eastAsia="宋体" w:hAnsi="宋体" w:hint="eastAsia"/>
               <w:noProof/>
               <w:sz w:val="22"/>
               <w:szCs w:val="24"/>
               <w14:ligatures w14:val="standardContextual"/>
             </w:rPr>
           </w:pPr>
-          <w:hyperlink w:anchor="_Toc224211041" w:history="1">
+          <w:hyperlink w:anchor="_Toc224815779" w:history="1">
             <w:r>
               <w:rPr>
                 <w:rStyle w:val="a3"/>
-                <w:rFonts w:ascii="Times New Roman" w:eastAsia="宋体" w:hAnsi="Times New Roman" w:hint="eastAsia"/>
-                <w:noProof/>
-              </w:rPr>
-              <w:t>（四）压力集团视角（</w:t>
-            </w:r>
-            <w:r>
-              <w:rPr>
-                <w:rStyle w:val="a3"/>
-                <w:rFonts w:ascii="Times New Roman" w:eastAsia="宋体" w:hAnsi="Times New Roman" w:hint="eastAsia"/>
-                <w:noProof/>
-              </w:rPr>
-              <w:t>UCLA</w:t>
-            </w:r>
-            <w:r>
-              <w:rPr>
-                <w:rStyle w:val="a3"/>
-                <w:rFonts w:ascii="Times New Roman" w:eastAsia="宋体" w:hAnsi="Times New Roman" w:hint="eastAsia"/>
-                <w:noProof/>
-              </w:rPr>
-              <w:t>学派）</w:t>
-            </w:r>
-            <w:r>
-              <w:rPr>
-                <w:rFonts w:ascii="Times New Roman" w:eastAsia="宋体" w:hAnsi="Times New Roman" w:hint="eastAsia"/>
+                <w:rFonts w:ascii="宋体" w:eastAsia="宋体" w:hAnsi="宋体" w:hint="eastAsia"/>
+                <w:noProof/>
+              </w:rPr>
+              <w:t>（四）压力集团视角（UCLA学派）</w:t>
+            </w:r>
+            <w:r>
+              <w:rPr>
+                <w:rFonts w:ascii="宋体" w:eastAsia="宋体" w:hAnsi="宋体" w:hint="eastAsia"/>
                 <w:noProof/>
                 <w:webHidden/>
               </w:rPr>
@@ -1419,7 +1371,7 @@
             </w:r>
             <w:r>
               <w:rPr>
-                <w:rFonts w:ascii="Times New Roman" w:eastAsia="宋体" w:hAnsi="Times New Roman" w:hint="eastAsia"/>
+                <w:rFonts w:ascii="宋体" w:eastAsia="宋体" w:hAnsi="宋体" w:hint="eastAsia"/>
                 <w:noProof/>
                 <w:webHidden/>
               </w:rPr>
@@ -1427,7 +1379,7 @@
             </w:r>
             <w:r>
               <w:rPr>
-                <w:rFonts w:ascii="Times New Roman" w:eastAsia="宋体" w:hAnsi="Times New Roman" w:hint="eastAsia"/>
+                <w:rFonts w:ascii="宋体" w:eastAsia="宋体" w:hAnsi="宋体" w:hint="eastAsia"/>
                 <w:noProof/>
                 <w:webHidden/>
               </w:rPr>
@@ -1435,15 +1387,15 @@
             </w:r>
             <w:r>
               <w:rPr>
-                <w:rFonts w:ascii="Times New Roman" w:eastAsia="宋体" w:hAnsi="Times New Roman"/>
-                <w:noProof/>
-                <w:webHidden/>
-              </w:rPr>
-              <w:instrText>PAGEREF _Toc224211041 \h</w:instrText>
-            </w:r>
-            <w:r>
-              <w:rPr>
-                <w:rFonts w:ascii="Times New Roman" w:eastAsia="宋体" w:hAnsi="Times New Roman" w:hint="eastAsia"/>
+                <w:rFonts w:ascii="宋体" w:eastAsia="宋体" w:hAnsi="宋体"/>
+                <w:noProof/>
+                <w:webHidden/>
+              </w:rPr>
+              <w:instrText>PAGEREF _Toc224815779 \h</w:instrText>
+            </w:r>
+            <w:r>
+              <w:rPr>
+                <w:rFonts w:ascii="宋体" w:eastAsia="宋体" w:hAnsi="宋体" w:hint="eastAsia"/>
                 <w:noProof/>
                 <w:webHidden/>
               </w:rPr>
@@ -1451,14 +1403,14 @@
             </w:r>
             <w:r>
               <w:rPr>
-                <w:rFonts w:ascii="Times New Roman" w:eastAsia="宋体" w:hAnsi="Times New Roman" w:hint="eastAsia"/>
-                <w:noProof/>
-                <w:webHidden/>
-              </w:rPr>
-            </w:r>
-            <w:r>
-              <w:rPr>
-                <w:rFonts w:ascii="Times New Roman" w:eastAsia="宋体" w:hAnsi="Times New Roman" w:hint="eastAsia"/>
+                <w:rFonts w:ascii="宋体" w:eastAsia="宋体" w:hAnsi="宋体" w:hint="eastAsia"/>
+                <w:noProof/>
+                <w:webHidden/>
+              </w:rPr>
+            </w:r>
+            <w:r>
+              <w:rPr>
+                <w:rFonts w:ascii="宋体" w:eastAsia="宋体" w:hAnsi="宋体" w:hint="eastAsia"/>
                 <w:noProof/>
                 <w:webHidden/>
               </w:rPr>
@@ -1466,7 +1418,7 @@
             </w:r>
             <w:r>
               <w:rPr>
-                <w:rFonts w:ascii="Times New Roman" w:eastAsia="宋体" w:hAnsi="Times New Roman" w:hint="eastAsia"/>
+                <w:rFonts w:ascii="宋体" w:eastAsia="宋体" w:hAnsi="宋体" w:hint="eastAsia"/>
                 <w:noProof/>
                 <w:webHidden/>
               </w:rPr>
@@ -1474,7 +1426,7 @@
             </w:r>
             <w:r>
               <w:rPr>
-                <w:rFonts w:ascii="Times New Roman" w:eastAsia="宋体" w:hAnsi="Times New Roman" w:hint="eastAsia"/>
+                <w:rFonts w:ascii="宋体" w:eastAsia="宋体" w:hAnsi="宋体" w:hint="eastAsia"/>
                 <w:noProof/>
                 <w:webHidden/>
               </w:rPr>
@@ -1489,25 +1441,25 @@
               <w:tab w:val="right" w:leader="dot" w:pos="8296"/>
             </w:tabs>
             <w:rPr>
-              <w:rFonts w:ascii="Times New Roman" w:eastAsia="宋体" w:hAnsi="Times New Roman" w:hint="eastAsia"/>
+              <w:rFonts w:ascii="宋体" w:eastAsia="宋体" w:hAnsi="宋体" w:hint="eastAsia"/>
               <w:noProof/>
               <w:sz w:val="22"/>
               <w:szCs w:val="24"/>
               <w14:ligatures w14:val="standardContextual"/>
             </w:rPr>
           </w:pPr>
-          <w:hyperlink w:anchor="_Toc224211042" w:history="1">
+          <w:hyperlink w:anchor="_Toc224815780" w:history="1">
             <w:r>
               <w:rPr>
                 <w:rStyle w:val="a3"/>
-                <w:rFonts w:ascii="Times New Roman" w:eastAsia="宋体" w:hAnsi="Times New Roman" w:hint="eastAsia"/>
+                <w:rFonts w:ascii="宋体" w:eastAsia="宋体" w:hAnsi="宋体" w:hint="eastAsia"/>
                 <w:noProof/>
               </w:rPr>
               <w:t>二、政党产生的七大学说</w:t>
             </w:r>
             <w:r>
               <w:rPr>
-                <w:rFonts w:ascii="Times New Roman" w:eastAsia="宋体" w:hAnsi="Times New Roman" w:hint="eastAsia"/>
+                <w:rFonts w:ascii="宋体" w:eastAsia="宋体" w:hAnsi="宋体" w:hint="eastAsia"/>
                 <w:noProof/>
                 <w:webHidden/>
               </w:rPr>
@@ -1515,7 +1467,7 @@
             </w:r>
             <w:r>
               <w:rPr>
-                <w:rFonts w:ascii="Times New Roman" w:eastAsia="宋体" w:hAnsi="Times New Roman" w:hint="eastAsia"/>
+                <w:rFonts w:ascii="宋体" w:eastAsia="宋体" w:hAnsi="宋体" w:hint="eastAsia"/>
                 <w:noProof/>
                 <w:webHidden/>
               </w:rPr>
@@ -1523,7 +1475,7 @@
             </w:r>
             <w:r>
               <w:rPr>
-                <w:rFonts w:ascii="Times New Roman" w:eastAsia="宋体" w:hAnsi="Times New Roman" w:hint="eastAsia"/>
+                <w:rFonts w:ascii="宋体" w:eastAsia="宋体" w:hAnsi="宋体" w:hint="eastAsia"/>
                 <w:noProof/>
                 <w:webHidden/>
               </w:rPr>
@@ -1531,15 +1483,15 @@
             </w:r>
             <w:r>
               <w:rPr>
-                <w:rFonts w:ascii="Times New Roman" w:eastAsia="宋体" w:hAnsi="Times New Roman"/>
-                <w:noProof/>
-                <w:webHidden/>
-              </w:rPr>
-              <w:instrText>PAGEREF _Toc224211042 \h</w:instrText>
-            </w:r>
-            <w:r>
-              <w:rPr>
-                <w:rFonts w:ascii="Times New Roman" w:eastAsia="宋体" w:hAnsi="Times New Roman" w:hint="eastAsia"/>
+                <w:rFonts w:ascii="宋体" w:eastAsia="宋体" w:hAnsi="宋体"/>
+                <w:noProof/>
+                <w:webHidden/>
+              </w:rPr>
+              <w:instrText>PAGEREF _Toc224815780 \h</w:instrText>
+            </w:r>
+            <w:r>
+              <w:rPr>
+                <w:rFonts w:ascii="宋体" w:eastAsia="宋体" w:hAnsi="宋体" w:hint="eastAsia"/>
                 <w:noProof/>
                 <w:webHidden/>
               </w:rPr>
@@ -1547,14 +1499,14 @@
             </w:r>
             <w:r>
               <w:rPr>
-                <w:rFonts w:ascii="Times New Roman" w:eastAsia="宋体" w:hAnsi="Times New Roman" w:hint="eastAsia"/>
-                <w:noProof/>
-                <w:webHidden/>
-              </w:rPr>
-            </w:r>
-            <w:r>
-              <w:rPr>
-                <w:rFonts w:ascii="Times New Roman" w:eastAsia="宋体" w:hAnsi="Times New Roman" w:hint="eastAsia"/>
+                <w:rFonts w:ascii="宋体" w:eastAsia="宋体" w:hAnsi="宋体" w:hint="eastAsia"/>
+                <w:noProof/>
+                <w:webHidden/>
+              </w:rPr>
+            </w:r>
+            <w:r>
+              <w:rPr>
+                <w:rFonts w:ascii="宋体" w:eastAsia="宋体" w:hAnsi="宋体" w:hint="eastAsia"/>
                 <w:noProof/>
                 <w:webHidden/>
               </w:rPr>
@@ -1562,7 +1514,7 @@
             </w:r>
             <w:r>
               <w:rPr>
-                <w:rFonts w:ascii="Times New Roman" w:eastAsia="宋体" w:hAnsi="Times New Roman" w:hint="eastAsia"/>
+                <w:rFonts w:ascii="宋体" w:eastAsia="宋体" w:hAnsi="宋体" w:hint="eastAsia"/>
                 <w:noProof/>
                 <w:webHidden/>
               </w:rPr>
@@ -1570,7 +1522,7 @@
             </w:r>
             <w:r>
               <w:rPr>
-                <w:rFonts w:ascii="Times New Roman" w:eastAsia="宋体" w:hAnsi="Times New Roman" w:hint="eastAsia"/>
+                <w:rFonts w:ascii="宋体" w:eastAsia="宋体" w:hAnsi="宋体" w:hint="eastAsia"/>
                 <w:noProof/>
                 <w:webHidden/>
               </w:rPr>
@@ -1585,25 +1537,25 @@
               <w:tab w:val="right" w:leader="dot" w:pos="8296"/>
             </w:tabs>
             <w:rPr>
-              <w:rFonts w:ascii="Times New Roman" w:eastAsia="宋体" w:hAnsi="Times New Roman" w:hint="eastAsia"/>
+              <w:rFonts w:ascii="宋体" w:eastAsia="宋体" w:hAnsi="宋体" w:hint="eastAsia"/>
               <w:noProof/>
               <w:sz w:val="22"/>
               <w:szCs w:val="24"/>
               <w14:ligatures w14:val="standardContextual"/>
             </w:rPr>
           </w:pPr>
-          <w:hyperlink w:anchor="_Toc224211043" w:history="1">
+          <w:hyperlink w:anchor="_Toc224815781" w:history="1">
             <w:r>
               <w:rPr>
                 <w:rStyle w:val="a3"/>
-                <w:rFonts w:ascii="Times New Roman" w:eastAsia="宋体" w:hAnsi="Times New Roman" w:hint="eastAsia"/>
+                <w:rFonts w:ascii="宋体" w:eastAsia="宋体" w:hAnsi="宋体" w:hint="eastAsia"/>
                 <w:noProof/>
               </w:rPr>
               <w:t>（一）经济结构理论</w:t>
             </w:r>
             <w:r>
               <w:rPr>
-                <w:rFonts w:ascii="Times New Roman" w:eastAsia="宋体" w:hAnsi="Times New Roman" w:hint="eastAsia"/>
+                <w:rFonts w:ascii="宋体" w:eastAsia="宋体" w:hAnsi="宋体" w:hint="eastAsia"/>
                 <w:noProof/>
                 <w:webHidden/>
               </w:rPr>
@@ -1611,7 +1563,7 @@
             </w:r>
             <w:r>
               <w:rPr>
-                <w:rFonts w:ascii="Times New Roman" w:eastAsia="宋体" w:hAnsi="Times New Roman" w:hint="eastAsia"/>
+                <w:rFonts w:ascii="宋体" w:eastAsia="宋体" w:hAnsi="宋体" w:hint="eastAsia"/>
                 <w:noProof/>
                 <w:webHidden/>
               </w:rPr>
@@ -1619,7 +1571,7 @@
             </w:r>
             <w:r>
               <w:rPr>
-                <w:rFonts w:ascii="Times New Roman" w:eastAsia="宋体" w:hAnsi="Times New Roman" w:hint="eastAsia"/>
+                <w:rFonts w:ascii="宋体" w:eastAsia="宋体" w:hAnsi="宋体" w:hint="eastAsia"/>
                 <w:noProof/>
                 <w:webHidden/>
               </w:rPr>
@@ -1627,15 +1579,15 @@
             </w:r>
             <w:r>
               <w:rPr>
-                <w:rFonts w:ascii="Times New Roman" w:eastAsia="宋体" w:hAnsi="Times New Roman"/>
-                <w:noProof/>
-                <w:webHidden/>
-              </w:rPr>
-              <w:instrText>PAGEREF _Toc224211043 \h</w:instrText>
-            </w:r>
-            <w:r>
-              <w:rPr>
-                <w:rFonts w:ascii="Times New Roman" w:eastAsia="宋体" w:hAnsi="Times New Roman" w:hint="eastAsia"/>
+                <w:rFonts w:ascii="宋体" w:eastAsia="宋体" w:hAnsi="宋体"/>
+                <w:noProof/>
+                <w:webHidden/>
+              </w:rPr>
+              <w:instrText>PAGEREF _Toc224815781 \h</w:instrText>
+            </w:r>
+            <w:r>
+              <w:rPr>
+                <w:rFonts w:ascii="宋体" w:eastAsia="宋体" w:hAnsi="宋体" w:hint="eastAsia"/>
                 <w:noProof/>
                 <w:webHidden/>
               </w:rPr>
@@ -1643,14 +1595,14 @@
             </w:r>
             <w:r>
               <w:rPr>
-                <w:rFonts w:ascii="Times New Roman" w:eastAsia="宋体" w:hAnsi="Times New Roman" w:hint="eastAsia"/>
-                <w:noProof/>
-                <w:webHidden/>
-              </w:rPr>
-            </w:r>
-            <w:r>
-              <w:rPr>
-                <w:rFonts w:ascii="Times New Roman" w:eastAsia="宋体" w:hAnsi="Times New Roman" w:hint="eastAsia"/>
+                <w:rFonts w:ascii="宋体" w:eastAsia="宋体" w:hAnsi="宋体" w:hint="eastAsia"/>
+                <w:noProof/>
+                <w:webHidden/>
+              </w:rPr>
+            </w:r>
+            <w:r>
+              <w:rPr>
+                <w:rFonts w:ascii="宋体" w:eastAsia="宋体" w:hAnsi="宋体" w:hint="eastAsia"/>
                 <w:noProof/>
                 <w:webHidden/>
               </w:rPr>
@@ -1658,7 +1610,7 @@
             </w:r>
             <w:r>
               <w:rPr>
-                <w:rFonts w:ascii="Times New Roman" w:eastAsia="宋体" w:hAnsi="Times New Roman" w:hint="eastAsia"/>
+                <w:rFonts w:ascii="宋体" w:eastAsia="宋体" w:hAnsi="宋体" w:hint="eastAsia"/>
                 <w:noProof/>
                 <w:webHidden/>
               </w:rPr>
@@ -1666,7 +1618,967 @@
             </w:r>
             <w:r>
               <w:rPr>
-                <w:rFonts w:ascii="Times New Roman" w:eastAsia="宋体" w:hAnsi="Times New Roman" w:hint="eastAsia"/>
+                <w:rFonts w:ascii="宋体" w:eastAsia="宋体" w:hAnsi="宋体" w:hint="eastAsia"/>
+                <w:noProof/>
+                <w:webHidden/>
+              </w:rPr>
+              <w:fldChar w:fldCharType="end"/>
+            </w:r>
+          </w:hyperlink>
+        </w:p>
+        <w:p>
+          <w:pPr>
+            <w:pStyle w:val="TOC3"/>
+            <w:tabs>
+              <w:tab w:val="right" w:leader="dot" w:pos="8296"/>
+            </w:tabs>
+            <w:rPr>
+              <w:rFonts w:ascii="宋体" w:eastAsia="宋体" w:hAnsi="宋体" w:hint="eastAsia"/>
+              <w:noProof/>
+              <w:sz w:val="22"/>
+              <w:szCs w:val="24"/>
+              <w14:ligatures w14:val="standardContextual"/>
+            </w:rPr>
+          </w:pPr>
+          <w:hyperlink w:anchor="_Toc224815782" w:history="1">
+            <w:r>
+              <w:rPr>
+                <w:rStyle w:val="a3"/>
+                <w:rFonts w:ascii="宋体" w:eastAsia="宋体" w:hAnsi="宋体" w:hint="eastAsia"/>
+                <w:noProof/>
+              </w:rPr>
+              <w:t>（二）个人品性、魅力论</w:t>
+            </w:r>
+            <w:r>
+              <w:rPr>
+                <w:rFonts w:ascii="宋体" w:eastAsia="宋体" w:hAnsi="宋体" w:hint="eastAsia"/>
+                <w:noProof/>
+                <w:webHidden/>
+              </w:rPr>
+              <w:tab/>
+            </w:r>
+            <w:r>
+              <w:rPr>
+                <w:rFonts w:ascii="宋体" w:eastAsia="宋体" w:hAnsi="宋体" w:hint="eastAsia"/>
+                <w:noProof/>
+                <w:webHidden/>
+              </w:rPr>
+              <w:fldChar w:fldCharType="begin"/>
+            </w:r>
+            <w:r>
+              <w:rPr>
+                <w:rFonts w:ascii="宋体" w:eastAsia="宋体" w:hAnsi="宋体" w:hint="eastAsia"/>
+                <w:noProof/>
+                <w:webHidden/>
+              </w:rPr>
+              <w:instrText xml:space="preserve"> </w:instrText>
+            </w:r>
+            <w:r>
+              <w:rPr>
+                <w:rFonts w:ascii="宋体" w:eastAsia="宋体" w:hAnsi="宋体"/>
+                <w:noProof/>
+                <w:webHidden/>
+              </w:rPr>
+              <w:instrText>PAGEREF _Toc224815782 \h</w:instrText>
+            </w:r>
+            <w:r>
+              <w:rPr>
+                <w:rFonts w:ascii="宋体" w:eastAsia="宋体" w:hAnsi="宋体" w:hint="eastAsia"/>
+                <w:noProof/>
+                <w:webHidden/>
+              </w:rPr>
+              <w:instrText xml:space="preserve"> </w:instrText>
+            </w:r>
+            <w:r>
+              <w:rPr>
+                <w:rFonts w:ascii="宋体" w:eastAsia="宋体" w:hAnsi="宋体" w:hint="eastAsia"/>
+                <w:noProof/>
+                <w:webHidden/>
+              </w:rPr>
+            </w:r>
+            <w:r>
+              <w:rPr>
+                <w:rFonts w:ascii="宋体" w:eastAsia="宋体" w:hAnsi="宋体" w:hint="eastAsia"/>
+                <w:noProof/>
+                <w:webHidden/>
+              </w:rPr>
+              <w:fldChar w:fldCharType="separate"/>
+            </w:r>
+            <w:r>
+              <w:rPr>
+                <w:rFonts w:ascii="宋体" w:eastAsia="宋体" w:hAnsi="宋体" w:hint="eastAsia"/>
+                <w:noProof/>
+                <w:webHidden/>
+              </w:rPr>
+              <w:t>9</w:t>
+            </w:r>
+            <w:r>
+              <w:rPr>
+                <w:rFonts w:ascii="宋体" w:eastAsia="宋体" w:hAnsi="宋体" w:hint="eastAsia"/>
+                <w:noProof/>
+                <w:webHidden/>
+              </w:rPr>
+              <w:fldChar w:fldCharType="end"/>
+            </w:r>
+          </w:hyperlink>
+        </w:p>
+        <w:p>
+          <w:pPr>
+            <w:pStyle w:val="TOC3"/>
+            <w:tabs>
+              <w:tab w:val="right" w:leader="dot" w:pos="8296"/>
+            </w:tabs>
+            <w:rPr>
+              <w:rFonts w:ascii="宋体" w:eastAsia="宋体" w:hAnsi="宋体" w:hint="eastAsia"/>
+              <w:noProof/>
+              <w:sz w:val="22"/>
+              <w:szCs w:val="24"/>
+              <w14:ligatures w14:val="standardContextual"/>
+            </w:rPr>
+          </w:pPr>
+          <w:hyperlink w:anchor="_Toc224815783" w:history="1">
+            <w:r>
+              <w:rPr>
+                <w:rStyle w:val="a3"/>
+                <w:rFonts w:ascii="宋体" w:eastAsia="宋体" w:hAnsi="宋体" w:hint="eastAsia"/>
+                <w:noProof/>
+              </w:rPr>
+              <w:t>（三）文化理论</w:t>
+            </w:r>
+            <w:r>
+              <w:rPr>
+                <w:rFonts w:ascii="宋体" w:eastAsia="宋体" w:hAnsi="宋体" w:hint="eastAsia"/>
+                <w:noProof/>
+                <w:webHidden/>
+              </w:rPr>
+              <w:tab/>
+            </w:r>
+            <w:r>
+              <w:rPr>
+                <w:rFonts w:ascii="宋体" w:eastAsia="宋体" w:hAnsi="宋体" w:hint="eastAsia"/>
+                <w:noProof/>
+                <w:webHidden/>
+              </w:rPr>
+              <w:fldChar w:fldCharType="begin"/>
+            </w:r>
+            <w:r>
+              <w:rPr>
+                <w:rFonts w:ascii="宋体" w:eastAsia="宋体" w:hAnsi="宋体" w:hint="eastAsia"/>
+                <w:noProof/>
+                <w:webHidden/>
+              </w:rPr>
+              <w:instrText xml:space="preserve"> </w:instrText>
+            </w:r>
+            <w:r>
+              <w:rPr>
+                <w:rFonts w:ascii="宋体" w:eastAsia="宋体" w:hAnsi="宋体"/>
+                <w:noProof/>
+                <w:webHidden/>
+              </w:rPr>
+              <w:instrText>PAGEREF _Toc224815783 \h</w:instrText>
+            </w:r>
+            <w:r>
+              <w:rPr>
+                <w:rFonts w:ascii="宋体" w:eastAsia="宋体" w:hAnsi="宋体" w:hint="eastAsia"/>
+                <w:noProof/>
+                <w:webHidden/>
+              </w:rPr>
+              <w:instrText xml:space="preserve"> </w:instrText>
+            </w:r>
+            <w:r>
+              <w:rPr>
+                <w:rFonts w:ascii="宋体" w:eastAsia="宋体" w:hAnsi="宋体" w:hint="eastAsia"/>
+                <w:noProof/>
+                <w:webHidden/>
+              </w:rPr>
+            </w:r>
+            <w:r>
+              <w:rPr>
+                <w:rFonts w:ascii="宋体" w:eastAsia="宋体" w:hAnsi="宋体" w:hint="eastAsia"/>
+                <w:noProof/>
+                <w:webHidden/>
+              </w:rPr>
+              <w:fldChar w:fldCharType="separate"/>
+            </w:r>
+            <w:r>
+              <w:rPr>
+                <w:rFonts w:ascii="宋体" w:eastAsia="宋体" w:hAnsi="宋体" w:hint="eastAsia"/>
+                <w:noProof/>
+                <w:webHidden/>
+              </w:rPr>
+              <w:t>9</w:t>
+            </w:r>
+            <w:r>
+              <w:rPr>
+                <w:rFonts w:ascii="宋体" w:eastAsia="宋体" w:hAnsi="宋体" w:hint="eastAsia"/>
+                <w:noProof/>
+                <w:webHidden/>
+              </w:rPr>
+              <w:fldChar w:fldCharType="end"/>
+            </w:r>
+          </w:hyperlink>
+        </w:p>
+        <w:p>
+          <w:pPr>
+            <w:pStyle w:val="TOC3"/>
+            <w:tabs>
+              <w:tab w:val="right" w:leader="dot" w:pos="8296"/>
+            </w:tabs>
+            <w:rPr>
+              <w:rFonts w:ascii="宋体" w:eastAsia="宋体" w:hAnsi="宋体" w:hint="eastAsia"/>
+              <w:noProof/>
+              <w:sz w:val="22"/>
+              <w:szCs w:val="24"/>
+              <w14:ligatures w14:val="standardContextual"/>
+            </w:rPr>
+          </w:pPr>
+          <w:hyperlink w:anchor="_Toc224815784" w:history="1">
+            <w:r>
+              <w:rPr>
+                <w:rStyle w:val="a3"/>
+                <w:rFonts w:ascii="宋体" w:eastAsia="宋体" w:hAnsi="宋体" w:hint="eastAsia"/>
+                <w:noProof/>
+              </w:rPr>
+              <w:t>（四）学术思想说</w:t>
+            </w:r>
+            <w:r>
+              <w:rPr>
+                <w:rFonts w:ascii="宋体" w:eastAsia="宋体" w:hAnsi="宋体" w:hint="eastAsia"/>
+                <w:noProof/>
+                <w:webHidden/>
+              </w:rPr>
+              <w:tab/>
+            </w:r>
+            <w:r>
+              <w:rPr>
+                <w:rFonts w:ascii="宋体" w:eastAsia="宋体" w:hAnsi="宋体" w:hint="eastAsia"/>
+                <w:noProof/>
+                <w:webHidden/>
+              </w:rPr>
+              <w:fldChar w:fldCharType="begin"/>
+            </w:r>
+            <w:r>
+              <w:rPr>
+                <w:rFonts w:ascii="宋体" w:eastAsia="宋体" w:hAnsi="宋体" w:hint="eastAsia"/>
+                <w:noProof/>
+                <w:webHidden/>
+              </w:rPr>
+              <w:instrText xml:space="preserve"> </w:instrText>
+            </w:r>
+            <w:r>
+              <w:rPr>
+                <w:rFonts w:ascii="宋体" w:eastAsia="宋体" w:hAnsi="宋体"/>
+                <w:noProof/>
+                <w:webHidden/>
+              </w:rPr>
+              <w:instrText>PAGEREF _Toc224815784 \h</w:instrText>
+            </w:r>
+            <w:r>
+              <w:rPr>
+                <w:rFonts w:ascii="宋体" w:eastAsia="宋体" w:hAnsi="宋体" w:hint="eastAsia"/>
+                <w:noProof/>
+                <w:webHidden/>
+              </w:rPr>
+              <w:instrText xml:space="preserve"> </w:instrText>
+            </w:r>
+            <w:r>
+              <w:rPr>
+                <w:rFonts w:ascii="宋体" w:eastAsia="宋体" w:hAnsi="宋体" w:hint="eastAsia"/>
+                <w:noProof/>
+                <w:webHidden/>
+              </w:rPr>
+            </w:r>
+            <w:r>
+              <w:rPr>
+                <w:rFonts w:ascii="宋体" w:eastAsia="宋体" w:hAnsi="宋体" w:hint="eastAsia"/>
+                <w:noProof/>
+                <w:webHidden/>
+              </w:rPr>
+              <w:fldChar w:fldCharType="separate"/>
+            </w:r>
+            <w:r>
+              <w:rPr>
+                <w:rFonts w:ascii="宋体" w:eastAsia="宋体" w:hAnsi="宋体" w:hint="eastAsia"/>
+                <w:noProof/>
+                <w:webHidden/>
+              </w:rPr>
+              <w:t>10</w:t>
+            </w:r>
+            <w:r>
+              <w:rPr>
+                <w:rFonts w:ascii="宋体" w:eastAsia="宋体" w:hAnsi="宋体" w:hint="eastAsia"/>
+                <w:noProof/>
+                <w:webHidden/>
+              </w:rPr>
+              <w:fldChar w:fldCharType="end"/>
+            </w:r>
+          </w:hyperlink>
+        </w:p>
+        <w:p>
+          <w:pPr>
+            <w:pStyle w:val="TOC2"/>
+            <w:tabs>
+              <w:tab w:val="right" w:leader="dot" w:pos="8296"/>
+            </w:tabs>
+            <w:rPr>
+              <w:rFonts w:ascii="宋体" w:eastAsia="宋体" w:hAnsi="宋体" w:hint="eastAsia"/>
+              <w:noProof/>
+              <w:sz w:val="22"/>
+              <w:szCs w:val="24"/>
+              <w14:ligatures w14:val="standardContextual"/>
+            </w:rPr>
+          </w:pPr>
+          <w:hyperlink w:anchor="_Toc224815785" w:history="1">
+            <w:r>
+              <w:rPr>
+                <w:rStyle w:val="a3"/>
+                <w:rFonts w:ascii="宋体" w:eastAsia="宋体" w:hAnsi="宋体" w:hint="eastAsia"/>
+                <w:noProof/>
+              </w:rPr>
+              <w:t>三、议会体制内政党与议会体制外政党</w:t>
+            </w:r>
+            <w:r>
+              <w:rPr>
+                <w:rFonts w:ascii="宋体" w:eastAsia="宋体" w:hAnsi="宋体" w:hint="eastAsia"/>
+                <w:noProof/>
+                <w:webHidden/>
+              </w:rPr>
+              <w:tab/>
+            </w:r>
+            <w:r>
+              <w:rPr>
+                <w:rFonts w:ascii="宋体" w:eastAsia="宋体" w:hAnsi="宋体" w:hint="eastAsia"/>
+                <w:noProof/>
+                <w:webHidden/>
+              </w:rPr>
+              <w:fldChar w:fldCharType="begin"/>
+            </w:r>
+            <w:r>
+              <w:rPr>
+                <w:rFonts w:ascii="宋体" w:eastAsia="宋体" w:hAnsi="宋体" w:hint="eastAsia"/>
+                <w:noProof/>
+                <w:webHidden/>
+              </w:rPr>
+              <w:instrText xml:space="preserve"> </w:instrText>
+            </w:r>
+            <w:r>
+              <w:rPr>
+                <w:rFonts w:ascii="宋体" w:eastAsia="宋体" w:hAnsi="宋体"/>
+                <w:noProof/>
+                <w:webHidden/>
+              </w:rPr>
+              <w:instrText>PAGEREF _Toc224815785 \h</w:instrText>
+            </w:r>
+            <w:r>
+              <w:rPr>
+                <w:rFonts w:ascii="宋体" w:eastAsia="宋体" w:hAnsi="宋体" w:hint="eastAsia"/>
+                <w:noProof/>
+                <w:webHidden/>
+              </w:rPr>
+              <w:instrText xml:space="preserve"> </w:instrText>
+            </w:r>
+            <w:r>
+              <w:rPr>
+                <w:rFonts w:ascii="宋体" w:eastAsia="宋体" w:hAnsi="宋体" w:hint="eastAsia"/>
+                <w:noProof/>
+                <w:webHidden/>
+              </w:rPr>
+            </w:r>
+            <w:r>
+              <w:rPr>
+                <w:rFonts w:ascii="宋体" w:eastAsia="宋体" w:hAnsi="宋体" w:hint="eastAsia"/>
+                <w:noProof/>
+                <w:webHidden/>
+              </w:rPr>
+              <w:fldChar w:fldCharType="separate"/>
+            </w:r>
+            <w:r>
+              <w:rPr>
+                <w:rFonts w:ascii="宋体" w:eastAsia="宋体" w:hAnsi="宋体" w:hint="eastAsia"/>
+                <w:noProof/>
+                <w:webHidden/>
+              </w:rPr>
+              <w:t>10</w:t>
+            </w:r>
+            <w:r>
+              <w:rPr>
+                <w:rFonts w:ascii="宋体" w:eastAsia="宋体" w:hAnsi="宋体" w:hint="eastAsia"/>
+                <w:noProof/>
+                <w:webHidden/>
+              </w:rPr>
+              <w:fldChar w:fldCharType="end"/>
+            </w:r>
+          </w:hyperlink>
+        </w:p>
+        <w:p>
+          <w:pPr>
+            <w:pStyle w:val="TOC1"/>
+            <w:tabs>
+              <w:tab w:val="right" w:leader="dot" w:pos="8296"/>
+            </w:tabs>
+            <w:rPr>
+              <w:rFonts w:ascii="宋体" w:eastAsia="宋体" w:hAnsi="宋体" w:hint="eastAsia"/>
+              <w:noProof/>
+              <w:sz w:val="22"/>
+              <w:szCs w:val="24"/>
+              <w14:ligatures w14:val="standardContextual"/>
+            </w:rPr>
+          </w:pPr>
+          <w:hyperlink w:anchor="_Toc224815786" w:history="1">
+            <w:r>
+              <w:rPr>
+                <w:rStyle w:val="a3"/>
+                <w:rFonts w:ascii="宋体" w:eastAsia="宋体" w:hAnsi="宋体" w:hint="eastAsia"/>
+                <w:noProof/>
+              </w:rPr>
+              <w:t>第三讲 政党的发展与兴衰</w:t>
+            </w:r>
+            <w:r>
+              <w:rPr>
+                <w:rFonts w:ascii="宋体" w:eastAsia="宋体" w:hAnsi="宋体" w:hint="eastAsia"/>
+                <w:noProof/>
+                <w:webHidden/>
+              </w:rPr>
+              <w:tab/>
+            </w:r>
+            <w:r>
+              <w:rPr>
+                <w:rFonts w:ascii="宋体" w:eastAsia="宋体" w:hAnsi="宋体" w:hint="eastAsia"/>
+                <w:noProof/>
+                <w:webHidden/>
+              </w:rPr>
+              <w:fldChar w:fldCharType="begin"/>
+            </w:r>
+            <w:r>
+              <w:rPr>
+                <w:rFonts w:ascii="宋体" w:eastAsia="宋体" w:hAnsi="宋体" w:hint="eastAsia"/>
+                <w:noProof/>
+                <w:webHidden/>
+              </w:rPr>
+              <w:instrText xml:space="preserve"> </w:instrText>
+            </w:r>
+            <w:r>
+              <w:rPr>
+                <w:rFonts w:ascii="宋体" w:eastAsia="宋体" w:hAnsi="宋体"/>
+                <w:noProof/>
+                <w:webHidden/>
+              </w:rPr>
+              <w:instrText>PAGEREF _Toc224815786 \h</w:instrText>
+            </w:r>
+            <w:r>
+              <w:rPr>
+                <w:rFonts w:ascii="宋体" w:eastAsia="宋体" w:hAnsi="宋体" w:hint="eastAsia"/>
+                <w:noProof/>
+                <w:webHidden/>
+              </w:rPr>
+              <w:instrText xml:space="preserve"> </w:instrText>
+            </w:r>
+            <w:r>
+              <w:rPr>
+                <w:rFonts w:ascii="宋体" w:eastAsia="宋体" w:hAnsi="宋体" w:hint="eastAsia"/>
+                <w:noProof/>
+                <w:webHidden/>
+              </w:rPr>
+            </w:r>
+            <w:r>
+              <w:rPr>
+                <w:rFonts w:ascii="宋体" w:eastAsia="宋体" w:hAnsi="宋体" w:hint="eastAsia"/>
+                <w:noProof/>
+                <w:webHidden/>
+              </w:rPr>
+              <w:fldChar w:fldCharType="separate"/>
+            </w:r>
+            <w:r>
+              <w:rPr>
+                <w:rFonts w:ascii="宋体" w:eastAsia="宋体" w:hAnsi="宋体" w:hint="eastAsia"/>
+                <w:noProof/>
+                <w:webHidden/>
+              </w:rPr>
+              <w:t>10</w:t>
+            </w:r>
+            <w:r>
+              <w:rPr>
+                <w:rFonts w:ascii="宋体" w:eastAsia="宋体" w:hAnsi="宋体" w:hint="eastAsia"/>
+                <w:noProof/>
+                <w:webHidden/>
+              </w:rPr>
+              <w:fldChar w:fldCharType="end"/>
+            </w:r>
+          </w:hyperlink>
+        </w:p>
+        <w:p>
+          <w:pPr>
+            <w:pStyle w:val="TOC2"/>
+            <w:tabs>
+              <w:tab w:val="right" w:leader="dot" w:pos="8296"/>
+            </w:tabs>
+            <w:rPr>
+              <w:rFonts w:ascii="宋体" w:eastAsia="宋体" w:hAnsi="宋体" w:hint="eastAsia"/>
+              <w:noProof/>
+              <w:sz w:val="22"/>
+              <w:szCs w:val="24"/>
+              <w14:ligatures w14:val="standardContextual"/>
+            </w:rPr>
+          </w:pPr>
+          <w:hyperlink w:anchor="_Toc224815787" w:history="1">
+            <w:r>
+              <w:rPr>
+                <w:rStyle w:val="a3"/>
+                <w:rFonts w:ascii="宋体" w:eastAsia="宋体" w:hAnsi="宋体" w:hint="eastAsia"/>
+                <w:noProof/>
+              </w:rPr>
+              <w:t>一、政党的发展：以印度人民党为例</w:t>
+            </w:r>
+            <w:r>
+              <w:rPr>
+                <w:rFonts w:ascii="宋体" w:eastAsia="宋体" w:hAnsi="宋体" w:hint="eastAsia"/>
+                <w:noProof/>
+                <w:webHidden/>
+              </w:rPr>
+              <w:tab/>
+            </w:r>
+            <w:r>
+              <w:rPr>
+                <w:rFonts w:ascii="宋体" w:eastAsia="宋体" w:hAnsi="宋体" w:hint="eastAsia"/>
+                <w:noProof/>
+                <w:webHidden/>
+              </w:rPr>
+              <w:fldChar w:fldCharType="begin"/>
+            </w:r>
+            <w:r>
+              <w:rPr>
+                <w:rFonts w:ascii="宋体" w:eastAsia="宋体" w:hAnsi="宋体" w:hint="eastAsia"/>
+                <w:noProof/>
+                <w:webHidden/>
+              </w:rPr>
+              <w:instrText xml:space="preserve"> </w:instrText>
+            </w:r>
+            <w:r>
+              <w:rPr>
+                <w:rFonts w:ascii="宋体" w:eastAsia="宋体" w:hAnsi="宋体"/>
+                <w:noProof/>
+                <w:webHidden/>
+              </w:rPr>
+              <w:instrText>PAGEREF _Toc224815787 \h</w:instrText>
+            </w:r>
+            <w:r>
+              <w:rPr>
+                <w:rFonts w:ascii="宋体" w:eastAsia="宋体" w:hAnsi="宋体" w:hint="eastAsia"/>
+                <w:noProof/>
+                <w:webHidden/>
+              </w:rPr>
+              <w:instrText xml:space="preserve"> </w:instrText>
+            </w:r>
+            <w:r>
+              <w:rPr>
+                <w:rFonts w:ascii="宋体" w:eastAsia="宋体" w:hAnsi="宋体" w:hint="eastAsia"/>
+                <w:noProof/>
+                <w:webHidden/>
+              </w:rPr>
+            </w:r>
+            <w:r>
+              <w:rPr>
+                <w:rFonts w:ascii="宋体" w:eastAsia="宋体" w:hAnsi="宋体" w:hint="eastAsia"/>
+                <w:noProof/>
+                <w:webHidden/>
+              </w:rPr>
+              <w:fldChar w:fldCharType="separate"/>
+            </w:r>
+            <w:r>
+              <w:rPr>
+                <w:rFonts w:ascii="宋体" w:eastAsia="宋体" w:hAnsi="宋体" w:hint="eastAsia"/>
+                <w:noProof/>
+                <w:webHidden/>
+              </w:rPr>
+              <w:t>10</w:t>
+            </w:r>
+            <w:r>
+              <w:rPr>
+                <w:rFonts w:ascii="宋体" w:eastAsia="宋体" w:hAnsi="宋体" w:hint="eastAsia"/>
+                <w:noProof/>
+                <w:webHidden/>
+              </w:rPr>
+              <w:fldChar w:fldCharType="end"/>
+            </w:r>
+          </w:hyperlink>
+        </w:p>
+        <w:p>
+          <w:pPr>
+            <w:pStyle w:val="TOC3"/>
+            <w:tabs>
+              <w:tab w:val="right" w:leader="dot" w:pos="8296"/>
+            </w:tabs>
+            <w:rPr>
+              <w:rFonts w:ascii="宋体" w:eastAsia="宋体" w:hAnsi="宋体" w:hint="eastAsia"/>
+              <w:noProof/>
+              <w:sz w:val="22"/>
+              <w:szCs w:val="24"/>
+              <w14:ligatures w14:val="standardContextual"/>
+            </w:rPr>
+          </w:pPr>
+          <w:hyperlink w:anchor="_Toc224815788" w:history="1">
+            <w:r>
+              <w:rPr>
+                <w:rStyle w:val="a3"/>
+                <w:rFonts w:ascii="宋体" w:eastAsia="宋体" w:hAnsi="宋体" w:hint="eastAsia"/>
+                <w:noProof/>
+              </w:rPr>
+              <w:t>（一）印度人民党的历史</w:t>
+            </w:r>
+            <w:r>
+              <w:rPr>
+                <w:rFonts w:ascii="宋体" w:eastAsia="宋体" w:hAnsi="宋体" w:hint="eastAsia"/>
+                <w:noProof/>
+                <w:webHidden/>
+              </w:rPr>
+              <w:tab/>
+            </w:r>
+            <w:r>
+              <w:rPr>
+                <w:rFonts w:ascii="宋体" w:eastAsia="宋体" w:hAnsi="宋体" w:hint="eastAsia"/>
+                <w:noProof/>
+                <w:webHidden/>
+              </w:rPr>
+              <w:fldChar w:fldCharType="begin"/>
+            </w:r>
+            <w:r>
+              <w:rPr>
+                <w:rFonts w:ascii="宋体" w:eastAsia="宋体" w:hAnsi="宋体" w:hint="eastAsia"/>
+                <w:noProof/>
+                <w:webHidden/>
+              </w:rPr>
+              <w:instrText xml:space="preserve"> </w:instrText>
+            </w:r>
+            <w:r>
+              <w:rPr>
+                <w:rFonts w:ascii="宋体" w:eastAsia="宋体" w:hAnsi="宋体"/>
+                <w:noProof/>
+                <w:webHidden/>
+              </w:rPr>
+              <w:instrText>PAGEREF _Toc224815788 \h</w:instrText>
+            </w:r>
+            <w:r>
+              <w:rPr>
+                <w:rFonts w:ascii="宋体" w:eastAsia="宋体" w:hAnsi="宋体" w:hint="eastAsia"/>
+                <w:noProof/>
+                <w:webHidden/>
+              </w:rPr>
+              <w:instrText xml:space="preserve"> </w:instrText>
+            </w:r>
+            <w:r>
+              <w:rPr>
+                <w:rFonts w:ascii="宋体" w:eastAsia="宋体" w:hAnsi="宋体" w:hint="eastAsia"/>
+                <w:noProof/>
+                <w:webHidden/>
+              </w:rPr>
+            </w:r>
+            <w:r>
+              <w:rPr>
+                <w:rFonts w:ascii="宋体" w:eastAsia="宋体" w:hAnsi="宋体" w:hint="eastAsia"/>
+                <w:noProof/>
+                <w:webHidden/>
+              </w:rPr>
+              <w:fldChar w:fldCharType="separate"/>
+            </w:r>
+            <w:r>
+              <w:rPr>
+                <w:rFonts w:ascii="宋体" w:eastAsia="宋体" w:hAnsi="宋体" w:hint="eastAsia"/>
+                <w:noProof/>
+                <w:webHidden/>
+              </w:rPr>
+              <w:t>10</w:t>
+            </w:r>
+            <w:r>
+              <w:rPr>
+                <w:rFonts w:ascii="宋体" w:eastAsia="宋体" w:hAnsi="宋体" w:hint="eastAsia"/>
+                <w:noProof/>
+                <w:webHidden/>
+              </w:rPr>
+              <w:fldChar w:fldCharType="end"/>
+            </w:r>
+          </w:hyperlink>
+        </w:p>
+        <w:p>
+          <w:pPr>
+            <w:pStyle w:val="TOC3"/>
+            <w:tabs>
+              <w:tab w:val="right" w:leader="dot" w:pos="8296"/>
+            </w:tabs>
+            <w:rPr>
+              <w:rFonts w:ascii="宋体" w:eastAsia="宋体" w:hAnsi="宋体" w:hint="eastAsia"/>
+              <w:noProof/>
+              <w:sz w:val="22"/>
+              <w:szCs w:val="24"/>
+              <w14:ligatures w14:val="standardContextual"/>
+            </w:rPr>
+          </w:pPr>
+          <w:hyperlink w:anchor="_Toc224815789" w:history="1">
+            <w:r>
+              <w:rPr>
+                <w:rStyle w:val="a3"/>
+                <w:rFonts w:ascii="宋体" w:eastAsia="宋体" w:hAnsi="宋体" w:hint="eastAsia"/>
+                <w:noProof/>
+              </w:rPr>
+              <w:t>（二）印度人民党的崛起：莫迪时代与常态化的右翼政治动员</w:t>
+            </w:r>
+            <w:r>
+              <w:rPr>
+                <w:rFonts w:ascii="宋体" w:eastAsia="宋体" w:hAnsi="宋体" w:hint="eastAsia"/>
+                <w:noProof/>
+                <w:webHidden/>
+              </w:rPr>
+              <w:tab/>
+            </w:r>
+            <w:r>
+              <w:rPr>
+                <w:rFonts w:ascii="宋体" w:eastAsia="宋体" w:hAnsi="宋体" w:hint="eastAsia"/>
+                <w:noProof/>
+                <w:webHidden/>
+              </w:rPr>
+              <w:fldChar w:fldCharType="begin"/>
+            </w:r>
+            <w:r>
+              <w:rPr>
+                <w:rFonts w:ascii="宋体" w:eastAsia="宋体" w:hAnsi="宋体" w:hint="eastAsia"/>
+                <w:noProof/>
+                <w:webHidden/>
+              </w:rPr>
+              <w:instrText xml:space="preserve"> </w:instrText>
+            </w:r>
+            <w:r>
+              <w:rPr>
+                <w:rFonts w:ascii="宋体" w:eastAsia="宋体" w:hAnsi="宋体"/>
+                <w:noProof/>
+                <w:webHidden/>
+              </w:rPr>
+              <w:instrText>PAGEREF _Toc224815789 \h</w:instrText>
+            </w:r>
+            <w:r>
+              <w:rPr>
+                <w:rFonts w:ascii="宋体" w:eastAsia="宋体" w:hAnsi="宋体" w:hint="eastAsia"/>
+                <w:noProof/>
+                <w:webHidden/>
+              </w:rPr>
+              <w:instrText xml:space="preserve"> </w:instrText>
+            </w:r>
+            <w:r>
+              <w:rPr>
+                <w:rFonts w:ascii="宋体" w:eastAsia="宋体" w:hAnsi="宋体" w:hint="eastAsia"/>
+                <w:noProof/>
+                <w:webHidden/>
+              </w:rPr>
+            </w:r>
+            <w:r>
+              <w:rPr>
+                <w:rFonts w:ascii="宋体" w:eastAsia="宋体" w:hAnsi="宋体" w:hint="eastAsia"/>
+                <w:noProof/>
+                <w:webHidden/>
+              </w:rPr>
+              <w:fldChar w:fldCharType="separate"/>
+            </w:r>
+            <w:r>
+              <w:rPr>
+                <w:rFonts w:ascii="宋体" w:eastAsia="宋体" w:hAnsi="宋体" w:hint="eastAsia"/>
+                <w:noProof/>
+                <w:webHidden/>
+              </w:rPr>
+              <w:t>11</w:t>
+            </w:r>
+            <w:r>
+              <w:rPr>
+                <w:rFonts w:ascii="宋体" w:eastAsia="宋体" w:hAnsi="宋体" w:hint="eastAsia"/>
+                <w:noProof/>
+                <w:webHidden/>
+              </w:rPr>
+              <w:fldChar w:fldCharType="end"/>
+            </w:r>
+          </w:hyperlink>
+        </w:p>
+        <w:p>
+          <w:pPr>
+            <w:pStyle w:val="TOC2"/>
+            <w:tabs>
+              <w:tab w:val="right" w:leader="dot" w:pos="8296"/>
+            </w:tabs>
+            <w:rPr>
+              <w:rFonts w:ascii="宋体" w:eastAsia="宋体" w:hAnsi="宋体" w:hint="eastAsia"/>
+              <w:noProof/>
+              <w:sz w:val="22"/>
+              <w:szCs w:val="24"/>
+              <w14:ligatures w14:val="standardContextual"/>
+            </w:rPr>
+          </w:pPr>
+          <w:hyperlink w:anchor="_Toc224815790" w:history="1">
+            <w:r>
+              <w:rPr>
+                <w:rStyle w:val="a3"/>
+                <w:rFonts w:ascii="宋体" w:eastAsia="宋体" w:hAnsi="宋体" w:hint="eastAsia"/>
+                <w:noProof/>
+              </w:rPr>
+              <w:t>二、政党的衰落：意大利天主教民主党（人民党）</w:t>
+            </w:r>
+            <w:r>
+              <w:rPr>
+                <w:rFonts w:ascii="宋体" w:eastAsia="宋体" w:hAnsi="宋体" w:hint="eastAsia"/>
+                <w:noProof/>
+                <w:webHidden/>
+              </w:rPr>
+              <w:tab/>
+            </w:r>
+            <w:r>
+              <w:rPr>
+                <w:rFonts w:ascii="宋体" w:eastAsia="宋体" w:hAnsi="宋体" w:hint="eastAsia"/>
+                <w:noProof/>
+                <w:webHidden/>
+              </w:rPr>
+              <w:fldChar w:fldCharType="begin"/>
+            </w:r>
+            <w:r>
+              <w:rPr>
+                <w:rFonts w:ascii="宋体" w:eastAsia="宋体" w:hAnsi="宋体" w:hint="eastAsia"/>
+                <w:noProof/>
+                <w:webHidden/>
+              </w:rPr>
+              <w:instrText xml:space="preserve"> </w:instrText>
+            </w:r>
+            <w:r>
+              <w:rPr>
+                <w:rFonts w:ascii="宋体" w:eastAsia="宋体" w:hAnsi="宋体"/>
+                <w:noProof/>
+                <w:webHidden/>
+              </w:rPr>
+              <w:instrText>PAGEREF _Toc224815790 \h</w:instrText>
+            </w:r>
+            <w:r>
+              <w:rPr>
+                <w:rFonts w:ascii="宋体" w:eastAsia="宋体" w:hAnsi="宋体" w:hint="eastAsia"/>
+                <w:noProof/>
+                <w:webHidden/>
+              </w:rPr>
+              <w:instrText xml:space="preserve"> </w:instrText>
+            </w:r>
+            <w:r>
+              <w:rPr>
+                <w:rFonts w:ascii="宋体" w:eastAsia="宋体" w:hAnsi="宋体" w:hint="eastAsia"/>
+                <w:noProof/>
+                <w:webHidden/>
+              </w:rPr>
+            </w:r>
+            <w:r>
+              <w:rPr>
+                <w:rFonts w:ascii="宋体" w:eastAsia="宋体" w:hAnsi="宋体" w:hint="eastAsia"/>
+                <w:noProof/>
+                <w:webHidden/>
+              </w:rPr>
+              <w:fldChar w:fldCharType="separate"/>
+            </w:r>
+            <w:r>
+              <w:rPr>
+                <w:rFonts w:ascii="宋体" w:eastAsia="宋体" w:hAnsi="宋体" w:hint="eastAsia"/>
+                <w:noProof/>
+                <w:webHidden/>
+              </w:rPr>
+              <w:t>11</w:t>
+            </w:r>
+            <w:r>
+              <w:rPr>
+                <w:rFonts w:ascii="宋体" w:eastAsia="宋体" w:hAnsi="宋体" w:hint="eastAsia"/>
+                <w:noProof/>
+                <w:webHidden/>
+              </w:rPr>
+              <w:fldChar w:fldCharType="end"/>
+            </w:r>
+          </w:hyperlink>
+        </w:p>
+        <w:p>
+          <w:pPr>
+            <w:pStyle w:val="TOC3"/>
+            <w:tabs>
+              <w:tab w:val="right" w:leader="dot" w:pos="8296"/>
+            </w:tabs>
+            <w:rPr>
+              <w:rFonts w:ascii="宋体" w:eastAsia="宋体" w:hAnsi="宋体" w:hint="eastAsia"/>
+              <w:noProof/>
+              <w:sz w:val="22"/>
+              <w:szCs w:val="24"/>
+              <w14:ligatures w14:val="standardContextual"/>
+            </w:rPr>
+          </w:pPr>
+          <w:hyperlink w:anchor="_Toc224815791" w:history="1">
+            <w:r>
+              <w:rPr>
+                <w:rStyle w:val="a3"/>
+                <w:rFonts w:ascii="宋体" w:eastAsia="宋体" w:hAnsi="宋体" w:hint="eastAsia"/>
+                <w:noProof/>
+              </w:rPr>
+              <w:t>（一）意大利天主教民主党的运作特点</w:t>
+            </w:r>
+            <w:r>
+              <w:rPr>
+                <w:rFonts w:ascii="宋体" w:eastAsia="宋体" w:hAnsi="宋体" w:hint="eastAsia"/>
+                <w:noProof/>
+                <w:webHidden/>
+              </w:rPr>
+              <w:tab/>
+            </w:r>
+            <w:r>
+              <w:rPr>
+                <w:rFonts w:ascii="宋体" w:eastAsia="宋体" w:hAnsi="宋体" w:hint="eastAsia"/>
+                <w:noProof/>
+                <w:webHidden/>
+              </w:rPr>
+              <w:fldChar w:fldCharType="begin"/>
+            </w:r>
+            <w:r>
+              <w:rPr>
+                <w:rFonts w:ascii="宋体" w:eastAsia="宋体" w:hAnsi="宋体" w:hint="eastAsia"/>
+                <w:noProof/>
+                <w:webHidden/>
+              </w:rPr>
+              <w:instrText xml:space="preserve"> </w:instrText>
+            </w:r>
+            <w:r>
+              <w:rPr>
+                <w:rFonts w:ascii="宋体" w:eastAsia="宋体" w:hAnsi="宋体"/>
+                <w:noProof/>
+                <w:webHidden/>
+              </w:rPr>
+              <w:instrText>PAGEREF _Toc224815791 \h</w:instrText>
+            </w:r>
+            <w:r>
+              <w:rPr>
+                <w:rFonts w:ascii="宋体" w:eastAsia="宋体" w:hAnsi="宋体" w:hint="eastAsia"/>
+                <w:noProof/>
+                <w:webHidden/>
+              </w:rPr>
+              <w:instrText xml:space="preserve"> </w:instrText>
+            </w:r>
+            <w:r>
+              <w:rPr>
+                <w:rFonts w:ascii="宋体" w:eastAsia="宋体" w:hAnsi="宋体" w:hint="eastAsia"/>
+                <w:noProof/>
+                <w:webHidden/>
+              </w:rPr>
+            </w:r>
+            <w:r>
+              <w:rPr>
+                <w:rFonts w:ascii="宋体" w:eastAsia="宋体" w:hAnsi="宋体" w:hint="eastAsia"/>
+                <w:noProof/>
+                <w:webHidden/>
+              </w:rPr>
+              <w:fldChar w:fldCharType="separate"/>
+            </w:r>
+            <w:r>
+              <w:rPr>
+                <w:rFonts w:ascii="宋体" w:eastAsia="宋体" w:hAnsi="宋体" w:hint="eastAsia"/>
+                <w:noProof/>
+                <w:webHidden/>
+              </w:rPr>
+              <w:t>11</w:t>
+            </w:r>
+            <w:r>
+              <w:rPr>
+                <w:rFonts w:ascii="宋体" w:eastAsia="宋体" w:hAnsi="宋体" w:hint="eastAsia"/>
                 <w:noProof/>
                 <w:webHidden/>
               </w:rPr>
@@ -1682,7 +2594,7 @@
           </w:pPr>
           <w:r>
             <w:rPr>
-              <w:rFonts w:ascii="Times New Roman" w:eastAsia="宋体" w:hAnsi="Times New Roman"/>
+              <w:rFonts w:ascii="宋体" w:eastAsia="宋体" w:hAnsi="宋体"/>
               <w:b/>
               <w:bCs/>
               <w:lang w:val="zh-CN"/>
@@ -1718,7 +2630,7 @@
       <w:pPr>
         <w:pStyle w:val="a9"/>
       </w:pPr>
-      <w:bookmarkStart w:id="0" w:name="_Toc224211030"/>
+      <w:bookmarkStart w:id="0" w:name="_Toc224815768"/>
       <w:r>
         <w:rPr>
           <w:rFonts w:hint="eastAsia"/>
@@ -1790,7 +2702,7 @@
       <w:pPr>
         <w:pStyle w:val="ac"/>
       </w:pPr>
-      <w:bookmarkStart w:id="1" w:name="_Toc224211031"/>
+      <w:bookmarkStart w:id="1" w:name="_Toc224815769"/>
       <w:r>
         <w:rPr>
           <w:rFonts w:hint="eastAsia"/>
@@ -1830,7 +2742,7 @@
       <w:pPr>
         <w:pStyle w:val="ae"/>
       </w:pPr>
-      <w:bookmarkStart w:id="2" w:name="_Toc224211032"/>
+      <w:bookmarkStart w:id="2" w:name="_Toc224815770"/>
       <w:r>
         <w:rPr>
           <w:rFonts w:hint="eastAsia"/>
@@ -2721,7 +3633,7 @@
       <w:pPr>
         <w:pStyle w:val="ae"/>
       </w:pPr>
-      <w:bookmarkStart w:id="3" w:name="_Toc224211033"/>
+      <w:bookmarkStart w:id="3" w:name="_Toc224815771"/>
       <w:r>
         <w:rPr>
           <w:rFonts w:hint="eastAsia"/>
@@ -2817,7 +3729,7 @@
       <w:pPr>
         <w:pStyle w:val="ae"/>
       </w:pPr>
-      <w:bookmarkStart w:id="4" w:name="_Toc224211034"/>
+      <w:bookmarkStart w:id="4" w:name="_Toc224815772"/>
       <w:r>
         <w:rPr>
           <w:rFonts w:hint="eastAsia"/>
@@ -3135,7 +4047,7 @@
       <w:pPr>
         <w:pStyle w:val="ac"/>
       </w:pPr>
-      <w:bookmarkStart w:id="5" w:name="_Toc224211035"/>
+      <w:bookmarkStart w:id="5" w:name="_Toc224815773"/>
       <w:r>
         <w:rPr>
           <w:rFonts w:hint="eastAsia"/>
@@ -5090,7 +6002,7 @@
       <w:pPr>
         <w:pStyle w:val="a9"/>
       </w:pPr>
-      <w:bookmarkStart w:id="6" w:name="_Toc224211036"/>
+      <w:bookmarkStart w:id="6" w:name="_Toc224815774"/>
       <w:r>
         <w:rPr>
           <w:rFonts w:hint="eastAsia"/>
@@ -5126,12 +6038,18 @@
         </w:rPr>
         <w:t>2026.3.12</w:t>
       </w:r>
+      <w:r>
+        <w:rPr>
+          <w:rFonts w:hint="eastAsia"/>
+        </w:rPr>
+        <w:t xml:space="preserve"> / 2026.3.19</w:t>
+      </w:r>
     </w:p>
     <w:p>
       <w:pPr>
         <w:pStyle w:val="ac"/>
       </w:pPr>
-      <w:bookmarkStart w:id="7" w:name="_Toc224211037"/>
+      <w:bookmarkStart w:id="7" w:name="_Toc224815775"/>
       <w:r>
         <w:rPr>
           <w:rFonts w:hint="eastAsia"/>
@@ -5144,7 +6062,7 @@
       <w:pPr>
         <w:pStyle w:val="ae"/>
       </w:pPr>
-      <w:bookmarkStart w:id="8" w:name="_Toc224211038"/>
+      <w:bookmarkStart w:id="8" w:name="_Toc224815776"/>
       <w:r>
         <w:rPr>
           <w:rFonts w:hint="eastAsia"/>
@@ -5291,9 +6209,6 @@
         </w:numPr>
         <w:spacing w:beforeLines="0" w:before="0" w:afterLines="0" w:after="0"/>
         <w:ind w:left="442" w:hanging="442"/>
-        <w:rPr>
-          <w:rFonts w:hint="eastAsia"/>
-        </w:rPr>
       </w:pPr>
       <w:r>
         <w:rPr>
@@ -5323,9 +6238,6 @@
         </w:numPr>
         <w:spacing w:beforeLines="0" w:before="0" w:afterLines="0" w:after="0"/>
         <w:ind w:left="442" w:hanging="442"/>
-        <w:rPr>
-          <w:rFonts w:hint="eastAsia"/>
-        </w:rPr>
       </w:pPr>
       <w:r>
         <w:rPr>
@@ -5343,9 +6255,6 @@
         </w:numPr>
         <w:spacing w:beforeLines="0" w:before="0" w:afterLines="0" w:after="0"/>
         <w:ind w:left="442" w:hanging="442"/>
-        <w:rPr>
-          <w:rFonts w:hint="eastAsia"/>
-        </w:rPr>
       </w:pPr>
       <w:r>
         <w:rPr>
@@ -5363,9 +6272,6 @@
         </w:numPr>
         <w:spacing w:beforeLines="0" w:before="0" w:afterLines="0" w:after="0"/>
         <w:ind w:left="442" w:hanging="442"/>
-        <w:rPr>
-          <w:rFonts w:hint="eastAsia"/>
-        </w:rPr>
       </w:pPr>
       <w:r>
         <w:rPr>
@@ -5379,9 +6285,6 @@
         <w:pStyle w:val="aa"/>
         <w:spacing w:before="78" w:after="78"/>
         <w:ind w:left="420"/>
-        <w:rPr>
-          <w:rFonts w:hint="eastAsia"/>
-        </w:rPr>
       </w:pPr>
       <w:r>
         <w:rPr>
@@ -5399,9 +6302,6 @@
         </w:numPr>
         <w:spacing w:beforeLines="0" w:before="0" w:afterLines="0" w:after="0"/>
         <w:ind w:left="442" w:hanging="442"/>
-        <w:rPr>
-          <w:rFonts w:hint="eastAsia"/>
-        </w:rPr>
       </w:pPr>
       <w:r>
         <w:rPr>
@@ -5535,9 +6435,6 @@
         </w:numPr>
         <w:spacing w:beforeLines="0" w:before="0" w:afterLines="0" w:after="0"/>
         <w:ind w:left="442" w:hanging="442"/>
-        <w:rPr>
-          <w:rFonts w:hint="eastAsia"/>
-        </w:rPr>
       </w:pPr>
       <w:r>
         <w:rPr>
@@ -5615,9 +6512,6 @@
         </w:numPr>
         <w:spacing w:beforeLines="0" w:before="0" w:afterLines="0" w:after="0"/>
         <w:ind w:left="442" w:hanging="442"/>
-        <w:rPr>
-          <w:rFonts w:hint="eastAsia"/>
-        </w:rPr>
       </w:pPr>
       <w:r>
         <w:rPr>
@@ -5764,7 +6658,6 @@
               <w:pStyle w:val="aa"/>
               <w:spacing w:before="78" w:after="78"/>
               <w:rPr>
-                <w:rFonts w:hint="eastAsia"/>
                 <w:b/>
                 <w:bCs/>
                 <w:color w:val="FFFFFF" w:themeColor="background1"/>
@@ -5809,7 +6702,6 @@
               <w:pStyle w:val="aa"/>
               <w:spacing w:before="78" w:after="78"/>
               <w:rPr>
-                <w:rFonts w:hint="eastAsia"/>
                 <w:b/>
                 <w:bCs/>
                 <w:color w:val="FFFFFF" w:themeColor="background1"/>
@@ -5836,7 +6728,6 @@
               <w:pStyle w:val="aa"/>
               <w:spacing w:before="78" w:after="78"/>
               <w:rPr>
-                <w:rFonts w:hint="eastAsia"/>
                 <w:b/>
                 <w:bCs/>
                 <w:color w:val="FFFFFF" w:themeColor="background1"/>
@@ -5863,7 +6754,6 @@
               <w:pStyle w:val="aa"/>
               <w:spacing w:before="78" w:after="78"/>
               <w:rPr>
-                <w:rFonts w:hint="eastAsia"/>
                 <w:b/>
                 <w:bCs/>
                 <w:color w:val="FFFFFF" w:themeColor="background1"/>
@@ -5892,7 +6782,6 @@
               <w:pStyle w:val="aa"/>
               <w:spacing w:before="78" w:after="78"/>
               <w:rPr>
-                <w:rFonts w:hint="eastAsia"/>
                 <w:b/>
                 <w:bCs/>
                 <w:color w:val="FFFFFF" w:themeColor="background1"/>
@@ -5918,9 +6807,6 @@
             <w:pPr>
               <w:pStyle w:val="aa"/>
               <w:spacing w:before="78" w:after="78"/>
-              <w:rPr>
-                <w:rFonts w:hint="eastAsia"/>
-              </w:rPr>
             </w:pPr>
             <w:r>
               <w:rPr>
@@ -5939,9 +6825,6 @@
             <w:pPr>
               <w:pStyle w:val="aa"/>
               <w:spacing w:before="78" w:after="78"/>
-              <w:rPr>
-                <w:rFonts w:hint="eastAsia"/>
-              </w:rPr>
             </w:pPr>
             <w:r>
               <w:rPr>
@@ -5960,9 +6843,6 @@
             <w:pPr>
               <w:pStyle w:val="aa"/>
               <w:spacing w:before="78" w:after="78"/>
-              <w:rPr>
-                <w:rFonts w:hint="eastAsia"/>
-              </w:rPr>
             </w:pPr>
             <w:r>
               <w:rPr>
@@ -5984,7 +6864,6 @@
               <w:pStyle w:val="aa"/>
               <w:spacing w:before="78" w:after="78"/>
               <w:rPr>
-                <w:rFonts w:hint="eastAsia"/>
                 <w:b/>
                 <w:bCs/>
                 <w:color w:val="FFFFFF" w:themeColor="background1"/>
@@ -6010,9 +6889,6 @@
             <w:pPr>
               <w:pStyle w:val="aa"/>
               <w:spacing w:before="78" w:after="78"/>
-              <w:rPr>
-                <w:rFonts w:hint="eastAsia"/>
-              </w:rPr>
             </w:pPr>
             <w:r>
               <w:rPr>
@@ -6031,9 +6907,6 @@
             <w:pPr>
               <w:pStyle w:val="aa"/>
               <w:spacing w:before="78" w:after="78"/>
-              <w:rPr>
-                <w:rFonts w:hint="eastAsia"/>
-              </w:rPr>
             </w:pPr>
             <w:r>
               <w:rPr>
@@ -6052,9 +6925,6 @@
             <w:pPr>
               <w:pStyle w:val="aa"/>
               <w:spacing w:before="78" w:after="78"/>
-              <w:rPr>
-                <w:rFonts w:hint="eastAsia"/>
-              </w:rPr>
             </w:pPr>
             <w:r>
               <w:rPr>
@@ -6076,7 +6946,6 @@
               <w:pStyle w:val="aa"/>
               <w:spacing w:before="78" w:after="78"/>
               <w:rPr>
-                <w:rFonts w:hint="eastAsia"/>
                 <w:b/>
                 <w:bCs/>
                 <w:color w:val="FFFFFF" w:themeColor="background1"/>
@@ -6103,9 +6972,6 @@
             <w:pPr>
               <w:pStyle w:val="aa"/>
               <w:spacing w:before="78" w:after="78"/>
-              <w:rPr>
-                <w:rFonts w:hint="eastAsia"/>
-              </w:rPr>
             </w:pPr>
             <w:r>
               <w:rPr>
@@ -6124,9 +6990,6 @@
             <w:pPr>
               <w:pStyle w:val="aa"/>
               <w:spacing w:before="78" w:after="78"/>
-              <w:rPr>
-                <w:rFonts w:hint="eastAsia"/>
-              </w:rPr>
             </w:pPr>
             <w:r>
               <w:rPr>
@@ -6145,9 +7008,6 @@
             <w:pPr>
               <w:pStyle w:val="aa"/>
               <w:spacing w:before="78" w:after="78"/>
-              <w:rPr>
-                <w:rFonts w:hint="eastAsia"/>
-              </w:rPr>
             </w:pPr>
             <w:r>
               <w:rPr>
@@ -6227,9 +7087,6 @@
         <w:pStyle w:val="aa"/>
         <w:spacing w:before="78" w:after="78"/>
         <w:ind w:firstLine="420"/>
-        <w:rPr>
-          <w:rFonts w:hint="eastAsia"/>
-        </w:rPr>
       </w:pPr>
       <w:r>
         <w:rPr>
@@ -6259,9 +7116,6 @@
         </w:numPr>
         <w:spacing w:beforeLines="0" w:before="0" w:afterLines="0" w:after="0"/>
         <w:ind w:left="442" w:hanging="442"/>
-        <w:rPr>
-          <w:rFonts w:hint="eastAsia"/>
-        </w:rPr>
       </w:pPr>
       <w:r>
         <w:rPr>
@@ -6303,9 +7157,6 @@
         </w:numPr>
         <w:spacing w:beforeLines="0" w:before="0" w:afterLines="0" w:after="0"/>
         <w:ind w:left="442" w:hanging="442"/>
-        <w:rPr>
-          <w:rFonts w:hint="eastAsia"/>
-        </w:rPr>
       </w:pPr>
       <w:r>
         <w:rPr>
@@ -6524,7 +7375,6 @@
               <w:pStyle w:val="aa"/>
               <w:spacing w:before="78" w:after="78"/>
               <w:rPr>
-                <w:rFonts w:hint="eastAsia"/>
                 <w:b/>
                 <w:bCs/>
                 <w:color w:val="FFFFFF" w:themeColor="background1"/>
@@ -6569,7 +7419,6 @@
               <w:pStyle w:val="aa"/>
               <w:spacing w:before="78" w:after="78"/>
               <w:rPr>
-                <w:rFonts w:hint="eastAsia"/>
                 <w:b/>
                 <w:bCs/>
                 <w:color w:val="FFFFFF" w:themeColor="background1"/>
@@ -6596,7 +7445,6 @@
               <w:pStyle w:val="aa"/>
               <w:spacing w:before="78" w:after="78"/>
               <w:rPr>
-                <w:rFonts w:hint="eastAsia"/>
                 <w:b/>
                 <w:bCs/>
                 <w:color w:val="FFFFFF" w:themeColor="background1"/>
@@ -6623,7 +7471,6 @@
               <w:pStyle w:val="aa"/>
               <w:spacing w:before="78" w:after="78"/>
               <w:rPr>
-                <w:rFonts w:hint="eastAsia"/>
                 <w:b/>
                 <w:bCs/>
                 <w:color w:val="FFFFFF" w:themeColor="background1"/>
@@ -6652,7 +7499,6 @@
               <w:pStyle w:val="aa"/>
               <w:spacing w:before="78" w:after="78"/>
               <w:rPr>
-                <w:rFonts w:hint="eastAsia"/>
                 <w:b/>
                 <w:bCs/>
                 <w:color w:val="FFFFFF" w:themeColor="background1"/>
@@ -6678,9 +7524,6 @@
             <w:pPr>
               <w:pStyle w:val="aa"/>
               <w:spacing w:before="78" w:after="78"/>
-              <w:rPr>
-                <w:rFonts w:hint="eastAsia"/>
-              </w:rPr>
             </w:pPr>
             <w:r>
               <w:rPr>
@@ -6699,9 +7542,6 @@
             <w:pPr>
               <w:pStyle w:val="aa"/>
               <w:spacing w:before="78" w:after="78"/>
-              <w:rPr>
-                <w:rFonts w:hint="eastAsia"/>
-              </w:rPr>
             </w:pPr>
             <w:r>
               <w:rPr>
@@ -6720,9 +7560,6 @@
             <w:pPr>
               <w:pStyle w:val="aa"/>
               <w:spacing w:before="78" w:after="78"/>
-              <w:rPr>
-                <w:rFonts w:hint="eastAsia"/>
-              </w:rPr>
             </w:pPr>
             <w:r>
               <w:rPr>
@@ -6744,7 +7581,6 @@
               <w:pStyle w:val="aa"/>
               <w:spacing w:before="78" w:after="78"/>
               <w:rPr>
-                <w:rFonts w:hint="eastAsia"/>
                 <w:b/>
                 <w:bCs/>
                 <w:color w:val="FFFFFF" w:themeColor="background1"/>
@@ -6770,9 +7606,6 @@
             <w:pPr>
               <w:pStyle w:val="aa"/>
               <w:spacing w:before="78" w:after="78"/>
-              <w:rPr>
-                <w:rFonts w:hint="eastAsia"/>
-              </w:rPr>
             </w:pPr>
             <w:r>
               <w:rPr>
@@ -6791,9 +7624,6 @@
             <w:pPr>
               <w:pStyle w:val="aa"/>
               <w:spacing w:before="78" w:after="78"/>
-              <w:rPr>
-                <w:rFonts w:hint="eastAsia"/>
-              </w:rPr>
             </w:pPr>
             <w:r>
               <w:rPr>
@@ -6812,9 +7642,6 @@
             <w:pPr>
               <w:pStyle w:val="aa"/>
               <w:spacing w:before="78" w:after="78"/>
-              <w:rPr>
-                <w:rFonts w:hint="eastAsia"/>
-              </w:rPr>
             </w:pPr>
             <w:r>
               <w:rPr>
@@ -6836,7 +7663,6 @@
               <w:pStyle w:val="aa"/>
               <w:spacing w:before="78" w:after="78"/>
               <w:rPr>
-                <w:rFonts w:hint="eastAsia"/>
                 <w:b/>
                 <w:bCs/>
                 <w:color w:val="FFFFFF" w:themeColor="background1"/>
@@ -6862,9 +7688,6 @@
             <w:pPr>
               <w:pStyle w:val="aa"/>
               <w:spacing w:before="78" w:after="78"/>
-              <w:rPr>
-                <w:rFonts w:hint="eastAsia"/>
-              </w:rPr>
             </w:pPr>
             <w:r>
               <w:rPr>
@@ -6883,9 +7706,6 @@
             <w:pPr>
               <w:pStyle w:val="aa"/>
               <w:spacing w:before="78" w:after="78"/>
-              <w:rPr>
-                <w:rFonts w:hint="eastAsia"/>
-              </w:rPr>
             </w:pPr>
             <w:r>
               <w:rPr>
@@ -6904,9 +7724,6 @@
             <w:pPr>
               <w:pStyle w:val="aa"/>
               <w:spacing w:before="78" w:after="78"/>
-              <w:rPr>
-                <w:rFonts w:hint="eastAsia"/>
-              </w:rPr>
             </w:pPr>
             <w:r>
               <w:rPr>
@@ -6922,9 +7739,6 @@
       <w:pPr>
         <w:pStyle w:val="aa"/>
         <w:spacing w:before="78" w:after="78"/>
-        <w:rPr>
-          <w:rFonts w:hint="eastAsia"/>
-        </w:rPr>
       </w:pPr>
       <w:r>
         <w:tab/>
@@ -7086,7 +7900,6 @@
               <w:pStyle w:val="aa"/>
               <w:spacing w:before="78" w:after="78"/>
               <w:rPr>
-                <w:rFonts w:hint="eastAsia"/>
                 <w:b/>
                 <w:bCs/>
                 <w:color w:val="FFFFFF" w:themeColor="background1"/>
@@ -7131,7 +7944,6 @@
               <w:pStyle w:val="aa"/>
               <w:spacing w:before="78" w:after="78"/>
               <w:rPr>
-                <w:rFonts w:hint="eastAsia"/>
                 <w:b/>
                 <w:bCs/>
                 <w:color w:val="FFFFFF" w:themeColor="background1"/>
@@ -7158,7 +7970,6 @@
               <w:pStyle w:val="aa"/>
               <w:spacing w:before="78" w:after="78"/>
               <w:rPr>
-                <w:rFonts w:hint="eastAsia"/>
                 <w:b/>
                 <w:bCs/>
                 <w:color w:val="FFFFFF" w:themeColor="background1"/>
@@ -7185,7 +7996,6 @@
               <w:pStyle w:val="aa"/>
               <w:spacing w:before="78" w:after="78"/>
               <w:rPr>
-                <w:rFonts w:hint="eastAsia"/>
                 <w:b/>
                 <w:bCs/>
                 <w:color w:val="FFFFFF" w:themeColor="background1"/>
@@ -7214,7 +8024,6 @@
               <w:pStyle w:val="aa"/>
               <w:spacing w:before="78" w:after="78"/>
               <w:rPr>
-                <w:rFonts w:hint="eastAsia"/>
                 <w:b/>
                 <w:bCs/>
                 <w:color w:val="FFFFFF" w:themeColor="background1"/>
@@ -7240,9 +8049,6 @@
             <w:pPr>
               <w:pStyle w:val="aa"/>
               <w:spacing w:before="78" w:after="78"/>
-              <w:rPr>
-                <w:rFonts w:hint="eastAsia"/>
-              </w:rPr>
             </w:pPr>
             <w:r>
               <w:rPr>
@@ -7261,9 +8067,6 @@
             <w:pPr>
               <w:pStyle w:val="aa"/>
               <w:spacing w:before="78" w:after="78"/>
-              <w:rPr>
-                <w:rFonts w:hint="eastAsia"/>
-              </w:rPr>
             </w:pPr>
             <w:r>
               <w:rPr>
@@ -7282,9 +8085,6 @@
             <w:pPr>
               <w:pStyle w:val="aa"/>
               <w:spacing w:before="78" w:after="78"/>
-              <w:rPr>
-                <w:rFonts w:hint="eastAsia"/>
-              </w:rPr>
             </w:pPr>
             <w:r>
               <w:rPr>
@@ -7306,7 +8106,6 @@
               <w:pStyle w:val="aa"/>
               <w:spacing w:before="78" w:after="78"/>
               <w:rPr>
-                <w:rFonts w:hint="eastAsia"/>
                 <w:b/>
                 <w:bCs/>
                 <w:color w:val="FFFFFF" w:themeColor="background1"/>
@@ -7332,9 +8131,6 @@
             <w:pPr>
               <w:pStyle w:val="aa"/>
               <w:spacing w:before="78" w:after="78"/>
-              <w:rPr>
-                <w:rFonts w:hint="eastAsia"/>
-              </w:rPr>
             </w:pPr>
             <w:r>
               <w:rPr>
@@ -7353,9 +8149,6 @@
             <w:pPr>
               <w:pStyle w:val="aa"/>
               <w:spacing w:before="78" w:after="78"/>
-              <w:rPr>
-                <w:rFonts w:hint="eastAsia"/>
-              </w:rPr>
             </w:pPr>
             <w:r>
               <w:rPr>
@@ -7374,21 +8167,12 @@
             <w:pPr>
               <w:pStyle w:val="aa"/>
               <w:spacing w:before="78" w:after="78"/>
-              <w:rPr>
-                <w:rFonts w:hint="eastAsia"/>
-              </w:rPr>
             </w:pPr>
             <w:r>
               <w:rPr>
                 <w:rFonts w:hint="eastAsia"/>
               </w:rPr>
-              <w:t>-</w:t>
-            </w:r>
-            <w:r>
-              <w:rPr>
-                <w:rFonts w:hint="eastAsia"/>
-              </w:rPr>
-              <w:t>1</w:t>
+              <w:t>-1</w:t>
             </w:r>
           </w:p>
         </w:tc>
@@ -7404,7 +8188,6 @@
               <w:pStyle w:val="aa"/>
               <w:spacing w:before="78" w:after="78"/>
               <w:rPr>
-                <w:rFonts w:hint="eastAsia"/>
                 <w:b/>
                 <w:bCs/>
                 <w:color w:val="FFFFFF" w:themeColor="background1"/>
@@ -7430,21 +8213,12 @@
             <w:pPr>
               <w:pStyle w:val="aa"/>
               <w:spacing w:before="78" w:after="78"/>
-              <w:rPr>
-                <w:rFonts w:hint="eastAsia"/>
-              </w:rPr>
             </w:pPr>
             <w:r>
               <w:rPr>
                 <w:rFonts w:hint="eastAsia"/>
               </w:rPr>
-              <w:t>-</w:t>
-            </w:r>
-            <w:r>
-              <w:rPr>
-                <w:rFonts w:hint="eastAsia"/>
-              </w:rPr>
-              <w:t>1</w:t>
+              <w:t>-1</w:t>
             </w:r>
           </w:p>
         </w:tc>
@@ -7457,9 +8231,6 @@
             <w:pPr>
               <w:pStyle w:val="aa"/>
               <w:spacing w:before="78" w:after="78"/>
-              <w:rPr>
-                <w:rFonts w:hint="eastAsia"/>
-              </w:rPr>
             </w:pPr>
             <w:r>
               <w:rPr>
@@ -7478,9 +8249,6 @@
             <w:pPr>
               <w:pStyle w:val="aa"/>
               <w:spacing w:before="78" w:after="78"/>
-              <w:rPr>
-                <w:rFonts w:hint="eastAsia"/>
-              </w:rPr>
             </w:pPr>
             <w:r>
               <w:rPr>
@@ -7502,19 +8270,7 @@
         <w:rPr>
           <w:rFonts w:hint="eastAsia"/>
         </w:rPr>
-        <w:t>在不结盟的情况下</w:t>
-      </w:r>
-      <w:r>
-        <w:rPr>
-          <w:rFonts w:hint="eastAsia"/>
-        </w:rPr>
-        <w:t>，三个提案均获通过，</w:t>
-      </w:r>
-      <w:r>
-        <w:rPr>
-          <w:rFonts w:hint="eastAsia"/>
-        </w:rPr>
-        <w:t>最终收益为</w:t>
+        <w:t>在不结盟的情况下，三个提案均获通过，最终收益为</w:t>
       </w:r>
       <w:r>
         <w:rPr>
@@ -7526,12 +8282,69 @@
         <w:rPr>
           <w:rFonts w:hint="eastAsia"/>
         </w:rPr>
+        <w:t>，社会收益为</w:t>
+      </w:r>
+      <w:r>
+        <w:rPr>
+          <w:rFonts w:hint="eastAsia"/>
+        </w:rPr>
+        <w:t>12</w:t>
+      </w:r>
+      <w:r>
+        <w:rPr>
+          <w:rFonts w:hint="eastAsia"/>
+        </w:rPr>
+        <w:t>。而一旦</w:t>
+      </w:r>
+      <w:r>
+        <w:t>A</w:t>
+      </w:r>
+      <w:r>
+        <w:t>与</w:t>
+      </w:r>
+      <w:r>
+        <w:t>B</w:t>
+      </w:r>
+      <w:r>
+        <w:t>结盟，</w:t>
+      </w:r>
+      <w:r>
+        <w:rPr>
+          <w:rFonts w:hint="eastAsia"/>
+        </w:rPr>
+        <w:t>则只有提案</w:t>
+      </w:r>
+      <w:r>
+        <w:t>X</w:t>
+      </w:r>
+      <w:r>
+        <w:t>通过</w:t>
+      </w:r>
+      <w:r>
+        <w:rPr>
+          <w:rFonts w:hint="eastAsia"/>
+        </w:rPr>
         <w:t>，</w:t>
       </w:r>
       <w:r>
-        <w:rPr>
-          <w:rFonts w:hint="eastAsia"/>
-        </w:rPr>
+        <w:t>最终收益</w:t>
+      </w:r>
+      <w:r>
+        <w:rPr>
+          <w:rFonts w:hint="eastAsia"/>
+        </w:rPr>
+        <w:t>为</w:t>
+      </w:r>
+      <w:r>
+        <w:t>(3, 2, -1)</w:t>
+      </w:r>
+      <w:r>
+        <w:rPr>
+          <w:rFonts w:hint="eastAsia"/>
+        </w:rPr>
+        <w:t>，</w:t>
+      </w:r>
+      <w:r>
         <w:t>社会收益</w:t>
       </w:r>
       <w:r>
@@ -7541,75 +8354,6 @@
         <w:t>为</w:t>
       </w:r>
       <w:r>
-        <w:rPr>
-          <w:rFonts w:hint="eastAsia"/>
-        </w:rPr>
-        <w:t>12</w:t>
-      </w:r>
-      <w:r>
-        <w:rPr>
-          <w:rFonts w:hint="eastAsia"/>
-        </w:rPr>
-        <w:t>。而一旦</w:t>
-      </w:r>
-      <w:r>
-        <w:t>A</w:t>
-      </w:r>
-      <w:r>
-        <w:t>与</w:t>
-      </w:r>
-      <w:r>
-        <w:t>B</w:t>
-      </w:r>
-      <w:r>
-        <w:t>结盟，</w:t>
-      </w:r>
-      <w:r>
-        <w:rPr>
-          <w:rFonts w:hint="eastAsia"/>
-        </w:rPr>
-        <w:t>则只有提案</w:t>
-      </w:r>
-      <w:r>
-        <w:t>X</w:t>
-      </w:r>
-      <w:r>
-        <w:t>通过</w:t>
-      </w:r>
-      <w:r>
-        <w:rPr>
-          <w:rFonts w:hint="eastAsia"/>
-        </w:rPr>
-        <w:t>，</w:t>
-      </w:r>
-      <w:r>
-        <w:t>最终收益</w:t>
-      </w:r>
-      <w:r>
-        <w:rPr>
-          <w:rFonts w:hint="eastAsia"/>
-        </w:rPr>
-        <w:t>为</w:t>
-      </w:r>
-      <w:r>
-        <w:t>(3, 2, -1)</w:t>
-      </w:r>
-      <w:r>
-        <w:rPr>
-          <w:rFonts w:hint="eastAsia"/>
-        </w:rPr>
-        <w:t>，</w:t>
-      </w:r>
-      <w:r>
-        <w:t>社会收益</w:t>
-      </w:r>
-      <w:r>
-        <w:rPr>
-          <w:rFonts w:hint="eastAsia"/>
-        </w:rPr>
-        <w:t>为</w:t>
-      </w:r>
-      <w:r>
         <w:t>4</w:t>
       </w:r>
       <w:r>
@@ -7623,7 +8367,7 @@
       <w:pPr>
         <w:pStyle w:val="ae"/>
       </w:pPr>
-      <w:bookmarkStart w:id="9" w:name="_Toc224211039"/>
+      <w:bookmarkStart w:id="9" w:name="_Toc224815777"/>
       <w:r>
         <w:rPr>
           <w:rFonts w:hint="eastAsia"/>
@@ -7636,9 +8380,6 @@
       <w:pPr>
         <w:pStyle w:val="aa"/>
         <w:spacing w:before="78" w:after="78"/>
-        <w:rPr>
-          <w:rFonts w:hint="eastAsia"/>
-        </w:rPr>
       </w:pPr>
       <w:r>
         <w:tab/>
@@ -7733,9 +8474,6 @@
         </w:numPr>
         <w:spacing w:beforeLines="0" w:before="0" w:afterLines="0" w:after="0"/>
         <w:ind w:left="442" w:hanging="442"/>
-        <w:rPr>
-          <w:rFonts w:hint="eastAsia"/>
-        </w:rPr>
       </w:pPr>
       <w:r>
         <w:rPr>
@@ -7753,9 +8491,6 @@
         </w:numPr>
         <w:spacing w:beforeLines="0" w:before="0" w:afterLines="0" w:after="0"/>
         <w:ind w:left="442" w:hanging="442"/>
-        <w:rPr>
-          <w:rFonts w:hint="eastAsia"/>
-        </w:rPr>
       </w:pPr>
       <w:r>
         <w:rPr>
@@ -7812,7 +8547,6 @@
               <w:pStyle w:val="aa"/>
               <w:spacing w:before="78" w:after="78"/>
               <w:rPr>
-                <w:rFonts w:hint="eastAsia"/>
                 <w:b/>
                 <w:bCs/>
                 <w:color w:val="FFFFFF" w:themeColor="background1"/>
@@ -7858,7 +8592,6 @@
               <w:pStyle w:val="aa"/>
               <w:spacing w:before="78" w:after="78"/>
               <w:rPr>
-                <w:rFonts w:hint="eastAsia"/>
                 <w:b/>
                 <w:bCs/>
                 <w:color w:val="FFFFFF" w:themeColor="background1"/>
@@ -7887,7 +8620,6 @@
               <w:pStyle w:val="aa"/>
               <w:spacing w:before="78" w:after="78"/>
               <w:rPr>
-                <w:rFonts w:hint="eastAsia"/>
                 <w:b/>
                 <w:bCs/>
                 <w:color w:val="FFFFFF" w:themeColor="background1"/>
@@ -7914,7 +8646,6 @@
               <w:pStyle w:val="aa"/>
               <w:spacing w:before="78" w:after="78"/>
               <w:rPr>
-                <w:rFonts w:hint="eastAsia"/>
                 <w:b/>
                 <w:bCs/>
                 <w:color w:val="FFFFFF" w:themeColor="background1"/>
@@ -7943,7 +8674,6 @@
               <w:pStyle w:val="aa"/>
               <w:spacing w:before="78" w:after="78"/>
               <w:rPr>
-                <w:rFonts w:hint="eastAsia"/>
                 <w:b/>
                 <w:bCs/>
                 <w:color w:val="FFFFFF" w:themeColor="background1"/>
@@ -7969,9 +8699,6 @@
             <w:pPr>
               <w:pStyle w:val="aa"/>
               <w:spacing w:before="78" w:after="78"/>
-              <w:rPr>
-                <w:rFonts w:hint="eastAsia"/>
-              </w:rPr>
             </w:pPr>
             <w:r>
               <w:rPr>
@@ -7989,9 +8716,6 @@
             <w:pPr>
               <w:pStyle w:val="aa"/>
               <w:spacing w:before="78" w:after="78"/>
-              <w:rPr>
-                <w:rFonts w:hint="eastAsia"/>
-              </w:rPr>
             </w:pPr>
             <w:r>
               <w:rPr>
@@ -8009,9 +8733,6 @@
             <w:pPr>
               <w:pStyle w:val="aa"/>
               <w:spacing w:before="78" w:after="78"/>
-              <w:rPr>
-                <w:rFonts w:hint="eastAsia"/>
-              </w:rPr>
             </w:pPr>
             <w:r>
               <w:rPr>
@@ -8033,7 +8754,6 @@
               <w:pStyle w:val="aa"/>
               <w:spacing w:before="78" w:after="78"/>
               <w:rPr>
-                <w:rFonts w:hint="eastAsia"/>
                 <w:b/>
                 <w:bCs/>
                 <w:color w:val="FFFFFF" w:themeColor="background1"/>
@@ -8058,9 +8778,6 @@
             <w:pPr>
               <w:pStyle w:val="aa"/>
               <w:spacing w:before="78" w:after="78"/>
-              <w:rPr>
-                <w:rFonts w:hint="eastAsia"/>
-              </w:rPr>
             </w:pPr>
             <w:r>
               <w:rPr>
@@ -8079,9 +8796,6 @@
             <w:pPr>
               <w:pStyle w:val="aa"/>
               <w:spacing w:before="78" w:after="78"/>
-              <w:rPr>
-                <w:rFonts w:hint="eastAsia"/>
-              </w:rPr>
             </w:pPr>
             <w:r>
               <w:rPr>
@@ -8099,9 +8813,6 @@
             <w:pPr>
               <w:pStyle w:val="aa"/>
               <w:spacing w:before="78" w:after="78"/>
-              <w:rPr>
-                <w:rFonts w:hint="eastAsia"/>
-              </w:rPr>
             </w:pPr>
             <w:r>
               <w:rPr>
@@ -8123,7 +8834,6 @@
               <w:pStyle w:val="aa"/>
               <w:spacing w:before="78" w:after="78"/>
               <w:rPr>
-                <w:rFonts w:hint="eastAsia"/>
                 <w:b/>
                 <w:bCs/>
                 <w:color w:val="FFFFFF" w:themeColor="background1"/>
@@ -8148,9 +8858,6 @@
             <w:pPr>
               <w:pStyle w:val="aa"/>
               <w:spacing w:before="78" w:after="78"/>
-              <w:rPr>
-                <w:rFonts w:hint="eastAsia"/>
-              </w:rPr>
             </w:pPr>
             <w:r>
               <w:rPr>
@@ -8168,9 +8875,6 @@
             <w:pPr>
               <w:pStyle w:val="aa"/>
               <w:spacing w:before="78" w:after="78"/>
-              <w:rPr>
-                <w:rFonts w:hint="eastAsia"/>
-              </w:rPr>
             </w:pPr>
             <w:r>
               <w:rPr>
@@ -8189,9 +8893,6 @@
             <w:pPr>
               <w:pStyle w:val="aa"/>
               <w:spacing w:before="78" w:after="78"/>
-              <w:rPr>
-                <w:rFonts w:hint="eastAsia"/>
-              </w:rPr>
             </w:pPr>
             <w:r>
               <w:rPr>
@@ -8294,25 +8995,7 @@
         <w:rPr>
           <w:rFonts w:hint="eastAsia"/>
         </w:rPr>
-        <w:t>我们考虑</w:t>
-      </w:r>
-      <w:r>
-        <w:rPr>
-          <w:rFonts w:hint="eastAsia"/>
-        </w:rPr>
-        <w:t>甲、丙两位候选人决定组成政党</w:t>
-      </w:r>
-      <w:r>
-        <w:rPr>
-          <w:rFonts w:hint="eastAsia"/>
-        </w:rPr>
-        <w:t>的情况。</w:t>
-      </w:r>
-      <w:r>
-        <w:rPr>
-          <w:rFonts w:hint="eastAsia"/>
-        </w:rPr>
-        <w:t>在总统大选之前甲、</w:t>
+        <w:t>我们考虑甲、丙两位候选人决定组成政党的情况。在总统大选之前甲、</w:t>
       </w:r>
       <w:proofErr w:type="gramStart"/>
       <w:r>
@@ -8326,61 +9009,7 @@
         <w:rPr>
           <w:rFonts w:hint="eastAsia"/>
         </w:rPr>
-        <w:t>党内初选</w:t>
-      </w:r>
-      <w:r>
-        <w:rPr>
-          <w:rFonts w:hint="eastAsia"/>
-        </w:rPr>
-        <w:t>，</w:t>
-      </w:r>
-      <w:r>
-        <w:rPr>
-          <w:rFonts w:hint="eastAsia"/>
-        </w:rPr>
-        <w:t>初选胜者与乙角逐总统职位</w:t>
-      </w:r>
-      <w:r>
-        <w:rPr>
-          <w:rFonts w:hint="eastAsia"/>
-        </w:rPr>
-        <w:t>。</w:t>
-      </w:r>
-      <w:r>
-        <w:rPr>
-          <w:rFonts w:hint="eastAsia"/>
-        </w:rPr>
-        <w:t>选民的投票意向在整个选举过程中不会改变</w:t>
-      </w:r>
-      <w:r>
-        <w:rPr>
-          <w:rFonts w:hint="eastAsia"/>
-        </w:rPr>
-        <w:t>（</w:t>
-      </w:r>
-      <w:r>
-        <w:rPr>
-          <w:rFonts w:hint="eastAsia"/>
-        </w:rPr>
-        <w:t>没有自己支持的候选人</w:t>
-      </w:r>
-      <w:r>
-        <w:rPr>
-          <w:rFonts w:hint="eastAsia"/>
-        </w:rPr>
-        <w:t>则</w:t>
-      </w:r>
-      <w:r>
-        <w:rPr>
-          <w:rFonts w:hint="eastAsia"/>
-        </w:rPr>
-        <w:t>弃权</w:t>
-      </w:r>
-      <w:r>
-        <w:rPr>
-          <w:rFonts w:hint="eastAsia"/>
-        </w:rPr>
-        <w:t>）。则初选的结果是：</w:t>
+        <w:t>党内初选，初选胜者与乙角逐总统职位。选民的投票意向在整个选举过程中不会改变（没有自己支持的候选人则弃权）。则初选的结果是：</w:t>
       </w:r>
     </w:p>
     <w:tbl>
@@ -8406,7 +9035,6 @@
               <w:pStyle w:val="aa"/>
               <w:spacing w:before="78" w:after="78"/>
               <w:rPr>
-                <w:rFonts w:hint="eastAsia"/>
                 <w:b/>
                 <w:bCs/>
                 <w:color w:val="FFFFFF" w:themeColor="background1"/>
@@ -8451,7 +9079,6 @@
               <w:pStyle w:val="aa"/>
               <w:spacing w:before="78" w:after="78"/>
               <w:rPr>
-                <w:rFonts w:hint="eastAsia"/>
                 <w:b/>
                 <w:bCs/>
                 <w:color w:val="FFFFFF" w:themeColor="background1"/>
@@ -8480,7 +9107,6 @@
               <w:pStyle w:val="aa"/>
               <w:spacing w:before="78" w:after="78"/>
               <w:rPr>
-                <w:rFonts w:hint="eastAsia"/>
                 <w:b/>
                 <w:bCs/>
                 <w:color w:val="FFFFFF" w:themeColor="background1"/>
@@ -8507,7 +9133,6 @@
               <w:pStyle w:val="aa"/>
               <w:spacing w:before="78" w:after="78"/>
               <w:rPr>
-                <w:rFonts w:hint="eastAsia"/>
                 <w:b/>
                 <w:bCs/>
                 <w:color w:val="FFFFFF" w:themeColor="background1"/>
@@ -8536,7 +9161,6 @@
               <w:pStyle w:val="aa"/>
               <w:spacing w:before="78" w:after="78"/>
               <w:rPr>
-                <w:rFonts w:hint="eastAsia"/>
                 <w:b/>
                 <w:bCs/>
                 <w:color w:val="FFFFFF" w:themeColor="background1"/>
@@ -8562,9 +9186,6 @@
             <w:pPr>
               <w:pStyle w:val="aa"/>
               <w:spacing w:before="78" w:after="78"/>
-              <w:rPr>
-                <w:rFonts w:hint="eastAsia"/>
-              </w:rPr>
             </w:pPr>
             <w:r>
               <w:rPr>
@@ -8583,9 +9204,6 @@
             <w:pPr>
               <w:pStyle w:val="aa"/>
               <w:spacing w:before="78" w:after="78"/>
-              <w:rPr>
-                <w:rFonts w:hint="eastAsia"/>
-              </w:rPr>
             </w:pPr>
             <w:r>
               <w:rPr>
@@ -8603,9 +9221,6 @@
             <w:pPr>
               <w:pStyle w:val="aa"/>
               <w:spacing w:before="78" w:after="78"/>
-              <w:rPr>
-                <w:rFonts w:hint="eastAsia"/>
-              </w:rPr>
             </w:pPr>
             <w:r>
               <w:rPr>
@@ -8627,7 +9242,6 @@
               <w:pStyle w:val="aa"/>
               <w:spacing w:before="78" w:after="78"/>
               <w:rPr>
-                <w:rFonts w:hint="eastAsia"/>
                 <w:b/>
                 <w:bCs/>
                 <w:color w:val="FFFFFF" w:themeColor="background1"/>
@@ -8652,9 +9266,6 @@
             <w:pPr>
               <w:pStyle w:val="aa"/>
               <w:spacing w:before="78" w:after="78"/>
-              <w:rPr>
-                <w:rFonts w:hint="eastAsia"/>
-              </w:rPr>
             </w:pPr>
             <w:r>
               <w:rPr>
@@ -8672,9 +9283,6 @@
             <w:pPr>
               <w:pStyle w:val="aa"/>
               <w:spacing w:before="78" w:after="78"/>
-              <w:rPr>
-                <w:rFonts w:hint="eastAsia"/>
-              </w:rPr>
             </w:pPr>
             <w:r>
               <w:rPr>
@@ -8693,9 +9301,6 @@
             <w:pPr>
               <w:pStyle w:val="aa"/>
               <w:spacing w:before="78" w:after="78"/>
-              <w:rPr>
-                <w:rFonts w:hint="eastAsia"/>
-              </w:rPr>
             </w:pPr>
             <w:r>
               <w:rPr>
@@ -8777,7 +9382,6 @@
               <w:pStyle w:val="aa"/>
               <w:spacing w:before="78" w:after="78"/>
               <w:rPr>
-                <w:rFonts w:hint="eastAsia"/>
                 <w:b/>
                 <w:bCs/>
                 <w:color w:val="FFFFFF" w:themeColor="background1"/>
@@ -8822,7 +9426,6 @@
               <w:pStyle w:val="aa"/>
               <w:spacing w:before="78" w:after="78"/>
               <w:rPr>
-                <w:rFonts w:hint="eastAsia"/>
                 <w:b/>
                 <w:bCs/>
                 <w:color w:val="FFFFFF" w:themeColor="background1"/>
@@ -8851,7 +9454,6 @@
               <w:pStyle w:val="aa"/>
               <w:spacing w:before="78" w:after="78"/>
               <w:rPr>
-                <w:rFonts w:hint="eastAsia"/>
                 <w:b/>
                 <w:bCs/>
                 <w:color w:val="FFFFFF" w:themeColor="background1"/>
@@ -8878,7 +9480,6 @@
               <w:pStyle w:val="aa"/>
               <w:spacing w:before="78" w:after="78"/>
               <w:rPr>
-                <w:rFonts w:hint="eastAsia"/>
                 <w:b/>
                 <w:bCs/>
                 <w:color w:val="FFFFFF" w:themeColor="background1"/>
@@ -8907,7 +9508,6 @@
               <w:pStyle w:val="aa"/>
               <w:spacing w:before="78" w:after="78"/>
               <w:rPr>
-                <w:rFonts w:hint="eastAsia"/>
                 <w:b/>
                 <w:bCs/>
                 <w:color w:val="FFFFFF" w:themeColor="background1"/>
@@ -8933,9 +9533,6 @@
             <w:pPr>
               <w:pStyle w:val="aa"/>
               <w:spacing w:before="78" w:after="78"/>
-              <w:rPr>
-                <w:rFonts w:hint="eastAsia"/>
-              </w:rPr>
             </w:pPr>
             <w:r>
               <w:rPr>
@@ -8953,9 +9550,6 @@
             <w:pPr>
               <w:pStyle w:val="aa"/>
               <w:spacing w:before="78" w:after="78"/>
-              <w:rPr>
-                <w:rFonts w:hint="eastAsia"/>
-              </w:rPr>
             </w:pPr>
             <w:r>
               <w:rPr>
@@ -8974,9 +9568,6 @@
             <w:pPr>
               <w:pStyle w:val="aa"/>
               <w:spacing w:before="78" w:after="78"/>
-              <w:rPr>
-                <w:rFonts w:hint="eastAsia"/>
-              </w:rPr>
             </w:pPr>
             <w:r>
               <w:rPr>
@@ -8998,7 +9589,6 @@
               <w:pStyle w:val="aa"/>
               <w:spacing w:before="78" w:after="78"/>
               <w:rPr>
-                <w:rFonts w:hint="eastAsia"/>
                 <w:b/>
                 <w:bCs/>
                 <w:color w:val="FFFFFF" w:themeColor="background1"/>
@@ -9023,9 +9613,6 @@
             <w:pPr>
               <w:pStyle w:val="aa"/>
               <w:spacing w:before="78" w:after="78"/>
-              <w:rPr>
-                <w:rFonts w:hint="eastAsia"/>
-              </w:rPr>
             </w:pPr>
             <w:r>
               <w:rPr>
@@ -9044,9 +9631,6 @@
             <w:pPr>
               <w:pStyle w:val="aa"/>
               <w:spacing w:before="78" w:after="78"/>
-              <w:rPr>
-                <w:rFonts w:hint="eastAsia"/>
-              </w:rPr>
             </w:pPr>
             <w:r>
               <w:rPr>
@@ -9064,9 +9648,6 @@
             <w:pPr>
               <w:pStyle w:val="aa"/>
               <w:spacing w:before="78" w:after="78"/>
-              <w:rPr>
-                <w:rFonts w:hint="eastAsia"/>
-              </w:rPr>
             </w:pPr>
             <w:r>
               <w:rPr>
@@ -9082,9 +9663,6 @@
       <w:pPr>
         <w:pStyle w:val="aa"/>
         <w:spacing w:before="78" w:after="78"/>
-        <w:rPr>
-          <w:rFonts w:hint="eastAsia"/>
-        </w:rPr>
       </w:pPr>
       <w:r>
         <w:tab/>
@@ -9176,7 +9754,6 @@
               <w:pStyle w:val="aa"/>
               <w:spacing w:before="78" w:after="78"/>
               <w:rPr>
-                <w:rFonts w:hint="eastAsia"/>
                 <w:b/>
                 <w:bCs/>
                 <w:color w:val="FFFFFF" w:themeColor="background1"/>
@@ -9221,7 +9798,6 @@
               <w:pStyle w:val="aa"/>
               <w:spacing w:before="78" w:after="78"/>
               <w:rPr>
-                <w:rFonts w:hint="eastAsia"/>
                 <w:b/>
                 <w:bCs/>
                 <w:color w:val="FFFFFF" w:themeColor="background1"/>
@@ -9250,7 +9826,6 @@
               <w:pStyle w:val="aa"/>
               <w:spacing w:before="78" w:after="78"/>
               <w:rPr>
-                <w:rFonts w:hint="eastAsia"/>
                 <w:b/>
                 <w:bCs/>
                 <w:color w:val="FFFFFF" w:themeColor="background1"/>
@@ -9277,7 +9852,6 @@
               <w:pStyle w:val="aa"/>
               <w:spacing w:before="78" w:after="78"/>
               <w:rPr>
-                <w:rFonts w:hint="eastAsia"/>
                 <w:b/>
                 <w:bCs/>
                 <w:color w:val="FFFFFF" w:themeColor="background1"/>
@@ -9306,7 +9880,6 @@
               <w:pStyle w:val="aa"/>
               <w:spacing w:before="78" w:after="78"/>
               <w:rPr>
-                <w:rFonts w:hint="eastAsia"/>
                 <w:b/>
                 <w:bCs/>
                 <w:color w:val="FFFFFF" w:themeColor="background1"/>
@@ -9332,9 +9905,6 @@
             <w:pPr>
               <w:pStyle w:val="aa"/>
               <w:spacing w:before="78" w:after="78"/>
-              <w:rPr>
-                <w:rFonts w:hint="eastAsia"/>
-              </w:rPr>
             </w:pPr>
             <w:r>
               <w:rPr>
@@ -9352,9 +9922,6 @@
             <w:pPr>
               <w:pStyle w:val="aa"/>
               <w:spacing w:before="78" w:after="78"/>
-              <w:rPr>
-                <w:rFonts w:hint="eastAsia"/>
-              </w:rPr>
             </w:pPr>
             <w:r>
               <w:rPr>
@@ -9372,9 +9939,6 @@
             <w:pPr>
               <w:pStyle w:val="aa"/>
               <w:spacing w:before="78" w:after="78"/>
-              <w:rPr>
-                <w:rFonts w:hint="eastAsia"/>
-              </w:rPr>
             </w:pPr>
             <w:r>
               <w:rPr>
@@ -9396,7 +9960,6 @@
               <w:pStyle w:val="aa"/>
               <w:spacing w:before="78" w:after="78"/>
               <w:rPr>
-                <w:rFonts w:hint="eastAsia"/>
                 <w:b/>
                 <w:bCs/>
                 <w:color w:val="FFFFFF" w:themeColor="background1"/>
@@ -9421,9 +9984,6 @@
             <w:pPr>
               <w:pStyle w:val="aa"/>
               <w:spacing w:before="78" w:after="78"/>
-              <w:rPr>
-                <w:rFonts w:hint="eastAsia"/>
-              </w:rPr>
             </w:pPr>
             <w:r>
               <w:rPr>
@@ -9442,9 +10002,6 @@
             <w:pPr>
               <w:pStyle w:val="aa"/>
               <w:spacing w:before="78" w:after="78"/>
-              <w:rPr>
-                <w:rFonts w:hint="eastAsia"/>
-              </w:rPr>
             </w:pPr>
             <w:r>
               <w:rPr>
@@ -9462,9 +10019,6 @@
             <w:pPr>
               <w:pStyle w:val="aa"/>
               <w:spacing w:before="78" w:after="78"/>
-              <w:rPr>
-                <w:rFonts w:hint="eastAsia"/>
-              </w:rPr>
             </w:pPr>
             <w:r>
               <w:rPr>
@@ -9486,7 +10040,6 @@
               <w:pStyle w:val="aa"/>
               <w:spacing w:before="78" w:after="78"/>
               <w:rPr>
-                <w:rFonts w:hint="eastAsia"/>
                 <w:b/>
                 <w:bCs/>
                 <w:color w:val="FFFFFF" w:themeColor="background1"/>
@@ -9511,9 +10064,6 @@
             <w:pPr>
               <w:pStyle w:val="aa"/>
               <w:spacing w:before="78" w:after="78"/>
-              <w:rPr>
-                <w:rFonts w:hint="eastAsia"/>
-              </w:rPr>
             </w:pPr>
             <w:r>
               <w:rPr>
@@ -9531,9 +10081,6 @@
             <w:pPr>
               <w:pStyle w:val="aa"/>
               <w:spacing w:before="78" w:after="78"/>
-              <w:rPr>
-                <w:rFonts w:hint="eastAsia"/>
-              </w:rPr>
             </w:pPr>
             <w:r>
               <w:rPr>
@@ -9552,9 +10099,6 @@
             <w:pPr>
               <w:pStyle w:val="aa"/>
               <w:spacing w:before="78" w:after="78"/>
-              <w:rPr>
-                <w:rFonts w:hint="eastAsia"/>
-              </w:rPr>
             </w:pPr>
             <w:r>
               <w:rPr>
@@ -9571,9 +10115,6 @@
         <w:pStyle w:val="aa"/>
         <w:spacing w:before="78" w:after="78"/>
         <w:ind w:firstLine="420"/>
-        <w:rPr>
-          <w:rFonts w:hint="eastAsia"/>
-        </w:rPr>
       </w:pPr>
       <w:r>
         <w:rPr>
@@ -9630,7 +10171,7 @@
       <w:pPr>
         <w:pStyle w:val="ae"/>
       </w:pPr>
-      <w:bookmarkStart w:id="10" w:name="_Toc224211040"/>
+      <w:bookmarkStart w:id="10" w:name="_Toc224815778"/>
       <w:r>
         <w:rPr>
           <w:rFonts w:hint="eastAsia"/>
@@ -9643,9 +10184,6 @@
       <w:pPr>
         <w:pStyle w:val="aa"/>
         <w:spacing w:before="78" w:after="78"/>
-        <w:rPr>
-          <w:rFonts w:hint="eastAsia"/>
-        </w:rPr>
       </w:pPr>
       <w:r>
         <w:tab/>
@@ -9678,9 +10216,6 @@
         </w:numPr>
         <w:spacing w:beforeLines="0" w:before="0" w:afterLines="0" w:after="0"/>
         <w:ind w:left="442" w:hanging="442"/>
-        <w:rPr>
-          <w:rFonts w:hint="eastAsia"/>
-        </w:rPr>
       </w:pPr>
       <w:r>
         <w:rPr>
@@ -9752,9 +10287,6 @@
         </w:numPr>
         <w:spacing w:beforeLines="0" w:before="0" w:afterLines="0" w:after="0"/>
         <w:ind w:left="442" w:hanging="442"/>
-        <w:rPr>
-          <w:rFonts w:hint="eastAsia"/>
-        </w:rPr>
       </w:pPr>
       <w:r>
         <w:rPr>
@@ -9816,9 +10348,6 @@
       <w:pPr>
         <w:pStyle w:val="aa"/>
         <w:spacing w:before="78" w:after="78"/>
-        <w:rPr>
-          <w:rFonts w:hint="eastAsia"/>
-        </w:rPr>
       </w:pPr>
       <m:oMathPara>
         <m:oMath>
@@ -9840,9 +10369,6 @@
         </w:numPr>
         <w:spacing w:beforeLines="0" w:before="0" w:afterLines="0" w:after="0"/>
         <w:ind w:left="442" w:hanging="442"/>
-        <w:rPr>
-          <w:rFonts w:hint="eastAsia"/>
-        </w:rPr>
       </w:pPr>
       <w:r>
         <w:rPr>
@@ -9926,9 +10452,6 @@
         </w:numPr>
         <w:spacing w:beforeLines="0" w:before="0" w:afterLines="0" w:after="0"/>
         <w:ind w:left="442" w:hanging="442"/>
-        <w:rPr>
-          <w:rFonts w:hint="eastAsia"/>
-        </w:rPr>
       </w:pPr>
       <w:r>
         <w:rPr>
@@ -9959,9 +10482,6 @@
         </w:numPr>
         <w:spacing w:beforeLines="0" w:before="0" w:afterLines="0" w:after="0"/>
         <w:ind w:left="442" w:hanging="442"/>
-        <w:rPr>
-          <w:rFonts w:hint="eastAsia"/>
-        </w:rPr>
       </w:pPr>
       <w:r>
         <w:rPr>
@@ -10005,9 +10525,6 @@
         </w:numPr>
         <w:spacing w:beforeLines="0" w:before="0" w:afterLines="0" w:after="0"/>
         <w:ind w:left="442" w:hanging="442"/>
-        <w:rPr>
-          <w:rFonts w:hint="eastAsia"/>
-        </w:rPr>
       </w:pPr>
       <w:r>
         <w:rPr>
@@ -10037,9 +10554,6 @@
         </w:numPr>
         <w:spacing w:beforeLines="0" w:before="0" w:afterLines="0" w:after="0"/>
         <w:ind w:left="442" w:hanging="442"/>
-        <w:rPr>
-          <w:rFonts w:hint="eastAsia"/>
-        </w:rPr>
       </w:pPr>
       <w:r>
         <w:rPr>
@@ -10065,9 +10579,6 @@
         <w:pStyle w:val="aa"/>
         <w:spacing w:before="78" w:after="78"/>
         <w:ind w:firstLine="420"/>
-        <w:rPr>
-          <w:rFonts w:hint="eastAsia"/>
-        </w:rPr>
       </w:pPr>
       <w:r>
         <w:rPr>
@@ -10128,9 +10639,6 @@
         </w:numPr>
         <w:spacing w:beforeLines="0" w:before="0" w:afterLines="0" w:after="0"/>
         <w:ind w:left="442" w:hanging="442"/>
-        <w:rPr>
-          <w:rFonts w:hint="eastAsia"/>
-        </w:rPr>
       </w:pPr>
       <w:r>
         <w:rPr>
@@ -10166,9 +10674,6 @@
         </w:numPr>
         <w:spacing w:beforeLines="0" w:before="0" w:afterLines="0" w:after="0"/>
         <w:ind w:left="442" w:hanging="442"/>
-        <w:rPr>
-          <w:rFonts w:hint="eastAsia"/>
-        </w:rPr>
       </w:pPr>
       <w:r>
         <w:rPr>
@@ -10198,9 +10703,6 @@
         </w:numPr>
         <w:spacing w:beforeLines="0" w:before="0" w:afterLines="0" w:after="0"/>
         <w:ind w:left="442" w:hanging="442"/>
-        <w:rPr>
-          <w:rFonts w:hint="eastAsia"/>
-        </w:rPr>
       </w:pPr>
       <w:r>
         <w:rPr>
@@ -10229,9 +10731,6 @@
           <w:numId w:val="10"/>
         </w:numPr>
         <w:spacing w:beforeLines="0" w:before="0" w:afterLines="0" w:after="0"/>
-        <w:rPr>
-          <w:rFonts w:hint="eastAsia"/>
-        </w:rPr>
       </w:pPr>
       <w:r>
         <w:rPr>
@@ -10248,9 +10747,6 @@
           <w:numId w:val="10"/>
         </w:numPr>
         <w:spacing w:beforeLines="0" w:before="0" w:afterLines="0" w:after="0"/>
-        <w:rPr>
-          <w:rFonts w:hint="eastAsia"/>
-        </w:rPr>
       </w:pPr>
       <w:r>
         <w:rPr>
@@ -10267,9 +10763,6 @@
           <w:numId w:val="10"/>
         </w:numPr>
         <w:spacing w:beforeLines="0" w:before="0" w:afterLines="0" w:after="0"/>
-        <w:rPr>
-          <w:rFonts w:hint="eastAsia"/>
-        </w:rPr>
       </w:pPr>
       <w:r>
         <w:rPr>
@@ -10286,9 +10779,6 @@
           <w:numId w:val="10"/>
         </w:numPr>
         <w:spacing w:beforeLines="0" w:before="0" w:afterLines="0" w:after="0"/>
-        <w:rPr>
-          <w:rFonts w:hint="eastAsia"/>
-        </w:rPr>
       </w:pPr>
       <w:r>
         <w:rPr>
@@ -10349,9 +10839,6 @@
         </w:numPr>
         <w:spacing w:beforeLines="0" w:before="0" w:afterLines="0" w:after="0"/>
         <w:ind w:left="442" w:hanging="442"/>
-        <w:rPr>
-          <w:rFonts w:hint="eastAsia"/>
-        </w:rPr>
       </w:pPr>
       <w:r>
         <w:rPr>
@@ -10459,9 +10946,6 @@
         </w:numPr>
         <w:spacing w:beforeLines="0" w:before="0" w:afterLines="0" w:after="0"/>
         <w:ind w:left="442" w:hanging="442"/>
-        <w:rPr>
-          <w:rFonts w:hint="eastAsia"/>
-        </w:rPr>
       </w:pPr>
       <w:r>
         <w:rPr>
@@ -10497,9 +10981,6 @@
         </w:numPr>
         <w:spacing w:beforeLines="0" w:before="0" w:afterLines="0" w:after="0"/>
         <w:ind w:left="442" w:hanging="442"/>
-        <w:rPr>
-          <w:rFonts w:hint="eastAsia"/>
-        </w:rPr>
       </w:pPr>
       <w:r>
         <w:rPr>
@@ -10529,9 +11010,6 @@
         </w:numPr>
         <w:spacing w:beforeLines="0" w:before="0" w:afterLines="0" w:after="0"/>
         <w:ind w:left="442" w:hanging="442"/>
-        <w:rPr>
-          <w:rFonts w:hint="eastAsia"/>
-        </w:rPr>
       </w:pPr>
       <w:r>
         <w:rPr>
@@ -10561,9 +11039,6 @@
         </w:numPr>
         <w:spacing w:beforeLines="0" w:before="0" w:afterLines="0" w:after="0"/>
         <w:ind w:left="442" w:hanging="442"/>
-        <w:rPr>
-          <w:rFonts w:hint="eastAsia"/>
-        </w:rPr>
       </w:pPr>
       <w:r>
         <w:rPr>
@@ -10594,7 +11069,7 @@
       <w:pPr>
         <w:pStyle w:val="ae"/>
       </w:pPr>
-      <w:bookmarkStart w:id="11" w:name="_Toc224211041"/>
+      <w:bookmarkStart w:id="11" w:name="_Toc224815779"/>
       <w:r>
         <w:rPr>
           <w:rFonts w:hint="eastAsia"/>
@@ -10631,13 +11106,7 @@
         <w:rPr>
           <w:rFonts w:hint="eastAsia"/>
         </w:rPr>
-        <w:t>学派的学者大卫·卡罗尔认为，</w:t>
-      </w:r>
-      <w:r>
-        <w:rPr>
-          <w:rFonts w:hint="eastAsia"/>
-        </w:rPr>
-        <w:t>政党即利益集团</w:t>
+        <w:t>学派的学者大卫·卡罗尔认为，政党即利益集团</w:t>
       </w:r>
     </w:p>
     <w:p>
@@ -10664,9 +11133,6 @@
         <w:pStyle w:val="af3"/>
         <w:spacing w:before="78" w:after="78"/>
         <w:jc w:val="right"/>
-        <w:rPr>
-          <w:rFonts w:hint="eastAsia"/>
-        </w:rPr>
       </w:pPr>
       <w:r>
         <w:rPr>
@@ -10680,9 +11146,6 @@
         <w:pStyle w:val="aa"/>
         <w:spacing w:before="78" w:after="78"/>
         <w:ind w:firstLine="420"/>
-        <w:rPr>
-          <w:rFonts w:hint="eastAsia"/>
-        </w:rPr>
       </w:pPr>
       <w:r>
         <w:rPr>
@@ -10784,9 +11247,6 @@
         <w:pStyle w:val="aa"/>
         <w:spacing w:before="78" w:after="78"/>
         <w:ind w:firstLine="420"/>
-        <w:rPr>
-          <w:rFonts w:hint="eastAsia"/>
-        </w:rPr>
       </w:pPr>
       <w:r>
         <w:rPr>
@@ -10826,16 +11286,13 @@
       <w:pPr>
         <w:pStyle w:val="aa"/>
         <w:spacing w:before="78" w:after="78"/>
-        <w:rPr>
-          <w:rFonts w:hint="eastAsia"/>
-        </w:rPr>
       </w:pPr>
     </w:p>
     <w:p>
       <w:pPr>
         <w:pStyle w:val="ac"/>
       </w:pPr>
-      <w:bookmarkStart w:id="12" w:name="_Toc224211042"/>
+      <w:bookmarkStart w:id="12" w:name="_Toc224815780"/>
       <w:r>
         <w:rPr>
           <w:rFonts w:hint="eastAsia"/>
@@ -10848,7 +11305,7 @@
       <w:pPr>
         <w:pStyle w:val="ae"/>
       </w:pPr>
-      <w:bookmarkStart w:id="13" w:name="_Toc224211043"/>
+      <w:bookmarkStart w:id="13" w:name="_Toc224815781"/>
       <w:r>
         <w:rPr>
           <w:rFonts w:hint="eastAsia"/>
@@ -10861,9 +11318,6 @@
     <w:p>
       <w:pPr>
         <w:pStyle w:val="af1"/>
-        <w:rPr>
-          <w:rFonts w:hint="eastAsia"/>
-        </w:rPr>
       </w:pPr>
       <w:r>
         <w:rPr>
@@ -10883,27 +11337,12 @@
         <w:pStyle w:val="aa"/>
         <w:spacing w:before="78" w:after="78"/>
         <w:ind w:firstLine="420"/>
-        <w:rPr>
-          <w:rFonts w:hint="eastAsia"/>
-        </w:rPr>
-      </w:pPr>
-      <w:r>
-        <w:rPr>
-          <w:rFonts w:hint="eastAsia"/>
-        </w:rPr>
-        <w:t>马克思列宁主义认为，</w:t>
-      </w:r>
-      <w:r>
-        <w:rPr>
-          <w:rFonts w:hint="eastAsia"/>
-        </w:rPr>
-        <w:t>政党产生的基础是阶级和阶级斗争</w:t>
-      </w:r>
-      <w:r>
-        <w:rPr>
-          <w:rFonts w:hint="eastAsia"/>
-        </w:rPr>
-        <w:t>。</w:t>
+      </w:pPr>
+      <w:r>
+        <w:rPr>
+          <w:rFonts w:hint="eastAsia"/>
+        </w:rPr>
+        <w:t>马克思列宁主义认为，政党产生的基础是阶级和阶级斗争。</w:t>
       </w:r>
     </w:p>
     <w:p>
@@ -10938,9 +11377,6 @@
     <w:p>
       <w:pPr>
         <w:pStyle w:val="af1"/>
-        <w:rPr>
-          <w:rFonts w:hint="eastAsia"/>
-        </w:rPr>
       </w:pPr>
       <w:r>
         <w:rPr>
@@ -10959,9 +11395,6 @@
       <w:pPr>
         <w:pStyle w:val="aa"/>
         <w:spacing w:before="78" w:after="78"/>
-        <w:rPr>
-          <w:rFonts w:hint="eastAsia"/>
-        </w:rPr>
       </w:pPr>
       <w:r>
         <w:tab/>
@@ -10984,6 +11417,2575 @@
         </w:rPr>
         <w:t>。</w:t>
       </w:r>
+      <w:r>
+        <w:rPr>
+          <w:rFonts w:hint="eastAsia"/>
+        </w:rPr>
+        <w:t>其逻辑是：财产分配的不平等</w:t>
+      </w:r>
+      <w:r>
+        <w:rPr>
+          <w:rFonts w:hint="eastAsia"/>
+        </w:rPr>
+        <w:t>（财产的数量、种类、结构上的不平等）</w:t>
+      </w:r>
+      <w:r>
+        <w:rPr>
+          <w:rFonts w:hint="eastAsia"/>
+        </w:rPr>
+        <w:t>导致了经济利益的冲突，从而催生出阶级和利益集团，进而组成了政党。</w:t>
+      </w:r>
+    </w:p>
+    <w:p>
+      <w:pPr>
+        <w:pStyle w:val="aa"/>
+        <w:spacing w:before="78" w:after="78"/>
+        <w:rPr>
+          <w:rFonts w:hint="eastAsia"/>
+        </w:rPr>
+      </w:pPr>
+      <w:r>
+        <w:tab/>
+      </w:r>
+      <w:r>
+        <w:rPr>
+          <w:rFonts w:hint="eastAsia"/>
+        </w:rPr>
+        <w:t>以上两种经济结构理论常被用来解释政党起源，也被用来解释民主化等问题。但是，经济结构理论无法解释一些现当代新出现的政党政治现象，如绿党的产生。</w:t>
+      </w:r>
+    </w:p>
+    <w:p>
+      <w:pPr>
+        <w:pStyle w:val="ae"/>
+      </w:pPr>
+      <w:bookmarkStart w:id="14" w:name="_Toc224815782"/>
+      <w:r>
+        <w:rPr>
+          <w:rFonts w:hint="eastAsia"/>
+        </w:rPr>
+        <w:t>（二）个人品性、魅力论</w:t>
+      </w:r>
+      <w:bookmarkEnd w:id="14"/>
+    </w:p>
+    <w:p>
+      <w:pPr>
+        <w:pStyle w:val="af1"/>
+        <w:rPr>
+          <w:rFonts w:hint="eastAsia"/>
+        </w:rPr>
+      </w:pPr>
+      <w:r>
+        <w:rPr>
+          <w:rFonts w:hint="eastAsia"/>
+        </w:rPr>
+        <w:t xml:space="preserve">1. </w:t>
+      </w:r>
+      <w:r>
+        <w:rPr>
+          <w:rFonts w:hint="eastAsia"/>
+        </w:rPr>
+        <w:t>中国传统文化君子小人品性论</w:t>
+      </w:r>
+    </w:p>
+    <w:p>
+      <w:pPr>
+        <w:pStyle w:val="aa"/>
+        <w:spacing w:before="78" w:after="78"/>
+        <w:ind w:firstLine="420"/>
+      </w:pPr>
+      <w:r>
+        <w:rPr>
+          <w:rFonts w:hint="eastAsia"/>
+        </w:rPr>
+        <w:t>政治才能、道德修养高的人是否更容易结党？</w:t>
+      </w:r>
+      <w:r>
+        <w:rPr>
+          <w:rFonts w:hint="eastAsia"/>
+        </w:rPr>
+        <w:t>古代中国对此问题产生了不同见解：</w:t>
+      </w:r>
+    </w:p>
+    <w:p>
+      <w:pPr>
+        <w:pStyle w:val="aa"/>
+        <w:numPr>
+          <w:ilvl w:val="0"/>
+          <w:numId w:val="12"/>
+        </w:numPr>
+        <w:spacing w:beforeLines="0" w:before="0" w:afterLines="0" w:after="0"/>
+        <w:ind w:left="442" w:hanging="442"/>
+        <w:rPr>
+          <w:rFonts w:hint="eastAsia"/>
+        </w:rPr>
+      </w:pPr>
+      <w:r>
+        <w:rPr>
+          <w:rFonts w:hint="eastAsia"/>
+        </w:rPr>
+        <w:t>君子无党、小人有党</w:t>
+      </w:r>
+    </w:p>
+    <w:p>
+      <w:pPr>
+        <w:pStyle w:val="aa"/>
+        <w:numPr>
+          <w:ilvl w:val="0"/>
+          <w:numId w:val="12"/>
+        </w:numPr>
+        <w:spacing w:beforeLines="0" w:before="0" w:afterLines="0" w:after="0"/>
+        <w:ind w:left="442" w:hanging="442"/>
+        <w:rPr>
+          <w:rFonts w:hint="eastAsia"/>
+        </w:rPr>
+      </w:pPr>
+      <w:r>
+        <w:rPr>
+          <w:rFonts w:hint="eastAsia"/>
+        </w:rPr>
+        <w:t>君子有党、小人无党</w:t>
+      </w:r>
+    </w:p>
+    <w:p>
+      <w:pPr>
+        <w:pStyle w:val="aa"/>
+        <w:numPr>
+          <w:ilvl w:val="0"/>
+          <w:numId w:val="12"/>
+        </w:numPr>
+        <w:spacing w:beforeLines="0" w:before="0" w:afterLines="0" w:after="0"/>
+        <w:ind w:left="442" w:hanging="442"/>
+        <w:rPr>
+          <w:rFonts w:hint="eastAsia"/>
+        </w:rPr>
+      </w:pPr>
+      <w:r>
+        <w:rPr>
+          <w:rFonts w:hint="eastAsia"/>
+        </w:rPr>
+        <w:t>君子、小人皆有党</w:t>
+      </w:r>
+    </w:p>
+    <w:p>
+      <w:pPr>
+        <w:pStyle w:val="aa"/>
+        <w:numPr>
+          <w:ilvl w:val="0"/>
+          <w:numId w:val="12"/>
+        </w:numPr>
+        <w:spacing w:beforeLines="0" w:before="0" w:afterLines="0" w:after="0"/>
+        <w:ind w:left="442" w:hanging="442"/>
+        <w:rPr>
+          <w:rFonts w:hint="eastAsia"/>
+        </w:rPr>
+      </w:pPr>
+      <w:r>
+        <w:rPr>
+          <w:rFonts w:hint="eastAsia"/>
+        </w:rPr>
+        <w:t>纯君子纯小人无党，不纯者有党</w:t>
+      </w:r>
+    </w:p>
+    <w:p>
+      <w:pPr>
+        <w:pStyle w:val="aa"/>
+        <w:spacing w:before="78" w:after="78"/>
+        <w:ind w:firstLine="420"/>
+        <w:rPr>
+          <w:rFonts w:hint="eastAsia"/>
+        </w:rPr>
+      </w:pPr>
+      <w:r>
+        <w:rPr>
+          <w:rFonts w:hint="eastAsia"/>
+        </w:rPr>
+        <w:t>当然，这一理论有着严重的缺陷，那就是所谓“道德修养”难以被衡量，且其因变量不确定，因而解释力十分有限。</w:t>
+      </w:r>
+    </w:p>
+    <w:p>
+      <w:pPr>
+        <w:pStyle w:val="af1"/>
+        <w:rPr>
+          <w:rFonts w:hint="eastAsia"/>
+        </w:rPr>
+      </w:pPr>
+      <w:r>
+        <w:rPr>
+          <w:rFonts w:hint="eastAsia"/>
+        </w:rPr>
+        <w:t xml:space="preserve">2. </w:t>
+      </w:r>
+      <w:r>
+        <w:rPr>
+          <w:rFonts w:hint="eastAsia"/>
+        </w:rPr>
+        <w:t>西方个人气质说</w:t>
+      </w:r>
+    </w:p>
+    <w:p>
+      <w:pPr>
+        <w:pStyle w:val="aa"/>
+        <w:spacing w:before="78" w:after="78"/>
+      </w:pPr>
+      <w:r>
+        <w:tab/>
+      </w:r>
+      <w:r>
+        <w:rPr>
+          <w:rFonts w:hint="eastAsia"/>
+        </w:rPr>
+        <w:t>以劳伦斯·罗维尔为代表的政治心理学和政治思想学学者</w:t>
+      </w:r>
+      <w:r>
+        <w:rPr>
+          <w:rFonts w:hint="eastAsia"/>
+        </w:rPr>
+        <w:t>以个人气质为标准，将政客分为四类：</w:t>
+      </w:r>
+    </w:p>
+    <w:p>
+      <w:pPr>
+        <w:pStyle w:val="aa"/>
+        <w:numPr>
+          <w:ilvl w:val="0"/>
+          <w:numId w:val="13"/>
+        </w:numPr>
+        <w:spacing w:beforeLines="0" w:before="0" w:afterLines="0" w:after="0"/>
+        <w:ind w:left="442" w:hanging="442"/>
+        <w:rPr>
+          <w:rFonts w:hint="eastAsia"/>
+        </w:rPr>
+      </w:pPr>
+      <w:r>
+        <w:rPr>
+          <w:rFonts w:hint="eastAsia"/>
+        </w:rPr>
+        <w:t>鼓吹改革，对前途悲观</w:t>
+      </w:r>
+      <w:r>
+        <w:rPr>
+          <w:rFonts w:hint="eastAsia"/>
+        </w:rPr>
+        <w:t>：</w:t>
+      </w:r>
+      <w:r>
+        <w:rPr>
+          <w:rFonts w:hint="eastAsia"/>
+        </w:rPr>
+        <w:t>激进派</w:t>
+      </w:r>
+      <w:r>
+        <w:rPr>
+          <w:rFonts w:hint="eastAsia"/>
+        </w:rPr>
+        <w:t>（</w:t>
+      </w:r>
+      <w:r>
+        <w:rPr>
+          <w:rFonts w:hint="eastAsia"/>
+        </w:rPr>
+        <w:t>radicals</w:t>
+      </w:r>
+      <w:r>
+        <w:rPr>
+          <w:rFonts w:hint="eastAsia"/>
+        </w:rPr>
+        <w:t>）</w:t>
+      </w:r>
+    </w:p>
+    <w:p>
+      <w:pPr>
+        <w:pStyle w:val="aa"/>
+        <w:numPr>
+          <w:ilvl w:val="0"/>
+          <w:numId w:val="13"/>
+        </w:numPr>
+        <w:spacing w:beforeLines="0" w:before="0" w:afterLines="0" w:after="0"/>
+        <w:ind w:left="442" w:hanging="442"/>
+      </w:pPr>
+      <w:r>
+        <w:t>鼓吹改革，对前途乐观</w:t>
+      </w:r>
+      <w:r>
+        <w:rPr>
+          <w:rFonts w:hint="eastAsia"/>
+        </w:rPr>
+        <w:t>：</w:t>
+      </w:r>
+      <w:r>
+        <w:t>自由派</w:t>
+      </w:r>
+      <w:r>
+        <w:rPr>
+          <w:rFonts w:hint="eastAsia"/>
+        </w:rPr>
+        <w:t>（</w:t>
+      </w:r>
+      <w:r>
+        <w:rPr>
+          <w:rFonts w:hint="eastAsia"/>
+        </w:rPr>
+        <w:t>liberals</w:t>
+      </w:r>
+      <w:r>
+        <w:rPr>
+          <w:rFonts w:hint="eastAsia"/>
+        </w:rPr>
+        <w:t>）</w:t>
+      </w:r>
+    </w:p>
+    <w:p>
+      <w:pPr>
+        <w:pStyle w:val="aa"/>
+        <w:numPr>
+          <w:ilvl w:val="0"/>
+          <w:numId w:val="13"/>
+        </w:numPr>
+        <w:spacing w:beforeLines="0" w:before="0" w:afterLines="0" w:after="0"/>
+        <w:ind w:left="442" w:hanging="442"/>
+      </w:pPr>
+      <w:r>
+        <w:t>主张维持现状，对前途乐观</w:t>
+      </w:r>
+      <w:r>
+        <w:rPr>
+          <w:rFonts w:hint="eastAsia"/>
+        </w:rPr>
+        <w:t>；</w:t>
+      </w:r>
+      <w:r>
+        <w:t>保守派</w:t>
+      </w:r>
+      <w:r>
+        <w:rPr>
+          <w:rFonts w:hint="eastAsia"/>
+        </w:rPr>
+        <w:t>（</w:t>
+      </w:r>
+      <w:r>
+        <w:rPr>
+          <w:rFonts w:hint="eastAsia"/>
+        </w:rPr>
+        <w:t>conservatives</w:t>
+      </w:r>
+      <w:r>
+        <w:rPr>
+          <w:rFonts w:hint="eastAsia"/>
+        </w:rPr>
+        <w:t>）</w:t>
+      </w:r>
+    </w:p>
+    <w:p>
+      <w:pPr>
+        <w:pStyle w:val="aa"/>
+        <w:numPr>
+          <w:ilvl w:val="0"/>
+          <w:numId w:val="13"/>
+        </w:numPr>
+        <w:spacing w:beforeLines="0" w:before="0" w:afterLines="0" w:after="0"/>
+        <w:ind w:left="442" w:hanging="442"/>
+      </w:pPr>
+      <w:r>
+        <w:t>主张推翻现状，恢复旧态，对前途悲观</w:t>
+      </w:r>
+      <w:r>
+        <w:rPr>
+          <w:rFonts w:hint="eastAsia"/>
+        </w:rPr>
+        <w:t>：</w:t>
+      </w:r>
+      <w:r>
+        <w:t>反动派</w:t>
+      </w:r>
+      <w:r>
+        <w:rPr>
+          <w:rFonts w:hint="eastAsia"/>
+        </w:rPr>
+        <w:t>（</w:t>
+      </w:r>
+      <w:r>
+        <w:rPr>
+          <w:rFonts w:hint="eastAsia"/>
+        </w:rPr>
+        <w:t>reactionaries</w:t>
+      </w:r>
+      <w:r>
+        <w:rPr>
+          <w:rFonts w:hint="eastAsia"/>
+        </w:rPr>
+        <w:t>）</w:t>
+      </w:r>
+    </w:p>
+    <w:p>
+      <w:pPr>
+        <w:pStyle w:val="ae"/>
+        <w:rPr>
+          <w:rFonts w:hint="eastAsia"/>
+        </w:rPr>
+      </w:pPr>
+      <w:bookmarkStart w:id="15" w:name="_Toc224815783"/>
+      <w:r>
+        <w:rPr>
+          <w:rFonts w:hint="eastAsia"/>
+        </w:rPr>
+        <w:t>（三）文化理论</w:t>
+      </w:r>
+      <w:bookmarkEnd w:id="15"/>
+    </w:p>
+    <w:p>
+      <w:pPr>
+        <w:pStyle w:val="af1"/>
+        <w:rPr>
+          <w:rFonts w:hint="eastAsia"/>
+        </w:rPr>
+      </w:pPr>
+      <w:r>
+        <w:rPr>
+          <w:rFonts w:hint="eastAsia"/>
+        </w:rPr>
+        <w:t xml:space="preserve">1. </w:t>
+      </w:r>
+      <w:r>
+        <w:rPr>
+          <w:rFonts w:hint="eastAsia"/>
+        </w:rPr>
+        <w:t>宗教信仰说</w:t>
+      </w:r>
+    </w:p>
+    <w:p>
+      <w:pPr>
+        <w:pStyle w:val="aa"/>
+        <w:spacing w:before="78" w:after="78"/>
+        <w:rPr>
+          <w:rFonts w:hint="eastAsia"/>
+        </w:rPr>
+      </w:pPr>
+      <w:r>
+        <w:tab/>
+      </w:r>
+      <w:r>
+        <w:rPr>
+          <w:rFonts w:hint="eastAsia"/>
+        </w:rPr>
+        <w:t>有观点认为，政党的建立基于共同的宗教信仰。事实上，有些政党和教派组织的关系确实很密切（如印度人民党与印度国民志愿团的关系）。在宗教领域，会产生不同教派利益集团，因此政党间的斗争有时也代表了教派之间的冲突（如印度国大党与人民党之间的冲突）。</w:t>
+      </w:r>
+    </w:p>
+    <w:p>
+      <w:pPr>
+        <w:pStyle w:val="af1"/>
+        <w:rPr>
+          <w:rFonts w:hint="eastAsia"/>
+        </w:rPr>
+      </w:pPr>
+      <w:r>
+        <w:rPr>
+          <w:rFonts w:hint="eastAsia"/>
+        </w:rPr>
+        <w:lastRenderedPageBreak/>
+        <w:t xml:space="preserve">2. </w:t>
+      </w:r>
+      <w:r>
+        <w:rPr>
+          <w:rFonts w:hint="eastAsia"/>
+        </w:rPr>
+        <w:t>种族、地域说</w:t>
+      </w:r>
+    </w:p>
+    <w:p>
+      <w:pPr>
+        <w:pStyle w:val="aa"/>
+        <w:spacing w:before="78" w:after="78"/>
+        <w:ind w:firstLine="420"/>
+        <w:rPr>
+          <w:rFonts w:hint="eastAsia"/>
+        </w:rPr>
+      </w:pPr>
+      <w:r>
+        <w:rPr>
+          <w:rFonts w:hint="eastAsia"/>
+        </w:rPr>
+        <w:t>以种族为基础</w:t>
+      </w:r>
+      <w:r>
+        <w:rPr>
+          <w:rFonts w:hint="eastAsia"/>
+        </w:rPr>
+        <w:t>的政党如</w:t>
+      </w:r>
+      <w:r>
+        <w:rPr>
+          <w:rFonts w:hint="eastAsia"/>
+        </w:rPr>
+        <w:t>南非非洲人国民大会</w:t>
+      </w:r>
+      <w:r>
+        <w:rPr>
+          <w:rFonts w:hint="eastAsia"/>
+        </w:rPr>
+        <w:t>（</w:t>
+      </w:r>
+      <w:r>
+        <w:rPr>
+          <w:rFonts w:hint="eastAsia"/>
+        </w:rPr>
+        <w:t>African National Congress,</w:t>
+      </w:r>
+      <w:r>
+        <w:rPr>
+          <w:rFonts w:hint="eastAsia"/>
+        </w:rPr>
+        <w:t xml:space="preserve"> </w:t>
+      </w:r>
+      <w:r>
+        <w:rPr>
+          <w:rFonts w:hint="eastAsia"/>
+        </w:rPr>
+        <w:t>ANC</w:t>
+      </w:r>
+      <w:r>
+        <w:rPr>
+          <w:rFonts w:hint="eastAsia"/>
+        </w:rPr>
+        <w:t>）。</w:t>
+      </w:r>
+      <w:r>
+        <w:t>民族与地域相结合</w:t>
+      </w:r>
+      <w:r>
+        <w:rPr>
+          <w:rFonts w:hint="eastAsia"/>
+        </w:rPr>
+        <w:t>时，政党往往就会</w:t>
+      </w:r>
+      <w:r>
+        <w:t>最大限度取得有利于本民族、本地区和本政党的</w:t>
+      </w:r>
+      <w:r>
+        <w:rPr>
+          <w:rFonts w:hint="eastAsia"/>
+        </w:rPr>
+        <w:t>利益（加泰罗尼亚共和左翼）</w:t>
+      </w:r>
+      <w:r>
+        <w:rPr>
+          <w:rFonts w:hint="eastAsia"/>
+        </w:rPr>
+        <w:t>。</w:t>
+      </w:r>
+    </w:p>
+    <w:p>
+      <w:pPr>
+        <w:pStyle w:val="aa"/>
+        <w:spacing w:before="78" w:after="78"/>
+        <w:ind w:firstLine="420"/>
+        <w:rPr>
+          <w:rFonts w:hint="eastAsia"/>
+        </w:rPr>
+      </w:pPr>
+      <w:r>
+        <w:t>地方性政党可以发展成全国性政党</w:t>
+      </w:r>
+      <w:r>
+        <w:rPr>
+          <w:rFonts w:hint="eastAsia"/>
+        </w:rPr>
+        <w:t>，</w:t>
+      </w:r>
+      <w:r>
+        <w:t>全国性政党</w:t>
+      </w:r>
+      <w:r>
+        <w:rPr>
+          <w:rFonts w:hint="eastAsia"/>
+        </w:rPr>
+        <w:t>也可能</w:t>
+      </w:r>
+      <w:r>
+        <w:t>因民族问题分裂为若干地区性政党（比利时：法语</w:t>
+      </w:r>
+      <w:r>
+        <w:rPr>
+          <w:rFonts w:hint="eastAsia"/>
+        </w:rPr>
+        <w:t>、</w:t>
+      </w:r>
+      <w:proofErr w:type="gramStart"/>
+      <w:r>
+        <w:t>佛</w:t>
+      </w:r>
+      <w:r>
+        <w:rPr>
+          <w:rFonts w:hint="eastAsia"/>
+        </w:rPr>
+        <w:t>拉芒</w:t>
+      </w:r>
+      <w:proofErr w:type="gramEnd"/>
+      <w:r>
+        <w:rPr>
+          <w:rFonts w:hint="eastAsia"/>
+        </w:rPr>
+        <w:t>语）</w:t>
+      </w:r>
+      <w:r>
+        <w:rPr>
+          <w:rFonts w:hint="eastAsia"/>
+        </w:rPr>
+        <w:t>。</w:t>
+      </w:r>
+    </w:p>
+    <w:p>
+      <w:pPr>
+        <w:pStyle w:val="ae"/>
+      </w:pPr>
+      <w:bookmarkStart w:id="16" w:name="_Toc224815784"/>
+      <w:r>
+        <w:rPr>
+          <w:rFonts w:hint="eastAsia"/>
+        </w:rPr>
+        <w:t>（四）学术思想说</w:t>
+      </w:r>
+      <w:bookmarkEnd w:id="16"/>
+    </w:p>
+    <w:p>
+      <w:pPr>
+        <w:pStyle w:val="aa"/>
+        <w:spacing w:before="78" w:after="78"/>
+        <w:rPr>
+          <w:rFonts w:hint="eastAsia"/>
+        </w:rPr>
+      </w:pPr>
+      <w:r>
+        <w:tab/>
+      </w:r>
+      <w:r>
+        <w:rPr>
+          <w:rFonts w:hint="eastAsia"/>
+        </w:rPr>
+        <w:t>这一理论认为，政党以政治信仰为结合基础，因此政治学说是政党形成的根本、基础与动力。例如，三民主义思想形成了同盟会及日后的中国国民党；国家主义、民族主义思想形成了中国青年党；马克思列宁主义</w:t>
+      </w:r>
+      <w:r>
+        <w:rPr>
+          <w:rFonts w:hint="eastAsia"/>
+        </w:rPr>
+        <w:t>思想</w:t>
+      </w:r>
+      <w:r>
+        <w:rPr>
+          <w:rFonts w:hint="eastAsia"/>
+        </w:rPr>
+        <w:t>形成了中国共产党；民主社会主义</w:t>
+      </w:r>
+      <w:r>
+        <w:rPr>
+          <w:rFonts w:hint="eastAsia"/>
+        </w:rPr>
+        <w:t>思想形成了英国工党；等等。</w:t>
+      </w:r>
+    </w:p>
+    <w:p>
+      <w:pPr>
+        <w:pStyle w:val="aa"/>
+        <w:spacing w:before="78" w:after="78"/>
+        <w:ind w:firstLine="420"/>
+      </w:pPr>
+      <w:r>
+        <w:rPr>
+          <w:rFonts w:hint="eastAsia"/>
+        </w:rPr>
+        <w:t>可见，</w:t>
+      </w:r>
+      <w:r>
+        <w:rPr>
+          <w:rFonts w:hint="eastAsia"/>
+        </w:rPr>
+        <w:t>经济结构理论、文化理论以及学术思想说都围绕着一个重要的概念展开讨论：社会裂隙</w:t>
+      </w:r>
+      <w:r>
+        <w:rPr>
+          <w:rFonts w:hint="eastAsia"/>
+        </w:rPr>
+        <w:t>（</w:t>
+      </w:r>
+      <w:r>
+        <w:rPr>
+          <w:rFonts w:hint="eastAsia"/>
+        </w:rPr>
+        <w:t>social cleavages</w:t>
+      </w:r>
+      <w:r>
+        <w:rPr>
+          <w:rFonts w:hint="eastAsia"/>
+        </w:rPr>
+        <w:t>）。社会裂隙是</w:t>
+      </w:r>
+      <w:r>
+        <w:rPr>
+          <w:rFonts w:hint="eastAsia"/>
+        </w:rPr>
+        <w:t>能够被政治化的社会特征差异</w:t>
+      </w:r>
+      <w:r>
+        <w:rPr>
+          <w:rFonts w:hint="eastAsia"/>
+        </w:rPr>
+        <w:t>，</w:t>
+      </w:r>
+      <w:r>
+        <w:rPr>
+          <w:rFonts w:hint="eastAsia"/>
+        </w:rPr>
+        <w:t>包括种族、国族、宗教、阶级、社会阶层、性别等</w:t>
+      </w:r>
+      <w:r>
+        <w:rPr>
+          <w:rFonts w:hint="eastAsia"/>
+        </w:rPr>
+        <w:t>。</w:t>
+      </w:r>
+    </w:p>
+    <w:p>
+      <w:pPr>
+        <w:pStyle w:val="aa"/>
+        <w:spacing w:before="78" w:after="78"/>
+      </w:pPr>
+    </w:p>
+    <w:p>
+      <w:pPr>
+        <w:pStyle w:val="ac"/>
+      </w:pPr>
+      <w:bookmarkStart w:id="17" w:name="_Toc224815785"/>
+      <w:r>
+        <w:rPr>
+          <w:rFonts w:hint="eastAsia"/>
+        </w:rPr>
+        <w:t>三、</w:t>
+      </w:r>
+      <w:r>
+        <w:rPr>
+          <w:rFonts w:hint="eastAsia"/>
+        </w:rPr>
+        <w:t>议会体制内政党与议会体制外政党</w:t>
+      </w:r>
+      <w:bookmarkEnd w:id="17"/>
+    </w:p>
+    <w:p>
+      <w:pPr>
+        <w:pStyle w:val="aa"/>
+        <w:spacing w:before="78" w:after="78"/>
+        <w:rPr>
+          <w:rFonts w:hint="eastAsia"/>
+        </w:rPr>
+      </w:pPr>
+      <w:r>
+        <w:tab/>
+      </w:r>
+      <w:r>
+        <w:rPr>
+          <w:rFonts w:hint="eastAsia"/>
+        </w:rPr>
+        <w:t>根据政党是在西方议会体制内还是外产生的，可以将政党分为体制内（内生）政党和体制外（外生）政党。</w:t>
+      </w:r>
+    </w:p>
+    <w:p>
+      <w:pPr>
+        <w:pStyle w:val="aa"/>
+        <w:spacing w:before="78" w:after="78"/>
+        <w:ind w:firstLine="420"/>
+        <w:rPr>
+          <w:rFonts w:hint="eastAsia"/>
+        </w:rPr>
+      </w:pPr>
+      <w:r>
+        <w:rPr>
+          <w:rFonts w:hint="eastAsia"/>
+        </w:rPr>
+        <w:t>内生政党</w:t>
+      </w:r>
+      <w:r>
+        <w:rPr>
+          <w:rFonts w:hint="eastAsia"/>
+        </w:rPr>
+        <w:t>是</w:t>
+      </w:r>
+      <w:r>
+        <w:rPr>
+          <w:rFonts w:hint="eastAsia"/>
+        </w:rPr>
+        <w:t>在西方议会体制内产生的政党</w:t>
+      </w:r>
+      <w:r>
+        <w:rPr>
+          <w:rFonts w:hint="eastAsia"/>
+        </w:rPr>
+        <w:t>，如</w:t>
+      </w:r>
+      <w:r>
+        <w:rPr>
+          <w:rFonts w:hint="eastAsia"/>
+        </w:rPr>
+        <w:t>美国民主、共和两党</w:t>
+      </w:r>
+      <w:r>
+        <w:rPr>
+          <w:rFonts w:hint="eastAsia"/>
+        </w:rPr>
+        <w:t>，</w:t>
+      </w:r>
+      <w:r>
+        <w:rPr>
+          <w:rFonts w:hint="eastAsia"/>
+        </w:rPr>
+        <w:t>英国保守党</w:t>
+      </w:r>
+      <w:r>
+        <w:rPr>
+          <w:rFonts w:hint="eastAsia"/>
+        </w:rPr>
+        <w:t>，</w:t>
+      </w:r>
+      <w:r>
+        <w:rPr>
+          <w:rFonts w:hint="eastAsia"/>
+        </w:rPr>
+        <w:t>法国共和党</w:t>
+      </w:r>
+      <w:r>
+        <w:rPr>
+          <w:rFonts w:hint="eastAsia"/>
+        </w:rPr>
+        <w:t>等。</w:t>
+      </w:r>
+      <w:r>
+        <w:t>外生政党</w:t>
+      </w:r>
+      <w:r>
+        <w:rPr>
+          <w:rFonts w:hint="eastAsia"/>
+        </w:rPr>
+        <w:t>是</w:t>
+      </w:r>
+      <w:r>
+        <w:t>在西方议会体制外产生的政党</w:t>
+      </w:r>
+      <w:r>
+        <w:rPr>
+          <w:rFonts w:hint="eastAsia"/>
+        </w:rPr>
+        <w:t>，如</w:t>
+      </w:r>
+      <w:r>
+        <w:rPr>
+          <w:rFonts w:hint="eastAsia"/>
+        </w:rPr>
+        <w:t>英国工党</w:t>
+      </w:r>
+      <w:r>
+        <w:rPr>
+          <w:rFonts w:hint="eastAsia"/>
+        </w:rPr>
+        <w:t>、</w:t>
+      </w:r>
+      <w:r>
+        <w:rPr>
+          <w:rFonts w:hint="eastAsia"/>
+        </w:rPr>
+        <w:t>德国社会民主党</w:t>
+      </w:r>
+      <w:r>
+        <w:rPr>
+          <w:rFonts w:hint="eastAsia"/>
+        </w:rPr>
+        <w:t>、</w:t>
+      </w:r>
+      <w:r>
+        <w:rPr>
+          <w:rFonts w:hint="eastAsia"/>
+        </w:rPr>
+        <w:t>巴勒斯坦民族解放运动（法塔赫，</w:t>
+      </w:r>
+      <w:r>
+        <w:rPr>
+          <w:rFonts w:hint="eastAsia"/>
+        </w:rPr>
+        <w:t>Fateh</w:t>
+      </w:r>
+      <w:r>
+        <w:rPr>
+          <w:rFonts w:hint="eastAsia"/>
+        </w:rPr>
+        <w:t>）</w:t>
+      </w:r>
+      <w:r>
+        <w:rPr>
+          <w:rFonts w:hint="eastAsia"/>
+        </w:rPr>
+        <w:t>、</w:t>
+      </w:r>
+      <w:r>
+        <w:rPr>
+          <w:rFonts w:hint="eastAsia"/>
+        </w:rPr>
+        <w:t>意大利国家法西斯党和德国民族社会主义德国工人党</w:t>
+      </w:r>
+      <w:r>
+        <w:rPr>
+          <w:rFonts w:hint="eastAsia"/>
+        </w:rPr>
+        <w:t>等。</w:t>
+      </w:r>
+    </w:p>
+    <w:p>
+      <w:pPr>
+        <w:pStyle w:val="aa"/>
+        <w:spacing w:before="78" w:after="78"/>
+        <w:ind w:firstLine="420"/>
+        <w:rPr>
+          <w:rFonts w:hint="eastAsia"/>
+        </w:rPr>
+      </w:pPr>
+      <w:r>
+        <w:rPr>
+          <w:rFonts w:cs="Times New Roman" w:hint="eastAsia"/>
+        </w:rPr>
+        <w:t>需要注意的是，这里的</w:t>
+      </w:r>
+      <w:r>
+        <w:rPr>
+          <w:rFonts w:hint="eastAsia"/>
+        </w:rPr>
+        <w:t>“内生”</w:t>
+      </w:r>
+      <w:r>
+        <w:t>和</w:t>
+      </w:r>
+      <w:r>
+        <w:rPr>
+          <w:rFonts w:hint="eastAsia"/>
+        </w:rPr>
+        <w:t>“外生”</w:t>
+      </w:r>
+      <w:r>
+        <w:t>特别指政党产生的过程</w:t>
+      </w:r>
+      <w:r>
+        <w:rPr>
+          <w:rFonts w:hint="eastAsia"/>
+        </w:rPr>
+        <w:t>，</w:t>
+      </w:r>
+      <w:r>
+        <w:t>不少外生政党取得政权</w:t>
+      </w:r>
+      <w:r>
+        <w:rPr>
+          <w:rFonts w:hint="eastAsia"/>
+        </w:rPr>
+        <w:t>之后会在议会制度的框架下运作</w:t>
+      </w:r>
+      <w:r>
+        <w:rPr>
+          <w:rFonts w:hint="eastAsia"/>
+        </w:rPr>
+        <w:t>。此外，</w:t>
+      </w:r>
+      <w:r>
+        <w:t>不是所有极端主义政党都是外生政党（</w:t>
+      </w:r>
+      <w:r>
+        <w:rPr>
+          <w:rFonts w:hint="eastAsia"/>
+        </w:rPr>
+        <w:t>如</w:t>
+      </w:r>
+      <w:r>
+        <w:t>西班牙呼声党</w:t>
+      </w:r>
+      <w:r>
+        <w:rPr>
+          <w:rFonts w:hint="eastAsia"/>
+        </w:rPr>
+        <w:t>）。</w:t>
+      </w:r>
+    </w:p>
+    <w:p>
+      <w:pPr>
+        <w:pStyle w:val="aa"/>
+        <w:spacing w:before="78" w:after="78"/>
+      </w:pPr>
+    </w:p>
+    <w:p>
+      <w:pPr>
+        <w:pStyle w:val="aa"/>
+        <w:spacing w:before="78" w:after="78"/>
+      </w:pPr>
+    </w:p>
+    <w:p>
+      <w:pPr>
+        <w:pStyle w:val="aa"/>
+        <w:spacing w:before="78" w:after="78"/>
+      </w:pPr>
+    </w:p>
+    <w:p>
+      <w:pPr>
+        <w:pStyle w:val="a9"/>
+      </w:pPr>
+      <w:bookmarkStart w:id="18" w:name="_Toc224815786"/>
+      <w:r>
+        <w:rPr>
+          <w:rFonts w:hint="eastAsia"/>
+        </w:rPr>
+        <w:t>第三讲</w:t>
+      </w:r>
+      <w:r>
+        <w:rPr>
+          <w:rFonts w:hint="eastAsia"/>
+        </w:rPr>
+        <w:t xml:space="preserve"> </w:t>
+      </w:r>
+      <w:r>
+        <w:rPr>
+          <w:rFonts w:hint="eastAsia"/>
+        </w:rPr>
+        <w:t>政党的发展与兴衰</w:t>
+      </w:r>
+      <w:bookmarkEnd w:id="18"/>
+    </w:p>
+    <w:p>
+      <w:pPr>
+        <w:pStyle w:val="aa"/>
+        <w:spacing w:before="78" w:after="78"/>
+        <w:jc w:val="center"/>
+        <w:rPr>
+          <w:rFonts w:hint="eastAsia"/>
+        </w:rPr>
+      </w:pPr>
+      <w:r>
+        <w:rPr>
+          <w:rFonts w:hint="eastAsia"/>
+        </w:rPr>
+        <w:t>2026.3.19</w:t>
+      </w:r>
+    </w:p>
+    <w:p>
+      <w:pPr>
+        <w:pStyle w:val="ac"/>
+      </w:pPr>
+      <w:bookmarkStart w:id="19" w:name="_Toc224815787"/>
+      <w:r>
+        <w:rPr>
+          <w:rFonts w:hint="eastAsia"/>
+        </w:rPr>
+        <w:t>一、政党的发展：以印度人民党为例</w:t>
+      </w:r>
+      <w:bookmarkEnd w:id="19"/>
+    </w:p>
+    <w:p>
+      <w:pPr>
+        <w:pStyle w:val="ae"/>
+        <w:rPr>
+          <w:rFonts w:hint="eastAsia"/>
+        </w:rPr>
+      </w:pPr>
+      <w:bookmarkStart w:id="20" w:name="_Toc224815788"/>
+      <w:r>
+        <w:rPr>
+          <w:rFonts w:hint="eastAsia"/>
+        </w:rPr>
+        <w:t>（一）印度人民党的历史</w:t>
+      </w:r>
+      <w:bookmarkEnd w:id="20"/>
+    </w:p>
+    <w:p>
+      <w:pPr>
+        <w:pStyle w:val="aa"/>
+        <w:spacing w:before="78" w:after="78"/>
+        <w:ind w:firstLine="420"/>
+      </w:pPr>
+      <w:r>
+        <w:rPr>
+          <w:rFonts w:hint="eastAsia"/>
+        </w:rPr>
+        <w:t>印度人民党</w:t>
+      </w:r>
+      <w:r>
+        <w:rPr>
+          <w:rFonts w:hint="eastAsia"/>
+        </w:rPr>
+        <w:t>源于一个印度教教派组织</w:t>
+      </w:r>
+      <w:r>
+        <w:rPr>
+          <w:rFonts w:hint="eastAsia"/>
+        </w:rPr>
+        <w:t>——</w:t>
+      </w:r>
+      <w:r>
+        <w:rPr>
+          <w:rFonts w:hint="eastAsia"/>
+        </w:rPr>
+        <w:t>印度国民志愿服务团（</w:t>
+      </w:r>
+      <w:r>
+        <w:rPr>
+          <w:rFonts w:hint="eastAsia"/>
+        </w:rPr>
+        <w:t>Rashtriya</w:t>
+      </w:r>
+      <w:r>
+        <w:rPr>
+          <w:rFonts w:hint="eastAsia"/>
+        </w:rPr>
+        <w:t xml:space="preserve"> </w:t>
+      </w:r>
+      <w:r>
+        <w:rPr>
+          <w:rFonts w:hint="eastAsia"/>
+        </w:rPr>
+        <w:t>Swayamsevak Sangh, RSS</w:t>
+      </w:r>
+      <w:r>
+        <w:rPr>
+          <w:rFonts w:hint="eastAsia"/>
+        </w:rPr>
+        <w:t>）</w:t>
+      </w:r>
+      <w:r>
+        <w:rPr>
+          <w:rFonts w:hint="eastAsia"/>
+        </w:rPr>
+        <w:t>。</w:t>
+      </w:r>
+      <w:r>
+        <w:rPr>
+          <w:rFonts w:hint="eastAsia"/>
+        </w:rPr>
+        <w:t>RSS</w:t>
+      </w:r>
+      <w:r>
+        <w:rPr>
+          <w:rFonts w:hint="eastAsia"/>
+        </w:rPr>
+        <w:t>成立于</w:t>
+      </w:r>
+      <w:r>
+        <w:rPr>
+          <w:rFonts w:hint="eastAsia"/>
+        </w:rPr>
+        <w:t>1925</w:t>
+      </w:r>
+      <w:r>
+        <w:rPr>
+          <w:rFonts w:hint="eastAsia"/>
+        </w:rPr>
+        <w:t>年</w:t>
+      </w:r>
+      <w:r>
+        <w:rPr>
+          <w:rFonts w:hint="eastAsia"/>
+        </w:rPr>
+        <w:t>，是源于印度民族独立运动中的一个宗教团体，</w:t>
+      </w:r>
+      <w:r>
+        <w:rPr>
+          <w:rFonts w:hint="eastAsia"/>
+        </w:rPr>
+        <w:t>同时也是</w:t>
+      </w:r>
+      <w:r>
+        <w:rPr>
+          <w:rFonts w:hint="eastAsia"/>
+        </w:rPr>
+        <w:lastRenderedPageBreak/>
+        <w:t>一个兼具印度民族主义的准军事组织</w:t>
+      </w:r>
+      <w:r>
+        <w:rPr>
+          <w:rFonts w:hint="eastAsia"/>
+        </w:rPr>
+        <w:t>。其主张“印度是印度教的印度”，在当时与甘地主张的“团结大多数”的印度独立路径有矛盾，</w:t>
+      </w:r>
+      <w:r>
+        <w:rPr>
+          <w:rFonts w:hint="eastAsia"/>
+        </w:rPr>
+        <w:t>RSS</w:t>
+      </w:r>
+      <w:r>
+        <w:rPr>
+          <w:rFonts w:hint="eastAsia"/>
+        </w:rPr>
+        <w:t>前成员纳图拉姆·戈德森</w:t>
+      </w:r>
+      <w:r>
+        <w:rPr>
+          <w:rFonts w:hint="eastAsia"/>
+        </w:rPr>
+        <w:t>后</w:t>
+      </w:r>
+      <w:r>
+        <w:rPr>
+          <w:rFonts w:hint="eastAsia"/>
+        </w:rPr>
+        <w:t>于</w:t>
+      </w:r>
+      <w:r>
+        <w:rPr>
+          <w:rFonts w:hint="eastAsia"/>
+        </w:rPr>
+        <w:t>1948</w:t>
+      </w:r>
+      <w:r>
+        <w:rPr>
+          <w:rFonts w:hint="eastAsia"/>
+        </w:rPr>
+        <w:t>年</w:t>
+      </w:r>
+      <w:r>
+        <w:rPr>
+          <w:rFonts w:hint="eastAsia"/>
+        </w:rPr>
+        <w:t>2</w:t>
+      </w:r>
+      <w:r>
+        <w:rPr>
+          <w:rFonts w:hint="eastAsia"/>
+        </w:rPr>
+        <w:t>月刺杀甘地</w:t>
+      </w:r>
+      <w:r>
+        <w:rPr>
+          <w:rFonts w:hint="eastAsia"/>
+        </w:rPr>
+        <w:t>，</w:t>
+      </w:r>
+      <w:r>
+        <w:rPr>
+          <w:rFonts w:hint="eastAsia"/>
+        </w:rPr>
+        <w:t>RSS</w:t>
+      </w:r>
+      <w:r>
+        <w:rPr>
+          <w:rFonts w:hint="eastAsia"/>
+        </w:rPr>
+        <w:t>随后被列为非法组织</w:t>
+      </w:r>
+      <w:r>
+        <w:rPr>
+          <w:rFonts w:hint="eastAsia"/>
+        </w:rPr>
+        <w:t>。</w:t>
+      </w:r>
+      <w:r>
+        <w:rPr>
+          <w:rFonts w:hint="eastAsia"/>
+        </w:rPr>
+        <w:t>RSS</w:t>
+      </w:r>
+      <w:r>
+        <w:rPr>
+          <w:rFonts w:hint="eastAsia"/>
+        </w:rPr>
+        <w:t>对外声称自己是一个社会文化组织，对政党提供外围支持</w:t>
+      </w:r>
+      <w:r>
+        <w:rPr>
+          <w:rFonts w:hint="eastAsia"/>
+        </w:rPr>
+        <w:t>。但是，</w:t>
+      </w:r>
+      <w:r>
+        <w:rPr>
+          <w:rFonts w:hint="eastAsia"/>
+        </w:rPr>
+        <w:t>RSS</w:t>
+      </w:r>
+      <w:r>
+        <w:rPr>
+          <w:rFonts w:hint="eastAsia"/>
+        </w:rPr>
+        <w:t>实际</w:t>
+      </w:r>
+      <w:r>
+        <w:rPr>
+          <w:rFonts w:hint="eastAsia"/>
+        </w:rPr>
+        <w:t>上</w:t>
+      </w:r>
+      <w:r>
+        <w:rPr>
+          <w:rFonts w:hint="eastAsia"/>
+        </w:rPr>
+        <w:t>奠定了印度人民党意识形态基础，能够对印度人民党的党内事务施加影响</w:t>
+      </w:r>
+      <w:r>
+        <w:rPr>
+          <w:rFonts w:hint="eastAsia"/>
+        </w:rPr>
+        <w:t>。</w:t>
+      </w:r>
+    </w:p>
+    <w:p>
+      <w:pPr>
+        <w:pStyle w:val="aa"/>
+        <w:spacing w:before="78" w:after="78"/>
+        <w:ind w:firstLine="420"/>
+      </w:pPr>
+      <w:r>
+        <w:rPr>
+          <w:rFonts w:hint="eastAsia"/>
+        </w:rPr>
+        <w:t>印度人民党于</w:t>
+      </w:r>
+      <w:r>
+        <w:rPr>
+          <w:rFonts w:hint="eastAsia"/>
+        </w:rPr>
+        <w:t>1980</w:t>
+      </w:r>
+      <w:r>
+        <w:rPr>
+          <w:rFonts w:hint="eastAsia"/>
+        </w:rPr>
+        <w:t>年由当时印度国民志愿团的第三任领导人德奥拉斯组建</w:t>
+      </w:r>
+      <w:r>
+        <w:rPr>
+          <w:rFonts w:hint="eastAsia"/>
+        </w:rPr>
+        <w:t>。</w:t>
+      </w:r>
+      <w:r>
+        <w:rPr>
+          <w:rFonts w:hint="eastAsia"/>
+        </w:rPr>
+        <w:t>组建之初</w:t>
+      </w:r>
+      <w:r>
+        <w:rPr>
+          <w:rFonts w:hint="eastAsia"/>
+        </w:rPr>
+        <w:t>，</w:t>
+      </w:r>
+      <w:r>
+        <w:rPr>
+          <w:rFonts w:hint="eastAsia"/>
+        </w:rPr>
+        <w:t>印度</w:t>
+      </w:r>
+      <w:r>
+        <w:rPr>
+          <w:rFonts w:hint="eastAsia"/>
+        </w:rPr>
+        <w:t>的政党政治形势是</w:t>
+      </w:r>
+      <w:r>
+        <w:rPr>
+          <w:rFonts w:hint="eastAsia"/>
+        </w:rPr>
+        <w:t>国大党长期执政（</w:t>
+      </w:r>
+      <w:r>
+        <w:rPr>
+          <w:rFonts w:hint="eastAsia"/>
+        </w:rPr>
+        <w:t>1947-1977</w:t>
+      </w:r>
+      <w:r>
+        <w:rPr>
+          <w:rFonts w:hint="eastAsia"/>
+        </w:rPr>
+        <w:t>，</w:t>
+      </w:r>
+      <w:r>
+        <w:rPr>
+          <w:rFonts w:hint="eastAsia"/>
+        </w:rPr>
+        <w:t>1980-1989</w:t>
+      </w:r>
+      <w:r>
+        <w:rPr>
+          <w:rFonts w:hint="eastAsia"/>
+        </w:rPr>
+        <w:t>，</w:t>
+      </w:r>
+      <w:r>
+        <w:rPr>
+          <w:rFonts w:hint="eastAsia"/>
+        </w:rPr>
+        <w:t>1991-1996</w:t>
+      </w:r>
+      <w:r>
+        <w:rPr>
+          <w:rFonts w:hint="eastAsia"/>
+        </w:rPr>
+        <w:t>，</w:t>
+      </w:r>
+      <w:r>
+        <w:rPr>
+          <w:rFonts w:hint="eastAsia"/>
+        </w:rPr>
+        <w:t>2004-2014</w:t>
+      </w:r>
+      <w:r>
+        <w:rPr>
+          <w:rFonts w:hint="eastAsia"/>
+        </w:rPr>
+        <w:t>）</w:t>
+      </w:r>
+      <w:r>
+        <w:rPr>
+          <w:rFonts w:hint="eastAsia"/>
+        </w:rPr>
+        <w:t>；印度人民党</w:t>
+      </w:r>
+      <w:r>
+        <w:rPr>
+          <w:rFonts w:hint="eastAsia"/>
+        </w:rPr>
+        <w:t>利用印度社会日益尖锐的族群矛盾，进行民粹主义动员，迎合信仰印度教群众的不满与文化焦虑</w:t>
+      </w:r>
+      <w:r>
+        <w:rPr>
+          <w:rFonts w:hint="eastAsia"/>
+        </w:rPr>
+        <w:t>。</w:t>
+      </w:r>
+      <w:r>
+        <w:rPr>
+          <w:rFonts w:hint="eastAsia"/>
+        </w:rPr>
+        <w:t>例如，印度人民党发起了</w:t>
+      </w:r>
+      <w:r>
+        <w:rPr>
+          <w:rFonts w:hint="eastAsia"/>
+        </w:rPr>
+        <w:t>支持</w:t>
+      </w:r>
+      <w:proofErr w:type="gramStart"/>
+      <w:r>
+        <w:rPr>
+          <w:rFonts w:hint="eastAsia"/>
+        </w:rPr>
+        <w:t>新建罗</w:t>
+      </w:r>
+      <w:proofErr w:type="gramEnd"/>
+      <w:r>
+        <w:rPr>
+          <w:rFonts w:hint="eastAsia"/>
+        </w:rPr>
+        <w:t>摩神庙的“战车游行”</w:t>
+      </w:r>
+      <w:r>
+        <w:rPr>
+          <w:rFonts w:hint="eastAsia"/>
+        </w:rPr>
+        <w:t>（</w:t>
+      </w:r>
+      <w:r>
+        <w:rPr>
+          <w:rFonts w:hint="eastAsia"/>
+        </w:rPr>
+        <w:t>1989-1991</w:t>
+      </w:r>
+      <w:r>
+        <w:rPr>
+          <w:rFonts w:hint="eastAsia"/>
+        </w:rPr>
+        <w:t>）、</w:t>
+      </w:r>
+      <w:r>
+        <w:rPr>
+          <w:rFonts w:hint="eastAsia"/>
+        </w:rPr>
+        <w:t>拆除巴布里清真寺运动（</w:t>
+      </w:r>
+      <w:r>
+        <w:rPr>
+          <w:rFonts w:hint="eastAsia"/>
+        </w:rPr>
+        <w:t>1992-1993</w:t>
+      </w:r>
+      <w:r>
+        <w:rPr>
+          <w:rFonts w:hint="eastAsia"/>
+        </w:rPr>
+        <w:t>）</w:t>
+      </w:r>
+      <w:r>
+        <w:rPr>
+          <w:rFonts w:hint="eastAsia"/>
+        </w:rPr>
+        <w:t>等。</w:t>
+      </w:r>
+      <w:r>
+        <w:rPr>
+          <w:rFonts w:hint="eastAsia"/>
+        </w:rPr>
+        <w:t>1999</w:t>
+      </w:r>
+      <w:r>
+        <w:rPr>
+          <w:rFonts w:hint="eastAsia"/>
+        </w:rPr>
+        <w:t>年</w:t>
+      </w:r>
+      <w:r>
+        <w:rPr>
+          <w:rFonts w:hint="eastAsia"/>
+        </w:rPr>
+        <w:t>，印度人民党</w:t>
+      </w:r>
+      <w:r>
+        <w:rPr>
+          <w:rFonts w:hint="eastAsia"/>
+        </w:rPr>
+        <w:t>第一次成为印度执政党，直至</w:t>
+      </w:r>
+      <w:r>
+        <w:rPr>
+          <w:rFonts w:hint="eastAsia"/>
+        </w:rPr>
+        <w:t>2004</w:t>
+      </w:r>
+      <w:r>
+        <w:rPr>
+          <w:rFonts w:hint="eastAsia"/>
+        </w:rPr>
+        <w:t>年</w:t>
+      </w:r>
+      <w:r>
+        <w:rPr>
+          <w:rFonts w:hint="eastAsia"/>
+        </w:rPr>
+        <w:t>。</w:t>
+      </w:r>
+    </w:p>
+    <w:p>
+      <w:pPr>
+        <w:pStyle w:val="ae"/>
+        <w:rPr>
+          <w:rFonts w:hint="eastAsia"/>
+        </w:rPr>
+      </w:pPr>
+      <w:bookmarkStart w:id="21" w:name="_Toc224815789"/>
+      <w:r>
+        <w:rPr>
+          <w:rFonts w:hint="eastAsia"/>
+        </w:rPr>
+        <w:t>（二）印度人民党的崛起：莫迪时代与常态化的右翼政治动员</w:t>
+      </w:r>
+      <w:bookmarkEnd w:id="21"/>
+    </w:p>
+    <w:p>
+      <w:pPr>
+        <w:pStyle w:val="aa"/>
+        <w:spacing w:before="78" w:after="78"/>
+        <w:ind w:firstLine="420"/>
+        <w:rPr>
+          <w:rFonts w:hint="eastAsia"/>
+        </w:rPr>
+      </w:pPr>
+      <w:r>
+        <w:rPr>
+          <w:rFonts w:hint="eastAsia"/>
+        </w:rPr>
+        <w:t>印度人民党的真正崛起是在莫迪时代完成的。</w:t>
+      </w:r>
+      <w:r>
+        <w:rPr>
+          <w:rFonts w:hint="eastAsia"/>
+        </w:rPr>
+        <w:t>纳伦德拉·莫迪早年为</w:t>
+      </w:r>
+      <w:r>
+        <w:rPr>
+          <w:rFonts w:hint="eastAsia"/>
+        </w:rPr>
+        <w:t>RSS</w:t>
+      </w:r>
+      <w:r>
+        <w:rPr>
+          <w:rFonts w:hint="eastAsia"/>
+        </w:rPr>
+        <w:t>的活跃分子</w:t>
+      </w:r>
+      <w:r>
+        <w:rPr>
+          <w:rFonts w:hint="eastAsia"/>
+        </w:rPr>
+        <w:t>，他</w:t>
+      </w:r>
+      <w:r>
+        <w:rPr>
+          <w:rFonts w:hint="eastAsia"/>
+        </w:rPr>
+        <w:t>注重个人政治形象的塑造</w:t>
+      </w:r>
+      <w:r>
+        <w:rPr>
+          <w:rFonts w:hint="eastAsia"/>
+        </w:rPr>
+        <w:t>，在</w:t>
+      </w:r>
+      <w:r>
+        <w:t>2009</w:t>
+      </w:r>
+      <w:r>
+        <w:t>年后开始利用社交媒体与新媒体技术</w:t>
+      </w:r>
+      <w:r>
+        <w:rPr>
+          <w:rFonts w:hint="eastAsia"/>
+        </w:rPr>
+        <w:t>，</w:t>
+      </w:r>
+      <w:r>
+        <w:t>煽动民众对传统媒体的敌视情绪</w:t>
+      </w:r>
+      <w:r>
+        <w:rPr>
+          <w:rFonts w:hint="eastAsia"/>
+        </w:rPr>
+        <w:t>。他还宣扬</w:t>
+      </w:r>
+      <w:r>
+        <w:rPr>
+          <w:rFonts w:hint="eastAsia"/>
+        </w:rPr>
+        <w:t>“人民”相对于“他者”的道德批判，构建二元对立</w:t>
+      </w:r>
+      <w:r>
+        <w:rPr>
+          <w:rFonts w:hint="eastAsia"/>
+        </w:rPr>
+        <w:t>——这里的“人民”指的是</w:t>
+      </w:r>
+      <w:r>
+        <w:t>右翼印度教教徒、</w:t>
+      </w:r>
+      <w:r>
+        <w:rPr>
+          <w:rFonts w:hint="eastAsia"/>
+        </w:rPr>
+        <w:t>RSS</w:t>
+      </w:r>
+      <w:r>
+        <w:t>成员、印度人民党的政治</w:t>
+      </w:r>
+      <w:r>
+        <w:rPr>
+          <w:rFonts w:hint="eastAsia"/>
+        </w:rPr>
+        <w:t>精英</w:t>
+      </w:r>
+      <w:r>
+        <w:rPr>
+          <w:rFonts w:hint="eastAsia"/>
+        </w:rPr>
+        <w:t>，“他者”指的则是</w:t>
+      </w:r>
+      <w:r>
+        <w:t>印度穆斯林、印度国大党、其他反对党</w:t>
+      </w:r>
+      <w:r>
+        <w:rPr>
+          <w:rFonts w:hint="eastAsia"/>
+        </w:rPr>
+        <w:t>。</w:t>
+      </w:r>
+    </w:p>
+    <w:p>
+      <w:pPr>
+        <w:pStyle w:val="aa"/>
+        <w:spacing w:before="78" w:after="78"/>
+        <w:ind w:firstLine="420"/>
+        <w:rPr>
+          <w:rFonts w:hint="eastAsia"/>
+        </w:rPr>
+      </w:pPr>
+      <w:r>
+        <w:rPr>
+          <w:rFonts w:hint="eastAsia"/>
+        </w:rPr>
+        <w:t>印度人民党的民粹主义取向使其</w:t>
+      </w:r>
+      <w:r>
+        <w:rPr>
+          <w:rFonts w:hint="eastAsia"/>
+        </w:rPr>
+        <w:t>重动员，轻治理</w:t>
+      </w:r>
+      <w:r>
+        <w:rPr>
+          <w:rFonts w:hint="eastAsia"/>
+        </w:rPr>
+        <w:t>。印度人民党</w:t>
+      </w:r>
+      <w:r>
+        <w:rPr>
+          <w:rFonts w:hint="eastAsia"/>
+        </w:rPr>
+        <w:t>与</w:t>
+      </w:r>
+      <w:r>
+        <w:rPr>
+          <w:rFonts w:hint="eastAsia"/>
+        </w:rPr>
+        <w:t>RSS</w:t>
+      </w:r>
+      <w:r>
+        <w:rPr>
+          <w:rFonts w:hint="eastAsia"/>
+        </w:rPr>
+        <w:t>及其他右翼组织协调</w:t>
+      </w:r>
+      <w:r>
+        <w:rPr>
+          <w:rFonts w:hint="eastAsia"/>
+        </w:rPr>
+        <w:t>，</w:t>
+      </w:r>
+      <w:r>
+        <w:rPr>
+          <w:rFonts w:hint="eastAsia"/>
+        </w:rPr>
+        <w:t>让渡印度人民党在文化和教育领域的权力</w:t>
+      </w:r>
+      <w:r>
+        <w:rPr>
+          <w:rFonts w:hint="eastAsia"/>
+        </w:rPr>
+        <w:t>，</w:t>
+      </w:r>
+      <w:r>
+        <w:rPr>
+          <w:rFonts w:hint="eastAsia"/>
+        </w:rPr>
+        <w:t>政党主持国家经济建设</w:t>
+      </w:r>
+      <w:r>
+        <w:rPr>
+          <w:rFonts w:hint="eastAsia"/>
+        </w:rPr>
+        <w:t>；</w:t>
+      </w:r>
+      <w:r>
+        <w:rPr>
+          <w:rFonts w:hint="eastAsia"/>
+        </w:rPr>
+        <w:t>与</w:t>
+      </w:r>
+      <w:r>
+        <w:rPr>
+          <w:rFonts w:hint="eastAsia"/>
+        </w:rPr>
+        <w:t>RSS</w:t>
+      </w:r>
+      <w:r>
+        <w:rPr>
+          <w:rFonts w:hint="eastAsia"/>
+        </w:rPr>
+        <w:t>建立了各种层次的联合委员会，分享国家治理权力</w:t>
+      </w:r>
+      <w:r>
+        <w:rPr>
+          <w:rFonts w:hint="eastAsia"/>
+        </w:rPr>
+        <w:t>。印度人民党</w:t>
+      </w:r>
+      <w:r>
+        <w:rPr>
+          <w:rFonts w:hint="eastAsia"/>
+        </w:rPr>
+        <w:t>加剧对国内穆斯林群体的歧视和迫害</w:t>
+      </w:r>
+      <w:r>
+        <w:rPr>
+          <w:rFonts w:hint="eastAsia"/>
+        </w:rPr>
+        <w:t>，</w:t>
+      </w:r>
+      <w:r>
+        <w:rPr>
+          <w:rFonts w:hint="eastAsia"/>
+        </w:rPr>
+        <w:t>利用武装冲突和新冠疫情等事件持续打压竞争对手</w:t>
+      </w:r>
+      <w:r>
+        <w:rPr>
+          <w:rFonts w:hint="eastAsia"/>
+        </w:rPr>
+        <w:t>。印度人民党的民粹动员甚至迫使国大党</w:t>
+      </w:r>
+      <w:r>
+        <w:rPr>
+          <w:rFonts w:hint="eastAsia"/>
+        </w:rPr>
+        <w:t>采用相似的政治动员策略</w:t>
+      </w:r>
+      <w:r>
+        <w:rPr>
+          <w:rFonts w:hint="eastAsia"/>
+        </w:rPr>
+        <w:t>。</w:t>
+      </w:r>
+    </w:p>
+    <w:p>
+      <w:pPr>
+        <w:pStyle w:val="aa"/>
+        <w:spacing w:before="78" w:after="78"/>
+        <w:rPr>
+          <w:rFonts w:hint="eastAsia"/>
+        </w:rPr>
+      </w:pPr>
+      <w:r>
+        <w:tab/>
+      </w:r>
+      <w:r>
+        <w:rPr>
+          <w:rFonts w:hint="eastAsia"/>
+        </w:rPr>
+        <w:t>同为右翼民粹主义政党，印度人民党同欧洲</w:t>
+      </w:r>
+      <w:proofErr w:type="gramStart"/>
+      <w:r>
+        <w:rPr>
+          <w:rFonts w:hint="eastAsia"/>
+        </w:rPr>
+        <w:t>极</w:t>
+      </w:r>
+      <w:proofErr w:type="gramEnd"/>
+      <w:r>
+        <w:rPr>
+          <w:rFonts w:hint="eastAsia"/>
+        </w:rPr>
+        <w:t>右翼政党（如法国国民阵线、德国选择党）有相似之处，也有不同。</w:t>
+      </w:r>
+      <w:r>
+        <w:rPr>
+          <w:rFonts w:hint="eastAsia"/>
+        </w:rPr>
+        <w:t>西方的政党背后有利益集团的加持</w:t>
+      </w:r>
+      <w:r>
+        <w:rPr>
+          <w:rFonts w:hint="eastAsia"/>
+        </w:rPr>
+        <w:t>，</w:t>
+      </w:r>
+      <w:r>
+        <w:rPr>
+          <w:rFonts w:hint="eastAsia"/>
+        </w:rPr>
+        <w:t>政党是利益集团的代理人</w:t>
+      </w:r>
+      <w:r>
+        <w:rPr>
+          <w:rFonts w:hint="eastAsia"/>
+        </w:rPr>
+        <w:t>；</w:t>
+      </w:r>
+      <w:r>
+        <w:rPr>
+          <w:rFonts w:hint="eastAsia"/>
+        </w:rPr>
+        <w:t>印度人民党倚靠印度国民志愿团不断发展壮大</w:t>
+      </w:r>
+      <w:r>
+        <w:rPr>
+          <w:rFonts w:hint="eastAsia"/>
+        </w:rPr>
+        <w:t>。</w:t>
+      </w:r>
+      <w:r>
+        <w:rPr>
+          <w:rFonts w:hint="eastAsia"/>
+        </w:rPr>
+        <w:t>印度人民党和欧洲的</w:t>
+      </w:r>
+      <w:proofErr w:type="gramStart"/>
+      <w:r>
+        <w:rPr>
+          <w:rFonts w:hint="eastAsia"/>
+        </w:rPr>
+        <w:t>极</w:t>
+      </w:r>
+      <w:proofErr w:type="gramEnd"/>
+      <w:r>
+        <w:rPr>
+          <w:rFonts w:hint="eastAsia"/>
+        </w:rPr>
+        <w:t>右翼政党</w:t>
+      </w:r>
+      <w:r>
+        <w:rPr>
+          <w:rFonts w:hint="eastAsia"/>
+        </w:rPr>
+        <w:t>都</w:t>
+      </w:r>
+      <w:r>
+        <w:rPr>
+          <w:rFonts w:hint="eastAsia"/>
+        </w:rPr>
+        <w:t>利用了反全球化浪潮进行民粹主义动员。西方竞争式的选举制度决定了</w:t>
+      </w:r>
+      <w:proofErr w:type="gramStart"/>
+      <w:r>
+        <w:rPr>
+          <w:rFonts w:hint="eastAsia"/>
+        </w:rPr>
+        <w:t>极</w:t>
+      </w:r>
+      <w:proofErr w:type="gramEnd"/>
+      <w:r>
+        <w:rPr>
+          <w:rFonts w:hint="eastAsia"/>
+        </w:rPr>
+        <w:t>右翼政党“重动员、轻治理”的运作方式。印度人民党与欧洲的</w:t>
+      </w:r>
+      <w:proofErr w:type="gramStart"/>
+      <w:r>
+        <w:rPr>
+          <w:rFonts w:hint="eastAsia"/>
+        </w:rPr>
+        <w:t>极</w:t>
+      </w:r>
+      <w:proofErr w:type="gramEnd"/>
+      <w:r>
+        <w:rPr>
+          <w:rFonts w:hint="eastAsia"/>
+        </w:rPr>
+        <w:t>右翼政党相比组织性更强</w:t>
+      </w:r>
+      <w:r>
+        <w:rPr>
+          <w:rFonts w:hint="eastAsia"/>
+        </w:rPr>
+        <w:t>。</w:t>
+      </w:r>
+    </w:p>
+    <w:p>
+      <w:pPr>
+        <w:pStyle w:val="aa"/>
+        <w:spacing w:before="78" w:after="78"/>
+        <w:rPr>
+          <w:rFonts w:hint="eastAsia"/>
+        </w:rPr>
+      </w:pPr>
+    </w:p>
+    <w:p>
+      <w:pPr>
+        <w:pStyle w:val="ac"/>
+      </w:pPr>
+      <w:bookmarkStart w:id="22" w:name="_Toc224815790"/>
+      <w:r>
+        <w:rPr>
+          <w:rFonts w:hint="eastAsia"/>
+        </w:rPr>
+        <w:t>二、</w:t>
+      </w:r>
+      <w:r>
+        <w:rPr>
+          <w:rFonts w:hint="eastAsia"/>
+        </w:rPr>
+        <w:t>政党的衰落：意大利天主教民主党（人民党）</w:t>
+      </w:r>
+      <w:bookmarkEnd w:id="22"/>
+    </w:p>
+    <w:p>
+      <w:pPr>
+        <w:pStyle w:val="ae"/>
+        <w:rPr>
+          <w:rFonts w:hint="eastAsia"/>
+        </w:rPr>
+      </w:pPr>
+      <w:bookmarkStart w:id="23" w:name="_Toc224815791"/>
+      <w:r>
+        <w:rPr>
+          <w:rFonts w:hint="eastAsia"/>
+        </w:rPr>
+        <w:t>（一）意大利天主教民主党的运作特点</w:t>
+      </w:r>
+      <w:bookmarkEnd w:id="23"/>
+    </w:p>
+    <w:p>
+      <w:pPr>
+        <w:pStyle w:val="aa"/>
+        <w:spacing w:before="78" w:after="78"/>
+        <w:ind w:firstLine="420"/>
+      </w:pPr>
+      <w:r>
+        <w:rPr>
+          <w:rFonts w:hint="eastAsia"/>
+        </w:rPr>
+        <w:t>意大利天主教民主党是</w:t>
+      </w:r>
+      <w:r>
+        <w:rPr>
+          <w:rFonts w:hint="eastAsia"/>
+        </w:rPr>
+        <w:t>欧洲基督教民主运动的先驱</w:t>
+      </w:r>
+      <w:r>
+        <w:rPr>
+          <w:rFonts w:hint="eastAsia"/>
+        </w:rPr>
+        <w:t>。</w:t>
+      </w:r>
+      <w:r>
+        <w:rPr>
+          <w:rFonts w:hint="eastAsia"/>
+        </w:rPr>
+        <w:t>为应对</w:t>
+      </w:r>
+      <w:r>
+        <w:rPr>
+          <w:rFonts w:hint="eastAsia"/>
+        </w:rPr>
+        <w:t>19</w:t>
+      </w:r>
+      <w:r>
+        <w:rPr>
+          <w:rFonts w:hint="eastAsia"/>
+        </w:rPr>
+        <w:t>世纪到</w:t>
+      </w:r>
+      <w:r>
+        <w:rPr>
+          <w:rFonts w:hint="eastAsia"/>
+        </w:rPr>
+        <w:t>20</w:t>
+      </w:r>
+      <w:r>
+        <w:rPr>
+          <w:rFonts w:hint="eastAsia"/>
+        </w:rPr>
+        <w:t>世纪初的社会主义运动，罗马教宗决定下放更多的权力给地方的主教</w:t>
+      </w:r>
+      <w:r>
+        <w:rPr>
+          <w:rFonts w:hint="eastAsia"/>
+        </w:rPr>
+        <w:t>。</w:t>
+      </w:r>
+      <w:r>
+        <w:rPr>
+          <w:rFonts w:hint="eastAsia"/>
+        </w:rPr>
+        <w:t>意大利天民党</w:t>
+      </w:r>
+      <w:r>
+        <w:rPr>
+          <w:rFonts w:hint="eastAsia"/>
+        </w:rPr>
+        <w:t>始建于一战之后的</w:t>
+      </w:r>
+      <w:r>
+        <w:rPr>
+          <w:rFonts w:hint="eastAsia"/>
+        </w:rPr>
+        <w:t>1919</w:t>
+      </w:r>
+      <w:r>
+        <w:rPr>
+          <w:rFonts w:hint="eastAsia"/>
+        </w:rPr>
+        <w:t>年，与教廷联系紧密</w:t>
+      </w:r>
+      <w:r>
+        <w:rPr>
+          <w:rFonts w:hint="eastAsia"/>
+        </w:rPr>
+        <w:t>。</w:t>
+      </w:r>
+      <w:r>
+        <w:rPr>
+          <w:rFonts w:hint="eastAsia"/>
+        </w:rPr>
+        <w:t>二战期间</w:t>
+      </w:r>
+      <w:r>
+        <w:rPr>
+          <w:rFonts w:hint="eastAsia"/>
+        </w:rPr>
+        <w:t>，其</w:t>
+      </w:r>
+      <w:r>
+        <w:rPr>
+          <w:rFonts w:hint="eastAsia"/>
+        </w:rPr>
+        <w:t>被意大利法西斯政党取缔</w:t>
+      </w:r>
+      <w:r>
+        <w:rPr>
+          <w:rFonts w:hint="eastAsia"/>
+        </w:rPr>
+        <w:t>。</w:t>
+      </w:r>
+      <w:r>
+        <w:rPr>
+          <w:rFonts w:hint="eastAsia"/>
+        </w:rPr>
+        <w:t>二战之后罗马教廷成为意大利为数不多的社会团体</w:t>
+      </w:r>
+      <w:r>
+        <w:rPr>
+          <w:rFonts w:hint="eastAsia"/>
+        </w:rPr>
+        <w:t>，</w:t>
+      </w:r>
+      <w:r>
+        <w:rPr>
+          <w:rFonts w:hint="eastAsia"/>
+        </w:rPr>
+        <w:t>德·加斯佩里等人在天主教会的支持下建立意大利天主教民主党</w:t>
+      </w:r>
+      <w:r>
+        <w:rPr>
+          <w:rFonts w:hint="eastAsia"/>
+        </w:rPr>
+        <w:t>。</w:t>
+      </w:r>
+    </w:p>
+    <w:p>
+      <w:pPr>
+        <w:pStyle w:val="aa"/>
+        <w:spacing w:before="78" w:after="78"/>
+        <w:ind w:firstLine="420"/>
+        <w:rPr>
+          <w:rFonts w:hint="eastAsia"/>
+        </w:rPr>
+      </w:pPr>
+      <w:r>
+        <w:rPr>
+          <w:rFonts w:hint="eastAsia"/>
+        </w:rPr>
+        <w:t>意大利天民党</w:t>
+      </w:r>
+      <w:r>
+        <w:rPr>
+          <w:rFonts w:hint="eastAsia"/>
+        </w:rPr>
+        <w:t>在</w:t>
+      </w:r>
+      <w:r>
+        <w:rPr>
+          <w:rFonts w:hint="eastAsia"/>
+        </w:rPr>
+        <w:t>意识形态层面有极强的反共、反社会主义色彩</w:t>
+      </w:r>
+      <w:r>
+        <w:rPr>
+          <w:rFonts w:hint="eastAsia"/>
+        </w:rPr>
+        <w:t>。</w:t>
+      </w:r>
+      <w:r>
+        <w:rPr>
+          <w:rFonts w:hint="eastAsia"/>
+        </w:rPr>
+        <w:t>二战之后意大利、德国的法西斯政党迅速垮台，欧洲右翼势力在这些国家出现真空</w:t>
+      </w:r>
+      <w:r>
+        <w:rPr>
+          <w:rFonts w:hint="eastAsia"/>
+        </w:rPr>
+        <w:t>。</w:t>
+      </w:r>
+      <w:r>
+        <w:rPr>
+          <w:rFonts w:hint="eastAsia"/>
+        </w:rPr>
+        <w:t>以美国为首的西方阵营认为基督教民主主义势力可以抗衡左派和社会主义政党（</w:t>
+      </w:r>
+      <w:r>
+        <w:rPr>
+          <w:rFonts w:hint="eastAsia"/>
+        </w:rPr>
+        <w:t>如</w:t>
+      </w:r>
+      <w:r>
+        <w:rPr>
+          <w:rFonts w:hint="eastAsia"/>
+        </w:rPr>
+        <w:t>马歇尔计划）</w:t>
+      </w:r>
+      <w:r>
+        <w:rPr>
+          <w:rFonts w:hint="eastAsia"/>
+        </w:rPr>
+        <w:t>。</w:t>
+      </w:r>
+      <w:r>
+        <w:rPr>
+          <w:rFonts w:hint="eastAsia"/>
+        </w:rPr>
+        <w:t>由于宗教本身所提倡的平等主义，意大利天民党在经济方面的</w:t>
+      </w:r>
+      <w:proofErr w:type="gramStart"/>
+      <w:r>
+        <w:rPr>
+          <w:rFonts w:hint="eastAsia"/>
+        </w:rPr>
+        <w:t>主张较</w:t>
+      </w:r>
+      <w:proofErr w:type="gramEnd"/>
+      <w:r>
+        <w:rPr>
+          <w:rFonts w:hint="eastAsia"/>
+        </w:rPr>
+        <w:t>中庸</w:t>
+      </w:r>
+      <w:r>
+        <w:rPr>
+          <w:rFonts w:hint="eastAsia"/>
+        </w:rPr>
+        <w:t>温和</w:t>
+      </w:r>
+      <w:r>
+        <w:rPr>
+          <w:rFonts w:hint="eastAsia"/>
+        </w:rPr>
+        <w:t>，没有明确主张</w:t>
+      </w:r>
+      <w:r>
+        <w:rPr>
+          <w:rFonts w:hint="eastAsia"/>
+        </w:rPr>
+        <w:t>。</w:t>
+      </w:r>
+    </w:p>
+    <w:p>
+      <w:pPr>
+        <w:pStyle w:val="aa"/>
+        <w:spacing w:before="78" w:after="78"/>
+        <w:ind w:firstLine="420"/>
+      </w:pPr>
+      <w:r>
+        <w:rPr>
+          <w:rFonts w:hint="eastAsia"/>
+        </w:rPr>
+        <w:lastRenderedPageBreak/>
+        <w:t>进行国家治理时，意大利天民党的特点是</w:t>
+      </w:r>
+      <w:r>
+        <w:rPr>
+          <w:rFonts w:hint="eastAsia"/>
+        </w:rPr>
+        <w:t>恩惠主义（</w:t>
+      </w:r>
+      <w:r>
+        <w:rPr>
+          <w:rFonts w:hint="eastAsia"/>
+        </w:rPr>
+        <w:t>patronage</w:t>
+      </w:r>
+      <w:r>
+        <w:rPr>
+          <w:rFonts w:hint="eastAsia"/>
+        </w:rPr>
+        <w:t>）</w:t>
+      </w:r>
+      <w:r>
+        <w:rPr>
+          <w:rFonts w:hint="eastAsia"/>
+        </w:rPr>
+        <w:t>。恩惠主义就是</w:t>
+      </w:r>
+      <w:r>
+        <w:rPr>
+          <w:rFonts w:hint="eastAsia"/>
+        </w:rPr>
+        <w:t>“某一党或集团，凭借着它对国家资源的支配权，使国家资源的分配服从自己的需要，以此来换取公民对本党或本集团的支持”</w:t>
+      </w:r>
+      <w:r>
+        <w:rPr>
+          <w:rFonts w:hint="eastAsia"/>
+        </w:rPr>
+        <w:t>。</w:t>
+      </w:r>
+      <w:r>
+        <w:rPr>
+          <w:rFonts w:hint="eastAsia"/>
+        </w:rPr>
+        <w:t>恩惠主义</w:t>
+      </w:r>
+      <w:r>
+        <w:rPr>
+          <w:rFonts w:hint="eastAsia"/>
+        </w:rPr>
+        <w:t>的一个重要体现就是贿选</w:t>
+      </w:r>
+      <w:r>
+        <w:rPr>
+          <w:rFonts w:hint="eastAsia"/>
+        </w:rPr>
+        <w:t>，即</w:t>
+      </w:r>
+      <w:r>
+        <w:rPr>
+          <w:rFonts w:hint="eastAsia"/>
+        </w:rPr>
+        <w:t>腐败</w:t>
+      </w:r>
+      <w:r>
+        <w:rPr>
+          <w:rFonts w:hint="eastAsia"/>
+        </w:rPr>
+        <w:t>。</w:t>
+      </w:r>
+      <w:r>
+        <w:rPr>
+          <w:rFonts w:hint="eastAsia"/>
+        </w:rPr>
+        <w:t>意大利天民党长期执政（</w:t>
+      </w:r>
+      <w:r>
+        <w:rPr>
+          <w:rFonts w:hint="eastAsia"/>
+        </w:rPr>
+        <w:t>1948-1992</w:t>
+      </w:r>
+      <w:r>
+        <w:rPr>
+          <w:rFonts w:hint="eastAsia"/>
+        </w:rPr>
+        <w:t>）</w:t>
+      </w:r>
+      <w:r>
+        <w:rPr>
+          <w:rFonts w:hint="eastAsia"/>
+        </w:rPr>
+        <w:t>，导致</w:t>
+      </w:r>
+      <w:r>
+        <w:rPr>
+          <w:rFonts w:hint="eastAsia"/>
+        </w:rPr>
+        <w:t>20</w:t>
+      </w:r>
+      <w:r>
+        <w:rPr>
+          <w:rFonts w:hint="eastAsia"/>
+        </w:rPr>
+        <w:t>世纪</w:t>
+      </w:r>
+      <w:r>
+        <w:rPr>
+          <w:rFonts w:hint="eastAsia"/>
+        </w:rPr>
+        <w:t>90</w:t>
+      </w:r>
+      <w:r>
+        <w:rPr>
+          <w:rFonts w:hint="eastAsia"/>
+        </w:rPr>
+        <w:t>年代初期意大利为发达国家中最腐败的国家之一</w:t>
+      </w:r>
+      <w:r>
+        <w:rPr>
+          <w:rFonts w:hint="eastAsia"/>
+        </w:rPr>
+        <w:t>。</w:t>
+      </w:r>
+    </w:p>
+    <w:p>
+      <w:pPr>
+        <w:pStyle w:val="aa"/>
+        <w:spacing w:before="78" w:after="78"/>
+        <w:ind w:firstLine="420"/>
+        <w:rPr>
+          <w:rFonts w:hint="eastAsia"/>
+        </w:rPr>
+      </w:pPr>
+      <w:r>
+        <w:rPr>
+          <w:rFonts w:hint="eastAsia"/>
+        </w:rPr>
+        <w:t>天民党内部</w:t>
+      </w:r>
+      <w:r>
+        <w:rPr>
+          <w:rFonts w:hint="eastAsia"/>
+        </w:rPr>
+        <w:t>之所以</w:t>
+      </w:r>
+      <w:r>
+        <w:rPr>
+          <w:rFonts w:hint="eastAsia"/>
+        </w:rPr>
+        <w:t>腐败猖獗</w:t>
+      </w:r>
+      <w:r>
+        <w:rPr>
+          <w:rFonts w:hint="eastAsia"/>
+        </w:rPr>
+        <w:t>，有多个原因。首先，天民</w:t>
+      </w:r>
+      <w:r>
+        <w:rPr>
+          <w:rFonts w:hint="eastAsia"/>
+        </w:rPr>
+        <w:t>党内派系林立，竞争激烈</w:t>
+      </w:r>
+      <w:r>
+        <w:rPr>
+          <w:rFonts w:hint="eastAsia"/>
+        </w:rPr>
+        <w:t>，</w:t>
+      </w:r>
+      <w:r>
+        <w:rPr>
+          <w:rFonts w:hint="eastAsia"/>
+        </w:rPr>
+        <w:t>但</w:t>
+      </w:r>
+      <w:r>
+        <w:rPr>
+          <w:rFonts w:hint="eastAsia"/>
+        </w:rPr>
+        <w:t>派系间在意识形态</w:t>
+      </w:r>
+      <w:r>
+        <w:rPr>
+          <w:rFonts w:hint="eastAsia"/>
+        </w:rPr>
+        <w:t>、</w:t>
+      </w:r>
+      <w:r>
+        <w:rPr>
+          <w:rFonts w:hint="eastAsia"/>
+        </w:rPr>
+        <w:t>政治主张</w:t>
+      </w:r>
+      <w:r>
+        <w:rPr>
+          <w:rFonts w:hint="eastAsia"/>
+        </w:rPr>
+        <w:t>和经济诉求</w:t>
+      </w:r>
+      <w:r>
+        <w:rPr>
+          <w:rFonts w:hint="eastAsia"/>
+        </w:rPr>
+        <w:t>方面几乎没有差别</w:t>
+      </w:r>
+      <w:r>
+        <w:rPr>
+          <w:rFonts w:hint="eastAsia"/>
+        </w:rPr>
+        <w:t>，因此选民选择派系候选人的第一考虑就是其收到的好处</w:t>
+      </w:r>
+      <w:r>
+        <w:rPr>
+          <w:rFonts w:hint="eastAsia"/>
+        </w:rPr>
+        <w:t>。</w:t>
+      </w:r>
+      <w:r>
+        <w:rPr>
+          <w:rFonts w:hint="eastAsia"/>
+        </w:rPr>
+        <w:t>其次，</w:t>
+      </w:r>
+      <w:r>
+        <w:rPr>
+          <w:rFonts w:hint="eastAsia"/>
+        </w:rPr>
+        <w:t>意大利当时的</w:t>
+      </w:r>
+      <w:r>
+        <w:rPr>
+          <w:rFonts w:hint="eastAsia"/>
+        </w:rPr>
+        <w:t>选举制度</w:t>
+      </w:r>
+      <w:r>
+        <w:rPr>
+          <w:rFonts w:hint="eastAsia"/>
+        </w:rPr>
+        <w:t>是</w:t>
+      </w:r>
+      <w:r>
+        <w:rPr>
+          <w:rFonts w:hint="eastAsia"/>
+        </w:rPr>
+        <w:t>开放式投票清单（</w:t>
+      </w:r>
+      <w:r>
+        <w:rPr>
+          <w:rFonts w:hint="eastAsia"/>
+        </w:rPr>
+        <w:t>open-list voting</w:t>
+      </w:r>
+      <w:r>
+        <w:rPr>
+          <w:rFonts w:hint="eastAsia"/>
+        </w:rPr>
+        <w:t>）</w:t>
+      </w:r>
+      <w:r>
+        <w:rPr>
+          <w:rFonts w:hint="eastAsia"/>
+        </w:rPr>
+        <w:t>，</w:t>
+      </w:r>
+      <w:r>
+        <w:rPr>
+          <w:rFonts w:hint="eastAsia"/>
+        </w:rPr>
+        <w:t>鼓励党内竞争</w:t>
+      </w:r>
+      <w:r>
+        <w:rPr>
+          <w:rFonts w:hint="eastAsia"/>
+        </w:rPr>
+        <w:t>。由此，</w:t>
+      </w:r>
+      <w:r>
+        <w:rPr>
+          <w:rFonts w:hint="eastAsia"/>
+        </w:rPr>
+        <w:t>党内派系竞争消耗大量的竞选资金和其他人力物力</w:t>
+      </w:r>
+      <w:r>
+        <w:rPr>
+          <w:rFonts w:hint="eastAsia"/>
+        </w:rPr>
+        <w:t>，而</w:t>
+      </w:r>
+      <w:r>
+        <w:rPr>
+          <w:rFonts w:hint="eastAsia"/>
+        </w:rPr>
+        <w:t>各个派系的竞选资金不受限制</w:t>
+      </w:r>
+      <w:r>
+        <w:rPr>
+          <w:rFonts w:hint="eastAsia"/>
+        </w:rPr>
+        <w:t>，就</w:t>
+      </w:r>
+      <w:r>
+        <w:rPr>
+          <w:rFonts w:hint="eastAsia"/>
+        </w:rPr>
+        <w:t>导致各派系候选人接受非法政治捐献甚至与地方的犯罪团伙互相勾结</w:t>
+      </w:r>
+      <w:r>
+        <w:rPr>
+          <w:rFonts w:hint="eastAsia"/>
+        </w:rPr>
+        <w:t>。</w:t>
+      </w:r>
+    </w:p>
+    <w:p>
+      <w:pPr>
+        <w:pStyle w:val="aa"/>
+        <w:spacing w:before="78" w:after="78"/>
+      </w:pPr>
     </w:p>
     <w:p>
       <w:pPr>
@@ -11747,9 +14749,9 @@
     </w:lvl>
   </w:abstractNum>
   <w:abstractNum w:abstractNumId="5" w15:restartNumberingAfterBreak="0">
-    <w:nsid w:val="4AE43F26"/>
+    <w:nsid w:val="43265808"/>
     <w:multiLevelType w:val="hybridMultilevel"/>
-    <w:tmpl w:val="9CA88142"/>
+    <w:tmpl w:val="E200B45A"/>
     <w:lvl w:ilvl="0" w:tplc="04090001">
       <w:start w:val="1"/>
       <w:numFmt w:val="bullet"/>
@@ -11860,9 +14862,9 @@
     </w:lvl>
   </w:abstractNum>
   <w:abstractNum w:abstractNumId="6" w15:restartNumberingAfterBreak="0">
-    <w:nsid w:val="62F77943"/>
+    <w:nsid w:val="4AE43F26"/>
     <w:multiLevelType w:val="hybridMultilevel"/>
-    <w:tmpl w:val="832A6C5A"/>
+    <w:tmpl w:val="9CA88142"/>
     <w:lvl w:ilvl="0" w:tplc="04090001">
       <w:start w:val="1"/>
       <w:numFmt w:val="bullet"/>
@@ -11973,9 +14975,9 @@
     </w:lvl>
   </w:abstractNum>
   <w:abstractNum w:abstractNumId="7" w15:restartNumberingAfterBreak="0">
-    <w:nsid w:val="6E341EF4"/>
+    <w:nsid w:val="62F77943"/>
     <w:multiLevelType w:val="hybridMultilevel"/>
-    <w:tmpl w:val="432C477A"/>
+    <w:tmpl w:val="832A6C5A"/>
     <w:lvl w:ilvl="0" w:tplc="04090001">
       <w:start w:val="1"/>
       <w:numFmt w:val="bullet"/>
@@ -12086,9 +15088,9 @@
     </w:lvl>
   </w:abstractNum>
   <w:abstractNum w:abstractNumId="8" w15:restartNumberingAfterBreak="0">
-    <w:nsid w:val="7DE46ED2"/>
+    <w:nsid w:val="670F042E"/>
     <w:multiLevelType w:val="hybridMultilevel"/>
-    <w:tmpl w:val="85FA63C0"/>
+    <w:tmpl w:val="317AA1FA"/>
     <w:lvl w:ilvl="0" w:tplc="04090001">
       <w:start w:val="1"/>
       <w:numFmt w:val="bullet"/>
@@ -12199,6 +15201,232 @@
     </w:lvl>
   </w:abstractNum>
   <w:abstractNum w:abstractNumId="9" w15:restartNumberingAfterBreak="0">
+    <w:nsid w:val="6E341EF4"/>
+    <w:multiLevelType w:val="hybridMultilevel"/>
+    <w:tmpl w:val="432C477A"/>
+    <w:lvl w:ilvl="0" w:tplc="04090001">
+      <w:start w:val="1"/>
+      <w:numFmt w:val="bullet"/>
+      <w:lvlText w:val=""/>
+      <w:lvlJc w:val="left"/>
+      <w:pPr>
+        <w:ind w:left="440" w:hanging="440"/>
+      </w:pPr>
+      <w:rPr>
+        <w:rFonts w:ascii="Wingdings" w:hAnsi="Wingdings" w:hint="default"/>
+      </w:rPr>
+    </w:lvl>
+    <w:lvl w:ilvl="1" w:tplc="04090003" w:tentative="1">
+      <w:start w:val="1"/>
+      <w:numFmt w:val="bullet"/>
+      <w:lvlText w:val=""/>
+      <w:lvlJc w:val="left"/>
+      <w:pPr>
+        <w:ind w:left="880" w:hanging="440"/>
+      </w:pPr>
+      <w:rPr>
+        <w:rFonts w:ascii="Wingdings" w:hAnsi="Wingdings" w:hint="default"/>
+      </w:rPr>
+    </w:lvl>
+    <w:lvl w:ilvl="2" w:tplc="04090005" w:tentative="1">
+      <w:start w:val="1"/>
+      <w:numFmt w:val="bullet"/>
+      <w:lvlText w:val=""/>
+      <w:lvlJc w:val="left"/>
+      <w:pPr>
+        <w:ind w:left="1320" w:hanging="440"/>
+      </w:pPr>
+      <w:rPr>
+        <w:rFonts w:ascii="Wingdings" w:hAnsi="Wingdings" w:hint="default"/>
+      </w:rPr>
+    </w:lvl>
+    <w:lvl w:ilvl="3" w:tplc="04090001" w:tentative="1">
+      <w:start w:val="1"/>
+      <w:numFmt w:val="bullet"/>
+      <w:lvlText w:val=""/>
+      <w:lvlJc w:val="left"/>
+      <w:pPr>
+        <w:ind w:left="1760" w:hanging="440"/>
+      </w:pPr>
+      <w:rPr>
+        <w:rFonts w:ascii="Wingdings" w:hAnsi="Wingdings" w:hint="default"/>
+      </w:rPr>
+    </w:lvl>
+    <w:lvl w:ilvl="4" w:tplc="04090003" w:tentative="1">
+      <w:start w:val="1"/>
+      <w:numFmt w:val="bullet"/>
+      <w:lvlText w:val=""/>
+      <w:lvlJc w:val="left"/>
+      <w:pPr>
+        <w:ind w:left="2200" w:hanging="440"/>
+      </w:pPr>
+      <w:rPr>
+        <w:rFonts w:ascii="Wingdings" w:hAnsi="Wingdings" w:hint="default"/>
+      </w:rPr>
+    </w:lvl>
+    <w:lvl w:ilvl="5" w:tplc="04090005" w:tentative="1">
+      <w:start w:val="1"/>
+      <w:numFmt w:val="bullet"/>
+      <w:lvlText w:val=""/>
+      <w:lvlJc w:val="left"/>
+      <w:pPr>
+        <w:ind w:left="2640" w:hanging="440"/>
+      </w:pPr>
+      <w:rPr>
+        <w:rFonts w:ascii="Wingdings" w:hAnsi="Wingdings" w:hint="default"/>
+      </w:rPr>
+    </w:lvl>
+    <w:lvl w:ilvl="6" w:tplc="04090001" w:tentative="1">
+      <w:start w:val="1"/>
+      <w:numFmt w:val="bullet"/>
+      <w:lvlText w:val=""/>
+      <w:lvlJc w:val="left"/>
+      <w:pPr>
+        <w:ind w:left="3080" w:hanging="440"/>
+      </w:pPr>
+      <w:rPr>
+        <w:rFonts w:ascii="Wingdings" w:hAnsi="Wingdings" w:hint="default"/>
+      </w:rPr>
+    </w:lvl>
+    <w:lvl w:ilvl="7" w:tplc="04090003" w:tentative="1">
+      <w:start w:val="1"/>
+      <w:numFmt w:val="bullet"/>
+      <w:lvlText w:val=""/>
+      <w:lvlJc w:val="left"/>
+      <w:pPr>
+        <w:ind w:left="3520" w:hanging="440"/>
+      </w:pPr>
+      <w:rPr>
+        <w:rFonts w:ascii="Wingdings" w:hAnsi="Wingdings" w:hint="default"/>
+      </w:rPr>
+    </w:lvl>
+    <w:lvl w:ilvl="8" w:tplc="04090005" w:tentative="1">
+      <w:start w:val="1"/>
+      <w:numFmt w:val="bullet"/>
+      <w:lvlText w:val=""/>
+      <w:lvlJc w:val="left"/>
+      <w:pPr>
+        <w:ind w:left="3960" w:hanging="440"/>
+      </w:pPr>
+      <w:rPr>
+        <w:rFonts w:ascii="Wingdings" w:hAnsi="Wingdings" w:hint="default"/>
+      </w:rPr>
+    </w:lvl>
+  </w:abstractNum>
+  <w:abstractNum w:abstractNumId="10" w15:restartNumberingAfterBreak="0">
+    <w:nsid w:val="7DE46ED2"/>
+    <w:multiLevelType w:val="hybridMultilevel"/>
+    <w:tmpl w:val="85FA63C0"/>
+    <w:lvl w:ilvl="0" w:tplc="04090001">
+      <w:start w:val="1"/>
+      <w:numFmt w:val="bullet"/>
+      <w:lvlText w:val=""/>
+      <w:lvlJc w:val="left"/>
+      <w:pPr>
+        <w:ind w:left="440" w:hanging="440"/>
+      </w:pPr>
+      <w:rPr>
+        <w:rFonts w:ascii="Wingdings" w:hAnsi="Wingdings" w:hint="default"/>
+      </w:rPr>
+    </w:lvl>
+    <w:lvl w:ilvl="1" w:tplc="04090003" w:tentative="1">
+      <w:start w:val="1"/>
+      <w:numFmt w:val="bullet"/>
+      <w:lvlText w:val=""/>
+      <w:lvlJc w:val="left"/>
+      <w:pPr>
+        <w:ind w:left="880" w:hanging="440"/>
+      </w:pPr>
+      <w:rPr>
+        <w:rFonts w:ascii="Wingdings" w:hAnsi="Wingdings" w:hint="default"/>
+      </w:rPr>
+    </w:lvl>
+    <w:lvl w:ilvl="2" w:tplc="04090005" w:tentative="1">
+      <w:start w:val="1"/>
+      <w:numFmt w:val="bullet"/>
+      <w:lvlText w:val=""/>
+      <w:lvlJc w:val="left"/>
+      <w:pPr>
+        <w:ind w:left="1320" w:hanging="440"/>
+      </w:pPr>
+      <w:rPr>
+        <w:rFonts w:ascii="Wingdings" w:hAnsi="Wingdings" w:hint="default"/>
+      </w:rPr>
+    </w:lvl>
+    <w:lvl w:ilvl="3" w:tplc="04090001" w:tentative="1">
+      <w:start w:val="1"/>
+      <w:numFmt w:val="bullet"/>
+      <w:lvlText w:val=""/>
+      <w:lvlJc w:val="left"/>
+      <w:pPr>
+        <w:ind w:left="1760" w:hanging="440"/>
+      </w:pPr>
+      <w:rPr>
+        <w:rFonts w:ascii="Wingdings" w:hAnsi="Wingdings" w:hint="default"/>
+      </w:rPr>
+    </w:lvl>
+    <w:lvl w:ilvl="4" w:tplc="04090003" w:tentative="1">
+      <w:start w:val="1"/>
+      <w:numFmt w:val="bullet"/>
+      <w:lvlText w:val=""/>
+      <w:lvlJc w:val="left"/>
+      <w:pPr>
+        <w:ind w:left="2200" w:hanging="440"/>
+      </w:pPr>
+      <w:rPr>
+        <w:rFonts w:ascii="Wingdings" w:hAnsi="Wingdings" w:hint="default"/>
+      </w:rPr>
+    </w:lvl>
+    <w:lvl w:ilvl="5" w:tplc="04090005" w:tentative="1">
+      <w:start w:val="1"/>
+      <w:numFmt w:val="bullet"/>
+      <w:lvlText w:val=""/>
+      <w:lvlJc w:val="left"/>
+      <w:pPr>
+        <w:ind w:left="2640" w:hanging="440"/>
+      </w:pPr>
+      <w:rPr>
+        <w:rFonts w:ascii="Wingdings" w:hAnsi="Wingdings" w:hint="default"/>
+      </w:rPr>
+    </w:lvl>
+    <w:lvl w:ilvl="6" w:tplc="04090001" w:tentative="1">
+      <w:start w:val="1"/>
+      <w:numFmt w:val="bullet"/>
+      <w:lvlText w:val=""/>
+      <w:lvlJc w:val="left"/>
+      <w:pPr>
+        <w:ind w:left="3080" w:hanging="440"/>
+      </w:pPr>
+      <w:rPr>
+        <w:rFonts w:ascii="Wingdings" w:hAnsi="Wingdings" w:hint="default"/>
+      </w:rPr>
+    </w:lvl>
+    <w:lvl w:ilvl="7" w:tplc="04090003" w:tentative="1">
+      <w:start w:val="1"/>
+      <w:numFmt w:val="bullet"/>
+      <w:lvlText w:val=""/>
+      <w:lvlJc w:val="left"/>
+      <w:pPr>
+        <w:ind w:left="3520" w:hanging="440"/>
+      </w:pPr>
+      <w:rPr>
+        <w:rFonts w:ascii="Wingdings" w:hAnsi="Wingdings" w:hint="default"/>
+      </w:rPr>
+    </w:lvl>
+    <w:lvl w:ilvl="8" w:tplc="04090005" w:tentative="1">
+      <w:start w:val="1"/>
+      <w:numFmt w:val="bullet"/>
+      <w:lvlText w:val=""/>
+      <w:lvlJc w:val="left"/>
+      <w:pPr>
+        <w:ind w:left="3960" w:hanging="440"/>
+      </w:pPr>
+      <w:rPr>
+        <w:rFonts w:ascii="Wingdings" w:hAnsi="Wingdings" w:hint="default"/>
+      </w:rPr>
+    </w:lvl>
+  </w:abstractNum>
+  <w:abstractNum w:abstractNumId="11" w15:restartNumberingAfterBreak="0">
     <w:nsid w:val="7EBA02E0"/>
     <w:multiLevelType w:val="hybridMultilevel"/>
     <w:tmpl w:val="076CFED4"/>
@@ -12311,7 +15539,7 @@
       </w:rPr>
     </w:lvl>
   </w:abstractNum>
-  <w:abstractNum w:abstractNumId="10" w15:restartNumberingAfterBreak="0">
+  <w:abstractNum w:abstractNumId="12" w15:restartNumberingAfterBreak="0">
     <w:nsid w:val="7EDB7CEF"/>
     <w:multiLevelType w:val="hybridMultilevel"/>
     <w:tmpl w:val="773842F4"/>
@@ -12428,7 +15656,7 @@
     <w:abstractNumId w:val="1"/>
   </w:num>
   <w:num w:numId="2" w16cid:durableId="12269881">
-    <w:abstractNumId w:val="10"/>
+    <w:abstractNumId w:val="12"/>
   </w:num>
   <w:num w:numId="3" w16cid:durableId="1983002091">
     <w:abstractNumId w:val="4"/>
@@ -12437,10 +15665,10 @@
     <w:abstractNumId w:val="0"/>
   </w:num>
   <w:num w:numId="5" w16cid:durableId="1116632798">
-    <w:abstractNumId w:val="7"/>
+    <w:abstractNumId w:val="9"/>
   </w:num>
   <w:num w:numId="6" w16cid:durableId="1752196932">
-    <w:abstractNumId w:val="6"/>
+    <w:abstractNumId w:val="7"/>
   </w:num>
   <w:num w:numId="7" w16cid:durableId="1352300313">
     <w:abstractNumId w:val="3"/>
@@ -12449,12 +15677,18 @@
     <w:abstractNumId w:val="2"/>
   </w:num>
   <w:num w:numId="9" w16cid:durableId="164905320">
+    <w:abstractNumId w:val="10"/>
+  </w:num>
+  <w:num w:numId="10" w16cid:durableId="1432777141">
+    <w:abstractNumId w:val="11"/>
+  </w:num>
+  <w:num w:numId="11" w16cid:durableId="1472748748">
+    <w:abstractNumId w:val="6"/>
+  </w:num>
+  <w:num w:numId="12" w16cid:durableId="873427097">
     <w:abstractNumId w:val="8"/>
   </w:num>
-  <w:num w:numId="10" w16cid:durableId="1432777141">
-    <w:abstractNumId w:val="9"/>
-  </w:num>
-  <w:num w:numId="11" w16cid:durableId="1472748748">
+  <w:num w:numId="13" w16cid:durableId="86080031">
     <w:abstractNumId w:val="5"/>
   </w:num>
 </w:numbering>

--- a/course/major/比较政党制度.docx
+++ b/course/major/比较政党制度.docx
@@ -247,7 +247,7 @@
             <w:pStyle w:val="TOC"/>
             <w:jc w:val="center"/>
             <w:rPr>
-              <w:rFonts w:ascii="宋体" w:eastAsia="宋体" w:hAnsi="宋体"/>
+              <w:rFonts w:ascii="宋体" w:eastAsia="宋体" w:hAnsi="宋体" w:hint="eastAsia"/>
               <w:b/>
               <w:bCs/>
               <w:color w:val="auto"/>
@@ -296,7 +296,7 @@
             </w:rPr>
             <w:fldChar w:fldCharType="separate"/>
           </w:r>
-          <w:hyperlink w:anchor="_Toc224815768" w:history="1">
+          <w:hyperlink w:anchor="_Toc225420616" w:history="1">
             <w:r>
               <w:rPr>
                 <w:rStyle w:val="a3"/>
@@ -335,7 +335,7 @@
                 <w:noProof/>
                 <w:webHidden/>
               </w:rPr>
-              <w:instrText>PAGEREF _Toc224815768 \h</w:instrText>
+              <w:instrText>PAGEREF _Toc225420616 \h</w:instrText>
             </w:r>
             <w:r>
               <w:rPr>
@@ -366,7 +366,7 @@
                 <w:noProof/>
                 <w:webHidden/>
               </w:rPr>
-              <w:t>2</w:t>
+              <w:t>3</w:t>
             </w:r>
             <w:r>
               <w:rPr>
@@ -392,7 +392,7 @@
               <w14:ligatures w14:val="standardContextual"/>
             </w:rPr>
           </w:pPr>
-          <w:hyperlink w:anchor="_Toc224815769" w:history="1">
+          <w:hyperlink w:anchor="_Toc225420617" w:history="1">
             <w:r>
               <w:rPr>
                 <w:rStyle w:val="a3"/>
@@ -431,7 +431,7 @@
                 <w:noProof/>
                 <w:webHidden/>
               </w:rPr>
-              <w:instrText>PAGEREF _Toc224815769 \h</w:instrText>
+              <w:instrText>PAGEREF _Toc225420617 \h</w:instrText>
             </w:r>
             <w:r>
               <w:rPr>
@@ -462,7 +462,7 @@
                 <w:noProof/>
                 <w:webHidden/>
               </w:rPr>
-              <w:t>2</w:t>
+              <w:t>3</w:t>
             </w:r>
             <w:r>
               <w:rPr>
@@ -488,7 +488,7 @@
               <w14:ligatures w14:val="standardContextual"/>
             </w:rPr>
           </w:pPr>
-          <w:hyperlink w:anchor="_Toc224815770" w:history="1">
+          <w:hyperlink w:anchor="_Toc225420618" w:history="1">
             <w:r>
               <w:rPr>
                 <w:rStyle w:val="a3"/>
@@ -527,7 +527,7 @@
                 <w:noProof/>
                 <w:webHidden/>
               </w:rPr>
-              <w:instrText>PAGEREF _Toc224815770 \h</w:instrText>
+              <w:instrText>PAGEREF _Toc225420618 \h</w:instrText>
             </w:r>
             <w:r>
               <w:rPr>
@@ -558,7 +558,7 @@
                 <w:noProof/>
                 <w:webHidden/>
               </w:rPr>
-              <w:t>2</w:t>
+              <w:t>3</w:t>
             </w:r>
             <w:r>
               <w:rPr>
@@ -584,7 +584,7 @@
               <w14:ligatures w14:val="standardContextual"/>
             </w:rPr>
           </w:pPr>
-          <w:hyperlink w:anchor="_Toc224815771" w:history="1">
+          <w:hyperlink w:anchor="_Toc225420619" w:history="1">
             <w:r>
               <w:rPr>
                 <w:rStyle w:val="a3"/>
@@ -623,7 +623,7 @@
                 <w:noProof/>
                 <w:webHidden/>
               </w:rPr>
-              <w:instrText>PAGEREF _Toc224815771 \h</w:instrText>
+              <w:instrText>PAGEREF _Toc225420619 \h</w:instrText>
             </w:r>
             <w:r>
               <w:rPr>
@@ -654,7 +654,7 @@
                 <w:noProof/>
                 <w:webHidden/>
               </w:rPr>
-              <w:t>3</w:t>
+              <w:t>4</w:t>
             </w:r>
             <w:r>
               <w:rPr>
@@ -680,7 +680,7 @@
               <w14:ligatures w14:val="standardContextual"/>
             </w:rPr>
           </w:pPr>
-          <w:hyperlink w:anchor="_Toc224815772" w:history="1">
+          <w:hyperlink w:anchor="_Toc225420620" w:history="1">
             <w:r>
               <w:rPr>
                 <w:rStyle w:val="a3"/>
@@ -719,7 +719,7 @@
                 <w:noProof/>
                 <w:webHidden/>
               </w:rPr>
-              <w:instrText>PAGEREF _Toc224815772 \h</w:instrText>
+              <w:instrText>PAGEREF _Toc225420620 \h</w:instrText>
             </w:r>
             <w:r>
               <w:rPr>
@@ -750,7 +750,7 @@
                 <w:noProof/>
                 <w:webHidden/>
               </w:rPr>
-              <w:t>4</w:t>
+              <w:t>5</w:t>
             </w:r>
             <w:r>
               <w:rPr>
@@ -776,7 +776,7 @@
               <w14:ligatures w14:val="standardContextual"/>
             </w:rPr>
           </w:pPr>
-          <w:hyperlink w:anchor="_Toc224815773" w:history="1">
+          <w:hyperlink w:anchor="_Toc225420621" w:history="1">
             <w:r>
               <w:rPr>
                 <w:rStyle w:val="a3"/>
@@ -815,7 +815,7 @@
                 <w:noProof/>
                 <w:webHidden/>
               </w:rPr>
-              <w:instrText>PAGEREF _Toc224815773 \h</w:instrText>
+              <w:instrText>PAGEREF _Toc225420621 \h</w:instrText>
             </w:r>
             <w:r>
               <w:rPr>
@@ -846,7 +846,7 @@
                 <w:noProof/>
                 <w:webHidden/>
               </w:rPr>
-              <w:t>4</w:t>
+              <w:t>5</w:t>
             </w:r>
             <w:r>
               <w:rPr>
@@ -872,7 +872,7 @@
               <w14:ligatures w14:val="standardContextual"/>
             </w:rPr>
           </w:pPr>
-          <w:hyperlink w:anchor="_Toc224815774" w:history="1">
+          <w:hyperlink w:anchor="_Toc225420622" w:history="1">
             <w:r>
               <w:rPr>
                 <w:rStyle w:val="a3"/>
@@ -911,7 +911,7 @@
                 <w:noProof/>
                 <w:webHidden/>
               </w:rPr>
-              <w:instrText>PAGEREF _Toc224815774 \h</w:instrText>
+              <w:instrText>PAGEREF _Toc225420622 \h</w:instrText>
             </w:r>
             <w:r>
               <w:rPr>
@@ -942,7 +942,7 @@
                 <w:noProof/>
                 <w:webHidden/>
               </w:rPr>
-              <w:t>5</w:t>
+              <w:t>6</w:t>
             </w:r>
             <w:r>
               <w:rPr>
@@ -968,7 +968,7 @@
               <w14:ligatures w14:val="standardContextual"/>
             </w:rPr>
           </w:pPr>
-          <w:hyperlink w:anchor="_Toc224815775" w:history="1">
+          <w:hyperlink w:anchor="_Toc225420623" w:history="1">
             <w:r>
               <w:rPr>
                 <w:rStyle w:val="a3"/>
@@ -1007,7 +1007,7 @@
                 <w:noProof/>
                 <w:webHidden/>
               </w:rPr>
-              <w:instrText>PAGEREF _Toc224815775 \h</w:instrText>
+              <w:instrText>PAGEREF _Toc225420623 \h</w:instrText>
             </w:r>
             <w:r>
               <w:rPr>
@@ -1038,7 +1038,7 @@
                 <w:noProof/>
                 <w:webHidden/>
               </w:rPr>
-              <w:t>5</w:t>
+              <w:t>6</w:t>
             </w:r>
             <w:r>
               <w:rPr>
@@ -1064,7 +1064,7 @@
               <w14:ligatures w14:val="standardContextual"/>
             </w:rPr>
           </w:pPr>
-          <w:hyperlink w:anchor="_Toc224815776" w:history="1">
+          <w:hyperlink w:anchor="_Toc225420624" w:history="1">
             <w:r>
               <w:rPr>
                 <w:rStyle w:val="a3"/>
@@ -1103,7 +1103,7 @@
                 <w:noProof/>
                 <w:webHidden/>
               </w:rPr>
-              <w:instrText>PAGEREF _Toc224815776 \h</w:instrText>
+              <w:instrText>PAGEREF _Toc225420624 \h</w:instrText>
             </w:r>
             <w:r>
               <w:rPr>
@@ -1134,7 +1134,7 @@
                 <w:noProof/>
                 <w:webHidden/>
               </w:rPr>
-              <w:t>5</w:t>
+              <w:t>6</w:t>
             </w:r>
             <w:r>
               <w:rPr>
@@ -1160,7 +1160,7 @@
               <w14:ligatures w14:val="standardContextual"/>
             </w:rPr>
           </w:pPr>
-          <w:hyperlink w:anchor="_Toc224815777" w:history="1">
+          <w:hyperlink w:anchor="_Toc225420625" w:history="1">
             <w:r>
               <w:rPr>
                 <w:rStyle w:val="a3"/>
@@ -1199,7 +1199,7 @@
                 <w:noProof/>
                 <w:webHidden/>
               </w:rPr>
-              <w:instrText>PAGEREF _Toc224815777 \h</w:instrText>
+              <w:instrText>PAGEREF _Toc225420625 \h</w:instrText>
             </w:r>
             <w:r>
               <w:rPr>
@@ -1230,7 +1230,7 @@
                 <w:noProof/>
                 <w:webHidden/>
               </w:rPr>
-              <w:t>6</w:t>
+              <w:t>7</w:t>
             </w:r>
             <w:r>
               <w:rPr>
@@ -1256,7 +1256,7 @@
               <w14:ligatures w14:val="standardContextual"/>
             </w:rPr>
           </w:pPr>
-          <w:hyperlink w:anchor="_Toc224815778" w:history="1">
+          <w:hyperlink w:anchor="_Toc225420626" w:history="1">
             <w:r>
               <w:rPr>
                 <w:rStyle w:val="a3"/>
@@ -1295,7 +1295,7 @@
                 <w:noProof/>
                 <w:webHidden/>
               </w:rPr>
-              <w:instrText>PAGEREF _Toc224815778 \h</w:instrText>
+              <w:instrText>PAGEREF _Toc225420626 \h</w:instrText>
             </w:r>
             <w:r>
               <w:rPr>
@@ -1326,7 +1326,7 @@
                 <w:noProof/>
                 <w:webHidden/>
               </w:rPr>
-              <w:t>7</w:t>
+              <w:t>8</w:t>
             </w:r>
             <w:r>
               <w:rPr>
@@ -1352,7 +1352,7 @@
               <w14:ligatures w14:val="standardContextual"/>
             </w:rPr>
           </w:pPr>
-          <w:hyperlink w:anchor="_Toc224815779" w:history="1">
+          <w:hyperlink w:anchor="_Toc225420627" w:history="1">
             <w:r>
               <w:rPr>
                 <w:rStyle w:val="a3"/>
@@ -1391,7 +1391,7 @@
                 <w:noProof/>
                 <w:webHidden/>
               </w:rPr>
-              <w:instrText>PAGEREF _Toc224815779 \h</w:instrText>
+              <w:instrText>PAGEREF _Toc225420627 \h</w:instrText>
             </w:r>
             <w:r>
               <w:rPr>
@@ -1422,7 +1422,7 @@
                 <w:noProof/>
                 <w:webHidden/>
               </w:rPr>
-              <w:t>8</w:t>
+              <w:t>9</w:t>
             </w:r>
             <w:r>
               <w:rPr>
@@ -1448,7 +1448,7 @@
               <w14:ligatures w14:val="standardContextual"/>
             </w:rPr>
           </w:pPr>
-          <w:hyperlink w:anchor="_Toc224815780" w:history="1">
+          <w:hyperlink w:anchor="_Toc225420628" w:history="1">
             <w:r>
               <w:rPr>
                 <w:rStyle w:val="a3"/>
@@ -1487,7 +1487,7 @@
                 <w:noProof/>
                 <w:webHidden/>
               </w:rPr>
-              <w:instrText>PAGEREF _Toc224815780 \h</w:instrText>
+              <w:instrText>PAGEREF _Toc225420628 \h</w:instrText>
             </w:r>
             <w:r>
               <w:rPr>
@@ -1518,7 +1518,7 @@
                 <w:noProof/>
                 <w:webHidden/>
               </w:rPr>
-              <w:t>8</w:t>
+              <w:t>9</w:t>
             </w:r>
             <w:r>
               <w:rPr>
@@ -1544,7 +1544,7 @@
               <w14:ligatures w14:val="standardContextual"/>
             </w:rPr>
           </w:pPr>
-          <w:hyperlink w:anchor="_Toc224815781" w:history="1">
+          <w:hyperlink w:anchor="_Toc225420629" w:history="1">
             <w:r>
               <w:rPr>
                 <w:rStyle w:val="a3"/>
@@ -1583,7 +1583,7 @@
                 <w:noProof/>
                 <w:webHidden/>
               </w:rPr>
-              <w:instrText>PAGEREF _Toc224815781 \h</w:instrText>
+              <w:instrText>PAGEREF _Toc225420629 \h</w:instrText>
             </w:r>
             <w:r>
               <w:rPr>
@@ -1614,7 +1614,7 @@
                 <w:noProof/>
                 <w:webHidden/>
               </w:rPr>
-              <w:t>9</w:t>
+              <w:t>10</w:t>
             </w:r>
             <w:r>
               <w:rPr>
@@ -1640,7 +1640,7 @@
               <w14:ligatures w14:val="standardContextual"/>
             </w:rPr>
           </w:pPr>
-          <w:hyperlink w:anchor="_Toc224815782" w:history="1">
+          <w:hyperlink w:anchor="_Toc225420630" w:history="1">
             <w:r>
               <w:rPr>
                 <w:rStyle w:val="a3"/>
@@ -1679,7 +1679,7 @@
                 <w:noProof/>
                 <w:webHidden/>
               </w:rPr>
-              <w:instrText>PAGEREF _Toc224815782 \h</w:instrText>
+              <w:instrText>PAGEREF _Toc225420630 \h</w:instrText>
             </w:r>
             <w:r>
               <w:rPr>
@@ -1710,7 +1710,7 @@
                 <w:noProof/>
                 <w:webHidden/>
               </w:rPr>
-              <w:t>9</w:t>
+              <w:t>10</w:t>
             </w:r>
             <w:r>
               <w:rPr>
@@ -1736,7 +1736,7 @@
               <w14:ligatures w14:val="standardContextual"/>
             </w:rPr>
           </w:pPr>
-          <w:hyperlink w:anchor="_Toc224815783" w:history="1">
+          <w:hyperlink w:anchor="_Toc225420631" w:history="1">
             <w:r>
               <w:rPr>
                 <w:rStyle w:val="a3"/>
@@ -1775,7 +1775,7 @@
                 <w:noProof/>
                 <w:webHidden/>
               </w:rPr>
-              <w:instrText>PAGEREF _Toc224815783 \h</w:instrText>
+              <w:instrText>PAGEREF _Toc225420631 \h</w:instrText>
             </w:r>
             <w:r>
               <w:rPr>
@@ -1806,7 +1806,7 @@
                 <w:noProof/>
                 <w:webHidden/>
               </w:rPr>
-              <w:t>9</w:t>
+              <w:t>10</w:t>
             </w:r>
             <w:r>
               <w:rPr>
@@ -1832,7 +1832,7 @@
               <w14:ligatures w14:val="standardContextual"/>
             </w:rPr>
           </w:pPr>
-          <w:hyperlink w:anchor="_Toc224815784" w:history="1">
+          <w:hyperlink w:anchor="_Toc225420632" w:history="1">
             <w:r>
               <w:rPr>
                 <w:rStyle w:val="a3"/>
@@ -1871,7 +1871,7 @@
                 <w:noProof/>
                 <w:webHidden/>
               </w:rPr>
-              <w:instrText>PAGEREF _Toc224815784 \h</w:instrText>
+              <w:instrText>PAGEREF _Toc225420632 \h</w:instrText>
             </w:r>
             <w:r>
               <w:rPr>
@@ -1902,7 +1902,7 @@
                 <w:noProof/>
                 <w:webHidden/>
               </w:rPr>
-              <w:t>10</w:t>
+              <w:t>11</w:t>
             </w:r>
             <w:r>
               <w:rPr>
@@ -1928,7 +1928,7 @@
               <w14:ligatures w14:val="standardContextual"/>
             </w:rPr>
           </w:pPr>
-          <w:hyperlink w:anchor="_Toc224815785" w:history="1">
+          <w:hyperlink w:anchor="_Toc225420633" w:history="1">
             <w:r>
               <w:rPr>
                 <w:rStyle w:val="a3"/>
@@ -1967,7 +1967,7 @@
                 <w:noProof/>
                 <w:webHidden/>
               </w:rPr>
-              <w:instrText>PAGEREF _Toc224815785 \h</w:instrText>
+              <w:instrText>PAGEREF _Toc225420633 \h</w:instrText>
             </w:r>
             <w:r>
               <w:rPr>
@@ -1998,7 +1998,7 @@
                 <w:noProof/>
                 <w:webHidden/>
               </w:rPr>
-              <w:t>10</w:t>
+              <w:t>11</w:t>
             </w:r>
             <w:r>
               <w:rPr>
@@ -2024,7 +2024,7 @@
               <w14:ligatures w14:val="standardContextual"/>
             </w:rPr>
           </w:pPr>
-          <w:hyperlink w:anchor="_Toc224815786" w:history="1">
+          <w:hyperlink w:anchor="_Toc225420634" w:history="1">
             <w:r>
               <w:rPr>
                 <w:rStyle w:val="a3"/>
@@ -2063,7 +2063,7 @@
                 <w:noProof/>
                 <w:webHidden/>
               </w:rPr>
-              <w:instrText>PAGEREF _Toc224815786 \h</w:instrText>
+              <w:instrText>PAGEREF _Toc225420634 \h</w:instrText>
             </w:r>
             <w:r>
               <w:rPr>
@@ -2094,7 +2094,7 @@
                 <w:noProof/>
                 <w:webHidden/>
               </w:rPr>
-              <w:t>10</w:t>
+              <w:t>11</w:t>
             </w:r>
             <w:r>
               <w:rPr>
@@ -2120,7 +2120,7 @@
               <w14:ligatures w14:val="standardContextual"/>
             </w:rPr>
           </w:pPr>
-          <w:hyperlink w:anchor="_Toc224815787" w:history="1">
+          <w:hyperlink w:anchor="_Toc225420635" w:history="1">
             <w:r>
               <w:rPr>
                 <w:rStyle w:val="a3"/>
@@ -2159,7 +2159,7 @@
                 <w:noProof/>
                 <w:webHidden/>
               </w:rPr>
-              <w:instrText>PAGEREF _Toc224815787 \h</w:instrText>
+              <w:instrText>PAGEREF _Toc225420635 \h</w:instrText>
             </w:r>
             <w:r>
               <w:rPr>
@@ -2190,7 +2190,7 @@
                 <w:noProof/>
                 <w:webHidden/>
               </w:rPr>
-              <w:t>10</w:t>
+              <w:t>11</w:t>
             </w:r>
             <w:r>
               <w:rPr>
@@ -2216,7 +2216,7 @@
               <w14:ligatures w14:val="standardContextual"/>
             </w:rPr>
           </w:pPr>
-          <w:hyperlink w:anchor="_Toc224815788" w:history="1">
+          <w:hyperlink w:anchor="_Toc225420636" w:history="1">
             <w:r>
               <w:rPr>
                 <w:rStyle w:val="a3"/>
@@ -2255,7 +2255,7 @@
                 <w:noProof/>
                 <w:webHidden/>
               </w:rPr>
-              <w:instrText>PAGEREF _Toc224815788 \h</w:instrText>
+              <w:instrText>PAGEREF _Toc225420636 \h</w:instrText>
             </w:r>
             <w:r>
               <w:rPr>
@@ -2286,7 +2286,7 @@
                 <w:noProof/>
                 <w:webHidden/>
               </w:rPr>
-              <w:t>10</w:t>
+              <w:t>11</w:t>
             </w:r>
             <w:r>
               <w:rPr>
@@ -2312,7 +2312,7 @@
               <w14:ligatures w14:val="standardContextual"/>
             </w:rPr>
           </w:pPr>
-          <w:hyperlink w:anchor="_Toc224815789" w:history="1">
+          <w:hyperlink w:anchor="_Toc225420637" w:history="1">
             <w:r>
               <w:rPr>
                 <w:rStyle w:val="a3"/>
@@ -2351,7 +2351,7 @@
                 <w:noProof/>
                 <w:webHidden/>
               </w:rPr>
-              <w:instrText>PAGEREF _Toc224815789 \h</w:instrText>
+              <w:instrText>PAGEREF _Toc225420637 \h</w:instrText>
             </w:r>
             <w:r>
               <w:rPr>
@@ -2382,7 +2382,7 @@
                 <w:noProof/>
                 <w:webHidden/>
               </w:rPr>
-              <w:t>11</w:t>
+              <w:t>12</w:t>
             </w:r>
             <w:r>
               <w:rPr>
@@ -2408,7 +2408,7 @@
               <w14:ligatures w14:val="standardContextual"/>
             </w:rPr>
           </w:pPr>
-          <w:hyperlink w:anchor="_Toc224815790" w:history="1">
+          <w:hyperlink w:anchor="_Toc225420638" w:history="1">
             <w:r>
               <w:rPr>
                 <w:rStyle w:val="a3"/>
@@ -2447,7 +2447,7 @@
                 <w:noProof/>
                 <w:webHidden/>
               </w:rPr>
-              <w:instrText>PAGEREF _Toc224815790 \h</w:instrText>
+              <w:instrText>PAGEREF _Toc225420638 \h</w:instrText>
             </w:r>
             <w:r>
               <w:rPr>
@@ -2478,7 +2478,7 @@
                 <w:noProof/>
                 <w:webHidden/>
               </w:rPr>
-              <w:t>11</w:t>
+              <w:t>12</w:t>
             </w:r>
             <w:r>
               <w:rPr>
@@ -2504,7 +2504,7 @@
               <w14:ligatures w14:val="standardContextual"/>
             </w:rPr>
           </w:pPr>
-          <w:hyperlink w:anchor="_Toc224815791" w:history="1">
+          <w:hyperlink w:anchor="_Toc225420639" w:history="1">
             <w:r>
               <w:rPr>
                 <w:rStyle w:val="a3"/>
@@ -2543,7 +2543,7 @@
                 <w:noProof/>
                 <w:webHidden/>
               </w:rPr>
-              <w:instrText>PAGEREF _Toc224815791 \h</w:instrText>
+              <w:instrText>PAGEREF _Toc225420639 \h</w:instrText>
             </w:r>
             <w:r>
               <w:rPr>
@@ -2574,7 +2574,679 @@
                 <w:noProof/>
                 <w:webHidden/>
               </w:rPr>
-              <w:t>11</w:t>
+              <w:t>12</w:t>
+            </w:r>
+            <w:r>
+              <w:rPr>
+                <w:rFonts w:ascii="宋体" w:eastAsia="宋体" w:hAnsi="宋体" w:hint="eastAsia"/>
+                <w:noProof/>
+                <w:webHidden/>
+              </w:rPr>
+              <w:fldChar w:fldCharType="end"/>
+            </w:r>
+          </w:hyperlink>
+        </w:p>
+        <w:p>
+          <w:pPr>
+            <w:pStyle w:val="TOC3"/>
+            <w:tabs>
+              <w:tab w:val="right" w:leader="dot" w:pos="8296"/>
+            </w:tabs>
+            <w:rPr>
+              <w:rFonts w:ascii="宋体" w:eastAsia="宋体" w:hAnsi="宋体" w:hint="eastAsia"/>
+              <w:noProof/>
+              <w:sz w:val="22"/>
+              <w:szCs w:val="24"/>
+              <w14:ligatures w14:val="standardContextual"/>
+            </w:rPr>
+          </w:pPr>
+          <w:hyperlink w:anchor="_Toc225420640" w:history="1">
+            <w:r>
+              <w:rPr>
+                <w:rStyle w:val="a3"/>
+                <w:rFonts w:ascii="宋体" w:eastAsia="宋体" w:hAnsi="宋体" w:hint="eastAsia"/>
+                <w:noProof/>
+              </w:rPr>
+              <w:t>（二）意大利天主教民主党的崩溃</w:t>
+            </w:r>
+            <w:r>
+              <w:rPr>
+                <w:rFonts w:ascii="宋体" w:eastAsia="宋体" w:hAnsi="宋体" w:hint="eastAsia"/>
+                <w:noProof/>
+                <w:webHidden/>
+              </w:rPr>
+              <w:tab/>
+            </w:r>
+            <w:r>
+              <w:rPr>
+                <w:rFonts w:ascii="宋体" w:eastAsia="宋体" w:hAnsi="宋体" w:hint="eastAsia"/>
+                <w:noProof/>
+                <w:webHidden/>
+              </w:rPr>
+              <w:fldChar w:fldCharType="begin"/>
+            </w:r>
+            <w:r>
+              <w:rPr>
+                <w:rFonts w:ascii="宋体" w:eastAsia="宋体" w:hAnsi="宋体" w:hint="eastAsia"/>
+                <w:noProof/>
+                <w:webHidden/>
+              </w:rPr>
+              <w:instrText xml:space="preserve"> </w:instrText>
+            </w:r>
+            <w:r>
+              <w:rPr>
+                <w:rFonts w:ascii="宋体" w:eastAsia="宋体" w:hAnsi="宋体"/>
+                <w:noProof/>
+                <w:webHidden/>
+              </w:rPr>
+              <w:instrText>PAGEREF _Toc225420640 \h</w:instrText>
+            </w:r>
+            <w:r>
+              <w:rPr>
+                <w:rFonts w:ascii="宋体" w:eastAsia="宋体" w:hAnsi="宋体" w:hint="eastAsia"/>
+                <w:noProof/>
+                <w:webHidden/>
+              </w:rPr>
+              <w:instrText xml:space="preserve"> </w:instrText>
+            </w:r>
+            <w:r>
+              <w:rPr>
+                <w:rFonts w:ascii="宋体" w:eastAsia="宋体" w:hAnsi="宋体" w:hint="eastAsia"/>
+                <w:noProof/>
+                <w:webHidden/>
+              </w:rPr>
+            </w:r>
+            <w:r>
+              <w:rPr>
+                <w:rFonts w:ascii="宋体" w:eastAsia="宋体" w:hAnsi="宋体" w:hint="eastAsia"/>
+                <w:noProof/>
+                <w:webHidden/>
+              </w:rPr>
+              <w:fldChar w:fldCharType="separate"/>
+            </w:r>
+            <w:r>
+              <w:rPr>
+                <w:rFonts w:ascii="宋体" w:eastAsia="宋体" w:hAnsi="宋体" w:hint="eastAsia"/>
+                <w:noProof/>
+                <w:webHidden/>
+              </w:rPr>
+              <w:t>13</w:t>
+            </w:r>
+            <w:r>
+              <w:rPr>
+                <w:rFonts w:ascii="宋体" w:eastAsia="宋体" w:hAnsi="宋体" w:hint="eastAsia"/>
+                <w:noProof/>
+                <w:webHidden/>
+              </w:rPr>
+              <w:fldChar w:fldCharType="end"/>
+            </w:r>
+          </w:hyperlink>
+        </w:p>
+        <w:p>
+          <w:pPr>
+            <w:pStyle w:val="TOC1"/>
+            <w:tabs>
+              <w:tab w:val="right" w:leader="dot" w:pos="8296"/>
+            </w:tabs>
+            <w:rPr>
+              <w:rFonts w:ascii="宋体" w:eastAsia="宋体" w:hAnsi="宋体" w:hint="eastAsia"/>
+              <w:noProof/>
+              <w:sz w:val="22"/>
+              <w:szCs w:val="24"/>
+              <w14:ligatures w14:val="standardContextual"/>
+            </w:rPr>
+          </w:pPr>
+          <w:hyperlink w:anchor="_Toc225420641" w:history="1">
+            <w:r>
+              <w:rPr>
+                <w:rStyle w:val="a3"/>
+                <w:rFonts w:ascii="宋体" w:eastAsia="宋体" w:hAnsi="宋体" w:hint="eastAsia"/>
+                <w:noProof/>
+              </w:rPr>
+              <w:t>第四讲 政党体制</w:t>
+            </w:r>
+            <w:r>
+              <w:rPr>
+                <w:rFonts w:ascii="宋体" w:eastAsia="宋体" w:hAnsi="宋体" w:hint="eastAsia"/>
+                <w:noProof/>
+                <w:webHidden/>
+              </w:rPr>
+              <w:tab/>
+            </w:r>
+            <w:r>
+              <w:rPr>
+                <w:rFonts w:ascii="宋体" w:eastAsia="宋体" w:hAnsi="宋体" w:hint="eastAsia"/>
+                <w:noProof/>
+                <w:webHidden/>
+              </w:rPr>
+              <w:fldChar w:fldCharType="begin"/>
+            </w:r>
+            <w:r>
+              <w:rPr>
+                <w:rFonts w:ascii="宋体" w:eastAsia="宋体" w:hAnsi="宋体" w:hint="eastAsia"/>
+                <w:noProof/>
+                <w:webHidden/>
+              </w:rPr>
+              <w:instrText xml:space="preserve"> </w:instrText>
+            </w:r>
+            <w:r>
+              <w:rPr>
+                <w:rFonts w:ascii="宋体" w:eastAsia="宋体" w:hAnsi="宋体"/>
+                <w:noProof/>
+                <w:webHidden/>
+              </w:rPr>
+              <w:instrText>PAGEREF _Toc225420641 \h</w:instrText>
+            </w:r>
+            <w:r>
+              <w:rPr>
+                <w:rFonts w:ascii="宋体" w:eastAsia="宋体" w:hAnsi="宋体" w:hint="eastAsia"/>
+                <w:noProof/>
+                <w:webHidden/>
+              </w:rPr>
+              <w:instrText xml:space="preserve"> </w:instrText>
+            </w:r>
+            <w:r>
+              <w:rPr>
+                <w:rFonts w:ascii="宋体" w:eastAsia="宋体" w:hAnsi="宋体" w:hint="eastAsia"/>
+                <w:noProof/>
+                <w:webHidden/>
+              </w:rPr>
+            </w:r>
+            <w:r>
+              <w:rPr>
+                <w:rFonts w:ascii="宋体" w:eastAsia="宋体" w:hAnsi="宋体" w:hint="eastAsia"/>
+                <w:noProof/>
+                <w:webHidden/>
+              </w:rPr>
+              <w:fldChar w:fldCharType="separate"/>
+            </w:r>
+            <w:r>
+              <w:rPr>
+                <w:rFonts w:ascii="宋体" w:eastAsia="宋体" w:hAnsi="宋体" w:hint="eastAsia"/>
+                <w:noProof/>
+                <w:webHidden/>
+              </w:rPr>
+              <w:t>13</w:t>
+            </w:r>
+            <w:r>
+              <w:rPr>
+                <w:rFonts w:ascii="宋体" w:eastAsia="宋体" w:hAnsi="宋体" w:hint="eastAsia"/>
+                <w:noProof/>
+                <w:webHidden/>
+              </w:rPr>
+              <w:fldChar w:fldCharType="end"/>
+            </w:r>
+          </w:hyperlink>
+        </w:p>
+        <w:p>
+          <w:pPr>
+            <w:pStyle w:val="TOC2"/>
+            <w:tabs>
+              <w:tab w:val="right" w:leader="dot" w:pos="8296"/>
+            </w:tabs>
+            <w:rPr>
+              <w:rFonts w:ascii="宋体" w:eastAsia="宋体" w:hAnsi="宋体" w:hint="eastAsia"/>
+              <w:noProof/>
+              <w:sz w:val="22"/>
+              <w:szCs w:val="24"/>
+              <w14:ligatures w14:val="standardContextual"/>
+            </w:rPr>
+          </w:pPr>
+          <w:hyperlink w:anchor="_Toc225420642" w:history="1">
+            <w:r>
+              <w:rPr>
+                <w:rStyle w:val="a3"/>
+                <w:rFonts w:ascii="宋体" w:eastAsia="宋体" w:hAnsi="宋体" w:hint="eastAsia"/>
+                <w:noProof/>
+              </w:rPr>
+              <w:t>一、政党体制的概念</w:t>
+            </w:r>
+            <w:r>
+              <w:rPr>
+                <w:rFonts w:ascii="宋体" w:eastAsia="宋体" w:hAnsi="宋体" w:hint="eastAsia"/>
+                <w:noProof/>
+                <w:webHidden/>
+              </w:rPr>
+              <w:tab/>
+            </w:r>
+            <w:r>
+              <w:rPr>
+                <w:rFonts w:ascii="宋体" w:eastAsia="宋体" w:hAnsi="宋体" w:hint="eastAsia"/>
+                <w:noProof/>
+                <w:webHidden/>
+              </w:rPr>
+              <w:fldChar w:fldCharType="begin"/>
+            </w:r>
+            <w:r>
+              <w:rPr>
+                <w:rFonts w:ascii="宋体" w:eastAsia="宋体" w:hAnsi="宋体" w:hint="eastAsia"/>
+                <w:noProof/>
+                <w:webHidden/>
+              </w:rPr>
+              <w:instrText xml:space="preserve"> </w:instrText>
+            </w:r>
+            <w:r>
+              <w:rPr>
+                <w:rFonts w:ascii="宋体" w:eastAsia="宋体" w:hAnsi="宋体"/>
+                <w:noProof/>
+                <w:webHidden/>
+              </w:rPr>
+              <w:instrText>PAGEREF _Toc225420642 \h</w:instrText>
+            </w:r>
+            <w:r>
+              <w:rPr>
+                <w:rFonts w:ascii="宋体" w:eastAsia="宋体" w:hAnsi="宋体" w:hint="eastAsia"/>
+                <w:noProof/>
+                <w:webHidden/>
+              </w:rPr>
+              <w:instrText xml:space="preserve"> </w:instrText>
+            </w:r>
+            <w:r>
+              <w:rPr>
+                <w:rFonts w:ascii="宋体" w:eastAsia="宋体" w:hAnsi="宋体" w:hint="eastAsia"/>
+                <w:noProof/>
+                <w:webHidden/>
+              </w:rPr>
+            </w:r>
+            <w:r>
+              <w:rPr>
+                <w:rFonts w:ascii="宋体" w:eastAsia="宋体" w:hAnsi="宋体" w:hint="eastAsia"/>
+                <w:noProof/>
+                <w:webHidden/>
+              </w:rPr>
+              <w:fldChar w:fldCharType="separate"/>
+            </w:r>
+            <w:r>
+              <w:rPr>
+                <w:rFonts w:ascii="宋体" w:eastAsia="宋体" w:hAnsi="宋体" w:hint="eastAsia"/>
+                <w:noProof/>
+                <w:webHidden/>
+              </w:rPr>
+              <w:t>13</w:t>
+            </w:r>
+            <w:r>
+              <w:rPr>
+                <w:rFonts w:ascii="宋体" w:eastAsia="宋体" w:hAnsi="宋体" w:hint="eastAsia"/>
+                <w:noProof/>
+                <w:webHidden/>
+              </w:rPr>
+              <w:fldChar w:fldCharType="end"/>
+            </w:r>
+          </w:hyperlink>
+        </w:p>
+        <w:p>
+          <w:pPr>
+            <w:pStyle w:val="TOC2"/>
+            <w:tabs>
+              <w:tab w:val="right" w:leader="dot" w:pos="8296"/>
+            </w:tabs>
+            <w:rPr>
+              <w:rFonts w:ascii="宋体" w:eastAsia="宋体" w:hAnsi="宋体" w:hint="eastAsia"/>
+              <w:noProof/>
+              <w:sz w:val="22"/>
+              <w:szCs w:val="24"/>
+              <w14:ligatures w14:val="standardContextual"/>
+            </w:rPr>
+          </w:pPr>
+          <w:hyperlink w:anchor="_Toc225420643" w:history="1">
+            <w:r>
+              <w:rPr>
+                <w:rStyle w:val="a3"/>
+                <w:rFonts w:ascii="宋体" w:eastAsia="宋体" w:hAnsi="宋体" w:hint="eastAsia"/>
+                <w:noProof/>
+              </w:rPr>
+              <w:t>二、西方竞争式的政党体系：两党制与多党制</w:t>
+            </w:r>
+            <w:r>
+              <w:rPr>
+                <w:rFonts w:ascii="宋体" w:eastAsia="宋体" w:hAnsi="宋体" w:hint="eastAsia"/>
+                <w:noProof/>
+                <w:webHidden/>
+              </w:rPr>
+              <w:tab/>
+            </w:r>
+            <w:r>
+              <w:rPr>
+                <w:rFonts w:ascii="宋体" w:eastAsia="宋体" w:hAnsi="宋体" w:hint="eastAsia"/>
+                <w:noProof/>
+                <w:webHidden/>
+              </w:rPr>
+              <w:fldChar w:fldCharType="begin"/>
+            </w:r>
+            <w:r>
+              <w:rPr>
+                <w:rFonts w:ascii="宋体" w:eastAsia="宋体" w:hAnsi="宋体" w:hint="eastAsia"/>
+                <w:noProof/>
+                <w:webHidden/>
+              </w:rPr>
+              <w:instrText xml:space="preserve"> </w:instrText>
+            </w:r>
+            <w:r>
+              <w:rPr>
+                <w:rFonts w:ascii="宋体" w:eastAsia="宋体" w:hAnsi="宋体"/>
+                <w:noProof/>
+                <w:webHidden/>
+              </w:rPr>
+              <w:instrText>PAGEREF _Toc225420643 \h</w:instrText>
+            </w:r>
+            <w:r>
+              <w:rPr>
+                <w:rFonts w:ascii="宋体" w:eastAsia="宋体" w:hAnsi="宋体" w:hint="eastAsia"/>
+                <w:noProof/>
+                <w:webHidden/>
+              </w:rPr>
+              <w:instrText xml:space="preserve"> </w:instrText>
+            </w:r>
+            <w:r>
+              <w:rPr>
+                <w:rFonts w:ascii="宋体" w:eastAsia="宋体" w:hAnsi="宋体" w:hint="eastAsia"/>
+                <w:noProof/>
+                <w:webHidden/>
+              </w:rPr>
+            </w:r>
+            <w:r>
+              <w:rPr>
+                <w:rFonts w:ascii="宋体" w:eastAsia="宋体" w:hAnsi="宋体" w:hint="eastAsia"/>
+                <w:noProof/>
+                <w:webHidden/>
+              </w:rPr>
+              <w:fldChar w:fldCharType="separate"/>
+            </w:r>
+            <w:r>
+              <w:rPr>
+                <w:rFonts w:ascii="宋体" w:eastAsia="宋体" w:hAnsi="宋体" w:hint="eastAsia"/>
+                <w:noProof/>
+                <w:webHidden/>
+              </w:rPr>
+              <w:t>13</w:t>
+            </w:r>
+            <w:r>
+              <w:rPr>
+                <w:rFonts w:ascii="宋体" w:eastAsia="宋体" w:hAnsi="宋体" w:hint="eastAsia"/>
+                <w:noProof/>
+                <w:webHidden/>
+              </w:rPr>
+              <w:fldChar w:fldCharType="end"/>
+            </w:r>
+          </w:hyperlink>
+        </w:p>
+        <w:p>
+          <w:pPr>
+            <w:pStyle w:val="TOC3"/>
+            <w:tabs>
+              <w:tab w:val="right" w:leader="dot" w:pos="8296"/>
+            </w:tabs>
+            <w:rPr>
+              <w:rFonts w:ascii="宋体" w:eastAsia="宋体" w:hAnsi="宋体" w:hint="eastAsia"/>
+              <w:noProof/>
+              <w:sz w:val="22"/>
+              <w:szCs w:val="24"/>
+              <w14:ligatures w14:val="standardContextual"/>
+            </w:rPr>
+          </w:pPr>
+          <w:hyperlink w:anchor="_Toc225420644" w:history="1">
+            <w:r>
+              <w:rPr>
+                <w:rStyle w:val="a3"/>
+                <w:rFonts w:ascii="宋体" w:eastAsia="宋体" w:hAnsi="宋体" w:hint="eastAsia"/>
+                <w:noProof/>
+              </w:rPr>
+              <w:t>（一）两党制与多党制</w:t>
+            </w:r>
+            <w:r>
+              <w:rPr>
+                <w:rFonts w:ascii="宋体" w:eastAsia="宋体" w:hAnsi="宋体" w:hint="eastAsia"/>
+                <w:noProof/>
+                <w:webHidden/>
+              </w:rPr>
+              <w:tab/>
+            </w:r>
+            <w:r>
+              <w:rPr>
+                <w:rFonts w:ascii="宋体" w:eastAsia="宋体" w:hAnsi="宋体" w:hint="eastAsia"/>
+                <w:noProof/>
+                <w:webHidden/>
+              </w:rPr>
+              <w:fldChar w:fldCharType="begin"/>
+            </w:r>
+            <w:r>
+              <w:rPr>
+                <w:rFonts w:ascii="宋体" w:eastAsia="宋体" w:hAnsi="宋体" w:hint="eastAsia"/>
+                <w:noProof/>
+                <w:webHidden/>
+              </w:rPr>
+              <w:instrText xml:space="preserve"> </w:instrText>
+            </w:r>
+            <w:r>
+              <w:rPr>
+                <w:rFonts w:ascii="宋体" w:eastAsia="宋体" w:hAnsi="宋体"/>
+                <w:noProof/>
+                <w:webHidden/>
+              </w:rPr>
+              <w:instrText>PAGEREF _Toc225420644 \h</w:instrText>
+            </w:r>
+            <w:r>
+              <w:rPr>
+                <w:rFonts w:ascii="宋体" w:eastAsia="宋体" w:hAnsi="宋体" w:hint="eastAsia"/>
+                <w:noProof/>
+                <w:webHidden/>
+              </w:rPr>
+              <w:instrText xml:space="preserve"> </w:instrText>
+            </w:r>
+            <w:r>
+              <w:rPr>
+                <w:rFonts w:ascii="宋体" w:eastAsia="宋体" w:hAnsi="宋体" w:hint="eastAsia"/>
+                <w:noProof/>
+                <w:webHidden/>
+              </w:rPr>
+            </w:r>
+            <w:r>
+              <w:rPr>
+                <w:rFonts w:ascii="宋体" w:eastAsia="宋体" w:hAnsi="宋体" w:hint="eastAsia"/>
+                <w:noProof/>
+                <w:webHidden/>
+              </w:rPr>
+              <w:fldChar w:fldCharType="separate"/>
+            </w:r>
+            <w:r>
+              <w:rPr>
+                <w:rFonts w:ascii="宋体" w:eastAsia="宋体" w:hAnsi="宋体" w:hint="eastAsia"/>
+                <w:noProof/>
+                <w:webHidden/>
+              </w:rPr>
+              <w:t>13</w:t>
+            </w:r>
+            <w:r>
+              <w:rPr>
+                <w:rFonts w:ascii="宋体" w:eastAsia="宋体" w:hAnsi="宋体" w:hint="eastAsia"/>
+                <w:noProof/>
+                <w:webHidden/>
+              </w:rPr>
+              <w:fldChar w:fldCharType="end"/>
+            </w:r>
+          </w:hyperlink>
+        </w:p>
+        <w:p>
+          <w:pPr>
+            <w:pStyle w:val="TOC3"/>
+            <w:tabs>
+              <w:tab w:val="right" w:leader="dot" w:pos="8296"/>
+            </w:tabs>
+            <w:rPr>
+              <w:rFonts w:ascii="宋体" w:eastAsia="宋体" w:hAnsi="宋体" w:hint="eastAsia"/>
+              <w:noProof/>
+              <w:sz w:val="22"/>
+              <w:szCs w:val="24"/>
+              <w14:ligatures w14:val="standardContextual"/>
+            </w:rPr>
+          </w:pPr>
+          <w:hyperlink w:anchor="_Toc225420645" w:history="1">
+            <w:r>
+              <w:rPr>
+                <w:rStyle w:val="a3"/>
+                <w:rFonts w:ascii="宋体" w:eastAsia="宋体" w:hAnsi="宋体" w:hint="eastAsia"/>
+                <w:noProof/>
+              </w:rPr>
+              <w:t>（二）影响政党体制的因素</w:t>
+            </w:r>
+            <w:r>
+              <w:rPr>
+                <w:rFonts w:ascii="宋体" w:eastAsia="宋体" w:hAnsi="宋体" w:hint="eastAsia"/>
+                <w:noProof/>
+                <w:webHidden/>
+              </w:rPr>
+              <w:tab/>
+            </w:r>
+            <w:r>
+              <w:rPr>
+                <w:rFonts w:ascii="宋体" w:eastAsia="宋体" w:hAnsi="宋体" w:hint="eastAsia"/>
+                <w:noProof/>
+                <w:webHidden/>
+              </w:rPr>
+              <w:fldChar w:fldCharType="begin"/>
+            </w:r>
+            <w:r>
+              <w:rPr>
+                <w:rFonts w:ascii="宋体" w:eastAsia="宋体" w:hAnsi="宋体" w:hint="eastAsia"/>
+                <w:noProof/>
+                <w:webHidden/>
+              </w:rPr>
+              <w:instrText xml:space="preserve"> </w:instrText>
+            </w:r>
+            <w:r>
+              <w:rPr>
+                <w:rFonts w:ascii="宋体" w:eastAsia="宋体" w:hAnsi="宋体"/>
+                <w:noProof/>
+                <w:webHidden/>
+              </w:rPr>
+              <w:instrText>PAGEREF _Toc225420645 \h</w:instrText>
+            </w:r>
+            <w:r>
+              <w:rPr>
+                <w:rFonts w:ascii="宋体" w:eastAsia="宋体" w:hAnsi="宋体" w:hint="eastAsia"/>
+                <w:noProof/>
+                <w:webHidden/>
+              </w:rPr>
+              <w:instrText xml:space="preserve"> </w:instrText>
+            </w:r>
+            <w:r>
+              <w:rPr>
+                <w:rFonts w:ascii="宋体" w:eastAsia="宋体" w:hAnsi="宋体" w:hint="eastAsia"/>
+                <w:noProof/>
+                <w:webHidden/>
+              </w:rPr>
+            </w:r>
+            <w:r>
+              <w:rPr>
+                <w:rFonts w:ascii="宋体" w:eastAsia="宋体" w:hAnsi="宋体" w:hint="eastAsia"/>
+                <w:noProof/>
+                <w:webHidden/>
+              </w:rPr>
+              <w:fldChar w:fldCharType="separate"/>
+            </w:r>
+            <w:r>
+              <w:rPr>
+                <w:rFonts w:ascii="宋体" w:eastAsia="宋体" w:hAnsi="宋体" w:hint="eastAsia"/>
+                <w:noProof/>
+                <w:webHidden/>
+              </w:rPr>
+              <w:t>14</w:t>
+            </w:r>
+            <w:r>
+              <w:rPr>
+                <w:rFonts w:ascii="宋体" w:eastAsia="宋体" w:hAnsi="宋体" w:hint="eastAsia"/>
+                <w:noProof/>
+                <w:webHidden/>
+              </w:rPr>
+              <w:fldChar w:fldCharType="end"/>
+            </w:r>
+          </w:hyperlink>
+        </w:p>
+        <w:p>
+          <w:pPr>
+            <w:pStyle w:val="TOC3"/>
+            <w:tabs>
+              <w:tab w:val="right" w:leader="dot" w:pos="8296"/>
+            </w:tabs>
+            <w:rPr>
+              <w:rFonts w:ascii="宋体" w:eastAsia="宋体" w:hAnsi="宋体" w:hint="eastAsia"/>
+              <w:noProof/>
+              <w:sz w:val="22"/>
+              <w:szCs w:val="24"/>
+              <w14:ligatures w14:val="standardContextual"/>
+            </w:rPr>
+          </w:pPr>
+          <w:hyperlink w:anchor="_Toc225420646" w:history="1">
+            <w:r>
+              <w:rPr>
+                <w:rStyle w:val="a3"/>
+                <w:rFonts w:ascii="宋体" w:eastAsia="宋体" w:hAnsi="宋体" w:hint="eastAsia"/>
+                <w:noProof/>
+              </w:rPr>
+              <w:t>（三）两党制对国家治理的利与弊</w:t>
+            </w:r>
+            <w:r>
+              <w:rPr>
+                <w:rFonts w:ascii="宋体" w:eastAsia="宋体" w:hAnsi="宋体" w:hint="eastAsia"/>
+                <w:noProof/>
+                <w:webHidden/>
+              </w:rPr>
+              <w:tab/>
+            </w:r>
+            <w:r>
+              <w:rPr>
+                <w:rFonts w:ascii="宋体" w:eastAsia="宋体" w:hAnsi="宋体" w:hint="eastAsia"/>
+                <w:noProof/>
+                <w:webHidden/>
+              </w:rPr>
+              <w:fldChar w:fldCharType="begin"/>
+            </w:r>
+            <w:r>
+              <w:rPr>
+                <w:rFonts w:ascii="宋体" w:eastAsia="宋体" w:hAnsi="宋体" w:hint="eastAsia"/>
+                <w:noProof/>
+                <w:webHidden/>
+              </w:rPr>
+              <w:instrText xml:space="preserve"> </w:instrText>
+            </w:r>
+            <w:r>
+              <w:rPr>
+                <w:rFonts w:ascii="宋体" w:eastAsia="宋体" w:hAnsi="宋体"/>
+                <w:noProof/>
+                <w:webHidden/>
+              </w:rPr>
+              <w:instrText>PAGEREF _Toc225420646 \h</w:instrText>
+            </w:r>
+            <w:r>
+              <w:rPr>
+                <w:rFonts w:ascii="宋体" w:eastAsia="宋体" w:hAnsi="宋体" w:hint="eastAsia"/>
+                <w:noProof/>
+                <w:webHidden/>
+              </w:rPr>
+              <w:instrText xml:space="preserve"> </w:instrText>
+            </w:r>
+            <w:r>
+              <w:rPr>
+                <w:rFonts w:ascii="宋体" w:eastAsia="宋体" w:hAnsi="宋体" w:hint="eastAsia"/>
+                <w:noProof/>
+                <w:webHidden/>
+              </w:rPr>
+            </w:r>
+            <w:r>
+              <w:rPr>
+                <w:rFonts w:ascii="宋体" w:eastAsia="宋体" w:hAnsi="宋体" w:hint="eastAsia"/>
+                <w:noProof/>
+                <w:webHidden/>
+              </w:rPr>
+              <w:fldChar w:fldCharType="separate"/>
+            </w:r>
+            <w:r>
+              <w:rPr>
+                <w:rFonts w:ascii="宋体" w:eastAsia="宋体" w:hAnsi="宋体" w:hint="eastAsia"/>
+                <w:noProof/>
+                <w:webHidden/>
+              </w:rPr>
+              <w:t>15</w:t>
             </w:r>
             <w:r>
               <w:rPr>
@@ -2599,6 +3271,7 @@
               <w:bCs/>
               <w:lang w:val="zh-CN"/>
             </w:rPr>
+            <w:lastRenderedPageBreak/>
             <w:fldChar w:fldCharType="end"/>
           </w:r>
         </w:p>
@@ -2630,7 +3303,7 @@
       <w:pPr>
         <w:pStyle w:val="a9"/>
       </w:pPr>
-      <w:bookmarkStart w:id="0" w:name="_Toc224815768"/>
+      <w:bookmarkStart w:id="0" w:name="_Toc225420616"/>
       <w:r>
         <w:rPr>
           <w:rFonts w:hint="eastAsia"/>
@@ -2702,7 +3375,7 @@
       <w:pPr>
         <w:pStyle w:val="ac"/>
       </w:pPr>
-      <w:bookmarkStart w:id="1" w:name="_Toc224815769"/>
+      <w:bookmarkStart w:id="1" w:name="_Toc225420617"/>
       <w:r>
         <w:rPr>
           <w:rFonts w:hint="eastAsia"/>
@@ -2742,7 +3415,7 @@
       <w:pPr>
         <w:pStyle w:val="ae"/>
       </w:pPr>
-      <w:bookmarkStart w:id="2" w:name="_Toc224815770"/>
+      <w:bookmarkStart w:id="2" w:name="_Toc225420618"/>
       <w:r>
         <w:rPr>
           <w:rFonts w:hint="eastAsia"/>
@@ -3633,7 +4306,7 @@
       <w:pPr>
         <w:pStyle w:val="ae"/>
       </w:pPr>
-      <w:bookmarkStart w:id="3" w:name="_Toc224815771"/>
+      <w:bookmarkStart w:id="3" w:name="_Toc225420619"/>
       <w:r>
         <w:rPr>
           <w:rFonts w:hint="eastAsia"/>
@@ -3729,7 +4402,7 @@
       <w:pPr>
         <w:pStyle w:val="ae"/>
       </w:pPr>
-      <w:bookmarkStart w:id="4" w:name="_Toc224815772"/>
+      <w:bookmarkStart w:id="4" w:name="_Toc225420620"/>
       <w:r>
         <w:rPr>
           <w:rFonts w:hint="eastAsia"/>
@@ -4047,7 +4720,7 @@
       <w:pPr>
         <w:pStyle w:val="ac"/>
       </w:pPr>
-      <w:bookmarkStart w:id="5" w:name="_Toc224815773"/>
+      <w:bookmarkStart w:id="5" w:name="_Toc225420621"/>
       <w:r>
         <w:rPr>
           <w:rFonts w:hint="eastAsia"/>
@@ -6002,7 +6675,7 @@
       <w:pPr>
         <w:pStyle w:val="a9"/>
       </w:pPr>
-      <w:bookmarkStart w:id="6" w:name="_Toc224815774"/>
+      <w:bookmarkStart w:id="6" w:name="_Toc225420622"/>
       <w:r>
         <w:rPr>
           <w:rFonts w:hint="eastAsia"/>
@@ -6028,9 +6701,6 @@
         <w:pStyle w:val="aa"/>
         <w:spacing w:before="78" w:after="78"/>
         <w:jc w:val="center"/>
-        <w:rPr>
-          <w:rFonts w:hint="eastAsia"/>
-        </w:rPr>
       </w:pPr>
       <w:r>
         <w:rPr>
@@ -6049,7 +6719,7 @@
       <w:pPr>
         <w:pStyle w:val="ac"/>
       </w:pPr>
-      <w:bookmarkStart w:id="7" w:name="_Toc224815775"/>
+      <w:bookmarkStart w:id="7" w:name="_Toc225420623"/>
       <w:r>
         <w:rPr>
           <w:rFonts w:hint="eastAsia"/>
@@ -6062,7 +6732,7 @@
       <w:pPr>
         <w:pStyle w:val="ae"/>
       </w:pPr>
-      <w:bookmarkStart w:id="8" w:name="_Toc224815776"/>
+      <w:bookmarkStart w:id="8" w:name="_Toc225420624"/>
       <w:r>
         <w:rPr>
           <w:rFonts w:hint="eastAsia"/>
@@ -8367,7 +9037,7 @@
       <w:pPr>
         <w:pStyle w:val="ae"/>
       </w:pPr>
-      <w:bookmarkStart w:id="9" w:name="_Toc224815777"/>
+      <w:bookmarkStart w:id="9" w:name="_Toc225420625"/>
       <w:r>
         <w:rPr>
           <w:rFonts w:hint="eastAsia"/>
@@ -10171,7 +10841,7 @@
       <w:pPr>
         <w:pStyle w:val="ae"/>
       </w:pPr>
-      <w:bookmarkStart w:id="10" w:name="_Toc224815778"/>
+      <w:bookmarkStart w:id="10" w:name="_Toc225420626"/>
       <w:r>
         <w:rPr>
           <w:rFonts w:hint="eastAsia"/>
@@ -11069,7 +11739,7 @@
       <w:pPr>
         <w:pStyle w:val="ae"/>
       </w:pPr>
-      <w:bookmarkStart w:id="11" w:name="_Toc224815779"/>
+      <w:bookmarkStart w:id="11" w:name="_Toc225420627"/>
       <w:r>
         <w:rPr>
           <w:rFonts w:hint="eastAsia"/>
@@ -11292,7 +11962,7 @@
       <w:pPr>
         <w:pStyle w:val="ac"/>
       </w:pPr>
-      <w:bookmarkStart w:id="12" w:name="_Toc224815780"/>
+      <w:bookmarkStart w:id="12" w:name="_Toc225420628"/>
       <w:r>
         <w:rPr>
           <w:rFonts w:hint="eastAsia"/>
@@ -11305,7 +11975,7 @@
       <w:pPr>
         <w:pStyle w:val="ae"/>
       </w:pPr>
-      <w:bookmarkStart w:id="13" w:name="_Toc224815781"/>
+      <w:bookmarkStart w:id="13" w:name="_Toc225420629"/>
       <w:r>
         <w:rPr>
           <w:rFonts w:hint="eastAsia"/>
@@ -11440,9 +12110,6 @@
       <w:pPr>
         <w:pStyle w:val="aa"/>
         <w:spacing w:before="78" w:after="78"/>
-        <w:rPr>
-          <w:rFonts w:hint="eastAsia"/>
-        </w:rPr>
       </w:pPr>
       <w:r>
         <w:tab/>
@@ -11458,7 +12125,7 @@
       <w:pPr>
         <w:pStyle w:val="ae"/>
       </w:pPr>
-      <w:bookmarkStart w:id="14" w:name="_Toc224815782"/>
+      <w:bookmarkStart w:id="14" w:name="_Toc225420630"/>
       <w:r>
         <w:rPr>
           <w:rFonts w:hint="eastAsia"/>
@@ -11470,9 +12137,6 @@
     <w:p>
       <w:pPr>
         <w:pStyle w:val="af1"/>
-        <w:rPr>
-          <w:rFonts w:hint="eastAsia"/>
-        </w:rPr>
       </w:pPr>
       <w:r>
         <w:rPr>
@@ -11515,9 +12179,6 @@
         </w:numPr>
         <w:spacing w:beforeLines="0" w:before="0" w:afterLines="0" w:after="0"/>
         <w:ind w:left="442" w:hanging="442"/>
-        <w:rPr>
-          <w:rFonts w:hint="eastAsia"/>
-        </w:rPr>
       </w:pPr>
       <w:r>
         <w:rPr>
@@ -11535,9 +12196,6 @@
         </w:numPr>
         <w:spacing w:beforeLines="0" w:before="0" w:afterLines="0" w:after="0"/>
         <w:ind w:left="442" w:hanging="442"/>
-        <w:rPr>
-          <w:rFonts w:hint="eastAsia"/>
-        </w:rPr>
       </w:pPr>
       <w:r>
         <w:rPr>
@@ -11555,9 +12213,6 @@
         </w:numPr>
         <w:spacing w:beforeLines="0" w:before="0" w:afterLines="0" w:after="0"/>
         <w:ind w:left="442" w:hanging="442"/>
-        <w:rPr>
-          <w:rFonts w:hint="eastAsia"/>
-        </w:rPr>
       </w:pPr>
       <w:r>
         <w:rPr>
@@ -11575,9 +12230,6 @@
         </w:numPr>
         <w:spacing w:beforeLines="0" w:before="0" w:afterLines="0" w:after="0"/>
         <w:ind w:left="442" w:hanging="442"/>
-        <w:rPr>
-          <w:rFonts w:hint="eastAsia"/>
-        </w:rPr>
       </w:pPr>
       <w:r>
         <w:rPr>
@@ -11591,9 +12243,6 @@
         <w:pStyle w:val="aa"/>
         <w:spacing w:before="78" w:after="78"/>
         <w:ind w:firstLine="420"/>
-        <w:rPr>
-          <w:rFonts w:hint="eastAsia"/>
-        </w:rPr>
       </w:pPr>
       <w:r>
         <w:rPr>
@@ -11605,9 +12254,6 @@
     <w:p>
       <w:pPr>
         <w:pStyle w:val="af1"/>
-        <w:rPr>
-          <w:rFonts w:hint="eastAsia"/>
-        </w:rPr>
       </w:pPr>
       <w:r>
         <w:rPr>
@@ -11652,33 +12298,12 @@
         </w:numPr>
         <w:spacing w:beforeLines="0" w:before="0" w:afterLines="0" w:after="0"/>
         <w:ind w:left="442" w:hanging="442"/>
-        <w:rPr>
-          <w:rFonts w:hint="eastAsia"/>
-        </w:rPr>
-      </w:pPr>
-      <w:r>
-        <w:rPr>
-          <w:rFonts w:hint="eastAsia"/>
-        </w:rPr>
-        <w:t>鼓吹改革，对前途悲观</w:t>
-      </w:r>
-      <w:r>
-        <w:rPr>
-          <w:rFonts w:hint="eastAsia"/>
-        </w:rPr>
-        <w:t>：</w:t>
-      </w:r>
-      <w:r>
-        <w:rPr>
-          <w:rFonts w:hint="eastAsia"/>
-        </w:rPr>
-        <w:t>激进派</w:t>
-      </w:r>
-      <w:r>
-        <w:rPr>
-          <w:rFonts w:hint="eastAsia"/>
-        </w:rPr>
-        <w:t>（</w:t>
+      </w:pPr>
+      <w:r>
+        <w:rPr>
+          <w:rFonts w:hint="eastAsia"/>
+        </w:rPr>
+        <w:t>鼓吹改革，对前途悲观：激进派（</w:t>
       </w:r>
       <w:r>
         <w:rPr>
@@ -11819,11 +12444,8 @@
     <w:p>
       <w:pPr>
         <w:pStyle w:val="ae"/>
-        <w:rPr>
-          <w:rFonts w:hint="eastAsia"/>
-        </w:rPr>
-      </w:pPr>
-      <w:bookmarkStart w:id="15" w:name="_Toc224815783"/>
+      </w:pPr>
+      <w:bookmarkStart w:id="15" w:name="_Toc225420631"/>
       <w:r>
         <w:rPr>
           <w:rFonts w:hint="eastAsia"/>
@@ -11835,9 +12457,6 @@
     <w:p>
       <w:pPr>
         <w:pStyle w:val="af1"/>
-        <w:rPr>
-          <w:rFonts w:hint="eastAsia"/>
-        </w:rPr>
       </w:pPr>
       <w:r>
         <w:rPr>
@@ -11856,9 +12475,6 @@
       <w:pPr>
         <w:pStyle w:val="aa"/>
         <w:spacing w:before="78" w:after="78"/>
-        <w:rPr>
-          <w:rFonts w:hint="eastAsia"/>
-        </w:rPr>
       </w:pPr>
       <w:r>
         <w:tab/>
@@ -11873,9 +12489,6 @@
     <w:p>
       <w:pPr>
         <w:pStyle w:val="af1"/>
-        <w:rPr>
-          <w:rFonts w:hint="eastAsia"/>
-        </w:rPr>
       </w:pPr>
       <w:r>
         <w:rPr>
@@ -11896,51 +12509,18 @@
         <w:pStyle w:val="aa"/>
         <w:spacing w:before="78" w:after="78"/>
         <w:ind w:firstLine="420"/>
-        <w:rPr>
-          <w:rFonts w:hint="eastAsia"/>
-        </w:rPr>
-      </w:pPr>
-      <w:r>
-        <w:rPr>
-          <w:rFonts w:hint="eastAsia"/>
-        </w:rPr>
-        <w:t>以种族为基础</w:t>
-      </w:r>
-      <w:r>
-        <w:rPr>
-          <w:rFonts w:hint="eastAsia"/>
-        </w:rPr>
-        <w:t>的政党如</w:t>
-      </w:r>
-      <w:r>
-        <w:rPr>
-          <w:rFonts w:hint="eastAsia"/>
-        </w:rPr>
-        <w:t>南非非洲人国民大会</w:t>
-      </w:r>
-      <w:r>
-        <w:rPr>
-          <w:rFonts w:hint="eastAsia"/>
-        </w:rPr>
-        <w:t>（</w:t>
-      </w:r>
-      <w:r>
-        <w:rPr>
-          <w:rFonts w:hint="eastAsia"/>
-        </w:rPr>
-        <w:t>African National Congress,</w:t>
-      </w:r>
-      <w:r>
-        <w:rPr>
-          <w:rFonts w:hint="eastAsia"/>
-        </w:rPr>
-        <w:t xml:space="preserve"> </w:t>
-      </w:r>
-      <w:r>
-        <w:rPr>
-          <w:rFonts w:hint="eastAsia"/>
-        </w:rPr>
-        <w:t>ANC</w:t>
+      </w:pPr>
+      <w:r>
+        <w:rPr>
+          <w:rFonts w:hint="eastAsia"/>
+        </w:rPr>
+        <w:t>以种族为基础的政党如南非非洲人国民大会（</w:t>
+      </w:r>
+      <w:r>
+        <w:rPr>
+          <w:rFonts w:hint="eastAsia"/>
+        </w:rPr>
+        <w:t>African National Congress, ANC</w:t>
       </w:r>
       <w:r>
         <w:rPr>
@@ -11964,13 +12544,7 @@
         <w:rPr>
           <w:rFonts w:hint="eastAsia"/>
         </w:rPr>
-        <w:t>利益（加泰罗尼亚共和左翼）</w:t>
-      </w:r>
-      <w:r>
-        <w:rPr>
-          <w:rFonts w:hint="eastAsia"/>
-        </w:rPr>
-        <w:t>。</w:t>
+        <w:t>利益（加泰罗尼亚共和左翼）。</w:t>
       </w:r>
     </w:p>
     <w:p>
@@ -11978,9 +12552,6 @@
         <w:pStyle w:val="aa"/>
         <w:spacing w:before="78" w:after="78"/>
         <w:ind w:firstLine="420"/>
-        <w:rPr>
-          <w:rFonts w:hint="eastAsia"/>
-        </w:rPr>
       </w:pPr>
       <w:r>
         <w:t>地方性政党可以发展成全国性政党</w:t>
@@ -12024,20 +12595,14 @@
         <w:rPr>
           <w:rFonts w:hint="eastAsia"/>
         </w:rPr>
-        <w:t>语）</w:t>
-      </w:r>
-      <w:r>
-        <w:rPr>
-          <w:rFonts w:hint="eastAsia"/>
-        </w:rPr>
-        <w:t>。</w:t>
+        <w:t>语）。</w:t>
       </w:r>
     </w:p>
     <w:p>
       <w:pPr>
         <w:pStyle w:val="ae"/>
       </w:pPr>
-      <w:bookmarkStart w:id="16" w:name="_Toc224815784"/>
+      <w:bookmarkStart w:id="16" w:name="_Toc225420632"/>
       <w:r>
         <w:rPr>
           <w:rFonts w:hint="eastAsia"/>
@@ -12050,9 +12615,6 @@
       <w:pPr>
         <w:pStyle w:val="aa"/>
         <w:spacing w:before="78" w:after="78"/>
-        <w:rPr>
-          <w:rFonts w:hint="eastAsia"/>
-        </w:rPr>
       </w:pPr>
       <w:r>
         <w:tab/>
@@ -12092,19 +12654,7 @@
         <w:rPr>
           <w:rFonts w:hint="eastAsia"/>
         </w:rPr>
-        <w:t>可见，</w:t>
-      </w:r>
-      <w:r>
-        <w:rPr>
-          <w:rFonts w:hint="eastAsia"/>
-        </w:rPr>
-        <w:t>经济结构理论、文化理论以及学术思想说都围绕着一个重要的概念展开讨论：社会裂隙</w:t>
-      </w:r>
-      <w:r>
-        <w:rPr>
-          <w:rFonts w:hint="eastAsia"/>
-        </w:rPr>
-        <w:t>（</w:t>
+        <w:t>可见，经济结构理论、文化理论以及学术思想说都围绕着一个重要的概念展开讨论：社会裂隙（</w:t>
       </w:r>
       <w:r>
         <w:rPr>
@@ -12153,7 +12703,7 @@
       <w:pPr>
         <w:pStyle w:val="ac"/>
       </w:pPr>
-      <w:bookmarkStart w:id="17" w:name="_Toc224815785"/>
+      <w:bookmarkStart w:id="17" w:name="_Toc225420633"/>
       <w:r>
         <w:rPr>
           <w:rFonts w:hint="eastAsia"/>
@@ -12172,9 +12722,6 @@
       <w:pPr>
         <w:pStyle w:val="aa"/>
         <w:spacing w:before="78" w:after="78"/>
-        <w:rPr>
-          <w:rFonts w:hint="eastAsia"/>
-        </w:rPr>
       </w:pPr>
       <w:r>
         <w:tab/>
@@ -12191,15 +12738,15 @@
         <w:pStyle w:val="aa"/>
         <w:spacing w:before="78" w:after="78"/>
         <w:ind w:firstLine="420"/>
-        <w:rPr>
-          <w:rFonts w:hint="eastAsia"/>
-        </w:rPr>
-      </w:pPr>
-      <w:r>
-        <w:rPr>
-          <w:rFonts w:hint="eastAsia"/>
-        </w:rPr>
-        <w:t>内生政党</w:t>
+      </w:pPr>
+      <w:r>
+        <w:rPr>
+          <w:rFonts w:hint="eastAsia"/>
+        </w:rPr>
+        <w:t>内生政党是在西方议会体制内产生的政党，如美国民主、共和两党，英国保守党，法国共和党等。</w:t>
+      </w:r>
+      <w:r>
+        <w:t>外生政党</w:t>
       </w:r>
       <w:r>
         <w:rPr>
@@ -12208,100 +12755,13 @@
         <w:t>是</w:t>
       </w:r>
       <w:r>
-        <w:rPr>
-          <w:rFonts w:hint="eastAsia"/>
-        </w:rPr>
-        <w:t>在西方议会体制内产生的政党</w:t>
-      </w:r>
-      <w:r>
-        <w:rPr>
-          <w:rFonts w:hint="eastAsia"/>
-        </w:rPr>
-        <w:t>，如</w:t>
-      </w:r>
-      <w:r>
-        <w:rPr>
-          <w:rFonts w:hint="eastAsia"/>
-        </w:rPr>
-        <w:t>美国民主、共和两党</w:t>
-      </w:r>
-      <w:r>
-        <w:rPr>
-          <w:rFonts w:hint="eastAsia"/>
-        </w:rPr>
-        <w:t>，</w:t>
-      </w:r>
-      <w:r>
-        <w:rPr>
-          <w:rFonts w:hint="eastAsia"/>
-        </w:rPr>
-        <w:t>英国保守党</w:t>
-      </w:r>
-      <w:r>
-        <w:rPr>
-          <w:rFonts w:hint="eastAsia"/>
-        </w:rPr>
-        <w:t>，</w:t>
-      </w:r>
-      <w:r>
-        <w:rPr>
-          <w:rFonts w:hint="eastAsia"/>
-        </w:rPr>
-        <w:t>法国共和党</w:t>
-      </w:r>
-      <w:r>
-        <w:rPr>
-          <w:rFonts w:hint="eastAsia"/>
-        </w:rPr>
-        <w:t>等。</w:t>
-      </w:r>
-      <w:r>
-        <w:t>外生政党</w:t>
-      </w:r>
-      <w:r>
-        <w:rPr>
-          <w:rFonts w:hint="eastAsia"/>
-        </w:rPr>
-        <w:t>是</w:t>
-      </w:r>
-      <w:r>
         <w:t>在西方议会体制外产生的政党</w:t>
       </w:r>
       <w:r>
         <w:rPr>
           <w:rFonts w:hint="eastAsia"/>
         </w:rPr>
-        <w:t>，如</w:t>
-      </w:r>
-      <w:r>
-        <w:rPr>
-          <w:rFonts w:hint="eastAsia"/>
-        </w:rPr>
-        <w:t>英国工党</w:t>
-      </w:r>
-      <w:r>
-        <w:rPr>
-          <w:rFonts w:hint="eastAsia"/>
-        </w:rPr>
-        <w:t>、</w:t>
-      </w:r>
-      <w:r>
-        <w:rPr>
-          <w:rFonts w:hint="eastAsia"/>
-        </w:rPr>
-        <w:t>德国社会民主党</w:t>
-      </w:r>
-      <w:r>
-        <w:rPr>
-          <w:rFonts w:hint="eastAsia"/>
-        </w:rPr>
-        <w:t>、</w:t>
-      </w:r>
-      <w:r>
-        <w:rPr>
-          <w:rFonts w:hint="eastAsia"/>
-        </w:rPr>
-        <w:t>巴勒斯坦民族解放运动（法塔赫，</w:t>
+        <w:t>，如英国工党、德国社会民主党、巴勒斯坦民族解放运动（法塔赫，</w:t>
       </w:r>
       <w:r>
         <w:rPr>
@@ -12313,25 +12773,7 @@
         <w:rPr>
           <w:rFonts w:hint="eastAsia"/>
         </w:rPr>
-        <w:t>）</w:t>
-      </w:r>
-      <w:r>
-        <w:rPr>
-          <w:rFonts w:hint="eastAsia"/>
-        </w:rPr>
-        <w:t>、</w:t>
-      </w:r>
-      <w:r>
-        <w:rPr>
-          <w:rFonts w:hint="eastAsia"/>
-        </w:rPr>
-        <w:t>意大利国家法西斯党和德国民族社会主义德国工人党</w:t>
-      </w:r>
-      <w:r>
-        <w:rPr>
-          <w:rFonts w:hint="eastAsia"/>
-        </w:rPr>
-        <w:t>等。</w:t>
+        <w:t>）、意大利国家法西斯党和德国民族社会主义德国工人党等。</w:t>
       </w:r>
     </w:p>
     <w:p>
@@ -12339,9 +12781,6 @@
         <w:pStyle w:val="aa"/>
         <w:spacing w:before="78" w:after="78"/>
         <w:ind w:firstLine="420"/>
-        <w:rPr>
-          <w:rFonts w:hint="eastAsia"/>
-        </w:rPr>
       </w:pPr>
       <w:r>
         <w:rPr>
@@ -12380,13 +12819,7 @@
         <w:rPr>
           <w:rFonts w:hint="eastAsia"/>
         </w:rPr>
-        <w:t>之后会在议会制度的框架下运作</w:t>
-      </w:r>
-      <w:r>
-        <w:rPr>
-          <w:rFonts w:hint="eastAsia"/>
-        </w:rPr>
-        <w:t>。此外，</w:t>
+        <w:t>之后会在议会制度的框架下运作。此外，</w:t>
       </w:r>
       <w:r>
         <w:t>不是所有极端主义政党都是外生政党（</w:t>
@@ -12429,7 +12862,7 @@
       <w:pPr>
         <w:pStyle w:val="a9"/>
       </w:pPr>
-      <w:bookmarkStart w:id="18" w:name="_Toc224815786"/>
+      <w:bookmarkStart w:id="18" w:name="_Toc225420634"/>
       <w:r>
         <w:rPr>
           <w:rFonts w:hint="eastAsia"/>
@@ -12465,12 +12898,18 @@
         </w:rPr>
         <w:t>2026.3.19</w:t>
       </w:r>
+      <w:r>
+        <w:rPr>
+          <w:rFonts w:hint="eastAsia"/>
+        </w:rPr>
+        <w:t xml:space="preserve"> / 2026.3.26</w:t>
+      </w:r>
     </w:p>
     <w:p>
       <w:pPr>
         <w:pStyle w:val="ac"/>
       </w:pPr>
-      <w:bookmarkStart w:id="19" w:name="_Toc224815787"/>
+      <w:bookmarkStart w:id="19" w:name="_Toc225420635"/>
       <w:r>
         <w:rPr>
           <w:rFonts w:hint="eastAsia"/>
@@ -12482,11 +12921,8 @@
     <w:p>
       <w:pPr>
         <w:pStyle w:val="ae"/>
-        <w:rPr>
-          <w:rFonts w:hint="eastAsia"/>
-        </w:rPr>
-      </w:pPr>
-      <w:bookmarkStart w:id="20" w:name="_Toc224815788"/>
+      </w:pPr>
+      <w:bookmarkStart w:id="20" w:name="_Toc225420636"/>
       <w:r>
         <w:rPr>
           <w:rFonts w:hint="eastAsia"/>
@@ -12505,49 +12941,104 @@
         <w:rPr>
           <w:rFonts w:hint="eastAsia"/>
         </w:rPr>
-        <w:t>印度人民党</w:t>
-      </w:r>
-      <w:r>
-        <w:rPr>
-          <w:rFonts w:hint="eastAsia"/>
-        </w:rPr>
-        <w:t>源于一个印度教教派组织</w:t>
-      </w:r>
-      <w:r>
-        <w:rPr>
-          <w:rFonts w:hint="eastAsia"/>
-        </w:rPr>
-        <w:t>——</w:t>
-      </w:r>
-      <w:r>
-        <w:rPr>
-          <w:rFonts w:hint="eastAsia"/>
-        </w:rPr>
-        <w:t>印度国民志愿服务团（</w:t>
-      </w:r>
-      <w:r>
-        <w:rPr>
-          <w:rFonts w:hint="eastAsia"/>
-        </w:rPr>
-        <w:t>Rashtriya</w:t>
-      </w:r>
-      <w:r>
-        <w:rPr>
-          <w:rFonts w:hint="eastAsia"/>
-        </w:rPr>
-        <w:t xml:space="preserve"> </w:t>
-      </w:r>
-      <w:r>
-        <w:rPr>
-          <w:rFonts w:hint="eastAsia"/>
-        </w:rPr>
-        <w:t>Swayamsevak Sangh, RSS</w:t>
-      </w:r>
-      <w:r>
-        <w:rPr>
-          <w:rFonts w:hint="eastAsia"/>
-        </w:rPr>
-        <w:t>）</w:t>
+        <w:t>印度人民党源于一个印度教教派组织——印度国民志愿服务团（</w:t>
+      </w:r>
+      <w:r>
+        <w:rPr>
+          <w:rFonts w:hint="eastAsia"/>
+        </w:rPr>
+        <w:t>Rashtriya Swayamsevak Sangh, RSS</w:t>
+      </w:r>
+      <w:r>
+        <w:rPr>
+          <w:rFonts w:hint="eastAsia"/>
+        </w:rPr>
+        <w:t>）。</w:t>
+      </w:r>
+      <w:r>
+        <w:rPr>
+          <w:rFonts w:hint="eastAsia"/>
+        </w:rPr>
+        <w:t>RSS</w:t>
+      </w:r>
+      <w:r>
+        <w:rPr>
+          <w:rFonts w:hint="eastAsia"/>
+        </w:rPr>
+        <w:t>成立于</w:t>
+      </w:r>
+      <w:r>
+        <w:rPr>
+          <w:rFonts w:hint="eastAsia"/>
+        </w:rPr>
+        <w:t>1925</w:t>
+      </w:r>
+      <w:r>
+        <w:rPr>
+          <w:rFonts w:hint="eastAsia"/>
+        </w:rPr>
+        <w:t>年，是源于印度民族独立运动中的一个宗教团体，同时也是</w:t>
+      </w:r>
+      <w:r>
+        <w:rPr>
+          <w:rFonts w:hint="eastAsia"/>
+        </w:rPr>
+        <w:lastRenderedPageBreak/>
+        <w:t>一个兼具印度民族主义的准军事组织。其主张“印度是印度教的印度”，在当时与甘地主张的“团结大多数”的印度独立路径有矛盾，</w:t>
+      </w:r>
+      <w:r>
+        <w:rPr>
+          <w:rFonts w:hint="eastAsia"/>
+        </w:rPr>
+        <w:t>RSS</w:t>
+      </w:r>
+      <w:r>
+        <w:rPr>
+          <w:rFonts w:hint="eastAsia"/>
+        </w:rPr>
+        <w:t>前成员纳图拉姆·戈德森后于</w:t>
+      </w:r>
+      <w:r>
+        <w:rPr>
+          <w:rFonts w:hint="eastAsia"/>
+        </w:rPr>
+        <w:t>1948</w:t>
+      </w:r>
+      <w:r>
+        <w:rPr>
+          <w:rFonts w:hint="eastAsia"/>
+        </w:rPr>
+        <w:t>年</w:t>
+      </w:r>
+      <w:r>
+        <w:rPr>
+          <w:rFonts w:hint="eastAsia"/>
+        </w:rPr>
+        <w:t>2</w:t>
+      </w:r>
+      <w:r>
+        <w:rPr>
+          <w:rFonts w:hint="eastAsia"/>
+        </w:rPr>
+        <w:t>月刺杀甘地</w:t>
+      </w:r>
+      <w:r>
+        <w:rPr>
+          <w:rFonts w:hint="eastAsia"/>
+        </w:rPr>
+        <w:t>，</w:t>
+      </w:r>
+      <w:r>
+        <w:rPr>
+          <w:rFonts w:hint="eastAsia"/>
+        </w:rPr>
+        <w:t>RSS</w:t>
+      </w:r>
+      <w:r>
+        <w:rPr>
+          <w:rFonts w:hint="eastAsia"/>
+        </w:rPr>
+        <w:t>随后被列为非法组织</w:t>
       </w:r>
       <w:r>
         <w:rPr>
@@ -12565,44 +13056,7 @@
         <w:rPr>
           <w:rFonts w:hint="eastAsia"/>
         </w:rPr>
-        <w:t>成立于</w:t>
-      </w:r>
-      <w:r>
-        <w:rPr>
-          <w:rFonts w:hint="eastAsia"/>
-        </w:rPr>
-        <w:t>1925</w:t>
-      </w:r>
-      <w:r>
-        <w:rPr>
-          <w:rFonts w:hint="eastAsia"/>
-        </w:rPr>
-        <w:t>年</w:t>
-      </w:r>
-      <w:r>
-        <w:rPr>
-          <w:rFonts w:hint="eastAsia"/>
-        </w:rPr>
-        <w:t>，是源于印度民族独立运动中的一个宗教团体，</w:t>
-      </w:r>
-      <w:r>
-        <w:rPr>
-          <w:rFonts w:hint="eastAsia"/>
-        </w:rPr>
-        <w:t>同时也是</w:t>
-      </w:r>
-      <w:r>
-        <w:rPr>
-          <w:rFonts w:hint="eastAsia"/>
-        </w:rPr>
-        <w:lastRenderedPageBreak/>
-        <w:t>一个兼具印度民族主义的准军事组织</w:t>
-      </w:r>
-      <w:r>
-        <w:rPr>
-          <w:rFonts w:hint="eastAsia"/>
-        </w:rPr>
-        <w:t>。其主张“印度是印度教的印度”，在当时与甘地主张的“团结大多数”的印度独立路径有矛盾，</w:t>
+        <w:t>对外声称自己是一个社会文化组织，对政党提供外围支持。但是，</w:t>
       </w:r>
       <w:r>
         <w:rPr>
@@ -12614,115 +13068,7 @@
         <w:rPr>
           <w:rFonts w:hint="eastAsia"/>
         </w:rPr>
-        <w:t>前成员纳图拉姆·戈德森</w:t>
-      </w:r>
-      <w:r>
-        <w:rPr>
-          <w:rFonts w:hint="eastAsia"/>
-        </w:rPr>
-        <w:t>后</w:t>
-      </w:r>
-      <w:r>
-        <w:rPr>
-          <w:rFonts w:hint="eastAsia"/>
-        </w:rPr>
-        <w:t>于</w:t>
-      </w:r>
-      <w:r>
-        <w:rPr>
-          <w:rFonts w:hint="eastAsia"/>
-        </w:rPr>
-        <w:t>1948</w:t>
-      </w:r>
-      <w:r>
-        <w:rPr>
-          <w:rFonts w:hint="eastAsia"/>
-        </w:rPr>
-        <w:t>年</w:t>
-      </w:r>
-      <w:r>
-        <w:rPr>
-          <w:rFonts w:hint="eastAsia"/>
-        </w:rPr>
-        <w:t>2</w:t>
-      </w:r>
-      <w:r>
-        <w:rPr>
-          <w:rFonts w:hint="eastAsia"/>
-        </w:rPr>
-        <w:t>月刺杀甘地</w:t>
-      </w:r>
-      <w:r>
-        <w:rPr>
-          <w:rFonts w:hint="eastAsia"/>
-        </w:rPr>
-        <w:t>，</w:t>
-      </w:r>
-      <w:r>
-        <w:rPr>
-          <w:rFonts w:hint="eastAsia"/>
-        </w:rPr>
-        <w:t>RSS</w:t>
-      </w:r>
-      <w:r>
-        <w:rPr>
-          <w:rFonts w:hint="eastAsia"/>
-        </w:rPr>
-        <w:t>随后被列为非法组织</w:t>
-      </w:r>
-      <w:r>
-        <w:rPr>
-          <w:rFonts w:hint="eastAsia"/>
-        </w:rPr>
-        <w:t>。</w:t>
-      </w:r>
-      <w:r>
-        <w:rPr>
-          <w:rFonts w:hint="eastAsia"/>
-        </w:rPr>
-        <w:t>RSS</w:t>
-      </w:r>
-      <w:r>
-        <w:rPr>
-          <w:rFonts w:hint="eastAsia"/>
-        </w:rPr>
-        <w:t>对外声称自己是一个社会文化组织，对政党提供外围支持</w:t>
-      </w:r>
-      <w:r>
-        <w:rPr>
-          <w:rFonts w:hint="eastAsia"/>
-        </w:rPr>
-        <w:t>。但是，</w:t>
-      </w:r>
-      <w:r>
-        <w:rPr>
-          <w:rFonts w:hint="eastAsia"/>
-        </w:rPr>
-        <w:t>RSS</w:t>
-      </w:r>
-      <w:r>
-        <w:rPr>
-          <w:rFonts w:hint="eastAsia"/>
-        </w:rPr>
-        <w:t>实际</w:t>
-      </w:r>
-      <w:r>
-        <w:rPr>
-          <w:rFonts w:hint="eastAsia"/>
-        </w:rPr>
-        <w:t>上</w:t>
-      </w:r>
-      <w:r>
-        <w:rPr>
-          <w:rFonts w:hint="eastAsia"/>
-        </w:rPr>
-        <w:t>奠定了印度人民党意识形态基础，能够对印度人民党的党内事务施加影响</w:t>
-      </w:r>
-      <w:r>
-        <w:rPr>
-          <w:rFonts w:hint="eastAsia"/>
-        </w:rPr>
-        <w:t>。</w:t>
+        <w:t>实际上奠定了印度人民党意识形态基础，能够对印度人民党的党内事务施加影响。</w:t>
       </w:r>
     </w:p>
     <w:p>
@@ -12965,11 +13311,8 @@
     <w:p>
       <w:pPr>
         <w:pStyle w:val="ae"/>
-        <w:rPr>
-          <w:rFonts w:hint="eastAsia"/>
-        </w:rPr>
-      </w:pPr>
-      <w:bookmarkStart w:id="21" w:name="_Toc224815789"/>
+      </w:pPr>
+      <w:bookmarkStart w:id="21" w:name="_Toc225420637"/>
       <w:r>
         <w:rPr>
           <w:rFonts w:hint="eastAsia"/>
@@ -12983,21 +13326,12 @@
         <w:pStyle w:val="aa"/>
         <w:spacing w:before="78" w:after="78"/>
         <w:ind w:firstLine="420"/>
-        <w:rPr>
-          <w:rFonts w:hint="eastAsia"/>
-        </w:rPr>
-      </w:pPr>
-      <w:r>
-        <w:rPr>
-          <w:rFonts w:hint="eastAsia"/>
-        </w:rPr>
-        <w:t>印度人民党的真正崛起是在莫迪时代完成的。</w:t>
-      </w:r>
-      <w:r>
-        <w:rPr>
-          <w:rFonts w:hint="eastAsia"/>
-        </w:rPr>
-        <w:t>纳伦德拉·莫迪早年为</w:t>
+      </w:pPr>
+      <w:r>
+        <w:rPr>
+          <w:rFonts w:hint="eastAsia"/>
+        </w:rPr>
+        <w:t>印度人民党的真正崛起是在莫迪时代完成的。纳伦德拉·莫迪早年为</w:t>
       </w:r>
       <w:r>
         <w:rPr>
@@ -13009,25 +13343,7 @@
         <w:rPr>
           <w:rFonts w:hint="eastAsia"/>
         </w:rPr>
-        <w:t>的活跃分子</w:t>
-      </w:r>
-      <w:r>
-        <w:rPr>
-          <w:rFonts w:hint="eastAsia"/>
-        </w:rPr>
-        <w:t>，他</w:t>
-      </w:r>
-      <w:r>
-        <w:rPr>
-          <w:rFonts w:hint="eastAsia"/>
-        </w:rPr>
-        <w:t>注重个人政治形象的塑造</w:t>
-      </w:r>
-      <w:r>
-        <w:rPr>
-          <w:rFonts w:hint="eastAsia"/>
-        </w:rPr>
-        <w:t>，在</w:t>
+        <w:t>的活跃分子，他注重个人政治形象的塑造，在</w:t>
       </w:r>
       <w:r>
         <w:t>2009</w:t>
@@ -13048,19 +13364,7 @@
         <w:rPr>
           <w:rFonts w:hint="eastAsia"/>
         </w:rPr>
-        <w:t>。他还宣扬</w:t>
-      </w:r>
-      <w:r>
-        <w:rPr>
-          <w:rFonts w:hint="eastAsia"/>
-        </w:rPr>
-        <w:t>“人民”相对于“他者”的道德批判，构建二元对立</w:t>
-      </w:r>
-      <w:r>
-        <w:rPr>
-          <w:rFonts w:hint="eastAsia"/>
-        </w:rPr>
-        <w:t>——这里的“人民”指的是</w:t>
+        <w:t>。他还宣扬“人民”相对于“他者”的道德批判，构建二元对立——这里的“人民”指的是</w:t>
       </w:r>
       <w:r>
         <w:t>右翼印度教教徒、</w:t>
@@ -13078,13 +13382,7 @@
         <w:rPr>
           <w:rFonts w:hint="eastAsia"/>
         </w:rPr>
-        <w:t>精英</w:t>
-      </w:r>
-      <w:r>
-        <w:rPr>
-          <w:rFonts w:hint="eastAsia"/>
-        </w:rPr>
-        <w:t>，“他者”指的则是</w:t>
+        <w:t>精英，“他者”指的则是</w:t>
       </w:r>
       <w:r>
         <w:t>印度穆斯林、印度国大党、其他反对党</w:t>
@@ -13101,9 +13399,6 @@
         <w:pStyle w:val="aa"/>
         <w:spacing w:before="78" w:after="78"/>
         <w:ind w:firstLine="420"/>
-        <w:rPr>
-          <w:rFonts w:hint="eastAsia"/>
-        </w:rPr>
       </w:pPr>
       <w:r>
         <w:rPr>
@@ -13236,9 +13531,6 @@
       <w:pPr>
         <w:pStyle w:val="aa"/>
         <w:spacing w:before="78" w:after="78"/>
-        <w:rPr>
-          <w:rFonts w:hint="eastAsia"/>
-        </w:rPr>
       </w:pPr>
       <w:r>
         <w:tab/>
@@ -13370,16 +13662,13 @@
       <w:pPr>
         <w:pStyle w:val="aa"/>
         <w:spacing w:before="78" w:after="78"/>
-        <w:rPr>
-          <w:rFonts w:hint="eastAsia"/>
-        </w:rPr>
       </w:pPr>
     </w:p>
     <w:p>
       <w:pPr>
         <w:pStyle w:val="ac"/>
       </w:pPr>
-      <w:bookmarkStart w:id="22" w:name="_Toc224815790"/>
+      <w:bookmarkStart w:id="22" w:name="_Toc225420638"/>
       <w:r>
         <w:rPr>
           <w:rFonts w:hint="eastAsia"/>
@@ -13397,11 +13686,8 @@
     <w:p>
       <w:pPr>
         <w:pStyle w:val="ae"/>
-        <w:rPr>
-          <w:rFonts w:hint="eastAsia"/>
-        </w:rPr>
-      </w:pPr>
-      <w:bookmarkStart w:id="23" w:name="_Toc224815791"/>
+      </w:pPr>
+      <w:bookmarkStart w:id="23" w:name="_Toc225420639"/>
       <w:r>
         <w:rPr>
           <w:rFonts w:hint="eastAsia"/>
@@ -13554,9 +13840,6 @@
         <w:pStyle w:val="aa"/>
         <w:spacing w:before="78" w:after="78"/>
         <w:ind w:firstLine="420"/>
-        <w:rPr>
-          <w:rFonts w:hint="eastAsia"/>
-        </w:rPr>
       </w:pPr>
       <w:r>
         <w:rPr>
@@ -13796,9 +14079,6 @@
         <w:pStyle w:val="aa"/>
         <w:spacing w:before="78" w:after="78"/>
         <w:ind w:firstLine="420"/>
-        <w:rPr>
-          <w:rFonts w:hint="eastAsia"/>
-        </w:rPr>
       </w:pPr>
       <w:r>
         <w:rPr>
@@ -13980,12 +14260,1913 @@
         </w:rPr>
         <w:t>。</w:t>
       </w:r>
+    </w:p>
+    <w:p>
+      <w:pPr>
+        <w:pStyle w:val="ae"/>
+      </w:pPr>
+      <w:bookmarkStart w:id="24" w:name="_Toc225420640"/>
+      <w:r>
+        <w:rPr>
+          <w:rFonts w:hint="eastAsia"/>
+        </w:rPr>
+        <w:t>（二）意大利天主教民主党的崩溃</w:t>
+      </w:r>
+      <w:bookmarkEnd w:id="24"/>
     </w:p>
     <w:p>
       <w:pPr>
         <w:pStyle w:val="aa"/>
         <w:spacing w:before="78" w:after="78"/>
-      </w:pPr>
+        <w:ind w:firstLine="420"/>
+      </w:pPr>
+      <w:r>
+        <w:rPr>
+          <w:rFonts w:hint="eastAsia"/>
+        </w:rPr>
+        <w:t>1992</w:t>
+      </w:r>
+      <w:r>
+        <w:rPr>
+          <w:rFonts w:hint="eastAsia"/>
+        </w:rPr>
+        <w:t>年的“米兰丑闻”与随后爆发的“净手运动”共涉及</w:t>
+      </w:r>
+      <w:r>
+        <w:rPr>
+          <w:rFonts w:hint="eastAsia"/>
+        </w:rPr>
+        <w:t>8</w:t>
+      </w:r>
+      <w:r>
+        <w:rPr>
+          <w:rFonts w:hint="eastAsia"/>
+        </w:rPr>
+        <w:t>位前总理和</w:t>
+      </w:r>
+      <w:r>
+        <w:rPr>
+          <w:rFonts w:hint="eastAsia"/>
+        </w:rPr>
+        <w:t>5000</w:t>
+      </w:r>
+      <w:r>
+        <w:rPr>
+          <w:rFonts w:hint="eastAsia"/>
+        </w:rPr>
+        <w:t>多名政经界人士，</w:t>
+      </w:r>
+      <w:r>
+        <w:rPr>
+          <w:rFonts w:hint="eastAsia"/>
+        </w:rPr>
+        <w:t>200</w:t>
+      </w:r>
+      <w:r>
+        <w:rPr>
+          <w:rFonts w:hint="eastAsia"/>
+        </w:rPr>
+        <w:t>名以上议员接受调查</w:t>
+      </w:r>
+      <w:r>
+        <w:rPr>
+          <w:rFonts w:hint="eastAsia"/>
+        </w:rPr>
+        <w:t>。同年，天民党</w:t>
+      </w:r>
+      <w:r>
+        <w:t>失去执政党地位</w:t>
+      </w:r>
+      <w:r>
+        <w:rPr>
+          <w:rFonts w:hint="eastAsia"/>
+        </w:rPr>
+        <w:t>，后改名为人民党；</w:t>
+      </w:r>
+      <w:r>
+        <w:rPr>
+          <w:rFonts w:hint="eastAsia"/>
+        </w:rPr>
+        <w:t>90</w:t>
+      </w:r>
+      <w:r>
+        <w:t>年代中期之后</w:t>
+      </w:r>
+      <w:r>
+        <w:rPr>
+          <w:rFonts w:hint="eastAsia"/>
+        </w:rPr>
+        <w:t>，天民党（人民党）</w:t>
+      </w:r>
+      <w:r>
+        <w:t>已经变成一个无足轻重的小党</w:t>
+      </w:r>
+      <w:r>
+        <w:rPr>
+          <w:rFonts w:hint="eastAsia"/>
+        </w:rPr>
+        <w:t>。天民党崩溃后，许多中右翼、右翼政党试图取代天民党的生态位，填补这一意识形态光谱位置的真空，如五星运动等民粹主义政党。</w:t>
+      </w:r>
+    </w:p>
+    <w:p>
+      <w:pPr>
+        <w:pStyle w:val="aa"/>
+        <w:spacing w:before="78" w:after="78"/>
+        <w:ind w:firstLine="420"/>
+        <w:rPr>
+          <w:rFonts w:hint="eastAsia"/>
+        </w:rPr>
+      </w:pPr>
+      <w:r>
+        <w:rPr>
+          <w:rFonts w:hint="eastAsia"/>
+        </w:rPr>
+        <w:t>天民党在</w:t>
+      </w:r>
+      <w:r>
+        <w:rPr>
+          <w:rFonts w:hint="eastAsia"/>
+        </w:rPr>
+        <w:t>20</w:t>
+      </w:r>
+      <w:r>
+        <w:rPr>
+          <w:rFonts w:hint="eastAsia"/>
+        </w:rPr>
+        <w:t>世纪</w:t>
+      </w:r>
+      <w:r>
+        <w:rPr>
+          <w:rFonts w:hint="eastAsia"/>
+        </w:rPr>
+        <w:t>90</w:t>
+      </w:r>
+      <w:r>
+        <w:rPr>
+          <w:rFonts w:hint="eastAsia"/>
+        </w:rPr>
+        <w:t>年代迅速衰落，其原因除了党内腐败外，还有几个原因。第一，</w:t>
+      </w:r>
+      <w:r>
+        <w:rPr>
+          <w:rFonts w:hint="eastAsia"/>
+        </w:rPr>
+        <w:t>国际环境</w:t>
+      </w:r>
+      <w:r>
+        <w:rPr>
+          <w:rFonts w:hint="eastAsia"/>
+        </w:rPr>
+        <w:t>方面，</w:t>
+      </w:r>
+      <w:r>
+        <w:rPr>
+          <w:rFonts w:hint="eastAsia"/>
+        </w:rPr>
+        <w:t>冷战结束之后</w:t>
+      </w:r>
+      <w:r>
+        <w:rPr>
+          <w:rFonts w:hint="eastAsia"/>
+        </w:rPr>
+        <w:t>，天民党</w:t>
+      </w:r>
+      <w:r>
+        <w:rPr>
+          <w:rFonts w:hint="eastAsia"/>
+        </w:rPr>
+        <w:t>失去了动员民众的政治纲领</w:t>
+      </w:r>
+      <w:r>
+        <w:rPr>
+          <w:rFonts w:hint="eastAsia"/>
+        </w:rPr>
+        <w:t>（即反共），</w:t>
+      </w:r>
+      <w:r>
+        <w:rPr>
+          <w:rFonts w:hint="eastAsia"/>
+        </w:rPr>
+        <w:t>世俗化使得基督教民主主义运动逐渐失去民众基础</w:t>
+      </w:r>
+      <w:r>
+        <w:rPr>
+          <w:rFonts w:hint="eastAsia"/>
+        </w:rPr>
+        <w:t>。第二，天民</w:t>
+      </w:r>
+      <w:proofErr w:type="gramStart"/>
+      <w:r>
+        <w:rPr>
+          <w:rFonts w:hint="eastAsia"/>
+        </w:rPr>
+        <w:t>党</w:t>
+      </w:r>
+      <w:r>
+        <w:rPr>
+          <w:rFonts w:hint="eastAsia"/>
+        </w:rPr>
+        <w:t>缺乏</w:t>
+      </w:r>
+      <w:proofErr w:type="gramEnd"/>
+      <w:r>
+        <w:rPr>
+          <w:rFonts w:hint="eastAsia"/>
+        </w:rPr>
+        <w:t>系统的经济政策主张</w:t>
+      </w:r>
+      <w:r>
+        <w:rPr>
+          <w:rFonts w:hint="eastAsia"/>
+        </w:rPr>
+        <w:t>。第三，天民党</w:t>
+      </w:r>
+      <w:r>
+        <w:rPr>
+          <w:rFonts w:hint="eastAsia"/>
+        </w:rPr>
+        <w:t>用恩惠主义代替国家治理</w:t>
+      </w:r>
+      <w:r>
+        <w:rPr>
+          <w:rFonts w:hint="eastAsia"/>
+        </w:rPr>
+        <w:t>，在选民短视、责任政府缺失的情况下，政党对国家治理有了很大忽视</w:t>
+      </w:r>
+      <w:r>
+        <w:rPr>
+          <w:rFonts w:hint="eastAsia"/>
+        </w:rPr>
+        <w:t>。</w:t>
+      </w:r>
+    </w:p>
+    <w:p>
+      <w:pPr>
+        <w:pStyle w:val="aa"/>
+        <w:spacing w:before="78" w:after="78"/>
+      </w:pPr>
+    </w:p>
+    <w:p>
+      <w:pPr>
+        <w:pStyle w:val="aa"/>
+        <w:spacing w:before="78" w:after="78"/>
+      </w:pPr>
+    </w:p>
+    <w:p>
+      <w:pPr>
+        <w:pStyle w:val="aa"/>
+        <w:spacing w:before="78" w:after="78"/>
+      </w:pPr>
+    </w:p>
+    <w:p>
+      <w:pPr>
+        <w:pStyle w:val="a9"/>
+      </w:pPr>
+      <w:bookmarkStart w:id="25" w:name="_Toc225420641"/>
+      <w:r>
+        <w:rPr>
+          <w:rFonts w:hint="eastAsia"/>
+        </w:rPr>
+        <w:t>第四讲</w:t>
+      </w:r>
+      <w:r>
+        <w:rPr>
+          <w:rFonts w:hint="eastAsia"/>
+        </w:rPr>
+        <w:t xml:space="preserve"> </w:t>
+      </w:r>
+      <w:r>
+        <w:rPr>
+          <w:rFonts w:hint="eastAsia"/>
+        </w:rPr>
+        <w:t>政党体制</w:t>
+      </w:r>
+      <w:bookmarkEnd w:id="25"/>
+    </w:p>
+    <w:p>
+      <w:pPr>
+        <w:pStyle w:val="aa"/>
+        <w:spacing w:before="78" w:after="78"/>
+        <w:jc w:val="center"/>
+        <w:rPr>
+          <w:rFonts w:hint="eastAsia"/>
+        </w:rPr>
+      </w:pPr>
+      <w:r>
+        <w:rPr>
+          <w:rFonts w:hint="eastAsia"/>
+        </w:rPr>
+        <w:t>2026.3.26</w:t>
+      </w:r>
+    </w:p>
+    <w:p>
+      <w:pPr>
+        <w:pStyle w:val="ac"/>
+      </w:pPr>
+      <w:bookmarkStart w:id="26" w:name="_Toc225420642"/>
+      <w:r>
+        <w:rPr>
+          <w:rFonts w:hint="eastAsia"/>
+        </w:rPr>
+        <w:t>一、</w:t>
+      </w:r>
+      <w:r>
+        <w:rPr>
+          <w:rFonts w:hint="eastAsia"/>
+        </w:rPr>
+        <w:t>政党体制的概念</w:t>
+      </w:r>
+      <w:bookmarkEnd w:id="26"/>
+    </w:p>
+    <w:p>
+      <w:pPr>
+        <w:pStyle w:val="aa"/>
+        <w:spacing w:before="78" w:after="78"/>
+        <w:ind w:firstLine="420"/>
+        <w:rPr>
+          <w:rFonts w:hint="eastAsia"/>
+        </w:rPr>
+      </w:pPr>
+      <w:r>
+        <w:rPr>
+          <w:rFonts w:hint="eastAsia"/>
+        </w:rPr>
+        <w:t>政党体制、政党体系与政党制度都指代英文中的“</w:t>
+      </w:r>
+      <w:r>
+        <w:rPr>
+          <w:rFonts w:hint="eastAsia"/>
+        </w:rPr>
+        <w:t>p</w:t>
+      </w:r>
+      <w:r>
+        <w:rPr>
+          <w:rFonts w:hint="eastAsia"/>
+        </w:rPr>
+        <w:t xml:space="preserve">arty </w:t>
+      </w:r>
+      <w:r>
+        <w:rPr>
+          <w:rFonts w:hint="eastAsia"/>
+        </w:rPr>
+        <w:t>s</w:t>
+      </w:r>
+      <w:r>
+        <w:rPr>
+          <w:rFonts w:hint="eastAsia"/>
+        </w:rPr>
+        <w:t>ystem</w:t>
+      </w:r>
+      <w:r>
+        <w:rPr>
+          <w:rFonts w:hint="eastAsia"/>
+        </w:rPr>
+        <w:t>”</w:t>
+      </w:r>
+      <w:r>
+        <w:rPr>
+          <w:rFonts w:hint="eastAsia"/>
+        </w:rPr>
+        <w:t>。莫里斯·迪韦尔热首先提出了政党体制的概念，即“</w:t>
+      </w:r>
+      <w:r>
+        <w:rPr>
+          <w:rFonts w:hint="eastAsia"/>
+        </w:rPr>
+        <w:t>一国之中的政党之间共存的模式</w:t>
+      </w:r>
+      <w:r>
+        <w:rPr>
+          <w:rFonts w:hint="eastAsia"/>
+        </w:rPr>
+        <w:t>”。</w:t>
+      </w:r>
+      <w:r>
+        <w:rPr>
+          <w:rFonts w:hint="eastAsia"/>
+        </w:rPr>
+        <w:t>高鹏怀</w:t>
+      </w:r>
+      <w:r>
+        <w:rPr>
+          <w:rFonts w:hint="eastAsia"/>
+        </w:rPr>
+        <w:t>指出，政党体制是</w:t>
+      </w:r>
+      <w:r>
+        <w:rPr>
+          <w:rFonts w:hint="eastAsia"/>
+        </w:rPr>
+        <w:t>一个社会里一定数目的具有实质性竞争力的政党所形成的关系结构</w:t>
+      </w:r>
+      <w:r>
+        <w:rPr>
+          <w:rFonts w:hint="eastAsia"/>
+        </w:rPr>
+        <w:t>。</w:t>
+      </w:r>
+    </w:p>
+    <w:p>
+      <w:pPr>
+        <w:pStyle w:val="aa"/>
+        <w:spacing w:before="78" w:after="78"/>
+        <w:ind w:firstLine="420"/>
+      </w:pPr>
+      <w:r>
+        <w:t>政党体制一般是在长期的政治发展中逐步形成的，而不是由法律</w:t>
+      </w:r>
+      <w:r>
+        <w:rPr>
+          <w:rFonts w:hint="eastAsia"/>
+        </w:rPr>
+        <w:t>明文规定的</w:t>
+      </w:r>
+      <w:r>
+        <w:rPr>
+          <w:rFonts w:hint="eastAsia"/>
+        </w:rPr>
+        <w:t>。例如，</w:t>
+      </w:r>
+      <w:r>
+        <w:rPr>
+          <w:rFonts w:hint="eastAsia"/>
+        </w:rPr>
+        <w:t>“两党制”并不意味着该国不允许第三个政党参与政治竞争</w:t>
+      </w:r>
+      <w:r>
+        <w:rPr>
+          <w:rFonts w:hint="eastAsia"/>
+        </w:rPr>
+        <w:t>。</w:t>
+      </w:r>
+    </w:p>
+    <w:p>
+      <w:pPr>
+        <w:pStyle w:val="aa"/>
+        <w:spacing w:before="78" w:after="78"/>
+      </w:pPr>
+    </w:p>
+    <w:p>
+      <w:pPr>
+        <w:pStyle w:val="ac"/>
+      </w:pPr>
+      <w:bookmarkStart w:id="27" w:name="_Toc225420643"/>
+      <w:r>
+        <w:rPr>
+          <w:rFonts w:hint="eastAsia"/>
+        </w:rPr>
+        <w:t>二、</w:t>
+      </w:r>
+      <w:r>
+        <w:rPr>
+          <w:rFonts w:hint="eastAsia"/>
+        </w:rPr>
+        <w:t>西方竞争式的政党体系：两党制与多党制</w:t>
+      </w:r>
+      <w:bookmarkEnd w:id="27"/>
+    </w:p>
+    <w:p>
+      <w:pPr>
+        <w:pStyle w:val="ae"/>
+      </w:pPr>
+      <w:bookmarkStart w:id="28" w:name="_Toc225420644"/>
+      <w:r>
+        <w:rPr>
+          <w:rFonts w:hint="eastAsia"/>
+        </w:rPr>
+        <w:t>（一）两党制与多党制</w:t>
+      </w:r>
+      <w:bookmarkEnd w:id="28"/>
+    </w:p>
+    <w:p>
+      <w:pPr>
+        <w:pStyle w:val="aa"/>
+        <w:spacing w:before="78" w:after="78"/>
+        <w:ind w:firstLine="420"/>
+      </w:pPr>
+      <w:r>
+        <w:rPr>
+          <w:rFonts w:hint="eastAsia"/>
+        </w:rPr>
+        <w:t>两党制</w:t>
+      </w:r>
+      <w:r>
+        <w:rPr>
+          <w:rFonts w:hint="eastAsia"/>
+        </w:rPr>
+        <w:t>指的是，</w:t>
+      </w:r>
+      <w:r>
+        <w:rPr>
+          <w:rFonts w:hint="eastAsia"/>
+        </w:rPr>
+        <w:t>一个国家内虽然存在多个政党</w:t>
+      </w:r>
+      <w:r>
+        <w:rPr>
+          <w:rFonts w:hint="eastAsia"/>
+        </w:rPr>
+        <w:t>，</w:t>
+      </w:r>
+      <w:r>
+        <w:rPr>
+          <w:rFonts w:hint="eastAsia"/>
+        </w:rPr>
+        <w:t>但只有两个政党力量强大，（在大部分</w:t>
+      </w:r>
+      <w:r>
+        <w:rPr>
+          <w:rFonts w:hint="eastAsia"/>
+        </w:rPr>
+        <w:lastRenderedPageBreak/>
+        <w:t>时间）势均力敌，这两个党通过竞选议会多数席位或赢得总统选举，轮流上台执政</w:t>
+      </w:r>
+      <w:r>
+        <w:rPr>
+          <w:rFonts w:hint="eastAsia"/>
+        </w:rPr>
+        <w:t>。</w:t>
+      </w:r>
+      <w:r>
+        <w:t>多党制</w:t>
+      </w:r>
+      <w:r>
+        <w:rPr>
+          <w:rFonts w:hint="eastAsia"/>
+        </w:rPr>
+        <w:t>指的是</w:t>
+      </w:r>
+      <w:r>
+        <w:rPr>
+          <w:rFonts w:hint="eastAsia"/>
+        </w:rPr>
+        <w:t>由两个以上政党或政党联盟轮流执掌国家政权的政党体制</w:t>
+      </w:r>
+      <w:r>
+        <w:rPr>
+          <w:rFonts w:hint="eastAsia"/>
+        </w:rPr>
+        <w:t>。</w:t>
+      </w:r>
+    </w:p>
+    <w:p>
+      <w:pPr>
+        <w:pStyle w:val="aa"/>
+        <w:spacing w:before="78" w:after="78"/>
+      </w:pPr>
+      <w:r>
+        <w:tab/>
+      </w:r>
+      <w:r>
+        <w:rPr>
+          <w:rFonts w:hint="eastAsia"/>
+        </w:rPr>
+        <w:t>在西方视角看，政党数目是可以进行计算的。有学者提出了</w:t>
+      </w:r>
+      <w:r>
+        <w:rPr>
+          <w:rFonts w:hint="eastAsia"/>
+        </w:rPr>
+        <w:t>有效政党数</w:t>
+      </w:r>
+      <w:r>
+        <w:rPr>
+          <w:rFonts w:hint="eastAsia"/>
+        </w:rPr>
+        <w:t>（</w:t>
+      </w:r>
+      <w:r>
+        <w:rPr>
+          <w:rFonts w:hint="eastAsia"/>
+        </w:rPr>
+        <w:t>Effective Number of Elective Parties, ENPV</w:t>
+      </w:r>
+      <w:r>
+        <w:rPr>
+          <w:rFonts w:hint="eastAsia"/>
+        </w:rPr>
+        <w:t>）和</w:t>
+      </w:r>
+      <w:r>
+        <w:rPr>
+          <w:rFonts w:hint="eastAsia"/>
+        </w:rPr>
+        <w:t>有效议会政党数</w:t>
+      </w:r>
+      <w:r>
+        <w:rPr>
+          <w:rFonts w:hint="eastAsia"/>
+        </w:rPr>
+        <w:t>（</w:t>
+      </w:r>
+      <w:r>
+        <w:rPr>
+          <w:rFonts w:hint="eastAsia"/>
+        </w:rPr>
+        <w:t>Effective Number of Legislative Parties, ENPS</w:t>
+      </w:r>
+      <w:r>
+        <w:rPr>
+          <w:rFonts w:hint="eastAsia"/>
+        </w:rPr>
+        <w:t>），其中前者</w:t>
+      </w:r>
+      <w:proofErr w:type="gramStart"/>
+      <w:r>
+        <w:rPr>
+          <w:rFonts w:hint="eastAsia"/>
+        </w:rPr>
+        <w:t>指</w:t>
+      </w:r>
+      <w:r>
+        <w:rPr>
+          <w:rFonts w:hint="eastAsia"/>
+        </w:rPr>
+        <w:t>选举</w:t>
+      </w:r>
+      <w:proofErr w:type="gramEnd"/>
+      <w:r>
+        <w:rPr>
+          <w:rFonts w:hint="eastAsia"/>
+        </w:rPr>
+        <w:t>期间获得一定票数的政党数量</w:t>
+      </w:r>
+      <w:r>
+        <w:rPr>
+          <w:rFonts w:hint="eastAsia"/>
+        </w:rPr>
+        <w:t>，后者指</w:t>
+      </w:r>
+      <w:r>
+        <w:rPr>
+          <w:rFonts w:hint="eastAsia"/>
+        </w:rPr>
+        <w:t>在议会获得一定席位的政党数量</w:t>
+      </w:r>
+      <w:r>
+        <w:rPr>
+          <w:rFonts w:hint="eastAsia"/>
+        </w:rPr>
+        <w:t>。两者的计算公式是：</w:t>
+      </w:r>
+    </w:p>
+    <w:p>
+      <w:pPr>
+        <w:pStyle w:val="aa"/>
+        <w:spacing w:before="78" w:after="78"/>
+        <w:rPr>
+          <w:rFonts w:hint="eastAsia"/>
+        </w:rPr>
+      </w:pPr>
+      <m:oMathPara>
+        <m:oMath>
+          <m:r>
+            <w:rPr>
+              <w:rFonts w:ascii="Cambria Math" w:hAnsi="Cambria Math"/>
+            </w:rPr>
+            <m:t>ENPV=</m:t>
+          </m:r>
+          <m:f>
+            <m:fPr>
+              <m:ctrlPr>
+                <w:rPr>
+                  <w:rFonts w:ascii="Cambria Math" w:hAnsi="Cambria Math"/>
+                  <w:i/>
+                </w:rPr>
+              </m:ctrlPr>
+            </m:fPr>
+            <m:num>
+              <m:r>
+                <w:rPr>
+                  <w:rFonts w:ascii="Cambria Math" w:hAnsi="Cambria Math"/>
+                </w:rPr>
+                <m:t>1</m:t>
+              </m:r>
+            </m:num>
+            <m:den>
+              <m:nary>
+                <m:naryPr>
+                  <m:chr m:val="∑"/>
+                  <m:limLoc m:val="undOvr"/>
+                  <m:subHide m:val="1"/>
+                  <m:supHide m:val="1"/>
+                  <m:ctrlPr>
+                    <w:rPr>
+                      <w:rFonts w:ascii="Cambria Math" w:hAnsi="Cambria Math"/>
+                      <w:i/>
+                    </w:rPr>
+                  </m:ctrlPr>
+                </m:naryPr>
+                <m:sub/>
+                <m:sup/>
+                <m:e>
+                  <m:sSubSup>
+                    <m:sSubSupPr>
+                      <m:ctrlPr>
+                        <w:rPr>
+                          <w:rFonts w:ascii="Cambria Math" w:hAnsi="Cambria Math"/>
+                          <w:i/>
+                        </w:rPr>
+                      </m:ctrlPr>
+                    </m:sSubSupPr>
+                    <m:e>
+                      <m:r>
+                        <w:rPr>
+                          <w:rFonts w:ascii="Cambria Math" w:hAnsi="Cambria Math"/>
+                        </w:rPr>
+                        <m:t>v</m:t>
+                      </m:r>
+                    </m:e>
+                    <m:sub>
+                      <m:r>
+                        <w:rPr>
+                          <w:rFonts w:ascii="Cambria Math" w:hAnsi="Cambria Math"/>
+                        </w:rPr>
+                        <m:t>i</m:t>
+                      </m:r>
+                    </m:sub>
+                    <m:sup>
+                      <m:r>
+                        <w:rPr>
+                          <w:rFonts w:ascii="Cambria Math" w:hAnsi="Cambria Math"/>
+                        </w:rPr>
+                        <m:t>2</m:t>
+                      </m:r>
+                    </m:sup>
+                  </m:sSubSup>
+                </m:e>
+              </m:nary>
+            </m:den>
+          </m:f>
+        </m:oMath>
+      </m:oMathPara>
+    </w:p>
+    <w:p>
+      <w:pPr>
+        <w:pStyle w:val="aa"/>
+        <w:spacing w:before="78" w:after="78"/>
+      </w:pPr>
+      <w:r>
+        <w:rPr>
+          <w:rFonts w:hint="eastAsia"/>
+        </w:rPr>
+        <w:t>其中，</w:t>
+      </w:r>
+      <w:r>
+        <w:rPr>
+          <w:rFonts w:hint="eastAsia"/>
+          <w:i/>
+          <w:iCs/>
+        </w:rPr>
+        <w:t>v</w:t>
+      </w:r>
+      <w:r>
+        <w:rPr>
+          <w:rFonts w:hint="eastAsia"/>
+          <w:i/>
+          <w:iCs/>
+          <w:vertAlign w:val="subscript"/>
+        </w:rPr>
+        <w:t>i</w:t>
+      </w:r>
+      <w:r>
+        <w:rPr>
+          <w:rFonts w:hint="eastAsia"/>
+        </w:rPr>
+        <w:t>是政党</w:t>
+      </w:r>
+      <w:proofErr w:type="spellStart"/>
+      <w:r>
+        <w:rPr>
+          <w:rFonts w:hint="eastAsia"/>
+          <w:i/>
+          <w:iCs/>
+        </w:rPr>
+        <w:t>i</w:t>
+      </w:r>
+      <w:proofErr w:type="spellEnd"/>
+      <w:r>
+        <w:rPr>
+          <w:rFonts w:hint="eastAsia"/>
+        </w:rPr>
+        <w:t>在选举中的得票率。</w:t>
+      </w:r>
+    </w:p>
+    <w:p>
+      <w:pPr>
+        <w:pStyle w:val="aa"/>
+        <w:spacing w:before="78" w:after="78"/>
+        <w:rPr>
+          <w:rFonts w:hint="eastAsia"/>
+        </w:rPr>
+      </w:pPr>
+      <m:oMathPara>
+        <m:oMath>
+          <m:r>
+            <w:rPr>
+              <w:rFonts w:ascii="Cambria Math" w:hAnsi="Cambria Math"/>
+            </w:rPr>
+            <m:t>ENP</m:t>
+          </m:r>
+          <m:r>
+            <w:rPr>
+              <w:rFonts w:ascii="Cambria Math" w:hAnsi="Cambria Math"/>
+            </w:rPr>
+            <m:t>S</m:t>
+          </m:r>
+          <m:r>
+            <w:rPr>
+              <w:rFonts w:ascii="Cambria Math" w:hAnsi="Cambria Math"/>
+            </w:rPr>
+            <m:t>=</m:t>
+          </m:r>
+          <m:f>
+            <m:fPr>
+              <m:ctrlPr>
+                <w:rPr>
+                  <w:rFonts w:ascii="Cambria Math" w:hAnsi="Cambria Math"/>
+                  <w:i/>
+                </w:rPr>
+              </m:ctrlPr>
+            </m:fPr>
+            <m:num>
+              <m:r>
+                <w:rPr>
+                  <w:rFonts w:ascii="Cambria Math" w:hAnsi="Cambria Math"/>
+                </w:rPr>
+                <m:t>1</m:t>
+              </m:r>
+            </m:num>
+            <m:den>
+              <m:nary>
+                <m:naryPr>
+                  <m:chr m:val="∑"/>
+                  <m:limLoc m:val="undOvr"/>
+                  <m:subHide m:val="1"/>
+                  <m:supHide m:val="1"/>
+                  <m:ctrlPr>
+                    <w:rPr>
+                      <w:rFonts w:ascii="Cambria Math" w:hAnsi="Cambria Math"/>
+                      <w:i/>
+                    </w:rPr>
+                  </m:ctrlPr>
+                </m:naryPr>
+                <m:sub/>
+                <m:sup/>
+                <m:e>
+                  <m:sSubSup>
+                    <m:sSubSupPr>
+                      <m:ctrlPr>
+                        <w:rPr>
+                          <w:rFonts w:ascii="Cambria Math" w:hAnsi="Cambria Math"/>
+                          <w:i/>
+                        </w:rPr>
+                      </m:ctrlPr>
+                    </m:sSubSupPr>
+                    <m:e>
+                      <m:r>
+                        <w:rPr>
+                          <w:rFonts w:ascii="Cambria Math" w:hAnsi="Cambria Math" w:hint="eastAsia"/>
+                        </w:rPr>
+                        <m:t>s</m:t>
+                      </m:r>
+                    </m:e>
+                    <m:sub>
+                      <m:r>
+                        <w:rPr>
+                          <w:rFonts w:ascii="Cambria Math" w:hAnsi="Cambria Math"/>
+                        </w:rPr>
+                        <m:t>i</m:t>
+                      </m:r>
+                    </m:sub>
+                    <m:sup>
+                      <m:r>
+                        <w:rPr>
+                          <w:rFonts w:ascii="Cambria Math" w:hAnsi="Cambria Math"/>
+                        </w:rPr>
+                        <m:t>2</m:t>
+                      </m:r>
+                    </m:sup>
+                  </m:sSubSup>
+                </m:e>
+              </m:nary>
+            </m:den>
+          </m:f>
+        </m:oMath>
+      </m:oMathPara>
+    </w:p>
+    <w:p>
+      <w:pPr>
+        <w:pStyle w:val="aa"/>
+        <w:spacing w:before="78" w:after="78"/>
+      </w:pPr>
+      <w:r>
+        <w:rPr>
+          <w:rFonts w:hint="eastAsia"/>
+        </w:rPr>
+        <w:t>其中，</w:t>
+      </w:r>
+      <w:proofErr w:type="spellStart"/>
+      <w:r>
+        <w:rPr>
+          <w:rFonts w:hint="eastAsia"/>
+          <w:i/>
+          <w:iCs/>
+        </w:rPr>
+        <w:t>s</w:t>
+      </w:r>
+      <w:r>
+        <w:rPr>
+          <w:rFonts w:hint="eastAsia"/>
+          <w:i/>
+          <w:iCs/>
+          <w:vertAlign w:val="subscript"/>
+        </w:rPr>
+        <w:t>i</w:t>
+      </w:r>
+      <w:proofErr w:type="spellEnd"/>
+      <w:r>
+        <w:rPr>
+          <w:rFonts w:hint="eastAsia"/>
+        </w:rPr>
+        <w:t>是政党</w:t>
+      </w:r>
+      <w:proofErr w:type="spellStart"/>
+      <w:r>
+        <w:rPr>
+          <w:rFonts w:hint="eastAsia"/>
+          <w:i/>
+          <w:iCs/>
+        </w:rPr>
+        <w:t>i</w:t>
+      </w:r>
+      <w:proofErr w:type="spellEnd"/>
+      <w:r>
+        <w:rPr>
+          <w:rFonts w:hint="eastAsia"/>
+        </w:rPr>
+        <w:t>在</w:t>
+      </w:r>
+      <w:r>
+        <w:rPr>
+          <w:rFonts w:hint="eastAsia"/>
+        </w:rPr>
+        <w:t>议会</w:t>
+      </w:r>
+      <w:r>
+        <w:rPr>
+          <w:rFonts w:hint="eastAsia"/>
+        </w:rPr>
+        <w:t>中的得</w:t>
+      </w:r>
+      <w:r>
+        <w:rPr>
+          <w:rFonts w:hint="eastAsia"/>
+        </w:rPr>
+        <w:t>席</w:t>
+      </w:r>
+      <w:r>
+        <w:rPr>
+          <w:rFonts w:hint="eastAsia"/>
+        </w:rPr>
+        <w:t>率。</w:t>
+      </w:r>
+    </w:p>
+    <w:p>
+      <w:pPr>
+        <w:pStyle w:val="aa"/>
+        <w:spacing w:before="78" w:after="78"/>
+        <w:rPr>
+          <w:rFonts w:hint="eastAsia"/>
+        </w:rPr>
+      </w:pPr>
+      <w:r>
+        <w:tab/>
+      </w:r>
+      <w:r>
+        <w:rPr>
+          <w:rFonts w:hint="eastAsia"/>
+        </w:rPr>
+        <w:t>有学者指出，</w:t>
+      </w:r>
+      <w:r>
+        <w:rPr>
+          <w:rFonts w:hint="eastAsia"/>
+        </w:rPr>
+        <w:t>决定西方议会中政党数量的两大因素</w:t>
+      </w:r>
+      <w:r>
+        <w:rPr>
+          <w:rFonts w:hint="eastAsia"/>
+        </w:rPr>
+        <w:t>是选举制度和社会结构的异质性（社会裂隙）。</w:t>
+      </w:r>
+    </w:p>
+    <w:p>
+      <w:pPr>
+        <w:pStyle w:val="ae"/>
+      </w:pPr>
+      <w:bookmarkStart w:id="29" w:name="_Toc225420645"/>
+      <w:r>
+        <w:rPr>
+          <w:rFonts w:hint="eastAsia"/>
+        </w:rPr>
+        <w:t>（二）</w:t>
+      </w:r>
+      <w:r>
+        <w:rPr>
+          <w:rFonts w:hint="eastAsia"/>
+        </w:rPr>
+        <w:t>影响</w:t>
+      </w:r>
+      <w:r>
+        <w:rPr>
+          <w:rFonts w:hint="eastAsia"/>
+        </w:rPr>
+        <w:t>政党体制</w:t>
+      </w:r>
+      <w:r>
+        <w:rPr>
+          <w:rFonts w:hint="eastAsia"/>
+        </w:rPr>
+        <w:t>的因素</w:t>
+      </w:r>
+      <w:bookmarkEnd w:id="29"/>
+    </w:p>
+    <w:p>
+      <w:pPr>
+        <w:pStyle w:val="af1"/>
+        <w:rPr>
+          <w:rFonts w:hint="eastAsia"/>
+        </w:rPr>
+      </w:pPr>
+      <w:r>
+        <w:rPr>
+          <w:rFonts w:hint="eastAsia"/>
+        </w:rPr>
+        <w:t xml:space="preserve">1. </w:t>
+      </w:r>
+      <w:r>
+        <w:rPr>
+          <w:rFonts w:hint="eastAsia"/>
+        </w:rPr>
+        <w:t>选举制度与政党体制</w:t>
+      </w:r>
+    </w:p>
+    <w:p>
+      <w:pPr>
+        <w:pStyle w:val="aa"/>
+        <w:spacing w:before="78" w:after="78"/>
+        <w:ind w:firstLine="420"/>
+        <w:rPr>
+          <w:rFonts w:hint="eastAsia"/>
+        </w:rPr>
+      </w:pPr>
+      <w:r>
+        <w:rPr>
+          <w:rFonts w:hint="eastAsia"/>
+        </w:rPr>
+        <w:t>迪韦尔热</w:t>
+      </w:r>
+      <w:r>
+        <w:rPr>
+          <w:rFonts w:hint="eastAsia"/>
+        </w:rPr>
+        <w:t>定律（</w:t>
+      </w:r>
+      <w:r>
+        <w:rPr>
+          <w:rFonts w:hint="eastAsia"/>
+        </w:rPr>
+        <w:t>Duverger</w:t>
+      </w:r>
+      <w:proofErr w:type="gramStart"/>
+      <w:r>
+        <w:t>’</w:t>
+      </w:r>
+      <w:proofErr w:type="gramEnd"/>
+      <w:r>
+        <w:rPr>
+          <w:rFonts w:hint="eastAsia"/>
+        </w:rPr>
+        <w:t>s Law</w:t>
+      </w:r>
+      <w:r>
+        <w:rPr>
+          <w:rFonts w:hint="eastAsia"/>
+        </w:rPr>
+        <w:t>）</w:t>
+      </w:r>
+      <w:r>
+        <w:rPr>
+          <w:rFonts w:hint="eastAsia"/>
+        </w:rPr>
+        <w:t>指出：</w:t>
+      </w:r>
+    </w:p>
+    <w:p>
+      <w:pPr>
+        <w:pStyle w:val="aa"/>
+        <w:numPr>
+          <w:ilvl w:val="0"/>
+          <w:numId w:val="14"/>
+        </w:numPr>
+        <w:spacing w:beforeLines="0" w:before="0" w:afterLines="0" w:after="0"/>
+        <w:ind w:left="442" w:hanging="442"/>
+        <w:rPr>
+          <w:rFonts w:hint="eastAsia"/>
+        </w:rPr>
+      </w:pPr>
+      <w:r>
+        <w:rPr>
+          <w:rFonts w:hint="eastAsia"/>
+        </w:rPr>
+        <w:t>采用简单多数制（赢者全得）的国家更容易产生两个主要政党（或主要政党的数量较少）</w:t>
+      </w:r>
+      <w:r>
+        <w:rPr>
+          <w:rFonts w:hint="eastAsia"/>
+        </w:rPr>
+        <w:t>；</w:t>
+      </w:r>
+    </w:p>
+    <w:p>
+      <w:pPr>
+        <w:pStyle w:val="aa"/>
+        <w:numPr>
+          <w:ilvl w:val="0"/>
+          <w:numId w:val="14"/>
+        </w:numPr>
+        <w:spacing w:beforeLines="0" w:before="0" w:afterLines="0" w:after="0"/>
+        <w:ind w:left="442" w:hanging="442"/>
+        <w:rPr>
+          <w:rFonts w:hint="eastAsia"/>
+        </w:rPr>
+      </w:pPr>
+      <w:r>
+        <w:rPr>
+          <w:rFonts w:hint="eastAsia"/>
+        </w:rPr>
+        <w:t>采用两轮简单多数制或比例代表制的国家的主要政党数量较多</w:t>
+      </w:r>
+      <w:r>
+        <w:rPr>
+          <w:rFonts w:hint="eastAsia"/>
+        </w:rPr>
+        <w:t>；</w:t>
+      </w:r>
+    </w:p>
+    <w:p>
+      <w:pPr>
+        <w:pStyle w:val="aa"/>
+        <w:numPr>
+          <w:ilvl w:val="0"/>
+          <w:numId w:val="14"/>
+        </w:numPr>
+        <w:spacing w:beforeLines="0" w:before="0" w:afterLines="0" w:after="0"/>
+        <w:ind w:left="442" w:hanging="442"/>
+      </w:pPr>
+      <w:r>
+        <w:rPr>
+          <w:rFonts w:hint="eastAsia"/>
+        </w:rPr>
+        <w:t>选举制度对有效政党数</w:t>
+      </w:r>
+      <w:r>
+        <w:rPr>
+          <w:rFonts w:hint="eastAsia"/>
+        </w:rPr>
+        <w:t>（</w:t>
+      </w:r>
+      <w:r>
+        <w:rPr>
+          <w:rFonts w:hint="eastAsia"/>
+        </w:rPr>
+        <w:t>ENPV</w:t>
+      </w:r>
+      <w:r>
+        <w:rPr>
+          <w:rFonts w:hint="eastAsia"/>
+        </w:rPr>
+        <w:t>）</w:t>
+      </w:r>
+      <w:r>
+        <w:rPr>
+          <w:rFonts w:hint="eastAsia"/>
+        </w:rPr>
+        <w:t>和有效议会政党数</w:t>
+      </w:r>
+      <w:r>
+        <w:rPr>
+          <w:rFonts w:hint="eastAsia"/>
+        </w:rPr>
+        <w:t>（</w:t>
+      </w:r>
+      <w:r>
+        <w:rPr>
+          <w:rFonts w:hint="eastAsia"/>
+        </w:rPr>
+        <w:t>ENPS</w:t>
+      </w:r>
+      <w:r>
+        <w:rPr>
+          <w:rFonts w:hint="eastAsia"/>
+        </w:rPr>
+        <w:t>）</w:t>
+      </w:r>
+      <w:r>
+        <w:rPr>
+          <w:rFonts w:hint="eastAsia"/>
+        </w:rPr>
+        <w:t>都有影响。对有效议会政党数的影响更直接</w:t>
+      </w:r>
+      <w:r>
+        <w:rPr>
+          <w:rFonts w:hint="eastAsia"/>
+        </w:rPr>
+        <w:t>。</w:t>
+      </w:r>
+    </w:p>
+    <w:p>
+      <w:pPr>
+        <w:pStyle w:val="aa"/>
+        <w:spacing w:before="78" w:after="78"/>
+        <w:ind w:firstLine="420"/>
+        <w:rPr>
+          <w:rFonts w:hint="eastAsia"/>
+        </w:rPr>
+      </w:pPr>
+      <w:r>
+        <w:rPr>
+          <w:rFonts w:hint="eastAsia"/>
+        </w:rPr>
+        <w:t>迪韦尔热定律还考察了选举制度对有效政党数的影响。</w:t>
+      </w:r>
+      <w:r>
+        <w:rPr>
+          <w:rFonts w:hint="eastAsia"/>
+        </w:rPr>
+        <w:t>在简单多数制下，</w:t>
+      </w:r>
+      <w:r>
+        <w:rPr>
+          <w:rFonts w:hint="eastAsia"/>
+        </w:rPr>
+        <w:t>对普通选民而言，投给小党没有任何意义；对第三党和小党而言，就会采取主动放弃在选民基础薄弱的选区推举候选人的策略，导致全国层面小党得票率被进一步压低。</w:t>
+      </w:r>
+    </w:p>
+    <w:p>
+      <w:pPr>
+        <w:pStyle w:val="aa"/>
+        <w:spacing w:before="78" w:after="78"/>
+      </w:pPr>
+      <w:r>
+        <w:tab/>
+      </w:r>
+      <w:r>
+        <w:rPr>
+          <w:rFonts w:hint="eastAsia"/>
+        </w:rPr>
+        <w:t>其中的影响机制可被分为机械因素（</w:t>
+      </w:r>
+      <w:r>
+        <w:rPr>
+          <w:rFonts w:hint="eastAsia"/>
+        </w:rPr>
+        <w:t>mechanical factor</w:t>
+      </w:r>
+      <w:r>
+        <w:rPr>
+          <w:rFonts w:hint="eastAsia"/>
+        </w:rPr>
+        <w:t>）和心理因素（</w:t>
+      </w:r>
+      <w:r>
+        <w:rPr>
+          <w:rFonts w:hint="eastAsia"/>
+        </w:rPr>
+        <w:t>psychological factor</w:t>
+      </w:r>
+      <w:r>
+        <w:rPr>
+          <w:rFonts w:hint="eastAsia"/>
+        </w:rPr>
+        <w:t>）。机械因素方面，</w:t>
+      </w:r>
+      <w:r>
+        <w:rPr>
+          <w:rFonts w:hint="eastAsia"/>
+        </w:rPr>
+        <w:t>简单多数制不能有效地将小党的选票转化为议会席位，不利于第三党和小党</w:t>
+      </w:r>
+      <w:r>
+        <w:rPr>
+          <w:rFonts w:hint="eastAsia"/>
+        </w:rPr>
+        <w:t>；</w:t>
+      </w:r>
+      <w:r>
+        <w:rPr>
+          <w:rFonts w:hint="eastAsia"/>
+        </w:rPr>
+        <w:t>主要影响有效议会政党数</w:t>
+      </w:r>
+      <w:r>
+        <w:rPr>
+          <w:rFonts w:hint="eastAsia"/>
+        </w:rPr>
+        <w:t>。心理因素方面，</w:t>
+      </w:r>
+      <w:r>
+        <w:rPr>
+          <w:rFonts w:hint="eastAsia"/>
+        </w:rPr>
+        <w:t>原本认同第三党的选民会避免浪费选票而放弃支持获胜无望的第三党</w:t>
+      </w:r>
+      <w:r>
+        <w:rPr>
+          <w:rFonts w:hint="eastAsia"/>
+        </w:rPr>
+        <w:t>，</w:t>
+      </w:r>
+      <w:r>
+        <w:rPr>
+          <w:rFonts w:hint="eastAsia"/>
+        </w:rPr>
+        <w:t>第三党和小党</w:t>
+      </w:r>
+      <w:r>
+        <w:rPr>
+          <w:rFonts w:hint="eastAsia"/>
+        </w:rPr>
+        <w:t>也会</w:t>
+      </w:r>
+      <w:r>
+        <w:rPr>
+          <w:rFonts w:hint="eastAsia"/>
+        </w:rPr>
+        <w:t>主动放弃</w:t>
+      </w:r>
+      <w:r>
+        <w:rPr>
+          <w:rFonts w:hint="eastAsia"/>
+        </w:rPr>
+        <w:t>；</w:t>
+      </w:r>
+      <w:r>
+        <w:rPr>
+          <w:rFonts w:hint="eastAsia"/>
+        </w:rPr>
+        <w:t>主要影响有效政党数</w:t>
+      </w:r>
+      <w:r>
+        <w:rPr>
+          <w:rFonts w:hint="eastAsia"/>
+        </w:rPr>
+        <w:t>。</w:t>
+      </w:r>
+    </w:p>
+    <w:p>
+      <w:pPr>
+        <w:pStyle w:val="aa"/>
+        <w:spacing w:before="78" w:after="78"/>
+        <w:ind w:firstLine="420"/>
+        <w:rPr>
+          <w:rFonts w:hint="eastAsia"/>
+        </w:rPr>
+      </w:pPr>
+      <w:r>
+        <w:rPr>
+          <w:rFonts w:hint="eastAsia"/>
+        </w:rPr>
+        <w:t>需要注意的是，迪韦尔热</w:t>
+      </w:r>
+      <w:r>
+        <w:rPr>
+          <w:rFonts w:hint="eastAsia"/>
+        </w:rPr>
+        <w:t>“定律”是一个概率性的理论</w:t>
+      </w:r>
+      <w:r>
+        <w:rPr>
+          <w:rFonts w:hint="eastAsia"/>
+        </w:rPr>
+        <w:t>，</w:t>
+      </w:r>
+      <w:r>
+        <w:rPr>
+          <w:rFonts w:hint="eastAsia"/>
+        </w:rPr>
+        <w:t>选举制度只是影响议会政党数量的重要因素之一</w:t>
+      </w:r>
+      <w:r>
+        <w:rPr>
+          <w:rFonts w:hint="eastAsia"/>
+        </w:rPr>
+        <w:t>。</w:t>
+      </w:r>
+      <w:r>
+        <w:rPr>
+          <w:rFonts w:hint="eastAsia"/>
+        </w:rPr>
+        <w:t>存在一些与迪韦尔热定律有出入的案例，如马耳他采用比例代表制，但长期维持两党政治，其原因包括国家较小、社会矛盾较为简单；又如加拿大采用简单多数制，但魁北克党团作为有强大地方根基的第三党，还是在议会中有一席之地；以及，英国在采用简单多数制下，也时常出现“</w:t>
+      </w:r>
+      <w:r>
+        <w:rPr>
+          <w:rFonts w:hint="eastAsia"/>
+        </w:rPr>
+        <w:t>2.5</w:t>
+      </w:r>
+      <w:r>
+        <w:rPr>
+          <w:rFonts w:hint="eastAsia"/>
+        </w:rPr>
+        <w:t>党制”的情况。</w:t>
+      </w:r>
+    </w:p>
+    <w:p>
+      <w:pPr>
+        <w:pStyle w:val="af1"/>
+      </w:pPr>
+      <w:r>
+        <w:rPr>
+          <w:rFonts w:hint="eastAsia"/>
+        </w:rPr>
+        <w:t xml:space="preserve">2. </w:t>
+      </w:r>
+      <w:r>
+        <w:rPr>
+          <w:rFonts w:hint="eastAsia"/>
+        </w:rPr>
+        <w:t>社会裂隙与政党体制</w:t>
+      </w:r>
+    </w:p>
+    <w:p>
+      <w:pPr>
+        <w:pStyle w:val="aa"/>
+        <w:spacing w:before="78" w:after="78"/>
+        <w:ind w:firstLine="420"/>
+      </w:pPr>
+      <w:r>
+        <w:rPr>
+          <w:rFonts w:hint="eastAsia"/>
+        </w:rPr>
+        <w:t>社会裂隙</w:t>
+      </w:r>
+      <w:r>
+        <w:rPr>
+          <w:rFonts w:hint="eastAsia"/>
+        </w:rPr>
+        <w:t>（</w:t>
+      </w:r>
+      <w:r>
+        <w:rPr>
+          <w:rFonts w:hint="eastAsia"/>
+        </w:rPr>
+        <w:t>social cleavages</w:t>
+      </w:r>
+      <w:r>
+        <w:rPr>
+          <w:rFonts w:hint="eastAsia"/>
+        </w:rPr>
+        <w:t>）</w:t>
+      </w:r>
+      <w:r>
+        <w:rPr>
+          <w:rFonts w:hint="eastAsia"/>
+        </w:rPr>
+        <w:t>是西方政党形成的（社会）基础</w:t>
+      </w:r>
+      <w:r>
+        <w:rPr>
+          <w:rFonts w:hint="eastAsia"/>
+        </w:rPr>
+        <w:t>。</w:t>
+      </w:r>
+      <w:r>
+        <w:rPr>
+          <w:rFonts w:hint="eastAsia"/>
+        </w:rPr>
+        <w:t>社会裂隙形成社会阶层、社会团体和利益集团</w:t>
+      </w:r>
+      <w:r>
+        <w:rPr>
+          <w:rFonts w:hint="eastAsia"/>
+        </w:rPr>
+        <w:t>，</w:t>
+      </w:r>
+      <w:r>
+        <w:rPr>
+          <w:rFonts w:hint="eastAsia"/>
+        </w:rPr>
+        <w:t>社会团体和利益集团的联盟形成西方政党</w:t>
+      </w:r>
+      <w:r>
+        <w:rPr>
+          <w:rFonts w:hint="eastAsia"/>
+        </w:rPr>
+        <w:t>。</w:t>
+      </w:r>
+      <w:r>
+        <w:rPr>
+          <w:rFonts w:hint="eastAsia"/>
+        </w:rPr>
+        <w:t>二元社会冲突或者多重社会冲突之间联系紧密</w:t>
+      </w:r>
+      <w:r>
+        <w:rPr>
+          <w:rFonts w:hint="eastAsia"/>
+        </w:rPr>
+        <w:t>，就会形成</w:t>
+      </w:r>
+      <w:r>
+        <w:rPr>
+          <w:rFonts w:hint="eastAsia"/>
+        </w:rPr>
+        <w:t>两党制</w:t>
+      </w:r>
+      <w:r>
+        <w:rPr>
+          <w:rFonts w:hint="eastAsia"/>
+        </w:rPr>
+        <w:t>；</w:t>
+      </w:r>
+      <w:r>
+        <w:rPr>
+          <w:rFonts w:hint="eastAsia"/>
+        </w:rPr>
+        <w:t>多元、碎片化的社会冲突</w:t>
+      </w:r>
+      <w:r>
+        <w:rPr>
+          <w:rFonts w:hint="eastAsia"/>
+        </w:rPr>
+        <w:t>则会形成</w:t>
+      </w:r>
+      <w:r>
+        <w:rPr>
+          <w:rFonts w:hint="eastAsia"/>
+        </w:rPr>
+        <w:t>多党制</w:t>
+      </w:r>
+      <w:r>
+        <w:rPr>
+          <w:rFonts w:hint="eastAsia"/>
+        </w:rPr>
+        <w:t>。</w:t>
+      </w:r>
+      <w:r>
+        <w:rPr>
+          <w:rFonts w:hint="eastAsia"/>
+        </w:rPr>
+        <w:t>社会裂</w:t>
+      </w:r>
+      <w:r>
+        <w:rPr>
+          <w:rFonts w:hint="eastAsia"/>
+        </w:rPr>
+        <w:lastRenderedPageBreak/>
+        <w:t>隙与选举制度相互影响</w:t>
+      </w:r>
+      <w:r>
+        <w:rPr>
+          <w:rFonts w:hint="eastAsia"/>
+        </w:rPr>
+        <w:t>。</w:t>
+      </w:r>
+    </w:p>
+    <w:p>
+      <w:pPr>
+        <w:pStyle w:val="ae"/>
+      </w:pPr>
+      <w:bookmarkStart w:id="30" w:name="_Toc225420646"/>
+      <w:r>
+        <w:rPr>
+          <w:rFonts w:hint="eastAsia"/>
+        </w:rPr>
+        <w:t>（三）两党制对国家治理的利与弊</w:t>
+      </w:r>
+      <w:bookmarkEnd w:id="30"/>
+    </w:p>
+    <w:p>
+      <w:pPr>
+        <w:pStyle w:val="aa"/>
+        <w:spacing w:before="78" w:after="78"/>
+        <w:ind w:firstLine="420"/>
+      </w:pPr>
+      <w:r>
+        <w:rPr>
+          <w:rFonts w:hint="eastAsia"/>
+        </w:rPr>
+        <w:t>两党制在国家治理方面的优势</w:t>
+      </w:r>
+      <w:r>
+        <w:rPr>
+          <w:rFonts w:hint="eastAsia"/>
+        </w:rPr>
+        <w:t>在于</w:t>
+      </w:r>
+      <w:r>
+        <w:rPr>
+          <w:rFonts w:hint="eastAsia"/>
+        </w:rPr>
+        <w:t>降低民众参政的信息成本</w:t>
+      </w:r>
+      <w:r>
+        <w:rPr>
+          <w:rFonts w:hint="eastAsia"/>
+        </w:rPr>
+        <w:t>，以及</w:t>
+      </w:r>
+      <w:r>
+        <w:rPr>
+          <w:rFonts w:hint="eastAsia"/>
+        </w:rPr>
+        <w:t>打造“负责任的政党运行体系”</w:t>
+      </w:r>
+      <w:r>
+        <w:rPr>
+          <w:rFonts w:hint="eastAsia"/>
+        </w:rPr>
+        <w:t>（</w:t>
+      </w:r>
+      <w:r>
+        <w:rPr>
+          <w:rFonts w:hint="eastAsia"/>
+        </w:rPr>
+        <w:t>r</w:t>
+      </w:r>
+      <w:r>
+        <w:rPr>
+          <w:rFonts w:hint="eastAsia"/>
+        </w:rPr>
+        <w:t xml:space="preserve">esponsible </w:t>
+      </w:r>
+      <w:r>
+        <w:rPr>
+          <w:rFonts w:hint="eastAsia"/>
+        </w:rPr>
+        <w:t>p</w:t>
+      </w:r>
+      <w:r>
+        <w:rPr>
+          <w:rFonts w:hint="eastAsia"/>
+        </w:rPr>
+        <w:t xml:space="preserve">arty </w:t>
+      </w:r>
+      <w:r>
+        <w:rPr>
+          <w:rFonts w:hint="eastAsia"/>
+        </w:rPr>
+        <w:t>s</w:t>
+      </w:r>
+      <w:r>
+        <w:rPr>
+          <w:rFonts w:hint="eastAsia"/>
+        </w:rPr>
+        <w:t>ystem</w:t>
+      </w:r>
+      <w:r>
+        <w:rPr>
+          <w:rFonts w:hint="eastAsia"/>
+        </w:rPr>
+        <w:t>）。</w:t>
+      </w:r>
+    </w:p>
+    <w:p>
+      <w:pPr>
+        <w:pStyle w:val="aa"/>
+        <w:spacing w:before="78" w:after="78"/>
+        <w:ind w:firstLine="420"/>
+        <w:rPr>
+          <w:rFonts w:hint="eastAsia"/>
+        </w:rPr>
+      </w:pPr>
+      <w:r>
+        <w:rPr>
+          <w:rFonts w:hint="eastAsia"/>
+        </w:rPr>
+        <w:t>两党制的弊端</w:t>
+      </w:r>
+      <w:r>
+        <w:rPr>
+          <w:rFonts w:hint="eastAsia"/>
+        </w:rPr>
+        <w:t>在于，</w:t>
+      </w:r>
+      <w:r>
+        <w:rPr>
+          <w:rFonts w:hint="eastAsia"/>
+        </w:rPr>
+        <w:t>“负责任的政党运行体系”很可能意味着政治上的两极化，导致代表性流失</w:t>
+      </w:r>
+      <w:r>
+        <w:rPr>
+          <w:rFonts w:hint="eastAsia"/>
+        </w:rPr>
+        <w:t>（</w:t>
+      </w:r>
+      <w:r>
+        <w:rPr>
+          <w:rFonts w:hint="eastAsia"/>
+        </w:rPr>
+        <w:t>d</w:t>
+      </w:r>
+      <w:r>
+        <w:rPr>
+          <w:rFonts w:hint="eastAsia"/>
+        </w:rPr>
+        <w:t xml:space="preserve">emocratic </w:t>
+      </w:r>
+      <w:r>
+        <w:rPr>
+          <w:rFonts w:hint="eastAsia"/>
+        </w:rPr>
+        <w:t>d</w:t>
+      </w:r>
+      <w:r>
+        <w:rPr>
+          <w:rFonts w:hint="eastAsia"/>
+        </w:rPr>
+        <w:t>eficit</w:t>
+      </w:r>
+      <w:r>
+        <w:rPr>
+          <w:rFonts w:hint="eastAsia"/>
+        </w:rPr>
+        <w:t>）。</w:t>
+      </w:r>
+      <w:r>
+        <w:rPr>
+          <w:rFonts w:hint="eastAsia"/>
+        </w:rPr>
+        <w:t>在候选人的政策偏好和政治主张比普通民众更极端的情况下，会出现“交替代表性”</w:t>
+      </w:r>
+      <w:r>
+        <w:rPr>
+          <w:rFonts w:hint="eastAsia"/>
+        </w:rPr>
+        <w:t>（</w:t>
+      </w:r>
+      <w:r>
+        <w:rPr>
+          <w:rFonts w:hint="eastAsia"/>
+        </w:rPr>
+        <w:t>l</w:t>
+      </w:r>
+      <w:r>
+        <w:rPr>
+          <w:rFonts w:hint="eastAsia"/>
+        </w:rPr>
+        <w:t xml:space="preserve">eapfrog </w:t>
+      </w:r>
+      <w:r>
+        <w:rPr>
+          <w:rFonts w:hint="eastAsia"/>
+        </w:rPr>
+        <w:t>r</w:t>
+      </w:r>
+      <w:r>
+        <w:rPr>
+          <w:rFonts w:hint="eastAsia"/>
+        </w:rPr>
+        <w:t>epresentation</w:t>
+      </w:r>
+      <w:r>
+        <w:rPr>
+          <w:rFonts w:hint="eastAsia"/>
+        </w:rPr>
+        <w:t>）</w:t>
+      </w:r>
+      <w:r>
+        <w:rPr>
+          <w:rFonts w:hint="eastAsia"/>
+        </w:rPr>
+        <w:t>的情形，国家治理政策反复，政策实施充满不确定性。两个主要政党的政治主张很难涵盖选民多维度的政治偏好</w:t>
+      </w:r>
+      <w:r>
+        <w:rPr>
+          <w:rFonts w:hint="eastAsia"/>
+        </w:rPr>
+        <w:t>，</w:t>
+      </w:r>
+      <w:r>
+        <w:rPr>
+          <w:rFonts w:hint="eastAsia"/>
+        </w:rPr>
+        <w:t>选民的政治选择</w:t>
+      </w:r>
+      <w:r>
+        <w:rPr>
+          <w:rFonts w:hint="eastAsia"/>
+        </w:rPr>
+        <w:t>也</w:t>
+      </w:r>
+      <w:r>
+        <w:rPr>
+          <w:rFonts w:hint="eastAsia"/>
+        </w:rPr>
+        <w:t>受限</w:t>
+      </w:r>
+      <w:r>
+        <w:rPr>
+          <w:rFonts w:hint="eastAsia"/>
+        </w:rPr>
+        <w:t>。</w:t>
+      </w:r>
+    </w:p>
+    <w:p>
+      <w:pPr>
+        <w:pStyle w:val="aa"/>
+        <w:spacing w:before="78" w:after="78"/>
+        <w:rPr>
+          <w:rFonts w:hint="eastAsia"/>
+        </w:rPr>
+      </w:pPr>
+      <w:r>
+        <w:tab/>
+      </w:r>
+      <w:r>
+        <w:rPr>
+          <w:rFonts w:hint="eastAsia"/>
+        </w:rPr>
+        <w:t>所谓“负责任的政党运行体系”是一些</w:t>
+      </w:r>
+      <w:r>
+        <w:rPr>
+          <w:rFonts w:hint="eastAsia"/>
+        </w:rPr>
+        <w:t>推崇两党制的</w:t>
+      </w:r>
+      <w:r>
+        <w:rPr>
+          <w:rFonts w:hint="eastAsia"/>
+        </w:rPr>
+        <w:t>政治学学者提出的概念，他们认为，</w:t>
+      </w:r>
+      <w:r>
+        <w:rPr>
+          <w:rFonts w:hint="eastAsia"/>
+        </w:rPr>
+        <w:t>完善和健全的西方民主政党体制通常由两个有凝聚力的、有纪律的、能够提供系统性的国家政策方针的（党纲）、并且负责任的政党组成</w:t>
+      </w:r>
+      <w:r>
+        <w:rPr>
+          <w:rFonts w:hint="eastAsia"/>
+        </w:rPr>
+        <w:t>。</w:t>
+      </w:r>
+      <w:r>
+        <w:t>通过党内初选、干部会议（党团会议）和党代会等机制确保政党</w:t>
+      </w:r>
+      <w:r>
+        <w:rPr>
+          <w:rFonts w:hint="eastAsia"/>
+        </w:rPr>
+        <w:t>候选人和领袖对党组织和党员负责</w:t>
+      </w:r>
+      <w:r>
+        <w:rPr>
+          <w:rFonts w:hint="eastAsia"/>
+        </w:rPr>
+        <w:t>。</w:t>
+      </w:r>
+      <w:r>
+        <w:t>取得政权之后，执政党应实现竞选期间对选民的承诺，并实施党</w:t>
+      </w:r>
+      <w:r>
+        <w:rPr>
+          <w:rFonts w:hint="eastAsia"/>
+        </w:rPr>
+        <w:t>的政策主张</w:t>
+      </w:r>
+      <w:r>
+        <w:rPr>
+          <w:rFonts w:hint="eastAsia"/>
+        </w:rPr>
+        <w:t>。</w:t>
+      </w:r>
+      <w:r>
+        <w:t>两党必须为民众提供清晰明了、并且有区别的政策选项</w:t>
+      </w:r>
+      <w:r>
+        <w:rPr>
+          <w:rFonts w:hint="eastAsia"/>
+        </w:rPr>
+        <w:t>，使</w:t>
+      </w:r>
+      <w:r>
+        <w:rPr>
+          <w:rFonts w:hint="eastAsia"/>
+        </w:rPr>
+        <w:t>选民能够将政策实施的效应正确归因</w:t>
+      </w:r>
+      <w:r>
+        <w:rPr>
+          <w:rFonts w:hint="eastAsia"/>
+        </w:rPr>
+        <w:t>。</w:t>
+      </w:r>
     </w:p>
     <w:p>
       <w:pPr>
@@ -14321,6 +16502,119 @@
     </w:lvl>
   </w:abstractNum>
   <w:abstractNum w:abstractNumId="1" w15:restartNumberingAfterBreak="0">
+    <w:nsid w:val="1F982EF9"/>
+    <w:multiLevelType w:val="hybridMultilevel"/>
+    <w:tmpl w:val="908A7718"/>
+    <w:lvl w:ilvl="0" w:tplc="04090001">
+      <w:start w:val="1"/>
+      <w:numFmt w:val="bullet"/>
+      <w:lvlText w:val=""/>
+      <w:lvlJc w:val="left"/>
+      <w:pPr>
+        <w:ind w:left="440" w:hanging="440"/>
+      </w:pPr>
+      <w:rPr>
+        <w:rFonts w:ascii="Wingdings" w:hAnsi="Wingdings" w:hint="default"/>
+      </w:rPr>
+    </w:lvl>
+    <w:lvl w:ilvl="1" w:tplc="04090003" w:tentative="1">
+      <w:start w:val="1"/>
+      <w:numFmt w:val="bullet"/>
+      <w:lvlText w:val=""/>
+      <w:lvlJc w:val="left"/>
+      <w:pPr>
+        <w:ind w:left="880" w:hanging="440"/>
+      </w:pPr>
+      <w:rPr>
+        <w:rFonts w:ascii="Wingdings" w:hAnsi="Wingdings" w:hint="default"/>
+      </w:rPr>
+    </w:lvl>
+    <w:lvl w:ilvl="2" w:tplc="04090005" w:tentative="1">
+      <w:start w:val="1"/>
+      <w:numFmt w:val="bullet"/>
+      <w:lvlText w:val=""/>
+      <w:lvlJc w:val="left"/>
+      <w:pPr>
+        <w:ind w:left="1320" w:hanging="440"/>
+      </w:pPr>
+      <w:rPr>
+        <w:rFonts w:ascii="Wingdings" w:hAnsi="Wingdings" w:hint="default"/>
+      </w:rPr>
+    </w:lvl>
+    <w:lvl w:ilvl="3" w:tplc="04090001" w:tentative="1">
+      <w:start w:val="1"/>
+      <w:numFmt w:val="bullet"/>
+      <w:lvlText w:val=""/>
+      <w:lvlJc w:val="left"/>
+      <w:pPr>
+        <w:ind w:left="1760" w:hanging="440"/>
+      </w:pPr>
+      <w:rPr>
+        <w:rFonts w:ascii="Wingdings" w:hAnsi="Wingdings" w:hint="default"/>
+      </w:rPr>
+    </w:lvl>
+    <w:lvl w:ilvl="4" w:tplc="04090003" w:tentative="1">
+      <w:start w:val="1"/>
+      <w:numFmt w:val="bullet"/>
+      <w:lvlText w:val=""/>
+      <w:lvlJc w:val="left"/>
+      <w:pPr>
+        <w:ind w:left="2200" w:hanging="440"/>
+      </w:pPr>
+      <w:rPr>
+        <w:rFonts w:ascii="Wingdings" w:hAnsi="Wingdings" w:hint="default"/>
+      </w:rPr>
+    </w:lvl>
+    <w:lvl w:ilvl="5" w:tplc="04090005" w:tentative="1">
+      <w:start w:val="1"/>
+      <w:numFmt w:val="bullet"/>
+      <w:lvlText w:val=""/>
+      <w:lvlJc w:val="left"/>
+      <w:pPr>
+        <w:ind w:left="2640" w:hanging="440"/>
+      </w:pPr>
+      <w:rPr>
+        <w:rFonts w:ascii="Wingdings" w:hAnsi="Wingdings" w:hint="default"/>
+      </w:rPr>
+    </w:lvl>
+    <w:lvl w:ilvl="6" w:tplc="04090001" w:tentative="1">
+      <w:start w:val="1"/>
+      <w:numFmt w:val="bullet"/>
+      <w:lvlText w:val=""/>
+      <w:lvlJc w:val="left"/>
+      <w:pPr>
+        <w:ind w:left="3080" w:hanging="440"/>
+      </w:pPr>
+      <w:rPr>
+        <w:rFonts w:ascii="Wingdings" w:hAnsi="Wingdings" w:hint="default"/>
+      </w:rPr>
+    </w:lvl>
+    <w:lvl w:ilvl="7" w:tplc="04090003" w:tentative="1">
+      <w:start w:val="1"/>
+      <w:numFmt w:val="bullet"/>
+      <w:lvlText w:val=""/>
+      <w:lvlJc w:val="left"/>
+      <w:pPr>
+        <w:ind w:left="3520" w:hanging="440"/>
+      </w:pPr>
+      <w:rPr>
+        <w:rFonts w:ascii="Wingdings" w:hAnsi="Wingdings" w:hint="default"/>
+      </w:rPr>
+    </w:lvl>
+    <w:lvl w:ilvl="8" w:tplc="04090005" w:tentative="1">
+      <w:start w:val="1"/>
+      <w:numFmt w:val="bullet"/>
+      <w:lvlText w:val=""/>
+      <w:lvlJc w:val="left"/>
+      <w:pPr>
+        <w:ind w:left="3960" w:hanging="440"/>
+      </w:pPr>
+      <w:rPr>
+        <w:rFonts w:ascii="Wingdings" w:hAnsi="Wingdings" w:hint="default"/>
+      </w:rPr>
+    </w:lvl>
+  </w:abstractNum>
+  <w:abstractNum w:abstractNumId="2" w15:restartNumberingAfterBreak="0">
     <w:nsid w:val="26456140"/>
     <w:multiLevelType w:val="hybridMultilevel"/>
     <w:tmpl w:val="D5465CD4"/>
@@ -14409,7 +16703,7 @@
       </w:pPr>
     </w:lvl>
   </w:abstractNum>
-  <w:abstractNum w:abstractNumId="2" w15:restartNumberingAfterBreak="0">
+  <w:abstractNum w:abstractNumId="3" w15:restartNumberingAfterBreak="0">
     <w:nsid w:val="3A0E6E71"/>
     <w:multiLevelType w:val="hybridMultilevel"/>
     <w:tmpl w:val="8856CC94"/>
@@ -14522,7 +16816,7 @@
       </w:rPr>
     </w:lvl>
   </w:abstractNum>
-  <w:abstractNum w:abstractNumId="3" w15:restartNumberingAfterBreak="0">
+  <w:abstractNum w:abstractNumId="4" w15:restartNumberingAfterBreak="0">
     <w:nsid w:val="3F41529A"/>
     <w:multiLevelType w:val="hybridMultilevel"/>
     <w:tmpl w:val="38DA4A82"/>
@@ -14635,7 +16929,7 @@
       </w:rPr>
     </w:lvl>
   </w:abstractNum>
-  <w:abstractNum w:abstractNumId="4" w15:restartNumberingAfterBreak="0">
+  <w:abstractNum w:abstractNumId="5" w15:restartNumberingAfterBreak="0">
     <w:nsid w:val="417A2185"/>
     <w:multiLevelType w:val="hybridMultilevel"/>
     <w:tmpl w:val="63EE22C0"/>
@@ -14748,7 +17042,7 @@
       </w:rPr>
     </w:lvl>
   </w:abstractNum>
-  <w:abstractNum w:abstractNumId="5" w15:restartNumberingAfterBreak="0">
+  <w:abstractNum w:abstractNumId="6" w15:restartNumberingAfterBreak="0">
     <w:nsid w:val="43265808"/>
     <w:multiLevelType w:val="hybridMultilevel"/>
     <w:tmpl w:val="E200B45A"/>
@@ -14861,7 +17155,7 @@
       </w:rPr>
     </w:lvl>
   </w:abstractNum>
-  <w:abstractNum w:abstractNumId="6" w15:restartNumberingAfterBreak="0">
+  <w:abstractNum w:abstractNumId="7" w15:restartNumberingAfterBreak="0">
     <w:nsid w:val="4AE43F26"/>
     <w:multiLevelType w:val="hybridMultilevel"/>
     <w:tmpl w:val="9CA88142"/>
@@ -14974,7 +17268,7 @@
       </w:rPr>
     </w:lvl>
   </w:abstractNum>
-  <w:abstractNum w:abstractNumId="7" w15:restartNumberingAfterBreak="0">
+  <w:abstractNum w:abstractNumId="8" w15:restartNumberingAfterBreak="0">
     <w:nsid w:val="62F77943"/>
     <w:multiLevelType w:val="hybridMultilevel"/>
     <w:tmpl w:val="832A6C5A"/>
@@ -15087,7 +17381,7 @@
       </w:rPr>
     </w:lvl>
   </w:abstractNum>
-  <w:abstractNum w:abstractNumId="8" w15:restartNumberingAfterBreak="0">
+  <w:abstractNum w:abstractNumId="9" w15:restartNumberingAfterBreak="0">
     <w:nsid w:val="670F042E"/>
     <w:multiLevelType w:val="hybridMultilevel"/>
     <w:tmpl w:val="317AA1FA"/>
@@ -15200,7 +17494,7 @@
       </w:rPr>
     </w:lvl>
   </w:abstractNum>
-  <w:abstractNum w:abstractNumId="9" w15:restartNumberingAfterBreak="0">
+  <w:abstractNum w:abstractNumId="10" w15:restartNumberingAfterBreak="0">
     <w:nsid w:val="6E341EF4"/>
     <w:multiLevelType w:val="hybridMultilevel"/>
     <w:tmpl w:val="432C477A"/>
@@ -15313,7 +17607,7 @@
       </w:rPr>
     </w:lvl>
   </w:abstractNum>
-  <w:abstractNum w:abstractNumId="10" w15:restartNumberingAfterBreak="0">
+  <w:abstractNum w:abstractNumId="11" w15:restartNumberingAfterBreak="0">
     <w:nsid w:val="7DE46ED2"/>
     <w:multiLevelType w:val="hybridMultilevel"/>
     <w:tmpl w:val="85FA63C0"/>
@@ -15426,7 +17720,7 @@
       </w:rPr>
     </w:lvl>
   </w:abstractNum>
-  <w:abstractNum w:abstractNumId="11" w15:restartNumberingAfterBreak="0">
+  <w:abstractNum w:abstractNumId="12" w15:restartNumberingAfterBreak="0">
     <w:nsid w:val="7EBA02E0"/>
     <w:multiLevelType w:val="hybridMultilevel"/>
     <w:tmpl w:val="076CFED4"/>
@@ -15539,7 +17833,7 @@
       </w:rPr>
     </w:lvl>
   </w:abstractNum>
-  <w:abstractNum w:abstractNumId="12" w15:restartNumberingAfterBreak="0">
+  <w:abstractNum w:abstractNumId="13" w15:restartNumberingAfterBreak="0">
     <w:nsid w:val="7EDB7CEF"/>
     <w:multiLevelType w:val="hybridMultilevel"/>
     <w:tmpl w:val="773842F4"/>
@@ -15653,43 +17947,46 @@
     </w:lvl>
   </w:abstractNum>
   <w:num w:numId="1" w16cid:durableId="1088893493">
-    <w:abstractNumId w:val="1"/>
+    <w:abstractNumId w:val="2"/>
   </w:num>
   <w:num w:numId="2" w16cid:durableId="12269881">
-    <w:abstractNumId w:val="12"/>
+    <w:abstractNumId w:val="13"/>
   </w:num>
   <w:num w:numId="3" w16cid:durableId="1983002091">
-    <w:abstractNumId w:val="4"/>
+    <w:abstractNumId w:val="5"/>
   </w:num>
   <w:num w:numId="4" w16cid:durableId="731849960">
     <w:abstractNumId w:val="0"/>
   </w:num>
   <w:num w:numId="5" w16cid:durableId="1116632798">
+    <w:abstractNumId w:val="10"/>
+  </w:num>
+  <w:num w:numId="6" w16cid:durableId="1752196932">
+    <w:abstractNumId w:val="8"/>
+  </w:num>
+  <w:num w:numId="7" w16cid:durableId="1352300313">
+    <w:abstractNumId w:val="4"/>
+  </w:num>
+  <w:num w:numId="8" w16cid:durableId="1343162509">
+    <w:abstractNumId w:val="3"/>
+  </w:num>
+  <w:num w:numId="9" w16cid:durableId="164905320">
+    <w:abstractNumId w:val="11"/>
+  </w:num>
+  <w:num w:numId="10" w16cid:durableId="1432777141">
+    <w:abstractNumId w:val="12"/>
+  </w:num>
+  <w:num w:numId="11" w16cid:durableId="1472748748">
+    <w:abstractNumId w:val="7"/>
+  </w:num>
+  <w:num w:numId="12" w16cid:durableId="873427097">
     <w:abstractNumId w:val="9"/>
   </w:num>
-  <w:num w:numId="6" w16cid:durableId="1752196932">
-    <w:abstractNumId w:val="7"/>
-  </w:num>
-  <w:num w:numId="7" w16cid:durableId="1352300313">
-    <w:abstractNumId w:val="3"/>
-  </w:num>
-  <w:num w:numId="8" w16cid:durableId="1343162509">
-    <w:abstractNumId w:val="2"/>
-  </w:num>
-  <w:num w:numId="9" w16cid:durableId="164905320">
-    <w:abstractNumId w:val="10"/>
-  </w:num>
-  <w:num w:numId="10" w16cid:durableId="1432777141">
-    <w:abstractNumId w:val="11"/>
-  </w:num>
-  <w:num w:numId="11" w16cid:durableId="1472748748">
+  <w:num w:numId="13" w16cid:durableId="86080031">
     <w:abstractNumId w:val="6"/>
   </w:num>
-  <w:num w:numId="12" w16cid:durableId="873427097">
-    <w:abstractNumId w:val="8"/>
-  </w:num>
-  <w:num w:numId="13" w16cid:durableId="86080031">
-    <w:abstractNumId w:val="5"/>
+  <w:num w:numId="14" w16cid:durableId="1811434337">
+    <w:abstractNumId w:val="1"/>
   </w:num>
 </w:numbering>
 </file>

--- a/course/major/比较政党制度.docx
+++ b/course/major/比较政党制度.docx
@@ -296,7 +296,7 @@
             </w:rPr>
             <w:fldChar w:fldCharType="separate"/>
           </w:r>
-          <w:hyperlink w:anchor="_Toc225420616" w:history="1">
+          <w:hyperlink w:anchor="_Toc226025422" w:history="1">
             <w:r>
               <w:rPr>
                 <w:rStyle w:val="a3"/>
@@ -335,7 +335,7 @@
                 <w:noProof/>
                 <w:webHidden/>
               </w:rPr>
-              <w:instrText>PAGEREF _Toc225420616 \h</w:instrText>
+              <w:instrText>PAGEREF _Toc226025422 \h</w:instrText>
             </w:r>
             <w:r>
               <w:rPr>
@@ -392,7 +392,7 @@
               <w14:ligatures w14:val="standardContextual"/>
             </w:rPr>
           </w:pPr>
-          <w:hyperlink w:anchor="_Toc225420617" w:history="1">
+          <w:hyperlink w:anchor="_Toc226025423" w:history="1">
             <w:r>
               <w:rPr>
                 <w:rStyle w:val="a3"/>
@@ -431,7 +431,7 @@
                 <w:noProof/>
                 <w:webHidden/>
               </w:rPr>
-              <w:instrText>PAGEREF _Toc225420617 \h</w:instrText>
+              <w:instrText>PAGEREF _Toc226025423 \h</w:instrText>
             </w:r>
             <w:r>
               <w:rPr>
@@ -488,7 +488,7 @@
               <w14:ligatures w14:val="standardContextual"/>
             </w:rPr>
           </w:pPr>
-          <w:hyperlink w:anchor="_Toc225420618" w:history="1">
+          <w:hyperlink w:anchor="_Toc226025424" w:history="1">
             <w:r>
               <w:rPr>
                 <w:rStyle w:val="a3"/>
@@ -527,7 +527,7 @@
                 <w:noProof/>
                 <w:webHidden/>
               </w:rPr>
-              <w:instrText>PAGEREF _Toc225420618 \h</w:instrText>
+              <w:instrText>PAGEREF _Toc226025424 \h</w:instrText>
             </w:r>
             <w:r>
               <w:rPr>
@@ -584,7 +584,7 @@
               <w14:ligatures w14:val="standardContextual"/>
             </w:rPr>
           </w:pPr>
-          <w:hyperlink w:anchor="_Toc225420619" w:history="1">
+          <w:hyperlink w:anchor="_Toc226025425" w:history="1">
             <w:r>
               <w:rPr>
                 <w:rStyle w:val="a3"/>
@@ -623,7 +623,7 @@
                 <w:noProof/>
                 <w:webHidden/>
               </w:rPr>
-              <w:instrText>PAGEREF _Toc225420619 \h</w:instrText>
+              <w:instrText>PAGEREF _Toc226025425 \h</w:instrText>
             </w:r>
             <w:r>
               <w:rPr>
@@ -680,7 +680,7 @@
               <w14:ligatures w14:val="standardContextual"/>
             </w:rPr>
           </w:pPr>
-          <w:hyperlink w:anchor="_Toc225420620" w:history="1">
+          <w:hyperlink w:anchor="_Toc226025426" w:history="1">
             <w:r>
               <w:rPr>
                 <w:rStyle w:val="a3"/>
@@ -719,7 +719,7 @@
                 <w:noProof/>
                 <w:webHidden/>
               </w:rPr>
-              <w:instrText>PAGEREF _Toc225420620 \h</w:instrText>
+              <w:instrText>PAGEREF _Toc226025426 \h</w:instrText>
             </w:r>
             <w:r>
               <w:rPr>
@@ -776,7 +776,7 @@
               <w14:ligatures w14:val="standardContextual"/>
             </w:rPr>
           </w:pPr>
-          <w:hyperlink w:anchor="_Toc225420621" w:history="1">
+          <w:hyperlink w:anchor="_Toc226025427" w:history="1">
             <w:r>
               <w:rPr>
                 <w:rStyle w:val="a3"/>
@@ -815,7 +815,7 @@
                 <w:noProof/>
                 <w:webHidden/>
               </w:rPr>
-              <w:instrText>PAGEREF _Toc225420621 \h</w:instrText>
+              <w:instrText>PAGEREF _Toc226025427 \h</w:instrText>
             </w:r>
             <w:r>
               <w:rPr>
@@ -872,7 +872,7 @@
               <w14:ligatures w14:val="standardContextual"/>
             </w:rPr>
           </w:pPr>
-          <w:hyperlink w:anchor="_Toc225420622" w:history="1">
+          <w:hyperlink w:anchor="_Toc226025428" w:history="1">
             <w:r>
               <w:rPr>
                 <w:rStyle w:val="a3"/>
@@ -911,7 +911,7 @@
                 <w:noProof/>
                 <w:webHidden/>
               </w:rPr>
-              <w:instrText>PAGEREF _Toc225420622 \h</w:instrText>
+              <w:instrText>PAGEREF _Toc226025428 \h</w:instrText>
             </w:r>
             <w:r>
               <w:rPr>
@@ -968,7 +968,7 @@
               <w14:ligatures w14:val="standardContextual"/>
             </w:rPr>
           </w:pPr>
-          <w:hyperlink w:anchor="_Toc225420623" w:history="1">
+          <w:hyperlink w:anchor="_Toc226025429" w:history="1">
             <w:r>
               <w:rPr>
                 <w:rStyle w:val="a3"/>
@@ -1007,7 +1007,7 @@
                 <w:noProof/>
                 <w:webHidden/>
               </w:rPr>
-              <w:instrText>PAGEREF _Toc225420623 \h</w:instrText>
+              <w:instrText>PAGEREF _Toc226025429 \h</w:instrText>
             </w:r>
             <w:r>
               <w:rPr>
@@ -1064,7 +1064,7 @@
               <w14:ligatures w14:val="standardContextual"/>
             </w:rPr>
           </w:pPr>
-          <w:hyperlink w:anchor="_Toc225420624" w:history="1">
+          <w:hyperlink w:anchor="_Toc226025430" w:history="1">
             <w:r>
               <w:rPr>
                 <w:rStyle w:val="a3"/>
@@ -1103,7 +1103,7 @@
                 <w:noProof/>
                 <w:webHidden/>
               </w:rPr>
-              <w:instrText>PAGEREF _Toc225420624 \h</w:instrText>
+              <w:instrText>PAGEREF _Toc226025430 \h</w:instrText>
             </w:r>
             <w:r>
               <w:rPr>
@@ -1160,7 +1160,7 @@
               <w14:ligatures w14:val="standardContextual"/>
             </w:rPr>
           </w:pPr>
-          <w:hyperlink w:anchor="_Toc225420625" w:history="1">
+          <w:hyperlink w:anchor="_Toc226025431" w:history="1">
             <w:r>
               <w:rPr>
                 <w:rStyle w:val="a3"/>
@@ -1199,7 +1199,7 @@
                 <w:noProof/>
                 <w:webHidden/>
               </w:rPr>
-              <w:instrText>PAGEREF _Toc225420625 \h</w:instrText>
+              <w:instrText>PAGEREF _Toc226025431 \h</w:instrText>
             </w:r>
             <w:r>
               <w:rPr>
@@ -1256,7 +1256,7 @@
               <w14:ligatures w14:val="standardContextual"/>
             </w:rPr>
           </w:pPr>
-          <w:hyperlink w:anchor="_Toc225420626" w:history="1">
+          <w:hyperlink w:anchor="_Toc226025432" w:history="1">
             <w:r>
               <w:rPr>
                 <w:rStyle w:val="a3"/>
@@ -1295,7 +1295,7 @@
                 <w:noProof/>
                 <w:webHidden/>
               </w:rPr>
-              <w:instrText>PAGEREF _Toc225420626 \h</w:instrText>
+              <w:instrText>PAGEREF _Toc226025432 \h</w:instrText>
             </w:r>
             <w:r>
               <w:rPr>
@@ -1352,7 +1352,7 @@
               <w14:ligatures w14:val="standardContextual"/>
             </w:rPr>
           </w:pPr>
-          <w:hyperlink w:anchor="_Toc225420627" w:history="1">
+          <w:hyperlink w:anchor="_Toc226025433" w:history="1">
             <w:r>
               <w:rPr>
                 <w:rStyle w:val="a3"/>
@@ -1391,7 +1391,7 @@
                 <w:noProof/>
                 <w:webHidden/>
               </w:rPr>
-              <w:instrText>PAGEREF _Toc225420627 \h</w:instrText>
+              <w:instrText>PAGEREF _Toc226025433 \h</w:instrText>
             </w:r>
             <w:r>
               <w:rPr>
@@ -1448,7 +1448,7 @@
               <w14:ligatures w14:val="standardContextual"/>
             </w:rPr>
           </w:pPr>
-          <w:hyperlink w:anchor="_Toc225420628" w:history="1">
+          <w:hyperlink w:anchor="_Toc226025434" w:history="1">
             <w:r>
               <w:rPr>
                 <w:rStyle w:val="a3"/>
@@ -1487,7 +1487,7 @@
                 <w:noProof/>
                 <w:webHidden/>
               </w:rPr>
-              <w:instrText>PAGEREF _Toc225420628 \h</w:instrText>
+              <w:instrText>PAGEREF _Toc226025434 \h</w:instrText>
             </w:r>
             <w:r>
               <w:rPr>
@@ -1544,7 +1544,7 @@
               <w14:ligatures w14:val="standardContextual"/>
             </w:rPr>
           </w:pPr>
-          <w:hyperlink w:anchor="_Toc225420629" w:history="1">
+          <w:hyperlink w:anchor="_Toc226025435" w:history="1">
             <w:r>
               <w:rPr>
                 <w:rStyle w:val="a3"/>
@@ -1583,7 +1583,7 @@
                 <w:noProof/>
                 <w:webHidden/>
               </w:rPr>
-              <w:instrText>PAGEREF _Toc225420629 \h</w:instrText>
+              <w:instrText>PAGEREF _Toc226025435 \h</w:instrText>
             </w:r>
             <w:r>
               <w:rPr>
@@ -1640,7 +1640,7 @@
               <w14:ligatures w14:val="standardContextual"/>
             </w:rPr>
           </w:pPr>
-          <w:hyperlink w:anchor="_Toc225420630" w:history="1">
+          <w:hyperlink w:anchor="_Toc226025436" w:history="1">
             <w:r>
               <w:rPr>
                 <w:rStyle w:val="a3"/>
@@ -1679,7 +1679,7 @@
                 <w:noProof/>
                 <w:webHidden/>
               </w:rPr>
-              <w:instrText>PAGEREF _Toc225420630 \h</w:instrText>
+              <w:instrText>PAGEREF _Toc226025436 \h</w:instrText>
             </w:r>
             <w:r>
               <w:rPr>
@@ -1736,7 +1736,7 @@
               <w14:ligatures w14:val="standardContextual"/>
             </w:rPr>
           </w:pPr>
-          <w:hyperlink w:anchor="_Toc225420631" w:history="1">
+          <w:hyperlink w:anchor="_Toc226025437" w:history="1">
             <w:r>
               <w:rPr>
                 <w:rStyle w:val="a3"/>
@@ -1775,7 +1775,7 @@
                 <w:noProof/>
                 <w:webHidden/>
               </w:rPr>
-              <w:instrText>PAGEREF _Toc225420631 \h</w:instrText>
+              <w:instrText>PAGEREF _Toc226025437 \h</w:instrText>
             </w:r>
             <w:r>
               <w:rPr>
@@ -1832,7 +1832,7 @@
               <w14:ligatures w14:val="standardContextual"/>
             </w:rPr>
           </w:pPr>
-          <w:hyperlink w:anchor="_Toc225420632" w:history="1">
+          <w:hyperlink w:anchor="_Toc226025438" w:history="1">
             <w:r>
               <w:rPr>
                 <w:rStyle w:val="a3"/>
@@ -1871,7 +1871,7 @@
                 <w:noProof/>
                 <w:webHidden/>
               </w:rPr>
-              <w:instrText>PAGEREF _Toc225420632 \h</w:instrText>
+              <w:instrText>PAGEREF _Toc226025438 \h</w:instrText>
             </w:r>
             <w:r>
               <w:rPr>
@@ -1928,7 +1928,7 @@
               <w14:ligatures w14:val="standardContextual"/>
             </w:rPr>
           </w:pPr>
-          <w:hyperlink w:anchor="_Toc225420633" w:history="1">
+          <w:hyperlink w:anchor="_Toc226025439" w:history="1">
             <w:r>
               <w:rPr>
                 <w:rStyle w:val="a3"/>
@@ -1967,7 +1967,7 @@
                 <w:noProof/>
                 <w:webHidden/>
               </w:rPr>
-              <w:instrText>PAGEREF _Toc225420633 \h</w:instrText>
+              <w:instrText>PAGEREF _Toc226025439 \h</w:instrText>
             </w:r>
             <w:r>
               <w:rPr>
@@ -2024,7 +2024,7 @@
               <w14:ligatures w14:val="standardContextual"/>
             </w:rPr>
           </w:pPr>
-          <w:hyperlink w:anchor="_Toc225420634" w:history="1">
+          <w:hyperlink w:anchor="_Toc226025440" w:history="1">
             <w:r>
               <w:rPr>
                 <w:rStyle w:val="a3"/>
@@ -2063,7 +2063,7 @@
                 <w:noProof/>
                 <w:webHidden/>
               </w:rPr>
-              <w:instrText>PAGEREF _Toc225420634 \h</w:instrText>
+              <w:instrText>PAGEREF _Toc226025440 \h</w:instrText>
             </w:r>
             <w:r>
               <w:rPr>
@@ -2120,7 +2120,7 @@
               <w14:ligatures w14:val="standardContextual"/>
             </w:rPr>
           </w:pPr>
-          <w:hyperlink w:anchor="_Toc225420635" w:history="1">
+          <w:hyperlink w:anchor="_Toc226025441" w:history="1">
             <w:r>
               <w:rPr>
                 <w:rStyle w:val="a3"/>
@@ -2159,7 +2159,7 @@
                 <w:noProof/>
                 <w:webHidden/>
               </w:rPr>
-              <w:instrText>PAGEREF _Toc225420635 \h</w:instrText>
+              <w:instrText>PAGEREF _Toc226025441 \h</w:instrText>
             </w:r>
             <w:r>
               <w:rPr>
@@ -2216,7 +2216,7 @@
               <w14:ligatures w14:val="standardContextual"/>
             </w:rPr>
           </w:pPr>
-          <w:hyperlink w:anchor="_Toc225420636" w:history="1">
+          <w:hyperlink w:anchor="_Toc226025442" w:history="1">
             <w:r>
               <w:rPr>
                 <w:rStyle w:val="a3"/>
@@ -2255,7 +2255,7 @@
                 <w:noProof/>
                 <w:webHidden/>
               </w:rPr>
-              <w:instrText>PAGEREF _Toc225420636 \h</w:instrText>
+              <w:instrText>PAGEREF _Toc226025442 \h</w:instrText>
             </w:r>
             <w:r>
               <w:rPr>
@@ -2312,7 +2312,7 @@
               <w14:ligatures w14:val="standardContextual"/>
             </w:rPr>
           </w:pPr>
-          <w:hyperlink w:anchor="_Toc225420637" w:history="1">
+          <w:hyperlink w:anchor="_Toc226025443" w:history="1">
             <w:r>
               <w:rPr>
                 <w:rStyle w:val="a3"/>
@@ -2351,7 +2351,7 @@
                 <w:noProof/>
                 <w:webHidden/>
               </w:rPr>
-              <w:instrText>PAGEREF _Toc225420637 \h</w:instrText>
+              <w:instrText>PAGEREF _Toc226025443 \h</w:instrText>
             </w:r>
             <w:r>
               <w:rPr>
@@ -2408,7 +2408,7 @@
               <w14:ligatures w14:val="standardContextual"/>
             </w:rPr>
           </w:pPr>
-          <w:hyperlink w:anchor="_Toc225420638" w:history="1">
+          <w:hyperlink w:anchor="_Toc226025444" w:history="1">
             <w:r>
               <w:rPr>
                 <w:rStyle w:val="a3"/>
@@ -2447,7 +2447,7 @@
                 <w:noProof/>
                 <w:webHidden/>
               </w:rPr>
-              <w:instrText>PAGEREF _Toc225420638 \h</w:instrText>
+              <w:instrText>PAGEREF _Toc226025444 \h</w:instrText>
             </w:r>
             <w:r>
               <w:rPr>
@@ -2504,7 +2504,7 @@
               <w14:ligatures w14:val="standardContextual"/>
             </w:rPr>
           </w:pPr>
-          <w:hyperlink w:anchor="_Toc225420639" w:history="1">
+          <w:hyperlink w:anchor="_Toc226025445" w:history="1">
             <w:r>
               <w:rPr>
                 <w:rStyle w:val="a3"/>
@@ -2543,7 +2543,7 @@
                 <w:noProof/>
                 <w:webHidden/>
               </w:rPr>
-              <w:instrText>PAGEREF _Toc225420639 \h</w:instrText>
+              <w:instrText>PAGEREF _Toc226025445 \h</w:instrText>
             </w:r>
             <w:r>
               <w:rPr>
@@ -2600,7 +2600,7 @@
               <w14:ligatures w14:val="standardContextual"/>
             </w:rPr>
           </w:pPr>
-          <w:hyperlink w:anchor="_Toc225420640" w:history="1">
+          <w:hyperlink w:anchor="_Toc226025446" w:history="1">
             <w:r>
               <w:rPr>
                 <w:rStyle w:val="a3"/>
@@ -2639,7 +2639,7 @@
                 <w:noProof/>
                 <w:webHidden/>
               </w:rPr>
-              <w:instrText>PAGEREF _Toc225420640 \h</w:instrText>
+              <w:instrText>PAGEREF _Toc226025446 \h</w:instrText>
             </w:r>
             <w:r>
               <w:rPr>
@@ -2696,7 +2696,7 @@
               <w14:ligatures w14:val="standardContextual"/>
             </w:rPr>
           </w:pPr>
-          <w:hyperlink w:anchor="_Toc225420641" w:history="1">
+          <w:hyperlink w:anchor="_Toc226025447" w:history="1">
             <w:r>
               <w:rPr>
                 <w:rStyle w:val="a3"/>
@@ -2735,7 +2735,7 @@
                 <w:noProof/>
                 <w:webHidden/>
               </w:rPr>
-              <w:instrText>PAGEREF _Toc225420641 \h</w:instrText>
+              <w:instrText>PAGEREF _Toc226025447 \h</w:instrText>
             </w:r>
             <w:r>
               <w:rPr>
@@ -2792,7 +2792,7 @@
               <w14:ligatures w14:val="standardContextual"/>
             </w:rPr>
           </w:pPr>
-          <w:hyperlink w:anchor="_Toc225420642" w:history="1">
+          <w:hyperlink w:anchor="_Toc226025448" w:history="1">
             <w:r>
               <w:rPr>
                 <w:rStyle w:val="a3"/>
@@ -2831,7 +2831,7 @@
                 <w:noProof/>
                 <w:webHidden/>
               </w:rPr>
-              <w:instrText>PAGEREF _Toc225420642 \h</w:instrText>
+              <w:instrText>PAGEREF _Toc226025448 \h</w:instrText>
             </w:r>
             <w:r>
               <w:rPr>
@@ -2888,7 +2888,7 @@
               <w14:ligatures w14:val="standardContextual"/>
             </w:rPr>
           </w:pPr>
-          <w:hyperlink w:anchor="_Toc225420643" w:history="1">
+          <w:hyperlink w:anchor="_Toc226025449" w:history="1">
             <w:r>
               <w:rPr>
                 <w:rStyle w:val="a3"/>
@@ -2927,7 +2927,7 @@
                 <w:noProof/>
                 <w:webHidden/>
               </w:rPr>
-              <w:instrText>PAGEREF _Toc225420643 \h</w:instrText>
+              <w:instrText>PAGEREF _Toc226025449 \h</w:instrText>
             </w:r>
             <w:r>
               <w:rPr>
@@ -2984,7 +2984,7 @@
               <w14:ligatures w14:val="standardContextual"/>
             </w:rPr>
           </w:pPr>
-          <w:hyperlink w:anchor="_Toc225420644" w:history="1">
+          <w:hyperlink w:anchor="_Toc226025450" w:history="1">
             <w:r>
               <w:rPr>
                 <w:rStyle w:val="a3"/>
@@ -3023,7 +3023,7 @@
                 <w:noProof/>
                 <w:webHidden/>
               </w:rPr>
-              <w:instrText>PAGEREF _Toc225420644 \h</w:instrText>
+              <w:instrText>PAGEREF _Toc226025450 \h</w:instrText>
             </w:r>
             <w:r>
               <w:rPr>
@@ -3080,7 +3080,7 @@
               <w14:ligatures w14:val="standardContextual"/>
             </w:rPr>
           </w:pPr>
-          <w:hyperlink w:anchor="_Toc225420645" w:history="1">
+          <w:hyperlink w:anchor="_Toc226025451" w:history="1">
             <w:r>
               <w:rPr>
                 <w:rStyle w:val="a3"/>
@@ -3119,7 +3119,7 @@
                 <w:noProof/>
                 <w:webHidden/>
               </w:rPr>
-              <w:instrText>PAGEREF _Toc225420645 \h</w:instrText>
+              <w:instrText>PAGEREF _Toc226025451 \h</w:instrText>
             </w:r>
             <w:r>
               <w:rPr>
@@ -3176,7 +3176,7 @@
               <w14:ligatures w14:val="standardContextual"/>
             </w:rPr>
           </w:pPr>
-          <w:hyperlink w:anchor="_Toc225420646" w:history="1">
+          <w:hyperlink w:anchor="_Toc226025452" w:history="1">
             <w:r>
               <w:rPr>
                 <w:rStyle w:val="a3"/>
@@ -3215,7 +3215,7 @@
                 <w:noProof/>
                 <w:webHidden/>
               </w:rPr>
-              <w:instrText>PAGEREF _Toc225420646 \h</w:instrText>
+              <w:instrText>PAGEREF _Toc226025452 \h</w:instrText>
             </w:r>
             <w:r>
               <w:rPr>
@@ -3247,6 +3247,678 @@
                 <w:webHidden/>
               </w:rPr>
               <w:t>15</w:t>
+            </w:r>
+            <w:r>
+              <w:rPr>
+                <w:rFonts w:ascii="宋体" w:eastAsia="宋体" w:hAnsi="宋体" w:hint="eastAsia"/>
+                <w:noProof/>
+                <w:webHidden/>
+              </w:rPr>
+              <w:fldChar w:fldCharType="end"/>
+            </w:r>
+          </w:hyperlink>
+        </w:p>
+        <w:p>
+          <w:pPr>
+            <w:pStyle w:val="TOC3"/>
+            <w:tabs>
+              <w:tab w:val="right" w:leader="dot" w:pos="8296"/>
+            </w:tabs>
+            <w:rPr>
+              <w:rFonts w:ascii="宋体" w:eastAsia="宋体" w:hAnsi="宋体" w:hint="eastAsia"/>
+              <w:noProof/>
+              <w:sz w:val="22"/>
+              <w:szCs w:val="24"/>
+              <w14:ligatures w14:val="standardContextual"/>
+            </w:rPr>
+          </w:pPr>
+          <w:hyperlink w:anchor="_Toc226025453" w:history="1">
+            <w:r>
+              <w:rPr>
+                <w:rStyle w:val="a3"/>
+                <w:rFonts w:ascii="宋体" w:eastAsia="宋体" w:hAnsi="宋体" w:hint="eastAsia"/>
+                <w:noProof/>
+              </w:rPr>
+              <w:t>（四）多党制对国家治理的利与弊</w:t>
+            </w:r>
+            <w:r>
+              <w:rPr>
+                <w:rFonts w:ascii="宋体" w:eastAsia="宋体" w:hAnsi="宋体" w:hint="eastAsia"/>
+                <w:noProof/>
+                <w:webHidden/>
+              </w:rPr>
+              <w:tab/>
+            </w:r>
+            <w:r>
+              <w:rPr>
+                <w:rFonts w:ascii="宋体" w:eastAsia="宋体" w:hAnsi="宋体" w:hint="eastAsia"/>
+                <w:noProof/>
+                <w:webHidden/>
+              </w:rPr>
+              <w:fldChar w:fldCharType="begin"/>
+            </w:r>
+            <w:r>
+              <w:rPr>
+                <w:rFonts w:ascii="宋体" w:eastAsia="宋体" w:hAnsi="宋体" w:hint="eastAsia"/>
+                <w:noProof/>
+                <w:webHidden/>
+              </w:rPr>
+              <w:instrText xml:space="preserve"> </w:instrText>
+            </w:r>
+            <w:r>
+              <w:rPr>
+                <w:rFonts w:ascii="宋体" w:eastAsia="宋体" w:hAnsi="宋体"/>
+                <w:noProof/>
+                <w:webHidden/>
+              </w:rPr>
+              <w:instrText>PAGEREF _Toc226025453 \h</w:instrText>
+            </w:r>
+            <w:r>
+              <w:rPr>
+                <w:rFonts w:ascii="宋体" w:eastAsia="宋体" w:hAnsi="宋体" w:hint="eastAsia"/>
+                <w:noProof/>
+                <w:webHidden/>
+              </w:rPr>
+              <w:instrText xml:space="preserve"> </w:instrText>
+            </w:r>
+            <w:r>
+              <w:rPr>
+                <w:rFonts w:ascii="宋体" w:eastAsia="宋体" w:hAnsi="宋体" w:hint="eastAsia"/>
+                <w:noProof/>
+                <w:webHidden/>
+              </w:rPr>
+            </w:r>
+            <w:r>
+              <w:rPr>
+                <w:rFonts w:ascii="宋体" w:eastAsia="宋体" w:hAnsi="宋体" w:hint="eastAsia"/>
+                <w:noProof/>
+                <w:webHidden/>
+              </w:rPr>
+              <w:fldChar w:fldCharType="separate"/>
+            </w:r>
+            <w:r>
+              <w:rPr>
+                <w:rFonts w:ascii="宋体" w:eastAsia="宋体" w:hAnsi="宋体" w:hint="eastAsia"/>
+                <w:noProof/>
+                <w:webHidden/>
+              </w:rPr>
+              <w:t>15</w:t>
+            </w:r>
+            <w:r>
+              <w:rPr>
+                <w:rFonts w:ascii="宋体" w:eastAsia="宋体" w:hAnsi="宋体" w:hint="eastAsia"/>
+                <w:noProof/>
+                <w:webHidden/>
+              </w:rPr>
+              <w:fldChar w:fldCharType="end"/>
+            </w:r>
+          </w:hyperlink>
+        </w:p>
+        <w:p>
+          <w:pPr>
+            <w:pStyle w:val="TOC2"/>
+            <w:tabs>
+              <w:tab w:val="right" w:leader="dot" w:pos="8296"/>
+            </w:tabs>
+            <w:rPr>
+              <w:rFonts w:ascii="宋体" w:eastAsia="宋体" w:hAnsi="宋体" w:hint="eastAsia"/>
+              <w:noProof/>
+              <w:sz w:val="22"/>
+              <w:szCs w:val="24"/>
+              <w14:ligatures w14:val="standardContextual"/>
+            </w:rPr>
+          </w:pPr>
+          <w:hyperlink w:anchor="_Toc226025454" w:history="1">
+            <w:r>
+              <w:rPr>
+                <w:rStyle w:val="a3"/>
+                <w:rFonts w:ascii="宋体" w:eastAsia="宋体" w:hAnsi="宋体" w:hint="eastAsia"/>
+                <w:noProof/>
+              </w:rPr>
+              <w:t>三、一党制</w:t>
+            </w:r>
+            <w:r>
+              <w:rPr>
+                <w:rFonts w:ascii="宋体" w:eastAsia="宋体" w:hAnsi="宋体" w:hint="eastAsia"/>
+                <w:noProof/>
+                <w:webHidden/>
+              </w:rPr>
+              <w:tab/>
+            </w:r>
+            <w:r>
+              <w:rPr>
+                <w:rFonts w:ascii="宋体" w:eastAsia="宋体" w:hAnsi="宋体" w:hint="eastAsia"/>
+                <w:noProof/>
+                <w:webHidden/>
+              </w:rPr>
+              <w:fldChar w:fldCharType="begin"/>
+            </w:r>
+            <w:r>
+              <w:rPr>
+                <w:rFonts w:ascii="宋体" w:eastAsia="宋体" w:hAnsi="宋体" w:hint="eastAsia"/>
+                <w:noProof/>
+                <w:webHidden/>
+              </w:rPr>
+              <w:instrText xml:space="preserve"> </w:instrText>
+            </w:r>
+            <w:r>
+              <w:rPr>
+                <w:rFonts w:ascii="宋体" w:eastAsia="宋体" w:hAnsi="宋体"/>
+                <w:noProof/>
+                <w:webHidden/>
+              </w:rPr>
+              <w:instrText>PAGEREF _Toc226025454 \h</w:instrText>
+            </w:r>
+            <w:r>
+              <w:rPr>
+                <w:rFonts w:ascii="宋体" w:eastAsia="宋体" w:hAnsi="宋体" w:hint="eastAsia"/>
+                <w:noProof/>
+                <w:webHidden/>
+              </w:rPr>
+              <w:instrText xml:space="preserve"> </w:instrText>
+            </w:r>
+            <w:r>
+              <w:rPr>
+                <w:rFonts w:ascii="宋体" w:eastAsia="宋体" w:hAnsi="宋体" w:hint="eastAsia"/>
+                <w:noProof/>
+                <w:webHidden/>
+              </w:rPr>
+            </w:r>
+            <w:r>
+              <w:rPr>
+                <w:rFonts w:ascii="宋体" w:eastAsia="宋体" w:hAnsi="宋体" w:hint="eastAsia"/>
+                <w:noProof/>
+                <w:webHidden/>
+              </w:rPr>
+              <w:fldChar w:fldCharType="separate"/>
+            </w:r>
+            <w:r>
+              <w:rPr>
+                <w:rFonts w:ascii="宋体" w:eastAsia="宋体" w:hAnsi="宋体" w:hint="eastAsia"/>
+                <w:noProof/>
+                <w:webHidden/>
+              </w:rPr>
+              <w:t>15</w:t>
+            </w:r>
+            <w:r>
+              <w:rPr>
+                <w:rFonts w:ascii="宋体" w:eastAsia="宋体" w:hAnsi="宋体" w:hint="eastAsia"/>
+                <w:noProof/>
+                <w:webHidden/>
+              </w:rPr>
+              <w:fldChar w:fldCharType="end"/>
+            </w:r>
+          </w:hyperlink>
+        </w:p>
+        <w:p>
+          <w:pPr>
+            <w:pStyle w:val="TOC2"/>
+            <w:tabs>
+              <w:tab w:val="right" w:leader="dot" w:pos="8296"/>
+            </w:tabs>
+            <w:rPr>
+              <w:rFonts w:ascii="宋体" w:eastAsia="宋体" w:hAnsi="宋体" w:hint="eastAsia"/>
+              <w:noProof/>
+              <w:sz w:val="22"/>
+              <w:szCs w:val="24"/>
+              <w14:ligatures w14:val="standardContextual"/>
+            </w:rPr>
+          </w:pPr>
+          <w:hyperlink w:anchor="_Toc226025455" w:history="1">
+            <w:r>
+              <w:rPr>
+                <w:rStyle w:val="a3"/>
+                <w:rFonts w:ascii="宋体" w:eastAsia="宋体" w:hAnsi="宋体" w:hint="eastAsia"/>
+                <w:noProof/>
+              </w:rPr>
+              <w:t>四、西方政党体制研究的局限性</w:t>
+            </w:r>
+            <w:r>
+              <w:rPr>
+                <w:rFonts w:ascii="宋体" w:eastAsia="宋体" w:hAnsi="宋体" w:hint="eastAsia"/>
+                <w:noProof/>
+                <w:webHidden/>
+              </w:rPr>
+              <w:tab/>
+            </w:r>
+            <w:r>
+              <w:rPr>
+                <w:rFonts w:ascii="宋体" w:eastAsia="宋体" w:hAnsi="宋体" w:hint="eastAsia"/>
+                <w:noProof/>
+                <w:webHidden/>
+              </w:rPr>
+              <w:fldChar w:fldCharType="begin"/>
+            </w:r>
+            <w:r>
+              <w:rPr>
+                <w:rFonts w:ascii="宋体" w:eastAsia="宋体" w:hAnsi="宋体" w:hint="eastAsia"/>
+                <w:noProof/>
+                <w:webHidden/>
+              </w:rPr>
+              <w:instrText xml:space="preserve"> </w:instrText>
+            </w:r>
+            <w:r>
+              <w:rPr>
+                <w:rFonts w:ascii="宋体" w:eastAsia="宋体" w:hAnsi="宋体"/>
+                <w:noProof/>
+                <w:webHidden/>
+              </w:rPr>
+              <w:instrText>PAGEREF _Toc226025455 \h</w:instrText>
+            </w:r>
+            <w:r>
+              <w:rPr>
+                <w:rFonts w:ascii="宋体" w:eastAsia="宋体" w:hAnsi="宋体" w:hint="eastAsia"/>
+                <w:noProof/>
+                <w:webHidden/>
+              </w:rPr>
+              <w:instrText xml:space="preserve"> </w:instrText>
+            </w:r>
+            <w:r>
+              <w:rPr>
+                <w:rFonts w:ascii="宋体" w:eastAsia="宋体" w:hAnsi="宋体" w:hint="eastAsia"/>
+                <w:noProof/>
+                <w:webHidden/>
+              </w:rPr>
+            </w:r>
+            <w:r>
+              <w:rPr>
+                <w:rFonts w:ascii="宋体" w:eastAsia="宋体" w:hAnsi="宋体" w:hint="eastAsia"/>
+                <w:noProof/>
+                <w:webHidden/>
+              </w:rPr>
+              <w:fldChar w:fldCharType="separate"/>
+            </w:r>
+            <w:r>
+              <w:rPr>
+                <w:rFonts w:ascii="宋体" w:eastAsia="宋体" w:hAnsi="宋体" w:hint="eastAsia"/>
+                <w:noProof/>
+                <w:webHidden/>
+              </w:rPr>
+              <w:t>16</w:t>
+            </w:r>
+            <w:r>
+              <w:rPr>
+                <w:rFonts w:ascii="宋体" w:eastAsia="宋体" w:hAnsi="宋体" w:hint="eastAsia"/>
+                <w:noProof/>
+                <w:webHidden/>
+              </w:rPr>
+              <w:fldChar w:fldCharType="end"/>
+            </w:r>
+          </w:hyperlink>
+        </w:p>
+        <w:p>
+          <w:pPr>
+            <w:pStyle w:val="TOC1"/>
+            <w:tabs>
+              <w:tab w:val="right" w:leader="dot" w:pos="8296"/>
+            </w:tabs>
+            <w:rPr>
+              <w:rFonts w:ascii="宋体" w:eastAsia="宋体" w:hAnsi="宋体" w:hint="eastAsia"/>
+              <w:noProof/>
+              <w:sz w:val="22"/>
+              <w:szCs w:val="24"/>
+              <w14:ligatures w14:val="standardContextual"/>
+            </w:rPr>
+          </w:pPr>
+          <w:hyperlink w:anchor="_Toc226025456" w:history="1">
+            <w:r>
+              <w:rPr>
+                <w:rStyle w:val="a3"/>
+                <w:rFonts w:ascii="宋体" w:eastAsia="宋体" w:hAnsi="宋体" w:hint="eastAsia"/>
+                <w:noProof/>
+              </w:rPr>
+              <w:t>第五讲 政党组织</w:t>
+            </w:r>
+            <w:r>
+              <w:rPr>
+                <w:rFonts w:ascii="宋体" w:eastAsia="宋体" w:hAnsi="宋体" w:hint="eastAsia"/>
+                <w:noProof/>
+                <w:webHidden/>
+              </w:rPr>
+              <w:tab/>
+            </w:r>
+            <w:r>
+              <w:rPr>
+                <w:rFonts w:ascii="宋体" w:eastAsia="宋体" w:hAnsi="宋体" w:hint="eastAsia"/>
+                <w:noProof/>
+                <w:webHidden/>
+              </w:rPr>
+              <w:fldChar w:fldCharType="begin"/>
+            </w:r>
+            <w:r>
+              <w:rPr>
+                <w:rFonts w:ascii="宋体" w:eastAsia="宋体" w:hAnsi="宋体" w:hint="eastAsia"/>
+                <w:noProof/>
+                <w:webHidden/>
+              </w:rPr>
+              <w:instrText xml:space="preserve"> </w:instrText>
+            </w:r>
+            <w:r>
+              <w:rPr>
+                <w:rFonts w:ascii="宋体" w:eastAsia="宋体" w:hAnsi="宋体"/>
+                <w:noProof/>
+                <w:webHidden/>
+              </w:rPr>
+              <w:instrText>PAGEREF _Toc226025456 \h</w:instrText>
+            </w:r>
+            <w:r>
+              <w:rPr>
+                <w:rFonts w:ascii="宋体" w:eastAsia="宋体" w:hAnsi="宋体" w:hint="eastAsia"/>
+                <w:noProof/>
+                <w:webHidden/>
+              </w:rPr>
+              <w:instrText xml:space="preserve"> </w:instrText>
+            </w:r>
+            <w:r>
+              <w:rPr>
+                <w:rFonts w:ascii="宋体" w:eastAsia="宋体" w:hAnsi="宋体" w:hint="eastAsia"/>
+                <w:noProof/>
+                <w:webHidden/>
+              </w:rPr>
+            </w:r>
+            <w:r>
+              <w:rPr>
+                <w:rFonts w:ascii="宋体" w:eastAsia="宋体" w:hAnsi="宋体" w:hint="eastAsia"/>
+                <w:noProof/>
+                <w:webHidden/>
+              </w:rPr>
+              <w:fldChar w:fldCharType="separate"/>
+            </w:r>
+            <w:r>
+              <w:rPr>
+                <w:rFonts w:ascii="宋体" w:eastAsia="宋体" w:hAnsi="宋体" w:hint="eastAsia"/>
+                <w:noProof/>
+                <w:webHidden/>
+              </w:rPr>
+              <w:t>16</w:t>
+            </w:r>
+            <w:r>
+              <w:rPr>
+                <w:rFonts w:ascii="宋体" w:eastAsia="宋体" w:hAnsi="宋体" w:hint="eastAsia"/>
+                <w:noProof/>
+                <w:webHidden/>
+              </w:rPr>
+              <w:fldChar w:fldCharType="end"/>
+            </w:r>
+          </w:hyperlink>
+        </w:p>
+        <w:p>
+          <w:pPr>
+            <w:pStyle w:val="TOC2"/>
+            <w:tabs>
+              <w:tab w:val="right" w:leader="dot" w:pos="8296"/>
+            </w:tabs>
+            <w:rPr>
+              <w:rFonts w:ascii="宋体" w:eastAsia="宋体" w:hAnsi="宋体" w:hint="eastAsia"/>
+              <w:noProof/>
+              <w:sz w:val="22"/>
+              <w:szCs w:val="24"/>
+              <w14:ligatures w14:val="standardContextual"/>
+            </w:rPr>
+          </w:pPr>
+          <w:hyperlink w:anchor="_Toc226025457" w:history="1">
+            <w:r>
+              <w:rPr>
+                <w:rStyle w:val="a3"/>
+                <w:rFonts w:ascii="宋体" w:eastAsia="宋体" w:hAnsi="宋体" w:hint="eastAsia"/>
+                <w:noProof/>
+              </w:rPr>
+              <w:t>一、西方国家政党组织概况</w:t>
+            </w:r>
+            <w:r>
+              <w:rPr>
+                <w:rFonts w:ascii="宋体" w:eastAsia="宋体" w:hAnsi="宋体" w:hint="eastAsia"/>
+                <w:noProof/>
+                <w:webHidden/>
+              </w:rPr>
+              <w:tab/>
+            </w:r>
+            <w:r>
+              <w:rPr>
+                <w:rFonts w:ascii="宋体" w:eastAsia="宋体" w:hAnsi="宋体" w:hint="eastAsia"/>
+                <w:noProof/>
+                <w:webHidden/>
+              </w:rPr>
+              <w:fldChar w:fldCharType="begin"/>
+            </w:r>
+            <w:r>
+              <w:rPr>
+                <w:rFonts w:ascii="宋体" w:eastAsia="宋体" w:hAnsi="宋体" w:hint="eastAsia"/>
+                <w:noProof/>
+                <w:webHidden/>
+              </w:rPr>
+              <w:instrText xml:space="preserve"> </w:instrText>
+            </w:r>
+            <w:r>
+              <w:rPr>
+                <w:rFonts w:ascii="宋体" w:eastAsia="宋体" w:hAnsi="宋体"/>
+                <w:noProof/>
+                <w:webHidden/>
+              </w:rPr>
+              <w:instrText>PAGEREF _Toc226025457 \h</w:instrText>
+            </w:r>
+            <w:r>
+              <w:rPr>
+                <w:rFonts w:ascii="宋体" w:eastAsia="宋体" w:hAnsi="宋体" w:hint="eastAsia"/>
+                <w:noProof/>
+                <w:webHidden/>
+              </w:rPr>
+              <w:instrText xml:space="preserve"> </w:instrText>
+            </w:r>
+            <w:r>
+              <w:rPr>
+                <w:rFonts w:ascii="宋体" w:eastAsia="宋体" w:hAnsi="宋体" w:hint="eastAsia"/>
+                <w:noProof/>
+                <w:webHidden/>
+              </w:rPr>
+            </w:r>
+            <w:r>
+              <w:rPr>
+                <w:rFonts w:ascii="宋体" w:eastAsia="宋体" w:hAnsi="宋体" w:hint="eastAsia"/>
+                <w:noProof/>
+                <w:webHidden/>
+              </w:rPr>
+              <w:fldChar w:fldCharType="separate"/>
+            </w:r>
+            <w:r>
+              <w:rPr>
+                <w:rFonts w:ascii="宋体" w:eastAsia="宋体" w:hAnsi="宋体" w:hint="eastAsia"/>
+                <w:noProof/>
+                <w:webHidden/>
+              </w:rPr>
+              <w:t>16</w:t>
+            </w:r>
+            <w:r>
+              <w:rPr>
+                <w:rFonts w:ascii="宋体" w:eastAsia="宋体" w:hAnsi="宋体" w:hint="eastAsia"/>
+                <w:noProof/>
+                <w:webHidden/>
+              </w:rPr>
+              <w:fldChar w:fldCharType="end"/>
+            </w:r>
+          </w:hyperlink>
+        </w:p>
+        <w:p>
+          <w:pPr>
+            <w:pStyle w:val="TOC2"/>
+            <w:tabs>
+              <w:tab w:val="right" w:leader="dot" w:pos="8296"/>
+            </w:tabs>
+            <w:rPr>
+              <w:rFonts w:ascii="宋体" w:eastAsia="宋体" w:hAnsi="宋体" w:hint="eastAsia"/>
+              <w:noProof/>
+              <w:sz w:val="22"/>
+              <w:szCs w:val="24"/>
+              <w14:ligatures w14:val="standardContextual"/>
+            </w:rPr>
+          </w:pPr>
+          <w:hyperlink w:anchor="_Toc226025458" w:history="1">
+            <w:r>
+              <w:rPr>
+                <w:rStyle w:val="a3"/>
+                <w:rFonts w:ascii="宋体" w:eastAsia="宋体" w:hAnsi="宋体" w:hint="eastAsia"/>
+                <w:noProof/>
+              </w:rPr>
+              <w:t>二、国家社会中的政党组织：从中央到地方</w:t>
+            </w:r>
+            <w:r>
+              <w:rPr>
+                <w:rFonts w:ascii="宋体" w:eastAsia="宋体" w:hAnsi="宋体" w:hint="eastAsia"/>
+                <w:noProof/>
+                <w:webHidden/>
+              </w:rPr>
+              <w:tab/>
+            </w:r>
+            <w:r>
+              <w:rPr>
+                <w:rFonts w:ascii="宋体" w:eastAsia="宋体" w:hAnsi="宋体" w:hint="eastAsia"/>
+                <w:noProof/>
+                <w:webHidden/>
+              </w:rPr>
+              <w:fldChar w:fldCharType="begin"/>
+            </w:r>
+            <w:r>
+              <w:rPr>
+                <w:rFonts w:ascii="宋体" w:eastAsia="宋体" w:hAnsi="宋体" w:hint="eastAsia"/>
+                <w:noProof/>
+                <w:webHidden/>
+              </w:rPr>
+              <w:instrText xml:space="preserve"> </w:instrText>
+            </w:r>
+            <w:r>
+              <w:rPr>
+                <w:rFonts w:ascii="宋体" w:eastAsia="宋体" w:hAnsi="宋体"/>
+                <w:noProof/>
+                <w:webHidden/>
+              </w:rPr>
+              <w:instrText>PAGEREF _Toc226025458 \h</w:instrText>
+            </w:r>
+            <w:r>
+              <w:rPr>
+                <w:rFonts w:ascii="宋体" w:eastAsia="宋体" w:hAnsi="宋体" w:hint="eastAsia"/>
+                <w:noProof/>
+                <w:webHidden/>
+              </w:rPr>
+              <w:instrText xml:space="preserve"> </w:instrText>
+            </w:r>
+            <w:r>
+              <w:rPr>
+                <w:rFonts w:ascii="宋体" w:eastAsia="宋体" w:hAnsi="宋体" w:hint="eastAsia"/>
+                <w:noProof/>
+                <w:webHidden/>
+              </w:rPr>
+            </w:r>
+            <w:r>
+              <w:rPr>
+                <w:rFonts w:ascii="宋体" w:eastAsia="宋体" w:hAnsi="宋体" w:hint="eastAsia"/>
+                <w:noProof/>
+                <w:webHidden/>
+              </w:rPr>
+              <w:fldChar w:fldCharType="separate"/>
+            </w:r>
+            <w:r>
+              <w:rPr>
+                <w:rFonts w:ascii="宋体" w:eastAsia="宋体" w:hAnsi="宋体" w:hint="eastAsia"/>
+                <w:noProof/>
+                <w:webHidden/>
+              </w:rPr>
+              <w:t>16</w:t>
+            </w:r>
+            <w:r>
+              <w:rPr>
+                <w:rFonts w:ascii="宋体" w:eastAsia="宋体" w:hAnsi="宋体" w:hint="eastAsia"/>
+                <w:noProof/>
+                <w:webHidden/>
+              </w:rPr>
+              <w:fldChar w:fldCharType="end"/>
+            </w:r>
+          </w:hyperlink>
+        </w:p>
+        <w:p>
+          <w:pPr>
+            <w:pStyle w:val="TOC3"/>
+            <w:tabs>
+              <w:tab w:val="right" w:leader="dot" w:pos="8296"/>
+            </w:tabs>
+            <w:rPr>
+              <w:rFonts w:ascii="宋体" w:eastAsia="宋体" w:hAnsi="宋体" w:hint="eastAsia"/>
+              <w:noProof/>
+              <w:sz w:val="22"/>
+              <w:szCs w:val="24"/>
+              <w14:ligatures w14:val="standardContextual"/>
+            </w:rPr>
+          </w:pPr>
+          <w:hyperlink w:anchor="_Toc226025459" w:history="1">
+            <w:r>
+              <w:rPr>
+                <w:rStyle w:val="a3"/>
+                <w:rFonts w:ascii="宋体" w:eastAsia="宋体" w:hAnsi="宋体" w:hint="eastAsia"/>
+                <w:noProof/>
+              </w:rPr>
+              <w:t>（一）西方政党的全国性组织</w:t>
+            </w:r>
+            <w:r>
+              <w:rPr>
+                <w:rFonts w:ascii="宋体" w:eastAsia="宋体" w:hAnsi="宋体" w:hint="eastAsia"/>
+                <w:noProof/>
+                <w:webHidden/>
+              </w:rPr>
+              <w:tab/>
+            </w:r>
+            <w:r>
+              <w:rPr>
+                <w:rFonts w:ascii="宋体" w:eastAsia="宋体" w:hAnsi="宋体" w:hint="eastAsia"/>
+                <w:noProof/>
+                <w:webHidden/>
+              </w:rPr>
+              <w:fldChar w:fldCharType="begin"/>
+            </w:r>
+            <w:r>
+              <w:rPr>
+                <w:rFonts w:ascii="宋体" w:eastAsia="宋体" w:hAnsi="宋体" w:hint="eastAsia"/>
+                <w:noProof/>
+                <w:webHidden/>
+              </w:rPr>
+              <w:instrText xml:space="preserve"> </w:instrText>
+            </w:r>
+            <w:r>
+              <w:rPr>
+                <w:rFonts w:ascii="宋体" w:eastAsia="宋体" w:hAnsi="宋体"/>
+                <w:noProof/>
+                <w:webHidden/>
+              </w:rPr>
+              <w:instrText>PAGEREF _Toc226025459 \h</w:instrText>
+            </w:r>
+            <w:r>
+              <w:rPr>
+                <w:rFonts w:ascii="宋体" w:eastAsia="宋体" w:hAnsi="宋体" w:hint="eastAsia"/>
+                <w:noProof/>
+                <w:webHidden/>
+              </w:rPr>
+              <w:instrText xml:space="preserve"> </w:instrText>
+            </w:r>
+            <w:r>
+              <w:rPr>
+                <w:rFonts w:ascii="宋体" w:eastAsia="宋体" w:hAnsi="宋体" w:hint="eastAsia"/>
+                <w:noProof/>
+                <w:webHidden/>
+              </w:rPr>
+            </w:r>
+            <w:r>
+              <w:rPr>
+                <w:rFonts w:ascii="宋体" w:eastAsia="宋体" w:hAnsi="宋体" w:hint="eastAsia"/>
+                <w:noProof/>
+                <w:webHidden/>
+              </w:rPr>
+              <w:fldChar w:fldCharType="separate"/>
+            </w:r>
+            <w:r>
+              <w:rPr>
+                <w:rFonts w:ascii="宋体" w:eastAsia="宋体" w:hAnsi="宋体" w:hint="eastAsia"/>
+                <w:noProof/>
+                <w:webHidden/>
+              </w:rPr>
+              <w:t>16</w:t>
             </w:r>
             <w:r>
               <w:rPr>
@@ -3271,7 +3943,6 @@
               <w:bCs/>
               <w:lang w:val="zh-CN"/>
             </w:rPr>
-            <w:lastRenderedPageBreak/>
             <w:fldChar w:fldCharType="end"/>
           </w:r>
         </w:p>
@@ -3303,7 +3974,7 @@
       <w:pPr>
         <w:pStyle w:val="a9"/>
       </w:pPr>
-      <w:bookmarkStart w:id="0" w:name="_Toc225420616"/>
+      <w:bookmarkStart w:id="0" w:name="_Toc226025422"/>
       <w:r>
         <w:rPr>
           <w:rFonts w:hint="eastAsia"/>
@@ -3375,7 +4046,7 @@
       <w:pPr>
         <w:pStyle w:val="ac"/>
       </w:pPr>
-      <w:bookmarkStart w:id="1" w:name="_Toc225420617"/>
+      <w:bookmarkStart w:id="1" w:name="_Toc226025423"/>
       <w:r>
         <w:rPr>
           <w:rFonts w:hint="eastAsia"/>
@@ -3415,7 +4086,7 @@
       <w:pPr>
         <w:pStyle w:val="ae"/>
       </w:pPr>
-      <w:bookmarkStart w:id="2" w:name="_Toc225420618"/>
+      <w:bookmarkStart w:id="2" w:name="_Toc226025424"/>
       <w:r>
         <w:rPr>
           <w:rFonts w:hint="eastAsia"/>
@@ -4306,7 +4977,7 @@
       <w:pPr>
         <w:pStyle w:val="ae"/>
       </w:pPr>
-      <w:bookmarkStart w:id="3" w:name="_Toc225420619"/>
+      <w:bookmarkStart w:id="3" w:name="_Toc226025425"/>
       <w:r>
         <w:rPr>
           <w:rFonts w:hint="eastAsia"/>
@@ -4402,7 +5073,7 @@
       <w:pPr>
         <w:pStyle w:val="ae"/>
       </w:pPr>
-      <w:bookmarkStart w:id="4" w:name="_Toc225420620"/>
+      <w:bookmarkStart w:id="4" w:name="_Toc226025426"/>
       <w:r>
         <w:rPr>
           <w:rFonts w:hint="eastAsia"/>
@@ -4720,7 +5391,7 @@
       <w:pPr>
         <w:pStyle w:val="ac"/>
       </w:pPr>
-      <w:bookmarkStart w:id="5" w:name="_Toc225420621"/>
+      <w:bookmarkStart w:id="5" w:name="_Toc226025427"/>
       <w:r>
         <w:rPr>
           <w:rFonts w:hint="eastAsia"/>
@@ -6675,7 +7346,7 @@
       <w:pPr>
         <w:pStyle w:val="a9"/>
       </w:pPr>
-      <w:bookmarkStart w:id="6" w:name="_Toc225420622"/>
+      <w:bookmarkStart w:id="6" w:name="_Toc226025428"/>
       <w:r>
         <w:rPr>
           <w:rFonts w:hint="eastAsia"/>
@@ -6719,7 +7390,7 @@
       <w:pPr>
         <w:pStyle w:val="ac"/>
       </w:pPr>
-      <w:bookmarkStart w:id="7" w:name="_Toc225420623"/>
+      <w:bookmarkStart w:id="7" w:name="_Toc226025429"/>
       <w:r>
         <w:rPr>
           <w:rFonts w:hint="eastAsia"/>
@@ -6732,7 +7403,7 @@
       <w:pPr>
         <w:pStyle w:val="ae"/>
       </w:pPr>
-      <w:bookmarkStart w:id="8" w:name="_Toc225420624"/>
+      <w:bookmarkStart w:id="8" w:name="_Toc226025430"/>
       <w:r>
         <w:rPr>
           <w:rFonts w:hint="eastAsia"/>
@@ -9037,7 +9708,7 @@
       <w:pPr>
         <w:pStyle w:val="ae"/>
       </w:pPr>
-      <w:bookmarkStart w:id="9" w:name="_Toc225420625"/>
+      <w:bookmarkStart w:id="9" w:name="_Toc226025431"/>
       <w:r>
         <w:rPr>
           <w:rFonts w:hint="eastAsia"/>
@@ -10841,7 +11512,7 @@
       <w:pPr>
         <w:pStyle w:val="ae"/>
       </w:pPr>
-      <w:bookmarkStart w:id="10" w:name="_Toc225420626"/>
+      <w:bookmarkStart w:id="10" w:name="_Toc226025432"/>
       <w:r>
         <w:rPr>
           <w:rFonts w:hint="eastAsia"/>
@@ -11739,7 +12410,7 @@
       <w:pPr>
         <w:pStyle w:val="ae"/>
       </w:pPr>
-      <w:bookmarkStart w:id="11" w:name="_Toc225420627"/>
+      <w:bookmarkStart w:id="11" w:name="_Toc226025433"/>
       <w:r>
         <w:rPr>
           <w:rFonts w:hint="eastAsia"/>
@@ -11962,7 +12633,7 @@
       <w:pPr>
         <w:pStyle w:val="ac"/>
       </w:pPr>
-      <w:bookmarkStart w:id="12" w:name="_Toc225420628"/>
+      <w:bookmarkStart w:id="12" w:name="_Toc226025434"/>
       <w:r>
         <w:rPr>
           <w:rFonts w:hint="eastAsia"/>
@@ -11975,7 +12646,7 @@
       <w:pPr>
         <w:pStyle w:val="ae"/>
       </w:pPr>
-      <w:bookmarkStart w:id="13" w:name="_Toc225420629"/>
+      <w:bookmarkStart w:id="13" w:name="_Toc226025435"/>
       <w:r>
         <w:rPr>
           <w:rFonts w:hint="eastAsia"/>
@@ -12125,7 +12796,7 @@
       <w:pPr>
         <w:pStyle w:val="ae"/>
       </w:pPr>
-      <w:bookmarkStart w:id="14" w:name="_Toc225420630"/>
+      <w:bookmarkStart w:id="14" w:name="_Toc226025436"/>
       <w:r>
         <w:rPr>
           <w:rFonts w:hint="eastAsia"/>
@@ -12445,7 +13116,7 @@
       <w:pPr>
         <w:pStyle w:val="ae"/>
       </w:pPr>
-      <w:bookmarkStart w:id="15" w:name="_Toc225420631"/>
+      <w:bookmarkStart w:id="15" w:name="_Toc226025437"/>
       <w:r>
         <w:rPr>
           <w:rFonts w:hint="eastAsia"/>
@@ -12602,7 +13273,7 @@
       <w:pPr>
         <w:pStyle w:val="ae"/>
       </w:pPr>
-      <w:bookmarkStart w:id="16" w:name="_Toc225420632"/>
+      <w:bookmarkStart w:id="16" w:name="_Toc226025438"/>
       <w:r>
         <w:rPr>
           <w:rFonts w:hint="eastAsia"/>
@@ -12703,7 +13374,7 @@
       <w:pPr>
         <w:pStyle w:val="ac"/>
       </w:pPr>
-      <w:bookmarkStart w:id="17" w:name="_Toc225420633"/>
+      <w:bookmarkStart w:id="17" w:name="_Toc226025439"/>
       <w:r>
         <w:rPr>
           <w:rFonts w:hint="eastAsia"/>
@@ -12862,7 +13533,7 @@
       <w:pPr>
         <w:pStyle w:val="a9"/>
       </w:pPr>
-      <w:bookmarkStart w:id="18" w:name="_Toc225420634"/>
+      <w:bookmarkStart w:id="18" w:name="_Toc226025440"/>
       <w:r>
         <w:rPr>
           <w:rFonts w:hint="eastAsia"/>
@@ -12888,9 +13559,6 @@
         <w:pStyle w:val="aa"/>
         <w:spacing w:before="78" w:after="78"/>
         <w:jc w:val="center"/>
-        <w:rPr>
-          <w:rFonts w:hint="eastAsia"/>
-        </w:rPr>
       </w:pPr>
       <w:r>
         <w:rPr>
@@ -12909,7 +13577,7 @@
       <w:pPr>
         <w:pStyle w:val="ac"/>
       </w:pPr>
-      <w:bookmarkStart w:id="19" w:name="_Toc225420635"/>
+      <w:bookmarkStart w:id="19" w:name="_Toc226025441"/>
       <w:r>
         <w:rPr>
           <w:rFonts w:hint="eastAsia"/>
@@ -12922,7 +13590,7 @@
       <w:pPr>
         <w:pStyle w:val="ae"/>
       </w:pPr>
-      <w:bookmarkStart w:id="20" w:name="_Toc225420636"/>
+      <w:bookmarkStart w:id="20" w:name="_Toc226025442"/>
       <w:r>
         <w:rPr>
           <w:rFonts w:hint="eastAsia"/>
@@ -13312,7 +13980,7 @@
       <w:pPr>
         <w:pStyle w:val="ae"/>
       </w:pPr>
-      <w:bookmarkStart w:id="21" w:name="_Toc225420637"/>
+      <w:bookmarkStart w:id="21" w:name="_Toc226025443"/>
       <w:r>
         <w:rPr>
           <w:rFonts w:hint="eastAsia"/>
@@ -13668,7 +14336,7 @@
       <w:pPr>
         <w:pStyle w:val="ac"/>
       </w:pPr>
-      <w:bookmarkStart w:id="22" w:name="_Toc225420638"/>
+      <w:bookmarkStart w:id="22" w:name="_Toc226025444"/>
       <w:r>
         <w:rPr>
           <w:rFonts w:hint="eastAsia"/>
@@ -13687,7 +14355,7 @@
       <w:pPr>
         <w:pStyle w:val="ae"/>
       </w:pPr>
-      <w:bookmarkStart w:id="23" w:name="_Toc225420639"/>
+      <w:bookmarkStart w:id="23" w:name="_Toc226025445"/>
       <w:r>
         <w:rPr>
           <w:rFonts w:hint="eastAsia"/>
@@ -14265,7 +14933,7 @@
       <w:pPr>
         <w:pStyle w:val="ae"/>
       </w:pPr>
-      <w:bookmarkStart w:id="24" w:name="_Toc225420640"/>
+      <w:bookmarkStart w:id="24" w:name="_Toc226025446"/>
       <w:r>
         <w:rPr>
           <w:rFonts w:hint="eastAsia"/>
@@ -14326,13 +14994,7 @@
         <w:rPr>
           <w:rFonts w:hint="eastAsia"/>
         </w:rPr>
-        <w:t>名以上议员接受调查</w:t>
-      </w:r>
-      <w:r>
-        <w:rPr>
-          <w:rFonts w:hint="eastAsia"/>
-        </w:rPr>
-        <w:t>。同年，天民党</w:t>
+        <w:t>名以上议员接受调查。同年，天民党</w:t>
       </w:r>
       <w:r>
         <w:t>失去执政党地位</w:t>
@@ -14373,9 +15035,6 @@
         <w:pStyle w:val="aa"/>
         <w:spacing w:before="78" w:after="78"/>
         <w:ind w:firstLine="420"/>
-        <w:rPr>
-          <w:rFonts w:hint="eastAsia"/>
-        </w:rPr>
       </w:pPr>
       <w:r>
         <w:rPr>
@@ -14522,7 +15181,7 @@
       <w:pPr>
         <w:pStyle w:val="a9"/>
       </w:pPr>
-      <w:bookmarkStart w:id="25" w:name="_Toc225420641"/>
+      <w:bookmarkStart w:id="25" w:name="_Toc226025447"/>
       <w:r>
         <w:rPr>
           <w:rFonts w:hint="eastAsia"/>
@@ -14558,12 +15217,18 @@
         </w:rPr>
         <w:t>2026.3.26</w:t>
       </w:r>
+      <w:r>
+        <w:rPr>
+          <w:rFonts w:hint="eastAsia"/>
+        </w:rPr>
+        <w:t xml:space="preserve"> / 2026.4.2</w:t>
+      </w:r>
     </w:p>
     <w:p>
       <w:pPr>
         <w:pStyle w:val="ac"/>
       </w:pPr>
-      <w:bookmarkStart w:id="26" w:name="_Toc225420642"/>
+      <w:bookmarkStart w:id="26" w:name="_Toc226025448"/>
       <w:r>
         <w:rPr>
           <w:rFonts w:hint="eastAsia"/>
@@ -14583,9 +15248,6 @@
         <w:pStyle w:val="aa"/>
         <w:spacing w:before="78" w:after="78"/>
         <w:ind w:firstLine="420"/>
-        <w:rPr>
-          <w:rFonts w:hint="eastAsia"/>
-        </w:rPr>
       </w:pPr>
       <w:r>
         <w:rPr>
@@ -14597,73 +15259,13 @@
         <w:rPr>
           <w:rFonts w:hint="eastAsia"/>
         </w:rPr>
-        <w:t>p</w:t>
-      </w:r>
-      <w:r>
-        <w:rPr>
-          <w:rFonts w:hint="eastAsia"/>
-        </w:rPr>
-        <w:t xml:space="preserve">arty </w:t>
-      </w:r>
-      <w:r>
-        <w:rPr>
-          <w:rFonts w:hint="eastAsia"/>
-        </w:rPr>
-        <w:t>s</w:t>
-      </w:r>
-      <w:r>
-        <w:rPr>
-          <w:rFonts w:hint="eastAsia"/>
-        </w:rPr>
-        <w:t>ystem</w:t>
-      </w:r>
-      <w:r>
-        <w:rPr>
-          <w:rFonts w:hint="eastAsia"/>
-        </w:rPr>
-        <w:t>”</w:t>
-      </w:r>
-      <w:r>
-        <w:rPr>
-          <w:rFonts w:hint="eastAsia"/>
-        </w:rPr>
-        <w:t>。莫里斯·迪韦尔热首先提出了政党体制的概念，即“</w:t>
-      </w:r>
-      <w:r>
-        <w:rPr>
-          <w:rFonts w:hint="eastAsia"/>
-        </w:rPr>
-        <w:t>一国之中的政党之间共存的模式</w:t>
-      </w:r>
-      <w:r>
-        <w:rPr>
-          <w:rFonts w:hint="eastAsia"/>
-        </w:rPr>
-        <w:t>”。</w:t>
-      </w:r>
-      <w:r>
-        <w:rPr>
-          <w:rFonts w:hint="eastAsia"/>
-        </w:rPr>
-        <w:t>高鹏怀</w:t>
-      </w:r>
-      <w:r>
-        <w:rPr>
-          <w:rFonts w:hint="eastAsia"/>
-        </w:rPr>
-        <w:t>指出，政党体制是</w:t>
-      </w:r>
-      <w:r>
-        <w:rPr>
-          <w:rFonts w:hint="eastAsia"/>
-        </w:rPr>
-        <w:t>一个社会里一定数目的具有实质性竞争力的政党所形成的关系结构</w:t>
-      </w:r>
-      <w:r>
-        <w:rPr>
-          <w:rFonts w:hint="eastAsia"/>
-        </w:rPr>
-        <w:t>。</w:t>
+        <w:t>party system</w:t>
+      </w:r>
+      <w:r>
+        <w:rPr>
+          <w:rFonts w:hint="eastAsia"/>
+        </w:rPr>
+        <w:t>”。莫里斯·迪韦尔热首先提出了政党体制的概念，即“一国之中的政党之间共存的模式”。高鹏怀指出，政党体制是一个社会里一定数目的具有实质性竞争力的政党所形成的关系结构。</w:t>
       </w:r>
     </w:p>
     <w:p>
@@ -14679,25 +15281,7 @@
         <w:rPr>
           <w:rFonts w:hint="eastAsia"/>
         </w:rPr>
-        <w:t>明文规定的</w:t>
-      </w:r>
-      <w:r>
-        <w:rPr>
-          <w:rFonts w:hint="eastAsia"/>
-        </w:rPr>
-        <w:t>。例如，</w:t>
-      </w:r>
-      <w:r>
-        <w:rPr>
-          <w:rFonts w:hint="eastAsia"/>
-        </w:rPr>
-        <w:t>“两党制”并不意味着该国不允许第三个政党参与政治竞争</w:t>
-      </w:r>
-      <w:r>
-        <w:rPr>
-          <w:rFonts w:hint="eastAsia"/>
-        </w:rPr>
-        <w:t>。</w:t>
+        <w:t>明文规定的。例如，“两党制”并不意味着该国不允许第三个政党参与政治竞争。</w:t>
       </w:r>
     </w:p>
     <w:p>
@@ -14710,7 +15294,7 @@
       <w:pPr>
         <w:pStyle w:val="ac"/>
       </w:pPr>
-      <w:bookmarkStart w:id="27" w:name="_Toc225420643"/>
+      <w:bookmarkStart w:id="27" w:name="_Toc226025449"/>
       <w:r>
         <w:rPr>
           <w:rFonts w:hint="eastAsia"/>
@@ -14729,7 +15313,7 @@
       <w:pPr>
         <w:pStyle w:val="ae"/>
       </w:pPr>
-      <w:bookmarkStart w:id="28" w:name="_Toc225420644"/>
+      <w:bookmarkStart w:id="28" w:name="_Toc226025450"/>
       <w:r>
         <w:rPr>
           <w:rFonts w:hint="eastAsia"/>
@@ -14748,44 +15332,14 @@
         <w:rPr>
           <w:rFonts w:hint="eastAsia"/>
         </w:rPr>
-        <w:t>两党制</w:t>
-      </w:r>
-      <w:r>
-        <w:rPr>
-          <w:rFonts w:hint="eastAsia"/>
-        </w:rPr>
-        <w:t>指的是，</w:t>
-      </w:r>
-      <w:r>
-        <w:rPr>
-          <w:rFonts w:hint="eastAsia"/>
-        </w:rPr>
-        <w:t>一个国家内虽然存在多个政党</w:t>
-      </w:r>
-      <w:r>
-        <w:rPr>
-          <w:rFonts w:hint="eastAsia"/>
-        </w:rPr>
-        <w:t>，</w:t>
-      </w:r>
-      <w:r>
-        <w:rPr>
-          <w:rFonts w:hint="eastAsia"/>
-        </w:rPr>
-        <w:t>但只有两个政党力量强大，（在大部分</w:t>
+        <w:t>两党制指的是，一个国家内虽然存在多个政党，但只有两个政党力量强大，（在大部分</w:t>
       </w:r>
       <w:r>
         <w:rPr>
           <w:rFonts w:hint="eastAsia"/>
         </w:rPr>
         <w:lastRenderedPageBreak/>
-        <w:t>时间）势均力敌，这两个党通过竞选议会多数席位或赢得总统选举，轮流上台执政</w:t>
-      </w:r>
-      <w:r>
-        <w:rPr>
-          <w:rFonts w:hint="eastAsia"/>
-        </w:rPr>
-        <w:t>。</w:t>
+        <w:t>时间）势均力敌，这两个党通过竞选议会多数席位或赢得总统选举，轮流上台执政。</w:t>
       </w:r>
       <w:r>
         <w:t>多党制</w:t>
@@ -14794,19 +15348,7 @@
         <w:rPr>
           <w:rFonts w:hint="eastAsia"/>
         </w:rPr>
-        <w:t>指的是</w:t>
-      </w:r>
-      <w:r>
-        <w:rPr>
-          <w:rFonts w:hint="eastAsia"/>
-        </w:rPr>
-        <w:t>由两个以上政党或政党联盟轮流执掌国家政权的政党体制</w:t>
-      </w:r>
-      <w:r>
-        <w:rPr>
-          <w:rFonts w:hint="eastAsia"/>
-        </w:rPr>
-        <w:t>。</w:t>
+        <w:t>指的是由两个以上政党或政党联盟轮流执掌国家政权的政党体制。</w:t>
       </w:r>
     </w:p>
     <w:p>
@@ -14821,19 +15363,7 @@
         <w:rPr>
           <w:rFonts w:hint="eastAsia"/>
         </w:rPr>
-        <w:t>在西方视角看，政党数目是可以进行计算的。有学者提出了</w:t>
-      </w:r>
-      <w:r>
-        <w:rPr>
-          <w:rFonts w:hint="eastAsia"/>
-        </w:rPr>
-        <w:t>有效政党数</w:t>
-      </w:r>
-      <w:r>
-        <w:rPr>
-          <w:rFonts w:hint="eastAsia"/>
-        </w:rPr>
-        <w:t>（</w:t>
+        <w:t>在西方视角看，政党数目是可以进行计算的。有学者提出了有效政党数（</w:t>
       </w:r>
       <w:r>
         <w:rPr>
@@ -14845,19 +15375,7 @@
         <w:rPr>
           <w:rFonts w:hint="eastAsia"/>
         </w:rPr>
-        <w:t>）和</w:t>
-      </w:r>
-      <w:r>
-        <w:rPr>
-          <w:rFonts w:hint="eastAsia"/>
-        </w:rPr>
-        <w:t>有效议会政党数</w:t>
-      </w:r>
-      <w:r>
-        <w:rPr>
-          <w:rFonts w:hint="eastAsia"/>
-        </w:rPr>
-        <w:t>（</w:t>
+        <w:t>）和有效议会政党数（</w:t>
       </w:r>
       <w:r>
         <w:rPr>
@@ -14876,26 +15394,14 @@
         <w:rPr>
           <w:rFonts w:hint="eastAsia"/>
         </w:rPr>
-        <w:t>指</w:t>
-      </w:r>
-      <w:r>
-        <w:rPr>
-          <w:rFonts w:hint="eastAsia"/>
-        </w:rPr>
-        <w:t>选举</w:t>
+        <w:t>指选举</w:t>
       </w:r>
       <w:proofErr w:type="gramEnd"/>
       <w:r>
         <w:rPr>
           <w:rFonts w:hint="eastAsia"/>
         </w:rPr>
-        <w:t>期间获得一定票数的政党数量</w:t>
-      </w:r>
-      <w:r>
-        <w:rPr>
-          <w:rFonts w:hint="eastAsia"/>
-        </w:rPr>
-        <w:t>，后者指</w:t>
+        <w:t>期间获得一定票数的政党数量，后者指</w:t>
       </w:r>
       <w:r>
         <w:rPr>
@@ -14914,9 +15420,6 @@
       <w:pPr>
         <w:pStyle w:val="aa"/>
         <w:spacing w:before="78" w:after="78"/>
-        <w:rPr>
-          <w:rFonts w:hint="eastAsia"/>
-        </w:rPr>
       </w:pPr>
       <m:oMathPara>
         <m:oMath>
@@ -15056,9 +15559,6 @@
       <w:pPr>
         <w:pStyle w:val="aa"/>
         <w:spacing w:before="78" w:after="78"/>
-        <w:rPr>
-          <w:rFonts w:hint="eastAsia"/>
-        </w:rPr>
       </w:pPr>
       <m:oMathPara>
         <m:oMath>
@@ -15066,19 +15566,7 @@
             <w:rPr>
               <w:rFonts w:ascii="Cambria Math" w:hAnsi="Cambria Math"/>
             </w:rPr>
-            <m:t>ENP</m:t>
-          </m:r>
-          <m:r>
-            <w:rPr>
-              <w:rFonts w:ascii="Cambria Math" w:hAnsi="Cambria Math"/>
-            </w:rPr>
-            <m:t>S</m:t>
-          </m:r>
-          <m:r>
-            <w:rPr>
-              <w:rFonts w:ascii="Cambria Math" w:hAnsi="Cambria Math"/>
-            </w:rPr>
-            <m:t>=</m:t>
+            <m:t>ENPS=</m:t>
           </m:r>
           <m:f>
             <m:fPr>
@@ -15236,9 +15724,6 @@
       <w:pPr>
         <w:pStyle w:val="aa"/>
         <w:spacing w:before="78" w:after="78"/>
-        <w:rPr>
-          <w:rFonts w:hint="eastAsia"/>
-        </w:rPr>
       </w:pPr>
       <w:r>
         <w:tab/>
@@ -15266,7 +15751,7 @@
       <w:pPr>
         <w:pStyle w:val="ae"/>
       </w:pPr>
-      <w:bookmarkStart w:id="29" w:name="_Toc225420645"/>
+      <w:bookmarkStart w:id="29" w:name="_Toc226025451"/>
       <w:r>
         <w:rPr>
           <w:rFonts w:hint="eastAsia"/>
@@ -15296,9 +15781,6 @@
     <w:p>
       <w:pPr>
         <w:pStyle w:val="af1"/>
-        <w:rPr>
-          <w:rFonts w:hint="eastAsia"/>
-        </w:rPr>
       </w:pPr>
       <w:r>
         <w:rPr>
@@ -15318,9 +15800,6 @@
         <w:pStyle w:val="aa"/>
         <w:spacing w:before="78" w:after="78"/>
         <w:ind w:firstLine="420"/>
-        <w:rPr>
-          <w:rFonts w:hint="eastAsia"/>
-        </w:rPr>
       </w:pPr>
       <w:r>
         <w:rPr>
@@ -15355,13 +15834,7 @@
         <w:rPr>
           <w:rFonts w:hint="eastAsia"/>
         </w:rPr>
-        <w:t>）</w:t>
-      </w:r>
-      <w:r>
-        <w:rPr>
-          <w:rFonts w:hint="eastAsia"/>
-        </w:rPr>
-        <w:t>指出：</w:t>
+        <w:t>）指出：</w:t>
       </w:r>
     </w:p>
     <w:p>
@@ -15373,9 +15846,6 @@
         </w:numPr>
         <w:spacing w:beforeLines="0" w:before="0" w:afterLines="0" w:after="0"/>
         <w:ind w:left="442" w:hanging="442"/>
-        <w:rPr>
-          <w:rFonts w:hint="eastAsia"/>
-        </w:rPr>
       </w:pPr>
       <w:r>
         <w:rPr>
@@ -15399,9 +15869,6 @@
         </w:numPr>
         <w:spacing w:beforeLines="0" w:before="0" w:afterLines="0" w:after="0"/>
         <w:ind w:left="442" w:hanging="442"/>
-        <w:rPr>
-          <w:rFonts w:hint="eastAsia"/>
-        </w:rPr>
       </w:pPr>
       <w:r>
         <w:rPr>
@@ -15430,13 +15897,7 @@
         <w:rPr>
           <w:rFonts w:hint="eastAsia"/>
         </w:rPr>
-        <w:t>选举制度对有效政党数</w:t>
-      </w:r>
-      <w:r>
-        <w:rPr>
-          <w:rFonts w:hint="eastAsia"/>
-        </w:rPr>
-        <w:t>（</w:t>
+        <w:t>选举制度对有效政党数（</w:t>
       </w:r>
       <w:r>
         <w:rPr>
@@ -15448,19 +15909,7 @@
         <w:rPr>
           <w:rFonts w:hint="eastAsia"/>
         </w:rPr>
-        <w:t>）</w:t>
-      </w:r>
-      <w:r>
-        <w:rPr>
-          <w:rFonts w:hint="eastAsia"/>
-        </w:rPr>
-        <w:t>和有效议会政党数</w:t>
-      </w:r>
-      <w:r>
-        <w:rPr>
-          <w:rFonts w:hint="eastAsia"/>
-        </w:rPr>
-        <w:t>（</w:t>
+        <w:t>）和有效议会政党数（</w:t>
       </w:r>
       <w:r>
         <w:rPr>
@@ -15472,13 +15921,7 @@
         <w:rPr>
           <w:rFonts w:hint="eastAsia"/>
         </w:rPr>
-        <w:t>）</w:t>
-      </w:r>
-      <w:r>
-        <w:rPr>
-          <w:rFonts w:hint="eastAsia"/>
-        </w:rPr>
-        <w:t>都有影响。对有效议会政党数的影响更直接</w:t>
+        <w:t>）都有影响。对有效议会政党数的影响更直接</w:t>
       </w:r>
       <w:r>
         <w:rPr>
@@ -15492,27 +15935,12 @@
         <w:pStyle w:val="aa"/>
         <w:spacing w:before="78" w:after="78"/>
         <w:ind w:firstLine="420"/>
-        <w:rPr>
-          <w:rFonts w:hint="eastAsia"/>
-        </w:rPr>
-      </w:pPr>
-      <w:r>
-        <w:rPr>
-          <w:rFonts w:hint="eastAsia"/>
-        </w:rPr>
-        <w:t>迪韦尔热定律还考察了选举制度对有效政党数的影响。</w:t>
-      </w:r>
-      <w:r>
-        <w:rPr>
-          <w:rFonts w:hint="eastAsia"/>
-        </w:rPr>
-        <w:t>在简单多数制下，</w:t>
-      </w:r>
-      <w:r>
-        <w:rPr>
-          <w:rFonts w:hint="eastAsia"/>
-        </w:rPr>
-        <w:t>对普通选民而言，投给小党没有任何意义；对第三党和小党而言，就会采取主动放弃在选民基础薄弱的选区推举候选人的策略，导致全国层面小党得票率被进一步压低。</w:t>
+      </w:pPr>
+      <w:r>
+        <w:rPr>
+          <w:rFonts w:hint="eastAsia"/>
+        </w:rPr>
+        <w:t>迪韦尔热定律还考察了选举制度对有效政党数的影响。在简单多数制下，对普通选民而言，投给小党没有任何意义；对第三党和小党而言，就会采取主动放弃在选民基础薄弱的选区推举候选人的策略，导致全国层面小党得票率被进一步压低。</w:t>
       </w:r>
     </w:p>
     <w:p>
@@ -15631,39 +16059,12 @@
         <w:pStyle w:val="aa"/>
         <w:spacing w:before="78" w:after="78"/>
         <w:ind w:firstLine="420"/>
-        <w:rPr>
-          <w:rFonts w:hint="eastAsia"/>
-        </w:rPr>
-      </w:pPr>
-      <w:r>
-        <w:rPr>
-          <w:rFonts w:hint="eastAsia"/>
-        </w:rPr>
-        <w:t>需要注意的是，迪韦尔热</w:t>
-      </w:r>
-      <w:r>
-        <w:rPr>
-          <w:rFonts w:hint="eastAsia"/>
-        </w:rPr>
-        <w:t>“定律”是一个概率性的理论</w:t>
-      </w:r>
-      <w:r>
-        <w:rPr>
-          <w:rFonts w:hint="eastAsia"/>
-        </w:rPr>
-        <w:t>，</w:t>
-      </w:r>
-      <w:r>
-        <w:rPr>
-          <w:rFonts w:hint="eastAsia"/>
-        </w:rPr>
-        <w:t>选举制度只是影响议会政党数量的重要因素之一</w:t>
-      </w:r>
-      <w:r>
-        <w:rPr>
-          <w:rFonts w:hint="eastAsia"/>
-        </w:rPr>
-        <w:t>。</w:t>
+      </w:pPr>
+      <w:r>
+        <w:rPr>
+          <w:rFonts w:hint="eastAsia"/>
+        </w:rPr>
+        <w:t>需要注意的是，迪韦尔热“定律”是一个概率性的理论，选举制度只是影响议会政党数量的重要因素之一。</w:t>
       </w:r>
       <w:r>
         <w:rPr>
@@ -15711,13 +16112,7 @@
         <w:rPr>
           <w:rFonts w:hint="eastAsia"/>
         </w:rPr>
-        <w:t>社会裂隙</w:t>
-      </w:r>
-      <w:r>
-        <w:rPr>
-          <w:rFonts w:hint="eastAsia"/>
-        </w:rPr>
-        <w:t>（</w:t>
+        <w:t>社会裂隙（</w:t>
       </w:r>
       <w:r>
         <w:rPr>
@@ -15729,117 +16124,21 @@
         <w:rPr>
           <w:rFonts w:hint="eastAsia"/>
         </w:rPr>
-        <w:t>）</w:t>
-      </w:r>
-      <w:r>
-        <w:rPr>
-          <w:rFonts w:hint="eastAsia"/>
-        </w:rPr>
-        <w:t>是西方政党形成的（社会）基础</w:t>
-      </w:r>
-      <w:r>
-        <w:rPr>
-          <w:rFonts w:hint="eastAsia"/>
-        </w:rPr>
-        <w:t>。</w:t>
-      </w:r>
-      <w:r>
-        <w:rPr>
-          <w:rFonts w:hint="eastAsia"/>
-        </w:rPr>
-        <w:t>社会裂隙形成社会阶层、社会团体和利益集团</w:t>
-      </w:r>
-      <w:r>
-        <w:rPr>
-          <w:rFonts w:hint="eastAsia"/>
-        </w:rPr>
-        <w:t>，</w:t>
-      </w:r>
-      <w:r>
-        <w:rPr>
-          <w:rFonts w:hint="eastAsia"/>
-        </w:rPr>
-        <w:t>社会团体和利益集团的联盟形成西方政党</w:t>
-      </w:r>
-      <w:r>
-        <w:rPr>
-          <w:rFonts w:hint="eastAsia"/>
-        </w:rPr>
-        <w:t>。</w:t>
-      </w:r>
-      <w:r>
-        <w:rPr>
-          <w:rFonts w:hint="eastAsia"/>
-        </w:rPr>
-        <w:t>二元社会冲突或者多重社会冲突之间联系紧密</w:t>
-      </w:r>
-      <w:r>
-        <w:rPr>
-          <w:rFonts w:hint="eastAsia"/>
-        </w:rPr>
-        <w:t>，就会形成</w:t>
-      </w:r>
-      <w:r>
-        <w:rPr>
-          <w:rFonts w:hint="eastAsia"/>
-        </w:rPr>
-        <w:t>两党制</w:t>
-      </w:r>
-      <w:r>
-        <w:rPr>
-          <w:rFonts w:hint="eastAsia"/>
-        </w:rPr>
-        <w:t>；</w:t>
-      </w:r>
-      <w:r>
-        <w:rPr>
-          <w:rFonts w:hint="eastAsia"/>
-        </w:rPr>
-        <w:t>多元、碎片化的社会冲突</w:t>
-      </w:r>
-      <w:r>
-        <w:rPr>
-          <w:rFonts w:hint="eastAsia"/>
-        </w:rPr>
-        <w:t>则会形成</w:t>
-      </w:r>
-      <w:r>
-        <w:rPr>
-          <w:rFonts w:hint="eastAsia"/>
-        </w:rPr>
-        <w:t>多党制</w:t>
-      </w:r>
-      <w:r>
-        <w:rPr>
-          <w:rFonts w:hint="eastAsia"/>
-        </w:rPr>
-        <w:t>。</w:t>
-      </w:r>
-      <w:r>
-        <w:rPr>
-          <w:rFonts w:hint="eastAsia"/>
-        </w:rPr>
-        <w:t>社会裂</w:t>
+        <w:t>）是西方政党形成的（社会）基础。社会裂隙形成社会阶层、社会团体和利益集团，社会团体和利益集团的联盟形成西方政党。二元社会冲突或者多重社会冲突之间联系紧密，就会形成两党制；多元、碎片化的社会冲突则会形成多党制。社会裂</w:t>
       </w:r>
       <w:r>
         <w:rPr>
           <w:rFonts w:hint="eastAsia"/>
         </w:rPr>
         <w:lastRenderedPageBreak/>
-        <w:t>隙与选举制度相互影响</w:t>
-      </w:r>
-      <w:r>
-        <w:rPr>
-          <w:rFonts w:hint="eastAsia"/>
-        </w:rPr>
-        <w:t>。</w:t>
+        <w:t>隙与选举制度相互影响。</w:t>
       </w:r>
     </w:p>
     <w:p>
       <w:pPr>
         <w:pStyle w:val="ae"/>
       </w:pPr>
-      <w:bookmarkStart w:id="30" w:name="_Toc225420646"/>
+      <w:bookmarkStart w:id="30" w:name="_Toc226025452"/>
       <w:r>
         <w:rPr>
           <w:rFonts w:hint="eastAsia"/>
@@ -15938,9 +16237,6 @@
         <w:pStyle w:val="aa"/>
         <w:spacing w:before="78" w:after="78"/>
         <w:ind w:firstLine="420"/>
-        <w:rPr>
-          <w:rFonts w:hint="eastAsia"/>
-        </w:rPr>
       </w:pPr>
       <w:r>
         <w:rPr>
@@ -16079,9 +16375,6 @@
       <w:pPr>
         <w:pStyle w:val="aa"/>
         <w:spacing w:before="78" w:after="78"/>
-        <w:rPr>
-          <w:rFonts w:hint="eastAsia"/>
-        </w:rPr>
       </w:pPr>
       <w:r>
         <w:tab/>
@@ -16090,25 +16383,274 @@
         <w:rPr>
           <w:rFonts w:hint="eastAsia"/>
         </w:rPr>
-        <w:t>所谓“负责任的政党运行体系”是一些</w:t>
-      </w:r>
-      <w:r>
-        <w:rPr>
-          <w:rFonts w:hint="eastAsia"/>
-        </w:rPr>
-        <w:t>推崇两党制的</w:t>
-      </w:r>
-      <w:r>
-        <w:rPr>
-          <w:rFonts w:hint="eastAsia"/>
-        </w:rPr>
-        <w:t>政治学学者提出的概念，他们认为，</w:t>
-      </w:r>
-      <w:r>
-        <w:rPr>
-          <w:rFonts w:hint="eastAsia"/>
-        </w:rPr>
-        <w:t>完善和健全的西方民主政党体制通常由两个有凝聚力的、有纪律的、能够提供系统性的国家政策方针的（党纲）、并且负责任的政党组成</w:t>
+        <w:t>所谓“负责任的政党运行体系”是一些推崇两党制的政治学学者提出的概念，他们认为，完善和健全的西方民主政党体制通常由两个有凝聚力的、有纪律的、能够提供系统性的国家政策方针的（党纲）、并且负责任的政党组成。</w:t>
+      </w:r>
+      <w:r>
+        <w:t>通过党内初选、干部会议（党团会议）和党代会等机制确保政党</w:t>
+      </w:r>
+      <w:r>
+        <w:rPr>
+          <w:rFonts w:hint="eastAsia"/>
+        </w:rPr>
+        <w:t>候选人和领袖对党组织和党员负责。</w:t>
+      </w:r>
+      <w:r>
+        <w:t>取得政权之后，执政党应实现竞选期间对选民的承诺，并实施党</w:t>
+      </w:r>
+      <w:r>
+        <w:rPr>
+          <w:rFonts w:hint="eastAsia"/>
+        </w:rPr>
+        <w:t>的政策主张。</w:t>
+      </w:r>
+      <w:r>
+        <w:t>两党必须为民众提供清晰明了、并且有区别的政策选项</w:t>
+      </w:r>
+      <w:r>
+        <w:rPr>
+          <w:rFonts w:hint="eastAsia"/>
+        </w:rPr>
+        <w:t>，使选民能够将政策实施的效应正确归因。</w:t>
+      </w:r>
+    </w:p>
+    <w:p>
+      <w:pPr>
+        <w:pStyle w:val="ae"/>
+      </w:pPr>
+      <w:bookmarkStart w:id="31" w:name="_Toc226025453"/>
+      <w:r>
+        <w:rPr>
+          <w:rFonts w:hint="eastAsia"/>
+        </w:rPr>
+        <w:t>（四）多党制对国家治理的利与弊</w:t>
+      </w:r>
+      <w:bookmarkEnd w:id="31"/>
+    </w:p>
+    <w:p>
+      <w:pPr>
+        <w:pStyle w:val="aa"/>
+        <w:spacing w:before="78" w:after="78"/>
+      </w:pPr>
+      <w:r>
+        <w:tab/>
+      </w:r>
+      <w:proofErr w:type="gramStart"/>
+      <w:r>
+        <w:rPr>
+          <w:rFonts w:hint="eastAsia"/>
+        </w:rPr>
+        <w:t>萨</w:t>
+      </w:r>
+      <w:proofErr w:type="gramEnd"/>
+      <w:r>
+        <w:rPr>
+          <w:rFonts w:hint="eastAsia"/>
+        </w:rPr>
+        <w:t>托利将迪韦尔热提出的多党制分为了两个亚类型。</w:t>
+      </w:r>
+      <w:r>
+        <w:rPr>
+          <w:rFonts w:hint="eastAsia"/>
+        </w:rPr>
+        <w:t>极化多党制</w:t>
+      </w:r>
+      <w:r>
+        <w:rPr>
+          <w:rFonts w:hint="eastAsia"/>
+        </w:rPr>
+        <w:t>下，</w:t>
+      </w:r>
+      <w:r>
+        <w:rPr>
+          <w:rFonts w:hint="eastAsia"/>
+        </w:rPr>
+        <w:t>议会中的政党数量通常在五个以上</w:t>
+      </w:r>
+      <w:r>
+        <w:rPr>
+          <w:rFonts w:hint="eastAsia"/>
+        </w:rPr>
+        <w:t>，</w:t>
+      </w:r>
+      <w:r>
+        <w:rPr>
+          <w:rFonts w:hint="eastAsia"/>
+        </w:rPr>
+        <w:t>存在反体制型政党</w:t>
+      </w:r>
+      <w:r>
+        <w:rPr>
+          <w:rFonts w:hint="eastAsia"/>
+        </w:rPr>
+        <w:t>，</w:t>
+      </w:r>
+      <w:r>
+        <w:rPr>
+          <w:rFonts w:hint="eastAsia"/>
+        </w:rPr>
+        <w:t>离心力强过向心力</w:t>
+      </w:r>
+      <w:r>
+        <w:rPr>
+          <w:rFonts w:hint="eastAsia"/>
+        </w:rPr>
+        <w:t>；</w:t>
+      </w:r>
+      <w:r>
+        <w:rPr>
+          <w:rFonts w:hint="eastAsia"/>
+        </w:rPr>
+        <w:t>处于意识形态左、中、右的政党互相倾轧，稳定的执政联盟难以形成，甚至最终可能导致民主制度的崩溃</w:t>
+      </w:r>
+      <w:r>
+        <w:rPr>
+          <w:rFonts w:hint="eastAsia"/>
+        </w:rPr>
+        <w:t>；如</w:t>
+      </w:r>
+      <w:r>
+        <w:rPr>
+          <w:rFonts w:hint="eastAsia"/>
+        </w:rPr>
+        <w:t>魏玛共和国、</w:t>
+      </w:r>
+      <w:proofErr w:type="gramStart"/>
+      <w:r>
+        <w:rPr>
+          <w:rFonts w:hint="eastAsia"/>
+        </w:rPr>
+        <w:t>1970</w:t>
+      </w:r>
+      <w:proofErr w:type="gramEnd"/>
+      <w:r>
+        <w:rPr>
+          <w:rFonts w:hint="eastAsia"/>
+        </w:rPr>
+        <w:t>年代的意大利、芬兰、荷兰</w:t>
+      </w:r>
+      <w:r>
+        <w:rPr>
+          <w:rFonts w:hint="eastAsia"/>
+        </w:rPr>
+        <w:t>等。</w:t>
+      </w:r>
+      <w:r>
+        <w:rPr>
+          <w:rFonts w:hint="eastAsia"/>
+        </w:rPr>
+        <w:t>温和多党制</w:t>
+      </w:r>
+      <w:r>
+        <w:rPr>
+          <w:rFonts w:hint="eastAsia"/>
+        </w:rPr>
+        <w:t>下，</w:t>
+      </w:r>
+      <w:r>
+        <w:rPr>
+          <w:rFonts w:hint="eastAsia"/>
+        </w:rPr>
+        <w:t>议会中的政党数量通常有三到五个</w:t>
+      </w:r>
+      <w:r>
+        <w:rPr>
+          <w:rFonts w:hint="eastAsia"/>
+        </w:rPr>
+        <w:t>，</w:t>
+      </w:r>
+      <w:r>
+        <w:rPr>
+          <w:rFonts w:hint="eastAsia"/>
+        </w:rPr>
+        <w:t>政党之间意识形态差异较小</w:t>
+      </w:r>
+      <w:r>
+        <w:rPr>
+          <w:rFonts w:hint="eastAsia"/>
+        </w:rPr>
+        <w:t>，</w:t>
+      </w:r>
+      <w:r>
+        <w:rPr>
+          <w:rFonts w:hint="eastAsia"/>
+        </w:rPr>
+        <w:t>容易形成两极执政联盟</w:t>
+      </w:r>
+      <w:r>
+        <w:rPr>
+          <w:rFonts w:hint="eastAsia"/>
+        </w:rPr>
+        <w:t>，</w:t>
+      </w:r>
+      <w:r>
+        <w:rPr>
+          <w:rFonts w:hint="eastAsia"/>
+        </w:rPr>
+        <w:t>以向心力竞争为主导</w:t>
+      </w:r>
+      <w:r>
+        <w:rPr>
+          <w:rFonts w:hint="eastAsia"/>
+        </w:rPr>
+        <w:t>，如</w:t>
+      </w:r>
+      <w:r>
+        <w:rPr>
+          <w:rFonts w:hint="eastAsia"/>
+        </w:rPr>
+        <w:t>德国、加拿大</w:t>
+      </w:r>
+      <w:r>
+        <w:rPr>
+          <w:rFonts w:hint="eastAsia"/>
+        </w:rPr>
+        <w:t>等。</w:t>
+      </w:r>
+    </w:p>
+    <w:p>
+      <w:pPr>
+        <w:pStyle w:val="aa"/>
+        <w:spacing w:before="78" w:after="78"/>
+        <w:ind w:firstLine="420"/>
+      </w:pPr>
+      <w:r>
+        <w:rPr>
+          <w:rFonts w:hint="eastAsia"/>
+        </w:rPr>
+        <w:t>多党制在国家治理方面的优势</w:t>
+      </w:r>
+      <w:r>
+        <w:rPr>
+          <w:rFonts w:hint="eastAsia"/>
+        </w:rPr>
+        <w:t>在于，第一，</w:t>
+      </w:r>
+      <w:r>
+        <w:rPr>
+          <w:rFonts w:hint="eastAsia"/>
+        </w:rPr>
+        <w:t>选举期间民众拥有更多政治选择，从而提高民众的参政意愿</w:t>
+      </w:r>
+      <w:r>
+        <w:rPr>
+          <w:rFonts w:hint="eastAsia"/>
+        </w:rPr>
+        <w:t>；第二，</w:t>
+      </w:r>
+      <w:r>
+        <w:rPr>
+          <w:rFonts w:hint="eastAsia"/>
+        </w:rPr>
+        <w:t>能够更加充分反映社会的多元性，在一定程度上可以避免“多数人的暴政”</w:t>
+      </w:r>
+      <w:r>
+        <w:rPr>
+          <w:rFonts w:hint="eastAsia"/>
+        </w:rPr>
+        <w:t>，如在多党制下，</w:t>
+      </w:r>
+      <w:r>
+        <w:t>社会主义和无产阶级政党有更大的生存空间</w:t>
       </w:r>
       <w:r>
         <w:rPr>
@@ -16116,14 +16658,104 @@
         </w:rPr>
         <w:t>。</w:t>
       </w:r>
-      <w:r>
-        <w:t>通过党内初选、干部会议（党团会议）和党代会等机制确保政党</w:t>
-      </w:r>
-      <w:r>
-        <w:rPr>
-          <w:rFonts w:hint="eastAsia"/>
-        </w:rPr>
-        <w:t>候选人和领袖对党组织和党员负责</w:t>
+    </w:p>
+    <w:p>
+      <w:pPr>
+        <w:pStyle w:val="aa"/>
+        <w:spacing w:before="78" w:after="78"/>
+        <w:ind w:firstLine="420"/>
+        <w:rPr>
+          <w:rFonts w:hint="eastAsia"/>
+        </w:rPr>
+      </w:pPr>
+      <w:r>
+        <w:t>多党制的弊端</w:t>
+      </w:r>
+      <w:r>
+        <w:rPr>
+          <w:rFonts w:hint="eastAsia"/>
+        </w:rPr>
+        <w:t>在于，第一，</w:t>
+      </w:r>
+      <w:r>
+        <w:rPr>
+          <w:rFonts w:hint="eastAsia"/>
+        </w:rPr>
+        <w:t>民众参政的信息成本较高</w:t>
+      </w:r>
+      <w:r>
+        <w:rPr>
+          <w:rFonts w:hint="eastAsia"/>
+        </w:rPr>
+        <w:t>；第二，</w:t>
+      </w:r>
+      <w:r>
+        <w:rPr>
+          <w:rFonts w:hint="eastAsia"/>
+        </w:rPr>
+        <w:t>一般而言多党制国家采用的选举制度（例：比例代表制、两轮制、可转移单票制等）比两党制更复杂</w:t>
+      </w:r>
+      <w:r>
+        <w:rPr>
+          <w:rFonts w:hint="eastAsia"/>
+        </w:rPr>
+        <w:t>，增高</w:t>
+      </w:r>
+      <w:r>
+        <w:rPr>
+          <w:rFonts w:hint="eastAsia"/>
+        </w:rPr>
+        <w:t>选举的行政成本</w:t>
+      </w:r>
+      <w:r>
+        <w:rPr>
+          <w:rFonts w:hint="eastAsia"/>
+        </w:rPr>
+        <w:t>；第三，</w:t>
+      </w:r>
+      <w:r>
+        <w:rPr>
+          <w:rFonts w:hint="eastAsia"/>
+        </w:rPr>
+        <w:t>多党制国家一般倚靠政党联盟组成内阁</w:t>
+      </w:r>
+      <w:r>
+        <w:rPr>
+          <w:rFonts w:hint="eastAsia"/>
+        </w:rPr>
+        <w:t>，</w:t>
+      </w:r>
+      <w:r>
+        <w:rPr>
+          <w:rFonts w:hint="eastAsia"/>
+        </w:rPr>
+        <w:t>在极化多党制下这种联合政府又是极不稳定的</w:t>
+      </w:r>
+      <w:r>
+        <w:rPr>
+          <w:rFonts w:hint="eastAsia"/>
+        </w:rPr>
+        <w:t>；第四，</w:t>
+      </w:r>
+      <w:r>
+        <w:rPr>
+          <w:rFonts w:hint="eastAsia"/>
+        </w:rPr>
+        <w:t>比例代表</w:t>
+      </w:r>
+      <w:proofErr w:type="gramStart"/>
+      <w:r>
+        <w:rPr>
+          <w:rFonts w:hint="eastAsia"/>
+        </w:rPr>
+        <w:t>制可能</w:t>
+      </w:r>
+      <w:proofErr w:type="gramEnd"/>
+      <w:r>
+        <w:rPr>
+          <w:rFonts w:hint="eastAsia"/>
+        </w:rPr>
+        <w:t>让极端主义政党发展壮大</w:t>
       </w:r>
       <w:r>
         <w:rPr>
@@ -16131,14 +16763,154 @@
         </w:rPr>
         <w:t>。</w:t>
       </w:r>
-      <w:r>
-        <w:t>取得政权之后，执政党应实现竞选期间对选民的承诺，并实施党</w:t>
-      </w:r>
-      <w:r>
-        <w:rPr>
-          <w:rFonts w:hint="eastAsia"/>
-        </w:rPr>
-        <w:t>的政策主张</w:t>
+    </w:p>
+    <w:p>
+      <w:pPr>
+        <w:pStyle w:val="aa"/>
+        <w:spacing w:before="78" w:after="78"/>
+        <w:rPr>
+          <w:rFonts w:hint="eastAsia"/>
+        </w:rPr>
+      </w:pPr>
+    </w:p>
+    <w:p>
+      <w:pPr>
+        <w:pStyle w:val="ac"/>
+      </w:pPr>
+      <w:bookmarkStart w:id="32" w:name="_Toc226025454"/>
+      <w:r>
+        <w:rPr>
+          <w:rFonts w:hint="eastAsia"/>
+        </w:rPr>
+        <w:t>三、一党制</w:t>
+      </w:r>
+      <w:bookmarkEnd w:id="32"/>
+    </w:p>
+    <w:p>
+      <w:pPr>
+        <w:pStyle w:val="aa"/>
+        <w:spacing w:before="78" w:after="78"/>
+      </w:pPr>
+      <w:r>
+        <w:tab/>
+      </w:r>
+      <w:r>
+        <w:rPr>
+          <w:rFonts w:hint="eastAsia"/>
+        </w:rPr>
+        <w:t>一党制的亚类型包括</w:t>
+      </w:r>
+      <w:proofErr w:type="gramStart"/>
+      <w:r>
+        <w:rPr>
+          <w:rFonts w:hint="eastAsia"/>
+        </w:rPr>
+        <w:t>一</w:t>
+      </w:r>
+      <w:proofErr w:type="gramEnd"/>
+      <w:r>
+        <w:rPr>
+          <w:rFonts w:hint="eastAsia"/>
+        </w:rPr>
+        <w:t>党极权制、</w:t>
+      </w:r>
+      <w:proofErr w:type="gramStart"/>
+      <w:r>
+        <w:rPr>
+          <w:rFonts w:hint="eastAsia"/>
+        </w:rPr>
+        <w:t>一</w:t>
+      </w:r>
+      <w:proofErr w:type="gramEnd"/>
+      <w:r>
+        <w:rPr>
+          <w:rFonts w:hint="eastAsia"/>
+        </w:rPr>
+        <w:t>党权威（威权）制、</w:t>
+      </w:r>
+      <w:proofErr w:type="gramStart"/>
+      <w:r>
+        <w:rPr>
+          <w:rFonts w:hint="eastAsia"/>
+        </w:rPr>
+        <w:t>一</w:t>
+      </w:r>
+      <w:proofErr w:type="gramEnd"/>
+      <w:r>
+        <w:rPr>
+          <w:rFonts w:hint="eastAsia"/>
+        </w:rPr>
+        <w:t>党多元制。</w:t>
+      </w:r>
+    </w:p>
+    <w:p>
+      <w:pPr>
+        <w:pStyle w:val="aa"/>
+        <w:spacing w:before="78" w:after="78"/>
+        <w:rPr>
+          <w:rFonts w:hint="eastAsia"/>
+        </w:rPr>
+      </w:pPr>
+      <w:r>
+        <w:tab/>
+      </w:r>
+      <w:proofErr w:type="gramStart"/>
+      <w:r>
+        <w:rPr>
+          <w:rFonts w:hint="eastAsia"/>
+        </w:rPr>
+        <w:t>一</w:t>
+      </w:r>
+      <w:proofErr w:type="gramEnd"/>
+      <w:r>
+        <w:rPr>
+          <w:rFonts w:hint="eastAsia"/>
+        </w:rPr>
+        <w:t>党极权制</w:t>
+      </w:r>
+      <w:r>
+        <w:rPr>
+          <w:rFonts w:hint="eastAsia"/>
+        </w:rPr>
+        <w:t>多指法西斯政党体制</w:t>
+      </w:r>
+      <w:r>
+        <w:rPr>
+          <w:rFonts w:hint="eastAsia"/>
+        </w:rPr>
+        <w:t>，</w:t>
+      </w:r>
+      <w:r>
+        <w:rPr>
+          <w:rFonts w:hint="eastAsia"/>
+        </w:rPr>
+        <w:t>法律上禁止其他政党存在</w:t>
+      </w:r>
+      <w:r>
+        <w:rPr>
+          <w:rFonts w:hint="eastAsia"/>
+        </w:rPr>
+        <w:t>，如</w:t>
+      </w:r>
+      <w:r>
+        <w:rPr>
+          <w:rFonts w:hint="eastAsia"/>
+        </w:rPr>
+        <w:t>纳粹党统治下的德国、墨索里尼时期的意大利和大政</w:t>
+      </w:r>
+      <w:proofErr w:type="gramStart"/>
+      <w:r>
+        <w:rPr>
+          <w:rFonts w:hint="eastAsia"/>
+        </w:rPr>
+        <w:t>翼赞会</w:t>
+      </w:r>
+      <w:proofErr w:type="gramEnd"/>
+      <w:r>
+        <w:rPr>
+          <w:rFonts w:hint="eastAsia"/>
+        </w:rPr>
+        <w:t>统治下的日本</w:t>
       </w:r>
       <w:r>
         <w:rPr>
@@ -16146,26 +16918,1020 @@
         </w:rPr>
         <w:t>。</w:t>
       </w:r>
-      <w:r>
-        <w:t>两党必须为民众提供清晰明了、并且有区别的政策选项</w:t>
-      </w:r>
-      <w:r>
-        <w:rPr>
-          <w:rFonts w:hint="eastAsia"/>
-        </w:rPr>
-        <w:t>，使</w:t>
-      </w:r>
-      <w:r>
-        <w:rPr>
-          <w:rFonts w:hint="eastAsia"/>
-        </w:rPr>
-        <w:t>选民能够将政策实施的效应正确归因</w:t>
+    </w:p>
+    <w:p>
+      <w:pPr>
+        <w:pStyle w:val="aa"/>
+        <w:spacing w:before="78" w:after="78"/>
+        <w:ind w:firstLine="420"/>
+      </w:pPr>
+      <w:proofErr w:type="gramStart"/>
+      <w:r>
+        <w:rPr>
+          <w:rFonts w:hint="eastAsia"/>
+        </w:rPr>
+        <w:t>一</w:t>
+      </w:r>
+      <w:proofErr w:type="gramEnd"/>
+      <w:r>
+        <w:rPr>
+          <w:rFonts w:hint="eastAsia"/>
+        </w:rPr>
+        <w:t>党权威（威权）制</w:t>
+      </w:r>
+      <w:r>
+        <w:rPr>
+          <w:rFonts w:hint="eastAsia"/>
+        </w:rPr>
+        <w:t>类似</w:t>
+      </w:r>
+      <w:proofErr w:type="gramStart"/>
+      <w:r>
+        <w:rPr>
+          <w:rFonts w:hint="eastAsia"/>
+        </w:rPr>
+        <w:t>一</w:t>
+      </w:r>
+      <w:proofErr w:type="gramEnd"/>
+      <w:r>
+        <w:rPr>
+          <w:rFonts w:hint="eastAsia"/>
+        </w:rPr>
+        <w:t>党极权制，</w:t>
+      </w:r>
+      <w:r>
+        <w:rPr>
+          <w:rFonts w:hint="eastAsia"/>
+        </w:rPr>
+        <w:t>但</w:t>
+      </w:r>
+      <w:r>
+        <w:rPr>
+          <w:rFonts w:hint="eastAsia"/>
+        </w:rPr>
+        <w:t>对社会的渗透和控制不及</w:t>
+      </w:r>
+      <w:proofErr w:type="gramStart"/>
+      <w:r>
+        <w:rPr>
+          <w:rFonts w:hint="eastAsia"/>
+        </w:rPr>
+        <w:t>一</w:t>
+      </w:r>
+      <w:proofErr w:type="gramEnd"/>
+      <w:r>
+        <w:rPr>
+          <w:rFonts w:hint="eastAsia"/>
+        </w:rPr>
+        <w:t>党极权制</w:t>
       </w:r>
       <w:r>
         <w:rPr>
           <w:rFonts w:hint="eastAsia"/>
         </w:rPr>
         <w:t>。</w:t>
+      </w:r>
+      <w:r>
+        <w:t>部分</w:t>
+      </w:r>
+      <w:proofErr w:type="gramStart"/>
+      <w:r>
+        <w:t>一</w:t>
+      </w:r>
+      <w:proofErr w:type="gramEnd"/>
+      <w:r>
+        <w:t>党权威制的政体名义上允许其他社会组织的存在</w:t>
+      </w:r>
+      <w:r>
+        <w:rPr>
+          <w:rFonts w:hint="eastAsia"/>
+        </w:rPr>
+        <w:t>，</w:t>
+      </w:r>
+      <w:r>
+        <w:t>不过执</w:t>
+      </w:r>
+      <w:r>
+        <w:rPr>
+          <w:rFonts w:hint="eastAsia"/>
+        </w:rPr>
+        <w:t>政党会打压独立于执政党的政治组织和社会团体</w:t>
+      </w:r>
+      <w:r>
+        <w:rPr>
+          <w:rFonts w:hint="eastAsia"/>
+        </w:rPr>
+        <w:t>，如</w:t>
+      </w:r>
+      <w:r>
+        <w:t>二战后佛朗哥的国民阵线统治下的西班牙、萨拉查所</w:t>
+      </w:r>
+      <w:r>
+        <w:rPr>
+          <w:rFonts w:hint="eastAsia"/>
+        </w:rPr>
+        <w:t>建立的国民同盟统治下的葡萄牙、马尔科斯和国民党统治下的菲律宾</w:t>
+      </w:r>
+      <w:r>
+        <w:rPr>
+          <w:rFonts w:hint="eastAsia"/>
+        </w:rPr>
+        <w:t>。</w:t>
+      </w:r>
+    </w:p>
+    <w:p>
+      <w:pPr>
+        <w:pStyle w:val="aa"/>
+        <w:spacing w:before="78" w:after="78"/>
+        <w:ind w:firstLine="420"/>
+        <w:rPr>
+          <w:rFonts w:hint="eastAsia"/>
+        </w:rPr>
+      </w:pPr>
+      <w:proofErr w:type="gramStart"/>
+      <w:r>
+        <w:rPr>
+          <w:rFonts w:hint="eastAsia"/>
+        </w:rPr>
+        <w:lastRenderedPageBreak/>
+        <w:t>一</w:t>
+      </w:r>
+      <w:proofErr w:type="gramEnd"/>
+      <w:r>
+        <w:rPr>
+          <w:rFonts w:hint="eastAsia"/>
+        </w:rPr>
+        <w:t>党多元制</w:t>
+      </w:r>
+      <w:r>
+        <w:rPr>
+          <w:rFonts w:hint="eastAsia"/>
+        </w:rPr>
+        <w:t>有别于</w:t>
+      </w:r>
+      <w:proofErr w:type="gramStart"/>
+      <w:r>
+        <w:rPr>
+          <w:rFonts w:hint="eastAsia"/>
+        </w:rPr>
+        <w:t>一</w:t>
+      </w:r>
+      <w:proofErr w:type="gramEnd"/>
+      <w:r>
+        <w:rPr>
+          <w:rFonts w:hint="eastAsia"/>
+        </w:rPr>
+        <w:t>党极权制和</w:t>
+      </w:r>
+      <w:proofErr w:type="gramStart"/>
+      <w:r>
+        <w:rPr>
+          <w:rFonts w:hint="eastAsia"/>
+        </w:rPr>
+        <w:t>一</w:t>
+      </w:r>
+      <w:proofErr w:type="gramEnd"/>
+      <w:r>
+        <w:rPr>
+          <w:rFonts w:hint="eastAsia"/>
+        </w:rPr>
+        <w:t>党权威（威权）制</w:t>
+      </w:r>
+      <w:r>
+        <w:rPr>
+          <w:rFonts w:hint="eastAsia"/>
+        </w:rPr>
+        <w:t>，它在</w:t>
+      </w:r>
+      <w:r>
+        <w:rPr>
+          <w:rFonts w:hint="eastAsia"/>
+        </w:rPr>
+        <w:t>制度上允许其他政党参与选举</w:t>
+      </w:r>
+      <w:r>
+        <w:rPr>
+          <w:rFonts w:hint="eastAsia"/>
+        </w:rPr>
+        <w:t>，但</w:t>
+      </w:r>
+      <w:r>
+        <w:rPr>
+          <w:rFonts w:hint="eastAsia"/>
+        </w:rPr>
+        <w:t>党内组织成分复杂、派系林立</w:t>
+      </w:r>
+      <w:r>
+        <w:rPr>
+          <w:rFonts w:hint="eastAsia"/>
+        </w:rPr>
+        <w:t>；</w:t>
+      </w:r>
+      <w:r>
+        <w:rPr>
+          <w:rFonts w:hint="eastAsia"/>
+        </w:rPr>
+        <w:t>在野党和反对派有一定的社会基础，在未来的选举中可能获胜</w:t>
+      </w:r>
+      <w:r>
+        <w:rPr>
+          <w:rFonts w:hint="eastAsia"/>
+        </w:rPr>
+        <w:t>。</w:t>
+      </w:r>
+      <w:r>
+        <w:rPr>
+          <w:rFonts w:hint="eastAsia"/>
+        </w:rPr>
+        <w:t>从政党体制的起源和发展的角度来看，</w:t>
+      </w:r>
+      <w:proofErr w:type="gramStart"/>
+      <w:r>
+        <w:rPr>
+          <w:rFonts w:hint="eastAsia"/>
+        </w:rPr>
+        <w:t>一</w:t>
+      </w:r>
+      <w:proofErr w:type="gramEnd"/>
+      <w:r>
+        <w:rPr>
+          <w:rFonts w:hint="eastAsia"/>
+        </w:rPr>
+        <w:t>党多元制大致可分为以下两类</w:t>
+      </w:r>
+      <w:r>
+        <w:rPr>
+          <w:rFonts w:hint="eastAsia"/>
+        </w:rPr>
+        <w:t>：</w:t>
+      </w:r>
+    </w:p>
+    <w:p>
+      <w:pPr>
+        <w:pStyle w:val="aa"/>
+        <w:numPr>
+          <w:ilvl w:val="0"/>
+          <w:numId w:val="15"/>
+        </w:numPr>
+        <w:spacing w:beforeLines="0" w:before="0" w:afterLines="0" w:after="0"/>
+        <w:ind w:left="442" w:hanging="442"/>
+        <w:rPr>
+          <w:rFonts w:hint="eastAsia"/>
+        </w:rPr>
+      </w:pPr>
+      <w:proofErr w:type="gramStart"/>
+      <w:r>
+        <w:rPr>
+          <w:rFonts w:hint="eastAsia"/>
+          <w:b/>
+          <w:bCs/>
+        </w:rPr>
+        <w:t>一</w:t>
+      </w:r>
+      <w:proofErr w:type="gramEnd"/>
+      <w:r>
+        <w:rPr>
+          <w:rFonts w:hint="eastAsia"/>
+          <w:b/>
+          <w:bCs/>
+        </w:rPr>
+        <w:t>党极权制或</w:t>
+      </w:r>
+      <w:proofErr w:type="gramStart"/>
+      <w:r>
+        <w:rPr>
+          <w:rFonts w:hint="eastAsia"/>
+          <w:b/>
+          <w:bCs/>
+        </w:rPr>
+        <w:t>一</w:t>
+      </w:r>
+      <w:proofErr w:type="gramEnd"/>
+      <w:r>
+        <w:rPr>
+          <w:rFonts w:hint="eastAsia"/>
+          <w:b/>
+          <w:bCs/>
+        </w:rPr>
+        <w:t>党权威制向两</w:t>
+      </w:r>
+      <w:r>
+        <w:rPr>
+          <w:rFonts w:hint="eastAsia"/>
+          <w:b/>
+          <w:bCs/>
+        </w:rPr>
+        <w:t>/</w:t>
+      </w:r>
+      <w:r>
+        <w:rPr>
+          <w:rFonts w:hint="eastAsia"/>
+          <w:b/>
+          <w:bCs/>
+        </w:rPr>
+        <w:t>多党制过度的阶段：</w:t>
+      </w:r>
+      <w:r>
+        <w:rPr>
+          <w:rFonts w:hint="eastAsia"/>
+        </w:rPr>
+        <w:t>意大利（</w:t>
+      </w:r>
+      <w:r>
+        <w:rPr>
+          <w:rFonts w:hint="eastAsia"/>
+        </w:rPr>
+        <w:t>1948-1994</w:t>
+      </w:r>
+      <w:r>
+        <w:rPr>
+          <w:rFonts w:hint="eastAsia"/>
+        </w:rPr>
+        <w:t>）、日本（</w:t>
+      </w:r>
+      <w:r>
+        <w:rPr>
+          <w:rFonts w:hint="eastAsia"/>
+        </w:rPr>
+        <w:t>1955-1993</w:t>
+      </w:r>
+      <w:r>
+        <w:rPr>
+          <w:rFonts w:hint="eastAsia"/>
+        </w:rPr>
+        <w:t>）、韩国（</w:t>
+      </w:r>
+      <w:r>
+        <w:rPr>
+          <w:rFonts w:hint="eastAsia"/>
+        </w:rPr>
+        <w:t>1987-1997</w:t>
+      </w:r>
+      <w:r>
+        <w:rPr>
+          <w:rFonts w:hint="eastAsia"/>
+        </w:rPr>
+        <w:t>）</w:t>
+      </w:r>
+    </w:p>
+    <w:p>
+      <w:pPr>
+        <w:pStyle w:val="aa"/>
+        <w:numPr>
+          <w:ilvl w:val="0"/>
+          <w:numId w:val="15"/>
+        </w:numPr>
+        <w:spacing w:beforeLines="0" w:before="0" w:afterLines="0" w:after="0"/>
+        <w:ind w:left="442" w:hanging="442"/>
+        <w:rPr>
+          <w:rFonts w:hint="eastAsia"/>
+        </w:rPr>
+      </w:pPr>
+      <w:r>
+        <w:rPr>
+          <w:rFonts w:hint="eastAsia"/>
+          <w:b/>
+          <w:bCs/>
+        </w:rPr>
+        <w:t>在民族解放运动中独立的国家：</w:t>
+      </w:r>
+      <w:r>
+        <w:rPr>
+          <w:rFonts w:hint="eastAsia"/>
+        </w:rPr>
+        <w:t>印度（</w:t>
+      </w:r>
+      <w:r>
+        <w:rPr>
+          <w:rFonts w:hint="eastAsia"/>
+        </w:rPr>
+        <w:t>1947-1977</w:t>
+      </w:r>
+      <w:r>
+        <w:rPr>
+          <w:rFonts w:hint="eastAsia"/>
+        </w:rPr>
+        <w:t>）</w:t>
+      </w:r>
+    </w:p>
+    <w:p>
+      <w:pPr>
+        <w:pStyle w:val="aa"/>
+        <w:numPr>
+          <w:ilvl w:val="0"/>
+          <w:numId w:val="15"/>
+        </w:numPr>
+        <w:spacing w:beforeLines="0" w:before="0" w:afterLines="0" w:after="0"/>
+        <w:ind w:left="442" w:hanging="442"/>
+        <w:rPr>
+          <w:rFonts w:hint="eastAsia"/>
+        </w:rPr>
+      </w:pPr>
+      <w:r>
+        <w:rPr>
+          <w:rFonts w:hint="eastAsia"/>
+          <w:b/>
+          <w:bCs/>
+        </w:rPr>
+        <w:t>兼具以上两个特点的案例：</w:t>
+      </w:r>
+      <w:r>
+        <w:rPr>
+          <w:rFonts w:hint="eastAsia"/>
+        </w:rPr>
+        <w:t>兰萨纳</w:t>
+      </w:r>
+      <w:r>
+        <w:rPr>
+          <w:rFonts w:hint="eastAsia"/>
+        </w:rPr>
+        <w:t>·</w:t>
+      </w:r>
+      <w:r>
+        <w:rPr>
+          <w:rFonts w:hint="eastAsia"/>
+        </w:rPr>
+        <w:t>孔戴与统一进步党领导下的几内亚（</w:t>
+      </w:r>
+      <w:r>
+        <w:rPr>
+          <w:rFonts w:hint="eastAsia"/>
+        </w:rPr>
+        <w:t>1992-2008</w:t>
+      </w:r>
+      <w:r>
+        <w:rPr>
+          <w:rFonts w:hint="eastAsia"/>
+        </w:rPr>
+        <w:t>）、奥尔特加与桑解阵领导下的尼加拉瓜（</w:t>
+      </w:r>
+      <w:r>
+        <w:rPr>
+          <w:rFonts w:hint="eastAsia"/>
+        </w:rPr>
+        <w:t>1984-1990</w:t>
+      </w:r>
+      <w:r>
+        <w:rPr>
+          <w:rFonts w:hint="eastAsia"/>
+        </w:rPr>
+        <w:t>）（</w:t>
+      </w:r>
+      <w:r>
+        <w:rPr>
+          <w:rFonts w:hint="eastAsia"/>
+        </w:rPr>
+        <w:t>2006</w:t>
+      </w:r>
+      <w:r>
+        <w:rPr>
+          <w:rFonts w:hint="eastAsia"/>
+        </w:rPr>
+        <w:t>至今）</w:t>
+      </w:r>
+    </w:p>
+    <w:p>
+      <w:pPr>
+        <w:pStyle w:val="aa"/>
+        <w:spacing w:before="78" w:after="78"/>
+      </w:pPr>
+    </w:p>
+    <w:p>
+      <w:pPr>
+        <w:pStyle w:val="ac"/>
+      </w:pPr>
+      <w:bookmarkStart w:id="33" w:name="_Toc226025455"/>
+      <w:r>
+        <w:rPr>
+          <w:rFonts w:hint="eastAsia"/>
+        </w:rPr>
+        <w:t>四、</w:t>
+      </w:r>
+      <w:r>
+        <w:rPr>
+          <w:rFonts w:hint="eastAsia"/>
+        </w:rPr>
+        <w:t>西方政党体制研究的局限性</w:t>
+      </w:r>
+      <w:bookmarkEnd w:id="33"/>
+    </w:p>
+    <w:p>
+      <w:pPr>
+        <w:pStyle w:val="aa"/>
+        <w:spacing w:before="78" w:after="78"/>
+        <w:ind w:firstLine="420"/>
+        <w:rPr>
+          <w:rFonts w:hint="eastAsia"/>
+        </w:rPr>
+      </w:pPr>
+      <w:r>
+        <w:rPr>
+          <w:rFonts w:hint="eastAsia"/>
+        </w:rPr>
+        <w:t>政党体制分类研究的特点</w:t>
+      </w:r>
+      <w:r>
+        <w:rPr>
+          <w:rFonts w:hint="eastAsia"/>
+        </w:rPr>
+        <w:t>是</w:t>
+      </w:r>
+      <w:r>
+        <w:rPr>
+          <w:rFonts w:hint="eastAsia"/>
+        </w:rPr>
+        <w:t>按照一个国家或政体内有影响的政党数量划分</w:t>
+      </w:r>
+      <w:r>
+        <w:rPr>
+          <w:rFonts w:hint="eastAsia"/>
+        </w:rPr>
+        <w:t>。它</w:t>
+      </w:r>
+      <w:r>
+        <w:rPr>
+          <w:rFonts w:hint="eastAsia"/>
+        </w:rPr>
+        <w:t>把政党数量</w:t>
+      </w:r>
+      <w:proofErr w:type="gramStart"/>
+      <w:r>
+        <w:rPr>
+          <w:rFonts w:hint="eastAsia"/>
+        </w:rPr>
+        <w:t>当做</w:t>
+      </w:r>
+      <w:proofErr w:type="gramEnd"/>
+      <w:r>
+        <w:rPr>
+          <w:rFonts w:hint="eastAsia"/>
+        </w:rPr>
+        <w:t>一种离散变量</w:t>
+      </w:r>
+      <w:r>
+        <w:rPr>
+          <w:rFonts w:hint="eastAsia"/>
+        </w:rPr>
+        <w:t>，但</w:t>
+      </w:r>
+      <w:r>
+        <w:rPr>
+          <w:rFonts w:hint="eastAsia"/>
+        </w:rPr>
+        <w:t>在现实中很多国家或政体介于两个类别之间（</w:t>
+      </w:r>
+      <w:r>
+        <w:rPr>
+          <w:rFonts w:hint="eastAsia"/>
+        </w:rPr>
+        <w:t>如</w:t>
+      </w:r>
+      <w:r>
+        <w:rPr>
+          <w:rFonts w:hint="eastAsia"/>
+        </w:rPr>
+        <w:t>英国的“</w:t>
+      </w:r>
+      <w:r>
+        <w:rPr>
+          <w:rFonts w:hint="eastAsia"/>
+        </w:rPr>
+        <w:t>2.5</w:t>
+      </w:r>
+      <w:r>
+        <w:rPr>
+          <w:rFonts w:hint="eastAsia"/>
+        </w:rPr>
+        <w:t>党”制、</w:t>
+      </w:r>
+      <w:proofErr w:type="gramStart"/>
+      <w:r>
+        <w:rPr>
+          <w:rFonts w:hint="eastAsia"/>
+        </w:rPr>
+        <w:t>一</w:t>
+      </w:r>
+      <w:proofErr w:type="gramEnd"/>
+      <w:r>
+        <w:rPr>
+          <w:rFonts w:hint="eastAsia"/>
+        </w:rPr>
+        <w:t>党权威制</w:t>
+      </w:r>
+      <w:r>
+        <w:rPr>
+          <w:rFonts w:hint="eastAsia"/>
+        </w:rPr>
+        <w:t>、</w:t>
+      </w:r>
+      <w:proofErr w:type="gramStart"/>
+      <w:r>
+        <w:rPr>
+          <w:rFonts w:hint="eastAsia"/>
+        </w:rPr>
+        <w:t>一</w:t>
+      </w:r>
+      <w:proofErr w:type="gramEnd"/>
+      <w:r>
+        <w:rPr>
+          <w:rFonts w:hint="eastAsia"/>
+        </w:rPr>
+        <w:t>党多元制）</w:t>
+      </w:r>
+      <w:r>
+        <w:rPr>
+          <w:rFonts w:hint="eastAsia"/>
+        </w:rPr>
+        <w:t>。它</w:t>
+      </w:r>
+      <w:r>
+        <w:rPr>
+          <w:rFonts w:hint="eastAsia"/>
+        </w:rPr>
+        <w:t>缺乏对政党间关系的深入探讨</w:t>
+      </w:r>
+      <w:r>
+        <w:rPr>
+          <w:rFonts w:hint="eastAsia"/>
+        </w:rPr>
+        <w:t>。它将</w:t>
+      </w:r>
+      <w:r>
+        <w:rPr>
+          <w:rFonts w:hint="eastAsia"/>
+        </w:rPr>
+        <w:t>选举制度</w:t>
+      </w:r>
+      <w:r>
+        <w:rPr>
+          <w:rFonts w:hint="eastAsia"/>
+        </w:rPr>
+        <w:t>视为</w:t>
+      </w:r>
+      <w:r>
+        <w:rPr>
+          <w:rFonts w:hint="eastAsia"/>
+        </w:rPr>
+        <w:t>影响政党体制最重要的因素（之一）</w:t>
+      </w:r>
+      <w:r>
+        <w:rPr>
+          <w:rFonts w:hint="eastAsia"/>
+        </w:rPr>
+        <w:t>，</w:t>
+      </w:r>
+      <w:r>
+        <w:rPr>
+          <w:rFonts w:hint="eastAsia"/>
+        </w:rPr>
+        <w:t>缺乏对政治制度（总统制、半总统制、议会制）和政党体制之间关系的深入研究。</w:t>
+      </w:r>
+    </w:p>
+    <w:p>
+      <w:pPr>
+        <w:pStyle w:val="aa"/>
+        <w:spacing w:before="78" w:after="78"/>
+      </w:pPr>
+    </w:p>
+    <w:p>
+      <w:pPr>
+        <w:pStyle w:val="aa"/>
+        <w:spacing w:before="78" w:after="78"/>
+      </w:pPr>
+    </w:p>
+    <w:p>
+      <w:pPr>
+        <w:pStyle w:val="aa"/>
+        <w:spacing w:before="78" w:after="78"/>
+      </w:pPr>
+    </w:p>
+    <w:p>
+      <w:pPr>
+        <w:pStyle w:val="a9"/>
+      </w:pPr>
+      <w:bookmarkStart w:id="34" w:name="_Toc226025456"/>
+      <w:r>
+        <w:rPr>
+          <w:rFonts w:hint="eastAsia"/>
+        </w:rPr>
+        <w:t>第五讲</w:t>
+      </w:r>
+      <w:r>
+        <w:rPr>
+          <w:rFonts w:hint="eastAsia"/>
+        </w:rPr>
+        <w:t xml:space="preserve"> </w:t>
+      </w:r>
+      <w:r>
+        <w:rPr>
+          <w:rFonts w:hint="eastAsia"/>
+        </w:rPr>
+        <w:t>政党组织</w:t>
+      </w:r>
+      <w:bookmarkEnd w:id="34"/>
+    </w:p>
+    <w:p>
+      <w:pPr>
+        <w:pStyle w:val="aa"/>
+        <w:spacing w:before="78" w:after="78"/>
+        <w:jc w:val="center"/>
+        <w:rPr>
+          <w:rFonts w:hint="eastAsia"/>
+        </w:rPr>
+      </w:pPr>
+      <w:r>
+        <w:rPr>
+          <w:rFonts w:hint="eastAsia"/>
+        </w:rPr>
+        <w:t>2026.4.2</w:t>
+      </w:r>
+    </w:p>
+    <w:p>
+      <w:pPr>
+        <w:pStyle w:val="ac"/>
+      </w:pPr>
+      <w:bookmarkStart w:id="35" w:name="_Toc226025457"/>
+      <w:r>
+        <w:rPr>
+          <w:rFonts w:hint="eastAsia"/>
+        </w:rPr>
+        <w:t>一、西方国家政党组织概况</w:t>
+      </w:r>
+      <w:bookmarkEnd w:id="35"/>
+    </w:p>
+    <w:p>
+      <w:pPr>
+        <w:pStyle w:val="aa"/>
+        <w:spacing w:before="78" w:after="78"/>
+        <w:rPr>
+          <w:rFonts w:hint="eastAsia"/>
+        </w:rPr>
+      </w:pPr>
+      <w:r>
+        <w:tab/>
+      </w:r>
+      <w:r>
+        <w:rPr>
+          <w:rFonts w:hint="eastAsia"/>
+        </w:rPr>
+        <w:t>政党组织可分为社会中的党组织和政府（包括议会和官僚机构）中的党组织。如同政府机构，除地区性政党以外的大部分西方国家的政党设有全国性组织和地方性组织。不同国家政党的组织结构差异很大，同一国家内不同政党的组织结构也存在差异。</w:t>
+      </w:r>
+    </w:p>
+    <w:p>
+      <w:pPr>
+        <w:pStyle w:val="aa"/>
+        <w:spacing w:before="78" w:after="78"/>
+      </w:pPr>
+    </w:p>
+    <w:p>
+      <w:pPr>
+        <w:pStyle w:val="ac"/>
+      </w:pPr>
+      <w:bookmarkStart w:id="36" w:name="_Toc226025458"/>
+      <w:r>
+        <w:rPr>
+          <w:rFonts w:hint="eastAsia"/>
+        </w:rPr>
+        <w:t>二、国家社会中的政党组织：从中央到地方</w:t>
+      </w:r>
+      <w:bookmarkEnd w:id="36"/>
+    </w:p>
+    <w:p>
+      <w:pPr>
+        <w:pStyle w:val="ae"/>
+      </w:pPr>
+      <w:bookmarkStart w:id="37" w:name="_Toc226025459"/>
+      <w:r>
+        <w:rPr>
+          <w:rFonts w:hint="eastAsia"/>
+        </w:rPr>
+        <w:t>（一）西方政党的全国性组织</w:t>
+      </w:r>
+      <w:bookmarkEnd w:id="37"/>
+    </w:p>
+    <w:p>
+      <w:pPr>
+        <w:pStyle w:val="aa"/>
+        <w:spacing w:before="78" w:after="78"/>
+        <w:ind w:firstLine="420"/>
+      </w:pPr>
+      <w:r>
+        <w:rPr>
+          <w:rFonts w:hint="eastAsia"/>
+        </w:rPr>
+        <w:t>美国民主、共和两党的全国性组织是全国代表大会（</w:t>
+      </w:r>
+      <w:r>
+        <w:rPr>
+          <w:rFonts w:hint="eastAsia"/>
+        </w:rPr>
+        <w:t>national convention</w:t>
+      </w:r>
+      <w:r>
+        <w:rPr>
+          <w:rFonts w:hint="eastAsia"/>
+        </w:rPr>
+        <w:t>）和全国委员会（</w:t>
+      </w:r>
+      <w:r>
+        <w:rPr>
+          <w:rFonts w:hint="eastAsia"/>
+        </w:rPr>
+        <w:t>national committee</w:t>
+      </w:r>
+      <w:r>
+        <w:rPr>
+          <w:rFonts w:hint="eastAsia"/>
+        </w:rPr>
+        <w:t>），其中前者是临时组织，后者是常设组织。英国保守党的全国性组织是全国代表大会和保守党委员会，其中前者是临时组织，后者是半永久性的、长期的组织。</w:t>
+      </w:r>
+    </w:p>
+    <w:p>
+      <w:pPr>
+        <w:pStyle w:val="aa"/>
+        <w:spacing w:before="78" w:after="78"/>
+        <w:ind w:firstLine="420"/>
+        <w:rPr>
+          <w:rFonts w:hint="eastAsia"/>
+        </w:rPr>
+      </w:pPr>
+      <w:r>
+        <w:rPr>
+          <w:rFonts w:hint="eastAsia"/>
+        </w:rPr>
+        <w:t>社会主义（社会民主主义）政党的结构一般更严密复杂。法国社会党设有全国代表大会、全国委员会、全国局、第一书记、全国书记处等组织机构。德国社会民主党设有中央执行委员会、联邦党代表大会、党代表大会、监督委员会、联邦仲裁委员会等组织机构。</w:t>
+      </w:r>
+    </w:p>
+    <w:p>
+      <w:pPr>
+        <w:pStyle w:val="af1"/>
+        <w:rPr>
+          <w:rFonts w:hint="eastAsia"/>
+        </w:rPr>
+      </w:pPr>
+      <w:r>
+        <w:rPr>
+          <w:rFonts w:hint="eastAsia"/>
+        </w:rPr>
+        <w:t xml:space="preserve">1. </w:t>
+      </w:r>
+      <w:r>
+        <w:rPr>
+          <w:rFonts w:hint="eastAsia"/>
+        </w:rPr>
+        <w:t>美国民主</w:t>
+      </w:r>
+      <w:r>
+        <w:rPr>
+          <w:rFonts w:hint="eastAsia"/>
+        </w:rPr>
+        <w:t>/</w:t>
+      </w:r>
+      <w:r>
+        <w:rPr>
+          <w:rFonts w:hint="eastAsia"/>
+        </w:rPr>
+        <w:t>共和两党的全国性党组织：全国代表大会</w:t>
+      </w:r>
+    </w:p>
+    <w:p>
+      <w:pPr>
+        <w:pStyle w:val="aa"/>
+        <w:spacing w:before="78" w:after="78"/>
+      </w:pPr>
+      <w:r>
+        <w:lastRenderedPageBreak/>
+        <w:tab/>
+      </w:r>
+      <w:r>
+        <w:rPr>
+          <w:rFonts w:hint="eastAsia"/>
+          <w:b/>
+          <w:bCs/>
+        </w:rPr>
+        <w:t>全国代表大会</w:t>
+      </w:r>
+      <w:r>
+        <w:rPr>
+          <w:rFonts w:hint="eastAsia"/>
+        </w:rPr>
+        <w:t>每四年在总统大选前召开一次，由每个州的党代表提名总统候选人及其团队，即初选。党内初选的胜者通常在全国党代会几个月前就已敲定。全国代表大会还会批准和发布最新一期的党纲（党纲每四年发布一次）。</w:t>
+      </w:r>
+    </w:p>
+    <w:p>
+      <w:pPr>
+        <w:pStyle w:val="aa"/>
+        <w:spacing w:before="78" w:after="78"/>
+        <w:rPr>
+          <w:rFonts w:hint="eastAsia"/>
+        </w:rPr>
+      </w:pPr>
+      <w:r>
+        <w:tab/>
+      </w:r>
+      <w:r>
+        <w:rPr>
+          <w:rFonts w:hint="eastAsia"/>
+          <w:b/>
+          <w:bCs/>
+        </w:rPr>
+        <w:t>全国委员会</w:t>
+      </w:r>
+      <w:r>
+        <w:rPr>
+          <w:rFonts w:hint="eastAsia"/>
+        </w:rPr>
+        <w:t>主要负责为大选筹集资金。在</w:t>
+      </w:r>
+      <w:r>
+        <w:rPr>
+          <w:rFonts w:hint="eastAsia"/>
+        </w:rPr>
+        <w:t>2002</w:t>
+      </w:r>
+      <w:r>
+        <w:rPr>
+          <w:rFonts w:hint="eastAsia"/>
+        </w:rPr>
+        <w:t>年竞选改革（麦凯恩</w:t>
+      </w:r>
+      <w:r>
+        <w:rPr>
+          <w:rFonts w:hint="eastAsia"/>
+        </w:rPr>
+        <w:t>-</w:t>
+      </w:r>
+      <w:r>
+        <w:rPr>
+          <w:rFonts w:hint="eastAsia"/>
+        </w:rPr>
+        <w:t>芬格尔德法案）之前，全国委员会接受的政治献金不受限制；</w:t>
+      </w:r>
+      <w:r>
+        <w:rPr>
+          <w:rFonts w:hint="eastAsia"/>
+        </w:rPr>
+        <w:t>2002</w:t>
+      </w:r>
+      <w:r>
+        <w:rPr>
+          <w:rFonts w:hint="eastAsia"/>
+        </w:rPr>
+        <w:t>年改革之后，直接捐给全国委员会的金额受到严格限制；全国委员会相应地通过建立各种民间的社会团体（</w:t>
+      </w:r>
+      <w:r>
+        <w:rPr>
+          <w:rFonts w:hint="eastAsia"/>
+        </w:rPr>
+        <w:t>527</w:t>
+      </w:r>
+      <w:r>
+        <w:rPr>
+          <w:rFonts w:hint="eastAsia"/>
+        </w:rPr>
+        <w:t>委员会）来绕开法律的限制。全国委员会还负责协调党内不同派系不一致的意见，在大选期间承担媒体宣传和公关工作（如设计和投放竞选广告）。全国委员会通常设主席一名，赢得总统大选的政党将由总统任命主席，未赢得总统大选的政党将通过上一届全国委员会选举出新一届主席。</w:t>
+      </w:r>
+    </w:p>
+    <w:p>
+      <w:pPr>
+        <w:pStyle w:val="aa"/>
+        <w:spacing w:before="78" w:after="78"/>
+        <w:rPr>
+          <w:rFonts w:hint="eastAsia"/>
+        </w:rPr>
+      </w:pPr>
+      <w:r>
+        <w:tab/>
+      </w:r>
+      <w:r>
+        <w:rPr>
+          <w:rFonts w:hint="eastAsia"/>
+        </w:rPr>
+        <w:t>美国民主、共和两党党纲（</w:t>
+      </w:r>
+      <w:r>
+        <w:rPr>
+          <w:rFonts w:hint="eastAsia"/>
+        </w:rPr>
+        <w:t>party platform</w:t>
+      </w:r>
+      <w:r>
+        <w:rPr>
+          <w:rFonts w:hint="eastAsia"/>
+        </w:rPr>
+        <w:t>）的特点是几乎“没人看”——普通选民并不关心党纲内容，媒体也不关注。这是因为，很大程度上美国的大选是以候选人为中心的，候选人的公关团队和党的全国委员会为候选人量身定制竞选主题；候选人的政治主张和精选策略不必严格遵循党纲。在</w:t>
+      </w:r>
+      <w:r>
+        <w:rPr>
+          <w:rFonts w:hint="eastAsia"/>
+        </w:rPr>
+        <w:t>2016</w:t>
+      </w:r>
+      <w:r>
+        <w:rPr>
+          <w:rFonts w:hint="eastAsia"/>
+        </w:rPr>
+        <w:t>年前，候选人的政治立场和主张通常比党纲中的主张更加温和。党纲是候选人和利益集团以及党内积极分子沟通、协调的渠道。</w:t>
       </w:r>
     </w:p>
     <w:p>
@@ -16817,9 +18583,9 @@
     </w:lvl>
   </w:abstractNum>
   <w:abstractNum w:abstractNumId="4" w15:restartNumberingAfterBreak="0">
-    <w:nsid w:val="3F41529A"/>
+    <w:nsid w:val="3B3C3355"/>
     <w:multiLevelType w:val="hybridMultilevel"/>
-    <w:tmpl w:val="38DA4A82"/>
+    <w:tmpl w:val="07546572"/>
     <w:lvl w:ilvl="0" w:tplc="04090001">
       <w:start w:val="1"/>
       <w:numFmt w:val="bullet"/>
@@ -16930,9 +18696,9 @@
     </w:lvl>
   </w:abstractNum>
   <w:abstractNum w:abstractNumId="5" w15:restartNumberingAfterBreak="0">
-    <w:nsid w:val="417A2185"/>
+    <w:nsid w:val="3F41529A"/>
     <w:multiLevelType w:val="hybridMultilevel"/>
-    <w:tmpl w:val="63EE22C0"/>
+    <w:tmpl w:val="38DA4A82"/>
     <w:lvl w:ilvl="0" w:tplc="04090001">
       <w:start w:val="1"/>
       <w:numFmt w:val="bullet"/>
@@ -17043,9 +18809,9 @@
     </w:lvl>
   </w:abstractNum>
   <w:abstractNum w:abstractNumId="6" w15:restartNumberingAfterBreak="0">
-    <w:nsid w:val="43265808"/>
+    <w:nsid w:val="417A2185"/>
     <w:multiLevelType w:val="hybridMultilevel"/>
-    <w:tmpl w:val="E200B45A"/>
+    <w:tmpl w:val="63EE22C0"/>
     <w:lvl w:ilvl="0" w:tplc="04090001">
       <w:start w:val="1"/>
       <w:numFmt w:val="bullet"/>
@@ -17156,9 +18922,9 @@
     </w:lvl>
   </w:abstractNum>
   <w:abstractNum w:abstractNumId="7" w15:restartNumberingAfterBreak="0">
-    <w:nsid w:val="4AE43F26"/>
+    <w:nsid w:val="43265808"/>
     <w:multiLevelType w:val="hybridMultilevel"/>
-    <w:tmpl w:val="9CA88142"/>
+    <w:tmpl w:val="E200B45A"/>
     <w:lvl w:ilvl="0" w:tplc="04090001">
       <w:start w:val="1"/>
       <w:numFmt w:val="bullet"/>
@@ -17269,9 +19035,9 @@
     </w:lvl>
   </w:abstractNum>
   <w:abstractNum w:abstractNumId="8" w15:restartNumberingAfterBreak="0">
-    <w:nsid w:val="62F77943"/>
+    <w:nsid w:val="4AE43F26"/>
     <w:multiLevelType w:val="hybridMultilevel"/>
-    <w:tmpl w:val="832A6C5A"/>
+    <w:tmpl w:val="9CA88142"/>
     <w:lvl w:ilvl="0" w:tplc="04090001">
       <w:start w:val="1"/>
       <w:numFmt w:val="bullet"/>
@@ -17382,9 +19148,9 @@
     </w:lvl>
   </w:abstractNum>
   <w:abstractNum w:abstractNumId="9" w15:restartNumberingAfterBreak="0">
-    <w:nsid w:val="670F042E"/>
+    <w:nsid w:val="62F77943"/>
     <w:multiLevelType w:val="hybridMultilevel"/>
-    <w:tmpl w:val="317AA1FA"/>
+    <w:tmpl w:val="832A6C5A"/>
     <w:lvl w:ilvl="0" w:tplc="04090001">
       <w:start w:val="1"/>
       <w:numFmt w:val="bullet"/>
@@ -17495,9 +19261,9 @@
     </w:lvl>
   </w:abstractNum>
   <w:abstractNum w:abstractNumId="10" w15:restartNumberingAfterBreak="0">
-    <w:nsid w:val="6E341EF4"/>
+    <w:nsid w:val="670F042E"/>
     <w:multiLevelType w:val="hybridMultilevel"/>
-    <w:tmpl w:val="432C477A"/>
+    <w:tmpl w:val="317AA1FA"/>
     <w:lvl w:ilvl="0" w:tplc="04090001">
       <w:start w:val="1"/>
       <w:numFmt w:val="bullet"/>
@@ -17608,9 +19374,9 @@
     </w:lvl>
   </w:abstractNum>
   <w:abstractNum w:abstractNumId="11" w15:restartNumberingAfterBreak="0">
-    <w:nsid w:val="7DE46ED2"/>
+    <w:nsid w:val="6E341EF4"/>
     <w:multiLevelType w:val="hybridMultilevel"/>
-    <w:tmpl w:val="85FA63C0"/>
+    <w:tmpl w:val="432C477A"/>
     <w:lvl w:ilvl="0" w:tplc="04090001">
       <w:start w:val="1"/>
       <w:numFmt w:val="bullet"/>
@@ -17721,6 +19487,119 @@
     </w:lvl>
   </w:abstractNum>
   <w:abstractNum w:abstractNumId="12" w15:restartNumberingAfterBreak="0">
+    <w:nsid w:val="7DE46ED2"/>
+    <w:multiLevelType w:val="hybridMultilevel"/>
+    <w:tmpl w:val="85FA63C0"/>
+    <w:lvl w:ilvl="0" w:tplc="04090001">
+      <w:start w:val="1"/>
+      <w:numFmt w:val="bullet"/>
+      <w:lvlText w:val=""/>
+      <w:lvlJc w:val="left"/>
+      <w:pPr>
+        <w:ind w:left="440" w:hanging="440"/>
+      </w:pPr>
+      <w:rPr>
+        <w:rFonts w:ascii="Wingdings" w:hAnsi="Wingdings" w:hint="default"/>
+      </w:rPr>
+    </w:lvl>
+    <w:lvl w:ilvl="1" w:tplc="04090003" w:tentative="1">
+      <w:start w:val="1"/>
+      <w:numFmt w:val="bullet"/>
+      <w:lvlText w:val=""/>
+      <w:lvlJc w:val="left"/>
+      <w:pPr>
+        <w:ind w:left="880" w:hanging="440"/>
+      </w:pPr>
+      <w:rPr>
+        <w:rFonts w:ascii="Wingdings" w:hAnsi="Wingdings" w:hint="default"/>
+      </w:rPr>
+    </w:lvl>
+    <w:lvl w:ilvl="2" w:tplc="04090005" w:tentative="1">
+      <w:start w:val="1"/>
+      <w:numFmt w:val="bullet"/>
+      <w:lvlText w:val=""/>
+      <w:lvlJc w:val="left"/>
+      <w:pPr>
+        <w:ind w:left="1320" w:hanging="440"/>
+      </w:pPr>
+      <w:rPr>
+        <w:rFonts w:ascii="Wingdings" w:hAnsi="Wingdings" w:hint="default"/>
+      </w:rPr>
+    </w:lvl>
+    <w:lvl w:ilvl="3" w:tplc="04090001" w:tentative="1">
+      <w:start w:val="1"/>
+      <w:numFmt w:val="bullet"/>
+      <w:lvlText w:val=""/>
+      <w:lvlJc w:val="left"/>
+      <w:pPr>
+        <w:ind w:left="1760" w:hanging="440"/>
+      </w:pPr>
+      <w:rPr>
+        <w:rFonts w:ascii="Wingdings" w:hAnsi="Wingdings" w:hint="default"/>
+      </w:rPr>
+    </w:lvl>
+    <w:lvl w:ilvl="4" w:tplc="04090003" w:tentative="1">
+      <w:start w:val="1"/>
+      <w:numFmt w:val="bullet"/>
+      <w:lvlText w:val=""/>
+      <w:lvlJc w:val="left"/>
+      <w:pPr>
+        <w:ind w:left="2200" w:hanging="440"/>
+      </w:pPr>
+      <w:rPr>
+        <w:rFonts w:ascii="Wingdings" w:hAnsi="Wingdings" w:hint="default"/>
+      </w:rPr>
+    </w:lvl>
+    <w:lvl w:ilvl="5" w:tplc="04090005" w:tentative="1">
+      <w:start w:val="1"/>
+      <w:numFmt w:val="bullet"/>
+      <w:lvlText w:val=""/>
+      <w:lvlJc w:val="left"/>
+      <w:pPr>
+        <w:ind w:left="2640" w:hanging="440"/>
+      </w:pPr>
+      <w:rPr>
+        <w:rFonts w:ascii="Wingdings" w:hAnsi="Wingdings" w:hint="default"/>
+      </w:rPr>
+    </w:lvl>
+    <w:lvl w:ilvl="6" w:tplc="04090001" w:tentative="1">
+      <w:start w:val="1"/>
+      <w:numFmt w:val="bullet"/>
+      <w:lvlText w:val=""/>
+      <w:lvlJc w:val="left"/>
+      <w:pPr>
+        <w:ind w:left="3080" w:hanging="440"/>
+      </w:pPr>
+      <w:rPr>
+        <w:rFonts w:ascii="Wingdings" w:hAnsi="Wingdings" w:hint="default"/>
+      </w:rPr>
+    </w:lvl>
+    <w:lvl w:ilvl="7" w:tplc="04090003" w:tentative="1">
+      <w:start w:val="1"/>
+      <w:numFmt w:val="bullet"/>
+      <w:lvlText w:val=""/>
+      <w:lvlJc w:val="left"/>
+      <w:pPr>
+        <w:ind w:left="3520" w:hanging="440"/>
+      </w:pPr>
+      <w:rPr>
+        <w:rFonts w:ascii="Wingdings" w:hAnsi="Wingdings" w:hint="default"/>
+      </w:rPr>
+    </w:lvl>
+    <w:lvl w:ilvl="8" w:tplc="04090005" w:tentative="1">
+      <w:start w:val="1"/>
+      <w:numFmt w:val="bullet"/>
+      <w:lvlText w:val=""/>
+      <w:lvlJc w:val="left"/>
+      <w:pPr>
+        <w:ind w:left="3960" w:hanging="440"/>
+      </w:pPr>
+      <w:rPr>
+        <w:rFonts w:ascii="Wingdings" w:hAnsi="Wingdings" w:hint="default"/>
+      </w:rPr>
+    </w:lvl>
+  </w:abstractNum>
+  <w:abstractNum w:abstractNumId="13" w15:restartNumberingAfterBreak="0">
     <w:nsid w:val="7EBA02E0"/>
     <w:multiLevelType w:val="hybridMultilevel"/>
     <w:tmpl w:val="076CFED4"/>
@@ -17833,7 +19712,7 @@
       </w:rPr>
     </w:lvl>
   </w:abstractNum>
-  <w:abstractNum w:abstractNumId="13" w15:restartNumberingAfterBreak="0">
+  <w:abstractNum w:abstractNumId="14" w15:restartNumberingAfterBreak="0">
     <w:nsid w:val="7EDB7CEF"/>
     <w:multiLevelType w:val="hybridMultilevel"/>
     <w:tmpl w:val="773842F4"/>
@@ -17950,43 +19829,46 @@
     <w:abstractNumId w:val="2"/>
   </w:num>
   <w:num w:numId="2" w16cid:durableId="12269881">
-    <w:abstractNumId w:val="13"/>
+    <w:abstractNumId w:val="14"/>
   </w:num>
   <w:num w:numId="3" w16cid:durableId="1983002091">
-    <w:abstractNumId w:val="5"/>
+    <w:abstractNumId w:val="6"/>
   </w:num>
   <w:num w:numId="4" w16cid:durableId="731849960">
     <w:abstractNumId w:val="0"/>
   </w:num>
   <w:num w:numId="5" w16cid:durableId="1116632798">
-    <w:abstractNumId w:val="10"/>
+    <w:abstractNumId w:val="11"/>
   </w:num>
   <w:num w:numId="6" w16cid:durableId="1752196932">
-    <w:abstractNumId w:val="8"/>
+    <w:abstractNumId w:val="9"/>
   </w:num>
   <w:num w:numId="7" w16cid:durableId="1352300313">
-    <w:abstractNumId w:val="4"/>
+    <w:abstractNumId w:val="5"/>
   </w:num>
   <w:num w:numId="8" w16cid:durableId="1343162509">
     <w:abstractNumId w:val="3"/>
   </w:num>
   <w:num w:numId="9" w16cid:durableId="164905320">
-    <w:abstractNumId w:val="11"/>
+    <w:abstractNumId w:val="12"/>
   </w:num>
   <w:num w:numId="10" w16cid:durableId="1432777141">
-    <w:abstractNumId w:val="12"/>
+    <w:abstractNumId w:val="13"/>
   </w:num>
   <w:num w:numId="11" w16cid:durableId="1472748748">
-    <w:abstractNumId w:val="7"/>
+    <w:abstractNumId w:val="8"/>
   </w:num>
   <w:num w:numId="12" w16cid:durableId="873427097">
-    <w:abstractNumId w:val="9"/>
+    <w:abstractNumId w:val="10"/>
   </w:num>
   <w:num w:numId="13" w16cid:durableId="86080031">
-    <w:abstractNumId w:val="6"/>
+    <w:abstractNumId w:val="7"/>
   </w:num>
   <w:num w:numId="14" w16cid:durableId="1811434337">
     <w:abstractNumId w:val="1"/>
+  </w:num>
+  <w:num w:numId="15" w16cid:durableId="1220247074">
+    <w:abstractNumId w:val="4"/>
   </w:num>
 </w:numbering>
 </file>

--- a/course/major/比较政党制度.docx
+++ b/course/major/比较政党制度.docx
@@ -196,15 +196,28 @@
         </w:rPr>
         <w:t>袁良丞（</w:t>
       </w:r>
-      <w:hyperlink r:id="rId10" w:history="1">
-        <w:r>
-          <w:rPr>
-            <w:rStyle w:val="a3"/>
-            <w:rFonts w:ascii="Times New Roman" w:eastAsia="宋体" w:hAnsi="Times New Roman" w:hint="eastAsia"/>
-          </w:rPr>
-          <w:t>223110170031@m.fudan.edu.cn</w:t>
-        </w:r>
-      </w:hyperlink>
+      <w:r>
+        <w:fldChar w:fldCharType="begin"/>
+      </w:r>
+      <w:r>
+        <w:instrText>HYPERLINK "mailto:223110170031@m.fudan.edu.cn"</w:instrText>
+      </w:r>
+      <w:r>
+        <w:rPr>
+          <w:rFonts w:hint="eastAsia"/>
+        </w:rPr>
+        <w:fldChar w:fldCharType="separate"/>
+      </w:r>
+      <w:r>
+        <w:rPr>
+          <w:rStyle w:val="a3"/>
+          <w:rFonts w:ascii="Times New Roman" w:eastAsia="宋体" w:hAnsi="Times New Roman" w:hint="eastAsia"/>
+        </w:rPr>
+        <w:t>223110170031@m.fudan.edu.cn</w:t>
+      </w:r>
+      <w:r>
+        <w:fldChar w:fldCharType="end"/>
+      </w:r>
       <w:r>
         <w:rPr>
           <w:rFonts w:ascii="宋体" w:eastAsia="宋体" w:hAnsi="宋体" w:hint="eastAsia"/>
@@ -227,7 +240,6 @@
           <w:kern w:val="2"/>
           <w:sz w:val="21"/>
           <w:szCs w:val="22"/>
-          <w:lang w:val="zh-CN"/>
         </w:rPr>
         <w:id w:val="-1506974890"/>
         <w:docPartObj>
@@ -259,7 +271,6 @@
               <w:b/>
               <w:bCs/>
               <w:color w:val="auto"/>
-              <w:lang w:val="zh-CN"/>
             </w:rPr>
             <w:t>目录</w:t>
           </w:r>
@@ -275,6 +286,7 @@
               <w:noProof/>
               <w:sz w:val="22"/>
               <w:szCs w:val="24"/>
+              <w:lang w:val="en-US"/>
               <w14:ligatures w14:val="standardContextual"/>
             </w:rPr>
           </w:pPr>
@@ -296,7 +308,7 @@
             </w:rPr>
             <w:fldChar w:fldCharType="separate"/>
           </w:r>
-          <w:hyperlink w:anchor="_Toc226025422" w:history="1">
+          <w:hyperlink w:anchor="_Toc226630154" w:history="1">
             <w:r>
               <w:rPr>
                 <w:rStyle w:val="a3"/>
@@ -335,7 +347,7 @@
                 <w:noProof/>
                 <w:webHidden/>
               </w:rPr>
-              <w:instrText>PAGEREF _Toc226025422 \h</w:instrText>
+              <w:instrText>PAGEREF _Toc226630154 \h</w:instrText>
             </w:r>
             <w:r>
               <w:rPr>
@@ -389,10 +401,11 @@
               <w:noProof/>
               <w:sz w:val="22"/>
               <w:szCs w:val="24"/>
+              <w:lang w:val="en-US"/>
               <w14:ligatures w14:val="standardContextual"/>
             </w:rPr>
           </w:pPr>
-          <w:hyperlink w:anchor="_Toc226025423" w:history="1">
+          <w:hyperlink w:anchor="_Toc226630155" w:history="1">
             <w:r>
               <w:rPr>
                 <w:rStyle w:val="a3"/>
@@ -431,7 +444,7 @@
                 <w:noProof/>
                 <w:webHidden/>
               </w:rPr>
-              <w:instrText>PAGEREF _Toc226025423 \h</w:instrText>
+              <w:instrText>PAGEREF _Toc226630155 \h</w:instrText>
             </w:r>
             <w:r>
               <w:rPr>
@@ -485,10 +498,11 @@
               <w:noProof/>
               <w:sz w:val="22"/>
               <w:szCs w:val="24"/>
+              <w:lang w:val="en-US"/>
               <w14:ligatures w14:val="standardContextual"/>
             </w:rPr>
           </w:pPr>
-          <w:hyperlink w:anchor="_Toc226025424" w:history="1">
+          <w:hyperlink w:anchor="_Toc226630156" w:history="1">
             <w:r>
               <w:rPr>
                 <w:rStyle w:val="a3"/>
@@ -527,7 +541,7 @@
                 <w:noProof/>
                 <w:webHidden/>
               </w:rPr>
-              <w:instrText>PAGEREF _Toc226025424 \h</w:instrText>
+              <w:instrText>PAGEREF _Toc226630156 \h</w:instrText>
             </w:r>
             <w:r>
               <w:rPr>
@@ -581,10 +595,11 @@
               <w:noProof/>
               <w:sz w:val="22"/>
               <w:szCs w:val="24"/>
+              <w:lang w:val="en-US"/>
               <w14:ligatures w14:val="standardContextual"/>
             </w:rPr>
           </w:pPr>
-          <w:hyperlink w:anchor="_Toc226025425" w:history="1">
+          <w:hyperlink w:anchor="_Toc226630157" w:history="1">
             <w:r>
               <w:rPr>
                 <w:rStyle w:val="a3"/>
@@ -623,7 +638,7 @@
                 <w:noProof/>
                 <w:webHidden/>
               </w:rPr>
-              <w:instrText>PAGEREF _Toc226025425 \h</w:instrText>
+              <w:instrText>PAGEREF _Toc226630157 \h</w:instrText>
             </w:r>
             <w:r>
               <w:rPr>
@@ -677,10 +692,11 @@
               <w:noProof/>
               <w:sz w:val="22"/>
               <w:szCs w:val="24"/>
+              <w:lang w:val="en-US"/>
               <w14:ligatures w14:val="standardContextual"/>
             </w:rPr>
           </w:pPr>
-          <w:hyperlink w:anchor="_Toc226025426" w:history="1">
+          <w:hyperlink w:anchor="_Toc226630158" w:history="1">
             <w:r>
               <w:rPr>
                 <w:rStyle w:val="a3"/>
@@ -719,7 +735,7 @@
                 <w:noProof/>
                 <w:webHidden/>
               </w:rPr>
-              <w:instrText>PAGEREF _Toc226025426 \h</w:instrText>
+              <w:instrText>PAGEREF _Toc226630158 \h</w:instrText>
             </w:r>
             <w:r>
               <w:rPr>
@@ -773,10 +789,11 @@
               <w:noProof/>
               <w:sz w:val="22"/>
               <w:szCs w:val="24"/>
+              <w:lang w:val="en-US"/>
               <w14:ligatures w14:val="standardContextual"/>
             </w:rPr>
           </w:pPr>
-          <w:hyperlink w:anchor="_Toc226025427" w:history="1">
+          <w:hyperlink w:anchor="_Toc226630159" w:history="1">
             <w:r>
               <w:rPr>
                 <w:rStyle w:val="a3"/>
@@ -815,7 +832,7 @@
                 <w:noProof/>
                 <w:webHidden/>
               </w:rPr>
-              <w:instrText>PAGEREF _Toc226025427 \h</w:instrText>
+              <w:instrText>PAGEREF _Toc226630159 \h</w:instrText>
             </w:r>
             <w:r>
               <w:rPr>
@@ -869,10 +886,11 @@
               <w:noProof/>
               <w:sz w:val="22"/>
               <w:szCs w:val="24"/>
+              <w:lang w:val="en-US"/>
               <w14:ligatures w14:val="standardContextual"/>
             </w:rPr>
           </w:pPr>
-          <w:hyperlink w:anchor="_Toc226025428" w:history="1">
+          <w:hyperlink w:anchor="_Toc226630160" w:history="1">
             <w:r>
               <w:rPr>
                 <w:rStyle w:val="a3"/>
@@ -911,7 +929,7 @@
                 <w:noProof/>
                 <w:webHidden/>
               </w:rPr>
-              <w:instrText>PAGEREF _Toc226025428 \h</w:instrText>
+              <w:instrText>PAGEREF _Toc226630160 \h</w:instrText>
             </w:r>
             <w:r>
               <w:rPr>
@@ -965,10 +983,11 @@
               <w:noProof/>
               <w:sz w:val="22"/>
               <w:szCs w:val="24"/>
+              <w:lang w:val="en-US"/>
               <w14:ligatures w14:val="standardContextual"/>
             </w:rPr>
           </w:pPr>
-          <w:hyperlink w:anchor="_Toc226025429" w:history="1">
+          <w:hyperlink w:anchor="_Toc226630161" w:history="1">
             <w:r>
               <w:rPr>
                 <w:rStyle w:val="a3"/>
@@ -1007,7 +1026,7 @@
                 <w:noProof/>
                 <w:webHidden/>
               </w:rPr>
-              <w:instrText>PAGEREF _Toc226025429 \h</w:instrText>
+              <w:instrText>PAGEREF _Toc226630161 \h</w:instrText>
             </w:r>
             <w:r>
               <w:rPr>
@@ -1061,10 +1080,11 @@
               <w:noProof/>
               <w:sz w:val="22"/>
               <w:szCs w:val="24"/>
+              <w:lang w:val="en-US"/>
               <w14:ligatures w14:val="standardContextual"/>
             </w:rPr>
           </w:pPr>
-          <w:hyperlink w:anchor="_Toc226025430" w:history="1">
+          <w:hyperlink w:anchor="_Toc226630162" w:history="1">
             <w:r>
               <w:rPr>
                 <w:rStyle w:val="a3"/>
@@ -1103,7 +1123,7 @@
                 <w:noProof/>
                 <w:webHidden/>
               </w:rPr>
-              <w:instrText>PAGEREF _Toc226025430 \h</w:instrText>
+              <w:instrText>PAGEREF _Toc226630162 \h</w:instrText>
             </w:r>
             <w:r>
               <w:rPr>
@@ -1157,10 +1177,11 @@
               <w:noProof/>
               <w:sz w:val="22"/>
               <w:szCs w:val="24"/>
+              <w:lang w:val="en-US"/>
               <w14:ligatures w14:val="standardContextual"/>
             </w:rPr>
           </w:pPr>
-          <w:hyperlink w:anchor="_Toc226025431" w:history="1">
+          <w:hyperlink w:anchor="_Toc226630163" w:history="1">
             <w:r>
               <w:rPr>
                 <w:rStyle w:val="a3"/>
@@ -1199,7 +1220,7 @@
                 <w:noProof/>
                 <w:webHidden/>
               </w:rPr>
-              <w:instrText>PAGEREF _Toc226025431 \h</w:instrText>
+              <w:instrText>PAGEREF _Toc226630163 \h</w:instrText>
             </w:r>
             <w:r>
               <w:rPr>
@@ -1253,10 +1274,11 @@
               <w:noProof/>
               <w:sz w:val="22"/>
               <w:szCs w:val="24"/>
+              <w:lang w:val="en-US"/>
               <w14:ligatures w14:val="standardContextual"/>
             </w:rPr>
           </w:pPr>
-          <w:hyperlink w:anchor="_Toc226025432" w:history="1">
+          <w:hyperlink w:anchor="_Toc226630164" w:history="1">
             <w:r>
               <w:rPr>
                 <w:rStyle w:val="a3"/>
@@ -1295,7 +1317,7 @@
                 <w:noProof/>
                 <w:webHidden/>
               </w:rPr>
-              <w:instrText>PAGEREF _Toc226025432 \h</w:instrText>
+              <w:instrText>PAGEREF _Toc226630164 \h</w:instrText>
             </w:r>
             <w:r>
               <w:rPr>
@@ -1349,10 +1371,11 @@
               <w:noProof/>
               <w:sz w:val="22"/>
               <w:szCs w:val="24"/>
+              <w:lang w:val="en-US"/>
               <w14:ligatures w14:val="standardContextual"/>
             </w:rPr>
           </w:pPr>
-          <w:hyperlink w:anchor="_Toc226025433" w:history="1">
+          <w:hyperlink w:anchor="_Toc226630165" w:history="1">
             <w:r>
               <w:rPr>
                 <w:rStyle w:val="a3"/>
@@ -1391,7 +1414,7 @@
                 <w:noProof/>
                 <w:webHidden/>
               </w:rPr>
-              <w:instrText>PAGEREF _Toc226025433 \h</w:instrText>
+              <w:instrText>PAGEREF _Toc226630165 \h</w:instrText>
             </w:r>
             <w:r>
               <w:rPr>
@@ -1445,10 +1468,11 @@
               <w:noProof/>
               <w:sz w:val="22"/>
               <w:szCs w:val="24"/>
+              <w:lang w:val="en-US"/>
               <w14:ligatures w14:val="standardContextual"/>
             </w:rPr>
           </w:pPr>
-          <w:hyperlink w:anchor="_Toc226025434" w:history="1">
+          <w:hyperlink w:anchor="_Toc226630166" w:history="1">
             <w:r>
               <w:rPr>
                 <w:rStyle w:val="a3"/>
@@ -1487,7 +1511,7 @@
                 <w:noProof/>
                 <w:webHidden/>
               </w:rPr>
-              <w:instrText>PAGEREF _Toc226025434 \h</w:instrText>
+              <w:instrText>PAGEREF _Toc226630166 \h</w:instrText>
             </w:r>
             <w:r>
               <w:rPr>
@@ -1541,10 +1565,11 @@
               <w:noProof/>
               <w:sz w:val="22"/>
               <w:szCs w:val="24"/>
+              <w:lang w:val="en-US"/>
               <w14:ligatures w14:val="standardContextual"/>
             </w:rPr>
           </w:pPr>
-          <w:hyperlink w:anchor="_Toc226025435" w:history="1">
+          <w:hyperlink w:anchor="_Toc226630167" w:history="1">
             <w:r>
               <w:rPr>
                 <w:rStyle w:val="a3"/>
@@ -1583,7 +1608,7 @@
                 <w:noProof/>
                 <w:webHidden/>
               </w:rPr>
-              <w:instrText>PAGEREF _Toc226025435 \h</w:instrText>
+              <w:instrText>PAGEREF _Toc226630167 \h</w:instrText>
             </w:r>
             <w:r>
               <w:rPr>
@@ -1637,10 +1662,11 @@
               <w:noProof/>
               <w:sz w:val="22"/>
               <w:szCs w:val="24"/>
+              <w:lang w:val="en-US"/>
               <w14:ligatures w14:val="standardContextual"/>
             </w:rPr>
           </w:pPr>
-          <w:hyperlink w:anchor="_Toc226025436" w:history="1">
+          <w:hyperlink w:anchor="_Toc226630168" w:history="1">
             <w:r>
               <w:rPr>
                 <w:rStyle w:val="a3"/>
@@ -1679,7 +1705,7 @@
                 <w:noProof/>
                 <w:webHidden/>
               </w:rPr>
-              <w:instrText>PAGEREF _Toc226025436 \h</w:instrText>
+              <w:instrText>PAGEREF _Toc226630168 \h</w:instrText>
             </w:r>
             <w:r>
               <w:rPr>
@@ -1733,10 +1759,11 @@
               <w:noProof/>
               <w:sz w:val="22"/>
               <w:szCs w:val="24"/>
+              <w:lang w:val="en-US"/>
               <w14:ligatures w14:val="standardContextual"/>
             </w:rPr>
           </w:pPr>
-          <w:hyperlink w:anchor="_Toc226025437" w:history="1">
+          <w:hyperlink w:anchor="_Toc226630169" w:history="1">
             <w:r>
               <w:rPr>
                 <w:rStyle w:val="a3"/>
@@ -1775,7 +1802,7 @@
                 <w:noProof/>
                 <w:webHidden/>
               </w:rPr>
-              <w:instrText>PAGEREF _Toc226025437 \h</w:instrText>
+              <w:instrText>PAGEREF _Toc226630169 \h</w:instrText>
             </w:r>
             <w:r>
               <w:rPr>
@@ -1829,10 +1856,11 @@
               <w:noProof/>
               <w:sz w:val="22"/>
               <w:szCs w:val="24"/>
+              <w:lang w:val="en-US"/>
               <w14:ligatures w14:val="standardContextual"/>
             </w:rPr>
           </w:pPr>
-          <w:hyperlink w:anchor="_Toc226025438" w:history="1">
+          <w:hyperlink w:anchor="_Toc226630170" w:history="1">
             <w:r>
               <w:rPr>
                 <w:rStyle w:val="a3"/>
@@ -1871,7 +1899,7 @@
                 <w:noProof/>
                 <w:webHidden/>
               </w:rPr>
-              <w:instrText>PAGEREF _Toc226025438 \h</w:instrText>
+              <w:instrText>PAGEREF _Toc226630170 \h</w:instrText>
             </w:r>
             <w:r>
               <w:rPr>
@@ -1925,10 +1953,11 @@
               <w:noProof/>
               <w:sz w:val="22"/>
               <w:szCs w:val="24"/>
+              <w:lang w:val="en-US"/>
               <w14:ligatures w14:val="standardContextual"/>
             </w:rPr>
           </w:pPr>
-          <w:hyperlink w:anchor="_Toc226025439" w:history="1">
+          <w:hyperlink w:anchor="_Toc226630171" w:history="1">
             <w:r>
               <w:rPr>
                 <w:rStyle w:val="a3"/>
@@ -1967,7 +1996,7 @@
                 <w:noProof/>
                 <w:webHidden/>
               </w:rPr>
-              <w:instrText>PAGEREF _Toc226025439 \h</w:instrText>
+              <w:instrText>PAGEREF _Toc226630171 \h</w:instrText>
             </w:r>
             <w:r>
               <w:rPr>
@@ -2021,10 +2050,11 @@
               <w:noProof/>
               <w:sz w:val="22"/>
               <w:szCs w:val="24"/>
+              <w:lang w:val="en-US"/>
               <w14:ligatures w14:val="standardContextual"/>
             </w:rPr>
           </w:pPr>
-          <w:hyperlink w:anchor="_Toc226025440" w:history="1">
+          <w:hyperlink w:anchor="_Toc226630172" w:history="1">
             <w:r>
               <w:rPr>
                 <w:rStyle w:val="a3"/>
@@ -2063,7 +2093,7 @@
                 <w:noProof/>
                 <w:webHidden/>
               </w:rPr>
-              <w:instrText>PAGEREF _Toc226025440 \h</w:instrText>
+              <w:instrText>PAGEREF _Toc226630172 \h</w:instrText>
             </w:r>
             <w:r>
               <w:rPr>
@@ -2117,10 +2147,11 @@
               <w:noProof/>
               <w:sz w:val="22"/>
               <w:szCs w:val="24"/>
+              <w:lang w:val="en-US"/>
               <w14:ligatures w14:val="standardContextual"/>
             </w:rPr>
           </w:pPr>
-          <w:hyperlink w:anchor="_Toc226025441" w:history="1">
+          <w:hyperlink w:anchor="_Toc226630173" w:history="1">
             <w:r>
               <w:rPr>
                 <w:rStyle w:val="a3"/>
@@ -2159,7 +2190,7 @@
                 <w:noProof/>
                 <w:webHidden/>
               </w:rPr>
-              <w:instrText>PAGEREF _Toc226025441 \h</w:instrText>
+              <w:instrText>PAGEREF _Toc226630173 \h</w:instrText>
             </w:r>
             <w:r>
               <w:rPr>
@@ -2213,10 +2244,11 @@
               <w:noProof/>
               <w:sz w:val="22"/>
               <w:szCs w:val="24"/>
+              <w:lang w:val="en-US"/>
               <w14:ligatures w14:val="standardContextual"/>
             </w:rPr>
           </w:pPr>
-          <w:hyperlink w:anchor="_Toc226025442" w:history="1">
+          <w:hyperlink w:anchor="_Toc226630174" w:history="1">
             <w:r>
               <w:rPr>
                 <w:rStyle w:val="a3"/>
@@ -2255,7 +2287,7 @@
                 <w:noProof/>
                 <w:webHidden/>
               </w:rPr>
-              <w:instrText>PAGEREF _Toc226025442 \h</w:instrText>
+              <w:instrText>PAGEREF _Toc226630174 \h</w:instrText>
             </w:r>
             <w:r>
               <w:rPr>
@@ -2309,10 +2341,11 @@
               <w:noProof/>
               <w:sz w:val="22"/>
               <w:szCs w:val="24"/>
+              <w:lang w:val="en-US"/>
               <w14:ligatures w14:val="standardContextual"/>
             </w:rPr>
           </w:pPr>
-          <w:hyperlink w:anchor="_Toc226025443" w:history="1">
+          <w:hyperlink w:anchor="_Toc226630175" w:history="1">
             <w:r>
               <w:rPr>
                 <w:rStyle w:val="a3"/>
@@ -2351,7 +2384,7 @@
                 <w:noProof/>
                 <w:webHidden/>
               </w:rPr>
-              <w:instrText>PAGEREF _Toc226025443 \h</w:instrText>
+              <w:instrText>PAGEREF _Toc226630175 \h</w:instrText>
             </w:r>
             <w:r>
               <w:rPr>
@@ -2405,10 +2438,11 @@
               <w:noProof/>
               <w:sz w:val="22"/>
               <w:szCs w:val="24"/>
+              <w:lang w:val="en-US"/>
               <w14:ligatures w14:val="standardContextual"/>
             </w:rPr>
           </w:pPr>
-          <w:hyperlink w:anchor="_Toc226025444" w:history="1">
+          <w:hyperlink w:anchor="_Toc226630176" w:history="1">
             <w:r>
               <w:rPr>
                 <w:rStyle w:val="a3"/>
@@ -2447,7 +2481,7 @@
                 <w:noProof/>
                 <w:webHidden/>
               </w:rPr>
-              <w:instrText>PAGEREF _Toc226025444 \h</w:instrText>
+              <w:instrText>PAGEREF _Toc226630176 \h</w:instrText>
             </w:r>
             <w:r>
               <w:rPr>
@@ -2501,10 +2535,11 @@
               <w:noProof/>
               <w:sz w:val="22"/>
               <w:szCs w:val="24"/>
+              <w:lang w:val="en-US"/>
               <w14:ligatures w14:val="standardContextual"/>
             </w:rPr>
           </w:pPr>
-          <w:hyperlink w:anchor="_Toc226025445" w:history="1">
+          <w:hyperlink w:anchor="_Toc226630177" w:history="1">
             <w:r>
               <w:rPr>
                 <w:rStyle w:val="a3"/>
@@ -2543,7 +2578,7 @@
                 <w:noProof/>
                 <w:webHidden/>
               </w:rPr>
-              <w:instrText>PAGEREF _Toc226025445 \h</w:instrText>
+              <w:instrText>PAGEREF _Toc226630177 \h</w:instrText>
             </w:r>
             <w:r>
               <w:rPr>
@@ -2597,10 +2632,11 @@
               <w:noProof/>
               <w:sz w:val="22"/>
               <w:szCs w:val="24"/>
+              <w:lang w:val="en-US"/>
               <w14:ligatures w14:val="standardContextual"/>
             </w:rPr>
           </w:pPr>
-          <w:hyperlink w:anchor="_Toc226025446" w:history="1">
+          <w:hyperlink w:anchor="_Toc226630178" w:history="1">
             <w:r>
               <w:rPr>
                 <w:rStyle w:val="a3"/>
@@ -2639,7 +2675,7 @@
                 <w:noProof/>
                 <w:webHidden/>
               </w:rPr>
-              <w:instrText>PAGEREF _Toc226025446 \h</w:instrText>
+              <w:instrText>PAGEREF _Toc226630178 \h</w:instrText>
             </w:r>
             <w:r>
               <w:rPr>
@@ -2693,10 +2729,11 @@
               <w:noProof/>
               <w:sz w:val="22"/>
               <w:szCs w:val="24"/>
+              <w:lang w:val="en-US"/>
               <w14:ligatures w14:val="standardContextual"/>
             </w:rPr>
           </w:pPr>
-          <w:hyperlink w:anchor="_Toc226025447" w:history="1">
+          <w:hyperlink w:anchor="_Toc226630179" w:history="1">
             <w:r>
               <w:rPr>
                 <w:rStyle w:val="a3"/>
@@ -2735,7 +2772,7 @@
                 <w:noProof/>
                 <w:webHidden/>
               </w:rPr>
-              <w:instrText>PAGEREF _Toc226025447 \h</w:instrText>
+              <w:instrText>PAGEREF _Toc226630179 \h</w:instrText>
             </w:r>
             <w:r>
               <w:rPr>
@@ -2789,10 +2826,11 @@
               <w:noProof/>
               <w:sz w:val="22"/>
               <w:szCs w:val="24"/>
+              <w:lang w:val="en-US"/>
               <w14:ligatures w14:val="standardContextual"/>
             </w:rPr>
           </w:pPr>
-          <w:hyperlink w:anchor="_Toc226025448" w:history="1">
+          <w:hyperlink w:anchor="_Toc226630180" w:history="1">
             <w:r>
               <w:rPr>
                 <w:rStyle w:val="a3"/>
@@ -2831,7 +2869,7 @@
                 <w:noProof/>
                 <w:webHidden/>
               </w:rPr>
-              <w:instrText>PAGEREF _Toc226025448 \h</w:instrText>
+              <w:instrText>PAGEREF _Toc226630180 \h</w:instrText>
             </w:r>
             <w:r>
               <w:rPr>
@@ -2885,10 +2923,11 @@
               <w:noProof/>
               <w:sz w:val="22"/>
               <w:szCs w:val="24"/>
+              <w:lang w:val="en-US"/>
               <w14:ligatures w14:val="standardContextual"/>
             </w:rPr>
           </w:pPr>
-          <w:hyperlink w:anchor="_Toc226025449" w:history="1">
+          <w:hyperlink w:anchor="_Toc226630181" w:history="1">
             <w:r>
               <w:rPr>
                 <w:rStyle w:val="a3"/>
@@ -2927,7 +2966,7 @@
                 <w:noProof/>
                 <w:webHidden/>
               </w:rPr>
-              <w:instrText>PAGEREF _Toc226025449 \h</w:instrText>
+              <w:instrText>PAGEREF _Toc226630181 \h</w:instrText>
             </w:r>
             <w:r>
               <w:rPr>
@@ -2981,10 +3020,11 @@
               <w:noProof/>
               <w:sz w:val="22"/>
               <w:szCs w:val="24"/>
+              <w:lang w:val="en-US"/>
               <w14:ligatures w14:val="standardContextual"/>
             </w:rPr>
           </w:pPr>
-          <w:hyperlink w:anchor="_Toc226025450" w:history="1">
+          <w:hyperlink w:anchor="_Toc226630182" w:history="1">
             <w:r>
               <w:rPr>
                 <w:rStyle w:val="a3"/>
@@ -3023,7 +3063,7 @@
                 <w:noProof/>
                 <w:webHidden/>
               </w:rPr>
-              <w:instrText>PAGEREF _Toc226025450 \h</w:instrText>
+              <w:instrText>PAGEREF _Toc226630182 \h</w:instrText>
             </w:r>
             <w:r>
               <w:rPr>
@@ -3077,10 +3117,11 @@
               <w:noProof/>
               <w:sz w:val="22"/>
               <w:szCs w:val="24"/>
+              <w:lang w:val="en-US"/>
               <w14:ligatures w14:val="standardContextual"/>
             </w:rPr>
           </w:pPr>
-          <w:hyperlink w:anchor="_Toc226025451" w:history="1">
+          <w:hyperlink w:anchor="_Toc226630183" w:history="1">
             <w:r>
               <w:rPr>
                 <w:rStyle w:val="a3"/>
@@ -3119,7 +3160,7 @@
                 <w:noProof/>
                 <w:webHidden/>
               </w:rPr>
-              <w:instrText>PAGEREF _Toc226025451 \h</w:instrText>
+              <w:instrText>PAGEREF _Toc226630183 \h</w:instrText>
             </w:r>
             <w:r>
               <w:rPr>
@@ -3173,10 +3214,11 @@
               <w:noProof/>
               <w:sz w:val="22"/>
               <w:szCs w:val="24"/>
+              <w:lang w:val="en-US"/>
               <w14:ligatures w14:val="standardContextual"/>
             </w:rPr>
           </w:pPr>
-          <w:hyperlink w:anchor="_Toc226025452" w:history="1">
+          <w:hyperlink w:anchor="_Toc226630184" w:history="1">
             <w:r>
               <w:rPr>
                 <w:rStyle w:val="a3"/>
@@ -3215,7 +3257,7 @@
                 <w:noProof/>
                 <w:webHidden/>
               </w:rPr>
-              <w:instrText>PAGEREF _Toc226025452 \h</w:instrText>
+              <w:instrText>PAGEREF _Toc226630184 \h</w:instrText>
             </w:r>
             <w:r>
               <w:rPr>
@@ -3269,10 +3311,11 @@
               <w:noProof/>
               <w:sz w:val="22"/>
               <w:szCs w:val="24"/>
+              <w:lang w:val="en-US"/>
               <w14:ligatures w14:val="standardContextual"/>
             </w:rPr>
           </w:pPr>
-          <w:hyperlink w:anchor="_Toc226025453" w:history="1">
+          <w:hyperlink w:anchor="_Toc226630185" w:history="1">
             <w:r>
               <w:rPr>
                 <w:rStyle w:val="a3"/>
@@ -3311,7 +3354,7 @@
                 <w:noProof/>
                 <w:webHidden/>
               </w:rPr>
-              <w:instrText>PAGEREF _Toc226025453 \h</w:instrText>
+              <w:instrText>PAGEREF _Toc226630185 \h</w:instrText>
             </w:r>
             <w:r>
               <w:rPr>
@@ -3365,10 +3408,11 @@
               <w:noProof/>
               <w:sz w:val="22"/>
               <w:szCs w:val="24"/>
+              <w:lang w:val="en-US"/>
               <w14:ligatures w14:val="standardContextual"/>
             </w:rPr>
           </w:pPr>
-          <w:hyperlink w:anchor="_Toc226025454" w:history="1">
+          <w:hyperlink w:anchor="_Toc226630186" w:history="1">
             <w:r>
               <w:rPr>
                 <w:rStyle w:val="a3"/>
@@ -3407,7 +3451,7 @@
                 <w:noProof/>
                 <w:webHidden/>
               </w:rPr>
-              <w:instrText>PAGEREF _Toc226025454 \h</w:instrText>
+              <w:instrText>PAGEREF _Toc226630186 \h</w:instrText>
             </w:r>
             <w:r>
               <w:rPr>
@@ -3461,10 +3505,11 @@
               <w:noProof/>
               <w:sz w:val="22"/>
               <w:szCs w:val="24"/>
+              <w:lang w:val="en-US"/>
               <w14:ligatures w14:val="standardContextual"/>
             </w:rPr>
           </w:pPr>
-          <w:hyperlink w:anchor="_Toc226025455" w:history="1">
+          <w:hyperlink w:anchor="_Toc226630187" w:history="1">
             <w:r>
               <w:rPr>
                 <w:rStyle w:val="a3"/>
@@ -3503,7 +3548,7 @@
                 <w:noProof/>
                 <w:webHidden/>
               </w:rPr>
-              <w:instrText>PAGEREF _Toc226025455 \h</w:instrText>
+              <w:instrText>PAGEREF _Toc226630187 \h</w:instrText>
             </w:r>
             <w:r>
               <w:rPr>
@@ -3557,10 +3602,11 @@
               <w:noProof/>
               <w:sz w:val="22"/>
               <w:szCs w:val="24"/>
+              <w:lang w:val="en-US"/>
               <w14:ligatures w14:val="standardContextual"/>
             </w:rPr>
           </w:pPr>
-          <w:hyperlink w:anchor="_Toc226025456" w:history="1">
+          <w:hyperlink w:anchor="_Toc226630188" w:history="1">
             <w:r>
               <w:rPr>
                 <w:rStyle w:val="a3"/>
@@ -3599,7 +3645,7 @@
                 <w:noProof/>
                 <w:webHidden/>
               </w:rPr>
-              <w:instrText>PAGEREF _Toc226025456 \h</w:instrText>
+              <w:instrText>PAGEREF _Toc226630188 \h</w:instrText>
             </w:r>
             <w:r>
               <w:rPr>
@@ -3653,10 +3699,11 @@
               <w:noProof/>
               <w:sz w:val="22"/>
               <w:szCs w:val="24"/>
+              <w:lang w:val="en-US"/>
               <w14:ligatures w14:val="standardContextual"/>
             </w:rPr>
           </w:pPr>
-          <w:hyperlink w:anchor="_Toc226025457" w:history="1">
+          <w:hyperlink w:anchor="_Toc226630189" w:history="1">
             <w:r>
               <w:rPr>
                 <w:rStyle w:val="a3"/>
@@ -3695,7 +3742,7 @@
                 <w:noProof/>
                 <w:webHidden/>
               </w:rPr>
-              <w:instrText>PAGEREF _Toc226025457 \h</w:instrText>
+              <w:instrText>PAGEREF _Toc226630189 \h</w:instrText>
             </w:r>
             <w:r>
               <w:rPr>
@@ -3749,10 +3796,11 @@
               <w:noProof/>
               <w:sz w:val="22"/>
               <w:szCs w:val="24"/>
+              <w:lang w:val="en-US"/>
               <w14:ligatures w14:val="standardContextual"/>
             </w:rPr>
           </w:pPr>
-          <w:hyperlink w:anchor="_Toc226025458" w:history="1">
+          <w:hyperlink w:anchor="_Toc226630190" w:history="1">
             <w:r>
               <w:rPr>
                 <w:rStyle w:val="a3"/>
@@ -3791,7 +3839,7 @@
                 <w:noProof/>
                 <w:webHidden/>
               </w:rPr>
-              <w:instrText>PAGEREF _Toc226025458 \h</w:instrText>
+              <w:instrText>PAGEREF _Toc226630190 \h</w:instrText>
             </w:r>
             <w:r>
               <w:rPr>
@@ -3845,10 +3893,11 @@
               <w:noProof/>
               <w:sz w:val="22"/>
               <w:szCs w:val="24"/>
+              <w:lang w:val="en-US"/>
               <w14:ligatures w14:val="standardContextual"/>
             </w:rPr>
           </w:pPr>
-          <w:hyperlink w:anchor="_Toc226025459" w:history="1">
+          <w:hyperlink w:anchor="_Toc226630191" w:history="1">
             <w:r>
               <w:rPr>
                 <w:rStyle w:val="a3"/>
@@ -3887,7 +3936,7 @@
                 <w:noProof/>
                 <w:webHidden/>
               </w:rPr>
-              <w:instrText>PAGEREF _Toc226025459 \h</w:instrText>
+              <w:instrText>PAGEREF _Toc226630191 \h</w:instrText>
             </w:r>
             <w:r>
               <w:rPr>
@@ -3919,6 +3968,592 @@
                 <w:webHidden/>
               </w:rPr>
               <w:t>16</w:t>
+            </w:r>
+            <w:r>
+              <w:rPr>
+                <w:rFonts w:ascii="宋体" w:eastAsia="宋体" w:hAnsi="宋体" w:hint="eastAsia"/>
+                <w:noProof/>
+                <w:webHidden/>
+              </w:rPr>
+              <w:fldChar w:fldCharType="end"/>
+            </w:r>
+          </w:hyperlink>
+        </w:p>
+        <w:p>
+          <w:pPr>
+            <w:pStyle w:val="TOC3"/>
+            <w:tabs>
+              <w:tab w:val="right" w:leader="dot" w:pos="8296"/>
+            </w:tabs>
+            <w:rPr>
+              <w:rFonts w:ascii="宋体" w:eastAsia="宋体" w:hAnsi="宋体" w:hint="eastAsia"/>
+              <w:noProof/>
+              <w:sz w:val="22"/>
+              <w:szCs w:val="24"/>
+              <w:lang w:val="en-US"/>
+              <w14:ligatures w14:val="standardContextual"/>
+            </w:rPr>
+          </w:pPr>
+          <w:hyperlink w:anchor="_Toc226630192" w:history="1">
+            <w:r>
+              <w:rPr>
+                <w:rStyle w:val="a3"/>
+                <w:rFonts w:ascii="宋体" w:eastAsia="宋体" w:hAnsi="宋体" w:hint="eastAsia"/>
+                <w:noProof/>
+              </w:rPr>
+              <w:t>（二）西方政党的中间组织和基层组织</w:t>
+            </w:r>
+            <w:r>
+              <w:rPr>
+                <w:rFonts w:ascii="宋体" w:eastAsia="宋体" w:hAnsi="宋体" w:hint="eastAsia"/>
+                <w:noProof/>
+                <w:webHidden/>
+              </w:rPr>
+              <w:tab/>
+            </w:r>
+            <w:r>
+              <w:rPr>
+                <w:rFonts w:ascii="宋体" w:eastAsia="宋体" w:hAnsi="宋体" w:hint="eastAsia"/>
+                <w:noProof/>
+                <w:webHidden/>
+              </w:rPr>
+              <w:fldChar w:fldCharType="begin"/>
+            </w:r>
+            <w:r>
+              <w:rPr>
+                <w:rFonts w:ascii="宋体" w:eastAsia="宋体" w:hAnsi="宋体" w:hint="eastAsia"/>
+                <w:noProof/>
+                <w:webHidden/>
+              </w:rPr>
+              <w:instrText xml:space="preserve"> </w:instrText>
+            </w:r>
+            <w:r>
+              <w:rPr>
+                <w:rFonts w:ascii="宋体" w:eastAsia="宋体" w:hAnsi="宋体"/>
+                <w:noProof/>
+                <w:webHidden/>
+              </w:rPr>
+              <w:instrText>PAGEREF _Toc226630192 \h</w:instrText>
+            </w:r>
+            <w:r>
+              <w:rPr>
+                <w:rFonts w:ascii="宋体" w:eastAsia="宋体" w:hAnsi="宋体" w:hint="eastAsia"/>
+                <w:noProof/>
+                <w:webHidden/>
+              </w:rPr>
+              <w:instrText xml:space="preserve"> </w:instrText>
+            </w:r>
+            <w:r>
+              <w:rPr>
+                <w:rFonts w:ascii="宋体" w:eastAsia="宋体" w:hAnsi="宋体" w:hint="eastAsia"/>
+                <w:noProof/>
+                <w:webHidden/>
+              </w:rPr>
+            </w:r>
+            <w:r>
+              <w:rPr>
+                <w:rFonts w:ascii="宋体" w:eastAsia="宋体" w:hAnsi="宋体" w:hint="eastAsia"/>
+                <w:noProof/>
+                <w:webHidden/>
+              </w:rPr>
+              <w:fldChar w:fldCharType="separate"/>
+            </w:r>
+            <w:r>
+              <w:rPr>
+                <w:rFonts w:ascii="宋体" w:eastAsia="宋体" w:hAnsi="宋体" w:hint="eastAsia"/>
+                <w:noProof/>
+                <w:webHidden/>
+              </w:rPr>
+              <w:t>18</w:t>
+            </w:r>
+            <w:r>
+              <w:rPr>
+                <w:rFonts w:ascii="宋体" w:eastAsia="宋体" w:hAnsi="宋体" w:hint="eastAsia"/>
+                <w:noProof/>
+                <w:webHidden/>
+              </w:rPr>
+              <w:fldChar w:fldCharType="end"/>
+            </w:r>
+          </w:hyperlink>
+        </w:p>
+        <w:p>
+          <w:pPr>
+            <w:pStyle w:val="TOC3"/>
+            <w:tabs>
+              <w:tab w:val="right" w:leader="dot" w:pos="8296"/>
+            </w:tabs>
+            <w:rPr>
+              <w:rFonts w:ascii="宋体" w:eastAsia="宋体" w:hAnsi="宋体" w:hint="eastAsia"/>
+              <w:noProof/>
+              <w:sz w:val="22"/>
+              <w:szCs w:val="24"/>
+              <w:lang w:val="en-US"/>
+              <w14:ligatures w14:val="standardContextual"/>
+            </w:rPr>
+          </w:pPr>
+          <w:hyperlink w:anchor="_Toc226630193" w:history="1">
+            <w:r>
+              <w:rPr>
+                <w:rStyle w:val="a3"/>
+                <w:rFonts w:ascii="宋体" w:eastAsia="宋体" w:hAnsi="宋体" w:hint="eastAsia"/>
+                <w:noProof/>
+              </w:rPr>
+              <w:t>（三）多层次的政党组织</w:t>
+            </w:r>
+            <w:r>
+              <w:rPr>
+                <w:rFonts w:ascii="宋体" w:eastAsia="宋体" w:hAnsi="宋体" w:hint="eastAsia"/>
+                <w:noProof/>
+                <w:webHidden/>
+              </w:rPr>
+              <w:tab/>
+            </w:r>
+            <w:r>
+              <w:rPr>
+                <w:rFonts w:ascii="宋体" w:eastAsia="宋体" w:hAnsi="宋体" w:hint="eastAsia"/>
+                <w:noProof/>
+                <w:webHidden/>
+              </w:rPr>
+              <w:fldChar w:fldCharType="begin"/>
+            </w:r>
+            <w:r>
+              <w:rPr>
+                <w:rFonts w:ascii="宋体" w:eastAsia="宋体" w:hAnsi="宋体" w:hint="eastAsia"/>
+                <w:noProof/>
+                <w:webHidden/>
+              </w:rPr>
+              <w:instrText xml:space="preserve"> </w:instrText>
+            </w:r>
+            <w:r>
+              <w:rPr>
+                <w:rFonts w:ascii="宋体" w:eastAsia="宋体" w:hAnsi="宋体"/>
+                <w:noProof/>
+                <w:webHidden/>
+              </w:rPr>
+              <w:instrText>PAGEREF _Toc226630193 \h</w:instrText>
+            </w:r>
+            <w:r>
+              <w:rPr>
+                <w:rFonts w:ascii="宋体" w:eastAsia="宋体" w:hAnsi="宋体" w:hint="eastAsia"/>
+                <w:noProof/>
+                <w:webHidden/>
+              </w:rPr>
+              <w:instrText xml:space="preserve"> </w:instrText>
+            </w:r>
+            <w:r>
+              <w:rPr>
+                <w:rFonts w:ascii="宋体" w:eastAsia="宋体" w:hAnsi="宋体" w:hint="eastAsia"/>
+                <w:noProof/>
+                <w:webHidden/>
+              </w:rPr>
+            </w:r>
+            <w:r>
+              <w:rPr>
+                <w:rFonts w:ascii="宋体" w:eastAsia="宋体" w:hAnsi="宋体" w:hint="eastAsia"/>
+                <w:noProof/>
+                <w:webHidden/>
+              </w:rPr>
+              <w:fldChar w:fldCharType="separate"/>
+            </w:r>
+            <w:r>
+              <w:rPr>
+                <w:rFonts w:ascii="宋体" w:eastAsia="宋体" w:hAnsi="宋体" w:hint="eastAsia"/>
+                <w:noProof/>
+                <w:webHidden/>
+              </w:rPr>
+              <w:t>19</w:t>
+            </w:r>
+            <w:r>
+              <w:rPr>
+                <w:rFonts w:ascii="宋体" w:eastAsia="宋体" w:hAnsi="宋体" w:hint="eastAsia"/>
+                <w:noProof/>
+                <w:webHidden/>
+              </w:rPr>
+              <w:fldChar w:fldCharType="end"/>
+            </w:r>
+          </w:hyperlink>
+        </w:p>
+        <w:p>
+          <w:pPr>
+            <w:pStyle w:val="TOC2"/>
+            <w:tabs>
+              <w:tab w:val="right" w:leader="dot" w:pos="8296"/>
+            </w:tabs>
+            <w:rPr>
+              <w:rFonts w:ascii="宋体" w:eastAsia="宋体" w:hAnsi="宋体" w:hint="eastAsia"/>
+              <w:noProof/>
+              <w:sz w:val="22"/>
+              <w:szCs w:val="24"/>
+              <w:lang w:val="en-US"/>
+              <w14:ligatures w14:val="standardContextual"/>
+            </w:rPr>
+          </w:pPr>
+          <w:hyperlink w:anchor="_Toc226630194" w:history="1">
+            <w:r>
+              <w:rPr>
+                <w:rStyle w:val="a3"/>
+                <w:rFonts w:ascii="宋体" w:eastAsia="宋体" w:hAnsi="宋体" w:hint="eastAsia"/>
+                <w:noProof/>
+                <w:lang w:val="en-US"/>
+              </w:rPr>
+              <w:t>三、西方政党的青年组织、妇女组织和其他外围组织</w:t>
+            </w:r>
+            <w:r>
+              <w:rPr>
+                <w:rFonts w:ascii="宋体" w:eastAsia="宋体" w:hAnsi="宋体" w:hint="eastAsia"/>
+                <w:noProof/>
+                <w:webHidden/>
+              </w:rPr>
+              <w:tab/>
+            </w:r>
+            <w:r>
+              <w:rPr>
+                <w:rFonts w:ascii="宋体" w:eastAsia="宋体" w:hAnsi="宋体" w:hint="eastAsia"/>
+                <w:noProof/>
+                <w:webHidden/>
+              </w:rPr>
+              <w:fldChar w:fldCharType="begin"/>
+            </w:r>
+            <w:r>
+              <w:rPr>
+                <w:rFonts w:ascii="宋体" w:eastAsia="宋体" w:hAnsi="宋体" w:hint="eastAsia"/>
+                <w:noProof/>
+                <w:webHidden/>
+              </w:rPr>
+              <w:instrText xml:space="preserve"> </w:instrText>
+            </w:r>
+            <w:r>
+              <w:rPr>
+                <w:rFonts w:ascii="宋体" w:eastAsia="宋体" w:hAnsi="宋体"/>
+                <w:noProof/>
+                <w:webHidden/>
+              </w:rPr>
+              <w:instrText>PAGEREF _Toc226630194 \h</w:instrText>
+            </w:r>
+            <w:r>
+              <w:rPr>
+                <w:rFonts w:ascii="宋体" w:eastAsia="宋体" w:hAnsi="宋体" w:hint="eastAsia"/>
+                <w:noProof/>
+                <w:webHidden/>
+              </w:rPr>
+              <w:instrText xml:space="preserve"> </w:instrText>
+            </w:r>
+            <w:r>
+              <w:rPr>
+                <w:rFonts w:ascii="宋体" w:eastAsia="宋体" w:hAnsi="宋体" w:hint="eastAsia"/>
+                <w:noProof/>
+                <w:webHidden/>
+              </w:rPr>
+            </w:r>
+            <w:r>
+              <w:rPr>
+                <w:rFonts w:ascii="宋体" w:eastAsia="宋体" w:hAnsi="宋体" w:hint="eastAsia"/>
+                <w:noProof/>
+                <w:webHidden/>
+              </w:rPr>
+              <w:fldChar w:fldCharType="separate"/>
+            </w:r>
+            <w:r>
+              <w:rPr>
+                <w:rFonts w:ascii="宋体" w:eastAsia="宋体" w:hAnsi="宋体" w:hint="eastAsia"/>
+                <w:noProof/>
+                <w:webHidden/>
+              </w:rPr>
+              <w:t>19</w:t>
+            </w:r>
+            <w:r>
+              <w:rPr>
+                <w:rFonts w:ascii="宋体" w:eastAsia="宋体" w:hAnsi="宋体" w:hint="eastAsia"/>
+                <w:noProof/>
+                <w:webHidden/>
+              </w:rPr>
+              <w:fldChar w:fldCharType="end"/>
+            </w:r>
+          </w:hyperlink>
+        </w:p>
+        <w:p>
+          <w:pPr>
+            <w:pStyle w:val="TOC3"/>
+            <w:tabs>
+              <w:tab w:val="right" w:leader="dot" w:pos="8296"/>
+            </w:tabs>
+            <w:rPr>
+              <w:rFonts w:ascii="宋体" w:eastAsia="宋体" w:hAnsi="宋体" w:hint="eastAsia"/>
+              <w:noProof/>
+              <w:sz w:val="22"/>
+              <w:szCs w:val="24"/>
+              <w:lang w:val="en-US"/>
+              <w14:ligatures w14:val="standardContextual"/>
+            </w:rPr>
+          </w:pPr>
+          <w:hyperlink w:anchor="_Toc226630195" w:history="1">
+            <w:r>
+              <w:rPr>
+                <w:rStyle w:val="a3"/>
+                <w:rFonts w:ascii="宋体" w:eastAsia="宋体" w:hAnsi="宋体" w:hint="eastAsia"/>
+                <w:noProof/>
+                <w:lang w:val="en-US"/>
+              </w:rPr>
+              <w:t>（一）政党与年轻人参政</w:t>
+            </w:r>
+            <w:r>
+              <w:rPr>
+                <w:rFonts w:ascii="宋体" w:eastAsia="宋体" w:hAnsi="宋体" w:hint="eastAsia"/>
+                <w:noProof/>
+                <w:webHidden/>
+              </w:rPr>
+              <w:tab/>
+            </w:r>
+            <w:r>
+              <w:rPr>
+                <w:rFonts w:ascii="宋体" w:eastAsia="宋体" w:hAnsi="宋体" w:hint="eastAsia"/>
+                <w:noProof/>
+                <w:webHidden/>
+              </w:rPr>
+              <w:fldChar w:fldCharType="begin"/>
+            </w:r>
+            <w:r>
+              <w:rPr>
+                <w:rFonts w:ascii="宋体" w:eastAsia="宋体" w:hAnsi="宋体" w:hint="eastAsia"/>
+                <w:noProof/>
+                <w:webHidden/>
+              </w:rPr>
+              <w:instrText xml:space="preserve"> </w:instrText>
+            </w:r>
+            <w:r>
+              <w:rPr>
+                <w:rFonts w:ascii="宋体" w:eastAsia="宋体" w:hAnsi="宋体"/>
+                <w:noProof/>
+                <w:webHidden/>
+              </w:rPr>
+              <w:instrText>PAGEREF _Toc226630195 \h</w:instrText>
+            </w:r>
+            <w:r>
+              <w:rPr>
+                <w:rFonts w:ascii="宋体" w:eastAsia="宋体" w:hAnsi="宋体" w:hint="eastAsia"/>
+                <w:noProof/>
+                <w:webHidden/>
+              </w:rPr>
+              <w:instrText xml:space="preserve"> </w:instrText>
+            </w:r>
+            <w:r>
+              <w:rPr>
+                <w:rFonts w:ascii="宋体" w:eastAsia="宋体" w:hAnsi="宋体" w:hint="eastAsia"/>
+                <w:noProof/>
+                <w:webHidden/>
+              </w:rPr>
+            </w:r>
+            <w:r>
+              <w:rPr>
+                <w:rFonts w:ascii="宋体" w:eastAsia="宋体" w:hAnsi="宋体" w:hint="eastAsia"/>
+                <w:noProof/>
+                <w:webHidden/>
+              </w:rPr>
+              <w:fldChar w:fldCharType="separate"/>
+            </w:r>
+            <w:r>
+              <w:rPr>
+                <w:rFonts w:ascii="宋体" w:eastAsia="宋体" w:hAnsi="宋体" w:hint="eastAsia"/>
+                <w:noProof/>
+                <w:webHidden/>
+              </w:rPr>
+              <w:t>19</w:t>
+            </w:r>
+            <w:r>
+              <w:rPr>
+                <w:rFonts w:ascii="宋体" w:eastAsia="宋体" w:hAnsi="宋体" w:hint="eastAsia"/>
+                <w:noProof/>
+                <w:webHidden/>
+              </w:rPr>
+              <w:fldChar w:fldCharType="end"/>
+            </w:r>
+          </w:hyperlink>
+        </w:p>
+        <w:p>
+          <w:pPr>
+            <w:pStyle w:val="TOC3"/>
+            <w:tabs>
+              <w:tab w:val="right" w:leader="dot" w:pos="8296"/>
+            </w:tabs>
+            <w:rPr>
+              <w:rFonts w:ascii="宋体" w:eastAsia="宋体" w:hAnsi="宋体" w:hint="eastAsia"/>
+              <w:noProof/>
+              <w:sz w:val="22"/>
+              <w:szCs w:val="24"/>
+              <w:lang w:val="en-US"/>
+              <w14:ligatures w14:val="standardContextual"/>
+            </w:rPr>
+          </w:pPr>
+          <w:hyperlink w:anchor="_Toc226630196" w:history="1">
+            <w:r>
+              <w:rPr>
+                <w:rStyle w:val="a3"/>
+                <w:rFonts w:ascii="宋体" w:eastAsia="宋体" w:hAnsi="宋体" w:hint="eastAsia"/>
+                <w:noProof/>
+                <w:lang w:val="en-US"/>
+              </w:rPr>
+              <w:t>（二）政党与妇女参政</w:t>
+            </w:r>
+            <w:r>
+              <w:rPr>
+                <w:rFonts w:ascii="宋体" w:eastAsia="宋体" w:hAnsi="宋体" w:hint="eastAsia"/>
+                <w:noProof/>
+                <w:webHidden/>
+              </w:rPr>
+              <w:tab/>
+            </w:r>
+            <w:r>
+              <w:rPr>
+                <w:rFonts w:ascii="宋体" w:eastAsia="宋体" w:hAnsi="宋体" w:hint="eastAsia"/>
+                <w:noProof/>
+                <w:webHidden/>
+              </w:rPr>
+              <w:fldChar w:fldCharType="begin"/>
+            </w:r>
+            <w:r>
+              <w:rPr>
+                <w:rFonts w:ascii="宋体" w:eastAsia="宋体" w:hAnsi="宋体" w:hint="eastAsia"/>
+                <w:noProof/>
+                <w:webHidden/>
+              </w:rPr>
+              <w:instrText xml:space="preserve"> </w:instrText>
+            </w:r>
+            <w:r>
+              <w:rPr>
+                <w:rFonts w:ascii="宋体" w:eastAsia="宋体" w:hAnsi="宋体"/>
+                <w:noProof/>
+                <w:webHidden/>
+              </w:rPr>
+              <w:instrText>PAGEREF _Toc226630196 \h</w:instrText>
+            </w:r>
+            <w:r>
+              <w:rPr>
+                <w:rFonts w:ascii="宋体" w:eastAsia="宋体" w:hAnsi="宋体" w:hint="eastAsia"/>
+                <w:noProof/>
+                <w:webHidden/>
+              </w:rPr>
+              <w:instrText xml:space="preserve"> </w:instrText>
+            </w:r>
+            <w:r>
+              <w:rPr>
+                <w:rFonts w:ascii="宋体" w:eastAsia="宋体" w:hAnsi="宋体" w:hint="eastAsia"/>
+                <w:noProof/>
+                <w:webHidden/>
+              </w:rPr>
+            </w:r>
+            <w:r>
+              <w:rPr>
+                <w:rFonts w:ascii="宋体" w:eastAsia="宋体" w:hAnsi="宋体" w:hint="eastAsia"/>
+                <w:noProof/>
+                <w:webHidden/>
+              </w:rPr>
+              <w:fldChar w:fldCharType="separate"/>
+            </w:r>
+            <w:r>
+              <w:rPr>
+                <w:rFonts w:ascii="宋体" w:eastAsia="宋体" w:hAnsi="宋体" w:hint="eastAsia"/>
+                <w:noProof/>
+                <w:webHidden/>
+              </w:rPr>
+              <w:t>20</w:t>
+            </w:r>
+            <w:r>
+              <w:rPr>
+                <w:rFonts w:ascii="宋体" w:eastAsia="宋体" w:hAnsi="宋体" w:hint="eastAsia"/>
+                <w:noProof/>
+                <w:webHidden/>
+              </w:rPr>
+              <w:fldChar w:fldCharType="end"/>
+            </w:r>
+          </w:hyperlink>
+        </w:p>
+        <w:p>
+          <w:pPr>
+            <w:pStyle w:val="TOC3"/>
+            <w:tabs>
+              <w:tab w:val="right" w:leader="dot" w:pos="8296"/>
+            </w:tabs>
+            <w:rPr>
+              <w:rFonts w:ascii="宋体" w:eastAsia="宋体" w:hAnsi="宋体" w:hint="eastAsia"/>
+              <w:noProof/>
+              <w:sz w:val="22"/>
+              <w:szCs w:val="24"/>
+              <w:lang w:val="en-US"/>
+              <w14:ligatures w14:val="standardContextual"/>
+            </w:rPr>
+          </w:pPr>
+          <w:hyperlink w:anchor="_Toc226630197" w:history="1">
+            <w:r>
+              <w:rPr>
+                <w:rStyle w:val="a3"/>
+                <w:rFonts w:ascii="宋体" w:eastAsia="宋体" w:hAnsi="宋体" w:hint="eastAsia"/>
+                <w:noProof/>
+                <w:lang w:val="en-US"/>
+              </w:rPr>
+              <w:t>（三）西方政党与利益集团和社会团体</w:t>
+            </w:r>
+            <w:r>
+              <w:rPr>
+                <w:rFonts w:ascii="宋体" w:eastAsia="宋体" w:hAnsi="宋体" w:hint="eastAsia"/>
+                <w:noProof/>
+                <w:webHidden/>
+              </w:rPr>
+              <w:tab/>
+            </w:r>
+            <w:r>
+              <w:rPr>
+                <w:rFonts w:ascii="宋体" w:eastAsia="宋体" w:hAnsi="宋体" w:hint="eastAsia"/>
+                <w:noProof/>
+                <w:webHidden/>
+              </w:rPr>
+              <w:fldChar w:fldCharType="begin"/>
+            </w:r>
+            <w:r>
+              <w:rPr>
+                <w:rFonts w:ascii="宋体" w:eastAsia="宋体" w:hAnsi="宋体" w:hint="eastAsia"/>
+                <w:noProof/>
+                <w:webHidden/>
+              </w:rPr>
+              <w:instrText xml:space="preserve"> </w:instrText>
+            </w:r>
+            <w:r>
+              <w:rPr>
+                <w:rFonts w:ascii="宋体" w:eastAsia="宋体" w:hAnsi="宋体"/>
+                <w:noProof/>
+                <w:webHidden/>
+              </w:rPr>
+              <w:instrText>PAGEREF _Toc226630197 \h</w:instrText>
+            </w:r>
+            <w:r>
+              <w:rPr>
+                <w:rFonts w:ascii="宋体" w:eastAsia="宋体" w:hAnsi="宋体" w:hint="eastAsia"/>
+                <w:noProof/>
+                <w:webHidden/>
+              </w:rPr>
+              <w:instrText xml:space="preserve"> </w:instrText>
+            </w:r>
+            <w:r>
+              <w:rPr>
+                <w:rFonts w:ascii="宋体" w:eastAsia="宋体" w:hAnsi="宋体" w:hint="eastAsia"/>
+                <w:noProof/>
+                <w:webHidden/>
+              </w:rPr>
+            </w:r>
+            <w:r>
+              <w:rPr>
+                <w:rFonts w:ascii="宋体" w:eastAsia="宋体" w:hAnsi="宋体" w:hint="eastAsia"/>
+                <w:noProof/>
+                <w:webHidden/>
+              </w:rPr>
+              <w:fldChar w:fldCharType="separate"/>
+            </w:r>
+            <w:r>
+              <w:rPr>
+                <w:rFonts w:ascii="宋体" w:eastAsia="宋体" w:hAnsi="宋体" w:hint="eastAsia"/>
+                <w:noProof/>
+                <w:webHidden/>
+              </w:rPr>
+              <w:t>20</w:t>
             </w:r>
             <w:r>
               <w:rPr>
@@ -3941,7 +4576,6 @@
               <w:rFonts w:ascii="宋体" w:eastAsia="宋体" w:hAnsi="宋体"/>
               <w:b/>
               <w:bCs/>
-              <w:lang w:val="zh-CN"/>
             </w:rPr>
             <w:fldChar w:fldCharType="end"/>
           </w:r>
@@ -3974,7 +4608,7 @@
       <w:pPr>
         <w:pStyle w:val="a9"/>
       </w:pPr>
-      <w:bookmarkStart w:id="0" w:name="_Toc226025422"/>
+      <w:bookmarkStart w:id="0" w:name="_Toc226630154"/>
       <w:r>
         <w:rPr>
           <w:rFonts w:hint="eastAsia"/>
@@ -4046,7 +4680,7 @@
       <w:pPr>
         <w:pStyle w:val="ac"/>
       </w:pPr>
-      <w:bookmarkStart w:id="1" w:name="_Toc226025423"/>
+      <w:bookmarkStart w:id="1" w:name="_Toc226630155"/>
       <w:r>
         <w:rPr>
           <w:rFonts w:hint="eastAsia"/>
@@ -4086,18 +4720,12 @@
       <w:pPr>
         <w:pStyle w:val="ae"/>
       </w:pPr>
-      <w:bookmarkStart w:id="2" w:name="_Toc226025424"/>
-      <w:r>
-        <w:rPr>
-          <w:rFonts w:hint="eastAsia"/>
-        </w:rPr>
-        <w:t>（一）</w:t>
-      </w:r>
-      <w:r>
-        <w:rPr>
-          <w:rFonts w:hint="eastAsia"/>
-        </w:rPr>
-        <w:t>政党的定义与概念：西方视角</w:t>
+      <w:bookmarkStart w:id="2" w:name="_Toc226630156"/>
+      <w:r>
+        <w:rPr>
+          <w:rFonts w:hint="eastAsia"/>
+        </w:rPr>
+        <w:t>（一）政党的定义与概念：西方视角</w:t>
       </w:r>
       <w:bookmarkEnd w:id="2"/>
     </w:p>
@@ -4362,13 +4990,7 @@
         <w:rPr>
           <w:rFonts w:hint="eastAsia"/>
         </w:rPr>
-        <w:t>（政党是）</w:t>
-      </w:r>
-      <w:r>
-        <w:rPr>
-          <w:rFonts w:hint="eastAsia"/>
-        </w:rPr>
-        <w:t>一个致力于通过参与</w:t>
+        <w:t>（政党是）一个致力于通过参与</w:t>
       </w:r>
       <w:proofErr w:type="gramStart"/>
       <w:r>
@@ -4423,13 +5045,7 @@
         <w:rPr>
           <w:rFonts w:hint="eastAsia"/>
         </w:rPr>
-        <w:t>政客永远不会为推行某些政策而谋取官职</w:t>
-      </w:r>
-      <w:r>
-        <w:rPr>
-          <w:rFonts w:hint="eastAsia"/>
-        </w:rPr>
-        <w:t>。</w:t>
+        <w:t>政客永远不会为推行某些政策而谋取官职。</w:t>
       </w:r>
     </w:p>
     <w:p>
@@ -4456,13 +5072,7 @@
         <w:rPr>
           <w:rFonts w:hint="eastAsia"/>
         </w:rPr>
-        <w:t>政党为赢得选举形成政策主张，而不是为推行政策去赢得选举</w:t>
-      </w:r>
-      <w:r>
-        <w:rPr>
-          <w:rFonts w:hint="eastAsia"/>
-        </w:rPr>
-        <w:t>。</w:t>
+        <w:t>政党为赢得选举形成政策主张，而不是为推行政策去赢得选举。</w:t>
       </w:r>
     </w:p>
     <w:p>
@@ -4490,19 +5100,7 @@
         <w:rPr>
           <w:rFonts w:hint="eastAsia"/>
         </w:rPr>
-        <w:t>唐斯持这样犬儒主义的观点，也有其理论支撑，即中位数选民理论。中位数选民理论的</w:t>
-      </w:r>
-      <w:r>
-        <w:rPr>
-          <w:rFonts w:hint="eastAsia"/>
-        </w:rPr>
-        <w:t>前提</w:t>
-      </w:r>
-      <w:r>
-        <w:rPr>
-          <w:rFonts w:hint="eastAsia"/>
-        </w:rPr>
-        <w:t>是：</w:t>
+        <w:t>唐斯持这样犬儒主义的观点，也有其理论支撑，即中位数选民理论。中位数选民理论的前提是：</w:t>
       </w:r>
     </w:p>
     <w:p>
@@ -4519,13 +5117,7 @@
         <w:rPr>
           <w:rFonts w:hint="eastAsia"/>
         </w:rPr>
-        <w:t>选民的偏好为单峰：选民倾向选择离自己政治偏好距离较近的候选人（政党）</w:t>
-      </w:r>
-      <w:r>
-        <w:rPr>
-          <w:rFonts w:hint="eastAsia"/>
-        </w:rPr>
-        <w:t>；</w:t>
+        <w:t>选民的偏好为单峰：选民倾向选择离自己政治偏好距离较近的候选人（政党）；</w:t>
       </w:r>
     </w:p>
     <w:p>
@@ -4542,13 +5134,7 @@
         <w:rPr>
           <w:rFonts w:hint="eastAsia"/>
         </w:rPr>
-        <w:t>选民的偏好和候选人的政策主张可以用一维坐标，从左到右来表示</w:t>
-      </w:r>
-      <w:r>
-        <w:rPr>
-          <w:rFonts w:hint="eastAsia"/>
-        </w:rPr>
-        <w:t>；</w:t>
+        <w:t>选民的偏好和候选人的政策主张可以用一维坐标，从左到右来表示；</w:t>
       </w:r>
     </w:p>
     <w:p>
@@ -4565,13 +5151,7 @@
         <w:rPr>
           <w:rFonts w:hint="eastAsia"/>
         </w:rPr>
-        <w:t>两名候选人（两个政党）参选，选民从两名候选人中选择一个</w:t>
-      </w:r>
-      <w:r>
-        <w:rPr>
-          <w:rFonts w:hint="eastAsia"/>
-        </w:rPr>
-        <w:t>。</w:t>
+        <w:t>两名候选人（两个政党）参选，选民从两名候选人中选择一个。</w:t>
       </w:r>
     </w:p>
     <w:p>
@@ -4584,31 +5164,7 @@
         <w:rPr>
           <w:rFonts w:hint="eastAsia"/>
         </w:rPr>
-        <w:t>基于上述前提，该理论</w:t>
-      </w:r>
-      <w:r>
-        <w:rPr>
-          <w:rFonts w:hint="eastAsia"/>
-        </w:rPr>
-        <w:t>预测结果</w:t>
-      </w:r>
-      <w:r>
-        <w:rPr>
-          <w:rFonts w:hint="eastAsia"/>
-        </w:rPr>
-        <w:t>：</w:t>
-      </w:r>
-      <w:r>
-        <w:rPr>
-          <w:rFonts w:hint="eastAsia"/>
-        </w:rPr>
-        <w:t>两名候选人（两个政党）的政策主张会向中间靠拢</w:t>
-      </w:r>
-      <w:r>
-        <w:rPr>
-          <w:rFonts w:hint="eastAsia"/>
-        </w:rPr>
-        <w:t>。</w:t>
+        <w:t>基于上述前提，该理论预测结果：两名候选人（两个政党）的政策主张会向中间靠拢。</w:t>
       </w:r>
     </w:p>
     <w:p>
@@ -4634,13 +5190,7 @@
         <w:rPr>
           <w:rFonts w:hint="eastAsia"/>
         </w:rPr>
-        <w:t>（政党是）</w:t>
-      </w:r>
-      <w:r>
-        <w:rPr>
-          <w:rFonts w:hint="eastAsia"/>
-        </w:rPr>
-        <w:t>通过推举候选人赢得政府要职来影响政府的有组织的团体。</w:t>
+        <w:t>（政党是）通过推举候选人赢得政府要职来影响政府的有组织的团体。</w:t>
       </w:r>
     </w:p>
     <w:p>
@@ -4908,31 +5458,7 @@
         <w:rPr>
           <w:rFonts w:hint="eastAsia"/>
         </w:rPr>
-        <w:t>组织的方式，来为</w:t>
-      </w:r>
-      <w:r>
-        <w:rPr>
-          <w:rFonts w:hint="eastAsia"/>
-        </w:rPr>
-        <w:t>“</w:t>
-      </w:r>
-      <w:r>
-        <w:rPr>
-          <w:rFonts w:hint="eastAsia"/>
-        </w:rPr>
-        <w:t>政党</w:t>
-      </w:r>
-      <w:r>
-        <w:rPr>
-          <w:rFonts w:hint="eastAsia"/>
-        </w:rPr>
-        <w:t>”</w:t>
-      </w:r>
-      <w:r>
-        <w:rPr>
-          <w:rFonts w:hint="eastAsia"/>
-        </w:rPr>
-        <w:t>下定义。</w:t>
+        <w:t>组织的方式，来为“政党”下定义。</w:t>
       </w:r>
     </w:p>
     <w:p>
@@ -4977,7 +5503,7 @@
       <w:pPr>
         <w:pStyle w:val="ae"/>
       </w:pPr>
-      <w:bookmarkStart w:id="3" w:name="_Toc226025425"/>
+      <w:bookmarkStart w:id="3" w:name="_Toc226630157"/>
       <w:r>
         <w:rPr>
           <w:rFonts w:hint="eastAsia"/>
@@ -5073,7 +5599,7 @@
       <w:pPr>
         <w:pStyle w:val="ae"/>
       </w:pPr>
-      <w:bookmarkStart w:id="4" w:name="_Toc226025426"/>
+      <w:bookmarkStart w:id="4" w:name="_Toc226630158"/>
       <w:r>
         <w:rPr>
           <w:rFonts w:hint="eastAsia"/>
@@ -5109,39 +5635,13 @@
           <w:b/>
           <w:bCs/>
         </w:rPr>
-        <w:t>有独特的政治纲领</w:t>
-      </w:r>
-      <w:r>
-        <w:rPr>
-          <w:rFonts w:hint="eastAsia"/>
-          <w:b/>
-          <w:bCs/>
-        </w:rPr>
-        <w:t>。</w:t>
-      </w:r>
-      <w:r>
-        <w:rPr>
-          <w:rFonts w:hint="eastAsia"/>
-        </w:rPr>
-        <w:t>此处的“政治纲领”既包括</w:t>
-      </w:r>
-      <w:r>
-        <w:rPr>
-          <w:rFonts w:hint="eastAsia"/>
-        </w:rPr>
-        <w:t>长期、系统性的、带根本性的政治主张</w:t>
-      </w:r>
-      <w:r>
-        <w:rPr>
-          <w:rFonts w:hint="eastAsia"/>
-        </w:rPr>
-        <w:t>，也包括</w:t>
-      </w:r>
-      <w:r>
-        <w:rPr>
-          <w:rFonts w:hint="eastAsia"/>
-        </w:rPr>
-        <w:t>局部、短期的要求</w:t>
+        <w:t>有独特的政治纲领。</w:t>
+      </w:r>
+      <w:r>
+        <w:rPr>
+          <w:rFonts w:hint="eastAsia"/>
+        </w:rPr>
+        <w:t>此处的“政治纲领”既包括长期、系统性的、带根本性的政治主张，也包括局部、短期的要求</w:t>
       </w:r>
       <w:r>
         <w:rPr>
@@ -5153,19 +5653,7 @@
         <w:rPr>
           <w:rFonts w:hint="eastAsia"/>
         </w:rPr>
-        <w:t>对政治纲领而言，可能会出现“言行不一”的情况，表面承诺与实际政策会出现不同，因此就要注意</w:t>
-      </w:r>
-      <w:r>
-        <w:rPr>
-          <w:rFonts w:hint="eastAsia"/>
-        </w:rPr>
-        <w:t>“察其言，观其行”</w:t>
-      </w:r>
-      <w:r>
-        <w:rPr>
-          <w:rFonts w:hint="eastAsia"/>
-        </w:rPr>
-        <w:t>。</w:t>
+        <w:t>对政治纲领而言，可能会出现“言行不一”的情况，表面承诺与实际政策会出现不同，因此就要注意“察其言，观其行”。</w:t>
       </w:r>
     </w:p>
     <w:p>
@@ -5391,18 +5879,12 @@
       <w:pPr>
         <w:pStyle w:val="ac"/>
       </w:pPr>
-      <w:bookmarkStart w:id="5" w:name="_Toc226025427"/>
-      <w:r>
-        <w:rPr>
-          <w:rFonts w:hint="eastAsia"/>
-        </w:rPr>
-        <w:t>二、</w:t>
-      </w:r>
-      <w:r>
-        <w:rPr>
-          <w:rFonts w:hint="eastAsia"/>
-        </w:rPr>
-        <w:t>政党与其他社会组织、团体的异同</w:t>
+      <w:bookmarkStart w:id="5" w:name="_Toc226630159"/>
+      <w:r>
+        <w:rPr>
+          <w:rFonts w:hint="eastAsia"/>
+        </w:rPr>
+        <w:t>二、政党与其他社会组织、团体的异同</w:t>
       </w:r>
       <w:bookmarkEnd w:id="5"/>
     </w:p>
@@ -5416,19 +5898,7 @@
         <w:rPr>
           <w:rFonts w:hint="eastAsia"/>
         </w:rPr>
-        <w:t>从组织行为学角度出发，</w:t>
-      </w:r>
-      <w:r>
-        <w:rPr>
-          <w:rFonts w:hint="eastAsia"/>
-        </w:rPr>
-        <w:t>比较研究社会组织和团体需要关注什么？</w:t>
-      </w:r>
-      <w:r>
-        <w:rPr>
-          <w:rFonts w:hint="eastAsia"/>
-        </w:rPr>
-        <w:t>施莱辛格提出了以下三个维度：</w:t>
+        <w:t>从组织行为学角度出发，比较研究社会组织和团体需要关注什么？施莱辛格提出了以下三个维度：</w:t>
       </w:r>
     </w:p>
     <w:p>
@@ -7346,7 +7816,7 @@
       <w:pPr>
         <w:pStyle w:val="a9"/>
       </w:pPr>
-      <w:bookmarkStart w:id="6" w:name="_Toc226025428"/>
+      <w:bookmarkStart w:id="6" w:name="_Toc226630160"/>
       <w:r>
         <w:rPr>
           <w:rFonts w:hint="eastAsia"/>
@@ -7390,7 +7860,7 @@
       <w:pPr>
         <w:pStyle w:val="ac"/>
       </w:pPr>
-      <w:bookmarkStart w:id="7" w:name="_Toc226025429"/>
+      <w:bookmarkStart w:id="7" w:name="_Toc226630161"/>
       <w:r>
         <w:rPr>
           <w:rFonts w:hint="eastAsia"/>
@@ -7403,7 +7873,7 @@
       <w:pPr>
         <w:pStyle w:val="ae"/>
       </w:pPr>
-      <w:bookmarkStart w:id="8" w:name="_Toc226025430"/>
+      <w:bookmarkStart w:id="8" w:name="_Toc226630162"/>
       <w:r>
         <w:rPr>
           <w:rFonts w:hint="eastAsia"/>
@@ -7424,13 +7894,7 @@
         <w:rPr>
           <w:rFonts w:hint="eastAsia"/>
         </w:rPr>
-        <w:t>议会中的政党是如何产生的？我们考虑这样一个案例：</w:t>
-      </w:r>
-      <w:r>
-        <w:rPr>
-          <w:rFonts w:hint="eastAsia"/>
-        </w:rPr>
-        <w:t>假设</w:t>
+        <w:t>议会中的政党是如何产生的？我们考虑这样一个案例：假设</w:t>
       </w:r>
       <w:r>
         <w:rPr>
@@ -7478,13 +7942,7 @@
         <w:rPr>
           <w:rFonts w:hint="eastAsia"/>
         </w:rPr>
-        <w:t>。</w:t>
-      </w:r>
-      <w:r>
-        <w:rPr>
-          <w:rFonts w:hint="eastAsia"/>
-        </w:rPr>
-        <w:t>议员对三个提案（</w:t>
+        <w:t>。议员对三个提案（</w:t>
       </w:r>
       <w:r>
         <w:rPr>
@@ -7520,25 +7978,7 @@
         <w:rPr>
           <w:rFonts w:hint="eastAsia"/>
         </w:rPr>
-        <w:t>）进行投票</w:t>
-      </w:r>
-      <w:r>
-        <w:rPr>
-          <w:rFonts w:hint="eastAsia"/>
-        </w:rPr>
-        <w:t>。投票</w:t>
-      </w:r>
-      <w:r>
-        <w:rPr>
-          <w:rFonts w:hint="eastAsia"/>
-        </w:rPr>
-        <w:t>规则</w:t>
-      </w:r>
-      <w:r>
-        <w:rPr>
-          <w:rFonts w:hint="eastAsia"/>
-        </w:rPr>
-        <w:t>如下：</w:t>
+        <w:t>）进行投票。投票规则如下：</w:t>
       </w:r>
     </w:p>
     <w:p>
@@ -7555,19 +7995,7 @@
         <w:rPr>
           <w:rFonts w:hint="eastAsia"/>
         </w:rPr>
-        <w:t>简单多数制</w:t>
-      </w:r>
-      <w:r>
-        <w:rPr>
-          <w:rFonts w:hint="eastAsia"/>
-        </w:rPr>
-        <w:t>：</w:t>
-      </w:r>
-      <w:r>
-        <w:rPr>
-          <w:rFonts w:hint="eastAsia"/>
-        </w:rPr>
-        <w:t>两票及以上通过；两票以下不通过</w:t>
+        <w:t>简单多数制：两票及以上通过；两票以下不通过</w:t>
       </w:r>
     </w:p>
     <w:p>
@@ -7949,13 +8377,7 @@
         <w:rPr>
           <w:rFonts w:hint="eastAsia"/>
         </w:rPr>
-        <w:t>我们假设</w:t>
-      </w:r>
-      <w:r>
-        <w:rPr>
-          <w:rFonts w:hint="eastAsia"/>
-        </w:rPr>
-        <w:t>议员支持所有有利于自己所代表社区的提案，反对所有不利于自己所代表社区的提案。</w:t>
+        <w:t>我们假设议员支持所有有利于自己所代表社区的提案，反对所有不利于自己所代表社区的提案。</w:t>
       </w:r>
       <w:r>
         <w:rPr>
@@ -8433,19 +8855,7 @@
         <w:rPr>
           <w:rFonts w:hint="eastAsia"/>
         </w:rPr>
-        <w:t>为了尝试改变这个局面，我们</w:t>
-      </w:r>
-      <w:r>
-        <w:rPr>
-          <w:rFonts w:hint="eastAsia"/>
-        </w:rPr>
-        <w:t>现在允许两名议员结盟、共谋</w:t>
-      </w:r>
-      <w:r>
-        <w:rPr>
-          <w:rFonts w:hint="eastAsia"/>
-        </w:rPr>
-        <w:t>。已知：</w:t>
+        <w:t>为了尝试改变这个局面，我们现在允许两名议员结盟、共谋。已知：</w:t>
       </w:r>
     </w:p>
     <w:p>
@@ -8540,13 +8950,7 @@
         <w:rPr>
           <w:rFonts w:hint="eastAsia"/>
         </w:rPr>
-        <w:t>则</w:t>
-      </w:r>
-      <w:r>
-        <w:rPr>
-          <w:rFonts w:hint="eastAsia"/>
-        </w:rPr>
-        <w:t>议员</w:t>
+        <w:t>则议员</w:t>
       </w:r>
       <w:r>
         <w:rPr>
@@ -8570,25 +8974,7 @@
         <w:rPr>
           <w:rFonts w:hint="eastAsia"/>
         </w:rPr>
-        <w:t>就有了</w:t>
-      </w:r>
-      <w:r>
-        <w:rPr>
-          <w:rFonts w:hint="eastAsia"/>
-        </w:rPr>
-        <w:t>共谋</w:t>
-      </w:r>
-      <w:r>
-        <w:rPr>
-          <w:rFonts w:hint="eastAsia"/>
-        </w:rPr>
-        <w:t>的激励：</w:t>
-      </w:r>
-      <w:r>
-        <w:rPr>
-          <w:rFonts w:hint="eastAsia"/>
-        </w:rPr>
-        <w:t>议员</w:t>
+        <w:t>就有了共谋的激励：议员</w:t>
       </w:r>
       <w:r>
         <w:rPr>
@@ -8624,13 +9010,7 @@
         <w:rPr>
           <w:rFonts w:hint="eastAsia"/>
         </w:rPr>
-        <w:t>，</w:t>
-      </w:r>
-      <w:r>
-        <w:rPr>
-          <w:rFonts w:hint="eastAsia"/>
-        </w:rPr>
-        <w:t>作为交换议员</w:t>
+        <w:t>，作为交换议员</w:t>
       </w:r>
       <w:r>
         <w:rPr>
@@ -8654,13 +9034,7 @@
         <w:rPr>
           <w:rFonts w:hint="eastAsia"/>
         </w:rPr>
-        <w:t>。此时，</w:t>
-      </w:r>
-      <w:r>
-        <w:rPr>
-          <w:rFonts w:hint="eastAsia"/>
-        </w:rPr>
-        <w:t>议员</w:t>
+        <w:t>。此时，议员</w:t>
       </w:r>
       <w:r>
         <w:rPr>
@@ -8684,13 +9058,7 @@
         <w:rPr>
           <w:rFonts w:hint="eastAsia"/>
         </w:rPr>
-        <w:t>各自的收益将优于不结盟的情况</w:t>
-      </w:r>
-      <w:r>
-        <w:rPr>
-          <w:rFonts w:hint="eastAsia"/>
-        </w:rPr>
-        <w:t>，如下表：</w:t>
+        <w:t>各自的收益将优于不结盟的情况，如下表：</w:t>
       </w:r>
     </w:p>
     <w:tbl>
@@ -9161,55 +9529,7 @@
         <w:rPr>
           <w:rFonts w:hint="eastAsia"/>
         </w:rPr>
-        <w:t>上述</w:t>
-      </w:r>
-      <w:r>
-        <w:rPr>
-          <w:rFonts w:hint="eastAsia"/>
-        </w:rPr>
-        <w:t>议会立法的例子阐述了政党可能形成情景</w:t>
-      </w:r>
-      <w:r>
-        <w:rPr>
-          <w:rFonts w:hint="eastAsia"/>
-        </w:rPr>
-        <w:t>。</w:t>
-      </w:r>
-      <w:r>
-        <w:rPr>
-          <w:rFonts w:hint="eastAsia"/>
-        </w:rPr>
-        <w:t>不组建政党有可能是最优方案</w:t>
-      </w:r>
-      <w:r>
-        <w:rPr>
-          <w:rFonts w:hint="eastAsia"/>
-        </w:rPr>
-        <w:t>，</w:t>
-      </w:r>
-      <w:r>
-        <w:rPr>
-          <w:rFonts w:hint="eastAsia"/>
-        </w:rPr>
-        <w:t>组建政党与否和整个社会的收益</w:t>
-      </w:r>
-      <w:r>
-        <w:rPr>
-          <w:rFonts w:hint="eastAsia"/>
-        </w:rPr>
-        <w:t>则</w:t>
-      </w:r>
-      <w:r>
-        <w:rPr>
-          <w:rFonts w:hint="eastAsia"/>
-        </w:rPr>
-        <w:t>没有直接的关系</w:t>
-      </w:r>
-      <w:r>
-        <w:rPr>
-          <w:rFonts w:hint="eastAsia"/>
-        </w:rPr>
-        <w:t>。</w:t>
+        <w:t>上述议会立法的例子阐述了政党可能形成情景。不组建政党有可能是最优方案，组建政党与否和整个社会的收益则没有直接的关系。</w:t>
       </w:r>
       <w:r>
         <w:rPr>
@@ -9708,7 +10028,7 @@
       <w:pPr>
         <w:pStyle w:val="ae"/>
       </w:pPr>
-      <w:bookmarkStart w:id="9" w:name="_Toc226025431"/>
+      <w:bookmarkStart w:id="9" w:name="_Toc226630163"/>
       <w:r>
         <w:rPr>
           <w:rFonts w:hint="eastAsia"/>
@@ -9729,13 +10049,7 @@
         <w:rPr>
           <w:rFonts w:hint="eastAsia"/>
         </w:rPr>
-        <w:t>集体行动视角的解释只能解释议会内政党的立法行为，却无法解释选举、动员等政党功能。因此，当我们加入选民的因素时，政党形成的过程就会变得复杂。我们再举这样一个大选的案例：</w:t>
-      </w:r>
-      <w:r>
-        <w:rPr>
-          <w:rFonts w:hint="eastAsia"/>
-        </w:rPr>
-        <w:t>假设</w:t>
+        <w:t>集体行动视角的解释只能解释议会内政党的立法行为，却无法解释选举、动员等政党功能。因此，当我们加入选民的因素时，政党形成的过程就会变得复杂。我们再举这样一个大选的案例：假设</w:t>
       </w:r>
       <w:r>
         <w:rPr>
@@ -9747,13 +10061,7 @@
         <w:rPr>
           <w:rFonts w:hint="eastAsia"/>
         </w:rPr>
-        <w:t>国最近举行了一次总统选举</w:t>
-      </w:r>
-      <w:r>
-        <w:rPr>
-          <w:rFonts w:hint="eastAsia"/>
-        </w:rPr>
-        <w:t>，</w:t>
+        <w:t>国最近举行了一次总统选举，</w:t>
       </w:r>
       <w:r>
         <w:rPr>
@@ -9777,19 +10085,7 @@
         <w:rPr>
           <w:rFonts w:hint="eastAsia"/>
         </w:rPr>
-        <w:t>万）</w:t>
-      </w:r>
-      <w:r>
-        <w:rPr>
-          <w:rFonts w:hint="eastAsia"/>
-        </w:rPr>
-        <w:t>。</w:t>
-      </w:r>
-      <w:r>
-        <w:rPr>
-          <w:rFonts w:hint="eastAsia"/>
-        </w:rPr>
-        <w:t>此次选举共有三名独立候选人：甲、乙、</w:t>
+        <w:t>万）。此次选举共有三名独立候选人：甲、乙、</w:t>
       </w:r>
       <w:proofErr w:type="gramStart"/>
       <w:r>
@@ -10297,19 +10593,7 @@
         <w:rPr>
           <w:rFonts w:hint="eastAsia"/>
         </w:rPr>
-        <w:t>票）</w:t>
-      </w:r>
-      <w:r>
-        <w:rPr>
-          <w:rFonts w:hint="eastAsia"/>
-        </w:rPr>
-        <w:t>，那么</w:t>
-      </w:r>
-      <w:r>
-        <w:rPr>
-          <w:rFonts w:hint="eastAsia"/>
-        </w:rPr>
-        <w:t>如何在</w:t>
+        <w:t>票），那么如何在</w:t>
       </w:r>
       <w:proofErr w:type="gramStart"/>
       <w:r>
@@ -11057,19 +11341,7 @@
         <w:rPr>
           <w:rFonts w:hint="eastAsia"/>
         </w:rPr>
-        <w:t>当然，在选举中组建政党也不是万能的。例如，我们对调</w:t>
-      </w:r>
-      <w:r>
-        <w:rPr>
-          <w:rFonts w:hint="eastAsia"/>
-        </w:rPr>
-        <w:t>甲乙在第三行政区获得的选票</w:t>
-      </w:r>
-      <w:r>
-        <w:rPr>
-          <w:rFonts w:hint="eastAsia"/>
-        </w:rPr>
-        <w:t>：</w:t>
+        <w:t>当然，在选举中组建政党也不是万能的。例如，我们对调甲乙在第三行政区获得的选票：</w:t>
       </w:r>
     </w:p>
     <w:tbl>
@@ -11461,13 +11733,7 @@
         <w:rPr>
           <w:rFonts w:hint="eastAsia"/>
         </w:rPr>
-        <w:t>此时，</w:t>
-      </w:r>
-      <w:r>
-        <w:rPr>
-          <w:rFonts w:hint="eastAsia"/>
-        </w:rPr>
-        <w:t>甲则没有动力去联合</w:t>
+        <w:t>此时，甲则没有动力去联合</w:t>
       </w:r>
       <w:proofErr w:type="gramStart"/>
       <w:r>
@@ -11481,25 +11747,7 @@
         <w:rPr>
           <w:rFonts w:hint="eastAsia"/>
         </w:rPr>
-        <w:t>政党</w:t>
-      </w:r>
-      <w:r>
-        <w:rPr>
-          <w:rFonts w:hint="eastAsia"/>
-        </w:rPr>
-        <w:t>——</w:t>
-      </w:r>
-      <w:r>
-        <w:rPr>
-          <w:rFonts w:hint="eastAsia"/>
-        </w:rPr>
-        <w:t>除非在组党初选之后，原先支持丙的选民会转而支持甲</w:t>
-      </w:r>
-      <w:r>
-        <w:rPr>
-          <w:rFonts w:hint="eastAsia"/>
-        </w:rPr>
-        <w:t>。</w:t>
+        <w:t>政党——除非在组党初选之后，原先支持丙的选民会转而支持甲。</w:t>
       </w:r>
       <w:r>
         <w:rPr>
@@ -11512,7 +11760,7 @@
       <w:pPr>
         <w:pStyle w:val="ae"/>
       </w:pPr>
-      <w:bookmarkStart w:id="10" w:name="_Toc226025432"/>
+      <w:bookmarkStart w:id="10" w:name="_Toc226630164"/>
       <w:r>
         <w:rPr>
           <w:rFonts w:hint="eastAsia"/>
@@ -11533,19 +11781,7 @@
         <w:rPr>
           <w:rFonts w:hint="eastAsia"/>
         </w:rPr>
-        <w:t>唐斯提出了参政理论（选民动员模型）。他</w:t>
-      </w:r>
-      <w:r>
-        <w:rPr>
-          <w:rFonts w:hint="eastAsia"/>
-        </w:rPr>
-        <w:t>假设选民是理性的</w:t>
-      </w:r>
-      <w:r>
-        <w:rPr>
-          <w:rFonts w:hint="eastAsia"/>
-        </w:rPr>
-        <w:t>，即：</w:t>
+        <w:t>唐斯提出了参政理论（选民动员模型）。他假设选民是理性的，即：</w:t>
       </w:r>
     </w:p>
     <w:p>
@@ -11562,13 +11798,7 @@
         <w:rPr>
           <w:rFonts w:hint="eastAsia"/>
         </w:rPr>
-        <w:t>投票产生的效用</w:t>
-      </w:r>
-      <w:r>
-        <w:rPr>
-          <w:rFonts w:hint="eastAsia"/>
-        </w:rPr>
-        <w:t>（</w:t>
+        <w:t>投票产生的效用（</w:t>
       </w:r>
       <w:r>
         <w:rPr>
@@ -11721,25 +11951,13 @@
         <w:rPr>
           <w:rFonts w:hint="eastAsia"/>
         </w:rPr>
-        <w:t>：</w:t>
-      </w:r>
-      <w:r>
-        <w:rPr>
-          <w:rFonts w:hint="eastAsia"/>
-        </w:rPr>
-        <w:t>最终收益。</w:t>
-      </w:r>
-      <w:r>
-        <w:rPr>
-          <w:rFonts w:hint="eastAsia"/>
-        </w:rPr>
-        <w:t>R&gt;0</w:t>
-      </w:r>
-      <w:r>
-        <w:rPr>
-          <w:rFonts w:hint="eastAsia"/>
-        </w:rPr>
-        <w:t xml:space="preserve"> </w:t>
+        <w:t>：最终收益。</w:t>
+      </w:r>
+      <w:r>
+        <w:rPr>
+          <w:rFonts w:hint="eastAsia"/>
+        </w:rPr>
+        <w:t xml:space="preserve">R&gt;0 </w:t>
       </w:r>
       <w:r>
         <w:rPr>
@@ -11805,13 +12023,7 @@
         <w:rPr>
           <w:rFonts w:hint="eastAsia"/>
         </w:rPr>
-        <w:t>：</w:t>
-      </w:r>
-      <w:r>
-        <w:rPr>
-          <w:rFonts w:hint="eastAsia"/>
-        </w:rPr>
-        <w:t>个体选民的一票直接决定选举结果的概率</w:t>
+        <w:t>：个体选民的一票直接决定选举结果的概率</w:t>
       </w:r>
     </w:p>
     <w:p>
@@ -11834,13 +12046,7 @@
         <w:rPr>
           <w:rFonts w:hint="eastAsia"/>
         </w:rPr>
-        <w:t>：</w:t>
-      </w:r>
-      <w:r>
-        <w:rPr>
-          <w:rFonts w:hint="eastAsia"/>
-        </w:rPr>
-        <w:t>个体选民支持的候选人胜</w:t>
+        <w:t>：个体选民支持的候选人胜</w:t>
       </w:r>
       <w:proofErr w:type="gramStart"/>
       <w:r>
@@ -11877,13 +12083,7 @@
         <w:rPr>
           <w:rFonts w:hint="eastAsia"/>
         </w:rPr>
-        <w:t>：</w:t>
-      </w:r>
-      <w:r>
-        <w:rPr>
-          <w:rFonts w:hint="eastAsia"/>
-        </w:rPr>
-        <w:t>个体选民参政所得到的回报</w:t>
+        <w:t>：个体选民参政所得到的回报</w:t>
       </w:r>
     </w:p>
     <w:p>
@@ -11906,13 +12106,7 @@
         <w:rPr>
           <w:rFonts w:hint="eastAsia"/>
         </w:rPr>
-        <w:t>：</w:t>
-      </w:r>
-      <w:r>
-        <w:rPr>
-          <w:rFonts w:hint="eastAsia"/>
-        </w:rPr>
-        <w:t>个体选民参政的成本</w:t>
+        <w:t>：个体选民参政的成本</w:t>
       </w:r>
     </w:p>
     <w:p>
@@ -11949,13 +12143,7 @@
         <w:rPr>
           <w:rFonts w:hint="eastAsia"/>
         </w:rPr>
-        <w:t>在短期内与选举结果无关</w:t>
-      </w:r>
-      <w:r>
-        <w:rPr>
-          <w:rFonts w:hint="eastAsia"/>
-        </w:rPr>
-        <w:t>。</w:t>
+        <w:t>在短期内与选举结果无关。</w:t>
       </w:r>
     </w:p>
     <w:p>
@@ -12138,13 +12326,7 @@
         <w:rPr>
           <w:rFonts w:hint="eastAsia"/>
         </w:rPr>
-        <w:t>因此，</w:t>
-      </w:r>
-      <w:r>
-        <w:rPr>
-          <w:rFonts w:hint="eastAsia"/>
-        </w:rPr>
-        <w:t>唐斯认为</w:t>
+        <w:t>因此，唐斯认为</w:t>
       </w:r>
       <w:r>
         <w:rPr>
@@ -12156,13 +12338,7 @@
         <w:rPr>
           <w:rFonts w:hint="eastAsia"/>
         </w:rPr>
-        <w:t>理性的选民不会出去投票</w:t>
-      </w:r>
-      <w:r>
-        <w:rPr>
-          <w:rFonts w:hint="eastAsia"/>
-        </w:rPr>
-        <w:t>。</w:t>
+        <w:t>理性的选民不会出去投票。</w:t>
       </w:r>
       <w:r>
         <w:rPr>
@@ -12197,85 +12373,7 @@
         <w:rPr>
           <w:rFonts w:hint="eastAsia"/>
         </w:rPr>
-        <w:t>）</w:t>
-      </w:r>
-      <w:r>
-        <w:rPr>
-          <w:rFonts w:hint="eastAsia"/>
-        </w:rPr>
-        <w:t>。</w:t>
-      </w:r>
-      <w:r>
-        <w:rPr>
-          <w:rFonts w:hint="eastAsia"/>
-        </w:rPr>
-        <w:t>政党本身是一种政治标识</w:t>
-      </w:r>
-      <w:r>
-        <w:rPr>
-          <w:rFonts w:hint="eastAsia"/>
-        </w:rPr>
-        <w:t>，如</w:t>
-      </w:r>
-      <w:r>
-        <w:rPr>
-          <w:rFonts w:hint="eastAsia"/>
-        </w:rPr>
-        <w:t>工党</w:t>
-      </w:r>
-      <w:r>
-        <w:rPr>
-          <w:rFonts w:hint="eastAsia"/>
-        </w:rPr>
-        <w:t>标志着</w:t>
-      </w:r>
-      <w:r>
-        <w:rPr>
-          <w:rFonts w:hint="eastAsia"/>
-        </w:rPr>
-        <w:t>政府干预经济、社会福利</w:t>
-      </w:r>
-      <w:r>
-        <w:rPr>
-          <w:rFonts w:hint="eastAsia"/>
-        </w:rPr>
-        <w:t>，</w:t>
-      </w:r>
-      <w:r>
-        <w:rPr>
-          <w:rFonts w:hint="eastAsia"/>
-        </w:rPr>
-        <w:t>保守党</w:t>
-      </w:r>
-      <w:r>
-        <w:rPr>
-          <w:rFonts w:hint="eastAsia"/>
-        </w:rPr>
-        <w:t>标志着</w:t>
-      </w:r>
-      <w:r>
-        <w:rPr>
-          <w:rFonts w:hint="eastAsia"/>
-        </w:rPr>
-        <w:t>低税收、减少财政赤字</w:t>
-      </w:r>
-      <w:r>
-        <w:rPr>
-          <w:rFonts w:hint="eastAsia"/>
-        </w:rPr>
-        <w:t>。政党的政治标识左右降低了</w:t>
-      </w:r>
-      <w:r>
-        <w:rPr>
-          <w:rFonts w:hint="eastAsia"/>
-        </w:rPr>
-        <w:t>信息成本</w:t>
-      </w:r>
-      <w:r>
-        <w:rPr>
-          <w:rFonts w:hint="eastAsia"/>
-        </w:rPr>
-        <w:t>。</w:t>
+        <w:t>）。政党本身是一种政治标识，如工党标志着政府干预经济、社会福利，保守党标志着低税收、减少财政赤字。政党的政治标识左右降低了信息成本。</w:t>
       </w:r>
     </w:p>
     <w:p>
@@ -12292,13 +12390,7 @@
         <w:rPr>
           <w:rFonts w:hint="eastAsia"/>
         </w:rPr>
-        <w:t>政党可以通过竞选宣传让选民相信自己手中的一票能够改变选举结果</w:t>
-      </w:r>
-      <w:r>
-        <w:rPr>
-          <w:rFonts w:hint="eastAsia"/>
-        </w:rPr>
-        <w:t>：</w:t>
+        <w:t>政党可以通过竞选宣传让选民相信自己手中的一票能够改变选举结果：</w:t>
       </w:r>
       <w:r>
         <w:rPr>
@@ -12385,13 +12477,7 @@
         <w:rPr>
           <w:rFonts w:hint="eastAsia"/>
         </w:rPr>
-        <w:t>多个政党增加了选举动员的投入，选举变得更加激烈</w:t>
-      </w:r>
-      <w:r>
-        <w:rPr>
-          <w:rFonts w:hint="eastAsia"/>
-        </w:rPr>
-        <w:t>：</w:t>
+        <w:t>多个政党增加了选举动员的投入，选举变得更加激烈：</w:t>
       </w:r>
       <w:r>
         <w:rPr>
@@ -12410,7 +12496,7 @@
       <w:pPr>
         <w:pStyle w:val="ae"/>
       </w:pPr>
-      <w:bookmarkStart w:id="11" w:name="_Toc226025433"/>
+      <w:bookmarkStart w:id="11" w:name="_Toc226630165"/>
       <w:r>
         <w:rPr>
           <w:rFonts w:hint="eastAsia"/>
@@ -12460,13 +12546,7 @@
         <w:rPr>
           <w:rFonts w:hint="eastAsia"/>
         </w:rPr>
-        <w:t>政党是由对特定议题持有强烈偏好的群体组成的联盟，由政治家进行协调管理</w:t>
-      </w:r>
-      <w:r>
-        <w:rPr>
-          <w:rFonts w:hint="eastAsia"/>
-        </w:rPr>
-        <w:t>。</w:t>
+        <w:t>政党是由对特定议题持有强烈偏好的群体组成的联盟，由政治家进行协调管理。</w:t>
       </w:r>
     </w:p>
     <w:p>
@@ -12568,19 +12648,7 @@
         <w:rPr>
           <w:rFonts w:hint="eastAsia"/>
         </w:rPr>
-        <w:t>候选人之所以要服从利益集团的意志，是因为利益集团在选举期间为候选人提供政治资源，包括政治献金、组织资源（拉票）、媒体报道等。</w:t>
-      </w:r>
-      <w:r>
-        <w:rPr>
-          <w:rFonts w:hint="eastAsia"/>
-        </w:rPr>
-        <w:t>政客如果背离压力集团的意志，利益集团就会切断政治资源的供给</w:t>
-      </w:r>
-      <w:r>
-        <w:rPr>
-          <w:rFonts w:hint="eastAsia"/>
-        </w:rPr>
-        <w:t>。</w:t>
+        <w:t>候选人之所以要服从利益集团的意志，是因为利益集团在选举期间为候选人提供政治资源，包括政治献金、组织资源（拉票）、媒体报道等。政客如果背离压力集团的意志，利益集团就会切断政治资源的供给。</w:t>
       </w:r>
     </w:p>
     <w:p>
@@ -12633,7 +12701,7 @@
       <w:pPr>
         <w:pStyle w:val="ac"/>
       </w:pPr>
-      <w:bookmarkStart w:id="12" w:name="_Toc226025434"/>
+      <w:bookmarkStart w:id="12" w:name="_Toc226630166"/>
       <w:r>
         <w:rPr>
           <w:rFonts w:hint="eastAsia"/>
@@ -12646,7 +12714,7 @@
       <w:pPr>
         <w:pStyle w:val="ae"/>
       </w:pPr>
-      <w:bookmarkStart w:id="13" w:name="_Toc226025435"/>
+      <w:bookmarkStart w:id="13" w:name="_Toc226630167"/>
       <w:r>
         <w:rPr>
           <w:rFonts w:hint="eastAsia"/>
@@ -12744,19 +12812,7 @@
         <w:rPr>
           <w:rFonts w:hint="eastAsia"/>
         </w:rPr>
-        <w:t>詹姆斯·麦迪逊认为，</w:t>
-      </w:r>
-      <w:r>
-        <w:rPr>
-          <w:rFonts w:hint="eastAsia"/>
-        </w:rPr>
-        <w:t>政党产生最根本的原因是财产分配的不平等</w:t>
-      </w:r>
-      <w:r>
-        <w:rPr>
-          <w:rFonts w:hint="eastAsia"/>
-        </w:rPr>
-        <w:t>。</w:t>
+        <w:t>詹姆斯·麦迪逊认为，政党产生最根本的原因是财产分配的不平等。</w:t>
       </w:r>
       <w:r>
         <w:rPr>
@@ -12796,7 +12852,7 @@
       <w:pPr>
         <w:pStyle w:val="ae"/>
       </w:pPr>
-      <w:bookmarkStart w:id="14" w:name="_Toc226025436"/>
+      <w:bookmarkStart w:id="14" w:name="_Toc226630168"/>
       <w:r>
         <w:rPr>
           <w:rFonts w:hint="eastAsia"/>
@@ -12832,13 +12888,7 @@
         <w:rPr>
           <w:rFonts w:hint="eastAsia"/>
         </w:rPr>
-        <w:t>政治才能、道德修养高的人是否更容易结党？</w:t>
-      </w:r>
-      <w:r>
-        <w:rPr>
-          <w:rFonts w:hint="eastAsia"/>
-        </w:rPr>
-        <w:t>古代中国对此问题产生了不同见解：</w:t>
+        <w:t>政治才能、道德修养高的人是否更容易结党？古代中国对此问题产生了不同见解：</w:t>
       </w:r>
     </w:p>
     <w:p>
@@ -13116,7 +13166,7 @@
       <w:pPr>
         <w:pStyle w:val="ae"/>
       </w:pPr>
-      <w:bookmarkStart w:id="15" w:name="_Toc226025437"/>
+      <w:bookmarkStart w:id="15" w:name="_Toc226630169"/>
       <w:r>
         <w:rPr>
           <w:rFonts w:hint="eastAsia"/>
@@ -13273,7 +13323,7 @@
       <w:pPr>
         <w:pStyle w:val="ae"/>
       </w:pPr>
-      <w:bookmarkStart w:id="16" w:name="_Toc226025438"/>
+      <w:bookmarkStart w:id="16" w:name="_Toc226630170"/>
       <w:r>
         <w:rPr>
           <w:rFonts w:hint="eastAsia"/>
@@ -13337,31 +13387,7 @@
         <w:rPr>
           <w:rFonts w:hint="eastAsia"/>
         </w:rPr>
-        <w:t>）。社会裂隙是</w:t>
-      </w:r>
-      <w:r>
-        <w:rPr>
-          <w:rFonts w:hint="eastAsia"/>
-        </w:rPr>
-        <w:t>能够被政治化的社会特征差异</w:t>
-      </w:r>
-      <w:r>
-        <w:rPr>
-          <w:rFonts w:hint="eastAsia"/>
-        </w:rPr>
-        <w:t>，</w:t>
-      </w:r>
-      <w:r>
-        <w:rPr>
-          <w:rFonts w:hint="eastAsia"/>
-        </w:rPr>
-        <w:t>包括种族、国族、宗教、阶级、社会阶层、性别等</w:t>
-      </w:r>
-      <w:r>
-        <w:rPr>
-          <w:rFonts w:hint="eastAsia"/>
-        </w:rPr>
-        <w:t>。</w:t>
+        <w:t>）。社会裂隙是能够被政治化的社会特征差异，包括种族、国族、宗教、阶级、社会阶层、性别等。</w:t>
       </w:r>
     </w:p>
     <w:p>
@@ -13374,18 +13400,12 @@
       <w:pPr>
         <w:pStyle w:val="ac"/>
       </w:pPr>
-      <w:bookmarkStart w:id="17" w:name="_Toc226025439"/>
-      <w:r>
-        <w:rPr>
-          <w:rFonts w:hint="eastAsia"/>
-        </w:rPr>
-        <w:t>三、</w:t>
-      </w:r>
-      <w:r>
-        <w:rPr>
-          <w:rFonts w:hint="eastAsia"/>
-        </w:rPr>
-        <w:t>议会体制内政党与议会体制外政党</w:t>
+      <w:bookmarkStart w:id="17" w:name="_Toc226630171"/>
+      <w:r>
+        <w:rPr>
+          <w:rFonts w:hint="eastAsia"/>
+        </w:rPr>
+        <w:t>三、议会体制内政党与议会体制外政党</w:t>
       </w:r>
       <w:bookmarkEnd w:id="17"/>
     </w:p>
@@ -13533,7 +13553,7 @@
       <w:pPr>
         <w:pStyle w:val="a9"/>
       </w:pPr>
-      <w:bookmarkStart w:id="18" w:name="_Toc226025440"/>
+      <w:bookmarkStart w:id="18" w:name="_Toc226630172"/>
       <w:r>
         <w:rPr>
           <w:rFonts w:hint="eastAsia"/>
@@ -13577,7 +13597,7 @@
       <w:pPr>
         <w:pStyle w:val="ac"/>
       </w:pPr>
-      <w:bookmarkStart w:id="19" w:name="_Toc226025441"/>
+      <w:bookmarkStart w:id="19" w:name="_Toc226630173"/>
       <w:r>
         <w:rPr>
           <w:rFonts w:hint="eastAsia"/>
@@ -13590,7 +13610,7 @@
       <w:pPr>
         <w:pStyle w:val="ae"/>
       </w:pPr>
-      <w:bookmarkStart w:id="20" w:name="_Toc226025442"/>
+      <w:bookmarkStart w:id="20" w:name="_Toc226630174"/>
       <w:r>
         <w:rPr>
           <w:rFonts w:hint="eastAsia"/>
@@ -13761,7 +13781,159 @@
         <w:rPr>
           <w:rFonts w:hint="eastAsia"/>
         </w:rPr>
-        <w:t>年由当时印度国民志愿团的第三任领导人德奥拉斯组建</w:t>
+        <w:t>年由当时印度国民志愿团的第三任领导人德奥拉斯组建。组建之初，印度的政党政治形势是国大党长期执政（</w:t>
+      </w:r>
+      <w:r>
+        <w:rPr>
+          <w:rFonts w:hint="eastAsia"/>
+        </w:rPr>
+        <w:t>1947-1977</w:t>
+      </w:r>
+      <w:r>
+        <w:rPr>
+          <w:rFonts w:hint="eastAsia"/>
+        </w:rPr>
+        <w:t>，</w:t>
+      </w:r>
+      <w:r>
+        <w:rPr>
+          <w:rFonts w:hint="eastAsia"/>
+        </w:rPr>
+        <w:t>1980-1989</w:t>
+      </w:r>
+      <w:r>
+        <w:rPr>
+          <w:rFonts w:hint="eastAsia"/>
+        </w:rPr>
+        <w:t>，</w:t>
+      </w:r>
+      <w:r>
+        <w:rPr>
+          <w:rFonts w:hint="eastAsia"/>
+        </w:rPr>
+        <w:t>1991-1996</w:t>
+      </w:r>
+      <w:r>
+        <w:rPr>
+          <w:rFonts w:hint="eastAsia"/>
+        </w:rPr>
+        <w:t>，</w:t>
+      </w:r>
+      <w:r>
+        <w:rPr>
+          <w:rFonts w:hint="eastAsia"/>
+        </w:rPr>
+        <w:t>2004-2014</w:t>
+      </w:r>
+      <w:r>
+        <w:rPr>
+          <w:rFonts w:hint="eastAsia"/>
+        </w:rPr>
+        <w:t>）；印度人民党利用印度社会日益尖锐的族群矛盾，进行民粹主义动员，迎合信仰印度教群众的不满与文化焦虑。</w:t>
+      </w:r>
+      <w:r>
+        <w:rPr>
+          <w:rFonts w:hint="eastAsia"/>
+        </w:rPr>
+        <w:t>例如，印度人民党发起了</w:t>
+      </w:r>
+      <w:r>
+        <w:rPr>
+          <w:rFonts w:hint="eastAsia"/>
+        </w:rPr>
+        <w:t>支持</w:t>
+      </w:r>
+      <w:proofErr w:type="gramStart"/>
+      <w:r>
+        <w:rPr>
+          <w:rFonts w:hint="eastAsia"/>
+        </w:rPr>
+        <w:t>新建罗</w:t>
+      </w:r>
+      <w:proofErr w:type="gramEnd"/>
+      <w:r>
+        <w:rPr>
+          <w:rFonts w:hint="eastAsia"/>
+        </w:rPr>
+        <w:t>摩神庙的“战车游行”</w:t>
+      </w:r>
+      <w:r>
+        <w:rPr>
+          <w:rFonts w:hint="eastAsia"/>
+        </w:rPr>
+        <w:t>（</w:t>
+      </w:r>
+      <w:r>
+        <w:rPr>
+          <w:rFonts w:hint="eastAsia"/>
+        </w:rPr>
+        <w:t>1989-1991</w:t>
+      </w:r>
+      <w:r>
+        <w:rPr>
+          <w:rFonts w:hint="eastAsia"/>
+        </w:rPr>
+        <w:t>）、</w:t>
+      </w:r>
+      <w:r>
+        <w:rPr>
+          <w:rFonts w:hint="eastAsia"/>
+        </w:rPr>
+        <w:t>拆除巴布里清真寺运动（</w:t>
+      </w:r>
+      <w:r>
+        <w:rPr>
+          <w:rFonts w:hint="eastAsia"/>
+        </w:rPr>
+        <w:t>1992-1993</w:t>
+      </w:r>
+      <w:r>
+        <w:rPr>
+          <w:rFonts w:hint="eastAsia"/>
+        </w:rPr>
+        <w:t>）</w:t>
+      </w:r>
+      <w:r>
+        <w:rPr>
+          <w:rFonts w:hint="eastAsia"/>
+        </w:rPr>
+        <w:t>等。</w:t>
+      </w:r>
+      <w:r>
+        <w:rPr>
+          <w:rFonts w:hint="eastAsia"/>
+        </w:rPr>
+        <w:t>1999</w:t>
+      </w:r>
+      <w:r>
+        <w:rPr>
+          <w:rFonts w:hint="eastAsia"/>
+        </w:rPr>
+        <w:t>年</w:t>
+      </w:r>
+      <w:r>
+        <w:rPr>
+          <w:rFonts w:hint="eastAsia"/>
+        </w:rPr>
+        <w:t>，印度人民党</w:t>
+      </w:r>
+      <w:r>
+        <w:rPr>
+          <w:rFonts w:hint="eastAsia"/>
+        </w:rPr>
+        <w:t>第一次成为印度执政党，直至</w:t>
+      </w:r>
+      <w:r>
+        <w:rPr>
+          <w:rFonts w:hint="eastAsia"/>
+        </w:rPr>
+        <w:t>2004</w:t>
+      </w:r>
+      <w:r>
+        <w:rPr>
+          <w:rFonts w:hint="eastAsia"/>
+        </w:rPr>
+        <w:t>年</w:t>
       </w:r>
       <w:r>
         <w:rPr>
@@ -13769,218 +13941,12 @@
         </w:rPr>
         <w:t>。</w:t>
       </w:r>
-      <w:r>
-        <w:rPr>
-          <w:rFonts w:hint="eastAsia"/>
-        </w:rPr>
-        <w:t>组建之初</w:t>
-      </w:r>
-      <w:r>
-        <w:rPr>
-          <w:rFonts w:hint="eastAsia"/>
-        </w:rPr>
-        <w:t>，</w:t>
-      </w:r>
-      <w:r>
-        <w:rPr>
-          <w:rFonts w:hint="eastAsia"/>
-        </w:rPr>
-        <w:t>印度</w:t>
-      </w:r>
-      <w:r>
-        <w:rPr>
-          <w:rFonts w:hint="eastAsia"/>
-        </w:rPr>
-        <w:t>的政党政治形势是</w:t>
-      </w:r>
-      <w:r>
-        <w:rPr>
-          <w:rFonts w:hint="eastAsia"/>
-        </w:rPr>
-        <w:t>国大党长期执政（</w:t>
-      </w:r>
-      <w:r>
-        <w:rPr>
-          <w:rFonts w:hint="eastAsia"/>
-        </w:rPr>
-        <w:t>1947-1977</w:t>
-      </w:r>
-      <w:r>
-        <w:rPr>
-          <w:rFonts w:hint="eastAsia"/>
-        </w:rPr>
-        <w:t>，</w:t>
-      </w:r>
-      <w:r>
-        <w:rPr>
-          <w:rFonts w:hint="eastAsia"/>
-        </w:rPr>
-        <w:t>1980-1989</w:t>
-      </w:r>
-      <w:r>
-        <w:rPr>
-          <w:rFonts w:hint="eastAsia"/>
-        </w:rPr>
-        <w:t>，</w:t>
-      </w:r>
-      <w:r>
-        <w:rPr>
-          <w:rFonts w:hint="eastAsia"/>
-        </w:rPr>
-        <w:t>1991-1996</w:t>
-      </w:r>
-      <w:r>
-        <w:rPr>
-          <w:rFonts w:hint="eastAsia"/>
-        </w:rPr>
-        <w:t>，</w:t>
-      </w:r>
-      <w:r>
-        <w:rPr>
-          <w:rFonts w:hint="eastAsia"/>
-        </w:rPr>
-        <w:t>2004-2014</w:t>
-      </w:r>
-      <w:r>
-        <w:rPr>
-          <w:rFonts w:hint="eastAsia"/>
-        </w:rPr>
-        <w:t>）</w:t>
-      </w:r>
-      <w:r>
-        <w:rPr>
-          <w:rFonts w:hint="eastAsia"/>
-        </w:rPr>
-        <w:t>；印度人民党</w:t>
-      </w:r>
-      <w:r>
-        <w:rPr>
-          <w:rFonts w:hint="eastAsia"/>
-        </w:rPr>
-        <w:t>利用印度社会日益尖锐的族群矛盾，进行民粹主义动员，迎合信仰印度教群众的不满与文化焦虑</w:t>
-      </w:r>
-      <w:r>
-        <w:rPr>
-          <w:rFonts w:hint="eastAsia"/>
-        </w:rPr>
-        <w:t>。</w:t>
-      </w:r>
-      <w:r>
-        <w:rPr>
-          <w:rFonts w:hint="eastAsia"/>
-        </w:rPr>
-        <w:t>例如，印度人民党发起了</w:t>
-      </w:r>
-      <w:r>
-        <w:rPr>
-          <w:rFonts w:hint="eastAsia"/>
-        </w:rPr>
-        <w:t>支持</w:t>
-      </w:r>
-      <w:proofErr w:type="gramStart"/>
-      <w:r>
-        <w:rPr>
-          <w:rFonts w:hint="eastAsia"/>
-        </w:rPr>
-        <w:t>新建罗</w:t>
-      </w:r>
-      <w:proofErr w:type="gramEnd"/>
-      <w:r>
-        <w:rPr>
-          <w:rFonts w:hint="eastAsia"/>
-        </w:rPr>
-        <w:t>摩神庙的“战车游行”</w:t>
-      </w:r>
-      <w:r>
-        <w:rPr>
-          <w:rFonts w:hint="eastAsia"/>
-        </w:rPr>
-        <w:t>（</w:t>
-      </w:r>
-      <w:r>
-        <w:rPr>
-          <w:rFonts w:hint="eastAsia"/>
-        </w:rPr>
-        <w:t>1989-1991</w:t>
-      </w:r>
-      <w:r>
-        <w:rPr>
-          <w:rFonts w:hint="eastAsia"/>
-        </w:rPr>
-        <w:t>）、</w:t>
-      </w:r>
-      <w:r>
-        <w:rPr>
-          <w:rFonts w:hint="eastAsia"/>
-        </w:rPr>
-        <w:t>拆除巴布里清真寺运动（</w:t>
-      </w:r>
-      <w:r>
-        <w:rPr>
-          <w:rFonts w:hint="eastAsia"/>
-        </w:rPr>
-        <w:t>1992-1993</w:t>
-      </w:r>
-      <w:r>
-        <w:rPr>
-          <w:rFonts w:hint="eastAsia"/>
-        </w:rPr>
-        <w:t>）</w:t>
-      </w:r>
-      <w:r>
-        <w:rPr>
-          <w:rFonts w:hint="eastAsia"/>
-        </w:rPr>
-        <w:t>等。</w:t>
-      </w:r>
-      <w:r>
-        <w:rPr>
-          <w:rFonts w:hint="eastAsia"/>
-        </w:rPr>
-        <w:t>1999</w:t>
-      </w:r>
-      <w:r>
-        <w:rPr>
-          <w:rFonts w:hint="eastAsia"/>
-        </w:rPr>
-        <w:t>年</w:t>
-      </w:r>
-      <w:r>
-        <w:rPr>
-          <w:rFonts w:hint="eastAsia"/>
-        </w:rPr>
-        <w:t>，印度人民党</w:t>
-      </w:r>
-      <w:r>
-        <w:rPr>
-          <w:rFonts w:hint="eastAsia"/>
-        </w:rPr>
-        <w:t>第一次成为印度执政党，直至</w:t>
-      </w:r>
-      <w:r>
-        <w:rPr>
-          <w:rFonts w:hint="eastAsia"/>
-        </w:rPr>
-        <w:t>2004</w:t>
-      </w:r>
-      <w:r>
-        <w:rPr>
-          <w:rFonts w:hint="eastAsia"/>
-        </w:rPr>
-        <w:t>年</w:t>
-      </w:r>
-      <w:r>
-        <w:rPr>
-          <w:rFonts w:hint="eastAsia"/>
-        </w:rPr>
-        <w:t>。</w:t>
-      </w:r>
     </w:p>
     <w:p>
       <w:pPr>
         <w:pStyle w:val="ae"/>
       </w:pPr>
-      <w:bookmarkStart w:id="21" w:name="_Toc226025443"/>
+      <w:bookmarkStart w:id="21" w:name="_Toc226630175"/>
       <w:r>
         <w:rPr>
           <w:rFonts w:hint="eastAsia"/>
@@ -14072,25 +14038,7 @@
         <w:rPr>
           <w:rFonts w:hint="eastAsia"/>
         </w:rPr>
-        <w:t>印度人民党的民粹主义取向使其</w:t>
-      </w:r>
-      <w:r>
-        <w:rPr>
-          <w:rFonts w:hint="eastAsia"/>
-        </w:rPr>
-        <w:t>重动员，轻治理</w:t>
-      </w:r>
-      <w:r>
-        <w:rPr>
-          <w:rFonts w:hint="eastAsia"/>
-        </w:rPr>
-        <w:t>。印度人民党</w:t>
-      </w:r>
-      <w:r>
-        <w:rPr>
-          <w:rFonts w:hint="eastAsia"/>
-        </w:rPr>
-        <w:t>与</w:t>
+        <w:t>印度人民党的民粹主义取向使其重动员，轻治理。印度人民党与</w:t>
       </w:r>
       <w:r>
         <w:rPr>
@@ -14102,43 +14050,7 @@
         <w:rPr>
           <w:rFonts w:hint="eastAsia"/>
         </w:rPr>
-        <w:t>及其他右翼组织协调</w:t>
-      </w:r>
-      <w:r>
-        <w:rPr>
-          <w:rFonts w:hint="eastAsia"/>
-        </w:rPr>
-        <w:t>，</w:t>
-      </w:r>
-      <w:r>
-        <w:rPr>
-          <w:rFonts w:hint="eastAsia"/>
-        </w:rPr>
-        <w:t>让渡印度人民党在文化和教育领域的权力</w:t>
-      </w:r>
-      <w:r>
-        <w:rPr>
-          <w:rFonts w:hint="eastAsia"/>
-        </w:rPr>
-        <w:t>，</w:t>
-      </w:r>
-      <w:r>
-        <w:rPr>
-          <w:rFonts w:hint="eastAsia"/>
-        </w:rPr>
-        <w:t>政党主持国家经济建设</w:t>
-      </w:r>
-      <w:r>
-        <w:rPr>
-          <w:rFonts w:hint="eastAsia"/>
-        </w:rPr>
-        <w:t>；</w:t>
-      </w:r>
-      <w:r>
-        <w:rPr>
-          <w:rFonts w:hint="eastAsia"/>
-        </w:rPr>
-        <w:t>与</w:t>
+        <w:t>及其他右翼组织协调，让渡印度人民党在文化和教育领域的权力，政党主持国家经济建设；与</w:t>
       </w:r>
       <w:r>
         <w:rPr>
@@ -14150,49 +14062,7 @@
         <w:rPr>
           <w:rFonts w:hint="eastAsia"/>
         </w:rPr>
-        <w:t>建立了各种层次的联合委员会，分享国家治理权力</w:t>
-      </w:r>
-      <w:r>
-        <w:rPr>
-          <w:rFonts w:hint="eastAsia"/>
-        </w:rPr>
-        <w:t>。印度人民党</w:t>
-      </w:r>
-      <w:r>
-        <w:rPr>
-          <w:rFonts w:hint="eastAsia"/>
-        </w:rPr>
-        <w:t>加剧对国内穆斯林群体的歧视和迫害</w:t>
-      </w:r>
-      <w:r>
-        <w:rPr>
-          <w:rFonts w:hint="eastAsia"/>
-        </w:rPr>
-        <w:t>，</w:t>
-      </w:r>
-      <w:r>
-        <w:rPr>
-          <w:rFonts w:hint="eastAsia"/>
-        </w:rPr>
-        <w:t>利用武装冲突和新冠疫情等事件持续打压竞争对手</w:t>
-      </w:r>
-      <w:r>
-        <w:rPr>
-          <w:rFonts w:hint="eastAsia"/>
-        </w:rPr>
-        <w:t>。印度人民党的民粹动员甚至迫使国大党</w:t>
-      </w:r>
-      <w:r>
-        <w:rPr>
-          <w:rFonts w:hint="eastAsia"/>
-        </w:rPr>
-        <w:t>采用相似的政治动员策略</w:t>
-      </w:r>
-      <w:r>
-        <w:rPr>
-          <w:rFonts w:hint="eastAsia"/>
-        </w:rPr>
-        <w:t>。</w:t>
+        <w:t>建立了各种层次的联合委员会，分享国家治理权力。印度人民党加剧对国内穆斯林群体的歧视和迫害，利用武装冲突和新冠疫情等事件持续打压竞争对手。印度人民党的民粹动员甚至迫使国大党采用相似的政治动员策略。</w:t>
       </w:r>
     </w:p>
     <w:p>
@@ -14221,49 +14091,7 @@
         <w:rPr>
           <w:rFonts w:hint="eastAsia"/>
         </w:rPr>
-        <w:t>右翼政党（如法国国民阵线、德国选择党）有相似之处，也有不同。</w:t>
-      </w:r>
-      <w:r>
-        <w:rPr>
-          <w:rFonts w:hint="eastAsia"/>
-        </w:rPr>
-        <w:t>西方的政党背后有利益集团的加持</w:t>
-      </w:r>
-      <w:r>
-        <w:rPr>
-          <w:rFonts w:hint="eastAsia"/>
-        </w:rPr>
-        <w:t>，</w:t>
-      </w:r>
-      <w:r>
-        <w:rPr>
-          <w:rFonts w:hint="eastAsia"/>
-        </w:rPr>
-        <w:t>政党是利益集团的代理人</w:t>
-      </w:r>
-      <w:r>
-        <w:rPr>
-          <w:rFonts w:hint="eastAsia"/>
-        </w:rPr>
-        <w:t>；</w:t>
-      </w:r>
-      <w:r>
-        <w:rPr>
-          <w:rFonts w:hint="eastAsia"/>
-        </w:rPr>
-        <w:t>印度人民党倚靠印度国民志愿团不断发展壮大</w:t>
-      </w:r>
-      <w:r>
-        <w:rPr>
-          <w:rFonts w:hint="eastAsia"/>
-        </w:rPr>
-        <w:t>。</w:t>
-      </w:r>
-      <w:r>
-        <w:rPr>
-          <w:rFonts w:hint="eastAsia"/>
-        </w:rPr>
-        <w:t>印度人民党和欧洲的</w:t>
+        <w:t>右翼政党（如法国国民阵线、德国选择党）有相似之处，也有不同。西方的政党背后有利益集团的加持，政党是利益集团的代理人；印度人民党倚靠印度国民志愿团不断发展壮大。印度人民党和欧洲的</w:t>
       </w:r>
       <w:proofErr w:type="gramStart"/>
       <w:r>
@@ -14277,19 +14105,7 @@
         <w:rPr>
           <w:rFonts w:hint="eastAsia"/>
         </w:rPr>
-        <w:t>右翼政党</w:t>
-      </w:r>
-      <w:r>
-        <w:rPr>
-          <w:rFonts w:hint="eastAsia"/>
-        </w:rPr>
-        <w:t>都</w:t>
-      </w:r>
-      <w:r>
-        <w:rPr>
-          <w:rFonts w:hint="eastAsia"/>
-        </w:rPr>
-        <w:t>利用了反全球化浪潮进行民粹主义动员。西方竞争式的选举制度决定了</w:t>
+        <w:t>右翼政党都利用了反全球化浪潮进行民粹主义动员。西方竞争式的选举制度决定了</w:t>
       </w:r>
       <w:proofErr w:type="gramStart"/>
       <w:r>
@@ -14317,13 +14133,7 @@
         <w:rPr>
           <w:rFonts w:hint="eastAsia"/>
         </w:rPr>
-        <w:t>右翼政党相比组织性更强</w:t>
-      </w:r>
-      <w:r>
-        <w:rPr>
-          <w:rFonts w:hint="eastAsia"/>
-        </w:rPr>
-        <w:t>。</w:t>
+        <w:t>右翼政党相比组织性更强。</w:t>
       </w:r>
     </w:p>
     <w:p>
@@ -14336,18 +14146,12 @@
       <w:pPr>
         <w:pStyle w:val="ac"/>
       </w:pPr>
-      <w:bookmarkStart w:id="22" w:name="_Toc226025444"/>
-      <w:r>
-        <w:rPr>
-          <w:rFonts w:hint="eastAsia"/>
-        </w:rPr>
-        <w:t>二、</w:t>
-      </w:r>
-      <w:r>
-        <w:rPr>
-          <w:rFonts w:hint="eastAsia"/>
-        </w:rPr>
-        <w:t>政党的衰落：意大利天主教民主党（人民党）</w:t>
+      <w:bookmarkStart w:id="22" w:name="_Toc226630176"/>
+      <w:r>
+        <w:rPr>
+          <w:rFonts w:hint="eastAsia"/>
+        </w:rPr>
+        <w:t>二、政党的衰落：意大利天主教民主党（人民党）</w:t>
       </w:r>
       <w:bookmarkEnd w:id="22"/>
     </w:p>
@@ -14355,7 +14159,7 @@
       <w:pPr>
         <w:pStyle w:val="ae"/>
       </w:pPr>
-      <w:bookmarkStart w:id="23" w:name="_Toc226025445"/>
+      <w:bookmarkStart w:id="23" w:name="_Toc226630177"/>
       <w:r>
         <w:rPr>
           <w:rFonts w:hint="eastAsia"/>
@@ -14374,25 +14178,7 @@
         <w:rPr>
           <w:rFonts w:hint="eastAsia"/>
         </w:rPr>
-        <w:t>意大利天主教民主党是</w:t>
-      </w:r>
-      <w:r>
-        <w:rPr>
-          <w:rFonts w:hint="eastAsia"/>
-        </w:rPr>
-        <w:t>欧洲基督教民主运动的先驱</w:t>
-      </w:r>
-      <w:r>
-        <w:rPr>
-          <w:rFonts w:hint="eastAsia"/>
-        </w:rPr>
-        <w:t>。</w:t>
-      </w:r>
-      <w:r>
-        <w:rPr>
-          <w:rFonts w:hint="eastAsia"/>
-        </w:rPr>
-        <w:t>为应对</w:t>
+        <w:t>意大利天主教民主党是欧洲基督教民主运动的先驱。为应对</w:t>
       </w:r>
       <w:r>
         <w:rPr>
@@ -14416,13 +14202,7 @@
         <w:rPr>
           <w:rFonts w:hint="eastAsia"/>
         </w:rPr>
-        <w:t>世纪初的社会主义运动，罗马教宗决定下放更多的权力给地方的主教</w:t>
-      </w:r>
-      <w:r>
-        <w:rPr>
-          <w:rFonts w:hint="eastAsia"/>
-        </w:rPr>
-        <w:t>。</w:t>
+        <w:t>世纪初的社会主义运动，罗马教宗决定下放更多的权力给地方的主教。</w:t>
       </w:r>
       <w:r>
         <w:rPr>
@@ -14446,61 +14226,7 @@
         <w:rPr>
           <w:rFonts w:hint="eastAsia"/>
         </w:rPr>
-        <w:t>年，与教廷联系紧密</w:t>
-      </w:r>
-      <w:r>
-        <w:rPr>
-          <w:rFonts w:hint="eastAsia"/>
-        </w:rPr>
-        <w:t>。</w:t>
-      </w:r>
-      <w:r>
-        <w:rPr>
-          <w:rFonts w:hint="eastAsia"/>
-        </w:rPr>
-        <w:t>二战期间</w:t>
-      </w:r>
-      <w:r>
-        <w:rPr>
-          <w:rFonts w:hint="eastAsia"/>
-        </w:rPr>
-        <w:t>，其</w:t>
-      </w:r>
-      <w:r>
-        <w:rPr>
-          <w:rFonts w:hint="eastAsia"/>
-        </w:rPr>
-        <w:t>被意大利法西斯政党取缔</w:t>
-      </w:r>
-      <w:r>
-        <w:rPr>
-          <w:rFonts w:hint="eastAsia"/>
-        </w:rPr>
-        <w:t>。</w:t>
-      </w:r>
-      <w:r>
-        <w:rPr>
-          <w:rFonts w:hint="eastAsia"/>
-        </w:rPr>
-        <w:t>二战之后罗马教廷成为意大利为数不多的社会团体</w:t>
-      </w:r>
-      <w:r>
-        <w:rPr>
-          <w:rFonts w:hint="eastAsia"/>
-        </w:rPr>
-        <w:t>，</w:t>
-      </w:r>
-      <w:r>
-        <w:rPr>
-          <w:rFonts w:hint="eastAsia"/>
-        </w:rPr>
-        <w:t>德·加斯佩里等人在天主教会的支持下建立意大利天主教民主党</w:t>
-      </w:r>
-      <w:r>
-        <w:rPr>
-          <w:rFonts w:hint="eastAsia"/>
-        </w:rPr>
-        <w:t>。</w:t>
+        <w:t>年，与教廷联系紧密。二战期间，其被意大利法西斯政党取缔。二战之后罗马教廷成为意大利为数不多的社会团体，德·加斯佩里等人在天主教会的支持下建立意大利天主教民主党。</w:t>
       </w:r>
     </w:p>
     <w:p>
@@ -14513,67 +14239,7 @@
         <w:rPr>
           <w:rFonts w:hint="eastAsia"/>
         </w:rPr>
-        <w:t>意大利天民党</w:t>
-      </w:r>
-      <w:r>
-        <w:rPr>
-          <w:rFonts w:hint="eastAsia"/>
-        </w:rPr>
-        <w:t>在</w:t>
-      </w:r>
-      <w:r>
-        <w:rPr>
-          <w:rFonts w:hint="eastAsia"/>
-        </w:rPr>
-        <w:t>意识形态层面有极强的反共、反社会主义色彩</w:t>
-      </w:r>
-      <w:r>
-        <w:rPr>
-          <w:rFonts w:hint="eastAsia"/>
-        </w:rPr>
-        <w:t>。</w:t>
-      </w:r>
-      <w:r>
-        <w:rPr>
-          <w:rFonts w:hint="eastAsia"/>
-        </w:rPr>
-        <w:t>二战之后意大利、德国的法西斯政党迅速垮台，欧洲右翼势力在这些国家出现真空</w:t>
-      </w:r>
-      <w:r>
-        <w:rPr>
-          <w:rFonts w:hint="eastAsia"/>
-        </w:rPr>
-        <w:t>。</w:t>
-      </w:r>
-      <w:r>
-        <w:rPr>
-          <w:rFonts w:hint="eastAsia"/>
-        </w:rPr>
-        <w:t>以美国为首的西方阵营认为基督教民主主义势力可以抗衡左派和社会主义政党（</w:t>
-      </w:r>
-      <w:r>
-        <w:rPr>
-          <w:rFonts w:hint="eastAsia"/>
-        </w:rPr>
-        <w:t>如</w:t>
-      </w:r>
-      <w:r>
-        <w:rPr>
-          <w:rFonts w:hint="eastAsia"/>
-        </w:rPr>
-        <w:t>马歇尔计划）</w:t>
-      </w:r>
-      <w:r>
-        <w:rPr>
-          <w:rFonts w:hint="eastAsia"/>
-        </w:rPr>
-        <w:t>。</w:t>
-      </w:r>
-      <w:r>
-        <w:rPr>
-          <w:rFonts w:hint="eastAsia"/>
-        </w:rPr>
-        <w:t>由于宗教本身所提倡的平等主义，意大利天民党在经济方面的</w:t>
+        <w:t>意大利天民党在意识形态层面有极强的反共、反社会主义色彩。二战之后意大利、德国的法西斯政党迅速垮台，欧洲右翼势力在这些国家出现真空。以美国为首的西方阵营认为基督教民主主义势力可以抗衡左派和社会主义政党（如马歇尔计划）。由于宗教本身所提倡的平等主义，意大利天民党在经济方面的</w:t>
       </w:r>
       <w:proofErr w:type="gramStart"/>
       <w:r>
@@ -14752,37 +14418,7 @@
         <w:rPr>
           <w:rFonts w:hint="eastAsia"/>
         </w:rPr>
-        <w:t>天民党内部</w:t>
-      </w:r>
-      <w:r>
-        <w:rPr>
-          <w:rFonts w:hint="eastAsia"/>
-        </w:rPr>
-        <w:t>之所以</w:t>
-      </w:r>
-      <w:r>
-        <w:rPr>
-          <w:rFonts w:hint="eastAsia"/>
-        </w:rPr>
-        <w:t>腐败猖獗</w:t>
-      </w:r>
-      <w:r>
-        <w:rPr>
-          <w:rFonts w:hint="eastAsia"/>
-        </w:rPr>
-        <w:t>，有多个原因。首先，天民</w:t>
-      </w:r>
-      <w:r>
-        <w:rPr>
-          <w:rFonts w:hint="eastAsia"/>
-        </w:rPr>
-        <w:t>党内派系林立，竞争激烈</w:t>
-      </w:r>
-      <w:r>
-        <w:rPr>
-          <w:rFonts w:hint="eastAsia"/>
-        </w:rPr>
-        <w:t>，</w:t>
+        <w:t>天民党内部之所以腐败猖獗，有多个原因。首先，天民党内派系林立，竞争激烈，</w:t>
       </w:r>
       <w:r>
         <w:rPr>
@@ -14842,25 +14478,7 @@
         <w:rPr>
           <w:rFonts w:hint="eastAsia"/>
         </w:rPr>
-        <w:t>意大利当时的</w:t>
-      </w:r>
-      <w:r>
-        <w:rPr>
-          <w:rFonts w:hint="eastAsia"/>
-        </w:rPr>
-        <w:t>选举制度</w:t>
-      </w:r>
-      <w:r>
-        <w:rPr>
-          <w:rFonts w:hint="eastAsia"/>
-        </w:rPr>
-        <w:t>是</w:t>
-      </w:r>
-      <w:r>
-        <w:rPr>
-          <w:rFonts w:hint="eastAsia"/>
-        </w:rPr>
-        <w:t>开放式投票清单（</w:t>
+        <w:t>意大利当时的选举制度是开放式投票清单（</w:t>
       </w:r>
       <w:r>
         <w:rPr>
@@ -14872,68 +14490,14 @@
         <w:rPr>
           <w:rFonts w:hint="eastAsia"/>
         </w:rPr>
-        <w:t>）</w:t>
-      </w:r>
-      <w:r>
-        <w:rPr>
-          <w:rFonts w:hint="eastAsia"/>
-        </w:rPr>
-        <w:t>，</w:t>
-      </w:r>
-      <w:r>
-        <w:rPr>
-          <w:rFonts w:hint="eastAsia"/>
-        </w:rPr>
-        <w:t>鼓励党内竞争</w:t>
-      </w:r>
-      <w:r>
-        <w:rPr>
-          <w:rFonts w:hint="eastAsia"/>
-        </w:rPr>
-        <w:t>。由此，</w:t>
-      </w:r>
-      <w:r>
-        <w:rPr>
-          <w:rFonts w:hint="eastAsia"/>
-        </w:rPr>
-        <w:t>党内派系竞争消耗大量的竞选资金和其他人力物力</w:t>
-      </w:r>
-      <w:r>
-        <w:rPr>
-          <w:rFonts w:hint="eastAsia"/>
-        </w:rPr>
-        <w:t>，而</w:t>
-      </w:r>
-      <w:r>
-        <w:rPr>
-          <w:rFonts w:hint="eastAsia"/>
-        </w:rPr>
-        <w:t>各个派系的竞选资金不受限制</w:t>
-      </w:r>
-      <w:r>
-        <w:rPr>
-          <w:rFonts w:hint="eastAsia"/>
-        </w:rPr>
-        <w:t>，就</w:t>
-      </w:r>
-      <w:r>
-        <w:rPr>
-          <w:rFonts w:hint="eastAsia"/>
-        </w:rPr>
-        <w:t>导致各派系候选人接受非法政治捐献甚至与地方的犯罪团伙互相勾结</w:t>
-      </w:r>
-      <w:r>
-        <w:rPr>
-          <w:rFonts w:hint="eastAsia"/>
-        </w:rPr>
-        <w:t>。</w:t>
+        <w:t>），鼓励党内竞争。由此，党内派系竞争消耗大量的竞选资金和其他人力物力，而各个派系的竞选资金不受限制，就导致各派系候选人接受非法政治捐献甚至与地方的犯罪团伙互相勾结。</w:t>
       </w:r>
     </w:p>
     <w:p>
       <w:pPr>
         <w:pStyle w:val="ae"/>
       </w:pPr>
-      <w:bookmarkStart w:id="24" w:name="_Toc226025446"/>
+      <w:bookmarkStart w:id="24" w:name="_Toc226630178"/>
       <w:r>
         <w:rPr>
           <w:rFonts w:hint="eastAsia"/>
@@ -15064,87 +14628,21 @@
         <w:rPr>
           <w:rFonts w:hint="eastAsia"/>
         </w:rPr>
-        <w:t>年代迅速衰落，其原因除了党内腐败外，还有几个原因。第一，</w:t>
-      </w:r>
-      <w:r>
-        <w:rPr>
-          <w:rFonts w:hint="eastAsia"/>
-        </w:rPr>
-        <w:t>国际环境</w:t>
-      </w:r>
-      <w:r>
-        <w:rPr>
-          <w:rFonts w:hint="eastAsia"/>
-        </w:rPr>
-        <w:t>方面，</w:t>
-      </w:r>
-      <w:r>
-        <w:rPr>
-          <w:rFonts w:hint="eastAsia"/>
-        </w:rPr>
-        <w:t>冷战结束之后</w:t>
-      </w:r>
-      <w:r>
-        <w:rPr>
-          <w:rFonts w:hint="eastAsia"/>
-        </w:rPr>
-        <w:t>，天民党</w:t>
-      </w:r>
-      <w:r>
-        <w:rPr>
-          <w:rFonts w:hint="eastAsia"/>
-        </w:rPr>
-        <w:t>失去了动员民众的政治纲领</w:t>
-      </w:r>
-      <w:r>
-        <w:rPr>
-          <w:rFonts w:hint="eastAsia"/>
-        </w:rPr>
-        <w:t>（即反共），</w:t>
-      </w:r>
-      <w:r>
-        <w:rPr>
-          <w:rFonts w:hint="eastAsia"/>
-        </w:rPr>
-        <w:t>世俗化使得基督教民主主义运动逐渐失去民众基础</w:t>
-      </w:r>
-      <w:r>
-        <w:rPr>
-          <w:rFonts w:hint="eastAsia"/>
-        </w:rPr>
-        <w:t>。第二，天民</w:t>
+        <w:t>年代迅速衰落，其原因除了党内腐败外，还有几个原因。第一，国际环境方面，冷战结束之后，天民党失去了动员民众的政治纲领（即反共），世俗化使得基督教民主主义运动逐渐失去民众基础。第二，天民</w:t>
       </w:r>
       <w:proofErr w:type="gramStart"/>
       <w:r>
         <w:rPr>
           <w:rFonts w:hint="eastAsia"/>
         </w:rPr>
-        <w:t>党</w:t>
-      </w:r>
-      <w:r>
-        <w:rPr>
-          <w:rFonts w:hint="eastAsia"/>
-        </w:rPr>
-        <w:t>缺乏</w:t>
+        <w:t>党缺乏</w:t>
       </w:r>
       <w:proofErr w:type="gramEnd"/>
       <w:r>
         <w:rPr>
           <w:rFonts w:hint="eastAsia"/>
         </w:rPr>
-        <w:t>系统的经济政策主张</w:t>
-      </w:r>
-      <w:r>
-        <w:rPr>
-          <w:rFonts w:hint="eastAsia"/>
-        </w:rPr>
-        <w:t>。第三，天民党</w:t>
-      </w:r>
-      <w:r>
-        <w:rPr>
-          <w:rFonts w:hint="eastAsia"/>
-        </w:rPr>
-        <w:t>用恩惠主义代替国家治理</w:t>
+        <w:t>系统的经济政策主张。第三，天民党用恩惠主义代替国家治理</w:t>
       </w:r>
       <w:r>
         <w:rPr>
@@ -15181,7 +14679,7 @@
       <w:pPr>
         <w:pStyle w:val="a9"/>
       </w:pPr>
-      <w:bookmarkStart w:id="25" w:name="_Toc226025447"/>
+      <w:bookmarkStart w:id="25" w:name="_Toc226630179"/>
       <w:r>
         <w:rPr>
           <w:rFonts w:hint="eastAsia"/>
@@ -15207,9 +14705,6 @@
         <w:pStyle w:val="aa"/>
         <w:spacing w:before="78" w:after="78"/>
         <w:jc w:val="center"/>
-        <w:rPr>
-          <w:rFonts w:hint="eastAsia"/>
-        </w:rPr>
       </w:pPr>
       <w:r>
         <w:rPr>
@@ -15228,18 +14723,12 @@
       <w:pPr>
         <w:pStyle w:val="ac"/>
       </w:pPr>
-      <w:bookmarkStart w:id="26" w:name="_Toc226025448"/>
-      <w:r>
-        <w:rPr>
-          <w:rFonts w:hint="eastAsia"/>
-        </w:rPr>
-        <w:t>一、</w:t>
-      </w:r>
-      <w:r>
-        <w:rPr>
-          <w:rFonts w:hint="eastAsia"/>
-        </w:rPr>
-        <w:t>政党体制的概念</w:t>
+      <w:bookmarkStart w:id="26" w:name="_Toc226630180"/>
+      <w:r>
+        <w:rPr>
+          <w:rFonts w:hint="eastAsia"/>
+        </w:rPr>
+        <w:t>一、政党体制的概念</w:t>
       </w:r>
       <w:bookmarkEnd w:id="26"/>
     </w:p>
@@ -15294,18 +14783,12 @@
       <w:pPr>
         <w:pStyle w:val="ac"/>
       </w:pPr>
-      <w:bookmarkStart w:id="27" w:name="_Toc226025449"/>
-      <w:r>
-        <w:rPr>
-          <w:rFonts w:hint="eastAsia"/>
-        </w:rPr>
-        <w:t>二、</w:t>
-      </w:r>
-      <w:r>
-        <w:rPr>
-          <w:rFonts w:hint="eastAsia"/>
-        </w:rPr>
-        <w:t>西方竞争式的政党体系：两党制与多党制</w:t>
+      <w:bookmarkStart w:id="27" w:name="_Toc226630181"/>
+      <w:r>
+        <w:rPr>
+          <w:rFonts w:hint="eastAsia"/>
+        </w:rPr>
+        <w:t>二、西方竞争式的政党体系：两党制与多党制</w:t>
       </w:r>
       <w:bookmarkEnd w:id="27"/>
     </w:p>
@@ -15313,7 +14796,7 @@
       <w:pPr>
         <w:pStyle w:val="ae"/>
       </w:pPr>
-      <w:bookmarkStart w:id="28" w:name="_Toc226025450"/>
+      <w:bookmarkStart w:id="28" w:name="_Toc226630182"/>
       <w:r>
         <w:rPr>
           <w:rFonts w:hint="eastAsia"/>
@@ -15401,19 +14884,7 @@
         <w:rPr>
           <w:rFonts w:hint="eastAsia"/>
         </w:rPr>
-        <w:t>期间获得一定票数的政党数量，后者指</w:t>
-      </w:r>
-      <w:r>
-        <w:rPr>
-          <w:rFonts w:hint="eastAsia"/>
-        </w:rPr>
-        <w:t>在议会获得一定席位的政党数量</w:t>
-      </w:r>
-      <w:r>
-        <w:rPr>
-          <w:rFonts w:hint="eastAsia"/>
-        </w:rPr>
-        <w:t>。两者的计算公式是：</w:t>
+        <w:t>期间获得一定票数的政党数量，后者指在议会获得一定席位的政党数量。两者的计算公式是：</w:t>
       </w:r>
     </w:p>
     <w:p>
@@ -15732,26 +15203,14 @@
         <w:rPr>
           <w:rFonts w:hint="eastAsia"/>
         </w:rPr>
-        <w:t>有学者指出，</w:t>
-      </w:r>
-      <w:r>
-        <w:rPr>
-          <w:rFonts w:hint="eastAsia"/>
-        </w:rPr>
-        <w:t>决定西方议会中政党数量的两大因素</w:t>
-      </w:r>
-      <w:r>
-        <w:rPr>
-          <w:rFonts w:hint="eastAsia"/>
-        </w:rPr>
-        <w:t>是选举制度和社会结构的异质性（社会裂隙）。</w:t>
+        <w:t>有学者指出，决定西方议会中政党数量的两大因素是选举制度和社会结构的异质性（社会裂隙）。</w:t>
       </w:r>
     </w:p>
     <w:p>
       <w:pPr>
         <w:pStyle w:val="ae"/>
       </w:pPr>
-      <w:bookmarkStart w:id="29" w:name="_Toc226025451"/>
+      <w:bookmarkStart w:id="29" w:name="_Toc226630183"/>
       <w:r>
         <w:rPr>
           <w:rFonts w:hint="eastAsia"/>
@@ -15979,79 +15438,7 @@
         <w:rPr>
           <w:rFonts w:hint="eastAsia"/>
         </w:rPr>
-        <w:t>）。机械因素方面，</w:t>
-      </w:r>
-      <w:r>
-        <w:rPr>
-          <w:rFonts w:hint="eastAsia"/>
-        </w:rPr>
-        <w:t>简单多数制不能有效地将小党的选票转化为议会席位，不利于第三党和小党</w:t>
-      </w:r>
-      <w:r>
-        <w:rPr>
-          <w:rFonts w:hint="eastAsia"/>
-        </w:rPr>
-        <w:t>；</w:t>
-      </w:r>
-      <w:r>
-        <w:rPr>
-          <w:rFonts w:hint="eastAsia"/>
-        </w:rPr>
-        <w:t>主要影响有效议会政党数</w:t>
-      </w:r>
-      <w:r>
-        <w:rPr>
-          <w:rFonts w:hint="eastAsia"/>
-        </w:rPr>
-        <w:t>。心理因素方面，</w:t>
-      </w:r>
-      <w:r>
-        <w:rPr>
-          <w:rFonts w:hint="eastAsia"/>
-        </w:rPr>
-        <w:t>原本认同第三党的选民会避免浪费选票而放弃支持获胜无望的第三党</w:t>
-      </w:r>
-      <w:r>
-        <w:rPr>
-          <w:rFonts w:hint="eastAsia"/>
-        </w:rPr>
-        <w:t>，</w:t>
-      </w:r>
-      <w:r>
-        <w:rPr>
-          <w:rFonts w:hint="eastAsia"/>
-        </w:rPr>
-        <w:t>第三党和小党</w:t>
-      </w:r>
-      <w:r>
-        <w:rPr>
-          <w:rFonts w:hint="eastAsia"/>
-        </w:rPr>
-        <w:t>也会</w:t>
-      </w:r>
-      <w:r>
-        <w:rPr>
-          <w:rFonts w:hint="eastAsia"/>
-        </w:rPr>
-        <w:t>主动放弃</w:t>
-      </w:r>
-      <w:r>
-        <w:rPr>
-          <w:rFonts w:hint="eastAsia"/>
-        </w:rPr>
-        <w:t>；</w:t>
-      </w:r>
-      <w:r>
-        <w:rPr>
-          <w:rFonts w:hint="eastAsia"/>
-        </w:rPr>
-        <w:t>主要影响有效政党数</w:t>
-      </w:r>
-      <w:r>
-        <w:rPr>
-          <w:rFonts w:hint="eastAsia"/>
-        </w:rPr>
-        <w:t>。</w:t>
+        <w:t>）。机械因素方面，简单多数制不能有效地将小党的选票转化为议会席位，不利于第三党和小党；主要影响有效议会政党数。心理因素方面，原本认同第三党的选民会避免浪费选票而放弃支持获胜无望的第三党，第三党和小党也会主动放弃；主要影响有效政党数。</w:t>
       </w:r>
     </w:p>
     <w:p>
@@ -16138,7 +15525,7 @@
       <w:pPr>
         <w:pStyle w:val="ae"/>
       </w:pPr>
-      <w:bookmarkStart w:id="30" w:name="_Toc226025452"/>
+      <w:bookmarkStart w:id="30" w:name="_Toc226630184"/>
       <w:r>
         <w:rPr>
           <w:rFonts w:hint="eastAsia"/>
@@ -16157,73 +15544,13 @@
         <w:rPr>
           <w:rFonts w:hint="eastAsia"/>
         </w:rPr>
-        <w:t>两党制在国家治理方面的优势</w:t>
-      </w:r>
-      <w:r>
-        <w:rPr>
-          <w:rFonts w:hint="eastAsia"/>
-        </w:rPr>
-        <w:t>在于</w:t>
-      </w:r>
-      <w:r>
-        <w:rPr>
-          <w:rFonts w:hint="eastAsia"/>
-        </w:rPr>
-        <w:t>降低民众参政的信息成本</w:t>
-      </w:r>
-      <w:r>
-        <w:rPr>
-          <w:rFonts w:hint="eastAsia"/>
-        </w:rPr>
-        <w:t>，以及</w:t>
-      </w:r>
-      <w:r>
-        <w:rPr>
-          <w:rFonts w:hint="eastAsia"/>
-        </w:rPr>
-        <w:t>打造“负责任的政党运行体系”</w:t>
-      </w:r>
-      <w:r>
-        <w:rPr>
-          <w:rFonts w:hint="eastAsia"/>
-        </w:rPr>
-        <w:t>（</w:t>
-      </w:r>
-      <w:r>
-        <w:rPr>
-          <w:rFonts w:hint="eastAsia"/>
-        </w:rPr>
-        <w:t>r</w:t>
-      </w:r>
-      <w:r>
-        <w:rPr>
-          <w:rFonts w:hint="eastAsia"/>
-        </w:rPr>
-        <w:t xml:space="preserve">esponsible </w:t>
-      </w:r>
-      <w:r>
-        <w:rPr>
-          <w:rFonts w:hint="eastAsia"/>
-        </w:rPr>
-        <w:t>p</w:t>
-      </w:r>
-      <w:r>
-        <w:rPr>
-          <w:rFonts w:hint="eastAsia"/>
-        </w:rPr>
-        <w:t xml:space="preserve">arty </w:t>
-      </w:r>
-      <w:r>
-        <w:rPr>
-          <w:rFonts w:hint="eastAsia"/>
-        </w:rPr>
-        <w:t>s</w:t>
-      </w:r>
-      <w:r>
-        <w:rPr>
-          <w:rFonts w:hint="eastAsia"/>
-        </w:rPr>
-        <w:t>ystem</w:t>
+        <w:t>两党制在国家治理方面的优势在于降低民众参政的信息成本，以及打造“负责任的政党运行体系”（</w:t>
+      </w:r>
+      <w:r>
+        <w:rPr>
+          <w:rFonts w:hint="eastAsia"/>
+        </w:rPr>
+        <w:t>responsible party system</w:t>
       </w:r>
       <w:r>
         <w:rPr>
@@ -16242,133 +15569,31 @@
         <w:rPr>
           <w:rFonts w:hint="eastAsia"/>
         </w:rPr>
-        <w:t>两党制的弊端</w:t>
-      </w:r>
-      <w:r>
-        <w:rPr>
-          <w:rFonts w:hint="eastAsia"/>
-        </w:rPr>
-        <w:t>在于，</w:t>
-      </w:r>
-      <w:r>
-        <w:rPr>
-          <w:rFonts w:hint="eastAsia"/>
-        </w:rPr>
-        <w:t>“负责任的政党运行体系”很可能意味着政治上的两极化，导致代表性流失</w:t>
-      </w:r>
-      <w:r>
-        <w:rPr>
-          <w:rFonts w:hint="eastAsia"/>
-        </w:rPr>
-        <w:t>（</w:t>
-      </w:r>
-      <w:r>
-        <w:rPr>
-          <w:rFonts w:hint="eastAsia"/>
-        </w:rPr>
-        <w:t>d</w:t>
-      </w:r>
-      <w:r>
-        <w:rPr>
-          <w:rFonts w:hint="eastAsia"/>
-        </w:rPr>
-        <w:t xml:space="preserve">emocratic </w:t>
-      </w:r>
-      <w:r>
-        <w:rPr>
-          <w:rFonts w:hint="eastAsia"/>
-        </w:rPr>
-        <w:t>d</w:t>
-      </w:r>
-      <w:r>
-        <w:rPr>
-          <w:rFonts w:hint="eastAsia"/>
-        </w:rPr>
-        <w:t>eficit</w:t>
-      </w:r>
-      <w:r>
-        <w:rPr>
-          <w:rFonts w:hint="eastAsia"/>
-        </w:rPr>
-        <w:t>）。</w:t>
-      </w:r>
-      <w:r>
-        <w:rPr>
-          <w:rFonts w:hint="eastAsia"/>
-        </w:rPr>
-        <w:t>在候选人的政策偏好和政治主张比普通民众更极端的情况下，会出现“交替代表性”</w:t>
-      </w:r>
-      <w:r>
-        <w:rPr>
-          <w:rFonts w:hint="eastAsia"/>
-        </w:rPr>
-        <w:t>（</w:t>
-      </w:r>
-      <w:r>
-        <w:rPr>
-          <w:rFonts w:hint="eastAsia"/>
-        </w:rPr>
-        <w:t>l</w:t>
-      </w:r>
-      <w:r>
-        <w:rPr>
-          <w:rFonts w:hint="eastAsia"/>
-        </w:rPr>
-        <w:t xml:space="preserve">eapfrog </w:t>
-      </w:r>
-      <w:r>
-        <w:rPr>
-          <w:rFonts w:hint="eastAsia"/>
-        </w:rPr>
-        <w:t>r</w:t>
-      </w:r>
-      <w:r>
-        <w:rPr>
-          <w:rFonts w:hint="eastAsia"/>
-        </w:rPr>
-        <w:t>epresentation</w:t>
-      </w:r>
-      <w:r>
-        <w:rPr>
-          <w:rFonts w:hint="eastAsia"/>
-        </w:rPr>
-        <w:t>）</w:t>
-      </w:r>
-      <w:r>
-        <w:rPr>
-          <w:rFonts w:hint="eastAsia"/>
-        </w:rPr>
-        <w:t>的情形，国家治理政策反复，政策实施充满不确定性。两个主要政党的政治主张很难涵盖选民多维度的政治偏好</w:t>
-      </w:r>
-      <w:r>
-        <w:rPr>
-          <w:rFonts w:hint="eastAsia"/>
-        </w:rPr>
-        <w:t>，</w:t>
-      </w:r>
-      <w:r>
-        <w:rPr>
-          <w:rFonts w:hint="eastAsia"/>
-        </w:rPr>
-        <w:t>选民的政治选择</w:t>
-      </w:r>
-      <w:r>
-        <w:rPr>
-          <w:rFonts w:hint="eastAsia"/>
-        </w:rPr>
-        <w:t>也</w:t>
-      </w:r>
-      <w:r>
-        <w:rPr>
-          <w:rFonts w:hint="eastAsia"/>
-        </w:rPr>
-        <w:t>受限</w:t>
-      </w:r>
-      <w:r>
-        <w:rPr>
-          <w:rFonts w:hint="eastAsia"/>
-        </w:rPr>
-        <w:t>。</w:t>
+        <w:t>两党制的弊端在于，“负责任的政党运行体系”很可能意味着政治上的两极化，导致代表性流失（</w:t>
+      </w:r>
+      <w:r>
+        <w:rPr>
+          <w:rFonts w:hint="eastAsia"/>
+        </w:rPr>
+        <w:t>democratic deficit</w:t>
+      </w:r>
+      <w:r>
+        <w:rPr>
+          <w:rFonts w:hint="eastAsia"/>
+        </w:rPr>
+        <w:t>）。在候选人的政策偏好和政治主张比普通民众更极端的情况下，会出现“交替代表性”（</w:t>
+      </w:r>
+      <w:r>
+        <w:rPr>
+          <w:rFonts w:hint="eastAsia"/>
+        </w:rPr>
+        <w:t>leapfrog representation</w:t>
+      </w:r>
+      <w:r>
+        <w:rPr>
+          <w:rFonts w:hint="eastAsia"/>
+        </w:rPr>
+        <w:t>）的情形，国家治理政策反复，政策实施充满不确定性。两个主要政党的政治主张很难涵盖选民多维度的政治偏好，选民的政治选择也受限。</w:t>
       </w:r>
     </w:p>
     <w:p>
@@ -16417,7 +15642,7 @@
       <w:pPr>
         <w:pStyle w:val="ae"/>
       </w:pPr>
-      <w:bookmarkStart w:id="31" w:name="_Toc226025453"/>
+      <w:bookmarkStart w:id="31" w:name="_Toc226630185"/>
       <w:r>
         <w:rPr>
           <w:rFonts w:hint="eastAsia"/>
@@ -16434,177 +15659,25 @@
       <w:r>
         <w:tab/>
       </w:r>
+      <w:r>
+        <w:rPr>
+          <w:rFonts w:hint="eastAsia"/>
+        </w:rPr>
+        <w:t>萨托利将迪韦尔热提出的多党制分为了两个亚类型。极化多党制下，议会中的政党数量通常在五个以上，存在反体制型政党，离心力强过向心力；处于意识形态左、中、右的政党互相倾轧，稳定的执政联盟难以形成，甚至最终可能导致民主制度的崩溃；如魏玛共和国、</w:t>
+      </w:r>
       <w:proofErr w:type="gramStart"/>
       <w:r>
         <w:rPr>
           <w:rFonts w:hint="eastAsia"/>
         </w:rPr>
-        <w:t>萨</w:t>
+        <w:t>1970</w:t>
       </w:r>
       <w:proofErr w:type="gramEnd"/>
       <w:r>
         <w:rPr>
           <w:rFonts w:hint="eastAsia"/>
         </w:rPr>
-        <w:t>托利将迪韦尔热提出的多党制分为了两个亚类型。</w:t>
-      </w:r>
-      <w:r>
-        <w:rPr>
-          <w:rFonts w:hint="eastAsia"/>
-        </w:rPr>
-        <w:t>极化多党制</w:t>
-      </w:r>
-      <w:r>
-        <w:rPr>
-          <w:rFonts w:hint="eastAsia"/>
-        </w:rPr>
-        <w:t>下，</w:t>
-      </w:r>
-      <w:r>
-        <w:rPr>
-          <w:rFonts w:hint="eastAsia"/>
-        </w:rPr>
-        <w:t>议会中的政党数量通常在五个以上</w:t>
-      </w:r>
-      <w:r>
-        <w:rPr>
-          <w:rFonts w:hint="eastAsia"/>
-        </w:rPr>
-        <w:t>，</w:t>
-      </w:r>
-      <w:r>
-        <w:rPr>
-          <w:rFonts w:hint="eastAsia"/>
-        </w:rPr>
-        <w:t>存在反体制型政党</w:t>
-      </w:r>
-      <w:r>
-        <w:rPr>
-          <w:rFonts w:hint="eastAsia"/>
-        </w:rPr>
-        <w:t>，</w:t>
-      </w:r>
-      <w:r>
-        <w:rPr>
-          <w:rFonts w:hint="eastAsia"/>
-        </w:rPr>
-        <w:t>离心力强过向心力</w:t>
-      </w:r>
-      <w:r>
-        <w:rPr>
-          <w:rFonts w:hint="eastAsia"/>
-        </w:rPr>
-        <w:t>；</w:t>
-      </w:r>
-      <w:r>
-        <w:rPr>
-          <w:rFonts w:hint="eastAsia"/>
-        </w:rPr>
-        <w:t>处于意识形态左、中、右的政党互相倾轧，稳定的执政联盟难以形成，甚至最终可能导致民主制度的崩溃</w:t>
-      </w:r>
-      <w:r>
-        <w:rPr>
-          <w:rFonts w:hint="eastAsia"/>
-        </w:rPr>
-        <w:t>；如</w:t>
-      </w:r>
-      <w:r>
-        <w:rPr>
-          <w:rFonts w:hint="eastAsia"/>
-        </w:rPr>
-        <w:t>魏玛共和国、</w:t>
-      </w:r>
-      <w:proofErr w:type="gramStart"/>
-      <w:r>
-        <w:rPr>
-          <w:rFonts w:hint="eastAsia"/>
-        </w:rPr>
-        <w:t>1970</w:t>
-      </w:r>
-      <w:proofErr w:type="gramEnd"/>
-      <w:r>
-        <w:rPr>
-          <w:rFonts w:hint="eastAsia"/>
-        </w:rPr>
-        <w:t>年代的意大利、芬兰、荷兰</w:t>
-      </w:r>
-      <w:r>
-        <w:rPr>
-          <w:rFonts w:hint="eastAsia"/>
-        </w:rPr>
-        <w:t>等。</w:t>
-      </w:r>
-      <w:r>
-        <w:rPr>
-          <w:rFonts w:hint="eastAsia"/>
-        </w:rPr>
-        <w:t>温和多党制</w:t>
-      </w:r>
-      <w:r>
-        <w:rPr>
-          <w:rFonts w:hint="eastAsia"/>
-        </w:rPr>
-        <w:t>下，</w:t>
-      </w:r>
-      <w:r>
-        <w:rPr>
-          <w:rFonts w:hint="eastAsia"/>
-        </w:rPr>
-        <w:t>议会中的政党数量通常有三到五个</w:t>
-      </w:r>
-      <w:r>
-        <w:rPr>
-          <w:rFonts w:hint="eastAsia"/>
-        </w:rPr>
-        <w:t>，</w:t>
-      </w:r>
-      <w:r>
-        <w:rPr>
-          <w:rFonts w:hint="eastAsia"/>
-        </w:rPr>
-        <w:t>政党之间意识形态差异较小</w:t>
-      </w:r>
-      <w:r>
-        <w:rPr>
-          <w:rFonts w:hint="eastAsia"/>
-        </w:rPr>
-        <w:t>，</w:t>
-      </w:r>
-      <w:r>
-        <w:rPr>
-          <w:rFonts w:hint="eastAsia"/>
-        </w:rPr>
-        <w:t>容易形成两极执政联盟</w:t>
-      </w:r>
-      <w:r>
-        <w:rPr>
-          <w:rFonts w:hint="eastAsia"/>
-        </w:rPr>
-        <w:t>，</w:t>
-      </w:r>
-      <w:r>
-        <w:rPr>
-          <w:rFonts w:hint="eastAsia"/>
-        </w:rPr>
-        <w:t>以向心力竞争为主导</w:t>
-      </w:r>
-      <w:r>
-        <w:rPr>
-          <w:rFonts w:hint="eastAsia"/>
-        </w:rPr>
-        <w:t>，如</w:t>
-      </w:r>
-      <w:r>
-        <w:rPr>
-          <w:rFonts w:hint="eastAsia"/>
-        </w:rPr>
-        <w:t>德国、加拿大</w:t>
-      </w:r>
-      <w:r>
-        <w:rPr>
-          <w:rFonts w:hint="eastAsia"/>
-        </w:rPr>
-        <w:t>等。</w:t>
+        <w:t>年代的意大利、芬兰、荷兰等。温和多党制下，议会中的政党数量通常有三到五个，政党之间意识形态差异较小，容易形成两极执政联盟，以向心力竞争为主导，如德国、加拿大等。</w:t>
       </w:r>
     </w:p>
     <w:p>
@@ -16617,37 +15690,7 @@
         <w:rPr>
           <w:rFonts w:hint="eastAsia"/>
         </w:rPr>
-        <w:t>多党制在国家治理方面的优势</w:t>
-      </w:r>
-      <w:r>
-        <w:rPr>
-          <w:rFonts w:hint="eastAsia"/>
-        </w:rPr>
-        <w:t>在于，第一，</w:t>
-      </w:r>
-      <w:r>
-        <w:rPr>
-          <w:rFonts w:hint="eastAsia"/>
-        </w:rPr>
-        <w:t>选举期间民众拥有更多政治选择，从而提高民众的参政意愿</w:t>
-      </w:r>
-      <w:r>
-        <w:rPr>
-          <w:rFonts w:hint="eastAsia"/>
-        </w:rPr>
-        <w:t>；第二，</w:t>
-      </w:r>
-      <w:r>
-        <w:rPr>
-          <w:rFonts w:hint="eastAsia"/>
-        </w:rPr>
-        <w:t>能够更加充分反映社会的多元性，在一定程度上可以避免“多数人的暴政”</w:t>
-      </w:r>
-      <w:r>
-        <w:rPr>
-          <w:rFonts w:hint="eastAsia"/>
-        </w:rPr>
-        <w:t>，如在多党制下，</w:t>
+        <w:t>多党制在国家治理方面的优势在于，第一，选举期间民众拥有更多政治选择，从而提高民众的参政意愿；第二，能够更加充分反映社会的多元性，在一定程度上可以避免“多数人的暴政”，如在多党制下，</w:t>
       </w:r>
       <w:r>
         <w:t>社会主义和无产阶级政党有更大的生存空间</w:t>
@@ -16664,9 +15707,6 @@
         <w:pStyle w:val="aa"/>
         <w:spacing w:before="78" w:after="78"/>
         <w:ind w:firstLine="420"/>
-        <w:rPr>
-          <w:rFonts w:hint="eastAsia"/>
-        </w:rPr>
       </w:pPr>
       <w:r>
         <w:t>多党制的弊端</w:t>
@@ -16675,73 +15715,7 @@
         <w:rPr>
           <w:rFonts w:hint="eastAsia"/>
         </w:rPr>
-        <w:t>在于，第一，</w:t>
-      </w:r>
-      <w:r>
-        <w:rPr>
-          <w:rFonts w:hint="eastAsia"/>
-        </w:rPr>
-        <w:t>民众参政的信息成本较高</w:t>
-      </w:r>
-      <w:r>
-        <w:rPr>
-          <w:rFonts w:hint="eastAsia"/>
-        </w:rPr>
-        <w:t>；第二，</w:t>
-      </w:r>
-      <w:r>
-        <w:rPr>
-          <w:rFonts w:hint="eastAsia"/>
-        </w:rPr>
-        <w:t>一般而言多党制国家采用的选举制度（例：比例代表制、两轮制、可转移单票制等）比两党制更复杂</w:t>
-      </w:r>
-      <w:r>
-        <w:rPr>
-          <w:rFonts w:hint="eastAsia"/>
-        </w:rPr>
-        <w:t>，增高</w:t>
-      </w:r>
-      <w:r>
-        <w:rPr>
-          <w:rFonts w:hint="eastAsia"/>
-        </w:rPr>
-        <w:t>选举的行政成本</w:t>
-      </w:r>
-      <w:r>
-        <w:rPr>
-          <w:rFonts w:hint="eastAsia"/>
-        </w:rPr>
-        <w:t>；第三，</w:t>
-      </w:r>
-      <w:r>
-        <w:rPr>
-          <w:rFonts w:hint="eastAsia"/>
-        </w:rPr>
-        <w:t>多党制国家一般倚靠政党联盟组成内阁</w:t>
-      </w:r>
-      <w:r>
-        <w:rPr>
-          <w:rFonts w:hint="eastAsia"/>
-        </w:rPr>
-        <w:t>，</w:t>
-      </w:r>
-      <w:r>
-        <w:rPr>
-          <w:rFonts w:hint="eastAsia"/>
-        </w:rPr>
-        <w:t>在极化多党制下这种联合政府又是极不稳定的</w:t>
-      </w:r>
-      <w:r>
-        <w:rPr>
-          <w:rFonts w:hint="eastAsia"/>
-        </w:rPr>
-        <w:t>；第四，</w:t>
-      </w:r>
-      <w:r>
-        <w:rPr>
-          <w:rFonts w:hint="eastAsia"/>
-        </w:rPr>
-        <w:t>比例代表</w:t>
+        <w:t>在于，第一，民众参政的信息成本较高；第二，一般而言多党制国家采用的选举制度（例：比例代表制、两轮制、可转移单票制等）比两党制更复杂，增高选举的行政成本；第三，多党制国家一般倚靠政党联盟组成内阁，在极化多党制下这种联合政府又是极不稳定的；第四，比例代表</w:t>
       </w:r>
       <w:proofErr w:type="gramStart"/>
       <w:r>
@@ -16755,29 +15729,20 @@
         <w:rPr>
           <w:rFonts w:hint="eastAsia"/>
         </w:rPr>
-        <w:t>让极端主义政党发展壮大</w:t>
-      </w:r>
-      <w:r>
-        <w:rPr>
-          <w:rFonts w:hint="eastAsia"/>
-        </w:rPr>
-        <w:t>。</w:t>
+        <w:t>让极端主义政党发展壮大。</w:t>
       </w:r>
     </w:p>
     <w:p>
       <w:pPr>
         <w:pStyle w:val="aa"/>
         <w:spacing w:before="78" w:after="78"/>
-        <w:rPr>
-          <w:rFonts w:hint="eastAsia"/>
-        </w:rPr>
       </w:pPr>
     </w:p>
     <w:p>
       <w:pPr>
         <w:pStyle w:val="ac"/>
       </w:pPr>
-      <w:bookmarkStart w:id="32" w:name="_Toc226025454"/>
+      <w:bookmarkStart w:id="32" w:name="_Toc226630186"/>
       <w:r>
         <w:rPr>
           <w:rFonts w:hint="eastAsia"/>
@@ -16847,9 +15812,6 @@
       <w:pPr>
         <w:pStyle w:val="aa"/>
         <w:spacing w:before="78" w:after="78"/>
-        <w:rPr>
-          <w:rFonts w:hint="eastAsia"/>
-        </w:rPr>
       </w:pPr>
       <w:r>
         <w:tab/>
@@ -16866,37 +15828,7 @@
         <w:rPr>
           <w:rFonts w:hint="eastAsia"/>
         </w:rPr>
-        <w:t>党极权制</w:t>
-      </w:r>
-      <w:r>
-        <w:rPr>
-          <w:rFonts w:hint="eastAsia"/>
-        </w:rPr>
-        <w:t>多指法西斯政党体制</w:t>
-      </w:r>
-      <w:r>
-        <w:rPr>
-          <w:rFonts w:hint="eastAsia"/>
-        </w:rPr>
-        <w:t>，</w:t>
-      </w:r>
-      <w:r>
-        <w:rPr>
-          <w:rFonts w:hint="eastAsia"/>
-        </w:rPr>
-        <w:t>法律上禁止其他政党存在</w:t>
-      </w:r>
-      <w:r>
-        <w:rPr>
-          <w:rFonts w:hint="eastAsia"/>
-        </w:rPr>
-        <w:t>，如</w:t>
-      </w:r>
-      <w:r>
-        <w:rPr>
-          <w:rFonts w:hint="eastAsia"/>
-        </w:rPr>
-        <w:t>纳粹党统治下的德国、墨索里尼时期的意大利和大政</w:t>
+        <w:t>党极权制多指法西斯政党体制，法律上禁止其他政党存在，如纳粹党统治下的德国、墨索里尼时期的意大利和大政</w:t>
       </w:r>
       <w:proofErr w:type="gramStart"/>
       <w:r>
@@ -16910,13 +15842,7 @@
         <w:rPr>
           <w:rFonts w:hint="eastAsia"/>
         </w:rPr>
-        <w:t>统治下的日本</w:t>
-      </w:r>
-      <w:r>
-        <w:rPr>
-          <w:rFonts w:hint="eastAsia"/>
-        </w:rPr>
-        <w:t>。</w:t>
+        <w:t>统治下的日本。</w:t>
       </w:r>
     </w:p>
     <w:p>
@@ -16937,13 +15863,7 @@
         <w:rPr>
           <w:rFonts w:hint="eastAsia"/>
         </w:rPr>
-        <w:t>党权威（威权）制</w:t>
-      </w:r>
-      <w:r>
-        <w:rPr>
-          <w:rFonts w:hint="eastAsia"/>
-        </w:rPr>
-        <w:t>类似</w:t>
+        <w:t>党权威（威权）制类似</w:t>
       </w:r>
       <w:proofErr w:type="gramStart"/>
       <w:r>
@@ -16957,19 +15877,7 @@
         <w:rPr>
           <w:rFonts w:hint="eastAsia"/>
         </w:rPr>
-        <w:t>党极权制，</w:t>
-      </w:r>
-      <w:r>
-        <w:rPr>
-          <w:rFonts w:hint="eastAsia"/>
-        </w:rPr>
-        <w:t>但</w:t>
-      </w:r>
-      <w:r>
-        <w:rPr>
-          <w:rFonts w:hint="eastAsia"/>
-        </w:rPr>
-        <w:t>对社会的渗透和控制不及</w:t>
+        <w:t>党极权制，但对社会的渗透和控制不及</w:t>
       </w:r>
       <w:proofErr w:type="gramStart"/>
       <w:r>
@@ -16983,13 +15891,7 @@
         <w:rPr>
           <w:rFonts w:hint="eastAsia"/>
         </w:rPr>
-        <w:t>党极权制</w:t>
-      </w:r>
-      <w:r>
-        <w:rPr>
-          <w:rFonts w:hint="eastAsia"/>
-        </w:rPr>
-        <w:t>。</w:t>
+        <w:t>党极权制。</w:t>
       </w:r>
       <w:r>
         <w:t>部分</w:t>
@@ -17015,13 +15917,7 @@
         <w:rPr>
           <w:rFonts w:hint="eastAsia"/>
         </w:rPr>
-        <w:t>政党会打压独立于执政党的政治组织和社会团体</w:t>
-      </w:r>
-      <w:r>
-        <w:rPr>
-          <w:rFonts w:hint="eastAsia"/>
-        </w:rPr>
-        <w:t>，如</w:t>
+        <w:t>政党会打压独立于执政党的政治组织和社会团体，如</w:t>
       </w:r>
       <w:r>
         <w:t>二战后佛朗哥的国民阵线统治下的西班牙、萨拉查所</w:t>
@@ -17030,13 +15926,7 @@
         <w:rPr>
           <w:rFonts w:hint="eastAsia"/>
         </w:rPr>
-        <w:t>建立的国民同盟统治下的葡萄牙、马尔科斯和国民党统治下的菲律宾</w:t>
-      </w:r>
-      <w:r>
-        <w:rPr>
-          <w:rFonts w:hint="eastAsia"/>
-        </w:rPr>
-        <w:t>。</w:t>
+        <w:t>建立的国民同盟统治下的葡萄牙、马尔科斯和国民党统治下的菲律宾。</w:t>
       </w:r>
     </w:p>
     <w:p>
@@ -17044,9 +15934,6 @@
         <w:pStyle w:val="aa"/>
         <w:spacing w:before="78" w:after="78"/>
         <w:ind w:firstLine="420"/>
-        <w:rPr>
-          <w:rFonts w:hint="eastAsia"/>
-        </w:rPr>
       </w:pPr>
       <w:proofErr w:type="gramStart"/>
       <w:r>
@@ -17061,13 +15948,7 @@
         <w:rPr>
           <w:rFonts w:hint="eastAsia"/>
         </w:rPr>
-        <w:t>党多元制</w:t>
-      </w:r>
-      <w:r>
-        <w:rPr>
-          <w:rFonts w:hint="eastAsia"/>
-        </w:rPr>
-        <w:t>有别于</w:t>
+        <w:t>党多元制有别于</w:t>
       </w:r>
       <w:proofErr w:type="gramStart"/>
       <w:r>
@@ -17095,55 +15976,7 @@
         <w:rPr>
           <w:rFonts w:hint="eastAsia"/>
         </w:rPr>
-        <w:t>党权威（威权）制</w:t>
-      </w:r>
-      <w:r>
-        <w:rPr>
-          <w:rFonts w:hint="eastAsia"/>
-        </w:rPr>
-        <w:t>，它在</w:t>
-      </w:r>
-      <w:r>
-        <w:rPr>
-          <w:rFonts w:hint="eastAsia"/>
-        </w:rPr>
-        <w:t>制度上允许其他政党参与选举</w:t>
-      </w:r>
-      <w:r>
-        <w:rPr>
-          <w:rFonts w:hint="eastAsia"/>
-        </w:rPr>
-        <w:t>，但</w:t>
-      </w:r>
-      <w:r>
-        <w:rPr>
-          <w:rFonts w:hint="eastAsia"/>
-        </w:rPr>
-        <w:t>党内组织成分复杂、派系林立</w:t>
-      </w:r>
-      <w:r>
-        <w:rPr>
-          <w:rFonts w:hint="eastAsia"/>
-        </w:rPr>
-        <w:t>；</w:t>
-      </w:r>
-      <w:r>
-        <w:rPr>
-          <w:rFonts w:hint="eastAsia"/>
-        </w:rPr>
-        <w:t>在野党和反对派有一定的社会基础，在未来的选举中可能获胜</w:t>
-      </w:r>
-      <w:r>
-        <w:rPr>
-          <w:rFonts w:hint="eastAsia"/>
-        </w:rPr>
-        <w:t>。</w:t>
-      </w:r>
-      <w:r>
-        <w:rPr>
-          <w:rFonts w:hint="eastAsia"/>
-        </w:rPr>
-        <w:t>从政党体制的起源和发展的角度来看，</w:t>
+        <w:t>党权威（威权）制，它在制度上允许其他政党参与选举，但党内组织成分复杂、派系林立；在野党和反对派有一定的社会基础，在未来的选举中可能获胜。从政党体制的起源和发展的角度来看，</w:t>
       </w:r>
       <w:proofErr w:type="gramStart"/>
       <w:r>
@@ -17157,13 +15990,7 @@
         <w:rPr>
           <w:rFonts w:hint="eastAsia"/>
         </w:rPr>
-        <w:t>党多元制大致可分为以下两类</w:t>
-      </w:r>
-      <w:r>
-        <w:rPr>
-          <w:rFonts w:hint="eastAsia"/>
-        </w:rPr>
-        <w:t>：</w:t>
+        <w:t>党多元制大致可分为以下两类：</w:t>
       </w:r>
     </w:p>
     <w:p>
@@ -17175,9 +16002,6 @@
         </w:numPr>
         <w:spacing w:beforeLines="0" w:before="0" w:afterLines="0" w:after="0"/>
         <w:ind w:left="442" w:hanging="442"/>
-        <w:rPr>
-          <w:rFonts w:hint="eastAsia"/>
-        </w:rPr>
       </w:pPr>
       <w:proofErr w:type="gramStart"/>
       <w:r>
@@ -17283,9 +16107,6 @@
         </w:numPr>
         <w:spacing w:beforeLines="0" w:before="0" w:afterLines="0" w:after="0"/>
         <w:ind w:left="442" w:hanging="442"/>
-        <w:rPr>
-          <w:rFonts w:hint="eastAsia"/>
-        </w:rPr>
       </w:pPr>
       <w:r>
         <w:rPr>
@@ -17323,9 +16144,6 @@
         </w:numPr>
         <w:spacing w:beforeLines="0" w:before="0" w:afterLines="0" w:after="0"/>
         <w:ind w:left="442" w:hanging="442"/>
-        <w:rPr>
-          <w:rFonts w:hint="eastAsia"/>
-        </w:rPr>
       </w:pPr>
       <w:r>
         <w:rPr>
@@ -17339,19 +16157,7 @@
         <w:rPr>
           <w:rFonts w:hint="eastAsia"/>
         </w:rPr>
-        <w:t>兰萨纳</w:t>
-      </w:r>
-      <w:r>
-        <w:rPr>
-          <w:rFonts w:hint="eastAsia"/>
-        </w:rPr>
-        <w:t>·</w:t>
-      </w:r>
-      <w:r>
-        <w:rPr>
-          <w:rFonts w:hint="eastAsia"/>
-        </w:rPr>
-        <w:t>孔戴与统一进步党领导下的几内亚（</w:t>
+        <w:t>兰萨纳·孔戴与统一进步党领导下的几内亚（</w:t>
       </w:r>
       <w:r>
         <w:rPr>
@@ -17400,18 +16206,12 @@
       <w:pPr>
         <w:pStyle w:val="ac"/>
       </w:pPr>
-      <w:bookmarkStart w:id="33" w:name="_Toc226025455"/>
-      <w:r>
-        <w:rPr>
-          <w:rFonts w:hint="eastAsia"/>
-        </w:rPr>
-        <w:t>四、</w:t>
-      </w:r>
-      <w:r>
-        <w:rPr>
-          <w:rFonts w:hint="eastAsia"/>
-        </w:rPr>
-        <w:t>西方政党体制研究的局限性</w:t>
+      <w:bookmarkStart w:id="33" w:name="_Toc226630187"/>
+      <w:r>
+        <w:rPr>
+          <w:rFonts w:hint="eastAsia"/>
+        </w:rPr>
+        <w:t>四、西方政党体制研究的局限性</w:t>
       </w:r>
       <w:bookmarkEnd w:id="33"/>
     </w:p>
@@ -17420,39 +16220,12 @@
         <w:pStyle w:val="aa"/>
         <w:spacing w:before="78" w:after="78"/>
         <w:ind w:firstLine="420"/>
-        <w:rPr>
-          <w:rFonts w:hint="eastAsia"/>
-        </w:rPr>
-      </w:pPr>
-      <w:r>
-        <w:rPr>
-          <w:rFonts w:hint="eastAsia"/>
-        </w:rPr>
-        <w:t>政党体制分类研究的特点</w:t>
-      </w:r>
-      <w:r>
-        <w:rPr>
-          <w:rFonts w:hint="eastAsia"/>
-        </w:rPr>
-        <w:t>是</w:t>
-      </w:r>
-      <w:r>
-        <w:rPr>
-          <w:rFonts w:hint="eastAsia"/>
-        </w:rPr>
-        <w:t>按照一个国家或政体内有影响的政党数量划分</w:t>
-      </w:r>
-      <w:r>
-        <w:rPr>
-          <w:rFonts w:hint="eastAsia"/>
-        </w:rPr>
-        <w:t>。它</w:t>
-      </w:r>
-      <w:r>
-        <w:rPr>
-          <w:rFonts w:hint="eastAsia"/>
-        </w:rPr>
-        <w:t>把政党数量</w:t>
+      </w:pPr>
+      <w:r>
+        <w:rPr>
+          <w:rFonts w:hint="eastAsia"/>
+        </w:rPr>
+        <w:t>政党体制分类研究的特点是按照一个国家或政体内有影响的政党数量划分。它把政党数量</w:t>
       </w:r>
       <w:proofErr w:type="gramStart"/>
       <w:r>
@@ -17466,31 +16239,7 @@
         <w:rPr>
           <w:rFonts w:hint="eastAsia"/>
         </w:rPr>
-        <w:t>一种离散变量</w:t>
-      </w:r>
-      <w:r>
-        <w:rPr>
-          <w:rFonts w:hint="eastAsia"/>
-        </w:rPr>
-        <w:t>，但</w:t>
-      </w:r>
-      <w:r>
-        <w:rPr>
-          <w:rFonts w:hint="eastAsia"/>
-        </w:rPr>
-        <w:t>在现实中很多国家或政体介于两个类别之间（</w:t>
-      </w:r>
-      <w:r>
-        <w:rPr>
-          <w:rFonts w:hint="eastAsia"/>
-        </w:rPr>
-        <w:t>如</w:t>
-      </w:r>
-      <w:r>
-        <w:rPr>
-          <w:rFonts w:hint="eastAsia"/>
-        </w:rPr>
-        <w:t>英国的“</w:t>
+        <w:t>一种离散变量，但在现实中很多国家或政体介于两个类别之间（如英国的“</w:t>
       </w:r>
       <w:r>
         <w:rPr>
@@ -17516,13 +16265,7 @@
         <w:rPr>
           <w:rFonts w:hint="eastAsia"/>
         </w:rPr>
-        <w:t>党权威制</w:t>
-      </w:r>
-      <w:r>
-        <w:rPr>
-          <w:rFonts w:hint="eastAsia"/>
-        </w:rPr>
-        <w:t>、</w:t>
+        <w:t>党权威制、</w:t>
       </w:r>
       <w:proofErr w:type="gramStart"/>
       <w:r>
@@ -17536,19 +16279,7 @@
         <w:rPr>
           <w:rFonts w:hint="eastAsia"/>
         </w:rPr>
-        <w:t>党多元制）</w:t>
-      </w:r>
-      <w:r>
-        <w:rPr>
-          <w:rFonts w:hint="eastAsia"/>
-        </w:rPr>
-        <w:t>。它</w:t>
-      </w:r>
-      <w:r>
-        <w:rPr>
-          <w:rFonts w:hint="eastAsia"/>
-        </w:rPr>
-        <w:t>缺乏对政党间关系的深入探讨</w:t>
+        <w:t>党多元制）。它缺乏对政党间关系的深入探讨</w:t>
       </w:r>
       <w:r>
         <w:rPr>
@@ -17609,7 +16340,7 @@
       <w:pPr>
         <w:pStyle w:val="a9"/>
       </w:pPr>
-      <w:bookmarkStart w:id="34" w:name="_Toc226025456"/>
+      <w:bookmarkStart w:id="34" w:name="_Toc226630188"/>
       <w:r>
         <w:rPr>
           <w:rFonts w:hint="eastAsia"/>
@@ -17645,12 +16376,18 @@
         </w:rPr>
         <w:t>2026.4.2</w:t>
       </w:r>
+      <w:r>
+        <w:rPr>
+          <w:rFonts w:hint="eastAsia"/>
+        </w:rPr>
+        <w:t xml:space="preserve"> / 2026.4.9</w:t>
+      </w:r>
     </w:p>
     <w:p>
       <w:pPr>
         <w:pStyle w:val="ac"/>
       </w:pPr>
-      <w:bookmarkStart w:id="35" w:name="_Toc226025457"/>
+      <w:bookmarkStart w:id="35" w:name="_Toc226630189"/>
       <w:r>
         <w:rPr>
           <w:rFonts w:hint="eastAsia"/>
@@ -17663,9 +16400,6 @@
       <w:pPr>
         <w:pStyle w:val="aa"/>
         <w:spacing w:before="78" w:after="78"/>
-        <w:rPr>
-          <w:rFonts w:hint="eastAsia"/>
-        </w:rPr>
       </w:pPr>
       <w:r>
         <w:tab/>
@@ -17687,7 +16421,7 @@
       <w:pPr>
         <w:pStyle w:val="ac"/>
       </w:pPr>
-      <w:bookmarkStart w:id="36" w:name="_Toc226025458"/>
+      <w:bookmarkStart w:id="36" w:name="_Toc226630190"/>
       <w:r>
         <w:rPr>
           <w:rFonts w:hint="eastAsia"/>
@@ -17700,7 +16434,7 @@
       <w:pPr>
         <w:pStyle w:val="ae"/>
       </w:pPr>
-      <w:bookmarkStart w:id="37" w:name="_Toc226025459"/>
+      <w:bookmarkStart w:id="37" w:name="_Toc226630191"/>
       <w:r>
         <w:rPr>
           <w:rFonts w:hint="eastAsia"/>
@@ -17751,9 +16485,6 @@
         <w:pStyle w:val="aa"/>
         <w:spacing w:before="78" w:after="78"/>
         <w:ind w:firstLine="420"/>
-        <w:rPr>
-          <w:rFonts w:hint="eastAsia"/>
-        </w:rPr>
       </w:pPr>
       <w:r>
         <w:rPr>
@@ -17765,9 +16496,6 @@
     <w:p>
       <w:pPr>
         <w:pStyle w:val="af1"/>
-        <w:rPr>
-          <w:rFonts w:hint="eastAsia"/>
-        </w:rPr>
       </w:pPr>
       <w:r>
         <w:rPr>
@@ -17792,6 +16520,12 @@
           <w:rFonts w:hint="eastAsia"/>
         </w:rPr>
         <w:t>共和两党的全国性党组织：全国代表大会</w:t>
+      </w:r>
+      <w:r>
+        <w:rPr>
+          <w:rFonts w:hint="eastAsia"/>
+        </w:rPr>
+        <w:t>和全国委员会</w:t>
       </w:r>
     </w:p>
     <w:p>
@@ -17822,9 +16556,6 @@
       <w:pPr>
         <w:pStyle w:val="aa"/>
         <w:spacing w:before="78" w:after="78"/>
-        <w:rPr>
-          <w:rFonts w:hint="eastAsia"/>
-        </w:rPr>
       </w:pPr>
       <w:r>
         <w:tab/>
@@ -17896,9 +16627,6 @@
       <w:pPr>
         <w:pStyle w:val="aa"/>
         <w:spacing w:before="78" w:after="78"/>
-        <w:rPr>
-          <w:rFonts w:hint="eastAsia"/>
-        </w:rPr>
       </w:pPr>
       <w:r>
         <w:tab/>
@@ -17907,19 +16635,37 @@
         <w:rPr>
           <w:rFonts w:hint="eastAsia"/>
         </w:rPr>
-        <w:t>美国民主、共和两党党纲（</w:t>
-      </w:r>
-      <w:r>
-        <w:rPr>
-          <w:rFonts w:hint="eastAsia"/>
+        <w:t>美国民主、共和两党</w:t>
+      </w:r>
+      <w:r>
+        <w:rPr>
+          <w:rFonts w:hint="eastAsia"/>
+          <w:b/>
+          <w:bCs/>
+        </w:rPr>
+        <w:t>党纲（</w:t>
+      </w:r>
+      <w:r>
+        <w:rPr>
+          <w:rFonts w:hint="eastAsia"/>
+          <w:b/>
+          <w:bCs/>
         </w:rPr>
         <w:t>party platform</w:t>
       </w:r>
       <w:r>
         <w:rPr>
           <w:rFonts w:hint="eastAsia"/>
-        </w:rPr>
-        <w:t>）的特点是几乎“没人看”——普通选民并不关心党纲内容，媒体也不关注。这是因为，很大程度上美国的大选是以候选人为中心的，候选人的公关团队和党的全国委员会为候选人量身定制竞选主题；候选人的政治主张和精选策略不必严格遵循党纲。在</w:t>
+          <w:b/>
+          <w:bCs/>
+        </w:rPr>
+        <w:t>）</w:t>
+      </w:r>
+      <w:r>
+        <w:rPr>
+          <w:rFonts w:hint="eastAsia"/>
+        </w:rPr>
+        <w:t>的特点是几乎“没人看”——普通选民并不关心党纲内容，媒体也不关注。这是因为，很大程度上美国的大选是以候选人为中心的，候选人的公关团队和党的全国委员会为候选人量身定制竞选主题；候选人的政治主张和精选策略不必严格遵循党纲。在</w:t>
       </w:r>
       <w:r>
         <w:rPr>
@@ -17932,19 +16678,3419 @@
           <w:rFonts w:hint="eastAsia"/>
         </w:rPr>
         <w:t>年前，候选人的政治立场和主张通常比党纲中的主张更加温和。党纲是候选人和利益集团以及党内积极分子沟通、协调的渠道。</w:t>
+      </w:r>
+    </w:p>
+    <w:p>
+      <w:pPr>
+        <w:pStyle w:val="af1"/>
+        <w:rPr>
+          <w:rFonts w:hint="eastAsia"/>
+        </w:rPr>
+      </w:pPr>
+      <w:r>
+        <w:rPr>
+          <w:rFonts w:hint="eastAsia"/>
+        </w:rPr>
+        <w:t xml:space="preserve">2. </w:t>
+      </w:r>
+      <w:r>
+        <w:rPr>
+          <w:rFonts w:hint="eastAsia"/>
+        </w:rPr>
+        <w:t>英国保守党的全国性组织：全国代表大会和保守党委员会</w:t>
       </w:r>
     </w:p>
     <w:p>
       <w:pPr>
         <w:pStyle w:val="aa"/>
         <w:spacing w:before="78" w:after="78"/>
-        <w:rPr>
-          <w:rFonts w:hint="eastAsia"/>
+        <w:ind w:firstLine="420"/>
+      </w:pPr>
+      <w:r>
+        <w:rPr>
+          <w:rFonts w:hint="eastAsia"/>
+          <w:b/>
+          <w:bCs/>
+        </w:rPr>
+        <w:t>全国代表大会</w:t>
+      </w:r>
+      <w:r>
+        <w:rPr>
+          <w:rFonts w:hint="eastAsia"/>
+          <w:b/>
+          <w:bCs/>
+        </w:rPr>
+        <w:t>（</w:t>
+      </w:r>
+      <w:r>
+        <w:rPr>
+          <w:rFonts w:hint="eastAsia"/>
+          <w:b/>
+          <w:bCs/>
+        </w:rPr>
+        <w:t>National Convention</w:t>
+      </w:r>
+      <w:r>
+        <w:rPr>
+          <w:rFonts w:hint="eastAsia"/>
+          <w:b/>
+          <w:bCs/>
+        </w:rPr>
+        <w:t>）</w:t>
+      </w:r>
+      <w:r>
+        <w:rPr>
+          <w:rFonts w:hint="eastAsia"/>
+        </w:rPr>
+        <w:t>相当于英国保守党内的“议会”</w:t>
+      </w:r>
+      <w:r>
+        <w:rPr>
+          <w:rFonts w:hint="eastAsia"/>
+        </w:rPr>
+        <w:t>（</w:t>
+      </w:r>
+      <w:r>
+        <w:rPr>
+          <w:rFonts w:hint="eastAsia"/>
+        </w:rPr>
+        <w:t>internal parliament</w:t>
+      </w:r>
+      <w:r>
+        <w:rPr>
+          <w:rFonts w:hint="eastAsia"/>
+        </w:rPr>
+        <w:t>），</w:t>
+      </w:r>
+      <w:r>
+        <w:rPr>
+          <w:rFonts w:hint="eastAsia"/>
+        </w:rPr>
+        <w:t>至少每一年召开两次会议（春季论坛）</w:t>
+      </w:r>
+      <w:r>
+        <w:rPr>
+          <w:rFonts w:hint="eastAsia"/>
+        </w:rPr>
+        <w:t>。全国代表大会</w:t>
+      </w:r>
+      <w:r>
+        <w:t>每年选出五名保守党委员会领导成员</w:t>
+      </w:r>
+      <w:r>
+        <w:rPr>
+          <w:rFonts w:hint="eastAsia"/>
+        </w:rPr>
+        <w:t>，</w:t>
+      </w:r>
+      <w:r>
+        <w:t>全国代表大会的主席同时任保守党委员会副主席</w:t>
+      </w:r>
+      <w:r>
+        <w:rPr>
+          <w:rFonts w:hint="eastAsia"/>
+        </w:rPr>
+        <w:t>。</w:t>
+      </w:r>
+    </w:p>
+    <w:p>
+      <w:pPr>
+        <w:pStyle w:val="aa"/>
+        <w:spacing w:before="78" w:after="78"/>
+        <w:ind w:firstLine="420"/>
+      </w:pPr>
+      <w:r>
+        <w:rPr>
+          <w:rFonts w:hint="eastAsia"/>
+          <w:b/>
+          <w:bCs/>
+        </w:rPr>
+        <w:t>保守党委员会</w:t>
+      </w:r>
+      <w:r>
+        <w:rPr>
+          <w:rFonts w:hint="eastAsia"/>
+          <w:b/>
+          <w:bCs/>
+        </w:rPr>
+        <w:t>（</w:t>
+      </w:r>
+      <w:r>
+        <w:rPr>
+          <w:rFonts w:hint="eastAsia"/>
+          <w:b/>
+          <w:bCs/>
+        </w:rPr>
+        <w:t>The Board of the Conservative Party</w:t>
+      </w:r>
+      <w:r>
+        <w:rPr>
+          <w:rFonts w:hint="eastAsia"/>
+          <w:b/>
+          <w:bCs/>
+        </w:rPr>
+        <w:t>）</w:t>
+      </w:r>
+      <w:r>
+        <w:rPr>
+          <w:rFonts w:hint="eastAsia"/>
+        </w:rPr>
+        <w:t>为英国保守党的最高决策机构</w:t>
+      </w:r>
+      <w:r>
+        <w:rPr>
+          <w:rFonts w:hint="eastAsia"/>
+        </w:rPr>
+        <w:t>，</w:t>
+      </w:r>
+      <w:r>
+        <w:rPr>
+          <w:rFonts w:hint="eastAsia"/>
+        </w:rPr>
+        <w:t>管理所有与政党运行相关的事宜</w:t>
+      </w:r>
+      <w:r>
+        <w:rPr>
+          <w:rFonts w:hint="eastAsia"/>
+        </w:rPr>
+        <w:t>，如</w:t>
+      </w:r>
+      <w:r>
+        <w:t>筹集资金</w:t>
+      </w:r>
+      <w:r>
+        <w:rPr>
+          <w:rFonts w:hint="eastAsia"/>
+        </w:rPr>
+        <w:t>、</w:t>
+      </w:r>
+      <w:r>
+        <w:t>党员管理</w:t>
+      </w:r>
+      <w:r>
+        <w:rPr>
+          <w:rFonts w:hint="eastAsia"/>
+        </w:rPr>
+        <w:t>、</w:t>
+      </w:r>
+      <w:r>
+        <w:t>推举候选人</w:t>
+      </w:r>
+      <w:r>
+        <w:rPr>
+          <w:rFonts w:hint="eastAsia"/>
+        </w:rPr>
+        <w:t>等。</w:t>
+      </w:r>
+      <w:r>
+        <w:rPr>
+          <w:rFonts w:hint="eastAsia"/>
+        </w:rPr>
+        <w:t>委员会核心成员人数不固定，现有</w:t>
+      </w:r>
+      <w:r>
+        <w:rPr>
+          <w:rFonts w:hint="eastAsia"/>
+        </w:rPr>
+        <w:t>20</w:t>
+      </w:r>
+      <w:r>
+        <w:rPr>
+          <w:rFonts w:hint="eastAsia"/>
+        </w:rPr>
+        <w:t>名核心成员</w:t>
+      </w:r>
+      <w:r>
+        <w:rPr>
+          <w:rFonts w:hint="eastAsia"/>
+        </w:rPr>
+        <w:t>。</w:t>
+      </w:r>
+      <w:r>
+        <w:rPr>
+          <w:rFonts w:hint="eastAsia"/>
+        </w:rPr>
+        <w:t>现任反对党领袖凯米·巴德诺赫</w:t>
+      </w:r>
+      <w:r>
+        <w:rPr>
+          <w:rFonts w:hint="eastAsia"/>
+        </w:rPr>
+        <w:t>（</w:t>
+      </w:r>
+      <w:r>
+        <w:rPr>
+          <w:rFonts w:hint="eastAsia"/>
+        </w:rPr>
+        <w:t>Kemi Badenoch</w:t>
+      </w:r>
+      <w:r>
+        <w:rPr>
+          <w:rFonts w:hint="eastAsia"/>
+        </w:rPr>
+        <w:t>）</w:t>
+      </w:r>
+      <w:r>
+        <w:rPr>
+          <w:rFonts w:hint="eastAsia"/>
+        </w:rPr>
+        <w:t>为保守党党魁，但巴德诺赫不是保守党委员会的成员</w:t>
+      </w:r>
+      <w:r>
+        <w:rPr>
+          <w:rFonts w:hint="eastAsia"/>
+        </w:rPr>
+        <w:t>。</w:t>
+      </w:r>
+    </w:p>
+    <w:p>
+      <w:pPr>
+        <w:pStyle w:val="af1"/>
+      </w:pPr>
+      <w:r>
+        <w:rPr>
+          <w:rFonts w:hint="eastAsia"/>
+        </w:rPr>
+        <w:t xml:space="preserve">3. </w:t>
+      </w:r>
+      <w:r>
+        <w:rPr>
+          <w:rFonts w:hint="eastAsia"/>
+        </w:rPr>
+        <w:t>法国社会党的全国性组织</w:t>
+      </w:r>
+    </w:p>
+    <w:p>
+      <w:pPr>
+        <w:pStyle w:val="aa"/>
+        <w:spacing w:before="78" w:after="78"/>
+        <w:ind w:firstLine="420"/>
+        <w:rPr>
+          <w:rFonts w:hint="eastAsia"/>
+        </w:rPr>
+      </w:pPr>
+      <w:r>
+        <w:rPr>
+          <w:rFonts w:hint="eastAsia"/>
+          <w:b/>
+          <w:bCs/>
+        </w:rPr>
+        <w:t>全国代表大会</w:t>
+      </w:r>
+      <w:r>
+        <w:rPr>
+          <w:rFonts w:hint="eastAsia"/>
+          <w:b/>
+          <w:bCs/>
+        </w:rPr>
+        <w:t>（</w:t>
+      </w:r>
+      <w:r>
+        <w:rPr>
+          <w:rFonts w:hint="eastAsia"/>
+          <w:b/>
+          <w:bCs/>
+        </w:rPr>
+        <w:t xml:space="preserve">Le </w:t>
+      </w:r>
+      <w:proofErr w:type="spellStart"/>
+      <w:r>
+        <w:rPr>
+          <w:rFonts w:hint="eastAsia"/>
+          <w:b/>
+          <w:bCs/>
+        </w:rPr>
+        <w:t>Congr</w:t>
+      </w:r>
+      <w:r>
+        <w:rPr>
+          <w:rFonts w:cs="Times New Roman"/>
+          <w:b/>
+          <w:bCs/>
+        </w:rPr>
+        <w:t>è</w:t>
+      </w:r>
+      <w:r>
+        <w:rPr>
+          <w:rFonts w:hint="eastAsia"/>
+          <w:b/>
+          <w:bCs/>
+        </w:rPr>
+        <w:t>s</w:t>
+      </w:r>
+      <w:proofErr w:type="spellEnd"/>
+      <w:r>
+        <w:rPr>
+          <w:rFonts w:hint="eastAsia"/>
+          <w:b/>
+          <w:bCs/>
+        </w:rPr>
+        <w:t>）</w:t>
+      </w:r>
+      <w:r>
+        <w:rPr>
+          <w:rFonts w:hint="eastAsia"/>
+        </w:rPr>
+        <w:t>负责</w:t>
+      </w:r>
+      <w:r>
+        <w:rPr>
+          <w:rFonts w:hint="eastAsia"/>
+        </w:rPr>
+        <w:t>发布党纲</w:t>
+      </w:r>
+      <w:r>
+        <w:rPr>
+          <w:rFonts w:hint="eastAsia"/>
+        </w:rPr>
+        <w:t>/</w:t>
+      </w:r>
+      <w:r>
+        <w:rPr>
+          <w:rFonts w:hint="eastAsia"/>
+        </w:rPr>
+        <w:t>党章</w:t>
+      </w:r>
+      <w:r>
+        <w:rPr>
+          <w:rFonts w:hint="eastAsia"/>
+        </w:rPr>
+        <w:t>、</w:t>
+      </w:r>
+      <w:r>
+        <w:rPr>
+          <w:rFonts w:hint="eastAsia"/>
+        </w:rPr>
+        <w:t>全国委员会委员选举</w:t>
+      </w:r>
+      <w:r>
+        <w:rPr>
+          <w:rFonts w:hint="eastAsia"/>
+        </w:rPr>
+        <w:t>、</w:t>
+      </w:r>
+      <w:r>
+        <w:rPr>
+          <w:rFonts w:hint="eastAsia"/>
+        </w:rPr>
+        <w:t>第一书记选举</w:t>
+      </w:r>
+      <w:r>
+        <w:rPr>
+          <w:rFonts w:hint="eastAsia"/>
+        </w:rPr>
+        <w:t>。</w:t>
+      </w:r>
+    </w:p>
+    <w:p>
+      <w:pPr>
+        <w:pStyle w:val="aa"/>
+        <w:spacing w:before="78" w:after="78"/>
+        <w:ind w:firstLine="420"/>
+        <w:rPr>
+          <w:rFonts w:hint="eastAsia"/>
+        </w:rPr>
+      </w:pPr>
+      <w:r>
+        <w:rPr>
+          <w:b/>
+          <w:bCs/>
+        </w:rPr>
+        <w:t>全国委员会</w:t>
+      </w:r>
+      <w:r>
+        <w:rPr>
+          <w:rFonts w:hint="eastAsia"/>
+          <w:b/>
+          <w:bCs/>
+        </w:rPr>
+        <w:t>（</w:t>
+      </w:r>
+      <w:r>
+        <w:rPr>
+          <w:b/>
+          <w:bCs/>
+        </w:rPr>
+        <w:t>Le Conseil National</w:t>
+      </w:r>
+      <w:r>
+        <w:rPr>
+          <w:rFonts w:hint="eastAsia"/>
+          <w:b/>
+          <w:bCs/>
+        </w:rPr>
+        <w:t>）</w:t>
+      </w:r>
+      <w:r>
+        <w:rPr>
+          <w:rFonts w:hint="eastAsia"/>
+        </w:rPr>
+        <w:t>负责执行党章</w:t>
+      </w:r>
+      <w:r>
+        <w:rPr>
+          <w:rFonts w:hint="eastAsia"/>
+        </w:rPr>
+        <w:t>/</w:t>
+      </w:r>
+      <w:r>
+        <w:rPr>
+          <w:rFonts w:hint="eastAsia"/>
+        </w:rPr>
+        <w:t>党纲中的内容。委员会委员每隔三年由所有党员在党代会上按比例制选出。全国委员会一年至少召开四次会议。</w:t>
+      </w:r>
+    </w:p>
+    <w:p>
+      <w:pPr>
+        <w:pStyle w:val="aa"/>
+        <w:spacing w:before="78" w:after="78"/>
+        <w:ind w:firstLine="420"/>
+        <w:rPr>
+          <w:rFonts w:hint="eastAsia"/>
+        </w:rPr>
+      </w:pPr>
+      <w:r>
+        <w:rPr>
+          <w:b/>
+          <w:bCs/>
+        </w:rPr>
+        <w:t>全国局</w:t>
+      </w:r>
+      <w:r>
+        <w:rPr>
+          <w:b/>
+          <w:bCs/>
+        </w:rPr>
+        <w:t>/</w:t>
+      </w:r>
+      <w:r>
+        <w:rPr>
+          <w:b/>
+          <w:bCs/>
+        </w:rPr>
+        <w:t>全国事务局</w:t>
+      </w:r>
+      <w:r>
+        <w:rPr>
+          <w:rFonts w:hint="eastAsia"/>
+          <w:b/>
+          <w:bCs/>
+        </w:rPr>
+        <w:t>（</w:t>
+      </w:r>
+      <w:r>
+        <w:rPr>
+          <w:b/>
+          <w:bCs/>
+        </w:rPr>
+        <w:t>Le Bureau National</w:t>
+      </w:r>
+      <w:r>
+        <w:rPr>
+          <w:rFonts w:hint="eastAsia"/>
+          <w:b/>
+          <w:bCs/>
+        </w:rPr>
+        <w:t>）</w:t>
+      </w:r>
+      <w:r>
+        <w:rPr>
+          <w:rFonts w:hint="eastAsia"/>
+        </w:rPr>
+        <w:t>由全国委员会从其成员中按比例制选出。该局每周召开会议，讨论党在政治辩论中的口径和立场。</w:t>
+      </w:r>
+    </w:p>
+    <w:p>
+      <w:pPr>
+        <w:pStyle w:val="aa"/>
+        <w:spacing w:before="78" w:after="78"/>
+        <w:ind w:firstLine="420"/>
+        <w:rPr>
+          <w:rFonts w:hint="eastAsia"/>
+        </w:rPr>
+      </w:pPr>
+      <w:r>
+        <w:rPr>
+          <w:b/>
+          <w:bCs/>
+        </w:rPr>
+        <w:t>第一书记</w:t>
+      </w:r>
+      <w:r>
+        <w:rPr>
+          <w:rFonts w:hint="eastAsia"/>
+          <w:b/>
+          <w:bCs/>
+        </w:rPr>
+        <w:t>（</w:t>
+      </w:r>
+      <w:r>
+        <w:rPr>
+          <w:b/>
+          <w:bCs/>
+        </w:rPr>
+        <w:t xml:space="preserve">Le 1er </w:t>
+      </w:r>
+      <w:proofErr w:type="spellStart"/>
+      <w:r>
+        <w:rPr>
+          <w:b/>
+          <w:bCs/>
+        </w:rPr>
+        <w:t>Secrétaire</w:t>
+      </w:r>
+      <w:proofErr w:type="spellEnd"/>
+      <w:r>
+        <w:rPr>
+          <w:rFonts w:hint="eastAsia"/>
+          <w:b/>
+          <w:bCs/>
+        </w:rPr>
+        <w:t>）</w:t>
+      </w:r>
+      <w:r>
+        <w:rPr>
+          <w:rFonts w:hint="eastAsia"/>
+        </w:rPr>
+        <w:t>是</w:t>
+      </w:r>
+      <w:r>
+        <w:rPr>
+          <w:rFonts w:hint="eastAsia"/>
+        </w:rPr>
+        <w:t>党的首席执行官。第一书记</w:t>
+      </w:r>
+      <w:proofErr w:type="gramStart"/>
+      <w:r>
+        <w:rPr>
+          <w:rFonts w:hint="eastAsia"/>
+        </w:rPr>
+        <w:t>需赢得</w:t>
+      </w:r>
+      <w:proofErr w:type="gramEnd"/>
+      <w:r>
+        <w:rPr>
+          <w:rFonts w:hint="eastAsia"/>
+        </w:rPr>
+        <w:t>全国代表大会的多数选票，而且需由所有党员在一次各派系领导人都能参加竞选的正式投票中选出。</w:t>
+      </w:r>
+    </w:p>
+    <w:p>
+      <w:pPr>
+        <w:pStyle w:val="aa"/>
+        <w:spacing w:before="78" w:after="78"/>
+        <w:ind w:firstLine="420"/>
+      </w:pPr>
+      <w:r>
+        <w:rPr>
+          <w:b/>
+          <w:bCs/>
+        </w:rPr>
+        <w:t>全国书记处</w:t>
+      </w:r>
+      <w:r>
+        <w:rPr>
+          <w:rFonts w:hint="eastAsia"/>
+          <w:b/>
+          <w:bCs/>
+        </w:rPr>
+        <w:t>（</w:t>
+      </w:r>
+      <w:r>
+        <w:rPr>
+          <w:b/>
+          <w:bCs/>
+        </w:rPr>
+        <w:t xml:space="preserve">Les </w:t>
+      </w:r>
+      <w:proofErr w:type="spellStart"/>
+      <w:r>
+        <w:rPr>
+          <w:b/>
+          <w:bCs/>
+        </w:rPr>
+        <w:t>Secrétaires</w:t>
+      </w:r>
+      <w:proofErr w:type="spellEnd"/>
+      <w:r>
+        <w:rPr>
+          <w:b/>
+          <w:bCs/>
+        </w:rPr>
+        <w:t xml:space="preserve"> </w:t>
+      </w:r>
+      <w:proofErr w:type="spellStart"/>
+      <w:r>
+        <w:rPr>
+          <w:b/>
+          <w:bCs/>
+        </w:rPr>
+        <w:t>Nationaux</w:t>
+      </w:r>
+      <w:proofErr w:type="spellEnd"/>
+      <w:r>
+        <w:rPr>
+          <w:rFonts w:hint="eastAsia"/>
+          <w:b/>
+          <w:bCs/>
+        </w:rPr>
+        <w:t>）</w:t>
+      </w:r>
+      <w:r>
+        <w:rPr>
+          <w:rFonts w:hint="eastAsia"/>
+        </w:rPr>
+        <w:t>是</w:t>
+      </w:r>
+      <w:r>
+        <w:rPr>
+          <w:rFonts w:hint="eastAsia"/>
+        </w:rPr>
+        <w:t>党的执行机关。由第一书记在全国局中选出得票最高的成员担任</w:t>
+      </w:r>
+      <w:r>
+        <w:rPr>
+          <w:rFonts w:hint="eastAsia"/>
+        </w:rPr>
+        <w:t>书记</w:t>
+      </w:r>
+      <w:r>
+        <w:rPr>
+          <w:rFonts w:hint="eastAsia"/>
+        </w:rPr>
+        <w:t>，负责管理党内的日常事务以及媒体公关。</w:t>
+      </w:r>
+    </w:p>
+    <w:p>
+      <w:pPr>
+        <w:pStyle w:val="af1"/>
+        <w:rPr>
+          <w:rFonts w:hint="eastAsia"/>
+        </w:rPr>
+      </w:pPr>
+      <w:r>
+        <w:rPr>
+          <w:rFonts w:hint="eastAsia"/>
+        </w:rPr>
+        <w:t xml:space="preserve">4. </w:t>
+      </w:r>
+      <w:r>
+        <w:rPr>
+          <w:rFonts w:hint="eastAsia"/>
+        </w:rPr>
+        <w:t>德国社会民主党的全国性组织</w:t>
+      </w:r>
+    </w:p>
+    <w:p>
+      <w:pPr>
+        <w:pStyle w:val="aa"/>
+        <w:spacing w:before="78" w:after="78"/>
+        <w:ind w:firstLine="420"/>
+        <w:rPr>
+          <w:rFonts w:hint="eastAsia"/>
+        </w:rPr>
+      </w:pPr>
+      <w:r>
+        <w:rPr>
+          <w:rFonts w:hint="eastAsia"/>
+          <w:b/>
+          <w:bCs/>
+        </w:rPr>
+        <w:t>中央执行委员会</w:t>
+      </w:r>
+      <w:r>
+        <w:rPr>
+          <w:rFonts w:hint="eastAsia"/>
+          <w:b/>
+          <w:bCs/>
+        </w:rPr>
+        <w:t>（</w:t>
+      </w:r>
+      <w:proofErr w:type="spellStart"/>
+      <w:r>
+        <w:rPr>
+          <w:rFonts w:hint="eastAsia"/>
+          <w:b/>
+          <w:bCs/>
+        </w:rPr>
+        <w:t>Parteivorstand</w:t>
+      </w:r>
+      <w:proofErr w:type="spellEnd"/>
+      <w:r>
+        <w:rPr>
+          <w:rFonts w:hint="eastAsia"/>
+          <w:b/>
+          <w:bCs/>
+        </w:rPr>
+        <w:t>）</w:t>
+      </w:r>
+      <w:r>
+        <w:rPr>
+          <w:rFonts w:hint="eastAsia"/>
+        </w:rPr>
+        <w:t>是</w:t>
+      </w:r>
+      <w:r>
+        <w:rPr>
+          <w:rFonts w:hint="eastAsia"/>
+        </w:rPr>
+        <w:t>党的常设最高领导机构</w:t>
+      </w:r>
+      <w:r>
+        <w:rPr>
+          <w:rFonts w:hint="eastAsia"/>
+        </w:rPr>
+        <w:t>，</w:t>
+      </w:r>
+      <w:r>
+        <w:rPr>
+          <w:rFonts w:hint="eastAsia"/>
+        </w:rPr>
+        <w:t>由联邦代表大会选举产生</w:t>
+      </w:r>
+      <w:r>
+        <w:rPr>
+          <w:rFonts w:hint="eastAsia"/>
+        </w:rPr>
+        <w:t>，</w:t>
+      </w:r>
+      <w:r>
+        <w:rPr>
+          <w:rFonts w:hint="eastAsia"/>
+        </w:rPr>
+        <w:t>推举产生</w:t>
+      </w:r>
+      <w:r>
+        <w:rPr>
+          <w:rFonts w:hint="eastAsia"/>
+        </w:rPr>
+        <w:t>34-35</w:t>
+      </w:r>
+      <w:r>
+        <w:rPr>
+          <w:rFonts w:hint="eastAsia"/>
+        </w:rPr>
+        <w:t>人的执行委员会。主要负责的党内事务。</w:t>
+      </w:r>
+    </w:p>
+    <w:p>
+      <w:pPr>
+        <w:pStyle w:val="aa"/>
+        <w:spacing w:before="78" w:after="78"/>
+        <w:ind w:firstLine="420"/>
+      </w:pPr>
+      <w:r>
+        <w:rPr>
+          <w:b/>
+          <w:bCs/>
+        </w:rPr>
+        <w:t>联邦代表大会</w:t>
+      </w:r>
+      <w:r>
+        <w:rPr>
+          <w:rFonts w:hint="eastAsia"/>
+          <w:b/>
+          <w:bCs/>
+        </w:rPr>
+        <w:t>（</w:t>
+      </w:r>
+      <w:proofErr w:type="spellStart"/>
+      <w:r>
+        <w:rPr>
+          <w:b/>
+          <w:bCs/>
+        </w:rPr>
+        <w:t>Bundesparteitag</w:t>
+      </w:r>
+      <w:proofErr w:type="spellEnd"/>
+      <w:r>
+        <w:rPr>
+          <w:rFonts w:hint="eastAsia"/>
+          <w:b/>
+          <w:bCs/>
+        </w:rPr>
+        <w:t>）</w:t>
+      </w:r>
+      <w:r>
+        <w:rPr>
+          <w:rFonts w:hint="eastAsia"/>
+        </w:rPr>
+        <w:t>每两年召开一次</w:t>
+      </w:r>
+      <w:r>
+        <w:rPr>
+          <w:rFonts w:hint="eastAsia"/>
+        </w:rPr>
+        <w:t>，</w:t>
+      </w:r>
+      <w:r>
+        <w:rPr>
+          <w:rFonts w:hint="eastAsia"/>
+        </w:rPr>
+        <w:t>每个选区派出代表每两年选出中央执行委员会成员</w:t>
+      </w:r>
+      <w:r>
+        <w:rPr>
+          <w:rFonts w:hint="eastAsia"/>
+        </w:rPr>
+        <w:t>。</w:t>
+      </w:r>
+    </w:p>
+    <w:p>
+      <w:pPr>
+        <w:pStyle w:val="aa"/>
+        <w:spacing w:before="78" w:after="78"/>
+        <w:ind w:firstLine="420"/>
+        <w:rPr>
+          <w:rFonts w:hint="eastAsia"/>
+        </w:rPr>
+      </w:pPr>
+      <w:r>
+        <w:rPr>
+          <w:b/>
+          <w:bCs/>
+        </w:rPr>
+        <w:lastRenderedPageBreak/>
+        <w:t>党代表大会</w:t>
+      </w:r>
+      <w:r>
+        <w:rPr>
+          <w:rFonts w:hint="eastAsia"/>
+          <w:b/>
+          <w:bCs/>
+        </w:rPr>
+        <w:t>（</w:t>
+      </w:r>
+      <w:proofErr w:type="spellStart"/>
+      <w:r>
+        <w:rPr>
+          <w:b/>
+          <w:bCs/>
+        </w:rPr>
+        <w:t>Parteikonvent</w:t>
+      </w:r>
+      <w:proofErr w:type="spellEnd"/>
+      <w:r>
+        <w:rPr>
+          <w:rFonts w:hint="eastAsia"/>
+          <w:b/>
+          <w:bCs/>
+        </w:rPr>
+        <w:t>）</w:t>
+      </w:r>
+      <w:r>
+        <w:rPr>
+          <w:rFonts w:hint="eastAsia"/>
+        </w:rPr>
+        <w:t>是</w:t>
+      </w:r>
+      <w:r>
+        <w:rPr>
+          <w:rFonts w:hint="eastAsia"/>
+        </w:rPr>
+        <w:t>党内闭门会议</w:t>
+      </w:r>
+      <w:r>
+        <w:rPr>
+          <w:rFonts w:hint="eastAsia"/>
+        </w:rPr>
+        <w:t>，</w:t>
+      </w:r>
+      <w:r>
+        <w:rPr>
+          <w:rFonts w:hint="eastAsia"/>
+        </w:rPr>
+        <w:t>商讨党组织事务。</w:t>
+      </w:r>
+    </w:p>
+    <w:p>
+      <w:pPr>
+        <w:pStyle w:val="aa"/>
+        <w:spacing w:before="78" w:after="78"/>
+        <w:ind w:firstLine="420"/>
+        <w:rPr>
+          <w:rFonts w:hint="eastAsia"/>
+        </w:rPr>
+      </w:pPr>
+      <w:r>
+        <w:rPr>
+          <w:b/>
+          <w:bCs/>
+        </w:rPr>
+        <w:t>监察委员会</w:t>
+      </w:r>
+      <w:r>
+        <w:rPr>
+          <w:rFonts w:hint="eastAsia"/>
+          <w:b/>
+          <w:bCs/>
+        </w:rPr>
+        <w:t>（</w:t>
+      </w:r>
+      <w:proofErr w:type="spellStart"/>
+      <w:r>
+        <w:rPr>
+          <w:b/>
+          <w:bCs/>
+        </w:rPr>
+        <w:t>Kontrollkommission</w:t>
+      </w:r>
+      <w:proofErr w:type="spellEnd"/>
+      <w:r>
+        <w:rPr>
+          <w:rFonts w:hint="eastAsia"/>
+          <w:b/>
+          <w:bCs/>
+        </w:rPr>
+        <w:t>）</w:t>
+      </w:r>
+      <w:r>
+        <w:rPr>
+          <w:rFonts w:hint="eastAsia"/>
+        </w:rPr>
+        <w:t>负责监督中央执行委员会并听取群众的意见</w:t>
+      </w:r>
+      <w:r>
+        <w:rPr>
+          <w:rFonts w:hint="eastAsia"/>
+        </w:rPr>
+        <w:t>，</w:t>
+      </w:r>
+      <w:r>
+        <w:rPr>
+          <w:rFonts w:hint="eastAsia"/>
+        </w:rPr>
+        <w:t>九名成员由联邦代表大会选出</w:t>
+      </w:r>
+      <w:r>
+        <w:rPr>
+          <w:rFonts w:hint="eastAsia"/>
+        </w:rPr>
+        <w:t>；</w:t>
+      </w:r>
+      <w:r>
+        <w:rPr>
+          <w:rFonts w:hint="eastAsia"/>
+        </w:rPr>
+        <w:t>党的执行委员会成员以及党的专职工作人员不得担任监察委员会委员</w:t>
+      </w:r>
+      <w:r>
+        <w:rPr>
+          <w:rFonts w:hint="eastAsia"/>
+        </w:rPr>
+        <w:t>。</w:t>
+      </w:r>
+    </w:p>
+    <w:p>
+      <w:pPr>
+        <w:pStyle w:val="aa"/>
+        <w:spacing w:before="78" w:after="78"/>
+        <w:ind w:firstLine="420"/>
+        <w:rPr>
+          <w:rFonts w:hint="eastAsia"/>
+        </w:rPr>
+      </w:pPr>
+      <w:r>
+        <w:rPr>
+          <w:b/>
+          <w:bCs/>
+        </w:rPr>
+        <w:t>联邦仲裁委员会</w:t>
+      </w:r>
+      <w:r>
+        <w:rPr>
+          <w:rFonts w:hint="eastAsia"/>
+          <w:b/>
+          <w:bCs/>
+        </w:rPr>
+        <w:t>（</w:t>
+      </w:r>
+      <w:proofErr w:type="spellStart"/>
+      <w:r>
+        <w:rPr>
+          <w:b/>
+          <w:bCs/>
+        </w:rPr>
+        <w:t>Bundesschiedskommission</w:t>
+      </w:r>
+      <w:proofErr w:type="spellEnd"/>
+      <w:r>
+        <w:rPr>
+          <w:rFonts w:hint="eastAsia"/>
+          <w:b/>
+          <w:bCs/>
+        </w:rPr>
+        <w:t>）</w:t>
+      </w:r>
+      <w:r>
+        <w:rPr>
+          <w:rFonts w:hint="eastAsia"/>
+        </w:rPr>
+        <w:t>的</w:t>
+      </w:r>
+      <w:r>
+        <w:rPr>
+          <w:rFonts w:hint="eastAsia"/>
+        </w:rPr>
+        <w:t>主要职能包括党纪诉讼、组织章程和规章的适用与解释、党内选举的异议或诉讼等</w:t>
+      </w:r>
+      <w:r>
+        <w:rPr>
+          <w:rFonts w:hint="eastAsia"/>
+        </w:rPr>
+        <w:t>。</w:t>
+      </w:r>
+    </w:p>
+    <w:p>
+      <w:pPr>
+        <w:pStyle w:val="ae"/>
+      </w:pPr>
+      <w:bookmarkStart w:id="38" w:name="_Toc226630192"/>
+      <w:r>
+        <w:rPr>
+          <w:rFonts w:hint="eastAsia"/>
+        </w:rPr>
+        <w:t>（二）西方政党的中间组织和基层组织</w:t>
+      </w:r>
+      <w:bookmarkEnd w:id="38"/>
+    </w:p>
+    <w:p>
+      <w:pPr>
+        <w:pStyle w:val="af1"/>
+        <w:rPr>
+          <w:rFonts w:hint="eastAsia"/>
+        </w:rPr>
+      </w:pPr>
+      <w:r>
+        <w:rPr>
+          <w:rFonts w:hint="eastAsia"/>
+        </w:rPr>
+        <w:t xml:space="preserve">1. </w:t>
+      </w:r>
+      <w:r>
+        <w:rPr>
+          <w:rFonts w:hint="eastAsia"/>
+        </w:rPr>
+        <w:t>美国民主</w:t>
+      </w:r>
+      <w:r>
+        <w:rPr>
+          <w:rFonts w:hint="eastAsia"/>
+        </w:rPr>
+        <w:t>/</w:t>
+      </w:r>
+      <w:r>
+        <w:rPr>
+          <w:rFonts w:hint="eastAsia"/>
+        </w:rPr>
+        <w:t>共和两党的州（中间）组织和地方（基层）组织</w:t>
+      </w:r>
+    </w:p>
+    <w:p>
+      <w:pPr>
+        <w:pStyle w:val="aa"/>
+        <w:spacing w:before="78" w:after="78"/>
+        <w:ind w:firstLine="420"/>
+        <w:rPr>
+          <w:rFonts w:hint="eastAsia"/>
+        </w:rPr>
+      </w:pPr>
+      <w:r>
+        <w:rPr>
+          <w:rFonts w:hint="eastAsia"/>
+        </w:rPr>
+        <w:t>中间组织</w:t>
+      </w:r>
+      <w:proofErr w:type="gramStart"/>
+      <w:r>
+        <w:rPr>
+          <w:rFonts w:hint="eastAsia"/>
+        </w:rPr>
+        <w:t>一般指州一级</w:t>
+      </w:r>
+      <w:proofErr w:type="gramEnd"/>
+      <w:r>
+        <w:rPr>
+          <w:rFonts w:hint="eastAsia"/>
+        </w:rPr>
+        <w:t>的党组织。地方</w:t>
+      </w:r>
+      <w:r>
+        <w:rPr>
+          <w:rFonts w:hint="eastAsia"/>
+        </w:rPr>
+        <w:t>/</w:t>
+      </w:r>
+      <w:r>
+        <w:rPr>
+          <w:rFonts w:hint="eastAsia"/>
+        </w:rPr>
+        <w:t>基层组织通常代表州内行政单位的党组织</w:t>
+      </w:r>
+      <w:r>
+        <w:rPr>
+          <w:rFonts w:hint="eastAsia"/>
+        </w:rPr>
+        <w:t>。</w:t>
+      </w:r>
+    </w:p>
+    <w:p>
+      <w:pPr>
+        <w:pStyle w:val="aa"/>
+        <w:spacing w:before="78" w:after="78"/>
+        <w:ind w:firstLine="420"/>
+      </w:pPr>
+      <w:r>
+        <w:rPr>
+          <w:rFonts w:hint="eastAsia"/>
+        </w:rPr>
+        <w:t>美国民主</w:t>
+      </w:r>
+      <w:r>
+        <w:rPr>
+          <w:rFonts w:hint="eastAsia"/>
+        </w:rPr>
+        <w:t>/</w:t>
+      </w:r>
+      <w:r>
+        <w:rPr>
+          <w:rFonts w:hint="eastAsia"/>
+        </w:rPr>
+        <w:t>共和两党在各州均设有中央委员会</w:t>
+      </w:r>
+      <w:r>
+        <w:rPr>
+          <w:rFonts w:hint="eastAsia"/>
+        </w:rPr>
+        <w:t>。</w:t>
+      </w:r>
+      <w:r>
+        <w:rPr>
+          <w:rFonts w:hint="eastAsia"/>
+        </w:rPr>
+        <w:t>州党组织负责推举参加党全国代表大会的代表</w:t>
+      </w:r>
+      <w:r>
+        <w:rPr>
+          <w:rFonts w:hint="eastAsia"/>
+        </w:rPr>
+        <w:t>，</w:t>
+      </w:r>
+      <w:r>
+        <w:rPr>
+          <w:rFonts w:hint="eastAsia"/>
+        </w:rPr>
+        <w:t>主要负责在州议会和州长选举期间的选民动员，同时在大选期间为全国委员会的提供地方支持（</w:t>
+      </w:r>
+      <w:r>
+        <w:rPr>
+          <w:rFonts w:hint="eastAsia"/>
+        </w:rPr>
+        <w:t>如</w:t>
+      </w:r>
+      <w:r>
+        <w:rPr>
+          <w:rFonts w:hint="eastAsia"/>
+        </w:rPr>
+        <w:t>在州法律允许的情况下在当地举办选民注册登记活动）</w:t>
+      </w:r>
+      <w:r>
+        <w:rPr>
+          <w:rFonts w:hint="eastAsia"/>
+        </w:rPr>
+        <w:t>。</w:t>
+      </w:r>
+      <w:r>
+        <w:rPr>
+          <w:rFonts w:hint="eastAsia"/>
+        </w:rPr>
+        <w:t>各州民主</w:t>
+      </w:r>
+      <w:r>
+        <w:rPr>
+          <w:rFonts w:hint="eastAsia"/>
+        </w:rPr>
+        <w:t>/</w:t>
+      </w:r>
+      <w:r>
+        <w:rPr>
+          <w:rFonts w:hint="eastAsia"/>
+        </w:rPr>
+        <w:t>共和两党委员会接受的政治献金不受联邦法律限制</w:t>
+      </w:r>
+      <w:r>
+        <w:rPr>
+          <w:rFonts w:hint="eastAsia"/>
+        </w:rPr>
+        <w:t>；</w:t>
+      </w:r>
+      <w:r>
+        <w:rPr>
+          <w:rFonts w:hint="eastAsia"/>
+        </w:rPr>
+        <w:t>2002</w:t>
+      </w:r>
+      <w:r>
+        <w:rPr>
+          <w:rFonts w:hint="eastAsia"/>
+        </w:rPr>
+        <w:t>年麦凯恩</w:t>
+      </w:r>
+      <w:r>
+        <w:rPr>
+          <w:rFonts w:hint="eastAsia"/>
+        </w:rPr>
+        <w:t>-</w:t>
+      </w:r>
+      <w:r>
+        <w:rPr>
+          <w:rFonts w:hint="eastAsia"/>
+        </w:rPr>
+        <w:t>芬格尔德法案出台后，两党的全国委员会将部</w:t>
+      </w:r>
+      <w:r>
+        <w:rPr>
+          <w:rFonts w:hint="eastAsia"/>
+        </w:rPr>
+        <w:t>分筹集竞选资金的只能下放给州委员会</w:t>
+      </w:r>
+      <w:r>
+        <w:rPr>
+          <w:rFonts w:hint="eastAsia"/>
+        </w:rPr>
+        <w:t>。</w:t>
+      </w:r>
+    </w:p>
+    <w:p>
+      <w:pPr>
+        <w:pStyle w:val="aa"/>
+        <w:spacing w:before="78" w:after="78"/>
+        <w:ind w:firstLine="420"/>
+        <w:rPr>
+          <w:rFonts w:hint="eastAsia"/>
+        </w:rPr>
+      </w:pPr>
+      <w:r>
+        <w:rPr>
+          <w:rFonts w:hint="eastAsia"/>
+        </w:rPr>
+        <w:t>美国民主党在全国共设</w:t>
+      </w:r>
+      <w:r>
+        <w:rPr>
+          <w:rFonts w:hint="eastAsia"/>
+        </w:rPr>
+        <w:t>57</w:t>
+      </w:r>
+      <w:r>
+        <w:rPr>
+          <w:rFonts w:hint="eastAsia"/>
+        </w:rPr>
+        <w:t>个州党组织</w:t>
+      </w:r>
+      <w:r>
+        <w:rPr>
+          <w:rFonts w:hint="eastAsia"/>
+        </w:rPr>
+        <w:t>。</w:t>
+      </w:r>
+      <w:r>
+        <w:rPr>
+          <w:rFonts w:hint="eastAsia"/>
+        </w:rPr>
+        <w:t>57</w:t>
+      </w:r>
+      <w:r>
+        <w:rPr>
+          <w:rFonts w:hint="eastAsia"/>
+        </w:rPr>
+        <w:t>个（</w:t>
+      </w:r>
+      <w:r>
+        <w:rPr>
+          <w:rFonts w:hint="eastAsia"/>
+        </w:rPr>
+        <w:t>50</w:t>
+      </w:r>
+      <w:r>
+        <w:rPr>
+          <w:rFonts w:hint="eastAsia"/>
+        </w:rPr>
+        <w:t>州</w:t>
+      </w:r>
+      <w:r>
+        <w:rPr>
+          <w:rFonts w:hint="eastAsia"/>
+        </w:rPr>
+        <w:t>+</w:t>
+      </w:r>
+      <w:r>
+        <w:rPr>
+          <w:rFonts w:hint="eastAsia"/>
+        </w:rPr>
+        <w:t>华盛顿特区</w:t>
+      </w:r>
+      <w:r>
+        <w:rPr>
+          <w:rFonts w:hint="eastAsia"/>
+        </w:rPr>
+        <w:t>+</w:t>
+      </w:r>
+      <w:r>
+        <w:rPr>
+          <w:rFonts w:hint="eastAsia"/>
+        </w:rPr>
+        <w:t>五个美国海外领土</w:t>
+      </w:r>
+      <w:r>
+        <w:rPr>
+          <w:rFonts w:hint="eastAsia"/>
+        </w:rPr>
+        <w:t>+</w:t>
+      </w:r>
+      <w:r>
+        <w:rPr>
+          <w:rFonts w:hint="eastAsia"/>
+        </w:rPr>
+        <w:t>海外民主党）州党组织由美国民主党全国委员会的下属组织州民主党委员会协会</w:t>
+      </w:r>
+      <w:r>
+        <w:rPr>
+          <w:rFonts w:hint="eastAsia"/>
+        </w:rPr>
+        <w:t>（</w:t>
+      </w:r>
+      <w:r>
+        <w:rPr>
+          <w:rFonts w:hint="eastAsia"/>
+        </w:rPr>
+        <w:t>Association of State Democratic Committees, ASDC</w:t>
+      </w:r>
+      <w:r>
+        <w:rPr>
+          <w:rFonts w:hint="eastAsia"/>
+        </w:rPr>
+        <w:t>）</w:t>
+      </w:r>
+      <w:r>
+        <w:rPr>
+          <w:rFonts w:hint="eastAsia"/>
+        </w:rPr>
+        <w:t>协调</w:t>
+      </w:r>
+      <w:r>
+        <w:rPr>
+          <w:rFonts w:hint="eastAsia"/>
+        </w:rPr>
+        <w:t>。</w:t>
+      </w:r>
+      <w:r>
+        <w:rPr>
+          <w:rFonts w:hint="eastAsia"/>
+        </w:rPr>
+        <w:t>ASDC</w:t>
+      </w:r>
+      <w:r>
+        <w:rPr>
+          <w:rFonts w:hint="eastAsia"/>
+        </w:rPr>
+        <w:t>主要负责在选举期间为州民主党组织提供技术支持，培养当地民主党干部在选举动员方面的专业技能，增进各州民主党党组织间的联系</w:t>
+      </w:r>
+      <w:r>
+        <w:rPr>
+          <w:rFonts w:hint="eastAsia"/>
+        </w:rPr>
+        <w:t>。</w:t>
+      </w:r>
+    </w:p>
+    <w:p>
+      <w:pPr>
+        <w:pStyle w:val="aa"/>
+        <w:spacing w:before="78" w:after="78"/>
+        <w:ind w:firstLine="420"/>
+      </w:pPr>
+      <w:r>
+        <w:rPr>
+          <w:rFonts w:hint="eastAsia"/>
+        </w:rPr>
+        <w:t>美国共和党在全国共设</w:t>
+      </w:r>
+      <w:r>
+        <w:rPr>
+          <w:rFonts w:hint="eastAsia"/>
+        </w:rPr>
+        <w:t>56</w:t>
+      </w:r>
+      <w:r>
+        <w:rPr>
+          <w:rFonts w:hint="eastAsia"/>
+        </w:rPr>
+        <w:t>个州党组织</w:t>
+      </w:r>
+      <w:r>
+        <w:rPr>
+          <w:rFonts w:hint="eastAsia"/>
+        </w:rPr>
+        <w:t>。</w:t>
+      </w:r>
+      <w:r>
+        <w:rPr>
+          <w:rFonts w:hint="eastAsia"/>
+        </w:rPr>
+        <w:t>和民主党的州组织略有不同，美国共和党州组织间不设类似协</w:t>
+      </w:r>
+      <w:r>
+        <w:rPr>
+          <w:rFonts w:hint="eastAsia"/>
+        </w:rPr>
+        <w:t>会类的联盟组织，各州共和党间的关系由共和党全国委员会协调</w:t>
+      </w:r>
+      <w:r>
+        <w:rPr>
+          <w:rFonts w:hint="eastAsia"/>
+        </w:rPr>
+        <w:t>。</w:t>
+      </w:r>
+    </w:p>
+    <w:p>
+      <w:pPr>
+        <w:pStyle w:val="aa"/>
+        <w:spacing w:before="78" w:after="78"/>
+        <w:ind w:firstLine="420"/>
+      </w:pPr>
+      <w:r>
+        <w:rPr>
+          <w:rFonts w:hint="eastAsia"/>
+        </w:rPr>
+        <w:t>美国民主</w:t>
+      </w:r>
+      <w:r>
+        <w:rPr>
+          <w:rFonts w:hint="eastAsia"/>
+        </w:rPr>
+        <w:t>/</w:t>
+      </w:r>
+      <w:r>
+        <w:rPr>
+          <w:rFonts w:hint="eastAsia"/>
+        </w:rPr>
+        <w:t>共和两党的地方</w:t>
+      </w:r>
+      <w:r>
+        <w:rPr>
+          <w:rFonts w:hint="eastAsia"/>
+        </w:rPr>
+        <w:t>/</w:t>
+      </w:r>
+      <w:r>
+        <w:rPr>
+          <w:rFonts w:hint="eastAsia"/>
+        </w:rPr>
+        <w:t>基层组织一般</w:t>
+      </w:r>
+      <w:proofErr w:type="gramStart"/>
+      <w:r>
+        <w:rPr>
+          <w:rFonts w:hint="eastAsia"/>
+        </w:rPr>
+        <w:t>是指州一级</w:t>
+      </w:r>
+      <w:proofErr w:type="gramEnd"/>
+      <w:r>
+        <w:rPr>
+          <w:rFonts w:hint="eastAsia"/>
+        </w:rPr>
+        <w:t>以下的党组织。例如国会区</w:t>
+      </w:r>
+      <w:r>
+        <w:rPr>
+          <w:rFonts w:hint="eastAsia"/>
+        </w:rPr>
+        <w:t>（</w:t>
+      </w:r>
+      <w:r>
+        <w:rPr>
+          <w:rFonts w:hint="eastAsia"/>
+        </w:rPr>
+        <w:t>c</w:t>
+      </w:r>
+      <w:r>
+        <w:rPr>
+          <w:rFonts w:hint="eastAsia"/>
+        </w:rPr>
+        <w:t xml:space="preserve">ongressional </w:t>
+      </w:r>
+      <w:r>
+        <w:rPr>
+          <w:rFonts w:hint="eastAsia"/>
+        </w:rPr>
+        <w:t>d</w:t>
+      </w:r>
+      <w:r>
+        <w:rPr>
+          <w:rFonts w:hint="eastAsia"/>
+        </w:rPr>
+        <w:t>istrict</w:t>
+      </w:r>
+      <w:r>
+        <w:rPr>
+          <w:rFonts w:hint="eastAsia"/>
+        </w:rPr>
+        <w:t>）</w:t>
+      </w:r>
+      <w:r>
+        <w:rPr>
+          <w:rFonts w:hint="eastAsia"/>
+        </w:rPr>
+        <w:t>、郡</w:t>
+      </w:r>
+      <w:r>
+        <w:rPr>
+          <w:rFonts w:hint="eastAsia"/>
+        </w:rPr>
+        <w:t>/</w:t>
+      </w:r>
+      <w:r>
+        <w:rPr>
+          <w:rFonts w:hint="eastAsia"/>
+        </w:rPr>
+        <w:t>县</w:t>
+      </w:r>
+      <w:r>
+        <w:rPr>
+          <w:rFonts w:hint="eastAsia"/>
+        </w:rPr>
+        <w:t>（</w:t>
+      </w:r>
+      <w:r>
+        <w:rPr>
+          <w:rFonts w:hint="eastAsia"/>
+        </w:rPr>
+        <w:t>c</w:t>
+      </w:r>
+      <w:r>
+        <w:rPr>
+          <w:rFonts w:hint="eastAsia"/>
+        </w:rPr>
+        <w:t>ounty</w:t>
+      </w:r>
+      <w:r>
+        <w:rPr>
+          <w:rFonts w:hint="eastAsia"/>
+        </w:rPr>
+        <w:t>）</w:t>
+      </w:r>
+      <w:r>
+        <w:rPr>
+          <w:rFonts w:hint="eastAsia"/>
+        </w:rPr>
+        <w:t>、城市</w:t>
+      </w:r>
+      <w:r>
+        <w:rPr>
+          <w:rFonts w:hint="eastAsia"/>
+        </w:rPr>
+        <w:t>（</w:t>
+      </w:r>
+      <w:r>
+        <w:rPr>
+          <w:rFonts w:hint="eastAsia"/>
+        </w:rPr>
+        <w:t>c</w:t>
+      </w:r>
+      <w:r>
+        <w:rPr>
+          <w:rFonts w:hint="eastAsia"/>
+        </w:rPr>
+        <w:t>ity</w:t>
+      </w:r>
+      <w:r>
+        <w:rPr>
+          <w:rFonts w:hint="eastAsia"/>
+        </w:rPr>
+        <w:t>）</w:t>
+      </w:r>
+      <w:r>
+        <w:rPr>
+          <w:rFonts w:hint="eastAsia"/>
+        </w:rPr>
+        <w:t>、镇</w:t>
+      </w:r>
+      <w:r>
+        <w:rPr>
+          <w:rFonts w:hint="eastAsia"/>
+        </w:rPr>
+        <w:t>（</w:t>
+      </w:r>
+      <w:r>
+        <w:rPr>
+          <w:rFonts w:hint="eastAsia"/>
+        </w:rPr>
+        <w:t>t</w:t>
+      </w:r>
+      <w:r>
+        <w:rPr>
+          <w:rFonts w:hint="eastAsia"/>
+        </w:rPr>
+        <w:t>own</w:t>
+      </w:r>
+      <w:r>
+        <w:rPr>
+          <w:rFonts w:hint="eastAsia"/>
+        </w:rPr>
+        <w:t>）</w:t>
+      </w:r>
+      <w:r>
+        <w:rPr>
+          <w:rFonts w:hint="eastAsia"/>
+        </w:rPr>
+        <w:t>、投票区</w:t>
+      </w:r>
+      <w:r>
+        <w:rPr>
+          <w:rFonts w:hint="eastAsia"/>
+        </w:rPr>
+        <w:t>（</w:t>
+      </w:r>
+      <w:r>
+        <w:rPr>
+          <w:rFonts w:hint="eastAsia"/>
+        </w:rPr>
+        <w:t>p</w:t>
+      </w:r>
+      <w:r>
+        <w:rPr>
+          <w:rFonts w:hint="eastAsia"/>
+        </w:rPr>
+        <w:t>recinct</w:t>
+      </w:r>
+      <w:r>
+        <w:rPr>
+          <w:rFonts w:hint="eastAsia"/>
+        </w:rPr>
+        <w:t>）等。</w:t>
+      </w:r>
+      <w:r>
+        <w:rPr>
+          <w:rFonts w:hint="eastAsia"/>
+        </w:rPr>
+        <w:t>不是每一个行政区都设有党组织</w:t>
+      </w:r>
+      <w:r>
+        <w:rPr>
+          <w:rFonts w:hint="eastAsia"/>
+        </w:rPr>
+        <w:t>。</w:t>
+      </w:r>
+    </w:p>
+    <w:p>
+      <w:pPr>
+        <w:pStyle w:val="aa"/>
+        <w:spacing w:before="78" w:after="78"/>
+        <w:ind w:firstLine="420"/>
+      </w:pPr>
+      <w:r>
+        <w:rPr>
+          <w:rFonts w:hint="eastAsia"/>
+        </w:rPr>
+        <w:t>在二十世纪七十年代之前，民主共和两党的基层组织通过恩惠主义或庇护主义手段影响城市居民的投票倾向。这种基层组织通常被称作“政党机器”</w:t>
+      </w:r>
+      <w:r>
+        <w:rPr>
+          <w:rFonts w:hint="eastAsia"/>
+        </w:rPr>
+        <w:t>（</w:t>
+      </w:r>
+      <w:r>
+        <w:rPr>
+          <w:rFonts w:hint="eastAsia"/>
+        </w:rPr>
+        <w:t>Party Machine</w:t>
+      </w:r>
+      <w:r>
+        <w:rPr>
+          <w:rFonts w:hint="eastAsia"/>
+        </w:rPr>
+        <w:t>）；</w:t>
+      </w:r>
+      <w:r>
+        <w:rPr>
+          <w:rFonts w:hint="eastAsia"/>
+        </w:rPr>
+        <w:t>1978</w:t>
+      </w:r>
+      <w:r>
+        <w:rPr>
+          <w:rFonts w:hint="eastAsia"/>
+        </w:rPr>
+        <w:t>年美国的公务员制度改革之后，基层党组织不再控制地方政府的公职，政党机器不复存在。如今，基层党组织的主要作用是筹集资金以及帮助选民完成投票</w:t>
+      </w:r>
+      <w:r>
+        <w:rPr>
+          <w:rFonts w:hint="eastAsia"/>
+        </w:rPr>
+        <w:t>注册的过程</w:t>
+      </w:r>
+      <w:r>
+        <w:rPr>
+          <w:rFonts w:hint="eastAsia"/>
+        </w:rPr>
+        <w:t>。</w:t>
+      </w:r>
+    </w:p>
+    <w:p>
+      <w:pPr>
+        <w:pStyle w:val="af1"/>
+        <w:rPr>
+          <w:rFonts w:hint="eastAsia"/>
+        </w:rPr>
+      </w:pPr>
+      <w:r>
+        <w:rPr>
+          <w:rFonts w:hint="eastAsia"/>
+        </w:rPr>
+        <w:t xml:space="preserve">2. </w:t>
+      </w:r>
+      <w:r>
+        <w:rPr>
+          <w:rFonts w:hint="eastAsia"/>
+        </w:rPr>
+        <w:t>英国保守党的中间组织和基层组织</w:t>
+      </w:r>
+    </w:p>
+    <w:p>
+      <w:pPr>
+        <w:pStyle w:val="aa"/>
+        <w:spacing w:before="78" w:after="78"/>
+        <w:ind w:firstLine="420"/>
+      </w:pPr>
+      <w:r>
+        <w:rPr>
+          <w:rFonts w:hint="eastAsia"/>
+        </w:rPr>
+        <w:t>英国保守党的中间组织为保守主义协会</w:t>
+      </w:r>
+      <w:r>
+        <w:rPr>
+          <w:rFonts w:hint="eastAsia"/>
+        </w:rPr>
+        <w:t>（</w:t>
+      </w:r>
+      <w:r>
+        <w:rPr>
+          <w:rFonts w:hint="eastAsia"/>
+        </w:rPr>
+        <w:t>Conservative Association</w:t>
+      </w:r>
+      <w:r>
+        <w:rPr>
+          <w:rFonts w:hint="eastAsia"/>
+        </w:rPr>
+        <w:t>）。</w:t>
+      </w:r>
+      <w:r>
+        <w:rPr>
+          <w:rFonts w:hint="eastAsia"/>
+        </w:rPr>
+        <w:t>保守主义协会对应英国的议会选区</w:t>
+      </w:r>
+      <w:r>
+        <w:rPr>
+          <w:rFonts w:hint="eastAsia"/>
+        </w:rPr>
+        <w:t>，</w:t>
+      </w:r>
+      <w:r>
+        <w:rPr>
+          <w:rFonts w:hint="eastAsia"/>
+        </w:rPr>
+        <w:t>若该议会选区的议员为保守党党员，则当地的保守主义协会由保守党议员领导</w:t>
+      </w:r>
+      <w:r>
+        <w:rPr>
+          <w:rFonts w:hint="eastAsia"/>
+        </w:rPr>
+        <w:t>；</w:t>
+      </w:r>
+      <w:r>
+        <w:rPr>
+          <w:rFonts w:hint="eastAsia"/>
+        </w:rPr>
+        <w:t>如果议员不是保守党党员，则通常设置一名主管</w:t>
+      </w:r>
+      <w:r>
+        <w:rPr>
+          <w:rFonts w:hint="eastAsia"/>
+        </w:rPr>
+        <w:t>（</w:t>
+      </w:r>
+      <w:r>
+        <w:rPr>
+          <w:rFonts w:hint="eastAsia"/>
+        </w:rPr>
+        <w:t>p</w:t>
+      </w:r>
+      <w:r>
+        <w:rPr>
+          <w:rFonts w:hint="eastAsia"/>
+        </w:rPr>
+        <w:t>resident</w:t>
+      </w:r>
+      <w:r>
+        <w:rPr>
+          <w:rFonts w:hint="eastAsia"/>
+        </w:rPr>
+        <w:t>）</w:t>
+      </w:r>
+      <w:r>
+        <w:rPr>
+          <w:rFonts w:hint="eastAsia"/>
+        </w:rPr>
+        <w:t>或主席</w:t>
+      </w:r>
+      <w:r>
+        <w:rPr>
+          <w:rFonts w:hint="eastAsia"/>
+        </w:rPr>
+        <w:t>（</w:t>
+      </w:r>
+      <w:r>
+        <w:rPr>
+          <w:rFonts w:hint="eastAsia"/>
+        </w:rPr>
+        <w:t>c</w:t>
+      </w:r>
+      <w:r>
+        <w:rPr>
+          <w:rFonts w:hint="eastAsia"/>
+        </w:rPr>
+        <w:t>hairman</w:t>
+      </w:r>
+      <w:r>
+        <w:rPr>
+          <w:rFonts w:hint="eastAsia"/>
+        </w:rPr>
+        <w:t>）。</w:t>
+      </w:r>
+      <w:r>
+        <w:t>保守主义协会主要负责选区的竞选宣传、筹集资金、招募录用基层</w:t>
+      </w:r>
+      <w:r>
+        <w:rPr>
+          <w:rFonts w:hint="eastAsia"/>
+        </w:rPr>
+        <w:t>党员干部、组织“保守主义论坛”讨论施政、治理等话题。</w:t>
+      </w:r>
+    </w:p>
+    <w:p>
+      <w:pPr>
+        <w:pStyle w:val="aa"/>
+        <w:spacing w:before="78" w:after="78"/>
+        <w:ind w:firstLine="420"/>
+      </w:pPr>
+      <w:r>
+        <w:t>保守主义协会通常下设区</w:t>
+      </w:r>
+      <w:r>
+        <w:rPr>
+          <w:rFonts w:hint="eastAsia"/>
+        </w:rPr>
+        <w:t>（</w:t>
+      </w:r>
+      <w:r>
+        <w:rPr>
+          <w:rFonts w:hint="eastAsia"/>
+        </w:rPr>
+        <w:t>w</w:t>
+      </w:r>
+      <w:r>
+        <w:t>ard</w:t>
+      </w:r>
+      <w:r>
+        <w:rPr>
+          <w:rFonts w:hint="eastAsia"/>
+        </w:rPr>
+        <w:t>）</w:t>
+      </w:r>
+      <w:r>
+        <w:t>委员会。区委员会为英国保守党</w:t>
+      </w:r>
+      <w:r>
+        <w:rPr>
+          <w:rFonts w:hint="eastAsia"/>
+        </w:rPr>
+        <w:t>的基层组织，由区委员</w:t>
+      </w:r>
+      <w:r>
+        <w:rPr>
+          <w:rFonts w:hint="eastAsia"/>
+        </w:rPr>
+        <w:t>（</w:t>
+      </w:r>
+      <w:r>
+        <w:rPr>
+          <w:rFonts w:hint="eastAsia"/>
+        </w:rPr>
+        <w:t>c</w:t>
+      </w:r>
+      <w:r>
+        <w:t>ouncil</w:t>
+      </w:r>
+      <w:r>
+        <w:rPr>
+          <w:rFonts w:hint="eastAsia"/>
+        </w:rPr>
+        <w:t>l</w:t>
+      </w:r>
+      <w:r>
+        <w:t>or</w:t>
+      </w:r>
+      <w:r>
+        <w:rPr>
+          <w:rFonts w:hint="eastAsia"/>
+        </w:rPr>
+        <w:t>）</w:t>
+      </w:r>
+      <w:r>
+        <w:rPr>
+          <w:rFonts w:hint="eastAsia"/>
+        </w:rPr>
+        <w:t>领导</w:t>
+      </w:r>
+      <w:r>
+        <w:rPr>
+          <w:rFonts w:hint="eastAsia"/>
+        </w:rPr>
+        <w:t>。</w:t>
+      </w:r>
+    </w:p>
+    <w:p>
+      <w:pPr>
+        <w:pStyle w:val="af1"/>
+        <w:rPr>
+          <w:rFonts w:hint="eastAsia"/>
+        </w:rPr>
+      </w:pPr>
+      <w:r>
+        <w:rPr>
+          <w:rFonts w:hint="eastAsia"/>
+        </w:rPr>
+        <w:t xml:space="preserve">3. </w:t>
+      </w:r>
+      <w:r>
+        <w:rPr>
+          <w:rFonts w:hint="eastAsia"/>
+        </w:rPr>
+        <w:t>法国社会党的中间组织和基层组织</w:t>
+      </w:r>
+    </w:p>
+    <w:p>
+      <w:pPr>
+        <w:pStyle w:val="aa"/>
+        <w:spacing w:before="78" w:after="78"/>
+        <w:ind w:firstLine="420"/>
+        <w:rPr>
+          <w:rFonts w:hint="eastAsia"/>
+        </w:rPr>
+      </w:pPr>
+      <w:r>
+        <w:rPr>
+          <w:rFonts w:hint="eastAsia"/>
+        </w:rPr>
+        <w:lastRenderedPageBreak/>
+        <w:t>法国社会党的中间组织和基层组织由上层到基层分别为省级联合会</w:t>
+      </w:r>
+      <w:r>
+        <w:rPr>
+          <w:rFonts w:hint="eastAsia"/>
+        </w:rPr>
+        <w:t>、</w:t>
+      </w:r>
+      <w:r>
+        <w:rPr>
+          <w:rFonts w:hint="eastAsia"/>
+        </w:rPr>
+        <w:t>市镇支部</w:t>
+      </w:r>
+      <w:r>
+        <w:rPr>
+          <w:rFonts w:hint="eastAsia"/>
+        </w:rPr>
+        <w:t>。</w:t>
+      </w:r>
+      <w:r>
+        <w:t>法国社会党的省级联合会通常由一名联合会第一书记领</w:t>
+      </w:r>
+      <w:r>
+        <w:rPr>
+          <w:rFonts w:hint="eastAsia"/>
+        </w:rPr>
+        <w:t>导</w:t>
+      </w:r>
+      <w:r>
+        <w:rPr>
+          <w:rFonts w:hint="eastAsia"/>
+        </w:rPr>
+        <w:t>（</w:t>
+      </w:r>
+      <w:r>
+        <w:rPr>
+          <w:rFonts w:cs="Times New Roman"/>
+        </w:rPr>
+        <w:t xml:space="preserve">Première </w:t>
+      </w:r>
+      <w:proofErr w:type="spellStart"/>
+      <w:r>
+        <w:rPr>
+          <w:rFonts w:cs="Times New Roman"/>
+        </w:rPr>
+        <w:t>Secr</w:t>
+      </w:r>
+      <w:proofErr w:type="spellEnd"/>
+      <w:r>
+        <w:rPr>
+          <w:rFonts w:cs="Times New Roman"/>
+        </w:rPr>
+        <w:t>é</w:t>
+      </w:r>
+      <w:proofErr w:type="spellStart"/>
+      <w:r>
+        <w:rPr>
+          <w:rFonts w:cs="Times New Roman"/>
+        </w:rPr>
+        <w:t>tariat</w:t>
+      </w:r>
+      <w:proofErr w:type="spellEnd"/>
+      <w:r>
+        <w:rPr>
+          <w:rFonts w:cs="Times New Roman"/>
+        </w:rPr>
+        <w:t xml:space="preserve"> fédé</w:t>
+      </w:r>
+      <w:proofErr w:type="spellStart"/>
+      <w:r>
+        <w:rPr>
+          <w:rFonts w:cs="Times New Roman"/>
+        </w:rPr>
+        <w:t>ral</w:t>
+      </w:r>
+      <w:proofErr w:type="spellEnd"/>
+      <w:r>
+        <w:rPr>
+          <w:rFonts w:hint="eastAsia"/>
+        </w:rPr>
+        <w:t>）；</w:t>
+      </w:r>
+      <w:r>
+        <w:t>省级联合会设有联合委员会和联合事务局等机构</w:t>
+      </w:r>
+      <w:r>
+        <w:rPr>
+          <w:rFonts w:hint="eastAsia"/>
+        </w:rPr>
+        <w:t>。</w:t>
+      </w:r>
+      <w:r>
+        <w:t>除选举动员和筹集资金之外，法国社会党联合会还与工会以及少</w:t>
+      </w:r>
+      <w:r>
+        <w:rPr>
+          <w:rFonts w:hint="eastAsia"/>
+        </w:rPr>
+        <w:t>数族裔团体联系紧密</w:t>
+      </w:r>
+      <w:r>
+        <w:rPr>
+          <w:rFonts w:hint="eastAsia"/>
+        </w:rPr>
+        <w:t>。</w:t>
+      </w:r>
+    </w:p>
+    <w:p>
+      <w:pPr>
+        <w:pStyle w:val="af1"/>
+        <w:rPr>
+          <w:rFonts w:hint="eastAsia"/>
+        </w:rPr>
+      </w:pPr>
+      <w:r>
+        <w:rPr>
+          <w:rFonts w:hint="eastAsia"/>
+        </w:rPr>
+        <w:t xml:space="preserve">4. </w:t>
+      </w:r>
+      <w:r>
+        <w:rPr>
+          <w:rFonts w:hint="eastAsia"/>
+        </w:rPr>
+        <w:t>德国社会民主党的中间组织和基层组织</w:t>
+      </w:r>
+    </w:p>
+    <w:p>
+      <w:pPr>
+        <w:pStyle w:val="aa"/>
+        <w:spacing w:before="78" w:after="78"/>
+        <w:ind w:firstLine="420"/>
+        <w:rPr>
+          <w:rFonts w:hint="eastAsia"/>
+        </w:rPr>
+      </w:pPr>
+      <w:r>
+        <w:rPr>
+          <w:rFonts w:hint="eastAsia"/>
+        </w:rPr>
+        <w:t>德国社会民主党的中间组织和基层组织由上层到基层分别为州级党组织</w:t>
+      </w:r>
+      <w:r>
+        <w:rPr>
+          <w:rFonts w:hint="eastAsia"/>
+        </w:rPr>
+        <w:t>、</w:t>
+      </w:r>
+      <w:r>
+        <w:rPr>
+          <w:rFonts w:hint="eastAsia"/>
+        </w:rPr>
+        <w:t>分区</w:t>
+      </w:r>
+      <w:r>
+        <w:rPr>
+          <w:rFonts w:hint="eastAsia"/>
+        </w:rPr>
+        <w:t>（</w:t>
+      </w:r>
+      <w:proofErr w:type="spellStart"/>
+      <w:r>
+        <w:rPr>
+          <w:rFonts w:hint="eastAsia"/>
+        </w:rPr>
+        <w:t>Unterbezirke</w:t>
+      </w:r>
+      <w:proofErr w:type="spellEnd"/>
+      <w:r>
+        <w:rPr>
+          <w:rFonts w:hint="eastAsia"/>
+        </w:rPr>
+        <w:t>）</w:t>
+      </w:r>
+      <w:r>
+        <w:rPr>
+          <w:rFonts w:hint="eastAsia"/>
+        </w:rPr>
+        <w:t xml:space="preserve"> </w:t>
+      </w:r>
+      <w:r>
+        <w:rPr>
+          <w:rFonts w:hint="eastAsia"/>
+        </w:rPr>
+        <w:t>党组织</w:t>
+      </w:r>
+      <w:r>
+        <w:rPr>
+          <w:rFonts w:hint="eastAsia"/>
+        </w:rPr>
+        <w:t>、</w:t>
+      </w:r>
+      <w:r>
+        <w:rPr>
+          <w:rFonts w:hint="eastAsia"/>
+        </w:rPr>
+        <w:t>市级党组织</w:t>
+      </w:r>
+      <w:r>
+        <w:rPr>
+          <w:rFonts w:hint="eastAsia"/>
+        </w:rPr>
+        <w:t>、</w:t>
+      </w:r>
+      <w:r>
+        <w:rPr>
+          <w:rFonts w:hint="eastAsia"/>
+        </w:rPr>
+        <w:t>基层支部</w:t>
+      </w:r>
+      <w:r>
+        <w:rPr>
+          <w:rFonts w:hint="eastAsia"/>
+        </w:rPr>
+        <w:t>。</w:t>
+      </w:r>
+      <w:r>
+        <w:t>州级党组织通常由一个州执行委员会领导</w:t>
+      </w:r>
+      <w:r>
+        <w:rPr>
+          <w:rFonts w:hint="eastAsia"/>
+        </w:rPr>
+        <w:t>；</w:t>
+      </w:r>
+      <w:r>
+        <w:rPr>
+          <w:rFonts w:hint="eastAsia"/>
+        </w:rPr>
+        <w:t>以勃兰登堡州为例，该州社会民主党执行委员会共</w:t>
+      </w:r>
+      <w:r>
+        <w:rPr>
+          <w:rFonts w:hint="eastAsia"/>
+        </w:rPr>
+        <w:t>5</w:t>
+      </w:r>
+      <w:r>
+        <w:rPr>
+          <w:rFonts w:hint="eastAsia"/>
+        </w:rPr>
+        <w:t>名核心成员</w:t>
+      </w:r>
+      <w:r>
+        <w:rPr>
+          <w:rFonts w:hint="eastAsia"/>
+        </w:rPr>
+        <w:t>。德国社会民主党还</w:t>
+      </w:r>
+      <w:r>
+        <w:t>设有</w:t>
+      </w:r>
+      <w:proofErr w:type="gramStart"/>
+      <w:r>
+        <w:t>州仲裁</w:t>
+      </w:r>
+      <w:proofErr w:type="gramEnd"/>
+      <w:r>
+        <w:t>委员会</w:t>
+      </w:r>
+      <w:r>
+        <w:rPr>
+          <w:rFonts w:hint="eastAsia"/>
+        </w:rPr>
+        <w:t>；</w:t>
+      </w:r>
+      <w:r>
+        <w:t>州执行委员会成员以及党的专职工作人员不</w:t>
+      </w:r>
+      <w:r>
+        <w:rPr>
+          <w:rFonts w:hint="eastAsia"/>
+        </w:rPr>
+        <w:t>得担任仲裁委员会委员。</w:t>
+      </w:r>
+    </w:p>
+    <w:p>
+      <w:pPr>
+        <w:pStyle w:val="ae"/>
+      </w:pPr>
+      <w:bookmarkStart w:id="39" w:name="_Toc226630193"/>
+      <w:r>
+        <w:rPr>
+          <w:rFonts w:hint="eastAsia"/>
+        </w:rPr>
+        <w:t>（三）多层次的政党组织</w:t>
+      </w:r>
+      <w:bookmarkEnd w:id="39"/>
+    </w:p>
+    <w:p>
+      <w:pPr>
+        <w:pStyle w:val="aa"/>
+        <w:spacing w:before="78" w:after="78"/>
+        <w:ind w:firstLine="420"/>
+        <w:rPr>
+          <w:lang w:val="en-US"/>
+        </w:rPr>
+      </w:pPr>
+      <w:r>
+        <w:rPr>
+          <w:rFonts w:hint="eastAsia"/>
+          <w:lang w:val="en-US"/>
+        </w:rPr>
+        <w:t>不是所有的西方国家政党都有一套完备的从全国到地方的组织结构</w:t>
+      </w:r>
+      <w:r>
+        <w:rPr>
+          <w:rFonts w:hint="eastAsia"/>
+          <w:lang w:val="en-US"/>
+        </w:rPr>
+        <w:t>。</w:t>
+      </w:r>
+      <w:r>
+        <w:rPr>
+          <w:rFonts w:hint="eastAsia"/>
+          <w:lang w:val="en-US"/>
+        </w:rPr>
+        <w:t>有些政党只参加地方选举（</w:t>
+      </w:r>
+      <w:r>
+        <w:rPr>
+          <w:rFonts w:hint="eastAsia"/>
+          <w:lang w:val="en-US"/>
+        </w:rPr>
+        <w:t>如</w:t>
+      </w:r>
+      <w:r>
+        <w:rPr>
+          <w:rFonts w:hint="eastAsia"/>
+          <w:lang w:val="en-US"/>
+        </w:rPr>
+        <w:t>加拿大魁北克党）</w:t>
+      </w:r>
+      <w:r>
+        <w:rPr>
+          <w:rFonts w:hint="eastAsia"/>
+          <w:lang w:val="en-US"/>
+        </w:rPr>
+        <w:t>；</w:t>
+      </w:r>
+      <w:r>
+        <w:rPr>
+          <w:rFonts w:hint="eastAsia"/>
+          <w:lang w:val="en-US"/>
+        </w:rPr>
+        <w:t>有些政党参加全国性选举以及地方选举，但只活跃于个别地区（</w:t>
+      </w:r>
+      <w:r>
+        <w:rPr>
+          <w:rFonts w:hint="eastAsia"/>
+          <w:lang w:val="en-US"/>
+        </w:rPr>
+        <w:t>如</w:t>
+      </w:r>
+      <w:r>
+        <w:rPr>
+          <w:rFonts w:hint="eastAsia"/>
+          <w:lang w:val="en-US"/>
+        </w:rPr>
+        <w:t>西班牙加泰罗尼亚共和左翼</w:t>
+      </w:r>
+      <w:r>
+        <w:rPr>
+          <w:rFonts w:hint="eastAsia"/>
+          <w:lang w:val="en-US"/>
+        </w:rPr>
+        <w:t>-</w:t>
+      </w:r>
+      <w:r>
+        <w:rPr>
+          <w:rFonts w:hint="eastAsia"/>
+          <w:lang w:val="en-US"/>
+        </w:rPr>
+        <w:t>主权主义者、巴斯克民族主义党</w:t>
+      </w:r>
+      <w:r>
+        <w:rPr>
+          <w:rFonts w:hint="eastAsia"/>
+          <w:lang w:val="en-US"/>
+        </w:rPr>
+        <w:t>）；</w:t>
+      </w:r>
+      <w:r>
+        <w:rPr>
+          <w:rFonts w:hint="eastAsia"/>
+          <w:lang w:val="en-US"/>
+        </w:rPr>
+        <w:t>有些政党只参与全国性选举，但是只在个别地区发展（</w:t>
+      </w:r>
+      <w:r>
+        <w:rPr>
+          <w:rFonts w:hint="eastAsia"/>
+          <w:lang w:val="en-US"/>
+        </w:rPr>
+        <w:t>如</w:t>
+      </w:r>
+      <w:r>
+        <w:rPr>
+          <w:rFonts w:hint="eastAsia"/>
+          <w:lang w:val="en-US"/>
+        </w:rPr>
+        <w:t>加拿大魁北克人政团）</w:t>
+      </w:r>
+      <w:r>
+        <w:rPr>
+          <w:rFonts w:hint="eastAsia"/>
+          <w:lang w:val="en-US"/>
+        </w:rPr>
+        <w:t>；</w:t>
+      </w:r>
+      <w:r>
+        <w:rPr>
+          <w:rFonts w:hint="eastAsia"/>
+          <w:lang w:val="en-US"/>
+        </w:rPr>
+        <w:t>有些全国性的政党会特意“空出”个别地区，留给在该地区发展的兄弟</w:t>
+      </w:r>
+      <w:r>
+        <w:rPr>
+          <w:rFonts w:hint="eastAsia"/>
+          <w:lang w:val="en-US"/>
+        </w:rPr>
+        <w:t>/</w:t>
+      </w:r>
+      <w:r>
+        <w:rPr>
+          <w:rFonts w:hint="eastAsia"/>
+          <w:lang w:val="en-US"/>
+        </w:rPr>
+        <w:t>姐妹政党（</w:t>
+      </w:r>
+      <w:r>
+        <w:rPr>
+          <w:rFonts w:hint="eastAsia"/>
+          <w:lang w:val="en-US"/>
+        </w:rPr>
+        <w:t>如</w:t>
+      </w:r>
+      <w:r>
+        <w:rPr>
+          <w:rFonts w:hint="eastAsia"/>
+          <w:lang w:val="en-US"/>
+        </w:rPr>
+        <w:t>德国的基督教民主联盟和巴伐利亚基督教社会联盟；西班牙工人社会党和加泰罗尼亚社会党）</w:t>
+      </w:r>
+      <w:r>
+        <w:rPr>
+          <w:rFonts w:hint="eastAsia"/>
+          <w:lang w:val="en-US"/>
+        </w:rPr>
+        <w:t>。</w:t>
+      </w:r>
+      <w:r>
+        <w:rPr>
+          <w:rFonts w:hint="eastAsia"/>
+          <w:lang w:val="en-US"/>
+        </w:rPr>
+        <w:t>甚至有些欧洲国家的政党不参加本国选举，只参加欧洲（欧盟）选举（</w:t>
+      </w:r>
+      <w:r>
+        <w:rPr>
+          <w:rFonts w:hint="eastAsia"/>
+          <w:lang w:val="en-US"/>
+        </w:rPr>
+        <w:t>如</w:t>
+      </w:r>
+      <w:r>
+        <w:rPr>
+          <w:rFonts w:hint="eastAsia"/>
+          <w:lang w:val="en-US"/>
+        </w:rPr>
+        <w:t>保卫法兰西联盟〔</w:t>
+      </w:r>
+      <w:r>
+        <w:rPr>
+          <w:rFonts w:hint="eastAsia"/>
+          <w:lang w:val="en-US"/>
+        </w:rPr>
+        <w:t>the Rassemblement pour la France,</w:t>
+      </w:r>
+      <w:r>
+        <w:rPr>
+          <w:rFonts w:hint="eastAsia"/>
+          <w:lang w:val="en-US"/>
+        </w:rPr>
+        <w:t xml:space="preserve"> </w:t>
+      </w:r>
+      <w:r>
+        <w:rPr>
+          <w:rFonts w:hint="eastAsia"/>
+          <w:lang w:val="en-US"/>
+        </w:rPr>
+        <w:t>1999-2011</w:t>
+      </w:r>
+      <w:r>
+        <w:rPr>
+          <w:rFonts w:hint="eastAsia"/>
+          <w:lang w:val="en-US"/>
+        </w:rPr>
+        <w:t>〕）</w:t>
+      </w:r>
+      <w:r>
+        <w:rPr>
+          <w:rFonts w:hint="eastAsia"/>
+          <w:lang w:val="en-US"/>
+        </w:rPr>
+        <w:t>。</w:t>
+      </w:r>
+    </w:p>
+    <w:p>
+      <w:pPr>
+        <w:pStyle w:val="aa"/>
+        <w:spacing w:before="78" w:after="78"/>
+        <w:ind w:firstLine="420"/>
+        <w:rPr>
+          <w:lang w:val="en-US"/>
+        </w:rPr>
+      </w:pPr>
+      <w:r>
+        <w:rPr>
+          <w:rFonts w:hint="eastAsia"/>
+          <w:lang w:val="en-US"/>
+        </w:rPr>
+        <w:t>影响西方政党在不同层次活动运作的因素</w:t>
+      </w:r>
+      <w:r>
+        <w:rPr>
+          <w:rFonts w:hint="eastAsia"/>
+          <w:lang w:val="en-US"/>
+        </w:rPr>
+        <w:t>包括</w:t>
+      </w:r>
+      <w:r>
+        <w:rPr>
+          <w:rFonts w:hint="eastAsia"/>
+          <w:lang w:val="en-US"/>
+        </w:rPr>
+        <w:t>政治制度（联邦制</w:t>
+      </w:r>
+      <w:r>
+        <w:rPr>
+          <w:rFonts w:hint="eastAsia"/>
+          <w:lang w:val="en-US"/>
+        </w:rPr>
+        <w:t>、</w:t>
+      </w:r>
+      <w:r>
+        <w:rPr>
+          <w:rFonts w:hint="eastAsia"/>
+          <w:lang w:val="en-US"/>
+        </w:rPr>
+        <w:t>单一制）</w:t>
+      </w:r>
+      <w:r>
+        <w:rPr>
+          <w:rFonts w:hint="eastAsia"/>
+          <w:lang w:val="en-US"/>
+        </w:rPr>
+        <w:t>、</w:t>
+      </w:r>
+      <w:r>
+        <w:rPr>
+          <w:rFonts w:hint="eastAsia"/>
+          <w:lang w:val="en-US"/>
+        </w:rPr>
+        <w:t>选举制度</w:t>
+      </w:r>
+      <w:r>
+        <w:rPr>
+          <w:rFonts w:hint="eastAsia"/>
+          <w:lang w:val="en-US"/>
+        </w:rPr>
+        <w:t>、</w:t>
+      </w:r>
+      <w:r>
+        <w:rPr>
+          <w:rFonts w:hint="eastAsia"/>
+          <w:lang w:val="en-US"/>
+        </w:rPr>
+        <w:t>社会异质性与社会裂隙</w:t>
+      </w:r>
+      <w:r>
+        <w:rPr>
+          <w:rFonts w:hint="eastAsia"/>
+          <w:lang w:val="en-US"/>
+        </w:rPr>
+        <w:t>。</w:t>
+      </w:r>
+    </w:p>
+    <w:p>
+      <w:pPr>
+        <w:pStyle w:val="aa"/>
+        <w:spacing w:before="78" w:after="78"/>
+        <w:ind w:firstLine="420"/>
+        <w:rPr>
+          <w:lang w:val="en-US"/>
+        </w:rPr>
+      </w:pPr>
+      <w:r>
+        <w:rPr>
+          <w:rFonts w:hint="eastAsia"/>
+          <w:lang w:val="en-US"/>
+        </w:rPr>
+        <w:t>政党的组织形式与政府组织密切相关</w:t>
+      </w:r>
+      <w:r>
+        <w:rPr>
+          <w:rFonts w:hint="eastAsia"/>
+          <w:lang w:val="en-US"/>
+        </w:rPr>
+        <w:t>。</w:t>
+      </w:r>
+      <w:r>
+        <w:rPr>
+          <w:rFonts w:hint="eastAsia"/>
+          <w:lang w:val="en-US"/>
+        </w:rPr>
+        <w:t>地方政府的自治程度低</w:t>
+      </w:r>
+      <w:r>
+        <w:rPr>
+          <w:rFonts w:hint="eastAsia"/>
+          <w:lang w:val="en-US"/>
+        </w:rPr>
+        <w:t>，</w:t>
+      </w:r>
+      <w:r>
+        <w:rPr>
+          <w:rFonts w:hint="eastAsia"/>
+          <w:lang w:val="en-US"/>
+        </w:rPr>
+        <w:t>政党的地方组织权力</w:t>
+      </w:r>
+      <w:r>
+        <w:rPr>
+          <w:rFonts w:hint="eastAsia"/>
+          <w:lang w:val="en-US"/>
+        </w:rPr>
+        <w:t>就</w:t>
+      </w:r>
+      <w:r>
+        <w:rPr>
+          <w:rFonts w:hint="eastAsia"/>
+          <w:lang w:val="en-US"/>
+        </w:rPr>
+        <w:t>较小</w:t>
+      </w:r>
+      <w:r>
+        <w:rPr>
+          <w:rFonts w:hint="eastAsia"/>
+          <w:lang w:val="en-US"/>
+        </w:rPr>
+        <w:t>。此外也会有</w:t>
+      </w:r>
+      <w:r>
+        <w:rPr>
+          <w:rFonts w:hint="eastAsia"/>
+          <w:lang w:val="en-US"/>
+        </w:rPr>
+        <w:t>政党和国家</w:t>
+      </w:r>
+      <w:r>
+        <w:rPr>
+          <w:rFonts w:hint="eastAsia"/>
+          <w:lang w:val="en-US"/>
+        </w:rPr>
+        <w:t>/</w:t>
+      </w:r>
+      <w:r>
+        <w:rPr>
+          <w:rFonts w:hint="eastAsia"/>
+          <w:lang w:val="en-US"/>
+        </w:rPr>
+        <w:t>政府互嵌（卡特尔政党）</w:t>
+      </w:r>
+      <w:r>
+        <w:rPr>
+          <w:rFonts w:hint="eastAsia"/>
+          <w:lang w:val="en-US"/>
+        </w:rPr>
+        <w:t>的情况。</w:t>
+      </w:r>
+    </w:p>
+    <w:p>
+      <w:pPr>
+        <w:pStyle w:val="aa"/>
+        <w:spacing w:before="78" w:after="78"/>
+        <w:ind w:firstLine="420"/>
+        <w:rPr>
+          <w:lang w:val="en-US"/>
+        </w:rPr>
+      </w:pPr>
+      <w:r>
+        <w:rPr>
+          <w:rFonts w:hint="eastAsia"/>
+          <w:lang w:val="en-US"/>
+        </w:rPr>
+        <w:t>选举制度</w:t>
+      </w:r>
+      <w:r>
+        <w:rPr>
+          <w:rFonts w:hint="eastAsia"/>
+          <w:lang w:val="en-US"/>
+        </w:rPr>
+        <w:t>方面，</w:t>
+      </w:r>
+      <w:r>
+        <w:rPr>
+          <w:rFonts w:hint="eastAsia"/>
+          <w:lang w:val="en-US"/>
+        </w:rPr>
+        <w:t>不同层次的选举采用不同的选举制度</w:t>
+      </w:r>
+      <w:r>
+        <w:rPr>
+          <w:rFonts w:hint="eastAsia"/>
+          <w:lang w:val="en-US"/>
+        </w:rPr>
+        <w:t>，影响了政党在不同层次的活动。例如，</w:t>
+      </w:r>
+      <w:r>
+        <w:rPr>
+          <w:rFonts w:hint="eastAsia"/>
+          <w:lang w:val="en-US"/>
+        </w:rPr>
+        <w:t>一些持欧洲怀疑主义的小党更倾向于参加欧洲议会的选举</w:t>
+      </w:r>
+      <w:r>
+        <w:rPr>
+          <w:rFonts w:hint="eastAsia"/>
+          <w:lang w:val="en-US"/>
+        </w:rPr>
+        <w:t>，因为</w:t>
+      </w:r>
+      <w:r>
+        <w:rPr>
+          <w:rFonts w:hint="eastAsia"/>
+          <w:lang w:val="en-US"/>
+        </w:rPr>
+        <w:t>欧洲议会选举采用比例代表制利于小党获得席位</w:t>
+      </w:r>
+      <w:r>
+        <w:rPr>
+          <w:rFonts w:hint="eastAsia"/>
+          <w:lang w:val="en-US"/>
+        </w:rPr>
+        <w:t>；</w:t>
+      </w:r>
+      <w:r>
+        <w:rPr>
+          <w:rFonts w:hint="eastAsia"/>
+          <w:lang w:val="en-US"/>
+        </w:rPr>
+        <w:t>苏格兰议会选举采用的多数决</w:t>
+      </w:r>
+      <w:r>
+        <w:rPr>
+          <w:rFonts w:hint="eastAsia"/>
+          <w:lang w:val="en-US"/>
+        </w:rPr>
+        <w:t>-</w:t>
+      </w:r>
+      <w:r>
+        <w:rPr>
+          <w:rFonts w:hint="eastAsia"/>
+          <w:lang w:val="en-US"/>
+        </w:rPr>
+        <w:t>比例代表制混合的选举制度有利于小党生存</w:t>
+      </w:r>
+      <w:r>
+        <w:rPr>
+          <w:rFonts w:hint="eastAsia"/>
+          <w:lang w:val="en-US"/>
+        </w:rPr>
+        <w:t>。</w:t>
+      </w:r>
+      <w:r>
+        <w:rPr>
+          <w:rFonts w:hint="eastAsia"/>
+          <w:lang w:val="en-US"/>
+        </w:rPr>
+        <w:t>选举周期</w:t>
+      </w:r>
+      <w:r>
+        <w:rPr>
+          <w:rFonts w:hint="eastAsia"/>
+          <w:lang w:val="en-US"/>
+        </w:rPr>
+        <w:t>也会产生影响，</w:t>
+      </w:r>
+      <w:r>
+        <w:rPr>
+          <w:rFonts w:hint="eastAsia"/>
+          <w:lang w:val="en-US"/>
+        </w:rPr>
+        <w:t>纵向同时性</w:t>
+      </w:r>
+      <w:r>
+        <w:rPr>
+          <w:rFonts w:hint="eastAsia"/>
+          <w:lang w:val="en-US"/>
+        </w:rPr>
+        <w:t>（</w:t>
+      </w:r>
+      <w:r>
+        <w:rPr>
+          <w:rFonts w:hint="eastAsia"/>
+          <w:lang w:val="en-US"/>
+        </w:rPr>
+        <w:t>全国选举与地方选举在同一时间举行</w:t>
+      </w:r>
+      <w:r>
+        <w:rPr>
+          <w:rFonts w:hint="eastAsia"/>
+          <w:lang w:val="en-US"/>
+        </w:rPr>
+        <w:t>）将</w:t>
+      </w:r>
+      <w:r>
+        <w:rPr>
+          <w:rFonts w:hint="eastAsia"/>
+          <w:lang w:val="en-US"/>
+        </w:rPr>
+        <w:t>削弱地方选举的重要性和政党地方组织的权力</w:t>
+      </w:r>
+      <w:r>
+        <w:rPr>
+          <w:rFonts w:hint="eastAsia"/>
+          <w:lang w:val="en-US"/>
+        </w:rPr>
+        <w:t>；</w:t>
+      </w:r>
+      <w:r>
+        <w:rPr>
+          <w:rFonts w:hint="eastAsia"/>
+          <w:lang w:val="en-US"/>
+        </w:rPr>
+        <w:t>横向同时性</w:t>
+      </w:r>
+      <w:r>
+        <w:rPr>
+          <w:rFonts w:hint="eastAsia"/>
+          <w:lang w:val="en-US"/>
+        </w:rPr>
+        <w:t>（</w:t>
+      </w:r>
+      <w:r>
+        <w:rPr>
+          <w:rFonts w:hint="eastAsia"/>
+          <w:lang w:val="en-US"/>
+        </w:rPr>
+        <w:t>各个地方的选举在同一时间举行</w:t>
+      </w:r>
+      <w:r>
+        <w:rPr>
+          <w:rFonts w:hint="eastAsia"/>
+          <w:lang w:val="en-US"/>
+        </w:rPr>
+        <w:t>）</w:t>
+      </w:r>
+      <w:r>
+        <w:rPr>
+          <w:rFonts w:hint="eastAsia"/>
+          <w:lang w:val="en-US"/>
+        </w:rPr>
+        <w:t>同样会削弱政党地方组织的自主性</w:t>
+      </w:r>
+      <w:r>
+        <w:rPr>
+          <w:rFonts w:hint="eastAsia"/>
+          <w:lang w:val="en-US"/>
+        </w:rPr>
+        <w:t>。</w:t>
+      </w:r>
+    </w:p>
+    <w:p>
+      <w:pPr>
+        <w:pStyle w:val="aa"/>
+        <w:spacing w:before="78" w:after="78"/>
+        <w:ind w:firstLine="420"/>
+        <w:rPr>
+          <w:rFonts w:hint="eastAsia"/>
+          <w:lang w:val="en-US"/>
+        </w:rPr>
+      </w:pPr>
+      <w:r>
+        <w:rPr>
+          <w:rFonts w:hint="eastAsia"/>
+          <w:lang w:val="en-US"/>
+        </w:rPr>
+        <w:t>社会裂隙可能体现在地域间的差异</w:t>
+      </w:r>
+      <w:r>
+        <w:rPr>
+          <w:rFonts w:hint="eastAsia"/>
+          <w:lang w:val="en-US"/>
+        </w:rPr>
+        <w:t>，导致</w:t>
+      </w:r>
+      <w:r>
+        <w:rPr>
+          <w:rFonts w:hint="eastAsia"/>
+          <w:lang w:val="en-US"/>
+        </w:rPr>
+        <w:t>地区政党格局与全国政党格局之间的差距</w:t>
+      </w:r>
+      <w:r>
+        <w:rPr>
+          <w:rFonts w:hint="eastAsia"/>
+          <w:lang w:val="en-US"/>
+        </w:rPr>
+        <w:t>，以及</w:t>
+      </w:r>
+      <w:r>
+        <w:rPr>
+          <w:rFonts w:hint="eastAsia"/>
+          <w:lang w:val="en-US"/>
+        </w:rPr>
+        <w:t>不同地区有不同的政党体制（</w:t>
+      </w:r>
+      <w:r>
+        <w:rPr>
+          <w:rFonts w:hint="eastAsia"/>
+          <w:lang w:val="en-US"/>
+        </w:rPr>
+        <w:t>如</w:t>
+      </w:r>
+      <w:r>
+        <w:rPr>
+          <w:rFonts w:hint="eastAsia"/>
+          <w:lang w:val="en-US"/>
+        </w:rPr>
+        <w:t>美国民权运动之前民主党在美国南方</w:t>
+      </w:r>
+      <w:proofErr w:type="gramStart"/>
+      <w:r>
+        <w:rPr>
+          <w:rFonts w:hint="eastAsia"/>
+          <w:lang w:val="en-US"/>
+        </w:rPr>
+        <w:t>一</w:t>
+      </w:r>
+      <w:proofErr w:type="gramEnd"/>
+      <w:r>
+        <w:rPr>
+          <w:rFonts w:hint="eastAsia"/>
+          <w:lang w:val="en-US"/>
+        </w:rPr>
+        <w:t>党独大）</w:t>
+      </w:r>
+      <w:r>
+        <w:rPr>
+          <w:rFonts w:hint="eastAsia"/>
+          <w:lang w:val="en-US"/>
+        </w:rPr>
+        <w:t>。</w:t>
+      </w:r>
+    </w:p>
+    <w:p>
+      <w:pPr>
+        <w:pStyle w:val="aa"/>
+        <w:spacing w:before="78" w:after="78"/>
+        <w:rPr>
+          <w:lang w:val="en-US"/>
+        </w:rPr>
+      </w:pPr>
+    </w:p>
+    <w:p>
+      <w:pPr>
+        <w:pStyle w:val="ac"/>
+        <w:rPr>
+          <w:rFonts w:hint="eastAsia"/>
+          <w:lang w:val="en-US"/>
+        </w:rPr>
+      </w:pPr>
+      <w:bookmarkStart w:id="40" w:name="_Toc226630194"/>
+      <w:r>
+        <w:rPr>
+          <w:rFonts w:hint="eastAsia"/>
+          <w:lang w:val="en-US"/>
+        </w:rPr>
+        <w:t>三、</w:t>
+      </w:r>
+      <w:r>
+        <w:rPr>
+          <w:rFonts w:hint="eastAsia"/>
+          <w:lang w:val="en-US"/>
+        </w:rPr>
+        <w:t>西方政党的青年组织、妇女组织和其他外围组织</w:t>
+      </w:r>
+      <w:bookmarkEnd w:id="40"/>
+    </w:p>
+    <w:p>
+      <w:pPr>
+        <w:pStyle w:val="ae"/>
+        <w:rPr>
+          <w:rFonts w:hint="eastAsia"/>
+          <w:lang w:val="en-US"/>
+        </w:rPr>
+      </w:pPr>
+      <w:bookmarkStart w:id="41" w:name="_Toc226630195"/>
+      <w:r>
+        <w:rPr>
+          <w:rFonts w:hint="eastAsia"/>
+          <w:lang w:val="en-US"/>
+        </w:rPr>
+        <w:t>（一）政党与年轻人参政</w:t>
+      </w:r>
+      <w:bookmarkEnd w:id="41"/>
+    </w:p>
+    <w:p>
+      <w:pPr>
+        <w:pStyle w:val="aa"/>
+        <w:spacing w:before="78" w:after="78"/>
+        <w:ind w:firstLine="420"/>
+        <w:rPr>
+          <w:lang w:val="en-US"/>
+        </w:rPr>
+      </w:pPr>
+      <w:r>
+        <w:rPr>
+          <w:rFonts w:hint="eastAsia"/>
+          <w:lang w:val="en-US"/>
+        </w:rPr>
+        <w:t>西方主流政党均设有青年组织机构</w:t>
+      </w:r>
+      <w:r>
+        <w:rPr>
+          <w:rFonts w:hint="eastAsia"/>
+          <w:lang w:val="en-US"/>
+        </w:rPr>
+        <w:t>。</w:t>
+      </w:r>
+      <w:r>
+        <w:rPr>
+          <w:rFonts w:hint="eastAsia"/>
+          <w:lang w:val="en-US"/>
+        </w:rPr>
+        <w:t>政党的青年机构为党培养、储备新一代的干部人才</w:t>
+      </w:r>
+      <w:r>
+        <w:rPr>
+          <w:rFonts w:hint="eastAsia"/>
+          <w:lang w:val="en-US"/>
+        </w:rPr>
+        <w:t>，如</w:t>
+      </w:r>
+      <w:r>
+        <w:rPr>
+          <w:rFonts w:hint="eastAsia"/>
+          <w:lang w:val="en-US"/>
+        </w:rPr>
+        <w:t>前任德国总理舒尔茨曾担任“联邦青年社会主义组”的副主席</w:t>
+      </w:r>
+      <w:r>
+        <w:rPr>
+          <w:rFonts w:hint="eastAsia"/>
+          <w:lang w:val="en-US"/>
+        </w:rPr>
+        <w:t>。</w:t>
+      </w:r>
+      <w:r>
+        <w:rPr>
+          <w:rFonts w:hint="eastAsia"/>
+          <w:lang w:val="en-US"/>
+        </w:rPr>
+        <w:t>除美国民主</w:t>
+      </w:r>
+      <w:r>
+        <w:rPr>
+          <w:rFonts w:hint="eastAsia"/>
+          <w:lang w:val="en-US"/>
+        </w:rPr>
+        <w:t>/</w:t>
+      </w:r>
+      <w:r>
+        <w:rPr>
+          <w:rFonts w:hint="eastAsia"/>
+          <w:lang w:val="en-US"/>
+        </w:rPr>
+        <w:t>共和两党各自的青年组织之外还有校园民主党</w:t>
+      </w:r>
+      <w:r>
+        <w:rPr>
+          <w:rFonts w:hint="eastAsia"/>
+          <w:lang w:val="en-US"/>
+        </w:rPr>
+        <w:t>（</w:t>
+      </w:r>
+      <w:r>
+        <w:rPr>
+          <w:rFonts w:hint="eastAsia"/>
+          <w:lang w:val="en-US"/>
+        </w:rPr>
+        <w:t>College</w:t>
+      </w:r>
+      <w:r>
+        <w:rPr>
+          <w:rFonts w:hint="eastAsia"/>
+          <w:lang w:val="en-US"/>
+        </w:rPr>
+        <w:t xml:space="preserve"> </w:t>
+      </w:r>
+      <w:r>
+        <w:rPr>
+          <w:rFonts w:hint="eastAsia"/>
+          <w:lang w:val="en-US"/>
+        </w:rPr>
+        <w:t>Democrats</w:t>
+      </w:r>
+      <w:r>
+        <w:rPr>
+          <w:rFonts w:hint="eastAsia"/>
+          <w:lang w:val="en-US"/>
+        </w:rPr>
+        <w:t>）</w:t>
+      </w:r>
+      <w:r>
+        <w:rPr>
+          <w:rFonts w:hint="eastAsia"/>
+          <w:lang w:val="en-US"/>
+        </w:rPr>
+        <w:t>和校园共和党</w:t>
+      </w:r>
+      <w:r>
+        <w:rPr>
+          <w:rFonts w:hint="eastAsia"/>
+          <w:lang w:val="en-US"/>
+        </w:rPr>
+        <w:t>（</w:t>
+      </w:r>
+      <w:r>
+        <w:rPr>
+          <w:rFonts w:hint="eastAsia"/>
+          <w:lang w:val="en-US"/>
+        </w:rPr>
+        <w:t>College Republicans</w:t>
+      </w:r>
+      <w:r>
+        <w:rPr>
+          <w:rFonts w:hint="eastAsia"/>
+          <w:lang w:val="en-US"/>
+        </w:rPr>
+        <w:t>）；</w:t>
+      </w:r>
+      <w:r>
+        <w:rPr>
+          <w:rFonts w:hint="eastAsia"/>
+          <w:lang w:val="en-US"/>
+        </w:rPr>
+        <w:t>校园组织更活跃，但是与政党的直接关系更弱</w:t>
+      </w:r>
+      <w:r>
+        <w:rPr>
+          <w:rFonts w:hint="eastAsia"/>
+          <w:lang w:val="en-US"/>
+        </w:rPr>
+        <w:t>。</w:t>
+      </w:r>
+    </w:p>
+    <w:p>
+      <w:pPr>
+        <w:pStyle w:val="ae"/>
+        <w:rPr>
+          <w:lang w:val="en-US"/>
+        </w:rPr>
+      </w:pPr>
+      <w:bookmarkStart w:id="42" w:name="_Toc226630196"/>
+      <w:r>
+        <w:rPr>
+          <w:rFonts w:hint="eastAsia"/>
+          <w:lang w:val="en-US"/>
+        </w:rPr>
+        <w:lastRenderedPageBreak/>
+        <w:t>（二）政党与妇女参政</w:t>
+      </w:r>
+      <w:bookmarkEnd w:id="42"/>
+    </w:p>
+    <w:p>
+      <w:pPr>
+        <w:pStyle w:val="aa"/>
+        <w:spacing w:before="78" w:after="78"/>
+        <w:ind w:firstLine="420"/>
+        <w:rPr>
+          <w:lang w:val="en-US"/>
+        </w:rPr>
+      </w:pPr>
+      <w:r>
+        <w:rPr>
+          <w:rFonts w:hint="eastAsia"/>
+          <w:lang w:val="en-US"/>
+        </w:rPr>
+        <w:t>西方主流政党均设有妇女组织</w:t>
+      </w:r>
+      <w:r>
+        <w:rPr>
+          <w:rFonts w:hint="eastAsia"/>
+          <w:lang w:val="en-US"/>
+        </w:rPr>
+        <w:t>。</w:t>
+      </w:r>
+      <w:r>
+        <w:rPr>
+          <w:lang w:val="en-US"/>
+        </w:rPr>
+        <w:t>除动员妇女选民参与政治之外，政党的妇女组织更关注女性相关</w:t>
+      </w:r>
+      <w:r>
+        <w:rPr>
+          <w:rFonts w:hint="eastAsia"/>
+          <w:lang w:val="en-US"/>
+        </w:rPr>
+        <w:t>议题</w:t>
+      </w:r>
+      <w:r>
+        <w:rPr>
+          <w:rFonts w:hint="eastAsia"/>
+          <w:lang w:val="en-US"/>
+        </w:rPr>
+        <w:t>，</w:t>
+      </w:r>
+      <w:r>
+        <w:rPr>
+          <w:rFonts w:hint="eastAsia"/>
+          <w:lang w:val="en-US"/>
+        </w:rPr>
+        <w:t>例如妇女生育权和家庭暴力</w:t>
+      </w:r>
+      <w:r>
+        <w:rPr>
+          <w:rFonts w:hint="eastAsia"/>
+          <w:lang w:val="en-US"/>
+        </w:rPr>
+        <w:t>。值得注意的是，即使是中右翼政党，也会设有妇女组织，目的在于</w:t>
+      </w:r>
+      <w:r>
+        <w:rPr>
+          <w:rFonts w:hint="eastAsia"/>
+          <w:lang w:val="en-US"/>
+        </w:rPr>
+        <w:t>笼络妇女选民群体</w:t>
+      </w:r>
+      <w:r>
+        <w:rPr>
+          <w:rFonts w:hint="eastAsia"/>
+          <w:lang w:val="en-US"/>
+        </w:rPr>
+        <w:t>，并</w:t>
+      </w:r>
+      <w:r>
+        <w:rPr>
+          <w:rFonts w:hint="eastAsia"/>
+          <w:lang w:val="en-US"/>
+        </w:rPr>
+        <w:t>增强政党的描述性代表</w:t>
+      </w:r>
+      <w:r>
+        <w:rPr>
+          <w:rFonts w:hint="eastAsia"/>
+          <w:lang w:val="en-US"/>
+        </w:rPr>
+        <w:t>（强调在身份上而非政策上的代表性）</w:t>
+      </w:r>
+      <w:r>
+        <w:rPr>
+          <w:rFonts w:hint="eastAsia"/>
+          <w:lang w:val="en-US"/>
+        </w:rPr>
+        <w:t>。</w:t>
+      </w:r>
+    </w:p>
+    <w:p>
+      <w:pPr>
+        <w:pStyle w:val="ae"/>
+        <w:rPr>
+          <w:lang w:val="en-US"/>
+        </w:rPr>
+      </w:pPr>
+      <w:bookmarkStart w:id="43" w:name="_Toc226630197"/>
+      <w:r>
+        <w:rPr>
+          <w:rFonts w:hint="eastAsia"/>
+          <w:lang w:val="en-US"/>
+        </w:rPr>
+        <w:t>（三）西方政党与利益集团和社会团体</w:t>
+      </w:r>
+      <w:bookmarkEnd w:id="43"/>
+    </w:p>
+    <w:p>
+      <w:pPr>
+        <w:pStyle w:val="aa"/>
+        <w:spacing w:before="78" w:after="78"/>
+        <w:ind w:firstLine="420"/>
+        <w:rPr>
+          <w:rFonts w:hint="eastAsia"/>
+          <w:lang w:val="en-US"/>
+        </w:rPr>
+      </w:pPr>
+      <w:r>
+        <w:rPr>
+          <w:rFonts w:hint="eastAsia"/>
+          <w:lang w:val="en-US"/>
+        </w:rPr>
+        <w:t>西方政党的外围组织还包括各种利益集团和社会团体</w:t>
+      </w:r>
+      <w:r>
+        <w:rPr>
+          <w:rFonts w:hint="eastAsia"/>
+          <w:lang w:val="en-US"/>
+        </w:rPr>
+        <w:t>。</w:t>
+      </w:r>
+      <w:r>
+        <w:rPr>
+          <w:rFonts w:hint="eastAsia"/>
+          <w:lang w:val="en-US"/>
+        </w:rPr>
+        <w:t>利益集团对政党的运作与决策的影响巨大</w:t>
+      </w:r>
+      <w:r>
+        <w:rPr>
+          <w:rFonts w:hint="eastAsia"/>
+          <w:lang w:val="en-US"/>
+        </w:rPr>
+        <w:t>：</w:t>
+      </w:r>
+      <w:r>
+        <w:rPr>
+          <w:rFonts w:hint="eastAsia"/>
+          <w:lang w:val="en-US"/>
+        </w:rPr>
+        <w:t>西方的左翼政党一般与工会、环保主义协会、进步团体、自由</w:t>
+      </w:r>
+      <w:proofErr w:type="gramStart"/>
+      <w:r>
+        <w:rPr>
+          <w:rFonts w:hint="eastAsia"/>
+          <w:lang w:val="en-US"/>
+        </w:rPr>
+        <w:t>派媒体</w:t>
+      </w:r>
+      <w:proofErr w:type="gramEnd"/>
+      <w:r>
+        <w:rPr>
+          <w:rFonts w:hint="eastAsia"/>
+          <w:lang w:val="en-US"/>
+        </w:rPr>
+        <w:t>与智库为伍</w:t>
+      </w:r>
+      <w:r>
+        <w:rPr>
+          <w:rFonts w:hint="eastAsia"/>
+          <w:lang w:val="en-US"/>
+        </w:rPr>
+        <w:t>；</w:t>
+      </w:r>
+      <w:r>
+        <w:rPr>
+          <w:rFonts w:hint="eastAsia"/>
+          <w:lang w:val="en-US"/>
+        </w:rPr>
+        <w:t>一般而言，西方的中右翼政党和商会、雇主协会、教会、保守派媒体与智库的关系密切</w:t>
+      </w:r>
+      <w:r>
+        <w:rPr>
+          <w:rFonts w:hint="eastAsia"/>
+          <w:lang w:val="en-US"/>
+        </w:rPr>
+        <w:t>。</w:t>
+      </w:r>
+    </w:p>
+    <w:p>
+      <w:pPr>
+        <w:pStyle w:val="aa"/>
+        <w:spacing w:before="78" w:after="78"/>
+        <w:rPr>
+          <w:lang w:val="en-US"/>
+        </w:rPr>
+      </w:pPr>
+    </w:p>
+    <w:p>
+      <w:pPr>
+        <w:pStyle w:val="aa"/>
+        <w:spacing w:before="78" w:after="78"/>
+        <w:rPr>
+          <w:rFonts w:hint="eastAsia"/>
+          <w:lang w:val="en-US"/>
         </w:rPr>
       </w:pPr>
     </w:p>
     <w:sectPr>
-      <w:footerReference w:type="default" r:id="rId11"/>
+      <w:footerReference w:type="default" r:id="rId10"/>
       <w:pgSz w:w="11906" w:h="16838"/>
       <w:pgMar w:top="1440" w:right="1800" w:bottom="1440" w:left="1800" w:header="851" w:footer="992" w:gutter="0"/>
       <w:cols w:space="425"/>
@@ -18012,9 +20158,6 @@
               </w:rPr>
             </w:pPr>
             <w:r>
-              <w:rPr>
-                <w:lang w:val="zh-CN"/>
-              </w:rPr>
               <w:t xml:space="preserve"> </w:t>
             </w:r>
             <w:r>
@@ -18046,7 +20189,6 @@
               <w:rPr>
                 <w:b/>
                 <w:bCs/>
-                <w:lang w:val="zh-CN"/>
               </w:rPr>
               <w:t>2</w:t>
             </w:r>
@@ -18060,9 +20202,6 @@
               <w:fldChar w:fldCharType="end"/>
             </w:r>
             <w:r>
-              <w:rPr>
-                <w:lang w:val="zh-CN"/>
-              </w:rPr>
               <w:t xml:space="preserve"> / </w:t>
             </w:r>
             <w:r>
@@ -18094,7 +20233,6 @@
               <w:rPr>
                 <w:b/>
                 <w:bCs/>
-                <w:lang w:val="zh-CN"/>
               </w:rPr>
               <w:t>2</w:t>
             </w:r>
@@ -20275,6 +22413,7 @@
     </w:pPr>
     <w:rPr>
       <w:rFonts w:eastAsia="思源宋体 CN"/>
+      <w:lang w:val="en-GB"/>
     </w:rPr>
   </w:style>
   <w:style w:type="paragraph" w:styleId="1">

--- a/course/major/比较政党制度.docx
+++ b/course/major/比较政党制度.docx
@@ -203,9 +203,6 @@
         <w:instrText>HYPERLINK "mailto:223110170031@m.fudan.edu.cn"</w:instrText>
       </w:r>
       <w:r>
-        <w:rPr>
-          <w:rFonts w:hint="eastAsia"/>
-        </w:rPr>
         <w:fldChar w:fldCharType="separate"/>
       </w:r>
       <w:r>
@@ -308,7 +305,7 @@
             </w:rPr>
             <w:fldChar w:fldCharType="separate"/>
           </w:r>
-          <w:hyperlink w:anchor="_Toc226630154" w:history="1">
+          <w:hyperlink w:anchor="_Toc227234988" w:history="1">
             <w:r>
               <w:rPr>
                 <w:rStyle w:val="a3"/>
@@ -347,7 +344,7 @@
                 <w:noProof/>
                 <w:webHidden/>
               </w:rPr>
-              <w:instrText>PAGEREF _Toc226630154 \h</w:instrText>
+              <w:instrText>PAGEREF _Toc227234988 \h</w:instrText>
             </w:r>
             <w:r>
               <w:rPr>
@@ -405,7 +402,7 @@
               <w14:ligatures w14:val="standardContextual"/>
             </w:rPr>
           </w:pPr>
-          <w:hyperlink w:anchor="_Toc226630155" w:history="1">
+          <w:hyperlink w:anchor="_Toc227234989" w:history="1">
             <w:r>
               <w:rPr>
                 <w:rStyle w:val="a3"/>
@@ -444,7 +441,7 @@
                 <w:noProof/>
                 <w:webHidden/>
               </w:rPr>
-              <w:instrText>PAGEREF _Toc226630155 \h</w:instrText>
+              <w:instrText>PAGEREF _Toc227234989 \h</w:instrText>
             </w:r>
             <w:r>
               <w:rPr>
@@ -502,7 +499,7 @@
               <w14:ligatures w14:val="standardContextual"/>
             </w:rPr>
           </w:pPr>
-          <w:hyperlink w:anchor="_Toc226630156" w:history="1">
+          <w:hyperlink w:anchor="_Toc227234990" w:history="1">
             <w:r>
               <w:rPr>
                 <w:rStyle w:val="a3"/>
@@ -541,7 +538,7 @@
                 <w:noProof/>
                 <w:webHidden/>
               </w:rPr>
-              <w:instrText>PAGEREF _Toc226630156 \h</w:instrText>
+              <w:instrText>PAGEREF _Toc227234990 \h</w:instrText>
             </w:r>
             <w:r>
               <w:rPr>
@@ -599,7 +596,7 @@
               <w14:ligatures w14:val="standardContextual"/>
             </w:rPr>
           </w:pPr>
-          <w:hyperlink w:anchor="_Toc226630157" w:history="1">
+          <w:hyperlink w:anchor="_Toc227234991" w:history="1">
             <w:r>
               <w:rPr>
                 <w:rStyle w:val="a3"/>
@@ -638,7 +635,7 @@
                 <w:noProof/>
                 <w:webHidden/>
               </w:rPr>
-              <w:instrText>PAGEREF _Toc226630157 \h</w:instrText>
+              <w:instrText>PAGEREF _Toc227234991 \h</w:instrText>
             </w:r>
             <w:r>
               <w:rPr>
@@ -696,7 +693,7 @@
               <w14:ligatures w14:val="standardContextual"/>
             </w:rPr>
           </w:pPr>
-          <w:hyperlink w:anchor="_Toc226630158" w:history="1">
+          <w:hyperlink w:anchor="_Toc227234992" w:history="1">
             <w:r>
               <w:rPr>
                 <w:rStyle w:val="a3"/>
@@ -735,7 +732,7 @@
                 <w:noProof/>
                 <w:webHidden/>
               </w:rPr>
-              <w:instrText>PAGEREF _Toc226630158 \h</w:instrText>
+              <w:instrText>PAGEREF _Toc227234992 \h</w:instrText>
             </w:r>
             <w:r>
               <w:rPr>
@@ -793,7 +790,7 @@
               <w14:ligatures w14:val="standardContextual"/>
             </w:rPr>
           </w:pPr>
-          <w:hyperlink w:anchor="_Toc226630159" w:history="1">
+          <w:hyperlink w:anchor="_Toc227234993" w:history="1">
             <w:r>
               <w:rPr>
                 <w:rStyle w:val="a3"/>
@@ -832,7 +829,7 @@
                 <w:noProof/>
                 <w:webHidden/>
               </w:rPr>
-              <w:instrText>PAGEREF _Toc226630159 \h</w:instrText>
+              <w:instrText>PAGEREF _Toc227234993 \h</w:instrText>
             </w:r>
             <w:r>
               <w:rPr>
@@ -890,7 +887,7 @@
               <w14:ligatures w14:val="standardContextual"/>
             </w:rPr>
           </w:pPr>
-          <w:hyperlink w:anchor="_Toc226630160" w:history="1">
+          <w:hyperlink w:anchor="_Toc227234994" w:history="1">
             <w:r>
               <w:rPr>
                 <w:rStyle w:val="a3"/>
@@ -929,7 +926,7 @@
                 <w:noProof/>
                 <w:webHidden/>
               </w:rPr>
-              <w:instrText>PAGEREF _Toc226630160 \h</w:instrText>
+              <w:instrText>PAGEREF _Toc227234994 \h</w:instrText>
             </w:r>
             <w:r>
               <w:rPr>
@@ -987,7 +984,7 @@
               <w14:ligatures w14:val="standardContextual"/>
             </w:rPr>
           </w:pPr>
-          <w:hyperlink w:anchor="_Toc226630161" w:history="1">
+          <w:hyperlink w:anchor="_Toc227234995" w:history="1">
             <w:r>
               <w:rPr>
                 <w:rStyle w:val="a3"/>
@@ -1026,7 +1023,7 @@
                 <w:noProof/>
                 <w:webHidden/>
               </w:rPr>
-              <w:instrText>PAGEREF _Toc226630161 \h</w:instrText>
+              <w:instrText>PAGEREF _Toc227234995 \h</w:instrText>
             </w:r>
             <w:r>
               <w:rPr>
@@ -1084,7 +1081,7 @@
               <w14:ligatures w14:val="standardContextual"/>
             </w:rPr>
           </w:pPr>
-          <w:hyperlink w:anchor="_Toc226630162" w:history="1">
+          <w:hyperlink w:anchor="_Toc227234996" w:history="1">
             <w:r>
               <w:rPr>
                 <w:rStyle w:val="a3"/>
@@ -1123,7 +1120,7 @@
                 <w:noProof/>
                 <w:webHidden/>
               </w:rPr>
-              <w:instrText>PAGEREF _Toc226630162 \h</w:instrText>
+              <w:instrText>PAGEREF _Toc227234996 \h</w:instrText>
             </w:r>
             <w:r>
               <w:rPr>
@@ -1181,7 +1178,7 @@
               <w14:ligatures w14:val="standardContextual"/>
             </w:rPr>
           </w:pPr>
-          <w:hyperlink w:anchor="_Toc226630163" w:history="1">
+          <w:hyperlink w:anchor="_Toc227234997" w:history="1">
             <w:r>
               <w:rPr>
                 <w:rStyle w:val="a3"/>
@@ -1220,7 +1217,7 @@
                 <w:noProof/>
                 <w:webHidden/>
               </w:rPr>
-              <w:instrText>PAGEREF _Toc226630163 \h</w:instrText>
+              <w:instrText>PAGEREF _Toc227234997 \h</w:instrText>
             </w:r>
             <w:r>
               <w:rPr>
@@ -1278,7 +1275,7 @@
               <w14:ligatures w14:val="standardContextual"/>
             </w:rPr>
           </w:pPr>
-          <w:hyperlink w:anchor="_Toc226630164" w:history="1">
+          <w:hyperlink w:anchor="_Toc227234998" w:history="1">
             <w:r>
               <w:rPr>
                 <w:rStyle w:val="a3"/>
@@ -1317,7 +1314,7 @@
                 <w:noProof/>
                 <w:webHidden/>
               </w:rPr>
-              <w:instrText>PAGEREF _Toc226630164 \h</w:instrText>
+              <w:instrText>PAGEREF _Toc227234998 \h</w:instrText>
             </w:r>
             <w:r>
               <w:rPr>
@@ -1375,7 +1372,7 @@
               <w14:ligatures w14:val="standardContextual"/>
             </w:rPr>
           </w:pPr>
-          <w:hyperlink w:anchor="_Toc226630165" w:history="1">
+          <w:hyperlink w:anchor="_Toc227234999" w:history="1">
             <w:r>
               <w:rPr>
                 <w:rStyle w:val="a3"/>
@@ -1414,7 +1411,7 @@
                 <w:noProof/>
                 <w:webHidden/>
               </w:rPr>
-              <w:instrText>PAGEREF _Toc226630165 \h</w:instrText>
+              <w:instrText>PAGEREF _Toc227234999 \h</w:instrText>
             </w:r>
             <w:r>
               <w:rPr>
@@ -1472,7 +1469,7 @@
               <w14:ligatures w14:val="standardContextual"/>
             </w:rPr>
           </w:pPr>
-          <w:hyperlink w:anchor="_Toc226630166" w:history="1">
+          <w:hyperlink w:anchor="_Toc227235000" w:history="1">
             <w:r>
               <w:rPr>
                 <w:rStyle w:val="a3"/>
@@ -1511,7 +1508,7 @@
                 <w:noProof/>
                 <w:webHidden/>
               </w:rPr>
-              <w:instrText>PAGEREF _Toc226630166 \h</w:instrText>
+              <w:instrText>PAGEREF _Toc227235000 \h</w:instrText>
             </w:r>
             <w:r>
               <w:rPr>
@@ -1569,7 +1566,7 @@
               <w14:ligatures w14:val="standardContextual"/>
             </w:rPr>
           </w:pPr>
-          <w:hyperlink w:anchor="_Toc226630167" w:history="1">
+          <w:hyperlink w:anchor="_Toc227235001" w:history="1">
             <w:r>
               <w:rPr>
                 <w:rStyle w:val="a3"/>
@@ -1608,7 +1605,7 @@
                 <w:noProof/>
                 <w:webHidden/>
               </w:rPr>
-              <w:instrText>PAGEREF _Toc226630167 \h</w:instrText>
+              <w:instrText>PAGEREF _Toc227235001 \h</w:instrText>
             </w:r>
             <w:r>
               <w:rPr>
@@ -1666,7 +1663,7 @@
               <w14:ligatures w14:val="standardContextual"/>
             </w:rPr>
           </w:pPr>
-          <w:hyperlink w:anchor="_Toc226630168" w:history="1">
+          <w:hyperlink w:anchor="_Toc227235002" w:history="1">
             <w:r>
               <w:rPr>
                 <w:rStyle w:val="a3"/>
@@ -1705,7 +1702,7 @@
                 <w:noProof/>
                 <w:webHidden/>
               </w:rPr>
-              <w:instrText>PAGEREF _Toc226630168 \h</w:instrText>
+              <w:instrText>PAGEREF _Toc227235002 \h</w:instrText>
             </w:r>
             <w:r>
               <w:rPr>
@@ -1763,7 +1760,7 @@
               <w14:ligatures w14:val="standardContextual"/>
             </w:rPr>
           </w:pPr>
-          <w:hyperlink w:anchor="_Toc226630169" w:history="1">
+          <w:hyperlink w:anchor="_Toc227235003" w:history="1">
             <w:r>
               <w:rPr>
                 <w:rStyle w:val="a3"/>
@@ -1802,7 +1799,7 @@
                 <w:noProof/>
                 <w:webHidden/>
               </w:rPr>
-              <w:instrText>PAGEREF _Toc226630169 \h</w:instrText>
+              <w:instrText>PAGEREF _Toc227235003 \h</w:instrText>
             </w:r>
             <w:r>
               <w:rPr>
@@ -1860,7 +1857,7 @@
               <w14:ligatures w14:val="standardContextual"/>
             </w:rPr>
           </w:pPr>
-          <w:hyperlink w:anchor="_Toc226630170" w:history="1">
+          <w:hyperlink w:anchor="_Toc227235004" w:history="1">
             <w:r>
               <w:rPr>
                 <w:rStyle w:val="a3"/>
@@ -1899,7 +1896,7 @@
                 <w:noProof/>
                 <w:webHidden/>
               </w:rPr>
-              <w:instrText>PAGEREF _Toc226630170 \h</w:instrText>
+              <w:instrText>PAGEREF _Toc227235004 \h</w:instrText>
             </w:r>
             <w:r>
               <w:rPr>
@@ -1957,7 +1954,7 @@
               <w14:ligatures w14:val="standardContextual"/>
             </w:rPr>
           </w:pPr>
-          <w:hyperlink w:anchor="_Toc226630171" w:history="1">
+          <w:hyperlink w:anchor="_Toc227235005" w:history="1">
             <w:r>
               <w:rPr>
                 <w:rStyle w:val="a3"/>
@@ -1996,7 +1993,7 @@
                 <w:noProof/>
                 <w:webHidden/>
               </w:rPr>
-              <w:instrText>PAGEREF _Toc226630171 \h</w:instrText>
+              <w:instrText>PAGEREF _Toc227235005 \h</w:instrText>
             </w:r>
             <w:r>
               <w:rPr>
@@ -2054,7 +2051,7 @@
               <w14:ligatures w14:val="standardContextual"/>
             </w:rPr>
           </w:pPr>
-          <w:hyperlink w:anchor="_Toc226630172" w:history="1">
+          <w:hyperlink w:anchor="_Toc227235006" w:history="1">
             <w:r>
               <w:rPr>
                 <w:rStyle w:val="a3"/>
@@ -2093,7 +2090,7 @@
                 <w:noProof/>
                 <w:webHidden/>
               </w:rPr>
-              <w:instrText>PAGEREF _Toc226630172 \h</w:instrText>
+              <w:instrText>PAGEREF _Toc227235006 \h</w:instrText>
             </w:r>
             <w:r>
               <w:rPr>
@@ -2151,7 +2148,7 @@
               <w14:ligatures w14:val="standardContextual"/>
             </w:rPr>
           </w:pPr>
-          <w:hyperlink w:anchor="_Toc226630173" w:history="1">
+          <w:hyperlink w:anchor="_Toc227235007" w:history="1">
             <w:r>
               <w:rPr>
                 <w:rStyle w:val="a3"/>
@@ -2190,7 +2187,7 @@
                 <w:noProof/>
                 <w:webHidden/>
               </w:rPr>
-              <w:instrText>PAGEREF _Toc226630173 \h</w:instrText>
+              <w:instrText>PAGEREF _Toc227235007 \h</w:instrText>
             </w:r>
             <w:r>
               <w:rPr>
@@ -2248,7 +2245,7 @@
               <w14:ligatures w14:val="standardContextual"/>
             </w:rPr>
           </w:pPr>
-          <w:hyperlink w:anchor="_Toc226630174" w:history="1">
+          <w:hyperlink w:anchor="_Toc227235008" w:history="1">
             <w:r>
               <w:rPr>
                 <w:rStyle w:val="a3"/>
@@ -2287,7 +2284,7 @@
                 <w:noProof/>
                 <w:webHidden/>
               </w:rPr>
-              <w:instrText>PAGEREF _Toc226630174 \h</w:instrText>
+              <w:instrText>PAGEREF _Toc227235008 \h</w:instrText>
             </w:r>
             <w:r>
               <w:rPr>
@@ -2345,7 +2342,7 @@
               <w14:ligatures w14:val="standardContextual"/>
             </w:rPr>
           </w:pPr>
-          <w:hyperlink w:anchor="_Toc226630175" w:history="1">
+          <w:hyperlink w:anchor="_Toc227235009" w:history="1">
             <w:r>
               <w:rPr>
                 <w:rStyle w:val="a3"/>
@@ -2384,7 +2381,7 @@
                 <w:noProof/>
                 <w:webHidden/>
               </w:rPr>
-              <w:instrText>PAGEREF _Toc226630175 \h</w:instrText>
+              <w:instrText>PAGEREF _Toc227235009 \h</w:instrText>
             </w:r>
             <w:r>
               <w:rPr>
@@ -2442,7 +2439,7 @@
               <w14:ligatures w14:val="standardContextual"/>
             </w:rPr>
           </w:pPr>
-          <w:hyperlink w:anchor="_Toc226630176" w:history="1">
+          <w:hyperlink w:anchor="_Toc227235010" w:history="1">
             <w:r>
               <w:rPr>
                 <w:rStyle w:val="a3"/>
@@ -2481,7 +2478,7 @@
                 <w:noProof/>
                 <w:webHidden/>
               </w:rPr>
-              <w:instrText>PAGEREF _Toc226630176 \h</w:instrText>
+              <w:instrText>PAGEREF _Toc227235010 \h</w:instrText>
             </w:r>
             <w:r>
               <w:rPr>
@@ -2539,7 +2536,7 @@
               <w14:ligatures w14:val="standardContextual"/>
             </w:rPr>
           </w:pPr>
-          <w:hyperlink w:anchor="_Toc226630177" w:history="1">
+          <w:hyperlink w:anchor="_Toc227235011" w:history="1">
             <w:r>
               <w:rPr>
                 <w:rStyle w:val="a3"/>
@@ -2578,7 +2575,7 @@
                 <w:noProof/>
                 <w:webHidden/>
               </w:rPr>
-              <w:instrText>PAGEREF _Toc226630177 \h</w:instrText>
+              <w:instrText>PAGEREF _Toc227235011 \h</w:instrText>
             </w:r>
             <w:r>
               <w:rPr>
@@ -2636,7 +2633,7 @@
               <w14:ligatures w14:val="standardContextual"/>
             </w:rPr>
           </w:pPr>
-          <w:hyperlink w:anchor="_Toc226630178" w:history="1">
+          <w:hyperlink w:anchor="_Toc227235012" w:history="1">
             <w:r>
               <w:rPr>
                 <w:rStyle w:val="a3"/>
@@ -2675,7 +2672,7 @@
                 <w:noProof/>
                 <w:webHidden/>
               </w:rPr>
-              <w:instrText>PAGEREF _Toc226630178 \h</w:instrText>
+              <w:instrText>PAGEREF _Toc227235012 \h</w:instrText>
             </w:r>
             <w:r>
               <w:rPr>
@@ -2733,7 +2730,7 @@
               <w14:ligatures w14:val="standardContextual"/>
             </w:rPr>
           </w:pPr>
-          <w:hyperlink w:anchor="_Toc226630179" w:history="1">
+          <w:hyperlink w:anchor="_Toc227235013" w:history="1">
             <w:r>
               <w:rPr>
                 <w:rStyle w:val="a3"/>
@@ -2772,7 +2769,7 @@
                 <w:noProof/>
                 <w:webHidden/>
               </w:rPr>
-              <w:instrText>PAGEREF _Toc226630179 \h</w:instrText>
+              <w:instrText>PAGEREF _Toc227235013 \h</w:instrText>
             </w:r>
             <w:r>
               <w:rPr>
@@ -2830,7 +2827,7 @@
               <w14:ligatures w14:val="standardContextual"/>
             </w:rPr>
           </w:pPr>
-          <w:hyperlink w:anchor="_Toc226630180" w:history="1">
+          <w:hyperlink w:anchor="_Toc227235014" w:history="1">
             <w:r>
               <w:rPr>
                 <w:rStyle w:val="a3"/>
@@ -2869,7 +2866,7 @@
                 <w:noProof/>
                 <w:webHidden/>
               </w:rPr>
-              <w:instrText>PAGEREF _Toc226630180 \h</w:instrText>
+              <w:instrText>PAGEREF _Toc227235014 \h</w:instrText>
             </w:r>
             <w:r>
               <w:rPr>
@@ -2927,7 +2924,7 @@
               <w14:ligatures w14:val="standardContextual"/>
             </w:rPr>
           </w:pPr>
-          <w:hyperlink w:anchor="_Toc226630181" w:history="1">
+          <w:hyperlink w:anchor="_Toc227235015" w:history="1">
             <w:r>
               <w:rPr>
                 <w:rStyle w:val="a3"/>
@@ -2966,7 +2963,7 @@
                 <w:noProof/>
                 <w:webHidden/>
               </w:rPr>
-              <w:instrText>PAGEREF _Toc226630181 \h</w:instrText>
+              <w:instrText>PAGEREF _Toc227235015 \h</w:instrText>
             </w:r>
             <w:r>
               <w:rPr>
@@ -3024,7 +3021,7 @@
               <w14:ligatures w14:val="standardContextual"/>
             </w:rPr>
           </w:pPr>
-          <w:hyperlink w:anchor="_Toc226630182" w:history="1">
+          <w:hyperlink w:anchor="_Toc227235016" w:history="1">
             <w:r>
               <w:rPr>
                 <w:rStyle w:val="a3"/>
@@ -3063,7 +3060,7 @@
                 <w:noProof/>
                 <w:webHidden/>
               </w:rPr>
-              <w:instrText>PAGEREF _Toc226630182 \h</w:instrText>
+              <w:instrText>PAGEREF _Toc227235016 \h</w:instrText>
             </w:r>
             <w:r>
               <w:rPr>
@@ -3121,7 +3118,7 @@
               <w14:ligatures w14:val="standardContextual"/>
             </w:rPr>
           </w:pPr>
-          <w:hyperlink w:anchor="_Toc226630183" w:history="1">
+          <w:hyperlink w:anchor="_Toc227235017" w:history="1">
             <w:r>
               <w:rPr>
                 <w:rStyle w:val="a3"/>
@@ -3160,7 +3157,7 @@
                 <w:noProof/>
                 <w:webHidden/>
               </w:rPr>
-              <w:instrText>PAGEREF _Toc226630183 \h</w:instrText>
+              <w:instrText>PAGEREF _Toc227235017 \h</w:instrText>
             </w:r>
             <w:r>
               <w:rPr>
@@ -3218,7 +3215,7 @@
               <w14:ligatures w14:val="standardContextual"/>
             </w:rPr>
           </w:pPr>
-          <w:hyperlink w:anchor="_Toc226630184" w:history="1">
+          <w:hyperlink w:anchor="_Toc227235018" w:history="1">
             <w:r>
               <w:rPr>
                 <w:rStyle w:val="a3"/>
@@ -3257,7 +3254,7 @@
                 <w:noProof/>
                 <w:webHidden/>
               </w:rPr>
-              <w:instrText>PAGEREF _Toc226630184 \h</w:instrText>
+              <w:instrText>PAGEREF _Toc227235018 \h</w:instrText>
             </w:r>
             <w:r>
               <w:rPr>
@@ -3315,7 +3312,7 @@
               <w14:ligatures w14:val="standardContextual"/>
             </w:rPr>
           </w:pPr>
-          <w:hyperlink w:anchor="_Toc226630185" w:history="1">
+          <w:hyperlink w:anchor="_Toc227235019" w:history="1">
             <w:r>
               <w:rPr>
                 <w:rStyle w:val="a3"/>
@@ -3354,7 +3351,7 @@
                 <w:noProof/>
                 <w:webHidden/>
               </w:rPr>
-              <w:instrText>PAGEREF _Toc226630185 \h</w:instrText>
+              <w:instrText>PAGEREF _Toc227235019 \h</w:instrText>
             </w:r>
             <w:r>
               <w:rPr>
@@ -3412,7 +3409,7 @@
               <w14:ligatures w14:val="standardContextual"/>
             </w:rPr>
           </w:pPr>
-          <w:hyperlink w:anchor="_Toc226630186" w:history="1">
+          <w:hyperlink w:anchor="_Toc227235020" w:history="1">
             <w:r>
               <w:rPr>
                 <w:rStyle w:val="a3"/>
@@ -3451,7 +3448,7 @@
                 <w:noProof/>
                 <w:webHidden/>
               </w:rPr>
-              <w:instrText>PAGEREF _Toc226630186 \h</w:instrText>
+              <w:instrText>PAGEREF _Toc227235020 \h</w:instrText>
             </w:r>
             <w:r>
               <w:rPr>
@@ -3509,7 +3506,7 @@
               <w14:ligatures w14:val="standardContextual"/>
             </w:rPr>
           </w:pPr>
-          <w:hyperlink w:anchor="_Toc226630187" w:history="1">
+          <w:hyperlink w:anchor="_Toc227235021" w:history="1">
             <w:r>
               <w:rPr>
                 <w:rStyle w:val="a3"/>
@@ -3548,7 +3545,7 @@
                 <w:noProof/>
                 <w:webHidden/>
               </w:rPr>
-              <w:instrText>PAGEREF _Toc226630187 \h</w:instrText>
+              <w:instrText>PAGEREF _Toc227235021 \h</w:instrText>
             </w:r>
             <w:r>
               <w:rPr>
@@ -3606,7 +3603,7 @@
               <w14:ligatures w14:val="standardContextual"/>
             </w:rPr>
           </w:pPr>
-          <w:hyperlink w:anchor="_Toc226630188" w:history="1">
+          <w:hyperlink w:anchor="_Toc227235022" w:history="1">
             <w:r>
               <w:rPr>
                 <w:rStyle w:val="a3"/>
@@ -3645,7 +3642,7 @@
                 <w:noProof/>
                 <w:webHidden/>
               </w:rPr>
-              <w:instrText>PAGEREF _Toc226630188 \h</w:instrText>
+              <w:instrText>PAGEREF _Toc227235022 \h</w:instrText>
             </w:r>
             <w:r>
               <w:rPr>
@@ -3703,7 +3700,7 @@
               <w14:ligatures w14:val="standardContextual"/>
             </w:rPr>
           </w:pPr>
-          <w:hyperlink w:anchor="_Toc226630189" w:history="1">
+          <w:hyperlink w:anchor="_Toc227235023" w:history="1">
             <w:r>
               <w:rPr>
                 <w:rStyle w:val="a3"/>
@@ -3742,7 +3739,7 @@
                 <w:noProof/>
                 <w:webHidden/>
               </w:rPr>
-              <w:instrText>PAGEREF _Toc226630189 \h</w:instrText>
+              <w:instrText>PAGEREF _Toc227235023 \h</w:instrText>
             </w:r>
             <w:r>
               <w:rPr>
@@ -3800,7 +3797,7 @@
               <w14:ligatures w14:val="standardContextual"/>
             </w:rPr>
           </w:pPr>
-          <w:hyperlink w:anchor="_Toc226630190" w:history="1">
+          <w:hyperlink w:anchor="_Toc227235024" w:history="1">
             <w:r>
               <w:rPr>
                 <w:rStyle w:val="a3"/>
@@ -3839,7 +3836,7 @@
                 <w:noProof/>
                 <w:webHidden/>
               </w:rPr>
-              <w:instrText>PAGEREF _Toc226630190 \h</w:instrText>
+              <w:instrText>PAGEREF _Toc227235024 \h</w:instrText>
             </w:r>
             <w:r>
               <w:rPr>
@@ -3897,7 +3894,7 @@
               <w14:ligatures w14:val="standardContextual"/>
             </w:rPr>
           </w:pPr>
-          <w:hyperlink w:anchor="_Toc226630191" w:history="1">
+          <w:hyperlink w:anchor="_Toc227235025" w:history="1">
             <w:r>
               <w:rPr>
                 <w:rStyle w:val="a3"/>
@@ -3936,7 +3933,7 @@
                 <w:noProof/>
                 <w:webHidden/>
               </w:rPr>
-              <w:instrText>PAGEREF _Toc226630191 \h</w:instrText>
+              <w:instrText>PAGEREF _Toc227235025 \h</w:instrText>
             </w:r>
             <w:r>
               <w:rPr>
@@ -3994,7 +3991,7 @@
               <w14:ligatures w14:val="standardContextual"/>
             </w:rPr>
           </w:pPr>
-          <w:hyperlink w:anchor="_Toc226630192" w:history="1">
+          <w:hyperlink w:anchor="_Toc227235026" w:history="1">
             <w:r>
               <w:rPr>
                 <w:rStyle w:val="a3"/>
@@ -4033,7 +4030,7 @@
                 <w:noProof/>
                 <w:webHidden/>
               </w:rPr>
-              <w:instrText>PAGEREF _Toc226630192 \h</w:instrText>
+              <w:instrText>PAGEREF _Toc227235026 \h</w:instrText>
             </w:r>
             <w:r>
               <w:rPr>
@@ -4091,7 +4088,7 @@
               <w14:ligatures w14:val="standardContextual"/>
             </w:rPr>
           </w:pPr>
-          <w:hyperlink w:anchor="_Toc226630193" w:history="1">
+          <w:hyperlink w:anchor="_Toc227235027" w:history="1">
             <w:r>
               <w:rPr>
                 <w:rStyle w:val="a3"/>
@@ -4130,7 +4127,7 @@
                 <w:noProof/>
                 <w:webHidden/>
               </w:rPr>
-              <w:instrText>PAGEREF _Toc226630193 \h</w:instrText>
+              <w:instrText>PAGEREF _Toc227235027 \h</w:instrText>
             </w:r>
             <w:r>
               <w:rPr>
@@ -4188,13 +4185,12 @@
               <w14:ligatures w14:val="standardContextual"/>
             </w:rPr>
           </w:pPr>
-          <w:hyperlink w:anchor="_Toc226630194" w:history="1">
+          <w:hyperlink w:anchor="_Toc227235028" w:history="1">
             <w:r>
               <w:rPr>
                 <w:rStyle w:val="a3"/>
                 <w:rFonts w:ascii="宋体" w:eastAsia="宋体" w:hAnsi="宋体" w:hint="eastAsia"/>
                 <w:noProof/>
-                <w:lang w:val="en-US"/>
               </w:rPr>
               <w:t>三、西方政党的青年组织、妇女组织和其他外围组织</w:t>
             </w:r>
@@ -4228,7 +4224,7 @@
                 <w:noProof/>
                 <w:webHidden/>
               </w:rPr>
-              <w:instrText>PAGEREF _Toc226630194 \h</w:instrText>
+              <w:instrText>PAGEREF _Toc227235028 \h</w:instrText>
             </w:r>
             <w:r>
               <w:rPr>
@@ -4286,13 +4282,12 @@
               <w14:ligatures w14:val="standardContextual"/>
             </w:rPr>
           </w:pPr>
-          <w:hyperlink w:anchor="_Toc226630195" w:history="1">
+          <w:hyperlink w:anchor="_Toc227235029" w:history="1">
             <w:r>
               <w:rPr>
                 <w:rStyle w:val="a3"/>
                 <w:rFonts w:ascii="宋体" w:eastAsia="宋体" w:hAnsi="宋体" w:hint="eastAsia"/>
                 <w:noProof/>
-                <w:lang w:val="en-US"/>
               </w:rPr>
               <w:t>（一）政党与年轻人参政</w:t>
             </w:r>
@@ -4326,7 +4321,7 @@
                 <w:noProof/>
                 <w:webHidden/>
               </w:rPr>
-              <w:instrText>PAGEREF _Toc226630195 \h</w:instrText>
+              <w:instrText>PAGEREF _Toc227235029 \h</w:instrText>
             </w:r>
             <w:r>
               <w:rPr>
@@ -4384,13 +4379,12 @@
               <w14:ligatures w14:val="standardContextual"/>
             </w:rPr>
           </w:pPr>
-          <w:hyperlink w:anchor="_Toc226630196" w:history="1">
+          <w:hyperlink w:anchor="_Toc227235030" w:history="1">
             <w:r>
               <w:rPr>
                 <w:rStyle w:val="a3"/>
                 <w:rFonts w:ascii="宋体" w:eastAsia="宋体" w:hAnsi="宋体" w:hint="eastAsia"/>
                 <w:noProof/>
-                <w:lang w:val="en-US"/>
               </w:rPr>
               <w:t>（二）政党与妇女参政</w:t>
             </w:r>
@@ -4424,7 +4418,7 @@
                 <w:noProof/>
                 <w:webHidden/>
               </w:rPr>
-              <w:instrText>PAGEREF _Toc226630196 \h</w:instrText>
+              <w:instrText>PAGEREF _Toc227235030 \h</w:instrText>
             </w:r>
             <w:r>
               <w:rPr>
@@ -4482,15 +4476,702 @@
               <w14:ligatures w14:val="standardContextual"/>
             </w:rPr>
           </w:pPr>
-          <w:hyperlink w:anchor="_Toc226630197" w:history="1">
+          <w:hyperlink w:anchor="_Toc227235031" w:history="1">
             <w:r>
               <w:rPr>
                 <w:rStyle w:val="a3"/>
                 <w:rFonts w:ascii="宋体" w:eastAsia="宋体" w:hAnsi="宋体" w:hint="eastAsia"/>
                 <w:noProof/>
+              </w:rPr>
+              <w:t>（三）西方政党与利益集团和社会团体</w:t>
+            </w:r>
+            <w:r>
+              <w:rPr>
+                <w:rFonts w:ascii="宋体" w:eastAsia="宋体" w:hAnsi="宋体" w:hint="eastAsia"/>
+                <w:noProof/>
+                <w:webHidden/>
+              </w:rPr>
+              <w:tab/>
+            </w:r>
+            <w:r>
+              <w:rPr>
+                <w:rFonts w:ascii="宋体" w:eastAsia="宋体" w:hAnsi="宋体" w:hint="eastAsia"/>
+                <w:noProof/>
+                <w:webHidden/>
+              </w:rPr>
+              <w:fldChar w:fldCharType="begin"/>
+            </w:r>
+            <w:r>
+              <w:rPr>
+                <w:rFonts w:ascii="宋体" w:eastAsia="宋体" w:hAnsi="宋体" w:hint="eastAsia"/>
+                <w:noProof/>
+                <w:webHidden/>
+              </w:rPr>
+              <w:instrText xml:space="preserve"> </w:instrText>
+            </w:r>
+            <w:r>
+              <w:rPr>
+                <w:rFonts w:ascii="宋体" w:eastAsia="宋体" w:hAnsi="宋体"/>
+                <w:noProof/>
+                <w:webHidden/>
+              </w:rPr>
+              <w:instrText>PAGEREF _Toc227235031 \h</w:instrText>
+            </w:r>
+            <w:r>
+              <w:rPr>
+                <w:rFonts w:ascii="宋体" w:eastAsia="宋体" w:hAnsi="宋体" w:hint="eastAsia"/>
+                <w:noProof/>
+                <w:webHidden/>
+              </w:rPr>
+              <w:instrText xml:space="preserve"> </w:instrText>
+            </w:r>
+            <w:r>
+              <w:rPr>
+                <w:rFonts w:ascii="宋体" w:eastAsia="宋体" w:hAnsi="宋体" w:hint="eastAsia"/>
+                <w:noProof/>
+                <w:webHidden/>
+              </w:rPr>
+            </w:r>
+            <w:r>
+              <w:rPr>
+                <w:rFonts w:ascii="宋体" w:eastAsia="宋体" w:hAnsi="宋体" w:hint="eastAsia"/>
+                <w:noProof/>
+                <w:webHidden/>
+              </w:rPr>
+              <w:fldChar w:fldCharType="separate"/>
+            </w:r>
+            <w:r>
+              <w:rPr>
+                <w:rFonts w:ascii="宋体" w:eastAsia="宋体" w:hAnsi="宋体" w:hint="eastAsia"/>
+                <w:noProof/>
+                <w:webHidden/>
+              </w:rPr>
+              <w:t>20</w:t>
+            </w:r>
+            <w:r>
+              <w:rPr>
+                <w:rFonts w:ascii="宋体" w:eastAsia="宋体" w:hAnsi="宋体" w:hint="eastAsia"/>
+                <w:noProof/>
+                <w:webHidden/>
+              </w:rPr>
+              <w:fldChar w:fldCharType="end"/>
+            </w:r>
+          </w:hyperlink>
+        </w:p>
+        <w:p>
+          <w:pPr>
+            <w:pStyle w:val="TOC1"/>
+            <w:tabs>
+              <w:tab w:val="right" w:leader="dot" w:pos="8296"/>
+            </w:tabs>
+            <w:rPr>
+              <w:rFonts w:ascii="宋体" w:eastAsia="宋体" w:hAnsi="宋体" w:hint="eastAsia"/>
+              <w:noProof/>
+              <w:sz w:val="22"/>
+              <w:szCs w:val="24"/>
+              <w:lang w:val="en-US"/>
+              <w14:ligatures w14:val="standardContextual"/>
+            </w:rPr>
+          </w:pPr>
+          <w:hyperlink w:anchor="_Toc227235032" w:history="1">
+            <w:r>
+              <w:rPr>
+                <w:rStyle w:val="a3"/>
+                <w:rFonts w:ascii="宋体" w:eastAsia="宋体" w:hAnsi="宋体" w:hint="eastAsia"/>
+                <w:noProof/>
+              </w:rPr>
+              <w:t>第六讲 政党的运作（一）——政党与选民，政党与社会</w:t>
+            </w:r>
+            <w:r>
+              <w:rPr>
+                <w:rFonts w:ascii="宋体" w:eastAsia="宋体" w:hAnsi="宋体" w:hint="eastAsia"/>
+                <w:noProof/>
+                <w:webHidden/>
+              </w:rPr>
+              <w:tab/>
+            </w:r>
+            <w:r>
+              <w:rPr>
+                <w:rFonts w:ascii="宋体" w:eastAsia="宋体" w:hAnsi="宋体" w:hint="eastAsia"/>
+                <w:noProof/>
+                <w:webHidden/>
+              </w:rPr>
+              <w:fldChar w:fldCharType="begin"/>
+            </w:r>
+            <w:r>
+              <w:rPr>
+                <w:rFonts w:ascii="宋体" w:eastAsia="宋体" w:hAnsi="宋体" w:hint="eastAsia"/>
+                <w:noProof/>
+                <w:webHidden/>
+              </w:rPr>
+              <w:instrText xml:space="preserve"> </w:instrText>
+            </w:r>
+            <w:r>
+              <w:rPr>
+                <w:rFonts w:ascii="宋体" w:eastAsia="宋体" w:hAnsi="宋体"/>
+                <w:noProof/>
+                <w:webHidden/>
+              </w:rPr>
+              <w:instrText>PAGEREF _Toc227235032 \h</w:instrText>
+            </w:r>
+            <w:r>
+              <w:rPr>
+                <w:rFonts w:ascii="宋体" w:eastAsia="宋体" w:hAnsi="宋体" w:hint="eastAsia"/>
+                <w:noProof/>
+                <w:webHidden/>
+              </w:rPr>
+              <w:instrText xml:space="preserve"> </w:instrText>
+            </w:r>
+            <w:r>
+              <w:rPr>
+                <w:rFonts w:ascii="宋体" w:eastAsia="宋体" w:hAnsi="宋体" w:hint="eastAsia"/>
+                <w:noProof/>
+                <w:webHidden/>
+              </w:rPr>
+            </w:r>
+            <w:r>
+              <w:rPr>
+                <w:rFonts w:ascii="宋体" w:eastAsia="宋体" w:hAnsi="宋体" w:hint="eastAsia"/>
+                <w:noProof/>
+                <w:webHidden/>
+              </w:rPr>
+              <w:fldChar w:fldCharType="separate"/>
+            </w:r>
+            <w:r>
+              <w:rPr>
+                <w:rFonts w:ascii="宋体" w:eastAsia="宋体" w:hAnsi="宋体" w:hint="eastAsia"/>
+                <w:noProof/>
+                <w:webHidden/>
+              </w:rPr>
+              <w:t>20</w:t>
+            </w:r>
+            <w:r>
+              <w:rPr>
+                <w:rFonts w:ascii="宋体" w:eastAsia="宋体" w:hAnsi="宋体" w:hint="eastAsia"/>
+                <w:noProof/>
+                <w:webHidden/>
+              </w:rPr>
+              <w:fldChar w:fldCharType="end"/>
+            </w:r>
+          </w:hyperlink>
+        </w:p>
+        <w:p>
+          <w:pPr>
+            <w:pStyle w:val="TOC2"/>
+            <w:tabs>
+              <w:tab w:val="right" w:leader="dot" w:pos="8296"/>
+            </w:tabs>
+            <w:rPr>
+              <w:rFonts w:ascii="宋体" w:eastAsia="宋体" w:hAnsi="宋体" w:hint="eastAsia"/>
+              <w:noProof/>
+              <w:sz w:val="22"/>
+              <w:szCs w:val="24"/>
+              <w:lang w:val="en-US"/>
+              <w14:ligatures w14:val="standardContextual"/>
+            </w:rPr>
+          </w:pPr>
+          <w:hyperlink w:anchor="_Toc227235033" w:history="1">
+            <w:r>
+              <w:rPr>
+                <w:rStyle w:val="a3"/>
+                <w:rFonts w:ascii="宋体" w:eastAsia="宋体" w:hAnsi="宋体" w:hint="eastAsia"/>
+                <w:noProof/>
+              </w:rPr>
+              <w:t>一、政党与民众</w:t>
+            </w:r>
+            <w:r>
+              <w:rPr>
+                <w:rFonts w:ascii="宋体" w:eastAsia="宋体" w:hAnsi="宋体" w:hint="eastAsia"/>
+                <w:noProof/>
+                <w:webHidden/>
+              </w:rPr>
+              <w:tab/>
+            </w:r>
+            <w:r>
+              <w:rPr>
+                <w:rFonts w:ascii="宋体" w:eastAsia="宋体" w:hAnsi="宋体" w:hint="eastAsia"/>
+                <w:noProof/>
+                <w:webHidden/>
+              </w:rPr>
+              <w:fldChar w:fldCharType="begin"/>
+            </w:r>
+            <w:r>
+              <w:rPr>
+                <w:rFonts w:ascii="宋体" w:eastAsia="宋体" w:hAnsi="宋体" w:hint="eastAsia"/>
+                <w:noProof/>
+                <w:webHidden/>
+              </w:rPr>
+              <w:instrText xml:space="preserve"> </w:instrText>
+            </w:r>
+            <w:r>
+              <w:rPr>
+                <w:rFonts w:ascii="宋体" w:eastAsia="宋体" w:hAnsi="宋体"/>
+                <w:noProof/>
+                <w:webHidden/>
+              </w:rPr>
+              <w:instrText>PAGEREF _Toc227235033 \h</w:instrText>
+            </w:r>
+            <w:r>
+              <w:rPr>
+                <w:rFonts w:ascii="宋体" w:eastAsia="宋体" w:hAnsi="宋体" w:hint="eastAsia"/>
+                <w:noProof/>
+                <w:webHidden/>
+              </w:rPr>
+              <w:instrText xml:space="preserve"> </w:instrText>
+            </w:r>
+            <w:r>
+              <w:rPr>
+                <w:rFonts w:ascii="宋体" w:eastAsia="宋体" w:hAnsi="宋体" w:hint="eastAsia"/>
+                <w:noProof/>
+                <w:webHidden/>
+              </w:rPr>
+            </w:r>
+            <w:r>
+              <w:rPr>
+                <w:rFonts w:ascii="宋体" w:eastAsia="宋体" w:hAnsi="宋体" w:hint="eastAsia"/>
+                <w:noProof/>
+                <w:webHidden/>
+              </w:rPr>
+              <w:fldChar w:fldCharType="separate"/>
+            </w:r>
+            <w:r>
+              <w:rPr>
+                <w:rFonts w:ascii="宋体" w:eastAsia="宋体" w:hAnsi="宋体" w:hint="eastAsia"/>
+                <w:noProof/>
+                <w:webHidden/>
+              </w:rPr>
+              <w:t>20</w:t>
+            </w:r>
+            <w:r>
+              <w:rPr>
+                <w:rFonts w:ascii="宋体" w:eastAsia="宋体" w:hAnsi="宋体" w:hint="eastAsia"/>
+                <w:noProof/>
+                <w:webHidden/>
+              </w:rPr>
+              <w:fldChar w:fldCharType="end"/>
+            </w:r>
+          </w:hyperlink>
+        </w:p>
+        <w:p>
+          <w:pPr>
+            <w:pStyle w:val="TOC3"/>
+            <w:tabs>
+              <w:tab w:val="right" w:leader="dot" w:pos="8296"/>
+            </w:tabs>
+            <w:rPr>
+              <w:rFonts w:ascii="宋体" w:eastAsia="宋体" w:hAnsi="宋体" w:hint="eastAsia"/>
+              <w:noProof/>
+              <w:sz w:val="22"/>
+              <w:szCs w:val="24"/>
+              <w:lang w:val="en-US"/>
+              <w14:ligatures w14:val="standardContextual"/>
+            </w:rPr>
+          </w:pPr>
+          <w:hyperlink w:anchor="_Toc227235034" w:history="1">
+            <w:r>
+              <w:rPr>
+                <w:rStyle w:val="a3"/>
+                <w:rFonts w:ascii="宋体" w:eastAsia="宋体" w:hAnsi="宋体" w:hint="eastAsia"/>
+                <w:noProof/>
+              </w:rPr>
+              <w:t>（一）民众的政党认同（党派性）与社会身份</w:t>
+            </w:r>
+            <w:r>
+              <w:rPr>
+                <w:rFonts w:ascii="宋体" w:eastAsia="宋体" w:hAnsi="宋体" w:hint="eastAsia"/>
+                <w:noProof/>
+                <w:webHidden/>
+              </w:rPr>
+              <w:tab/>
+            </w:r>
+            <w:r>
+              <w:rPr>
+                <w:rFonts w:ascii="宋体" w:eastAsia="宋体" w:hAnsi="宋体" w:hint="eastAsia"/>
+                <w:noProof/>
+                <w:webHidden/>
+              </w:rPr>
+              <w:fldChar w:fldCharType="begin"/>
+            </w:r>
+            <w:r>
+              <w:rPr>
+                <w:rFonts w:ascii="宋体" w:eastAsia="宋体" w:hAnsi="宋体" w:hint="eastAsia"/>
+                <w:noProof/>
+                <w:webHidden/>
+              </w:rPr>
+              <w:instrText xml:space="preserve"> </w:instrText>
+            </w:r>
+            <w:r>
+              <w:rPr>
+                <w:rFonts w:ascii="宋体" w:eastAsia="宋体" w:hAnsi="宋体"/>
+                <w:noProof/>
+                <w:webHidden/>
+              </w:rPr>
+              <w:instrText>PAGEREF _Toc227235034 \h</w:instrText>
+            </w:r>
+            <w:r>
+              <w:rPr>
+                <w:rFonts w:ascii="宋体" w:eastAsia="宋体" w:hAnsi="宋体" w:hint="eastAsia"/>
+                <w:noProof/>
+                <w:webHidden/>
+              </w:rPr>
+              <w:instrText xml:space="preserve"> </w:instrText>
+            </w:r>
+            <w:r>
+              <w:rPr>
+                <w:rFonts w:ascii="宋体" w:eastAsia="宋体" w:hAnsi="宋体" w:hint="eastAsia"/>
+                <w:noProof/>
+                <w:webHidden/>
+              </w:rPr>
+            </w:r>
+            <w:r>
+              <w:rPr>
+                <w:rFonts w:ascii="宋体" w:eastAsia="宋体" w:hAnsi="宋体" w:hint="eastAsia"/>
+                <w:noProof/>
+                <w:webHidden/>
+              </w:rPr>
+              <w:fldChar w:fldCharType="separate"/>
+            </w:r>
+            <w:r>
+              <w:rPr>
+                <w:rFonts w:ascii="宋体" w:eastAsia="宋体" w:hAnsi="宋体" w:hint="eastAsia"/>
+                <w:noProof/>
+                <w:webHidden/>
+              </w:rPr>
+              <w:t>20</w:t>
+            </w:r>
+            <w:r>
+              <w:rPr>
+                <w:rFonts w:ascii="宋体" w:eastAsia="宋体" w:hAnsi="宋体" w:hint="eastAsia"/>
+                <w:noProof/>
+                <w:webHidden/>
+              </w:rPr>
+              <w:fldChar w:fldCharType="end"/>
+            </w:r>
+          </w:hyperlink>
+        </w:p>
+        <w:p>
+          <w:pPr>
+            <w:pStyle w:val="TOC3"/>
+            <w:tabs>
+              <w:tab w:val="right" w:leader="dot" w:pos="8296"/>
+            </w:tabs>
+            <w:rPr>
+              <w:rFonts w:ascii="宋体" w:eastAsia="宋体" w:hAnsi="宋体" w:hint="eastAsia"/>
+              <w:noProof/>
+              <w:sz w:val="22"/>
+              <w:szCs w:val="24"/>
+              <w:lang w:val="en-US"/>
+              <w14:ligatures w14:val="standardContextual"/>
+            </w:rPr>
+          </w:pPr>
+          <w:hyperlink w:anchor="_Toc227235035" w:history="1">
+            <w:r>
+              <w:rPr>
+                <w:rStyle w:val="a3"/>
+                <w:rFonts w:ascii="宋体" w:eastAsia="宋体" w:hAnsi="宋体" w:hint="eastAsia"/>
+                <w:noProof/>
+              </w:rPr>
+              <w:t>（二）政党身份认同的稳定性</w:t>
+            </w:r>
+            <w:r>
+              <w:rPr>
+                <w:rFonts w:ascii="宋体" w:eastAsia="宋体" w:hAnsi="宋体" w:hint="eastAsia"/>
+                <w:noProof/>
+                <w:webHidden/>
+              </w:rPr>
+              <w:tab/>
+            </w:r>
+            <w:r>
+              <w:rPr>
+                <w:rFonts w:ascii="宋体" w:eastAsia="宋体" w:hAnsi="宋体" w:hint="eastAsia"/>
+                <w:noProof/>
+                <w:webHidden/>
+              </w:rPr>
+              <w:fldChar w:fldCharType="begin"/>
+            </w:r>
+            <w:r>
+              <w:rPr>
+                <w:rFonts w:ascii="宋体" w:eastAsia="宋体" w:hAnsi="宋体" w:hint="eastAsia"/>
+                <w:noProof/>
+                <w:webHidden/>
+              </w:rPr>
+              <w:instrText xml:space="preserve"> </w:instrText>
+            </w:r>
+            <w:r>
+              <w:rPr>
+                <w:rFonts w:ascii="宋体" w:eastAsia="宋体" w:hAnsi="宋体"/>
+                <w:noProof/>
+                <w:webHidden/>
+              </w:rPr>
+              <w:instrText>PAGEREF _Toc227235035 \h</w:instrText>
+            </w:r>
+            <w:r>
+              <w:rPr>
+                <w:rFonts w:ascii="宋体" w:eastAsia="宋体" w:hAnsi="宋体" w:hint="eastAsia"/>
+                <w:noProof/>
+                <w:webHidden/>
+              </w:rPr>
+              <w:instrText xml:space="preserve"> </w:instrText>
+            </w:r>
+            <w:r>
+              <w:rPr>
+                <w:rFonts w:ascii="宋体" w:eastAsia="宋体" w:hAnsi="宋体" w:hint="eastAsia"/>
+                <w:noProof/>
+                <w:webHidden/>
+              </w:rPr>
+            </w:r>
+            <w:r>
+              <w:rPr>
+                <w:rFonts w:ascii="宋体" w:eastAsia="宋体" w:hAnsi="宋体" w:hint="eastAsia"/>
+                <w:noProof/>
+                <w:webHidden/>
+              </w:rPr>
+              <w:fldChar w:fldCharType="separate"/>
+            </w:r>
+            <w:r>
+              <w:rPr>
+                <w:rFonts w:ascii="宋体" w:eastAsia="宋体" w:hAnsi="宋体" w:hint="eastAsia"/>
+                <w:noProof/>
+                <w:webHidden/>
+              </w:rPr>
+              <w:t>20</w:t>
+            </w:r>
+            <w:r>
+              <w:rPr>
+                <w:rFonts w:ascii="宋体" w:eastAsia="宋体" w:hAnsi="宋体" w:hint="eastAsia"/>
+                <w:noProof/>
+                <w:webHidden/>
+              </w:rPr>
+              <w:fldChar w:fldCharType="end"/>
+            </w:r>
+          </w:hyperlink>
+        </w:p>
+        <w:p>
+          <w:pPr>
+            <w:pStyle w:val="TOC3"/>
+            <w:tabs>
+              <w:tab w:val="right" w:leader="dot" w:pos="8296"/>
+            </w:tabs>
+            <w:rPr>
+              <w:rFonts w:ascii="宋体" w:eastAsia="宋体" w:hAnsi="宋体" w:hint="eastAsia"/>
+              <w:noProof/>
+              <w:sz w:val="22"/>
+              <w:szCs w:val="24"/>
+              <w:lang w:val="en-US"/>
+              <w14:ligatures w14:val="standardContextual"/>
+            </w:rPr>
+          </w:pPr>
+          <w:hyperlink w:anchor="_Toc227235036" w:history="1">
+            <w:r>
+              <w:rPr>
+                <w:rStyle w:val="a3"/>
+                <w:rFonts w:ascii="宋体" w:eastAsia="宋体" w:hAnsi="宋体" w:hint="eastAsia"/>
+                <w:noProof/>
+              </w:rPr>
+              <w:t>（三）政党身份认同与政治偏好/投票意向</w:t>
+            </w:r>
+            <w:r>
+              <w:rPr>
+                <w:rFonts w:ascii="宋体" w:eastAsia="宋体" w:hAnsi="宋体" w:hint="eastAsia"/>
+                <w:noProof/>
+                <w:webHidden/>
+              </w:rPr>
+              <w:tab/>
+            </w:r>
+            <w:r>
+              <w:rPr>
+                <w:rFonts w:ascii="宋体" w:eastAsia="宋体" w:hAnsi="宋体" w:hint="eastAsia"/>
+                <w:noProof/>
+                <w:webHidden/>
+              </w:rPr>
+              <w:fldChar w:fldCharType="begin"/>
+            </w:r>
+            <w:r>
+              <w:rPr>
+                <w:rFonts w:ascii="宋体" w:eastAsia="宋体" w:hAnsi="宋体" w:hint="eastAsia"/>
+                <w:noProof/>
+                <w:webHidden/>
+              </w:rPr>
+              <w:instrText xml:space="preserve"> </w:instrText>
+            </w:r>
+            <w:r>
+              <w:rPr>
+                <w:rFonts w:ascii="宋体" w:eastAsia="宋体" w:hAnsi="宋体"/>
+                <w:noProof/>
+                <w:webHidden/>
+              </w:rPr>
+              <w:instrText>PAGEREF _Toc227235036 \h</w:instrText>
+            </w:r>
+            <w:r>
+              <w:rPr>
+                <w:rFonts w:ascii="宋体" w:eastAsia="宋体" w:hAnsi="宋体" w:hint="eastAsia"/>
+                <w:noProof/>
+                <w:webHidden/>
+              </w:rPr>
+              <w:instrText xml:space="preserve"> </w:instrText>
+            </w:r>
+            <w:r>
+              <w:rPr>
+                <w:rFonts w:ascii="宋体" w:eastAsia="宋体" w:hAnsi="宋体" w:hint="eastAsia"/>
+                <w:noProof/>
+                <w:webHidden/>
+              </w:rPr>
+            </w:r>
+            <w:r>
+              <w:rPr>
+                <w:rFonts w:ascii="宋体" w:eastAsia="宋体" w:hAnsi="宋体" w:hint="eastAsia"/>
+                <w:noProof/>
+                <w:webHidden/>
+              </w:rPr>
+              <w:fldChar w:fldCharType="separate"/>
+            </w:r>
+            <w:r>
+              <w:rPr>
+                <w:rFonts w:ascii="宋体" w:eastAsia="宋体" w:hAnsi="宋体" w:hint="eastAsia"/>
+                <w:noProof/>
+                <w:webHidden/>
+              </w:rPr>
+              <w:t>21</w:t>
+            </w:r>
+            <w:r>
+              <w:rPr>
+                <w:rFonts w:ascii="宋体" w:eastAsia="宋体" w:hAnsi="宋体" w:hint="eastAsia"/>
+                <w:noProof/>
+                <w:webHidden/>
+              </w:rPr>
+              <w:fldChar w:fldCharType="end"/>
+            </w:r>
+          </w:hyperlink>
+        </w:p>
+        <w:p>
+          <w:pPr>
+            <w:pStyle w:val="TOC3"/>
+            <w:tabs>
+              <w:tab w:val="right" w:leader="dot" w:pos="8296"/>
+            </w:tabs>
+            <w:rPr>
+              <w:rFonts w:ascii="宋体" w:eastAsia="宋体" w:hAnsi="宋体" w:hint="eastAsia"/>
+              <w:noProof/>
+              <w:sz w:val="22"/>
+              <w:szCs w:val="24"/>
+              <w:lang w:val="en-US"/>
+              <w14:ligatures w14:val="standardContextual"/>
+            </w:rPr>
+          </w:pPr>
+          <w:hyperlink w:anchor="_Toc227235037" w:history="1">
+            <w:r>
+              <w:rPr>
+                <w:rStyle w:val="a3"/>
+                <w:rFonts w:ascii="宋体" w:eastAsia="宋体" w:hAnsi="宋体" w:hint="eastAsia"/>
+                <w:noProof/>
+              </w:rPr>
+              <w:t>（四）西方国家选民的党派性与情感极化</w:t>
+            </w:r>
+            <w:r>
+              <w:rPr>
+                <w:rFonts w:ascii="宋体" w:eastAsia="宋体" w:hAnsi="宋体" w:hint="eastAsia"/>
+                <w:noProof/>
+                <w:webHidden/>
+              </w:rPr>
+              <w:tab/>
+            </w:r>
+            <w:r>
+              <w:rPr>
+                <w:rFonts w:ascii="宋体" w:eastAsia="宋体" w:hAnsi="宋体" w:hint="eastAsia"/>
+                <w:noProof/>
+                <w:webHidden/>
+              </w:rPr>
+              <w:fldChar w:fldCharType="begin"/>
+            </w:r>
+            <w:r>
+              <w:rPr>
+                <w:rFonts w:ascii="宋体" w:eastAsia="宋体" w:hAnsi="宋体" w:hint="eastAsia"/>
+                <w:noProof/>
+                <w:webHidden/>
+              </w:rPr>
+              <w:instrText xml:space="preserve"> </w:instrText>
+            </w:r>
+            <w:r>
+              <w:rPr>
+                <w:rFonts w:ascii="宋体" w:eastAsia="宋体" w:hAnsi="宋体"/>
+                <w:noProof/>
+                <w:webHidden/>
+              </w:rPr>
+              <w:instrText>PAGEREF _Toc227235037 \h</w:instrText>
+            </w:r>
+            <w:r>
+              <w:rPr>
+                <w:rFonts w:ascii="宋体" w:eastAsia="宋体" w:hAnsi="宋体" w:hint="eastAsia"/>
+                <w:noProof/>
+                <w:webHidden/>
+              </w:rPr>
+              <w:instrText xml:space="preserve"> </w:instrText>
+            </w:r>
+            <w:r>
+              <w:rPr>
+                <w:rFonts w:ascii="宋体" w:eastAsia="宋体" w:hAnsi="宋体" w:hint="eastAsia"/>
+                <w:noProof/>
+                <w:webHidden/>
+              </w:rPr>
+            </w:r>
+            <w:r>
+              <w:rPr>
+                <w:rFonts w:ascii="宋体" w:eastAsia="宋体" w:hAnsi="宋体" w:hint="eastAsia"/>
+                <w:noProof/>
+                <w:webHidden/>
+              </w:rPr>
+              <w:fldChar w:fldCharType="separate"/>
+            </w:r>
+            <w:r>
+              <w:rPr>
+                <w:rFonts w:ascii="宋体" w:eastAsia="宋体" w:hAnsi="宋体" w:hint="eastAsia"/>
+                <w:noProof/>
+                <w:webHidden/>
+              </w:rPr>
+              <w:t>21</w:t>
+            </w:r>
+            <w:r>
+              <w:rPr>
+                <w:rFonts w:ascii="宋体" w:eastAsia="宋体" w:hAnsi="宋体" w:hint="eastAsia"/>
+                <w:noProof/>
+                <w:webHidden/>
+              </w:rPr>
+              <w:fldChar w:fldCharType="end"/>
+            </w:r>
+          </w:hyperlink>
+        </w:p>
+        <w:p>
+          <w:pPr>
+            <w:pStyle w:val="TOC3"/>
+            <w:tabs>
+              <w:tab w:val="right" w:leader="dot" w:pos="8296"/>
+            </w:tabs>
+            <w:rPr>
+              <w:rFonts w:ascii="宋体" w:eastAsia="宋体" w:hAnsi="宋体" w:hint="eastAsia"/>
+              <w:noProof/>
+              <w:sz w:val="22"/>
+              <w:szCs w:val="24"/>
+              <w:lang w:val="en-US"/>
+              <w14:ligatures w14:val="standardContextual"/>
+            </w:rPr>
+          </w:pPr>
+          <w:hyperlink w:anchor="_Toc227235038" w:history="1">
+            <w:r>
+              <w:rPr>
+                <w:rStyle w:val="a3"/>
+                <w:rFonts w:ascii="宋体" w:eastAsia="宋体" w:hAnsi="宋体" w:hint="eastAsia"/>
+                <w:noProof/>
+              </w:rPr>
+              <w:t>（五）</w:t>
+            </w:r>
+            <w:r>
+              <w:rPr>
+                <w:rStyle w:val="a3"/>
+                <w:rFonts w:ascii="宋体" w:eastAsia="宋体" w:hAnsi="宋体" w:hint="eastAsia"/>
+                <w:noProof/>
                 <w:lang w:val="en-US"/>
               </w:rPr>
-              <w:t>（三）西方政党与利益集团和社会团体</w:t>
+              <w:t>美国以外的西方发达国家选民的政党认同</w:t>
             </w:r>
             <w:r>
               <w:rPr>
@@ -4522,7 +5203,7 @@
                 <w:noProof/>
                 <w:webHidden/>
               </w:rPr>
-              <w:instrText>PAGEREF _Toc226630197 \h</w:instrText>
+              <w:instrText>PAGEREF _Toc227235038 \h</w:instrText>
             </w:r>
             <w:r>
               <w:rPr>
@@ -4553,7 +5234,301 @@
                 <w:noProof/>
                 <w:webHidden/>
               </w:rPr>
-              <w:t>20</w:t>
+              <w:t>21</w:t>
+            </w:r>
+            <w:r>
+              <w:rPr>
+                <w:rFonts w:ascii="宋体" w:eastAsia="宋体" w:hAnsi="宋体" w:hint="eastAsia"/>
+                <w:noProof/>
+                <w:webHidden/>
+              </w:rPr>
+              <w:fldChar w:fldCharType="end"/>
+            </w:r>
+          </w:hyperlink>
+        </w:p>
+        <w:p>
+          <w:pPr>
+            <w:pStyle w:val="TOC2"/>
+            <w:tabs>
+              <w:tab w:val="right" w:leader="dot" w:pos="8296"/>
+            </w:tabs>
+            <w:rPr>
+              <w:rFonts w:ascii="宋体" w:eastAsia="宋体" w:hAnsi="宋体" w:hint="eastAsia"/>
+              <w:noProof/>
+              <w:sz w:val="22"/>
+              <w:szCs w:val="24"/>
+              <w:lang w:val="en-US"/>
+              <w14:ligatures w14:val="standardContextual"/>
+            </w:rPr>
+          </w:pPr>
+          <w:hyperlink w:anchor="_Toc227235039" w:history="1">
+            <w:r>
+              <w:rPr>
+                <w:rStyle w:val="a3"/>
+                <w:rFonts w:ascii="宋体" w:eastAsia="宋体" w:hAnsi="宋体" w:hint="eastAsia"/>
+                <w:noProof/>
+                <w:lang w:val="en-US"/>
+              </w:rPr>
+              <w:t>二、政党与社会</w:t>
+            </w:r>
+            <w:r>
+              <w:rPr>
+                <w:rFonts w:ascii="宋体" w:eastAsia="宋体" w:hAnsi="宋体" w:hint="eastAsia"/>
+                <w:noProof/>
+                <w:webHidden/>
+              </w:rPr>
+              <w:tab/>
+            </w:r>
+            <w:r>
+              <w:rPr>
+                <w:rFonts w:ascii="宋体" w:eastAsia="宋体" w:hAnsi="宋体" w:hint="eastAsia"/>
+                <w:noProof/>
+                <w:webHidden/>
+              </w:rPr>
+              <w:fldChar w:fldCharType="begin"/>
+            </w:r>
+            <w:r>
+              <w:rPr>
+                <w:rFonts w:ascii="宋体" w:eastAsia="宋体" w:hAnsi="宋体" w:hint="eastAsia"/>
+                <w:noProof/>
+                <w:webHidden/>
+              </w:rPr>
+              <w:instrText xml:space="preserve"> </w:instrText>
+            </w:r>
+            <w:r>
+              <w:rPr>
+                <w:rFonts w:ascii="宋体" w:eastAsia="宋体" w:hAnsi="宋体"/>
+                <w:noProof/>
+                <w:webHidden/>
+              </w:rPr>
+              <w:instrText>PAGEREF _Toc227235039 \h</w:instrText>
+            </w:r>
+            <w:r>
+              <w:rPr>
+                <w:rFonts w:ascii="宋体" w:eastAsia="宋体" w:hAnsi="宋体" w:hint="eastAsia"/>
+                <w:noProof/>
+                <w:webHidden/>
+              </w:rPr>
+              <w:instrText xml:space="preserve"> </w:instrText>
+            </w:r>
+            <w:r>
+              <w:rPr>
+                <w:rFonts w:ascii="宋体" w:eastAsia="宋体" w:hAnsi="宋体" w:hint="eastAsia"/>
+                <w:noProof/>
+                <w:webHidden/>
+              </w:rPr>
+            </w:r>
+            <w:r>
+              <w:rPr>
+                <w:rFonts w:ascii="宋体" w:eastAsia="宋体" w:hAnsi="宋体" w:hint="eastAsia"/>
+                <w:noProof/>
+                <w:webHidden/>
+              </w:rPr>
+              <w:fldChar w:fldCharType="separate"/>
+            </w:r>
+            <w:r>
+              <w:rPr>
+                <w:rFonts w:ascii="宋体" w:eastAsia="宋体" w:hAnsi="宋体" w:hint="eastAsia"/>
+                <w:noProof/>
+                <w:webHidden/>
+              </w:rPr>
+              <w:t>21</w:t>
+            </w:r>
+            <w:r>
+              <w:rPr>
+                <w:rFonts w:ascii="宋体" w:eastAsia="宋体" w:hAnsi="宋体" w:hint="eastAsia"/>
+                <w:noProof/>
+                <w:webHidden/>
+              </w:rPr>
+              <w:fldChar w:fldCharType="end"/>
+            </w:r>
+          </w:hyperlink>
+        </w:p>
+        <w:p>
+          <w:pPr>
+            <w:pStyle w:val="TOC3"/>
+            <w:tabs>
+              <w:tab w:val="right" w:leader="dot" w:pos="8296"/>
+            </w:tabs>
+            <w:rPr>
+              <w:rFonts w:ascii="宋体" w:eastAsia="宋体" w:hAnsi="宋体" w:hint="eastAsia"/>
+              <w:noProof/>
+              <w:sz w:val="22"/>
+              <w:szCs w:val="24"/>
+              <w:lang w:val="en-US"/>
+              <w14:ligatures w14:val="standardContextual"/>
+            </w:rPr>
+          </w:pPr>
+          <w:hyperlink w:anchor="_Toc227235040" w:history="1">
+            <w:r>
+              <w:rPr>
+                <w:rStyle w:val="a3"/>
+                <w:rFonts w:ascii="宋体" w:eastAsia="宋体" w:hAnsi="宋体" w:hint="eastAsia"/>
+                <w:noProof/>
+                <w:lang w:val="en-US"/>
+              </w:rPr>
+              <w:t>（一）情感极化的来源</w:t>
+            </w:r>
+            <w:r>
+              <w:rPr>
+                <w:rFonts w:ascii="宋体" w:eastAsia="宋体" w:hAnsi="宋体" w:hint="eastAsia"/>
+                <w:noProof/>
+                <w:webHidden/>
+              </w:rPr>
+              <w:tab/>
+            </w:r>
+            <w:r>
+              <w:rPr>
+                <w:rFonts w:ascii="宋体" w:eastAsia="宋体" w:hAnsi="宋体" w:hint="eastAsia"/>
+                <w:noProof/>
+                <w:webHidden/>
+              </w:rPr>
+              <w:fldChar w:fldCharType="begin"/>
+            </w:r>
+            <w:r>
+              <w:rPr>
+                <w:rFonts w:ascii="宋体" w:eastAsia="宋体" w:hAnsi="宋体" w:hint="eastAsia"/>
+                <w:noProof/>
+                <w:webHidden/>
+              </w:rPr>
+              <w:instrText xml:space="preserve"> </w:instrText>
+            </w:r>
+            <w:r>
+              <w:rPr>
+                <w:rFonts w:ascii="宋体" w:eastAsia="宋体" w:hAnsi="宋体"/>
+                <w:noProof/>
+                <w:webHidden/>
+              </w:rPr>
+              <w:instrText>PAGEREF _Toc227235040 \h</w:instrText>
+            </w:r>
+            <w:r>
+              <w:rPr>
+                <w:rFonts w:ascii="宋体" w:eastAsia="宋体" w:hAnsi="宋体" w:hint="eastAsia"/>
+                <w:noProof/>
+                <w:webHidden/>
+              </w:rPr>
+              <w:instrText xml:space="preserve"> </w:instrText>
+            </w:r>
+            <w:r>
+              <w:rPr>
+                <w:rFonts w:ascii="宋体" w:eastAsia="宋体" w:hAnsi="宋体" w:hint="eastAsia"/>
+                <w:noProof/>
+                <w:webHidden/>
+              </w:rPr>
+            </w:r>
+            <w:r>
+              <w:rPr>
+                <w:rFonts w:ascii="宋体" w:eastAsia="宋体" w:hAnsi="宋体" w:hint="eastAsia"/>
+                <w:noProof/>
+                <w:webHidden/>
+              </w:rPr>
+              <w:fldChar w:fldCharType="separate"/>
+            </w:r>
+            <w:r>
+              <w:rPr>
+                <w:rFonts w:ascii="宋体" w:eastAsia="宋体" w:hAnsi="宋体" w:hint="eastAsia"/>
+                <w:noProof/>
+                <w:webHidden/>
+              </w:rPr>
+              <w:t>21</w:t>
+            </w:r>
+            <w:r>
+              <w:rPr>
+                <w:rFonts w:ascii="宋体" w:eastAsia="宋体" w:hAnsi="宋体" w:hint="eastAsia"/>
+                <w:noProof/>
+                <w:webHidden/>
+              </w:rPr>
+              <w:fldChar w:fldCharType="end"/>
+            </w:r>
+          </w:hyperlink>
+        </w:p>
+        <w:p>
+          <w:pPr>
+            <w:pStyle w:val="TOC3"/>
+            <w:tabs>
+              <w:tab w:val="right" w:leader="dot" w:pos="8296"/>
+            </w:tabs>
+            <w:rPr>
+              <w:rFonts w:ascii="宋体" w:eastAsia="宋体" w:hAnsi="宋体" w:hint="eastAsia"/>
+              <w:noProof/>
+              <w:sz w:val="22"/>
+              <w:szCs w:val="24"/>
+              <w:lang w:val="en-US"/>
+              <w14:ligatures w14:val="standardContextual"/>
+            </w:rPr>
+          </w:pPr>
+          <w:hyperlink w:anchor="_Toc227235041" w:history="1">
+            <w:r>
+              <w:rPr>
+                <w:rStyle w:val="a3"/>
+                <w:rFonts w:ascii="宋体" w:eastAsia="宋体" w:hAnsi="宋体" w:hint="eastAsia"/>
+                <w:noProof/>
+                <w:lang w:val="en-US"/>
+              </w:rPr>
+              <w:t>（二）情感计划的后果</w:t>
+            </w:r>
+            <w:r>
+              <w:rPr>
+                <w:rFonts w:ascii="宋体" w:eastAsia="宋体" w:hAnsi="宋体" w:hint="eastAsia"/>
+                <w:noProof/>
+                <w:webHidden/>
+              </w:rPr>
+              <w:tab/>
+            </w:r>
+            <w:r>
+              <w:rPr>
+                <w:rFonts w:ascii="宋体" w:eastAsia="宋体" w:hAnsi="宋体" w:hint="eastAsia"/>
+                <w:noProof/>
+                <w:webHidden/>
+              </w:rPr>
+              <w:fldChar w:fldCharType="begin"/>
+            </w:r>
+            <w:r>
+              <w:rPr>
+                <w:rFonts w:ascii="宋体" w:eastAsia="宋体" w:hAnsi="宋体" w:hint="eastAsia"/>
+                <w:noProof/>
+                <w:webHidden/>
+              </w:rPr>
+              <w:instrText xml:space="preserve"> </w:instrText>
+            </w:r>
+            <w:r>
+              <w:rPr>
+                <w:rFonts w:ascii="宋体" w:eastAsia="宋体" w:hAnsi="宋体"/>
+                <w:noProof/>
+                <w:webHidden/>
+              </w:rPr>
+              <w:instrText>PAGEREF _Toc227235041 \h</w:instrText>
+            </w:r>
+            <w:r>
+              <w:rPr>
+                <w:rFonts w:ascii="宋体" w:eastAsia="宋体" w:hAnsi="宋体" w:hint="eastAsia"/>
+                <w:noProof/>
+                <w:webHidden/>
+              </w:rPr>
+              <w:instrText xml:space="preserve"> </w:instrText>
+            </w:r>
+            <w:r>
+              <w:rPr>
+                <w:rFonts w:ascii="宋体" w:eastAsia="宋体" w:hAnsi="宋体" w:hint="eastAsia"/>
+                <w:noProof/>
+                <w:webHidden/>
+              </w:rPr>
+            </w:r>
+            <w:r>
+              <w:rPr>
+                <w:rFonts w:ascii="宋体" w:eastAsia="宋体" w:hAnsi="宋体" w:hint="eastAsia"/>
+                <w:noProof/>
+                <w:webHidden/>
+              </w:rPr>
+              <w:fldChar w:fldCharType="separate"/>
+            </w:r>
+            <w:r>
+              <w:rPr>
+                <w:rFonts w:ascii="宋体" w:eastAsia="宋体" w:hAnsi="宋体" w:hint="eastAsia"/>
+                <w:noProof/>
+                <w:webHidden/>
+              </w:rPr>
+              <w:t>21</w:t>
             </w:r>
             <w:r>
               <w:rPr>
@@ -4608,7 +5583,7 @@
       <w:pPr>
         <w:pStyle w:val="a9"/>
       </w:pPr>
-      <w:bookmarkStart w:id="0" w:name="_Toc226630154"/>
+      <w:bookmarkStart w:id="0" w:name="_Toc227234988"/>
       <w:r>
         <w:rPr>
           <w:rFonts w:hint="eastAsia"/>
@@ -4680,7 +5655,7 @@
       <w:pPr>
         <w:pStyle w:val="ac"/>
       </w:pPr>
-      <w:bookmarkStart w:id="1" w:name="_Toc226630155"/>
+      <w:bookmarkStart w:id="1" w:name="_Toc227234989"/>
       <w:r>
         <w:rPr>
           <w:rFonts w:hint="eastAsia"/>
@@ -4720,7 +5695,7 @@
       <w:pPr>
         <w:pStyle w:val="ae"/>
       </w:pPr>
-      <w:bookmarkStart w:id="2" w:name="_Toc226630156"/>
+      <w:bookmarkStart w:id="2" w:name="_Toc227234990"/>
       <w:r>
         <w:rPr>
           <w:rFonts w:hint="eastAsia"/>
@@ -5503,7 +6478,7 @@
       <w:pPr>
         <w:pStyle w:val="ae"/>
       </w:pPr>
-      <w:bookmarkStart w:id="3" w:name="_Toc226630157"/>
+      <w:bookmarkStart w:id="3" w:name="_Toc227234991"/>
       <w:r>
         <w:rPr>
           <w:rFonts w:hint="eastAsia"/>
@@ -5599,7 +6574,7 @@
       <w:pPr>
         <w:pStyle w:val="ae"/>
       </w:pPr>
-      <w:bookmarkStart w:id="4" w:name="_Toc226630158"/>
+      <w:bookmarkStart w:id="4" w:name="_Toc227234992"/>
       <w:r>
         <w:rPr>
           <w:rFonts w:hint="eastAsia"/>
@@ -5879,7 +6854,7 @@
       <w:pPr>
         <w:pStyle w:val="ac"/>
       </w:pPr>
-      <w:bookmarkStart w:id="5" w:name="_Toc226630159"/>
+      <w:bookmarkStart w:id="5" w:name="_Toc227234993"/>
       <w:r>
         <w:rPr>
           <w:rFonts w:hint="eastAsia"/>
@@ -7816,7 +8791,7 @@
       <w:pPr>
         <w:pStyle w:val="a9"/>
       </w:pPr>
-      <w:bookmarkStart w:id="6" w:name="_Toc226630160"/>
+      <w:bookmarkStart w:id="6" w:name="_Toc227234994"/>
       <w:r>
         <w:rPr>
           <w:rFonts w:hint="eastAsia"/>
@@ -7860,7 +8835,7 @@
       <w:pPr>
         <w:pStyle w:val="ac"/>
       </w:pPr>
-      <w:bookmarkStart w:id="7" w:name="_Toc226630161"/>
+      <w:bookmarkStart w:id="7" w:name="_Toc227234995"/>
       <w:r>
         <w:rPr>
           <w:rFonts w:hint="eastAsia"/>
@@ -7873,7 +8848,7 @@
       <w:pPr>
         <w:pStyle w:val="ae"/>
       </w:pPr>
-      <w:bookmarkStart w:id="8" w:name="_Toc226630162"/>
+      <w:bookmarkStart w:id="8" w:name="_Toc227234996"/>
       <w:r>
         <w:rPr>
           <w:rFonts w:hint="eastAsia"/>
@@ -10028,7 +11003,7 @@
       <w:pPr>
         <w:pStyle w:val="ae"/>
       </w:pPr>
-      <w:bookmarkStart w:id="9" w:name="_Toc226630163"/>
+      <w:bookmarkStart w:id="9" w:name="_Toc227234997"/>
       <w:r>
         <w:rPr>
           <w:rFonts w:hint="eastAsia"/>
@@ -11760,7 +12735,7 @@
       <w:pPr>
         <w:pStyle w:val="ae"/>
       </w:pPr>
-      <w:bookmarkStart w:id="10" w:name="_Toc226630164"/>
+      <w:bookmarkStart w:id="10" w:name="_Toc227234998"/>
       <w:r>
         <w:rPr>
           <w:rFonts w:hint="eastAsia"/>
@@ -12496,7 +13471,7 @@
       <w:pPr>
         <w:pStyle w:val="ae"/>
       </w:pPr>
-      <w:bookmarkStart w:id="11" w:name="_Toc226630165"/>
+      <w:bookmarkStart w:id="11" w:name="_Toc227234999"/>
       <w:r>
         <w:rPr>
           <w:rFonts w:hint="eastAsia"/>
@@ -12701,7 +13676,7 @@
       <w:pPr>
         <w:pStyle w:val="ac"/>
       </w:pPr>
-      <w:bookmarkStart w:id="12" w:name="_Toc226630166"/>
+      <w:bookmarkStart w:id="12" w:name="_Toc227235000"/>
       <w:r>
         <w:rPr>
           <w:rFonts w:hint="eastAsia"/>
@@ -12714,7 +13689,7 @@
       <w:pPr>
         <w:pStyle w:val="ae"/>
       </w:pPr>
-      <w:bookmarkStart w:id="13" w:name="_Toc226630167"/>
+      <w:bookmarkStart w:id="13" w:name="_Toc227235001"/>
       <w:r>
         <w:rPr>
           <w:rFonts w:hint="eastAsia"/>
@@ -12852,7 +13827,7 @@
       <w:pPr>
         <w:pStyle w:val="ae"/>
       </w:pPr>
-      <w:bookmarkStart w:id="14" w:name="_Toc226630168"/>
+      <w:bookmarkStart w:id="14" w:name="_Toc227235002"/>
       <w:r>
         <w:rPr>
           <w:rFonts w:hint="eastAsia"/>
@@ -13166,7 +14141,7 @@
       <w:pPr>
         <w:pStyle w:val="ae"/>
       </w:pPr>
-      <w:bookmarkStart w:id="15" w:name="_Toc226630169"/>
+      <w:bookmarkStart w:id="15" w:name="_Toc227235003"/>
       <w:r>
         <w:rPr>
           <w:rFonts w:hint="eastAsia"/>
@@ -13323,7 +14298,7 @@
       <w:pPr>
         <w:pStyle w:val="ae"/>
       </w:pPr>
-      <w:bookmarkStart w:id="16" w:name="_Toc226630170"/>
+      <w:bookmarkStart w:id="16" w:name="_Toc227235004"/>
       <w:r>
         <w:rPr>
           <w:rFonts w:hint="eastAsia"/>
@@ -13400,7 +14375,7 @@
       <w:pPr>
         <w:pStyle w:val="ac"/>
       </w:pPr>
-      <w:bookmarkStart w:id="17" w:name="_Toc226630171"/>
+      <w:bookmarkStart w:id="17" w:name="_Toc227235005"/>
       <w:r>
         <w:rPr>
           <w:rFonts w:hint="eastAsia"/>
@@ -13553,7 +14528,7 @@
       <w:pPr>
         <w:pStyle w:val="a9"/>
       </w:pPr>
-      <w:bookmarkStart w:id="18" w:name="_Toc226630172"/>
+      <w:bookmarkStart w:id="18" w:name="_Toc227235006"/>
       <w:r>
         <w:rPr>
           <w:rFonts w:hint="eastAsia"/>
@@ -13597,7 +14572,7 @@
       <w:pPr>
         <w:pStyle w:val="ac"/>
       </w:pPr>
-      <w:bookmarkStart w:id="19" w:name="_Toc226630173"/>
+      <w:bookmarkStart w:id="19" w:name="_Toc227235007"/>
       <w:r>
         <w:rPr>
           <w:rFonts w:hint="eastAsia"/>
@@ -13610,7 +14585,7 @@
       <w:pPr>
         <w:pStyle w:val="ae"/>
       </w:pPr>
-      <w:bookmarkStart w:id="20" w:name="_Toc226630174"/>
+      <w:bookmarkStart w:id="20" w:name="_Toc227235008"/>
       <w:r>
         <w:rPr>
           <w:rFonts w:hint="eastAsia"/>
@@ -13946,7 +14921,7 @@
       <w:pPr>
         <w:pStyle w:val="ae"/>
       </w:pPr>
-      <w:bookmarkStart w:id="21" w:name="_Toc226630175"/>
+      <w:bookmarkStart w:id="21" w:name="_Toc227235009"/>
       <w:r>
         <w:rPr>
           <w:rFonts w:hint="eastAsia"/>
@@ -14146,7 +15121,7 @@
       <w:pPr>
         <w:pStyle w:val="ac"/>
       </w:pPr>
-      <w:bookmarkStart w:id="22" w:name="_Toc226630176"/>
+      <w:bookmarkStart w:id="22" w:name="_Toc227235010"/>
       <w:r>
         <w:rPr>
           <w:rFonts w:hint="eastAsia"/>
@@ -14159,7 +15134,7 @@
       <w:pPr>
         <w:pStyle w:val="ae"/>
       </w:pPr>
-      <w:bookmarkStart w:id="23" w:name="_Toc226630177"/>
+      <w:bookmarkStart w:id="23" w:name="_Toc227235011"/>
       <w:r>
         <w:rPr>
           <w:rFonts w:hint="eastAsia"/>
@@ -14497,7 +15472,7 @@
       <w:pPr>
         <w:pStyle w:val="ae"/>
       </w:pPr>
-      <w:bookmarkStart w:id="24" w:name="_Toc226630178"/>
+      <w:bookmarkStart w:id="24" w:name="_Toc227235012"/>
       <w:r>
         <w:rPr>
           <w:rFonts w:hint="eastAsia"/>
@@ -14679,7 +15654,7 @@
       <w:pPr>
         <w:pStyle w:val="a9"/>
       </w:pPr>
-      <w:bookmarkStart w:id="25" w:name="_Toc226630179"/>
+      <w:bookmarkStart w:id="25" w:name="_Toc227235013"/>
       <w:r>
         <w:rPr>
           <w:rFonts w:hint="eastAsia"/>
@@ -14723,7 +15698,7 @@
       <w:pPr>
         <w:pStyle w:val="ac"/>
       </w:pPr>
-      <w:bookmarkStart w:id="26" w:name="_Toc226630180"/>
+      <w:bookmarkStart w:id="26" w:name="_Toc227235014"/>
       <w:r>
         <w:rPr>
           <w:rFonts w:hint="eastAsia"/>
@@ -14783,7 +15758,7 @@
       <w:pPr>
         <w:pStyle w:val="ac"/>
       </w:pPr>
-      <w:bookmarkStart w:id="27" w:name="_Toc226630181"/>
+      <w:bookmarkStart w:id="27" w:name="_Toc227235015"/>
       <w:r>
         <w:rPr>
           <w:rFonts w:hint="eastAsia"/>
@@ -14796,7 +15771,7 @@
       <w:pPr>
         <w:pStyle w:val="ae"/>
       </w:pPr>
-      <w:bookmarkStart w:id="28" w:name="_Toc226630182"/>
+      <w:bookmarkStart w:id="28" w:name="_Toc227235016"/>
       <w:r>
         <w:rPr>
           <w:rFonts w:hint="eastAsia"/>
@@ -15210,7 +16185,7 @@
       <w:pPr>
         <w:pStyle w:val="ae"/>
       </w:pPr>
-      <w:bookmarkStart w:id="29" w:name="_Toc226630183"/>
+      <w:bookmarkStart w:id="29" w:name="_Toc227235017"/>
       <w:r>
         <w:rPr>
           <w:rFonts w:hint="eastAsia"/>
@@ -15525,7 +16500,7 @@
       <w:pPr>
         <w:pStyle w:val="ae"/>
       </w:pPr>
-      <w:bookmarkStart w:id="30" w:name="_Toc226630184"/>
+      <w:bookmarkStart w:id="30" w:name="_Toc227235018"/>
       <w:r>
         <w:rPr>
           <w:rFonts w:hint="eastAsia"/>
@@ -15642,7 +16617,7 @@
       <w:pPr>
         <w:pStyle w:val="ae"/>
       </w:pPr>
-      <w:bookmarkStart w:id="31" w:name="_Toc226630185"/>
+      <w:bookmarkStart w:id="31" w:name="_Toc227235019"/>
       <w:r>
         <w:rPr>
           <w:rFonts w:hint="eastAsia"/>
@@ -15742,7 +16717,7 @@
       <w:pPr>
         <w:pStyle w:val="ac"/>
       </w:pPr>
-      <w:bookmarkStart w:id="32" w:name="_Toc226630186"/>
+      <w:bookmarkStart w:id="32" w:name="_Toc227235020"/>
       <w:r>
         <w:rPr>
           <w:rFonts w:hint="eastAsia"/>
@@ -16206,7 +17181,7 @@
       <w:pPr>
         <w:pStyle w:val="ac"/>
       </w:pPr>
-      <w:bookmarkStart w:id="33" w:name="_Toc226630187"/>
+      <w:bookmarkStart w:id="33" w:name="_Toc227235021"/>
       <w:r>
         <w:rPr>
           <w:rFonts w:hint="eastAsia"/>
@@ -16340,7 +17315,7 @@
       <w:pPr>
         <w:pStyle w:val="a9"/>
       </w:pPr>
-      <w:bookmarkStart w:id="34" w:name="_Toc226630188"/>
+      <w:bookmarkStart w:id="34" w:name="_Toc227235022"/>
       <w:r>
         <w:rPr>
           <w:rFonts w:hint="eastAsia"/>
@@ -16366,9 +17341,6 @@
         <w:pStyle w:val="aa"/>
         <w:spacing w:before="78" w:after="78"/>
         <w:jc w:val="center"/>
-        <w:rPr>
-          <w:rFonts w:hint="eastAsia"/>
-        </w:rPr>
       </w:pPr>
       <w:r>
         <w:rPr>
@@ -16387,7 +17359,7 @@
       <w:pPr>
         <w:pStyle w:val="ac"/>
       </w:pPr>
-      <w:bookmarkStart w:id="35" w:name="_Toc226630189"/>
+      <w:bookmarkStart w:id="35" w:name="_Toc227235023"/>
       <w:r>
         <w:rPr>
           <w:rFonts w:hint="eastAsia"/>
@@ -16421,7 +17393,7 @@
       <w:pPr>
         <w:pStyle w:val="ac"/>
       </w:pPr>
-      <w:bookmarkStart w:id="36" w:name="_Toc226630190"/>
+      <w:bookmarkStart w:id="36" w:name="_Toc227235024"/>
       <w:r>
         <w:rPr>
           <w:rFonts w:hint="eastAsia"/>
@@ -16434,7 +17406,7 @@
       <w:pPr>
         <w:pStyle w:val="ae"/>
       </w:pPr>
-      <w:bookmarkStart w:id="37" w:name="_Toc226630191"/>
+      <w:bookmarkStart w:id="37" w:name="_Toc227235025"/>
       <w:r>
         <w:rPr>
           <w:rFonts w:hint="eastAsia"/>
@@ -16683,9 +17655,6 @@
     <w:p>
       <w:pPr>
         <w:pStyle w:val="af1"/>
-        <w:rPr>
-          <w:rFonts w:hint="eastAsia"/>
-        </w:rPr>
       </w:pPr>
       <w:r>
         <w:rPr>
@@ -16712,7 +17681,7 @@
           <w:b/>
           <w:bCs/>
         </w:rPr>
-        <w:t>全国代表大会</w:t>
+        <w:t>全国代表大会（</w:t>
       </w:r>
       <w:r>
         <w:rPr>
@@ -16720,7 +17689,7 @@
           <w:b/>
           <w:bCs/>
         </w:rPr>
-        <w:t>（</w:t>
+        <w:t>National Convention</w:t>
       </w:r>
       <w:r>
         <w:rPr>
@@ -16728,27 +17697,13 @@
           <w:b/>
           <w:bCs/>
         </w:rPr>
-        <w:t>National Convention</w:t>
-      </w:r>
-      <w:r>
-        <w:rPr>
-          <w:rFonts w:hint="eastAsia"/>
-          <w:b/>
-          <w:bCs/>
-        </w:rPr>
         <w:t>）</w:t>
       </w:r>
       <w:r>
         <w:rPr>
           <w:rFonts w:hint="eastAsia"/>
         </w:rPr>
-        <w:t>相当于英国保守党内的“议会”</w:t>
-      </w:r>
-      <w:r>
-        <w:rPr>
-          <w:rFonts w:hint="eastAsia"/>
-        </w:rPr>
-        <w:t>（</w:t>
+        <w:t>相当于英国保守党内的“议会”（</w:t>
       </w:r>
       <w:r>
         <w:rPr>
@@ -16760,19 +17715,7 @@
         <w:rPr>
           <w:rFonts w:hint="eastAsia"/>
         </w:rPr>
-        <w:t>），</w:t>
-      </w:r>
-      <w:r>
-        <w:rPr>
-          <w:rFonts w:hint="eastAsia"/>
-        </w:rPr>
-        <w:t>至少每一年召开两次会议（春季论坛）</w:t>
-      </w:r>
-      <w:r>
-        <w:rPr>
-          <w:rFonts w:hint="eastAsia"/>
-        </w:rPr>
-        <w:t>。全国代表大会</w:t>
+        <w:t>），至少每一年召开两次会议（春季论坛）。全国代表大会</w:t>
       </w:r>
       <w:r>
         <w:t>每年选出五名保守党委员会领导成员</w:t>
@@ -16805,7 +17748,7 @@
           <w:b/>
           <w:bCs/>
         </w:rPr>
-        <w:t>保守党委员会</w:t>
+        <w:t>保守党委员会（</w:t>
       </w:r>
       <w:r>
         <w:rPr>
@@ -16813,7 +17756,7 @@
           <w:b/>
           <w:bCs/>
         </w:rPr>
-        <w:t>（</w:t>
+        <w:t>The Board of the Conservative Party</w:t>
       </w:r>
       <w:r>
         <w:rPr>
@@ -16821,39 +17764,13 @@
           <w:b/>
           <w:bCs/>
         </w:rPr>
-        <w:t>The Board of the Conservative Party</w:t>
-      </w:r>
-      <w:r>
-        <w:rPr>
-          <w:rFonts w:hint="eastAsia"/>
-          <w:b/>
-          <w:bCs/>
-        </w:rPr>
         <w:t>）</w:t>
       </w:r>
       <w:r>
         <w:rPr>
           <w:rFonts w:hint="eastAsia"/>
         </w:rPr>
-        <w:t>为英国保守党的最高决策机构</w:t>
-      </w:r>
-      <w:r>
-        <w:rPr>
-          <w:rFonts w:hint="eastAsia"/>
-        </w:rPr>
-        <w:t>，</w:t>
-      </w:r>
-      <w:r>
-        <w:rPr>
-          <w:rFonts w:hint="eastAsia"/>
-        </w:rPr>
-        <w:t>管理所有与政党运行相关的事宜</w:t>
-      </w:r>
-      <w:r>
-        <w:rPr>
-          <w:rFonts w:hint="eastAsia"/>
-        </w:rPr>
-        <w:t>，如</w:t>
+        <w:t>为英国保守党的最高决策机构，管理所有与政党运行相关的事宜，如</w:t>
       </w:r>
       <w:r>
         <w:t>筹集资金</w:t>
@@ -16880,13 +17797,7 @@
         <w:rPr>
           <w:rFonts w:hint="eastAsia"/>
         </w:rPr>
-        <w:t>等。</w:t>
-      </w:r>
-      <w:r>
-        <w:rPr>
-          <w:rFonts w:hint="eastAsia"/>
-        </w:rPr>
-        <w:t>委员会核心成员人数不固定，现有</w:t>
+        <w:t>等。委员会核心成员人数不固定，现有</w:t>
       </w:r>
       <w:r>
         <w:rPr>
@@ -16898,25 +17809,7 @@
         <w:rPr>
           <w:rFonts w:hint="eastAsia"/>
         </w:rPr>
-        <w:t>名核心成员</w:t>
-      </w:r>
-      <w:r>
-        <w:rPr>
-          <w:rFonts w:hint="eastAsia"/>
-        </w:rPr>
-        <w:t>。</w:t>
-      </w:r>
-      <w:r>
-        <w:rPr>
-          <w:rFonts w:hint="eastAsia"/>
-        </w:rPr>
-        <w:t>现任反对党领袖凯米·巴德诺赫</w:t>
-      </w:r>
-      <w:r>
-        <w:rPr>
-          <w:rFonts w:hint="eastAsia"/>
-        </w:rPr>
-        <w:t>（</w:t>
+        <w:t>名核心成员。现任反对党领袖凯米·巴德诺赫（</w:t>
       </w:r>
       <w:r>
         <w:rPr>
@@ -16928,19 +17821,7 @@
         <w:rPr>
           <w:rFonts w:hint="eastAsia"/>
         </w:rPr>
-        <w:t>）</w:t>
-      </w:r>
-      <w:r>
-        <w:rPr>
-          <w:rFonts w:hint="eastAsia"/>
-        </w:rPr>
-        <w:t>为保守党党魁，但巴德诺赫不是保守党委员会的成员</w:t>
-      </w:r>
-      <w:r>
-        <w:rPr>
-          <w:rFonts w:hint="eastAsia"/>
-        </w:rPr>
-        <w:t>。</w:t>
+        <w:t>）为保守党党魁，但巴德诺赫不是保守党委员会的成员。</w:t>
       </w:r>
     </w:p>
     <w:p>
@@ -16965,9 +17846,6 @@
         <w:pStyle w:val="aa"/>
         <w:spacing w:before="78" w:after="78"/>
         <w:ind w:firstLine="420"/>
-        <w:rPr>
-          <w:rFonts w:hint="eastAsia"/>
-        </w:rPr>
       </w:pPr>
       <w:r>
         <w:rPr>
@@ -16975,15 +17853,7 @@
           <w:b/>
           <w:bCs/>
         </w:rPr>
-        <w:t>全国代表大会</w:t>
-      </w:r>
-      <w:r>
-        <w:rPr>
-          <w:rFonts w:hint="eastAsia"/>
-          <w:b/>
-          <w:bCs/>
-        </w:rPr>
-        <w:t>（</w:t>
+        <w:t>全国代表大会（</w:t>
       </w:r>
       <w:r>
         <w:rPr>
@@ -17031,13 +17901,7 @@
         <w:rPr>
           <w:rFonts w:hint="eastAsia"/>
         </w:rPr>
-        <w:t>负责</w:t>
-      </w:r>
-      <w:r>
-        <w:rPr>
-          <w:rFonts w:hint="eastAsia"/>
-        </w:rPr>
-        <w:t>发布党纲</w:t>
+        <w:t>负责发布党纲</w:t>
       </w:r>
       <w:r>
         <w:rPr>
@@ -17049,37 +17913,7 @@
         <w:rPr>
           <w:rFonts w:hint="eastAsia"/>
         </w:rPr>
-        <w:t>党章</w:t>
-      </w:r>
-      <w:r>
-        <w:rPr>
-          <w:rFonts w:hint="eastAsia"/>
-        </w:rPr>
-        <w:t>、</w:t>
-      </w:r>
-      <w:r>
-        <w:rPr>
-          <w:rFonts w:hint="eastAsia"/>
-        </w:rPr>
-        <w:t>全国委员会委员选举</w:t>
-      </w:r>
-      <w:r>
-        <w:rPr>
-          <w:rFonts w:hint="eastAsia"/>
-        </w:rPr>
-        <w:t>、</w:t>
-      </w:r>
-      <w:r>
-        <w:rPr>
-          <w:rFonts w:hint="eastAsia"/>
-        </w:rPr>
-        <w:t>第一书记选举</w:t>
-      </w:r>
-      <w:r>
-        <w:rPr>
-          <w:rFonts w:hint="eastAsia"/>
-        </w:rPr>
-        <w:t>。</w:t>
+        <w:t>党章、全国委员会委员选举、第一书记选举。</w:t>
       </w:r>
     </w:p>
     <w:p>
@@ -17087,9 +17921,6 @@
         <w:pStyle w:val="aa"/>
         <w:spacing w:before="78" w:after="78"/>
         <w:ind w:firstLine="420"/>
-        <w:rPr>
-          <w:rFonts w:hint="eastAsia"/>
-        </w:rPr>
       </w:pPr>
       <w:r>
         <w:rPr>
@@ -17145,9 +17976,6 @@
         <w:pStyle w:val="aa"/>
         <w:spacing w:before="78" w:after="78"/>
         <w:ind w:firstLine="420"/>
-        <w:rPr>
-          <w:rFonts w:hint="eastAsia"/>
-        </w:rPr>
       </w:pPr>
       <w:r>
         <w:rPr>
@@ -17205,9 +18033,6 @@
         <w:pStyle w:val="aa"/>
         <w:spacing w:before="78" w:after="78"/>
         <w:ind w:firstLine="420"/>
-        <w:rPr>
-          <w:rFonts w:hint="eastAsia"/>
-        </w:rPr>
       </w:pPr>
       <w:r>
         <w:rPr>
@@ -17252,13 +18077,7 @@
         <w:rPr>
           <w:rFonts w:hint="eastAsia"/>
         </w:rPr>
-        <w:t>是</w:t>
-      </w:r>
-      <w:r>
-        <w:rPr>
-          <w:rFonts w:hint="eastAsia"/>
-        </w:rPr>
-        <w:t>党的首席执行官。第一书记</w:t>
+        <w:t>是党的首席执行官。第一书记</w:t>
       </w:r>
       <w:proofErr w:type="gramStart"/>
       <w:r>
@@ -17340,33 +18159,12 @@
         <w:rPr>
           <w:rFonts w:hint="eastAsia"/>
         </w:rPr>
-        <w:t>是</w:t>
-      </w:r>
-      <w:r>
-        <w:rPr>
-          <w:rFonts w:hint="eastAsia"/>
-        </w:rPr>
-        <w:t>党的执行机关。由第一书记在全国局中选出得票最高的成员担任</w:t>
-      </w:r>
-      <w:r>
-        <w:rPr>
-          <w:rFonts w:hint="eastAsia"/>
-        </w:rPr>
-        <w:t>书记</w:t>
-      </w:r>
-      <w:r>
-        <w:rPr>
-          <w:rFonts w:hint="eastAsia"/>
-        </w:rPr>
-        <w:t>，负责管理党内的日常事务以及媒体公关。</w:t>
+        <w:t>是党的执行机关。由第一书记在全国局中选出得票最高的成员担任书记，负责管理党内的日常事务以及媒体公关。</w:t>
       </w:r>
     </w:p>
     <w:p>
       <w:pPr>
         <w:pStyle w:val="af1"/>
-        <w:rPr>
-          <w:rFonts w:hint="eastAsia"/>
-        </w:rPr>
       </w:pPr>
       <w:r>
         <w:rPr>
@@ -17386,9 +18184,6 @@
         <w:pStyle w:val="aa"/>
         <w:spacing w:before="78" w:after="78"/>
         <w:ind w:firstLine="420"/>
-        <w:rPr>
-          <w:rFonts w:hint="eastAsia"/>
-        </w:rPr>
       </w:pPr>
       <w:r>
         <w:rPr>
@@ -17396,69 +18191,31 @@
           <w:b/>
           <w:bCs/>
         </w:rPr>
-        <w:t>中央执行委员会</w:t>
-      </w:r>
+        <w:t>中央执行委员会（</w:t>
+      </w:r>
+      <w:proofErr w:type="spellStart"/>
       <w:r>
         <w:rPr>
           <w:rFonts w:hint="eastAsia"/>
           <w:b/>
           <w:bCs/>
         </w:rPr>
-        <w:t>（</w:t>
-      </w:r>
-      <w:proofErr w:type="spellStart"/>
+        <w:t>Parteivorstand</w:t>
+      </w:r>
+      <w:proofErr w:type="spellEnd"/>
       <w:r>
         <w:rPr>
           <w:rFonts w:hint="eastAsia"/>
           <w:b/>
           <w:bCs/>
         </w:rPr>
-        <w:t>Parteivorstand</w:t>
-      </w:r>
-      <w:proofErr w:type="spellEnd"/>
-      <w:r>
-        <w:rPr>
-          <w:rFonts w:hint="eastAsia"/>
-          <w:b/>
-          <w:bCs/>
-        </w:rPr>
         <w:t>）</w:t>
       </w:r>
       <w:r>
         <w:rPr>
           <w:rFonts w:hint="eastAsia"/>
         </w:rPr>
-        <w:t>是</w:t>
-      </w:r>
-      <w:r>
-        <w:rPr>
-          <w:rFonts w:hint="eastAsia"/>
-        </w:rPr>
-        <w:t>党的常设最高领导机构</w:t>
-      </w:r>
-      <w:r>
-        <w:rPr>
-          <w:rFonts w:hint="eastAsia"/>
-        </w:rPr>
-        <w:t>，</w:t>
-      </w:r>
-      <w:r>
-        <w:rPr>
-          <w:rFonts w:hint="eastAsia"/>
-        </w:rPr>
-        <w:t>由联邦代表大会选举产生</w:t>
-      </w:r>
-      <w:r>
-        <w:rPr>
-          <w:rFonts w:hint="eastAsia"/>
-        </w:rPr>
-        <w:t>，</w:t>
-      </w:r>
-      <w:r>
-        <w:rPr>
-          <w:rFonts w:hint="eastAsia"/>
-        </w:rPr>
-        <w:t>推举产生</w:t>
+        <w:t>是党的常设最高领导机构，由联邦代表大会选举产生，推举产生</w:t>
       </w:r>
       <w:r>
         <w:rPr>
@@ -17515,25 +18272,7 @@
         <w:rPr>
           <w:rFonts w:hint="eastAsia"/>
         </w:rPr>
-        <w:t>每两年召开一次</w:t>
-      </w:r>
-      <w:r>
-        <w:rPr>
-          <w:rFonts w:hint="eastAsia"/>
-        </w:rPr>
-        <w:t>，</w:t>
-      </w:r>
-      <w:r>
-        <w:rPr>
-          <w:rFonts w:hint="eastAsia"/>
-        </w:rPr>
-        <w:t>每个选区派出代表每两年选出中央执行委员会成员</w:t>
-      </w:r>
-      <w:r>
-        <w:rPr>
-          <w:rFonts w:hint="eastAsia"/>
-        </w:rPr>
-        <w:t>。</w:t>
+        <w:t>每两年召开一次，每个选区派出代表每两年选出中央执行委员会成员。</w:t>
       </w:r>
     </w:p>
     <w:p>
@@ -17541,9 +18280,6 @@
         <w:pStyle w:val="aa"/>
         <w:spacing w:before="78" w:after="78"/>
         <w:ind w:firstLine="420"/>
-        <w:rPr>
-          <w:rFonts w:hint="eastAsia"/>
-        </w:rPr>
       </w:pPr>
       <w:r>
         <w:rPr>
@@ -17582,25 +18318,7 @@
         <w:rPr>
           <w:rFonts w:hint="eastAsia"/>
         </w:rPr>
-        <w:t>是</w:t>
-      </w:r>
-      <w:r>
-        <w:rPr>
-          <w:rFonts w:hint="eastAsia"/>
-        </w:rPr>
-        <w:t>党内闭门会议</w:t>
-      </w:r>
-      <w:r>
-        <w:rPr>
-          <w:rFonts w:hint="eastAsia"/>
-        </w:rPr>
-        <w:t>，</w:t>
-      </w:r>
-      <w:r>
-        <w:rPr>
-          <w:rFonts w:hint="eastAsia"/>
-        </w:rPr>
-        <w:t>商讨党组织事务。</w:t>
+        <w:t>是党内闭门会议，商讨党组织事务。</w:t>
       </w:r>
     </w:p>
     <w:p>
@@ -17608,9 +18326,6 @@
         <w:pStyle w:val="aa"/>
         <w:spacing w:before="78" w:after="78"/>
         <w:ind w:firstLine="420"/>
-        <w:rPr>
-          <w:rFonts w:hint="eastAsia"/>
-        </w:rPr>
       </w:pPr>
       <w:r>
         <w:rPr>
@@ -17648,37 +18363,7 @@
         <w:rPr>
           <w:rFonts w:hint="eastAsia"/>
         </w:rPr>
-        <w:t>负责监督中央执行委员会并听取群众的意见</w:t>
-      </w:r>
-      <w:r>
-        <w:rPr>
-          <w:rFonts w:hint="eastAsia"/>
-        </w:rPr>
-        <w:t>，</w:t>
-      </w:r>
-      <w:r>
-        <w:rPr>
-          <w:rFonts w:hint="eastAsia"/>
-        </w:rPr>
-        <w:t>九名成员由联邦代表大会选出</w:t>
-      </w:r>
-      <w:r>
-        <w:rPr>
-          <w:rFonts w:hint="eastAsia"/>
-        </w:rPr>
-        <w:t>；</w:t>
-      </w:r>
-      <w:r>
-        <w:rPr>
-          <w:rFonts w:hint="eastAsia"/>
-        </w:rPr>
-        <w:t>党的执行委员会成员以及党的专职工作人员不得担任监察委员会委员</w:t>
-      </w:r>
-      <w:r>
-        <w:rPr>
-          <w:rFonts w:hint="eastAsia"/>
-        </w:rPr>
-        <w:t>。</w:t>
+        <w:t>负责监督中央执行委员会并听取群众的意见，九名成员由联邦代表大会选出；党的执行委员会成员以及党的专职工作人员不得担任监察委员会委员。</w:t>
       </w:r>
     </w:p>
     <w:p>
@@ -17686,9 +18371,6 @@
         <w:pStyle w:val="aa"/>
         <w:spacing w:before="78" w:after="78"/>
         <w:ind w:firstLine="420"/>
-        <w:rPr>
-          <w:rFonts w:hint="eastAsia"/>
-        </w:rPr>
       </w:pPr>
       <w:r>
         <w:rPr>
@@ -17726,26 +18408,14 @@
         <w:rPr>
           <w:rFonts w:hint="eastAsia"/>
         </w:rPr>
-        <w:t>的</w:t>
-      </w:r>
-      <w:r>
-        <w:rPr>
-          <w:rFonts w:hint="eastAsia"/>
-        </w:rPr>
-        <w:t>主要职能包括党纪诉讼、组织章程和规章的适用与解释、党内选举的异议或诉讼等</w:t>
-      </w:r>
-      <w:r>
-        <w:rPr>
-          <w:rFonts w:hint="eastAsia"/>
-        </w:rPr>
-        <w:t>。</w:t>
+        <w:t>的主要职能包括党纪诉讼、组织章程和规章的适用与解释、党内选举的异议或诉讼等。</w:t>
       </w:r>
     </w:p>
     <w:p>
       <w:pPr>
         <w:pStyle w:val="ae"/>
       </w:pPr>
-      <w:bookmarkStart w:id="38" w:name="_Toc226630192"/>
+      <w:bookmarkStart w:id="38" w:name="_Toc227235026"/>
       <w:r>
         <w:rPr>
           <w:rFonts w:hint="eastAsia"/>
@@ -17757,9 +18427,6 @@
     <w:p>
       <w:pPr>
         <w:pStyle w:val="af1"/>
-        <w:rPr>
-          <w:rFonts w:hint="eastAsia"/>
-        </w:rPr>
       </w:pPr>
       <w:r>
         <w:rPr>
@@ -17791,9 +18458,6 @@
         <w:pStyle w:val="aa"/>
         <w:spacing w:before="78" w:after="78"/>
         <w:ind w:firstLine="420"/>
-        <w:rPr>
-          <w:rFonts w:hint="eastAsia"/>
-        </w:rPr>
       </w:pPr>
       <w:r>
         <w:rPr>
@@ -17825,13 +18489,7 @@
         <w:rPr>
           <w:rFonts w:hint="eastAsia"/>
         </w:rPr>
-        <w:t>基层组织通常代表州内行政单位的党组织</w:t>
-      </w:r>
-      <w:r>
-        <w:rPr>
-          <w:rFonts w:hint="eastAsia"/>
-        </w:rPr>
-        <w:t>。</w:t>
+        <w:t>基层组织通常代表州内行政单位的党组织。</w:t>
       </w:r>
     </w:p>
     <w:p>
@@ -17856,55 +18514,7 @@
         <w:rPr>
           <w:rFonts w:hint="eastAsia"/>
         </w:rPr>
-        <w:t>共和两党在各州均设有中央委员会</w:t>
-      </w:r>
-      <w:r>
-        <w:rPr>
-          <w:rFonts w:hint="eastAsia"/>
-        </w:rPr>
-        <w:t>。</w:t>
-      </w:r>
-      <w:r>
-        <w:rPr>
-          <w:rFonts w:hint="eastAsia"/>
-        </w:rPr>
-        <w:t>州党组织负责推举参加党全国代表大会的代表</w:t>
-      </w:r>
-      <w:r>
-        <w:rPr>
-          <w:rFonts w:hint="eastAsia"/>
-        </w:rPr>
-        <w:t>，</w:t>
-      </w:r>
-      <w:r>
-        <w:rPr>
-          <w:rFonts w:hint="eastAsia"/>
-        </w:rPr>
-        <w:t>主要负责在州议会和州长选举期间的选民动员，同时在大选期间为全国委员会的提供地方支持（</w:t>
-      </w:r>
-      <w:r>
-        <w:rPr>
-          <w:rFonts w:hint="eastAsia"/>
-        </w:rPr>
-        <w:t>如</w:t>
-      </w:r>
-      <w:r>
-        <w:rPr>
-          <w:rFonts w:hint="eastAsia"/>
-        </w:rPr>
-        <w:t>在州法律允许的情况下在当地举办选民注册登记活动）</w:t>
-      </w:r>
-      <w:r>
-        <w:rPr>
-          <w:rFonts w:hint="eastAsia"/>
-        </w:rPr>
-        <w:t>。</w:t>
-      </w:r>
-      <w:r>
-        <w:rPr>
-          <w:rFonts w:hint="eastAsia"/>
-        </w:rPr>
-        <w:t>各州民主</w:t>
+        <w:t>共和两党在各州均设有中央委员会。州党组织负责推举参加党全国代表大会的代表，主要负责在州议会和州长选举期间的选民动员，同时在大选期间为全国委员会的提供地方支持（如在州法律允许的情况下在当地举办选民注册登记活动）。各州民主</w:t>
       </w:r>
       <w:r>
         <w:rPr>
@@ -17946,19 +18556,7 @@
         <w:rPr>
           <w:rFonts w:hint="eastAsia"/>
         </w:rPr>
-        <w:t>芬格尔德法案出台后，两党的全国委员会将部</w:t>
-      </w:r>
-      <w:r>
-        <w:rPr>
-          <w:rFonts w:hint="eastAsia"/>
-        </w:rPr>
-        <w:t>分筹集竞选资金的只能下放给州委员会</w:t>
-      </w:r>
-      <w:r>
-        <w:rPr>
-          <w:rFonts w:hint="eastAsia"/>
-        </w:rPr>
-        <w:t>。</w:t>
+        <w:t>芬格尔德法案出台后，两党的全国委员会将部分筹集竞选资金的只能下放给州委员会。</w:t>
       </w:r>
     </w:p>
     <w:p>
@@ -17966,9 +18564,6 @@
         <w:pStyle w:val="aa"/>
         <w:spacing w:before="78" w:after="78"/>
         <w:ind w:firstLine="420"/>
-        <w:rPr>
-          <w:rFonts w:hint="eastAsia"/>
-        </w:rPr>
       </w:pPr>
       <w:r>
         <w:rPr>
@@ -17986,13 +18581,7 @@
         <w:rPr>
           <w:rFonts w:hint="eastAsia"/>
         </w:rPr>
-        <w:t>个州党组织</w:t>
-      </w:r>
-      <w:r>
-        <w:rPr>
-          <w:rFonts w:hint="eastAsia"/>
-        </w:rPr>
-        <w:t>。</w:t>
+        <w:t>个州党组织。</w:t>
       </w:r>
       <w:r>
         <w:rPr>
@@ -18052,13 +18641,7 @@
         <w:rPr>
           <w:rFonts w:hint="eastAsia"/>
         </w:rPr>
-        <w:t>海外民主党）州党组织由美国民主党全国委员会的下属组织州民主党委员会协会</w:t>
-      </w:r>
-      <w:r>
-        <w:rPr>
-          <w:rFonts w:hint="eastAsia"/>
-        </w:rPr>
-        <w:t>（</w:t>
+        <w:t>海外民主党）州党组织由美国民主党全国委员会的下属组织州民主党委员会协会（</w:t>
       </w:r>
       <w:r>
         <w:rPr>
@@ -18070,19 +18653,7 @@
         <w:rPr>
           <w:rFonts w:hint="eastAsia"/>
         </w:rPr>
-        <w:t>）</w:t>
-      </w:r>
-      <w:r>
-        <w:rPr>
-          <w:rFonts w:hint="eastAsia"/>
-        </w:rPr>
-        <w:t>协调</w:t>
-      </w:r>
-      <w:r>
-        <w:rPr>
-          <w:rFonts w:hint="eastAsia"/>
-        </w:rPr>
-        <w:t>。</w:t>
+        <w:t>）协调。</w:t>
       </w:r>
       <w:r>
         <w:rPr>
@@ -18094,13 +18665,7 @@
         <w:rPr>
           <w:rFonts w:hint="eastAsia"/>
         </w:rPr>
-        <w:t>主要负责在选举期间为州民主党组织提供技术支持，培养当地民主党干部在选举动员方面的专业技能，增进各州民主党党组织间的联系</w:t>
-      </w:r>
-      <w:r>
-        <w:rPr>
-          <w:rFonts w:hint="eastAsia"/>
-        </w:rPr>
-        <w:t>。</w:t>
+        <w:t>主要负责在选举期间为州民主党组织提供技术支持，培养当地民主党干部在选举动员方面的专业技能，增进各州民主党党组织间的联系。</w:t>
       </w:r>
     </w:p>
     <w:p>
@@ -18125,31 +18690,7 @@
         <w:rPr>
           <w:rFonts w:hint="eastAsia"/>
         </w:rPr>
-        <w:t>个州党组织</w:t>
-      </w:r>
-      <w:r>
-        <w:rPr>
-          <w:rFonts w:hint="eastAsia"/>
-        </w:rPr>
-        <w:t>。</w:t>
-      </w:r>
-      <w:r>
-        <w:rPr>
-          <w:rFonts w:hint="eastAsia"/>
-        </w:rPr>
-        <w:t>和民主党的州组织略有不同，美国共和党州组织间不设类似协</w:t>
-      </w:r>
-      <w:r>
-        <w:rPr>
-          <w:rFonts w:hint="eastAsia"/>
-        </w:rPr>
-        <w:t>会类的联盟组织，各州共和党间的关系由共和党全国委员会协调</w:t>
-      </w:r>
-      <w:r>
-        <w:rPr>
-          <w:rFonts w:hint="eastAsia"/>
-        </w:rPr>
-        <w:t>。</w:t>
+        <w:t>个州党组织。和民主党的州组织略有不同，美国共和党州组织间不设类似协会类的联盟组织，各州共和党间的关系由共和党全国委员会协调。</w:t>
       </w:r>
     </w:p>
     <w:p>
@@ -18200,13 +18741,7 @@
         <w:rPr>
           <w:rFonts w:hint="eastAsia"/>
         </w:rPr>
-        <w:t>以下的党组织。例如国会区</w:t>
-      </w:r>
-      <w:r>
-        <w:rPr>
-          <w:rFonts w:hint="eastAsia"/>
-        </w:rPr>
-        <w:t>（</w:t>
+        <w:t>以下的党组织。例如国会区（</w:t>
       </w:r>
       <w:r>
         <w:rPr>
@@ -18236,13 +18771,7 @@
         <w:rPr>
           <w:rFonts w:hint="eastAsia"/>
         </w:rPr>
-        <w:t>）</w:t>
-      </w:r>
-      <w:r>
-        <w:rPr>
-          <w:rFonts w:hint="eastAsia"/>
-        </w:rPr>
-        <w:t>、郡</w:t>
+        <w:t>）、郡</w:t>
       </w:r>
       <w:r>
         <w:rPr>
@@ -18254,13 +18783,7 @@
         <w:rPr>
           <w:rFonts w:hint="eastAsia"/>
         </w:rPr>
-        <w:t>县</w:t>
-      </w:r>
-      <w:r>
-        <w:rPr>
-          <w:rFonts w:hint="eastAsia"/>
-        </w:rPr>
-        <w:t>（</w:t>
+        <w:t>县（</w:t>
       </w:r>
       <w:r>
         <w:rPr>
@@ -18278,19 +18801,7 @@
         <w:rPr>
           <w:rFonts w:hint="eastAsia"/>
         </w:rPr>
-        <w:t>）</w:t>
-      </w:r>
-      <w:r>
-        <w:rPr>
-          <w:rFonts w:hint="eastAsia"/>
-        </w:rPr>
-        <w:t>、城市</w:t>
-      </w:r>
-      <w:r>
-        <w:rPr>
-          <w:rFonts w:hint="eastAsia"/>
-        </w:rPr>
-        <w:t>（</w:t>
+        <w:t>）、城市（</w:t>
       </w:r>
       <w:r>
         <w:rPr>
@@ -18308,19 +18819,7 @@
         <w:rPr>
           <w:rFonts w:hint="eastAsia"/>
         </w:rPr>
-        <w:t>）</w:t>
-      </w:r>
-      <w:r>
-        <w:rPr>
-          <w:rFonts w:hint="eastAsia"/>
-        </w:rPr>
-        <w:t>、镇</w:t>
-      </w:r>
-      <w:r>
-        <w:rPr>
-          <w:rFonts w:hint="eastAsia"/>
-        </w:rPr>
-        <w:t>（</w:t>
+        <w:t>）、镇（</w:t>
       </w:r>
       <w:r>
         <w:rPr>
@@ -18338,19 +18837,7 @@
         <w:rPr>
           <w:rFonts w:hint="eastAsia"/>
         </w:rPr>
-        <w:t>）</w:t>
-      </w:r>
-      <w:r>
-        <w:rPr>
-          <w:rFonts w:hint="eastAsia"/>
-        </w:rPr>
-        <w:t>、投票区</w:t>
-      </w:r>
-      <w:r>
-        <w:rPr>
-          <w:rFonts w:hint="eastAsia"/>
-        </w:rPr>
-        <w:t>（</w:t>
+        <w:t>）、投票区（</w:t>
       </w:r>
       <w:r>
         <w:rPr>
@@ -18368,19 +18855,7 @@
         <w:rPr>
           <w:rFonts w:hint="eastAsia"/>
         </w:rPr>
-        <w:t>）等。</w:t>
-      </w:r>
-      <w:r>
-        <w:rPr>
-          <w:rFonts w:hint="eastAsia"/>
-        </w:rPr>
-        <w:t>不是每一个行政区都设有党组织</w:t>
-      </w:r>
-      <w:r>
-        <w:rPr>
-          <w:rFonts w:hint="eastAsia"/>
-        </w:rPr>
-        <w:t>。</w:t>
+        <w:t>）等。不是每一个行政区都设有党组织。</w:t>
       </w:r>
     </w:p>
     <w:p>
@@ -18393,13 +18868,7 @@
         <w:rPr>
           <w:rFonts w:hint="eastAsia"/>
         </w:rPr>
-        <w:t>在二十世纪七十年代之前，民主共和两党的基层组织通过恩惠主义或庇护主义手段影响城市居民的投票倾向。这种基层组织通常被称作“政党机器”</w:t>
-      </w:r>
-      <w:r>
-        <w:rPr>
-          <w:rFonts w:hint="eastAsia"/>
-        </w:rPr>
-        <w:t>（</w:t>
+        <w:t>在二十世纪七十年代之前，民主共和两党的基层组织通过恩惠主义或庇护主义手段影响城市居民的投票倾向。这种基层组织通常被称作“政党机器”（</w:t>
       </w:r>
       <w:r>
         <w:rPr>
@@ -18423,27 +18892,12 @@
         <w:rPr>
           <w:rFonts w:hint="eastAsia"/>
         </w:rPr>
-        <w:t>年美国的公务员制度改革之后，基层党组织不再控制地方政府的公职，政党机器不复存在。如今，基层党组织的主要作用是筹集资金以及帮助选民完成投票</w:t>
-      </w:r>
-      <w:r>
-        <w:rPr>
-          <w:rFonts w:hint="eastAsia"/>
-        </w:rPr>
-        <w:t>注册的过程</w:t>
-      </w:r>
-      <w:r>
-        <w:rPr>
-          <w:rFonts w:hint="eastAsia"/>
-        </w:rPr>
-        <w:t>。</w:t>
+        <w:t>年美国的公务员制度改革之后，基层党组织不再控制地方政府的公职，政党机器不复存在。如今，基层党组织的主要作用是筹集资金以及帮助选民完成投票注册的过程。</w:t>
       </w:r>
     </w:p>
     <w:p>
       <w:pPr>
         <w:pStyle w:val="af1"/>
-        <w:rPr>
-          <w:rFonts w:hint="eastAsia"/>
-        </w:rPr>
       </w:pPr>
       <w:r>
         <w:rPr>
@@ -18468,13 +18922,7 @@
         <w:rPr>
           <w:rFonts w:hint="eastAsia"/>
         </w:rPr>
-        <w:t>英国保守党的中间组织为保守主义协会</w:t>
-      </w:r>
-      <w:r>
-        <w:rPr>
-          <w:rFonts w:hint="eastAsia"/>
-        </w:rPr>
-        <w:t>（</w:t>
+        <w:t>英国保守党的中间组织为保守主义协会（</w:t>
       </w:r>
       <w:r>
         <w:rPr>
@@ -18486,43 +18934,7 @@
         <w:rPr>
           <w:rFonts w:hint="eastAsia"/>
         </w:rPr>
-        <w:t>）。</w:t>
-      </w:r>
-      <w:r>
-        <w:rPr>
-          <w:rFonts w:hint="eastAsia"/>
-        </w:rPr>
-        <w:t>保守主义协会对应英国的议会选区</w:t>
-      </w:r>
-      <w:r>
-        <w:rPr>
-          <w:rFonts w:hint="eastAsia"/>
-        </w:rPr>
-        <w:t>，</w:t>
-      </w:r>
-      <w:r>
-        <w:rPr>
-          <w:rFonts w:hint="eastAsia"/>
-        </w:rPr>
-        <w:t>若该议会选区的议员为保守党党员，则当地的保守主义协会由保守党议员领导</w:t>
-      </w:r>
-      <w:r>
-        <w:rPr>
-          <w:rFonts w:hint="eastAsia"/>
-        </w:rPr>
-        <w:t>；</w:t>
-      </w:r>
-      <w:r>
-        <w:rPr>
-          <w:rFonts w:hint="eastAsia"/>
-        </w:rPr>
-        <w:t>如果议员不是保守党党员，则通常设置一名主管</w:t>
-      </w:r>
-      <w:r>
-        <w:rPr>
-          <w:rFonts w:hint="eastAsia"/>
-        </w:rPr>
-        <w:t>（</w:t>
+        <w:t>）。保守主义协会对应英国的议会选区，若该议会选区的议员为保守党党员，则当地的保守主义协会由保守党议员领导；如果议员不是保守党党员，则通常设置一名主管（</w:t>
       </w:r>
       <w:r>
         <w:rPr>
@@ -18540,19 +18952,7 @@
         <w:rPr>
           <w:rFonts w:hint="eastAsia"/>
         </w:rPr>
-        <w:t>）</w:t>
-      </w:r>
-      <w:r>
-        <w:rPr>
-          <w:rFonts w:hint="eastAsia"/>
-        </w:rPr>
-        <w:t>或主席</w:t>
-      </w:r>
-      <w:r>
-        <w:rPr>
-          <w:rFonts w:hint="eastAsia"/>
-        </w:rPr>
-        <w:t>（</w:t>
+        <w:t>）或主席（</w:t>
       </w:r>
       <w:r>
         <w:rPr>
@@ -18619,13 +19019,7 @@
         <w:rPr>
           <w:rFonts w:hint="eastAsia"/>
         </w:rPr>
-        <w:t>的基层组织，由区委员</w:t>
-      </w:r>
-      <w:r>
-        <w:rPr>
-          <w:rFonts w:hint="eastAsia"/>
-        </w:rPr>
-        <w:t>（</w:t>
+        <w:t>的基层组织，由区委员（</w:t>
       </w:r>
       <w:r>
         <w:rPr>
@@ -18649,27 +19043,12 @@
         <w:rPr>
           <w:rFonts w:hint="eastAsia"/>
         </w:rPr>
-        <w:t>）</w:t>
-      </w:r>
-      <w:r>
-        <w:rPr>
-          <w:rFonts w:hint="eastAsia"/>
-        </w:rPr>
-        <w:t>领导</w:t>
-      </w:r>
-      <w:r>
-        <w:rPr>
-          <w:rFonts w:hint="eastAsia"/>
-        </w:rPr>
-        <w:t>。</w:t>
+        <w:t>）领导。</w:t>
       </w:r>
     </w:p>
     <w:p>
       <w:pPr>
         <w:pStyle w:val="af1"/>
-        <w:rPr>
-          <w:rFonts w:hint="eastAsia"/>
-        </w:rPr>
       </w:pPr>
       <w:r>
         <w:rPr>
@@ -18689,28 +19068,59 @@
         <w:pStyle w:val="aa"/>
         <w:spacing w:before="78" w:after="78"/>
         <w:ind w:firstLine="420"/>
-        <w:rPr>
-          <w:rFonts w:hint="eastAsia"/>
-        </w:rPr>
       </w:pPr>
       <w:r>
         <w:rPr>
           <w:rFonts w:hint="eastAsia"/>
         </w:rPr>
         <w:lastRenderedPageBreak/>
-        <w:t>法国社会党的中间组织和基层组织由上层到基层分别为省级联合会</w:t>
-      </w:r>
-      <w:r>
-        <w:rPr>
-          <w:rFonts w:hint="eastAsia"/>
-        </w:rPr>
-        <w:t>、</w:t>
-      </w:r>
-      <w:r>
-        <w:rPr>
-          <w:rFonts w:hint="eastAsia"/>
-        </w:rPr>
-        <w:t>市镇支部</w:t>
+        <w:t>法国社会党的中间组织和基层组织由上层到基层分别为省级联合会、市镇支部。</w:t>
+      </w:r>
+      <w:r>
+        <w:t>法国社会党的省级联合会通常由一名联合会第一书记领</w:t>
+      </w:r>
+      <w:r>
+        <w:rPr>
+          <w:rFonts w:hint="eastAsia"/>
+        </w:rPr>
+        <w:t>导（</w:t>
+      </w:r>
+      <w:r>
+        <w:rPr>
+          <w:rFonts w:cs="Times New Roman"/>
+        </w:rPr>
+        <w:t xml:space="preserve">Première </w:t>
+      </w:r>
+      <w:proofErr w:type="spellStart"/>
+      <w:r>
+        <w:rPr>
+          <w:rFonts w:cs="Times New Roman"/>
+        </w:rPr>
+        <w:t>Secrétariat</w:t>
+      </w:r>
+      <w:proofErr w:type="spellEnd"/>
+      <w:r>
+        <w:rPr>
+          <w:rFonts w:cs="Times New Roman"/>
+        </w:rPr>
+        <w:t xml:space="preserve"> </w:t>
+      </w:r>
+      <w:proofErr w:type="spellStart"/>
+      <w:r>
+        <w:rPr>
+          <w:rFonts w:cs="Times New Roman"/>
+        </w:rPr>
+        <w:t>fédéral</w:t>
+      </w:r>
+      <w:proofErr w:type="spellEnd"/>
+      <w:r>
+        <w:rPr>
+          <w:rFonts w:hint="eastAsia"/>
+        </w:rPr>
+        <w:t>）；</w:t>
+      </w:r>
+      <w:r>
+        <w:t>省级联合会设有联合委员会和联合事务局等机构</w:t>
       </w:r>
       <w:r>
         <w:rPr>
@@ -18719,99 +19129,18 @@
         <w:t>。</w:t>
       </w:r>
       <w:r>
-        <w:t>法国社会党的省级联合会通常由一名联合会第一书记领</w:t>
-      </w:r>
-      <w:r>
-        <w:rPr>
-          <w:rFonts w:hint="eastAsia"/>
-        </w:rPr>
-        <w:t>导</w:t>
-      </w:r>
-      <w:r>
-        <w:rPr>
-          <w:rFonts w:hint="eastAsia"/>
-        </w:rPr>
-        <w:t>（</w:t>
-      </w:r>
-      <w:r>
-        <w:rPr>
-          <w:rFonts w:cs="Times New Roman"/>
-        </w:rPr>
-        <w:t xml:space="preserve">Première </w:t>
-      </w:r>
-      <w:proofErr w:type="spellStart"/>
-      <w:r>
-        <w:rPr>
-          <w:rFonts w:cs="Times New Roman"/>
-        </w:rPr>
-        <w:t>Secr</w:t>
-      </w:r>
-      <w:proofErr w:type="spellEnd"/>
-      <w:r>
-        <w:rPr>
-          <w:rFonts w:cs="Times New Roman"/>
-        </w:rPr>
-        <w:t>é</w:t>
-      </w:r>
-      <w:proofErr w:type="spellStart"/>
-      <w:r>
-        <w:rPr>
-          <w:rFonts w:cs="Times New Roman"/>
-        </w:rPr>
-        <w:t>tariat</w:t>
-      </w:r>
-      <w:proofErr w:type="spellEnd"/>
-      <w:r>
-        <w:rPr>
-          <w:rFonts w:cs="Times New Roman"/>
-        </w:rPr>
-        <w:t xml:space="preserve"> fédé</w:t>
-      </w:r>
-      <w:proofErr w:type="spellStart"/>
-      <w:r>
-        <w:rPr>
-          <w:rFonts w:cs="Times New Roman"/>
-        </w:rPr>
-        <w:t>ral</w:t>
-      </w:r>
-      <w:proofErr w:type="spellEnd"/>
-      <w:r>
-        <w:rPr>
-          <w:rFonts w:hint="eastAsia"/>
-        </w:rPr>
-        <w:t>）；</w:t>
-      </w:r>
-      <w:r>
-        <w:t>省级联合会设有联合委员会和联合事务局等机构</w:t>
-      </w:r>
-      <w:r>
-        <w:rPr>
-          <w:rFonts w:hint="eastAsia"/>
-        </w:rPr>
-        <w:t>。</w:t>
-      </w:r>
-      <w:r>
         <w:t>除选举动员和筹集资金之外，法国社会党联合会还与工会以及少</w:t>
       </w:r>
       <w:r>
         <w:rPr>
           <w:rFonts w:hint="eastAsia"/>
         </w:rPr>
-        <w:t>数族裔团体联系紧密</w:t>
-      </w:r>
-      <w:r>
-        <w:rPr>
-          <w:rFonts w:hint="eastAsia"/>
-        </w:rPr>
-        <w:t>。</w:t>
+        <w:t>数族裔团体联系紧密。</w:t>
       </w:r>
     </w:p>
     <w:p>
       <w:pPr>
         <w:pStyle w:val="af1"/>
-        <w:rPr>
-          <w:rFonts w:hint="eastAsia"/>
-        </w:rPr>
       </w:pPr>
       <w:r>
         <w:rPr>
@@ -18831,33 +19160,12 @@
         <w:pStyle w:val="aa"/>
         <w:spacing w:before="78" w:after="78"/>
         <w:ind w:firstLine="420"/>
-        <w:rPr>
-          <w:rFonts w:hint="eastAsia"/>
-        </w:rPr>
-      </w:pPr>
-      <w:r>
-        <w:rPr>
-          <w:rFonts w:hint="eastAsia"/>
-        </w:rPr>
-        <w:t>德国社会民主党的中间组织和基层组织由上层到基层分别为州级党组织</w:t>
-      </w:r>
-      <w:r>
-        <w:rPr>
-          <w:rFonts w:hint="eastAsia"/>
-        </w:rPr>
-        <w:t>、</w:t>
-      </w:r>
-      <w:r>
-        <w:rPr>
-          <w:rFonts w:hint="eastAsia"/>
-        </w:rPr>
-        <w:t>分区</w:t>
-      </w:r>
-      <w:r>
-        <w:rPr>
-          <w:rFonts w:hint="eastAsia"/>
-        </w:rPr>
-        <w:t>（</w:t>
+      </w:pPr>
+      <w:r>
+        <w:rPr>
+          <w:rFonts w:hint="eastAsia"/>
+        </w:rPr>
+        <w:t>德国社会民主党的中间组织和基层组织由上层到基层分别为州级党组织、分区（</w:t>
       </w:r>
       <w:proofErr w:type="spellStart"/>
       <w:r>
@@ -18883,37 +19191,7 @@
         <w:rPr>
           <w:rFonts w:hint="eastAsia"/>
         </w:rPr>
-        <w:t>党组织</w:t>
-      </w:r>
-      <w:r>
-        <w:rPr>
-          <w:rFonts w:hint="eastAsia"/>
-        </w:rPr>
-        <w:t>、</w:t>
-      </w:r>
-      <w:r>
-        <w:rPr>
-          <w:rFonts w:hint="eastAsia"/>
-        </w:rPr>
-        <w:t>市级党组织</w:t>
-      </w:r>
-      <w:r>
-        <w:rPr>
-          <w:rFonts w:hint="eastAsia"/>
-        </w:rPr>
-        <w:t>、</w:t>
-      </w:r>
-      <w:r>
-        <w:rPr>
-          <w:rFonts w:hint="eastAsia"/>
-        </w:rPr>
-        <w:t>基层支部</w:t>
-      </w:r>
-      <w:r>
-        <w:rPr>
-          <w:rFonts w:hint="eastAsia"/>
-        </w:rPr>
-        <w:t>。</w:t>
+        <w:t>党组织、市级党组织、基层支部。</w:t>
       </w:r>
       <w:r>
         <w:t>州级党组织通常由一个州执行委员会领导</w:t>
@@ -18922,50 +19200,38 @@
         <w:rPr>
           <w:rFonts w:hint="eastAsia"/>
         </w:rPr>
+        <w:t>；以勃兰登堡州为例，该州社会民主党执行委员会共</w:t>
+      </w:r>
+      <w:r>
+        <w:rPr>
+          <w:rFonts w:hint="eastAsia"/>
+        </w:rPr>
+        <w:t>5</w:t>
+      </w:r>
+      <w:r>
+        <w:rPr>
+          <w:rFonts w:hint="eastAsia"/>
+        </w:rPr>
+        <w:t>名核心成员。德国社会民主党还</w:t>
+      </w:r>
+      <w:r>
+        <w:t>设有</w:t>
+      </w:r>
+      <w:proofErr w:type="gramStart"/>
+      <w:r>
+        <w:t>州仲裁</w:t>
+      </w:r>
+      <w:proofErr w:type="gramEnd"/>
+      <w:r>
+        <w:t>委员会</w:t>
+      </w:r>
+      <w:r>
+        <w:rPr>
+          <w:rFonts w:hint="eastAsia"/>
+        </w:rPr>
         <w:t>；</w:t>
       </w:r>
       <w:r>
-        <w:rPr>
-          <w:rFonts w:hint="eastAsia"/>
-        </w:rPr>
-        <w:t>以勃兰登堡州为例，该州社会民主党执行委员会共</w:t>
-      </w:r>
-      <w:r>
-        <w:rPr>
-          <w:rFonts w:hint="eastAsia"/>
-        </w:rPr>
-        <w:t>5</w:t>
-      </w:r>
-      <w:r>
-        <w:rPr>
-          <w:rFonts w:hint="eastAsia"/>
-        </w:rPr>
-        <w:t>名核心成员</w:t>
-      </w:r>
-      <w:r>
-        <w:rPr>
-          <w:rFonts w:hint="eastAsia"/>
-        </w:rPr>
-        <w:t>。德国社会民主党还</w:t>
-      </w:r>
-      <w:r>
-        <w:t>设有</w:t>
-      </w:r>
-      <w:proofErr w:type="gramStart"/>
-      <w:r>
-        <w:t>州仲裁</w:t>
-      </w:r>
-      <w:proofErr w:type="gramEnd"/>
-      <w:r>
-        <w:t>委员会</w:t>
-      </w:r>
-      <w:r>
-        <w:rPr>
-          <w:rFonts w:hint="eastAsia"/>
-        </w:rPr>
-        <w:t>；</w:t>
-      </w:r>
-      <w:r>
         <w:t>州执行委员会成员以及党的专职工作人员不</w:t>
       </w:r>
       <w:r>
@@ -18979,7 +19245,7 @@
       <w:pPr>
         <w:pStyle w:val="ae"/>
       </w:pPr>
-      <w:bookmarkStart w:id="39" w:name="_Toc226630193"/>
+      <w:bookmarkStart w:id="39" w:name="_Toc227235027"/>
       <w:r>
         <w:rPr>
           <w:rFonts w:hint="eastAsia"/>
@@ -18993,219 +19259,48 @@
         <w:pStyle w:val="aa"/>
         <w:spacing w:before="78" w:after="78"/>
         <w:ind w:firstLine="420"/>
-        <w:rPr>
-          <w:lang w:val="en-US"/>
-        </w:rPr>
-      </w:pPr>
-      <w:r>
-        <w:rPr>
-          <w:rFonts w:hint="eastAsia"/>
-          <w:lang w:val="en-US"/>
-        </w:rPr>
-        <w:t>不是所有的西方国家政党都有一套完备的从全国到地方的组织结构</w:t>
-      </w:r>
-      <w:r>
-        <w:rPr>
-          <w:rFonts w:hint="eastAsia"/>
-          <w:lang w:val="en-US"/>
-        </w:rPr>
-        <w:t>。</w:t>
-      </w:r>
-      <w:r>
-        <w:rPr>
-          <w:rFonts w:hint="eastAsia"/>
-          <w:lang w:val="en-US"/>
-        </w:rPr>
-        <w:t>有些政党只参加地方选举（</w:t>
-      </w:r>
-      <w:r>
-        <w:rPr>
-          <w:rFonts w:hint="eastAsia"/>
-          <w:lang w:val="en-US"/>
-        </w:rPr>
-        <w:t>如</w:t>
-      </w:r>
-      <w:r>
-        <w:rPr>
-          <w:rFonts w:hint="eastAsia"/>
-          <w:lang w:val="en-US"/>
-        </w:rPr>
-        <w:t>加拿大魁北克党）</w:t>
-      </w:r>
-      <w:r>
-        <w:rPr>
-          <w:rFonts w:hint="eastAsia"/>
-          <w:lang w:val="en-US"/>
-        </w:rPr>
-        <w:t>；</w:t>
-      </w:r>
-      <w:r>
-        <w:rPr>
-          <w:rFonts w:hint="eastAsia"/>
-          <w:lang w:val="en-US"/>
-        </w:rPr>
-        <w:t>有些政党参加全国性选举以及地方选举，但只活跃于个别地区（</w:t>
-      </w:r>
-      <w:r>
-        <w:rPr>
-          <w:rFonts w:hint="eastAsia"/>
-          <w:lang w:val="en-US"/>
-        </w:rPr>
-        <w:t>如</w:t>
-      </w:r>
-      <w:r>
-        <w:rPr>
-          <w:rFonts w:hint="eastAsia"/>
-          <w:lang w:val="en-US"/>
-        </w:rPr>
-        <w:t>西班牙加泰罗尼亚共和左翼</w:t>
-      </w:r>
-      <w:r>
-        <w:rPr>
-          <w:rFonts w:hint="eastAsia"/>
-          <w:lang w:val="en-US"/>
+      </w:pPr>
+      <w:r>
+        <w:rPr>
+          <w:rFonts w:hint="eastAsia"/>
+        </w:rPr>
+        <w:t>不是所有的西方国家政党都有一套完备的从全国到地方的组织结构。有些政党只参加地方选举（如加拿大魁北克党）；有些政党参加全国性选举以及地方选举，但只活跃于个别地区（如西班牙加泰罗尼亚共和左翼</w:t>
+      </w:r>
+      <w:r>
+        <w:rPr>
+          <w:rFonts w:hint="eastAsia"/>
         </w:rPr>
         <w:t>-</w:t>
       </w:r>
       <w:r>
         <w:rPr>
           <w:rFonts w:hint="eastAsia"/>
-          <w:lang w:val="en-US"/>
-        </w:rPr>
-        <w:t>主权主义者、巴斯克民族主义党</w:t>
-      </w:r>
-      <w:r>
-        <w:rPr>
-          <w:rFonts w:hint="eastAsia"/>
-          <w:lang w:val="en-US"/>
-        </w:rPr>
-        <w:t>）；</w:t>
-      </w:r>
-      <w:r>
-        <w:rPr>
-          <w:rFonts w:hint="eastAsia"/>
-          <w:lang w:val="en-US"/>
-        </w:rPr>
-        <w:t>有些政党只参与全国性选举，但是只在个别地区发展（</w:t>
-      </w:r>
-      <w:r>
-        <w:rPr>
-          <w:rFonts w:hint="eastAsia"/>
-          <w:lang w:val="en-US"/>
-        </w:rPr>
-        <w:t>如</w:t>
-      </w:r>
-      <w:r>
-        <w:rPr>
-          <w:rFonts w:hint="eastAsia"/>
-          <w:lang w:val="en-US"/>
-        </w:rPr>
-        <w:t>加拿大魁北克人政团）</w:t>
-      </w:r>
-      <w:r>
-        <w:rPr>
-          <w:rFonts w:hint="eastAsia"/>
-          <w:lang w:val="en-US"/>
-        </w:rPr>
-        <w:t>；</w:t>
-      </w:r>
-      <w:r>
-        <w:rPr>
-          <w:rFonts w:hint="eastAsia"/>
-          <w:lang w:val="en-US"/>
-        </w:rPr>
-        <w:t>有些全国性的政党会特意“空出”个别地区，留给在该地区发展的兄弟</w:t>
-      </w:r>
-      <w:r>
-        <w:rPr>
-          <w:rFonts w:hint="eastAsia"/>
-          <w:lang w:val="en-US"/>
+        </w:rPr>
+        <w:t>主权主义者、巴斯克民族主义党）；有些政党只参与全国性选举，但是只在个别地区发展（如加拿大魁北克人政团）；有些全国性的政党会特意“空出”个别地区，留给在该地区发展的兄弟</w:t>
+      </w:r>
+      <w:r>
+        <w:rPr>
+          <w:rFonts w:hint="eastAsia"/>
         </w:rPr>
         <w:t>/</w:t>
       </w:r>
       <w:r>
         <w:rPr>
           <w:rFonts w:hint="eastAsia"/>
-          <w:lang w:val="en-US"/>
-        </w:rPr>
-        <w:t>姐妹政党（</w:t>
-      </w:r>
-      <w:r>
-        <w:rPr>
-          <w:rFonts w:hint="eastAsia"/>
-          <w:lang w:val="en-US"/>
-        </w:rPr>
-        <w:t>如</w:t>
-      </w:r>
-      <w:r>
-        <w:rPr>
-          <w:rFonts w:hint="eastAsia"/>
-          <w:lang w:val="en-US"/>
-        </w:rPr>
-        <w:t>德国的基督教民主联盟和巴伐利亚基督教社会联盟；西班牙工人社会党和加泰罗尼亚社会党）</w:t>
-      </w:r>
-      <w:r>
-        <w:rPr>
-          <w:rFonts w:hint="eastAsia"/>
-          <w:lang w:val="en-US"/>
-        </w:rPr>
-        <w:t>。</w:t>
-      </w:r>
-      <w:r>
-        <w:rPr>
-          <w:rFonts w:hint="eastAsia"/>
-          <w:lang w:val="en-US"/>
-        </w:rPr>
-        <w:t>甚至有些欧洲国家的政党不参加本国选举，只参加欧洲（欧盟）选举（</w:t>
-      </w:r>
-      <w:r>
-        <w:rPr>
-          <w:rFonts w:hint="eastAsia"/>
-          <w:lang w:val="en-US"/>
-        </w:rPr>
-        <w:t>如</w:t>
-      </w:r>
-      <w:r>
-        <w:rPr>
-          <w:rFonts w:hint="eastAsia"/>
-          <w:lang w:val="en-US"/>
-        </w:rPr>
-        <w:t>保卫法兰西联盟〔</w:t>
-      </w:r>
-      <w:r>
-        <w:rPr>
-          <w:rFonts w:hint="eastAsia"/>
-          <w:lang w:val="en-US"/>
-        </w:rPr>
-        <w:t>the Rassemblement pour la France,</w:t>
-      </w:r>
-      <w:r>
-        <w:rPr>
-          <w:rFonts w:hint="eastAsia"/>
-          <w:lang w:val="en-US"/>
-        </w:rPr>
-        <w:t xml:space="preserve"> </w:t>
-      </w:r>
-      <w:r>
-        <w:rPr>
-          <w:rFonts w:hint="eastAsia"/>
-          <w:lang w:val="en-US"/>
-        </w:rPr>
-        <w:t>1999-2011</w:t>
-      </w:r>
-      <w:r>
-        <w:rPr>
-          <w:rFonts w:hint="eastAsia"/>
-          <w:lang w:val="en-US"/>
-        </w:rPr>
-        <w:t>〕）</w:t>
-      </w:r>
-      <w:r>
-        <w:rPr>
-          <w:rFonts w:hint="eastAsia"/>
-          <w:lang w:val="en-US"/>
-        </w:rPr>
-        <w:t>。</w:t>
+        </w:rPr>
+        <w:t>姐妹政党（如德国的基督教民主联盟和巴伐利亚基督教社会联盟；西班牙工人社会党和加泰罗尼亚社会党）。甚至有些欧洲国家的政党不参加本国选举，只参加欧洲（欧盟）选举（如保卫法兰西联盟〔</w:t>
+      </w:r>
+      <w:r>
+        <w:rPr>
+          <w:rFonts w:hint="eastAsia"/>
+        </w:rPr>
+        <w:t>the Rassemblement pour la France, 1999-2011</w:t>
+      </w:r>
+      <w:r>
+        <w:rPr>
+          <w:rFonts w:hint="eastAsia"/>
+        </w:rPr>
+        <w:t>〕）。</w:t>
       </w:r>
     </w:p>
     <w:p>
@@ -19213,79 +19308,12 @@
         <w:pStyle w:val="aa"/>
         <w:spacing w:before="78" w:after="78"/>
         <w:ind w:firstLine="420"/>
-        <w:rPr>
-          <w:lang w:val="en-US"/>
-        </w:rPr>
-      </w:pPr>
-      <w:r>
-        <w:rPr>
-          <w:rFonts w:hint="eastAsia"/>
-          <w:lang w:val="en-US"/>
-        </w:rPr>
-        <w:t>影响西方政党在不同层次活动运作的因素</w:t>
-      </w:r>
-      <w:r>
-        <w:rPr>
-          <w:rFonts w:hint="eastAsia"/>
-          <w:lang w:val="en-US"/>
-        </w:rPr>
-        <w:t>包括</w:t>
-      </w:r>
-      <w:r>
-        <w:rPr>
-          <w:rFonts w:hint="eastAsia"/>
-          <w:lang w:val="en-US"/>
-        </w:rPr>
-        <w:t>政治制度（联邦制</w:t>
-      </w:r>
-      <w:r>
-        <w:rPr>
-          <w:rFonts w:hint="eastAsia"/>
-          <w:lang w:val="en-US"/>
-        </w:rPr>
-        <w:t>、</w:t>
-      </w:r>
-      <w:r>
-        <w:rPr>
-          <w:rFonts w:hint="eastAsia"/>
-          <w:lang w:val="en-US"/>
-        </w:rPr>
-        <w:t>单一制）</w:t>
-      </w:r>
-      <w:r>
-        <w:rPr>
-          <w:rFonts w:hint="eastAsia"/>
-          <w:lang w:val="en-US"/>
-        </w:rPr>
-        <w:t>、</w:t>
-      </w:r>
-      <w:r>
-        <w:rPr>
-          <w:rFonts w:hint="eastAsia"/>
-          <w:lang w:val="en-US"/>
-        </w:rPr>
-        <w:t>选举制度</w:t>
-      </w:r>
-      <w:r>
-        <w:rPr>
-          <w:rFonts w:hint="eastAsia"/>
-          <w:lang w:val="en-US"/>
-        </w:rPr>
-        <w:t>、</w:t>
-      </w:r>
-      <w:r>
-        <w:rPr>
-          <w:rFonts w:hint="eastAsia"/>
-          <w:lang w:val="en-US"/>
-        </w:rPr>
-        <w:t>社会异质性与社会裂隙</w:t>
-      </w:r>
-      <w:r>
-        <w:rPr>
-          <w:rFonts w:hint="eastAsia"/>
-          <w:lang w:val="en-US"/>
-        </w:rPr>
-        <w:t>。</w:t>
+      </w:pPr>
+      <w:r>
+        <w:rPr>
+          <w:rFonts w:hint="eastAsia"/>
+        </w:rPr>
+        <w:t>影响西方政党在不同层次活动运作的因素包括政治制度（联邦制、单一制）、选举制度、社会异质性与社会裂隙。</w:t>
       </w:r>
     </w:p>
     <w:p>
@@ -19293,93 +19321,24 @@
         <w:pStyle w:val="aa"/>
         <w:spacing w:before="78" w:after="78"/>
         <w:ind w:firstLine="420"/>
-        <w:rPr>
-          <w:lang w:val="en-US"/>
-        </w:rPr>
-      </w:pPr>
-      <w:r>
-        <w:rPr>
-          <w:rFonts w:hint="eastAsia"/>
-          <w:lang w:val="en-US"/>
-        </w:rPr>
-        <w:t>政党的组织形式与政府组织密切相关</w:t>
-      </w:r>
-      <w:r>
-        <w:rPr>
-          <w:rFonts w:hint="eastAsia"/>
-          <w:lang w:val="en-US"/>
-        </w:rPr>
-        <w:t>。</w:t>
-      </w:r>
-      <w:r>
-        <w:rPr>
-          <w:rFonts w:hint="eastAsia"/>
-          <w:lang w:val="en-US"/>
-        </w:rPr>
-        <w:t>地方政府的自治程度低</w:t>
-      </w:r>
-      <w:r>
-        <w:rPr>
-          <w:rFonts w:hint="eastAsia"/>
-          <w:lang w:val="en-US"/>
-        </w:rPr>
-        <w:t>，</w:t>
-      </w:r>
-      <w:r>
-        <w:rPr>
-          <w:rFonts w:hint="eastAsia"/>
-          <w:lang w:val="en-US"/>
-        </w:rPr>
-        <w:t>政党的地方组织权力</w:t>
-      </w:r>
-      <w:r>
-        <w:rPr>
-          <w:rFonts w:hint="eastAsia"/>
-          <w:lang w:val="en-US"/>
-        </w:rPr>
-        <w:t>就</w:t>
-      </w:r>
-      <w:r>
-        <w:rPr>
-          <w:rFonts w:hint="eastAsia"/>
-          <w:lang w:val="en-US"/>
-        </w:rPr>
-        <w:t>较小</w:t>
-      </w:r>
-      <w:r>
-        <w:rPr>
-          <w:rFonts w:hint="eastAsia"/>
-          <w:lang w:val="en-US"/>
-        </w:rPr>
-        <w:t>。此外也会有</w:t>
-      </w:r>
-      <w:r>
-        <w:rPr>
-          <w:rFonts w:hint="eastAsia"/>
-          <w:lang w:val="en-US"/>
-        </w:rPr>
-        <w:t>政党和国家</w:t>
-      </w:r>
-      <w:r>
-        <w:rPr>
-          <w:rFonts w:hint="eastAsia"/>
-          <w:lang w:val="en-US"/>
+      </w:pPr>
+      <w:r>
+        <w:rPr>
+          <w:rFonts w:hint="eastAsia"/>
+        </w:rPr>
+        <w:t>政党的组织形式与政府组织密切相关。地方政府的自治程度低，政党的地方组织权力就较小。此外也会有政党和国家</w:t>
+      </w:r>
+      <w:r>
+        <w:rPr>
+          <w:rFonts w:hint="eastAsia"/>
         </w:rPr>
         <w:t>/</w:t>
       </w:r>
       <w:r>
         <w:rPr>
           <w:rFonts w:hint="eastAsia"/>
-          <w:lang w:val="en-US"/>
-        </w:rPr>
-        <w:t>政府互嵌（卡特尔政党）</w:t>
-      </w:r>
-      <w:r>
-        <w:rPr>
-          <w:rFonts w:hint="eastAsia"/>
-          <w:lang w:val="en-US"/>
-        </w:rPr>
-        <w:t>的情况。</w:t>
+        </w:rPr>
+        <w:t>政府互嵌（卡特尔政党）的情况。</w:t>
       </w:r>
     </w:p>
     <w:p>
@@ -19387,191 +19346,24 @@
         <w:pStyle w:val="aa"/>
         <w:spacing w:before="78" w:after="78"/>
         <w:ind w:firstLine="420"/>
-        <w:rPr>
-          <w:lang w:val="en-US"/>
-        </w:rPr>
-      </w:pPr>
-      <w:r>
-        <w:rPr>
-          <w:rFonts w:hint="eastAsia"/>
-          <w:lang w:val="en-US"/>
-        </w:rPr>
-        <w:t>选举制度</w:t>
-      </w:r>
-      <w:r>
-        <w:rPr>
-          <w:rFonts w:hint="eastAsia"/>
-          <w:lang w:val="en-US"/>
-        </w:rPr>
-        <w:t>方面，</w:t>
-      </w:r>
-      <w:r>
-        <w:rPr>
-          <w:rFonts w:hint="eastAsia"/>
-          <w:lang w:val="en-US"/>
-        </w:rPr>
-        <w:t>不同层次的选举采用不同的选举制度</w:t>
-      </w:r>
-      <w:r>
-        <w:rPr>
-          <w:rFonts w:hint="eastAsia"/>
-          <w:lang w:val="en-US"/>
-        </w:rPr>
-        <w:t>，影响了政党在不同层次的活动。例如，</w:t>
-      </w:r>
-      <w:r>
-        <w:rPr>
-          <w:rFonts w:hint="eastAsia"/>
-          <w:lang w:val="en-US"/>
-        </w:rPr>
-        <w:t>一些持欧洲怀疑主义的小党更倾向于参加欧洲议会的选举</w:t>
-      </w:r>
-      <w:r>
-        <w:rPr>
-          <w:rFonts w:hint="eastAsia"/>
-          <w:lang w:val="en-US"/>
-        </w:rPr>
-        <w:t>，因为</w:t>
-      </w:r>
-      <w:r>
-        <w:rPr>
-          <w:rFonts w:hint="eastAsia"/>
-          <w:lang w:val="en-US"/>
-        </w:rPr>
-        <w:t>欧洲议会选举采用比例代表制利于小党获得席位</w:t>
-      </w:r>
-      <w:r>
-        <w:rPr>
-          <w:rFonts w:hint="eastAsia"/>
-          <w:lang w:val="en-US"/>
-        </w:rPr>
-        <w:t>；</w:t>
-      </w:r>
-      <w:r>
-        <w:rPr>
-          <w:rFonts w:hint="eastAsia"/>
-          <w:lang w:val="en-US"/>
-        </w:rPr>
-        <w:t>苏格兰议会选举采用的多数决</w:t>
-      </w:r>
-      <w:r>
-        <w:rPr>
-          <w:rFonts w:hint="eastAsia"/>
-          <w:lang w:val="en-US"/>
+      </w:pPr>
+      <w:r>
+        <w:rPr>
+          <w:rFonts w:hint="eastAsia"/>
+        </w:rPr>
+        <w:t>选举制度方面，不同层次的选举采用不同的选举制度，影响了政党在不同层次的活动。例如，一些持欧洲怀疑主义的小党更倾向于参加欧洲议会的选举，因为欧洲议会选举采用比例代表制利于小党获得席位；苏格兰议会选举采用的多数决</w:t>
+      </w:r>
+      <w:r>
+        <w:rPr>
+          <w:rFonts w:hint="eastAsia"/>
         </w:rPr>
         <w:t>-</w:t>
       </w:r>
       <w:r>
         <w:rPr>
           <w:rFonts w:hint="eastAsia"/>
-          <w:lang w:val="en-US"/>
-        </w:rPr>
-        <w:t>比例代表制混合的选举制度有利于小党生存</w:t>
-      </w:r>
-      <w:r>
-        <w:rPr>
-          <w:rFonts w:hint="eastAsia"/>
-          <w:lang w:val="en-US"/>
-        </w:rPr>
-        <w:t>。</w:t>
-      </w:r>
-      <w:r>
-        <w:rPr>
-          <w:rFonts w:hint="eastAsia"/>
-          <w:lang w:val="en-US"/>
-        </w:rPr>
-        <w:t>选举周期</w:t>
-      </w:r>
-      <w:r>
-        <w:rPr>
-          <w:rFonts w:hint="eastAsia"/>
-          <w:lang w:val="en-US"/>
-        </w:rPr>
-        <w:t>也会产生影响，</w:t>
-      </w:r>
-      <w:r>
-        <w:rPr>
-          <w:rFonts w:hint="eastAsia"/>
-          <w:lang w:val="en-US"/>
-        </w:rPr>
-        <w:t>纵向同时性</w:t>
-      </w:r>
-      <w:r>
-        <w:rPr>
-          <w:rFonts w:hint="eastAsia"/>
-          <w:lang w:val="en-US"/>
-        </w:rPr>
-        <w:t>（</w:t>
-      </w:r>
-      <w:r>
-        <w:rPr>
-          <w:rFonts w:hint="eastAsia"/>
-          <w:lang w:val="en-US"/>
-        </w:rPr>
-        <w:t>全国选举与地方选举在同一时间举行</w:t>
-      </w:r>
-      <w:r>
-        <w:rPr>
-          <w:rFonts w:hint="eastAsia"/>
-          <w:lang w:val="en-US"/>
-        </w:rPr>
-        <w:t>）将</w:t>
-      </w:r>
-      <w:r>
-        <w:rPr>
-          <w:rFonts w:hint="eastAsia"/>
-          <w:lang w:val="en-US"/>
-        </w:rPr>
-        <w:t>削弱地方选举的重要性和政党地方组织的权力</w:t>
-      </w:r>
-      <w:r>
-        <w:rPr>
-          <w:rFonts w:hint="eastAsia"/>
-          <w:lang w:val="en-US"/>
-        </w:rPr>
-        <w:t>；</w:t>
-      </w:r>
-      <w:r>
-        <w:rPr>
-          <w:rFonts w:hint="eastAsia"/>
-          <w:lang w:val="en-US"/>
-        </w:rPr>
-        <w:t>横向同时性</w:t>
-      </w:r>
-      <w:r>
-        <w:rPr>
-          <w:rFonts w:hint="eastAsia"/>
-          <w:lang w:val="en-US"/>
-        </w:rPr>
-        <w:t>（</w:t>
-      </w:r>
-      <w:r>
-        <w:rPr>
-          <w:rFonts w:hint="eastAsia"/>
-          <w:lang w:val="en-US"/>
-        </w:rPr>
-        <w:t>各个地方的选举在同一时间举行</w:t>
-      </w:r>
-      <w:r>
-        <w:rPr>
-          <w:rFonts w:hint="eastAsia"/>
-          <w:lang w:val="en-US"/>
-        </w:rPr>
-        <w:t>）</w:t>
-      </w:r>
-      <w:r>
-        <w:rPr>
-          <w:rFonts w:hint="eastAsia"/>
-          <w:lang w:val="en-US"/>
-        </w:rPr>
-        <w:t>同样会削弱政党地方组织的自主性</w:t>
-      </w:r>
-      <w:r>
-        <w:rPr>
-          <w:rFonts w:hint="eastAsia"/>
-          <w:lang w:val="en-US"/>
-        </w:rPr>
-        <w:t>。</w:t>
+        </w:rPr>
+        <w:t>比例代表制混合的选举制度有利于小党生存。选举周期也会产生影响，纵向同时性（全国选举与地方选举在同一时间举行）将削弱地方选举的重要性和政党地方组织的权力；横向同时性（各个地方的选举在同一时间举行）同样会削弱政党地方组织的自主性。</w:t>
       </w:r>
     </w:p>
     <w:p>
@@ -19579,65 +19371,17 @@
         <w:pStyle w:val="aa"/>
         <w:spacing w:before="78" w:after="78"/>
         <w:ind w:firstLine="420"/>
-        <w:rPr>
-          <w:rFonts w:hint="eastAsia"/>
-          <w:lang w:val="en-US"/>
-        </w:rPr>
-      </w:pPr>
-      <w:r>
-        <w:rPr>
-          <w:rFonts w:hint="eastAsia"/>
-          <w:lang w:val="en-US"/>
-        </w:rPr>
-        <w:t>社会裂隙可能体现在地域间的差异</w:t>
-      </w:r>
-      <w:r>
-        <w:rPr>
-          <w:rFonts w:hint="eastAsia"/>
-          <w:lang w:val="en-US"/>
-        </w:rPr>
-        <w:t>，导致</w:t>
-      </w:r>
-      <w:r>
-        <w:rPr>
-          <w:rFonts w:hint="eastAsia"/>
-          <w:lang w:val="en-US"/>
-        </w:rPr>
-        <w:t>地区政党格局与全国政党格局之间的差距</w:t>
-      </w:r>
-      <w:r>
-        <w:rPr>
-          <w:rFonts w:hint="eastAsia"/>
-          <w:lang w:val="en-US"/>
-        </w:rPr>
-        <w:t>，以及</w:t>
-      </w:r>
-      <w:r>
-        <w:rPr>
-          <w:rFonts w:hint="eastAsia"/>
-          <w:lang w:val="en-US"/>
-        </w:rPr>
-        <w:t>不同地区有不同的政党体制（</w:t>
-      </w:r>
-      <w:r>
-        <w:rPr>
-          <w:rFonts w:hint="eastAsia"/>
-          <w:lang w:val="en-US"/>
-        </w:rPr>
-        <w:t>如</w:t>
-      </w:r>
-      <w:r>
-        <w:rPr>
-          <w:rFonts w:hint="eastAsia"/>
-          <w:lang w:val="en-US"/>
-        </w:rPr>
-        <w:t>美国民权运动之前民主党在美国南方</w:t>
+      </w:pPr>
+      <w:r>
+        <w:rPr>
+          <w:rFonts w:hint="eastAsia"/>
+        </w:rPr>
+        <w:t>社会裂隙可能体现在地域间的差异，导致地区政党格局与全国政党格局之间的差距，以及不同地区有不同的政党体制（如美国民权运动之前民主党在美国南方</w:t>
       </w:r>
       <w:proofErr w:type="gramStart"/>
       <w:r>
         <w:rPr>
           <w:rFonts w:hint="eastAsia"/>
-          <w:lang w:val="en-US"/>
         </w:rPr>
         <w:t>一</w:t>
       </w:r>
@@ -19645,65 +19389,37 @@
       <w:r>
         <w:rPr>
           <w:rFonts w:hint="eastAsia"/>
-          <w:lang w:val="en-US"/>
-        </w:rPr>
-        <w:t>党独大）</w:t>
-      </w:r>
-      <w:r>
-        <w:rPr>
-          <w:rFonts w:hint="eastAsia"/>
-          <w:lang w:val="en-US"/>
-        </w:rPr>
-        <w:t>。</w:t>
+        </w:rPr>
+        <w:t>党独大）。</w:t>
       </w:r>
     </w:p>
     <w:p>
       <w:pPr>
         <w:pStyle w:val="aa"/>
         <w:spacing w:before="78" w:after="78"/>
-        <w:rPr>
-          <w:lang w:val="en-US"/>
-        </w:rPr>
       </w:pPr>
     </w:p>
     <w:p>
       <w:pPr>
         <w:pStyle w:val="ac"/>
-        <w:rPr>
-          <w:rFonts w:hint="eastAsia"/>
-          <w:lang w:val="en-US"/>
-        </w:rPr>
-      </w:pPr>
-      <w:bookmarkStart w:id="40" w:name="_Toc226630194"/>
-      <w:r>
-        <w:rPr>
-          <w:rFonts w:hint="eastAsia"/>
-          <w:lang w:val="en-US"/>
-        </w:rPr>
-        <w:t>三、</w:t>
-      </w:r>
-      <w:r>
-        <w:rPr>
-          <w:rFonts w:hint="eastAsia"/>
-          <w:lang w:val="en-US"/>
-        </w:rPr>
-        <w:t>西方政党的青年组织、妇女组织和其他外围组织</w:t>
+      </w:pPr>
+      <w:bookmarkStart w:id="40" w:name="_Toc227235028"/>
+      <w:r>
+        <w:rPr>
+          <w:rFonts w:hint="eastAsia"/>
+        </w:rPr>
+        <w:t>三、西方政党的青年组织、妇女组织和其他外围组织</w:t>
       </w:r>
       <w:bookmarkEnd w:id="40"/>
     </w:p>
     <w:p>
       <w:pPr>
         <w:pStyle w:val="ae"/>
-        <w:rPr>
-          <w:rFonts w:hint="eastAsia"/>
-          <w:lang w:val="en-US"/>
-        </w:rPr>
-      </w:pPr>
-      <w:bookmarkStart w:id="41" w:name="_Toc226630195"/>
-      <w:r>
-        <w:rPr>
-          <w:rFonts w:hint="eastAsia"/>
-          <w:lang w:val="en-US"/>
+      </w:pPr>
+      <w:bookmarkStart w:id="41" w:name="_Toc227235029"/>
+      <w:r>
+        <w:rPr>
+          <w:rFonts w:hint="eastAsia"/>
         </w:rPr>
         <w:t>（一）政党与年轻人参政</w:t>
       </w:r>
@@ -19714,163 +19430,58 @@
         <w:pStyle w:val="aa"/>
         <w:spacing w:before="78" w:after="78"/>
         <w:ind w:firstLine="420"/>
-        <w:rPr>
-          <w:lang w:val="en-US"/>
-        </w:rPr>
-      </w:pPr>
-      <w:r>
-        <w:rPr>
-          <w:rFonts w:hint="eastAsia"/>
-          <w:lang w:val="en-US"/>
-        </w:rPr>
-        <w:t>西方主流政党均设有青年组织机构</w:t>
-      </w:r>
-      <w:r>
-        <w:rPr>
-          <w:rFonts w:hint="eastAsia"/>
-          <w:lang w:val="en-US"/>
-        </w:rPr>
-        <w:t>。</w:t>
-      </w:r>
-      <w:r>
-        <w:rPr>
-          <w:rFonts w:hint="eastAsia"/>
-          <w:lang w:val="en-US"/>
-        </w:rPr>
-        <w:t>政党的青年机构为党培养、储备新一代的干部人才</w:t>
-      </w:r>
-      <w:r>
-        <w:rPr>
-          <w:rFonts w:hint="eastAsia"/>
-          <w:lang w:val="en-US"/>
-        </w:rPr>
-        <w:t>，如</w:t>
-      </w:r>
-      <w:r>
-        <w:rPr>
-          <w:rFonts w:hint="eastAsia"/>
-          <w:lang w:val="en-US"/>
-        </w:rPr>
-        <w:t>前任德国总理舒尔茨曾担任“联邦青年社会主义组”的副主席</w:t>
-      </w:r>
-      <w:r>
-        <w:rPr>
-          <w:rFonts w:hint="eastAsia"/>
-          <w:lang w:val="en-US"/>
-        </w:rPr>
-        <w:t>。</w:t>
-      </w:r>
-      <w:r>
-        <w:rPr>
-          <w:rFonts w:hint="eastAsia"/>
-          <w:lang w:val="en-US"/>
-        </w:rPr>
-        <w:t>除美国民主</w:t>
-      </w:r>
-      <w:r>
-        <w:rPr>
-          <w:rFonts w:hint="eastAsia"/>
-          <w:lang w:val="en-US"/>
+      </w:pPr>
+      <w:r>
+        <w:rPr>
+          <w:rFonts w:hint="eastAsia"/>
+        </w:rPr>
+        <w:t>西方主流政党均设有青年组织机构。政党的青年机构为党培养、储备新一代的干部人才，如前任德国总理舒尔茨曾担任“联邦青年社会主义组”的副主席。除美国民主</w:t>
+      </w:r>
+      <w:r>
+        <w:rPr>
+          <w:rFonts w:hint="eastAsia"/>
         </w:rPr>
         <w:t>/</w:t>
       </w:r>
       <w:r>
         <w:rPr>
           <w:rFonts w:hint="eastAsia"/>
-          <w:lang w:val="en-US"/>
-        </w:rPr>
-        <w:t>共和两党各自的青年组织之外还有校园民主党</w:t>
-      </w:r>
-      <w:r>
-        <w:rPr>
-          <w:rFonts w:hint="eastAsia"/>
-          <w:lang w:val="en-US"/>
-        </w:rPr>
-        <w:t>（</w:t>
-      </w:r>
-      <w:r>
-        <w:rPr>
-          <w:rFonts w:hint="eastAsia"/>
-          <w:lang w:val="en-US"/>
-        </w:rPr>
-        <w:t>College</w:t>
-      </w:r>
-      <w:r>
-        <w:rPr>
-          <w:rFonts w:hint="eastAsia"/>
-          <w:lang w:val="en-US"/>
-        </w:rPr>
-        <w:t xml:space="preserve"> </w:t>
-      </w:r>
-      <w:r>
-        <w:rPr>
-          <w:rFonts w:hint="eastAsia"/>
-          <w:lang w:val="en-US"/>
-        </w:rPr>
-        <w:t>Democrats</w:t>
-      </w:r>
-      <w:r>
-        <w:rPr>
-          <w:rFonts w:hint="eastAsia"/>
-          <w:lang w:val="en-US"/>
-        </w:rPr>
-        <w:t>）</w:t>
-      </w:r>
-      <w:r>
-        <w:rPr>
-          <w:rFonts w:hint="eastAsia"/>
-          <w:lang w:val="en-US"/>
-        </w:rPr>
-        <w:t>和校园共和党</w:t>
-      </w:r>
-      <w:r>
-        <w:rPr>
-          <w:rFonts w:hint="eastAsia"/>
-          <w:lang w:val="en-US"/>
-        </w:rPr>
-        <w:t>（</w:t>
-      </w:r>
-      <w:r>
-        <w:rPr>
-          <w:rFonts w:hint="eastAsia"/>
-          <w:lang w:val="en-US"/>
+        </w:rPr>
+        <w:t>共和两党各自的青年组织之外还有校园民主党（</w:t>
+      </w:r>
+      <w:r>
+        <w:rPr>
+          <w:rFonts w:hint="eastAsia"/>
+        </w:rPr>
+        <w:t>College Democrats</w:t>
+      </w:r>
+      <w:r>
+        <w:rPr>
+          <w:rFonts w:hint="eastAsia"/>
+        </w:rPr>
+        <w:t>）和校园共和党（</w:t>
+      </w:r>
+      <w:r>
+        <w:rPr>
+          <w:rFonts w:hint="eastAsia"/>
         </w:rPr>
         <w:t>College Republicans</w:t>
       </w:r>
       <w:r>
         <w:rPr>
           <w:rFonts w:hint="eastAsia"/>
-          <w:lang w:val="en-US"/>
-        </w:rPr>
-        <w:t>）；</w:t>
-      </w:r>
-      <w:r>
-        <w:rPr>
-          <w:rFonts w:hint="eastAsia"/>
-          <w:lang w:val="en-US"/>
-        </w:rPr>
-        <w:t>校园组织更活跃，但是与政党的直接关系更弱</w:t>
-      </w:r>
-      <w:r>
-        <w:rPr>
-          <w:rFonts w:hint="eastAsia"/>
-          <w:lang w:val="en-US"/>
-        </w:rPr>
-        <w:t>。</w:t>
+        </w:rPr>
+        <w:t>）；校园组织更活跃，但是与政党的直接关系更弱。</w:t>
       </w:r>
     </w:p>
     <w:p>
       <w:pPr>
         <w:pStyle w:val="ae"/>
-        <w:rPr>
-          <w:lang w:val="en-US"/>
-        </w:rPr>
-      </w:pPr>
-      <w:bookmarkStart w:id="42" w:name="_Toc226630196"/>
-      <w:r>
-        <w:rPr>
-          <w:rFonts w:hint="eastAsia"/>
-          <w:lang w:val="en-US"/>
+      </w:pPr>
+      <w:bookmarkStart w:id="42" w:name="_Toc227235030"/>
+      <w:r>
+        <w:rPr>
+          <w:rFonts w:hint="eastAsia"/>
         </w:rPr>
         <w:lastRenderedPageBreak/>
         <w:t>（二）政党与妇女参政</w:t>
@@ -19882,106 +19493,43 @@
         <w:pStyle w:val="aa"/>
         <w:spacing w:before="78" w:after="78"/>
         <w:ind w:firstLine="420"/>
-        <w:rPr>
-          <w:lang w:val="en-US"/>
-        </w:rPr>
-      </w:pPr>
-      <w:r>
-        <w:rPr>
-          <w:rFonts w:hint="eastAsia"/>
-          <w:lang w:val="en-US"/>
-        </w:rPr>
-        <w:t>西方主流政党均设有妇女组织</w:t>
-      </w:r>
-      <w:r>
-        <w:rPr>
-          <w:rFonts w:hint="eastAsia"/>
-          <w:lang w:val="en-US"/>
+      </w:pPr>
+      <w:r>
+        <w:rPr>
+          <w:rFonts w:hint="eastAsia"/>
+        </w:rPr>
+        <w:t>西方主流政党均设有妇女组织。</w:t>
+      </w:r>
+      <w:r>
+        <w:t>除动员妇女选民参与政治之外，政党的妇女组织更关注女性相关</w:t>
+      </w:r>
+      <w:r>
+        <w:rPr>
+          <w:rFonts w:hint="eastAsia"/>
+        </w:rPr>
+        <w:t>议题，例如妇女生育权和家庭暴力。值得注意的是，即使是中右翼政党，也会设有妇女组织，目的在于笼络妇女选民群体，并增强政党的描述性代表</w:t>
+      </w:r>
+      <w:r>
+        <w:rPr>
+          <w:rFonts w:hint="eastAsia"/>
+        </w:rPr>
+        <w:t>（强调在身份上而非政策上的代表性）</w:t>
+      </w:r>
+      <w:r>
+        <w:rPr>
+          <w:rFonts w:hint="eastAsia"/>
         </w:rPr>
         <w:t>。</w:t>
       </w:r>
-      <w:r>
-        <w:rPr>
-          <w:lang w:val="en-US"/>
-        </w:rPr>
-        <w:t>除动员妇女选民参与政治之外，政党的妇女组织更关注女性相关</w:t>
-      </w:r>
-      <w:r>
-        <w:rPr>
-          <w:rFonts w:hint="eastAsia"/>
-          <w:lang w:val="en-US"/>
-        </w:rPr>
-        <w:t>议题</w:t>
-      </w:r>
-      <w:r>
-        <w:rPr>
-          <w:rFonts w:hint="eastAsia"/>
-          <w:lang w:val="en-US"/>
-        </w:rPr>
-        <w:t>，</w:t>
-      </w:r>
-      <w:r>
-        <w:rPr>
-          <w:rFonts w:hint="eastAsia"/>
-          <w:lang w:val="en-US"/>
-        </w:rPr>
-        <w:t>例如妇女生育权和家庭暴力</w:t>
-      </w:r>
-      <w:r>
-        <w:rPr>
-          <w:rFonts w:hint="eastAsia"/>
-          <w:lang w:val="en-US"/>
-        </w:rPr>
-        <w:t>。值得注意的是，即使是中右翼政党，也会设有妇女组织，目的在于</w:t>
-      </w:r>
-      <w:r>
-        <w:rPr>
-          <w:rFonts w:hint="eastAsia"/>
-          <w:lang w:val="en-US"/>
-        </w:rPr>
-        <w:t>笼络妇女选民群体</w:t>
-      </w:r>
-      <w:r>
-        <w:rPr>
-          <w:rFonts w:hint="eastAsia"/>
-          <w:lang w:val="en-US"/>
-        </w:rPr>
-        <w:t>，并</w:t>
-      </w:r>
-      <w:r>
-        <w:rPr>
-          <w:rFonts w:hint="eastAsia"/>
-          <w:lang w:val="en-US"/>
-        </w:rPr>
-        <w:t>增强政党的描述性代表</w:t>
-      </w:r>
-      <w:r>
-        <w:rPr>
-          <w:rFonts w:hint="eastAsia"/>
-          <w:lang w:val="en-US"/>
-        </w:rPr>
-        <w:t>（强调在身份上而非政策上的代表性）</w:t>
-      </w:r>
-      <w:r>
-        <w:rPr>
-          <w:rFonts w:hint="eastAsia"/>
-          <w:lang w:val="en-US"/>
-        </w:rPr>
-        <w:t>。</w:t>
-      </w:r>
     </w:p>
     <w:p>
       <w:pPr>
         <w:pStyle w:val="ae"/>
-        <w:rPr>
-          <w:lang w:val="en-US"/>
-        </w:rPr>
-      </w:pPr>
-      <w:bookmarkStart w:id="43" w:name="_Toc226630197"/>
-      <w:r>
-        <w:rPr>
-          <w:rFonts w:hint="eastAsia"/>
-          <w:lang w:val="en-US"/>
+      </w:pPr>
+      <w:bookmarkStart w:id="43" w:name="_Toc227235031"/>
+      <w:r>
+        <w:rPr>
+          <w:rFonts w:hint="eastAsia"/>
         </w:rPr>
         <w:t>（三）西方政党与利益集团和社会团体</w:t>
       </w:r>
@@ -19992,51 +19540,17 @@
         <w:pStyle w:val="aa"/>
         <w:spacing w:before="78" w:after="78"/>
         <w:ind w:firstLine="420"/>
-        <w:rPr>
-          <w:rFonts w:hint="eastAsia"/>
-          <w:lang w:val="en-US"/>
-        </w:rPr>
-      </w:pPr>
-      <w:r>
-        <w:rPr>
-          <w:rFonts w:hint="eastAsia"/>
-          <w:lang w:val="en-US"/>
-        </w:rPr>
-        <w:t>西方政党的外围组织还包括各种利益集团和社会团体</w:t>
-      </w:r>
-      <w:r>
-        <w:rPr>
-          <w:rFonts w:hint="eastAsia"/>
-          <w:lang w:val="en-US"/>
-        </w:rPr>
-        <w:t>。</w:t>
-      </w:r>
-      <w:r>
-        <w:rPr>
-          <w:rFonts w:hint="eastAsia"/>
-          <w:lang w:val="en-US"/>
-        </w:rPr>
-        <w:t>利益集团对政党的运作与决策的影响巨大</w:t>
-      </w:r>
-      <w:r>
-        <w:rPr>
-          <w:rFonts w:hint="eastAsia"/>
-          <w:lang w:val="en-US"/>
-        </w:rPr>
-        <w:t>：</w:t>
-      </w:r>
-      <w:r>
-        <w:rPr>
-          <w:rFonts w:hint="eastAsia"/>
-          <w:lang w:val="en-US"/>
-        </w:rPr>
-        <w:t>西方的左翼政党一般与工会、环保主义协会、进步团体、自由</w:t>
+      </w:pPr>
+      <w:r>
+        <w:rPr>
+          <w:rFonts w:hint="eastAsia"/>
+        </w:rPr>
+        <w:t>西方政党的外围组织还包括各种利益集团和社会团体。利益集团对政党的运作与决策的影响巨大：西方的左翼政党一般与工会、环保主义协会、进步团体、自由</w:t>
       </w:r>
       <w:proofErr w:type="gramStart"/>
       <w:r>
         <w:rPr>
           <w:rFonts w:hint="eastAsia"/>
-          <w:lang w:val="en-US"/>
         </w:rPr>
         <w:t>派媒体</w:t>
       </w:r>
@@ -20044,40 +19558,1307 @@
       <w:r>
         <w:rPr>
           <w:rFonts w:hint="eastAsia"/>
-          <w:lang w:val="en-US"/>
-        </w:rPr>
-        <w:t>与智库为伍</w:t>
-      </w:r>
-      <w:r>
-        <w:rPr>
-          <w:rFonts w:hint="eastAsia"/>
-          <w:lang w:val="en-US"/>
-        </w:rPr>
-        <w:t>；</w:t>
-      </w:r>
-      <w:r>
-        <w:rPr>
-          <w:rFonts w:hint="eastAsia"/>
-          <w:lang w:val="en-US"/>
-        </w:rPr>
-        <w:t>一般而言，西方的中右翼政党和商会、雇主协会、教会、保守派媒体与智库的关系密切</w:t>
-      </w:r>
-      <w:r>
-        <w:rPr>
-          <w:rFonts w:hint="eastAsia"/>
-          <w:lang w:val="en-US"/>
-        </w:rPr>
-        <w:t>。</w:t>
+        </w:rPr>
+        <w:t>与智库为伍；一般而言，西方的中右翼政党和商会、雇主协会、教会、保守派媒体与智库的关系密切。</w:t>
       </w:r>
     </w:p>
     <w:p>
       <w:pPr>
         <w:pStyle w:val="aa"/>
         <w:spacing w:before="78" w:after="78"/>
-        <w:rPr>
+      </w:pPr>
+    </w:p>
+    <w:p>
+      <w:pPr>
+        <w:pStyle w:val="aa"/>
+        <w:spacing w:before="78" w:after="78"/>
+      </w:pPr>
+    </w:p>
+    <w:p>
+      <w:pPr>
+        <w:pStyle w:val="aa"/>
+        <w:spacing w:before="78" w:after="78"/>
+      </w:pPr>
+    </w:p>
+    <w:p>
+      <w:pPr>
+        <w:pStyle w:val="a9"/>
+      </w:pPr>
+      <w:bookmarkStart w:id="44" w:name="_Toc227235032"/>
+      <w:r>
+        <w:rPr>
+          <w:rFonts w:hint="eastAsia"/>
+        </w:rPr>
+        <w:t>第六讲</w:t>
+      </w:r>
+      <w:r>
+        <w:rPr>
+          <w:rFonts w:hint="eastAsia"/>
+        </w:rPr>
+        <w:t xml:space="preserve"> </w:t>
+      </w:r>
+      <w:r>
+        <w:rPr>
+          <w:rFonts w:hint="eastAsia"/>
+        </w:rPr>
+        <w:t>政党的运作（一）——政党与选民，政党与社会</w:t>
+      </w:r>
+      <w:bookmarkEnd w:id="44"/>
+    </w:p>
+    <w:p>
+      <w:pPr>
+        <w:pStyle w:val="aa"/>
+        <w:spacing w:before="78" w:after="78"/>
+        <w:jc w:val="center"/>
+        <w:rPr>
+          <w:rFonts w:hint="eastAsia"/>
+        </w:rPr>
+      </w:pPr>
+      <w:r>
+        <w:rPr>
+          <w:rFonts w:hint="eastAsia"/>
+        </w:rPr>
+        <w:t>2026.4.16</w:t>
+      </w:r>
+    </w:p>
+    <w:p>
+      <w:pPr>
+        <w:pStyle w:val="ac"/>
+      </w:pPr>
+      <w:bookmarkStart w:id="45" w:name="_Toc227235033"/>
+      <w:r>
+        <w:rPr>
+          <w:rFonts w:hint="eastAsia"/>
+        </w:rPr>
+        <w:t>一、政党与民众</w:t>
+      </w:r>
+      <w:bookmarkEnd w:id="45"/>
+    </w:p>
+    <w:p>
+      <w:pPr>
+        <w:pStyle w:val="ae"/>
+        <w:rPr>
+          <w:rFonts w:hint="eastAsia"/>
+        </w:rPr>
+      </w:pPr>
+      <w:bookmarkStart w:id="46" w:name="_Toc227235034"/>
+      <w:r>
+        <w:rPr>
+          <w:rFonts w:hint="eastAsia"/>
+        </w:rPr>
+        <w:t>（一）</w:t>
+      </w:r>
+      <w:r>
+        <w:rPr>
+          <w:rFonts w:hint="eastAsia"/>
+        </w:rPr>
+        <w:t>民众的政党认同（党派性）与社会身份</w:t>
+      </w:r>
+      <w:bookmarkEnd w:id="46"/>
+    </w:p>
+    <w:p>
+      <w:pPr>
+        <w:pStyle w:val="aa"/>
+        <w:spacing w:before="78" w:after="78"/>
+        <w:ind w:firstLine="420"/>
+      </w:pPr>
+      <w:r>
+        <w:rPr>
+          <w:rFonts w:hint="eastAsia"/>
+        </w:rPr>
+        <w:t>西方发达国家的政党，特别是美国的民主</w:t>
+      </w:r>
+      <w:r>
+        <w:rPr>
+          <w:rFonts w:hint="eastAsia"/>
+        </w:rPr>
+        <w:t>/</w:t>
+      </w:r>
+      <w:r>
+        <w:rPr>
+          <w:rFonts w:hint="eastAsia"/>
+        </w:rPr>
+        <w:t>共和两党，对普通党员的资格几乎没有严格的规定</w:t>
+      </w:r>
+      <w:r>
+        <w:rPr>
+          <w:rFonts w:hint="eastAsia"/>
+        </w:rPr>
+        <w:t>。</w:t>
+      </w:r>
+      <w:r>
+        <w:t>绝大部分西方发达国家的大选采用不记名投票的方式</w:t>
+      </w:r>
+      <w:r>
+        <w:rPr>
+          <w:rFonts w:hint="eastAsia"/>
+        </w:rPr>
+        <w:t>；</w:t>
+      </w:r>
+      <w:r>
+        <w:t>执政党的</w:t>
+      </w:r>
+      <w:r>
+        <w:rPr>
+          <w:rFonts w:hint="eastAsia"/>
+        </w:rPr>
+        <w:t>注册党员可以把票投给在野党</w:t>
+      </w:r>
+      <w:r>
+        <w:rPr>
+          <w:rFonts w:hint="eastAsia"/>
+        </w:rPr>
+        <w:t>/</w:t>
+      </w:r>
+      <w:r>
+        <w:rPr>
+          <w:rFonts w:hint="eastAsia"/>
+        </w:rPr>
+        <w:t>反对党的候选人</w:t>
+      </w:r>
+      <w:r>
+        <w:rPr>
+          <w:rFonts w:hint="eastAsia"/>
+        </w:rPr>
+        <w:t>。</w:t>
+      </w:r>
+      <w:r>
+        <w:t>然而</w:t>
+      </w:r>
+      <w:r>
+        <w:rPr>
+          <w:rFonts w:hint="eastAsia"/>
+        </w:rPr>
+        <w:t>，</w:t>
+      </w:r>
+      <w:r>
+        <w:t>西方政党松散的组织性难以解释欧美国家的政党政治极化现</w:t>
+      </w:r>
+      <w:r>
+        <w:rPr>
+          <w:rFonts w:hint="eastAsia"/>
+        </w:rPr>
+        <w:t>象：为什么不同政党的支持者在意识形态和政治诉求方面差异巨大，并且互相厌恶？</w:t>
+      </w:r>
+    </w:p>
+    <w:p>
+      <w:pPr>
+        <w:pStyle w:val="aa"/>
+        <w:spacing w:before="78" w:after="78"/>
+      </w:pPr>
+      <w:r>
+        <w:tab/>
+      </w:r>
+      <w:r>
+        <w:rPr>
+          <w:rFonts w:hint="eastAsia"/>
+        </w:rPr>
+        <w:t>有学者从社会心理学角度探讨了这一问题。</w:t>
+      </w:r>
+      <w:r>
+        <w:rPr>
+          <w:rFonts w:hint="eastAsia"/>
+        </w:rPr>
+        <w:t>美国普通民众的政党身份认同</w:t>
+      </w:r>
+      <w:r>
+        <w:rPr>
+          <w:rFonts w:hint="eastAsia"/>
+        </w:rPr>
+        <w:t>/</w:t>
+      </w:r>
+      <w:r>
+        <w:rPr>
+          <w:rFonts w:hint="eastAsia"/>
+        </w:rPr>
+        <w:t>党派性</w:t>
+      </w:r>
+      <w:r>
+        <w:rPr>
+          <w:rFonts w:hint="eastAsia"/>
+        </w:rPr>
+        <w:t>（</w:t>
+      </w:r>
+      <w:r>
+        <w:rPr>
+          <w:rFonts w:hint="eastAsia"/>
+        </w:rPr>
+        <w:t>p</w:t>
+      </w:r>
+      <w:r>
+        <w:rPr>
+          <w:rFonts w:hint="eastAsia"/>
+        </w:rPr>
+        <w:t>arty</w:t>
+      </w:r>
+      <w:r>
+        <w:rPr>
+          <w:rFonts w:hint="eastAsia"/>
+        </w:rPr>
+        <w:t xml:space="preserve"> i</w:t>
+      </w:r>
+      <w:r>
+        <w:rPr>
+          <w:rFonts w:hint="eastAsia"/>
+        </w:rPr>
+        <w:t>dentification</w:t>
+      </w:r>
+      <w:r>
+        <w:rPr>
+          <w:rFonts w:hint="eastAsia"/>
+        </w:rPr>
+        <w:t xml:space="preserve"> </w:t>
+      </w:r>
+      <w:r>
+        <w:rPr>
+          <w:rFonts w:hint="eastAsia"/>
+        </w:rPr>
+        <w:t>/</w:t>
+      </w:r>
+      <w:r>
+        <w:rPr>
+          <w:rFonts w:hint="eastAsia"/>
+        </w:rPr>
+        <w:t xml:space="preserve"> p</w:t>
+      </w:r>
+      <w:r>
+        <w:rPr>
+          <w:rFonts w:hint="eastAsia"/>
+        </w:rPr>
+        <w:t>artisanship</w:t>
+      </w:r>
+      <w:r>
+        <w:rPr>
+          <w:rFonts w:hint="eastAsia"/>
+        </w:rPr>
+        <w:t>）</w:t>
+      </w:r>
+      <w:r>
+        <w:rPr>
+          <w:rFonts w:hint="eastAsia"/>
+        </w:rPr>
+        <w:t>是一种社会身份</w:t>
+      </w:r>
+      <w:r>
+        <w:rPr>
+          <w:rFonts w:hint="eastAsia"/>
+        </w:rPr>
+        <w:t>（</w:t>
+      </w:r>
+      <w:r>
+        <w:rPr>
+          <w:rFonts w:hint="eastAsia"/>
+        </w:rPr>
+        <w:t>s</w:t>
+      </w:r>
+      <w:r>
+        <w:rPr>
+          <w:rFonts w:hint="eastAsia"/>
+        </w:rPr>
+        <w:t xml:space="preserve">ocial </w:t>
+      </w:r>
+      <w:r>
+        <w:rPr>
+          <w:rFonts w:hint="eastAsia"/>
+        </w:rPr>
+        <w:t>i</w:t>
+      </w:r>
+      <w:r>
+        <w:rPr>
+          <w:rFonts w:hint="eastAsia"/>
+        </w:rPr>
+        <w:t>dentity</w:t>
+      </w:r>
+      <w:r>
+        <w:rPr>
+          <w:rFonts w:hint="eastAsia"/>
+        </w:rPr>
+        <w:t>）。</w:t>
+      </w:r>
+      <w:r>
+        <w:rPr>
+          <w:rFonts w:hint="eastAsia"/>
+        </w:rPr>
+        <w:t>社会身份</w:t>
+      </w:r>
+      <w:r>
+        <w:rPr>
+          <w:rFonts w:hint="eastAsia"/>
+        </w:rPr>
+        <w:t>是</w:t>
+      </w:r>
+      <w:r>
+        <w:rPr>
+          <w:rFonts w:hint="eastAsia"/>
+        </w:rPr>
+        <w:t>个人对其所处的社会群体的认知（例：性别、年龄层、种族</w:t>
+      </w:r>
+      <w:r>
+        <w:rPr>
+          <w:rFonts w:hint="eastAsia"/>
+        </w:rPr>
+        <w:t>/</w:t>
+      </w:r>
+      <w:r>
+        <w:rPr>
+          <w:rFonts w:hint="eastAsia"/>
+        </w:rPr>
+        <w:t>民族、职业、宗教信仰</w:t>
+      </w:r>
+      <w:r>
+        <w:rPr>
+          <w:rFonts w:hint="eastAsia"/>
+        </w:rPr>
+        <w:t>……</w:t>
+      </w:r>
+      <w:r>
+        <w:rPr>
+          <w:rFonts w:hint="eastAsia"/>
+        </w:rPr>
+        <w:t>）</w:t>
+      </w:r>
+      <w:r>
+        <w:rPr>
+          <w:rFonts w:hint="eastAsia"/>
+        </w:rPr>
+        <w:t>，可被视为社会裂隙在个人上的表达。</w:t>
+      </w:r>
+      <w:r>
+        <w:rPr>
+          <w:rFonts w:hint="eastAsia"/>
+        </w:rPr>
+        <w:t>个人对社会身份的认同</w:t>
+      </w:r>
+      <w:r>
+        <w:rPr>
+          <w:rFonts w:hint="eastAsia"/>
+        </w:rPr>
+        <w:t>（</w:t>
+      </w:r>
+      <w:r>
+        <w:rPr>
+          <w:rFonts w:hint="eastAsia"/>
+        </w:rPr>
+        <w:t>social identification</w:t>
+      </w:r>
+      <w:r>
+        <w:rPr>
+          <w:rFonts w:hint="eastAsia"/>
+        </w:rPr>
+        <w:t>）</w:t>
+      </w:r>
+      <w:r>
+        <w:rPr>
+          <w:rFonts w:hint="eastAsia"/>
+        </w:rPr>
+        <w:t>影响个人行为以及对他者（其他社会群体的成员）的刻板印象</w:t>
+      </w:r>
+      <w:r>
+        <w:rPr>
+          <w:rFonts w:hint="eastAsia"/>
+        </w:rPr>
+        <w:t>（</w:t>
+      </w:r>
+      <w:r>
+        <w:rPr>
+          <w:rFonts w:hint="eastAsia"/>
+        </w:rPr>
+        <w:t>stereotyping</w:t>
+      </w:r>
+      <w:r>
+        <w:rPr>
+          <w:rFonts w:hint="eastAsia"/>
+        </w:rPr>
+        <w:t>）。</w:t>
+      </w:r>
+      <w:r>
+        <w:rPr>
+          <w:rFonts w:hint="eastAsia"/>
+        </w:rPr>
+        <w:t>美国的民主</w:t>
+      </w:r>
+      <w:r>
+        <w:rPr>
+          <w:rFonts w:hint="eastAsia"/>
+        </w:rPr>
+        <w:t>/</w:t>
+      </w:r>
+      <w:r>
+        <w:rPr>
+          <w:rFonts w:hint="eastAsia"/>
+        </w:rPr>
+        <w:t>共和两党代表不同社会阶层和族群</w:t>
+      </w:r>
+      <w:r>
+        <w:rPr>
+          <w:rFonts w:hint="eastAsia"/>
+        </w:rPr>
+        <w:t>，</w:t>
+      </w:r>
+      <w:r>
+        <w:rPr>
+          <w:rFonts w:hint="eastAsia"/>
+        </w:rPr>
+        <w:t>个人的政党身份认同反应了其对不同社会群体的态度</w:t>
+      </w:r>
+      <w:r>
+        <w:rPr>
+          <w:rFonts w:hint="eastAsia"/>
+        </w:rPr>
+        <w:t>。</w:t>
+      </w:r>
+    </w:p>
+    <w:p>
+      <w:pPr>
+        <w:pStyle w:val="ae"/>
+        <w:rPr>
+          <w:rFonts w:hint="eastAsia"/>
+        </w:rPr>
+      </w:pPr>
+      <w:bookmarkStart w:id="47" w:name="_Toc227235035"/>
+      <w:r>
+        <w:rPr>
+          <w:rFonts w:hint="eastAsia"/>
+        </w:rPr>
+        <w:t>（二）政党身份认同的稳定性</w:t>
+      </w:r>
+      <w:bookmarkEnd w:id="47"/>
+    </w:p>
+    <w:p>
+      <w:pPr>
+        <w:pStyle w:val="aa"/>
+        <w:spacing w:before="78" w:after="78"/>
+        <w:ind w:firstLine="420"/>
+        <w:rPr>
+          <w:rFonts w:hint="eastAsia"/>
+        </w:rPr>
+      </w:pPr>
+      <w:r>
+        <w:rPr>
+          <w:rFonts w:hint="eastAsia"/>
+        </w:rPr>
+        <w:t>美国以及其他西方国家的选民党派性</w:t>
+      </w:r>
+      <w:r>
+        <w:rPr>
+          <w:rFonts w:hint="eastAsia"/>
+        </w:rPr>
+        <w:t>具有一些</w:t>
+      </w:r>
+      <w:r>
+        <w:rPr>
+          <w:rFonts w:hint="eastAsia"/>
+        </w:rPr>
+        <w:t>特点</w:t>
+      </w:r>
+      <w:r>
+        <w:rPr>
+          <w:rFonts w:hint="eastAsia"/>
+        </w:rPr>
+        <w:t>。</w:t>
+      </w:r>
+      <w:r>
+        <w:rPr>
+          <w:rFonts w:hint="eastAsia"/>
+        </w:rPr>
+        <w:t>选民的政党身份认同通常是在成年早期（</w:t>
+      </w:r>
+      <w:r>
+        <w:rPr>
+          <w:rFonts w:hint="eastAsia"/>
+        </w:rPr>
+        <w:t>18-25</w:t>
+      </w:r>
+      <w:r>
+        <w:rPr>
+          <w:rFonts w:hint="eastAsia"/>
+        </w:rPr>
+        <w:t>岁）形成。这一年龄阶段通常被称为“易受影响年龄”</w:t>
+      </w:r>
+      <w:r>
+        <w:rPr>
+          <w:rFonts w:hint="eastAsia"/>
+        </w:rPr>
+        <w:t>（</w:t>
+      </w:r>
+      <w:r>
+        <w:rPr>
+          <w:rFonts w:hint="eastAsia"/>
+        </w:rPr>
+        <w:t>impressionable years</w:t>
+      </w:r>
+      <w:r>
+        <w:rPr>
+          <w:rFonts w:hint="eastAsia"/>
+        </w:rPr>
+        <w:t>）。</w:t>
+      </w:r>
+      <w:r>
+        <w:rPr>
+          <w:rFonts w:hint="eastAsia"/>
+        </w:rPr>
+        <w:t>家庭和早期成年社会化是两个在成年早期影响政党身份认同的重要因素</w:t>
+      </w:r>
+      <w:r>
+        <w:rPr>
+          <w:rFonts w:hint="eastAsia"/>
+        </w:rPr>
+        <w:t>。</w:t>
+      </w:r>
+      <w:r>
+        <w:rPr>
+          <w:rFonts w:hint="eastAsia"/>
+        </w:rPr>
+        <w:t>实证研究表明</w:t>
+      </w:r>
+      <w:r>
+        <w:rPr>
+          <w:rFonts w:hint="eastAsia"/>
+        </w:rPr>
+        <w:t>，</w:t>
+      </w:r>
+      <w:r>
+        <w:rPr>
+          <w:rFonts w:hint="eastAsia"/>
+        </w:rPr>
+        <w:t>普通美国选民的政党身份认同</w:t>
+      </w:r>
+      <w:r>
+        <w:rPr>
+          <w:rFonts w:hint="eastAsia"/>
+        </w:rPr>
+        <w:t>/</w:t>
+      </w:r>
+      <w:r>
+        <w:rPr>
+          <w:rFonts w:hint="eastAsia"/>
+        </w:rPr>
+        <w:t>党派性极其稳定</w:t>
+      </w:r>
+      <w:r>
+        <w:rPr>
+          <w:rFonts w:hint="eastAsia"/>
+        </w:rPr>
+        <w:t>。</w:t>
+      </w:r>
+    </w:p>
+    <w:p>
+      <w:pPr>
+        <w:pStyle w:val="aa"/>
+        <w:spacing w:before="78" w:after="78"/>
+        <w:ind w:firstLine="420"/>
+      </w:pPr>
+      <w:r>
+        <w:rPr>
+          <w:rFonts w:hint="eastAsia"/>
+        </w:rPr>
+        <w:t>普通美国选民的政党身份认同</w:t>
+      </w:r>
+      <w:r>
+        <w:rPr>
+          <w:rFonts w:hint="eastAsia"/>
+        </w:rPr>
+        <w:t>/</w:t>
+      </w:r>
+      <w:r>
+        <w:rPr>
+          <w:rFonts w:hint="eastAsia"/>
+        </w:rPr>
+        <w:t>党派性极其稳定。其稳定性与普通民众的宗教信仰相当著名的青少年政治社会化面板研究表明在</w:t>
+      </w:r>
+      <w:r>
+        <w:rPr>
+          <w:rFonts w:hint="eastAsia"/>
+        </w:rPr>
+        <w:t>1965</w:t>
+      </w:r>
+      <w:r>
+        <w:rPr>
+          <w:rFonts w:hint="eastAsia"/>
+        </w:rPr>
+        <w:t>年声称自己是共和党支持者的受访人中有</w:t>
+      </w:r>
+      <w:r>
+        <w:rPr>
+          <w:rFonts w:hint="eastAsia"/>
+        </w:rPr>
+        <w:t>89.5%</w:t>
+      </w:r>
+      <w:r>
+        <w:rPr>
+          <w:rFonts w:hint="eastAsia"/>
+        </w:rPr>
+        <w:t>在</w:t>
+      </w:r>
+      <w:r>
+        <w:rPr>
+          <w:rFonts w:hint="eastAsia"/>
+        </w:rPr>
+        <w:t>1982</w:t>
+      </w:r>
+      <w:r>
+        <w:rPr>
+          <w:rFonts w:hint="eastAsia"/>
+        </w:rPr>
+        <w:t>年的总统大选中投票支持共和党候选人罗纳德·里根</w:t>
+      </w:r>
+      <w:r>
+        <w:rPr>
+          <w:rFonts w:hint="eastAsia"/>
+        </w:rPr>
+        <w:t>。</w:t>
+      </w:r>
+      <w:r>
+        <w:rPr>
+          <w:rFonts w:hint="eastAsia"/>
+        </w:rPr>
+        <w:t>重大历史事件（自然灾害、经济危机、战争</w:t>
+      </w:r>
+      <w:r>
+        <w:rPr>
+          <w:rFonts w:hint="eastAsia"/>
+        </w:rPr>
+        <w:t>等</w:t>
+      </w:r>
+      <w:r>
+        <w:rPr>
+          <w:rFonts w:hint="eastAsia"/>
+        </w:rPr>
+        <w:t>）对选民的政党认同影响有限</w:t>
+      </w:r>
+      <w:r>
+        <w:rPr>
+          <w:rFonts w:hint="eastAsia"/>
+        </w:rPr>
+        <w:t>。</w:t>
+      </w:r>
+      <w:r>
+        <w:rPr>
+          <w:rFonts w:hint="eastAsia"/>
+        </w:rPr>
+        <w:t>执政党的表现和形象会在短期内影响</w:t>
+      </w:r>
+      <w:r>
+        <w:rPr>
+          <w:rFonts w:hint="eastAsia"/>
+        </w:rPr>
+        <w:lastRenderedPageBreak/>
+        <w:t>其支持者对政党的评价，但这些选民几乎不会因为执政党表现糟糕或者政治丑闻转而支持在野</w:t>
+      </w:r>
+      <w:r>
+        <w:rPr>
+          <w:rFonts w:hint="eastAsia"/>
+        </w:rPr>
+        <w:t>党</w:t>
+      </w:r>
+      <w:r>
+        <w:rPr>
+          <w:rFonts w:hint="eastAsia"/>
+        </w:rPr>
+        <w:t>/</w:t>
+      </w:r>
+      <w:r>
+        <w:rPr>
+          <w:rFonts w:hint="eastAsia"/>
+        </w:rPr>
+        <w:t>反对党</w:t>
+      </w:r>
+      <w:r>
+        <w:rPr>
+          <w:rFonts w:hint="eastAsia"/>
+        </w:rPr>
+        <w:t>。</w:t>
+      </w:r>
+    </w:p>
+    <w:p>
+      <w:pPr>
+        <w:pStyle w:val="ae"/>
+      </w:pPr>
+      <w:bookmarkStart w:id="48" w:name="_Toc227235036"/>
+      <w:r>
+        <w:rPr>
+          <w:rFonts w:hint="eastAsia"/>
+        </w:rPr>
+        <w:t>（三）政党身份认同与政治偏好</w:t>
+      </w:r>
+      <w:r>
+        <w:rPr>
+          <w:rFonts w:hint="eastAsia"/>
+        </w:rPr>
+        <w:t>/</w:t>
+      </w:r>
+      <w:r>
+        <w:rPr>
+          <w:rFonts w:hint="eastAsia"/>
+        </w:rPr>
+        <w:t>投票意向</w:t>
+      </w:r>
+      <w:bookmarkEnd w:id="48"/>
+    </w:p>
+    <w:p>
+      <w:pPr>
+        <w:pStyle w:val="aa"/>
+        <w:spacing w:before="78" w:after="78"/>
+        <w:ind w:firstLine="420"/>
+      </w:pPr>
+      <w:r>
+        <w:rPr>
+          <w:rFonts w:hint="eastAsia"/>
+        </w:rPr>
+        <w:t>与年龄和性别相比，政党身份认同与政治偏好以及投票意向的相关性是最大的，与受访者的种族</w:t>
+      </w:r>
+      <w:r>
+        <w:rPr>
+          <w:rFonts w:hint="eastAsia"/>
+        </w:rPr>
+        <w:t>/</w:t>
+      </w:r>
+      <w:r>
+        <w:rPr>
+          <w:rFonts w:hint="eastAsia"/>
+        </w:rPr>
+        <w:t>民族相当</w:t>
+      </w:r>
+      <w:r>
+        <w:rPr>
+          <w:rFonts w:hint="eastAsia"/>
+        </w:rPr>
+        <w:t>。</w:t>
+      </w:r>
+      <w:r>
+        <w:rPr>
+          <w:rFonts w:hint="eastAsia"/>
+        </w:rPr>
+        <w:t>选民的政党认同大多在青少年时期形成，不少继承了父母祖辈的政党倾向</w:t>
+      </w:r>
+      <w:r>
+        <w:rPr>
+          <w:rFonts w:hint="eastAsia"/>
+        </w:rPr>
+        <w:t>。</w:t>
+      </w:r>
+      <w:r>
+        <w:rPr>
+          <w:rFonts w:hint="eastAsia"/>
+        </w:rPr>
+        <w:t>党派倾向先于政治偏好和投票意向形成，同时决定了选民的社交环境</w:t>
+      </w:r>
+      <w:r>
+        <w:rPr>
+          <w:rFonts w:hint="eastAsia"/>
+        </w:rPr>
+        <w:t>。</w:t>
+      </w:r>
+      <w:r>
+        <w:rPr>
+          <w:rFonts w:hint="eastAsia"/>
+        </w:rPr>
+        <w:t>社交环境和社会化过程的差异导致支持不同党派的选民在价值观和政治偏好上的差别</w:t>
+      </w:r>
+      <w:r>
+        <w:rPr>
+          <w:rFonts w:hint="eastAsia"/>
+        </w:rPr>
+        <w:t>。</w:t>
+      </w:r>
+    </w:p>
+    <w:p>
+      <w:pPr>
+        <w:pStyle w:val="ae"/>
+        <w:rPr>
+          <w:rFonts w:hint="eastAsia"/>
+        </w:rPr>
+      </w:pPr>
+      <w:bookmarkStart w:id="49" w:name="_Toc227235037"/>
+      <w:r>
+        <w:rPr>
+          <w:rFonts w:hint="eastAsia"/>
+        </w:rPr>
+        <w:t>（四）</w:t>
+      </w:r>
+      <w:r>
+        <w:rPr>
+          <w:rFonts w:hint="eastAsia"/>
+        </w:rPr>
+        <w:t>西方国家选民的党派性与情感极化</w:t>
+      </w:r>
+      <w:bookmarkEnd w:id="49"/>
+    </w:p>
+    <w:p>
+      <w:pPr>
+        <w:pStyle w:val="aa"/>
+        <w:spacing w:before="78" w:after="78"/>
+        <w:ind w:firstLine="420"/>
+        <w:rPr>
+          <w:rFonts w:hint="eastAsia"/>
+        </w:rPr>
+      </w:pPr>
+      <w:r>
+        <w:rPr>
+          <w:rFonts w:hint="eastAsia"/>
+        </w:rPr>
+        <w:t>不同政党支持者间的矛盾不仅局限于支持的候选人以及政治诉求上的差异</w:t>
+      </w:r>
+      <w:r>
+        <w:rPr>
+          <w:rFonts w:hint="eastAsia"/>
+        </w:rPr>
+        <w:t>。</w:t>
+      </w:r>
+      <w:r>
+        <w:t>分属不同政党阵营的选民相互敌视、厌恶</w:t>
+      </w:r>
+      <w:r>
+        <w:rPr>
+          <w:rFonts w:hint="eastAsia"/>
+        </w:rPr>
+        <w:t>，</w:t>
+      </w:r>
+      <w:r>
+        <w:t>这种敌视情绪往往和政治观点没有直接关系</w:t>
+      </w:r>
+      <w:r>
+        <w:rPr>
+          <w:rFonts w:hint="eastAsia"/>
+        </w:rPr>
+        <w:t>。</w:t>
+      </w:r>
+      <w:r>
+        <w:t>政治心理学者把由党派差异导致的敌对情绪称为</w:t>
+      </w:r>
+      <w:r>
+        <w:rPr>
+          <w:rFonts w:hint="eastAsia"/>
+        </w:rPr>
+        <w:t>“</w:t>
+      </w:r>
+      <w:r>
+        <w:t>情感极化</w:t>
+      </w:r>
+      <w:r>
+        <w:rPr>
+          <w:rFonts w:hint="eastAsia"/>
+        </w:rPr>
+        <w:t>”（</w:t>
+      </w:r>
+      <w:r>
+        <w:rPr>
+          <w:rFonts w:hint="eastAsia"/>
+        </w:rPr>
+        <w:t>a</w:t>
+      </w:r>
+      <w:r>
+        <w:rPr>
+          <w:rFonts w:hint="eastAsia"/>
+        </w:rPr>
+        <w:t xml:space="preserve">ffective </w:t>
+      </w:r>
+      <w:r>
+        <w:rPr>
+          <w:rFonts w:hint="eastAsia"/>
+        </w:rPr>
+        <w:t>p</w:t>
+      </w:r>
+      <w:r>
+        <w:rPr>
+          <w:rFonts w:hint="eastAsia"/>
+        </w:rPr>
+        <w:t>olari</w:t>
+      </w:r>
+      <w:r>
+        <w:rPr>
+          <w:rFonts w:hint="eastAsia"/>
+        </w:rPr>
+        <w:t>s</w:t>
+      </w:r>
+      <w:r>
+        <w:rPr>
+          <w:rFonts w:hint="eastAsia"/>
+        </w:rPr>
+        <w:t>ation</w:t>
+      </w:r>
+      <w:r>
+        <w:rPr>
+          <w:rFonts w:hint="eastAsia"/>
+        </w:rPr>
+        <w:t>）。</w:t>
+      </w:r>
+    </w:p>
+    <w:p>
+      <w:pPr>
+        <w:pStyle w:val="ae"/>
+      </w:pPr>
+      <w:bookmarkStart w:id="50" w:name="_Toc227235038"/>
+      <w:r>
+        <w:rPr>
+          <w:rFonts w:hint="eastAsia"/>
+        </w:rPr>
+        <w:t>（五）</w:t>
+      </w:r>
+      <w:r>
+        <w:rPr>
+          <w:rFonts w:hint="eastAsia"/>
           <w:lang w:val="en-US"/>
         </w:rPr>
-      </w:pPr>
+        <w:t>美国以外的西方发达国家选民的政党认同</w:t>
+      </w:r>
+      <w:bookmarkEnd w:id="50"/>
+    </w:p>
+    <w:p>
+      <w:pPr>
+        <w:pStyle w:val="aa"/>
+        <w:spacing w:before="78" w:after="78"/>
+        <w:ind w:firstLine="420"/>
+        <w:rPr>
+          <w:lang w:val="en-US"/>
+        </w:rPr>
+      </w:pPr>
+      <w:r>
+        <w:rPr>
+          <w:rFonts w:hint="eastAsia"/>
+          <w:lang w:val="en-US"/>
+        </w:rPr>
+        <w:t>美国选民党派性的特点也普遍见于西方发达国家</w:t>
+      </w:r>
+      <w:r>
+        <w:rPr>
+          <w:rFonts w:hint="eastAsia"/>
+          <w:lang w:val="en-US"/>
+        </w:rPr>
+        <w:t>。</w:t>
+      </w:r>
+      <w:r>
+        <w:rPr>
+          <w:lang w:val="en-US"/>
+        </w:rPr>
+        <w:t>在政党认同的稳定性方面，英国选民弱于美国选民</w:t>
+      </w:r>
+      <w:r>
+        <w:rPr>
+          <w:rFonts w:hint="eastAsia"/>
+          <w:lang w:val="en-US"/>
+        </w:rPr>
+        <w:t>。</w:t>
+      </w:r>
+      <w:r>
+        <w:rPr>
+          <w:lang w:val="en-US"/>
+        </w:rPr>
+        <w:t>但是在情感极化方面，美国不是个例</w:t>
+      </w:r>
+      <w:r>
+        <w:rPr>
+          <w:rFonts w:hint="eastAsia"/>
+          <w:lang w:val="en-US"/>
+        </w:rPr>
+        <w:t>。甚至，在一些发展中国家，也存在政党情感极化的现象。</w:t>
+      </w:r>
+    </w:p>
+    <w:p>
+      <w:pPr>
+        <w:pStyle w:val="aa"/>
+        <w:spacing w:before="78" w:after="78"/>
+        <w:rPr>
+          <w:lang w:val="en-US"/>
+        </w:rPr>
+      </w:pPr>
+    </w:p>
+    <w:p>
+      <w:pPr>
+        <w:pStyle w:val="ac"/>
+        <w:rPr>
+          <w:lang w:val="en-US"/>
+        </w:rPr>
+      </w:pPr>
+      <w:bookmarkStart w:id="51" w:name="_Toc227235039"/>
+      <w:r>
+        <w:rPr>
+          <w:rFonts w:hint="eastAsia"/>
+          <w:lang w:val="en-US"/>
+        </w:rPr>
+        <w:t>二、政党与社会</w:t>
+      </w:r>
+      <w:bookmarkEnd w:id="51"/>
+    </w:p>
+    <w:p>
+      <w:pPr>
+        <w:pStyle w:val="ae"/>
+        <w:rPr>
+          <w:lang w:val="en-US"/>
+        </w:rPr>
+      </w:pPr>
+      <w:bookmarkStart w:id="52" w:name="_Toc227235040"/>
+      <w:r>
+        <w:rPr>
+          <w:rFonts w:hint="eastAsia"/>
+          <w:lang w:val="en-US"/>
+        </w:rPr>
+        <w:t>（一）</w:t>
+      </w:r>
+      <w:r>
+        <w:rPr>
+          <w:rFonts w:hint="eastAsia"/>
+          <w:lang w:val="en-US"/>
+        </w:rPr>
+        <w:t>情感极化的来源</w:t>
+      </w:r>
+      <w:bookmarkEnd w:id="52"/>
+    </w:p>
+    <w:p>
+      <w:pPr>
+        <w:pStyle w:val="aa"/>
+        <w:spacing w:before="78" w:after="78"/>
+        <w:ind w:firstLine="420"/>
+        <w:rPr>
+          <w:lang w:val="en-US"/>
+        </w:rPr>
+      </w:pPr>
+      <w:r>
+        <w:rPr>
+          <w:rFonts w:hint="eastAsia"/>
+          <w:lang w:val="en-US"/>
+        </w:rPr>
+        <w:t>情感极化的来源是对不同社会族群的刻板印象。</w:t>
+      </w:r>
+      <w:r>
+        <w:rPr>
+          <w:rFonts w:hint="eastAsia"/>
+          <w:lang w:val="en-US"/>
+        </w:rPr>
+        <w:t>以美国为例，民主、共和两党代表了不同社会阶层和族群的利益</w:t>
+      </w:r>
+      <w:r>
+        <w:rPr>
+          <w:rFonts w:hint="eastAsia"/>
+          <w:lang w:val="en-US"/>
+        </w:rPr>
+        <w:t>，</w:t>
+      </w:r>
+      <w:r>
+        <w:rPr>
+          <w:lang w:val="en-US"/>
+        </w:rPr>
+        <w:t>而政党所代表的社会群体塑造了普通选民对该政党支持者的一</w:t>
+      </w:r>
+      <w:r>
+        <w:rPr>
+          <w:rFonts w:hint="eastAsia"/>
+          <w:lang w:val="en-US"/>
+        </w:rPr>
+        <w:t>种“刻板印象”</w:t>
+      </w:r>
+      <w:r>
+        <w:rPr>
+          <w:rFonts w:hint="eastAsia"/>
+          <w:lang w:val="en-US"/>
+        </w:rPr>
+        <w:t>。</w:t>
+      </w:r>
+      <w:r>
+        <w:rPr>
+          <w:lang w:val="en-US"/>
+        </w:rPr>
+        <w:t>这种刻板印象会被政客炒作夸大，导致西方社会的情感极化</w:t>
+      </w:r>
+      <w:r>
+        <w:rPr>
+          <w:rFonts w:hint="eastAsia"/>
+          <w:lang w:val="en-US"/>
+        </w:rPr>
+        <w:t>。</w:t>
+      </w:r>
+    </w:p>
+    <w:p>
+      <w:pPr>
+        <w:pStyle w:val="ae"/>
+        <w:rPr>
+          <w:lang w:val="en-US"/>
+        </w:rPr>
+      </w:pPr>
+      <w:bookmarkStart w:id="53" w:name="_Toc227235041"/>
+      <w:r>
+        <w:rPr>
+          <w:rFonts w:hint="eastAsia"/>
+          <w:lang w:val="en-US"/>
+        </w:rPr>
+        <w:t>（二）情感计划的后果</w:t>
+      </w:r>
+      <w:bookmarkEnd w:id="53"/>
+    </w:p>
+    <w:p>
+      <w:pPr>
+        <w:pStyle w:val="aa"/>
+        <w:spacing w:before="78" w:after="78"/>
+        <w:ind w:firstLine="420"/>
+        <w:rPr>
+          <w:lang w:val="en-US"/>
+        </w:rPr>
+      </w:pPr>
+      <w:r>
+        <w:rPr>
+          <w:rFonts w:hint="eastAsia"/>
+          <w:lang w:val="en-US"/>
+        </w:rPr>
+        <w:t>托卡尔和汤</w:t>
+      </w:r>
+      <w:proofErr w:type="gramStart"/>
+      <w:r>
+        <w:rPr>
+          <w:rFonts w:hint="eastAsia"/>
+          <w:lang w:val="en-US"/>
+        </w:rPr>
+        <w:t>姆</w:t>
+      </w:r>
+      <w:proofErr w:type="gramEnd"/>
+      <w:r>
+        <w:rPr>
+          <w:rFonts w:hint="eastAsia"/>
+          <w:lang w:val="en-US"/>
+        </w:rPr>
+        <w:t>森考察了</w:t>
+      </w:r>
+      <w:r>
+        <w:rPr>
+          <w:rFonts w:hint="eastAsia"/>
+          <w:lang w:val="en-US"/>
+        </w:rPr>
+        <w:t>2014</w:t>
+      </w:r>
+      <w:r>
+        <w:rPr>
+          <w:rFonts w:hint="eastAsia"/>
+          <w:lang w:val="en-US"/>
+        </w:rPr>
+        <w:t>至</w:t>
+      </w:r>
+      <w:r>
+        <w:rPr>
+          <w:rFonts w:hint="eastAsia"/>
+          <w:lang w:val="en-US"/>
+        </w:rPr>
+        <w:t>2019</w:t>
+      </w:r>
+      <w:r>
+        <w:rPr>
+          <w:rFonts w:hint="eastAsia"/>
+          <w:lang w:val="en-US"/>
+        </w:rPr>
+        <w:t>年间西班牙选民的政治倾向</w:t>
+      </w:r>
+      <w:r>
+        <w:rPr>
+          <w:rFonts w:hint="eastAsia"/>
+          <w:lang w:val="en-US"/>
+        </w:rPr>
+        <w:t>。</w:t>
+      </w:r>
+      <w:r>
+        <w:rPr>
+          <w:lang w:val="en-US"/>
+        </w:rPr>
+        <w:t>作者发现政党情感极化程度越高（对与自己不同党派的选民态度</w:t>
+      </w:r>
+      <w:r>
+        <w:rPr>
+          <w:rFonts w:hint="eastAsia"/>
+          <w:lang w:val="en-US"/>
+        </w:rPr>
+        <w:t>越负面）的受访者对陌生人和邻居的信任程度越低</w:t>
+      </w:r>
+      <w:r>
+        <w:rPr>
+          <w:rFonts w:hint="eastAsia"/>
+          <w:lang w:val="en-US"/>
+        </w:rPr>
+        <w:t>。</w:t>
+      </w:r>
+      <w:r>
+        <w:rPr>
+          <w:rFonts w:hint="eastAsia"/>
+          <w:lang w:val="en-US"/>
+        </w:rPr>
+        <w:t>情感极化程度高的受访者认为遇到支持敌对党派的人的概率高，为了规避这一风险，情感极化程度高的人倾向于选择“不信任”他人</w:t>
+      </w:r>
+      <w:r>
+        <w:rPr>
+          <w:rFonts w:hint="eastAsia"/>
+          <w:lang w:val="en-US"/>
+        </w:rPr>
+        <w:t>。</w:t>
+      </w:r>
+      <w:r>
+        <w:rPr>
+          <w:lang w:val="en-US"/>
+        </w:rPr>
+        <w:t>对社会的低信任也会导致情感极化</w:t>
+      </w:r>
+      <w:r>
+        <w:rPr>
+          <w:rFonts w:hint="eastAsia"/>
+          <w:lang w:val="en-US"/>
+        </w:rPr>
+        <w:t>。</w:t>
+      </w:r>
+      <w:r>
+        <w:rPr>
+          <w:lang w:val="en-US"/>
+        </w:rPr>
+        <w:t>社会信任</w:t>
+      </w:r>
+      <w:r>
+        <w:rPr>
+          <w:rFonts w:hint="eastAsia"/>
+          <w:lang w:val="en-US"/>
+        </w:rPr>
+        <w:t>（</w:t>
+      </w:r>
+      <w:r>
+        <w:rPr>
+          <w:lang w:val="en-US"/>
+        </w:rPr>
+        <w:t>social trust</w:t>
+      </w:r>
+      <w:r>
+        <w:rPr>
+          <w:rFonts w:hint="eastAsia"/>
+          <w:lang w:val="en-US"/>
+        </w:rPr>
+        <w:t>）</w:t>
+      </w:r>
+      <w:r>
+        <w:rPr>
+          <w:lang w:val="en-US"/>
+        </w:rPr>
+        <w:t>在任何政治制度下都是一项重要的社会资</w:t>
+      </w:r>
+      <w:r>
+        <w:rPr>
+          <w:rFonts w:hint="eastAsia"/>
+          <w:lang w:val="en-US"/>
+        </w:rPr>
+        <w:t>本</w:t>
+      </w:r>
+      <w:r>
+        <w:rPr>
+          <w:rFonts w:hint="eastAsia"/>
+          <w:lang w:val="en-US"/>
+        </w:rPr>
+        <w:t>（</w:t>
+      </w:r>
+      <w:r>
+        <w:rPr>
+          <w:rFonts w:hint="eastAsia"/>
+          <w:lang w:val="en-US"/>
+        </w:rPr>
+        <w:t>social capital</w:t>
+      </w:r>
+      <w:r>
+        <w:rPr>
+          <w:rFonts w:hint="eastAsia"/>
+          <w:lang w:val="en-US"/>
+        </w:rPr>
+        <w:t>）。</w:t>
+      </w:r>
     </w:p>
     <w:p>
       <w:pPr>

--- a/course/major/比较政党制度.docx
+++ b/course/major/比较政党制度.docx
@@ -196,25 +196,15 @@
         </w:rPr>
         <w:t>袁良丞（</w:t>
       </w:r>
-      <w:r>
-        <w:fldChar w:fldCharType="begin"/>
-      </w:r>
-      <w:r>
-        <w:instrText>HYPERLINK "mailto:223110170031@m.fudan.edu.cn"</w:instrText>
-      </w:r>
-      <w:r>
-        <w:fldChar w:fldCharType="separate"/>
-      </w:r>
-      <w:r>
-        <w:rPr>
-          <w:rStyle w:val="a3"/>
-          <w:rFonts w:ascii="Times New Roman" w:eastAsia="宋体" w:hAnsi="Times New Roman" w:hint="eastAsia"/>
-        </w:rPr>
-        <w:t>223110170031@m.fudan.edu.cn</w:t>
-      </w:r>
-      <w:r>
-        <w:fldChar w:fldCharType="end"/>
-      </w:r>
+      <w:hyperlink r:id="rId10" w:history="1">
+        <w:r>
+          <w:rPr>
+            <w:rStyle w:val="a3"/>
+            <w:rFonts w:ascii="Times New Roman" w:eastAsia="宋体" w:hAnsi="Times New Roman" w:hint="eastAsia"/>
+          </w:rPr>
+          <w:t>223110170031@m.fudan.edu.cn</w:t>
+        </w:r>
+      </w:hyperlink>
       <w:r>
         <w:rPr>
           <w:rFonts w:ascii="宋体" w:eastAsia="宋体" w:hAnsi="宋体" w:hint="eastAsia"/>
@@ -305,7 +295,7 @@
             </w:rPr>
             <w:fldChar w:fldCharType="separate"/>
           </w:r>
-          <w:hyperlink w:anchor="_Toc227234988" w:history="1">
+          <w:hyperlink w:anchor="_Toc227839781" w:history="1">
             <w:r>
               <w:rPr>
                 <w:rStyle w:val="a3"/>
@@ -344,7 +334,7 @@
                 <w:noProof/>
                 <w:webHidden/>
               </w:rPr>
-              <w:instrText>PAGEREF _Toc227234988 \h</w:instrText>
+              <w:instrText>PAGEREF _Toc227839781 \h</w:instrText>
             </w:r>
             <w:r>
               <w:rPr>
@@ -402,7 +392,7 @@
               <w14:ligatures w14:val="standardContextual"/>
             </w:rPr>
           </w:pPr>
-          <w:hyperlink w:anchor="_Toc227234989" w:history="1">
+          <w:hyperlink w:anchor="_Toc227839782" w:history="1">
             <w:r>
               <w:rPr>
                 <w:rStyle w:val="a3"/>
@@ -441,7 +431,7 @@
                 <w:noProof/>
                 <w:webHidden/>
               </w:rPr>
-              <w:instrText>PAGEREF _Toc227234989 \h</w:instrText>
+              <w:instrText>PAGEREF _Toc227839782 \h</w:instrText>
             </w:r>
             <w:r>
               <w:rPr>
@@ -499,7 +489,7 @@
               <w14:ligatures w14:val="standardContextual"/>
             </w:rPr>
           </w:pPr>
-          <w:hyperlink w:anchor="_Toc227234990" w:history="1">
+          <w:hyperlink w:anchor="_Toc227839783" w:history="1">
             <w:r>
               <w:rPr>
                 <w:rStyle w:val="a3"/>
@@ -538,7 +528,7 @@
                 <w:noProof/>
                 <w:webHidden/>
               </w:rPr>
-              <w:instrText>PAGEREF _Toc227234990 \h</w:instrText>
+              <w:instrText>PAGEREF _Toc227839783 \h</w:instrText>
             </w:r>
             <w:r>
               <w:rPr>
@@ -596,7 +586,7 @@
               <w14:ligatures w14:val="standardContextual"/>
             </w:rPr>
           </w:pPr>
-          <w:hyperlink w:anchor="_Toc227234991" w:history="1">
+          <w:hyperlink w:anchor="_Toc227839784" w:history="1">
             <w:r>
               <w:rPr>
                 <w:rStyle w:val="a3"/>
@@ -635,7 +625,7 @@
                 <w:noProof/>
                 <w:webHidden/>
               </w:rPr>
-              <w:instrText>PAGEREF _Toc227234991 \h</w:instrText>
+              <w:instrText>PAGEREF _Toc227839784 \h</w:instrText>
             </w:r>
             <w:r>
               <w:rPr>
@@ -693,7 +683,7 @@
               <w14:ligatures w14:val="standardContextual"/>
             </w:rPr>
           </w:pPr>
-          <w:hyperlink w:anchor="_Toc227234992" w:history="1">
+          <w:hyperlink w:anchor="_Toc227839785" w:history="1">
             <w:r>
               <w:rPr>
                 <w:rStyle w:val="a3"/>
@@ -732,7 +722,7 @@
                 <w:noProof/>
                 <w:webHidden/>
               </w:rPr>
-              <w:instrText>PAGEREF _Toc227234992 \h</w:instrText>
+              <w:instrText>PAGEREF _Toc227839785 \h</w:instrText>
             </w:r>
             <w:r>
               <w:rPr>
@@ -790,7 +780,7 @@
               <w14:ligatures w14:val="standardContextual"/>
             </w:rPr>
           </w:pPr>
-          <w:hyperlink w:anchor="_Toc227234993" w:history="1">
+          <w:hyperlink w:anchor="_Toc227839786" w:history="1">
             <w:r>
               <w:rPr>
                 <w:rStyle w:val="a3"/>
@@ -829,7 +819,7 @@
                 <w:noProof/>
                 <w:webHidden/>
               </w:rPr>
-              <w:instrText>PAGEREF _Toc227234993 \h</w:instrText>
+              <w:instrText>PAGEREF _Toc227839786 \h</w:instrText>
             </w:r>
             <w:r>
               <w:rPr>
@@ -887,7 +877,7 @@
               <w14:ligatures w14:val="standardContextual"/>
             </w:rPr>
           </w:pPr>
-          <w:hyperlink w:anchor="_Toc227234994" w:history="1">
+          <w:hyperlink w:anchor="_Toc227839787" w:history="1">
             <w:r>
               <w:rPr>
                 <w:rStyle w:val="a3"/>
@@ -926,7 +916,7 @@
                 <w:noProof/>
                 <w:webHidden/>
               </w:rPr>
-              <w:instrText>PAGEREF _Toc227234994 \h</w:instrText>
+              <w:instrText>PAGEREF _Toc227839787 \h</w:instrText>
             </w:r>
             <w:r>
               <w:rPr>
@@ -984,7 +974,7 @@
               <w14:ligatures w14:val="standardContextual"/>
             </w:rPr>
           </w:pPr>
-          <w:hyperlink w:anchor="_Toc227234995" w:history="1">
+          <w:hyperlink w:anchor="_Toc227839788" w:history="1">
             <w:r>
               <w:rPr>
                 <w:rStyle w:val="a3"/>
@@ -1023,7 +1013,7 @@
                 <w:noProof/>
                 <w:webHidden/>
               </w:rPr>
-              <w:instrText>PAGEREF _Toc227234995 \h</w:instrText>
+              <w:instrText>PAGEREF _Toc227839788 \h</w:instrText>
             </w:r>
             <w:r>
               <w:rPr>
@@ -1081,7 +1071,7 @@
               <w14:ligatures w14:val="standardContextual"/>
             </w:rPr>
           </w:pPr>
-          <w:hyperlink w:anchor="_Toc227234996" w:history="1">
+          <w:hyperlink w:anchor="_Toc227839789" w:history="1">
             <w:r>
               <w:rPr>
                 <w:rStyle w:val="a3"/>
@@ -1120,7 +1110,7 @@
                 <w:noProof/>
                 <w:webHidden/>
               </w:rPr>
-              <w:instrText>PAGEREF _Toc227234996 \h</w:instrText>
+              <w:instrText>PAGEREF _Toc227839789 \h</w:instrText>
             </w:r>
             <w:r>
               <w:rPr>
@@ -1178,7 +1168,7 @@
               <w14:ligatures w14:val="standardContextual"/>
             </w:rPr>
           </w:pPr>
-          <w:hyperlink w:anchor="_Toc227234997" w:history="1">
+          <w:hyperlink w:anchor="_Toc227839790" w:history="1">
             <w:r>
               <w:rPr>
                 <w:rStyle w:val="a3"/>
@@ -1217,7 +1207,7 @@
                 <w:noProof/>
                 <w:webHidden/>
               </w:rPr>
-              <w:instrText>PAGEREF _Toc227234997 \h</w:instrText>
+              <w:instrText>PAGEREF _Toc227839790 \h</w:instrText>
             </w:r>
             <w:r>
               <w:rPr>
@@ -1275,7 +1265,7 @@
               <w14:ligatures w14:val="standardContextual"/>
             </w:rPr>
           </w:pPr>
-          <w:hyperlink w:anchor="_Toc227234998" w:history="1">
+          <w:hyperlink w:anchor="_Toc227839791" w:history="1">
             <w:r>
               <w:rPr>
                 <w:rStyle w:val="a3"/>
@@ -1314,7 +1304,7 @@
                 <w:noProof/>
                 <w:webHidden/>
               </w:rPr>
-              <w:instrText>PAGEREF _Toc227234998 \h</w:instrText>
+              <w:instrText>PAGEREF _Toc227839791 \h</w:instrText>
             </w:r>
             <w:r>
               <w:rPr>
@@ -1372,7 +1362,7 @@
               <w14:ligatures w14:val="standardContextual"/>
             </w:rPr>
           </w:pPr>
-          <w:hyperlink w:anchor="_Toc227234999" w:history="1">
+          <w:hyperlink w:anchor="_Toc227839792" w:history="1">
             <w:r>
               <w:rPr>
                 <w:rStyle w:val="a3"/>
@@ -1411,7 +1401,7 @@
                 <w:noProof/>
                 <w:webHidden/>
               </w:rPr>
-              <w:instrText>PAGEREF _Toc227234999 \h</w:instrText>
+              <w:instrText>PAGEREF _Toc227839792 \h</w:instrText>
             </w:r>
             <w:r>
               <w:rPr>
@@ -1469,7 +1459,7 @@
               <w14:ligatures w14:val="standardContextual"/>
             </w:rPr>
           </w:pPr>
-          <w:hyperlink w:anchor="_Toc227235000" w:history="1">
+          <w:hyperlink w:anchor="_Toc227839793" w:history="1">
             <w:r>
               <w:rPr>
                 <w:rStyle w:val="a3"/>
@@ -1508,7 +1498,7 @@
                 <w:noProof/>
                 <w:webHidden/>
               </w:rPr>
-              <w:instrText>PAGEREF _Toc227235000 \h</w:instrText>
+              <w:instrText>PAGEREF _Toc227839793 \h</w:instrText>
             </w:r>
             <w:r>
               <w:rPr>
@@ -1566,7 +1556,7 @@
               <w14:ligatures w14:val="standardContextual"/>
             </w:rPr>
           </w:pPr>
-          <w:hyperlink w:anchor="_Toc227235001" w:history="1">
+          <w:hyperlink w:anchor="_Toc227839794" w:history="1">
             <w:r>
               <w:rPr>
                 <w:rStyle w:val="a3"/>
@@ -1605,7 +1595,7 @@
                 <w:noProof/>
                 <w:webHidden/>
               </w:rPr>
-              <w:instrText>PAGEREF _Toc227235001 \h</w:instrText>
+              <w:instrText>PAGEREF _Toc227839794 \h</w:instrText>
             </w:r>
             <w:r>
               <w:rPr>
@@ -1663,7 +1653,7 @@
               <w14:ligatures w14:val="standardContextual"/>
             </w:rPr>
           </w:pPr>
-          <w:hyperlink w:anchor="_Toc227235002" w:history="1">
+          <w:hyperlink w:anchor="_Toc227839795" w:history="1">
             <w:r>
               <w:rPr>
                 <w:rStyle w:val="a3"/>
@@ -1702,7 +1692,7 @@
                 <w:noProof/>
                 <w:webHidden/>
               </w:rPr>
-              <w:instrText>PAGEREF _Toc227235002 \h</w:instrText>
+              <w:instrText>PAGEREF _Toc227839795 \h</w:instrText>
             </w:r>
             <w:r>
               <w:rPr>
@@ -1760,7 +1750,7 @@
               <w14:ligatures w14:val="standardContextual"/>
             </w:rPr>
           </w:pPr>
-          <w:hyperlink w:anchor="_Toc227235003" w:history="1">
+          <w:hyperlink w:anchor="_Toc227839796" w:history="1">
             <w:r>
               <w:rPr>
                 <w:rStyle w:val="a3"/>
@@ -1799,7 +1789,7 @@
                 <w:noProof/>
                 <w:webHidden/>
               </w:rPr>
-              <w:instrText>PAGEREF _Toc227235003 \h</w:instrText>
+              <w:instrText>PAGEREF _Toc227839796 \h</w:instrText>
             </w:r>
             <w:r>
               <w:rPr>
@@ -1857,7 +1847,7 @@
               <w14:ligatures w14:val="standardContextual"/>
             </w:rPr>
           </w:pPr>
-          <w:hyperlink w:anchor="_Toc227235004" w:history="1">
+          <w:hyperlink w:anchor="_Toc227839797" w:history="1">
             <w:r>
               <w:rPr>
                 <w:rStyle w:val="a3"/>
@@ -1896,7 +1886,7 @@
                 <w:noProof/>
                 <w:webHidden/>
               </w:rPr>
-              <w:instrText>PAGEREF _Toc227235004 \h</w:instrText>
+              <w:instrText>PAGEREF _Toc227839797 \h</w:instrText>
             </w:r>
             <w:r>
               <w:rPr>
@@ -1954,7 +1944,7 @@
               <w14:ligatures w14:val="standardContextual"/>
             </w:rPr>
           </w:pPr>
-          <w:hyperlink w:anchor="_Toc227235005" w:history="1">
+          <w:hyperlink w:anchor="_Toc227839798" w:history="1">
             <w:r>
               <w:rPr>
                 <w:rStyle w:val="a3"/>
@@ -1993,7 +1983,7 @@
                 <w:noProof/>
                 <w:webHidden/>
               </w:rPr>
-              <w:instrText>PAGEREF _Toc227235005 \h</w:instrText>
+              <w:instrText>PAGEREF _Toc227839798 \h</w:instrText>
             </w:r>
             <w:r>
               <w:rPr>
@@ -2051,7 +2041,7 @@
               <w14:ligatures w14:val="standardContextual"/>
             </w:rPr>
           </w:pPr>
-          <w:hyperlink w:anchor="_Toc227235006" w:history="1">
+          <w:hyperlink w:anchor="_Toc227839799" w:history="1">
             <w:r>
               <w:rPr>
                 <w:rStyle w:val="a3"/>
@@ -2090,7 +2080,7 @@
                 <w:noProof/>
                 <w:webHidden/>
               </w:rPr>
-              <w:instrText>PAGEREF _Toc227235006 \h</w:instrText>
+              <w:instrText>PAGEREF _Toc227839799 \h</w:instrText>
             </w:r>
             <w:r>
               <w:rPr>
@@ -2148,7 +2138,7 @@
               <w14:ligatures w14:val="standardContextual"/>
             </w:rPr>
           </w:pPr>
-          <w:hyperlink w:anchor="_Toc227235007" w:history="1">
+          <w:hyperlink w:anchor="_Toc227839800" w:history="1">
             <w:r>
               <w:rPr>
                 <w:rStyle w:val="a3"/>
@@ -2187,7 +2177,7 @@
                 <w:noProof/>
                 <w:webHidden/>
               </w:rPr>
-              <w:instrText>PAGEREF _Toc227235007 \h</w:instrText>
+              <w:instrText>PAGEREF _Toc227839800 \h</w:instrText>
             </w:r>
             <w:r>
               <w:rPr>
@@ -2245,7 +2235,7 @@
               <w14:ligatures w14:val="standardContextual"/>
             </w:rPr>
           </w:pPr>
-          <w:hyperlink w:anchor="_Toc227235008" w:history="1">
+          <w:hyperlink w:anchor="_Toc227839801" w:history="1">
             <w:r>
               <w:rPr>
                 <w:rStyle w:val="a3"/>
@@ -2284,7 +2274,7 @@
                 <w:noProof/>
                 <w:webHidden/>
               </w:rPr>
-              <w:instrText>PAGEREF _Toc227235008 \h</w:instrText>
+              <w:instrText>PAGEREF _Toc227839801 \h</w:instrText>
             </w:r>
             <w:r>
               <w:rPr>
@@ -2342,7 +2332,7 @@
               <w14:ligatures w14:val="standardContextual"/>
             </w:rPr>
           </w:pPr>
-          <w:hyperlink w:anchor="_Toc227235009" w:history="1">
+          <w:hyperlink w:anchor="_Toc227839802" w:history="1">
             <w:r>
               <w:rPr>
                 <w:rStyle w:val="a3"/>
@@ -2381,7 +2371,7 @@
                 <w:noProof/>
                 <w:webHidden/>
               </w:rPr>
-              <w:instrText>PAGEREF _Toc227235009 \h</w:instrText>
+              <w:instrText>PAGEREF _Toc227839802 \h</w:instrText>
             </w:r>
             <w:r>
               <w:rPr>
@@ -2439,7 +2429,7 @@
               <w14:ligatures w14:val="standardContextual"/>
             </w:rPr>
           </w:pPr>
-          <w:hyperlink w:anchor="_Toc227235010" w:history="1">
+          <w:hyperlink w:anchor="_Toc227839803" w:history="1">
             <w:r>
               <w:rPr>
                 <w:rStyle w:val="a3"/>
@@ -2478,7 +2468,7 @@
                 <w:noProof/>
                 <w:webHidden/>
               </w:rPr>
-              <w:instrText>PAGEREF _Toc227235010 \h</w:instrText>
+              <w:instrText>PAGEREF _Toc227839803 \h</w:instrText>
             </w:r>
             <w:r>
               <w:rPr>
@@ -2536,7 +2526,7 @@
               <w14:ligatures w14:val="standardContextual"/>
             </w:rPr>
           </w:pPr>
-          <w:hyperlink w:anchor="_Toc227235011" w:history="1">
+          <w:hyperlink w:anchor="_Toc227839804" w:history="1">
             <w:r>
               <w:rPr>
                 <w:rStyle w:val="a3"/>
@@ -2575,7 +2565,7 @@
                 <w:noProof/>
                 <w:webHidden/>
               </w:rPr>
-              <w:instrText>PAGEREF _Toc227235011 \h</w:instrText>
+              <w:instrText>PAGEREF _Toc227839804 \h</w:instrText>
             </w:r>
             <w:r>
               <w:rPr>
@@ -2633,7 +2623,7 @@
               <w14:ligatures w14:val="standardContextual"/>
             </w:rPr>
           </w:pPr>
-          <w:hyperlink w:anchor="_Toc227235012" w:history="1">
+          <w:hyperlink w:anchor="_Toc227839805" w:history="1">
             <w:r>
               <w:rPr>
                 <w:rStyle w:val="a3"/>
@@ -2672,7 +2662,7 @@
                 <w:noProof/>
                 <w:webHidden/>
               </w:rPr>
-              <w:instrText>PAGEREF _Toc227235012 \h</w:instrText>
+              <w:instrText>PAGEREF _Toc227839805 \h</w:instrText>
             </w:r>
             <w:r>
               <w:rPr>
@@ -2730,7 +2720,7 @@
               <w14:ligatures w14:val="standardContextual"/>
             </w:rPr>
           </w:pPr>
-          <w:hyperlink w:anchor="_Toc227235013" w:history="1">
+          <w:hyperlink w:anchor="_Toc227839806" w:history="1">
             <w:r>
               <w:rPr>
                 <w:rStyle w:val="a3"/>
@@ -2769,7 +2759,7 @@
                 <w:noProof/>
                 <w:webHidden/>
               </w:rPr>
-              <w:instrText>PAGEREF _Toc227235013 \h</w:instrText>
+              <w:instrText>PAGEREF _Toc227839806 \h</w:instrText>
             </w:r>
             <w:r>
               <w:rPr>
@@ -2827,7 +2817,7 @@
               <w14:ligatures w14:val="standardContextual"/>
             </w:rPr>
           </w:pPr>
-          <w:hyperlink w:anchor="_Toc227235014" w:history="1">
+          <w:hyperlink w:anchor="_Toc227839807" w:history="1">
             <w:r>
               <w:rPr>
                 <w:rStyle w:val="a3"/>
@@ -2866,7 +2856,7 @@
                 <w:noProof/>
                 <w:webHidden/>
               </w:rPr>
-              <w:instrText>PAGEREF _Toc227235014 \h</w:instrText>
+              <w:instrText>PAGEREF _Toc227839807 \h</w:instrText>
             </w:r>
             <w:r>
               <w:rPr>
@@ -2924,7 +2914,7 @@
               <w14:ligatures w14:val="standardContextual"/>
             </w:rPr>
           </w:pPr>
-          <w:hyperlink w:anchor="_Toc227235015" w:history="1">
+          <w:hyperlink w:anchor="_Toc227839808" w:history="1">
             <w:r>
               <w:rPr>
                 <w:rStyle w:val="a3"/>
@@ -2963,7 +2953,7 @@
                 <w:noProof/>
                 <w:webHidden/>
               </w:rPr>
-              <w:instrText>PAGEREF _Toc227235015 \h</w:instrText>
+              <w:instrText>PAGEREF _Toc227839808 \h</w:instrText>
             </w:r>
             <w:r>
               <w:rPr>
@@ -3021,7 +3011,7 @@
               <w14:ligatures w14:val="standardContextual"/>
             </w:rPr>
           </w:pPr>
-          <w:hyperlink w:anchor="_Toc227235016" w:history="1">
+          <w:hyperlink w:anchor="_Toc227839809" w:history="1">
             <w:r>
               <w:rPr>
                 <w:rStyle w:val="a3"/>
@@ -3060,7 +3050,7 @@
                 <w:noProof/>
                 <w:webHidden/>
               </w:rPr>
-              <w:instrText>PAGEREF _Toc227235016 \h</w:instrText>
+              <w:instrText>PAGEREF _Toc227839809 \h</w:instrText>
             </w:r>
             <w:r>
               <w:rPr>
@@ -3118,7 +3108,7 @@
               <w14:ligatures w14:val="standardContextual"/>
             </w:rPr>
           </w:pPr>
-          <w:hyperlink w:anchor="_Toc227235017" w:history="1">
+          <w:hyperlink w:anchor="_Toc227839810" w:history="1">
             <w:r>
               <w:rPr>
                 <w:rStyle w:val="a3"/>
@@ -3157,7 +3147,7 @@
                 <w:noProof/>
                 <w:webHidden/>
               </w:rPr>
-              <w:instrText>PAGEREF _Toc227235017 \h</w:instrText>
+              <w:instrText>PAGEREF _Toc227839810 \h</w:instrText>
             </w:r>
             <w:r>
               <w:rPr>
@@ -3215,7 +3205,7 @@
               <w14:ligatures w14:val="standardContextual"/>
             </w:rPr>
           </w:pPr>
-          <w:hyperlink w:anchor="_Toc227235018" w:history="1">
+          <w:hyperlink w:anchor="_Toc227839811" w:history="1">
             <w:r>
               <w:rPr>
                 <w:rStyle w:val="a3"/>
@@ -3254,7 +3244,7 @@
                 <w:noProof/>
                 <w:webHidden/>
               </w:rPr>
-              <w:instrText>PAGEREF _Toc227235018 \h</w:instrText>
+              <w:instrText>PAGEREF _Toc227839811 \h</w:instrText>
             </w:r>
             <w:r>
               <w:rPr>
@@ -3312,7 +3302,7 @@
               <w14:ligatures w14:val="standardContextual"/>
             </w:rPr>
           </w:pPr>
-          <w:hyperlink w:anchor="_Toc227235019" w:history="1">
+          <w:hyperlink w:anchor="_Toc227839812" w:history="1">
             <w:r>
               <w:rPr>
                 <w:rStyle w:val="a3"/>
@@ -3351,7 +3341,7 @@
                 <w:noProof/>
                 <w:webHidden/>
               </w:rPr>
-              <w:instrText>PAGEREF _Toc227235019 \h</w:instrText>
+              <w:instrText>PAGEREF _Toc227839812 \h</w:instrText>
             </w:r>
             <w:r>
               <w:rPr>
@@ -3409,7 +3399,7 @@
               <w14:ligatures w14:val="standardContextual"/>
             </w:rPr>
           </w:pPr>
-          <w:hyperlink w:anchor="_Toc227235020" w:history="1">
+          <w:hyperlink w:anchor="_Toc227839813" w:history="1">
             <w:r>
               <w:rPr>
                 <w:rStyle w:val="a3"/>
@@ -3448,7 +3438,7 @@
                 <w:noProof/>
                 <w:webHidden/>
               </w:rPr>
-              <w:instrText>PAGEREF _Toc227235020 \h</w:instrText>
+              <w:instrText>PAGEREF _Toc227839813 \h</w:instrText>
             </w:r>
             <w:r>
               <w:rPr>
@@ -3506,7 +3496,7 @@
               <w14:ligatures w14:val="standardContextual"/>
             </w:rPr>
           </w:pPr>
-          <w:hyperlink w:anchor="_Toc227235021" w:history="1">
+          <w:hyperlink w:anchor="_Toc227839814" w:history="1">
             <w:r>
               <w:rPr>
                 <w:rStyle w:val="a3"/>
@@ -3545,7 +3535,7 @@
                 <w:noProof/>
                 <w:webHidden/>
               </w:rPr>
-              <w:instrText>PAGEREF _Toc227235021 \h</w:instrText>
+              <w:instrText>PAGEREF _Toc227839814 \h</w:instrText>
             </w:r>
             <w:r>
               <w:rPr>
@@ -3603,7 +3593,7 @@
               <w14:ligatures w14:val="standardContextual"/>
             </w:rPr>
           </w:pPr>
-          <w:hyperlink w:anchor="_Toc227235022" w:history="1">
+          <w:hyperlink w:anchor="_Toc227839815" w:history="1">
             <w:r>
               <w:rPr>
                 <w:rStyle w:val="a3"/>
@@ -3642,7 +3632,7 @@
                 <w:noProof/>
                 <w:webHidden/>
               </w:rPr>
-              <w:instrText>PAGEREF _Toc227235022 \h</w:instrText>
+              <w:instrText>PAGEREF _Toc227839815 \h</w:instrText>
             </w:r>
             <w:r>
               <w:rPr>
@@ -3700,7 +3690,7 @@
               <w14:ligatures w14:val="standardContextual"/>
             </w:rPr>
           </w:pPr>
-          <w:hyperlink w:anchor="_Toc227235023" w:history="1">
+          <w:hyperlink w:anchor="_Toc227839816" w:history="1">
             <w:r>
               <w:rPr>
                 <w:rStyle w:val="a3"/>
@@ -3739,7 +3729,7 @@
                 <w:noProof/>
                 <w:webHidden/>
               </w:rPr>
-              <w:instrText>PAGEREF _Toc227235023 \h</w:instrText>
+              <w:instrText>PAGEREF _Toc227839816 \h</w:instrText>
             </w:r>
             <w:r>
               <w:rPr>
@@ -3797,7 +3787,7 @@
               <w14:ligatures w14:val="standardContextual"/>
             </w:rPr>
           </w:pPr>
-          <w:hyperlink w:anchor="_Toc227235024" w:history="1">
+          <w:hyperlink w:anchor="_Toc227839817" w:history="1">
             <w:r>
               <w:rPr>
                 <w:rStyle w:val="a3"/>
@@ -3836,7 +3826,7 @@
                 <w:noProof/>
                 <w:webHidden/>
               </w:rPr>
-              <w:instrText>PAGEREF _Toc227235024 \h</w:instrText>
+              <w:instrText>PAGEREF _Toc227839817 \h</w:instrText>
             </w:r>
             <w:r>
               <w:rPr>
@@ -3894,7 +3884,7 @@
               <w14:ligatures w14:val="standardContextual"/>
             </w:rPr>
           </w:pPr>
-          <w:hyperlink w:anchor="_Toc227235025" w:history="1">
+          <w:hyperlink w:anchor="_Toc227839818" w:history="1">
             <w:r>
               <w:rPr>
                 <w:rStyle w:val="a3"/>
@@ -3933,7 +3923,7 @@
                 <w:noProof/>
                 <w:webHidden/>
               </w:rPr>
-              <w:instrText>PAGEREF _Toc227235025 \h</w:instrText>
+              <w:instrText>PAGEREF _Toc227839818 \h</w:instrText>
             </w:r>
             <w:r>
               <w:rPr>
@@ -3991,7 +3981,7 @@
               <w14:ligatures w14:val="standardContextual"/>
             </w:rPr>
           </w:pPr>
-          <w:hyperlink w:anchor="_Toc227235026" w:history="1">
+          <w:hyperlink w:anchor="_Toc227839819" w:history="1">
             <w:r>
               <w:rPr>
                 <w:rStyle w:val="a3"/>
@@ -4030,7 +4020,7 @@
                 <w:noProof/>
                 <w:webHidden/>
               </w:rPr>
-              <w:instrText>PAGEREF _Toc227235026 \h</w:instrText>
+              <w:instrText>PAGEREF _Toc227839819 \h</w:instrText>
             </w:r>
             <w:r>
               <w:rPr>
@@ -4088,7 +4078,7 @@
               <w14:ligatures w14:val="standardContextual"/>
             </w:rPr>
           </w:pPr>
-          <w:hyperlink w:anchor="_Toc227235027" w:history="1">
+          <w:hyperlink w:anchor="_Toc227839820" w:history="1">
             <w:r>
               <w:rPr>
                 <w:rStyle w:val="a3"/>
@@ -4127,7 +4117,7 @@
                 <w:noProof/>
                 <w:webHidden/>
               </w:rPr>
-              <w:instrText>PAGEREF _Toc227235027 \h</w:instrText>
+              <w:instrText>PAGEREF _Toc227839820 \h</w:instrText>
             </w:r>
             <w:r>
               <w:rPr>
@@ -4185,7 +4175,7 @@
               <w14:ligatures w14:val="standardContextual"/>
             </w:rPr>
           </w:pPr>
-          <w:hyperlink w:anchor="_Toc227235028" w:history="1">
+          <w:hyperlink w:anchor="_Toc227839821" w:history="1">
             <w:r>
               <w:rPr>
                 <w:rStyle w:val="a3"/>
@@ -4224,7 +4214,7 @@
                 <w:noProof/>
                 <w:webHidden/>
               </w:rPr>
-              <w:instrText>PAGEREF _Toc227235028 \h</w:instrText>
+              <w:instrText>PAGEREF _Toc227839821 \h</w:instrText>
             </w:r>
             <w:r>
               <w:rPr>
@@ -4282,7 +4272,7 @@
               <w14:ligatures w14:val="standardContextual"/>
             </w:rPr>
           </w:pPr>
-          <w:hyperlink w:anchor="_Toc227235029" w:history="1">
+          <w:hyperlink w:anchor="_Toc227839822" w:history="1">
             <w:r>
               <w:rPr>
                 <w:rStyle w:val="a3"/>
@@ -4321,7 +4311,7 @@
                 <w:noProof/>
                 <w:webHidden/>
               </w:rPr>
-              <w:instrText>PAGEREF _Toc227235029 \h</w:instrText>
+              <w:instrText>PAGEREF _Toc227839822 \h</w:instrText>
             </w:r>
             <w:r>
               <w:rPr>
@@ -4379,7 +4369,7 @@
               <w14:ligatures w14:val="standardContextual"/>
             </w:rPr>
           </w:pPr>
-          <w:hyperlink w:anchor="_Toc227235030" w:history="1">
+          <w:hyperlink w:anchor="_Toc227839823" w:history="1">
             <w:r>
               <w:rPr>
                 <w:rStyle w:val="a3"/>
@@ -4418,7 +4408,7 @@
                 <w:noProof/>
                 <w:webHidden/>
               </w:rPr>
-              <w:instrText>PAGEREF _Toc227235030 \h</w:instrText>
+              <w:instrText>PAGEREF _Toc227839823 \h</w:instrText>
             </w:r>
             <w:r>
               <w:rPr>
@@ -4476,7 +4466,7 @@
               <w14:ligatures w14:val="standardContextual"/>
             </w:rPr>
           </w:pPr>
-          <w:hyperlink w:anchor="_Toc227235031" w:history="1">
+          <w:hyperlink w:anchor="_Toc227839824" w:history="1">
             <w:r>
               <w:rPr>
                 <w:rStyle w:val="a3"/>
@@ -4515,7 +4505,7 @@
                 <w:noProof/>
                 <w:webHidden/>
               </w:rPr>
-              <w:instrText>PAGEREF _Toc227235031 \h</w:instrText>
+              <w:instrText>PAGEREF _Toc227839824 \h</w:instrText>
             </w:r>
             <w:r>
               <w:rPr>
@@ -4573,7 +4563,7 @@
               <w14:ligatures w14:val="standardContextual"/>
             </w:rPr>
           </w:pPr>
-          <w:hyperlink w:anchor="_Toc227235032" w:history="1">
+          <w:hyperlink w:anchor="_Toc227839825" w:history="1">
             <w:r>
               <w:rPr>
                 <w:rStyle w:val="a3"/>
@@ -4612,7 +4602,7 @@
                 <w:noProof/>
                 <w:webHidden/>
               </w:rPr>
-              <w:instrText>PAGEREF _Toc227235032 \h</w:instrText>
+              <w:instrText>PAGEREF _Toc227839825 \h</w:instrText>
             </w:r>
             <w:r>
               <w:rPr>
@@ -4670,7 +4660,7 @@
               <w14:ligatures w14:val="standardContextual"/>
             </w:rPr>
           </w:pPr>
-          <w:hyperlink w:anchor="_Toc227235033" w:history="1">
+          <w:hyperlink w:anchor="_Toc227839826" w:history="1">
             <w:r>
               <w:rPr>
                 <w:rStyle w:val="a3"/>
@@ -4709,7 +4699,7 @@
                 <w:noProof/>
                 <w:webHidden/>
               </w:rPr>
-              <w:instrText>PAGEREF _Toc227235033 \h</w:instrText>
+              <w:instrText>PAGEREF _Toc227839826 \h</w:instrText>
             </w:r>
             <w:r>
               <w:rPr>
@@ -4767,7 +4757,7 @@
               <w14:ligatures w14:val="standardContextual"/>
             </w:rPr>
           </w:pPr>
-          <w:hyperlink w:anchor="_Toc227235034" w:history="1">
+          <w:hyperlink w:anchor="_Toc227839827" w:history="1">
             <w:r>
               <w:rPr>
                 <w:rStyle w:val="a3"/>
@@ -4806,7 +4796,7 @@
                 <w:noProof/>
                 <w:webHidden/>
               </w:rPr>
-              <w:instrText>PAGEREF _Toc227235034 \h</w:instrText>
+              <w:instrText>PAGEREF _Toc227839827 \h</w:instrText>
             </w:r>
             <w:r>
               <w:rPr>
@@ -4864,7 +4854,7 @@
               <w14:ligatures w14:val="standardContextual"/>
             </w:rPr>
           </w:pPr>
-          <w:hyperlink w:anchor="_Toc227235035" w:history="1">
+          <w:hyperlink w:anchor="_Toc227839828" w:history="1">
             <w:r>
               <w:rPr>
                 <w:rStyle w:val="a3"/>
@@ -4903,7 +4893,7 @@
                 <w:noProof/>
                 <w:webHidden/>
               </w:rPr>
-              <w:instrText>PAGEREF _Toc227235035 \h</w:instrText>
+              <w:instrText>PAGEREF _Toc227839828 \h</w:instrText>
             </w:r>
             <w:r>
               <w:rPr>
@@ -4961,7 +4951,7 @@
               <w14:ligatures w14:val="standardContextual"/>
             </w:rPr>
           </w:pPr>
-          <w:hyperlink w:anchor="_Toc227235036" w:history="1">
+          <w:hyperlink w:anchor="_Toc227839829" w:history="1">
             <w:r>
               <w:rPr>
                 <w:rStyle w:val="a3"/>
@@ -5000,7 +4990,7 @@
                 <w:noProof/>
                 <w:webHidden/>
               </w:rPr>
-              <w:instrText>PAGEREF _Toc227235036 \h</w:instrText>
+              <w:instrText>PAGEREF _Toc227839829 \h</w:instrText>
             </w:r>
             <w:r>
               <w:rPr>
@@ -5058,7 +5048,7 @@
               <w14:ligatures w14:val="standardContextual"/>
             </w:rPr>
           </w:pPr>
-          <w:hyperlink w:anchor="_Toc227235037" w:history="1">
+          <w:hyperlink w:anchor="_Toc227839830" w:history="1">
             <w:r>
               <w:rPr>
                 <w:rStyle w:val="a3"/>
@@ -5097,7 +5087,7 @@
                 <w:noProof/>
                 <w:webHidden/>
               </w:rPr>
-              <w:instrText>PAGEREF _Toc227235037 \h</w:instrText>
+              <w:instrText>PAGEREF _Toc227839830 \h</w:instrText>
             </w:r>
             <w:r>
               <w:rPr>
@@ -5155,7 +5145,7 @@
               <w14:ligatures w14:val="standardContextual"/>
             </w:rPr>
           </w:pPr>
-          <w:hyperlink w:anchor="_Toc227235038" w:history="1">
+          <w:hyperlink w:anchor="_Toc227839831" w:history="1">
             <w:r>
               <w:rPr>
                 <w:rStyle w:val="a3"/>
@@ -5203,7 +5193,7 @@
                 <w:noProof/>
                 <w:webHidden/>
               </w:rPr>
-              <w:instrText>PAGEREF _Toc227235038 \h</w:instrText>
+              <w:instrText>PAGEREF _Toc227839831 \h</w:instrText>
             </w:r>
             <w:r>
               <w:rPr>
@@ -5261,7 +5251,7 @@
               <w14:ligatures w14:val="standardContextual"/>
             </w:rPr>
           </w:pPr>
-          <w:hyperlink w:anchor="_Toc227235039" w:history="1">
+          <w:hyperlink w:anchor="_Toc227839832" w:history="1">
             <w:r>
               <w:rPr>
                 <w:rStyle w:val="a3"/>
@@ -5301,7 +5291,7 @@
                 <w:noProof/>
                 <w:webHidden/>
               </w:rPr>
-              <w:instrText>PAGEREF _Toc227235039 \h</w:instrText>
+              <w:instrText>PAGEREF _Toc227839832 \h</w:instrText>
             </w:r>
             <w:r>
               <w:rPr>
@@ -5359,7 +5349,7 @@
               <w14:ligatures w14:val="standardContextual"/>
             </w:rPr>
           </w:pPr>
-          <w:hyperlink w:anchor="_Toc227235040" w:history="1">
+          <w:hyperlink w:anchor="_Toc227839833" w:history="1">
             <w:r>
               <w:rPr>
                 <w:rStyle w:val="a3"/>
@@ -5399,7 +5389,7 @@
                 <w:noProof/>
                 <w:webHidden/>
               </w:rPr>
-              <w:instrText>PAGEREF _Toc227235040 \h</w:instrText>
+              <w:instrText>PAGEREF _Toc227839833 \h</w:instrText>
             </w:r>
             <w:r>
               <w:rPr>
@@ -5457,7 +5447,7 @@
               <w14:ligatures w14:val="standardContextual"/>
             </w:rPr>
           </w:pPr>
-          <w:hyperlink w:anchor="_Toc227235041" w:history="1">
+          <w:hyperlink w:anchor="_Toc227839834" w:history="1">
             <w:r>
               <w:rPr>
                 <w:rStyle w:val="a3"/>
@@ -5465,7 +5455,7 @@
                 <w:noProof/>
                 <w:lang w:val="en-US"/>
               </w:rPr>
-              <w:t>（二）情感计划的后果</w:t>
+              <w:t>（二）情感极化的后果</w:t>
             </w:r>
             <w:r>
               <w:rPr>
@@ -5497,7 +5487,7 @@
                 <w:noProof/>
                 <w:webHidden/>
               </w:rPr>
-              <w:instrText>PAGEREF _Toc227235041 \h</w:instrText>
+              <w:instrText>PAGEREF _Toc227839834 \h</w:instrText>
             </w:r>
             <w:r>
               <w:rPr>
@@ -5529,6 +5519,888 @@
                 <w:webHidden/>
               </w:rPr>
               <w:t>21</w:t>
+            </w:r>
+            <w:r>
+              <w:rPr>
+                <w:rFonts w:ascii="宋体" w:eastAsia="宋体" w:hAnsi="宋体" w:hint="eastAsia"/>
+                <w:noProof/>
+                <w:webHidden/>
+              </w:rPr>
+              <w:fldChar w:fldCharType="end"/>
+            </w:r>
+          </w:hyperlink>
+        </w:p>
+        <w:p>
+          <w:pPr>
+            <w:pStyle w:val="TOC3"/>
+            <w:tabs>
+              <w:tab w:val="right" w:leader="dot" w:pos="8296"/>
+            </w:tabs>
+            <w:rPr>
+              <w:rFonts w:ascii="宋体" w:eastAsia="宋体" w:hAnsi="宋体" w:hint="eastAsia"/>
+              <w:noProof/>
+              <w:sz w:val="22"/>
+              <w:szCs w:val="24"/>
+              <w:lang w:val="en-US"/>
+              <w14:ligatures w14:val="standardContextual"/>
+            </w:rPr>
+          </w:pPr>
+          <w:hyperlink w:anchor="_Toc227839835" w:history="1">
+            <w:r>
+              <w:rPr>
+                <w:rStyle w:val="a3"/>
+                <w:rFonts w:ascii="宋体" w:eastAsia="宋体" w:hAnsi="宋体" w:hint="eastAsia"/>
+                <w:noProof/>
+                <w:lang w:val="en-US"/>
+              </w:rPr>
+              <w:t>（三）党派性与政治参与</w:t>
+            </w:r>
+            <w:r>
+              <w:rPr>
+                <w:rFonts w:ascii="宋体" w:eastAsia="宋体" w:hAnsi="宋体" w:hint="eastAsia"/>
+                <w:noProof/>
+                <w:webHidden/>
+              </w:rPr>
+              <w:tab/>
+            </w:r>
+            <w:r>
+              <w:rPr>
+                <w:rFonts w:ascii="宋体" w:eastAsia="宋体" w:hAnsi="宋体" w:hint="eastAsia"/>
+                <w:noProof/>
+                <w:webHidden/>
+              </w:rPr>
+              <w:fldChar w:fldCharType="begin"/>
+            </w:r>
+            <w:r>
+              <w:rPr>
+                <w:rFonts w:ascii="宋体" w:eastAsia="宋体" w:hAnsi="宋体" w:hint="eastAsia"/>
+                <w:noProof/>
+                <w:webHidden/>
+              </w:rPr>
+              <w:instrText xml:space="preserve"> </w:instrText>
+            </w:r>
+            <w:r>
+              <w:rPr>
+                <w:rFonts w:ascii="宋体" w:eastAsia="宋体" w:hAnsi="宋体"/>
+                <w:noProof/>
+                <w:webHidden/>
+              </w:rPr>
+              <w:instrText>PAGEREF _Toc227839835 \h</w:instrText>
+            </w:r>
+            <w:r>
+              <w:rPr>
+                <w:rFonts w:ascii="宋体" w:eastAsia="宋体" w:hAnsi="宋体" w:hint="eastAsia"/>
+                <w:noProof/>
+                <w:webHidden/>
+              </w:rPr>
+              <w:instrText xml:space="preserve"> </w:instrText>
+            </w:r>
+            <w:r>
+              <w:rPr>
+                <w:rFonts w:ascii="宋体" w:eastAsia="宋体" w:hAnsi="宋体" w:hint="eastAsia"/>
+                <w:noProof/>
+                <w:webHidden/>
+              </w:rPr>
+            </w:r>
+            <w:r>
+              <w:rPr>
+                <w:rFonts w:ascii="宋体" w:eastAsia="宋体" w:hAnsi="宋体" w:hint="eastAsia"/>
+                <w:noProof/>
+                <w:webHidden/>
+              </w:rPr>
+              <w:fldChar w:fldCharType="separate"/>
+            </w:r>
+            <w:r>
+              <w:rPr>
+                <w:rFonts w:ascii="宋体" w:eastAsia="宋体" w:hAnsi="宋体" w:hint="eastAsia"/>
+                <w:noProof/>
+                <w:webHidden/>
+              </w:rPr>
+              <w:t>21</w:t>
+            </w:r>
+            <w:r>
+              <w:rPr>
+                <w:rFonts w:ascii="宋体" w:eastAsia="宋体" w:hAnsi="宋体" w:hint="eastAsia"/>
+                <w:noProof/>
+                <w:webHidden/>
+              </w:rPr>
+              <w:fldChar w:fldCharType="end"/>
+            </w:r>
+          </w:hyperlink>
+        </w:p>
+        <w:p>
+          <w:pPr>
+            <w:pStyle w:val="TOC1"/>
+            <w:tabs>
+              <w:tab w:val="right" w:leader="dot" w:pos="8296"/>
+            </w:tabs>
+            <w:rPr>
+              <w:rFonts w:ascii="宋体" w:eastAsia="宋体" w:hAnsi="宋体" w:hint="eastAsia"/>
+              <w:noProof/>
+              <w:sz w:val="22"/>
+              <w:szCs w:val="24"/>
+              <w:lang w:val="en-US"/>
+              <w14:ligatures w14:val="standardContextual"/>
+            </w:rPr>
+          </w:pPr>
+          <w:hyperlink w:anchor="_Toc227839836" w:history="1">
+            <w:r>
+              <w:rPr>
+                <w:rStyle w:val="a3"/>
+                <w:rFonts w:ascii="宋体" w:eastAsia="宋体" w:hAnsi="宋体" w:hint="eastAsia"/>
+                <w:noProof/>
+                <w:lang w:val="en-US"/>
+              </w:rPr>
+              <w:t>第七讲 政党的运作（二）——议会中的政党和政府中的政党</w:t>
+            </w:r>
+            <w:r>
+              <w:rPr>
+                <w:rFonts w:ascii="宋体" w:eastAsia="宋体" w:hAnsi="宋体" w:hint="eastAsia"/>
+                <w:noProof/>
+                <w:webHidden/>
+              </w:rPr>
+              <w:tab/>
+            </w:r>
+            <w:r>
+              <w:rPr>
+                <w:rFonts w:ascii="宋体" w:eastAsia="宋体" w:hAnsi="宋体" w:hint="eastAsia"/>
+                <w:noProof/>
+                <w:webHidden/>
+              </w:rPr>
+              <w:fldChar w:fldCharType="begin"/>
+            </w:r>
+            <w:r>
+              <w:rPr>
+                <w:rFonts w:ascii="宋体" w:eastAsia="宋体" w:hAnsi="宋体" w:hint="eastAsia"/>
+                <w:noProof/>
+                <w:webHidden/>
+              </w:rPr>
+              <w:instrText xml:space="preserve"> </w:instrText>
+            </w:r>
+            <w:r>
+              <w:rPr>
+                <w:rFonts w:ascii="宋体" w:eastAsia="宋体" w:hAnsi="宋体"/>
+                <w:noProof/>
+                <w:webHidden/>
+              </w:rPr>
+              <w:instrText>PAGEREF _Toc227839836 \h</w:instrText>
+            </w:r>
+            <w:r>
+              <w:rPr>
+                <w:rFonts w:ascii="宋体" w:eastAsia="宋体" w:hAnsi="宋体" w:hint="eastAsia"/>
+                <w:noProof/>
+                <w:webHidden/>
+              </w:rPr>
+              <w:instrText xml:space="preserve"> </w:instrText>
+            </w:r>
+            <w:r>
+              <w:rPr>
+                <w:rFonts w:ascii="宋体" w:eastAsia="宋体" w:hAnsi="宋体" w:hint="eastAsia"/>
+                <w:noProof/>
+                <w:webHidden/>
+              </w:rPr>
+            </w:r>
+            <w:r>
+              <w:rPr>
+                <w:rFonts w:ascii="宋体" w:eastAsia="宋体" w:hAnsi="宋体" w:hint="eastAsia"/>
+                <w:noProof/>
+                <w:webHidden/>
+              </w:rPr>
+              <w:fldChar w:fldCharType="separate"/>
+            </w:r>
+            <w:r>
+              <w:rPr>
+                <w:rFonts w:ascii="宋体" w:eastAsia="宋体" w:hAnsi="宋体" w:hint="eastAsia"/>
+                <w:noProof/>
+                <w:webHidden/>
+              </w:rPr>
+              <w:t>22</w:t>
+            </w:r>
+            <w:r>
+              <w:rPr>
+                <w:rFonts w:ascii="宋体" w:eastAsia="宋体" w:hAnsi="宋体" w:hint="eastAsia"/>
+                <w:noProof/>
+                <w:webHidden/>
+              </w:rPr>
+              <w:fldChar w:fldCharType="end"/>
+            </w:r>
+          </w:hyperlink>
+        </w:p>
+        <w:p>
+          <w:pPr>
+            <w:pStyle w:val="TOC2"/>
+            <w:tabs>
+              <w:tab w:val="right" w:leader="dot" w:pos="8296"/>
+            </w:tabs>
+            <w:rPr>
+              <w:rFonts w:ascii="宋体" w:eastAsia="宋体" w:hAnsi="宋体" w:hint="eastAsia"/>
+              <w:noProof/>
+              <w:sz w:val="22"/>
+              <w:szCs w:val="24"/>
+              <w:lang w:val="en-US"/>
+              <w14:ligatures w14:val="standardContextual"/>
+            </w:rPr>
+          </w:pPr>
+          <w:hyperlink w:anchor="_Toc227839837" w:history="1">
+            <w:r>
+              <w:rPr>
+                <w:rStyle w:val="a3"/>
+                <w:rFonts w:ascii="宋体" w:eastAsia="宋体" w:hAnsi="宋体" w:hint="eastAsia"/>
+                <w:noProof/>
+                <w:lang w:val="en-US"/>
+              </w:rPr>
+              <w:t>一、议会中的政党</w:t>
+            </w:r>
+            <w:r>
+              <w:rPr>
+                <w:rFonts w:ascii="宋体" w:eastAsia="宋体" w:hAnsi="宋体" w:hint="eastAsia"/>
+                <w:noProof/>
+                <w:webHidden/>
+              </w:rPr>
+              <w:tab/>
+            </w:r>
+            <w:r>
+              <w:rPr>
+                <w:rFonts w:ascii="宋体" w:eastAsia="宋体" w:hAnsi="宋体" w:hint="eastAsia"/>
+                <w:noProof/>
+                <w:webHidden/>
+              </w:rPr>
+              <w:fldChar w:fldCharType="begin"/>
+            </w:r>
+            <w:r>
+              <w:rPr>
+                <w:rFonts w:ascii="宋体" w:eastAsia="宋体" w:hAnsi="宋体" w:hint="eastAsia"/>
+                <w:noProof/>
+                <w:webHidden/>
+              </w:rPr>
+              <w:instrText xml:space="preserve"> </w:instrText>
+            </w:r>
+            <w:r>
+              <w:rPr>
+                <w:rFonts w:ascii="宋体" w:eastAsia="宋体" w:hAnsi="宋体"/>
+                <w:noProof/>
+                <w:webHidden/>
+              </w:rPr>
+              <w:instrText>PAGEREF _Toc227839837 \h</w:instrText>
+            </w:r>
+            <w:r>
+              <w:rPr>
+                <w:rFonts w:ascii="宋体" w:eastAsia="宋体" w:hAnsi="宋体" w:hint="eastAsia"/>
+                <w:noProof/>
+                <w:webHidden/>
+              </w:rPr>
+              <w:instrText xml:space="preserve"> </w:instrText>
+            </w:r>
+            <w:r>
+              <w:rPr>
+                <w:rFonts w:ascii="宋体" w:eastAsia="宋体" w:hAnsi="宋体" w:hint="eastAsia"/>
+                <w:noProof/>
+                <w:webHidden/>
+              </w:rPr>
+            </w:r>
+            <w:r>
+              <w:rPr>
+                <w:rFonts w:ascii="宋体" w:eastAsia="宋体" w:hAnsi="宋体" w:hint="eastAsia"/>
+                <w:noProof/>
+                <w:webHidden/>
+              </w:rPr>
+              <w:fldChar w:fldCharType="separate"/>
+            </w:r>
+            <w:r>
+              <w:rPr>
+                <w:rFonts w:ascii="宋体" w:eastAsia="宋体" w:hAnsi="宋体" w:hint="eastAsia"/>
+                <w:noProof/>
+                <w:webHidden/>
+              </w:rPr>
+              <w:t>22</w:t>
+            </w:r>
+            <w:r>
+              <w:rPr>
+                <w:rFonts w:ascii="宋体" w:eastAsia="宋体" w:hAnsi="宋体" w:hint="eastAsia"/>
+                <w:noProof/>
+                <w:webHidden/>
+              </w:rPr>
+              <w:fldChar w:fldCharType="end"/>
+            </w:r>
+          </w:hyperlink>
+        </w:p>
+        <w:p>
+          <w:pPr>
+            <w:pStyle w:val="TOC3"/>
+            <w:tabs>
+              <w:tab w:val="right" w:leader="dot" w:pos="8296"/>
+            </w:tabs>
+            <w:rPr>
+              <w:rFonts w:ascii="宋体" w:eastAsia="宋体" w:hAnsi="宋体" w:hint="eastAsia"/>
+              <w:noProof/>
+              <w:sz w:val="22"/>
+              <w:szCs w:val="24"/>
+              <w:lang w:val="en-US"/>
+              <w14:ligatures w14:val="standardContextual"/>
+            </w:rPr>
+          </w:pPr>
+          <w:hyperlink w:anchor="_Toc227839838" w:history="1">
+            <w:r>
+              <w:rPr>
+                <w:rStyle w:val="a3"/>
+                <w:rFonts w:ascii="宋体" w:eastAsia="宋体" w:hAnsi="宋体" w:hint="eastAsia"/>
+                <w:noProof/>
+                <w:lang w:val="en-US"/>
+              </w:rPr>
+              <w:t>（一）议会中政党的基本职能</w:t>
+            </w:r>
+            <w:r>
+              <w:rPr>
+                <w:rFonts w:ascii="宋体" w:eastAsia="宋体" w:hAnsi="宋体" w:hint="eastAsia"/>
+                <w:noProof/>
+                <w:webHidden/>
+              </w:rPr>
+              <w:tab/>
+            </w:r>
+            <w:r>
+              <w:rPr>
+                <w:rFonts w:ascii="宋体" w:eastAsia="宋体" w:hAnsi="宋体" w:hint="eastAsia"/>
+                <w:noProof/>
+                <w:webHidden/>
+              </w:rPr>
+              <w:fldChar w:fldCharType="begin"/>
+            </w:r>
+            <w:r>
+              <w:rPr>
+                <w:rFonts w:ascii="宋体" w:eastAsia="宋体" w:hAnsi="宋体" w:hint="eastAsia"/>
+                <w:noProof/>
+                <w:webHidden/>
+              </w:rPr>
+              <w:instrText xml:space="preserve"> </w:instrText>
+            </w:r>
+            <w:r>
+              <w:rPr>
+                <w:rFonts w:ascii="宋体" w:eastAsia="宋体" w:hAnsi="宋体"/>
+                <w:noProof/>
+                <w:webHidden/>
+              </w:rPr>
+              <w:instrText>PAGEREF _Toc227839838 \h</w:instrText>
+            </w:r>
+            <w:r>
+              <w:rPr>
+                <w:rFonts w:ascii="宋体" w:eastAsia="宋体" w:hAnsi="宋体" w:hint="eastAsia"/>
+                <w:noProof/>
+                <w:webHidden/>
+              </w:rPr>
+              <w:instrText xml:space="preserve"> </w:instrText>
+            </w:r>
+            <w:r>
+              <w:rPr>
+                <w:rFonts w:ascii="宋体" w:eastAsia="宋体" w:hAnsi="宋体" w:hint="eastAsia"/>
+                <w:noProof/>
+                <w:webHidden/>
+              </w:rPr>
+            </w:r>
+            <w:r>
+              <w:rPr>
+                <w:rFonts w:ascii="宋体" w:eastAsia="宋体" w:hAnsi="宋体" w:hint="eastAsia"/>
+                <w:noProof/>
+                <w:webHidden/>
+              </w:rPr>
+              <w:fldChar w:fldCharType="separate"/>
+            </w:r>
+            <w:r>
+              <w:rPr>
+                <w:rFonts w:ascii="宋体" w:eastAsia="宋体" w:hAnsi="宋体" w:hint="eastAsia"/>
+                <w:noProof/>
+                <w:webHidden/>
+              </w:rPr>
+              <w:t>22</w:t>
+            </w:r>
+            <w:r>
+              <w:rPr>
+                <w:rFonts w:ascii="宋体" w:eastAsia="宋体" w:hAnsi="宋体" w:hint="eastAsia"/>
+                <w:noProof/>
+                <w:webHidden/>
+              </w:rPr>
+              <w:fldChar w:fldCharType="end"/>
+            </w:r>
+          </w:hyperlink>
+        </w:p>
+        <w:p>
+          <w:pPr>
+            <w:pStyle w:val="TOC3"/>
+            <w:tabs>
+              <w:tab w:val="right" w:leader="dot" w:pos="8296"/>
+            </w:tabs>
+            <w:rPr>
+              <w:rFonts w:ascii="宋体" w:eastAsia="宋体" w:hAnsi="宋体" w:hint="eastAsia"/>
+              <w:noProof/>
+              <w:sz w:val="22"/>
+              <w:szCs w:val="24"/>
+              <w:lang w:val="en-US"/>
+              <w14:ligatures w14:val="standardContextual"/>
+            </w:rPr>
+          </w:pPr>
+          <w:hyperlink w:anchor="_Toc227839839" w:history="1">
+            <w:r>
+              <w:rPr>
+                <w:rStyle w:val="a3"/>
+                <w:rFonts w:ascii="宋体" w:eastAsia="宋体" w:hAnsi="宋体" w:hint="eastAsia"/>
+                <w:noProof/>
+                <w:lang w:val="en-US"/>
+              </w:rPr>
+              <w:t>（二）议会中政党的基本概念</w:t>
+            </w:r>
+            <w:r>
+              <w:rPr>
+                <w:rFonts w:ascii="宋体" w:eastAsia="宋体" w:hAnsi="宋体" w:hint="eastAsia"/>
+                <w:noProof/>
+                <w:webHidden/>
+              </w:rPr>
+              <w:tab/>
+            </w:r>
+            <w:r>
+              <w:rPr>
+                <w:rFonts w:ascii="宋体" w:eastAsia="宋体" w:hAnsi="宋体" w:hint="eastAsia"/>
+                <w:noProof/>
+                <w:webHidden/>
+              </w:rPr>
+              <w:fldChar w:fldCharType="begin"/>
+            </w:r>
+            <w:r>
+              <w:rPr>
+                <w:rFonts w:ascii="宋体" w:eastAsia="宋体" w:hAnsi="宋体" w:hint="eastAsia"/>
+                <w:noProof/>
+                <w:webHidden/>
+              </w:rPr>
+              <w:instrText xml:space="preserve"> </w:instrText>
+            </w:r>
+            <w:r>
+              <w:rPr>
+                <w:rFonts w:ascii="宋体" w:eastAsia="宋体" w:hAnsi="宋体"/>
+                <w:noProof/>
+                <w:webHidden/>
+              </w:rPr>
+              <w:instrText>PAGEREF _Toc227839839 \h</w:instrText>
+            </w:r>
+            <w:r>
+              <w:rPr>
+                <w:rFonts w:ascii="宋体" w:eastAsia="宋体" w:hAnsi="宋体" w:hint="eastAsia"/>
+                <w:noProof/>
+                <w:webHidden/>
+              </w:rPr>
+              <w:instrText xml:space="preserve"> </w:instrText>
+            </w:r>
+            <w:r>
+              <w:rPr>
+                <w:rFonts w:ascii="宋体" w:eastAsia="宋体" w:hAnsi="宋体" w:hint="eastAsia"/>
+                <w:noProof/>
+                <w:webHidden/>
+              </w:rPr>
+            </w:r>
+            <w:r>
+              <w:rPr>
+                <w:rFonts w:ascii="宋体" w:eastAsia="宋体" w:hAnsi="宋体" w:hint="eastAsia"/>
+                <w:noProof/>
+                <w:webHidden/>
+              </w:rPr>
+              <w:fldChar w:fldCharType="separate"/>
+            </w:r>
+            <w:r>
+              <w:rPr>
+                <w:rFonts w:ascii="宋体" w:eastAsia="宋体" w:hAnsi="宋体" w:hint="eastAsia"/>
+                <w:noProof/>
+                <w:webHidden/>
+              </w:rPr>
+              <w:t>22</w:t>
+            </w:r>
+            <w:r>
+              <w:rPr>
+                <w:rFonts w:ascii="宋体" w:eastAsia="宋体" w:hAnsi="宋体" w:hint="eastAsia"/>
+                <w:noProof/>
+                <w:webHidden/>
+              </w:rPr>
+              <w:fldChar w:fldCharType="end"/>
+            </w:r>
+          </w:hyperlink>
+        </w:p>
+        <w:p>
+          <w:pPr>
+            <w:pStyle w:val="TOC3"/>
+            <w:tabs>
+              <w:tab w:val="right" w:leader="dot" w:pos="8296"/>
+            </w:tabs>
+            <w:rPr>
+              <w:rFonts w:ascii="宋体" w:eastAsia="宋体" w:hAnsi="宋体" w:hint="eastAsia"/>
+              <w:noProof/>
+              <w:sz w:val="22"/>
+              <w:szCs w:val="24"/>
+              <w:lang w:val="en-US"/>
+              <w14:ligatures w14:val="standardContextual"/>
+            </w:rPr>
+          </w:pPr>
+          <w:hyperlink w:anchor="_Toc227839840" w:history="1">
+            <w:r>
+              <w:rPr>
+                <w:rStyle w:val="a3"/>
+                <w:rFonts w:ascii="宋体" w:eastAsia="宋体" w:hAnsi="宋体" w:hint="eastAsia"/>
+                <w:noProof/>
+                <w:lang w:val="en-US"/>
+              </w:rPr>
+              <w:t>（三）威斯特敏斯特（英联邦）议会中的政党</w:t>
+            </w:r>
+            <w:r>
+              <w:rPr>
+                <w:rFonts w:ascii="宋体" w:eastAsia="宋体" w:hAnsi="宋体" w:hint="eastAsia"/>
+                <w:noProof/>
+                <w:webHidden/>
+              </w:rPr>
+              <w:tab/>
+            </w:r>
+            <w:r>
+              <w:rPr>
+                <w:rFonts w:ascii="宋体" w:eastAsia="宋体" w:hAnsi="宋体" w:hint="eastAsia"/>
+                <w:noProof/>
+                <w:webHidden/>
+              </w:rPr>
+              <w:fldChar w:fldCharType="begin"/>
+            </w:r>
+            <w:r>
+              <w:rPr>
+                <w:rFonts w:ascii="宋体" w:eastAsia="宋体" w:hAnsi="宋体" w:hint="eastAsia"/>
+                <w:noProof/>
+                <w:webHidden/>
+              </w:rPr>
+              <w:instrText xml:space="preserve"> </w:instrText>
+            </w:r>
+            <w:r>
+              <w:rPr>
+                <w:rFonts w:ascii="宋体" w:eastAsia="宋体" w:hAnsi="宋体"/>
+                <w:noProof/>
+                <w:webHidden/>
+              </w:rPr>
+              <w:instrText>PAGEREF _Toc227839840 \h</w:instrText>
+            </w:r>
+            <w:r>
+              <w:rPr>
+                <w:rFonts w:ascii="宋体" w:eastAsia="宋体" w:hAnsi="宋体" w:hint="eastAsia"/>
+                <w:noProof/>
+                <w:webHidden/>
+              </w:rPr>
+              <w:instrText xml:space="preserve"> </w:instrText>
+            </w:r>
+            <w:r>
+              <w:rPr>
+                <w:rFonts w:ascii="宋体" w:eastAsia="宋体" w:hAnsi="宋体" w:hint="eastAsia"/>
+                <w:noProof/>
+                <w:webHidden/>
+              </w:rPr>
+            </w:r>
+            <w:r>
+              <w:rPr>
+                <w:rFonts w:ascii="宋体" w:eastAsia="宋体" w:hAnsi="宋体" w:hint="eastAsia"/>
+                <w:noProof/>
+                <w:webHidden/>
+              </w:rPr>
+              <w:fldChar w:fldCharType="separate"/>
+            </w:r>
+            <w:r>
+              <w:rPr>
+                <w:rFonts w:ascii="宋体" w:eastAsia="宋体" w:hAnsi="宋体" w:hint="eastAsia"/>
+                <w:noProof/>
+                <w:webHidden/>
+              </w:rPr>
+              <w:t>22</w:t>
+            </w:r>
+            <w:r>
+              <w:rPr>
+                <w:rFonts w:ascii="宋体" w:eastAsia="宋体" w:hAnsi="宋体" w:hint="eastAsia"/>
+                <w:noProof/>
+                <w:webHidden/>
+              </w:rPr>
+              <w:fldChar w:fldCharType="end"/>
+            </w:r>
+          </w:hyperlink>
+        </w:p>
+        <w:p>
+          <w:pPr>
+            <w:pStyle w:val="TOC3"/>
+            <w:tabs>
+              <w:tab w:val="right" w:leader="dot" w:pos="8296"/>
+            </w:tabs>
+            <w:rPr>
+              <w:rFonts w:ascii="宋体" w:eastAsia="宋体" w:hAnsi="宋体" w:hint="eastAsia"/>
+              <w:noProof/>
+              <w:sz w:val="22"/>
+              <w:szCs w:val="24"/>
+              <w:lang w:val="en-US"/>
+              <w14:ligatures w14:val="standardContextual"/>
+            </w:rPr>
+          </w:pPr>
+          <w:hyperlink w:anchor="_Toc227839841" w:history="1">
+            <w:r>
+              <w:rPr>
+                <w:rStyle w:val="a3"/>
+                <w:rFonts w:ascii="宋体" w:eastAsia="宋体" w:hAnsi="宋体" w:hint="eastAsia"/>
+                <w:noProof/>
+                <w:lang w:val="en-US"/>
+              </w:rPr>
+              <w:t>（四）美国国会中的政党</w:t>
+            </w:r>
+            <w:r>
+              <w:rPr>
+                <w:rFonts w:ascii="宋体" w:eastAsia="宋体" w:hAnsi="宋体" w:hint="eastAsia"/>
+                <w:noProof/>
+                <w:webHidden/>
+              </w:rPr>
+              <w:tab/>
+            </w:r>
+            <w:r>
+              <w:rPr>
+                <w:rFonts w:ascii="宋体" w:eastAsia="宋体" w:hAnsi="宋体" w:hint="eastAsia"/>
+                <w:noProof/>
+                <w:webHidden/>
+              </w:rPr>
+              <w:fldChar w:fldCharType="begin"/>
+            </w:r>
+            <w:r>
+              <w:rPr>
+                <w:rFonts w:ascii="宋体" w:eastAsia="宋体" w:hAnsi="宋体" w:hint="eastAsia"/>
+                <w:noProof/>
+                <w:webHidden/>
+              </w:rPr>
+              <w:instrText xml:space="preserve"> </w:instrText>
+            </w:r>
+            <w:r>
+              <w:rPr>
+                <w:rFonts w:ascii="宋体" w:eastAsia="宋体" w:hAnsi="宋体"/>
+                <w:noProof/>
+                <w:webHidden/>
+              </w:rPr>
+              <w:instrText>PAGEREF _Toc227839841 \h</w:instrText>
+            </w:r>
+            <w:r>
+              <w:rPr>
+                <w:rFonts w:ascii="宋体" w:eastAsia="宋体" w:hAnsi="宋体" w:hint="eastAsia"/>
+                <w:noProof/>
+                <w:webHidden/>
+              </w:rPr>
+              <w:instrText xml:space="preserve"> </w:instrText>
+            </w:r>
+            <w:r>
+              <w:rPr>
+                <w:rFonts w:ascii="宋体" w:eastAsia="宋体" w:hAnsi="宋体" w:hint="eastAsia"/>
+                <w:noProof/>
+                <w:webHidden/>
+              </w:rPr>
+            </w:r>
+            <w:r>
+              <w:rPr>
+                <w:rFonts w:ascii="宋体" w:eastAsia="宋体" w:hAnsi="宋体" w:hint="eastAsia"/>
+                <w:noProof/>
+                <w:webHidden/>
+              </w:rPr>
+              <w:fldChar w:fldCharType="separate"/>
+            </w:r>
+            <w:r>
+              <w:rPr>
+                <w:rFonts w:ascii="宋体" w:eastAsia="宋体" w:hAnsi="宋体" w:hint="eastAsia"/>
+                <w:noProof/>
+                <w:webHidden/>
+              </w:rPr>
+              <w:t>23</w:t>
+            </w:r>
+            <w:r>
+              <w:rPr>
+                <w:rFonts w:ascii="宋体" w:eastAsia="宋体" w:hAnsi="宋体" w:hint="eastAsia"/>
+                <w:noProof/>
+                <w:webHidden/>
+              </w:rPr>
+              <w:fldChar w:fldCharType="end"/>
+            </w:r>
+          </w:hyperlink>
+        </w:p>
+        <w:p>
+          <w:pPr>
+            <w:pStyle w:val="TOC2"/>
+            <w:tabs>
+              <w:tab w:val="right" w:leader="dot" w:pos="8296"/>
+            </w:tabs>
+            <w:rPr>
+              <w:rFonts w:ascii="宋体" w:eastAsia="宋体" w:hAnsi="宋体" w:hint="eastAsia"/>
+              <w:noProof/>
+              <w:sz w:val="22"/>
+              <w:szCs w:val="24"/>
+              <w:lang w:val="en-US"/>
+              <w14:ligatures w14:val="standardContextual"/>
+            </w:rPr>
+          </w:pPr>
+          <w:hyperlink w:anchor="_Toc227839842" w:history="1">
+            <w:r>
+              <w:rPr>
+                <w:rStyle w:val="a3"/>
+                <w:rFonts w:ascii="宋体" w:eastAsia="宋体" w:hAnsi="宋体" w:hint="eastAsia"/>
+                <w:noProof/>
+                <w:lang w:val="en-US"/>
+              </w:rPr>
+              <w:t>二、政府中的政党</w:t>
+            </w:r>
+            <w:r>
+              <w:rPr>
+                <w:rFonts w:ascii="宋体" w:eastAsia="宋体" w:hAnsi="宋体" w:hint="eastAsia"/>
+                <w:noProof/>
+                <w:webHidden/>
+              </w:rPr>
+              <w:tab/>
+            </w:r>
+            <w:r>
+              <w:rPr>
+                <w:rFonts w:ascii="宋体" w:eastAsia="宋体" w:hAnsi="宋体" w:hint="eastAsia"/>
+                <w:noProof/>
+                <w:webHidden/>
+              </w:rPr>
+              <w:fldChar w:fldCharType="begin"/>
+            </w:r>
+            <w:r>
+              <w:rPr>
+                <w:rFonts w:ascii="宋体" w:eastAsia="宋体" w:hAnsi="宋体" w:hint="eastAsia"/>
+                <w:noProof/>
+                <w:webHidden/>
+              </w:rPr>
+              <w:instrText xml:space="preserve"> </w:instrText>
+            </w:r>
+            <w:r>
+              <w:rPr>
+                <w:rFonts w:ascii="宋体" w:eastAsia="宋体" w:hAnsi="宋体"/>
+                <w:noProof/>
+                <w:webHidden/>
+              </w:rPr>
+              <w:instrText>PAGEREF _Toc227839842 \h</w:instrText>
+            </w:r>
+            <w:r>
+              <w:rPr>
+                <w:rFonts w:ascii="宋体" w:eastAsia="宋体" w:hAnsi="宋体" w:hint="eastAsia"/>
+                <w:noProof/>
+                <w:webHidden/>
+              </w:rPr>
+              <w:instrText xml:space="preserve"> </w:instrText>
+            </w:r>
+            <w:r>
+              <w:rPr>
+                <w:rFonts w:ascii="宋体" w:eastAsia="宋体" w:hAnsi="宋体" w:hint="eastAsia"/>
+                <w:noProof/>
+                <w:webHidden/>
+              </w:rPr>
+            </w:r>
+            <w:r>
+              <w:rPr>
+                <w:rFonts w:ascii="宋体" w:eastAsia="宋体" w:hAnsi="宋体" w:hint="eastAsia"/>
+                <w:noProof/>
+                <w:webHidden/>
+              </w:rPr>
+              <w:fldChar w:fldCharType="separate"/>
+            </w:r>
+            <w:r>
+              <w:rPr>
+                <w:rFonts w:ascii="宋体" w:eastAsia="宋体" w:hAnsi="宋体" w:hint="eastAsia"/>
+                <w:noProof/>
+                <w:webHidden/>
+              </w:rPr>
+              <w:t>24</w:t>
+            </w:r>
+            <w:r>
+              <w:rPr>
+                <w:rFonts w:ascii="宋体" w:eastAsia="宋体" w:hAnsi="宋体" w:hint="eastAsia"/>
+                <w:noProof/>
+                <w:webHidden/>
+              </w:rPr>
+              <w:fldChar w:fldCharType="end"/>
+            </w:r>
+          </w:hyperlink>
+        </w:p>
+        <w:p>
+          <w:pPr>
+            <w:pStyle w:val="TOC3"/>
+            <w:tabs>
+              <w:tab w:val="right" w:leader="dot" w:pos="8296"/>
+            </w:tabs>
+            <w:rPr>
+              <w:rFonts w:ascii="宋体" w:eastAsia="宋体" w:hAnsi="宋体" w:hint="eastAsia"/>
+              <w:noProof/>
+              <w:sz w:val="22"/>
+              <w:szCs w:val="24"/>
+              <w:lang w:val="en-US"/>
+              <w14:ligatures w14:val="standardContextual"/>
+            </w:rPr>
+          </w:pPr>
+          <w:hyperlink w:anchor="_Toc227839843" w:history="1">
+            <w:r>
+              <w:rPr>
+                <w:rStyle w:val="a3"/>
+                <w:rFonts w:ascii="宋体" w:eastAsia="宋体" w:hAnsi="宋体" w:hint="eastAsia"/>
+                <w:noProof/>
+                <w:lang w:val="en-US"/>
+              </w:rPr>
+              <w:t>（一）议会制国家政府中的政党</w:t>
+            </w:r>
+            <w:r>
+              <w:rPr>
+                <w:rFonts w:ascii="宋体" w:eastAsia="宋体" w:hAnsi="宋体" w:hint="eastAsia"/>
+                <w:noProof/>
+                <w:webHidden/>
+              </w:rPr>
+              <w:tab/>
+            </w:r>
+            <w:r>
+              <w:rPr>
+                <w:rFonts w:ascii="宋体" w:eastAsia="宋体" w:hAnsi="宋体" w:hint="eastAsia"/>
+                <w:noProof/>
+                <w:webHidden/>
+              </w:rPr>
+              <w:fldChar w:fldCharType="begin"/>
+            </w:r>
+            <w:r>
+              <w:rPr>
+                <w:rFonts w:ascii="宋体" w:eastAsia="宋体" w:hAnsi="宋体" w:hint="eastAsia"/>
+                <w:noProof/>
+                <w:webHidden/>
+              </w:rPr>
+              <w:instrText xml:space="preserve"> </w:instrText>
+            </w:r>
+            <w:r>
+              <w:rPr>
+                <w:rFonts w:ascii="宋体" w:eastAsia="宋体" w:hAnsi="宋体"/>
+                <w:noProof/>
+                <w:webHidden/>
+              </w:rPr>
+              <w:instrText>PAGEREF _Toc227839843 \h</w:instrText>
+            </w:r>
+            <w:r>
+              <w:rPr>
+                <w:rFonts w:ascii="宋体" w:eastAsia="宋体" w:hAnsi="宋体" w:hint="eastAsia"/>
+                <w:noProof/>
+                <w:webHidden/>
+              </w:rPr>
+              <w:instrText xml:space="preserve"> </w:instrText>
+            </w:r>
+            <w:r>
+              <w:rPr>
+                <w:rFonts w:ascii="宋体" w:eastAsia="宋体" w:hAnsi="宋体" w:hint="eastAsia"/>
+                <w:noProof/>
+                <w:webHidden/>
+              </w:rPr>
+            </w:r>
+            <w:r>
+              <w:rPr>
+                <w:rFonts w:ascii="宋体" w:eastAsia="宋体" w:hAnsi="宋体" w:hint="eastAsia"/>
+                <w:noProof/>
+                <w:webHidden/>
+              </w:rPr>
+              <w:fldChar w:fldCharType="separate"/>
+            </w:r>
+            <w:r>
+              <w:rPr>
+                <w:rFonts w:ascii="宋体" w:eastAsia="宋体" w:hAnsi="宋体" w:hint="eastAsia"/>
+                <w:noProof/>
+                <w:webHidden/>
+              </w:rPr>
+              <w:t>24</w:t>
             </w:r>
             <w:r>
               <w:rPr>
@@ -5583,7 +6455,7 @@
       <w:pPr>
         <w:pStyle w:val="a9"/>
       </w:pPr>
-      <w:bookmarkStart w:id="0" w:name="_Toc227234988"/>
+      <w:bookmarkStart w:id="0" w:name="_Toc227839781"/>
       <w:r>
         <w:rPr>
           <w:rFonts w:hint="eastAsia"/>
@@ -5655,7 +6527,7 @@
       <w:pPr>
         <w:pStyle w:val="ac"/>
       </w:pPr>
-      <w:bookmarkStart w:id="1" w:name="_Toc227234989"/>
+      <w:bookmarkStart w:id="1" w:name="_Toc227839782"/>
       <w:r>
         <w:rPr>
           <w:rFonts w:hint="eastAsia"/>
@@ -5695,7 +6567,7 @@
       <w:pPr>
         <w:pStyle w:val="ae"/>
       </w:pPr>
-      <w:bookmarkStart w:id="2" w:name="_Toc227234990"/>
+      <w:bookmarkStart w:id="2" w:name="_Toc227839783"/>
       <w:r>
         <w:rPr>
           <w:rFonts w:hint="eastAsia"/>
@@ -6478,7 +7350,7 @@
       <w:pPr>
         <w:pStyle w:val="ae"/>
       </w:pPr>
-      <w:bookmarkStart w:id="3" w:name="_Toc227234991"/>
+      <w:bookmarkStart w:id="3" w:name="_Toc227839784"/>
       <w:r>
         <w:rPr>
           <w:rFonts w:hint="eastAsia"/>
@@ -6574,7 +7446,7 @@
       <w:pPr>
         <w:pStyle w:val="ae"/>
       </w:pPr>
-      <w:bookmarkStart w:id="4" w:name="_Toc227234992"/>
+      <w:bookmarkStart w:id="4" w:name="_Toc227839785"/>
       <w:r>
         <w:rPr>
           <w:rFonts w:hint="eastAsia"/>
@@ -6854,7 +7726,7 @@
       <w:pPr>
         <w:pStyle w:val="ac"/>
       </w:pPr>
-      <w:bookmarkStart w:id="5" w:name="_Toc227234993"/>
+      <w:bookmarkStart w:id="5" w:name="_Toc227839786"/>
       <w:r>
         <w:rPr>
           <w:rFonts w:hint="eastAsia"/>
@@ -8791,7 +9663,7 @@
       <w:pPr>
         <w:pStyle w:val="a9"/>
       </w:pPr>
-      <w:bookmarkStart w:id="6" w:name="_Toc227234994"/>
+      <w:bookmarkStart w:id="6" w:name="_Toc227839787"/>
       <w:r>
         <w:rPr>
           <w:rFonts w:hint="eastAsia"/>
@@ -8835,7 +9707,7 @@
       <w:pPr>
         <w:pStyle w:val="ac"/>
       </w:pPr>
-      <w:bookmarkStart w:id="7" w:name="_Toc227234995"/>
+      <w:bookmarkStart w:id="7" w:name="_Toc227839788"/>
       <w:r>
         <w:rPr>
           <w:rFonts w:hint="eastAsia"/>
@@ -8848,7 +9720,7 @@
       <w:pPr>
         <w:pStyle w:val="ae"/>
       </w:pPr>
-      <w:bookmarkStart w:id="8" w:name="_Toc227234996"/>
+      <w:bookmarkStart w:id="8" w:name="_Toc227839789"/>
       <w:r>
         <w:rPr>
           <w:rFonts w:hint="eastAsia"/>
@@ -11003,7 +11875,7 @@
       <w:pPr>
         <w:pStyle w:val="ae"/>
       </w:pPr>
-      <w:bookmarkStart w:id="9" w:name="_Toc227234997"/>
+      <w:bookmarkStart w:id="9" w:name="_Toc227839790"/>
       <w:r>
         <w:rPr>
           <w:rFonts w:hint="eastAsia"/>
@@ -12735,7 +13607,7 @@
       <w:pPr>
         <w:pStyle w:val="ae"/>
       </w:pPr>
-      <w:bookmarkStart w:id="10" w:name="_Toc227234998"/>
+      <w:bookmarkStart w:id="10" w:name="_Toc227839791"/>
       <w:r>
         <w:rPr>
           <w:rFonts w:hint="eastAsia"/>
@@ -13471,7 +14343,7 @@
       <w:pPr>
         <w:pStyle w:val="ae"/>
       </w:pPr>
-      <w:bookmarkStart w:id="11" w:name="_Toc227234999"/>
+      <w:bookmarkStart w:id="11" w:name="_Toc227839792"/>
       <w:r>
         <w:rPr>
           <w:rFonts w:hint="eastAsia"/>
@@ -13676,7 +14548,7 @@
       <w:pPr>
         <w:pStyle w:val="ac"/>
       </w:pPr>
-      <w:bookmarkStart w:id="12" w:name="_Toc227235000"/>
+      <w:bookmarkStart w:id="12" w:name="_Toc227839793"/>
       <w:r>
         <w:rPr>
           <w:rFonts w:hint="eastAsia"/>
@@ -13689,7 +14561,7 @@
       <w:pPr>
         <w:pStyle w:val="ae"/>
       </w:pPr>
-      <w:bookmarkStart w:id="13" w:name="_Toc227235001"/>
+      <w:bookmarkStart w:id="13" w:name="_Toc227839794"/>
       <w:r>
         <w:rPr>
           <w:rFonts w:hint="eastAsia"/>
@@ -13827,7 +14699,7 @@
       <w:pPr>
         <w:pStyle w:val="ae"/>
       </w:pPr>
-      <w:bookmarkStart w:id="14" w:name="_Toc227235002"/>
+      <w:bookmarkStart w:id="14" w:name="_Toc227839795"/>
       <w:r>
         <w:rPr>
           <w:rFonts w:hint="eastAsia"/>
@@ -14141,7 +15013,7 @@
       <w:pPr>
         <w:pStyle w:val="ae"/>
       </w:pPr>
-      <w:bookmarkStart w:id="15" w:name="_Toc227235003"/>
+      <w:bookmarkStart w:id="15" w:name="_Toc227839796"/>
       <w:r>
         <w:rPr>
           <w:rFonts w:hint="eastAsia"/>
@@ -14298,7 +15170,7 @@
       <w:pPr>
         <w:pStyle w:val="ae"/>
       </w:pPr>
-      <w:bookmarkStart w:id="16" w:name="_Toc227235004"/>
+      <w:bookmarkStart w:id="16" w:name="_Toc227839797"/>
       <w:r>
         <w:rPr>
           <w:rFonts w:hint="eastAsia"/>
@@ -14375,7 +15247,7 @@
       <w:pPr>
         <w:pStyle w:val="ac"/>
       </w:pPr>
-      <w:bookmarkStart w:id="17" w:name="_Toc227235005"/>
+      <w:bookmarkStart w:id="17" w:name="_Toc227839798"/>
       <w:r>
         <w:rPr>
           <w:rFonts w:hint="eastAsia"/>
@@ -14528,7 +15400,7 @@
       <w:pPr>
         <w:pStyle w:val="a9"/>
       </w:pPr>
-      <w:bookmarkStart w:id="18" w:name="_Toc227235006"/>
+      <w:bookmarkStart w:id="18" w:name="_Toc227839799"/>
       <w:r>
         <w:rPr>
           <w:rFonts w:hint="eastAsia"/>
@@ -14572,7 +15444,7 @@
       <w:pPr>
         <w:pStyle w:val="ac"/>
       </w:pPr>
-      <w:bookmarkStart w:id="19" w:name="_Toc227235007"/>
+      <w:bookmarkStart w:id="19" w:name="_Toc227839800"/>
       <w:r>
         <w:rPr>
           <w:rFonts w:hint="eastAsia"/>
@@ -14585,7 +15457,7 @@
       <w:pPr>
         <w:pStyle w:val="ae"/>
       </w:pPr>
-      <w:bookmarkStart w:id="20" w:name="_Toc227235008"/>
+      <w:bookmarkStart w:id="20" w:name="_Toc227839801"/>
       <w:r>
         <w:rPr>
           <w:rFonts w:hint="eastAsia"/>
@@ -14921,7 +15793,7 @@
       <w:pPr>
         <w:pStyle w:val="ae"/>
       </w:pPr>
-      <w:bookmarkStart w:id="21" w:name="_Toc227235009"/>
+      <w:bookmarkStart w:id="21" w:name="_Toc227839802"/>
       <w:r>
         <w:rPr>
           <w:rFonts w:hint="eastAsia"/>
@@ -15121,7 +15993,7 @@
       <w:pPr>
         <w:pStyle w:val="ac"/>
       </w:pPr>
-      <w:bookmarkStart w:id="22" w:name="_Toc227235010"/>
+      <w:bookmarkStart w:id="22" w:name="_Toc227839803"/>
       <w:r>
         <w:rPr>
           <w:rFonts w:hint="eastAsia"/>
@@ -15134,7 +16006,7 @@
       <w:pPr>
         <w:pStyle w:val="ae"/>
       </w:pPr>
-      <w:bookmarkStart w:id="23" w:name="_Toc227235011"/>
+      <w:bookmarkStart w:id="23" w:name="_Toc227839804"/>
       <w:r>
         <w:rPr>
           <w:rFonts w:hint="eastAsia"/>
@@ -15472,7 +16344,7 @@
       <w:pPr>
         <w:pStyle w:val="ae"/>
       </w:pPr>
-      <w:bookmarkStart w:id="24" w:name="_Toc227235012"/>
+      <w:bookmarkStart w:id="24" w:name="_Toc227839805"/>
       <w:r>
         <w:rPr>
           <w:rFonts w:hint="eastAsia"/>
@@ -15654,7 +16526,7 @@
       <w:pPr>
         <w:pStyle w:val="a9"/>
       </w:pPr>
-      <w:bookmarkStart w:id="25" w:name="_Toc227235013"/>
+      <w:bookmarkStart w:id="25" w:name="_Toc227839806"/>
       <w:r>
         <w:rPr>
           <w:rFonts w:hint="eastAsia"/>
@@ -15698,7 +16570,7 @@
       <w:pPr>
         <w:pStyle w:val="ac"/>
       </w:pPr>
-      <w:bookmarkStart w:id="26" w:name="_Toc227235014"/>
+      <w:bookmarkStart w:id="26" w:name="_Toc227839807"/>
       <w:r>
         <w:rPr>
           <w:rFonts w:hint="eastAsia"/>
@@ -15758,7 +16630,7 @@
       <w:pPr>
         <w:pStyle w:val="ac"/>
       </w:pPr>
-      <w:bookmarkStart w:id="27" w:name="_Toc227235015"/>
+      <w:bookmarkStart w:id="27" w:name="_Toc227839808"/>
       <w:r>
         <w:rPr>
           <w:rFonts w:hint="eastAsia"/>
@@ -15771,7 +16643,7 @@
       <w:pPr>
         <w:pStyle w:val="ae"/>
       </w:pPr>
-      <w:bookmarkStart w:id="28" w:name="_Toc227235016"/>
+      <w:bookmarkStart w:id="28" w:name="_Toc227839809"/>
       <w:r>
         <w:rPr>
           <w:rFonts w:hint="eastAsia"/>
@@ -16185,7 +17057,7 @@
       <w:pPr>
         <w:pStyle w:val="ae"/>
       </w:pPr>
-      <w:bookmarkStart w:id="29" w:name="_Toc227235017"/>
+      <w:bookmarkStart w:id="29" w:name="_Toc227839810"/>
       <w:r>
         <w:rPr>
           <w:rFonts w:hint="eastAsia"/>
@@ -16500,7 +17372,7 @@
       <w:pPr>
         <w:pStyle w:val="ae"/>
       </w:pPr>
-      <w:bookmarkStart w:id="30" w:name="_Toc227235018"/>
+      <w:bookmarkStart w:id="30" w:name="_Toc227839811"/>
       <w:r>
         <w:rPr>
           <w:rFonts w:hint="eastAsia"/>
@@ -16617,7 +17489,7 @@
       <w:pPr>
         <w:pStyle w:val="ae"/>
       </w:pPr>
-      <w:bookmarkStart w:id="31" w:name="_Toc227235019"/>
+      <w:bookmarkStart w:id="31" w:name="_Toc227839812"/>
       <w:r>
         <w:rPr>
           <w:rFonts w:hint="eastAsia"/>
@@ -16717,7 +17589,7 @@
       <w:pPr>
         <w:pStyle w:val="ac"/>
       </w:pPr>
-      <w:bookmarkStart w:id="32" w:name="_Toc227235020"/>
+      <w:bookmarkStart w:id="32" w:name="_Toc227839813"/>
       <w:r>
         <w:rPr>
           <w:rFonts w:hint="eastAsia"/>
@@ -17181,7 +18053,7 @@
       <w:pPr>
         <w:pStyle w:val="ac"/>
       </w:pPr>
-      <w:bookmarkStart w:id="33" w:name="_Toc227235021"/>
+      <w:bookmarkStart w:id="33" w:name="_Toc227839814"/>
       <w:r>
         <w:rPr>
           <w:rFonts w:hint="eastAsia"/>
@@ -17315,7 +18187,7 @@
       <w:pPr>
         <w:pStyle w:val="a9"/>
       </w:pPr>
-      <w:bookmarkStart w:id="34" w:name="_Toc227235022"/>
+      <w:bookmarkStart w:id="34" w:name="_Toc227839815"/>
       <w:r>
         <w:rPr>
           <w:rFonts w:hint="eastAsia"/>
@@ -17359,7 +18231,7 @@
       <w:pPr>
         <w:pStyle w:val="ac"/>
       </w:pPr>
-      <w:bookmarkStart w:id="35" w:name="_Toc227235023"/>
+      <w:bookmarkStart w:id="35" w:name="_Toc227839816"/>
       <w:r>
         <w:rPr>
           <w:rFonts w:hint="eastAsia"/>
@@ -17393,7 +18265,7 @@
       <w:pPr>
         <w:pStyle w:val="ac"/>
       </w:pPr>
-      <w:bookmarkStart w:id="36" w:name="_Toc227235024"/>
+      <w:bookmarkStart w:id="36" w:name="_Toc227839817"/>
       <w:r>
         <w:rPr>
           <w:rFonts w:hint="eastAsia"/>
@@ -17406,7 +18278,7 @@
       <w:pPr>
         <w:pStyle w:val="ae"/>
       </w:pPr>
-      <w:bookmarkStart w:id="37" w:name="_Toc227235025"/>
+      <w:bookmarkStart w:id="37" w:name="_Toc227839818"/>
       <w:r>
         <w:rPr>
           <w:rFonts w:hint="eastAsia"/>
@@ -18415,7 +19287,7 @@
       <w:pPr>
         <w:pStyle w:val="ae"/>
       </w:pPr>
-      <w:bookmarkStart w:id="38" w:name="_Toc227235026"/>
+      <w:bookmarkStart w:id="38" w:name="_Toc227839819"/>
       <w:r>
         <w:rPr>
           <w:rFonts w:hint="eastAsia"/>
@@ -19245,7 +20117,7 @@
       <w:pPr>
         <w:pStyle w:val="ae"/>
       </w:pPr>
-      <w:bookmarkStart w:id="39" w:name="_Toc227235027"/>
+      <w:bookmarkStart w:id="39" w:name="_Toc227839820"/>
       <w:r>
         <w:rPr>
           <w:rFonts w:hint="eastAsia"/>
@@ -19403,7 +20275,7 @@
       <w:pPr>
         <w:pStyle w:val="ac"/>
       </w:pPr>
-      <w:bookmarkStart w:id="40" w:name="_Toc227235028"/>
+      <w:bookmarkStart w:id="40" w:name="_Toc227839821"/>
       <w:r>
         <w:rPr>
           <w:rFonts w:hint="eastAsia"/>
@@ -19416,7 +20288,7 @@
       <w:pPr>
         <w:pStyle w:val="ae"/>
       </w:pPr>
-      <w:bookmarkStart w:id="41" w:name="_Toc227235029"/>
+      <w:bookmarkStart w:id="41" w:name="_Toc227839822"/>
       <w:r>
         <w:rPr>
           <w:rFonts w:hint="eastAsia"/>
@@ -19478,7 +20350,7 @@
       <w:pPr>
         <w:pStyle w:val="ae"/>
       </w:pPr>
-      <w:bookmarkStart w:id="42" w:name="_Toc227235030"/>
+      <w:bookmarkStart w:id="42" w:name="_Toc227839823"/>
       <w:r>
         <w:rPr>
           <w:rFonts w:hint="eastAsia"/>
@@ -19526,7 +20398,7 @@
       <w:pPr>
         <w:pStyle w:val="ae"/>
       </w:pPr>
-      <w:bookmarkStart w:id="43" w:name="_Toc227235031"/>
+      <w:bookmarkStart w:id="43" w:name="_Toc227839824"/>
       <w:r>
         <w:rPr>
           <w:rFonts w:hint="eastAsia"/>
@@ -19584,7 +20456,7 @@
       <w:pPr>
         <w:pStyle w:val="a9"/>
       </w:pPr>
-      <w:bookmarkStart w:id="44" w:name="_Toc227235032"/>
+      <w:bookmarkStart w:id="44" w:name="_Toc227839825"/>
       <w:r>
         <w:rPr>
           <w:rFonts w:hint="eastAsia"/>
@@ -19620,12 +20492,18 @@
         </w:rPr>
         <w:t>2026.4.16</w:t>
       </w:r>
+      <w:r>
+        <w:rPr>
+          <w:rFonts w:hint="eastAsia"/>
+        </w:rPr>
+        <w:t xml:space="preserve"> / 2026.4.23</w:t>
+      </w:r>
     </w:p>
     <w:p>
       <w:pPr>
         <w:pStyle w:val="ac"/>
       </w:pPr>
-      <w:bookmarkStart w:id="45" w:name="_Toc227235033"/>
+      <w:bookmarkStart w:id="45" w:name="_Toc227839826"/>
       <w:r>
         <w:rPr>
           <w:rFonts w:hint="eastAsia"/>
@@ -19637,22 +20515,13 @@
     <w:p>
       <w:pPr>
         <w:pStyle w:val="ae"/>
-        <w:rPr>
-          <w:rFonts w:hint="eastAsia"/>
-        </w:rPr>
-      </w:pPr>
-      <w:bookmarkStart w:id="46" w:name="_Toc227235034"/>
-      <w:r>
-        <w:rPr>
-          <w:rFonts w:hint="eastAsia"/>
-        </w:rPr>
-        <w:t>（一）</w:t>
-      </w:r>
-      <w:r>
-        <w:rPr>
-          <w:rFonts w:hint="eastAsia"/>
-        </w:rPr>
-        <w:t>民众的政党认同（党派性）与社会身份</w:t>
+      </w:pPr>
+      <w:bookmarkStart w:id="46" w:name="_Toc227839827"/>
+      <w:r>
+        <w:rPr>
+          <w:rFonts w:hint="eastAsia"/>
+        </w:rPr>
+        <w:t>（一）民众的政党认同（党派性）与社会身份</w:t>
       </w:r>
       <w:bookmarkEnd w:id="46"/>
     </w:p>
@@ -19678,13 +20547,7 @@
         <w:rPr>
           <w:rFonts w:hint="eastAsia"/>
         </w:rPr>
-        <w:t>共和两党，对普通党员的资格几乎没有严格的规定</w:t>
-      </w:r>
-      <w:r>
-        <w:rPr>
-          <w:rFonts w:hint="eastAsia"/>
-        </w:rPr>
-        <w:t>。</w:t>
+        <w:t>共和两党，对普通党员的资格几乎没有严格的规定。</w:t>
       </w:r>
       <w:r>
         <w:t>绝大部分西方发达国家的大选采用不记名投票的方式</w:t>
@@ -19714,13 +20577,7 @@
         <w:rPr>
           <w:rFonts w:hint="eastAsia"/>
         </w:rPr>
-        <w:t>反对党的候选人</w:t>
-      </w:r>
-      <w:r>
-        <w:rPr>
-          <w:rFonts w:hint="eastAsia"/>
-        </w:rPr>
-        <w:t>。</w:t>
+        <w:t>反对党的候选人。</w:t>
       </w:r>
       <w:r>
         <w:t>然而</w:t>
@@ -19753,13 +20610,7 @@
         <w:rPr>
           <w:rFonts w:hint="eastAsia"/>
         </w:rPr>
-        <w:t>有学者从社会心理学角度探讨了这一问题。</w:t>
-      </w:r>
-      <w:r>
-        <w:rPr>
-          <w:rFonts w:hint="eastAsia"/>
-        </w:rPr>
-        <w:t>美国普通民众的政党身份认同</w:t>
+        <w:t>有学者从社会心理学角度探讨了这一问题。美国普通民众的政党身份认同</w:t>
       </w:r>
       <w:r>
         <w:rPr>
@@ -19771,43 +20622,31 @@
         <w:rPr>
           <w:rFonts w:hint="eastAsia"/>
         </w:rPr>
-        <w:t>党派性</w:t>
-      </w:r>
-      <w:r>
-        <w:rPr>
-          <w:rFonts w:hint="eastAsia"/>
-        </w:rPr>
-        <w:t>（</w:t>
-      </w:r>
-      <w:r>
-        <w:rPr>
-          <w:rFonts w:hint="eastAsia"/>
-        </w:rPr>
-        <w:t>p</w:t>
-      </w:r>
-      <w:r>
-        <w:rPr>
-          <w:rFonts w:hint="eastAsia"/>
-        </w:rPr>
-        <w:t>arty</w:t>
-      </w:r>
-      <w:r>
-        <w:rPr>
-          <w:rFonts w:hint="eastAsia"/>
-        </w:rPr>
-        <w:t xml:space="preserve"> i</w:t>
-      </w:r>
-      <w:r>
-        <w:rPr>
-          <w:rFonts w:hint="eastAsia"/>
-        </w:rPr>
-        <w:t>dentification</w:t>
-      </w:r>
-      <w:r>
-        <w:rPr>
-          <w:rFonts w:hint="eastAsia"/>
-        </w:rPr>
-        <w:t xml:space="preserve"> </w:t>
+        <w:t>党派性（</w:t>
+      </w:r>
+      <w:r>
+        <w:rPr>
+          <w:rFonts w:hint="eastAsia"/>
+        </w:rPr>
+        <w:t>party identification / partisanship</w:t>
+      </w:r>
+      <w:r>
+        <w:rPr>
+          <w:rFonts w:hint="eastAsia"/>
+        </w:rPr>
+        <w:t>）是一种社会身份（</w:t>
+      </w:r>
+      <w:r>
+        <w:rPr>
+          <w:rFonts w:hint="eastAsia"/>
+        </w:rPr>
+        <w:t>social identity</w:t>
+      </w:r>
+      <w:r>
+        <w:rPr>
+          <w:rFonts w:hint="eastAsia"/>
+        </w:rPr>
+        <w:t>）。社会身份是个人对其所处的社会群体的认知（例：性别、年龄层、种族</w:t>
       </w:r>
       <w:r>
         <w:rPr>
@@ -19819,79 +20658,31 @@
         <w:rPr>
           <w:rFonts w:hint="eastAsia"/>
         </w:rPr>
-        <w:t xml:space="preserve"> p</w:t>
-      </w:r>
-      <w:r>
-        <w:rPr>
-          <w:rFonts w:hint="eastAsia"/>
-        </w:rPr>
-        <w:t>artisanship</w:t>
-      </w:r>
-      <w:r>
-        <w:rPr>
-          <w:rFonts w:hint="eastAsia"/>
-        </w:rPr>
-        <w:t>）</w:t>
-      </w:r>
-      <w:r>
-        <w:rPr>
-          <w:rFonts w:hint="eastAsia"/>
-        </w:rPr>
-        <w:t>是一种社会身份</w:t>
-      </w:r>
-      <w:r>
-        <w:rPr>
-          <w:rFonts w:hint="eastAsia"/>
-        </w:rPr>
-        <w:t>（</w:t>
-      </w:r>
-      <w:r>
-        <w:rPr>
-          <w:rFonts w:hint="eastAsia"/>
-        </w:rPr>
-        <w:t>s</w:t>
-      </w:r>
-      <w:r>
-        <w:rPr>
-          <w:rFonts w:hint="eastAsia"/>
-        </w:rPr>
-        <w:t xml:space="preserve">ocial </w:t>
-      </w:r>
-      <w:r>
-        <w:rPr>
-          <w:rFonts w:hint="eastAsia"/>
-        </w:rPr>
-        <w:t>i</w:t>
-      </w:r>
-      <w:r>
-        <w:rPr>
-          <w:rFonts w:hint="eastAsia"/>
-        </w:rPr>
-        <w:t>dentity</w:t>
-      </w:r>
-      <w:r>
-        <w:rPr>
-          <w:rFonts w:hint="eastAsia"/>
-        </w:rPr>
-        <w:t>）。</w:t>
-      </w:r>
-      <w:r>
-        <w:rPr>
-          <w:rFonts w:hint="eastAsia"/>
-        </w:rPr>
-        <w:t>社会身份</w:t>
-      </w:r>
-      <w:r>
-        <w:rPr>
-          <w:rFonts w:hint="eastAsia"/>
-        </w:rPr>
-        <w:t>是</w:t>
-      </w:r>
-      <w:r>
-        <w:rPr>
-          <w:rFonts w:hint="eastAsia"/>
-        </w:rPr>
-        <w:t>个人对其所处的社会群体的认知（例：性别、年龄层、种族</w:t>
+        <w:t>民族、职业、宗教信仰……），可被视为社会裂隙在个人上的表达。个人对社会身份的认同（</w:t>
+      </w:r>
+      <w:r>
+        <w:rPr>
+          <w:rFonts w:hint="eastAsia"/>
+        </w:rPr>
+        <w:t>social identification</w:t>
+      </w:r>
+      <w:r>
+        <w:rPr>
+          <w:rFonts w:hint="eastAsia"/>
+        </w:rPr>
+        <w:t>）影响个人行为以及对他者（其他社会群体的成员）的刻板印象（</w:t>
+      </w:r>
+      <w:r>
+        <w:rPr>
+          <w:rFonts w:hint="eastAsia"/>
+        </w:rPr>
+        <w:t>stereotyping</w:t>
+      </w:r>
+      <w:r>
+        <w:rPr>
+          <w:rFonts w:hint="eastAsia"/>
+        </w:rPr>
+        <w:t>）。美国的民主</w:t>
       </w:r>
       <w:r>
         <w:rPr>
@@ -19903,119 +20694,14 @@
         <w:rPr>
           <w:rFonts w:hint="eastAsia"/>
         </w:rPr>
-        <w:t>民族、职业、宗教信仰</w:t>
-      </w:r>
-      <w:r>
-        <w:rPr>
-          <w:rFonts w:hint="eastAsia"/>
-        </w:rPr>
-        <w:t>……</w:t>
-      </w:r>
-      <w:r>
-        <w:rPr>
-          <w:rFonts w:hint="eastAsia"/>
-        </w:rPr>
-        <w:t>）</w:t>
-      </w:r>
-      <w:r>
-        <w:rPr>
-          <w:rFonts w:hint="eastAsia"/>
-        </w:rPr>
-        <w:t>，可被视为社会裂隙在个人上的表达。</w:t>
-      </w:r>
-      <w:r>
-        <w:rPr>
-          <w:rFonts w:hint="eastAsia"/>
-        </w:rPr>
-        <w:t>个人对社会身份的认同</w:t>
-      </w:r>
-      <w:r>
-        <w:rPr>
-          <w:rFonts w:hint="eastAsia"/>
-        </w:rPr>
-        <w:t>（</w:t>
-      </w:r>
-      <w:r>
-        <w:rPr>
-          <w:rFonts w:hint="eastAsia"/>
-        </w:rPr>
-        <w:t>social identification</w:t>
-      </w:r>
-      <w:r>
-        <w:rPr>
-          <w:rFonts w:hint="eastAsia"/>
-        </w:rPr>
-        <w:t>）</w:t>
-      </w:r>
-      <w:r>
-        <w:rPr>
-          <w:rFonts w:hint="eastAsia"/>
-        </w:rPr>
-        <w:t>影响个人行为以及对他者（其他社会群体的成员）的刻板印象</w:t>
-      </w:r>
-      <w:r>
-        <w:rPr>
-          <w:rFonts w:hint="eastAsia"/>
-        </w:rPr>
-        <w:t>（</w:t>
-      </w:r>
-      <w:r>
-        <w:rPr>
-          <w:rFonts w:hint="eastAsia"/>
-        </w:rPr>
-        <w:t>stereotyping</w:t>
-      </w:r>
-      <w:r>
-        <w:rPr>
-          <w:rFonts w:hint="eastAsia"/>
-        </w:rPr>
-        <w:t>）。</w:t>
-      </w:r>
-      <w:r>
-        <w:rPr>
-          <w:rFonts w:hint="eastAsia"/>
-        </w:rPr>
-        <w:t>美国的民主</w:t>
-      </w:r>
-      <w:r>
-        <w:rPr>
-          <w:rFonts w:hint="eastAsia"/>
-        </w:rPr>
-        <w:t>/</w:t>
-      </w:r>
-      <w:r>
-        <w:rPr>
-          <w:rFonts w:hint="eastAsia"/>
-        </w:rPr>
-        <w:t>共和两党代表不同社会阶层和族群</w:t>
-      </w:r>
-      <w:r>
-        <w:rPr>
-          <w:rFonts w:hint="eastAsia"/>
-        </w:rPr>
-        <w:t>，</w:t>
-      </w:r>
-      <w:r>
-        <w:rPr>
-          <w:rFonts w:hint="eastAsia"/>
-        </w:rPr>
-        <w:t>个人的政党身份认同反应了其对不同社会群体的态度</w:t>
-      </w:r>
-      <w:r>
-        <w:rPr>
-          <w:rFonts w:hint="eastAsia"/>
-        </w:rPr>
-        <w:t>。</w:t>
+        <w:t>共和两党代表不同社会阶层和族群，个人的政党身份认同反应了其对不同社会群体的态度。</w:t>
       </w:r>
     </w:p>
     <w:p>
       <w:pPr>
         <w:pStyle w:val="ae"/>
-        <w:rPr>
-          <w:rFonts w:hint="eastAsia"/>
-        </w:rPr>
-      </w:pPr>
-      <w:bookmarkStart w:id="47" w:name="_Toc227235035"/>
+      </w:pPr>
+      <w:bookmarkStart w:id="47" w:name="_Toc227839828"/>
       <w:r>
         <w:rPr>
           <w:rFonts w:hint="eastAsia"/>
@@ -20029,39 +20715,12 @@
         <w:pStyle w:val="aa"/>
         <w:spacing w:before="78" w:after="78"/>
         <w:ind w:firstLine="420"/>
-        <w:rPr>
-          <w:rFonts w:hint="eastAsia"/>
-        </w:rPr>
-      </w:pPr>
-      <w:r>
-        <w:rPr>
-          <w:rFonts w:hint="eastAsia"/>
-        </w:rPr>
-        <w:t>美国以及其他西方国家的选民党派性</w:t>
-      </w:r>
-      <w:r>
-        <w:rPr>
-          <w:rFonts w:hint="eastAsia"/>
-        </w:rPr>
-        <w:t>具有一些</w:t>
-      </w:r>
-      <w:r>
-        <w:rPr>
-          <w:rFonts w:hint="eastAsia"/>
-        </w:rPr>
-        <w:t>特点</w:t>
-      </w:r>
-      <w:r>
-        <w:rPr>
-          <w:rFonts w:hint="eastAsia"/>
-        </w:rPr>
-        <w:t>。</w:t>
-      </w:r>
-      <w:r>
-        <w:rPr>
-          <w:rFonts w:hint="eastAsia"/>
-        </w:rPr>
-        <w:t>选民的政党身份认同通常是在成年早期（</w:t>
+      </w:pPr>
+      <w:r>
+        <w:rPr>
+          <w:rFonts w:hint="eastAsia"/>
+        </w:rPr>
+        <w:t>美国以及其他西方国家的选民党派性具有一些特点。选民的政党身份认同通常是在成年早期（</w:t>
       </w:r>
       <w:r>
         <w:rPr>
@@ -20073,13 +20732,7 @@
         <w:rPr>
           <w:rFonts w:hint="eastAsia"/>
         </w:rPr>
-        <w:t>岁）形成。这一年龄阶段通常被称为“易受影响年龄”</w:t>
-      </w:r>
-      <w:r>
-        <w:rPr>
-          <w:rFonts w:hint="eastAsia"/>
-        </w:rPr>
-        <w:t>（</w:t>
+        <w:t>岁）形成。这一年龄阶段通常被称为“易受影响年龄”（</w:t>
       </w:r>
       <w:r>
         <w:rPr>
@@ -20091,37 +20744,7 @@
         <w:rPr>
           <w:rFonts w:hint="eastAsia"/>
         </w:rPr>
-        <w:t>）。</w:t>
-      </w:r>
-      <w:r>
-        <w:rPr>
-          <w:rFonts w:hint="eastAsia"/>
-        </w:rPr>
-        <w:t>家庭和早期成年社会化是两个在成年早期影响政党身份认同的重要因素</w:t>
-      </w:r>
-      <w:r>
-        <w:rPr>
-          <w:rFonts w:hint="eastAsia"/>
-        </w:rPr>
-        <w:t>。</w:t>
-      </w:r>
-      <w:r>
-        <w:rPr>
-          <w:rFonts w:hint="eastAsia"/>
-        </w:rPr>
-        <w:t>实证研究表明</w:t>
-      </w:r>
-      <w:r>
-        <w:rPr>
-          <w:rFonts w:hint="eastAsia"/>
-        </w:rPr>
-        <w:t>，</w:t>
-      </w:r>
-      <w:r>
-        <w:rPr>
-          <w:rFonts w:hint="eastAsia"/>
-        </w:rPr>
-        <w:t>普通美国选民的政党身份认同</w:t>
+        <w:t>）。家庭和早期成年社会化是两个在成年早期影响政党身份认同的重要因素。实证研究表明，普通美国选民的政党身份认同</w:t>
       </w:r>
       <w:r>
         <w:rPr>
@@ -20133,13 +20756,7 @@
         <w:rPr>
           <w:rFonts w:hint="eastAsia"/>
         </w:rPr>
-        <w:t>党派性极其稳定</w:t>
-      </w:r>
-      <w:r>
-        <w:rPr>
-          <w:rFonts w:hint="eastAsia"/>
-        </w:rPr>
-        <w:t>。</w:t>
+        <w:t>党派性极其稳定。</w:t>
       </w:r>
     </w:p>
     <w:p>
@@ -20261,20 +20878,14 @@
         <w:rPr>
           <w:rFonts w:hint="eastAsia"/>
         </w:rPr>
-        <w:t>反对党</w:t>
-      </w:r>
-      <w:r>
-        <w:rPr>
-          <w:rFonts w:hint="eastAsia"/>
-        </w:rPr>
-        <w:t>。</w:t>
+        <w:t>反对党。</w:t>
       </w:r>
     </w:p>
     <w:p>
       <w:pPr>
         <w:pStyle w:val="ae"/>
       </w:pPr>
-      <w:bookmarkStart w:id="48" w:name="_Toc227235036"/>
+      <w:bookmarkStart w:id="48" w:name="_Toc227839829"/>
       <w:r>
         <w:rPr>
           <w:rFonts w:hint="eastAsia"/>
@@ -20317,70 +20928,19 @@
         <w:rPr>
           <w:rFonts w:hint="eastAsia"/>
         </w:rPr>
-        <w:t>民族相当</w:t>
-      </w:r>
-      <w:r>
-        <w:rPr>
-          <w:rFonts w:hint="eastAsia"/>
-        </w:rPr>
-        <w:t>。</w:t>
-      </w:r>
-      <w:r>
-        <w:rPr>
-          <w:rFonts w:hint="eastAsia"/>
-        </w:rPr>
-        <w:t>选民的政党认同大多在青少年时期形成，不少继承了父母祖辈的政党倾向</w:t>
-      </w:r>
-      <w:r>
-        <w:rPr>
-          <w:rFonts w:hint="eastAsia"/>
-        </w:rPr>
-        <w:t>。</w:t>
-      </w:r>
-      <w:r>
-        <w:rPr>
-          <w:rFonts w:hint="eastAsia"/>
-        </w:rPr>
-        <w:t>党派倾向先于政治偏好和投票意向形成，同时决定了选民的社交环境</w:t>
-      </w:r>
-      <w:r>
-        <w:rPr>
-          <w:rFonts w:hint="eastAsia"/>
-        </w:rPr>
-        <w:t>。</w:t>
-      </w:r>
-      <w:r>
-        <w:rPr>
-          <w:rFonts w:hint="eastAsia"/>
-        </w:rPr>
-        <w:t>社交环境和社会化过程的差异导致支持不同党派的选民在价值观和政治偏好上的差别</w:t>
-      </w:r>
-      <w:r>
-        <w:rPr>
-          <w:rFonts w:hint="eastAsia"/>
-        </w:rPr>
-        <w:t>。</w:t>
+        <w:t>民族相当。选民的政党认同大多在青少年时期形成，不少继承了父母祖辈的政党倾向。党派倾向先于政治偏好和投票意向形成，同时决定了选民的社交环境。社交环境和社会化过程的差异导致支持不同党派的选民在价值观和政治偏好上的差别。</w:t>
       </w:r>
     </w:p>
     <w:p>
       <w:pPr>
         <w:pStyle w:val="ae"/>
-        <w:rPr>
-          <w:rFonts w:hint="eastAsia"/>
-        </w:rPr>
-      </w:pPr>
-      <w:bookmarkStart w:id="49" w:name="_Toc227235037"/>
-      <w:r>
-        <w:rPr>
-          <w:rFonts w:hint="eastAsia"/>
-        </w:rPr>
-        <w:t>（四）</w:t>
-      </w:r>
-      <w:r>
-        <w:rPr>
-          <w:rFonts w:hint="eastAsia"/>
-        </w:rPr>
-        <w:t>西方国家选民的党派性与情感极化</w:t>
+      </w:pPr>
+      <w:bookmarkStart w:id="49" w:name="_Toc227839830"/>
+      <w:r>
+        <w:rPr>
+          <w:rFonts w:hint="eastAsia"/>
+        </w:rPr>
+        <w:t>（四）西方国家选民的党派性与情感极化</w:t>
       </w:r>
       <w:bookmarkEnd w:id="49"/>
     </w:p>
@@ -20389,15 +20949,24 @@
         <w:pStyle w:val="aa"/>
         <w:spacing w:before="78" w:after="78"/>
         <w:ind w:firstLine="420"/>
-        <w:rPr>
-          <w:rFonts w:hint="eastAsia"/>
-        </w:rPr>
-      </w:pPr>
-      <w:r>
-        <w:rPr>
-          <w:rFonts w:hint="eastAsia"/>
-        </w:rPr>
-        <w:t>不同政党支持者间的矛盾不仅局限于支持的候选人以及政治诉求上的差异</w:t>
+      </w:pPr>
+      <w:r>
+        <w:rPr>
+          <w:rFonts w:hint="eastAsia"/>
+        </w:rPr>
+        <w:t>不同政党支持者间的矛盾不仅局限于支持的候选人以及政治诉求上的差异。</w:t>
+      </w:r>
+      <w:r>
+        <w:t>分属不同政党阵营的选民相互敌视、厌恶</w:t>
+      </w:r>
+      <w:r>
+        <w:rPr>
+          <w:rFonts w:hint="eastAsia"/>
+        </w:rPr>
+        <w:t>，</w:t>
+      </w:r>
+      <w:r>
+        <w:t>这种敌视情绪往往和政治观点没有直接关系</w:t>
       </w:r>
       <w:r>
         <w:rPr>
@@ -20406,24 +20975,6 @@
         <w:t>。</w:t>
       </w:r>
       <w:r>
-        <w:t>分属不同政党阵营的选民相互敌视、厌恶</w:t>
-      </w:r>
-      <w:r>
-        <w:rPr>
-          <w:rFonts w:hint="eastAsia"/>
-        </w:rPr>
-        <w:t>，</w:t>
-      </w:r>
-      <w:r>
-        <w:t>这种敌视情绪往往和政治观点没有直接关系</w:t>
-      </w:r>
-      <w:r>
-        <w:rPr>
-          <w:rFonts w:hint="eastAsia"/>
-        </w:rPr>
-        <w:t>。</w:t>
-      </w:r>
-      <w:r>
         <w:t>政治心理学者把由党派差异导致的敌对情绪称为</w:t>
       </w:r>
       <w:r>
@@ -20445,37 +20996,7 @@
         <w:rPr>
           <w:rFonts w:hint="eastAsia"/>
         </w:rPr>
-        <w:t>a</w:t>
-      </w:r>
-      <w:r>
-        <w:rPr>
-          <w:rFonts w:hint="eastAsia"/>
-        </w:rPr>
-        <w:t xml:space="preserve">ffective </w:t>
-      </w:r>
-      <w:r>
-        <w:rPr>
-          <w:rFonts w:hint="eastAsia"/>
-        </w:rPr>
-        <w:t>p</w:t>
-      </w:r>
-      <w:r>
-        <w:rPr>
-          <w:rFonts w:hint="eastAsia"/>
-        </w:rPr>
-        <w:t>olari</w:t>
-      </w:r>
-      <w:r>
-        <w:rPr>
-          <w:rFonts w:hint="eastAsia"/>
-        </w:rPr>
-        <w:t>s</w:t>
-      </w:r>
-      <w:r>
-        <w:rPr>
-          <w:rFonts w:hint="eastAsia"/>
-        </w:rPr>
-        <w:t>ation</w:t>
+        <w:t>affective polarisation</w:t>
       </w:r>
       <w:r>
         <w:rPr>
@@ -20488,7 +21009,7 @@
       <w:pPr>
         <w:pStyle w:val="ae"/>
       </w:pPr>
-      <w:bookmarkStart w:id="50" w:name="_Toc227235038"/>
+      <w:bookmarkStart w:id="50" w:name="_Toc227839831"/>
       <w:r>
         <w:rPr>
           <w:rFonts w:hint="eastAsia"/>
@@ -20570,7 +21091,7 @@
           <w:lang w:val="en-US"/>
         </w:rPr>
       </w:pPr>
-      <w:bookmarkStart w:id="51" w:name="_Toc227235039"/>
+      <w:bookmarkStart w:id="51" w:name="_Toc227839832"/>
       <w:r>
         <w:rPr>
           <w:rFonts w:hint="eastAsia"/>
@@ -20587,7 +21108,7 @@
           <w:lang w:val="en-US"/>
         </w:rPr>
       </w:pPr>
-      <w:bookmarkStart w:id="52" w:name="_Toc227235040"/>
+      <w:bookmarkStart w:id="52" w:name="_Toc227839833"/>
       <w:r>
         <w:rPr>
           <w:rFonts w:hint="eastAsia"/>
@@ -20675,13 +21196,27 @@
           <w:lang w:val="en-US"/>
         </w:rPr>
       </w:pPr>
-      <w:bookmarkStart w:id="53" w:name="_Toc227235041"/>
-      <w:r>
-        <w:rPr>
-          <w:rFonts w:hint="eastAsia"/>
-          <w:lang w:val="en-US"/>
-        </w:rPr>
-        <w:t>（二）情感计划的后果</w:t>
+      <w:bookmarkStart w:id="53" w:name="_Toc227839834"/>
+      <w:r>
+        <w:rPr>
+          <w:rFonts w:hint="eastAsia"/>
+          <w:lang w:val="en-US"/>
+        </w:rPr>
+        <w:t>（二）情感</w:t>
+      </w:r>
+      <w:r>
+        <w:rPr>
+          <w:rFonts w:hint="eastAsia"/>
+          <w:lang w:val="en-US"/>
+        </w:rPr>
+        <w:t>极化</w:t>
+      </w:r>
+      <w:r>
+        <w:rPr>
+          <w:rFonts w:hint="eastAsia"/>
+          <w:lang w:val="en-US"/>
+        </w:rPr>
+        <w:t>的后果</w:t>
       </w:r>
       <w:bookmarkEnd w:id="53"/>
     </w:p>
@@ -20864,6 +21399,3778 @@
       <w:pPr>
         <w:pStyle w:val="aa"/>
         <w:spacing w:before="78" w:after="78"/>
+        <w:ind w:firstLine="420"/>
+        <w:rPr>
+          <w:rFonts w:hint="eastAsia"/>
+          <w:lang w:val="en-US"/>
+        </w:rPr>
+      </w:pPr>
+      <w:r>
+        <w:rPr>
+          <w:rFonts w:hint="eastAsia"/>
+          <w:lang w:val="en-US"/>
+        </w:rPr>
+        <w:t>情感极化还会导致“输家心态”，即在竞选中失败的一方的选民倾向于认为对方是通过不正当手段赢得选举的，从而对西方民主制度逐渐失去信心。</w:t>
+      </w:r>
+    </w:p>
+    <w:p>
+      <w:pPr>
+        <w:pStyle w:val="ae"/>
+        <w:rPr>
+          <w:lang w:val="en-US"/>
+        </w:rPr>
+      </w:pPr>
+      <w:bookmarkStart w:id="54" w:name="_Toc227839835"/>
+      <w:r>
+        <w:rPr>
+          <w:rFonts w:hint="eastAsia"/>
+          <w:lang w:val="en-US"/>
+        </w:rPr>
+        <w:t>（三）党派性与政治参与</w:t>
+      </w:r>
+      <w:bookmarkEnd w:id="54"/>
+    </w:p>
+    <w:p>
+      <w:pPr>
+        <w:pStyle w:val="aa"/>
+        <w:spacing w:before="78" w:after="78"/>
+        <w:ind w:firstLine="420"/>
+        <w:rPr>
+          <w:lang w:val="en-US"/>
+        </w:rPr>
+      </w:pPr>
+      <w:r>
+        <w:rPr>
+          <w:rFonts w:hint="eastAsia"/>
+          <w:lang w:val="en-US"/>
+        </w:rPr>
+        <w:t>实证研究表明党派性强的选民参与政治的积极性越高</w:t>
+      </w:r>
+      <w:r>
+        <w:rPr>
+          <w:rFonts w:hint="eastAsia"/>
+          <w:lang w:val="en-US"/>
+        </w:rPr>
+        <w:t>。</w:t>
+      </w:r>
+      <w:r>
+        <w:rPr>
+          <w:lang w:val="en-US"/>
+        </w:rPr>
+        <w:t>这类选民通常是选举中的政党</w:t>
+      </w:r>
+      <w:r>
+        <w:rPr>
+          <w:rFonts w:hint="eastAsia"/>
+          <w:lang w:val="en-US"/>
+        </w:rPr>
+        <w:t>“</w:t>
+      </w:r>
+      <w:r>
+        <w:rPr>
+          <w:lang w:val="en-US"/>
+        </w:rPr>
+        <w:t>核心选民</w:t>
+      </w:r>
+      <w:r>
+        <w:rPr>
+          <w:rFonts w:hint="eastAsia"/>
+          <w:lang w:val="en-US"/>
+        </w:rPr>
+        <w:t>”</w:t>
+      </w:r>
+      <w:r>
+        <w:rPr>
+          <w:lang w:val="en-US"/>
+        </w:rPr>
+        <w:t>或</w:t>
+      </w:r>
+      <w:r>
+        <w:rPr>
+          <w:rFonts w:hint="eastAsia"/>
+          <w:lang w:val="en-US"/>
+        </w:rPr>
+        <w:t>“</w:t>
+      </w:r>
+      <w:r>
+        <w:rPr>
+          <w:lang w:val="en-US"/>
+        </w:rPr>
+        <w:t>政党根基</w:t>
+      </w:r>
+      <w:r>
+        <w:rPr>
+          <w:rFonts w:hint="eastAsia"/>
+          <w:lang w:val="en-US"/>
+        </w:rPr>
+        <w:t>”（</w:t>
+      </w:r>
+      <w:r>
+        <w:rPr>
+          <w:lang w:val="en-US"/>
+        </w:rPr>
+        <w:t>Party</w:t>
+      </w:r>
+      <w:r>
+        <w:rPr>
+          <w:rFonts w:hint="eastAsia"/>
+          <w:lang w:val="en-US"/>
+        </w:rPr>
+        <w:t xml:space="preserve"> </w:t>
+      </w:r>
+      <w:r>
+        <w:rPr>
+          <w:rFonts w:hint="eastAsia"/>
+          <w:lang w:val="en-US"/>
+        </w:rPr>
+        <w:t>Base</w:t>
+      </w:r>
+      <w:r>
+        <w:rPr>
+          <w:rFonts w:hint="eastAsia"/>
+          <w:lang w:val="en-US"/>
+        </w:rPr>
+        <w:t>），</w:t>
+      </w:r>
+      <w:r>
+        <w:rPr>
+          <w:lang w:val="en-US"/>
+        </w:rPr>
+        <w:t>他们不仅自己会去投票，还会动员中间选民投票</w:t>
+      </w:r>
+      <w:r>
+        <w:rPr>
+          <w:rFonts w:hint="eastAsia"/>
+          <w:lang w:val="en-US"/>
+        </w:rPr>
+        <w:t>。</w:t>
+      </w:r>
+    </w:p>
+    <w:p>
+      <w:pPr>
+        <w:pStyle w:val="aa"/>
+        <w:spacing w:before="78" w:after="78"/>
+        <w:rPr>
+          <w:lang w:val="en-US"/>
+        </w:rPr>
+      </w:pPr>
+    </w:p>
+    <w:p>
+      <w:pPr>
+        <w:pStyle w:val="aa"/>
+        <w:spacing w:before="78" w:after="78"/>
+        <w:rPr>
+          <w:lang w:val="en-US"/>
+        </w:rPr>
+      </w:pPr>
+    </w:p>
+    <w:p>
+      <w:pPr>
+        <w:pStyle w:val="aa"/>
+        <w:spacing w:before="78" w:after="78"/>
+        <w:rPr>
+          <w:lang w:val="en-US"/>
+        </w:rPr>
+      </w:pPr>
+    </w:p>
+    <w:p>
+      <w:pPr>
+        <w:pStyle w:val="a9"/>
+        <w:rPr>
+          <w:rFonts w:hint="eastAsia"/>
+          <w:lang w:val="en-US"/>
+        </w:rPr>
+      </w:pPr>
+      <w:bookmarkStart w:id="55" w:name="_Toc227839836"/>
+      <w:r>
+        <w:rPr>
+          <w:rFonts w:hint="eastAsia"/>
+          <w:lang w:val="en-US"/>
+        </w:rPr>
+        <w:t>第七讲</w:t>
+      </w:r>
+      <w:r>
+        <w:rPr>
+          <w:rFonts w:hint="eastAsia"/>
+          <w:lang w:val="en-US"/>
+        </w:rPr>
+        <w:t xml:space="preserve"> </w:t>
+      </w:r>
+      <w:r>
+        <w:rPr>
+          <w:rFonts w:hint="eastAsia"/>
+          <w:lang w:val="en-US"/>
+        </w:rPr>
+        <w:t>政党的运作（二）——议会中的政党和政府中的政党</w:t>
+      </w:r>
+      <w:bookmarkEnd w:id="55"/>
+    </w:p>
+    <w:p>
+      <w:pPr>
+        <w:pStyle w:val="aa"/>
+        <w:spacing w:before="78" w:after="78"/>
+        <w:jc w:val="center"/>
+        <w:rPr>
+          <w:rFonts w:hint="eastAsia"/>
+          <w:lang w:val="en-US"/>
+        </w:rPr>
+      </w:pPr>
+      <w:r>
+        <w:rPr>
+          <w:rFonts w:hint="eastAsia"/>
+          <w:lang w:val="en-US"/>
+        </w:rPr>
+        <w:t>2026.4.23</w:t>
+      </w:r>
+    </w:p>
+    <w:p>
+      <w:pPr>
+        <w:pStyle w:val="ac"/>
+        <w:rPr>
+          <w:rFonts w:hint="eastAsia"/>
+          <w:lang w:val="en-US"/>
+        </w:rPr>
+      </w:pPr>
+      <w:bookmarkStart w:id="56" w:name="_Toc227839837"/>
+      <w:r>
+        <w:rPr>
+          <w:rFonts w:hint="eastAsia"/>
+          <w:lang w:val="en-US"/>
+        </w:rPr>
+        <w:t>一、议会中的政党</w:t>
+      </w:r>
+      <w:bookmarkEnd w:id="56"/>
+    </w:p>
+    <w:p>
+      <w:pPr>
+        <w:pStyle w:val="ae"/>
+        <w:rPr>
+          <w:lang w:val="en-US"/>
+        </w:rPr>
+      </w:pPr>
+      <w:bookmarkStart w:id="57" w:name="_Toc227839838"/>
+      <w:r>
+        <w:rPr>
+          <w:rFonts w:hint="eastAsia"/>
+          <w:lang w:val="en-US"/>
+        </w:rPr>
+        <w:t>（一）议会中政党的基本职能</w:t>
+      </w:r>
+      <w:bookmarkEnd w:id="57"/>
+    </w:p>
+    <w:p>
+      <w:pPr>
+        <w:pStyle w:val="aa"/>
+        <w:spacing w:before="78" w:after="78"/>
+        <w:ind w:firstLine="420"/>
+        <w:rPr>
+          <w:rFonts w:hint="eastAsia"/>
+          <w:lang w:val="en-US"/>
+        </w:rPr>
+      </w:pPr>
+      <w:r>
+        <w:rPr>
+          <w:rFonts w:hint="eastAsia"/>
+          <w:lang w:val="en-US"/>
+        </w:rPr>
+        <w:t>议会对于政党的重要性因国家的政治体制不同而有所差异</w:t>
+      </w:r>
+      <w:r>
+        <w:rPr>
+          <w:rFonts w:hint="eastAsia"/>
+          <w:lang w:val="en-US"/>
+        </w:rPr>
+        <w:t>。</w:t>
+      </w:r>
+      <w:r>
+        <w:rPr>
+          <w:rFonts w:hint="eastAsia"/>
+          <w:lang w:val="en-US"/>
+        </w:rPr>
+        <w:t>议会制国家的政党首要目标是夺取议会的执政权。成为议会的执政党便能成立新一届的政府</w:t>
+      </w:r>
+      <w:r>
+        <w:rPr>
+          <w:rFonts w:hint="eastAsia"/>
+          <w:lang w:val="en-US"/>
+        </w:rPr>
+        <w:t>。</w:t>
+      </w:r>
+      <w:r>
+        <w:rPr>
+          <w:rFonts w:hint="eastAsia"/>
+          <w:lang w:val="en-US"/>
+        </w:rPr>
+        <w:t>总统和半总统制国家的政党一般将赢得总统选举视为首要任务</w:t>
+      </w:r>
+      <w:r>
+        <w:rPr>
+          <w:rFonts w:hint="eastAsia"/>
+          <w:lang w:val="en-US"/>
+        </w:rPr>
+        <w:t>；</w:t>
+      </w:r>
+      <w:r>
+        <w:rPr>
+          <w:rFonts w:hint="eastAsia"/>
+          <w:lang w:val="en-US"/>
+        </w:rPr>
+        <w:t>如果议会多数党和总统政党不一致，议会的多数党可以对总统起到一定的制衡作用</w:t>
+      </w:r>
+      <w:r>
+        <w:rPr>
+          <w:rFonts w:hint="eastAsia"/>
+          <w:lang w:val="en-US"/>
+        </w:rPr>
+        <w:t>。</w:t>
+      </w:r>
+    </w:p>
+    <w:p>
+      <w:pPr>
+        <w:pStyle w:val="aa"/>
+        <w:spacing w:before="78" w:after="78"/>
+        <w:ind w:firstLine="420"/>
+        <w:rPr>
+          <w:lang w:val="en-US"/>
+        </w:rPr>
+      </w:pPr>
+      <w:r>
+        <w:rPr>
+          <w:lang w:val="en-US"/>
+        </w:rPr>
+        <w:t>议会中政党的核心问题</w:t>
+      </w:r>
+      <w:r>
+        <w:rPr>
+          <w:rFonts w:hint="eastAsia"/>
+          <w:lang w:val="en-US"/>
+        </w:rPr>
+        <w:t>是：</w:t>
+      </w:r>
+      <w:r>
+        <w:rPr>
+          <w:rFonts w:hint="eastAsia"/>
+          <w:lang w:val="en-US"/>
+        </w:rPr>
+        <w:t>议会中的执政党能否通过立法来推行本党的政治纲领？议会中的政党领袖如何保证全体议会党员在进行决策（例如投票表决）的时候步调保持一致？议会政党中的不同派系如何影响议会政党整体的政治主张？</w:t>
+      </w:r>
+    </w:p>
+    <w:p>
+      <w:pPr>
+        <w:pStyle w:val="ae"/>
+        <w:rPr>
+          <w:lang w:val="en-US"/>
+        </w:rPr>
+      </w:pPr>
+      <w:bookmarkStart w:id="58" w:name="_Toc227839839"/>
+      <w:r>
+        <w:rPr>
+          <w:rFonts w:hint="eastAsia"/>
+          <w:lang w:val="en-US"/>
+        </w:rPr>
+        <w:t>（二）议会中政党的基本概念</w:t>
+      </w:r>
+      <w:bookmarkEnd w:id="58"/>
+    </w:p>
+    <w:p>
+      <w:pPr>
+        <w:pStyle w:val="aa"/>
+        <w:spacing w:before="78" w:after="78"/>
+        <w:ind w:firstLine="420"/>
+        <w:rPr>
+          <w:rFonts w:hint="eastAsia"/>
+          <w:lang w:val="en-US"/>
+        </w:rPr>
+      </w:pPr>
+      <w:r>
+        <w:rPr>
+          <w:rFonts w:hint="eastAsia"/>
+          <w:b/>
+          <w:bCs/>
+          <w:lang w:val="en-US"/>
+        </w:rPr>
+        <w:t>议长</w:t>
+      </w:r>
+      <w:r>
+        <w:rPr>
+          <w:rFonts w:hint="eastAsia"/>
+          <w:b/>
+          <w:bCs/>
+          <w:lang w:val="en-US"/>
+        </w:rPr>
+        <w:t>（</w:t>
+      </w:r>
+      <w:r>
+        <w:rPr>
+          <w:rFonts w:hint="eastAsia"/>
+          <w:b/>
+          <w:bCs/>
+          <w:lang w:val="en-US"/>
+        </w:rPr>
+        <w:t>Speaker</w:t>
+      </w:r>
+      <w:r>
+        <w:rPr>
+          <w:rFonts w:hint="eastAsia"/>
+          <w:b/>
+          <w:bCs/>
+          <w:lang w:val="en-US"/>
+        </w:rPr>
+        <w:t>）</w:t>
+      </w:r>
+      <w:r>
+        <w:rPr>
+          <w:rFonts w:hint="eastAsia"/>
+          <w:lang w:val="en-US"/>
+        </w:rPr>
+        <w:t>是</w:t>
+      </w:r>
+      <w:r>
+        <w:rPr>
+          <w:rFonts w:hint="eastAsia"/>
+          <w:lang w:val="en-US"/>
+        </w:rPr>
+        <w:t>议会</w:t>
+      </w:r>
+      <w:r>
+        <w:rPr>
+          <w:rFonts w:hint="eastAsia"/>
+          <w:lang w:val="en-US"/>
+        </w:rPr>
+        <w:t>/</w:t>
+      </w:r>
+      <w:r>
+        <w:rPr>
+          <w:rFonts w:hint="eastAsia"/>
+          <w:lang w:val="en-US"/>
+        </w:rPr>
+        <w:t>国会的主持人和对外代表</w:t>
+      </w:r>
+      <w:r>
+        <w:rPr>
+          <w:rFonts w:hint="eastAsia"/>
+          <w:lang w:val="en-US"/>
+        </w:rPr>
+        <w:t>。</w:t>
+      </w:r>
+    </w:p>
+    <w:p>
+      <w:pPr>
+        <w:pStyle w:val="aa"/>
+        <w:spacing w:before="78" w:after="78"/>
+        <w:ind w:firstLine="420"/>
+        <w:rPr>
+          <w:rFonts w:hint="eastAsia"/>
+          <w:lang w:val="en-US"/>
+        </w:rPr>
+      </w:pPr>
+      <w:r>
+        <w:rPr>
+          <w:b/>
+          <w:bCs/>
+          <w:lang w:val="en-US"/>
+        </w:rPr>
+        <w:t>专业</w:t>
+      </w:r>
+      <w:r>
+        <w:rPr>
+          <w:b/>
+          <w:bCs/>
+          <w:lang w:val="en-US"/>
+        </w:rPr>
+        <w:t>/</w:t>
+      </w:r>
+      <w:r>
+        <w:rPr>
+          <w:b/>
+          <w:bCs/>
+          <w:lang w:val="en-US"/>
+        </w:rPr>
+        <w:t>专门委员会</w:t>
+      </w:r>
+      <w:r>
+        <w:rPr>
+          <w:rFonts w:hint="eastAsia"/>
+          <w:b/>
+          <w:bCs/>
+          <w:lang w:val="en-US"/>
+        </w:rPr>
+        <w:t>（</w:t>
+      </w:r>
+      <w:r>
+        <w:rPr>
+          <w:b/>
+          <w:bCs/>
+          <w:lang w:val="en-US"/>
+        </w:rPr>
+        <w:t>Committee</w:t>
+      </w:r>
+      <w:r>
+        <w:rPr>
+          <w:rFonts w:hint="eastAsia"/>
+          <w:b/>
+          <w:bCs/>
+          <w:lang w:val="en-US"/>
+        </w:rPr>
+        <w:t>）</w:t>
+      </w:r>
+      <w:r>
+        <w:rPr>
+          <w:rFonts w:hint="eastAsia"/>
+          <w:lang w:val="en-US"/>
+        </w:rPr>
+        <w:t>是</w:t>
+      </w:r>
+      <w:r>
+        <w:rPr>
+          <w:rFonts w:hint="eastAsia"/>
+          <w:lang w:val="en-US"/>
+        </w:rPr>
+        <w:t>审议和讨论议案的组织机构</w:t>
+      </w:r>
+    </w:p>
+    <w:p>
+      <w:pPr>
+        <w:pStyle w:val="aa"/>
+        <w:spacing w:before="78" w:after="78"/>
+        <w:ind w:firstLine="420"/>
+        <w:rPr>
+          <w:rFonts w:hint="eastAsia"/>
+          <w:lang w:val="en-US"/>
+        </w:rPr>
+      </w:pPr>
+      <w:r>
+        <w:rPr>
+          <w:b/>
+          <w:bCs/>
+          <w:lang w:val="en-US"/>
+        </w:rPr>
+        <w:t>内阁</w:t>
+      </w:r>
+      <w:r>
+        <w:rPr>
+          <w:rFonts w:hint="eastAsia"/>
+          <w:b/>
+          <w:bCs/>
+          <w:lang w:val="en-US"/>
+        </w:rPr>
+        <w:t>（</w:t>
+      </w:r>
+      <w:r>
+        <w:rPr>
+          <w:b/>
+          <w:bCs/>
+          <w:lang w:val="en-US"/>
+        </w:rPr>
+        <w:t>Cabinet</w:t>
+      </w:r>
+      <w:r>
+        <w:rPr>
+          <w:rFonts w:hint="eastAsia"/>
+          <w:b/>
+          <w:bCs/>
+          <w:lang w:val="en-US"/>
+        </w:rPr>
+        <w:t>）</w:t>
+      </w:r>
+      <w:r>
+        <w:rPr>
+          <w:rFonts w:hint="eastAsia"/>
+          <w:lang w:val="en-US"/>
+        </w:rPr>
+        <w:t>是</w:t>
+      </w:r>
+      <w:r>
+        <w:rPr>
+          <w:rFonts w:hint="eastAsia"/>
+          <w:lang w:val="en-US"/>
+        </w:rPr>
+        <w:t>议会制国家中由执政党组成的执政团队。内阁通常由首相或者总理领导</w:t>
+      </w:r>
+      <w:r>
+        <w:rPr>
+          <w:rFonts w:hint="eastAsia"/>
+          <w:lang w:val="en-US"/>
+        </w:rPr>
+        <w:t>。</w:t>
+      </w:r>
+    </w:p>
+    <w:p>
+      <w:pPr>
+        <w:pStyle w:val="aa"/>
+        <w:spacing w:before="78" w:after="78"/>
+        <w:ind w:firstLine="420"/>
+        <w:rPr>
+          <w:lang w:val="en-US"/>
+        </w:rPr>
+      </w:pPr>
+      <w:r>
+        <w:rPr>
+          <w:b/>
+          <w:bCs/>
+          <w:lang w:val="en-US"/>
+        </w:rPr>
+        <w:t>议会党团</w:t>
+      </w:r>
+      <w:r>
+        <w:rPr>
+          <w:rFonts w:hint="eastAsia"/>
+          <w:b/>
+          <w:bCs/>
+          <w:lang w:val="en-US"/>
+        </w:rPr>
+        <w:t>（</w:t>
+      </w:r>
+      <w:r>
+        <w:rPr>
+          <w:b/>
+          <w:bCs/>
+          <w:lang w:val="en-US"/>
+        </w:rPr>
+        <w:t>Caucus</w:t>
+      </w:r>
+      <w:r>
+        <w:rPr>
+          <w:rFonts w:hint="eastAsia"/>
+          <w:b/>
+          <w:bCs/>
+          <w:lang w:val="en-US"/>
+        </w:rPr>
+        <w:t>）</w:t>
+      </w:r>
+      <w:r>
+        <w:rPr>
+          <w:rFonts w:hint="eastAsia"/>
+          <w:lang w:val="en-US"/>
+        </w:rPr>
+        <w:t>是</w:t>
+      </w:r>
+      <w:r>
+        <w:rPr>
+          <w:rFonts w:hint="eastAsia"/>
+          <w:lang w:val="en-US"/>
+        </w:rPr>
+        <w:t>议会中同党派或具有相近政治主张的议员组成的政治团体</w:t>
+      </w:r>
+      <w:r>
+        <w:rPr>
+          <w:rFonts w:hint="eastAsia"/>
+          <w:lang w:val="en-US"/>
+        </w:rPr>
+        <w:t>。</w:t>
+      </w:r>
+    </w:p>
+    <w:p>
+      <w:pPr>
+        <w:pStyle w:val="ae"/>
+        <w:rPr>
+          <w:lang w:val="en-US"/>
+        </w:rPr>
+      </w:pPr>
+      <w:bookmarkStart w:id="59" w:name="_Toc227839840"/>
+      <w:r>
+        <w:rPr>
+          <w:rFonts w:hint="eastAsia"/>
+          <w:lang w:val="en-US"/>
+        </w:rPr>
+        <w:t>（三）威斯特敏斯特（英联邦）议会中的政党</w:t>
+      </w:r>
+      <w:bookmarkEnd w:id="59"/>
+    </w:p>
+    <w:p>
+      <w:pPr>
+        <w:pStyle w:val="af1"/>
+        <w:rPr>
+          <w:rFonts w:hint="eastAsia"/>
+          <w:lang w:val="en-US"/>
+        </w:rPr>
+      </w:pPr>
+      <w:r>
+        <w:rPr>
+          <w:rFonts w:hint="eastAsia"/>
+          <w:lang w:val="en-US"/>
+        </w:rPr>
+        <w:t xml:space="preserve">1. </w:t>
+      </w:r>
+      <w:r>
+        <w:rPr>
+          <w:rFonts w:hint="eastAsia"/>
+          <w:lang w:val="en-US"/>
+        </w:rPr>
+        <w:t>议会议长</w:t>
+      </w:r>
+    </w:p>
+    <w:p>
+      <w:pPr>
+        <w:pStyle w:val="aa"/>
+        <w:spacing w:before="78" w:after="78"/>
+        <w:ind w:firstLine="420"/>
+        <w:rPr>
+          <w:lang w:val="en-US"/>
+        </w:rPr>
+      </w:pPr>
+      <w:r>
+        <w:rPr>
+          <w:rFonts w:hint="eastAsia"/>
+          <w:lang w:val="en-US"/>
+        </w:rPr>
+        <w:t>下议院议长通常由一位资深议员担任</w:t>
+      </w:r>
+      <w:r>
+        <w:rPr>
+          <w:rFonts w:hint="eastAsia"/>
+          <w:lang w:val="en-US"/>
+        </w:rPr>
+        <w:t>。下议院议长</w:t>
+      </w:r>
+      <w:r>
+        <w:rPr>
+          <w:lang w:val="en-US"/>
+        </w:rPr>
+        <w:t>由每届下议院议员选出，任期没有严格限制</w:t>
+      </w:r>
+      <w:r>
+        <w:rPr>
+          <w:rFonts w:hint="eastAsia"/>
+          <w:lang w:val="en-US"/>
+        </w:rPr>
+        <w:t>。</w:t>
+      </w:r>
+      <w:r>
+        <w:rPr>
+          <w:lang w:val="en-US"/>
+        </w:rPr>
+        <w:t>担任下议院议长期间该议员必须脱离其党派</w:t>
+      </w:r>
+      <w:r>
+        <w:rPr>
+          <w:rFonts w:hint="eastAsia"/>
+          <w:lang w:val="en-US"/>
+        </w:rPr>
+        <w:t>。</w:t>
+      </w:r>
+      <w:r>
+        <w:rPr>
+          <w:rFonts w:hint="eastAsia"/>
+          <w:lang w:val="en-US"/>
+        </w:rPr>
+        <w:t>下议院</w:t>
+      </w:r>
+      <w:r>
+        <w:rPr>
+          <w:rFonts w:hint="eastAsia"/>
+          <w:lang w:val="en-US"/>
+        </w:rPr>
+        <w:t>议长</w:t>
+      </w:r>
+      <w:r>
+        <w:rPr>
+          <w:lang w:val="en-US"/>
+        </w:rPr>
+        <w:t>对下议院的影响力不及首相</w:t>
+      </w:r>
+      <w:r>
+        <w:rPr>
+          <w:rFonts w:hint="eastAsia"/>
+          <w:lang w:val="en-US"/>
+        </w:rPr>
+        <w:t>。</w:t>
+      </w:r>
+    </w:p>
+    <w:p>
+      <w:pPr>
+        <w:pStyle w:val="aa"/>
+        <w:spacing w:before="78" w:after="78"/>
+        <w:ind w:firstLine="420"/>
+        <w:rPr>
+          <w:lang w:val="en-US"/>
+        </w:rPr>
+      </w:pPr>
+      <w:r>
+        <w:rPr>
+          <w:rFonts w:hint="eastAsia"/>
+          <w:lang w:val="en-US"/>
+        </w:rPr>
+        <w:t>上议院议长在</w:t>
+      </w:r>
+      <w:r>
+        <w:rPr>
+          <w:rFonts w:hint="eastAsia"/>
+          <w:lang w:val="en-US"/>
+        </w:rPr>
+        <w:t>2006</w:t>
+      </w:r>
+      <w:r>
+        <w:rPr>
+          <w:rFonts w:hint="eastAsia"/>
+          <w:lang w:val="en-US"/>
+        </w:rPr>
+        <w:t>年以前由大法官</w:t>
+      </w:r>
+      <w:r>
+        <w:rPr>
+          <w:rFonts w:hint="eastAsia"/>
+          <w:lang w:val="en-US"/>
+        </w:rPr>
+        <w:t>（</w:t>
+      </w:r>
+      <w:r>
+        <w:rPr>
+          <w:rFonts w:hint="eastAsia"/>
+          <w:lang w:val="en-US"/>
+        </w:rPr>
+        <w:t>Lord Chancellor</w:t>
+      </w:r>
+      <w:r>
+        <w:rPr>
+          <w:rFonts w:hint="eastAsia"/>
+          <w:lang w:val="en-US"/>
+        </w:rPr>
+        <w:t>）</w:t>
+      </w:r>
+      <w:r>
+        <w:rPr>
+          <w:rFonts w:hint="eastAsia"/>
+          <w:lang w:val="en-US"/>
+        </w:rPr>
+        <w:t>兼任，</w:t>
+      </w:r>
+      <w:r>
+        <w:rPr>
+          <w:rFonts w:hint="eastAsia"/>
+          <w:lang w:val="en-US"/>
+        </w:rPr>
+        <w:t>2006</w:t>
+      </w:r>
+      <w:r>
+        <w:rPr>
+          <w:rFonts w:hint="eastAsia"/>
+          <w:lang w:val="en-US"/>
+        </w:rPr>
+        <w:t>年新设上议院议长一职</w:t>
+      </w:r>
+      <w:r>
+        <w:rPr>
+          <w:rFonts w:hint="eastAsia"/>
+          <w:lang w:val="en-US"/>
+        </w:rPr>
+        <w:t>。上议院议长在</w:t>
+      </w:r>
+      <w:r>
+        <w:rPr>
+          <w:lang w:val="en-US"/>
+        </w:rPr>
+        <w:t>任期内脱离党派</w:t>
+      </w:r>
+      <w:r>
+        <w:rPr>
+          <w:rFonts w:hint="eastAsia"/>
+          <w:lang w:val="en-US"/>
+        </w:rPr>
+        <w:t>。</w:t>
+      </w:r>
+      <w:r>
+        <w:rPr>
+          <w:lang w:val="en-US"/>
+        </w:rPr>
+        <w:t>上议院本身无实际权力</w:t>
+      </w:r>
+      <w:r>
+        <w:rPr>
+          <w:rFonts w:hint="eastAsia"/>
+          <w:lang w:val="en-US"/>
+        </w:rPr>
+        <w:t>。</w:t>
+      </w:r>
+    </w:p>
+    <w:p>
+      <w:pPr>
+        <w:pStyle w:val="aa"/>
+        <w:spacing w:before="78" w:after="78"/>
+        <w:ind w:firstLine="420"/>
+        <w:rPr>
+          <w:rFonts w:hint="eastAsia"/>
+          <w:lang w:val="en-US"/>
+        </w:rPr>
+      </w:pPr>
+      <w:r>
+        <w:rPr>
+          <w:rFonts w:hint="eastAsia"/>
+          <w:lang w:val="en-US"/>
+        </w:rPr>
+        <w:t>英国议会议长的基本权利包括：决定议事日程，主持辩论等</w:t>
+      </w:r>
+      <w:r>
+        <w:rPr>
+          <w:rFonts w:hint="eastAsia"/>
+          <w:lang w:val="en-US"/>
+        </w:rPr>
+        <w:t>。</w:t>
+      </w:r>
+    </w:p>
+    <w:p>
+      <w:pPr>
+        <w:pStyle w:val="af1"/>
+        <w:rPr>
+          <w:lang w:val="en-US"/>
+        </w:rPr>
+      </w:pPr>
+      <w:r>
+        <w:rPr>
+          <w:rFonts w:cs="Times New Roman" w:hint="eastAsia"/>
+          <w:lang w:val="en-US"/>
+        </w:rPr>
+        <w:t xml:space="preserve">2. </w:t>
+      </w:r>
+      <w:r>
+        <w:rPr>
+          <w:lang w:val="en-US"/>
+        </w:rPr>
+        <w:t>议会党团</w:t>
+      </w:r>
+      <w:r>
+        <w:rPr>
+          <w:rFonts w:hint="eastAsia"/>
+          <w:lang w:val="en-US"/>
+        </w:rPr>
+        <w:t>（</w:t>
+      </w:r>
+      <w:r>
+        <w:rPr>
+          <w:lang w:val="en-US"/>
+        </w:rPr>
+        <w:t>Parliamentary Groups</w:t>
+      </w:r>
+      <w:r>
+        <w:rPr>
+          <w:rFonts w:hint="eastAsia"/>
+          <w:lang w:val="en-US"/>
+        </w:rPr>
+        <w:t>）</w:t>
+      </w:r>
+    </w:p>
+    <w:p>
+      <w:pPr>
+        <w:pStyle w:val="aa"/>
+        <w:spacing w:before="78" w:after="78"/>
+        <w:ind w:firstLine="420"/>
+        <w:rPr>
+          <w:rFonts w:hint="eastAsia"/>
+          <w:lang w:val="en-US"/>
+        </w:rPr>
+      </w:pPr>
+      <w:r>
+        <w:rPr>
+          <w:rFonts w:hint="eastAsia"/>
+          <w:lang w:val="en-US"/>
+        </w:rPr>
+        <w:t>议会党团是工党和保守党在议会中的核心组织</w:t>
+      </w:r>
+      <w:r>
+        <w:rPr>
+          <w:rFonts w:hint="eastAsia"/>
+          <w:lang w:val="en-US"/>
+        </w:rPr>
+        <w:t>。</w:t>
+      </w:r>
+      <w:r>
+        <w:rPr>
+          <w:rFonts w:hint="eastAsia"/>
+          <w:lang w:val="en-US"/>
+        </w:rPr>
+        <w:t>工党议会党团在取得执政地位之后会决定首相人选和内阁成员名单</w:t>
+      </w:r>
+      <w:r>
+        <w:rPr>
+          <w:rFonts w:hint="eastAsia"/>
+          <w:lang w:val="en-US"/>
+        </w:rPr>
+        <w:t>。</w:t>
+      </w:r>
+      <w:r>
+        <w:rPr>
+          <w:rFonts w:hint="eastAsia"/>
+          <w:lang w:val="en-US"/>
+        </w:rPr>
+        <w:t>保守党的党团领袖在朝是出任首相，在野时为“影子内阁”的首相</w:t>
+      </w:r>
+      <w:r>
+        <w:rPr>
+          <w:rFonts w:hint="eastAsia"/>
+          <w:lang w:val="en-US"/>
+        </w:rPr>
+        <w:t>。</w:t>
+      </w:r>
+      <w:r>
+        <w:rPr>
+          <w:rFonts w:hint="eastAsia"/>
+          <w:lang w:val="en-US"/>
+        </w:rPr>
+        <w:t>党团下设督导员，督导员主要负责确保本党议员按照党团的意志参加议会活动和投票表决</w:t>
+      </w:r>
+      <w:r>
+        <w:rPr>
+          <w:rFonts w:hint="eastAsia"/>
+          <w:lang w:val="en-US"/>
+        </w:rPr>
+        <w:t>。</w:t>
+      </w:r>
+    </w:p>
+    <w:p>
+      <w:pPr>
+        <w:pStyle w:val="af1"/>
+        <w:rPr>
+          <w:rFonts w:hint="eastAsia"/>
+          <w:lang w:val="en-US"/>
+        </w:rPr>
+      </w:pPr>
+      <w:r>
+        <w:rPr>
+          <w:rFonts w:hint="eastAsia"/>
+          <w:lang w:val="en-US"/>
+        </w:rPr>
+        <w:lastRenderedPageBreak/>
+        <w:t xml:space="preserve">3. </w:t>
+      </w:r>
+      <w:r>
+        <w:rPr>
+          <w:rFonts w:hint="eastAsia"/>
+          <w:lang w:val="en-US"/>
+        </w:rPr>
+        <w:t>“影子内阁”</w:t>
+      </w:r>
+    </w:p>
+    <w:p>
+      <w:pPr>
+        <w:pStyle w:val="aa"/>
+        <w:spacing w:before="78" w:after="78"/>
+        <w:ind w:firstLine="420"/>
+        <w:rPr>
+          <w:lang w:val="en-US"/>
+        </w:rPr>
+      </w:pPr>
+      <w:r>
+        <w:rPr>
+          <w:rFonts w:hint="eastAsia"/>
+          <w:lang w:val="en-US"/>
+        </w:rPr>
+        <w:t>议会席位次多的在野党为法定反对党</w:t>
+      </w:r>
+      <w:r>
+        <w:rPr>
+          <w:rFonts w:hint="eastAsia"/>
+          <w:lang w:val="en-US"/>
+        </w:rPr>
+        <w:t>，</w:t>
+      </w:r>
+      <w:r>
+        <w:rPr>
+          <w:rFonts w:hint="eastAsia"/>
+          <w:lang w:val="en-US"/>
+        </w:rPr>
+        <w:t>拥有组织“影子内阁”的权力</w:t>
+      </w:r>
+      <w:r>
+        <w:rPr>
+          <w:rFonts w:hint="eastAsia"/>
+          <w:lang w:val="en-US"/>
+        </w:rPr>
+        <w:t>。</w:t>
+      </w:r>
+      <w:r>
+        <w:rPr>
+          <w:rFonts w:hint="eastAsia"/>
+          <w:lang w:val="en-US"/>
+        </w:rPr>
+        <w:t>“影子内阁”通过抨击执政党施政起到对政府监督的作用</w:t>
+      </w:r>
+      <w:r>
+        <w:rPr>
+          <w:rFonts w:hint="eastAsia"/>
+          <w:lang w:val="en-US"/>
+        </w:rPr>
+        <w:t>。</w:t>
+      </w:r>
+      <w:r>
+        <w:rPr>
+          <w:rFonts w:hint="eastAsia"/>
+          <w:lang w:val="en-US"/>
+        </w:rPr>
+        <w:t>执政党一旦下台，“影子内阁”即可在英王授权下成为正式内阁</w:t>
+      </w:r>
+      <w:r>
+        <w:rPr>
+          <w:rFonts w:hint="eastAsia"/>
+          <w:lang w:val="en-US"/>
+        </w:rPr>
+        <w:t>。</w:t>
+      </w:r>
+    </w:p>
+    <w:p>
+      <w:pPr>
+        <w:pStyle w:val="af1"/>
+        <w:rPr>
+          <w:rFonts w:hint="eastAsia"/>
+          <w:lang w:val="en-US"/>
+        </w:rPr>
+      </w:pPr>
+      <w:r>
+        <w:rPr>
+          <w:rFonts w:hint="eastAsia"/>
+          <w:lang w:val="en-US"/>
+        </w:rPr>
+        <w:t xml:space="preserve">4. </w:t>
+      </w:r>
+      <w:r>
+        <w:rPr>
+          <w:rFonts w:hint="eastAsia"/>
+          <w:lang w:val="en-US"/>
+        </w:rPr>
+        <w:t>政党立法</w:t>
+      </w:r>
+    </w:p>
+    <w:p>
+      <w:pPr>
+        <w:pStyle w:val="aa"/>
+        <w:spacing w:before="78" w:after="78"/>
+        <w:ind w:firstLine="420"/>
+        <w:rPr>
+          <w:lang w:val="en-US"/>
+        </w:rPr>
+      </w:pPr>
+      <w:r>
+        <w:rPr>
+          <w:rFonts w:hint="eastAsia"/>
+          <w:b/>
+          <w:bCs/>
+          <w:lang w:val="en-US"/>
+        </w:rPr>
+        <w:t>议案提出阶段</w:t>
+      </w:r>
+      <w:r>
+        <w:rPr>
+          <w:rFonts w:hint="eastAsia"/>
+          <w:b/>
+          <w:bCs/>
+          <w:lang w:val="en-US"/>
+        </w:rPr>
+        <w:t>。</w:t>
+      </w:r>
+      <w:r>
+        <w:rPr>
+          <w:rFonts w:hint="eastAsia"/>
+          <w:lang w:val="en-US"/>
+        </w:rPr>
+        <w:t>政府或政府职能部门提出的涉及全国性政策的议案为“公议案”</w:t>
+      </w:r>
+      <w:r>
+        <w:rPr>
+          <w:rFonts w:hint="eastAsia"/>
+          <w:lang w:val="en-US"/>
+        </w:rPr>
+        <w:t>（</w:t>
+      </w:r>
+      <w:r>
+        <w:rPr>
+          <w:rFonts w:hint="eastAsia"/>
+          <w:lang w:val="en-US"/>
+        </w:rPr>
+        <w:t>Public Bill</w:t>
+      </w:r>
+      <w:r>
+        <w:rPr>
+          <w:rFonts w:hint="eastAsia"/>
+          <w:lang w:val="en-US"/>
+        </w:rPr>
+        <w:t>）。</w:t>
+      </w:r>
+      <w:r>
+        <w:rPr>
+          <w:lang w:val="en-US"/>
+        </w:rPr>
+        <w:t>大多数</w:t>
+      </w:r>
+      <w:r>
+        <w:rPr>
+          <w:rFonts w:hint="eastAsia"/>
+          <w:lang w:val="en-US"/>
+        </w:rPr>
+        <w:t>“</w:t>
+      </w:r>
+      <w:r>
+        <w:rPr>
+          <w:lang w:val="en-US"/>
+        </w:rPr>
+        <w:t>公议案</w:t>
+      </w:r>
+      <w:r>
+        <w:rPr>
+          <w:rFonts w:hint="eastAsia"/>
+          <w:lang w:val="en-US"/>
+        </w:rPr>
+        <w:t>”</w:t>
+      </w:r>
+      <w:r>
+        <w:rPr>
+          <w:lang w:val="en-US"/>
+        </w:rPr>
+        <w:t>与国家财政相关（例：税务、财政支出）</w:t>
+      </w:r>
+      <w:r>
+        <w:rPr>
+          <w:rFonts w:hint="eastAsia"/>
+          <w:lang w:val="en-US"/>
+        </w:rPr>
+        <w:t>。</w:t>
+      </w:r>
+      <w:r>
+        <w:rPr>
+          <w:rFonts w:hint="eastAsia"/>
+          <w:lang w:val="en-US"/>
+        </w:rPr>
+        <w:t>政党、团体或议员个人提出的与局部利益有关的为“私议案”</w:t>
+      </w:r>
+      <w:r>
+        <w:rPr>
+          <w:rFonts w:hint="eastAsia"/>
+          <w:lang w:val="en-US"/>
+        </w:rPr>
+        <w:t>（</w:t>
+      </w:r>
+      <w:r>
+        <w:rPr>
+          <w:rFonts w:hint="eastAsia"/>
+          <w:lang w:val="en-US"/>
+        </w:rPr>
+        <w:t>Private Bill</w:t>
+      </w:r>
+      <w:r>
+        <w:rPr>
+          <w:rFonts w:hint="eastAsia"/>
+          <w:lang w:val="en-US"/>
+        </w:rPr>
+        <w:t>），</w:t>
+      </w:r>
+      <w:r>
+        <w:rPr>
+          <w:lang w:val="en-US"/>
+        </w:rPr>
+        <w:t>又分为团体提出的</w:t>
+      </w:r>
+      <w:r>
+        <w:rPr>
+          <w:rFonts w:hint="eastAsia"/>
+          <w:lang w:val="en-US"/>
+        </w:rPr>
+        <w:t>“</w:t>
+      </w:r>
+      <w:r>
+        <w:rPr>
+          <w:lang w:val="en-US"/>
+        </w:rPr>
+        <w:t>团体私议案</w:t>
+      </w:r>
+      <w:r>
+        <w:rPr>
+          <w:rFonts w:hint="eastAsia"/>
+          <w:lang w:val="en-US"/>
+        </w:rPr>
+        <w:t>”</w:t>
+      </w:r>
+      <w:r>
+        <w:rPr>
+          <w:lang w:val="en-US"/>
+        </w:rPr>
+        <w:t>和个体议员（非部长）提出的</w:t>
+      </w:r>
+      <w:r>
+        <w:rPr>
+          <w:rFonts w:hint="eastAsia"/>
+          <w:lang w:val="en-US"/>
+        </w:rPr>
+        <w:t>“</w:t>
+      </w:r>
+      <w:r>
+        <w:rPr>
+          <w:lang w:val="en-US"/>
+        </w:rPr>
+        <w:t>私人草</w:t>
+      </w:r>
+      <w:r>
+        <w:rPr>
+          <w:rFonts w:hint="eastAsia"/>
+          <w:lang w:val="en-US"/>
+        </w:rPr>
+        <w:t>案”</w:t>
+      </w:r>
+      <w:r>
+        <w:rPr>
+          <w:rFonts w:hint="eastAsia"/>
+          <w:lang w:val="en-US"/>
+        </w:rPr>
+        <w:t>；“</w:t>
+      </w:r>
+      <w:r>
+        <w:rPr>
+          <w:lang w:val="en-US"/>
+        </w:rPr>
+        <w:t>私议案</w:t>
+      </w:r>
+      <w:r>
+        <w:rPr>
+          <w:rFonts w:hint="eastAsia"/>
+          <w:lang w:val="en-US"/>
+        </w:rPr>
+        <w:t>”</w:t>
+      </w:r>
+      <w:r>
+        <w:rPr>
+          <w:lang w:val="en-US"/>
+        </w:rPr>
+        <w:t>成为法案的概率较低，但是能影响立法的内容与进程</w:t>
+      </w:r>
+      <w:r>
+        <w:rPr>
+          <w:rFonts w:hint="eastAsia"/>
+          <w:lang w:val="en-US"/>
+        </w:rPr>
+        <w:t>。</w:t>
+      </w:r>
+      <w:r>
+        <w:rPr>
+          <w:rFonts w:hint="eastAsia"/>
+          <w:lang w:val="en-US"/>
+        </w:rPr>
+        <w:t>“混合议案”</w:t>
+      </w:r>
+      <w:r>
+        <w:rPr>
+          <w:rFonts w:hint="eastAsia"/>
+          <w:lang w:val="en-US"/>
+        </w:rPr>
+        <w:t>（</w:t>
+      </w:r>
+      <w:r>
+        <w:rPr>
+          <w:rFonts w:hint="eastAsia"/>
+          <w:lang w:val="en-US"/>
+        </w:rPr>
+        <w:t>Hybrid Bills</w:t>
+      </w:r>
+      <w:r>
+        <w:rPr>
+          <w:rFonts w:hint="eastAsia"/>
+          <w:lang w:val="en-US"/>
+        </w:rPr>
+        <w:t>）</w:t>
+      </w:r>
+      <w:r>
+        <w:rPr>
+          <w:rFonts w:hint="eastAsia"/>
+          <w:lang w:val="en-US"/>
+        </w:rPr>
+        <w:t>兼具“公议案”和“私议案”的特征</w:t>
+      </w:r>
+      <w:r>
+        <w:rPr>
+          <w:rFonts w:hint="eastAsia"/>
+          <w:lang w:val="en-US"/>
+        </w:rPr>
+        <w:t>；“</w:t>
+      </w:r>
+      <w:r>
+        <w:rPr>
+          <w:lang w:val="en-US"/>
+        </w:rPr>
+        <w:t>混合议案</w:t>
+      </w:r>
+      <w:r>
+        <w:rPr>
+          <w:rFonts w:hint="eastAsia"/>
+          <w:lang w:val="en-US"/>
+        </w:rPr>
+        <w:t>”</w:t>
+      </w:r>
+      <w:r>
+        <w:rPr>
+          <w:lang w:val="en-US"/>
+        </w:rPr>
+        <w:t>通常由政府提出</w:t>
+      </w:r>
+      <w:r>
+        <w:rPr>
+          <w:rFonts w:hint="eastAsia"/>
+          <w:lang w:val="en-US"/>
+        </w:rPr>
+        <w:t>。</w:t>
+      </w:r>
+    </w:p>
+    <w:p>
+      <w:pPr>
+        <w:pStyle w:val="aa"/>
+        <w:spacing w:before="78" w:after="78"/>
+        <w:ind w:firstLine="420"/>
+        <w:rPr>
+          <w:rFonts w:hint="eastAsia"/>
+          <w:lang w:val="en-US"/>
+        </w:rPr>
+      </w:pPr>
+      <w:r>
+        <w:rPr>
+          <w:rFonts w:hint="eastAsia"/>
+          <w:b/>
+          <w:bCs/>
+          <w:lang w:val="en-US"/>
+        </w:rPr>
+        <w:t>“三读”审议阶段</w:t>
+      </w:r>
+      <w:r>
+        <w:rPr>
+          <w:rFonts w:hint="eastAsia"/>
+          <w:b/>
+          <w:bCs/>
+          <w:lang w:val="en-US"/>
+        </w:rPr>
+        <w:t>。</w:t>
+      </w:r>
+      <w:r>
+        <w:rPr>
+          <w:rFonts w:hint="eastAsia"/>
+          <w:lang w:val="en-US"/>
+        </w:rPr>
+        <w:t>审议阶段可以从上议院或下议院开始。但是议案必须经过两院审议才能通过并生效</w:t>
+      </w:r>
+      <w:r>
+        <w:rPr>
+          <w:rFonts w:hint="eastAsia"/>
+          <w:lang w:val="en-US"/>
+        </w:rPr>
+        <w:t>。</w:t>
+      </w:r>
+    </w:p>
+    <w:p>
+      <w:pPr>
+        <w:pStyle w:val="aa"/>
+        <w:numPr>
+          <w:ilvl w:val="0"/>
+          <w:numId w:val="16"/>
+        </w:numPr>
+        <w:spacing w:beforeLines="0" w:before="0" w:afterLines="0" w:after="0"/>
+        <w:ind w:left="442" w:hanging="442"/>
+        <w:rPr>
+          <w:rFonts w:hint="eastAsia"/>
+          <w:lang w:val="en-US"/>
+        </w:rPr>
+      </w:pPr>
+      <w:r>
+        <w:rPr>
+          <w:rFonts w:hint="eastAsia"/>
+          <w:b/>
+          <w:bCs/>
+          <w:lang w:val="en-US"/>
+        </w:rPr>
+        <w:t>初读：</w:t>
+      </w:r>
+      <w:r>
+        <w:rPr>
+          <w:rFonts w:hint="eastAsia"/>
+          <w:lang w:val="en-US"/>
+        </w:rPr>
+        <w:t>公布议案的名称</w:t>
+      </w:r>
+      <w:r>
+        <w:rPr>
+          <w:rFonts w:hint="eastAsia"/>
+          <w:lang w:val="en-US"/>
+        </w:rPr>
+        <w:t>；</w:t>
+      </w:r>
+    </w:p>
+    <w:p>
+      <w:pPr>
+        <w:pStyle w:val="aa"/>
+        <w:numPr>
+          <w:ilvl w:val="0"/>
+          <w:numId w:val="16"/>
+        </w:numPr>
+        <w:spacing w:beforeLines="0" w:before="0" w:afterLines="0" w:after="0"/>
+        <w:ind w:left="442" w:hanging="442"/>
+        <w:rPr>
+          <w:rFonts w:hint="eastAsia"/>
+          <w:lang w:val="en-US"/>
+        </w:rPr>
+      </w:pPr>
+      <w:r>
+        <w:rPr>
+          <w:rFonts w:hint="eastAsia"/>
+          <w:b/>
+          <w:bCs/>
+          <w:lang w:val="en-US"/>
+        </w:rPr>
+        <w:t>二读：</w:t>
+      </w:r>
+      <w:r>
+        <w:rPr>
+          <w:rFonts w:hint="eastAsia"/>
+          <w:lang w:val="en-US"/>
+        </w:rPr>
+        <w:t>议员就议案的要点进行辩论。在此阶段任何不接受任何修正案。辩论之后进行投票表决。若表决通过，议案将送至专门委员会审议</w:t>
+      </w:r>
+      <w:r>
+        <w:rPr>
+          <w:rFonts w:hint="eastAsia"/>
+          <w:lang w:val="en-US"/>
+        </w:rPr>
+        <w:t>；</w:t>
+      </w:r>
+    </w:p>
+    <w:p>
+      <w:pPr>
+        <w:pStyle w:val="aa"/>
+        <w:numPr>
+          <w:ilvl w:val="0"/>
+          <w:numId w:val="16"/>
+        </w:numPr>
+        <w:spacing w:beforeLines="0" w:before="0" w:afterLines="0" w:after="0"/>
+        <w:ind w:left="442" w:hanging="442"/>
+        <w:rPr>
+          <w:rFonts w:hint="eastAsia"/>
+          <w:lang w:val="en-US"/>
+        </w:rPr>
+      </w:pPr>
+      <w:r>
+        <w:rPr>
+          <w:rFonts w:hint="eastAsia"/>
+          <w:b/>
+          <w:bCs/>
+          <w:lang w:val="en-US"/>
+        </w:rPr>
+        <w:t>委员会审议：</w:t>
+      </w:r>
+      <w:r>
+        <w:rPr>
+          <w:rFonts w:hint="eastAsia"/>
+          <w:lang w:val="en-US"/>
+        </w:rPr>
+        <w:t>大部分通过下议院二读的议案将送往“公共议案委员会”。“公共议案委员会”的党派成分和整个下议院的党派成分接近。委员会委员将讨论议案的具体内容。在此期间任何议员都能像委员会递送修正案。“公共议案委员会”委员将对修正案进行投票表决</w:t>
+      </w:r>
+      <w:r>
+        <w:rPr>
+          <w:rFonts w:hint="eastAsia"/>
+          <w:lang w:val="en-US"/>
+        </w:rPr>
+        <w:t>；</w:t>
+      </w:r>
+    </w:p>
+    <w:p>
+      <w:pPr>
+        <w:pStyle w:val="aa"/>
+        <w:numPr>
+          <w:ilvl w:val="0"/>
+          <w:numId w:val="16"/>
+        </w:numPr>
+        <w:spacing w:beforeLines="0" w:before="0" w:afterLines="0" w:after="0"/>
+        <w:ind w:left="442" w:hanging="442"/>
+        <w:rPr>
+          <w:rFonts w:hint="eastAsia"/>
+          <w:lang w:val="en-US"/>
+        </w:rPr>
+      </w:pPr>
+      <w:r>
+        <w:rPr>
+          <w:rFonts w:hint="eastAsia"/>
+          <w:b/>
+          <w:bCs/>
+          <w:lang w:val="en-US"/>
+        </w:rPr>
+        <w:t>报告阶段：</w:t>
+      </w:r>
+      <w:r>
+        <w:rPr>
+          <w:rFonts w:hint="eastAsia"/>
+          <w:lang w:val="en-US"/>
+        </w:rPr>
+        <w:t>专门委员会审议通过之后整个下议院（或上议院）会讨论修正案的内容。在此阶段议院仍可以对议案提出修改意见</w:t>
+      </w:r>
+      <w:r>
+        <w:rPr>
+          <w:rFonts w:hint="eastAsia"/>
+          <w:lang w:val="en-US"/>
+        </w:rPr>
+        <w:t>；</w:t>
+      </w:r>
+    </w:p>
+    <w:p>
+      <w:pPr>
+        <w:pStyle w:val="aa"/>
+        <w:numPr>
+          <w:ilvl w:val="0"/>
+          <w:numId w:val="16"/>
+        </w:numPr>
+        <w:spacing w:beforeLines="0" w:before="0" w:afterLines="0" w:after="0"/>
+        <w:ind w:left="442" w:hanging="442"/>
+        <w:rPr>
+          <w:lang w:val="en-US"/>
+        </w:rPr>
+      </w:pPr>
+      <w:r>
+        <w:rPr>
+          <w:rFonts w:hint="eastAsia"/>
+          <w:b/>
+          <w:bCs/>
+          <w:lang w:val="en-US"/>
+        </w:rPr>
+        <w:t>三读：</w:t>
+      </w:r>
+      <w:r>
+        <w:rPr>
+          <w:rFonts w:hint="eastAsia"/>
+          <w:lang w:val="en-US"/>
+        </w:rPr>
+        <w:t>议员简短讨论议案的要点。在此阶段不接受任何修正案。三</w:t>
+      </w:r>
+      <w:proofErr w:type="gramStart"/>
+      <w:r>
+        <w:rPr>
+          <w:rFonts w:hint="eastAsia"/>
+          <w:lang w:val="en-US"/>
+        </w:rPr>
+        <w:t>读结束</w:t>
+      </w:r>
+      <w:proofErr w:type="gramEnd"/>
+      <w:r>
+        <w:rPr>
+          <w:rFonts w:hint="eastAsia"/>
+          <w:lang w:val="en-US"/>
+        </w:rPr>
+        <w:t>之后议员进行投票表决</w:t>
+      </w:r>
+      <w:r>
+        <w:rPr>
+          <w:rFonts w:hint="eastAsia"/>
+          <w:lang w:val="en-US"/>
+        </w:rPr>
+        <w:t>。</w:t>
+      </w:r>
+    </w:p>
+    <w:p>
+      <w:pPr>
+        <w:pStyle w:val="aa"/>
+        <w:spacing w:before="78" w:after="78"/>
+        <w:ind w:firstLine="420"/>
+        <w:rPr>
+          <w:lang w:val="en-US"/>
+        </w:rPr>
+      </w:pPr>
+      <w:r>
+        <w:rPr>
+          <w:rFonts w:hint="eastAsia"/>
+          <w:b/>
+          <w:bCs/>
+          <w:lang w:val="en-US"/>
+        </w:rPr>
+        <w:t>批准公布阶段</w:t>
+      </w:r>
+      <w:r>
+        <w:rPr>
+          <w:rFonts w:hint="eastAsia"/>
+          <w:b/>
+          <w:bCs/>
+          <w:lang w:val="en-US"/>
+        </w:rPr>
+        <w:t>。</w:t>
+      </w:r>
+      <w:r>
+        <w:rPr>
+          <w:rFonts w:hint="eastAsia"/>
+          <w:lang w:val="en-US"/>
+        </w:rPr>
+        <w:t>任何议案必须通过上下两院的“三读”审议阶段才能呈交给君主</w:t>
+      </w:r>
+      <w:r>
+        <w:rPr>
+          <w:rFonts w:hint="eastAsia"/>
+          <w:lang w:val="en-US"/>
+        </w:rPr>
+        <w:t>。</w:t>
+      </w:r>
+      <w:r>
+        <w:rPr>
+          <w:rFonts w:hint="eastAsia"/>
+          <w:lang w:val="en-US"/>
+        </w:rPr>
+        <w:t>英王批准之后交两院议长或由王室宣布生效</w:t>
+      </w:r>
+      <w:r>
+        <w:rPr>
+          <w:rFonts w:hint="eastAsia"/>
+          <w:lang w:val="en-US"/>
+        </w:rPr>
+        <w:t>。</w:t>
+      </w:r>
+    </w:p>
+    <w:p>
+      <w:pPr>
+        <w:pStyle w:val="aa"/>
+        <w:spacing w:before="78" w:after="78"/>
+        <w:ind w:firstLine="420"/>
+        <w:rPr>
+          <w:lang w:val="en-US"/>
+        </w:rPr>
+      </w:pPr>
+      <w:r>
+        <w:rPr>
+          <w:rFonts w:hint="eastAsia"/>
+          <w:b/>
+          <w:bCs/>
+          <w:lang w:val="en-US"/>
+        </w:rPr>
+        <w:t>执政党对议会立法过程</w:t>
+      </w:r>
+      <w:r>
+        <w:rPr>
+          <w:rFonts w:hint="eastAsia"/>
+          <w:b/>
+          <w:bCs/>
+          <w:lang w:val="en-US"/>
+        </w:rPr>
+        <w:t>有很大</w:t>
+      </w:r>
+      <w:r>
+        <w:rPr>
+          <w:rFonts w:hint="eastAsia"/>
+          <w:b/>
+          <w:bCs/>
+          <w:lang w:val="en-US"/>
+        </w:rPr>
+        <w:t>影响</w:t>
+      </w:r>
+      <w:r>
+        <w:rPr>
+          <w:rFonts w:hint="eastAsia"/>
+          <w:b/>
+          <w:bCs/>
+          <w:lang w:val="en-US"/>
+        </w:rPr>
+        <w:t>。</w:t>
+      </w:r>
+      <w:r>
+        <w:rPr>
+          <w:rFonts w:hint="eastAsia"/>
+          <w:lang w:val="en-US"/>
+        </w:rPr>
+        <w:t>“公议案”大多由内阁提出，会优先进入审议阶段</w:t>
+      </w:r>
+      <w:r>
+        <w:rPr>
+          <w:rFonts w:hint="eastAsia"/>
+          <w:lang w:val="en-US"/>
+        </w:rPr>
+        <w:t>。</w:t>
+      </w:r>
+      <w:r>
+        <w:rPr>
+          <w:rFonts w:hint="eastAsia"/>
+          <w:lang w:val="en-US"/>
+        </w:rPr>
+        <w:t>“公共议案委员会”的党派成分基本和议会相同</w:t>
+      </w:r>
+      <w:r>
+        <w:rPr>
+          <w:rFonts w:hint="eastAsia"/>
+          <w:lang w:val="en-US"/>
+        </w:rPr>
+        <w:t>；</w:t>
+      </w:r>
+      <w:r>
+        <w:rPr>
+          <w:rFonts w:hint="eastAsia"/>
+          <w:lang w:val="en-US"/>
+        </w:rPr>
+        <w:t>执政党在投票表决修正案的时候有优势</w:t>
+      </w:r>
+      <w:r>
+        <w:rPr>
+          <w:rFonts w:hint="eastAsia"/>
+          <w:lang w:val="en-US"/>
+        </w:rPr>
+        <w:t>。</w:t>
+      </w:r>
+      <w:r>
+        <w:rPr>
+          <w:rFonts w:hint="eastAsia"/>
+          <w:lang w:val="en-US"/>
+        </w:rPr>
+        <w:t>执政党可以以“国家安全”或“事态紧急”为由提出快速</w:t>
+      </w:r>
+      <w:r>
+        <w:rPr>
+          <w:rFonts w:hint="eastAsia"/>
+          <w:lang w:val="en-US"/>
+        </w:rPr>
+        <w:t>/</w:t>
+      </w:r>
+      <w:r>
+        <w:rPr>
+          <w:rFonts w:hint="eastAsia"/>
+          <w:lang w:val="en-US"/>
+        </w:rPr>
+        <w:t>加急立法</w:t>
+      </w:r>
+      <w:r>
+        <w:rPr>
+          <w:rFonts w:hint="eastAsia"/>
+          <w:lang w:val="en-US"/>
+        </w:rPr>
+        <w:t>（</w:t>
+      </w:r>
+      <w:r>
+        <w:rPr>
+          <w:rFonts w:hint="eastAsia"/>
+          <w:lang w:val="en-US"/>
+        </w:rPr>
+        <w:t>fast-tracked legislation</w:t>
+      </w:r>
+      <w:r>
+        <w:rPr>
+          <w:rFonts w:hint="eastAsia"/>
+          <w:lang w:val="en-US"/>
+        </w:rPr>
+        <w:t>）</w:t>
+      </w:r>
+      <w:r>
+        <w:rPr>
+          <w:rFonts w:hint="eastAsia"/>
+          <w:lang w:val="en-US"/>
+        </w:rPr>
+        <w:t>，缩短审议时间</w:t>
+      </w:r>
+      <w:r>
+        <w:rPr>
+          <w:rFonts w:hint="eastAsia"/>
+          <w:lang w:val="en-US"/>
+        </w:rPr>
+        <w:t>。</w:t>
+      </w:r>
+      <w:r>
+        <w:rPr>
+          <w:rFonts w:hint="eastAsia"/>
+          <w:lang w:val="en-US"/>
+        </w:rPr>
+        <w:t>由于没有“三权分立”的机制存在，在野党很难对内阁进行有效监督</w:t>
+      </w:r>
+      <w:r>
+        <w:rPr>
+          <w:rFonts w:hint="eastAsia"/>
+          <w:lang w:val="en-US"/>
+        </w:rPr>
+        <w:t>。</w:t>
+      </w:r>
+    </w:p>
+    <w:p>
+      <w:pPr>
+        <w:pStyle w:val="ae"/>
+        <w:rPr>
+          <w:lang w:val="en-US"/>
+        </w:rPr>
+      </w:pPr>
+      <w:bookmarkStart w:id="60" w:name="_Toc227839841"/>
+      <w:r>
+        <w:rPr>
+          <w:rFonts w:hint="eastAsia"/>
+          <w:lang w:val="en-US"/>
+        </w:rPr>
+        <w:t>（四）美国国会中的政党</w:t>
+      </w:r>
+      <w:bookmarkEnd w:id="60"/>
+    </w:p>
+    <w:p>
+      <w:pPr>
+        <w:pStyle w:val="af1"/>
+        <w:rPr>
+          <w:rFonts w:hint="eastAsia"/>
+          <w:lang w:val="en-US"/>
+        </w:rPr>
+      </w:pPr>
+      <w:r>
+        <w:rPr>
+          <w:rFonts w:hint="eastAsia"/>
+          <w:lang w:val="en-US"/>
+        </w:rPr>
+        <w:t xml:space="preserve">1. </w:t>
+      </w:r>
+      <w:r>
+        <w:rPr>
+          <w:rFonts w:hint="eastAsia"/>
+          <w:lang w:val="en-US"/>
+        </w:rPr>
+        <w:t>众议院议长</w:t>
+      </w:r>
+    </w:p>
+    <w:p>
+      <w:pPr>
+        <w:pStyle w:val="aa"/>
+        <w:spacing w:before="78" w:after="78"/>
+        <w:ind w:firstLine="420"/>
+        <w:rPr>
+          <w:lang w:val="en-US"/>
+        </w:rPr>
+      </w:pPr>
+      <w:r>
+        <w:rPr>
+          <w:rFonts w:hint="eastAsia"/>
+          <w:lang w:val="en-US"/>
+        </w:rPr>
+        <w:t>众议院议长由多数</w:t>
+      </w:r>
+      <w:proofErr w:type="gramStart"/>
+      <w:r>
+        <w:rPr>
+          <w:rFonts w:hint="eastAsia"/>
+          <w:lang w:val="en-US"/>
+        </w:rPr>
+        <w:t>党选举</w:t>
+      </w:r>
+      <w:proofErr w:type="gramEnd"/>
+      <w:r>
+        <w:rPr>
+          <w:rFonts w:hint="eastAsia"/>
+          <w:lang w:val="en-US"/>
+        </w:rPr>
+        <w:t>产生</w:t>
+      </w:r>
+      <w:r>
+        <w:rPr>
+          <w:rFonts w:hint="eastAsia"/>
+          <w:lang w:val="en-US"/>
+        </w:rPr>
+        <w:t>。</w:t>
+      </w:r>
+      <w:r>
+        <w:rPr>
+          <w:rFonts w:hint="eastAsia"/>
+          <w:lang w:val="en-US"/>
+        </w:rPr>
+        <w:t>众议院议长可以影响议事日程以及本党议员的投票行为以及提名推荐委员会主席</w:t>
+      </w:r>
+      <w:r>
+        <w:rPr>
+          <w:rFonts w:hint="eastAsia"/>
+          <w:lang w:val="en-US"/>
+        </w:rPr>
+        <w:t>。</w:t>
+      </w:r>
+    </w:p>
+    <w:p>
+      <w:pPr>
+        <w:pStyle w:val="af1"/>
+        <w:rPr>
+          <w:rFonts w:hint="eastAsia"/>
+          <w:lang w:val="en-US"/>
+        </w:rPr>
+      </w:pPr>
+      <w:r>
+        <w:rPr>
+          <w:rFonts w:hint="eastAsia"/>
+          <w:lang w:val="en-US"/>
+        </w:rPr>
+        <w:t xml:space="preserve">2. </w:t>
+      </w:r>
+      <w:r>
+        <w:rPr>
+          <w:rFonts w:hint="eastAsia"/>
+          <w:lang w:val="en-US"/>
+        </w:rPr>
+        <w:t>副总统和参议院多数党领袖</w:t>
+      </w:r>
+    </w:p>
+    <w:p>
+      <w:pPr>
+        <w:pStyle w:val="aa"/>
+        <w:spacing w:before="78" w:after="78"/>
+        <w:ind w:firstLine="420"/>
+        <w:rPr>
+          <w:lang w:val="en-US"/>
+        </w:rPr>
+      </w:pPr>
+      <w:r>
+        <w:rPr>
+          <w:rFonts w:hint="eastAsia"/>
+          <w:lang w:val="en-US"/>
+        </w:rPr>
+        <w:t>参议院名义上的领袖由副总统担任，通常只在需要打破票数持平时进行投票表决</w:t>
+      </w:r>
+      <w:r>
+        <w:rPr>
+          <w:rFonts w:hint="eastAsia"/>
+          <w:lang w:val="en-US"/>
+        </w:rPr>
+        <w:t>。</w:t>
+      </w:r>
+      <w:r>
+        <w:rPr>
+          <w:rFonts w:hint="eastAsia"/>
+          <w:lang w:val="en-US"/>
+        </w:rPr>
+        <w:t>参议</w:t>
+      </w:r>
+      <w:r>
+        <w:rPr>
+          <w:rFonts w:hint="eastAsia"/>
+          <w:lang w:val="en-US"/>
+        </w:rPr>
+        <w:lastRenderedPageBreak/>
+        <w:t>院多数党领袖由多数</w:t>
+      </w:r>
+      <w:proofErr w:type="gramStart"/>
+      <w:r>
+        <w:rPr>
+          <w:rFonts w:hint="eastAsia"/>
+          <w:lang w:val="en-US"/>
+        </w:rPr>
+        <w:t>党选举</w:t>
+      </w:r>
+      <w:proofErr w:type="gramEnd"/>
+      <w:r>
+        <w:rPr>
+          <w:rFonts w:hint="eastAsia"/>
+          <w:lang w:val="en-US"/>
+        </w:rPr>
+        <w:t>产生并握有实权（</w:t>
+      </w:r>
+      <w:proofErr w:type="gramStart"/>
+      <w:r>
+        <w:rPr>
+          <w:rFonts w:hint="eastAsia"/>
+          <w:lang w:val="en-US"/>
+        </w:rPr>
+        <w:t>例能够</w:t>
+      </w:r>
+      <w:proofErr w:type="gramEnd"/>
+      <w:r>
+        <w:rPr>
+          <w:rFonts w:hint="eastAsia"/>
+          <w:lang w:val="en-US"/>
+        </w:rPr>
+        <w:t>提名或推荐委员会成员）</w:t>
+      </w:r>
+      <w:r>
+        <w:rPr>
+          <w:rFonts w:hint="eastAsia"/>
+          <w:lang w:val="en-US"/>
+        </w:rPr>
+        <w:t>。</w:t>
+      </w:r>
+    </w:p>
+    <w:p>
+      <w:pPr>
+        <w:pStyle w:val="aa"/>
+        <w:spacing w:before="78" w:after="78"/>
+        <w:ind w:firstLine="420"/>
+        <w:rPr>
+          <w:lang w:val="en-US"/>
+        </w:rPr>
+      </w:pPr>
+      <w:r>
+        <w:rPr>
+          <w:rFonts w:hint="eastAsia"/>
+          <w:lang w:val="en-US"/>
+        </w:rPr>
+        <w:t>参、众两院均设置党鞭，负责协调本党议员的投票和表决意向</w:t>
+      </w:r>
+      <w:r>
+        <w:rPr>
+          <w:rFonts w:hint="eastAsia"/>
+          <w:lang w:val="en-US"/>
+        </w:rPr>
+        <w:t>。</w:t>
+      </w:r>
+    </w:p>
+    <w:p>
+      <w:pPr>
+        <w:pStyle w:val="af1"/>
+        <w:rPr>
+          <w:rFonts w:hint="eastAsia"/>
+          <w:lang w:val="en-US"/>
+        </w:rPr>
+      </w:pPr>
+      <w:r>
+        <w:rPr>
+          <w:rFonts w:hint="eastAsia"/>
+          <w:lang w:val="en-US"/>
+        </w:rPr>
+        <w:t xml:space="preserve">3. </w:t>
+      </w:r>
+      <w:r>
+        <w:rPr>
+          <w:rFonts w:hint="eastAsia"/>
+          <w:lang w:val="en-US"/>
+        </w:rPr>
+        <w:t>国会党团（</w:t>
+      </w:r>
+      <w:r>
+        <w:rPr>
+          <w:rFonts w:hint="eastAsia"/>
+          <w:lang w:val="en-US"/>
+        </w:rPr>
+        <w:t>Caucus</w:t>
+      </w:r>
+      <w:r>
+        <w:rPr>
+          <w:rFonts w:hint="eastAsia"/>
+          <w:lang w:val="en-US"/>
+        </w:rPr>
+        <w:t>）</w:t>
+      </w:r>
+    </w:p>
+    <w:p>
+      <w:pPr>
+        <w:pStyle w:val="aa"/>
+        <w:spacing w:before="78" w:after="78"/>
+        <w:ind w:firstLine="420"/>
+        <w:rPr>
+          <w:lang w:val="en-US"/>
+        </w:rPr>
+      </w:pPr>
+      <w:r>
+        <w:rPr>
+          <w:rFonts w:hint="eastAsia"/>
+          <w:lang w:val="en-US"/>
+        </w:rPr>
+        <w:t>与威敏（英联邦）体制最大的区别是</w:t>
+      </w:r>
+      <w:r>
+        <w:rPr>
+          <w:rFonts w:hint="eastAsia"/>
+          <w:lang w:val="en-US"/>
+        </w:rPr>
+        <w:t>，</w:t>
+      </w:r>
+      <w:r>
+        <w:rPr>
+          <w:rFonts w:hint="eastAsia"/>
+          <w:lang w:val="en-US"/>
+        </w:rPr>
+        <w:t>美国的国会党团实际代表党内不同派系的利益</w:t>
+      </w:r>
+      <w:r>
+        <w:rPr>
+          <w:rFonts w:hint="eastAsia"/>
+          <w:lang w:val="en-US"/>
+        </w:rPr>
+        <w:t>。</w:t>
+      </w:r>
+      <w:r>
+        <w:rPr>
+          <w:rFonts w:hint="eastAsia"/>
+          <w:lang w:val="en-US"/>
+        </w:rPr>
+        <w:t>党团由政治主张和意识形态接近的议员组成，致力于影响党在国会中的运作</w:t>
+      </w:r>
+      <w:r>
+        <w:rPr>
+          <w:rFonts w:hint="eastAsia"/>
+          <w:lang w:val="en-US"/>
+        </w:rPr>
+        <w:t>。</w:t>
+      </w:r>
+    </w:p>
+    <w:p>
+      <w:pPr>
+        <w:pStyle w:val="af1"/>
+        <w:rPr>
+          <w:rFonts w:hint="eastAsia"/>
+          <w:lang w:val="en-US"/>
+        </w:rPr>
+      </w:pPr>
+      <w:r>
+        <w:rPr>
+          <w:rFonts w:hint="eastAsia"/>
+          <w:lang w:val="en-US"/>
+        </w:rPr>
+        <w:t xml:space="preserve">4. </w:t>
+      </w:r>
+      <w:r>
+        <w:rPr>
+          <w:rFonts w:hint="eastAsia"/>
+          <w:lang w:val="en-US"/>
+        </w:rPr>
+        <w:t>政党与国会立法</w:t>
+      </w:r>
+    </w:p>
+    <w:p>
+      <w:pPr>
+        <w:pStyle w:val="aa"/>
+        <w:spacing w:before="78" w:after="78"/>
+        <w:ind w:firstLine="420"/>
+        <w:rPr>
+          <w:lang w:val="en-US"/>
+        </w:rPr>
+      </w:pPr>
+      <w:r>
+        <w:rPr>
+          <w:rFonts w:hint="eastAsia"/>
+          <w:b/>
+          <w:bCs/>
+          <w:lang w:val="en-US"/>
+        </w:rPr>
+        <w:t>议案提出阶段</w:t>
+      </w:r>
+      <w:r>
+        <w:rPr>
+          <w:rFonts w:hint="eastAsia"/>
+          <w:b/>
+          <w:bCs/>
+          <w:lang w:val="en-US"/>
+        </w:rPr>
+        <w:t>。</w:t>
+      </w:r>
+      <w:r>
+        <w:rPr>
+          <w:rFonts w:hint="eastAsia"/>
+          <w:lang w:val="en-US"/>
+        </w:rPr>
+        <w:t>个体议员、普通民众、州议会、总统都能起草和提出议案</w:t>
+      </w:r>
+      <w:r>
+        <w:rPr>
+          <w:rFonts w:hint="eastAsia"/>
+          <w:lang w:val="en-US"/>
+        </w:rPr>
+        <w:t>。</w:t>
+      </w:r>
+      <w:r>
+        <w:rPr>
+          <w:rFonts w:hint="eastAsia"/>
+          <w:lang w:val="en-US"/>
+        </w:rPr>
+        <w:t>议案通常由一位或多名众议员或参议员赞助</w:t>
+      </w:r>
+      <w:r>
+        <w:rPr>
+          <w:rFonts w:hint="eastAsia"/>
+          <w:lang w:val="en-US"/>
+        </w:rPr>
+        <w:t>（</w:t>
+      </w:r>
+      <w:r>
+        <w:rPr>
+          <w:rFonts w:hint="eastAsia"/>
+          <w:lang w:val="en-US"/>
+        </w:rPr>
+        <w:t>sponsor</w:t>
+      </w:r>
+      <w:r>
+        <w:rPr>
+          <w:rFonts w:hint="eastAsia"/>
+          <w:lang w:val="en-US"/>
+        </w:rPr>
+        <w:t>）。</w:t>
+      </w:r>
+      <w:r>
+        <w:rPr>
+          <w:rFonts w:hint="eastAsia"/>
+          <w:lang w:val="en-US"/>
+        </w:rPr>
+        <w:t>参</w:t>
+      </w:r>
+      <w:r>
+        <w:rPr>
+          <w:rFonts w:hint="eastAsia"/>
+          <w:lang w:val="en-US"/>
+        </w:rPr>
+        <w:t>/</w:t>
+      </w:r>
+      <w:r>
+        <w:rPr>
+          <w:rFonts w:hint="eastAsia"/>
+          <w:lang w:val="en-US"/>
+        </w:rPr>
+        <w:t>众议院的工作人员会把草案根据议案涉及的议题上交给相关的专门委员会进行审议和讨论</w:t>
+      </w:r>
+      <w:r>
+        <w:rPr>
+          <w:rFonts w:hint="eastAsia"/>
+          <w:lang w:val="en-US"/>
+        </w:rPr>
+        <w:t>。</w:t>
+      </w:r>
+    </w:p>
+    <w:p>
+      <w:pPr>
+        <w:pStyle w:val="aa"/>
+        <w:spacing w:before="78" w:after="78"/>
+        <w:ind w:firstLine="420"/>
+        <w:rPr>
+          <w:lang w:val="en-US"/>
+        </w:rPr>
+      </w:pPr>
+      <w:r>
+        <w:rPr>
+          <w:rFonts w:hint="eastAsia"/>
+          <w:b/>
+          <w:bCs/>
+          <w:lang w:val="en-US"/>
+        </w:rPr>
+        <w:t>委员会讨论阶段</w:t>
+      </w:r>
+      <w:r>
+        <w:rPr>
+          <w:rFonts w:hint="eastAsia"/>
+          <w:b/>
+          <w:bCs/>
+          <w:lang w:val="en-US"/>
+        </w:rPr>
+        <w:t>。</w:t>
+      </w:r>
+      <w:r>
+        <w:rPr>
+          <w:rFonts w:hint="eastAsia"/>
+          <w:lang w:val="en-US"/>
+        </w:rPr>
+        <w:t>委员会会将议案下达给次委员会</w:t>
+      </w:r>
+      <w:r>
+        <w:rPr>
+          <w:rFonts w:hint="eastAsia"/>
+          <w:lang w:val="en-US"/>
+        </w:rPr>
+        <w:t>（</w:t>
+      </w:r>
+      <w:r>
+        <w:rPr>
+          <w:rFonts w:hint="eastAsia"/>
+          <w:lang w:val="en-US"/>
+        </w:rPr>
+        <w:t>subcommittee</w:t>
+      </w:r>
+      <w:r>
+        <w:rPr>
+          <w:rFonts w:hint="eastAsia"/>
+          <w:lang w:val="en-US"/>
+        </w:rPr>
+        <w:t>）</w:t>
+      </w:r>
+      <w:r>
+        <w:rPr>
+          <w:rFonts w:hint="eastAsia"/>
+          <w:lang w:val="en-US"/>
+        </w:rPr>
+        <w:t>进行讨论</w:t>
+      </w:r>
+      <w:r>
+        <w:rPr>
+          <w:rFonts w:hint="eastAsia"/>
+          <w:lang w:val="en-US"/>
+        </w:rPr>
+        <w:t>。</w:t>
+      </w:r>
+      <w:r>
+        <w:rPr>
+          <w:rFonts w:hint="eastAsia"/>
+          <w:lang w:val="en-US"/>
+        </w:rPr>
+        <w:t>次委员会举行听证会，向专家征求意见，并将这些修改意见传达给委员会的上级领导</w:t>
+      </w:r>
+      <w:r>
+        <w:rPr>
+          <w:rFonts w:hint="eastAsia"/>
+          <w:lang w:val="en-US"/>
+        </w:rPr>
+        <w:t>。</w:t>
+      </w:r>
+      <w:r>
+        <w:rPr>
+          <w:rFonts w:hint="eastAsia"/>
+          <w:lang w:val="en-US"/>
+        </w:rPr>
+        <w:t>委员会开始“标注阶段”</w:t>
+      </w:r>
+      <w:r>
+        <w:rPr>
+          <w:rFonts w:hint="eastAsia"/>
+          <w:lang w:val="en-US"/>
+        </w:rPr>
+        <w:t>（</w:t>
+      </w:r>
+      <w:r>
+        <w:rPr>
+          <w:rFonts w:hint="eastAsia"/>
+          <w:lang w:val="en-US"/>
+        </w:rPr>
+        <w:t>committee markup</w:t>
+      </w:r>
+      <w:r>
+        <w:rPr>
+          <w:rFonts w:hint="eastAsia"/>
+          <w:lang w:val="en-US"/>
+        </w:rPr>
+        <w:t>）</w:t>
+      </w:r>
+      <w:r>
+        <w:rPr>
+          <w:rFonts w:hint="eastAsia"/>
+          <w:lang w:val="en-US"/>
+        </w:rPr>
+        <w:t>。在此期间委员会的主席会对众多议案进行筛选。众议院中通过筛选的议案将被送至规则委员会</w:t>
+      </w:r>
+      <w:r>
+        <w:rPr>
+          <w:rFonts w:hint="eastAsia"/>
+          <w:lang w:val="en-US"/>
+        </w:rPr>
+        <w:t>（</w:t>
+      </w:r>
+      <w:r>
+        <w:rPr>
+          <w:rFonts w:hint="eastAsia"/>
+          <w:lang w:val="en-US"/>
+        </w:rPr>
+        <w:t>Rules Committee</w:t>
+      </w:r>
+      <w:r>
+        <w:rPr>
+          <w:rFonts w:hint="eastAsia"/>
+          <w:lang w:val="en-US"/>
+        </w:rPr>
+        <w:t>）</w:t>
+      </w:r>
+      <w:r>
+        <w:rPr>
+          <w:rFonts w:hint="eastAsia"/>
+          <w:lang w:val="en-US"/>
+        </w:rPr>
+        <w:t>进行审议</w:t>
+      </w:r>
+      <w:r>
+        <w:rPr>
+          <w:rFonts w:hint="eastAsia"/>
+          <w:lang w:val="en-US"/>
+        </w:rPr>
+        <w:t>。</w:t>
+      </w:r>
+      <w:r>
+        <w:rPr>
+          <w:rFonts w:hint="eastAsia"/>
+          <w:lang w:val="en-US"/>
+        </w:rPr>
+        <w:t>规则委员会主要负责议案在众议院进行辩论的排期，并决定在下一步的辩论中是否允许提交新的修正案</w:t>
+      </w:r>
+      <w:r>
+        <w:rPr>
+          <w:rFonts w:hint="eastAsia"/>
+          <w:lang w:val="en-US"/>
+        </w:rPr>
+        <w:t>。</w:t>
+      </w:r>
+      <w:r>
+        <w:rPr>
+          <w:rFonts w:hint="eastAsia"/>
+          <w:lang w:val="en-US"/>
+        </w:rPr>
+        <w:t>辩论过程中参议员可以用冗长的演讲进行拖延。这种行为通常被叫做“拉布”</w:t>
+      </w:r>
+      <w:r>
+        <w:rPr>
+          <w:rFonts w:hint="eastAsia"/>
+          <w:lang w:val="en-US"/>
+        </w:rPr>
+        <w:t>（</w:t>
+      </w:r>
+      <w:r>
+        <w:rPr>
+          <w:rFonts w:hint="eastAsia"/>
+          <w:lang w:val="en-US"/>
+        </w:rPr>
+        <w:t>filibuster</w:t>
+      </w:r>
+      <w:r>
+        <w:rPr>
+          <w:rFonts w:hint="eastAsia"/>
+          <w:lang w:val="en-US"/>
+        </w:rPr>
+        <w:t>）</w:t>
+      </w:r>
+      <w:r>
+        <w:rPr>
+          <w:rFonts w:hint="eastAsia"/>
+          <w:lang w:val="en-US"/>
+        </w:rPr>
+        <w:t>。参议院的</w:t>
+      </w:r>
+      <w:r>
+        <w:rPr>
+          <w:rFonts w:hint="eastAsia"/>
+          <w:lang w:val="en-US"/>
+        </w:rPr>
+        <w:t>100</w:t>
+      </w:r>
+      <w:r>
+        <w:rPr>
+          <w:rFonts w:hint="eastAsia"/>
+          <w:lang w:val="en-US"/>
+        </w:rPr>
+        <w:t>名会员中如果有</w:t>
+      </w:r>
+      <w:r>
+        <w:rPr>
+          <w:rFonts w:hint="eastAsia"/>
+          <w:lang w:val="en-US"/>
+        </w:rPr>
+        <w:t>60</w:t>
+      </w:r>
+      <w:r>
+        <w:rPr>
+          <w:rFonts w:hint="eastAsia"/>
+          <w:lang w:val="en-US"/>
+        </w:rPr>
+        <w:t>名（及以上）同意终止拉布，则该项议案进入投票表决阶段</w:t>
+      </w:r>
+      <w:r>
+        <w:rPr>
+          <w:rFonts w:hint="eastAsia"/>
+          <w:lang w:val="en-US"/>
+        </w:rPr>
+        <w:t>。</w:t>
+      </w:r>
+      <w:r>
+        <w:rPr>
+          <w:rFonts w:hint="eastAsia"/>
+          <w:lang w:val="en-US"/>
+        </w:rPr>
+        <w:t>通过参</w:t>
+      </w:r>
+      <w:r>
+        <w:rPr>
+          <w:rFonts w:hint="eastAsia"/>
+          <w:lang w:val="en-US"/>
+        </w:rPr>
+        <w:t>/</w:t>
+      </w:r>
+      <w:r>
+        <w:rPr>
+          <w:rFonts w:hint="eastAsia"/>
+          <w:lang w:val="en-US"/>
+        </w:rPr>
+        <w:t>众两院投票表决的议案会被送至会议委员会</w:t>
+      </w:r>
+      <w:r>
+        <w:rPr>
+          <w:rFonts w:hint="eastAsia"/>
+          <w:lang w:val="en-US"/>
+        </w:rPr>
+        <w:t>（</w:t>
+      </w:r>
+      <w:r>
+        <w:rPr>
+          <w:rFonts w:hint="eastAsia"/>
+          <w:lang w:val="en-US"/>
+        </w:rPr>
+        <w:t>Conference</w:t>
+      </w:r>
+      <w:r>
+        <w:rPr>
+          <w:rFonts w:hint="eastAsia"/>
+          <w:lang w:val="en-US"/>
+        </w:rPr>
+        <w:t xml:space="preserve"> </w:t>
+      </w:r>
+      <w:r>
+        <w:rPr>
+          <w:rFonts w:hint="eastAsia"/>
+          <w:lang w:val="en-US"/>
+        </w:rPr>
+        <w:t>Committee</w:t>
+      </w:r>
+      <w:r>
+        <w:rPr>
+          <w:rFonts w:hint="eastAsia"/>
+          <w:lang w:val="en-US"/>
+        </w:rPr>
+        <w:t>）</w:t>
+      </w:r>
+      <w:r>
+        <w:rPr>
+          <w:rFonts w:hint="eastAsia"/>
+          <w:lang w:val="en-US"/>
+        </w:rPr>
+        <w:t>进行审议与协调</w:t>
+      </w:r>
+      <w:r>
+        <w:rPr>
+          <w:rFonts w:hint="eastAsia"/>
+          <w:lang w:val="en-US"/>
+        </w:rPr>
+        <w:t>。</w:t>
+      </w:r>
+    </w:p>
+    <w:p>
+      <w:pPr>
+        <w:pStyle w:val="aa"/>
+        <w:spacing w:before="78" w:after="78"/>
+        <w:ind w:firstLine="420"/>
+        <w:rPr>
+          <w:lang w:val="en-US"/>
+        </w:rPr>
+      </w:pPr>
+      <w:r>
+        <w:rPr>
+          <w:rFonts w:hint="eastAsia"/>
+          <w:b/>
+          <w:bCs/>
+          <w:lang w:val="en-US"/>
+        </w:rPr>
+        <w:t>批准公布阶段</w:t>
+      </w:r>
+      <w:r>
+        <w:rPr>
+          <w:rFonts w:hint="eastAsia"/>
+          <w:b/>
+          <w:bCs/>
+          <w:lang w:val="en-US"/>
+        </w:rPr>
+        <w:t>。</w:t>
+      </w:r>
+      <w:r>
+        <w:rPr>
+          <w:rFonts w:hint="eastAsia"/>
+          <w:lang w:val="en-US"/>
+        </w:rPr>
+        <w:t>通过会议委员会审议之后议案将呈交给总统</w:t>
+      </w:r>
+      <w:r>
+        <w:rPr>
+          <w:rFonts w:hint="eastAsia"/>
+          <w:lang w:val="en-US"/>
+        </w:rPr>
+        <w:t>。</w:t>
+      </w:r>
+      <w:r>
+        <w:rPr>
+          <w:rFonts w:hint="eastAsia"/>
+          <w:lang w:val="en-US"/>
+        </w:rPr>
+        <w:t>总统可以对议案</w:t>
+      </w:r>
+      <w:r>
+        <w:rPr>
+          <w:rFonts w:hint="eastAsia"/>
+          <w:lang w:val="en-US"/>
+        </w:rPr>
+        <w:t>/</w:t>
+      </w:r>
+      <w:r>
+        <w:rPr>
+          <w:rFonts w:hint="eastAsia"/>
+          <w:lang w:val="en-US"/>
+        </w:rPr>
+        <w:t>法案行使否决权。总统也会利用否决权向国会要价。参</w:t>
+      </w:r>
+      <w:r>
+        <w:rPr>
+          <w:rFonts w:hint="eastAsia"/>
+          <w:lang w:val="en-US"/>
+        </w:rPr>
+        <w:t>/</w:t>
+      </w:r>
+      <w:r>
+        <w:rPr>
+          <w:rFonts w:hint="eastAsia"/>
+          <w:lang w:val="en-US"/>
+        </w:rPr>
+        <w:t>众两院可以发起投票推翻总统的否决。参</w:t>
+      </w:r>
+      <w:r>
+        <w:rPr>
+          <w:rFonts w:hint="eastAsia"/>
+          <w:lang w:val="en-US"/>
+        </w:rPr>
+        <w:t>/</w:t>
+      </w:r>
+      <w:r>
+        <w:rPr>
+          <w:rFonts w:hint="eastAsia"/>
+          <w:lang w:val="en-US"/>
+        </w:rPr>
+        <w:t>众两院有</w:t>
+      </w:r>
+      <w:r>
+        <w:rPr>
+          <w:rFonts w:hint="eastAsia"/>
+          <w:lang w:val="en-US"/>
+        </w:rPr>
+        <w:t>三分之二</w:t>
+      </w:r>
+      <w:r>
+        <w:rPr>
+          <w:rFonts w:hint="eastAsia"/>
+          <w:lang w:val="en-US"/>
+        </w:rPr>
+        <w:t>以上议员支持则总统的否决无效</w:t>
+      </w:r>
+      <w:r>
+        <w:rPr>
+          <w:rFonts w:hint="eastAsia"/>
+          <w:lang w:val="en-US"/>
+        </w:rPr>
+        <w:t>。</w:t>
+      </w:r>
+    </w:p>
+    <w:p>
+      <w:pPr>
+        <w:pStyle w:val="aa"/>
+        <w:spacing w:before="78" w:after="78"/>
+        <w:ind w:firstLine="420"/>
+        <w:rPr>
+          <w:lang w:val="en-US"/>
+        </w:rPr>
+      </w:pPr>
+      <w:r>
+        <w:rPr>
+          <w:rFonts w:hint="eastAsia"/>
+          <w:b/>
+          <w:bCs/>
+          <w:lang w:val="en-US"/>
+        </w:rPr>
+        <w:t>国会多数党对立法过程的影响</w:t>
+      </w:r>
+      <w:r>
+        <w:rPr>
+          <w:rFonts w:hint="eastAsia"/>
+          <w:b/>
+          <w:bCs/>
+          <w:lang w:val="en-US"/>
+        </w:rPr>
+        <w:t>在不同的历史时期也不同</w:t>
+      </w:r>
+      <w:r>
+        <w:rPr>
+          <w:rFonts w:hint="eastAsia"/>
+          <w:b/>
+          <w:bCs/>
+          <w:lang w:val="en-US"/>
+        </w:rPr>
+        <w:t>。</w:t>
+      </w:r>
+      <w:r>
+        <w:rPr>
+          <w:rFonts w:hint="eastAsia"/>
+          <w:lang w:val="en-US"/>
+        </w:rPr>
+        <w:t>在</w:t>
+      </w:r>
+      <w:r>
+        <w:rPr>
+          <w:rFonts w:hint="eastAsia"/>
+          <w:lang w:val="en-US"/>
+        </w:rPr>
+        <w:t>1970</w:t>
+      </w:r>
+      <w:r>
+        <w:rPr>
+          <w:rFonts w:hint="eastAsia"/>
+          <w:lang w:val="en-US"/>
+        </w:rPr>
+        <w:t>年之前，委员会主席的权力较大，并且委员会主席职务是根据议员的经验、资格</w:t>
+      </w:r>
+      <w:r>
+        <w:rPr>
+          <w:rFonts w:hint="eastAsia"/>
+          <w:lang w:val="en-US"/>
+        </w:rPr>
+        <w:t>（</w:t>
+      </w:r>
+      <w:r>
+        <w:rPr>
+          <w:rFonts w:hint="eastAsia"/>
+          <w:lang w:val="en-US"/>
+        </w:rPr>
+        <w:t>seniority</w:t>
+      </w:r>
+      <w:r>
+        <w:rPr>
+          <w:rFonts w:hint="eastAsia"/>
+          <w:lang w:val="en-US"/>
+        </w:rPr>
+        <w:t>）</w:t>
+      </w:r>
+      <w:r>
+        <w:rPr>
+          <w:rFonts w:hint="eastAsia"/>
+          <w:lang w:val="en-US"/>
+        </w:rPr>
+        <w:t>和辈分进行分配。资历老的委员会主席在观点上时常与本党的领袖（如议长）发生冲突。在这一时期，执政党对国会立法的影响较小</w:t>
+      </w:r>
+      <w:r>
+        <w:rPr>
+          <w:rFonts w:hint="eastAsia"/>
+          <w:lang w:val="en-US"/>
+        </w:rPr>
+        <w:t>。</w:t>
+      </w:r>
+      <w:proofErr w:type="gramStart"/>
+      <w:r>
+        <w:rPr>
+          <w:rFonts w:hint="eastAsia"/>
+          <w:lang w:val="en-US"/>
+        </w:rPr>
+        <w:t>1970</w:t>
+      </w:r>
+      <w:proofErr w:type="gramEnd"/>
+      <w:r>
+        <w:rPr>
+          <w:rFonts w:hint="eastAsia"/>
+          <w:lang w:val="en-US"/>
+        </w:rPr>
+        <w:t>年代</w:t>
+      </w:r>
+      <w:r>
+        <w:rPr>
+          <w:rFonts w:hint="eastAsia"/>
+          <w:lang w:val="en-US"/>
+        </w:rPr>
+        <w:t>（</w:t>
+      </w:r>
+      <w:r>
+        <w:rPr>
+          <w:rFonts w:hint="eastAsia"/>
+          <w:lang w:val="en-US"/>
+        </w:rPr>
+        <w:t>1970</w:t>
+      </w:r>
+      <w:r>
+        <w:rPr>
+          <w:rFonts w:hint="eastAsia"/>
+          <w:lang w:val="en-US"/>
+        </w:rPr>
+        <w:t>年立法机构重组法案</w:t>
+      </w:r>
+      <w:r>
+        <w:rPr>
+          <w:rFonts w:hint="eastAsia"/>
+          <w:lang w:val="en-US"/>
+        </w:rPr>
+        <w:t>, Legislative Reorganization Act</w:t>
+      </w:r>
+      <w:r>
+        <w:rPr>
+          <w:rFonts w:hint="eastAsia"/>
+          <w:lang w:val="en-US"/>
+        </w:rPr>
+        <w:t xml:space="preserve"> </w:t>
+      </w:r>
+      <w:r>
+        <w:rPr>
+          <w:rFonts w:hint="eastAsia"/>
+          <w:lang w:val="en-US"/>
+        </w:rPr>
+        <w:t>of 1970</w:t>
+      </w:r>
+      <w:r>
+        <w:rPr>
+          <w:rFonts w:hint="eastAsia"/>
+          <w:lang w:val="en-US"/>
+        </w:rPr>
+        <w:t>）</w:t>
+      </w:r>
+      <w:r>
+        <w:rPr>
+          <w:rFonts w:hint="eastAsia"/>
+          <w:lang w:val="en-US"/>
+        </w:rPr>
+        <w:t>和</w:t>
+      </w:r>
+      <w:proofErr w:type="gramStart"/>
+      <w:r>
+        <w:rPr>
+          <w:rFonts w:hint="eastAsia"/>
+          <w:lang w:val="en-US"/>
+        </w:rPr>
+        <w:t>1990</w:t>
+      </w:r>
+      <w:proofErr w:type="gramEnd"/>
+      <w:r>
+        <w:rPr>
+          <w:rFonts w:hint="eastAsia"/>
+          <w:lang w:val="en-US"/>
+        </w:rPr>
+        <w:t>年代美国国会经历过两次重大改革</w:t>
+      </w:r>
+      <w:r>
+        <w:rPr>
+          <w:rFonts w:hint="eastAsia"/>
+          <w:lang w:val="en-US"/>
+        </w:rPr>
+        <w:t>，</w:t>
+      </w:r>
+      <w:r>
+        <w:rPr>
+          <w:rFonts w:hint="eastAsia"/>
+          <w:lang w:val="en-US"/>
+        </w:rPr>
+        <w:t>改革之后议长有权根据对本党的“忠诚度”提名委员会主席</w:t>
+      </w:r>
+      <w:r>
+        <w:rPr>
+          <w:rFonts w:hint="eastAsia"/>
+          <w:lang w:val="en-US"/>
+        </w:rPr>
+        <w:t>，</w:t>
+      </w:r>
+      <w:r>
+        <w:rPr>
+          <w:rFonts w:hint="eastAsia"/>
+          <w:lang w:val="en-US"/>
+        </w:rPr>
+        <w:t>委员会主席本身的权力也受到限制</w:t>
+      </w:r>
+      <w:r>
+        <w:rPr>
+          <w:rFonts w:hint="eastAsia"/>
+          <w:lang w:val="en-US"/>
+        </w:rPr>
+        <w:t>。</w:t>
+      </w:r>
+      <w:r>
+        <w:rPr>
+          <w:rFonts w:hint="eastAsia"/>
+          <w:lang w:val="en-US"/>
+        </w:rPr>
+        <w:t>规则委员会的党派成分比例设置为：</w:t>
+      </w:r>
+      <w:r>
+        <w:rPr>
+          <w:rFonts w:hint="eastAsia"/>
+          <w:lang w:val="en-US"/>
+        </w:rPr>
+        <w:t>多数党</w:t>
+      </w:r>
+      <w:r>
+        <w:rPr>
+          <w:rFonts w:hint="eastAsia"/>
+          <w:lang w:val="en-US"/>
+        </w:rPr>
+        <w:t>:</w:t>
+      </w:r>
+      <w:r>
+        <w:rPr>
+          <w:rFonts w:hint="eastAsia"/>
+          <w:lang w:val="en-US"/>
+        </w:rPr>
+        <w:t>少数党</w:t>
+      </w:r>
+      <w:r>
+        <w:rPr>
+          <w:rFonts w:hint="eastAsia"/>
+          <w:lang w:val="en-US"/>
+        </w:rPr>
+        <w:t>=</w:t>
+      </w:r>
+      <w:r>
+        <w:rPr>
+          <w:rFonts w:hint="eastAsia"/>
+          <w:lang w:val="en-US"/>
+        </w:rPr>
+        <w:t>9</w:t>
+      </w:r>
+      <w:r>
+        <w:rPr>
+          <w:rFonts w:hint="eastAsia"/>
+          <w:lang w:val="en-US"/>
+        </w:rPr>
+        <w:t>:</w:t>
+      </w:r>
+      <w:r>
+        <w:rPr>
+          <w:rFonts w:hint="eastAsia"/>
+          <w:lang w:val="en-US"/>
+        </w:rPr>
+        <w:t>4</w:t>
+      </w:r>
+      <w:r>
+        <w:rPr>
+          <w:rFonts w:hint="eastAsia"/>
+          <w:lang w:val="en-US"/>
+        </w:rPr>
+        <w:t>。</w:t>
+      </w:r>
+      <w:r>
+        <w:rPr>
+          <w:rFonts w:hint="eastAsia"/>
+          <w:lang w:val="en-US"/>
+        </w:rPr>
+        <w:t>总体而言，经过改革之后，执政党加强了对委员会的控制</w:t>
+      </w:r>
+      <w:r>
+        <w:rPr>
+          <w:rFonts w:hint="eastAsia"/>
+          <w:lang w:val="en-US"/>
+        </w:rPr>
+        <w:t>。</w:t>
+      </w:r>
+      <w:r>
+        <w:rPr>
+          <w:lang w:val="en-US"/>
+        </w:rPr>
+        <w:t>规则委员会的多数党可以将对本党不利的议案无限期搁置</w:t>
+      </w:r>
+      <w:r>
+        <w:rPr>
+          <w:rFonts w:hint="eastAsia"/>
+          <w:lang w:val="en-US"/>
+        </w:rPr>
+        <w:t>，</w:t>
+      </w:r>
+      <w:r>
+        <w:rPr>
+          <w:lang w:val="en-US"/>
+        </w:rPr>
+        <w:t>学者通常</w:t>
+      </w:r>
+      <w:r>
+        <w:rPr>
+          <w:rFonts w:hint="eastAsia"/>
+          <w:lang w:val="en-US"/>
+        </w:rPr>
+        <w:t>将这种特权称作“把关人机制”</w:t>
+      </w:r>
+      <w:r>
+        <w:rPr>
+          <w:rFonts w:hint="eastAsia"/>
+          <w:lang w:val="en-US"/>
+        </w:rPr>
+        <w:t xml:space="preserve"> </w:t>
+      </w:r>
+      <w:r>
+        <w:rPr>
+          <w:rFonts w:hint="eastAsia"/>
+          <w:lang w:val="en-US"/>
+        </w:rPr>
+        <w:t>（</w:t>
+      </w:r>
+      <w:r>
+        <w:rPr>
+          <w:rFonts w:hint="eastAsia"/>
+          <w:lang w:val="en-US"/>
+        </w:rPr>
+        <w:t>Gate Keeping</w:t>
+      </w:r>
+      <w:r>
+        <w:rPr>
+          <w:rFonts w:hint="eastAsia"/>
+          <w:lang w:val="en-US"/>
+        </w:rPr>
+        <w:t>）</w:t>
+      </w:r>
+      <w:r>
+        <w:rPr>
+          <w:rFonts w:hint="eastAsia"/>
+          <w:lang w:val="en-US"/>
+        </w:rPr>
+        <w:t>或“负议事日程”</w:t>
+      </w:r>
+      <w:r>
+        <w:rPr>
+          <w:rFonts w:hint="eastAsia"/>
+          <w:lang w:val="en-US"/>
+        </w:rPr>
+        <w:t>（</w:t>
+      </w:r>
+      <w:r>
+        <w:rPr>
+          <w:rFonts w:hint="eastAsia"/>
+          <w:lang w:val="en-US"/>
+        </w:rPr>
+        <w:t>Negative Agenda Setting</w:t>
+      </w:r>
+      <w:r>
+        <w:rPr>
+          <w:rFonts w:hint="eastAsia"/>
+          <w:lang w:val="en-US"/>
+        </w:rPr>
+        <w:t>）。</w:t>
+      </w:r>
+    </w:p>
+    <w:p>
+      <w:pPr>
+        <w:pStyle w:val="aa"/>
+        <w:spacing w:before="78" w:after="78"/>
+        <w:rPr>
+          <w:rFonts w:hint="eastAsia"/>
+          <w:lang w:val="en-US"/>
+        </w:rPr>
+      </w:pPr>
+    </w:p>
+    <w:p>
+      <w:pPr>
+        <w:pStyle w:val="ac"/>
+        <w:rPr>
+          <w:lang w:val="en-US"/>
+        </w:rPr>
+      </w:pPr>
+      <w:bookmarkStart w:id="61" w:name="_Toc227839842"/>
+      <w:r>
+        <w:rPr>
+          <w:rFonts w:hint="eastAsia"/>
+          <w:lang w:val="en-US"/>
+        </w:rPr>
+        <w:t>二、政府中的政党</w:t>
+      </w:r>
+      <w:bookmarkEnd w:id="61"/>
+    </w:p>
+    <w:p>
+      <w:pPr>
+        <w:pStyle w:val="aa"/>
+        <w:spacing w:before="78" w:after="78"/>
+        <w:ind w:firstLine="420"/>
+        <w:rPr>
+          <w:rFonts w:hint="eastAsia"/>
+          <w:lang w:val="en-US"/>
+        </w:rPr>
+      </w:pPr>
+      <w:r>
+        <w:rPr>
+          <w:rFonts w:hint="eastAsia"/>
+          <w:lang w:val="en-US"/>
+        </w:rPr>
+        <w:t>根据政体不同，</w:t>
+      </w:r>
+      <w:r>
+        <w:rPr>
+          <w:rFonts w:hint="eastAsia"/>
+          <w:lang w:val="en-US"/>
+        </w:rPr>
+        <w:t>西方政党取得对政府控制权的途径</w:t>
+      </w:r>
+      <w:r>
+        <w:rPr>
+          <w:rFonts w:hint="eastAsia"/>
+          <w:lang w:val="en-US"/>
+        </w:rPr>
+        <w:t>也不同。</w:t>
+      </w:r>
+      <w:r>
+        <w:rPr>
+          <w:rFonts w:hint="eastAsia"/>
+          <w:lang w:val="en-US"/>
+        </w:rPr>
+        <w:t>议会制</w:t>
+      </w:r>
+      <w:r>
+        <w:rPr>
+          <w:rFonts w:hint="eastAsia"/>
+          <w:lang w:val="en-US"/>
+        </w:rPr>
+        <w:t>下是通过</w:t>
+      </w:r>
+      <w:r>
+        <w:rPr>
+          <w:rFonts w:hint="eastAsia"/>
+          <w:lang w:val="en-US"/>
+        </w:rPr>
+        <w:t>赢得议会选举，由多数党或多数执政联盟组成新一届政府</w:t>
+      </w:r>
+      <w:r>
+        <w:rPr>
+          <w:rFonts w:hint="eastAsia"/>
+          <w:lang w:val="en-US"/>
+        </w:rPr>
+        <w:t>；</w:t>
+      </w:r>
+      <w:r>
+        <w:rPr>
+          <w:rFonts w:hint="eastAsia"/>
+          <w:lang w:val="en-US"/>
+        </w:rPr>
+        <w:t>总统制</w:t>
+      </w:r>
+      <w:r>
+        <w:rPr>
+          <w:rFonts w:hint="eastAsia"/>
+          <w:lang w:val="en-US"/>
+        </w:rPr>
+        <w:t>下则是通过</w:t>
+      </w:r>
+      <w:r>
+        <w:rPr>
+          <w:rFonts w:hint="eastAsia"/>
+          <w:lang w:val="en-US"/>
+        </w:rPr>
+        <w:t>赢得总统大选</w:t>
+      </w:r>
+      <w:r>
+        <w:rPr>
+          <w:rFonts w:hint="eastAsia"/>
+          <w:lang w:val="en-US"/>
+        </w:rPr>
+        <w:t>。</w:t>
+      </w:r>
+    </w:p>
+    <w:p>
+      <w:pPr>
+        <w:pStyle w:val="aa"/>
+        <w:spacing w:before="78" w:after="78"/>
+        <w:ind w:firstLine="420"/>
+        <w:rPr>
+          <w:lang w:val="en-US"/>
+        </w:rPr>
+      </w:pPr>
+      <w:r>
+        <w:rPr>
+          <w:lang w:val="en-US"/>
+        </w:rPr>
+        <w:t>在联邦制国家，执政党掌控中央</w:t>
+      </w:r>
+      <w:r>
+        <w:rPr>
+          <w:lang w:val="en-US"/>
+        </w:rPr>
+        <w:t>/</w:t>
+      </w:r>
+      <w:r>
+        <w:rPr>
+          <w:lang w:val="en-US"/>
+        </w:rPr>
+        <w:t>政府并不意味着能够完全控制地</w:t>
+      </w:r>
+      <w:r>
+        <w:rPr>
+          <w:rFonts w:hint="eastAsia"/>
+          <w:lang w:val="en-US"/>
+        </w:rPr>
+        <w:t>方政府的行为和决策</w:t>
+      </w:r>
+      <w:r>
+        <w:rPr>
+          <w:rFonts w:hint="eastAsia"/>
+          <w:lang w:val="en-US"/>
+        </w:rPr>
+        <w:t>。</w:t>
+      </w:r>
+      <w:r>
+        <w:rPr>
+          <w:rFonts w:hint="eastAsia"/>
+          <w:lang w:val="en-US"/>
+        </w:rPr>
+        <w:t>在总统联邦制国家，州</w:t>
+      </w:r>
+      <w:r>
+        <w:rPr>
+          <w:rFonts w:hint="eastAsia"/>
+          <w:lang w:val="en-US"/>
+        </w:rPr>
+        <w:t>/</w:t>
+      </w:r>
+      <w:r>
+        <w:rPr>
+          <w:rFonts w:hint="eastAsia"/>
+          <w:lang w:val="en-US"/>
+        </w:rPr>
+        <w:t>省长是本州</w:t>
+      </w:r>
+      <w:r>
+        <w:rPr>
+          <w:rFonts w:hint="eastAsia"/>
+          <w:lang w:val="en-US"/>
+        </w:rPr>
+        <w:t>/</w:t>
+      </w:r>
+      <w:proofErr w:type="gramStart"/>
+      <w:r>
+        <w:rPr>
+          <w:rFonts w:hint="eastAsia"/>
+          <w:lang w:val="en-US"/>
+        </w:rPr>
+        <w:t>省最高</w:t>
+      </w:r>
+      <w:proofErr w:type="gramEnd"/>
+      <w:r>
+        <w:rPr>
+          <w:rFonts w:hint="eastAsia"/>
+          <w:lang w:val="en-US"/>
+        </w:rPr>
+        <w:t>行政长官。在美国，大部分州长拥有颁布行政命令和否决议案的权力</w:t>
+      </w:r>
+      <w:r>
+        <w:rPr>
+          <w:rFonts w:hint="eastAsia"/>
+          <w:lang w:val="en-US"/>
+        </w:rPr>
+        <w:t>。</w:t>
+      </w:r>
+      <w:r>
+        <w:rPr>
+          <w:rFonts w:hint="eastAsia"/>
+          <w:lang w:val="en-US"/>
+        </w:rPr>
+        <w:t>在议会联邦制国家，州长能够任命州内阁成员</w:t>
+      </w:r>
+      <w:r>
+        <w:rPr>
+          <w:rFonts w:hint="eastAsia"/>
+          <w:lang w:val="en-US"/>
+        </w:rPr>
+        <w:t>。</w:t>
+      </w:r>
+    </w:p>
+    <w:p>
+      <w:pPr>
+        <w:pStyle w:val="ae"/>
+        <w:rPr>
+          <w:lang w:val="en-US"/>
+        </w:rPr>
+      </w:pPr>
+      <w:bookmarkStart w:id="62" w:name="_Toc227839843"/>
+      <w:r>
+        <w:rPr>
+          <w:rFonts w:hint="eastAsia"/>
+          <w:lang w:val="en-US"/>
+        </w:rPr>
+        <w:t>（一）议会制国家政府中的政党</w:t>
+      </w:r>
+      <w:bookmarkEnd w:id="62"/>
+    </w:p>
+    <w:p>
+      <w:pPr>
+        <w:pStyle w:val="aa"/>
+        <w:spacing w:before="78" w:after="78"/>
+        <w:ind w:firstLine="420"/>
+        <w:rPr>
+          <w:lang w:val="en-US"/>
+        </w:rPr>
+      </w:pPr>
+      <w:r>
+        <w:rPr>
+          <w:rFonts w:hint="eastAsia"/>
+          <w:lang w:val="en-US"/>
+        </w:rPr>
+        <w:lastRenderedPageBreak/>
+        <w:t>下面，我们以英国为例，考察议会制国家政府中的政党。</w:t>
+      </w:r>
+    </w:p>
+    <w:p>
+      <w:pPr>
+        <w:pStyle w:val="aa"/>
+        <w:spacing w:before="78" w:after="78"/>
+        <w:ind w:firstLine="420"/>
+        <w:rPr>
+          <w:rFonts w:hint="eastAsia"/>
+          <w:lang w:val="en-US"/>
+        </w:rPr>
+      </w:pPr>
+      <w:r>
+        <w:rPr>
+          <w:rFonts w:hint="eastAsia"/>
+          <w:lang w:val="en-US"/>
+        </w:rPr>
+        <w:t>通过议会选举取得政权之后，执政党</w:t>
+      </w:r>
+      <w:r>
+        <w:rPr>
+          <w:rFonts w:hint="eastAsia"/>
+          <w:lang w:val="en-US"/>
+        </w:rPr>
+        <w:t>/</w:t>
+      </w:r>
+      <w:r>
+        <w:rPr>
+          <w:rFonts w:hint="eastAsia"/>
+          <w:lang w:val="en-US"/>
+        </w:rPr>
+        <w:t>联盟会组建新一届政府</w:t>
+      </w:r>
+      <w:r>
+        <w:rPr>
+          <w:rFonts w:hint="eastAsia"/>
+          <w:lang w:val="en-US"/>
+        </w:rPr>
+        <w:t>。</w:t>
+      </w:r>
+      <w:r>
+        <w:rPr>
+          <w:rFonts w:hint="eastAsia"/>
+          <w:lang w:val="en-US"/>
+        </w:rPr>
+        <w:t>执政党</w:t>
+      </w:r>
+      <w:r>
+        <w:rPr>
+          <w:rFonts w:hint="eastAsia"/>
+          <w:lang w:val="en-US"/>
+        </w:rPr>
+        <w:t>/</w:t>
+      </w:r>
+      <w:r>
+        <w:rPr>
+          <w:rFonts w:hint="eastAsia"/>
+          <w:lang w:val="en-US"/>
+        </w:rPr>
+        <w:t>联盟领袖成为首相</w:t>
+      </w:r>
+      <w:r>
+        <w:rPr>
+          <w:rFonts w:hint="eastAsia"/>
+          <w:lang w:val="en-US"/>
+        </w:rPr>
+        <w:t>，</w:t>
+      </w:r>
+      <w:r>
+        <w:rPr>
+          <w:rFonts w:hint="eastAsia"/>
+          <w:lang w:val="en-US"/>
+        </w:rPr>
+        <w:t>首相向英王递交新的内阁成员名单</w:t>
+      </w:r>
+      <w:r>
+        <w:rPr>
+          <w:rFonts w:hint="eastAsia"/>
+          <w:lang w:val="en-US"/>
+        </w:rPr>
+        <w:t>，</w:t>
+      </w:r>
+      <w:r>
+        <w:rPr>
+          <w:rFonts w:hint="eastAsia"/>
+          <w:lang w:val="en-US"/>
+        </w:rPr>
+        <w:t>英王批准新一届政府成立</w:t>
+      </w:r>
+      <w:r>
+        <w:rPr>
+          <w:rFonts w:hint="eastAsia"/>
+          <w:lang w:val="en-US"/>
+        </w:rPr>
+        <w:t>。</w:t>
+      </w:r>
+    </w:p>
+    <w:p>
+      <w:pPr>
+        <w:pStyle w:val="aa"/>
+        <w:spacing w:before="78" w:after="78"/>
+        <w:ind w:firstLine="420"/>
+        <w:rPr>
+          <w:lang w:val="en-US"/>
+        </w:rPr>
+      </w:pPr>
+      <w:r>
+        <w:rPr>
+          <w:rFonts w:hint="eastAsia"/>
+          <w:lang w:val="en-US"/>
+        </w:rPr>
+        <w:t>“内阁”和“政府”是两个不同的概念</w:t>
+      </w:r>
+      <w:r>
+        <w:rPr>
+          <w:rFonts w:hint="eastAsia"/>
+          <w:lang w:val="en-US"/>
+        </w:rPr>
+        <w:t>。</w:t>
+      </w:r>
+      <w:r>
+        <w:rPr>
+          <w:lang w:val="en-US"/>
+        </w:rPr>
+        <w:t>政府成员包含所有内阁成员</w:t>
+      </w:r>
+      <w:r>
+        <w:rPr>
+          <w:rFonts w:hint="eastAsia"/>
+          <w:lang w:val="en-US"/>
+        </w:rPr>
+        <w:t>；</w:t>
+      </w:r>
+      <w:r>
+        <w:rPr>
+          <w:lang w:val="en-US"/>
+        </w:rPr>
+        <w:t>内阁是政府的核心</w:t>
+      </w:r>
+      <w:r>
+        <w:rPr>
+          <w:rFonts w:hint="eastAsia"/>
+          <w:lang w:val="en-US"/>
+        </w:rPr>
+        <w:t>，</w:t>
+      </w:r>
+      <w:r>
+        <w:rPr>
+          <w:lang w:val="en-US"/>
+        </w:rPr>
+        <w:t>绝大多数情况下内阁均由</w:t>
+      </w:r>
+      <w:r>
+        <w:rPr>
+          <w:lang w:val="en-US"/>
+        </w:rPr>
+        <w:t>20</w:t>
+      </w:r>
+      <w:r>
+        <w:rPr>
+          <w:lang w:val="en-US"/>
+        </w:rPr>
+        <w:t>多名执政党</w:t>
+      </w:r>
+      <w:r>
+        <w:rPr>
+          <w:lang w:val="en-US"/>
+        </w:rPr>
+        <w:t>/</w:t>
+      </w:r>
+      <w:r>
+        <w:rPr>
+          <w:lang w:val="en-US"/>
+        </w:rPr>
+        <w:t>联盟的议员组成</w:t>
+      </w:r>
+      <w:r>
+        <w:rPr>
+          <w:rFonts w:hint="eastAsia"/>
+          <w:lang w:val="en-US"/>
+        </w:rPr>
+        <w:t>；</w:t>
+      </w:r>
+      <w:r>
+        <w:rPr>
+          <w:rFonts w:hint="eastAsia"/>
+          <w:lang w:val="en-US"/>
+        </w:rPr>
+        <w:t>现任英国内阁由</w:t>
+      </w:r>
+      <w:r>
+        <w:rPr>
+          <w:rFonts w:hint="eastAsia"/>
+          <w:lang w:val="en-US"/>
+        </w:rPr>
+        <w:t>27</w:t>
+      </w:r>
+      <w:r>
+        <w:rPr>
+          <w:rFonts w:hint="eastAsia"/>
+          <w:lang w:val="en-US"/>
+        </w:rPr>
+        <w:t>名工党议员组成</w:t>
+      </w:r>
+      <w:r>
+        <w:rPr>
+          <w:rFonts w:hint="eastAsia"/>
+          <w:lang w:val="en-US"/>
+        </w:rPr>
+        <w:t>。</w:t>
+      </w:r>
+      <w:r>
+        <w:rPr>
+          <w:lang w:val="en-US"/>
+        </w:rPr>
+        <w:t>内阁成员的配置反映执政联盟</w:t>
+      </w:r>
+      <w:r>
+        <w:rPr>
+          <w:lang w:val="en-US"/>
+        </w:rPr>
+        <w:t>/</w:t>
+      </w:r>
+      <w:r>
+        <w:rPr>
+          <w:lang w:val="en-US"/>
+        </w:rPr>
+        <w:t>党内</w:t>
+      </w:r>
+      <w:proofErr w:type="gramStart"/>
+      <w:r>
+        <w:rPr>
+          <w:lang w:val="en-US"/>
+        </w:rPr>
+        <w:t>个</w:t>
+      </w:r>
+      <w:proofErr w:type="gramEnd"/>
+      <w:r>
+        <w:rPr>
+          <w:lang w:val="en-US"/>
+        </w:rPr>
+        <w:t>党派</w:t>
+      </w:r>
+      <w:r>
+        <w:rPr>
+          <w:lang w:val="en-US"/>
+        </w:rPr>
+        <w:t>/</w:t>
+      </w:r>
+      <w:r>
+        <w:rPr>
+          <w:lang w:val="en-US"/>
+        </w:rPr>
+        <w:t>派系权力平衡关系</w:t>
+      </w:r>
+      <w:r>
+        <w:rPr>
+          <w:rFonts w:hint="eastAsia"/>
+          <w:lang w:val="en-US"/>
+        </w:rPr>
+        <w:t>。</w:t>
+      </w:r>
+    </w:p>
+    <w:p>
+      <w:pPr>
+        <w:pStyle w:val="aa"/>
+        <w:spacing w:before="78" w:after="78"/>
+        <w:ind w:firstLine="420"/>
+        <w:rPr>
+          <w:lang w:val="en-US"/>
+        </w:rPr>
+      </w:pPr>
+      <w:r>
+        <w:rPr>
+          <w:lang w:val="en-US"/>
+        </w:rPr>
+        <w:t>工党领导人由普通工党党员投票选举产生</w:t>
+      </w:r>
+      <w:r>
+        <w:rPr>
+          <w:rFonts w:hint="eastAsia"/>
+          <w:lang w:val="en-US"/>
+        </w:rPr>
+        <w:t>。</w:t>
+      </w:r>
+      <w:r>
+        <w:rPr>
+          <w:rFonts w:hint="eastAsia"/>
+          <w:lang w:val="en-US"/>
+        </w:rPr>
+        <w:t>候选人需要获得</w:t>
+      </w:r>
+      <w:r>
+        <w:rPr>
+          <w:rFonts w:hint="eastAsia"/>
+          <w:lang w:val="en-US"/>
+        </w:rPr>
+        <w:t>20%</w:t>
+      </w:r>
+      <w:r>
+        <w:rPr>
+          <w:rFonts w:hint="eastAsia"/>
+          <w:lang w:val="en-US"/>
+        </w:rPr>
+        <w:t>的工党议员提名选举的日期和具体流程由国家执行委员会</w:t>
+      </w:r>
+      <w:r>
+        <w:rPr>
+          <w:rFonts w:hint="eastAsia"/>
+          <w:lang w:val="en-US"/>
+        </w:rPr>
+        <w:t>（</w:t>
+      </w:r>
+      <w:r>
+        <w:rPr>
+          <w:rFonts w:hint="eastAsia"/>
+          <w:lang w:val="en-US"/>
+        </w:rPr>
+        <w:t>National Executive</w:t>
+      </w:r>
+      <w:r>
+        <w:rPr>
+          <w:rFonts w:hint="eastAsia"/>
+          <w:lang w:val="en-US"/>
+        </w:rPr>
+        <w:t xml:space="preserve"> </w:t>
+      </w:r>
+      <w:r>
+        <w:rPr>
+          <w:rFonts w:hint="eastAsia"/>
+          <w:lang w:val="en-US"/>
+        </w:rPr>
+        <w:t>Committee</w:t>
+      </w:r>
+      <w:r>
+        <w:rPr>
+          <w:rFonts w:hint="eastAsia"/>
+          <w:lang w:val="en-US"/>
+        </w:rPr>
+        <w:t>）</w:t>
+      </w:r>
+      <w:r>
+        <w:rPr>
+          <w:rFonts w:hint="eastAsia"/>
+          <w:lang w:val="en-US"/>
+        </w:rPr>
+        <w:t>决定</w:t>
+      </w:r>
+      <w:r>
+        <w:rPr>
+          <w:rFonts w:hint="eastAsia"/>
+          <w:lang w:val="en-US"/>
+        </w:rPr>
+        <w:t>。</w:t>
+      </w:r>
+      <w:r>
+        <w:rPr>
+          <w:rFonts w:hint="eastAsia"/>
+          <w:lang w:val="en-US"/>
+        </w:rPr>
+        <w:t>工党党内不存在“不信任投票”</w:t>
+      </w:r>
+      <w:r>
+        <w:rPr>
+          <w:rFonts w:hint="eastAsia"/>
+          <w:lang w:val="en-US"/>
+        </w:rPr>
+        <w:t>，</w:t>
+      </w:r>
+      <w:r>
+        <w:rPr>
+          <w:rFonts w:hint="eastAsia"/>
+          <w:lang w:val="en-US"/>
+        </w:rPr>
+        <w:t>但工党议员可以在每年的工党大会上挑战现任工党领导人</w:t>
+      </w:r>
+      <w:r>
+        <w:rPr>
+          <w:rFonts w:hint="eastAsia"/>
+          <w:lang w:val="en-US"/>
+        </w:rPr>
+        <w:t>，</w:t>
+      </w:r>
+      <w:r>
+        <w:rPr>
+          <w:rFonts w:hint="eastAsia"/>
+          <w:lang w:val="en-US"/>
+        </w:rPr>
+        <w:t>赢得</w:t>
+      </w:r>
+      <w:r>
+        <w:rPr>
+          <w:rFonts w:hint="eastAsia"/>
+          <w:lang w:val="en-US"/>
+        </w:rPr>
+        <w:t>20%</w:t>
+      </w:r>
+      <w:r>
+        <w:rPr>
+          <w:rFonts w:hint="eastAsia"/>
+          <w:lang w:val="en-US"/>
+        </w:rPr>
+        <w:t>提名的工党议员可以参选工党领导人</w:t>
+      </w:r>
+      <w:r>
+        <w:rPr>
+          <w:rFonts w:hint="eastAsia"/>
+          <w:lang w:val="en-US"/>
+        </w:rPr>
+        <w:t>。</w:t>
+      </w:r>
+    </w:p>
+    <w:p>
+      <w:pPr>
+        <w:pStyle w:val="aa"/>
+        <w:spacing w:before="78" w:after="78"/>
+        <w:rPr>
+          <w:lang w:val="en-US"/>
+        </w:rPr>
+      </w:pPr>
+    </w:p>
+    <w:p>
+      <w:pPr>
+        <w:pStyle w:val="aa"/>
+        <w:spacing w:before="78" w:after="78"/>
         <w:rPr>
           <w:rFonts w:hint="eastAsia"/>
           <w:lang w:val="en-US"/>
@@ -20871,7 +25178,7 @@
       </w:pPr>
     </w:p>
     <w:sectPr>
-      <w:footerReference w:type="default" r:id="rId10"/>
+      <w:footerReference w:type="default" r:id="rId11"/>
       <w:pgSz w:w="11906" w:h="16838"/>
       <w:pgMar w:top="1440" w:right="1800" w:bottom="1440" w:left="1800" w:header="851" w:footer="992" w:gutter="0"/>
       <w:cols w:space="425"/>
@@ -21300,6 +25607,119 @@
     </w:lvl>
   </w:abstractNum>
   <w:abstractNum w:abstractNumId="2" w15:restartNumberingAfterBreak="0">
+    <w:nsid w:val="25FD1EE2"/>
+    <w:multiLevelType w:val="hybridMultilevel"/>
+    <w:tmpl w:val="DFDA6730"/>
+    <w:lvl w:ilvl="0" w:tplc="04090001">
+      <w:start w:val="1"/>
+      <w:numFmt w:val="bullet"/>
+      <w:lvlText w:val=""/>
+      <w:lvlJc w:val="left"/>
+      <w:pPr>
+        <w:ind w:left="440" w:hanging="440"/>
+      </w:pPr>
+      <w:rPr>
+        <w:rFonts w:ascii="Wingdings" w:hAnsi="Wingdings" w:hint="default"/>
+      </w:rPr>
+    </w:lvl>
+    <w:lvl w:ilvl="1" w:tplc="04090003" w:tentative="1">
+      <w:start w:val="1"/>
+      <w:numFmt w:val="bullet"/>
+      <w:lvlText w:val=""/>
+      <w:lvlJc w:val="left"/>
+      <w:pPr>
+        <w:ind w:left="880" w:hanging="440"/>
+      </w:pPr>
+      <w:rPr>
+        <w:rFonts w:ascii="Wingdings" w:hAnsi="Wingdings" w:hint="default"/>
+      </w:rPr>
+    </w:lvl>
+    <w:lvl w:ilvl="2" w:tplc="04090005" w:tentative="1">
+      <w:start w:val="1"/>
+      <w:numFmt w:val="bullet"/>
+      <w:lvlText w:val=""/>
+      <w:lvlJc w:val="left"/>
+      <w:pPr>
+        <w:ind w:left="1320" w:hanging="440"/>
+      </w:pPr>
+      <w:rPr>
+        <w:rFonts w:ascii="Wingdings" w:hAnsi="Wingdings" w:hint="default"/>
+      </w:rPr>
+    </w:lvl>
+    <w:lvl w:ilvl="3" w:tplc="04090001" w:tentative="1">
+      <w:start w:val="1"/>
+      <w:numFmt w:val="bullet"/>
+      <w:lvlText w:val=""/>
+      <w:lvlJc w:val="left"/>
+      <w:pPr>
+        <w:ind w:left="1760" w:hanging="440"/>
+      </w:pPr>
+      <w:rPr>
+        <w:rFonts w:ascii="Wingdings" w:hAnsi="Wingdings" w:hint="default"/>
+      </w:rPr>
+    </w:lvl>
+    <w:lvl w:ilvl="4" w:tplc="04090003" w:tentative="1">
+      <w:start w:val="1"/>
+      <w:numFmt w:val="bullet"/>
+      <w:lvlText w:val=""/>
+      <w:lvlJc w:val="left"/>
+      <w:pPr>
+        <w:ind w:left="2200" w:hanging="440"/>
+      </w:pPr>
+      <w:rPr>
+        <w:rFonts w:ascii="Wingdings" w:hAnsi="Wingdings" w:hint="default"/>
+      </w:rPr>
+    </w:lvl>
+    <w:lvl w:ilvl="5" w:tplc="04090005" w:tentative="1">
+      <w:start w:val="1"/>
+      <w:numFmt w:val="bullet"/>
+      <w:lvlText w:val=""/>
+      <w:lvlJc w:val="left"/>
+      <w:pPr>
+        <w:ind w:left="2640" w:hanging="440"/>
+      </w:pPr>
+      <w:rPr>
+        <w:rFonts w:ascii="Wingdings" w:hAnsi="Wingdings" w:hint="default"/>
+      </w:rPr>
+    </w:lvl>
+    <w:lvl w:ilvl="6" w:tplc="04090001" w:tentative="1">
+      <w:start w:val="1"/>
+      <w:numFmt w:val="bullet"/>
+      <w:lvlText w:val=""/>
+      <w:lvlJc w:val="left"/>
+      <w:pPr>
+        <w:ind w:left="3080" w:hanging="440"/>
+      </w:pPr>
+      <w:rPr>
+        <w:rFonts w:ascii="Wingdings" w:hAnsi="Wingdings" w:hint="default"/>
+      </w:rPr>
+    </w:lvl>
+    <w:lvl w:ilvl="7" w:tplc="04090003" w:tentative="1">
+      <w:start w:val="1"/>
+      <w:numFmt w:val="bullet"/>
+      <w:lvlText w:val=""/>
+      <w:lvlJc w:val="left"/>
+      <w:pPr>
+        <w:ind w:left="3520" w:hanging="440"/>
+      </w:pPr>
+      <w:rPr>
+        <w:rFonts w:ascii="Wingdings" w:hAnsi="Wingdings" w:hint="default"/>
+      </w:rPr>
+    </w:lvl>
+    <w:lvl w:ilvl="8" w:tplc="04090005" w:tentative="1">
+      <w:start w:val="1"/>
+      <w:numFmt w:val="bullet"/>
+      <w:lvlText w:val=""/>
+      <w:lvlJc w:val="left"/>
+      <w:pPr>
+        <w:ind w:left="3960" w:hanging="440"/>
+      </w:pPr>
+      <w:rPr>
+        <w:rFonts w:ascii="Wingdings" w:hAnsi="Wingdings" w:hint="default"/>
+      </w:rPr>
+    </w:lvl>
+  </w:abstractNum>
+  <w:abstractNum w:abstractNumId="3" w15:restartNumberingAfterBreak="0">
     <w:nsid w:val="26456140"/>
     <w:multiLevelType w:val="hybridMultilevel"/>
     <w:tmpl w:val="D5465CD4"/>
@@ -21388,7 +25808,7 @@
       </w:pPr>
     </w:lvl>
   </w:abstractNum>
-  <w:abstractNum w:abstractNumId="3" w15:restartNumberingAfterBreak="0">
+  <w:abstractNum w:abstractNumId="4" w15:restartNumberingAfterBreak="0">
     <w:nsid w:val="3A0E6E71"/>
     <w:multiLevelType w:val="hybridMultilevel"/>
     <w:tmpl w:val="8856CC94"/>
@@ -21501,7 +25921,7 @@
       </w:rPr>
     </w:lvl>
   </w:abstractNum>
-  <w:abstractNum w:abstractNumId="4" w15:restartNumberingAfterBreak="0">
+  <w:abstractNum w:abstractNumId="5" w15:restartNumberingAfterBreak="0">
     <w:nsid w:val="3B3C3355"/>
     <w:multiLevelType w:val="hybridMultilevel"/>
     <w:tmpl w:val="07546572"/>
@@ -21614,7 +26034,7 @@
       </w:rPr>
     </w:lvl>
   </w:abstractNum>
-  <w:abstractNum w:abstractNumId="5" w15:restartNumberingAfterBreak="0">
+  <w:abstractNum w:abstractNumId="6" w15:restartNumberingAfterBreak="0">
     <w:nsid w:val="3F41529A"/>
     <w:multiLevelType w:val="hybridMultilevel"/>
     <w:tmpl w:val="38DA4A82"/>
@@ -21727,7 +26147,7 @@
       </w:rPr>
     </w:lvl>
   </w:abstractNum>
-  <w:abstractNum w:abstractNumId="6" w15:restartNumberingAfterBreak="0">
+  <w:abstractNum w:abstractNumId="7" w15:restartNumberingAfterBreak="0">
     <w:nsid w:val="417A2185"/>
     <w:multiLevelType w:val="hybridMultilevel"/>
     <w:tmpl w:val="63EE22C0"/>
@@ -21840,7 +26260,7 @@
       </w:rPr>
     </w:lvl>
   </w:abstractNum>
-  <w:abstractNum w:abstractNumId="7" w15:restartNumberingAfterBreak="0">
+  <w:abstractNum w:abstractNumId="8" w15:restartNumberingAfterBreak="0">
     <w:nsid w:val="43265808"/>
     <w:multiLevelType w:val="hybridMultilevel"/>
     <w:tmpl w:val="E200B45A"/>
@@ -21953,7 +26373,7 @@
       </w:rPr>
     </w:lvl>
   </w:abstractNum>
-  <w:abstractNum w:abstractNumId="8" w15:restartNumberingAfterBreak="0">
+  <w:abstractNum w:abstractNumId="9" w15:restartNumberingAfterBreak="0">
     <w:nsid w:val="4AE43F26"/>
     <w:multiLevelType w:val="hybridMultilevel"/>
     <w:tmpl w:val="9CA88142"/>
@@ -22066,7 +26486,7 @@
       </w:rPr>
     </w:lvl>
   </w:abstractNum>
-  <w:abstractNum w:abstractNumId="9" w15:restartNumberingAfterBreak="0">
+  <w:abstractNum w:abstractNumId="10" w15:restartNumberingAfterBreak="0">
     <w:nsid w:val="62F77943"/>
     <w:multiLevelType w:val="hybridMultilevel"/>
     <w:tmpl w:val="832A6C5A"/>
@@ -22179,7 +26599,7 @@
       </w:rPr>
     </w:lvl>
   </w:abstractNum>
-  <w:abstractNum w:abstractNumId="10" w15:restartNumberingAfterBreak="0">
+  <w:abstractNum w:abstractNumId="11" w15:restartNumberingAfterBreak="0">
     <w:nsid w:val="670F042E"/>
     <w:multiLevelType w:val="hybridMultilevel"/>
     <w:tmpl w:val="317AA1FA"/>
@@ -22292,7 +26712,7 @@
       </w:rPr>
     </w:lvl>
   </w:abstractNum>
-  <w:abstractNum w:abstractNumId="11" w15:restartNumberingAfterBreak="0">
+  <w:abstractNum w:abstractNumId="12" w15:restartNumberingAfterBreak="0">
     <w:nsid w:val="6E341EF4"/>
     <w:multiLevelType w:val="hybridMultilevel"/>
     <w:tmpl w:val="432C477A"/>
@@ -22405,7 +26825,7 @@
       </w:rPr>
     </w:lvl>
   </w:abstractNum>
-  <w:abstractNum w:abstractNumId="12" w15:restartNumberingAfterBreak="0">
+  <w:abstractNum w:abstractNumId="13" w15:restartNumberingAfterBreak="0">
     <w:nsid w:val="7DE46ED2"/>
     <w:multiLevelType w:val="hybridMultilevel"/>
     <w:tmpl w:val="85FA63C0"/>
@@ -22518,7 +26938,7 @@
       </w:rPr>
     </w:lvl>
   </w:abstractNum>
-  <w:abstractNum w:abstractNumId="13" w15:restartNumberingAfterBreak="0">
+  <w:abstractNum w:abstractNumId="14" w15:restartNumberingAfterBreak="0">
     <w:nsid w:val="7EBA02E0"/>
     <w:multiLevelType w:val="hybridMultilevel"/>
     <w:tmpl w:val="076CFED4"/>
@@ -22631,7 +27051,7 @@
       </w:rPr>
     </w:lvl>
   </w:abstractNum>
-  <w:abstractNum w:abstractNumId="14" w15:restartNumberingAfterBreak="0">
+  <w:abstractNum w:abstractNumId="15" w15:restartNumberingAfterBreak="0">
     <w:nsid w:val="7EDB7CEF"/>
     <w:multiLevelType w:val="hybridMultilevel"/>
     <w:tmpl w:val="773842F4"/>
@@ -22745,49 +27165,52 @@
     </w:lvl>
   </w:abstractNum>
   <w:num w:numId="1" w16cid:durableId="1088893493">
-    <w:abstractNumId w:val="2"/>
+    <w:abstractNumId w:val="3"/>
   </w:num>
   <w:num w:numId="2" w16cid:durableId="12269881">
-    <w:abstractNumId w:val="14"/>
+    <w:abstractNumId w:val="15"/>
   </w:num>
   <w:num w:numId="3" w16cid:durableId="1983002091">
-    <w:abstractNumId w:val="6"/>
+    <w:abstractNumId w:val="7"/>
   </w:num>
   <w:num w:numId="4" w16cid:durableId="731849960">
     <w:abstractNumId w:val="0"/>
   </w:num>
   <w:num w:numId="5" w16cid:durableId="1116632798">
+    <w:abstractNumId w:val="12"/>
+  </w:num>
+  <w:num w:numId="6" w16cid:durableId="1752196932">
+    <w:abstractNumId w:val="10"/>
+  </w:num>
+  <w:num w:numId="7" w16cid:durableId="1352300313">
+    <w:abstractNumId w:val="6"/>
+  </w:num>
+  <w:num w:numId="8" w16cid:durableId="1343162509">
+    <w:abstractNumId w:val="4"/>
+  </w:num>
+  <w:num w:numId="9" w16cid:durableId="164905320">
+    <w:abstractNumId w:val="13"/>
+  </w:num>
+  <w:num w:numId="10" w16cid:durableId="1432777141">
+    <w:abstractNumId w:val="14"/>
+  </w:num>
+  <w:num w:numId="11" w16cid:durableId="1472748748">
+    <w:abstractNumId w:val="9"/>
+  </w:num>
+  <w:num w:numId="12" w16cid:durableId="873427097">
     <w:abstractNumId w:val="11"/>
   </w:num>
-  <w:num w:numId="6" w16cid:durableId="1752196932">
-    <w:abstractNumId w:val="9"/>
-  </w:num>
-  <w:num w:numId="7" w16cid:durableId="1352300313">
-    <w:abstractNumId w:val="5"/>
-  </w:num>
-  <w:num w:numId="8" w16cid:durableId="1343162509">
-    <w:abstractNumId w:val="3"/>
-  </w:num>
-  <w:num w:numId="9" w16cid:durableId="164905320">
-    <w:abstractNumId w:val="12"/>
-  </w:num>
-  <w:num w:numId="10" w16cid:durableId="1432777141">
-    <w:abstractNumId w:val="13"/>
-  </w:num>
-  <w:num w:numId="11" w16cid:durableId="1472748748">
+  <w:num w:numId="13" w16cid:durableId="86080031">
     <w:abstractNumId w:val="8"/>
-  </w:num>
-  <w:num w:numId="12" w16cid:durableId="873427097">
-    <w:abstractNumId w:val="10"/>
-  </w:num>
-  <w:num w:numId="13" w16cid:durableId="86080031">
-    <w:abstractNumId w:val="7"/>
   </w:num>
   <w:num w:numId="14" w16cid:durableId="1811434337">
     <w:abstractNumId w:val="1"/>
   </w:num>
   <w:num w:numId="15" w16cid:durableId="1220247074">
-    <w:abstractNumId w:val="4"/>
+    <w:abstractNumId w:val="5"/>
+  </w:num>
+  <w:num w:numId="16" w16cid:durableId="1686706304">
+    <w:abstractNumId w:val="2"/>
   </w:num>
 </w:numbering>
 </file>
@@ -23582,6 +28005,16 @@
       <w:color w:val="666666"/>
     </w:rPr>
   </w:style>
+  <w:style w:type="paragraph" w:styleId="af7">
+    <w:name w:val="List Paragraph"/>
+    <w:basedOn w:val="a"/>
+    <w:uiPriority w:val="34"/>
+    <w:qFormat/>
+    <w:rsid w:val="00784625"/>
+    <w:pPr>
+      <w:ind w:firstLineChars="200" w:firstLine="420"/>
+    </w:pPr>
+  </w:style>
 </w:styles>
 </file>
 

--- a/course/major/比较政党制度.docx
+++ b/course/major/比较政党制度.docx
@@ -295,11 +295,11 @@
             </w:rPr>
             <w:fldChar w:fldCharType="separate"/>
           </w:r>
-          <w:hyperlink w:anchor="_Toc227839781" w:history="1">
+          <w:hyperlink w:anchor="_Toc228444633" w:history="1">
             <w:r>
               <w:rPr>
                 <w:rStyle w:val="a3"/>
-                <w:rFonts w:ascii="宋体" w:eastAsia="宋体" w:hAnsi="宋体" w:hint="eastAsia"/>
+                <w:rFonts w:ascii="宋体" w:eastAsia="宋体" w:hAnsi="宋体"/>
                 <w:noProof/>
               </w:rPr>
               <w:t>第一讲 政党的概念及基本原理</w:t>
@@ -334,7 +334,7 @@
                 <w:noProof/>
                 <w:webHidden/>
               </w:rPr>
-              <w:instrText>PAGEREF _Toc227839781 \h</w:instrText>
+              <w:instrText>PAGEREF _Toc228444633 \h</w:instrText>
             </w:r>
             <w:r>
               <w:rPr>
@@ -392,11 +392,11 @@
               <w14:ligatures w14:val="standardContextual"/>
             </w:rPr>
           </w:pPr>
-          <w:hyperlink w:anchor="_Toc227839782" w:history="1">
+          <w:hyperlink w:anchor="_Toc228444634" w:history="1">
             <w:r>
               <w:rPr>
                 <w:rStyle w:val="a3"/>
-                <w:rFonts w:ascii="宋体" w:eastAsia="宋体" w:hAnsi="宋体" w:hint="eastAsia"/>
+                <w:rFonts w:ascii="宋体" w:eastAsia="宋体" w:hAnsi="宋体"/>
                 <w:noProof/>
               </w:rPr>
               <w:t>一、什么是政党</w:t>
@@ -431,7 +431,7 @@
                 <w:noProof/>
                 <w:webHidden/>
               </w:rPr>
-              <w:instrText>PAGEREF _Toc227839782 \h</w:instrText>
+              <w:instrText>PAGEREF _Toc228444634 \h</w:instrText>
             </w:r>
             <w:r>
               <w:rPr>
@@ -489,11 +489,11 @@
               <w14:ligatures w14:val="standardContextual"/>
             </w:rPr>
           </w:pPr>
-          <w:hyperlink w:anchor="_Toc227839783" w:history="1">
+          <w:hyperlink w:anchor="_Toc228444635" w:history="1">
             <w:r>
               <w:rPr>
                 <w:rStyle w:val="a3"/>
-                <w:rFonts w:ascii="宋体" w:eastAsia="宋体" w:hAnsi="宋体" w:hint="eastAsia"/>
+                <w:rFonts w:ascii="宋体" w:eastAsia="宋体" w:hAnsi="宋体"/>
                 <w:noProof/>
               </w:rPr>
               <w:t>（一）政党的定义与概念：西方视角</w:t>
@@ -528,7 +528,7 @@
                 <w:noProof/>
                 <w:webHidden/>
               </w:rPr>
-              <w:instrText>PAGEREF _Toc227839783 \h</w:instrText>
+              <w:instrText>PAGEREF _Toc228444635 \h</w:instrText>
             </w:r>
             <w:r>
               <w:rPr>
@@ -586,11 +586,11 @@
               <w14:ligatures w14:val="standardContextual"/>
             </w:rPr>
           </w:pPr>
-          <w:hyperlink w:anchor="_Toc227839784" w:history="1">
+          <w:hyperlink w:anchor="_Toc228444636" w:history="1">
             <w:r>
               <w:rPr>
                 <w:rStyle w:val="a3"/>
-                <w:rFonts w:ascii="宋体" w:eastAsia="宋体" w:hAnsi="宋体" w:hint="eastAsia"/>
+                <w:rFonts w:ascii="宋体" w:eastAsia="宋体" w:hAnsi="宋体"/>
                 <w:noProof/>
               </w:rPr>
               <w:t>（二）教科书对政党的定义</w:t>
@@ -625,7 +625,7 @@
                 <w:noProof/>
                 <w:webHidden/>
               </w:rPr>
-              <w:instrText>PAGEREF _Toc227839784 \h</w:instrText>
+              <w:instrText>PAGEREF _Toc228444636 \h</w:instrText>
             </w:r>
             <w:r>
               <w:rPr>
@@ -683,11 +683,11 @@
               <w14:ligatures w14:val="standardContextual"/>
             </w:rPr>
           </w:pPr>
-          <w:hyperlink w:anchor="_Toc227839785" w:history="1">
+          <w:hyperlink w:anchor="_Toc228444637" w:history="1">
             <w:r>
               <w:rPr>
                 <w:rStyle w:val="a3"/>
-                <w:rFonts w:ascii="宋体" w:eastAsia="宋体" w:hAnsi="宋体" w:hint="eastAsia"/>
+                <w:rFonts w:ascii="宋体" w:eastAsia="宋体" w:hAnsi="宋体"/>
                 <w:noProof/>
               </w:rPr>
               <w:t>（三）政党的基本特征</w:t>
@@ -722,7 +722,7 @@
                 <w:noProof/>
                 <w:webHidden/>
               </w:rPr>
-              <w:instrText>PAGEREF _Toc227839785 \h</w:instrText>
+              <w:instrText>PAGEREF _Toc228444637 \h</w:instrText>
             </w:r>
             <w:r>
               <w:rPr>
@@ -780,11 +780,11 @@
               <w14:ligatures w14:val="standardContextual"/>
             </w:rPr>
           </w:pPr>
-          <w:hyperlink w:anchor="_Toc227839786" w:history="1">
+          <w:hyperlink w:anchor="_Toc228444638" w:history="1">
             <w:r>
               <w:rPr>
                 <w:rStyle w:val="a3"/>
-                <w:rFonts w:ascii="宋体" w:eastAsia="宋体" w:hAnsi="宋体" w:hint="eastAsia"/>
+                <w:rFonts w:ascii="宋体" w:eastAsia="宋体" w:hAnsi="宋体"/>
                 <w:noProof/>
               </w:rPr>
               <w:t>二、政党与其他社会组织、团体的异同</w:t>
@@ -819,7 +819,7 @@
                 <w:noProof/>
                 <w:webHidden/>
               </w:rPr>
-              <w:instrText>PAGEREF _Toc227839786 \h</w:instrText>
+              <w:instrText>PAGEREF _Toc228444638 \h</w:instrText>
             </w:r>
             <w:r>
               <w:rPr>
@@ -877,11 +877,11 @@
               <w14:ligatures w14:val="standardContextual"/>
             </w:rPr>
           </w:pPr>
-          <w:hyperlink w:anchor="_Toc227839787" w:history="1">
+          <w:hyperlink w:anchor="_Toc228444639" w:history="1">
             <w:r>
               <w:rPr>
                 <w:rStyle w:val="a3"/>
-                <w:rFonts w:ascii="宋体" w:eastAsia="宋体" w:hAnsi="宋体" w:hint="eastAsia"/>
+                <w:rFonts w:ascii="宋体" w:eastAsia="宋体" w:hAnsi="宋体"/>
                 <w:noProof/>
               </w:rPr>
               <w:t>第二讲 政党的起源与形成</w:t>
@@ -916,7 +916,7 @@
                 <w:noProof/>
                 <w:webHidden/>
               </w:rPr>
-              <w:instrText>PAGEREF _Toc227839787 \h</w:instrText>
+              <w:instrText>PAGEREF _Toc228444639 \h</w:instrText>
             </w:r>
             <w:r>
               <w:rPr>
@@ -974,11 +974,11 @@
               <w14:ligatures w14:val="standardContextual"/>
             </w:rPr>
           </w:pPr>
-          <w:hyperlink w:anchor="_Toc227839788" w:history="1">
+          <w:hyperlink w:anchor="_Toc228444640" w:history="1">
             <w:r>
               <w:rPr>
                 <w:rStyle w:val="a3"/>
-                <w:rFonts w:ascii="宋体" w:eastAsia="宋体" w:hAnsi="宋体" w:hint="eastAsia"/>
+                <w:rFonts w:ascii="宋体" w:eastAsia="宋体" w:hAnsi="宋体"/>
                 <w:noProof/>
               </w:rPr>
               <w:t>一、政党的形成</w:t>
@@ -1013,7 +1013,7 @@
                 <w:noProof/>
                 <w:webHidden/>
               </w:rPr>
-              <w:instrText>PAGEREF _Toc227839788 \h</w:instrText>
+              <w:instrText>PAGEREF _Toc228444640 \h</w:instrText>
             </w:r>
             <w:r>
               <w:rPr>
@@ -1071,11 +1071,11 @@
               <w14:ligatures w14:val="standardContextual"/>
             </w:rPr>
           </w:pPr>
-          <w:hyperlink w:anchor="_Toc227839789" w:history="1">
+          <w:hyperlink w:anchor="_Toc228444641" w:history="1">
             <w:r>
               <w:rPr>
                 <w:rStyle w:val="a3"/>
-                <w:rFonts w:ascii="宋体" w:eastAsia="宋体" w:hAnsi="宋体" w:hint="eastAsia"/>
+                <w:rFonts w:ascii="宋体" w:eastAsia="宋体" w:hAnsi="宋体"/>
                 <w:noProof/>
               </w:rPr>
               <w:t>（一）集体行动视角</w:t>
@@ -1110,7 +1110,7 @@
                 <w:noProof/>
                 <w:webHidden/>
               </w:rPr>
-              <w:instrText>PAGEREF _Toc227839789 \h</w:instrText>
+              <w:instrText>PAGEREF _Toc228444641 \h</w:instrText>
             </w:r>
             <w:r>
               <w:rPr>
@@ -1168,11 +1168,11 @@
               <w14:ligatures w14:val="standardContextual"/>
             </w:rPr>
           </w:pPr>
-          <w:hyperlink w:anchor="_Toc227839790" w:history="1">
+          <w:hyperlink w:anchor="_Toc228444642" w:history="1">
             <w:r>
               <w:rPr>
                 <w:rStyle w:val="a3"/>
-                <w:rFonts w:ascii="宋体" w:eastAsia="宋体" w:hAnsi="宋体" w:hint="eastAsia"/>
+                <w:rFonts w:ascii="宋体" w:eastAsia="宋体" w:hAnsi="宋体"/>
                 <w:noProof/>
               </w:rPr>
               <w:t>（二）选举</w:t>
@@ -1207,7 +1207,7 @@
                 <w:noProof/>
                 <w:webHidden/>
               </w:rPr>
-              <w:instrText>PAGEREF _Toc227839790 \h</w:instrText>
+              <w:instrText>PAGEREF _Toc228444642 \h</w:instrText>
             </w:r>
             <w:r>
               <w:rPr>
@@ -1265,11 +1265,11 @@
               <w14:ligatures w14:val="standardContextual"/>
             </w:rPr>
           </w:pPr>
-          <w:hyperlink w:anchor="_Toc227839791" w:history="1">
+          <w:hyperlink w:anchor="_Toc228444643" w:history="1">
             <w:r>
               <w:rPr>
                 <w:rStyle w:val="a3"/>
-                <w:rFonts w:ascii="宋体" w:eastAsia="宋体" w:hAnsi="宋体" w:hint="eastAsia"/>
+                <w:rFonts w:ascii="宋体" w:eastAsia="宋体" w:hAnsi="宋体"/>
                 <w:noProof/>
               </w:rPr>
               <w:t>（三）动员视角</w:t>
@@ -1304,7 +1304,7 @@
                 <w:noProof/>
                 <w:webHidden/>
               </w:rPr>
-              <w:instrText>PAGEREF _Toc227839791 \h</w:instrText>
+              <w:instrText>PAGEREF _Toc228444643 \h</w:instrText>
             </w:r>
             <w:r>
               <w:rPr>
@@ -1362,11 +1362,11 @@
               <w14:ligatures w14:val="standardContextual"/>
             </w:rPr>
           </w:pPr>
-          <w:hyperlink w:anchor="_Toc227839792" w:history="1">
+          <w:hyperlink w:anchor="_Toc228444644" w:history="1">
             <w:r>
               <w:rPr>
                 <w:rStyle w:val="a3"/>
-                <w:rFonts w:ascii="宋体" w:eastAsia="宋体" w:hAnsi="宋体" w:hint="eastAsia"/>
+                <w:rFonts w:ascii="宋体" w:eastAsia="宋体" w:hAnsi="宋体"/>
                 <w:noProof/>
               </w:rPr>
               <w:t>（四）压力集团视角（UCLA学派）</w:t>
@@ -1401,7 +1401,7 @@
                 <w:noProof/>
                 <w:webHidden/>
               </w:rPr>
-              <w:instrText>PAGEREF _Toc227839792 \h</w:instrText>
+              <w:instrText>PAGEREF _Toc228444644 \h</w:instrText>
             </w:r>
             <w:r>
               <w:rPr>
@@ -1459,11 +1459,11 @@
               <w14:ligatures w14:val="standardContextual"/>
             </w:rPr>
           </w:pPr>
-          <w:hyperlink w:anchor="_Toc227839793" w:history="1">
+          <w:hyperlink w:anchor="_Toc228444645" w:history="1">
             <w:r>
               <w:rPr>
                 <w:rStyle w:val="a3"/>
-                <w:rFonts w:ascii="宋体" w:eastAsia="宋体" w:hAnsi="宋体" w:hint="eastAsia"/>
+                <w:rFonts w:ascii="宋体" w:eastAsia="宋体" w:hAnsi="宋体"/>
                 <w:noProof/>
               </w:rPr>
               <w:t>二、政党产生的七大学说</w:t>
@@ -1498,7 +1498,7 @@
                 <w:noProof/>
                 <w:webHidden/>
               </w:rPr>
-              <w:instrText>PAGEREF _Toc227839793 \h</w:instrText>
+              <w:instrText>PAGEREF _Toc228444645 \h</w:instrText>
             </w:r>
             <w:r>
               <w:rPr>
@@ -1556,11 +1556,11 @@
               <w14:ligatures w14:val="standardContextual"/>
             </w:rPr>
           </w:pPr>
-          <w:hyperlink w:anchor="_Toc227839794" w:history="1">
+          <w:hyperlink w:anchor="_Toc228444646" w:history="1">
             <w:r>
               <w:rPr>
                 <w:rStyle w:val="a3"/>
-                <w:rFonts w:ascii="宋体" w:eastAsia="宋体" w:hAnsi="宋体" w:hint="eastAsia"/>
+                <w:rFonts w:ascii="宋体" w:eastAsia="宋体" w:hAnsi="宋体"/>
                 <w:noProof/>
               </w:rPr>
               <w:t>（一）经济结构理论</w:t>
@@ -1595,7 +1595,7 @@
                 <w:noProof/>
                 <w:webHidden/>
               </w:rPr>
-              <w:instrText>PAGEREF _Toc227839794 \h</w:instrText>
+              <w:instrText>PAGEREF _Toc228444646 \h</w:instrText>
             </w:r>
             <w:r>
               <w:rPr>
@@ -1653,11 +1653,11 @@
               <w14:ligatures w14:val="standardContextual"/>
             </w:rPr>
           </w:pPr>
-          <w:hyperlink w:anchor="_Toc227839795" w:history="1">
+          <w:hyperlink w:anchor="_Toc228444647" w:history="1">
             <w:r>
               <w:rPr>
                 <w:rStyle w:val="a3"/>
-                <w:rFonts w:ascii="宋体" w:eastAsia="宋体" w:hAnsi="宋体" w:hint="eastAsia"/>
+                <w:rFonts w:ascii="宋体" w:eastAsia="宋体" w:hAnsi="宋体"/>
                 <w:noProof/>
               </w:rPr>
               <w:t>（二）个人品性、魅力论</w:t>
@@ -1692,7 +1692,7 @@
                 <w:noProof/>
                 <w:webHidden/>
               </w:rPr>
-              <w:instrText>PAGEREF _Toc227839795 \h</w:instrText>
+              <w:instrText>PAGEREF _Toc228444647 \h</w:instrText>
             </w:r>
             <w:r>
               <w:rPr>
@@ -1750,11 +1750,11 @@
               <w14:ligatures w14:val="standardContextual"/>
             </w:rPr>
           </w:pPr>
-          <w:hyperlink w:anchor="_Toc227839796" w:history="1">
+          <w:hyperlink w:anchor="_Toc228444648" w:history="1">
             <w:r>
               <w:rPr>
                 <w:rStyle w:val="a3"/>
-                <w:rFonts w:ascii="宋体" w:eastAsia="宋体" w:hAnsi="宋体" w:hint="eastAsia"/>
+                <w:rFonts w:ascii="宋体" w:eastAsia="宋体" w:hAnsi="宋体"/>
                 <w:noProof/>
               </w:rPr>
               <w:t>（三）文化理论</w:t>
@@ -1789,7 +1789,7 @@
                 <w:noProof/>
                 <w:webHidden/>
               </w:rPr>
-              <w:instrText>PAGEREF _Toc227839796 \h</w:instrText>
+              <w:instrText>PAGEREF _Toc228444648 \h</w:instrText>
             </w:r>
             <w:r>
               <w:rPr>
@@ -1847,11 +1847,11 @@
               <w14:ligatures w14:val="standardContextual"/>
             </w:rPr>
           </w:pPr>
-          <w:hyperlink w:anchor="_Toc227839797" w:history="1">
+          <w:hyperlink w:anchor="_Toc228444649" w:history="1">
             <w:r>
               <w:rPr>
                 <w:rStyle w:val="a3"/>
-                <w:rFonts w:ascii="宋体" w:eastAsia="宋体" w:hAnsi="宋体" w:hint="eastAsia"/>
+                <w:rFonts w:ascii="宋体" w:eastAsia="宋体" w:hAnsi="宋体"/>
                 <w:noProof/>
               </w:rPr>
               <w:t>（四）学术思想说</w:t>
@@ -1886,7 +1886,7 @@
                 <w:noProof/>
                 <w:webHidden/>
               </w:rPr>
-              <w:instrText>PAGEREF _Toc227839797 \h</w:instrText>
+              <w:instrText>PAGEREF _Toc228444649 \h</w:instrText>
             </w:r>
             <w:r>
               <w:rPr>
@@ -1944,11 +1944,11 @@
               <w14:ligatures w14:val="standardContextual"/>
             </w:rPr>
           </w:pPr>
-          <w:hyperlink w:anchor="_Toc227839798" w:history="1">
+          <w:hyperlink w:anchor="_Toc228444650" w:history="1">
             <w:r>
               <w:rPr>
                 <w:rStyle w:val="a3"/>
-                <w:rFonts w:ascii="宋体" w:eastAsia="宋体" w:hAnsi="宋体" w:hint="eastAsia"/>
+                <w:rFonts w:ascii="宋体" w:eastAsia="宋体" w:hAnsi="宋体"/>
                 <w:noProof/>
               </w:rPr>
               <w:t>三、议会体制内政党与议会体制外政党</w:t>
@@ -1983,7 +1983,7 @@
                 <w:noProof/>
                 <w:webHidden/>
               </w:rPr>
-              <w:instrText>PAGEREF _Toc227839798 \h</w:instrText>
+              <w:instrText>PAGEREF _Toc228444650 \h</w:instrText>
             </w:r>
             <w:r>
               <w:rPr>
@@ -2041,11 +2041,11 @@
               <w14:ligatures w14:val="standardContextual"/>
             </w:rPr>
           </w:pPr>
-          <w:hyperlink w:anchor="_Toc227839799" w:history="1">
+          <w:hyperlink w:anchor="_Toc228444651" w:history="1">
             <w:r>
               <w:rPr>
                 <w:rStyle w:val="a3"/>
-                <w:rFonts w:ascii="宋体" w:eastAsia="宋体" w:hAnsi="宋体" w:hint="eastAsia"/>
+                <w:rFonts w:ascii="宋体" w:eastAsia="宋体" w:hAnsi="宋体"/>
                 <w:noProof/>
               </w:rPr>
               <w:t>第三讲 政党的发展与兴衰</w:t>
@@ -2080,7 +2080,7 @@
                 <w:noProof/>
                 <w:webHidden/>
               </w:rPr>
-              <w:instrText>PAGEREF _Toc227839799 \h</w:instrText>
+              <w:instrText>PAGEREF _Toc228444651 \h</w:instrText>
             </w:r>
             <w:r>
               <w:rPr>
@@ -2138,11 +2138,11 @@
               <w14:ligatures w14:val="standardContextual"/>
             </w:rPr>
           </w:pPr>
-          <w:hyperlink w:anchor="_Toc227839800" w:history="1">
+          <w:hyperlink w:anchor="_Toc228444652" w:history="1">
             <w:r>
               <w:rPr>
                 <w:rStyle w:val="a3"/>
-                <w:rFonts w:ascii="宋体" w:eastAsia="宋体" w:hAnsi="宋体" w:hint="eastAsia"/>
+                <w:rFonts w:ascii="宋体" w:eastAsia="宋体" w:hAnsi="宋体"/>
                 <w:noProof/>
               </w:rPr>
               <w:t>一、政党的发展：以印度人民党为例</w:t>
@@ -2177,7 +2177,7 @@
                 <w:noProof/>
                 <w:webHidden/>
               </w:rPr>
-              <w:instrText>PAGEREF _Toc227839800 \h</w:instrText>
+              <w:instrText>PAGEREF _Toc228444652 \h</w:instrText>
             </w:r>
             <w:r>
               <w:rPr>
@@ -2235,11 +2235,11 @@
               <w14:ligatures w14:val="standardContextual"/>
             </w:rPr>
           </w:pPr>
-          <w:hyperlink w:anchor="_Toc227839801" w:history="1">
+          <w:hyperlink w:anchor="_Toc228444653" w:history="1">
             <w:r>
               <w:rPr>
                 <w:rStyle w:val="a3"/>
-                <w:rFonts w:ascii="宋体" w:eastAsia="宋体" w:hAnsi="宋体" w:hint="eastAsia"/>
+                <w:rFonts w:ascii="宋体" w:eastAsia="宋体" w:hAnsi="宋体"/>
                 <w:noProof/>
               </w:rPr>
               <w:t>（一）印度人民党的历史</w:t>
@@ -2274,7 +2274,7 @@
                 <w:noProof/>
                 <w:webHidden/>
               </w:rPr>
-              <w:instrText>PAGEREF _Toc227839801 \h</w:instrText>
+              <w:instrText>PAGEREF _Toc228444653 \h</w:instrText>
             </w:r>
             <w:r>
               <w:rPr>
@@ -2332,11 +2332,11 @@
               <w14:ligatures w14:val="standardContextual"/>
             </w:rPr>
           </w:pPr>
-          <w:hyperlink w:anchor="_Toc227839802" w:history="1">
+          <w:hyperlink w:anchor="_Toc228444654" w:history="1">
             <w:r>
               <w:rPr>
                 <w:rStyle w:val="a3"/>
-                <w:rFonts w:ascii="宋体" w:eastAsia="宋体" w:hAnsi="宋体" w:hint="eastAsia"/>
+                <w:rFonts w:ascii="宋体" w:eastAsia="宋体" w:hAnsi="宋体"/>
                 <w:noProof/>
               </w:rPr>
               <w:t>（二）印度人民党的崛起：莫迪时代与常态化的右翼政治动员</w:t>
@@ -2371,7 +2371,7 @@
                 <w:noProof/>
                 <w:webHidden/>
               </w:rPr>
-              <w:instrText>PAGEREF _Toc227839802 \h</w:instrText>
+              <w:instrText>PAGEREF _Toc228444654 \h</w:instrText>
             </w:r>
             <w:r>
               <w:rPr>
@@ -2429,11 +2429,11 @@
               <w14:ligatures w14:val="standardContextual"/>
             </w:rPr>
           </w:pPr>
-          <w:hyperlink w:anchor="_Toc227839803" w:history="1">
+          <w:hyperlink w:anchor="_Toc228444655" w:history="1">
             <w:r>
               <w:rPr>
                 <w:rStyle w:val="a3"/>
-                <w:rFonts w:ascii="宋体" w:eastAsia="宋体" w:hAnsi="宋体" w:hint="eastAsia"/>
+                <w:rFonts w:ascii="宋体" w:eastAsia="宋体" w:hAnsi="宋体"/>
                 <w:noProof/>
               </w:rPr>
               <w:t>二、政党的衰落：意大利天主教民主党（人民党）</w:t>
@@ -2468,7 +2468,7 @@
                 <w:noProof/>
                 <w:webHidden/>
               </w:rPr>
-              <w:instrText>PAGEREF _Toc227839803 \h</w:instrText>
+              <w:instrText>PAGEREF _Toc228444655 \h</w:instrText>
             </w:r>
             <w:r>
               <w:rPr>
@@ -2526,11 +2526,11 @@
               <w14:ligatures w14:val="standardContextual"/>
             </w:rPr>
           </w:pPr>
-          <w:hyperlink w:anchor="_Toc227839804" w:history="1">
+          <w:hyperlink w:anchor="_Toc228444656" w:history="1">
             <w:r>
               <w:rPr>
                 <w:rStyle w:val="a3"/>
-                <w:rFonts w:ascii="宋体" w:eastAsia="宋体" w:hAnsi="宋体" w:hint="eastAsia"/>
+                <w:rFonts w:ascii="宋体" w:eastAsia="宋体" w:hAnsi="宋体"/>
                 <w:noProof/>
               </w:rPr>
               <w:t>（一）意大利天主教民主党的运作特点</w:t>
@@ -2565,7 +2565,7 @@
                 <w:noProof/>
                 <w:webHidden/>
               </w:rPr>
-              <w:instrText>PAGEREF _Toc227839804 \h</w:instrText>
+              <w:instrText>PAGEREF _Toc228444656 \h</w:instrText>
             </w:r>
             <w:r>
               <w:rPr>
@@ -2623,11 +2623,11 @@
               <w14:ligatures w14:val="standardContextual"/>
             </w:rPr>
           </w:pPr>
-          <w:hyperlink w:anchor="_Toc227839805" w:history="1">
+          <w:hyperlink w:anchor="_Toc228444657" w:history="1">
             <w:r>
               <w:rPr>
                 <w:rStyle w:val="a3"/>
-                <w:rFonts w:ascii="宋体" w:eastAsia="宋体" w:hAnsi="宋体" w:hint="eastAsia"/>
+                <w:rFonts w:ascii="宋体" w:eastAsia="宋体" w:hAnsi="宋体"/>
                 <w:noProof/>
               </w:rPr>
               <w:t>（二）意大利天主教民主党的崩溃</w:t>
@@ -2662,7 +2662,7 @@
                 <w:noProof/>
                 <w:webHidden/>
               </w:rPr>
-              <w:instrText>PAGEREF _Toc227839805 \h</w:instrText>
+              <w:instrText>PAGEREF _Toc228444657 \h</w:instrText>
             </w:r>
             <w:r>
               <w:rPr>
@@ -2720,11 +2720,11 @@
               <w14:ligatures w14:val="standardContextual"/>
             </w:rPr>
           </w:pPr>
-          <w:hyperlink w:anchor="_Toc227839806" w:history="1">
+          <w:hyperlink w:anchor="_Toc228444658" w:history="1">
             <w:r>
               <w:rPr>
                 <w:rStyle w:val="a3"/>
-                <w:rFonts w:ascii="宋体" w:eastAsia="宋体" w:hAnsi="宋体" w:hint="eastAsia"/>
+                <w:rFonts w:ascii="宋体" w:eastAsia="宋体" w:hAnsi="宋体"/>
                 <w:noProof/>
               </w:rPr>
               <w:t>第四讲 政党体制</w:t>
@@ -2759,7 +2759,7 @@
                 <w:noProof/>
                 <w:webHidden/>
               </w:rPr>
-              <w:instrText>PAGEREF _Toc227839806 \h</w:instrText>
+              <w:instrText>PAGEREF _Toc228444658 \h</w:instrText>
             </w:r>
             <w:r>
               <w:rPr>
@@ -2817,11 +2817,11 @@
               <w14:ligatures w14:val="standardContextual"/>
             </w:rPr>
           </w:pPr>
-          <w:hyperlink w:anchor="_Toc227839807" w:history="1">
+          <w:hyperlink w:anchor="_Toc228444659" w:history="1">
             <w:r>
               <w:rPr>
                 <w:rStyle w:val="a3"/>
-                <w:rFonts w:ascii="宋体" w:eastAsia="宋体" w:hAnsi="宋体" w:hint="eastAsia"/>
+                <w:rFonts w:ascii="宋体" w:eastAsia="宋体" w:hAnsi="宋体"/>
                 <w:noProof/>
               </w:rPr>
               <w:t>一、政党体制的概念</w:t>
@@ -2856,7 +2856,7 @@
                 <w:noProof/>
                 <w:webHidden/>
               </w:rPr>
-              <w:instrText>PAGEREF _Toc227839807 \h</w:instrText>
+              <w:instrText>PAGEREF _Toc228444659 \h</w:instrText>
             </w:r>
             <w:r>
               <w:rPr>
@@ -2914,11 +2914,11 @@
               <w14:ligatures w14:val="standardContextual"/>
             </w:rPr>
           </w:pPr>
-          <w:hyperlink w:anchor="_Toc227839808" w:history="1">
+          <w:hyperlink w:anchor="_Toc228444660" w:history="1">
             <w:r>
               <w:rPr>
                 <w:rStyle w:val="a3"/>
-                <w:rFonts w:ascii="宋体" w:eastAsia="宋体" w:hAnsi="宋体" w:hint="eastAsia"/>
+                <w:rFonts w:ascii="宋体" w:eastAsia="宋体" w:hAnsi="宋体"/>
                 <w:noProof/>
               </w:rPr>
               <w:t>二、西方竞争式的政党体系：两党制与多党制</w:t>
@@ -2953,7 +2953,7 @@
                 <w:noProof/>
                 <w:webHidden/>
               </w:rPr>
-              <w:instrText>PAGEREF _Toc227839808 \h</w:instrText>
+              <w:instrText>PAGEREF _Toc228444660 \h</w:instrText>
             </w:r>
             <w:r>
               <w:rPr>
@@ -3011,11 +3011,11 @@
               <w14:ligatures w14:val="standardContextual"/>
             </w:rPr>
           </w:pPr>
-          <w:hyperlink w:anchor="_Toc227839809" w:history="1">
+          <w:hyperlink w:anchor="_Toc228444661" w:history="1">
             <w:r>
               <w:rPr>
                 <w:rStyle w:val="a3"/>
-                <w:rFonts w:ascii="宋体" w:eastAsia="宋体" w:hAnsi="宋体" w:hint="eastAsia"/>
+                <w:rFonts w:ascii="宋体" w:eastAsia="宋体" w:hAnsi="宋体"/>
                 <w:noProof/>
               </w:rPr>
               <w:t>（一）两党制与多党制</w:t>
@@ -3050,7 +3050,7 @@
                 <w:noProof/>
                 <w:webHidden/>
               </w:rPr>
-              <w:instrText>PAGEREF _Toc227839809 \h</w:instrText>
+              <w:instrText>PAGEREF _Toc228444661 \h</w:instrText>
             </w:r>
             <w:r>
               <w:rPr>
@@ -3108,11 +3108,11 @@
               <w14:ligatures w14:val="standardContextual"/>
             </w:rPr>
           </w:pPr>
-          <w:hyperlink w:anchor="_Toc227839810" w:history="1">
+          <w:hyperlink w:anchor="_Toc228444662" w:history="1">
             <w:r>
               <w:rPr>
                 <w:rStyle w:val="a3"/>
-                <w:rFonts w:ascii="宋体" w:eastAsia="宋体" w:hAnsi="宋体" w:hint="eastAsia"/>
+                <w:rFonts w:ascii="宋体" w:eastAsia="宋体" w:hAnsi="宋体"/>
                 <w:noProof/>
               </w:rPr>
               <w:t>（二）影响政党体制的因素</w:t>
@@ -3147,7 +3147,7 @@
                 <w:noProof/>
                 <w:webHidden/>
               </w:rPr>
-              <w:instrText>PAGEREF _Toc227839810 \h</w:instrText>
+              <w:instrText>PAGEREF _Toc228444662 \h</w:instrText>
             </w:r>
             <w:r>
               <w:rPr>
@@ -3205,11 +3205,11 @@
               <w14:ligatures w14:val="standardContextual"/>
             </w:rPr>
           </w:pPr>
-          <w:hyperlink w:anchor="_Toc227839811" w:history="1">
+          <w:hyperlink w:anchor="_Toc228444663" w:history="1">
             <w:r>
               <w:rPr>
                 <w:rStyle w:val="a3"/>
-                <w:rFonts w:ascii="宋体" w:eastAsia="宋体" w:hAnsi="宋体" w:hint="eastAsia"/>
+                <w:rFonts w:ascii="宋体" w:eastAsia="宋体" w:hAnsi="宋体"/>
                 <w:noProof/>
               </w:rPr>
               <w:t>（三）两党制对国家治理的利与弊</w:t>
@@ -3244,7 +3244,7 @@
                 <w:noProof/>
                 <w:webHidden/>
               </w:rPr>
-              <w:instrText>PAGEREF _Toc227839811 \h</w:instrText>
+              <w:instrText>PAGEREF _Toc228444663 \h</w:instrText>
             </w:r>
             <w:r>
               <w:rPr>
@@ -3302,11 +3302,11 @@
               <w14:ligatures w14:val="standardContextual"/>
             </w:rPr>
           </w:pPr>
-          <w:hyperlink w:anchor="_Toc227839812" w:history="1">
+          <w:hyperlink w:anchor="_Toc228444664" w:history="1">
             <w:r>
               <w:rPr>
                 <w:rStyle w:val="a3"/>
-                <w:rFonts w:ascii="宋体" w:eastAsia="宋体" w:hAnsi="宋体" w:hint="eastAsia"/>
+                <w:rFonts w:ascii="宋体" w:eastAsia="宋体" w:hAnsi="宋体"/>
                 <w:noProof/>
               </w:rPr>
               <w:t>（四）多党制对国家治理的利与弊</w:t>
@@ -3341,7 +3341,7 @@
                 <w:noProof/>
                 <w:webHidden/>
               </w:rPr>
-              <w:instrText>PAGEREF _Toc227839812 \h</w:instrText>
+              <w:instrText>PAGEREF _Toc228444664 \h</w:instrText>
             </w:r>
             <w:r>
               <w:rPr>
@@ -3399,11 +3399,11 @@
               <w14:ligatures w14:val="standardContextual"/>
             </w:rPr>
           </w:pPr>
-          <w:hyperlink w:anchor="_Toc227839813" w:history="1">
+          <w:hyperlink w:anchor="_Toc228444665" w:history="1">
             <w:r>
               <w:rPr>
                 <w:rStyle w:val="a3"/>
-                <w:rFonts w:ascii="宋体" w:eastAsia="宋体" w:hAnsi="宋体" w:hint="eastAsia"/>
+                <w:rFonts w:ascii="宋体" w:eastAsia="宋体" w:hAnsi="宋体"/>
                 <w:noProof/>
               </w:rPr>
               <w:t>三、一党制</w:t>
@@ -3438,7 +3438,7 @@
                 <w:noProof/>
                 <w:webHidden/>
               </w:rPr>
-              <w:instrText>PAGEREF _Toc227839813 \h</w:instrText>
+              <w:instrText>PAGEREF _Toc228444665 \h</w:instrText>
             </w:r>
             <w:r>
               <w:rPr>
@@ -3496,11 +3496,11 @@
               <w14:ligatures w14:val="standardContextual"/>
             </w:rPr>
           </w:pPr>
-          <w:hyperlink w:anchor="_Toc227839814" w:history="1">
+          <w:hyperlink w:anchor="_Toc228444666" w:history="1">
             <w:r>
               <w:rPr>
                 <w:rStyle w:val="a3"/>
-                <w:rFonts w:ascii="宋体" w:eastAsia="宋体" w:hAnsi="宋体" w:hint="eastAsia"/>
+                <w:rFonts w:ascii="宋体" w:eastAsia="宋体" w:hAnsi="宋体"/>
                 <w:noProof/>
               </w:rPr>
               <w:t>四、西方政党体制研究的局限性</w:t>
@@ -3535,7 +3535,7 @@
                 <w:noProof/>
                 <w:webHidden/>
               </w:rPr>
-              <w:instrText>PAGEREF _Toc227839814 \h</w:instrText>
+              <w:instrText>PAGEREF _Toc228444666 \h</w:instrText>
             </w:r>
             <w:r>
               <w:rPr>
@@ -3593,11 +3593,11 @@
               <w14:ligatures w14:val="standardContextual"/>
             </w:rPr>
           </w:pPr>
-          <w:hyperlink w:anchor="_Toc227839815" w:history="1">
+          <w:hyperlink w:anchor="_Toc228444667" w:history="1">
             <w:r>
               <w:rPr>
                 <w:rStyle w:val="a3"/>
-                <w:rFonts w:ascii="宋体" w:eastAsia="宋体" w:hAnsi="宋体" w:hint="eastAsia"/>
+                <w:rFonts w:ascii="宋体" w:eastAsia="宋体" w:hAnsi="宋体"/>
                 <w:noProof/>
               </w:rPr>
               <w:t>第五讲 政党组织</w:t>
@@ -3632,7 +3632,7 @@
                 <w:noProof/>
                 <w:webHidden/>
               </w:rPr>
-              <w:instrText>PAGEREF _Toc227839815 \h</w:instrText>
+              <w:instrText>PAGEREF _Toc228444667 \h</w:instrText>
             </w:r>
             <w:r>
               <w:rPr>
@@ -3690,11 +3690,11 @@
               <w14:ligatures w14:val="standardContextual"/>
             </w:rPr>
           </w:pPr>
-          <w:hyperlink w:anchor="_Toc227839816" w:history="1">
+          <w:hyperlink w:anchor="_Toc228444668" w:history="1">
             <w:r>
               <w:rPr>
                 <w:rStyle w:val="a3"/>
-                <w:rFonts w:ascii="宋体" w:eastAsia="宋体" w:hAnsi="宋体" w:hint="eastAsia"/>
+                <w:rFonts w:ascii="宋体" w:eastAsia="宋体" w:hAnsi="宋体"/>
                 <w:noProof/>
               </w:rPr>
               <w:t>一、西方国家政党组织概况</w:t>
@@ -3729,7 +3729,7 @@
                 <w:noProof/>
                 <w:webHidden/>
               </w:rPr>
-              <w:instrText>PAGEREF _Toc227839816 \h</w:instrText>
+              <w:instrText>PAGEREF _Toc228444668 \h</w:instrText>
             </w:r>
             <w:r>
               <w:rPr>
@@ -3787,11 +3787,11 @@
               <w14:ligatures w14:val="standardContextual"/>
             </w:rPr>
           </w:pPr>
-          <w:hyperlink w:anchor="_Toc227839817" w:history="1">
+          <w:hyperlink w:anchor="_Toc228444669" w:history="1">
             <w:r>
               <w:rPr>
                 <w:rStyle w:val="a3"/>
-                <w:rFonts w:ascii="宋体" w:eastAsia="宋体" w:hAnsi="宋体" w:hint="eastAsia"/>
+                <w:rFonts w:ascii="宋体" w:eastAsia="宋体" w:hAnsi="宋体"/>
                 <w:noProof/>
               </w:rPr>
               <w:t>二、国家社会中的政党组织：从中央到地方</w:t>
@@ -3826,7 +3826,7 @@
                 <w:noProof/>
                 <w:webHidden/>
               </w:rPr>
-              <w:instrText>PAGEREF _Toc227839817 \h</w:instrText>
+              <w:instrText>PAGEREF _Toc228444669 \h</w:instrText>
             </w:r>
             <w:r>
               <w:rPr>
@@ -3884,11 +3884,11 @@
               <w14:ligatures w14:val="standardContextual"/>
             </w:rPr>
           </w:pPr>
-          <w:hyperlink w:anchor="_Toc227839818" w:history="1">
+          <w:hyperlink w:anchor="_Toc228444670" w:history="1">
             <w:r>
               <w:rPr>
                 <w:rStyle w:val="a3"/>
-                <w:rFonts w:ascii="宋体" w:eastAsia="宋体" w:hAnsi="宋体" w:hint="eastAsia"/>
+                <w:rFonts w:ascii="宋体" w:eastAsia="宋体" w:hAnsi="宋体"/>
                 <w:noProof/>
               </w:rPr>
               <w:t>（一）西方政党的全国性组织</w:t>
@@ -3923,7 +3923,7 @@
                 <w:noProof/>
                 <w:webHidden/>
               </w:rPr>
-              <w:instrText>PAGEREF _Toc227839818 \h</w:instrText>
+              <w:instrText>PAGEREF _Toc228444670 \h</w:instrText>
             </w:r>
             <w:r>
               <w:rPr>
@@ -3981,11 +3981,11 @@
               <w14:ligatures w14:val="standardContextual"/>
             </w:rPr>
           </w:pPr>
-          <w:hyperlink w:anchor="_Toc227839819" w:history="1">
+          <w:hyperlink w:anchor="_Toc228444671" w:history="1">
             <w:r>
               <w:rPr>
                 <w:rStyle w:val="a3"/>
-                <w:rFonts w:ascii="宋体" w:eastAsia="宋体" w:hAnsi="宋体" w:hint="eastAsia"/>
+                <w:rFonts w:ascii="宋体" w:eastAsia="宋体" w:hAnsi="宋体"/>
                 <w:noProof/>
               </w:rPr>
               <w:t>（二）西方政党的中间组织和基层组织</w:t>
@@ -4020,7 +4020,7 @@
                 <w:noProof/>
                 <w:webHidden/>
               </w:rPr>
-              <w:instrText>PAGEREF _Toc227839819 \h</w:instrText>
+              <w:instrText>PAGEREF _Toc228444671 \h</w:instrText>
             </w:r>
             <w:r>
               <w:rPr>
@@ -4078,11 +4078,11 @@
               <w14:ligatures w14:val="standardContextual"/>
             </w:rPr>
           </w:pPr>
-          <w:hyperlink w:anchor="_Toc227839820" w:history="1">
+          <w:hyperlink w:anchor="_Toc228444672" w:history="1">
             <w:r>
               <w:rPr>
                 <w:rStyle w:val="a3"/>
-                <w:rFonts w:ascii="宋体" w:eastAsia="宋体" w:hAnsi="宋体" w:hint="eastAsia"/>
+                <w:rFonts w:ascii="宋体" w:eastAsia="宋体" w:hAnsi="宋体"/>
                 <w:noProof/>
               </w:rPr>
               <w:t>（三）多层次的政党组织</w:t>
@@ -4117,7 +4117,7 @@
                 <w:noProof/>
                 <w:webHidden/>
               </w:rPr>
-              <w:instrText>PAGEREF _Toc227839820 \h</w:instrText>
+              <w:instrText>PAGEREF _Toc228444672 \h</w:instrText>
             </w:r>
             <w:r>
               <w:rPr>
@@ -4175,11 +4175,11 @@
               <w14:ligatures w14:val="standardContextual"/>
             </w:rPr>
           </w:pPr>
-          <w:hyperlink w:anchor="_Toc227839821" w:history="1">
+          <w:hyperlink w:anchor="_Toc228444673" w:history="1">
             <w:r>
               <w:rPr>
                 <w:rStyle w:val="a3"/>
-                <w:rFonts w:ascii="宋体" w:eastAsia="宋体" w:hAnsi="宋体" w:hint="eastAsia"/>
+                <w:rFonts w:ascii="宋体" w:eastAsia="宋体" w:hAnsi="宋体"/>
                 <w:noProof/>
               </w:rPr>
               <w:t>三、西方政党的青年组织、妇女组织和其他外围组织</w:t>
@@ -4214,7 +4214,7 @@
                 <w:noProof/>
                 <w:webHidden/>
               </w:rPr>
-              <w:instrText>PAGEREF _Toc227839821 \h</w:instrText>
+              <w:instrText>PAGEREF _Toc228444673 \h</w:instrText>
             </w:r>
             <w:r>
               <w:rPr>
@@ -4272,11 +4272,11 @@
               <w14:ligatures w14:val="standardContextual"/>
             </w:rPr>
           </w:pPr>
-          <w:hyperlink w:anchor="_Toc227839822" w:history="1">
+          <w:hyperlink w:anchor="_Toc228444674" w:history="1">
             <w:r>
               <w:rPr>
                 <w:rStyle w:val="a3"/>
-                <w:rFonts w:ascii="宋体" w:eastAsia="宋体" w:hAnsi="宋体" w:hint="eastAsia"/>
+                <w:rFonts w:ascii="宋体" w:eastAsia="宋体" w:hAnsi="宋体"/>
                 <w:noProof/>
               </w:rPr>
               <w:t>（一）政党与年轻人参政</w:t>
@@ -4311,7 +4311,7 @@
                 <w:noProof/>
                 <w:webHidden/>
               </w:rPr>
-              <w:instrText>PAGEREF _Toc227839822 \h</w:instrText>
+              <w:instrText>PAGEREF _Toc228444674 \h</w:instrText>
             </w:r>
             <w:r>
               <w:rPr>
@@ -4369,11 +4369,11 @@
               <w14:ligatures w14:val="standardContextual"/>
             </w:rPr>
           </w:pPr>
-          <w:hyperlink w:anchor="_Toc227839823" w:history="1">
+          <w:hyperlink w:anchor="_Toc228444675" w:history="1">
             <w:r>
               <w:rPr>
                 <w:rStyle w:val="a3"/>
-                <w:rFonts w:ascii="宋体" w:eastAsia="宋体" w:hAnsi="宋体" w:hint="eastAsia"/>
+                <w:rFonts w:ascii="宋体" w:eastAsia="宋体" w:hAnsi="宋体"/>
                 <w:noProof/>
               </w:rPr>
               <w:t>（二）政党与妇女参政</w:t>
@@ -4408,7 +4408,7 @@
                 <w:noProof/>
                 <w:webHidden/>
               </w:rPr>
-              <w:instrText>PAGEREF _Toc227839823 \h</w:instrText>
+              <w:instrText>PAGEREF _Toc228444675 \h</w:instrText>
             </w:r>
             <w:r>
               <w:rPr>
@@ -4466,11 +4466,11 @@
               <w14:ligatures w14:val="standardContextual"/>
             </w:rPr>
           </w:pPr>
-          <w:hyperlink w:anchor="_Toc227839824" w:history="1">
+          <w:hyperlink w:anchor="_Toc228444676" w:history="1">
             <w:r>
               <w:rPr>
                 <w:rStyle w:val="a3"/>
-                <w:rFonts w:ascii="宋体" w:eastAsia="宋体" w:hAnsi="宋体" w:hint="eastAsia"/>
+                <w:rFonts w:ascii="宋体" w:eastAsia="宋体" w:hAnsi="宋体"/>
                 <w:noProof/>
               </w:rPr>
               <w:t>（三）西方政党与利益集团和社会团体</w:t>
@@ -4505,7 +4505,7 @@
                 <w:noProof/>
                 <w:webHidden/>
               </w:rPr>
-              <w:instrText>PAGEREF _Toc227839824 \h</w:instrText>
+              <w:instrText>PAGEREF _Toc228444676 \h</w:instrText>
             </w:r>
             <w:r>
               <w:rPr>
@@ -4563,11 +4563,11 @@
               <w14:ligatures w14:val="standardContextual"/>
             </w:rPr>
           </w:pPr>
-          <w:hyperlink w:anchor="_Toc227839825" w:history="1">
+          <w:hyperlink w:anchor="_Toc228444677" w:history="1">
             <w:r>
               <w:rPr>
                 <w:rStyle w:val="a3"/>
-                <w:rFonts w:ascii="宋体" w:eastAsia="宋体" w:hAnsi="宋体" w:hint="eastAsia"/>
+                <w:rFonts w:ascii="宋体" w:eastAsia="宋体" w:hAnsi="宋体"/>
                 <w:noProof/>
               </w:rPr>
               <w:t>第六讲 政党的运作（一）——政党与选民，政党与社会</w:t>
@@ -4602,7 +4602,7 @@
                 <w:noProof/>
                 <w:webHidden/>
               </w:rPr>
-              <w:instrText>PAGEREF _Toc227839825 \h</w:instrText>
+              <w:instrText>PAGEREF _Toc228444677 \h</w:instrText>
             </w:r>
             <w:r>
               <w:rPr>
@@ -4660,11 +4660,11 @@
               <w14:ligatures w14:val="standardContextual"/>
             </w:rPr>
           </w:pPr>
-          <w:hyperlink w:anchor="_Toc227839826" w:history="1">
+          <w:hyperlink w:anchor="_Toc228444678" w:history="1">
             <w:r>
               <w:rPr>
                 <w:rStyle w:val="a3"/>
-                <w:rFonts w:ascii="宋体" w:eastAsia="宋体" w:hAnsi="宋体" w:hint="eastAsia"/>
+                <w:rFonts w:ascii="宋体" w:eastAsia="宋体" w:hAnsi="宋体"/>
                 <w:noProof/>
               </w:rPr>
               <w:t>一、政党与民众</w:t>
@@ -4699,7 +4699,7 @@
                 <w:noProof/>
                 <w:webHidden/>
               </w:rPr>
-              <w:instrText>PAGEREF _Toc227839826 \h</w:instrText>
+              <w:instrText>PAGEREF _Toc228444678 \h</w:instrText>
             </w:r>
             <w:r>
               <w:rPr>
@@ -4757,11 +4757,11 @@
               <w14:ligatures w14:val="standardContextual"/>
             </w:rPr>
           </w:pPr>
-          <w:hyperlink w:anchor="_Toc227839827" w:history="1">
+          <w:hyperlink w:anchor="_Toc228444679" w:history="1">
             <w:r>
               <w:rPr>
                 <w:rStyle w:val="a3"/>
-                <w:rFonts w:ascii="宋体" w:eastAsia="宋体" w:hAnsi="宋体" w:hint="eastAsia"/>
+                <w:rFonts w:ascii="宋体" w:eastAsia="宋体" w:hAnsi="宋体"/>
                 <w:noProof/>
               </w:rPr>
               <w:t>（一）民众的政党认同（党派性）与社会身份</w:t>
@@ -4796,7 +4796,7 @@
                 <w:noProof/>
                 <w:webHidden/>
               </w:rPr>
-              <w:instrText>PAGEREF _Toc227839827 \h</w:instrText>
+              <w:instrText>PAGEREF _Toc228444679 \h</w:instrText>
             </w:r>
             <w:r>
               <w:rPr>
@@ -4854,11 +4854,11 @@
               <w14:ligatures w14:val="standardContextual"/>
             </w:rPr>
           </w:pPr>
-          <w:hyperlink w:anchor="_Toc227839828" w:history="1">
+          <w:hyperlink w:anchor="_Toc228444680" w:history="1">
             <w:r>
               <w:rPr>
                 <w:rStyle w:val="a3"/>
-                <w:rFonts w:ascii="宋体" w:eastAsia="宋体" w:hAnsi="宋体" w:hint="eastAsia"/>
+                <w:rFonts w:ascii="宋体" w:eastAsia="宋体" w:hAnsi="宋体"/>
                 <w:noProof/>
               </w:rPr>
               <w:t>（二）政党身份认同的稳定性</w:t>
@@ -4893,7 +4893,7 @@
                 <w:noProof/>
                 <w:webHidden/>
               </w:rPr>
-              <w:instrText>PAGEREF _Toc227839828 \h</w:instrText>
+              <w:instrText>PAGEREF _Toc228444680 \h</w:instrText>
             </w:r>
             <w:r>
               <w:rPr>
@@ -4951,11 +4951,11 @@
               <w14:ligatures w14:val="standardContextual"/>
             </w:rPr>
           </w:pPr>
-          <w:hyperlink w:anchor="_Toc227839829" w:history="1">
+          <w:hyperlink w:anchor="_Toc228444681" w:history="1">
             <w:r>
               <w:rPr>
                 <w:rStyle w:val="a3"/>
-                <w:rFonts w:ascii="宋体" w:eastAsia="宋体" w:hAnsi="宋体" w:hint="eastAsia"/>
+                <w:rFonts w:ascii="宋体" w:eastAsia="宋体" w:hAnsi="宋体"/>
                 <w:noProof/>
               </w:rPr>
               <w:t>（三）政党身份认同与政治偏好/投票意向</w:t>
@@ -4990,7 +4990,7 @@
                 <w:noProof/>
                 <w:webHidden/>
               </w:rPr>
-              <w:instrText>PAGEREF _Toc227839829 \h</w:instrText>
+              <w:instrText>PAGEREF _Toc228444681 \h</w:instrText>
             </w:r>
             <w:r>
               <w:rPr>
@@ -5048,11 +5048,11 @@
               <w14:ligatures w14:val="standardContextual"/>
             </w:rPr>
           </w:pPr>
-          <w:hyperlink w:anchor="_Toc227839830" w:history="1">
+          <w:hyperlink w:anchor="_Toc228444682" w:history="1">
             <w:r>
               <w:rPr>
                 <w:rStyle w:val="a3"/>
-                <w:rFonts w:ascii="宋体" w:eastAsia="宋体" w:hAnsi="宋体" w:hint="eastAsia"/>
+                <w:rFonts w:ascii="宋体" w:eastAsia="宋体" w:hAnsi="宋体"/>
                 <w:noProof/>
               </w:rPr>
               <w:t>（四）西方国家选民的党派性与情感极化</w:t>
@@ -5087,7 +5087,7 @@
                 <w:noProof/>
                 <w:webHidden/>
               </w:rPr>
-              <w:instrText>PAGEREF _Toc227839830 \h</w:instrText>
+              <w:instrText>PAGEREF _Toc228444682 \h</w:instrText>
             </w:r>
             <w:r>
               <w:rPr>
@@ -5145,11 +5145,11 @@
               <w14:ligatures w14:val="standardContextual"/>
             </w:rPr>
           </w:pPr>
-          <w:hyperlink w:anchor="_Toc227839831" w:history="1">
+          <w:hyperlink w:anchor="_Toc228444683" w:history="1">
             <w:r>
               <w:rPr>
                 <w:rStyle w:val="a3"/>
-                <w:rFonts w:ascii="宋体" w:eastAsia="宋体" w:hAnsi="宋体" w:hint="eastAsia"/>
+                <w:rFonts w:ascii="宋体" w:eastAsia="宋体" w:hAnsi="宋体"/>
                 <w:noProof/>
               </w:rPr>
               <w:t>（五）</w:t>
@@ -5157,7 +5157,7 @@
             <w:r>
               <w:rPr>
                 <w:rStyle w:val="a3"/>
-                <w:rFonts w:ascii="宋体" w:eastAsia="宋体" w:hAnsi="宋体" w:hint="eastAsia"/>
+                <w:rFonts w:ascii="宋体" w:eastAsia="宋体" w:hAnsi="宋体"/>
                 <w:noProof/>
                 <w:lang w:val="en-US"/>
               </w:rPr>
@@ -5193,7 +5193,7 @@
                 <w:noProof/>
                 <w:webHidden/>
               </w:rPr>
-              <w:instrText>PAGEREF _Toc227839831 \h</w:instrText>
+              <w:instrText>PAGEREF _Toc228444683 \h</w:instrText>
             </w:r>
             <w:r>
               <w:rPr>
@@ -5251,11 +5251,11 @@
               <w14:ligatures w14:val="standardContextual"/>
             </w:rPr>
           </w:pPr>
-          <w:hyperlink w:anchor="_Toc227839832" w:history="1">
+          <w:hyperlink w:anchor="_Toc228444684" w:history="1">
             <w:r>
               <w:rPr>
                 <w:rStyle w:val="a3"/>
-                <w:rFonts w:ascii="宋体" w:eastAsia="宋体" w:hAnsi="宋体" w:hint="eastAsia"/>
+                <w:rFonts w:ascii="宋体" w:eastAsia="宋体" w:hAnsi="宋体"/>
                 <w:noProof/>
                 <w:lang w:val="en-US"/>
               </w:rPr>
@@ -5291,7 +5291,7 @@
                 <w:noProof/>
                 <w:webHidden/>
               </w:rPr>
-              <w:instrText>PAGEREF _Toc227839832 \h</w:instrText>
+              <w:instrText>PAGEREF _Toc228444684 \h</w:instrText>
             </w:r>
             <w:r>
               <w:rPr>
@@ -5349,11 +5349,11 @@
               <w14:ligatures w14:val="standardContextual"/>
             </w:rPr>
           </w:pPr>
-          <w:hyperlink w:anchor="_Toc227839833" w:history="1">
+          <w:hyperlink w:anchor="_Toc228444685" w:history="1">
             <w:r>
               <w:rPr>
                 <w:rStyle w:val="a3"/>
-                <w:rFonts w:ascii="宋体" w:eastAsia="宋体" w:hAnsi="宋体" w:hint="eastAsia"/>
+                <w:rFonts w:ascii="宋体" w:eastAsia="宋体" w:hAnsi="宋体"/>
                 <w:noProof/>
                 <w:lang w:val="en-US"/>
               </w:rPr>
@@ -5389,7 +5389,7 @@
                 <w:noProof/>
                 <w:webHidden/>
               </w:rPr>
-              <w:instrText>PAGEREF _Toc227839833 \h</w:instrText>
+              <w:instrText>PAGEREF _Toc228444685 \h</w:instrText>
             </w:r>
             <w:r>
               <w:rPr>
@@ -5447,11 +5447,11 @@
               <w14:ligatures w14:val="standardContextual"/>
             </w:rPr>
           </w:pPr>
-          <w:hyperlink w:anchor="_Toc227839834" w:history="1">
+          <w:hyperlink w:anchor="_Toc228444686" w:history="1">
             <w:r>
               <w:rPr>
                 <w:rStyle w:val="a3"/>
-                <w:rFonts w:ascii="宋体" w:eastAsia="宋体" w:hAnsi="宋体" w:hint="eastAsia"/>
+                <w:rFonts w:ascii="宋体" w:eastAsia="宋体" w:hAnsi="宋体"/>
                 <w:noProof/>
                 <w:lang w:val="en-US"/>
               </w:rPr>
@@ -5487,7 +5487,7 @@
                 <w:noProof/>
                 <w:webHidden/>
               </w:rPr>
-              <w:instrText>PAGEREF _Toc227839834 \h</w:instrText>
+              <w:instrText>PAGEREF _Toc228444686 \h</w:instrText>
             </w:r>
             <w:r>
               <w:rPr>
@@ -5545,11 +5545,11 @@
               <w14:ligatures w14:val="standardContextual"/>
             </w:rPr>
           </w:pPr>
-          <w:hyperlink w:anchor="_Toc227839835" w:history="1">
+          <w:hyperlink w:anchor="_Toc228444687" w:history="1">
             <w:r>
               <w:rPr>
                 <w:rStyle w:val="a3"/>
-                <w:rFonts w:ascii="宋体" w:eastAsia="宋体" w:hAnsi="宋体" w:hint="eastAsia"/>
+                <w:rFonts w:ascii="宋体" w:eastAsia="宋体" w:hAnsi="宋体"/>
                 <w:noProof/>
                 <w:lang w:val="en-US"/>
               </w:rPr>
@@ -5585,7 +5585,7 @@
                 <w:noProof/>
                 <w:webHidden/>
               </w:rPr>
-              <w:instrText>PAGEREF _Toc227839835 \h</w:instrText>
+              <w:instrText>PAGEREF _Toc228444687 \h</w:instrText>
             </w:r>
             <w:r>
               <w:rPr>
@@ -5643,11 +5643,11 @@
               <w14:ligatures w14:val="standardContextual"/>
             </w:rPr>
           </w:pPr>
-          <w:hyperlink w:anchor="_Toc227839836" w:history="1">
+          <w:hyperlink w:anchor="_Toc228444688" w:history="1">
             <w:r>
               <w:rPr>
                 <w:rStyle w:val="a3"/>
-                <w:rFonts w:ascii="宋体" w:eastAsia="宋体" w:hAnsi="宋体" w:hint="eastAsia"/>
+                <w:rFonts w:ascii="宋体" w:eastAsia="宋体" w:hAnsi="宋体"/>
                 <w:noProof/>
                 <w:lang w:val="en-US"/>
               </w:rPr>
@@ -5683,7 +5683,7 @@
                 <w:noProof/>
                 <w:webHidden/>
               </w:rPr>
-              <w:instrText>PAGEREF _Toc227839836 \h</w:instrText>
+              <w:instrText>PAGEREF _Toc228444688 \h</w:instrText>
             </w:r>
             <w:r>
               <w:rPr>
@@ -5741,11 +5741,11 @@
               <w14:ligatures w14:val="standardContextual"/>
             </w:rPr>
           </w:pPr>
-          <w:hyperlink w:anchor="_Toc227839837" w:history="1">
+          <w:hyperlink w:anchor="_Toc228444689" w:history="1">
             <w:r>
               <w:rPr>
                 <w:rStyle w:val="a3"/>
-                <w:rFonts w:ascii="宋体" w:eastAsia="宋体" w:hAnsi="宋体" w:hint="eastAsia"/>
+                <w:rFonts w:ascii="宋体" w:eastAsia="宋体" w:hAnsi="宋体"/>
                 <w:noProof/>
                 <w:lang w:val="en-US"/>
               </w:rPr>
@@ -5781,7 +5781,7 @@
                 <w:noProof/>
                 <w:webHidden/>
               </w:rPr>
-              <w:instrText>PAGEREF _Toc227839837 \h</w:instrText>
+              <w:instrText>PAGEREF _Toc228444689 \h</w:instrText>
             </w:r>
             <w:r>
               <w:rPr>
@@ -5839,11 +5839,11 @@
               <w14:ligatures w14:val="standardContextual"/>
             </w:rPr>
           </w:pPr>
-          <w:hyperlink w:anchor="_Toc227839838" w:history="1">
+          <w:hyperlink w:anchor="_Toc228444690" w:history="1">
             <w:r>
               <w:rPr>
                 <w:rStyle w:val="a3"/>
-                <w:rFonts w:ascii="宋体" w:eastAsia="宋体" w:hAnsi="宋体" w:hint="eastAsia"/>
+                <w:rFonts w:ascii="宋体" w:eastAsia="宋体" w:hAnsi="宋体"/>
                 <w:noProof/>
                 <w:lang w:val="en-US"/>
               </w:rPr>
@@ -5879,7 +5879,7 @@
                 <w:noProof/>
                 <w:webHidden/>
               </w:rPr>
-              <w:instrText>PAGEREF _Toc227839838 \h</w:instrText>
+              <w:instrText>PAGEREF _Toc228444690 \h</w:instrText>
             </w:r>
             <w:r>
               <w:rPr>
@@ -5937,11 +5937,11 @@
               <w14:ligatures w14:val="standardContextual"/>
             </w:rPr>
           </w:pPr>
-          <w:hyperlink w:anchor="_Toc227839839" w:history="1">
+          <w:hyperlink w:anchor="_Toc228444691" w:history="1">
             <w:r>
               <w:rPr>
                 <w:rStyle w:val="a3"/>
-                <w:rFonts w:ascii="宋体" w:eastAsia="宋体" w:hAnsi="宋体" w:hint="eastAsia"/>
+                <w:rFonts w:ascii="宋体" w:eastAsia="宋体" w:hAnsi="宋体"/>
                 <w:noProof/>
                 <w:lang w:val="en-US"/>
               </w:rPr>
@@ -5977,7 +5977,7 @@
                 <w:noProof/>
                 <w:webHidden/>
               </w:rPr>
-              <w:instrText>PAGEREF _Toc227839839 \h</w:instrText>
+              <w:instrText>PAGEREF _Toc228444691 \h</w:instrText>
             </w:r>
             <w:r>
               <w:rPr>
@@ -6035,11 +6035,11 @@
               <w14:ligatures w14:val="standardContextual"/>
             </w:rPr>
           </w:pPr>
-          <w:hyperlink w:anchor="_Toc227839840" w:history="1">
+          <w:hyperlink w:anchor="_Toc228444692" w:history="1">
             <w:r>
               <w:rPr>
                 <w:rStyle w:val="a3"/>
-                <w:rFonts w:ascii="宋体" w:eastAsia="宋体" w:hAnsi="宋体" w:hint="eastAsia"/>
+                <w:rFonts w:ascii="宋体" w:eastAsia="宋体" w:hAnsi="宋体"/>
                 <w:noProof/>
                 <w:lang w:val="en-US"/>
               </w:rPr>
@@ -6075,7 +6075,7 @@
                 <w:noProof/>
                 <w:webHidden/>
               </w:rPr>
-              <w:instrText>PAGEREF _Toc227839840 \h</w:instrText>
+              <w:instrText>PAGEREF _Toc228444692 \h</w:instrText>
             </w:r>
             <w:r>
               <w:rPr>
@@ -6133,11 +6133,11 @@
               <w14:ligatures w14:val="standardContextual"/>
             </w:rPr>
           </w:pPr>
-          <w:hyperlink w:anchor="_Toc227839841" w:history="1">
+          <w:hyperlink w:anchor="_Toc228444693" w:history="1">
             <w:r>
               <w:rPr>
                 <w:rStyle w:val="a3"/>
-                <w:rFonts w:ascii="宋体" w:eastAsia="宋体" w:hAnsi="宋体" w:hint="eastAsia"/>
+                <w:rFonts w:ascii="宋体" w:eastAsia="宋体" w:hAnsi="宋体"/>
                 <w:noProof/>
                 <w:lang w:val="en-US"/>
               </w:rPr>
@@ -6173,7 +6173,7 @@
                 <w:noProof/>
                 <w:webHidden/>
               </w:rPr>
-              <w:instrText>PAGEREF _Toc227839841 \h</w:instrText>
+              <w:instrText>PAGEREF _Toc228444693 \h</w:instrText>
             </w:r>
             <w:r>
               <w:rPr>
@@ -6231,11 +6231,11 @@
               <w14:ligatures w14:val="standardContextual"/>
             </w:rPr>
           </w:pPr>
-          <w:hyperlink w:anchor="_Toc227839842" w:history="1">
+          <w:hyperlink w:anchor="_Toc228444694" w:history="1">
             <w:r>
               <w:rPr>
                 <w:rStyle w:val="a3"/>
-                <w:rFonts w:ascii="宋体" w:eastAsia="宋体" w:hAnsi="宋体" w:hint="eastAsia"/>
+                <w:rFonts w:ascii="宋体" w:eastAsia="宋体" w:hAnsi="宋体"/>
                 <w:noProof/>
                 <w:lang w:val="en-US"/>
               </w:rPr>
@@ -6271,7 +6271,7 @@
                 <w:noProof/>
                 <w:webHidden/>
               </w:rPr>
-              <w:instrText>PAGEREF _Toc227839842 \h</w:instrText>
+              <w:instrText>PAGEREF _Toc228444694 \h</w:instrText>
             </w:r>
             <w:r>
               <w:rPr>
@@ -6329,11 +6329,11 @@
               <w14:ligatures w14:val="standardContextual"/>
             </w:rPr>
           </w:pPr>
-          <w:hyperlink w:anchor="_Toc227839843" w:history="1">
+          <w:hyperlink w:anchor="_Toc228444695" w:history="1">
             <w:r>
               <w:rPr>
                 <w:rStyle w:val="a3"/>
-                <w:rFonts w:ascii="宋体" w:eastAsia="宋体" w:hAnsi="宋体" w:hint="eastAsia"/>
+                <w:rFonts w:ascii="宋体" w:eastAsia="宋体" w:hAnsi="宋体"/>
                 <w:noProof/>
                 <w:lang w:val="en-US"/>
               </w:rPr>
@@ -6369,7 +6369,7 @@
                 <w:noProof/>
                 <w:webHidden/>
               </w:rPr>
-              <w:instrText>PAGEREF _Toc227839843 \h</w:instrText>
+              <w:instrText>PAGEREF _Toc228444695 \h</w:instrText>
             </w:r>
             <w:r>
               <w:rPr>
@@ -6401,6 +6401,398 @@
                 <w:webHidden/>
               </w:rPr>
               <w:t>24</w:t>
+            </w:r>
+            <w:r>
+              <w:rPr>
+                <w:rFonts w:ascii="宋体" w:eastAsia="宋体" w:hAnsi="宋体" w:hint="eastAsia"/>
+                <w:noProof/>
+                <w:webHidden/>
+              </w:rPr>
+              <w:fldChar w:fldCharType="end"/>
+            </w:r>
+          </w:hyperlink>
+        </w:p>
+        <w:p>
+          <w:pPr>
+            <w:pStyle w:val="TOC3"/>
+            <w:tabs>
+              <w:tab w:val="right" w:leader="dot" w:pos="8296"/>
+            </w:tabs>
+            <w:rPr>
+              <w:rFonts w:ascii="宋体" w:eastAsia="宋体" w:hAnsi="宋体" w:hint="eastAsia"/>
+              <w:noProof/>
+              <w:sz w:val="22"/>
+              <w:szCs w:val="24"/>
+              <w:lang w:val="en-US"/>
+              <w14:ligatures w14:val="standardContextual"/>
+            </w:rPr>
+          </w:pPr>
+          <w:hyperlink w:anchor="_Toc228444696" w:history="1">
+            <w:r>
+              <w:rPr>
+                <w:rStyle w:val="a3"/>
+                <w:rFonts w:ascii="宋体" w:eastAsia="宋体" w:hAnsi="宋体"/>
+                <w:noProof/>
+                <w:lang w:val="en-US"/>
+              </w:rPr>
+              <w:t>（二）总统制国家政府中的政党</w:t>
+            </w:r>
+            <w:r>
+              <w:rPr>
+                <w:rFonts w:ascii="宋体" w:eastAsia="宋体" w:hAnsi="宋体" w:hint="eastAsia"/>
+                <w:noProof/>
+                <w:webHidden/>
+              </w:rPr>
+              <w:tab/>
+            </w:r>
+            <w:r>
+              <w:rPr>
+                <w:rFonts w:ascii="宋体" w:eastAsia="宋体" w:hAnsi="宋体" w:hint="eastAsia"/>
+                <w:noProof/>
+                <w:webHidden/>
+              </w:rPr>
+              <w:fldChar w:fldCharType="begin"/>
+            </w:r>
+            <w:r>
+              <w:rPr>
+                <w:rFonts w:ascii="宋体" w:eastAsia="宋体" w:hAnsi="宋体" w:hint="eastAsia"/>
+                <w:noProof/>
+                <w:webHidden/>
+              </w:rPr>
+              <w:instrText xml:space="preserve"> </w:instrText>
+            </w:r>
+            <w:r>
+              <w:rPr>
+                <w:rFonts w:ascii="宋体" w:eastAsia="宋体" w:hAnsi="宋体"/>
+                <w:noProof/>
+                <w:webHidden/>
+              </w:rPr>
+              <w:instrText>PAGEREF _Toc228444696 \h</w:instrText>
+            </w:r>
+            <w:r>
+              <w:rPr>
+                <w:rFonts w:ascii="宋体" w:eastAsia="宋体" w:hAnsi="宋体" w:hint="eastAsia"/>
+                <w:noProof/>
+                <w:webHidden/>
+              </w:rPr>
+              <w:instrText xml:space="preserve"> </w:instrText>
+            </w:r>
+            <w:r>
+              <w:rPr>
+                <w:rFonts w:ascii="宋体" w:eastAsia="宋体" w:hAnsi="宋体" w:hint="eastAsia"/>
+                <w:noProof/>
+                <w:webHidden/>
+              </w:rPr>
+            </w:r>
+            <w:r>
+              <w:rPr>
+                <w:rFonts w:ascii="宋体" w:eastAsia="宋体" w:hAnsi="宋体" w:hint="eastAsia"/>
+                <w:noProof/>
+                <w:webHidden/>
+              </w:rPr>
+              <w:fldChar w:fldCharType="separate"/>
+            </w:r>
+            <w:r>
+              <w:rPr>
+                <w:rFonts w:ascii="宋体" w:eastAsia="宋体" w:hAnsi="宋体" w:hint="eastAsia"/>
+                <w:noProof/>
+                <w:webHidden/>
+              </w:rPr>
+              <w:t>25</w:t>
+            </w:r>
+            <w:r>
+              <w:rPr>
+                <w:rFonts w:ascii="宋体" w:eastAsia="宋体" w:hAnsi="宋体" w:hint="eastAsia"/>
+                <w:noProof/>
+                <w:webHidden/>
+              </w:rPr>
+              <w:fldChar w:fldCharType="end"/>
+            </w:r>
+          </w:hyperlink>
+        </w:p>
+        <w:p>
+          <w:pPr>
+            <w:pStyle w:val="TOC1"/>
+            <w:tabs>
+              <w:tab w:val="right" w:leader="dot" w:pos="8296"/>
+            </w:tabs>
+            <w:rPr>
+              <w:rFonts w:ascii="宋体" w:eastAsia="宋体" w:hAnsi="宋体" w:hint="eastAsia"/>
+              <w:noProof/>
+              <w:sz w:val="22"/>
+              <w:szCs w:val="24"/>
+              <w:lang w:val="en-US"/>
+              <w14:ligatures w14:val="standardContextual"/>
+            </w:rPr>
+          </w:pPr>
+          <w:hyperlink w:anchor="_Toc228444697" w:history="1">
+            <w:r>
+              <w:rPr>
+                <w:rStyle w:val="a3"/>
+                <w:rFonts w:ascii="宋体" w:eastAsia="宋体" w:hAnsi="宋体"/>
+                <w:noProof/>
+                <w:lang w:val="en-US"/>
+              </w:rPr>
+              <w:t>第八讲 政党的运作（三）——政党与国家治理</w:t>
+            </w:r>
+            <w:r>
+              <w:rPr>
+                <w:rFonts w:ascii="宋体" w:eastAsia="宋体" w:hAnsi="宋体" w:hint="eastAsia"/>
+                <w:noProof/>
+                <w:webHidden/>
+              </w:rPr>
+              <w:tab/>
+            </w:r>
+            <w:r>
+              <w:rPr>
+                <w:rFonts w:ascii="宋体" w:eastAsia="宋体" w:hAnsi="宋体" w:hint="eastAsia"/>
+                <w:noProof/>
+                <w:webHidden/>
+              </w:rPr>
+              <w:fldChar w:fldCharType="begin"/>
+            </w:r>
+            <w:r>
+              <w:rPr>
+                <w:rFonts w:ascii="宋体" w:eastAsia="宋体" w:hAnsi="宋体" w:hint="eastAsia"/>
+                <w:noProof/>
+                <w:webHidden/>
+              </w:rPr>
+              <w:instrText xml:space="preserve"> </w:instrText>
+            </w:r>
+            <w:r>
+              <w:rPr>
+                <w:rFonts w:ascii="宋体" w:eastAsia="宋体" w:hAnsi="宋体"/>
+                <w:noProof/>
+                <w:webHidden/>
+              </w:rPr>
+              <w:instrText>PAGEREF _Toc228444697 \h</w:instrText>
+            </w:r>
+            <w:r>
+              <w:rPr>
+                <w:rFonts w:ascii="宋体" w:eastAsia="宋体" w:hAnsi="宋体" w:hint="eastAsia"/>
+                <w:noProof/>
+                <w:webHidden/>
+              </w:rPr>
+              <w:instrText xml:space="preserve"> </w:instrText>
+            </w:r>
+            <w:r>
+              <w:rPr>
+                <w:rFonts w:ascii="宋体" w:eastAsia="宋体" w:hAnsi="宋体" w:hint="eastAsia"/>
+                <w:noProof/>
+                <w:webHidden/>
+              </w:rPr>
+            </w:r>
+            <w:r>
+              <w:rPr>
+                <w:rFonts w:ascii="宋体" w:eastAsia="宋体" w:hAnsi="宋体" w:hint="eastAsia"/>
+                <w:noProof/>
+                <w:webHidden/>
+              </w:rPr>
+              <w:fldChar w:fldCharType="separate"/>
+            </w:r>
+            <w:r>
+              <w:rPr>
+                <w:rFonts w:ascii="宋体" w:eastAsia="宋体" w:hAnsi="宋体" w:hint="eastAsia"/>
+                <w:noProof/>
+                <w:webHidden/>
+              </w:rPr>
+              <w:t>26</w:t>
+            </w:r>
+            <w:r>
+              <w:rPr>
+                <w:rFonts w:ascii="宋体" w:eastAsia="宋体" w:hAnsi="宋体" w:hint="eastAsia"/>
+                <w:noProof/>
+                <w:webHidden/>
+              </w:rPr>
+              <w:fldChar w:fldCharType="end"/>
+            </w:r>
+          </w:hyperlink>
+        </w:p>
+        <w:p>
+          <w:pPr>
+            <w:pStyle w:val="TOC2"/>
+            <w:tabs>
+              <w:tab w:val="right" w:leader="dot" w:pos="8296"/>
+            </w:tabs>
+            <w:rPr>
+              <w:rFonts w:ascii="宋体" w:eastAsia="宋体" w:hAnsi="宋体" w:hint="eastAsia"/>
+              <w:noProof/>
+              <w:sz w:val="22"/>
+              <w:szCs w:val="24"/>
+              <w:lang w:val="en-US"/>
+              <w14:ligatures w14:val="standardContextual"/>
+            </w:rPr>
+          </w:pPr>
+          <w:hyperlink w:anchor="_Toc228444698" w:history="1">
+            <w:r>
+              <w:rPr>
+                <w:rStyle w:val="a3"/>
+                <w:rFonts w:ascii="宋体" w:eastAsia="宋体" w:hAnsi="宋体"/>
+                <w:noProof/>
+                <w:lang w:val="en-US"/>
+              </w:rPr>
+              <w:t>一、研究问题与研究困惑（puzzle）</w:t>
+            </w:r>
+            <w:r>
+              <w:rPr>
+                <w:rFonts w:ascii="宋体" w:eastAsia="宋体" w:hAnsi="宋体" w:hint="eastAsia"/>
+                <w:noProof/>
+                <w:webHidden/>
+              </w:rPr>
+              <w:tab/>
+            </w:r>
+            <w:r>
+              <w:rPr>
+                <w:rFonts w:ascii="宋体" w:eastAsia="宋体" w:hAnsi="宋体" w:hint="eastAsia"/>
+                <w:noProof/>
+                <w:webHidden/>
+              </w:rPr>
+              <w:fldChar w:fldCharType="begin"/>
+            </w:r>
+            <w:r>
+              <w:rPr>
+                <w:rFonts w:ascii="宋体" w:eastAsia="宋体" w:hAnsi="宋体" w:hint="eastAsia"/>
+                <w:noProof/>
+                <w:webHidden/>
+              </w:rPr>
+              <w:instrText xml:space="preserve"> </w:instrText>
+            </w:r>
+            <w:r>
+              <w:rPr>
+                <w:rFonts w:ascii="宋体" w:eastAsia="宋体" w:hAnsi="宋体"/>
+                <w:noProof/>
+                <w:webHidden/>
+              </w:rPr>
+              <w:instrText>PAGEREF _Toc228444698 \h</w:instrText>
+            </w:r>
+            <w:r>
+              <w:rPr>
+                <w:rFonts w:ascii="宋体" w:eastAsia="宋体" w:hAnsi="宋体" w:hint="eastAsia"/>
+                <w:noProof/>
+                <w:webHidden/>
+              </w:rPr>
+              <w:instrText xml:space="preserve"> </w:instrText>
+            </w:r>
+            <w:r>
+              <w:rPr>
+                <w:rFonts w:ascii="宋体" w:eastAsia="宋体" w:hAnsi="宋体" w:hint="eastAsia"/>
+                <w:noProof/>
+                <w:webHidden/>
+              </w:rPr>
+            </w:r>
+            <w:r>
+              <w:rPr>
+                <w:rFonts w:ascii="宋体" w:eastAsia="宋体" w:hAnsi="宋体" w:hint="eastAsia"/>
+                <w:noProof/>
+                <w:webHidden/>
+              </w:rPr>
+              <w:fldChar w:fldCharType="separate"/>
+            </w:r>
+            <w:r>
+              <w:rPr>
+                <w:rFonts w:ascii="宋体" w:eastAsia="宋体" w:hAnsi="宋体" w:hint="eastAsia"/>
+                <w:noProof/>
+                <w:webHidden/>
+              </w:rPr>
+              <w:t>26</w:t>
+            </w:r>
+            <w:r>
+              <w:rPr>
+                <w:rFonts w:ascii="宋体" w:eastAsia="宋体" w:hAnsi="宋体" w:hint="eastAsia"/>
+                <w:noProof/>
+                <w:webHidden/>
+              </w:rPr>
+              <w:fldChar w:fldCharType="end"/>
+            </w:r>
+          </w:hyperlink>
+        </w:p>
+        <w:p>
+          <w:pPr>
+            <w:pStyle w:val="TOC2"/>
+            <w:tabs>
+              <w:tab w:val="right" w:leader="dot" w:pos="8296"/>
+            </w:tabs>
+            <w:rPr>
+              <w:rFonts w:ascii="宋体" w:eastAsia="宋体" w:hAnsi="宋体" w:hint="eastAsia"/>
+              <w:noProof/>
+              <w:sz w:val="22"/>
+              <w:szCs w:val="24"/>
+              <w:lang w:val="en-US"/>
+              <w14:ligatures w14:val="standardContextual"/>
+            </w:rPr>
+          </w:pPr>
+          <w:hyperlink w:anchor="_Toc228444699" w:history="1">
+            <w:r>
+              <w:rPr>
+                <w:rStyle w:val="a3"/>
+                <w:rFonts w:ascii="宋体" w:eastAsia="宋体" w:hAnsi="宋体"/>
+                <w:noProof/>
+                <w:lang w:val="en-US"/>
+              </w:rPr>
+              <w:t>二、最大相似案例设计</w:t>
+            </w:r>
+            <w:r>
+              <w:rPr>
+                <w:rFonts w:ascii="宋体" w:eastAsia="宋体" w:hAnsi="宋体" w:hint="eastAsia"/>
+                <w:noProof/>
+                <w:webHidden/>
+              </w:rPr>
+              <w:tab/>
+            </w:r>
+            <w:r>
+              <w:rPr>
+                <w:rFonts w:ascii="宋体" w:eastAsia="宋体" w:hAnsi="宋体" w:hint="eastAsia"/>
+                <w:noProof/>
+                <w:webHidden/>
+              </w:rPr>
+              <w:fldChar w:fldCharType="begin"/>
+            </w:r>
+            <w:r>
+              <w:rPr>
+                <w:rFonts w:ascii="宋体" w:eastAsia="宋体" w:hAnsi="宋体" w:hint="eastAsia"/>
+                <w:noProof/>
+                <w:webHidden/>
+              </w:rPr>
+              <w:instrText xml:space="preserve"> </w:instrText>
+            </w:r>
+            <w:r>
+              <w:rPr>
+                <w:rFonts w:ascii="宋体" w:eastAsia="宋体" w:hAnsi="宋体"/>
+                <w:noProof/>
+                <w:webHidden/>
+              </w:rPr>
+              <w:instrText>PAGEREF _Toc228444699 \h</w:instrText>
+            </w:r>
+            <w:r>
+              <w:rPr>
+                <w:rFonts w:ascii="宋体" w:eastAsia="宋体" w:hAnsi="宋体" w:hint="eastAsia"/>
+                <w:noProof/>
+                <w:webHidden/>
+              </w:rPr>
+              <w:instrText xml:space="preserve"> </w:instrText>
+            </w:r>
+            <w:r>
+              <w:rPr>
+                <w:rFonts w:ascii="宋体" w:eastAsia="宋体" w:hAnsi="宋体" w:hint="eastAsia"/>
+                <w:noProof/>
+                <w:webHidden/>
+              </w:rPr>
+            </w:r>
+            <w:r>
+              <w:rPr>
+                <w:rFonts w:ascii="宋体" w:eastAsia="宋体" w:hAnsi="宋体" w:hint="eastAsia"/>
+                <w:noProof/>
+                <w:webHidden/>
+              </w:rPr>
+              <w:fldChar w:fldCharType="separate"/>
+            </w:r>
+            <w:r>
+              <w:rPr>
+                <w:rFonts w:ascii="宋体" w:eastAsia="宋体" w:hAnsi="宋体" w:hint="eastAsia"/>
+                <w:noProof/>
+                <w:webHidden/>
+              </w:rPr>
+              <w:t>26</w:t>
             </w:r>
             <w:r>
               <w:rPr>
@@ -6455,7 +6847,7 @@
       <w:pPr>
         <w:pStyle w:val="a9"/>
       </w:pPr>
-      <w:bookmarkStart w:id="0" w:name="_Toc227839781"/>
+      <w:bookmarkStart w:id="0" w:name="_Toc228444633"/>
       <w:r>
         <w:rPr>
           <w:rFonts w:hint="eastAsia"/>
@@ -6527,7 +6919,7 @@
       <w:pPr>
         <w:pStyle w:val="ac"/>
       </w:pPr>
-      <w:bookmarkStart w:id="1" w:name="_Toc227839782"/>
+      <w:bookmarkStart w:id="1" w:name="_Toc228444634"/>
       <w:r>
         <w:rPr>
           <w:rFonts w:hint="eastAsia"/>
@@ -6567,7 +6959,7 @@
       <w:pPr>
         <w:pStyle w:val="ae"/>
       </w:pPr>
-      <w:bookmarkStart w:id="2" w:name="_Toc227839783"/>
+      <w:bookmarkStart w:id="2" w:name="_Toc228444635"/>
       <w:r>
         <w:rPr>
           <w:rFonts w:hint="eastAsia"/>
@@ -7350,7 +7742,7 @@
       <w:pPr>
         <w:pStyle w:val="ae"/>
       </w:pPr>
-      <w:bookmarkStart w:id="3" w:name="_Toc227839784"/>
+      <w:bookmarkStart w:id="3" w:name="_Toc228444636"/>
       <w:r>
         <w:rPr>
           <w:rFonts w:hint="eastAsia"/>
@@ -7446,7 +7838,7 @@
       <w:pPr>
         <w:pStyle w:val="ae"/>
       </w:pPr>
-      <w:bookmarkStart w:id="4" w:name="_Toc227839785"/>
+      <w:bookmarkStart w:id="4" w:name="_Toc228444637"/>
       <w:r>
         <w:rPr>
           <w:rFonts w:hint="eastAsia"/>
@@ -7726,7 +8118,7 @@
       <w:pPr>
         <w:pStyle w:val="ac"/>
       </w:pPr>
-      <w:bookmarkStart w:id="5" w:name="_Toc227839786"/>
+      <w:bookmarkStart w:id="5" w:name="_Toc228444638"/>
       <w:r>
         <w:rPr>
           <w:rFonts w:hint="eastAsia"/>
@@ -9663,7 +10055,7 @@
       <w:pPr>
         <w:pStyle w:val="a9"/>
       </w:pPr>
-      <w:bookmarkStart w:id="6" w:name="_Toc227839787"/>
+      <w:bookmarkStart w:id="6" w:name="_Toc228444639"/>
       <w:r>
         <w:rPr>
           <w:rFonts w:hint="eastAsia"/>
@@ -9707,7 +10099,7 @@
       <w:pPr>
         <w:pStyle w:val="ac"/>
       </w:pPr>
-      <w:bookmarkStart w:id="7" w:name="_Toc227839788"/>
+      <w:bookmarkStart w:id="7" w:name="_Toc228444640"/>
       <w:r>
         <w:rPr>
           <w:rFonts w:hint="eastAsia"/>
@@ -9720,7 +10112,7 @@
       <w:pPr>
         <w:pStyle w:val="ae"/>
       </w:pPr>
-      <w:bookmarkStart w:id="8" w:name="_Toc227839789"/>
+      <w:bookmarkStart w:id="8" w:name="_Toc228444641"/>
       <w:r>
         <w:rPr>
           <w:rFonts w:hint="eastAsia"/>
@@ -11875,7 +12267,7 @@
       <w:pPr>
         <w:pStyle w:val="ae"/>
       </w:pPr>
-      <w:bookmarkStart w:id="9" w:name="_Toc227839790"/>
+      <w:bookmarkStart w:id="9" w:name="_Toc228444642"/>
       <w:r>
         <w:rPr>
           <w:rFonts w:hint="eastAsia"/>
@@ -13607,7 +13999,7 @@
       <w:pPr>
         <w:pStyle w:val="ae"/>
       </w:pPr>
-      <w:bookmarkStart w:id="10" w:name="_Toc227839791"/>
+      <w:bookmarkStart w:id="10" w:name="_Toc228444643"/>
       <w:r>
         <w:rPr>
           <w:rFonts w:hint="eastAsia"/>
@@ -14343,7 +14735,7 @@
       <w:pPr>
         <w:pStyle w:val="ae"/>
       </w:pPr>
-      <w:bookmarkStart w:id="11" w:name="_Toc227839792"/>
+      <w:bookmarkStart w:id="11" w:name="_Toc228444644"/>
       <w:r>
         <w:rPr>
           <w:rFonts w:hint="eastAsia"/>
@@ -14548,7 +14940,7 @@
       <w:pPr>
         <w:pStyle w:val="ac"/>
       </w:pPr>
-      <w:bookmarkStart w:id="12" w:name="_Toc227839793"/>
+      <w:bookmarkStart w:id="12" w:name="_Toc228444645"/>
       <w:r>
         <w:rPr>
           <w:rFonts w:hint="eastAsia"/>
@@ -14561,7 +14953,7 @@
       <w:pPr>
         <w:pStyle w:val="ae"/>
       </w:pPr>
-      <w:bookmarkStart w:id="13" w:name="_Toc227839794"/>
+      <w:bookmarkStart w:id="13" w:name="_Toc228444646"/>
       <w:r>
         <w:rPr>
           <w:rFonts w:hint="eastAsia"/>
@@ -14699,7 +15091,7 @@
       <w:pPr>
         <w:pStyle w:val="ae"/>
       </w:pPr>
-      <w:bookmarkStart w:id="14" w:name="_Toc227839795"/>
+      <w:bookmarkStart w:id="14" w:name="_Toc228444647"/>
       <w:r>
         <w:rPr>
           <w:rFonts w:hint="eastAsia"/>
@@ -15013,7 +15405,7 @@
       <w:pPr>
         <w:pStyle w:val="ae"/>
       </w:pPr>
-      <w:bookmarkStart w:id="15" w:name="_Toc227839796"/>
+      <w:bookmarkStart w:id="15" w:name="_Toc228444648"/>
       <w:r>
         <w:rPr>
           <w:rFonts w:hint="eastAsia"/>
@@ -15170,7 +15562,7 @@
       <w:pPr>
         <w:pStyle w:val="ae"/>
       </w:pPr>
-      <w:bookmarkStart w:id="16" w:name="_Toc227839797"/>
+      <w:bookmarkStart w:id="16" w:name="_Toc228444649"/>
       <w:r>
         <w:rPr>
           <w:rFonts w:hint="eastAsia"/>
@@ -15247,7 +15639,7 @@
       <w:pPr>
         <w:pStyle w:val="ac"/>
       </w:pPr>
-      <w:bookmarkStart w:id="17" w:name="_Toc227839798"/>
+      <w:bookmarkStart w:id="17" w:name="_Toc228444650"/>
       <w:r>
         <w:rPr>
           <w:rFonts w:hint="eastAsia"/>
@@ -15400,7 +15792,7 @@
       <w:pPr>
         <w:pStyle w:val="a9"/>
       </w:pPr>
-      <w:bookmarkStart w:id="18" w:name="_Toc227839799"/>
+      <w:bookmarkStart w:id="18" w:name="_Toc228444651"/>
       <w:r>
         <w:rPr>
           <w:rFonts w:hint="eastAsia"/>
@@ -15444,7 +15836,7 @@
       <w:pPr>
         <w:pStyle w:val="ac"/>
       </w:pPr>
-      <w:bookmarkStart w:id="19" w:name="_Toc227839800"/>
+      <w:bookmarkStart w:id="19" w:name="_Toc228444652"/>
       <w:r>
         <w:rPr>
           <w:rFonts w:hint="eastAsia"/>
@@ -15457,7 +15849,7 @@
       <w:pPr>
         <w:pStyle w:val="ae"/>
       </w:pPr>
-      <w:bookmarkStart w:id="20" w:name="_Toc227839801"/>
+      <w:bookmarkStart w:id="20" w:name="_Toc228444653"/>
       <w:r>
         <w:rPr>
           <w:rFonts w:hint="eastAsia"/>
@@ -15793,7 +16185,7 @@
       <w:pPr>
         <w:pStyle w:val="ae"/>
       </w:pPr>
-      <w:bookmarkStart w:id="21" w:name="_Toc227839802"/>
+      <w:bookmarkStart w:id="21" w:name="_Toc228444654"/>
       <w:r>
         <w:rPr>
           <w:rFonts w:hint="eastAsia"/>
@@ -15993,7 +16385,7 @@
       <w:pPr>
         <w:pStyle w:val="ac"/>
       </w:pPr>
-      <w:bookmarkStart w:id="22" w:name="_Toc227839803"/>
+      <w:bookmarkStart w:id="22" w:name="_Toc228444655"/>
       <w:r>
         <w:rPr>
           <w:rFonts w:hint="eastAsia"/>
@@ -16006,7 +16398,7 @@
       <w:pPr>
         <w:pStyle w:val="ae"/>
       </w:pPr>
-      <w:bookmarkStart w:id="23" w:name="_Toc227839804"/>
+      <w:bookmarkStart w:id="23" w:name="_Toc228444656"/>
       <w:r>
         <w:rPr>
           <w:rFonts w:hint="eastAsia"/>
@@ -16344,7 +16736,7 @@
       <w:pPr>
         <w:pStyle w:val="ae"/>
       </w:pPr>
-      <w:bookmarkStart w:id="24" w:name="_Toc227839805"/>
+      <w:bookmarkStart w:id="24" w:name="_Toc228444657"/>
       <w:r>
         <w:rPr>
           <w:rFonts w:hint="eastAsia"/>
@@ -16526,7 +16918,7 @@
       <w:pPr>
         <w:pStyle w:val="a9"/>
       </w:pPr>
-      <w:bookmarkStart w:id="25" w:name="_Toc227839806"/>
+      <w:bookmarkStart w:id="25" w:name="_Toc228444658"/>
       <w:r>
         <w:rPr>
           <w:rFonts w:hint="eastAsia"/>
@@ -16570,7 +16962,7 @@
       <w:pPr>
         <w:pStyle w:val="ac"/>
       </w:pPr>
-      <w:bookmarkStart w:id="26" w:name="_Toc227839807"/>
+      <w:bookmarkStart w:id="26" w:name="_Toc228444659"/>
       <w:r>
         <w:rPr>
           <w:rFonts w:hint="eastAsia"/>
@@ -16630,7 +17022,7 @@
       <w:pPr>
         <w:pStyle w:val="ac"/>
       </w:pPr>
-      <w:bookmarkStart w:id="27" w:name="_Toc227839808"/>
+      <w:bookmarkStart w:id="27" w:name="_Toc228444660"/>
       <w:r>
         <w:rPr>
           <w:rFonts w:hint="eastAsia"/>
@@ -16643,7 +17035,7 @@
       <w:pPr>
         <w:pStyle w:val="ae"/>
       </w:pPr>
-      <w:bookmarkStart w:id="28" w:name="_Toc227839809"/>
+      <w:bookmarkStart w:id="28" w:name="_Toc228444661"/>
       <w:r>
         <w:rPr>
           <w:rFonts w:hint="eastAsia"/>
@@ -17057,7 +17449,7 @@
       <w:pPr>
         <w:pStyle w:val="ae"/>
       </w:pPr>
-      <w:bookmarkStart w:id="29" w:name="_Toc227839810"/>
+      <w:bookmarkStart w:id="29" w:name="_Toc228444662"/>
       <w:r>
         <w:rPr>
           <w:rFonts w:hint="eastAsia"/>
@@ -17372,7 +17764,7 @@
       <w:pPr>
         <w:pStyle w:val="ae"/>
       </w:pPr>
-      <w:bookmarkStart w:id="30" w:name="_Toc227839811"/>
+      <w:bookmarkStart w:id="30" w:name="_Toc228444663"/>
       <w:r>
         <w:rPr>
           <w:rFonts w:hint="eastAsia"/>
@@ -17489,7 +17881,7 @@
       <w:pPr>
         <w:pStyle w:val="ae"/>
       </w:pPr>
-      <w:bookmarkStart w:id="31" w:name="_Toc227839812"/>
+      <w:bookmarkStart w:id="31" w:name="_Toc228444664"/>
       <w:r>
         <w:rPr>
           <w:rFonts w:hint="eastAsia"/>
@@ -17589,7 +17981,7 @@
       <w:pPr>
         <w:pStyle w:val="ac"/>
       </w:pPr>
-      <w:bookmarkStart w:id="32" w:name="_Toc227839813"/>
+      <w:bookmarkStart w:id="32" w:name="_Toc228444665"/>
       <w:r>
         <w:rPr>
           <w:rFonts w:hint="eastAsia"/>
@@ -18053,7 +18445,7 @@
       <w:pPr>
         <w:pStyle w:val="ac"/>
       </w:pPr>
-      <w:bookmarkStart w:id="33" w:name="_Toc227839814"/>
+      <w:bookmarkStart w:id="33" w:name="_Toc228444666"/>
       <w:r>
         <w:rPr>
           <w:rFonts w:hint="eastAsia"/>
@@ -18187,7 +18579,7 @@
       <w:pPr>
         <w:pStyle w:val="a9"/>
       </w:pPr>
-      <w:bookmarkStart w:id="34" w:name="_Toc227839815"/>
+      <w:bookmarkStart w:id="34" w:name="_Toc228444667"/>
       <w:r>
         <w:rPr>
           <w:rFonts w:hint="eastAsia"/>
@@ -18231,7 +18623,7 @@
       <w:pPr>
         <w:pStyle w:val="ac"/>
       </w:pPr>
-      <w:bookmarkStart w:id="35" w:name="_Toc227839816"/>
+      <w:bookmarkStart w:id="35" w:name="_Toc228444668"/>
       <w:r>
         <w:rPr>
           <w:rFonts w:hint="eastAsia"/>
@@ -18265,7 +18657,7 @@
       <w:pPr>
         <w:pStyle w:val="ac"/>
       </w:pPr>
-      <w:bookmarkStart w:id="36" w:name="_Toc227839817"/>
+      <w:bookmarkStart w:id="36" w:name="_Toc228444669"/>
       <w:r>
         <w:rPr>
           <w:rFonts w:hint="eastAsia"/>
@@ -18278,7 +18670,7 @@
       <w:pPr>
         <w:pStyle w:val="ae"/>
       </w:pPr>
-      <w:bookmarkStart w:id="37" w:name="_Toc227839818"/>
+      <w:bookmarkStart w:id="37" w:name="_Toc228444670"/>
       <w:r>
         <w:rPr>
           <w:rFonts w:hint="eastAsia"/>
@@ -19287,7 +19679,7 @@
       <w:pPr>
         <w:pStyle w:val="ae"/>
       </w:pPr>
-      <w:bookmarkStart w:id="38" w:name="_Toc227839819"/>
+      <w:bookmarkStart w:id="38" w:name="_Toc228444671"/>
       <w:r>
         <w:rPr>
           <w:rFonts w:hint="eastAsia"/>
@@ -20117,7 +20509,7 @@
       <w:pPr>
         <w:pStyle w:val="ae"/>
       </w:pPr>
-      <w:bookmarkStart w:id="39" w:name="_Toc227839820"/>
+      <w:bookmarkStart w:id="39" w:name="_Toc228444672"/>
       <w:r>
         <w:rPr>
           <w:rFonts w:hint="eastAsia"/>
@@ -20275,7 +20667,7 @@
       <w:pPr>
         <w:pStyle w:val="ac"/>
       </w:pPr>
-      <w:bookmarkStart w:id="40" w:name="_Toc227839821"/>
+      <w:bookmarkStart w:id="40" w:name="_Toc228444673"/>
       <w:r>
         <w:rPr>
           <w:rFonts w:hint="eastAsia"/>
@@ -20288,7 +20680,7 @@
       <w:pPr>
         <w:pStyle w:val="ae"/>
       </w:pPr>
-      <w:bookmarkStart w:id="41" w:name="_Toc227839822"/>
+      <w:bookmarkStart w:id="41" w:name="_Toc228444674"/>
       <w:r>
         <w:rPr>
           <w:rFonts w:hint="eastAsia"/>
@@ -20350,7 +20742,7 @@
       <w:pPr>
         <w:pStyle w:val="ae"/>
       </w:pPr>
-      <w:bookmarkStart w:id="42" w:name="_Toc227839823"/>
+      <w:bookmarkStart w:id="42" w:name="_Toc228444675"/>
       <w:r>
         <w:rPr>
           <w:rFonts w:hint="eastAsia"/>
@@ -20398,7 +20790,7 @@
       <w:pPr>
         <w:pStyle w:val="ae"/>
       </w:pPr>
-      <w:bookmarkStart w:id="43" w:name="_Toc227839824"/>
+      <w:bookmarkStart w:id="43" w:name="_Toc228444676"/>
       <w:r>
         <w:rPr>
           <w:rFonts w:hint="eastAsia"/>
@@ -20456,7 +20848,7 @@
       <w:pPr>
         <w:pStyle w:val="a9"/>
       </w:pPr>
-      <w:bookmarkStart w:id="44" w:name="_Toc227839825"/>
+      <w:bookmarkStart w:id="44" w:name="_Toc228444677"/>
       <w:r>
         <w:rPr>
           <w:rFonts w:hint="eastAsia"/>
@@ -20482,9 +20874,6 @@
         <w:pStyle w:val="aa"/>
         <w:spacing w:before="78" w:after="78"/>
         <w:jc w:val="center"/>
-        <w:rPr>
-          <w:rFonts w:hint="eastAsia"/>
-        </w:rPr>
       </w:pPr>
       <w:r>
         <w:rPr>
@@ -20503,7 +20892,7 @@
       <w:pPr>
         <w:pStyle w:val="ac"/>
       </w:pPr>
-      <w:bookmarkStart w:id="45" w:name="_Toc227839826"/>
+      <w:bookmarkStart w:id="45" w:name="_Toc228444678"/>
       <w:r>
         <w:rPr>
           <w:rFonts w:hint="eastAsia"/>
@@ -20516,7 +20905,7 @@
       <w:pPr>
         <w:pStyle w:val="ae"/>
       </w:pPr>
-      <w:bookmarkStart w:id="46" w:name="_Toc227839827"/>
+      <w:bookmarkStart w:id="46" w:name="_Toc228444679"/>
       <w:r>
         <w:rPr>
           <w:rFonts w:hint="eastAsia"/>
@@ -20701,7 +21090,7 @@
       <w:pPr>
         <w:pStyle w:val="ae"/>
       </w:pPr>
-      <w:bookmarkStart w:id="47" w:name="_Toc227839828"/>
+      <w:bookmarkStart w:id="47" w:name="_Toc228444680"/>
       <w:r>
         <w:rPr>
           <w:rFonts w:hint="eastAsia"/>
@@ -20885,7 +21274,7 @@
       <w:pPr>
         <w:pStyle w:val="ae"/>
       </w:pPr>
-      <w:bookmarkStart w:id="48" w:name="_Toc227839829"/>
+      <w:bookmarkStart w:id="48" w:name="_Toc228444681"/>
       <w:r>
         <w:rPr>
           <w:rFonts w:hint="eastAsia"/>
@@ -20935,7 +21324,7 @@
       <w:pPr>
         <w:pStyle w:val="ae"/>
       </w:pPr>
-      <w:bookmarkStart w:id="49" w:name="_Toc227839830"/>
+      <w:bookmarkStart w:id="49" w:name="_Toc228444682"/>
       <w:r>
         <w:rPr>
           <w:rFonts w:hint="eastAsia"/>
@@ -21009,7 +21398,7 @@
       <w:pPr>
         <w:pStyle w:val="ae"/>
       </w:pPr>
-      <w:bookmarkStart w:id="50" w:name="_Toc227839831"/>
+      <w:bookmarkStart w:id="50" w:name="_Toc228444683"/>
       <w:r>
         <w:rPr>
           <w:rFonts w:hint="eastAsia"/>
@@ -21091,7 +21480,7 @@
           <w:lang w:val="en-US"/>
         </w:rPr>
       </w:pPr>
-      <w:bookmarkStart w:id="51" w:name="_Toc227839832"/>
+      <w:bookmarkStart w:id="51" w:name="_Toc228444684"/>
       <w:r>
         <w:rPr>
           <w:rFonts w:hint="eastAsia"/>
@@ -21108,7 +21497,7 @@
           <w:lang w:val="en-US"/>
         </w:rPr>
       </w:pPr>
-      <w:bookmarkStart w:id="52" w:name="_Toc227839833"/>
+      <w:bookmarkStart w:id="52" w:name="_Toc228444685"/>
       <w:r>
         <w:rPr>
           <w:rFonts w:hint="eastAsia"/>
@@ -21196,7 +21585,7 @@
           <w:lang w:val="en-US"/>
         </w:rPr>
       </w:pPr>
-      <w:bookmarkStart w:id="53" w:name="_Toc227839834"/>
+      <w:bookmarkStart w:id="53" w:name="_Toc228444686"/>
       <w:r>
         <w:rPr>
           <w:rFonts w:hint="eastAsia"/>
@@ -21401,7 +21790,6 @@
         <w:spacing w:before="78" w:after="78"/>
         <w:ind w:firstLine="420"/>
         <w:rPr>
-          <w:rFonts w:hint="eastAsia"/>
           <w:lang w:val="en-US"/>
         </w:rPr>
       </w:pPr>
@@ -21420,7 +21808,7 @@
           <w:lang w:val="en-US"/>
         </w:rPr>
       </w:pPr>
-      <w:bookmarkStart w:id="54" w:name="_Toc227839835"/>
+      <w:bookmarkStart w:id="54" w:name="_Toc228444687"/>
       <w:r>
         <w:rPr>
           <w:rFonts w:hint="eastAsia"/>
@@ -21577,11 +21965,10 @@
       <w:pPr>
         <w:pStyle w:val="a9"/>
         <w:rPr>
-          <w:rFonts w:hint="eastAsia"/>
-          <w:lang w:val="en-US"/>
-        </w:rPr>
-      </w:pPr>
-      <w:bookmarkStart w:id="55" w:name="_Toc227839836"/>
+          <w:lang w:val="en-US"/>
+        </w:rPr>
+      </w:pPr>
+      <w:bookmarkStart w:id="55" w:name="_Toc228444688"/>
       <w:r>
         <w:rPr>
           <w:rFonts w:hint="eastAsia"/>
@@ -21622,16 +22009,22 @@
         </w:rPr>
         <w:t>2026.4.23</w:t>
       </w:r>
+      <w:r>
+        <w:rPr>
+          <w:rFonts w:hint="eastAsia"/>
+          <w:lang w:val="en-US"/>
+        </w:rPr>
+        <w:t xml:space="preserve"> / 2026.4.30</w:t>
+      </w:r>
     </w:p>
     <w:p>
       <w:pPr>
         <w:pStyle w:val="ac"/>
         <w:rPr>
-          <w:rFonts w:hint="eastAsia"/>
-          <w:lang w:val="en-US"/>
-        </w:rPr>
-      </w:pPr>
-      <w:bookmarkStart w:id="56" w:name="_Toc227839837"/>
+          <w:lang w:val="en-US"/>
+        </w:rPr>
+      </w:pPr>
+      <w:bookmarkStart w:id="56" w:name="_Toc228444689"/>
       <w:r>
         <w:rPr>
           <w:rFonts w:hint="eastAsia"/>
@@ -21648,7 +22041,7 @@
           <w:lang w:val="en-US"/>
         </w:rPr>
       </w:pPr>
-      <w:bookmarkStart w:id="57" w:name="_Toc227839838"/>
+      <w:bookmarkStart w:id="57" w:name="_Toc228444690"/>
       <w:r>
         <w:rPr>
           <w:rFonts w:hint="eastAsia"/>
@@ -21664,7 +22057,6 @@
         <w:spacing w:before="78" w:after="78"/>
         <w:ind w:firstLine="420"/>
         <w:rPr>
-          <w:rFonts w:hint="eastAsia"/>
           <w:lang w:val="en-US"/>
         </w:rPr>
       </w:pPr>
@@ -21762,7 +22154,7 @@
           <w:lang w:val="en-US"/>
         </w:rPr>
       </w:pPr>
-      <w:bookmarkStart w:id="58" w:name="_Toc227839839"/>
+      <w:bookmarkStart w:id="58" w:name="_Toc228444691"/>
       <w:r>
         <w:rPr>
           <w:rFonts w:hint="eastAsia"/>
@@ -21778,7 +22170,6 @@
         <w:spacing w:before="78" w:after="78"/>
         <w:ind w:firstLine="420"/>
         <w:rPr>
-          <w:rFonts w:hint="eastAsia"/>
           <w:lang w:val="en-US"/>
         </w:rPr>
       </w:pPr>
@@ -21860,7 +22251,6 @@
         <w:spacing w:before="78" w:after="78"/>
         <w:ind w:firstLine="420"/>
         <w:rPr>
-          <w:rFonts w:hint="eastAsia"/>
           <w:lang w:val="en-US"/>
         </w:rPr>
       </w:pPr>
@@ -21935,7 +22325,6 @@
         <w:spacing w:before="78" w:after="78"/>
         <w:ind w:firstLine="420"/>
         <w:rPr>
-          <w:rFonts w:hint="eastAsia"/>
           <w:lang w:val="en-US"/>
         </w:rPr>
       </w:pPr>
@@ -22067,7 +22456,7 @@
           <w:lang w:val="en-US"/>
         </w:rPr>
       </w:pPr>
-      <w:bookmarkStart w:id="59" w:name="_Toc227839840"/>
+      <w:bookmarkStart w:id="59" w:name="_Toc228444692"/>
       <w:r>
         <w:rPr>
           <w:rFonts w:hint="eastAsia"/>
@@ -22081,7 +22470,6 @@
       <w:pPr>
         <w:pStyle w:val="af1"/>
         <w:rPr>
-          <w:rFonts w:hint="eastAsia"/>
           <w:lang w:val="en-US"/>
         </w:rPr>
       </w:pPr>
@@ -22147,21 +22535,7 @@
           <w:rFonts w:hint="eastAsia"/>
           <w:lang w:val="en-US"/>
         </w:rPr>
-        <w:t>。</w:t>
-      </w:r>
-      <w:r>
-        <w:rPr>
-          <w:rFonts w:hint="eastAsia"/>
-          <w:lang w:val="en-US"/>
-        </w:rPr>
-        <w:t>下议院</w:t>
-      </w:r>
-      <w:r>
-        <w:rPr>
-          <w:rFonts w:hint="eastAsia"/>
-          <w:lang w:val="en-US"/>
-        </w:rPr>
-        <w:t>议长</w:t>
+        <w:t>。下议院议长</w:t>
       </w:r>
       <w:r>
         <w:rPr>
@@ -22289,7 +22663,6 @@
         <w:spacing w:before="78" w:after="78"/>
         <w:ind w:firstLine="420"/>
         <w:rPr>
-          <w:rFonts w:hint="eastAsia"/>
           <w:lang w:val="en-US"/>
         </w:rPr>
       </w:pPr>
@@ -22355,7 +22728,6 @@
         <w:spacing w:before="78" w:after="78"/>
         <w:ind w:firstLine="420"/>
         <w:rPr>
-          <w:rFonts w:hint="eastAsia"/>
           <w:lang w:val="en-US"/>
         </w:rPr>
       </w:pPr>
@@ -22420,7 +22792,6 @@
       <w:pPr>
         <w:pStyle w:val="af1"/>
         <w:rPr>
-          <w:rFonts w:hint="eastAsia"/>
           <w:lang w:val="en-US"/>
         </w:rPr>
       </w:pPr>
@@ -22510,7 +22881,6 @@
       <w:pPr>
         <w:pStyle w:val="af1"/>
         <w:rPr>
-          <w:rFonts w:hint="eastAsia"/>
           <w:lang w:val="en-US"/>
         </w:rPr>
       </w:pPr>
@@ -22545,16 +22915,7 @@
           <w:bCs/>
           <w:lang w:val="en-US"/>
         </w:rPr>
-        <w:t>议案提出阶段</w:t>
-      </w:r>
-      <w:r>
-        <w:rPr>
-          <w:rFonts w:hint="eastAsia"/>
-          <w:b/>
-          <w:bCs/>
-          <w:lang w:val="en-US"/>
-        </w:rPr>
-        <w:t>。</w:t>
+        <w:t>议案提出阶段。</w:t>
       </w:r>
       <w:r>
         <w:rPr>
@@ -22811,7 +23172,6 @@
         <w:spacing w:before="78" w:after="78"/>
         <w:ind w:firstLine="420"/>
         <w:rPr>
-          <w:rFonts w:hint="eastAsia"/>
           <w:lang w:val="en-US"/>
         </w:rPr>
       </w:pPr>
@@ -22822,16 +23182,7 @@
           <w:bCs/>
           <w:lang w:val="en-US"/>
         </w:rPr>
-        <w:t>“三读”审议阶段</w:t>
-      </w:r>
-      <w:r>
-        <w:rPr>
-          <w:rFonts w:hint="eastAsia"/>
-          <w:b/>
-          <w:bCs/>
-          <w:lang w:val="en-US"/>
-        </w:rPr>
-        <w:t>。</w:t>
+        <w:t>“三读”审议阶段。</w:t>
       </w:r>
       <w:r>
         <w:rPr>
@@ -22858,7 +23209,6 @@
         <w:spacing w:beforeLines="0" w:before="0" w:afterLines="0" w:after="0"/>
         <w:ind w:left="442" w:hanging="442"/>
         <w:rPr>
-          <w:rFonts w:hint="eastAsia"/>
           <w:lang w:val="en-US"/>
         </w:rPr>
       </w:pPr>
@@ -22896,7 +23246,6 @@
         <w:spacing w:beforeLines="0" w:before="0" w:afterLines="0" w:after="0"/>
         <w:ind w:left="442" w:hanging="442"/>
         <w:rPr>
-          <w:rFonts w:hint="eastAsia"/>
           <w:lang w:val="en-US"/>
         </w:rPr>
       </w:pPr>
@@ -22934,7 +23283,6 @@
         <w:spacing w:beforeLines="0" w:before="0" w:afterLines="0" w:after="0"/>
         <w:ind w:left="442" w:hanging="442"/>
         <w:rPr>
-          <w:rFonts w:hint="eastAsia"/>
           <w:lang w:val="en-US"/>
         </w:rPr>
       </w:pPr>
@@ -22972,7 +23320,6 @@
         <w:spacing w:beforeLines="0" w:before="0" w:afterLines="0" w:after="0"/>
         <w:ind w:left="442" w:hanging="442"/>
         <w:rPr>
-          <w:rFonts w:hint="eastAsia"/>
           <w:lang w:val="en-US"/>
         </w:rPr>
       </w:pPr>
@@ -23069,16 +23416,7 @@
           <w:bCs/>
           <w:lang w:val="en-US"/>
         </w:rPr>
-        <w:t>批准公布阶段</w:t>
-      </w:r>
-      <w:r>
-        <w:rPr>
-          <w:rFonts w:hint="eastAsia"/>
-          <w:b/>
-          <w:bCs/>
-          <w:lang w:val="en-US"/>
-        </w:rPr>
-        <w:t>。</w:t>
+        <w:t>批准公布阶段。</w:t>
       </w:r>
       <w:r>
         <w:rPr>
@@ -23125,31 +23463,18 @@
           <w:bCs/>
           <w:lang w:val="en-US"/>
         </w:rPr>
-        <w:t>执政党对议会立法过程</w:t>
-      </w:r>
-      <w:r>
-        <w:rPr>
-          <w:rFonts w:hint="eastAsia"/>
-          <w:b/>
-          <w:bCs/>
-          <w:lang w:val="en-US"/>
-        </w:rPr>
-        <w:t>有很大</w:t>
-      </w:r>
-      <w:r>
-        <w:rPr>
-          <w:rFonts w:hint="eastAsia"/>
-          <w:b/>
-          <w:bCs/>
-          <w:lang w:val="en-US"/>
-        </w:rPr>
-        <w:t>影响</w:t>
-      </w:r>
-      <w:r>
-        <w:rPr>
-          <w:rFonts w:hint="eastAsia"/>
-          <w:b/>
-          <w:bCs/>
+        <w:t>执政党对议会立法过程有很大影响。</w:t>
+      </w:r>
+      <w:r>
+        <w:rPr>
+          <w:rFonts w:hint="eastAsia"/>
+          <w:lang w:val="en-US"/>
+        </w:rPr>
+        <w:t>“公议案”大多由内阁提出，会优先进入审议阶段</w:t>
+      </w:r>
+      <w:r>
+        <w:rPr>
+          <w:rFonts w:hint="eastAsia"/>
           <w:lang w:val="en-US"/>
         </w:rPr>
         <w:t>。</w:t>
@@ -23159,7 +23484,21 @@
           <w:rFonts w:hint="eastAsia"/>
           <w:lang w:val="en-US"/>
         </w:rPr>
-        <w:t>“公议案”大多由内阁提出，会优先进入审议阶段</w:t>
+        <w:t>“公共议案委员会”的党派成分基本和议会相同</w:t>
+      </w:r>
+      <w:r>
+        <w:rPr>
+          <w:rFonts w:hint="eastAsia"/>
+          <w:lang w:val="en-US"/>
+        </w:rPr>
+        <w:t>；</w:t>
+      </w:r>
+      <w:r>
+        <w:rPr>
+          <w:rFonts w:hint="eastAsia"/>
+          <w:lang w:val="en-US"/>
+        </w:rPr>
+        <w:t>执政党在投票表决修正案的时候有优势</w:t>
       </w:r>
       <w:r>
         <w:rPr>
@@ -23173,21 +23512,49 @@
           <w:rFonts w:hint="eastAsia"/>
           <w:lang w:val="en-US"/>
         </w:rPr>
-        <w:t>“公共议案委员会”的党派成分基本和议会相同</w:t>
-      </w:r>
-      <w:r>
-        <w:rPr>
-          <w:rFonts w:hint="eastAsia"/>
-          <w:lang w:val="en-US"/>
-        </w:rPr>
-        <w:t>；</w:t>
-      </w:r>
-      <w:r>
-        <w:rPr>
-          <w:rFonts w:hint="eastAsia"/>
-          <w:lang w:val="en-US"/>
-        </w:rPr>
-        <w:t>执政党在投票表决修正案的时候有优势</w:t>
+        <w:t>执政党可以以“国家安全”或“事态紧急”为由提出快速</w:t>
+      </w:r>
+      <w:r>
+        <w:rPr>
+          <w:rFonts w:hint="eastAsia"/>
+          <w:lang w:val="en-US"/>
+        </w:rPr>
+        <w:t>/</w:t>
+      </w:r>
+      <w:r>
+        <w:rPr>
+          <w:rFonts w:hint="eastAsia"/>
+          <w:lang w:val="en-US"/>
+        </w:rPr>
+        <w:t>加急立法</w:t>
+      </w:r>
+      <w:r>
+        <w:rPr>
+          <w:rFonts w:hint="eastAsia"/>
+          <w:lang w:val="en-US"/>
+        </w:rPr>
+        <w:t>（</w:t>
+      </w:r>
+      <w:r>
+        <w:rPr>
+          <w:rFonts w:hint="eastAsia"/>
+          <w:lang w:val="en-US"/>
+        </w:rPr>
+        <w:t>fast-tracked legislation</w:t>
+      </w:r>
+      <w:r>
+        <w:rPr>
+          <w:rFonts w:hint="eastAsia"/>
+          <w:lang w:val="en-US"/>
+        </w:rPr>
+        <w:t>）</w:t>
+      </w:r>
+      <w:r>
+        <w:rPr>
+          <w:rFonts w:hint="eastAsia"/>
+          <w:lang w:val="en-US"/>
+        </w:rPr>
+        <w:t>，缩短审议时间</w:t>
       </w:r>
       <w:r>
         <w:rPr>
@@ -23201,49 +23568,7 @@
           <w:rFonts w:hint="eastAsia"/>
           <w:lang w:val="en-US"/>
         </w:rPr>
-        <w:t>执政党可以以“国家安全”或“事态紧急”为由提出快速</w:t>
-      </w:r>
-      <w:r>
-        <w:rPr>
-          <w:rFonts w:hint="eastAsia"/>
-          <w:lang w:val="en-US"/>
-        </w:rPr>
-        <w:t>/</w:t>
-      </w:r>
-      <w:r>
-        <w:rPr>
-          <w:rFonts w:hint="eastAsia"/>
-          <w:lang w:val="en-US"/>
-        </w:rPr>
-        <w:t>加急立法</w:t>
-      </w:r>
-      <w:r>
-        <w:rPr>
-          <w:rFonts w:hint="eastAsia"/>
-          <w:lang w:val="en-US"/>
-        </w:rPr>
-        <w:t>（</w:t>
-      </w:r>
-      <w:r>
-        <w:rPr>
-          <w:rFonts w:hint="eastAsia"/>
-          <w:lang w:val="en-US"/>
-        </w:rPr>
-        <w:t>fast-tracked legislation</w:t>
-      </w:r>
-      <w:r>
-        <w:rPr>
-          <w:rFonts w:hint="eastAsia"/>
-          <w:lang w:val="en-US"/>
-        </w:rPr>
-        <w:t>）</w:t>
-      </w:r>
-      <w:r>
-        <w:rPr>
-          <w:rFonts w:hint="eastAsia"/>
-          <w:lang w:val="en-US"/>
-        </w:rPr>
-        <w:t>，缩短审议时间</w:t>
+        <w:t>由于没有“三权分立”的机制存在，在野党很难对内阁进行有效监督</w:t>
       </w:r>
       <w:r>
         <w:rPr>
@@ -23252,20 +23577,6 @@
         </w:rPr>
         <w:t>。</w:t>
       </w:r>
-      <w:r>
-        <w:rPr>
-          <w:rFonts w:hint="eastAsia"/>
-          <w:lang w:val="en-US"/>
-        </w:rPr>
-        <w:t>由于没有“三权分立”的机制存在，在野党很难对内阁进行有效监督</w:t>
-      </w:r>
-      <w:r>
-        <w:rPr>
-          <w:rFonts w:hint="eastAsia"/>
-          <w:lang w:val="en-US"/>
-        </w:rPr>
-        <w:t>。</w:t>
-      </w:r>
     </w:p>
     <w:p>
       <w:pPr>
@@ -23274,7 +23585,7 @@
           <w:lang w:val="en-US"/>
         </w:rPr>
       </w:pPr>
-      <w:bookmarkStart w:id="60" w:name="_Toc227839841"/>
+      <w:bookmarkStart w:id="60" w:name="_Toc228444693"/>
       <w:r>
         <w:rPr>
           <w:rFonts w:hint="eastAsia"/>
@@ -23288,7 +23599,6 @@
       <w:pPr>
         <w:pStyle w:val="af1"/>
         <w:rPr>
-          <w:rFonts w:hint="eastAsia"/>
           <w:lang w:val="en-US"/>
         </w:rPr>
       </w:pPr>
@@ -23365,7 +23675,6 @@
       <w:pPr>
         <w:pStyle w:val="af1"/>
         <w:rPr>
-          <w:rFonts w:hint="eastAsia"/>
           <w:lang w:val="en-US"/>
         </w:rPr>
       </w:pPr>
@@ -23490,7 +23799,6 @@
       <w:pPr>
         <w:pStyle w:val="af1"/>
         <w:rPr>
-          <w:rFonts w:hint="eastAsia"/>
           <w:lang w:val="en-US"/>
         </w:rPr>
       </w:pPr>
@@ -23579,7 +23887,6 @@
       <w:pPr>
         <w:pStyle w:val="af1"/>
         <w:rPr>
-          <w:rFonts w:hint="eastAsia"/>
           <w:lang w:val="en-US"/>
         </w:rPr>
       </w:pPr>
@@ -23614,16 +23921,7 @@
           <w:bCs/>
           <w:lang w:val="en-US"/>
         </w:rPr>
-        <w:t>议案提出阶段</w:t>
-      </w:r>
-      <w:r>
-        <w:rPr>
-          <w:rFonts w:hint="eastAsia"/>
-          <w:b/>
-          <w:bCs/>
-          <w:lang w:val="en-US"/>
-        </w:rPr>
-        <w:t>。</w:t>
+        <w:t>议案提出阶段。</w:t>
       </w:r>
       <w:r>
         <w:rPr>
@@ -23712,16 +24010,7 @@
           <w:bCs/>
           <w:lang w:val="en-US"/>
         </w:rPr>
-        <w:t>委员会讨论阶段</w:t>
-      </w:r>
-      <w:r>
-        <w:rPr>
-          <w:rFonts w:hint="eastAsia"/>
-          <w:b/>
-          <w:bCs/>
-          <w:lang w:val="en-US"/>
-        </w:rPr>
-        <w:t>。</w:t>
+        <w:t>委员会讨论阶段。</w:t>
       </w:r>
       <w:r>
         <w:rPr>
@@ -24020,16 +24309,7 @@
           <w:bCs/>
           <w:lang w:val="en-US"/>
         </w:rPr>
-        <w:t>批准公布阶段</w:t>
-      </w:r>
-      <w:r>
-        <w:rPr>
-          <w:rFonts w:hint="eastAsia"/>
-          <w:b/>
-          <w:bCs/>
-          <w:lang w:val="en-US"/>
-        </w:rPr>
-        <w:t>。</w:t>
+        <w:t>批准公布阶段。</w:t>
       </w:r>
       <w:r>
         <w:rPr>
@@ -24496,7 +24776,6 @@
         <w:pStyle w:val="aa"/>
         <w:spacing w:before="78" w:after="78"/>
         <w:rPr>
-          <w:rFonts w:hint="eastAsia"/>
           <w:lang w:val="en-US"/>
         </w:rPr>
       </w:pPr>
@@ -24508,7 +24787,7 @@
           <w:lang w:val="en-US"/>
         </w:rPr>
       </w:pPr>
-      <w:bookmarkStart w:id="61" w:name="_Toc227839842"/>
+      <w:bookmarkStart w:id="61" w:name="_Toc228444694"/>
       <w:r>
         <w:rPr>
           <w:rFonts w:hint="eastAsia"/>
@@ -24524,7 +24803,6 @@
         <w:spacing w:before="78" w:after="78"/>
         <w:ind w:firstLine="420"/>
         <w:rPr>
-          <w:rFonts w:hint="eastAsia"/>
           <w:lang w:val="en-US"/>
         </w:rPr>
       </w:pPr>
@@ -24720,7 +24998,7 @@
           <w:lang w:val="en-US"/>
         </w:rPr>
       </w:pPr>
-      <w:bookmarkStart w:id="62" w:name="_Toc227839843"/>
+      <w:bookmarkStart w:id="62" w:name="_Toc228444695"/>
       <w:r>
         <w:rPr>
           <w:rFonts w:hint="eastAsia"/>
@@ -24754,7 +25032,6 @@
         <w:spacing w:before="78" w:after="78"/>
         <w:ind w:firstLine="420"/>
         <w:rPr>
-          <w:rFonts w:hint="eastAsia"/>
           <w:lang w:val="en-US"/>
         </w:rPr>
       </w:pPr>
@@ -25160,20 +25437,3150 @@
     </w:p>
     <w:p>
       <w:pPr>
+        <w:pStyle w:val="ae"/>
+        <w:rPr>
+          <w:lang w:val="en-US"/>
+        </w:rPr>
+      </w:pPr>
+      <w:bookmarkStart w:id="63" w:name="_Toc228444696"/>
+      <w:r>
+        <w:rPr>
+          <w:rFonts w:hint="eastAsia"/>
+          <w:lang w:val="en-US"/>
+        </w:rPr>
+        <w:t>（二）总统制国家政府中的政党</w:t>
+      </w:r>
+      <w:bookmarkEnd w:id="63"/>
+    </w:p>
+    <w:p>
+      <w:pPr>
         <w:pStyle w:val="aa"/>
         <w:spacing w:before="78" w:after="78"/>
-        <w:rPr>
-          <w:lang w:val="en-US"/>
-        </w:rPr>
-      </w:pPr>
+        <w:ind w:firstLine="420"/>
+        <w:rPr>
+          <w:lang w:val="en-US"/>
+        </w:rPr>
+      </w:pPr>
+      <w:r>
+        <w:rPr>
+          <w:rFonts w:hint="eastAsia"/>
+          <w:lang w:val="en-US"/>
+        </w:rPr>
+        <w:t>下面，我们以</w:t>
+      </w:r>
+      <w:r>
+        <w:rPr>
+          <w:rFonts w:hint="eastAsia"/>
+          <w:lang w:val="en-US"/>
+        </w:rPr>
+        <w:t>美国</w:t>
+      </w:r>
+      <w:r>
+        <w:rPr>
+          <w:rFonts w:hint="eastAsia"/>
+          <w:lang w:val="en-US"/>
+        </w:rPr>
+        <w:t>为例，考察</w:t>
+      </w:r>
+      <w:r>
+        <w:rPr>
+          <w:rFonts w:hint="eastAsia"/>
+          <w:lang w:val="en-US"/>
+        </w:rPr>
+        <w:t>总统</w:t>
+      </w:r>
+      <w:r>
+        <w:rPr>
+          <w:rFonts w:hint="eastAsia"/>
+          <w:lang w:val="en-US"/>
+        </w:rPr>
+        <w:t>制国家政府中的政党。</w:t>
+      </w:r>
     </w:p>
     <w:p>
       <w:pPr>
         <w:pStyle w:val="aa"/>
         <w:spacing w:before="78" w:after="78"/>
-        <w:rPr>
-          <w:rFonts w:hint="eastAsia"/>
-          <w:lang w:val="en-US"/>
+        <w:ind w:firstLine="420"/>
+        <w:rPr>
+          <w:lang w:val="en-US"/>
+        </w:rPr>
+      </w:pPr>
+      <w:r>
+        <w:rPr>
+          <w:rFonts w:hint="eastAsia"/>
+          <w:lang w:val="en-US"/>
+        </w:rPr>
+        <w:t>总统制国家政党对政府运行的影响主要取决于政党与总统之间的权力关系</w:t>
+      </w:r>
+      <w:r>
+        <w:rPr>
+          <w:rFonts w:hint="eastAsia"/>
+          <w:lang w:val="en-US"/>
+        </w:rPr>
+        <w:t>。</w:t>
+      </w:r>
+      <w:r>
+        <w:rPr>
+          <w:lang w:val="en-US"/>
+        </w:rPr>
+        <w:t>美国总统（与总统所属政党）对政府的控制主要通过总统的任免</w:t>
+      </w:r>
+      <w:r>
+        <w:rPr>
+          <w:rFonts w:hint="eastAsia"/>
+          <w:lang w:val="en-US"/>
+        </w:rPr>
+        <w:t>权实现</w:t>
+      </w:r>
+      <w:r>
+        <w:rPr>
+          <w:rFonts w:hint="eastAsia"/>
+          <w:lang w:val="en-US"/>
+        </w:rPr>
+        <w:t>，即</w:t>
+      </w:r>
+      <w:r>
+        <w:rPr>
+          <w:lang w:val="en-US"/>
+        </w:rPr>
+        <w:t>美国总统与三大</w:t>
+      </w:r>
+      <w:r>
+        <w:rPr>
+          <w:rFonts w:hint="eastAsia"/>
+          <w:lang w:val="en-US"/>
+        </w:rPr>
+        <w:t>“</w:t>
+      </w:r>
+      <w:r>
+        <w:rPr>
+          <w:lang w:val="en-US"/>
+        </w:rPr>
+        <w:t>机构</w:t>
+      </w:r>
+      <w:r>
+        <w:rPr>
+          <w:rFonts w:hint="eastAsia"/>
+          <w:lang w:val="en-US"/>
+        </w:rPr>
+        <w:t>”——</w:t>
+      </w:r>
+      <w:r>
+        <w:rPr>
+          <w:rFonts w:hint="eastAsia"/>
+          <w:lang w:val="en-US"/>
+        </w:rPr>
+        <w:t>副总统</w:t>
+      </w:r>
+      <w:r>
+        <w:rPr>
+          <w:rFonts w:hint="eastAsia"/>
+          <w:lang w:val="en-US"/>
+        </w:rPr>
+        <w:t>、</w:t>
+      </w:r>
+      <w:r>
+        <w:rPr>
+          <w:rFonts w:hint="eastAsia"/>
+          <w:lang w:val="en-US"/>
+        </w:rPr>
+        <w:t>美国总统行政办公室</w:t>
+      </w:r>
+      <w:r>
+        <w:rPr>
+          <w:rFonts w:hint="eastAsia"/>
+          <w:lang w:val="en-US"/>
+        </w:rPr>
+        <w:t>（</w:t>
+      </w:r>
+      <w:r>
+        <w:rPr>
+          <w:rFonts w:hint="eastAsia"/>
+          <w:lang w:val="en-US"/>
+        </w:rPr>
+        <w:t>Executive Office of the President of the United</w:t>
+      </w:r>
+      <w:r>
+        <w:rPr>
+          <w:rFonts w:hint="eastAsia"/>
+          <w:lang w:val="en-US"/>
+        </w:rPr>
+        <w:t xml:space="preserve"> </w:t>
+      </w:r>
+      <w:r>
+        <w:rPr>
+          <w:rFonts w:hint="eastAsia"/>
+          <w:lang w:val="en-US"/>
+        </w:rPr>
+        <w:t>States, EOP</w:t>
+      </w:r>
+      <w:r>
+        <w:rPr>
+          <w:rFonts w:hint="eastAsia"/>
+          <w:lang w:val="en-US"/>
+        </w:rPr>
+        <w:t>）、</w:t>
+      </w:r>
+      <w:r>
+        <w:rPr>
+          <w:rFonts w:hint="eastAsia"/>
+          <w:lang w:val="en-US"/>
+        </w:rPr>
+        <w:t>总统内阁</w:t>
+      </w:r>
+      <w:r>
+        <w:rPr>
+          <w:rFonts w:hint="eastAsia"/>
+          <w:lang w:val="en-US"/>
+        </w:rPr>
+        <w:t>。</w:t>
+      </w:r>
+    </w:p>
+    <w:p>
+      <w:pPr>
+        <w:pStyle w:val="aa"/>
+        <w:spacing w:before="78" w:after="78"/>
+        <w:ind w:firstLine="420"/>
+        <w:rPr>
+          <w:lang w:val="en-US"/>
+        </w:rPr>
+      </w:pPr>
+      <w:r>
+        <w:rPr>
+          <w:rFonts w:hint="eastAsia"/>
+          <w:lang w:val="en-US"/>
+        </w:rPr>
+        <w:t>副总统和总统同属一个政党</w:t>
+      </w:r>
+      <w:r>
+        <w:rPr>
+          <w:rFonts w:hint="eastAsia"/>
+          <w:lang w:val="en-US"/>
+        </w:rPr>
+        <w:t>，</w:t>
+      </w:r>
+      <w:r>
+        <w:rPr>
+          <w:rFonts w:hint="eastAsia"/>
+          <w:lang w:val="en-US"/>
+        </w:rPr>
+        <w:t>在总统无法行使职权时继任总统职位</w:t>
+      </w:r>
+      <w:r>
+        <w:rPr>
+          <w:rFonts w:hint="eastAsia"/>
+          <w:lang w:val="en-US"/>
+        </w:rPr>
+        <w:t>。</w:t>
+      </w:r>
+      <w:r>
+        <w:rPr>
+          <w:rFonts w:hint="eastAsia"/>
+          <w:lang w:val="en-US"/>
+        </w:rPr>
+        <w:t>参议院名义上的领袖由副总统担任，通常只在需要打破票数持平时进行投票表决</w:t>
+      </w:r>
+      <w:r>
+        <w:rPr>
+          <w:rFonts w:hint="eastAsia"/>
+          <w:lang w:val="en-US"/>
+        </w:rPr>
+        <w:t>。</w:t>
+      </w:r>
+      <w:r>
+        <w:rPr>
+          <w:rFonts w:hint="eastAsia"/>
+          <w:lang w:val="en-US"/>
+        </w:rPr>
+        <w:t>对</w:t>
+      </w:r>
+      <w:proofErr w:type="gramStart"/>
+      <w:r>
+        <w:rPr>
+          <w:rFonts w:hint="eastAsia"/>
+          <w:lang w:val="en-US"/>
+        </w:rPr>
+        <w:t>特朗普</w:t>
+      </w:r>
+      <w:proofErr w:type="gramEnd"/>
+      <w:r>
+        <w:rPr>
+          <w:rFonts w:hint="eastAsia"/>
+          <w:lang w:val="en-US"/>
+        </w:rPr>
+        <w:t>而言，副总统对总统的忠诚至关重要</w:t>
+      </w:r>
+      <w:r>
+        <w:rPr>
+          <w:rFonts w:hint="eastAsia"/>
+          <w:lang w:val="en-US"/>
+        </w:rPr>
+        <w:t>。</w:t>
+      </w:r>
+    </w:p>
+    <w:p>
+      <w:pPr>
+        <w:pStyle w:val="aa"/>
+        <w:spacing w:before="78" w:after="78"/>
+        <w:ind w:firstLine="420"/>
+        <w:rPr>
+          <w:lang w:val="en-US"/>
+        </w:rPr>
+      </w:pPr>
+      <w:r>
+        <w:rPr>
+          <w:rFonts w:hint="eastAsia"/>
+          <w:lang w:val="en-US"/>
+        </w:rPr>
+        <w:t>总统行政办公室为总统提供全方位支持</w:t>
+      </w:r>
+      <w:r>
+        <w:rPr>
+          <w:rFonts w:hint="eastAsia"/>
+          <w:lang w:val="en-US"/>
+        </w:rPr>
+        <w:t>，</w:t>
+      </w:r>
+      <w:r>
+        <w:rPr>
+          <w:rFonts w:hint="eastAsia"/>
+          <w:lang w:val="en-US"/>
+        </w:rPr>
+        <w:t>由</w:t>
+      </w:r>
+      <w:r>
+        <w:rPr>
+          <w:rFonts w:hint="eastAsia"/>
+          <w:lang w:val="en-US"/>
+        </w:rPr>
+        <w:t>1500</w:t>
+      </w:r>
+      <w:r>
+        <w:rPr>
+          <w:rFonts w:hint="eastAsia"/>
+          <w:lang w:val="en-US"/>
+        </w:rPr>
+        <w:t>至</w:t>
+      </w:r>
+      <w:r>
+        <w:rPr>
+          <w:rFonts w:hint="eastAsia"/>
+          <w:lang w:val="en-US"/>
+        </w:rPr>
+        <w:t>2000</w:t>
+      </w:r>
+      <w:r>
+        <w:rPr>
+          <w:rFonts w:hint="eastAsia"/>
+          <w:lang w:val="en-US"/>
+        </w:rPr>
+        <w:t>名专业人员构成</w:t>
+      </w:r>
+      <w:r>
+        <w:rPr>
+          <w:rFonts w:hint="eastAsia"/>
+          <w:lang w:val="en-US"/>
+        </w:rPr>
+        <w:t>；</w:t>
+      </w:r>
+      <w:r>
+        <w:rPr>
+          <w:rFonts w:hint="eastAsia"/>
+          <w:lang w:val="en-US"/>
+        </w:rPr>
+        <w:t>职能包括与美国民众以及国内外媒体交流互动、制定国内外经济政策（经济顾问委员会）、制定美国的全球战略（总统国家安全事务助理）指派贸易代表与他国谈判等</w:t>
+      </w:r>
+      <w:r>
+        <w:rPr>
+          <w:rFonts w:hint="eastAsia"/>
+          <w:lang w:val="en-US"/>
+        </w:rPr>
+        <w:t>。总统行政办公室</w:t>
+      </w:r>
+      <w:r>
+        <w:rPr>
+          <w:rFonts w:hint="eastAsia"/>
+          <w:lang w:val="en-US"/>
+        </w:rPr>
+        <w:t>由总统的亲信组成</w:t>
+      </w:r>
+      <w:r>
+        <w:rPr>
+          <w:rFonts w:hint="eastAsia"/>
+          <w:lang w:val="en-US"/>
+        </w:rPr>
+        <w:t>，</w:t>
+      </w:r>
+      <w:r>
+        <w:rPr>
+          <w:rFonts w:hint="eastAsia"/>
+          <w:lang w:val="en-US"/>
+        </w:rPr>
+        <w:t>大多数在总统行政办公室任职的官员与总统同属一个政党</w:t>
+      </w:r>
+      <w:r>
+        <w:rPr>
+          <w:rFonts w:hint="eastAsia"/>
+          <w:lang w:val="en-US"/>
+        </w:rPr>
+        <w:t>。</w:t>
+      </w:r>
+    </w:p>
+    <w:p>
+      <w:pPr>
+        <w:pStyle w:val="aa"/>
+        <w:spacing w:before="78" w:after="78"/>
+        <w:ind w:firstLine="420"/>
+        <w:rPr>
+          <w:lang w:val="en-US"/>
+        </w:rPr>
+      </w:pPr>
+      <w:r>
+        <w:rPr>
+          <w:rFonts w:hint="eastAsia"/>
+          <w:lang w:val="en-US"/>
+        </w:rPr>
+        <w:t>总统制国家的内阁与议会制国家的内阁有很大不同</w:t>
+      </w:r>
+      <w:r>
+        <w:rPr>
+          <w:rFonts w:hint="eastAsia"/>
+          <w:lang w:val="en-US"/>
+        </w:rPr>
+        <w:t>。</w:t>
+      </w:r>
+      <w:r>
+        <w:rPr>
+          <w:lang w:val="en-US"/>
+        </w:rPr>
+        <w:t>总统制国家的内阁成员不可兼任国会议员</w:t>
+      </w:r>
+      <w:r>
+        <w:rPr>
+          <w:rFonts w:hint="eastAsia"/>
+          <w:lang w:val="en-US"/>
+        </w:rPr>
+        <w:t>。</w:t>
+      </w:r>
+      <w:r>
+        <w:rPr>
+          <w:rFonts w:hint="eastAsia"/>
+          <w:lang w:val="en-US"/>
+        </w:rPr>
+        <w:t>本届</w:t>
+      </w:r>
+      <w:r>
+        <w:rPr>
+          <w:rFonts w:hint="eastAsia"/>
+          <w:lang w:val="en-US"/>
+        </w:rPr>
+        <w:t>美国</w:t>
+      </w:r>
+      <w:r>
+        <w:rPr>
+          <w:rFonts w:hint="eastAsia"/>
+          <w:lang w:val="en-US"/>
+        </w:rPr>
+        <w:t>总统内阁</w:t>
+      </w:r>
+      <w:r>
+        <w:rPr>
+          <w:rFonts w:hint="eastAsia"/>
+          <w:lang w:val="en-US"/>
+        </w:rPr>
+        <w:t>（</w:t>
+      </w:r>
+      <w:proofErr w:type="gramStart"/>
+      <w:r>
+        <w:rPr>
+          <w:rFonts w:hint="eastAsia"/>
+          <w:lang w:val="en-US"/>
+        </w:rPr>
+        <w:t>特朗普</w:t>
+      </w:r>
+      <w:proofErr w:type="gramEnd"/>
+      <w:r>
+        <w:rPr>
+          <w:rFonts w:hint="eastAsia"/>
+          <w:lang w:val="en-US"/>
+        </w:rPr>
+        <w:t>二期政府内阁）</w:t>
+      </w:r>
+      <w:r>
+        <w:rPr>
+          <w:rFonts w:hint="eastAsia"/>
+          <w:lang w:val="en-US"/>
+        </w:rPr>
+        <w:t>由</w:t>
+      </w:r>
+      <w:r>
+        <w:rPr>
+          <w:rFonts w:hint="eastAsia"/>
+          <w:lang w:val="en-US"/>
+        </w:rPr>
+        <w:t>15</w:t>
+      </w:r>
+      <w:r>
+        <w:rPr>
+          <w:rFonts w:hint="eastAsia"/>
+          <w:lang w:val="en-US"/>
+        </w:rPr>
+        <w:t>个重要行政部门（</w:t>
+      </w:r>
+      <w:r>
+        <w:rPr>
+          <w:rFonts w:hint="eastAsia"/>
+          <w:lang w:val="en-US"/>
+        </w:rPr>
+        <w:t>如</w:t>
+      </w:r>
+      <w:r>
+        <w:rPr>
+          <w:rFonts w:hint="eastAsia"/>
+          <w:lang w:val="en-US"/>
+        </w:rPr>
+        <w:t>美国国务院、司法部、国土安全局、能源部</w:t>
+      </w:r>
+      <w:r>
+        <w:rPr>
+          <w:rFonts w:hint="eastAsia"/>
+          <w:lang w:val="en-US"/>
+        </w:rPr>
+        <w:t>等）与</w:t>
+      </w:r>
+      <w:r>
+        <w:rPr>
+          <w:rFonts w:hint="eastAsia"/>
+          <w:lang w:val="en-US"/>
+        </w:rPr>
+        <w:t>数名总统行政办公室官员组成（共</w:t>
+      </w:r>
+      <w:r>
+        <w:rPr>
+          <w:rFonts w:hint="eastAsia"/>
+          <w:lang w:val="en-US"/>
+        </w:rPr>
+        <w:t>21</w:t>
+      </w:r>
+      <w:r>
+        <w:rPr>
+          <w:rFonts w:hint="eastAsia"/>
+          <w:lang w:val="en-US"/>
+        </w:rPr>
+        <w:t>名官员）</w:t>
+      </w:r>
+      <w:r>
+        <w:rPr>
+          <w:rFonts w:hint="eastAsia"/>
+          <w:lang w:val="en-US"/>
+        </w:rPr>
+        <w:t>。</w:t>
+      </w:r>
+      <w:r>
+        <w:rPr>
+          <w:rFonts w:hint="eastAsia"/>
+          <w:lang w:val="en-US"/>
+        </w:rPr>
+        <w:t>埃隆·马斯克曾经以“总统高级顾问”的名义领导政府效率部（</w:t>
+      </w:r>
+      <w:r>
+        <w:rPr>
+          <w:rFonts w:hint="eastAsia"/>
+          <w:lang w:val="en-US"/>
+        </w:rPr>
+        <w:t>2025</w:t>
+      </w:r>
+      <w:r>
+        <w:rPr>
+          <w:rFonts w:hint="eastAsia"/>
+          <w:lang w:val="en-US"/>
+        </w:rPr>
+        <w:t>年</w:t>
+      </w:r>
+      <w:r>
+        <w:rPr>
+          <w:rFonts w:hint="eastAsia"/>
+          <w:lang w:val="en-US"/>
+        </w:rPr>
+        <w:t>1</w:t>
+      </w:r>
+      <w:r>
+        <w:rPr>
+          <w:rFonts w:hint="eastAsia"/>
+          <w:lang w:val="en-US"/>
+        </w:rPr>
+        <w:t>月至</w:t>
+      </w:r>
+      <w:r>
+        <w:rPr>
+          <w:rFonts w:hint="eastAsia"/>
+          <w:lang w:val="en-US"/>
+        </w:rPr>
+        <w:t>2025</w:t>
+      </w:r>
+      <w:r>
+        <w:rPr>
+          <w:rFonts w:hint="eastAsia"/>
+          <w:lang w:val="en-US"/>
+        </w:rPr>
+        <w:t>年</w:t>
+      </w:r>
+      <w:r>
+        <w:rPr>
+          <w:rFonts w:hint="eastAsia"/>
+          <w:lang w:val="en-US"/>
+        </w:rPr>
+        <w:t>11</w:t>
+      </w:r>
+      <w:r>
+        <w:rPr>
+          <w:rFonts w:hint="eastAsia"/>
+          <w:lang w:val="en-US"/>
+        </w:rPr>
+        <w:t>月），不算作内阁成员</w:t>
+      </w:r>
+      <w:r>
+        <w:rPr>
+          <w:rFonts w:hint="eastAsia"/>
+          <w:lang w:val="en-US"/>
+        </w:rPr>
+        <w:t>。</w:t>
+      </w:r>
+      <w:r>
+        <w:rPr>
+          <w:rFonts w:hint="eastAsia"/>
+          <w:lang w:val="en-US"/>
+        </w:rPr>
+        <w:t>部门首脑由总统提名，再经参议院同意之后就职</w:t>
+      </w:r>
+      <w:r>
+        <w:rPr>
+          <w:rFonts w:hint="eastAsia"/>
+          <w:lang w:val="en-US"/>
+        </w:rPr>
+        <w:t>；</w:t>
+      </w:r>
+      <w:r>
+        <w:rPr>
+          <w:lang w:val="en-US"/>
+        </w:rPr>
+        <w:t>通常情况下</w:t>
+      </w:r>
+      <w:r>
+        <w:rPr>
+          <w:lang w:val="en-US"/>
+        </w:rPr>
+        <w:t>50%</w:t>
+      </w:r>
+      <w:r>
+        <w:rPr>
+          <w:lang w:val="en-US"/>
+        </w:rPr>
+        <w:t>以上参议员同意即通过</w:t>
+      </w:r>
+      <w:r>
+        <w:rPr>
+          <w:rFonts w:hint="eastAsia"/>
+          <w:lang w:val="en-US"/>
+        </w:rPr>
+        <w:t>；</w:t>
+      </w:r>
+      <w:r>
+        <w:rPr>
+          <w:lang w:val="en-US"/>
+        </w:rPr>
+        <w:t>在野党如果控制参议院，可向总统要价，从而影响提名人选</w:t>
+      </w:r>
+      <w:r>
+        <w:rPr>
+          <w:rFonts w:hint="eastAsia"/>
+          <w:lang w:val="en-US"/>
+        </w:rPr>
+        <w:t>。</w:t>
+      </w:r>
+      <w:proofErr w:type="gramStart"/>
+      <w:r>
+        <w:rPr>
+          <w:rFonts w:hint="eastAsia"/>
+          <w:lang w:val="en-US"/>
+        </w:rPr>
+        <w:t>特朗普</w:t>
+      </w:r>
+      <w:proofErr w:type="gramEnd"/>
+      <w:r>
+        <w:rPr>
+          <w:rFonts w:hint="eastAsia"/>
+          <w:lang w:val="en-US"/>
+        </w:rPr>
+        <w:t>内阁的特点</w:t>
+      </w:r>
+      <w:r>
+        <w:rPr>
+          <w:rFonts w:hint="eastAsia"/>
+          <w:lang w:val="en-US"/>
+        </w:rPr>
+        <w:t>是</w:t>
+      </w:r>
+      <w:r>
+        <w:rPr>
+          <w:lang w:val="en-US"/>
+        </w:rPr>
+        <w:t>多数为国会议员出身</w:t>
+      </w:r>
+      <w:r>
+        <w:rPr>
+          <w:rFonts w:hint="eastAsia"/>
+          <w:lang w:val="en-US"/>
+        </w:rPr>
+        <w:t>，</w:t>
+      </w:r>
+      <w:r>
+        <w:rPr>
+          <w:lang w:val="en-US"/>
+        </w:rPr>
+        <w:t>有六位内阁官员没有从政经历</w:t>
+      </w:r>
+      <w:r>
+        <w:rPr>
+          <w:rFonts w:hint="eastAsia"/>
+          <w:lang w:val="en-US"/>
+        </w:rPr>
+        <w:t>。</w:t>
+      </w:r>
+    </w:p>
+    <w:p>
+      <w:pPr>
+        <w:pStyle w:val="aa"/>
+        <w:spacing w:before="78" w:after="78"/>
+        <w:ind w:firstLine="420"/>
+        <w:rPr>
+          <w:lang w:val="en-US"/>
+        </w:rPr>
+      </w:pPr>
+      <w:r>
+        <w:rPr>
+          <w:rFonts w:hint="eastAsia"/>
+          <w:lang w:val="en-US"/>
+        </w:rPr>
+        <w:t>总统制国家中在野党若控制议会</w:t>
+      </w:r>
+      <w:r>
+        <w:rPr>
+          <w:rFonts w:hint="eastAsia"/>
+          <w:lang w:val="en-US"/>
+        </w:rPr>
+        <w:t>/</w:t>
+      </w:r>
+      <w:r>
+        <w:rPr>
+          <w:rFonts w:hint="eastAsia"/>
+          <w:lang w:val="en-US"/>
+        </w:rPr>
+        <w:t>国会，可利用立法权、议案审议权以及调查权（弹劾）对总统进行制约</w:t>
+      </w:r>
+      <w:r>
+        <w:rPr>
+          <w:rFonts w:hint="eastAsia"/>
+          <w:lang w:val="en-US"/>
+        </w:rPr>
+        <w:t>。在野党</w:t>
+      </w:r>
+      <w:r>
+        <w:rPr>
+          <w:rFonts w:hint="eastAsia"/>
+          <w:lang w:val="en-US"/>
+        </w:rPr>
+        <w:t>可通过新的法案削减政府部门拨款</w:t>
+      </w:r>
+      <w:r>
+        <w:rPr>
+          <w:rFonts w:hint="eastAsia"/>
+          <w:lang w:val="en-US"/>
+        </w:rPr>
+        <w:t>，</w:t>
+      </w:r>
+      <w:r>
+        <w:rPr>
+          <w:rFonts w:hint="eastAsia"/>
+          <w:lang w:val="en-US"/>
+        </w:rPr>
+        <w:t>通过控制规则委员会搁置总统</w:t>
+      </w:r>
+      <w:r>
+        <w:rPr>
+          <w:rFonts w:hint="eastAsia"/>
+          <w:lang w:val="en-US"/>
+        </w:rPr>
+        <w:t>/</w:t>
+      </w:r>
+      <w:r>
+        <w:rPr>
+          <w:rFonts w:hint="eastAsia"/>
+          <w:lang w:val="en-US"/>
+        </w:rPr>
+        <w:t>执政党支持的议案</w:t>
+      </w:r>
+      <w:r>
+        <w:rPr>
+          <w:rFonts w:hint="eastAsia"/>
+          <w:lang w:val="en-US"/>
+        </w:rPr>
+        <w:t>，甚至</w:t>
+      </w:r>
+      <w:r>
+        <w:rPr>
+          <w:rFonts w:hint="eastAsia"/>
+          <w:lang w:val="en-US"/>
+        </w:rPr>
+        <w:t>启动调查权</w:t>
+      </w:r>
+      <w:r>
+        <w:rPr>
+          <w:rFonts w:hint="eastAsia"/>
+          <w:lang w:val="en-US"/>
+        </w:rPr>
+        <w:t>、</w:t>
+      </w:r>
+      <w:r>
+        <w:rPr>
+          <w:rFonts w:hint="eastAsia"/>
+          <w:lang w:val="en-US"/>
+        </w:rPr>
+        <w:t>弹劾总统</w:t>
+      </w:r>
+      <w:r>
+        <w:rPr>
+          <w:rFonts w:hint="eastAsia"/>
+          <w:lang w:val="en-US"/>
+        </w:rPr>
+        <w:t>。弹劾总统</w:t>
+      </w:r>
+      <w:r>
+        <w:rPr>
+          <w:lang w:val="en-US"/>
+        </w:rPr>
+        <w:t>需要半数以上众议院议员同意弹劾</w:t>
+      </w:r>
+      <w:proofErr w:type="gramStart"/>
+      <w:r>
+        <w:rPr>
+          <w:lang w:val="en-US"/>
+        </w:rPr>
+        <w:t>案内容</w:t>
+      </w:r>
+      <w:proofErr w:type="gramEnd"/>
+      <w:r>
+        <w:rPr>
+          <w:lang w:val="en-US"/>
+        </w:rPr>
+        <w:t>以及</w:t>
+      </w:r>
+      <w:r>
+        <w:rPr>
+          <w:lang w:val="en-US"/>
+        </w:rPr>
+        <w:t>2</w:t>
+      </w:r>
+      <w:r>
+        <w:rPr>
+          <w:rFonts w:hint="eastAsia"/>
+          <w:lang w:val="en-US"/>
+        </w:rPr>
+        <w:t>/</w:t>
+      </w:r>
+      <w:r>
+        <w:rPr>
+          <w:rFonts w:hint="eastAsia"/>
+          <w:lang w:val="en-US"/>
+        </w:rPr>
+        <w:t>3</w:t>
+      </w:r>
+      <w:r>
+        <w:rPr>
+          <w:rFonts w:hint="eastAsia"/>
+          <w:lang w:val="en-US"/>
+        </w:rPr>
+        <w:t>以上参议员同意有罪判决</w:t>
+      </w:r>
+      <w:r>
+        <w:rPr>
+          <w:rFonts w:hint="eastAsia"/>
+          <w:lang w:val="en-US"/>
+        </w:rPr>
+        <w:t>。</w:t>
+      </w:r>
+      <w:r>
+        <w:rPr>
+          <w:lang w:val="en-US"/>
+        </w:rPr>
+        <w:t>历史上</w:t>
+      </w:r>
+      <w:r>
+        <w:rPr>
+          <w:rFonts w:hint="eastAsia"/>
+          <w:lang w:val="en-US"/>
+        </w:rPr>
+        <w:t>，美国</w:t>
+      </w:r>
+      <w:r>
+        <w:rPr>
+          <w:lang w:val="en-US"/>
+        </w:rPr>
+        <w:t>国会从未成功弹劾过总统</w:t>
+      </w:r>
+      <w:r>
+        <w:rPr>
+          <w:rFonts w:hint="eastAsia"/>
+          <w:lang w:val="en-US"/>
+        </w:rPr>
+        <w:t>；</w:t>
+      </w:r>
+      <w:r>
+        <w:rPr>
+          <w:lang w:val="en-US"/>
+        </w:rPr>
+        <w:t>尼克松在众议院对弹劾进行表决之前就主动辞职了</w:t>
+      </w:r>
+      <w:r>
+        <w:rPr>
+          <w:rFonts w:hint="eastAsia"/>
+          <w:lang w:val="en-US"/>
+        </w:rPr>
+        <w:t>，意味着</w:t>
+      </w:r>
+      <w:r>
+        <w:rPr>
+          <w:lang w:val="en-US"/>
+        </w:rPr>
+        <w:t>启动弹劾本身能</w:t>
+      </w:r>
+      <w:r>
+        <w:rPr>
+          <w:rFonts w:hint="eastAsia"/>
+          <w:lang w:val="en-US"/>
+        </w:rPr>
+        <w:t>震慑总统</w:t>
+      </w:r>
+      <w:r>
+        <w:rPr>
+          <w:rFonts w:hint="eastAsia"/>
+          <w:lang w:val="en-US"/>
+        </w:rPr>
+        <w:t>/</w:t>
+      </w:r>
+      <w:r>
+        <w:rPr>
+          <w:rFonts w:hint="eastAsia"/>
+          <w:lang w:val="en-US"/>
+        </w:rPr>
+        <w:t>执政党</w:t>
+      </w:r>
+      <w:r>
+        <w:rPr>
+          <w:rFonts w:hint="eastAsia"/>
+          <w:lang w:val="en-US"/>
+        </w:rPr>
+        <w:t>。</w:t>
+      </w:r>
+    </w:p>
+    <w:p>
+      <w:pPr>
+        <w:pStyle w:val="aa"/>
+        <w:spacing w:before="78" w:after="78"/>
+        <w:ind w:firstLine="420"/>
+        <w:rPr>
+          <w:lang w:val="en-US"/>
+        </w:rPr>
+      </w:pPr>
+      <w:r>
+        <w:rPr>
+          <w:rFonts w:hint="eastAsia"/>
+          <w:lang w:val="en-US"/>
+        </w:rPr>
+        <w:t>总之，</w:t>
+      </w:r>
+      <w:r>
+        <w:rPr>
+          <w:rFonts w:hint="eastAsia"/>
+          <w:lang w:val="en-US"/>
+        </w:rPr>
+        <w:t>总统制国家中控制议会</w:t>
+      </w:r>
+      <w:r>
+        <w:rPr>
+          <w:rFonts w:hint="eastAsia"/>
+          <w:lang w:val="en-US"/>
+        </w:rPr>
+        <w:t>/</w:t>
+      </w:r>
+      <w:r>
+        <w:rPr>
+          <w:rFonts w:hint="eastAsia"/>
+          <w:lang w:val="en-US"/>
+        </w:rPr>
+        <w:t>国会的在野政党能对总统</w:t>
+      </w:r>
+      <w:r>
+        <w:rPr>
+          <w:rFonts w:hint="eastAsia"/>
+          <w:lang w:val="en-US"/>
+        </w:rPr>
+        <w:t>/</w:t>
+      </w:r>
+      <w:r>
+        <w:rPr>
+          <w:rFonts w:hint="eastAsia"/>
+          <w:lang w:val="en-US"/>
+        </w:rPr>
+        <w:t>政府进行制约</w:t>
+      </w:r>
+      <w:r>
+        <w:rPr>
+          <w:rFonts w:hint="eastAsia"/>
+          <w:lang w:val="en-US"/>
+        </w:rPr>
+        <w:t>，</w:t>
+      </w:r>
+      <w:r>
+        <w:rPr>
+          <w:lang w:val="en-US"/>
+        </w:rPr>
+        <w:t>议会制国家中执政党对政府的控制更有效</w:t>
+      </w:r>
+      <w:r>
+        <w:rPr>
+          <w:rFonts w:hint="eastAsia"/>
+          <w:lang w:val="en-US"/>
+        </w:rPr>
+        <w:t>。</w:t>
+      </w:r>
+    </w:p>
+    <w:p>
+      <w:pPr>
+        <w:pStyle w:val="aa"/>
+        <w:spacing w:before="78" w:after="78"/>
+        <w:rPr>
+          <w:lang w:val="en-US"/>
+        </w:rPr>
+      </w:pPr>
+    </w:p>
+    <w:p>
+      <w:pPr>
+        <w:pStyle w:val="aa"/>
+        <w:spacing w:before="78" w:after="78"/>
+        <w:rPr>
+          <w:lang w:val="en-US"/>
+        </w:rPr>
+      </w:pPr>
+    </w:p>
+    <w:p>
+      <w:pPr>
+        <w:pStyle w:val="aa"/>
+        <w:spacing w:before="78" w:after="78"/>
+        <w:rPr>
+          <w:lang w:val="en-US"/>
+        </w:rPr>
+      </w:pPr>
+    </w:p>
+    <w:p>
+      <w:pPr>
+        <w:pStyle w:val="a9"/>
+        <w:rPr>
+          <w:lang w:val="en-US"/>
+        </w:rPr>
+      </w:pPr>
+      <w:bookmarkStart w:id="64" w:name="_Toc228444697"/>
+      <w:r>
+        <w:rPr>
+          <w:rFonts w:hint="eastAsia"/>
+          <w:lang w:val="en-US"/>
+        </w:rPr>
+        <w:lastRenderedPageBreak/>
+        <w:t>第八讲</w:t>
+      </w:r>
+      <w:r>
+        <w:rPr>
+          <w:rFonts w:hint="eastAsia"/>
+          <w:lang w:val="en-US"/>
+        </w:rPr>
+        <w:t xml:space="preserve"> </w:t>
+      </w:r>
+      <w:r>
+        <w:rPr>
+          <w:rFonts w:hint="eastAsia"/>
+          <w:lang w:val="en-US"/>
+        </w:rPr>
+        <w:t>政党的运作（三）——政党与国家治理</w:t>
+      </w:r>
+      <w:bookmarkEnd w:id="64"/>
+    </w:p>
+    <w:p>
+      <w:pPr>
+        <w:pStyle w:val="aa"/>
+        <w:spacing w:before="78" w:after="78"/>
+        <w:jc w:val="center"/>
+        <w:rPr>
+          <w:rFonts w:hint="eastAsia"/>
+          <w:lang w:val="en-US"/>
+        </w:rPr>
+      </w:pPr>
+      <w:r>
+        <w:rPr>
+          <w:rFonts w:hint="eastAsia"/>
+          <w:lang w:val="en-US"/>
+        </w:rPr>
+        <w:t>2026.4.30</w:t>
+      </w:r>
+    </w:p>
+    <w:p>
+      <w:pPr>
+        <w:pStyle w:val="aa"/>
+        <w:spacing w:before="78" w:after="78"/>
+        <w:ind w:firstLine="420"/>
+        <w:rPr>
+          <w:lang w:val="en-US"/>
+        </w:rPr>
+      </w:pPr>
+      <w:r>
+        <w:rPr>
+          <w:lang w:val="en-US"/>
+        </w:rPr>
+        <w:t>本讲主要分析祁玲玲教授的文章《权力分享与治理》</w:t>
+      </w:r>
+      <w:r>
+        <w:rPr>
+          <w:rFonts w:hint="eastAsia"/>
+          <w:lang w:val="en-US"/>
+        </w:rPr>
+        <w:t>，以此</w:t>
+      </w:r>
+      <w:r>
+        <w:rPr>
+          <w:rFonts w:hint="eastAsia"/>
+          <w:lang w:val="en-US"/>
+        </w:rPr>
+        <w:t>了解比较政党政治方面相关的学术文献</w:t>
+      </w:r>
+      <w:r>
+        <w:rPr>
+          <w:rFonts w:hint="eastAsia"/>
+          <w:lang w:val="en-US"/>
+        </w:rPr>
+        <w:t>，</w:t>
+      </w:r>
+      <w:r>
+        <w:rPr>
+          <w:rFonts w:hint="eastAsia"/>
+          <w:lang w:val="en-US"/>
+        </w:rPr>
+        <w:t>熟悉国家治理和发展政治学的研究选题</w:t>
+      </w:r>
+      <w:r>
+        <w:rPr>
+          <w:rFonts w:hint="eastAsia"/>
+          <w:lang w:val="en-US"/>
+        </w:rPr>
+        <w:t>，并</w:t>
+      </w:r>
+      <w:r>
+        <w:rPr>
+          <w:rFonts w:hint="eastAsia"/>
+          <w:lang w:val="en-US"/>
+        </w:rPr>
+        <w:t>掌握比较政治学学术论文的写作思路和范式</w:t>
+      </w:r>
+      <w:r>
+        <w:rPr>
+          <w:rFonts w:hint="eastAsia"/>
+          <w:lang w:val="en-US"/>
+        </w:rPr>
+        <w:t>。</w:t>
+      </w:r>
+    </w:p>
+    <w:p>
+      <w:pPr>
+        <w:pStyle w:val="aa"/>
+        <w:spacing w:before="78" w:after="78"/>
+        <w:rPr>
+          <w:lang w:val="en-US"/>
+        </w:rPr>
+      </w:pPr>
+    </w:p>
+    <w:p>
+      <w:pPr>
+        <w:pStyle w:val="ac"/>
+        <w:rPr>
+          <w:lang w:val="en-US"/>
+        </w:rPr>
+      </w:pPr>
+      <w:bookmarkStart w:id="65" w:name="_Toc228444698"/>
+      <w:r>
+        <w:rPr>
+          <w:rFonts w:hint="eastAsia"/>
+          <w:lang w:val="en-US"/>
+        </w:rPr>
+        <w:t>一、研究问题与研究困惑（</w:t>
+      </w:r>
+      <w:r>
+        <w:rPr>
+          <w:rFonts w:hint="eastAsia"/>
+          <w:lang w:val="en-US"/>
+        </w:rPr>
+        <w:t>puzzle</w:t>
+      </w:r>
+      <w:r>
+        <w:rPr>
+          <w:rFonts w:hint="eastAsia"/>
+          <w:lang w:val="en-US"/>
+        </w:rPr>
+        <w:t>）</w:t>
+      </w:r>
+      <w:bookmarkEnd w:id="65"/>
+    </w:p>
+    <w:p>
+      <w:pPr>
+        <w:pStyle w:val="aa"/>
+        <w:spacing w:before="78" w:after="78"/>
+        <w:ind w:firstLine="420"/>
+        <w:rPr>
+          <w:lang w:val="en-US"/>
+        </w:rPr>
+      </w:pPr>
+      <w:r>
+        <w:rPr>
+          <w:rFonts w:hint="eastAsia"/>
+          <w:lang w:val="en-US"/>
+        </w:rPr>
+        <w:t>研究问题的起点通常是</w:t>
+      </w:r>
+      <w:r>
+        <w:rPr>
+          <w:rFonts w:hint="eastAsia"/>
+          <w:lang w:val="en-US"/>
+        </w:rPr>
+        <w:t>找到一个“一般常识”</w:t>
+      </w:r>
+      <w:r>
+        <w:rPr>
+          <w:rFonts w:hint="eastAsia"/>
+          <w:lang w:val="en-US"/>
+        </w:rPr>
+        <w:t>（</w:t>
+      </w:r>
+      <w:r>
+        <w:rPr>
+          <w:rFonts w:hint="eastAsia"/>
+          <w:lang w:val="en-US"/>
+        </w:rPr>
+        <w:t>conventional wisdom, foil</w:t>
+      </w:r>
+      <w:r>
+        <w:rPr>
+          <w:rFonts w:hint="eastAsia"/>
+          <w:lang w:val="en-US"/>
+        </w:rPr>
+        <w:t>）。在这篇文章中，这个“一般常识”是利普哈特提出的“</w:t>
+      </w:r>
+      <w:r>
+        <w:rPr>
+          <w:lang w:val="en-US"/>
+        </w:rPr>
+        <w:t>政治精英之间的妥协和合作（即权力共享与协和民主</w:t>
+      </w:r>
+      <w:r>
+        <w:rPr>
+          <w:rFonts w:hint="eastAsia"/>
+          <w:lang w:val="en-US"/>
+        </w:rPr>
+        <w:t>，</w:t>
+      </w:r>
+      <w:proofErr w:type="spellStart"/>
+      <w:r>
+        <w:rPr>
+          <w:rFonts w:hint="eastAsia"/>
+          <w:lang w:val="en-US"/>
+        </w:rPr>
+        <w:t>consociational</w:t>
+      </w:r>
+      <w:proofErr w:type="spellEnd"/>
+      <w:r>
+        <w:rPr>
+          <w:rFonts w:hint="eastAsia"/>
+          <w:lang w:val="en-US"/>
+        </w:rPr>
+        <w:t xml:space="preserve"> democracy</w:t>
+      </w:r>
+      <w:r>
+        <w:rPr>
+          <w:rFonts w:hint="eastAsia"/>
+          <w:lang w:val="en-US"/>
+        </w:rPr>
+        <w:t>）是民主良好运作的关键”</w:t>
+      </w:r>
+      <w:r>
+        <w:rPr>
+          <w:rFonts w:hint="eastAsia"/>
+          <w:lang w:val="en-US"/>
+        </w:rPr>
+        <w:t>。</w:t>
+      </w:r>
+    </w:p>
+    <w:p>
+      <w:pPr>
+        <w:pStyle w:val="aa"/>
+        <w:spacing w:before="78" w:after="78"/>
+        <w:ind w:firstLine="420"/>
+        <w:rPr>
+          <w:lang w:val="en-US"/>
+        </w:rPr>
+      </w:pPr>
+      <w:r>
+        <w:rPr>
+          <w:rFonts w:hint="eastAsia"/>
+          <w:lang w:val="en-US"/>
+        </w:rPr>
+        <w:t>利普哈特的</w:t>
+      </w:r>
+      <w:r>
+        <w:rPr>
+          <w:rFonts w:hint="eastAsia"/>
+          <w:lang w:val="en-US"/>
+        </w:rPr>
+        <w:t>协和民主</w:t>
+      </w:r>
+      <w:r>
+        <w:rPr>
+          <w:rFonts w:hint="eastAsia"/>
+          <w:lang w:val="en-US"/>
+        </w:rPr>
+        <w:t>/</w:t>
+      </w:r>
+      <w:r>
+        <w:rPr>
+          <w:rFonts w:hint="eastAsia"/>
+          <w:lang w:val="en-US"/>
+        </w:rPr>
+        <w:t>共识民主</w:t>
+      </w:r>
+      <w:r>
+        <w:rPr>
+          <w:rFonts w:hint="eastAsia"/>
+          <w:lang w:val="en-US"/>
+        </w:rPr>
+        <w:t>（</w:t>
+      </w:r>
+      <w:proofErr w:type="spellStart"/>
+      <w:r>
+        <w:rPr>
+          <w:rFonts w:hint="eastAsia"/>
+          <w:lang w:val="en-US"/>
+        </w:rPr>
+        <w:t>consociational</w:t>
+      </w:r>
+      <w:proofErr w:type="spellEnd"/>
+      <w:r>
+        <w:rPr>
+          <w:rFonts w:hint="eastAsia"/>
+          <w:lang w:val="en-US"/>
+        </w:rPr>
+        <w:t xml:space="preserve"> democracy</w:t>
+      </w:r>
+      <w:r>
+        <w:rPr>
+          <w:rFonts w:hint="eastAsia"/>
+          <w:lang w:val="en-US"/>
+        </w:rPr>
+        <w:t xml:space="preserve"> </w:t>
+      </w:r>
+      <w:r>
+        <w:rPr>
+          <w:rFonts w:hint="eastAsia"/>
+          <w:lang w:val="en-US"/>
+        </w:rPr>
+        <w:t>/</w:t>
+      </w:r>
+      <w:r>
+        <w:rPr>
+          <w:rFonts w:hint="eastAsia"/>
+          <w:lang w:val="en-US"/>
+        </w:rPr>
+        <w:t xml:space="preserve"> </w:t>
+      </w:r>
+      <w:r>
+        <w:rPr>
+          <w:rFonts w:hint="eastAsia"/>
+          <w:lang w:val="en-US"/>
+        </w:rPr>
+        <w:t>consensus</w:t>
+      </w:r>
+      <w:r>
+        <w:rPr>
+          <w:rFonts w:hint="eastAsia"/>
+          <w:lang w:val="en-US"/>
+        </w:rPr>
+        <w:t xml:space="preserve"> d</w:t>
+      </w:r>
+      <w:r>
+        <w:rPr>
+          <w:rFonts w:hint="eastAsia"/>
+          <w:lang w:val="en-US"/>
+        </w:rPr>
+        <w:t>emocracy</w:t>
+      </w:r>
+      <w:r>
+        <w:rPr>
+          <w:rFonts w:hint="eastAsia"/>
+          <w:lang w:val="en-US"/>
+        </w:rPr>
+        <w:t>）理论认为，</w:t>
+      </w:r>
+      <w:r>
+        <w:rPr>
+          <w:rFonts w:hint="eastAsia"/>
+          <w:lang w:val="en-US"/>
+        </w:rPr>
+        <w:t>政治精英统治下的政府能够将破碎的政治文化转换为稳定的民主</w:t>
+      </w:r>
+      <w:r>
+        <w:rPr>
+          <w:rFonts w:hint="eastAsia"/>
+          <w:lang w:val="en-US"/>
+        </w:rPr>
+        <w:t>。在协和民主下，</w:t>
+      </w:r>
+      <w:r>
+        <w:rPr>
+          <w:rFonts w:hint="eastAsia"/>
+          <w:lang w:val="en-US"/>
+        </w:rPr>
+        <w:t>代表主要族群</w:t>
+      </w:r>
+      <w:r>
+        <w:rPr>
+          <w:rFonts w:hint="eastAsia"/>
+          <w:lang w:val="en-US"/>
+        </w:rPr>
+        <w:t>/</w:t>
+      </w:r>
+      <w:r>
+        <w:rPr>
+          <w:rFonts w:hint="eastAsia"/>
+          <w:lang w:val="en-US"/>
+        </w:rPr>
+        <w:t>群体的政党形成政治联盟</w:t>
+      </w:r>
+      <w:r>
+        <w:rPr>
+          <w:rFonts w:hint="eastAsia"/>
+          <w:lang w:val="en-US"/>
+        </w:rPr>
+        <w:t>；</w:t>
+      </w:r>
+      <w:r>
+        <w:rPr>
+          <w:rFonts w:hint="eastAsia"/>
+          <w:lang w:val="en-US"/>
+        </w:rPr>
+        <w:t>议会制、比例代表制和多党制为主要特点</w:t>
+      </w:r>
+      <w:r>
+        <w:rPr>
+          <w:rFonts w:hint="eastAsia"/>
+          <w:lang w:val="en-US"/>
+        </w:rPr>
+        <w:t>。</w:t>
+      </w:r>
+    </w:p>
+    <w:p>
+      <w:pPr>
+        <w:pStyle w:val="aa"/>
+        <w:spacing w:before="78" w:after="78"/>
+        <w:rPr>
+          <w:rFonts w:hint="eastAsia"/>
+          <w:lang w:val="en-US"/>
+        </w:rPr>
+      </w:pPr>
+      <w:r>
+        <w:rPr>
+          <w:lang w:val="en-US"/>
+        </w:rPr>
+        <w:tab/>
+      </w:r>
+      <w:r>
+        <w:rPr>
+          <w:rFonts w:hint="eastAsia"/>
+          <w:lang w:val="en-US"/>
+        </w:rPr>
+        <w:t>对于这样的“一般常识”，我们</w:t>
+      </w:r>
+      <w:r>
+        <w:rPr>
+          <w:rFonts w:hint="eastAsia"/>
+          <w:lang w:val="en-US"/>
+        </w:rPr>
+        <w:t>先不要直接考虑这个观点是对还是错的</w:t>
+      </w:r>
+      <w:r>
+        <w:rPr>
+          <w:rFonts w:hint="eastAsia"/>
+          <w:lang w:val="en-US"/>
+        </w:rPr>
+        <w:t>，而是考虑下面几个问题：</w:t>
+      </w:r>
+    </w:p>
+    <w:p>
+      <w:pPr>
+        <w:pStyle w:val="aa"/>
+        <w:numPr>
+          <w:ilvl w:val="0"/>
+          <w:numId w:val="17"/>
+        </w:numPr>
+        <w:spacing w:beforeLines="0" w:before="0" w:afterLines="0" w:after="0"/>
+        <w:ind w:left="442" w:hanging="442"/>
+        <w:rPr>
+          <w:rFonts w:hint="eastAsia"/>
+          <w:lang w:val="en-US"/>
+        </w:rPr>
+      </w:pPr>
+      <w:r>
+        <w:rPr>
+          <w:rFonts w:hint="eastAsia"/>
+          <w:lang w:val="en-US"/>
+        </w:rPr>
+        <w:t>因变量（被解释变量）是什么？自变量是什么？（解释变量）这两种变量是如何测量的？</w:t>
+      </w:r>
+    </w:p>
+    <w:p>
+      <w:pPr>
+        <w:pStyle w:val="aa"/>
+        <w:numPr>
+          <w:ilvl w:val="0"/>
+          <w:numId w:val="17"/>
+        </w:numPr>
+        <w:spacing w:beforeLines="0" w:before="0" w:afterLines="0" w:after="0"/>
+        <w:ind w:left="442" w:hanging="442"/>
+        <w:rPr>
+          <w:rFonts w:hint="eastAsia"/>
+          <w:lang w:val="en-US"/>
+        </w:rPr>
+      </w:pPr>
+      <w:r>
+        <w:rPr>
+          <w:rFonts w:hint="eastAsia"/>
+          <w:lang w:val="en-US"/>
+        </w:rPr>
+        <w:t>如果这个观点是正确的，它在什么情况下是正确的？在什么情况下是值得商榷的？</w:t>
+      </w:r>
+    </w:p>
+    <w:p>
+      <w:pPr>
+        <w:pStyle w:val="aa"/>
+        <w:numPr>
+          <w:ilvl w:val="0"/>
+          <w:numId w:val="17"/>
+        </w:numPr>
+        <w:spacing w:beforeLines="0" w:before="0" w:afterLines="0" w:after="0"/>
+        <w:ind w:left="442" w:hanging="442"/>
+        <w:rPr>
+          <w:rFonts w:hint="eastAsia"/>
+          <w:lang w:val="en-US"/>
+        </w:rPr>
+      </w:pPr>
+      <w:r>
+        <w:rPr>
+          <w:rFonts w:hint="eastAsia"/>
+          <w:lang w:val="en-US"/>
+        </w:rPr>
+        <w:t>这个观点适用于哪些情景或案例</w:t>
+      </w:r>
+      <w:r>
+        <w:rPr>
+          <w:rFonts w:hint="eastAsia"/>
+          <w:lang w:val="en-US"/>
+        </w:rPr>
+        <w:t>（</w:t>
+      </w:r>
+      <w:r>
+        <w:rPr>
+          <w:rFonts w:hint="eastAsia"/>
+          <w:lang w:val="en-US"/>
+        </w:rPr>
+        <w:t>scope conditions</w:t>
+      </w:r>
+      <w:r>
+        <w:rPr>
+          <w:rFonts w:hint="eastAsia"/>
+          <w:lang w:val="en-US"/>
+        </w:rPr>
+        <w:t>）</w:t>
+      </w:r>
+      <w:r>
+        <w:rPr>
+          <w:rFonts w:hint="eastAsia"/>
+          <w:lang w:val="en-US"/>
+        </w:rPr>
+        <w:t>？</w:t>
+      </w:r>
+    </w:p>
+    <w:p>
+      <w:pPr>
+        <w:pStyle w:val="aa"/>
+        <w:spacing w:before="78" w:after="78"/>
+        <w:ind w:firstLine="420"/>
+        <w:rPr>
+          <w:rFonts w:hint="eastAsia"/>
+          <w:lang w:val="en-US"/>
+        </w:rPr>
+      </w:pPr>
+      <w:r>
+        <w:rPr>
+          <w:rFonts w:hint="eastAsia"/>
+          <w:lang w:val="en-US"/>
+        </w:rPr>
+        <w:t>对于利普哈特的协和民主理论，由于</w:t>
+      </w:r>
+      <w:r>
+        <w:rPr>
+          <w:lang w:val="en-US"/>
+        </w:rPr>
+        <w:t>西方比较政治学界更关注民主运作</w:t>
+      </w:r>
+      <w:r>
+        <w:rPr>
+          <w:rFonts w:hint="eastAsia"/>
+          <w:lang w:val="en-US"/>
+        </w:rPr>
+        <w:t>，故其因变量是</w:t>
+      </w:r>
+      <w:r>
+        <w:rPr>
+          <w:lang w:val="en-US"/>
+        </w:rPr>
+        <w:t>少数族群的代表权、民主满意度、政治信任、政治动员</w:t>
+      </w:r>
+      <w:r>
+        <w:rPr>
+          <w:rFonts w:hint="eastAsia"/>
+          <w:lang w:val="en-US"/>
+        </w:rPr>
+        <w:t>等。但是，</w:t>
+      </w:r>
+      <w:r>
+        <w:rPr>
+          <w:lang w:val="en-US"/>
+        </w:rPr>
+        <w:t>祁玲玲</w:t>
+      </w:r>
+      <w:r>
+        <w:rPr>
+          <w:rFonts w:hint="eastAsia"/>
+          <w:lang w:val="en-US"/>
+        </w:rPr>
+        <w:t>教授</w:t>
+      </w:r>
+      <w:r>
+        <w:rPr>
+          <w:rFonts w:hint="eastAsia"/>
+          <w:lang w:val="en-US"/>
+        </w:rPr>
+        <w:t>对因变量进行了一个小的修改，即将“</w:t>
+      </w:r>
+      <w:r>
+        <w:rPr>
+          <w:lang w:val="en-US"/>
+        </w:rPr>
+        <w:t>良好的民主运作</w:t>
+      </w:r>
+      <w:r>
+        <w:rPr>
+          <w:rFonts w:hint="eastAsia"/>
+          <w:lang w:val="en-US"/>
+        </w:rPr>
+        <w:t>”改为了“</w:t>
+      </w:r>
+      <w:r>
+        <w:rPr>
+          <w:lang w:val="en-US"/>
+        </w:rPr>
+        <w:t>高效的国家治理</w:t>
+      </w:r>
+      <w:r>
+        <w:rPr>
+          <w:rFonts w:hint="eastAsia"/>
+          <w:lang w:val="en-US"/>
+        </w:rPr>
+        <w:t>”。</w:t>
+      </w:r>
+      <w:r>
+        <w:rPr>
+          <w:rFonts w:hint="eastAsia"/>
+          <w:lang w:val="en-US"/>
+        </w:rPr>
+        <w:t>而对于“分权促进民主”的一般常识，</w:t>
+      </w:r>
+      <w:r>
+        <w:rPr>
+          <w:lang w:val="en-US"/>
+        </w:rPr>
+        <w:t>祁玲玲</w:t>
+      </w:r>
+      <w:r>
+        <w:rPr>
+          <w:rFonts w:hint="eastAsia"/>
+          <w:lang w:val="en-US"/>
+        </w:rPr>
+        <w:t>教授</w:t>
+      </w:r>
+      <w:r>
+        <w:rPr>
+          <w:rFonts w:hint="eastAsia"/>
+          <w:lang w:val="en-US"/>
+        </w:rPr>
+        <w:t>指出，</w:t>
+      </w:r>
+      <w:r>
+        <w:rPr>
+          <w:rFonts w:hint="eastAsia"/>
+          <w:lang w:val="en-US"/>
+        </w:rPr>
+        <w:t>如果分权本身就是测量民主的一个维度，该观点可能是一种重言式</w:t>
+      </w:r>
+      <w:r>
+        <w:rPr>
+          <w:rFonts w:hint="eastAsia"/>
+          <w:lang w:val="en-US"/>
+        </w:rPr>
+        <w:t>（</w:t>
+      </w:r>
+      <w:r>
+        <w:rPr>
+          <w:rFonts w:hint="eastAsia"/>
+          <w:lang w:val="en-US"/>
+        </w:rPr>
+        <w:t>tautology</w:t>
+      </w:r>
+      <w:r>
+        <w:rPr>
+          <w:rFonts w:hint="eastAsia"/>
+          <w:lang w:val="en-US"/>
+        </w:rPr>
+        <w:t>）</w:t>
+      </w:r>
+      <w:r>
+        <w:rPr>
+          <w:rFonts w:hint="eastAsia"/>
+          <w:lang w:val="en-US"/>
+        </w:rPr>
+        <w:t>的陈述</w:t>
+      </w:r>
+      <w:r>
+        <w:rPr>
+          <w:rFonts w:hint="eastAsia"/>
+          <w:lang w:val="en-US"/>
+        </w:rPr>
+        <w:t>。</w:t>
+      </w:r>
+    </w:p>
+    <w:p>
+      <w:pPr>
+        <w:pStyle w:val="aa"/>
+        <w:spacing w:before="78" w:after="78"/>
+        <w:rPr>
+          <w:rFonts w:hint="eastAsia"/>
+          <w:lang w:val="en-US"/>
+        </w:rPr>
+      </w:pPr>
+      <w:r>
+        <w:rPr>
+          <w:lang w:val="en-US"/>
+        </w:rPr>
+        <w:tab/>
+      </w:r>
+      <w:r>
+        <w:rPr>
+          <w:rFonts w:hint="eastAsia"/>
+          <w:lang w:val="en-US"/>
+        </w:rPr>
+        <w:t>至此，这篇文章的研究问题被提出：</w:t>
+      </w:r>
+      <w:r>
+        <w:rPr>
+          <w:rFonts w:hint="eastAsia"/>
+          <w:lang w:val="en-US"/>
+        </w:rPr>
+        <w:t>在缺乏民主共识的社会中、执政党分享权力能否优化国家治理模式，促进经济发展？该观点是否只适用于西方发达国家？</w:t>
+      </w:r>
+    </w:p>
+    <w:p>
+      <w:pPr>
+        <w:pStyle w:val="aa"/>
+        <w:spacing w:before="78" w:after="78"/>
+        <w:rPr>
+          <w:lang w:val="en-US"/>
+        </w:rPr>
+      </w:pPr>
+    </w:p>
+    <w:p>
+      <w:pPr>
+        <w:pStyle w:val="ac"/>
+        <w:rPr>
+          <w:lang w:val="en-US"/>
+        </w:rPr>
+      </w:pPr>
+      <w:bookmarkStart w:id="66" w:name="_Toc228444699"/>
+      <w:r>
+        <w:rPr>
+          <w:rFonts w:hint="eastAsia"/>
+          <w:lang w:val="en-US"/>
+        </w:rPr>
+        <w:t>二、最大相似案例设计</w:t>
+      </w:r>
+      <w:bookmarkEnd w:id="66"/>
+    </w:p>
+    <w:p>
+      <w:pPr>
+        <w:pStyle w:val="aa"/>
+        <w:spacing w:before="78" w:after="78"/>
+        <w:ind w:firstLine="420"/>
+      </w:pPr>
+      <w:r>
+        <w:rPr>
+          <w:rFonts w:hint="eastAsia"/>
+        </w:rPr>
+        <w:t>作者的观点是：</w:t>
+      </w:r>
+      <w:r>
+        <w:t>在缺乏民主共识、族群分裂严重、国家能力普遍偏弱的发展中国家中推行权力分享机制往往会限制国家治理质量的提高</w:t>
+      </w:r>
+      <w:r>
+        <w:rPr>
+          <w:rFonts w:hint="eastAsia"/>
+        </w:rPr>
+        <w:t>。作者</w:t>
+      </w:r>
+      <w:r>
+        <w:t>选取</w:t>
+      </w:r>
+      <w:r>
+        <w:rPr>
+          <w:rFonts w:hint="eastAsia"/>
+        </w:rPr>
+        <w:t>的案例是</w:t>
+      </w:r>
+      <w:r>
+        <w:t>贝宁和肯尼亚</w:t>
+      </w:r>
+      <w:r>
+        <w:rPr>
+          <w:rFonts w:hint="eastAsia"/>
+        </w:rPr>
+        <w:t>。</w:t>
+      </w:r>
+      <w:r>
+        <w:t>案例选取</w:t>
+      </w:r>
+      <w:r>
+        <w:rPr>
+          <w:rFonts w:hint="eastAsia"/>
+        </w:rPr>
+        <w:t>的逻辑是</w:t>
+      </w:r>
+      <w:r>
+        <w:t>最大相似性案例设计</w:t>
+      </w:r>
+      <w:r>
+        <w:rPr>
+          <w:rFonts w:hint="eastAsia"/>
+        </w:rPr>
+        <w:t>（</w:t>
+      </w:r>
+      <w:r>
+        <w:t>Most Similar</w:t>
+      </w:r>
+      <w:r>
+        <w:rPr>
+          <w:rFonts w:hint="eastAsia"/>
+        </w:rPr>
+        <w:t xml:space="preserve"> </w:t>
+      </w:r>
+      <w:r>
+        <w:t>System Design, MSSD</w:t>
+      </w:r>
+      <w:r>
+        <w:rPr>
+          <w:rFonts w:hint="eastAsia"/>
+        </w:rPr>
+        <w:t>），即两个案例在众多维度都十分相似，只在一个维度有显著不同；具体来说，</w:t>
+      </w:r>
+      <w:r>
+        <w:t>依据</w:t>
+      </w:r>
+      <w:r>
+        <w:rPr>
+          <w:rFonts w:hint="eastAsia"/>
+        </w:rPr>
+        <w:t>是：</w:t>
+      </w:r>
+    </w:p>
+    <w:p>
+      <w:pPr>
+        <w:pStyle w:val="aa"/>
+        <w:numPr>
+          <w:ilvl w:val="0"/>
+          <w:numId w:val="18"/>
+        </w:numPr>
+        <w:spacing w:beforeLines="0" w:before="0" w:afterLines="0" w:after="0"/>
+        <w:ind w:left="442" w:hanging="442"/>
+      </w:pPr>
+      <w:r>
+        <w:t>两者应在制度设计（权力分享）和国家治理质量这两方面存在显著差距</w:t>
+      </w:r>
+      <w:r>
+        <w:rPr>
+          <w:rFonts w:hint="eastAsia"/>
+        </w:rPr>
+        <w:t>；</w:t>
+      </w:r>
+    </w:p>
+    <w:p>
+      <w:pPr>
+        <w:pStyle w:val="aa"/>
+        <w:numPr>
+          <w:ilvl w:val="0"/>
+          <w:numId w:val="18"/>
+        </w:numPr>
+        <w:spacing w:beforeLines="0" w:before="0" w:afterLines="0" w:after="0"/>
+        <w:ind w:left="442" w:hanging="442"/>
+      </w:pPr>
+      <w:r>
+        <w:t>两国在转型之初的经济发展水平、社会稳定指标（</w:t>
+      </w:r>
+      <w:r>
+        <w:rPr>
+          <w:rFonts w:hint="eastAsia"/>
+        </w:rPr>
+        <w:t>如</w:t>
+      </w:r>
+      <w:r>
+        <w:t>是否经历内战）、族群分化程度相似</w:t>
+      </w:r>
+      <w:r>
+        <w:rPr>
+          <w:rFonts w:hint="eastAsia"/>
+        </w:rPr>
+        <w:t>。</w:t>
+      </w:r>
+    </w:p>
+    <w:p>
+      <w:pPr>
+        <w:pStyle w:val="aa"/>
+        <w:spacing w:before="78" w:after="78"/>
+        <w:ind w:firstLine="420"/>
+      </w:pPr>
+      <w:r>
+        <w:t>在文章中</w:t>
+      </w:r>
+      <w:r>
+        <w:rPr>
+          <w:rFonts w:hint="eastAsia"/>
+        </w:rPr>
+        <w:t>，作者列出了以下数据：</w:t>
+      </w:r>
+    </w:p>
+    <w:tbl>
+      <w:tblPr>
+        <w:tblStyle w:val="af5"/>
+        <w:tblW w:w="0" w:type="auto"/>
+        <w:tblLook w:val="04A0" w:firstRow="1" w:lastRow="0" w:firstColumn="1" w:lastColumn="0" w:noHBand="0" w:noVBand="1"/>
+      </w:tblPr>
+      <w:tblGrid>
+        <w:gridCol w:w="1659"/>
+        <w:gridCol w:w="1659"/>
+        <w:gridCol w:w="1659"/>
+        <w:gridCol w:w="1659"/>
+        <w:gridCol w:w="1660"/>
+      </w:tblGrid>
+      <w:tr>
+        <w:tc>
+          <w:tcPr>
+            <w:tcW w:w="8296" w:type="dxa"/>
+            <w:gridSpan w:val="5"/>
+            <w:shd w:val="clear" w:color="auto" w:fill="404040" w:themeFill="text1" w:themeFillTint="BF"/>
+            <w:vAlign w:val="center"/>
+          </w:tcPr>
+          <w:p>
+            <w:pPr>
+              <w:pStyle w:val="aa"/>
+              <w:spacing w:before="78" w:after="78"/>
+              <w:jc w:val="center"/>
+              <w:rPr>
+                <w:rFonts w:hint="eastAsia"/>
+                <w:b/>
+                <w:bCs/>
+              </w:rPr>
+            </w:pPr>
+            <w:r>
+              <w:rPr>
+                <w:rFonts w:hint="eastAsia"/>
+                <w:b/>
+                <w:bCs/>
+                <w:color w:val="FFFFFF" w:themeColor="background1"/>
+              </w:rPr>
+              <w:t>贝宁、肯尼亚及其他国家的政治经济发展指标</w:t>
+            </w:r>
+          </w:p>
+        </w:tc>
+      </w:tr>
+      <w:tr>
+        <w:tc>
+          <w:tcPr>
+            <w:tcW w:w="1659" w:type="dxa"/>
+            <w:shd w:val="clear" w:color="auto" w:fill="404040" w:themeFill="text1" w:themeFillTint="BF"/>
+            <w:vAlign w:val="center"/>
+          </w:tcPr>
+          <w:p>
+            <w:pPr>
+              <w:pStyle w:val="aa"/>
+              <w:spacing w:before="78" w:after="78"/>
+              <w:jc w:val="center"/>
+              <w:rPr>
+                <w:rFonts w:hint="eastAsia"/>
+                <w:b/>
+                <w:bCs/>
+                <w:color w:val="FFFFFF" w:themeColor="background1"/>
+              </w:rPr>
+            </w:pPr>
+            <w:r>
+              <w:rPr>
+                <w:rFonts w:hint="eastAsia"/>
+                <w:b/>
+                <w:bCs/>
+                <w:color w:val="FFFFFF" w:themeColor="background1"/>
+              </w:rPr>
+              <w:lastRenderedPageBreak/>
+              <w:t>国家案例</w:t>
+            </w:r>
+          </w:p>
+        </w:tc>
+        <w:tc>
+          <w:tcPr>
+            <w:tcW w:w="1659" w:type="dxa"/>
+            <w:vAlign w:val="center"/>
+          </w:tcPr>
+          <w:p>
+            <w:pPr>
+              <w:pStyle w:val="aa"/>
+              <w:spacing w:before="78" w:after="78"/>
+              <w:jc w:val="center"/>
+              <w:rPr>
+                <w:rFonts w:hint="eastAsia"/>
+              </w:rPr>
+            </w:pPr>
+            <w:r>
+              <w:rPr>
+                <w:rFonts w:hint="eastAsia"/>
+              </w:rPr>
+              <w:t>肯尼亚</w:t>
+            </w:r>
+          </w:p>
+        </w:tc>
+        <w:tc>
+          <w:tcPr>
+            <w:tcW w:w="1659" w:type="dxa"/>
+            <w:vAlign w:val="center"/>
+          </w:tcPr>
+          <w:p>
+            <w:pPr>
+              <w:pStyle w:val="aa"/>
+              <w:spacing w:before="78" w:after="78"/>
+              <w:jc w:val="center"/>
+              <w:rPr>
+                <w:rFonts w:hint="eastAsia"/>
+              </w:rPr>
+            </w:pPr>
+            <w:r>
+              <w:rPr>
+                <w:rFonts w:hint="eastAsia"/>
+              </w:rPr>
+              <w:t>贝宁</w:t>
+            </w:r>
+          </w:p>
+        </w:tc>
+        <w:tc>
+          <w:tcPr>
+            <w:tcW w:w="1659" w:type="dxa"/>
+            <w:vAlign w:val="center"/>
+          </w:tcPr>
+          <w:p>
+            <w:pPr>
+              <w:pStyle w:val="aa"/>
+              <w:spacing w:before="78" w:after="78"/>
+              <w:jc w:val="center"/>
+              <w:rPr>
+                <w:rFonts w:hint="eastAsia"/>
+              </w:rPr>
+            </w:pPr>
+            <w:r>
+              <w:rPr>
+                <w:rFonts w:hint="eastAsia"/>
+              </w:rPr>
+              <w:t>A</w:t>
+            </w:r>
+            <w:r>
+              <w:rPr>
+                <w:rFonts w:hint="eastAsia"/>
+              </w:rPr>
+              <w:t>国</w:t>
+            </w:r>
+          </w:p>
+        </w:tc>
+        <w:tc>
+          <w:tcPr>
+            <w:tcW w:w="1660" w:type="dxa"/>
+            <w:vAlign w:val="center"/>
+          </w:tcPr>
+          <w:p>
+            <w:pPr>
+              <w:pStyle w:val="aa"/>
+              <w:spacing w:before="78" w:after="78"/>
+              <w:jc w:val="center"/>
+              <w:rPr>
+                <w:rFonts w:hint="eastAsia"/>
+              </w:rPr>
+            </w:pPr>
+            <w:r>
+              <w:rPr>
+                <w:rFonts w:hint="eastAsia"/>
+              </w:rPr>
+              <w:t>B</w:t>
+            </w:r>
+            <w:r>
+              <w:rPr>
+                <w:rFonts w:hint="eastAsia"/>
+              </w:rPr>
+              <w:t>国</w:t>
+            </w:r>
+          </w:p>
+        </w:tc>
+      </w:tr>
+      <w:tr>
+        <w:tc>
+          <w:tcPr>
+            <w:tcW w:w="1659" w:type="dxa"/>
+            <w:shd w:val="clear" w:color="auto" w:fill="404040" w:themeFill="text1" w:themeFillTint="BF"/>
+            <w:vAlign w:val="center"/>
+          </w:tcPr>
+          <w:p>
+            <w:pPr>
+              <w:pStyle w:val="aa"/>
+              <w:spacing w:before="78" w:after="78"/>
+              <w:jc w:val="center"/>
+              <w:rPr>
+                <w:rFonts w:hint="eastAsia"/>
+                <w:b/>
+                <w:bCs/>
+                <w:color w:val="FFFFFF" w:themeColor="background1"/>
+              </w:rPr>
+            </w:pPr>
+            <w:r>
+              <w:rPr>
+                <w:rFonts w:hint="eastAsia"/>
+                <w:b/>
+                <w:bCs/>
+                <w:color w:val="FFFFFF" w:themeColor="background1"/>
+              </w:rPr>
+              <w:t>人均</w:t>
+            </w:r>
+            <w:r>
+              <w:rPr>
+                <w:rFonts w:hint="eastAsia"/>
+                <w:b/>
+                <w:bCs/>
+                <w:color w:val="FFFFFF" w:themeColor="background1"/>
+              </w:rPr>
+              <w:t>GDP</w:t>
+            </w:r>
+            <w:r>
+              <w:rPr>
+                <w:rFonts w:hint="eastAsia"/>
+                <w:b/>
+                <w:bCs/>
+                <w:color w:val="FFFFFF" w:themeColor="background1"/>
+              </w:rPr>
+              <w:t>（</w:t>
+            </w:r>
+            <w:r>
+              <w:rPr>
+                <w:rFonts w:hint="eastAsia"/>
+                <w:b/>
+                <w:bCs/>
+                <w:color w:val="FFFFFF" w:themeColor="background1"/>
+              </w:rPr>
+              <w:t>2018</w:t>
+            </w:r>
+            <w:r>
+              <w:rPr>
+                <w:rFonts w:hint="eastAsia"/>
+                <w:b/>
+                <w:bCs/>
+                <w:color w:val="FFFFFF" w:themeColor="background1"/>
+              </w:rPr>
+              <w:t>）</w:t>
+            </w:r>
+          </w:p>
+        </w:tc>
+        <w:tc>
+          <w:tcPr>
+            <w:tcW w:w="1659" w:type="dxa"/>
+            <w:vAlign w:val="center"/>
+          </w:tcPr>
+          <w:p>
+            <w:pPr>
+              <w:pStyle w:val="aa"/>
+              <w:spacing w:before="78" w:after="78"/>
+              <w:jc w:val="center"/>
+              <w:rPr>
+                <w:rFonts w:hint="eastAsia"/>
+              </w:rPr>
+            </w:pPr>
+            <w:r>
+              <w:rPr>
+                <w:rFonts w:hint="eastAsia"/>
+              </w:rPr>
+              <w:t>1701</w:t>
+            </w:r>
+            <w:r>
+              <w:rPr>
+                <w:rFonts w:hint="eastAsia"/>
+              </w:rPr>
+              <w:t>美元</w:t>
+            </w:r>
+          </w:p>
+        </w:tc>
+        <w:tc>
+          <w:tcPr>
+            <w:tcW w:w="1659" w:type="dxa"/>
+            <w:vAlign w:val="center"/>
+          </w:tcPr>
+          <w:p>
+            <w:pPr>
+              <w:pStyle w:val="aa"/>
+              <w:spacing w:before="78" w:after="78"/>
+              <w:jc w:val="center"/>
+              <w:rPr>
+                <w:rFonts w:hint="eastAsia"/>
+              </w:rPr>
+            </w:pPr>
+            <w:r>
+              <w:rPr>
+                <w:rFonts w:hint="eastAsia"/>
+              </w:rPr>
+              <w:t>901</w:t>
+            </w:r>
+            <w:r>
+              <w:rPr>
+                <w:rFonts w:hint="eastAsia"/>
+              </w:rPr>
+              <w:t>美元</w:t>
+            </w:r>
+          </w:p>
+        </w:tc>
+        <w:tc>
+          <w:tcPr>
+            <w:tcW w:w="1659" w:type="dxa"/>
+            <w:vAlign w:val="center"/>
+          </w:tcPr>
+          <w:p>
+            <w:pPr>
+              <w:pStyle w:val="aa"/>
+              <w:spacing w:before="78" w:after="78"/>
+              <w:jc w:val="center"/>
+              <w:rPr>
+                <w:rFonts w:hint="eastAsia"/>
+              </w:rPr>
+            </w:pPr>
+            <w:r>
+              <w:rPr>
+                <w:rFonts w:hint="eastAsia"/>
+              </w:rPr>
+              <w:t>2000</w:t>
+            </w:r>
+            <w:r>
+              <w:rPr>
+                <w:rFonts w:hint="eastAsia"/>
+              </w:rPr>
+              <w:t>美元</w:t>
+            </w:r>
+          </w:p>
+        </w:tc>
+        <w:tc>
+          <w:tcPr>
+            <w:tcW w:w="1660" w:type="dxa"/>
+            <w:vAlign w:val="center"/>
+          </w:tcPr>
+          <w:p>
+            <w:pPr>
+              <w:pStyle w:val="aa"/>
+              <w:spacing w:before="78" w:after="78"/>
+              <w:jc w:val="center"/>
+              <w:rPr>
+                <w:rFonts w:hint="eastAsia"/>
+              </w:rPr>
+            </w:pPr>
+            <w:r>
+              <w:rPr>
+                <w:rFonts w:hint="eastAsia"/>
+              </w:rPr>
+              <w:t>800</w:t>
+            </w:r>
+            <w:r>
+              <w:rPr>
+                <w:rFonts w:hint="eastAsia"/>
+              </w:rPr>
+              <w:t>美元</w:t>
+            </w:r>
+          </w:p>
+        </w:tc>
+      </w:tr>
+      <w:tr>
+        <w:tc>
+          <w:tcPr>
+            <w:tcW w:w="1659" w:type="dxa"/>
+            <w:shd w:val="clear" w:color="auto" w:fill="404040" w:themeFill="text1" w:themeFillTint="BF"/>
+            <w:vAlign w:val="center"/>
+          </w:tcPr>
+          <w:p>
+            <w:pPr>
+              <w:pStyle w:val="aa"/>
+              <w:spacing w:before="78" w:after="78"/>
+              <w:jc w:val="center"/>
+              <w:rPr>
+                <w:rFonts w:hint="eastAsia"/>
+                <w:b/>
+                <w:bCs/>
+                <w:color w:val="FFFFFF" w:themeColor="background1"/>
+              </w:rPr>
+            </w:pPr>
+            <w:r>
+              <w:rPr>
+                <w:rFonts w:hint="eastAsia"/>
+                <w:b/>
+                <w:bCs/>
+                <w:color w:val="FFFFFF" w:themeColor="background1"/>
+              </w:rPr>
+              <w:t>权力集中</w:t>
+            </w:r>
+          </w:p>
+        </w:tc>
+        <w:tc>
+          <w:tcPr>
+            <w:tcW w:w="1659" w:type="dxa"/>
+            <w:vAlign w:val="center"/>
+          </w:tcPr>
+          <w:p>
+            <w:pPr>
+              <w:pStyle w:val="aa"/>
+              <w:spacing w:before="78" w:after="78"/>
+              <w:jc w:val="center"/>
+              <w:rPr>
+                <w:rFonts w:hint="eastAsia"/>
+              </w:rPr>
+            </w:pPr>
+            <w:r>
+              <w:rPr>
+                <w:rFonts w:hint="eastAsia"/>
+              </w:rPr>
+              <w:t>集中</w:t>
+            </w:r>
+          </w:p>
+        </w:tc>
+        <w:tc>
+          <w:tcPr>
+            <w:tcW w:w="1659" w:type="dxa"/>
+            <w:vAlign w:val="center"/>
+          </w:tcPr>
+          <w:p>
+            <w:pPr>
+              <w:pStyle w:val="aa"/>
+              <w:spacing w:before="78" w:after="78"/>
+              <w:jc w:val="center"/>
+              <w:rPr>
+                <w:rFonts w:hint="eastAsia"/>
+              </w:rPr>
+            </w:pPr>
+            <w:r>
+              <w:rPr>
+                <w:rFonts w:hint="eastAsia"/>
+              </w:rPr>
+              <w:t>分散</w:t>
+            </w:r>
+          </w:p>
+        </w:tc>
+        <w:tc>
+          <w:tcPr>
+            <w:tcW w:w="1659" w:type="dxa"/>
+            <w:vAlign w:val="center"/>
+          </w:tcPr>
+          <w:p>
+            <w:pPr>
+              <w:pStyle w:val="aa"/>
+              <w:spacing w:before="78" w:after="78"/>
+              <w:jc w:val="center"/>
+              <w:rPr>
+                <w:rFonts w:hint="eastAsia"/>
+              </w:rPr>
+            </w:pPr>
+            <w:r>
+              <w:rPr>
+                <w:rFonts w:hint="eastAsia"/>
+              </w:rPr>
+              <w:t>分散</w:t>
+            </w:r>
+          </w:p>
+        </w:tc>
+        <w:tc>
+          <w:tcPr>
+            <w:tcW w:w="1660" w:type="dxa"/>
+            <w:vAlign w:val="center"/>
+          </w:tcPr>
+          <w:p>
+            <w:pPr>
+              <w:pStyle w:val="aa"/>
+              <w:spacing w:before="78" w:after="78"/>
+              <w:jc w:val="center"/>
+              <w:rPr>
+                <w:rFonts w:hint="eastAsia"/>
+              </w:rPr>
+            </w:pPr>
+            <w:r>
+              <w:rPr>
+                <w:rFonts w:hint="eastAsia"/>
+              </w:rPr>
+              <w:t>分散</w:t>
+            </w:r>
+          </w:p>
+        </w:tc>
+      </w:tr>
+      <w:tr>
+        <w:tc>
+          <w:tcPr>
+            <w:tcW w:w="1659" w:type="dxa"/>
+            <w:shd w:val="clear" w:color="auto" w:fill="404040" w:themeFill="text1" w:themeFillTint="BF"/>
+            <w:vAlign w:val="center"/>
+          </w:tcPr>
+          <w:p>
+            <w:pPr>
+              <w:pStyle w:val="aa"/>
+              <w:spacing w:before="78" w:after="78"/>
+              <w:jc w:val="center"/>
+              <w:rPr>
+                <w:rFonts w:hint="eastAsia"/>
+                <w:b/>
+                <w:bCs/>
+                <w:color w:val="FFFFFF" w:themeColor="background1"/>
+              </w:rPr>
+            </w:pPr>
+            <w:r>
+              <w:rPr>
+                <w:rFonts w:hint="eastAsia"/>
+                <w:b/>
+                <w:bCs/>
+                <w:color w:val="FFFFFF" w:themeColor="background1"/>
+              </w:rPr>
+              <w:t>人均</w:t>
+            </w:r>
+            <w:r>
+              <w:rPr>
+                <w:rFonts w:hint="eastAsia"/>
+                <w:b/>
+                <w:bCs/>
+                <w:color w:val="FFFFFF" w:themeColor="background1"/>
+              </w:rPr>
+              <w:t>GDP</w:t>
+            </w:r>
+            <w:r>
+              <w:rPr>
+                <w:rFonts w:hint="eastAsia"/>
+                <w:b/>
+                <w:bCs/>
+                <w:color w:val="FFFFFF" w:themeColor="background1"/>
+              </w:rPr>
+              <w:t>（</w:t>
+            </w:r>
+            <w:r>
+              <w:rPr>
+                <w:rFonts w:hint="eastAsia"/>
+                <w:b/>
+                <w:bCs/>
+                <w:color w:val="FFFFFF" w:themeColor="background1"/>
+              </w:rPr>
+              <w:t>1990</w:t>
+            </w:r>
+            <w:r>
+              <w:rPr>
+                <w:rFonts w:hint="eastAsia"/>
+                <w:b/>
+                <w:bCs/>
+                <w:color w:val="FFFFFF" w:themeColor="background1"/>
+              </w:rPr>
+              <w:t>）</w:t>
+            </w:r>
+          </w:p>
+        </w:tc>
+        <w:tc>
+          <w:tcPr>
+            <w:tcW w:w="1659" w:type="dxa"/>
+            <w:vAlign w:val="center"/>
+          </w:tcPr>
+          <w:p>
+            <w:pPr>
+              <w:pStyle w:val="aa"/>
+              <w:spacing w:before="78" w:after="78"/>
+              <w:jc w:val="center"/>
+              <w:rPr>
+                <w:rFonts w:hint="eastAsia"/>
+              </w:rPr>
+            </w:pPr>
+            <w:r>
+              <w:rPr>
+                <w:rFonts w:hint="eastAsia"/>
+              </w:rPr>
+              <w:t>316</w:t>
+            </w:r>
+            <w:r>
+              <w:rPr>
+                <w:rFonts w:hint="eastAsia"/>
+              </w:rPr>
+              <w:t>美元</w:t>
+            </w:r>
+          </w:p>
+        </w:tc>
+        <w:tc>
+          <w:tcPr>
+            <w:tcW w:w="1659" w:type="dxa"/>
+            <w:vAlign w:val="center"/>
+          </w:tcPr>
+          <w:p>
+            <w:pPr>
+              <w:pStyle w:val="aa"/>
+              <w:spacing w:before="78" w:after="78"/>
+              <w:jc w:val="center"/>
+              <w:rPr>
+                <w:rFonts w:hint="eastAsia"/>
+              </w:rPr>
+            </w:pPr>
+            <w:r>
+              <w:rPr>
+                <w:rFonts w:hint="eastAsia"/>
+              </w:rPr>
+              <w:t>393</w:t>
+            </w:r>
+            <w:r>
+              <w:rPr>
+                <w:rFonts w:hint="eastAsia"/>
+              </w:rPr>
+              <w:t>美元</w:t>
+            </w:r>
+          </w:p>
+        </w:tc>
+        <w:tc>
+          <w:tcPr>
+            <w:tcW w:w="1659" w:type="dxa"/>
+            <w:vAlign w:val="center"/>
+          </w:tcPr>
+          <w:p>
+            <w:pPr>
+              <w:pStyle w:val="aa"/>
+              <w:spacing w:before="78" w:after="78"/>
+              <w:jc w:val="center"/>
+              <w:rPr>
+                <w:rFonts w:hint="eastAsia"/>
+              </w:rPr>
+            </w:pPr>
+            <w:r>
+              <w:rPr>
+                <w:rFonts w:hint="eastAsia"/>
+              </w:rPr>
+              <w:t>500</w:t>
+            </w:r>
+            <w:r>
+              <w:rPr>
+                <w:rFonts w:hint="eastAsia"/>
+              </w:rPr>
+              <w:t>美元</w:t>
+            </w:r>
+          </w:p>
+        </w:tc>
+        <w:tc>
+          <w:tcPr>
+            <w:tcW w:w="1660" w:type="dxa"/>
+            <w:vAlign w:val="center"/>
+          </w:tcPr>
+          <w:p>
+            <w:pPr>
+              <w:pStyle w:val="aa"/>
+              <w:spacing w:before="78" w:after="78"/>
+              <w:jc w:val="center"/>
+              <w:rPr>
+                <w:rFonts w:hint="eastAsia"/>
+              </w:rPr>
+            </w:pPr>
+            <w:r>
+              <w:rPr>
+                <w:rFonts w:hint="eastAsia"/>
+              </w:rPr>
+              <w:t>350</w:t>
+            </w:r>
+            <w:r>
+              <w:rPr>
+                <w:rFonts w:hint="eastAsia"/>
+              </w:rPr>
+              <w:t>美元</w:t>
+            </w:r>
+          </w:p>
+        </w:tc>
+      </w:tr>
+      <w:tr>
+        <w:tc>
+          <w:tcPr>
+            <w:tcW w:w="1659" w:type="dxa"/>
+            <w:shd w:val="clear" w:color="auto" w:fill="404040" w:themeFill="text1" w:themeFillTint="BF"/>
+            <w:vAlign w:val="center"/>
+          </w:tcPr>
+          <w:p>
+            <w:pPr>
+              <w:pStyle w:val="aa"/>
+              <w:spacing w:before="78" w:after="78"/>
+              <w:jc w:val="center"/>
+              <w:rPr>
+                <w:rFonts w:hint="eastAsia"/>
+                <w:b/>
+                <w:bCs/>
+                <w:color w:val="FFFFFF" w:themeColor="background1"/>
+              </w:rPr>
+            </w:pPr>
+            <w:r>
+              <w:rPr>
+                <w:rFonts w:hint="eastAsia"/>
+                <w:b/>
+                <w:bCs/>
+                <w:color w:val="FFFFFF" w:themeColor="background1"/>
+              </w:rPr>
+              <w:t>近十年是否经历内战（</w:t>
+            </w:r>
+            <w:r>
+              <w:rPr>
+                <w:rFonts w:hint="eastAsia"/>
+                <w:b/>
+                <w:bCs/>
+                <w:color w:val="FFFFFF" w:themeColor="background1"/>
+              </w:rPr>
+              <w:t>1990</w:t>
+            </w:r>
+            <w:r>
+              <w:rPr>
+                <w:rFonts w:hint="eastAsia"/>
+                <w:b/>
+                <w:bCs/>
+                <w:color w:val="FFFFFF" w:themeColor="background1"/>
+              </w:rPr>
+              <w:t>）</w:t>
+            </w:r>
+          </w:p>
+        </w:tc>
+        <w:tc>
+          <w:tcPr>
+            <w:tcW w:w="1659" w:type="dxa"/>
+            <w:vAlign w:val="center"/>
+          </w:tcPr>
+          <w:p>
+            <w:pPr>
+              <w:pStyle w:val="aa"/>
+              <w:spacing w:before="78" w:after="78"/>
+              <w:jc w:val="center"/>
+              <w:rPr>
+                <w:rFonts w:hint="eastAsia"/>
+              </w:rPr>
+            </w:pPr>
+            <w:r>
+              <w:rPr>
+                <w:rFonts w:hint="eastAsia"/>
+              </w:rPr>
+              <w:t>否</w:t>
+            </w:r>
+          </w:p>
+        </w:tc>
+        <w:tc>
+          <w:tcPr>
+            <w:tcW w:w="1659" w:type="dxa"/>
+            <w:vAlign w:val="center"/>
+          </w:tcPr>
+          <w:p>
+            <w:pPr>
+              <w:pStyle w:val="aa"/>
+              <w:spacing w:before="78" w:after="78"/>
+              <w:jc w:val="center"/>
+              <w:rPr>
+                <w:rFonts w:hint="eastAsia"/>
+              </w:rPr>
+            </w:pPr>
+            <w:r>
+              <w:rPr>
+                <w:rFonts w:hint="eastAsia"/>
+              </w:rPr>
+              <w:t>否</w:t>
+            </w:r>
+          </w:p>
+        </w:tc>
+        <w:tc>
+          <w:tcPr>
+            <w:tcW w:w="1659" w:type="dxa"/>
+            <w:vAlign w:val="center"/>
+          </w:tcPr>
+          <w:p>
+            <w:pPr>
+              <w:pStyle w:val="aa"/>
+              <w:spacing w:before="78" w:after="78"/>
+              <w:jc w:val="center"/>
+              <w:rPr>
+                <w:rFonts w:hint="eastAsia"/>
+              </w:rPr>
+            </w:pPr>
+            <w:r>
+              <w:rPr>
+                <w:rFonts w:hint="eastAsia"/>
+              </w:rPr>
+              <w:t>否</w:t>
+            </w:r>
+          </w:p>
+        </w:tc>
+        <w:tc>
+          <w:tcPr>
+            <w:tcW w:w="1660" w:type="dxa"/>
+            <w:vAlign w:val="center"/>
+          </w:tcPr>
+          <w:p>
+            <w:pPr>
+              <w:pStyle w:val="aa"/>
+              <w:spacing w:before="78" w:after="78"/>
+              <w:jc w:val="center"/>
+              <w:rPr>
+                <w:rFonts w:hint="eastAsia"/>
+              </w:rPr>
+            </w:pPr>
+            <w:r>
+              <w:rPr>
+                <w:rFonts w:hint="eastAsia"/>
+              </w:rPr>
+              <w:t>是</w:t>
+            </w:r>
+          </w:p>
+        </w:tc>
+      </w:tr>
+    </w:tbl>
+    <w:p>
+      <w:pPr>
+        <w:pStyle w:val="aa"/>
+        <w:spacing w:before="78" w:after="78"/>
+      </w:pPr>
+      <w:r>
+        <w:tab/>
+      </w:r>
+      <w:r>
+        <w:rPr>
+          <w:rFonts w:hint="eastAsia"/>
+        </w:rPr>
+        <w:t>根据最大相似案例原则，</w:t>
+      </w:r>
+      <w:r>
+        <w:rPr>
+          <w:rFonts w:hint="eastAsia"/>
+        </w:rPr>
+        <w:t>比较</w:t>
+      </w:r>
+      <w:r>
+        <w:rPr>
+          <w:rFonts w:hint="eastAsia"/>
+        </w:rPr>
+        <w:t>分析肯尼亚时，我们应当选取哪个国家？</w:t>
+      </w:r>
+    </w:p>
+    <w:p>
+      <w:pPr>
+        <w:pStyle w:val="aa"/>
+        <w:spacing w:before="78" w:after="78"/>
+        <w:ind w:firstLine="420"/>
+      </w:pPr>
+      <w:r>
+        <w:rPr>
+          <w:rFonts w:hint="eastAsia"/>
+        </w:rPr>
+        <w:t>如果选取</w:t>
+      </w:r>
+      <w:r>
+        <w:rPr>
+          <w:rFonts w:hint="eastAsia"/>
+        </w:rPr>
+        <w:t>A</w:t>
+      </w:r>
+      <w:r>
+        <w:rPr>
+          <w:rFonts w:hint="eastAsia"/>
+        </w:rPr>
+        <w:t>国进行比较——</w:t>
+      </w:r>
+      <w:r>
+        <w:rPr>
+          <w:rFonts w:hint="eastAsia"/>
+        </w:rPr>
+        <w:t>A</w:t>
+      </w:r>
+      <w:r>
+        <w:rPr>
+          <w:rFonts w:hint="eastAsia"/>
+        </w:rPr>
+        <w:t>国在</w:t>
+      </w:r>
+      <w:r>
+        <w:rPr>
+          <w:rFonts w:hint="eastAsia"/>
+        </w:rPr>
+        <w:t>1990</w:t>
+      </w:r>
+      <w:r>
+        <w:rPr>
+          <w:rFonts w:hint="eastAsia"/>
+        </w:rPr>
+        <w:t>年的人均</w:t>
+      </w:r>
+      <w:r>
+        <w:rPr>
+          <w:rFonts w:hint="eastAsia"/>
+        </w:rPr>
+        <w:t>GDP</w:t>
+      </w:r>
+      <w:r>
+        <w:rPr>
+          <w:rFonts w:hint="eastAsia"/>
+        </w:rPr>
+        <w:t>程度明显高于肯尼亚</w:t>
+      </w:r>
+      <w:r>
+        <w:rPr>
+          <w:rFonts w:hint="eastAsia"/>
+        </w:rPr>
+        <w:t>，</w:t>
+      </w:r>
+      <w:r>
+        <w:rPr>
+          <w:rFonts w:hint="eastAsia"/>
+        </w:rPr>
+        <w:t>经济发展水平高更容易采用权力分享制度</w:t>
+      </w:r>
+      <w:r>
+        <w:rPr>
+          <w:rFonts w:hint="eastAsia"/>
+        </w:rPr>
+        <w:t>；</w:t>
+      </w:r>
+      <w:r>
+        <w:rPr>
+          <w:rFonts w:hint="eastAsia"/>
+        </w:rPr>
+        <w:t>政治转型之</w:t>
+      </w:r>
+      <w:proofErr w:type="gramStart"/>
+      <w:r>
+        <w:rPr>
+          <w:rFonts w:hint="eastAsia"/>
+        </w:rPr>
+        <w:t>初良好</w:t>
+      </w:r>
+      <w:proofErr w:type="gramEnd"/>
+      <w:r>
+        <w:rPr>
+          <w:rFonts w:hint="eastAsia"/>
+        </w:rPr>
+        <w:t>的经济水平为后来的经济发展打下基础（正相关）</w:t>
+      </w:r>
+      <w:r>
+        <w:rPr>
+          <w:rFonts w:hint="eastAsia"/>
+        </w:rPr>
+        <w:t>。因此，</w:t>
+      </w:r>
+      <w:r>
+        <w:rPr>
+          <w:rFonts w:hint="eastAsia"/>
+        </w:rPr>
+        <w:t>比较肯尼亚和</w:t>
+      </w:r>
+      <w:r>
+        <w:rPr>
+          <w:rFonts w:hint="eastAsia"/>
+        </w:rPr>
+        <w:t>A</w:t>
+      </w:r>
+      <w:r>
+        <w:rPr>
+          <w:rFonts w:hint="eastAsia"/>
+        </w:rPr>
+        <w:t>国</w:t>
+      </w:r>
+      <w:r>
+        <w:rPr>
+          <w:rFonts w:hint="eastAsia"/>
+        </w:rPr>
+        <w:t>，会得出“</w:t>
+      </w:r>
+      <w:r>
+        <w:rPr>
+          <w:rFonts w:hint="eastAsia"/>
+        </w:rPr>
+        <w:t>权力分享制度有利于经济发展</w:t>
+      </w:r>
+      <w:r>
+        <w:rPr>
+          <w:rFonts w:hint="eastAsia"/>
+        </w:rPr>
+        <w:t>”的结论</w:t>
+      </w:r>
+      <w:r>
+        <w:rPr>
+          <w:rFonts w:hint="eastAsia"/>
+        </w:rPr>
+        <w:t>，可能夸大权力分散对经济发展的正面效应</w:t>
+      </w:r>
+      <w:r>
+        <w:rPr>
+          <w:rFonts w:hint="eastAsia"/>
+        </w:rPr>
+        <w:t>。</w:t>
+      </w:r>
+    </w:p>
+    <w:p>
+      <w:pPr>
+        <w:pStyle w:val="aa"/>
+        <w:spacing w:before="78" w:after="78"/>
+        <w:ind w:firstLine="420"/>
+        <w:rPr>
+          <w:rFonts w:hint="eastAsia"/>
+        </w:rPr>
+      </w:pPr>
+      <w:r>
+        <w:rPr>
+          <w:rFonts w:hint="eastAsia"/>
+        </w:rPr>
+        <w:t>如果选取</w:t>
+      </w:r>
+      <w:r>
+        <w:rPr>
+          <w:rFonts w:hint="eastAsia"/>
+        </w:rPr>
+        <w:t>B</w:t>
+      </w:r>
+      <w:r>
+        <w:rPr>
+          <w:rFonts w:hint="eastAsia"/>
+        </w:rPr>
+        <w:t>国进行比较——</w:t>
+      </w:r>
+      <w:r>
+        <w:rPr>
+          <w:rFonts w:hint="eastAsia"/>
+        </w:rPr>
+        <w:t>B</w:t>
+      </w:r>
+      <w:r>
+        <w:rPr>
+          <w:rFonts w:hint="eastAsia"/>
+        </w:rPr>
+        <w:t>国在</w:t>
+      </w:r>
+      <w:r>
+        <w:rPr>
+          <w:rFonts w:hint="eastAsia"/>
+        </w:rPr>
+        <w:t>1990</w:t>
+      </w:r>
+      <w:r>
+        <w:rPr>
+          <w:rFonts w:hint="eastAsia"/>
+        </w:rPr>
+        <w:t>年政治转型之前刚刚经历内战</w:t>
+      </w:r>
+      <w:r>
+        <w:rPr>
+          <w:rFonts w:hint="eastAsia"/>
+        </w:rPr>
+        <w:t>，</w:t>
+      </w:r>
+      <w:r>
+        <w:rPr>
+          <w:rFonts w:hint="eastAsia"/>
+        </w:rPr>
+        <w:t>B</w:t>
+      </w:r>
+      <w:r>
+        <w:rPr>
+          <w:rFonts w:hint="eastAsia"/>
+        </w:rPr>
+        <w:t>国的执政党希望通过采用权力分享的方式调和民族矛盾，避免国家再一次陷入内战</w:t>
+      </w:r>
+      <w:r>
+        <w:rPr>
+          <w:rFonts w:hint="eastAsia"/>
+        </w:rPr>
+        <w:t>；</w:t>
+      </w:r>
+      <w:r>
+        <w:rPr>
+          <w:rFonts w:hint="eastAsia"/>
+        </w:rPr>
+        <w:t>内战对</w:t>
+      </w:r>
+      <w:r>
+        <w:rPr>
+          <w:rFonts w:hint="eastAsia"/>
+        </w:rPr>
+        <w:t>B</w:t>
+      </w:r>
+      <w:r>
+        <w:rPr>
+          <w:rFonts w:hint="eastAsia"/>
+        </w:rPr>
+        <w:t>国国内的基础设施毁灭性极大，导致该国经济发展举步维艰（负相关）</w:t>
+      </w:r>
+      <w:r>
+        <w:rPr>
+          <w:rFonts w:hint="eastAsia"/>
+        </w:rPr>
+        <w:t>。因此，如果</w:t>
+      </w:r>
+      <w:r>
+        <w:rPr>
+          <w:rFonts w:hint="eastAsia"/>
+        </w:rPr>
+        <w:t>比较肯尼亚和</w:t>
+      </w:r>
+      <w:r>
+        <w:rPr>
+          <w:rFonts w:hint="eastAsia"/>
+        </w:rPr>
+        <w:t>B</w:t>
+      </w:r>
+      <w:r>
+        <w:rPr>
+          <w:rFonts w:hint="eastAsia"/>
+        </w:rPr>
+        <w:t>国</w:t>
+      </w:r>
+      <w:r>
+        <w:rPr>
+          <w:rFonts w:hint="eastAsia"/>
+        </w:rPr>
+        <w:t>，那么</w:t>
+      </w:r>
+      <w:r>
+        <w:rPr>
+          <w:rFonts w:hint="eastAsia"/>
+        </w:rPr>
+        <w:t>权力集中对经济发展的正面效应可能被夸大</w:t>
+      </w:r>
+      <w:r>
+        <w:rPr>
+          <w:rFonts w:hint="eastAsia"/>
+        </w:rPr>
+        <w:t>。</w:t>
+      </w:r>
+    </w:p>
+    <w:p>
+      <w:pPr>
+        <w:pStyle w:val="aa"/>
+        <w:spacing w:before="78" w:after="78"/>
+        <w:rPr>
+          <w:rFonts w:hint="eastAsia"/>
+        </w:rPr>
+      </w:pPr>
+      <w:r>
+        <w:tab/>
+      </w:r>
+      <w:r>
+        <w:rPr>
+          <w:rFonts w:hint="eastAsia"/>
+        </w:rPr>
+        <w:t>如果选取贝宁进行比较，那么就会发现，</w:t>
+      </w:r>
+      <w:r>
+        <w:rPr>
+          <w:rFonts w:hint="eastAsia"/>
+        </w:rPr>
+        <w:t>所有</w:t>
+      </w:r>
+      <w:proofErr w:type="gramStart"/>
+      <w:r>
+        <w:rPr>
+          <w:rFonts w:hint="eastAsia"/>
+        </w:rPr>
+        <w:t>除制度</w:t>
+      </w:r>
+      <w:proofErr w:type="gramEnd"/>
+      <w:r>
+        <w:rPr>
+          <w:rFonts w:hint="eastAsia"/>
+        </w:rPr>
+        <w:t>设计本身之外与经济发展和制度设计有关联的因素得到控制</w:t>
+      </w:r>
+      <w:r>
+        <w:rPr>
+          <w:rFonts w:hint="eastAsia"/>
+        </w:rPr>
+        <w:t>，则</w:t>
+      </w:r>
+      <w:r>
+        <w:rPr>
+          <w:rFonts w:hint="eastAsia"/>
+        </w:rPr>
+        <w:t>经济发展的差异</w:t>
+      </w:r>
+      <w:r>
+        <w:rPr>
+          <w:rFonts w:hint="eastAsia"/>
+        </w:rPr>
+        <w:t>就是</w:t>
+      </w:r>
+      <w:r>
+        <w:rPr>
+          <w:rFonts w:hint="eastAsia"/>
+        </w:rPr>
+        <w:t>制度选择</w:t>
+      </w:r>
+      <w:r>
+        <w:rPr>
+          <w:rFonts w:hint="eastAsia"/>
+        </w:rPr>
+        <w:t>/</w:t>
+      </w:r>
+      <w:r>
+        <w:rPr>
+          <w:rFonts w:hint="eastAsia"/>
+        </w:rPr>
+        <w:t>设计对国家经济发展的效应</w:t>
+      </w:r>
+      <w:r>
+        <w:rPr>
+          <w:rFonts w:hint="eastAsia"/>
+        </w:rPr>
+        <w:t>。因此，贝宁是最大相似案例。</w:t>
+      </w:r>
+    </w:p>
+    <w:p>
+      <w:pPr>
+        <w:pStyle w:val="aa"/>
+        <w:spacing w:before="78" w:after="78"/>
+        <w:rPr>
+          <w:rFonts w:hint="eastAsia"/>
         </w:rPr>
       </w:pPr>
     </w:p>
@@ -26487,9 +29894,9 @@
     </w:lvl>
   </w:abstractNum>
   <w:abstractNum w:abstractNumId="10" w15:restartNumberingAfterBreak="0">
-    <w:nsid w:val="62F77943"/>
+    <w:nsid w:val="5D931521"/>
     <w:multiLevelType w:val="hybridMultilevel"/>
-    <w:tmpl w:val="832A6C5A"/>
+    <w:tmpl w:val="6E307F04"/>
     <w:lvl w:ilvl="0" w:tplc="04090001">
       <w:start w:val="1"/>
       <w:numFmt w:val="bullet"/>
@@ -26600,9 +30007,9 @@
     </w:lvl>
   </w:abstractNum>
   <w:abstractNum w:abstractNumId="11" w15:restartNumberingAfterBreak="0">
-    <w:nsid w:val="670F042E"/>
+    <w:nsid w:val="62F77943"/>
     <w:multiLevelType w:val="hybridMultilevel"/>
-    <w:tmpl w:val="317AA1FA"/>
+    <w:tmpl w:val="832A6C5A"/>
     <w:lvl w:ilvl="0" w:tplc="04090001">
       <w:start w:val="1"/>
       <w:numFmt w:val="bullet"/>
@@ -26713,9 +30120,9 @@
     </w:lvl>
   </w:abstractNum>
   <w:abstractNum w:abstractNumId="12" w15:restartNumberingAfterBreak="0">
-    <w:nsid w:val="6E341EF4"/>
+    <w:nsid w:val="670F042E"/>
     <w:multiLevelType w:val="hybridMultilevel"/>
-    <w:tmpl w:val="432C477A"/>
+    <w:tmpl w:val="317AA1FA"/>
     <w:lvl w:ilvl="0" w:tplc="04090001">
       <w:start w:val="1"/>
       <w:numFmt w:val="bullet"/>
@@ -26826,9 +30233,9 @@
     </w:lvl>
   </w:abstractNum>
   <w:abstractNum w:abstractNumId="13" w15:restartNumberingAfterBreak="0">
-    <w:nsid w:val="7DE46ED2"/>
+    <w:nsid w:val="6CA54916"/>
     <w:multiLevelType w:val="hybridMultilevel"/>
-    <w:tmpl w:val="85FA63C0"/>
+    <w:tmpl w:val="11B83AE2"/>
     <w:lvl w:ilvl="0" w:tplc="04090001">
       <w:start w:val="1"/>
       <w:numFmt w:val="bullet"/>
@@ -26939,6 +30346,232 @@
     </w:lvl>
   </w:abstractNum>
   <w:abstractNum w:abstractNumId="14" w15:restartNumberingAfterBreak="0">
+    <w:nsid w:val="6E341EF4"/>
+    <w:multiLevelType w:val="hybridMultilevel"/>
+    <w:tmpl w:val="432C477A"/>
+    <w:lvl w:ilvl="0" w:tplc="04090001">
+      <w:start w:val="1"/>
+      <w:numFmt w:val="bullet"/>
+      <w:lvlText w:val=""/>
+      <w:lvlJc w:val="left"/>
+      <w:pPr>
+        <w:ind w:left="440" w:hanging="440"/>
+      </w:pPr>
+      <w:rPr>
+        <w:rFonts w:ascii="Wingdings" w:hAnsi="Wingdings" w:hint="default"/>
+      </w:rPr>
+    </w:lvl>
+    <w:lvl w:ilvl="1" w:tplc="04090003" w:tentative="1">
+      <w:start w:val="1"/>
+      <w:numFmt w:val="bullet"/>
+      <w:lvlText w:val=""/>
+      <w:lvlJc w:val="left"/>
+      <w:pPr>
+        <w:ind w:left="880" w:hanging="440"/>
+      </w:pPr>
+      <w:rPr>
+        <w:rFonts w:ascii="Wingdings" w:hAnsi="Wingdings" w:hint="default"/>
+      </w:rPr>
+    </w:lvl>
+    <w:lvl w:ilvl="2" w:tplc="04090005" w:tentative="1">
+      <w:start w:val="1"/>
+      <w:numFmt w:val="bullet"/>
+      <w:lvlText w:val=""/>
+      <w:lvlJc w:val="left"/>
+      <w:pPr>
+        <w:ind w:left="1320" w:hanging="440"/>
+      </w:pPr>
+      <w:rPr>
+        <w:rFonts w:ascii="Wingdings" w:hAnsi="Wingdings" w:hint="default"/>
+      </w:rPr>
+    </w:lvl>
+    <w:lvl w:ilvl="3" w:tplc="04090001" w:tentative="1">
+      <w:start w:val="1"/>
+      <w:numFmt w:val="bullet"/>
+      <w:lvlText w:val=""/>
+      <w:lvlJc w:val="left"/>
+      <w:pPr>
+        <w:ind w:left="1760" w:hanging="440"/>
+      </w:pPr>
+      <w:rPr>
+        <w:rFonts w:ascii="Wingdings" w:hAnsi="Wingdings" w:hint="default"/>
+      </w:rPr>
+    </w:lvl>
+    <w:lvl w:ilvl="4" w:tplc="04090003" w:tentative="1">
+      <w:start w:val="1"/>
+      <w:numFmt w:val="bullet"/>
+      <w:lvlText w:val=""/>
+      <w:lvlJc w:val="left"/>
+      <w:pPr>
+        <w:ind w:left="2200" w:hanging="440"/>
+      </w:pPr>
+      <w:rPr>
+        <w:rFonts w:ascii="Wingdings" w:hAnsi="Wingdings" w:hint="default"/>
+      </w:rPr>
+    </w:lvl>
+    <w:lvl w:ilvl="5" w:tplc="04090005" w:tentative="1">
+      <w:start w:val="1"/>
+      <w:numFmt w:val="bullet"/>
+      <w:lvlText w:val=""/>
+      <w:lvlJc w:val="left"/>
+      <w:pPr>
+        <w:ind w:left="2640" w:hanging="440"/>
+      </w:pPr>
+      <w:rPr>
+        <w:rFonts w:ascii="Wingdings" w:hAnsi="Wingdings" w:hint="default"/>
+      </w:rPr>
+    </w:lvl>
+    <w:lvl w:ilvl="6" w:tplc="04090001" w:tentative="1">
+      <w:start w:val="1"/>
+      <w:numFmt w:val="bullet"/>
+      <w:lvlText w:val=""/>
+      <w:lvlJc w:val="left"/>
+      <w:pPr>
+        <w:ind w:left="3080" w:hanging="440"/>
+      </w:pPr>
+      <w:rPr>
+        <w:rFonts w:ascii="Wingdings" w:hAnsi="Wingdings" w:hint="default"/>
+      </w:rPr>
+    </w:lvl>
+    <w:lvl w:ilvl="7" w:tplc="04090003" w:tentative="1">
+      <w:start w:val="1"/>
+      <w:numFmt w:val="bullet"/>
+      <w:lvlText w:val=""/>
+      <w:lvlJc w:val="left"/>
+      <w:pPr>
+        <w:ind w:left="3520" w:hanging="440"/>
+      </w:pPr>
+      <w:rPr>
+        <w:rFonts w:ascii="Wingdings" w:hAnsi="Wingdings" w:hint="default"/>
+      </w:rPr>
+    </w:lvl>
+    <w:lvl w:ilvl="8" w:tplc="04090005" w:tentative="1">
+      <w:start w:val="1"/>
+      <w:numFmt w:val="bullet"/>
+      <w:lvlText w:val=""/>
+      <w:lvlJc w:val="left"/>
+      <w:pPr>
+        <w:ind w:left="3960" w:hanging="440"/>
+      </w:pPr>
+      <w:rPr>
+        <w:rFonts w:ascii="Wingdings" w:hAnsi="Wingdings" w:hint="default"/>
+      </w:rPr>
+    </w:lvl>
+  </w:abstractNum>
+  <w:abstractNum w:abstractNumId="15" w15:restartNumberingAfterBreak="0">
+    <w:nsid w:val="7DE46ED2"/>
+    <w:multiLevelType w:val="hybridMultilevel"/>
+    <w:tmpl w:val="85FA63C0"/>
+    <w:lvl w:ilvl="0" w:tplc="04090001">
+      <w:start w:val="1"/>
+      <w:numFmt w:val="bullet"/>
+      <w:lvlText w:val=""/>
+      <w:lvlJc w:val="left"/>
+      <w:pPr>
+        <w:ind w:left="440" w:hanging="440"/>
+      </w:pPr>
+      <w:rPr>
+        <w:rFonts w:ascii="Wingdings" w:hAnsi="Wingdings" w:hint="default"/>
+      </w:rPr>
+    </w:lvl>
+    <w:lvl w:ilvl="1" w:tplc="04090003" w:tentative="1">
+      <w:start w:val="1"/>
+      <w:numFmt w:val="bullet"/>
+      <w:lvlText w:val=""/>
+      <w:lvlJc w:val="left"/>
+      <w:pPr>
+        <w:ind w:left="880" w:hanging="440"/>
+      </w:pPr>
+      <w:rPr>
+        <w:rFonts w:ascii="Wingdings" w:hAnsi="Wingdings" w:hint="default"/>
+      </w:rPr>
+    </w:lvl>
+    <w:lvl w:ilvl="2" w:tplc="04090005" w:tentative="1">
+      <w:start w:val="1"/>
+      <w:numFmt w:val="bullet"/>
+      <w:lvlText w:val=""/>
+      <w:lvlJc w:val="left"/>
+      <w:pPr>
+        <w:ind w:left="1320" w:hanging="440"/>
+      </w:pPr>
+      <w:rPr>
+        <w:rFonts w:ascii="Wingdings" w:hAnsi="Wingdings" w:hint="default"/>
+      </w:rPr>
+    </w:lvl>
+    <w:lvl w:ilvl="3" w:tplc="04090001" w:tentative="1">
+      <w:start w:val="1"/>
+      <w:numFmt w:val="bullet"/>
+      <w:lvlText w:val=""/>
+      <w:lvlJc w:val="left"/>
+      <w:pPr>
+        <w:ind w:left="1760" w:hanging="440"/>
+      </w:pPr>
+      <w:rPr>
+        <w:rFonts w:ascii="Wingdings" w:hAnsi="Wingdings" w:hint="default"/>
+      </w:rPr>
+    </w:lvl>
+    <w:lvl w:ilvl="4" w:tplc="04090003" w:tentative="1">
+      <w:start w:val="1"/>
+      <w:numFmt w:val="bullet"/>
+      <w:lvlText w:val=""/>
+      <w:lvlJc w:val="left"/>
+      <w:pPr>
+        <w:ind w:left="2200" w:hanging="440"/>
+      </w:pPr>
+      <w:rPr>
+        <w:rFonts w:ascii="Wingdings" w:hAnsi="Wingdings" w:hint="default"/>
+      </w:rPr>
+    </w:lvl>
+    <w:lvl w:ilvl="5" w:tplc="04090005" w:tentative="1">
+      <w:start w:val="1"/>
+      <w:numFmt w:val="bullet"/>
+      <w:lvlText w:val=""/>
+      <w:lvlJc w:val="left"/>
+      <w:pPr>
+        <w:ind w:left="2640" w:hanging="440"/>
+      </w:pPr>
+      <w:rPr>
+        <w:rFonts w:ascii="Wingdings" w:hAnsi="Wingdings" w:hint="default"/>
+      </w:rPr>
+    </w:lvl>
+    <w:lvl w:ilvl="6" w:tplc="04090001" w:tentative="1">
+      <w:start w:val="1"/>
+      <w:numFmt w:val="bullet"/>
+      <w:lvlText w:val=""/>
+      <w:lvlJc w:val="left"/>
+      <w:pPr>
+        <w:ind w:left="3080" w:hanging="440"/>
+      </w:pPr>
+      <w:rPr>
+        <w:rFonts w:ascii="Wingdings" w:hAnsi="Wingdings" w:hint="default"/>
+      </w:rPr>
+    </w:lvl>
+    <w:lvl w:ilvl="7" w:tplc="04090003" w:tentative="1">
+      <w:start w:val="1"/>
+      <w:numFmt w:val="bullet"/>
+      <w:lvlText w:val=""/>
+      <w:lvlJc w:val="left"/>
+      <w:pPr>
+        <w:ind w:left="3520" w:hanging="440"/>
+      </w:pPr>
+      <w:rPr>
+        <w:rFonts w:ascii="Wingdings" w:hAnsi="Wingdings" w:hint="default"/>
+      </w:rPr>
+    </w:lvl>
+    <w:lvl w:ilvl="8" w:tplc="04090005" w:tentative="1">
+      <w:start w:val="1"/>
+      <w:numFmt w:val="bullet"/>
+      <w:lvlText w:val=""/>
+      <w:lvlJc w:val="left"/>
+      <w:pPr>
+        <w:ind w:left="3960" w:hanging="440"/>
+      </w:pPr>
+      <w:rPr>
+        <w:rFonts w:ascii="Wingdings" w:hAnsi="Wingdings" w:hint="default"/>
+      </w:rPr>
+    </w:lvl>
+  </w:abstractNum>
+  <w:abstractNum w:abstractNumId="16" w15:restartNumberingAfterBreak="0">
     <w:nsid w:val="7EBA02E0"/>
     <w:multiLevelType w:val="hybridMultilevel"/>
     <w:tmpl w:val="076CFED4"/>
@@ -27051,7 +30684,7 @@
       </w:rPr>
     </w:lvl>
   </w:abstractNum>
-  <w:abstractNum w:abstractNumId="15" w15:restartNumberingAfterBreak="0">
+  <w:abstractNum w:abstractNumId="17" w15:restartNumberingAfterBreak="0">
     <w:nsid w:val="7EDB7CEF"/>
     <w:multiLevelType w:val="hybridMultilevel"/>
     <w:tmpl w:val="773842F4"/>
@@ -27168,7 +30801,7 @@
     <w:abstractNumId w:val="3"/>
   </w:num>
   <w:num w:numId="2" w16cid:durableId="12269881">
-    <w:abstractNumId w:val="15"/>
+    <w:abstractNumId w:val="17"/>
   </w:num>
   <w:num w:numId="3" w16cid:durableId="1983002091">
     <w:abstractNumId w:val="7"/>
@@ -27177,10 +30810,10 @@
     <w:abstractNumId w:val="0"/>
   </w:num>
   <w:num w:numId="5" w16cid:durableId="1116632798">
-    <w:abstractNumId w:val="12"/>
+    <w:abstractNumId w:val="14"/>
   </w:num>
   <w:num w:numId="6" w16cid:durableId="1752196932">
-    <w:abstractNumId w:val="10"/>
+    <w:abstractNumId w:val="11"/>
   </w:num>
   <w:num w:numId="7" w16cid:durableId="1352300313">
     <w:abstractNumId w:val="6"/>
@@ -27189,16 +30822,16 @@
     <w:abstractNumId w:val="4"/>
   </w:num>
   <w:num w:numId="9" w16cid:durableId="164905320">
-    <w:abstractNumId w:val="13"/>
+    <w:abstractNumId w:val="15"/>
   </w:num>
   <w:num w:numId="10" w16cid:durableId="1432777141">
-    <w:abstractNumId w:val="14"/>
+    <w:abstractNumId w:val="16"/>
   </w:num>
   <w:num w:numId="11" w16cid:durableId="1472748748">
     <w:abstractNumId w:val="9"/>
   </w:num>
   <w:num w:numId="12" w16cid:durableId="873427097">
-    <w:abstractNumId w:val="11"/>
+    <w:abstractNumId w:val="12"/>
   </w:num>
   <w:num w:numId="13" w16cid:durableId="86080031">
     <w:abstractNumId w:val="8"/>
@@ -27211,6 +30844,12 @@
   </w:num>
   <w:num w:numId="16" w16cid:durableId="1686706304">
     <w:abstractNumId w:val="2"/>
+  </w:num>
+  <w:num w:numId="17" w16cid:durableId="1509370371">
+    <w:abstractNumId w:val="13"/>
+  </w:num>
+  <w:num w:numId="18" w16cid:durableId="840969270">
+    <w:abstractNumId w:val="10"/>
   </w:num>
 </w:numbering>
 </file>

--- a/course/major/比较政党制度.docx
+++ b/course/major/比较政党制度.docx
@@ -295,7 +295,7 @@
             </w:rPr>
             <w:fldChar w:fldCharType="separate"/>
           </w:r>
-          <w:hyperlink w:anchor="_Toc228444633" w:history="1">
+          <w:hyperlink w:anchor="_Toc229049021" w:history="1">
             <w:r>
               <w:rPr>
                 <w:rStyle w:val="a3"/>
@@ -334,7 +334,7 @@
                 <w:noProof/>
                 <w:webHidden/>
               </w:rPr>
-              <w:instrText>PAGEREF _Toc228444633 \h</w:instrText>
+              <w:instrText>PAGEREF _Toc229049021 \h</w:instrText>
             </w:r>
             <w:r>
               <w:rPr>
@@ -365,7 +365,7 @@
                 <w:noProof/>
                 <w:webHidden/>
               </w:rPr>
-              <w:t>3</w:t>
+              <w:t>4</w:t>
             </w:r>
             <w:r>
               <w:rPr>
@@ -392,7 +392,7 @@
               <w14:ligatures w14:val="standardContextual"/>
             </w:rPr>
           </w:pPr>
-          <w:hyperlink w:anchor="_Toc228444634" w:history="1">
+          <w:hyperlink w:anchor="_Toc229049022" w:history="1">
             <w:r>
               <w:rPr>
                 <w:rStyle w:val="a3"/>
@@ -431,7 +431,7 @@
                 <w:noProof/>
                 <w:webHidden/>
               </w:rPr>
-              <w:instrText>PAGEREF _Toc228444634 \h</w:instrText>
+              <w:instrText>PAGEREF _Toc229049022 \h</w:instrText>
             </w:r>
             <w:r>
               <w:rPr>
@@ -462,7 +462,7 @@
                 <w:noProof/>
                 <w:webHidden/>
               </w:rPr>
-              <w:t>3</w:t>
+              <w:t>4</w:t>
             </w:r>
             <w:r>
               <w:rPr>
@@ -489,7 +489,7 @@
               <w14:ligatures w14:val="standardContextual"/>
             </w:rPr>
           </w:pPr>
-          <w:hyperlink w:anchor="_Toc228444635" w:history="1">
+          <w:hyperlink w:anchor="_Toc229049023" w:history="1">
             <w:r>
               <w:rPr>
                 <w:rStyle w:val="a3"/>
@@ -528,7 +528,7 @@
                 <w:noProof/>
                 <w:webHidden/>
               </w:rPr>
-              <w:instrText>PAGEREF _Toc228444635 \h</w:instrText>
+              <w:instrText>PAGEREF _Toc229049023 \h</w:instrText>
             </w:r>
             <w:r>
               <w:rPr>
@@ -559,7 +559,7 @@
                 <w:noProof/>
                 <w:webHidden/>
               </w:rPr>
-              <w:t>3</w:t>
+              <w:t>4</w:t>
             </w:r>
             <w:r>
               <w:rPr>
@@ -586,7 +586,7 @@
               <w14:ligatures w14:val="standardContextual"/>
             </w:rPr>
           </w:pPr>
-          <w:hyperlink w:anchor="_Toc228444636" w:history="1">
+          <w:hyperlink w:anchor="_Toc229049024" w:history="1">
             <w:r>
               <w:rPr>
                 <w:rStyle w:val="a3"/>
@@ -625,7 +625,7 @@
                 <w:noProof/>
                 <w:webHidden/>
               </w:rPr>
-              <w:instrText>PAGEREF _Toc228444636 \h</w:instrText>
+              <w:instrText>PAGEREF _Toc229049024 \h</w:instrText>
             </w:r>
             <w:r>
               <w:rPr>
@@ -656,7 +656,7 @@
                 <w:noProof/>
                 <w:webHidden/>
               </w:rPr>
-              <w:t>4</w:t>
+              <w:t>5</w:t>
             </w:r>
             <w:r>
               <w:rPr>
@@ -683,7 +683,7 @@
               <w14:ligatures w14:val="standardContextual"/>
             </w:rPr>
           </w:pPr>
-          <w:hyperlink w:anchor="_Toc228444637" w:history="1">
+          <w:hyperlink w:anchor="_Toc229049025" w:history="1">
             <w:r>
               <w:rPr>
                 <w:rStyle w:val="a3"/>
@@ -722,7 +722,7 @@
                 <w:noProof/>
                 <w:webHidden/>
               </w:rPr>
-              <w:instrText>PAGEREF _Toc228444637 \h</w:instrText>
+              <w:instrText>PAGEREF _Toc229049025 \h</w:instrText>
             </w:r>
             <w:r>
               <w:rPr>
@@ -753,7 +753,7 @@
                 <w:noProof/>
                 <w:webHidden/>
               </w:rPr>
-              <w:t>5</w:t>
+              <w:t>6</w:t>
             </w:r>
             <w:r>
               <w:rPr>
@@ -780,7 +780,7 @@
               <w14:ligatures w14:val="standardContextual"/>
             </w:rPr>
           </w:pPr>
-          <w:hyperlink w:anchor="_Toc228444638" w:history="1">
+          <w:hyperlink w:anchor="_Toc229049026" w:history="1">
             <w:r>
               <w:rPr>
                 <w:rStyle w:val="a3"/>
@@ -819,7 +819,7 @@
                 <w:noProof/>
                 <w:webHidden/>
               </w:rPr>
-              <w:instrText>PAGEREF _Toc228444638 \h</w:instrText>
+              <w:instrText>PAGEREF _Toc229049026 \h</w:instrText>
             </w:r>
             <w:r>
               <w:rPr>
@@ -850,7 +850,7 @@
                 <w:noProof/>
                 <w:webHidden/>
               </w:rPr>
-              <w:t>5</w:t>
+              <w:t>6</w:t>
             </w:r>
             <w:r>
               <w:rPr>
@@ -877,7 +877,7 @@
               <w14:ligatures w14:val="standardContextual"/>
             </w:rPr>
           </w:pPr>
-          <w:hyperlink w:anchor="_Toc228444639" w:history="1">
+          <w:hyperlink w:anchor="_Toc229049027" w:history="1">
             <w:r>
               <w:rPr>
                 <w:rStyle w:val="a3"/>
@@ -916,7 +916,7 @@
                 <w:noProof/>
                 <w:webHidden/>
               </w:rPr>
-              <w:instrText>PAGEREF _Toc228444639 \h</w:instrText>
+              <w:instrText>PAGEREF _Toc229049027 \h</w:instrText>
             </w:r>
             <w:r>
               <w:rPr>
@@ -947,7 +947,7 @@
                 <w:noProof/>
                 <w:webHidden/>
               </w:rPr>
-              <w:t>6</w:t>
+              <w:t>7</w:t>
             </w:r>
             <w:r>
               <w:rPr>
@@ -974,7 +974,7 @@
               <w14:ligatures w14:val="standardContextual"/>
             </w:rPr>
           </w:pPr>
-          <w:hyperlink w:anchor="_Toc228444640" w:history="1">
+          <w:hyperlink w:anchor="_Toc229049028" w:history="1">
             <w:r>
               <w:rPr>
                 <w:rStyle w:val="a3"/>
@@ -1013,7 +1013,7 @@
                 <w:noProof/>
                 <w:webHidden/>
               </w:rPr>
-              <w:instrText>PAGEREF _Toc228444640 \h</w:instrText>
+              <w:instrText>PAGEREF _Toc229049028 \h</w:instrText>
             </w:r>
             <w:r>
               <w:rPr>
@@ -1044,7 +1044,7 @@
                 <w:noProof/>
                 <w:webHidden/>
               </w:rPr>
-              <w:t>6</w:t>
+              <w:t>7</w:t>
             </w:r>
             <w:r>
               <w:rPr>
@@ -1071,7 +1071,7 @@
               <w14:ligatures w14:val="standardContextual"/>
             </w:rPr>
           </w:pPr>
-          <w:hyperlink w:anchor="_Toc228444641" w:history="1">
+          <w:hyperlink w:anchor="_Toc229049029" w:history="1">
             <w:r>
               <w:rPr>
                 <w:rStyle w:val="a3"/>
@@ -1110,7 +1110,7 @@
                 <w:noProof/>
                 <w:webHidden/>
               </w:rPr>
-              <w:instrText>PAGEREF _Toc228444641 \h</w:instrText>
+              <w:instrText>PAGEREF _Toc229049029 \h</w:instrText>
             </w:r>
             <w:r>
               <w:rPr>
@@ -1141,7 +1141,7 @@
                 <w:noProof/>
                 <w:webHidden/>
               </w:rPr>
-              <w:t>6</w:t>
+              <w:t>7</w:t>
             </w:r>
             <w:r>
               <w:rPr>
@@ -1168,7 +1168,7 @@
               <w14:ligatures w14:val="standardContextual"/>
             </w:rPr>
           </w:pPr>
-          <w:hyperlink w:anchor="_Toc228444642" w:history="1">
+          <w:hyperlink w:anchor="_Toc229049030" w:history="1">
             <w:r>
               <w:rPr>
                 <w:rStyle w:val="a3"/>
@@ -1207,7 +1207,7 @@
                 <w:noProof/>
                 <w:webHidden/>
               </w:rPr>
-              <w:instrText>PAGEREF _Toc228444642 \h</w:instrText>
+              <w:instrText>PAGEREF _Toc229049030 \h</w:instrText>
             </w:r>
             <w:r>
               <w:rPr>
@@ -1238,7 +1238,7 @@
                 <w:noProof/>
                 <w:webHidden/>
               </w:rPr>
-              <w:t>7</w:t>
+              <w:t>8</w:t>
             </w:r>
             <w:r>
               <w:rPr>
@@ -1265,7 +1265,7 @@
               <w14:ligatures w14:val="standardContextual"/>
             </w:rPr>
           </w:pPr>
-          <w:hyperlink w:anchor="_Toc228444643" w:history="1">
+          <w:hyperlink w:anchor="_Toc229049031" w:history="1">
             <w:r>
               <w:rPr>
                 <w:rStyle w:val="a3"/>
@@ -1304,7 +1304,7 @@
                 <w:noProof/>
                 <w:webHidden/>
               </w:rPr>
-              <w:instrText>PAGEREF _Toc228444643 \h</w:instrText>
+              <w:instrText>PAGEREF _Toc229049031 \h</w:instrText>
             </w:r>
             <w:r>
               <w:rPr>
@@ -1335,7 +1335,7 @@
                 <w:noProof/>
                 <w:webHidden/>
               </w:rPr>
-              <w:t>8</w:t>
+              <w:t>9</w:t>
             </w:r>
             <w:r>
               <w:rPr>
@@ -1362,7 +1362,7 @@
               <w14:ligatures w14:val="standardContextual"/>
             </w:rPr>
           </w:pPr>
-          <w:hyperlink w:anchor="_Toc228444644" w:history="1">
+          <w:hyperlink w:anchor="_Toc229049032" w:history="1">
             <w:r>
               <w:rPr>
                 <w:rStyle w:val="a3"/>
@@ -1401,7 +1401,7 @@
                 <w:noProof/>
                 <w:webHidden/>
               </w:rPr>
-              <w:instrText>PAGEREF _Toc228444644 \h</w:instrText>
+              <w:instrText>PAGEREF _Toc229049032 \h</w:instrText>
             </w:r>
             <w:r>
               <w:rPr>
@@ -1432,7 +1432,7 @@
                 <w:noProof/>
                 <w:webHidden/>
               </w:rPr>
-              <w:t>9</w:t>
+              <w:t>10</w:t>
             </w:r>
             <w:r>
               <w:rPr>
@@ -1459,7 +1459,7 @@
               <w14:ligatures w14:val="standardContextual"/>
             </w:rPr>
           </w:pPr>
-          <w:hyperlink w:anchor="_Toc228444645" w:history="1">
+          <w:hyperlink w:anchor="_Toc229049033" w:history="1">
             <w:r>
               <w:rPr>
                 <w:rStyle w:val="a3"/>
@@ -1498,7 +1498,7 @@
                 <w:noProof/>
                 <w:webHidden/>
               </w:rPr>
-              <w:instrText>PAGEREF _Toc228444645 \h</w:instrText>
+              <w:instrText>PAGEREF _Toc229049033 \h</w:instrText>
             </w:r>
             <w:r>
               <w:rPr>
@@ -1529,7 +1529,7 @@
                 <w:noProof/>
                 <w:webHidden/>
               </w:rPr>
-              <w:t>9</w:t>
+              <w:t>10</w:t>
             </w:r>
             <w:r>
               <w:rPr>
@@ -1556,7 +1556,7 @@
               <w14:ligatures w14:val="standardContextual"/>
             </w:rPr>
           </w:pPr>
-          <w:hyperlink w:anchor="_Toc228444646" w:history="1">
+          <w:hyperlink w:anchor="_Toc229049034" w:history="1">
             <w:r>
               <w:rPr>
                 <w:rStyle w:val="a3"/>
@@ -1595,7 +1595,7 @@
                 <w:noProof/>
                 <w:webHidden/>
               </w:rPr>
-              <w:instrText>PAGEREF _Toc228444646 \h</w:instrText>
+              <w:instrText>PAGEREF _Toc229049034 \h</w:instrText>
             </w:r>
             <w:r>
               <w:rPr>
@@ -1626,7 +1626,7 @@
                 <w:noProof/>
                 <w:webHidden/>
               </w:rPr>
-              <w:t>10</w:t>
+              <w:t>11</w:t>
             </w:r>
             <w:r>
               <w:rPr>
@@ -1653,7 +1653,7 @@
               <w14:ligatures w14:val="standardContextual"/>
             </w:rPr>
           </w:pPr>
-          <w:hyperlink w:anchor="_Toc228444647" w:history="1">
+          <w:hyperlink w:anchor="_Toc229049035" w:history="1">
             <w:r>
               <w:rPr>
                 <w:rStyle w:val="a3"/>
@@ -1692,7 +1692,7 @@
                 <w:noProof/>
                 <w:webHidden/>
               </w:rPr>
-              <w:instrText>PAGEREF _Toc228444647 \h</w:instrText>
+              <w:instrText>PAGEREF _Toc229049035 \h</w:instrText>
             </w:r>
             <w:r>
               <w:rPr>
@@ -1723,7 +1723,7 @@
                 <w:noProof/>
                 <w:webHidden/>
               </w:rPr>
-              <w:t>10</w:t>
+              <w:t>11</w:t>
             </w:r>
             <w:r>
               <w:rPr>
@@ -1750,7 +1750,7 @@
               <w14:ligatures w14:val="standardContextual"/>
             </w:rPr>
           </w:pPr>
-          <w:hyperlink w:anchor="_Toc228444648" w:history="1">
+          <w:hyperlink w:anchor="_Toc229049036" w:history="1">
             <w:r>
               <w:rPr>
                 <w:rStyle w:val="a3"/>
@@ -1789,7 +1789,7 @@
                 <w:noProof/>
                 <w:webHidden/>
               </w:rPr>
-              <w:instrText>PAGEREF _Toc228444648 \h</w:instrText>
+              <w:instrText>PAGEREF _Toc229049036 \h</w:instrText>
             </w:r>
             <w:r>
               <w:rPr>
@@ -1820,7 +1820,7 @@
                 <w:noProof/>
                 <w:webHidden/>
               </w:rPr>
-              <w:t>10</w:t>
+              <w:t>11</w:t>
             </w:r>
             <w:r>
               <w:rPr>
@@ -1847,7 +1847,7 @@
               <w14:ligatures w14:val="standardContextual"/>
             </w:rPr>
           </w:pPr>
-          <w:hyperlink w:anchor="_Toc228444649" w:history="1">
+          <w:hyperlink w:anchor="_Toc229049037" w:history="1">
             <w:r>
               <w:rPr>
                 <w:rStyle w:val="a3"/>
@@ -1886,7 +1886,7 @@
                 <w:noProof/>
                 <w:webHidden/>
               </w:rPr>
-              <w:instrText>PAGEREF _Toc228444649 \h</w:instrText>
+              <w:instrText>PAGEREF _Toc229049037 \h</w:instrText>
             </w:r>
             <w:r>
               <w:rPr>
@@ -1917,7 +1917,7 @@
                 <w:noProof/>
                 <w:webHidden/>
               </w:rPr>
-              <w:t>11</w:t>
+              <w:t>12</w:t>
             </w:r>
             <w:r>
               <w:rPr>
@@ -1944,7 +1944,7 @@
               <w14:ligatures w14:val="standardContextual"/>
             </w:rPr>
           </w:pPr>
-          <w:hyperlink w:anchor="_Toc228444650" w:history="1">
+          <w:hyperlink w:anchor="_Toc229049038" w:history="1">
             <w:r>
               <w:rPr>
                 <w:rStyle w:val="a3"/>
@@ -1983,7 +1983,7 @@
                 <w:noProof/>
                 <w:webHidden/>
               </w:rPr>
-              <w:instrText>PAGEREF _Toc228444650 \h</w:instrText>
+              <w:instrText>PAGEREF _Toc229049038 \h</w:instrText>
             </w:r>
             <w:r>
               <w:rPr>
@@ -2014,7 +2014,7 @@
                 <w:noProof/>
                 <w:webHidden/>
               </w:rPr>
-              <w:t>11</w:t>
+              <w:t>12</w:t>
             </w:r>
             <w:r>
               <w:rPr>
@@ -2041,7 +2041,7 @@
               <w14:ligatures w14:val="standardContextual"/>
             </w:rPr>
           </w:pPr>
-          <w:hyperlink w:anchor="_Toc228444651" w:history="1">
+          <w:hyperlink w:anchor="_Toc229049039" w:history="1">
             <w:r>
               <w:rPr>
                 <w:rStyle w:val="a3"/>
@@ -2080,7 +2080,7 @@
                 <w:noProof/>
                 <w:webHidden/>
               </w:rPr>
-              <w:instrText>PAGEREF _Toc228444651 \h</w:instrText>
+              <w:instrText>PAGEREF _Toc229049039 \h</w:instrText>
             </w:r>
             <w:r>
               <w:rPr>
@@ -2111,7 +2111,7 @@
                 <w:noProof/>
                 <w:webHidden/>
               </w:rPr>
-              <w:t>11</w:t>
+              <w:t>12</w:t>
             </w:r>
             <w:r>
               <w:rPr>
@@ -2138,7 +2138,7 @@
               <w14:ligatures w14:val="standardContextual"/>
             </w:rPr>
           </w:pPr>
-          <w:hyperlink w:anchor="_Toc228444652" w:history="1">
+          <w:hyperlink w:anchor="_Toc229049040" w:history="1">
             <w:r>
               <w:rPr>
                 <w:rStyle w:val="a3"/>
@@ -2177,7 +2177,7 @@
                 <w:noProof/>
                 <w:webHidden/>
               </w:rPr>
-              <w:instrText>PAGEREF _Toc228444652 \h</w:instrText>
+              <w:instrText>PAGEREF _Toc229049040 \h</w:instrText>
             </w:r>
             <w:r>
               <w:rPr>
@@ -2208,7 +2208,7 @@
                 <w:noProof/>
                 <w:webHidden/>
               </w:rPr>
-              <w:t>11</w:t>
+              <w:t>12</w:t>
             </w:r>
             <w:r>
               <w:rPr>
@@ -2235,7 +2235,7 @@
               <w14:ligatures w14:val="standardContextual"/>
             </w:rPr>
           </w:pPr>
-          <w:hyperlink w:anchor="_Toc228444653" w:history="1">
+          <w:hyperlink w:anchor="_Toc229049041" w:history="1">
             <w:r>
               <w:rPr>
                 <w:rStyle w:val="a3"/>
@@ -2274,7 +2274,7 @@
                 <w:noProof/>
                 <w:webHidden/>
               </w:rPr>
-              <w:instrText>PAGEREF _Toc228444653 \h</w:instrText>
+              <w:instrText>PAGEREF _Toc229049041 \h</w:instrText>
             </w:r>
             <w:r>
               <w:rPr>
@@ -2305,7 +2305,7 @@
                 <w:noProof/>
                 <w:webHidden/>
               </w:rPr>
-              <w:t>11</w:t>
+              <w:t>12</w:t>
             </w:r>
             <w:r>
               <w:rPr>
@@ -2332,7 +2332,7 @@
               <w14:ligatures w14:val="standardContextual"/>
             </w:rPr>
           </w:pPr>
-          <w:hyperlink w:anchor="_Toc228444654" w:history="1">
+          <w:hyperlink w:anchor="_Toc229049042" w:history="1">
             <w:r>
               <w:rPr>
                 <w:rStyle w:val="a3"/>
@@ -2371,7 +2371,7 @@
                 <w:noProof/>
                 <w:webHidden/>
               </w:rPr>
-              <w:instrText>PAGEREF _Toc228444654 \h</w:instrText>
+              <w:instrText>PAGEREF _Toc229049042 \h</w:instrText>
             </w:r>
             <w:r>
               <w:rPr>
@@ -2402,7 +2402,7 @@
                 <w:noProof/>
                 <w:webHidden/>
               </w:rPr>
-              <w:t>12</w:t>
+              <w:t>13</w:t>
             </w:r>
             <w:r>
               <w:rPr>
@@ -2429,7 +2429,7 @@
               <w14:ligatures w14:val="standardContextual"/>
             </w:rPr>
           </w:pPr>
-          <w:hyperlink w:anchor="_Toc228444655" w:history="1">
+          <w:hyperlink w:anchor="_Toc229049043" w:history="1">
             <w:r>
               <w:rPr>
                 <w:rStyle w:val="a3"/>
@@ -2468,7 +2468,7 @@
                 <w:noProof/>
                 <w:webHidden/>
               </w:rPr>
-              <w:instrText>PAGEREF _Toc228444655 \h</w:instrText>
+              <w:instrText>PAGEREF _Toc229049043 \h</w:instrText>
             </w:r>
             <w:r>
               <w:rPr>
@@ -2499,7 +2499,7 @@
                 <w:noProof/>
                 <w:webHidden/>
               </w:rPr>
-              <w:t>12</w:t>
+              <w:t>13</w:t>
             </w:r>
             <w:r>
               <w:rPr>
@@ -2526,7 +2526,7 @@
               <w14:ligatures w14:val="standardContextual"/>
             </w:rPr>
           </w:pPr>
-          <w:hyperlink w:anchor="_Toc228444656" w:history="1">
+          <w:hyperlink w:anchor="_Toc229049044" w:history="1">
             <w:r>
               <w:rPr>
                 <w:rStyle w:val="a3"/>
@@ -2565,7 +2565,7 @@
                 <w:noProof/>
                 <w:webHidden/>
               </w:rPr>
-              <w:instrText>PAGEREF _Toc228444656 \h</w:instrText>
+              <w:instrText>PAGEREF _Toc229049044 \h</w:instrText>
             </w:r>
             <w:r>
               <w:rPr>
@@ -2596,7 +2596,7 @@
                 <w:noProof/>
                 <w:webHidden/>
               </w:rPr>
-              <w:t>12</w:t>
+              <w:t>13</w:t>
             </w:r>
             <w:r>
               <w:rPr>
@@ -2623,7 +2623,7 @@
               <w14:ligatures w14:val="standardContextual"/>
             </w:rPr>
           </w:pPr>
-          <w:hyperlink w:anchor="_Toc228444657" w:history="1">
+          <w:hyperlink w:anchor="_Toc229049045" w:history="1">
             <w:r>
               <w:rPr>
                 <w:rStyle w:val="a3"/>
@@ -2662,7 +2662,7 @@
                 <w:noProof/>
                 <w:webHidden/>
               </w:rPr>
-              <w:instrText>PAGEREF _Toc228444657 \h</w:instrText>
+              <w:instrText>PAGEREF _Toc229049045 \h</w:instrText>
             </w:r>
             <w:r>
               <w:rPr>
@@ -2693,7 +2693,7 @@
                 <w:noProof/>
                 <w:webHidden/>
               </w:rPr>
-              <w:t>13</w:t>
+              <w:t>14</w:t>
             </w:r>
             <w:r>
               <w:rPr>
@@ -2720,7 +2720,7 @@
               <w14:ligatures w14:val="standardContextual"/>
             </w:rPr>
           </w:pPr>
-          <w:hyperlink w:anchor="_Toc228444658" w:history="1">
+          <w:hyperlink w:anchor="_Toc229049046" w:history="1">
             <w:r>
               <w:rPr>
                 <w:rStyle w:val="a3"/>
@@ -2759,7 +2759,7 @@
                 <w:noProof/>
                 <w:webHidden/>
               </w:rPr>
-              <w:instrText>PAGEREF _Toc228444658 \h</w:instrText>
+              <w:instrText>PAGEREF _Toc229049046 \h</w:instrText>
             </w:r>
             <w:r>
               <w:rPr>
@@ -2790,7 +2790,7 @@
                 <w:noProof/>
                 <w:webHidden/>
               </w:rPr>
-              <w:t>13</w:t>
+              <w:t>14</w:t>
             </w:r>
             <w:r>
               <w:rPr>
@@ -2817,7 +2817,7 @@
               <w14:ligatures w14:val="standardContextual"/>
             </w:rPr>
           </w:pPr>
-          <w:hyperlink w:anchor="_Toc228444659" w:history="1">
+          <w:hyperlink w:anchor="_Toc229049047" w:history="1">
             <w:r>
               <w:rPr>
                 <w:rStyle w:val="a3"/>
@@ -2856,7 +2856,7 @@
                 <w:noProof/>
                 <w:webHidden/>
               </w:rPr>
-              <w:instrText>PAGEREF _Toc228444659 \h</w:instrText>
+              <w:instrText>PAGEREF _Toc229049047 \h</w:instrText>
             </w:r>
             <w:r>
               <w:rPr>
@@ -2887,7 +2887,7 @@
                 <w:noProof/>
                 <w:webHidden/>
               </w:rPr>
-              <w:t>13</w:t>
+              <w:t>14</w:t>
             </w:r>
             <w:r>
               <w:rPr>
@@ -2914,7 +2914,7 @@
               <w14:ligatures w14:val="standardContextual"/>
             </w:rPr>
           </w:pPr>
-          <w:hyperlink w:anchor="_Toc228444660" w:history="1">
+          <w:hyperlink w:anchor="_Toc229049048" w:history="1">
             <w:r>
               <w:rPr>
                 <w:rStyle w:val="a3"/>
@@ -2953,7 +2953,7 @@
                 <w:noProof/>
                 <w:webHidden/>
               </w:rPr>
-              <w:instrText>PAGEREF _Toc228444660 \h</w:instrText>
+              <w:instrText>PAGEREF _Toc229049048 \h</w:instrText>
             </w:r>
             <w:r>
               <w:rPr>
@@ -2984,7 +2984,7 @@
                 <w:noProof/>
                 <w:webHidden/>
               </w:rPr>
-              <w:t>13</w:t>
+              <w:t>14</w:t>
             </w:r>
             <w:r>
               <w:rPr>
@@ -3011,7 +3011,7 @@
               <w14:ligatures w14:val="standardContextual"/>
             </w:rPr>
           </w:pPr>
-          <w:hyperlink w:anchor="_Toc228444661" w:history="1">
+          <w:hyperlink w:anchor="_Toc229049049" w:history="1">
             <w:r>
               <w:rPr>
                 <w:rStyle w:val="a3"/>
@@ -3050,7 +3050,7 @@
                 <w:noProof/>
                 <w:webHidden/>
               </w:rPr>
-              <w:instrText>PAGEREF _Toc228444661 \h</w:instrText>
+              <w:instrText>PAGEREF _Toc229049049 \h</w:instrText>
             </w:r>
             <w:r>
               <w:rPr>
@@ -3081,7 +3081,7 @@
                 <w:noProof/>
                 <w:webHidden/>
               </w:rPr>
-              <w:t>13</w:t>
+              <w:t>14</w:t>
             </w:r>
             <w:r>
               <w:rPr>
@@ -3108,7 +3108,7 @@
               <w14:ligatures w14:val="standardContextual"/>
             </w:rPr>
           </w:pPr>
-          <w:hyperlink w:anchor="_Toc228444662" w:history="1">
+          <w:hyperlink w:anchor="_Toc229049050" w:history="1">
             <w:r>
               <w:rPr>
                 <w:rStyle w:val="a3"/>
@@ -3147,7 +3147,7 @@
                 <w:noProof/>
                 <w:webHidden/>
               </w:rPr>
-              <w:instrText>PAGEREF _Toc228444662 \h</w:instrText>
+              <w:instrText>PAGEREF _Toc229049050 \h</w:instrText>
             </w:r>
             <w:r>
               <w:rPr>
@@ -3178,7 +3178,7 @@
                 <w:noProof/>
                 <w:webHidden/>
               </w:rPr>
-              <w:t>14</w:t>
+              <w:t>15</w:t>
             </w:r>
             <w:r>
               <w:rPr>
@@ -3205,7 +3205,7 @@
               <w14:ligatures w14:val="standardContextual"/>
             </w:rPr>
           </w:pPr>
-          <w:hyperlink w:anchor="_Toc228444663" w:history="1">
+          <w:hyperlink w:anchor="_Toc229049051" w:history="1">
             <w:r>
               <w:rPr>
                 <w:rStyle w:val="a3"/>
@@ -3244,7 +3244,7 @@
                 <w:noProof/>
                 <w:webHidden/>
               </w:rPr>
-              <w:instrText>PAGEREF _Toc228444663 \h</w:instrText>
+              <w:instrText>PAGEREF _Toc229049051 \h</w:instrText>
             </w:r>
             <w:r>
               <w:rPr>
@@ -3275,7 +3275,7 @@
                 <w:noProof/>
                 <w:webHidden/>
               </w:rPr>
-              <w:t>15</w:t>
+              <w:t>16</w:t>
             </w:r>
             <w:r>
               <w:rPr>
@@ -3302,7 +3302,7 @@
               <w14:ligatures w14:val="standardContextual"/>
             </w:rPr>
           </w:pPr>
-          <w:hyperlink w:anchor="_Toc228444664" w:history="1">
+          <w:hyperlink w:anchor="_Toc229049052" w:history="1">
             <w:r>
               <w:rPr>
                 <w:rStyle w:val="a3"/>
@@ -3341,7 +3341,7 @@
                 <w:noProof/>
                 <w:webHidden/>
               </w:rPr>
-              <w:instrText>PAGEREF _Toc228444664 \h</w:instrText>
+              <w:instrText>PAGEREF _Toc229049052 \h</w:instrText>
             </w:r>
             <w:r>
               <w:rPr>
@@ -3372,7 +3372,7 @@
                 <w:noProof/>
                 <w:webHidden/>
               </w:rPr>
-              <w:t>15</w:t>
+              <w:t>16</w:t>
             </w:r>
             <w:r>
               <w:rPr>
@@ -3399,7 +3399,7 @@
               <w14:ligatures w14:val="standardContextual"/>
             </w:rPr>
           </w:pPr>
-          <w:hyperlink w:anchor="_Toc228444665" w:history="1">
+          <w:hyperlink w:anchor="_Toc229049053" w:history="1">
             <w:r>
               <w:rPr>
                 <w:rStyle w:val="a3"/>
@@ -3438,7 +3438,7 @@
                 <w:noProof/>
                 <w:webHidden/>
               </w:rPr>
-              <w:instrText>PAGEREF _Toc228444665 \h</w:instrText>
+              <w:instrText>PAGEREF _Toc229049053 \h</w:instrText>
             </w:r>
             <w:r>
               <w:rPr>
@@ -3469,7 +3469,7 @@
                 <w:noProof/>
                 <w:webHidden/>
               </w:rPr>
-              <w:t>15</w:t>
+              <w:t>16</w:t>
             </w:r>
             <w:r>
               <w:rPr>
@@ -3496,7 +3496,7 @@
               <w14:ligatures w14:val="standardContextual"/>
             </w:rPr>
           </w:pPr>
-          <w:hyperlink w:anchor="_Toc228444666" w:history="1">
+          <w:hyperlink w:anchor="_Toc229049054" w:history="1">
             <w:r>
               <w:rPr>
                 <w:rStyle w:val="a3"/>
@@ -3535,7 +3535,7 @@
                 <w:noProof/>
                 <w:webHidden/>
               </w:rPr>
-              <w:instrText>PAGEREF _Toc228444666 \h</w:instrText>
+              <w:instrText>PAGEREF _Toc229049054 \h</w:instrText>
             </w:r>
             <w:r>
               <w:rPr>
@@ -3566,7 +3566,7 @@
                 <w:noProof/>
                 <w:webHidden/>
               </w:rPr>
-              <w:t>16</w:t>
+              <w:t>17</w:t>
             </w:r>
             <w:r>
               <w:rPr>
@@ -3593,7 +3593,7 @@
               <w14:ligatures w14:val="standardContextual"/>
             </w:rPr>
           </w:pPr>
-          <w:hyperlink w:anchor="_Toc228444667" w:history="1">
+          <w:hyperlink w:anchor="_Toc229049055" w:history="1">
             <w:r>
               <w:rPr>
                 <w:rStyle w:val="a3"/>
@@ -3632,7 +3632,7 @@
                 <w:noProof/>
                 <w:webHidden/>
               </w:rPr>
-              <w:instrText>PAGEREF _Toc228444667 \h</w:instrText>
+              <w:instrText>PAGEREF _Toc229049055 \h</w:instrText>
             </w:r>
             <w:r>
               <w:rPr>
@@ -3663,7 +3663,7 @@
                 <w:noProof/>
                 <w:webHidden/>
               </w:rPr>
-              <w:t>16</w:t>
+              <w:t>17</w:t>
             </w:r>
             <w:r>
               <w:rPr>
@@ -3690,7 +3690,7 @@
               <w14:ligatures w14:val="standardContextual"/>
             </w:rPr>
           </w:pPr>
-          <w:hyperlink w:anchor="_Toc228444668" w:history="1">
+          <w:hyperlink w:anchor="_Toc229049056" w:history="1">
             <w:r>
               <w:rPr>
                 <w:rStyle w:val="a3"/>
@@ -3729,7 +3729,7 @@
                 <w:noProof/>
                 <w:webHidden/>
               </w:rPr>
-              <w:instrText>PAGEREF _Toc228444668 \h</w:instrText>
+              <w:instrText>PAGEREF _Toc229049056 \h</w:instrText>
             </w:r>
             <w:r>
               <w:rPr>
@@ -3760,7 +3760,7 @@
                 <w:noProof/>
                 <w:webHidden/>
               </w:rPr>
-              <w:t>16</w:t>
+              <w:t>17</w:t>
             </w:r>
             <w:r>
               <w:rPr>
@@ -3787,7 +3787,7 @@
               <w14:ligatures w14:val="standardContextual"/>
             </w:rPr>
           </w:pPr>
-          <w:hyperlink w:anchor="_Toc228444669" w:history="1">
+          <w:hyperlink w:anchor="_Toc229049057" w:history="1">
             <w:r>
               <w:rPr>
                 <w:rStyle w:val="a3"/>
@@ -3826,7 +3826,7 @@
                 <w:noProof/>
                 <w:webHidden/>
               </w:rPr>
-              <w:instrText>PAGEREF _Toc228444669 \h</w:instrText>
+              <w:instrText>PAGEREF _Toc229049057 \h</w:instrText>
             </w:r>
             <w:r>
               <w:rPr>
@@ -3857,7 +3857,7 @@
                 <w:noProof/>
                 <w:webHidden/>
               </w:rPr>
-              <w:t>16</w:t>
+              <w:t>17</w:t>
             </w:r>
             <w:r>
               <w:rPr>
@@ -3884,7 +3884,7 @@
               <w14:ligatures w14:val="standardContextual"/>
             </w:rPr>
           </w:pPr>
-          <w:hyperlink w:anchor="_Toc228444670" w:history="1">
+          <w:hyperlink w:anchor="_Toc229049058" w:history="1">
             <w:r>
               <w:rPr>
                 <w:rStyle w:val="a3"/>
@@ -3923,7 +3923,7 @@
                 <w:noProof/>
                 <w:webHidden/>
               </w:rPr>
-              <w:instrText>PAGEREF _Toc228444670 \h</w:instrText>
+              <w:instrText>PAGEREF _Toc229049058 \h</w:instrText>
             </w:r>
             <w:r>
               <w:rPr>
@@ -3954,7 +3954,7 @@
                 <w:noProof/>
                 <w:webHidden/>
               </w:rPr>
-              <w:t>16</w:t>
+              <w:t>17</w:t>
             </w:r>
             <w:r>
               <w:rPr>
@@ -3981,7 +3981,7 @@
               <w14:ligatures w14:val="standardContextual"/>
             </w:rPr>
           </w:pPr>
-          <w:hyperlink w:anchor="_Toc228444671" w:history="1">
+          <w:hyperlink w:anchor="_Toc229049059" w:history="1">
             <w:r>
               <w:rPr>
                 <w:rStyle w:val="a3"/>
@@ -4020,7 +4020,7 @@
                 <w:noProof/>
                 <w:webHidden/>
               </w:rPr>
-              <w:instrText>PAGEREF _Toc228444671 \h</w:instrText>
+              <w:instrText>PAGEREF _Toc229049059 \h</w:instrText>
             </w:r>
             <w:r>
               <w:rPr>
@@ -4051,7 +4051,7 @@
                 <w:noProof/>
                 <w:webHidden/>
               </w:rPr>
-              <w:t>18</w:t>
+              <w:t>19</w:t>
             </w:r>
             <w:r>
               <w:rPr>
@@ -4078,7 +4078,7 @@
               <w14:ligatures w14:val="standardContextual"/>
             </w:rPr>
           </w:pPr>
-          <w:hyperlink w:anchor="_Toc228444672" w:history="1">
+          <w:hyperlink w:anchor="_Toc229049060" w:history="1">
             <w:r>
               <w:rPr>
                 <w:rStyle w:val="a3"/>
@@ -4117,7 +4117,7 @@
                 <w:noProof/>
                 <w:webHidden/>
               </w:rPr>
-              <w:instrText>PAGEREF _Toc228444672 \h</w:instrText>
+              <w:instrText>PAGEREF _Toc229049060 \h</w:instrText>
             </w:r>
             <w:r>
               <w:rPr>
@@ -4148,7 +4148,7 @@
                 <w:noProof/>
                 <w:webHidden/>
               </w:rPr>
-              <w:t>19</w:t>
+              <w:t>20</w:t>
             </w:r>
             <w:r>
               <w:rPr>
@@ -4175,7 +4175,7 @@
               <w14:ligatures w14:val="standardContextual"/>
             </w:rPr>
           </w:pPr>
-          <w:hyperlink w:anchor="_Toc228444673" w:history="1">
+          <w:hyperlink w:anchor="_Toc229049061" w:history="1">
             <w:r>
               <w:rPr>
                 <w:rStyle w:val="a3"/>
@@ -4214,7 +4214,7 @@
                 <w:noProof/>
                 <w:webHidden/>
               </w:rPr>
-              <w:instrText>PAGEREF _Toc228444673 \h</w:instrText>
+              <w:instrText>PAGEREF _Toc229049061 \h</w:instrText>
             </w:r>
             <w:r>
               <w:rPr>
@@ -4245,7 +4245,7 @@
                 <w:noProof/>
                 <w:webHidden/>
               </w:rPr>
-              <w:t>19</w:t>
+              <w:t>20</w:t>
             </w:r>
             <w:r>
               <w:rPr>
@@ -4272,7 +4272,7 @@
               <w14:ligatures w14:val="standardContextual"/>
             </w:rPr>
           </w:pPr>
-          <w:hyperlink w:anchor="_Toc228444674" w:history="1">
+          <w:hyperlink w:anchor="_Toc229049062" w:history="1">
             <w:r>
               <w:rPr>
                 <w:rStyle w:val="a3"/>
@@ -4311,7 +4311,7 @@
                 <w:noProof/>
                 <w:webHidden/>
               </w:rPr>
-              <w:instrText>PAGEREF _Toc228444674 \h</w:instrText>
+              <w:instrText>PAGEREF _Toc229049062 \h</w:instrText>
             </w:r>
             <w:r>
               <w:rPr>
@@ -4342,7 +4342,7 @@
                 <w:noProof/>
                 <w:webHidden/>
               </w:rPr>
-              <w:t>19</w:t>
+              <w:t>20</w:t>
             </w:r>
             <w:r>
               <w:rPr>
@@ -4369,7 +4369,7 @@
               <w14:ligatures w14:val="standardContextual"/>
             </w:rPr>
           </w:pPr>
-          <w:hyperlink w:anchor="_Toc228444675" w:history="1">
+          <w:hyperlink w:anchor="_Toc229049063" w:history="1">
             <w:r>
               <w:rPr>
                 <w:rStyle w:val="a3"/>
@@ -4408,7 +4408,7 @@
                 <w:noProof/>
                 <w:webHidden/>
               </w:rPr>
-              <w:instrText>PAGEREF _Toc228444675 \h</w:instrText>
+              <w:instrText>PAGEREF _Toc229049063 \h</w:instrText>
             </w:r>
             <w:r>
               <w:rPr>
@@ -4439,7 +4439,7 @@
                 <w:noProof/>
                 <w:webHidden/>
               </w:rPr>
-              <w:t>20</w:t>
+              <w:t>21</w:t>
             </w:r>
             <w:r>
               <w:rPr>
@@ -4466,7 +4466,7 @@
               <w14:ligatures w14:val="standardContextual"/>
             </w:rPr>
           </w:pPr>
-          <w:hyperlink w:anchor="_Toc228444676" w:history="1">
+          <w:hyperlink w:anchor="_Toc229049064" w:history="1">
             <w:r>
               <w:rPr>
                 <w:rStyle w:val="a3"/>
@@ -4505,7 +4505,7 @@
                 <w:noProof/>
                 <w:webHidden/>
               </w:rPr>
-              <w:instrText>PAGEREF _Toc228444676 \h</w:instrText>
+              <w:instrText>PAGEREF _Toc229049064 \h</w:instrText>
             </w:r>
             <w:r>
               <w:rPr>
@@ -4536,7 +4536,7 @@
                 <w:noProof/>
                 <w:webHidden/>
               </w:rPr>
-              <w:t>20</w:t>
+              <w:t>21</w:t>
             </w:r>
             <w:r>
               <w:rPr>
@@ -4563,7 +4563,7 @@
               <w14:ligatures w14:val="standardContextual"/>
             </w:rPr>
           </w:pPr>
-          <w:hyperlink w:anchor="_Toc228444677" w:history="1">
+          <w:hyperlink w:anchor="_Toc229049065" w:history="1">
             <w:r>
               <w:rPr>
                 <w:rStyle w:val="a3"/>
@@ -4602,7 +4602,7 @@
                 <w:noProof/>
                 <w:webHidden/>
               </w:rPr>
-              <w:instrText>PAGEREF _Toc228444677 \h</w:instrText>
+              <w:instrText>PAGEREF _Toc229049065 \h</w:instrText>
             </w:r>
             <w:r>
               <w:rPr>
@@ -4633,7 +4633,7 @@
                 <w:noProof/>
                 <w:webHidden/>
               </w:rPr>
-              <w:t>20</w:t>
+              <w:t>21</w:t>
             </w:r>
             <w:r>
               <w:rPr>
@@ -4660,7 +4660,7 @@
               <w14:ligatures w14:val="standardContextual"/>
             </w:rPr>
           </w:pPr>
-          <w:hyperlink w:anchor="_Toc228444678" w:history="1">
+          <w:hyperlink w:anchor="_Toc229049066" w:history="1">
             <w:r>
               <w:rPr>
                 <w:rStyle w:val="a3"/>
@@ -4699,7 +4699,7 @@
                 <w:noProof/>
                 <w:webHidden/>
               </w:rPr>
-              <w:instrText>PAGEREF _Toc228444678 \h</w:instrText>
+              <w:instrText>PAGEREF _Toc229049066 \h</w:instrText>
             </w:r>
             <w:r>
               <w:rPr>
@@ -4730,7 +4730,7 @@
                 <w:noProof/>
                 <w:webHidden/>
               </w:rPr>
-              <w:t>20</w:t>
+              <w:t>21</w:t>
             </w:r>
             <w:r>
               <w:rPr>
@@ -4757,7 +4757,7 @@
               <w14:ligatures w14:val="standardContextual"/>
             </w:rPr>
           </w:pPr>
-          <w:hyperlink w:anchor="_Toc228444679" w:history="1">
+          <w:hyperlink w:anchor="_Toc229049067" w:history="1">
             <w:r>
               <w:rPr>
                 <w:rStyle w:val="a3"/>
@@ -4796,7 +4796,7 @@
                 <w:noProof/>
                 <w:webHidden/>
               </w:rPr>
-              <w:instrText>PAGEREF _Toc228444679 \h</w:instrText>
+              <w:instrText>PAGEREF _Toc229049067 \h</w:instrText>
             </w:r>
             <w:r>
               <w:rPr>
@@ -4827,7 +4827,7 @@
                 <w:noProof/>
                 <w:webHidden/>
               </w:rPr>
-              <w:t>20</w:t>
+              <w:t>21</w:t>
             </w:r>
             <w:r>
               <w:rPr>
@@ -4854,7 +4854,7 @@
               <w14:ligatures w14:val="standardContextual"/>
             </w:rPr>
           </w:pPr>
-          <w:hyperlink w:anchor="_Toc228444680" w:history="1">
+          <w:hyperlink w:anchor="_Toc229049068" w:history="1">
             <w:r>
               <w:rPr>
                 <w:rStyle w:val="a3"/>
@@ -4893,7 +4893,7 @@
                 <w:noProof/>
                 <w:webHidden/>
               </w:rPr>
-              <w:instrText>PAGEREF _Toc228444680 \h</w:instrText>
+              <w:instrText>PAGEREF _Toc229049068 \h</w:instrText>
             </w:r>
             <w:r>
               <w:rPr>
@@ -4924,7 +4924,7 @@
                 <w:noProof/>
                 <w:webHidden/>
               </w:rPr>
-              <w:t>20</w:t>
+              <w:t>21</w:t>
             </w:r>
             <w:r>
               <w:rPr>
@@ -4951,7 +4951,7 @@
               <w14:ligatures w14:val="standardContextual"/>
             </w:rPr>
           </w:pPr>
-          <w:hyperlink w:anchor="_Toc228444681" w:history="1">
+          <w:hyperlink w:anchor="_Toc229049069" w:history="1">
             <w:r>
               <w:rPr>
                 <w:rStyle w:val="a3"/>
@@ -4990,7 +4990,7 @@
                 <w:noProof/>
                 <w:webHidden/>
               </w:rPr>
-              <w:instrText>PAGEREF _Toc228444681 \h</w:instrText>
+              <w:instrText>PAGEREF _Toc229049069 \h</w:instrText>
             </w:r>
             <w:r>
               <w:rPr>
@@ -5021,7 +5021,7 @@
                 <w:noProof/>
                 <w:webHidden/>
               </w:rPr>
-              <w:t>21</w:t>
+              <w:t>22</w:t>
             </w:r>
             <w:r>
               <w:rPr>
@@ -5048,7 +5048,7 @@
               <w14:ligatures w14:val="standardContextual"/>
             </w:rPr>
           </w:pPr>
-          <w:hyperlink w:anchor="_Toc228444682" w:history="1">
+          <w:hyperlink w:anchor="_Toc229049070" w:history="1">
             <w:r>
               <w:rPr>
                 <w:rStyle w:val="a3"/>
@@ -5087,7 +5087,7 @@
                 <w:noProof/>
                 <w:webHidden/>
               </w:rPr>
-              <w:instrText>PAGEREF _Toc228444682 \h</w:instrText>
+              <w:instrText>PAGEREF _Toc229049070 \h</w:instrText>
             </w:r>
             <w:r>
               <w:rPr>
@@ -5118,7 +5118,7 @@
                 <w:noProof/>
                 <w:webHidden/>
               </w:rPr>
-              <w:t>21</w:t>
+              <w:t>22</w:t>
             </w:r>
             <w:r>
               <w:rPr>
@@ -5145,7 +5145,7 @@
               <w14:ligatures w14:val="standardContextual"/>
             </w:rPr>
           </w:pPr>
-          <w:hyperlink w:anchor="_Toc228444683" w:history="1">
+          <w:hyperlink w:anchor="_Toc229049071" w:history="1">
             <w:r>
               <w:rPr>
                 <w:rStyle w:val="a3"/>
@@ -5193,7 +5193,7 @@
                 <w:noProof/>
                 <w:webHidden/>
               </w:rPr>
-              <w:instrText>PAGEREF _Toc228444683 \h</w:instrText>
+              <w:instrText>PAGEREF _Toc229049071 \h</w:instrText>
             </w:r>
             <w:r>
               <w:rPr>
@@ -5224,7 +5224,7 @@
                 <w:noProof/>
                 <w:webHidden/>
               </w:rPr>
-              <w:t>21</w:t>
+              <w:t>22</w:t>
             </w:r>
             <w:r>
               <w:rPr>
@@ -5251,7 +5251,7 @@
               <w14:ligatures w14:val="standardContextual"/>
             </w:rPr>
           </w:pPr>
-          <w:hyperlink w:anchor="_Toc228444684" w:history="1">
+          <w:hyperlink w:anchor="_Toc229049072" w:history="1">
             <w:r>
               <w:rPr>
                 <w:rStyle w:val="a3"/>
@@ -5291,7 +5291,7 @@
                 <w:noProof/>
                 <w:webHidden/>
               </w:rPr>
-              <w:instrText>PAGEREF _Toc228444684 \h</w:instrText>
+              <w:instrText>PAGEREF _Toc229049072 \h</w:instrText>
             </w:r>
             <w:r>
               <w:rPr>
@@ -5322,7 +5322,7 @@
                 <w:noProof/>
                 <w:webHidden/>
               </w:rPr>
-              <w:t>21</w:t>
+              <w:t>22</w:t>
             </w:r>
             <w:r>
               <w:rPr>
@@ -5349,7 +5349,7 @@
               <w14:ligatures w14:val="standardContextual"/>
             </w:rPr>
           </w:pPr>
-          <w:hyperlink w:anchor="_Toc228444685" w:history="1">
+          <w:hyperlink w:anchor="_Toc229049073" w:history="1">
             <w:r>
               <w:rPr>
                 <w:rStyle w:val="a3"/>
@@ -5389,7 +5389,7 @@
                 <w:noProof/>
                 <w:webHidden/>
               </w:rPr>
-              <w:instrText>PAGEREF _Toc228444685 \h</w:instrText>
+              <w:instrText>PAGEREF _Toc229049073 \h</w:instrText>
             </w:r>
             <w:r>
               <w:rPr>
@@ -5420,7 +5420,7 @@
                 <w:noProof/>
                 <w:webHidden/>
               </w:rPr>
-              <w:t>21</w:t>
+              <w:t>22</w:t>
             </w:r>
             <w:r>
               <w:rPr>
@@ -5447,7 +5447,7 @@
               <w14:ligatures w14:val="standardContextual"/>
             </w:rPr>
           </w:pPr>
-          <w:hyperlink w:anchor="_Toc228444686" w:history="1">
+          <w:hyperlink w:anchor="_Toc229049074" w:history="1">
             <w:r>
               <w:rPr>
                 <w:rStyle w:val="a3"/>
@@ -5487,7 +5487,7 @@
                 <w:noProof/>
                 <w:webHidden/>
               </w:rPr>
-              <w:instrText>PAGEREF _Toc228444686 \h</w:instrText>
+              <w:instrText>PAGEREF _Toc229049074 \h</w:instrText>
             </w:r>
             <w:r>
               <w:rPr>
@@ -5518,7 +5518,7 @@
                 <w:noProof/>
                 <w:webHidden/>
               </w:rPr>
-              <w:t>21</w:t>
+              <w:t>22</w:t>
             </w:r>
             <w:r>
               <w:rPr>
@@ -5545,7 +5545,7 @@
               <w14:ligatures w14:val="standardContextual"/>
             </w:rPr>
           </w:pPr>
-          <w:hyperlink w:anchor="_Toc228444687" w:history="1">
+          <w:hyperlink w:anchor="_Toc229049075" w:history="1">
             <w:r>
               <w:rPr>
                 <w:rStyle w:val="a3"/>
@@ -5585,7 +5585,7 @@
                 <w:noProof/>
                 <w:webHidden/>
               </w:rPr>
-              <w:instrText>PAGEREF _Toc228444687 \h</w:instrText>
+              <w:instrText>PAGEREF _Toc229049075 \h</w:instrText>
             </w:r>
             <w:r>
               <w:rPr>
@@ -5616,7 +5616,7 @@
                 <w:noProof/>
                 <w:webHidden/>
               </w:rPr>
-              <w:t>21</w:t>
+              <w:t>22</w:t>
             </w:r>
             <w:r>
               <w:rPr>
@@ -5643,7 +5643,7 @@
               <w14:ligatures w14:val="standardContextual"/>
             </w:rPr>
           </w:pPr>
-          <w:hyperlink w:anchor="_Toc228444688" w:history="1">
+          <w:hyperlink w:anchor="_Toc229049076" w:history="1">
             <w:r>
               <w:rPr>
                 <w:rStyle w:val="a3"/>
@@ -5683,7 +5683,7 @@
                 <w:noProof/>
                 <w:webHidden/>
               </w:rPr>
-              <w:instrText>PAGEREF _Toc228444688 \h</w:instrText>
+              <w:instrText>PAGEREF _Toc229049076 \h</w:instrText>
             </w:r>
             <w:r>
               <w:rPr>
@@ -5714,7 +5714,7 @@
                 <w:noProof/>
                 <w:webHidden/>
               </w:rPr>
-              <w:t>22</w:t>
+              <w:t>23</w:t>
             </w:r>
             <w:r>
               <w:rPr>
@@ -5741,7 +5741,7 @@
               <w14:ligatures w14:val="standardContextual"/>
             </w:rPr>
           </w:pPr>
-          <w:hyperlink w:anchor="_Toc228444689" w:history="1">
+          <w:hyperlink w:anchor="_Toc229049077" w:history="1">
             <w:r>
               <w:rPr>
                 <w:rStyle w:val="a3"/>
@@ -5781,7 +5781,7 @@
                 <w:noProof/>
                 <w:webHidden/>
               </w:rPr>
-              <w:instrText>PAGEREF _Toc228444689 \h</w:instrText>
+              <w:instrText>PAGEREF _Toc229049077 \h</w:instrText>
             </w:r>
             <w:r>
               <w:rPr>
@@ -5812,7 +5812,7 @@
                 <w:noProof/>
                 <w:webHidden/>
               </w:rPr>
-              <w:t>22</w:t>
+              <w:t>23</w:t>
             </w:r>
             <w:r>
               <w:rPr>
@@ -5839,7 +5839,7 @@
               <w14:ligatures w14:val="standardContextual"/>
             </w:rPr>
           </w:pPr>
-          <w:hyperlink w:anchor="_Toc228444690" w:history="1">
+          <w:hyperlink w:anchor="_Toc229049078" w:history="1">
             <w:r>
               <w:rPr>
                 <w:rStyle w:val="a3"/>
@@ -5879,7 +5879,7 @@
                 <w:noProof/>
                 <w:webHidden/>
               </w:rPr>
-              <w:instrText>PAGEREF _Toc228444690 \h</w:instrText>
+              <w:instrText>PAGEREF _Toc229049078 \h</w:instrText>
             </w:r>
             <w:r>
               <w:rPr>
@@ -5910,7 +5910,7 @@
                 <w:noProof/>
                 <w:webHidden/>
               </w:rPr>
-              <w:t>22</w:t>
+              <w:t>23</w:t>
             </w:r>
             <w:r>
               <w:rPr>
@@ -5937,7 +5937,7 @@
               <w14:ligatures w14:val="standardContextual"/>
             </w:rPr>
           </w:pPr>
-          <w:hyperlink w:anchor="_Toc228444691" w:history="1">
+          <w:hyperlink w:anchor="_Toc229049079" w:history="1">
             <w:r>
               <w:rPr>
                 <w:rStyle w:val="a3"/>
@@ -5977,7 +5977,7 @@
                 <w:noProof/>
                 <w:webHidden/>
               </w:rPr>
-              <w:instrText>PAGEREF _Toc228444691 \h</w:instrText>
+              <w:instrText>PAGEREF _Toc229049079 \h</w:instrText>
             </w:r>
             <w:r>
               <w:rPr>
@@ -6008,7 +6008,7 @@
                 <w:noProof/>
                 <w:webHidden/>
               </w:rPr>
-              <w:t>22</w:t>
+              <w:t>23</w:t>
             </w:r>
             <w:r>
               <w:rPr>
@@ -6035,7 +6035,7 @@
               <w14:ligatures w14:val="standardContextual"/>
             </w:rPr>
           </w:pPr>
-          <w:hyperlink w:anchor="_Toc228444692" w:history="1">
+          <w:hyperlink w:anchor="_Toc229049080" w:history="1">
             <w:r>
               <w:rPr>
                 <w:rStyle w:val="a3"/>
@@ -6075,7 +6075,7 @@
                 <w:noProof/>
                 <w:webHidden/>
               </w:rPr>
-              <w:instrText>PAGEREF _Toc228444692 \h</w:instrText>
+              <w:instrText>PAGEREF _Toc229049080 \h</w:instrText>
             </w:r>
             <w:r>
               <w:rPr>
@@ -6106,7 +6106,7 @@
                 <w:noProof/>
                 <w:webHidden/>
               </w:rPr>
-              <w:t>22</w:t>
+              <w:t>23</w:t>
             </w:r>
             <w:r>
               <w:rPr>
@@ -6133,7 +6133,7 @@
               <w14:ligatures w14:val="standardContextual"/>
             </w:rPr>
           </w:pPr>
-          <w:hyperlink w:anchor="_Toc228444693" w:history="1">
+          <w:hyperlink w:anchor="_Toc229049081" w:history="1">
             <w:r>
               <w:rPr>
                 <w:rStyle w:val="a3"/>
@@ -6173,7 +6173,7 @@
                 <w:noProof/>
                 <w:webHidden/>
               </w:rPr>
-              <w:instrText>PAGEREF _Toc228444693 \h</w:instrText>
+              <w:instrText>PAGEREF _Toc229049081 \h</w:instrText>
             </w:r>
             <w:r>
               <w:rPr>
@@ -6204,7 +6204,7 @@
                 <w:noProof/>
                 <w:webHidden/>
               </w:rPr>
-              <w:t>23</w:t>
+              <w:t>24</w:t>
             </w:r>
             <w:r>
               <w:rPr>
@@ -6231,7 +6231,7 @@
               <w14:ligatures w14:val="standardContextual"/>
             </w:rPr>
           </w:pPr>
-          <w:hyperlink w:anchor="_Toc228444694" w:history="1">
+          <w:hyperlink w:anchor="_Toc229049082" w:history="1">
             <w:r>
               <w:rPr>
                 <w:rStyle w:val="a3"/>
@@ -6271,7 +6271,7 @@
                 <w:noProof/>
                 <w:webHidden/>
               </w:rPr>
-              <w:instrText>PAGEREF _Toc228444694 \h</w:instrText>
+              <w:instrText>PAGEREF _Toc229049082 \h</w:instrText>
             </w:r>
             <w:r>
               <w:rPr>
@@ -6302,7 +6302,7 @@
                 <w:noProof/>
                 <w:webHidden/>
               </w:rPr>
-              <w:t>24</w:t>
+              <w:t>25</w:t>
             </w:r>
             <w:r>
               <w:rPr>
@@ -6329,7 +6329,7 @@
               <w14:ligatures w14:val="standardContextual"/>
             </w:rPr>
           </w:pPr>
-          <w:hyperlink w:anchor="_Toc228444695" w:history="1">
+          <w:hyperlink w:anchor="_Toc229049083" w:history="1">
             <w:r>
               <w:rPr>
                 <w:rStyle w:val="a3"/>
@@ -6369,7 +6369,7 @@
                 <w:noProof/>
                 <w:webHidden/>
               </w:rPr>
-              <w:instrText>PAGEREF _Toc228444695 \h</w:instrText>
+              <w:instrText>PAGEREF _Toc229049083 \h</w:instrText>
             </w:r>
             <w:r>
               <w:rPr>
@@ -6400,7 +6400,7 @@
                 <w:noProof/>
                 <w:webHidden/>
               </w:rPr>
-              <w:t>24</w:t>
+              <w:t>25</w:t>
             </w:r>
             <w:r>
               <w:rPr>
@@ -6427,7 +6427,7 @@
               <w14:ligatures w14:val="standardContextual"/>
             </w:rPr>
           </w:pPr>
-          <w:hyperlink w:anchor="_Toc228444696" w:history="1">
+          <w:hyperlink w:anchor="_Toc229049084" w:history="1">
             <w:r>
               <w:rPr>
                 <w:rStyle w:val="a3"/>
@@ -6467,7 +6467,7 @@
                 <w:noProof/>
                 <w:webHidden/>
               </w:rPr>
-              <w:instrText>PAGEREF _Toc228444696 \h</w:instrText>
+              <w:instrText>PAGEREF _Toc229049084 \h</w:instrText>
             </w:r>
             <w:r>
               <w:rPr>
@@ -6498,7 +6498,7 @@
                 <w:noProof/>
                 <w:webHidden/>
               </w:rPr>
-              <w:t>25</w:t>
+              <w:t>26</w:t>
             </w:r>
             <w:r>
               <w:rPr>
@@ -6525,7 +6525,7 @@
               <w14:ligatures w14:val="standardContextual"/>
             </w:rPr>
           </w:pPr>
-          <w:hyperlink w:anchor="_Toc228444697" w:history="1">
+          <w:hyperlink w:anchor="_Toc229049085" w:history="1">
             <w:r>
               <w:rPr>
                 <w:rStyle w:val="a3"/>
@@ -6565,7 +6565,7 @@
                 <w:noProof/>
                 <w:webHidden/>
               </w:rPr>
-              <w:instrText>PAGEREF _Toc228444697 \h</w:instrText>
+              <w:instrText>PAGEREF _Toc229049085 \h</w:instrText>
             </w:r>
             <w:r>
               <w:rPr>
@@ -6596,7 +6596,7 @@
                 <w:noProof/>
                 <w:webHidden/>
               </w:rPr>
-              <w:t>26</w:t>
+              <w:t>27</w:t>
             </w:r>
             <w:r>
               <w:rPr>
@@ -6623,7 +6623,7 @@
               <w14:ligatures w14:val="standardContextual"/>
             </w:rPr>
           </w:pPr>
-          <w:hyperlink w:anchor="_Toc228444698" w:history="1">
+          <w:hyperlink w:anchor="_Toc229049086" w:history="1">
             <w:r>
               <w:rPr>
                 <w:rStyle w:val="a3"/>
@@ -6663,7 +6663,7 @@
                 <w:noProof/>
                 <w:webHidden/>
               </w:rPr>
-              <w:instrText>PAGEREF _Toc228444698 \h</w:instrText>
+              <w:instrText>PAGEREF _Toc229049086 \h</w:instrText>
             </w:r>
             <w:r>
               <w:rPr>
@@ -6694,7 +6694,7 @@
                 <w:noProof/>
                 <w:webHidden/>
               </w:rPr>
-              <w:t>26</w:t>
+              <w:t>27</w:t>
             </w:r>
             <w:r>
               <w:rPr>
@@ -6721,7 +6721,7 @@
               <w14:ligatures w14:val="standardContextual"/>
             </w:rPr>
           </w:pPr>
-          <w:hyperlink w:anchor="_Toc228444699" w:history="1">
+          <w:hyperlink w:anchor="_Toc229049087" w:history="1">
             <w:r>
               <w:rPr>
                 <w:rStyle w:val="a3"/>
@@ -6761,7 +6761,7 @@
                 <w:noProof/>
                 <w:webHidden/>
               </w:rPr>
-              <w:instrText>PAGEREF _Toc228444699 \h</w:instrText>
+              <w:instrText>PAGEREF _Toc229049087 \h</w:instrText>
             </w:r>
             <w:r>
               <w:rPr>
@@ -6792,7 +6792,792 @@
                 <w:noProof/>
                 <w:webHidden/>
               </w:rPr>
-              <w:t>26</w:t>
+              <w:t>27</w:t>
+            </w:r>
+            <w:r>
+              <w:rPr>
+                <w:rFonts w:ascii="宋体" w:eastAsia="宋体" w:hAnsi="宋体" w:hint="eastAsia"/>
+                <w:noProof/>
+                <w:webHidden/>
+              </w:rPr>
+              <w:fldChar w:fldCharType="end"/>
+            </w:r>
+          </w:hyperlink>
+        </w:p>
+        <w:p>
+          <w:pPr>
+            <w:pStyle w:val="TOC2"/>
+            <w:tabs>
+              <w:tab w:val="right" w:leader="dot" w:pos="8296"/>
+            </w:tabs>
+            <w:rPr>
+              <w:rFonts w:ascii="宋体" w:eastAsia="宋体" w:hAnsi="宋体" w:hint="eastAsia"/>
+              <w:noProof/>
+              <w:sz w:val="22"/>
+              <w:szCs w:val="24"/>
+              <w:lang w:val="en-US"/>
+              <w14:ligatures w14:val="standardContextual"/>
+            </w:rPr>
+          </w:pPr>
+          <w:hyperlink w:anchor="_Toc229049088" w:history="1">
+            <w:r>
+              <w:rPr>
+                <w:rStyle w:val="a3"/>
+                <w:rFonts w:ascii="宋体" w:eastAsia="宋体" w:hAnsi="宋体"/>
+                <w:noProof/>
+              </w:rPr>
+              <w:t>三、机制探讨</w:t>
+            </w:r>
+            <w:r>
+              <w:rPr>
+                <w:rFonts w:ascii="宋体" w:eastAsia="宋体" w:hAnsi="宋体" w:hint="eastAsia"/>
+                <w:noProof/>
+                <w:webHidden/>
+              </w:rPr>
+              <w:tab/>
+            </w:r>
+            <w:r>
+              <w:rPr>
+                <w:rFonts w:ascii="宋体" w:eastAsia="宋体" w:hAnsi="宋体" w:hint="eastAsia"/>
+                <w:noProof/>
+                <w:webHidden/>
+              </w:rPr>
+              <w:fldChar w:fldCharType="begin"/>
+            </w:r>
+            <w:r>
+              <w:rPr>
+                <w:rFonts w:ascii="宋体" w:eastAsia="宋体" w:hAnsi="宋体" w:hint="eastAsia"/>
+                <w:noProof/>
+                <w:webHidden/>
+              </w:rPr>
+              <w:instrText xml:space="preserve"> </w:instrText>
+            </w:r>
+            <w:r>
+              <w:rPr>
+                <w:rFonts w:ascii="宋体" w:eastAsia="宋体" w:hAnsi="宋体"/>
+                <w:noProof/>
+                <w:webHidden/>
+              </w:rPr>
+              <w:instrText>PAGEREF _Toc229049088 \h</w:instrText>
+            </w:r>
+            <w:r>
+              <w:rPr>
+                <w:rFonts w:ascii="宋体" w:eastAsia="宋体" w:hAnsi="宋体" w:hint="eastAsia"/>
+                <w:noProof/>
+                <w:webHidden/>
+              </w:rPr>
+              <w:instrText xml:space="preserve"> </w:instrText>
+            </w:r>
+            <w:r>
+              <w:rPr>
+                <w:rFonts w:ascii="宋体" w:eastAsia="宋体" w:hAnsi="宋体" w:hint="eastAsia"/>
+                <w:noProof/>
+                <w:webHidden/>
+              </w:rPr>
+            </w:r>
+            <w:r>
+              <w:rPr>
+                <w:rFonts w:ascii="宋体" w:eastAsia="宋体" w:hAnsi="宋体" w:hint="eastAsia"/>
+                <w:noProof/>
+                <w:webHidden/>
+              </w:rPr>
+              <w:fldChar w:fldCharType="separate"/>
+            </w:r>
+            <w:r>
+              <w:rPr>
+                <w:rFonts w:ascii="宋体" w:eastAsia="宋体" w:hAnsi="宋体" w:hint="eastAsia"/>
+                <w:noProof/>
+                <w:webHidden/>
+              </w:rPr>
+              <w:t>28</w:t>
+            </w:r>
+            <w:r>
+              <w:rPr>
+                <w:rFonts w:ascii="宋体" w:eastAsia="宋体" w:hAnsi="宋体" w:hint="eastAsia"/>
+                <w:noProof/>
+                <w:webHidden/>
+              </w:rPr>
+              <w:fldChar w:fldCharType="end"/>
+            </w:r>
+          </w:hyperlink>
+        </w:p>
+        <w:p>
+          <w:pPr>
+            <w:pStyle w:val="TOC1"/>
+            <w:tabs>
+              <w:tab w:val="right" w:leader="dot" w:pos="8296"/>
+            </w:tabs>
+            <w:rPr>
+              <w:rFonts w:ascii="宋体" w:eastAsia="宋体" w:hAnsi="宋体" w:hint="eastAsia"/>
+              <w:noProof/>
+              <w:sz w:val="22"/>
+              <w:szCs w:val="24"/>
+              <w:lang w:val="en-US"/>
+              <w14:ligatures w14:val="standardContextual"/>
+            </w:rPr>
+          </w:pPr>
+          <w:hyperlink w:anchor="_Toc229049089" w:history="1">
+            <w:r>
+              <w:rPr>
+                <w:rStyle w:val="a3"/>
+                <w:rFonts w:ascii="宋体" w:eastAsia="宋体" w:hAnsi="宋体"/>
+                <w:noProof/>
+              </w:rPr>
+              <w:t>第九讲 工业化国家的政党（一）——社会民主党</w:t>
+            </w:r>
+            <w:r>
+              <w:rPr>
+                <w:rFonts w:ascii="宋体" w:eastAsia="宋体" w:hAnsi="宋体" w:hint="eastAsia"/>
+                <w:noProof/>
+                <w:webHidden/>
+              </w:rPr>
+              <w:tab/>
+            </w:r>
+            <w:r>
+              <w:rPr>
+                <w:rFonts w:ascii="宋体" w:eastAsia="宋体" w:hAnsi="宋体" w:hint="eastAsia"/>
+                <w:noProof/>
+                <w:webHidden/>
+              </w:rPr>
+              <w:fldChar w:fldCharType="begin"/>
+            </w:r>
+            <w:r>
+              <w:rPr>
+                <w:rFonts w:ascii="宋体" w:eastAsia="宋体" w:hAnsi="宋体" w:hint="eastAsia"/>
+                <w:noProof/>
+                <w:webHidden/>
+              </w:rPr>
+              <w:instrText xml:space="preserve"> </w:instrText>
+            </w:r>
+            <w:r>
+              <w:rPr>
+                <w:rFonts w:ascii="宋体" w:eastAsia="宋体" w:hAnsi="宋体"/>
+                <w:noProof/>
+                <w:webHidden/>
+              </w:rPr>
+              <w:instrText>PAGEREF _Toc229049089 \h</w:instrText>
+            </w:r>
+            <w:r>
+              <w:rPr>
+                <w:rFonts w:ascii="宋体" w:eastAsia="宋体" w:hAnsi="宋体" w:hint="eastAsia"/>
+                <w:noProof/>
+                <w:webHidden/>
+              </w:rPr>
+              <w:instrText xml:space="preserve"> </w:instrText>
+            </w:r>
+            <w:r>
+              <w:rPr>
+                <w:rFonts w:ascii="宋体" w:eastAsia="宋体" w:hAnsi="宋体" w:hint="eastAsia"/>
+                <w:noProof/>
+                <w:webHidden/>
+              </w:rPr>
+            </w:r>
+            <w:r>
+              <w:rPr>
+                <w:rFonts w:ascii="宋体" w:eastAsia="宋体" w:hAnsi="宋体" w:hint="eastAsia"/>
+                <w:noProof/>
+                <w:webHidden/>
+              </w:rPr>
+              <w:fldChar w:fldCharType="separate"/>
+            </w:r>
+            <w:r>
+              <w:rPr>
+                <w:rFonts w:ascii="宋体" w:eastAsia="宋体" w:hAnsi="宋体" w:hint="eastAsia"/>
+                <w:noProof/>
+                <w:webHidden/>
+              </w:rPr>
+              <w:t>29</w:t>
+            </w:r>
+            <w:r>
+              <w:rPr>
+                <w:rFonts w:ascii="宋体" w:eastAsia="宋体" w:hAnsi="宋体" w:hint="eastAsia"/>
+                <w:noProof/>
+                <w:webHidden/>
+              </w:rPr>
+              <w:fldChar w:fldCharType="end"/>
+            </w:r>
+          </w:hyperlink>
+        </w:p>
+        <w:p>
+          <w:pPr>
+            <w:pStyle w:val="TOC2"/>
+            <w:tabs>
+              <w:tab w:val="right" w:leader="dot" w:pos="8296"/>
+            </w:tabs>
+            <w:rPr>
+              <w:rFonts w:ascii="宋体" w:eastAsia="宋体" w:hAnsi="宋体" w:hint="eastAsia"/>
+              <w:noProof/>
+              <w:sz w:val="22"/>
+              <w:szCs w:val="24"/>
+              <w:lang w:val="en-US"/>
+              <w14:ligatures w14:val="standardContextual"/>
+            </w:rPr>
+          </w:pPr>
+          <w:hyperlink w:anchor="_Toc229049090" w:history="1">
+            <w:r>
+              <w:rPr>
+                <w:rStyle w:val="a3"/>
+                <w:rFonts w:ascii="宋体" w:eastAsia="宋体" w:hAnsi="宋体"/>
+                <w:noProof/>
+              </w:rPr>
+              <w:t>一、社会民主党的基本立场和政治主张</w:t>
+            </w:r>
+            <w:r>
+              <w:rPr>
+                <w:rFonts w:ascii="宋体" w:eastAsia="宋体" w:hAnsi="宋体" w:hint="eastAsia"/>
+                <w:noProof/>
+                <w:webHidden/>
+              </w:rPr>
+              <w:tab/>
+            </w:r>
+            <w:r>
+              <w:rPr>
+                <w:rFonts w:ascii="宋体" w:eastAsia="宋体" w:hAnsi="宋体" w:hint="eastAsia"/>
+                <w:noProof/>
+                <w:webHidden/>
+              </w:rPr>
+              <w:fldChar w:fldCharType="begin"/>
+            </w:r>
+            <w:r>
+              <w:rPr>
+                <w:rFonts w:ascii="宋体" w:eastAsia="宋体" w:hAnsi="宋体" w:hint="eastAsia"/>
+                <w:noProof/>
+                <w:webHidden/>
+              </w:rPr>
+              <w:instrText xml:space="preserve"> </w:instrText>
+            </w:r>
+            <w:r>
+              <w:rPr>
+                <w:rFonts w:ascii="宋体" w:eastAsia="宋体" w:hAnsi="宋体"/>
+                <w:noProof/>
+                <w:webHidden/>
+              </w:rPr>
+              <w:instrText>PAGEREF _Toc229049090 \h</w:instrText>
+            </w:r>
+            <w:r>
+              <w:rPr>
+                <w:rFonts w:ascii="宋体" w:eastAsia="宋体" w:hAnsi="宋体" w:hint="eastAsia"/>
+                <w:noProof/>
+                <w:webHidden/>
+              </w:rPr>
+              <w:instrText xml:space="preserve"> </w:instrText>
+            </w:r>
+            <w:r>
+              <w:rPr>
+                <w:rFonts w:ascii="宋体" w:eastAsia="宋体" w:hAnsi="宋体" w:hint="eastAsia"/>
+                <w:noProof/>
+                <w:webHidden/>
+              </w:rPr>
+            </w:r>
+            <w:r>
+              <w:rPr>
+                <w:rFonts w:ascii="宋体" w:eastAsia="宋体" w:hAnsi="宋体" w:hint="eastAsia"/>
+                <w:noProof/>
+                <w:webHidden/>
+              </w:rPr>
+              <w:fldChar w:fldCharType="separate"/>
+            </w:r>
+            <w:r>
+              <w:rPr>
+                <w:rFonts w:ascii="宋体" w:eastAsia="宋体" w:hAnsi="宋体" w:hint="eastAsia"/>
+                <w:noProof/>
+                <w:webHidden/>
+              </w:rPr>
+              <w:t>29</w:t>
+            </w:r>
+            <w:r>
+              <w:rPr>
+                <w:rFonts w:ascii="宋体" w:eastAsia="宋体" w:hAnsi="宋体" w:hint="eastAsia"/>
+                <w:noProof/>
+                <w:webHidden/>
+              </w:rPr>
+              <w:fldChar w:fldCharType="end"/>
+            </w:r>
+          </w:hyperlink>
+        </w:p>
+        <w:p>
+          <w:pPr>
+            <w:pStyle w:val="TOC3"/>
+            <w:tabs>
+              <w:tab w:val="right" w:leader="dot" w:pos="8296"/>
+            </w:tabs>
+            <w:rPr>
+              <w:rFonts w:ascii="宋体" w:eastAsia="宋体" w:hAnsi="宋体" w:hint="eastAsia"/>
+              <w:noProof/>
+              <w:sz w:val="22"/>
+              <w:szCs w:val="24"/>
+              <w:lang w:val="en-US"/>
+              <w14:ligatures w14:val="standardContextual"/>
+            </w:rPr>
+          </w:pPr>
+          <w:hyperlink w:anchor="_Toc229049091" w:history="1">
+            <w:r>
+              <w:rPr>
+                <w:rStyle w:val="a3"/>
+                <w:rFonts w:ascii="宋体" w:eastAsia="宋体" w:hAnsi="宋体"/>
+                <w:noProof/>
+              </w:rPr>
+              <w:t>（一）社会民主主义</w:t>
+            </w:r>
+            <w:r>
+              <w:rPr>
+                <w:rFonts w:ascii="宋体" w:eastAsia="宋体" w:hAnsi="宋体" w:hint="eastAsia"/>
+                <w:noProof/>
+                <w:webHidden/>
+              </w:rPr>
+              <w:tab/>
+            </w:r>
+            <w:r>
+              <w:rPr>
+                <w:rFonts w:ascii="宋体" w:eastAsia="宋体" w:hAnsi="宋体" w:hint="eastAsia"/>
+                <w:noProof/>
+                <w:webHidden/>
+              </w:rPr>
+              <w:fldChar w:fldCharType="begin"/>
+            </w:r>
+            <w:r>
+              <w:rPr>
+                <w:rFonts w:ascii="宋体" w:eastAsia="宋体" w:hAnsi="宋体" w:hint="eastAsia"/>
+                <w:noProof/>
+                <w:webHidden/>
+              </w:rPr>
+              <w:instrText xml:space="preserve"> </w:instrText>
+            </w:r>
+            <w:r>
+              <w:rPr>
+                <w:rFonts w:ascii="宋体" w:eastAsia="宋体" w:hAnsi="宋体"/>
+                <w:noProof/>
+                <w:webHidden/>
+              </w:rPr>
+              <w:instrText>PAGEREF _Toc229049091 \h</w:instrText>
+            </w:r>
+            <w:r>
+              <w:rPr>
+                <w:rFonts w:ascii="宋体" w:eastAsia="宋体" w:hAnsi="宋体" w:hint="eastAsia"/>
+                <w:noProof/>
+                <w:webHidden/>
+              </w:rPr>
+              <w:instrText xml:space="preserve"> </w:instrText>
+            </w:r>
+            <w:r>
+              <w:rPr>
+                <w:rFonts w:ascii="宋体" w:eastAsia="宋体" w:hAnsi="宋体" w:hint="eastAsia"/>
+                <w:noProof/>
+                <w:webHidden/>
+              </w:rPr>
+            </w:r>
+            <w:r>
+              <w:rPr>
+                <w:rFonts w:ascii="宋体" w:eastAsia="宋体" w:hAnsi="宋体" w:hint="eastAsia"/>
+                <w:noProof/>
+                <w:webHidden/>
+              </w:rPr>
+              <w:fldChar w:fldCharType="separate"/>
+            </w:r>
+            <w:r>
+              <w:rPr>
+                <w:rFonts w:ascii="宋体" w:eastAsia="宋体" w:hAnsi="宋体" w:hint="eastAsia"/>
+                <w:noProof/>
+                <w:webHidden/>
+              </w:rPr>
+              <w:t>29</w:t>
+            </w:r>
+            <w:r>
+              <w:rPr>
+                <w:rFonts w:ascii="宋体" w:eastAsia="宋体" w:hAnsi="宋体" w:hint="eastAsia"/>
+                <w:noProof/>
+                <w:webHidden/>
+              </w:rPr>
+              <w:fldChar w:fldCharType="end"/>
+            </w:r>
+          </w:hyperlink>
+        </w:p>
+        <w:p>
+          <w:pPr>
+            <w:pStyle w:val="TOC3"/>
+            <w:tabs>
+              <w:tab w:val="right" w:leader="dot" w:pos="8296"/>
+            </w:tabs>
+            <w:rPr>
+              <w:rFonts w:ascii="宋体" w:eastAsia="宋体" w:hAnsi="宋体" w:hint="eastAsia"/>
+              <w:noProof/>
+              <w:sz w:val="22"/>
+              <w:szCs w:val="24"/>
+              <w:lang w:val="en-US"/>
+              <w14:ligatures w14:val="standardContextual"/>
+            </w:rPr>
+          </w:pPr>
+          <w:hyperlink w:anchor="_Toc229049092" w:history="1">
+            <w:r>
+              <w:rPr>
+                <w:rStyle w:val="a3"/>
+                <w:rFonts w:ascii="宋体" w:eastAsia="宋体" w:hAnsi="宋体"/>
+                <w:noProof/>
+              </w:rPr>
+              <w:t>（二）伯恩施坦主义</w:t>
+            </w:r>
+            <w:r>
+              <w:rPr>
+                <w:rFonts w:ascii="宋体" w:eastAsia="宋体" w:hAnsi="宋体" w:hint="eastAsia"/>
+                <w:noProof/>
+                <w:webHidden/>
+              </w:rPr>
+              <w:tab/>
+            </w:r>
+            <w:r>
+              <w:rPr>
+                <w:rFonts w:ascii="宋体" w:eastAsia="宋体" w:hAnsi="宋体" w:hint="eastAsia"/>
+                <w:noProof/>
+                <w:webHidden/>
+              </w:rPr>
+              <w:fldChar w:fldCharType="begin"/>
+            </w:r>
+            <w:r>
+              <w:rPr>
+                <w:rFonts w:ascii="宋体" w:eastAsia="宋体" w:hAnsi="宋体" w:hint="eastAsia"/>
+                <w:noProof/>
+                <w:webHidden/>
+              </w:rPr>
+              <w:instrText xml:space="preserve"> </w:instrText>
+            </w:r>
+            <w:r>
+              <w:rPr>
+                <w:rFonts w:ascii="宋体" w:eastAsia="宋体" w:hAnsi="宋体"/>
+                <w:noProof/>
+                <w:webHidden/>
+              </w:rPr>
+              <w:instrText>PAGEREF _Toc229049092 \h</w:instrText>
+            </w:r>
+            <w:r>
+              <w:rPr>
+                <w:rFonts w:ascii="宋体" w:eastAsia="宋体" w:hAnsi="宋体" w:hint="eastAsia"/>
+                <w:noProof/>
+                <w:webHidden/>
+              </w:rPr>
+              <w:instrText xml:space="preserve"> </w:instrText>
+            </w:r>
+            <w:r>
+              <w:rPr>
+                <w:rFonts w:ascii="宋体" w:eastAsia="宋体" w:hAnsi="宋体" w:hint="eastAsia"/>
+                <w:noProof/>
+                <w:webHidden/>
+              </w:rPr>
+            </w:r>
+            <w:r>
+              <w:rPr>
+                <w:rFonts w:ascii="宋体" w:eastAsia="宋体" w:hAnsi="宋体" w:hint="eastAsia"/>
+                <w:noProof/>
+                <w:webHidden/>
+              </w:rPr>
+              <w:fldChar w:fldCharType="separate"/>
+            </w:r>
+            <w:r>
+              <w:rPr>
+                <w:rFonts w:ascii="宋体" w:eastAsia="宋体" w:hAnsi="宋体" w:hint="eastAsia"/>
+                <w:noProof/>
+                <w:webHidden/>
+              </w:rPr>
+              <w:t>29</w:t>
+            </w:r>
+            <w:r>
+              <w:rPr>
+                <w:rFonts w:ascii="宋体" w:eastAsia="宋体" w:hAnsi="宋体" w:hint="eastAsia"/>
+                <w:noProof/>
+                <w:webHidden/>
+              </w:rPr>
+              <w:fldChar w:fldCharType="end"/>
+            </w:r>
+          </w:hyperlink>
+        </w:p>
+        <w:p>
+          <w:pPr>
+            <w:pStyle w:val="TOC3"/>
+            <w:tabs>
+              <w:tab w:val="right" w:leader="dot" w:pos="8296"/>
+            </w:tabs>
+            <w:rPr>
+              <w:rFonts w:ascii="宋体" w:eastAsia="宋体" w:hAnsi="宋体" w:hint="eastAsia"/>
+              <w:noProof/>
+              <w:sz w:val="22"/>
+              <w:szCs w:val="24"/>
+              <w:lang w:val="en-US"/>
+              <w14:ligatures w14:val="standardContextual"/>
+            </w:rPr>
+          </w:pPr>
+          <w:hyperlink w:anchor="_Toc229049093" w:history="1">
+            <w:r>
+              <w:rPr>
+                <w:rStyle w:val="a3"/>
+                <w:rFonts w:ascii="宋体" w:eastAsia="宋体" w:hAnsi="宋体"/>
+                <w:noProof/>
+              </w:rPr>
+              <w:t>（三）法兰克福宣言</w:t>
+            </w:r>
+            <w:r>
+              <w:rPr>
+                <w:rFonts w:ascii="宋体" w:eastAsia="宋体" w:hAnsi="宋体" w:hint="eastAsia"/>
+                <w:noProof/>
+                <w:webHidden/>
+              </w:rPr>
+              <w:tab/>
+            </w:r>
+            <w:r>
+              <w:rPr>
+                <w:rFonts w:ascii="宋体" w:eastAsia="宋体" w:hAnsi="宋体" w:hint="eastAsia"/>
+                <w:noProof/>
+                <w:webHidden/>
+              </w:rPr>
+              <w:fldChar w:fldCharType="begin"/>
+            </w:r>
+            <w:r>
+              <w:rPr>
+                <w:rFonts w:ascii="宋体" w:eastAsia="宋体" w:hAnsi="宋体" w:hint="eastAsia"/>
+                <w:noProof/>
+                <w:webHidden/>
+              </w:rPr>
+              <w:instrText xml:space="preserve"> </w:instrText>
+            </w:r>
+            <w:r>
+              <w:rPr>
+                <w:rFonts w:ascii="宋体" w:eastAsia="宋体" w:hAnsi="宋体"/>
+                <w:noProof/>
+                <w:webHidden/>
+              </w:rPr>
+              <w:instrText>PAGEREF _Toc229049093 \h</w:instrText>
+            </w:r>
+            <w:r>
+              <w:rPr>
+                <w:rFonts w:ascii="宋体" w:eastAsia="宋体" w:hAnsi="宋体" w:hint="eastAsia"/>
+                <w:noProof/>
+                <w:webHidden/>
+              </w:rPr>
+              <w:instrText xml:space="preserve"> </w:instrText>
+            </w:r>
+            <w:r>
+              <w:rPr>
+                <w:rFonts w:ascii="宋体" w:eastAsia="宋体" w:hAnsi="宋体" w:hint="eastAsia"/>
+                <w:noProof/>
+                <w:webHidden/>
+              </w:rPr>
+            </w:r>
+            <w:r>
+              <w:rPr>
+                <w:rFonts w:ascii="宋体" w:eastAsia="宋体" w:hAnsi="宋体" w:hint="eastAsia"/>
+                <w:noProof/>
+                <w:webHidden/>
+              </w:rPr>
+              <w:fldChar w:fldCharType="separate"/>
+            </w:r>
+            <w:r>
+              <w:rPr>
+                <w:rFonts w:ascii="宋体" w:eastAsia="宋体" w:hAnsi="宋体" w:hint="eastAsia"/>
+                <w:noProof/>
+                <w:webHidden/>
+              </w:rPr>
+              <w:t>31</w:t>
+            </w:r>
+            <w:r>
+              <w:rPr>
+                <w:rFonts w:ascii="宋体" w:eastAsia="宋体" w:hAnsi="宋体" w:hint="eastAsia"/>
+                <w:noProof/>
+                <w:webHidden/>
+              </w:rPr>
+              <w:fldChar w:fldCharType="end"/>
+            </w:r>
+          </w:hyperlink>
+        </w:p>
+        <w:p>
+          <w:pPr>
+            <w:pStyle w:val="TOC3"/>
+            <w:tabs>
+              <w:tab w:val="right" w:leader="dot" w:pos="8296"/>
+            </w:tabs>
+            <w:rPr>
+              <w:rFonts w:ascii="宋体" w:eastAsia="宋体" w:hAnsi="宋体" w:hint="eastAsia"/>
+              <w:noProof/>
+              <w:sz w:val="22"/>
+              <w:szCs w:val="24"/>
+              <w:lang w:val="en-US"/>
+              <w14:ligatures w14:val="standardContextual"/>
+            </w:rPr>
+          </w:pPr>
+          <w:hyperlink w:anchor="_Toc229049094" w:history="1">
+            <w:r>
+              <w:rPr>
+                <w:rStyle w:val="a3"/>
+                <w:rFonts w:ascii="宋体" w:eastAsia="宋体" w:hAnsi="宋体"/>
+                <w:noProof/>
+              </w:rPr>
+              <w:t>（四）“第三条道路”</w:t>
+            </w:r>
+            <w:r>
+              <w:rPr>
+                <w:rFonts w:ascii="宋体" w:eastAsia="宋体" w:hAnsi="宋体" w:hint="eastAsia"/>
+                <w:noProof/>
+                <w:webHidden/>
+              </w:rPr>
+              <w:tab/>
+            </w:r>
+            <w:r>
+              <w:rPr>
+                <w:rFonts w:ascii="宋体" w:eastAsia="宋体" w:hAnsi="宋体" w:hint="eastAsia"/>
+                <w:noProof/>
+                <w:webHidden/>
+              </w:rPr>
+              <w:fldChar w:fldCharType="begin"/>
+            </w:r>
+            <w:r>
+              <w:rPr>
+                <w:rFonts w:ascii="宋体" w:eastAsia="宋体" w:hAnsi="宋体" w:hint="eastAsia"/>
+                <w:noProof/>
+                <w:webHidden/>
+              </w:rPr>
+              <w:instrText xml:space="preserve"> </w:instrText>
+            </w:r>
+            <w:r>
+              <w:rPr>
+                <w:rFonts w:ascii="宋体" w:eastAsia="宋体" w:hAnsi="宋体"/>
+                <w:noProof/>
+                <w:webHidden/>
+              </w:rPr>
+              <w:instrText>PAGEREF _Toc229049094 \h</w:instrText>
+            </w:r>
+            <w:r>
+              <w:rPr>
+                <w:rFonts w:ascii="宋体" w:eastAsia="宋体" w:hAnsi="宋体" w:hint="eastAsia"/>
+                <w:noProof/>
+                <w:webHidden/>
+              </w:rPr>
+              <w:instrText xml:space="preserve"> </w:instrText>
+            </w:r>
+            <w:r>
+              <w:rPr>
+                <w:rFonts w:ascii="宋体" w:eastAsia="宋体" w:hAnsi="宋体" w:hint="eastAsia"/>
+                <w:noProof/>
+                <w:webHidden/>
+              </w:rPr>
+            </w:r>
+            <w:r>
+              <w:rPr>
+                <w:rFonts w:ascii="宋体" w:eastAsia="宋体" w:hAnsi="宋体" w:hint="eastAsia"/>
+                <w:noProof/>
+                <w:webHidden/>
+              </w:rPr>
+              <w:fldChar w:fldCharType="separate"/>
+            </w:r>
+            <w:r>
+              <w:rPr>
+                <w:rFonts w:ascii="宋体" w:eastAsia="宋体" w:hAnsi="宋体" w:hint="eastAsia"/>
+                <w:noProof/>
+                <w:webHidden/>
+              </w:rPr>
+              <w:t>31</w:t>
+            </w:r>
+            <w:r>
+              <w:rPr>
+                <w:rFonts w:ascii="宋体" w:eastAsia="宋体" w:hAnsi="宋体" w:hint="eastAsia"/>
+                <w:noProof/>
+                <w:webHidden/>
+              </w:rPr>
+              <w:fldChar w:fldCharType="end"/>
+            </w:r>
+          </w:hyperlink>
+        </w:p>
+        <w:p>
+          <w:pPr>
+            <w:pStyle w:val="TOC2"/>
+            <w:tabs>
+              <w:tab w:val="right" w:leader="dot" w:pos="8296"/>
+            </w:tabs>
+            <w:rPr>
+              <w:rFonts w:ascii="宋体" w:eastAsia="宋体" w:hAnsi="宋体" w:hint="eastAsia"/>
+              <w:noProof/>
+              <w:sz w:val="22"/>
+              <w:szCs w:val="24"/>
+              <w:lang w:val="en-US"/>
+              <w14:ligatures w14:val="standardContextual"/>
+            </w:rPr>
+          </w:pPr>
+          <w:hyperlink w:anchor="_Toc229049095" w:history="1">
+            <w:r>
+              <w:rPr>
+                <w:rStyle w:val="a3"/>
+                <w:rFonts w:ascii="宋体" w:eastAsia="宋体" w:hAnsi="宋体"/>
+                <w:noProof/>
+              </w:rPr>
+              <w:t>二、</w:t>
+            </w:r>
+            <w:r>
+              <w:rPr>
+                <w:rStyle w:val="a3"/>
+                <w:rFonts w:ascii="宋体" w:eastAsia="宋体" w:hAnsi="宋体"/>
+                <w:noProof/>
+                <w:lang w:val="en-US"/>
+              </w:rPr>
+              <w:t>实证研究：欧洲社会民主主义的兴衰</w:t>
+            </w:r>
+            <w:r>
+              <w:rPr>
+                <w:rFonts w:ascii="宋体" w:eastAsia="宋体" w:hAnsi="宋体" w:hint="eastAsia"/>
+                <w:noProof/>
+                <w:webHidden/>
+              </w:rPr>
+              <w:tab/>
+            </w:r>
+            <w:r>
+              <w:rPr>
+                <w:rFonts w:ascii="宋体" w:eastAsia="宋体" w:hAnsi="宋体" w:hint="eastAsia"/>
+                <w:noProof/>
+                <w:webHidden/>
+              </w:rPr>
+              <w:fldChar w:fldCharType="begin"/>
+            </w:r>
+            <w:r>
+              <w:rPr>
+                <w:rFonts w:ascii="宋体" w:eastAsia="宋体" w:hAnsi="宋体" w:hint="eastAsia"/>
+                <w:noProof/>
+                <w:webHidden/>
+              </w:rPr>
+              <w:instrText xml:space="preserve"> </w:instrText>
+            </w:r>
+            <w:r>
+              <w:rPr>
+                <w:rFonts w:ascii="宋体" w:eastAsia="宋体" w:hAnsi="宋体"/>
+                <w:noProof/>
+                <w:webHidden/>
+              </w:rPr>
+              <w:instrText>PAGEREF _Toc229049095 \h</w:instrText>
+            </w:r>
+            <w:r>
+              <w:rPr>
+                <w:rFonts w:ascii="宋体" w:eastAsia="宋体" w:hAnsi="宋体" w:hint="eastAsia"/>
+                <w:noProof/>
+                <w:webHidden/>
+              </w:rPr>
+              <w:instrText xml:space="preserve"> </w:instrText>
+            </w:r>
+            <w:r>
+              <w:rPr>
+                <w:rFonts w:ascii="宋体" w:eastAsia="宋体" w:hAnsi="宋体" w:hint="eastAsia"/>
+                <w:noProof/>
+                <w:webHidden/>
+              </w:rPr>
+            </w:r>
+            <w:r>
+              <w:rPr>
+                <w:rFonts w:ascii="宋体" w:eastAsia="宋体" w:hAnsi="宋体" w:hint="eastAsia"/>
+                <w:noProof/>
+                <w:webHidden/>
+              </w:rPr>
+              <w:fldChar w:fldCharType="separate"/>
+            </w:r>
+            <w:r>
+              <w:rPr>
+                <w:rFonts w:ascii="宋体" w:eastAsia="宋体" w:hAnsi="宋体" w:hint="eastAsia"/>
+                <w:noProof/>
+                <w:webHidden/>
+              </w:rPr>
+              <w:t>31</w:t>
             </w:r>
             <w:r>
               <w:rPr>
@@ -6816,6 +7601,7 @@
               <w:b/>
               <w:bCs/>
             </w:rPr>
+            <w:lastRenderedPageBreak/>
             <w:fldChar w:fldCharType="end"/>
           </w:r>
         </w:p>
@@ -6847,7 +7633,7 @@
       <w:pPr>
         <w:pStyle w:val="a9"/>
       </w:pPr>
-      <w:bookmarkStart w:id="0" w:name="_Toc228444633"/>
+      <w:bookmarkStart w:id="0" w:name="_Toc229049021"/>
       <w:r>
         <w:rPr>
           <w:rFonts w:hint="eastAsia"/>
@@ -6919,7 +7705,7 @@
       <w:pPr>
         <w:pStyle w:val="ac"/>
       </w:pPr>
-      <w:bookmarkStart w:id="1" w:name="_Toc228444634"/>
+      <w:bookmarkStart w:id="1" w:name="_Toc229049022"/>
       <w:r>
         <w:rPr>
           <w:rFonts w:hint="eastAsia"/>
@@ -6959,7 +7745,7 @@
       <w:pPr>
         <w:pStyle w:val="ae"/>
       </w:pPr>
-      <w:bookmarkStart w:id="2" w:name="_Toc228444635"/>
+      <w:bookmarkStart w:id="2" w:name="_Toc229049023"/>
       <w:r>
         <w:rPr>
           <w:rFonts w:hint="eastAsia"/>
@@ -7742,7 +8528,7 @@
       <w:pPr>
         <w:pStyle w:val="ae"/>
       </w:pPr>
-      <w:bookmarkStart w:id="3" w:name="_Toc228444636"/>
+      <w:bookmarkStart w:id="3" w:name="_Toc229049024"/>
       <w:r>
         <w:rPr>
           <w:rFonts w:hint="eastAsia"/>
@@ -7838,7 +8624,7 @@
       <w:pPr>
         <w:pStyle w:val="ae"/>
       </w:pPr>
-      <w:bookmarkStart w:id="4" w:name="_Toc228444637"/>
+      <w:bookmarkStart w:id="4" w:name="_Toc229049025"/>
       <w:r>
         <w:rPr>
           <w:rFonts w:hint="eastAsia"/>
@@ -8118,7 +8904,7 @@
       <w:pPr>
         <w:pStyle w:val="ac"/>
       </w:pPr>
-      <w:bookmarkStart w:id="5" w:name="_Toc228444638"/>
+      <w:bookmarkStart w:id="5" w:name="_Toc229049026"/>
       <w:r>
         <w:rPr>
           <w:rFonts w:hint="eastAsia"/>
@@ -10055,7 +10841,7 @@
       <w:pPr>
         <w:pStyle w:val="a9"/>
       </w:pPr>
-      <w:bookmarkStart w:id="6" w:name="_Toc228444639"/>
+      <w:bookmarkStart w:id="6" w:name="_Toc229049027"/>
       <w:r>
         <w:rPr>
           <w:rFonts w:hint="eastAsia"/>
@@ -10099,7 +10885,7 @@
       <w:pPr>
         <w:pStyle w:val="ac"/>
       </w:pPr>
-      <w:bookmarkStart w:id="7" w:name="_Toc228444640"/>
+      <w:bookmarkStart w:id="7" w:name="_Toc229049028"/>
       <w:r>
         <w:rPr>
           <w:rFonts w:hint="eastAsia"/>
@@ -10112,7 +10898,7 @@
       <w:pPr>
         <w:pStyle w:val="ae"/>
       </w:pPr>
-      <w:bookmarkStart w:id="8" w:name="_Toc228444641"/>
+      <w:bookmarkStart w:id="8" w:name="_Toc229049029"/>
       <w:r>
         <w:rPr>
           <w:rFonts w:hint="eastAsia"/>
@@ -12267,7 +13053,7 @@
       <w:pPr>
         <w:pStyle w:val="ae"/>
       </w:pPr>
-      <w:bookmarkStart w:id="9" w:name="_Toc228444642"/>
+      <w:bookmarkStart w:id="9" w:name="_Toc229049030"/>
       <w:r>
         <w:rPr>
           <w:rFonts w:hint="eastAsia"/>
@@ -13999,7 +14785,7 @@
       <w:pPr>
         <w:pStyle w:val="ae"/>
       </w:pPr>
-      <w:bookmarkStart w:id="10" w:name="_Toc228444643"/>
+      <w:bookmarkStart w:id="10" w:name="_Toc229049031"/>
       <w:r>
         <w:rPr>
           <w:rFonts w:hint="eastAsia"/>
@@ -14735,7 +15521,7 @@
       <w:pPr>
         <w:pStyle w:val="ae"/>
       </w:pPr>
-      <w:bookmarkStart w:id="11" w:name="_Toc228444644"/>
+      <w:bookmarkStart w:id="11" w:name="_Toc229049032"/>
       <w:r>
         <w:rPr>
           <w:rFonts w:hint="eastAsia"/>
@@ -14940,7 +15726,7 @@
       <w:pPr>
         <w:pStyle w:val="ac"/>
       </w:pPr>
-      <w:bookmarkStart w:id="12" w:name="_Toc228444645"/>
+      <w:bookmarkStart w:id="12" w:name="_Toc229049033"/>
       <w:r>
         <w:rPr>
           <w:rFonts w:hint="eastAsia"/>
@@ -14953,7 +15739,7 @@
       <w:pPr>
         <w:pStyle w:val="ae"/>
       </w:pPr>
-      <w:bookmarkStart w:id="13" w:name="_Toc228444646"/>
+      <w:bookmarkStart w:id="13" w:name="_Toc229049034"/>
       <w:r>
         <w:rPr>
           <w:rFonts w:hint="eastAsia"/>
@@ -15091,7 +15877,7 @@
       <w:pPr>
         <w:pStyle w:val="ae"/>
       </w:pPr>
-      <w:bookmarkStart w:id="14" w:name="_Toc228444647"/>
+      <w:bookmarkStart w:id="14" w:name="_Toc229049035"/>
       <w:r>
         <w:rPr>
           <w:rFonts w:hint="eastAsia"/>
@@ -15405,7 +16191,7 @@
       <w:pPr>
         <w:pStyle w:val="ae"/>
       </w:pPr>
-      <w:bookmarkStart w:id="15" w:name="_Toc228444648"/>
+      <w:bookmarkStart w:id="15" w:name="_Toc229049036"/>
       <w:r>
         <w:rPr>
           <w:rFonts w:hint="eastAsia"/>
@@ -15562,7 +16348,7 @@
       <w:pPr>
         <w:pStyle w:val="ae"/>
       </w:pPr>
-      <w:bookmarkStart w:id="16" w:name="_Toc228444649"/>
+      <w:bookmarkStart w:id="16" w:name="_Toc229049037"/>
       <w:r>
         <w:rPr>
           <w:rFonts w:hint="eastAsia"/>
@@ -15639,7 +16425,7 @@
       <w:pPr>
         <w:pStyle w:val="ac"/>
       </w:pPr>
-      <w:bookmarkStart w:id="17" w:name="_Toc228444650"/>
+      <w:bookmarkStart w:id="17" w:name="_Toc229049038"/>
       <w:r>
         <w:rPr>
           <w:rFonts w:hint="eastAsia"/>
@@ -15792,7 +16578,7 @@
       <w:pPr>
         <w:pStyle w:val="a9"/>
       </w:pPr>
-      <w:bookmarkStart w:id="18" w:name="_Toc228444651"/>
+      <w:bookmarkStart w:id="18" w:name="_Toc229049039"/>
       <w:r>
         <w:rPr>
           <w:rFonts w:hint="eastAsia"/>
@@ -15836,7 +16622,7 @@
       <w:pPr>
         <w:pStyle w:val="ac"/>
       </w:pPr>
-      <w:bookmarkStart w:id="19" w:name="_Toc228444652"/>
+      <w:bookmarkStart w:id="19" w:name="_Toc229049040"/>
       <w:r>
         <w:rPr>
           <w:rFonts w:hint="eastAsia"/>
@@ -15849,7 +16635,7 @@
       <w:pPr>
         <w:pStyle w:val="ae"/>
       </w:pPr>
-      <w:bookmarkStart w:id="20" w:name="_Toc228444653"/>
+      <w:bookmarkStart w:id="20" w:name="_Toc229049041"/>
       <w:r>
         <w:rPr>
           <w:rFonts w:hint="eastAsia"/>
@@ -16185,7 +16971,7 @@
       <w:pPr>
         <w:pStyle w:val="ae"/>
       </w:pPr>
-      <w:bookmarkStart w:id="21" w:name="_Toc228444654"/>
+      <w:bookmarkStart w:id="21" w:name="_Toc229049042"/>
       <w:r>
         <w:rPr>
           <w:rFonts w:hint="eastAsia"/>
@@ -16385,7 +17171,7 @@
       <w:pPr>
         <w:pStyle w:val="ac"/>
       </w:pPr>
-      <w:bookmarkStart w:id="22" w:name="_Toc228444655"/>
+      <w:bookmarkStart w:id="22" w:name="_Toc229049043"/>
       <w:r>
         <w:rPr>
           <w:rFonts w:hint="eastAsia"/>
@@ -16398,7 +17184,7 @@
       <w:pPr>
         <w:pStyle w:val="ae"/>
       </w:pPr>
-      <w:bookmarkStart w:id="23" w:name="_Toc228444656"/>
+      <w:bookmarkStart w:id="23" w:name="_Toc229049044"/>
       <w:r>
         <w:rPr>
           <w:rFonts w:hint="eastAsia"/>
@@ -16736,7 +17522,7 @@
       <w:pPr>
         <w:pStyle w:val="ae"/>
       </w:pPr>
-      <w:bookmarkStart w:id="24" w:name="_Toc228444657"/>
+      <w:bookmarkStart w:id="24" w:name="_Toc229049045"/>
       <w:r>
         <w:rPr>
           <w:rFonts w:hint="eastAsia"/>
@@ -16918,7 +17704,7 @@
       <w:pPr>
         <w:pStyle w:val="a9"/>
       </w:pPr>
-      <w:bookmarkStart w:id="25" w:name="_Toc228444658"/>
+      <w:bookmarkStart w:id="25" w:name="_Toc229049046"/>
       <w:r>
         <w:rPr>
           <w:rFonts w:hint="eastAsia"/>
@@ -16962,7 +17748,7 @@
       <w:pPr>
         <w:pStyle w:val="ac"/>
       </w:pPr>
-      <w:bookmarkStart w:id="26" w:name="_Toc228444659"/>
+      <w:bookmarkStart w:id="26" w:name="_Toc229049047"/>
       <w:r>
         <w:rPr>
           <w:rFonts w:hint="eastAsia"/>
@@ -17022,7 +17808,7 @@
       <w:pPr>
         <w:pStyle w:val="ac"/>
       </w:pPr>
-      <w:bookmarkStart w:id="27" w:name="_Toc228444660"/>
+      <w:bookmarkStart w:id="27" w:name="_Toc229049048"/>
       <w:r>
         <w:rPr>
           <w:rFonts w:hint="eastAsia"/>
@@ -17035,7 +17821,7 @@
       <w:pPr>
         <w:pStyle w:val="ae"/>
       </w:pPr>
-      <w:bookmarkStart w:id="28" w:name="_Toc228444661"/>
+      <w:bookmarkStart w:id="28" w:name="_Toc229049049"/>
       <w:r>
         <w:rPr>
           <w:rFonts w:hint="eastAsia"/>
@@ -17449,7 +18235,7 @@
       <w:pPr>
         <w:pStyle w:val="ae"/>
       </w:pPr>
-      <w:bookmarkStart w:id="29" w:name="_Toc228444662"/>
+      <w:bookmarkStart w:id="29" w:name="_Toc229049050"/>
       <w:r>
         <w:rPr>
           <w:rFonts w:hint="eastAsia"/>
@@ -17764,7 +18550,7 @@
       <w:pPr>
         <w:pStyle w:val="ae"/>
       </w:pPr>
-      <w:bookmarkStart w:id="30" w:name="_Toc228444663"/>
+      <w:bookmarkStart w:id="30" w:name="_Toc229049051"/>
       <w:r>
         <w:rPr>
           <w:rFonts w:hint="eastAsia"/>
@@ -17881,7 +18667,7 @@
       <w:pPr>
         <w:pStyle w:val="ae"/>
       </w:pPr>
-      <w:bookmarkStart w:id="31" w:name="_Toc228444664"/>
+      <w:bookmarkStart w:id="31" w:name="_Toc229049052"/>
       <w:r>
         <w:rPr>
           <w:rFonts w:hint="eastAsia"/>
@@ -17981,7 +18767,7 @@
       <w:pPr>
         <w:pStyle w:val="ac"/>
       </w:pPr>
-      <w:bookmarkStart w:id="32" w:name="_Toc228444665"/>
+      <w:bookmarkStart w:id="32" w:name="_Toc229049053"/>
       <w:r>
         <w:rPr>
           <w:rFonts w:hint="eastAsia"/>
@@ -18445,7 +19231,7 @@
       <w:pPr>
         <w:pStyle w:val="ac"/>
       </w:pPr>
-      <w:bookmarkStart w:id="33" w:name="_Toc228444666"/>
+      <w:bookmarkStart w:id="33" w:name="_Toc229049054"/>
       <w:r>
         <w:rPr>
           <w:rFonts w:hint="eastAsia"/>
@@ -18579,7 +19365,7 @@
       <w:pPr>
         <w:pStyle w:val="a9"/>
       </w:pPr>
-      <w:bookmarkStart w:id="34" w:name="_Toc228444667"/>
+      <w:bookmarkStart w:id="34" w:name="_Toc229049055"/>
       <w:r>
         <w:rPr>
           <w:rFonts w:hint="eastAsia"/>
@@ -18623,7 +19409,7 @@
       <w:pPr>
         <w:pStyle w:val="ac"/>
       </w:pPr>
-      <w:bookmarkStart w:id="35" w:name="_Toc228444668"/>
+      <w:bookmarkStart w:id="35" w:name="_Toc229049056"/>
       <w:r>
         <w:rPr>
           <w:rFonts w:hint="eastAsia"/>
@@ -18657,7 +19443,7 @@
       <w:pPr>
         <w:pStyle w:val="ac"/>
       </w:pPr>
-      <w:bookmarkStart w:id="36" w:name="_Toc228444669"/>
+      <w:bookmarkStart w:id="36" w:name="_Toc229049057"/>
       <w:r>
         <w:rPr>
           <w:rFonts w:hint="eastAsia"/>
@@ -18670,7 +19456,7 @@
       <w:pPr>
         <w:pStyle w:val="ae"/>
       </w:pPr>
-      <w:bookmarkStart w:id="37" w:name="_Toc228444670"/>
+      <w:bookmarkStart w:id="37" w:name="_Toc229049058"/>
       <w:r>
         <w:rPr>
           <w:rFonts w:hint="eastAsia"/>
@@ -19679,7 +20465,7 @@
       <w:pPr>
         <w:pStyle w:val="ae"/>
       </w:pPr>
-      <w:bookmarkStart w:id="38" w:name="_Toc228444671"/>
+      <w:bookmarkStart w:id="38" w:name="_Toc229049059"/>
       <w:r>
         <w:rPr>
           <w:rFonts w:hint="eastAsia"/>
@@ -20509,7 +21295,7 @@
       <w:pPr>
         <w:pStyle w:val="ae"/>
       </w:pPr>
-      <w:bookmarkStart w:id="39" w:name="_Toc228444672"/>
+      <w:bookmarkStart w:id="39" w:name="_Toc229049060"/>
       <w:r>
         <w:rPr>
           <w:rFonts w:hint="eastAsia"/>
@@ -20667,7 +21453,7 @@
       <w:pPr>
         <w:pStyle w:val="ac"/>
       </w:pPr>
-      <w:bookmarkStart w:id="40" w:name="_Toc228444673"/>
+      <w:bookmarkStart w:id="40" w:name="_Toc229049061"/>
       <w:r>
         <w:rPr>
           <w:rFonts w:hint="eastAsia"/>
@@ -20680,7 +21466,7 @@
       <w:pPr>
         <w:pStyle w:val="ae"/>
       </w:pPr>
-      <w:bookmarkStart w:id="41" w:name="_Toc228444674"/>
+      <w:bookmarkStart w:id="41" w:name="_Toc229049062"/>
       <w:r>
         <w:rPr>
           <w:rFonts w:hint="eastAsia"/>
@@ -20742,7 +21528,7 @@
       <w:pPr>
         <w:pStyle w:val="ae"/>
       </w:pPr>
-      <w:bookmarkStart w:id="42" w:name="_Toc228444675"/>
+      <w:bookmarkStart w:id="42" w:name="_Toc229049063"/>
       <w:r>
         <w:rPr>
           <w:rFonts w:hint="eastAsia"/>
@@ -20790,7 +21576,7 @@
       <w:pPr>
         <w:pStyle w:val="ae"/>
       </w:pPr>
-      <w:bookmarkStart w:id="43" w:name="_Toc228444676"/>
+      <w:bookmarkStart w:id="43" w:name="_Toc229049064"/>
       <w:r>
         <w:rPr>
           <w:rFonts w:hint="eastAsia"/>
@@ -20848,7 +21634,7 @@
       <w:pPr>
         <w:pStyle w:val="a9"/>
       </w:pPr>
-      <w:bookmarkStart w:id="44" w:name="_Toc228444677"/>
+      <w:bookmarkStart w:id="44" w:name="_Toc229049065"/>
       <w:r>
         <w:rPr>
           <w:rFonts w:hint="eastAsia"/>
@@ -20892,7 +21678,7 @@
       <w:pPr>
         <w:pStyle w:val="ac"/>
       </w:pPr>
-      <w:bookmarkStart w:id="45" w:name="_Toc228444678"/>
+      <w:bookmarkStart w:id="45" w:name="_Toc229049066"/>
       <w:r>
         <w:rPr>
           <w:rFonts w:hint="eastAsia"/>
@@ -20905,7 +21691,7 @@
       <w:pPr>
         <w:pStyle w:val="ae"/>
       </w:pPr>
-      <w:bookmarkStart w:id="46" w:name="_Toc228444679"/>
+      <w:bookmarkStart w:id="46" w:name="_Toc229049067"/>
       <w:r>
         <w:rPr>
           <w:rFonts w:hint="eastAsia"/>
@@ -21090,7 +21876,7 @@
       <w:pPr>
         <w:pStyle w:val="ae"/>
       </w:pPr>
-      <w:bookmarkStart w:id="47" w:name="_Toc228444680"/>
+      <w:bookmarkStart w:id="47" w:name="_Toc229049068"/>
       <w:r>
         <w:rPr>
           <w:rFonts w:hint="eastAsia"/>
@@ -21274,7 +22060,7 @@
       <w:pPr>
         <w:pStyle w:val="ae"/>
       </w:pPr>
-      <w:bookmarkStart w:id="48" w:name="_Toc228444681"/>
+      <w:bookmarkStart w:id="48" w:name="_Toc229049069"/>
       <w:r>
         <w:rPr>
           <w:rFonts w:hint="eastAsia"/>
@@ -21324,7 +22110,7 @@
       <w:pPr>
         <w:pStyle w:val="ae"/>
       </w:pPr>
-      <w:bookmarkStart w:id="49" w:name="_Toc228444682"/>
+      <w:bookmarkStart w:id="49" w:name="_Toc229049070"/>
       <w:r>
         <w:rPr>
           <w:rFonts w:hint="eastAsia"/>
@@ -21398,7 +22184,7 @@
       <w:pPr>
         <w:pStyle w:val="ae"/>
       </w:pPr>
-      <w:bookmarkStart w:id="50" w:name="_Toc228444683"/>
+      <w:bookmarkStart w:id="50" w:name="_Toc229049071"/>
       <w:r>
         <w:rPr>
           <w:rFonts w:hint="eastAsia"/>
@@ -21480,7 +22266,7 @@
           <w:lang w:val="en-US"/>
         </w:rPr>
       </w:pPr>
-      <w:bookmarkStart w:id="51" w:name="_Toc228444684"/>
+      <w:bookmarkStart w:id="51" w:name="_Toc229049072"/>
       <w:r>
         <w:rPr>
           <w:rFonts w:hint="eastAsia"/>
@@ -21497,7 +22283,7 @@
           <w:lang w:val="en-US"/>
         </w:rPr>
       </w:pPr>
-      <w:bookmarkStart w:id="52" w:name="_Toc228444685"/>
+      <w:bookmarkStart w:id="52" w:name="_Toc229049073"/>
       <w:r>
         <w:rPr>
           <w:rFonts w:hint="eastAsia"/>
@@ -21585,7 +22371,7 @@
           <w:lang w:val="en-US"/>
         </w:rPr>
       </w:pPr>
-      <w:bookmarkStart w:id="53" w:name="_Toc228444686"/>
+      <w:bookmarkStart w:id="53" w:name="_Toc229049074"/>
       <w:r>
         <w:rPr>
           <w:rFonts w:hint="eastAsia"/>
@@ -21808,7 +22594,7 @@
           <w:lang w:val="en-US"/>
         </w:rPr>
       </w:pPr>
-      <w:bookmarkStart w:id="54" w:name="_Toc228444687"/>
+      <w:bookmarkStart w:id="54" w:name="_Toc229049075"/>
       <w:r>
         <w:rPr>
           <w:rFonts w:hint="eastAsia"/>
@@ -21968,7 +22754,7 @@
           <w:lang w:val="en-US"/>
         </w:rPr>
       </w:pPr>
-      <w:bookmarkStart w:id="55" w:name="_Toc228444688"/>
+      <w:bookmarkStart w:id="55" w:name="_Toc229049076"/>
       <w:r>
         <w:rPr>
           <w:rFonts w:hint="eastAsia"/>
@@ -21998,7 +22784,6 @@
         <w:spacing w:before="78" w:after="78"/>
         <w:jc w:val="center"/>
         <w:rPr>
-          <w:rFonts w:hint="eastAsia"/>
           <w:lang w:val="en-US"/>
         </w:rPr>
       </w:pPr>
@@ -22024,7 +22809,7 @@
           <w:lang w:val="en-US"/>
         </w:rPr>
       </w:pPr>
-      <w:bookmarkStart w:id="56" w:name="_Toc228444689"/>
+      <w:bookmarkStart w:id="56" w:name="_Toc229049077"/>
       <w:r>
         <w:rPr>
           <w:rFonts w:hint="eastAsia"/>
@@ -22041,7 +22826,7 @@
           <w:lang w:val="en-US"/>
         </w:rPr>
       </w:pPr>
-      <w:bookmarkStart w:id="57" w:name="_Toc228444690"/>
+      <w:bookmarkStart w:id="57" w:name="_Toc229049078"/>
       <w:r>
         <w:rPr>
           <w:rFonts w:hint="eastAsia"/>
@@ -22154,7 +22939,7 @@
           <w:lang w:val="en-US"/>
         </w:rPr>
       </w:pPr>
-      <w:bookmarkStart w:id="58" w:name="_Toc228444691"/>
+      <w:bookmarkStart w:id="58" w:name="_Toc229049079"/>
       <w:r>
         <w:rPr>
           <w:rFonts w:hint="eastAsia"/>
@@ -22456,7 +23241,7 @@
           <w:lang w:val="en-US"/>
         </w:rPr>
       </w:pPr>
-      <w:bookmarkStart w:id="59" w:name="_Toc228444692"/>
+      <w:bookmarkStart w:id="59" w:name="_Toc229049080"/>
       <w:r>
         <w:rPr>
           <w:rFonts w:hint="eastAsia"/>
@@ -23585,7 +24370,7 @@
           <w:lang w:val="en-US"/>
         </w:rPr>
       </w:pPr>
-      <w:bookmarkStart w:id="60" w:name="_Toc228444693"/>
+      <w:bookmarkStart w:id="60" w:name="_Toc229049081"/>
       <w:r>
         <w:rPr>
           <w:rFonts w:hint="eastAsia"/>
@@ -24787,7 +25572,7 @@
           <w:lang w:val="en-US"/>
         </w:rPr>
       </w:pPr>
-      <w:bookmarkStart w:id="61" w:name="_Toc228444694"/>
+      <w:bookmarkStart w:id="61" w:name="_Toc229049082"/>
       <w:r>
         <w:rPr>
           <w:rFonts w:hint="eastAsia"/>
@@ -24998,7 +25783,7 @@
           <w:lang w:val="en-US"/>
         </w:rPr>
       </w:pPr>
-      <w:bookmarkStart w:id="62" w:name="_Toc228444695"/>
+      <w:bookmarkStart w:id="62" w:name="_Toc229049083"/>
       <w:r>
         <w:rPr>
           <w:rFonts w:hint="eastAsia"/>
@@ -25442,7 +26227,7 @@
           <w:lang w:val="en-US"/>
         </w:rPr>
       </w:pPr>
-      <w:bookmarkStart w:id="63" w:name="_Toc228444696"/>
+      <w:bookmarkStart w:id="63" w:name="_Toc229049084"/>
       <w:r>
         <w:rPr>
           <w:rFonts w:hint="eastAsia"/>
@@ -25466,35 +26251,7 @@
           <w:rFonts w:hint="eastAsia"/>
           <w:lang w:val="en-US"/>
         </w:rPr>
-        <w:t>下面，我们以</w:t>
-      </w:r>
-      <w:r>
-        <w:rPr>
-          <w:rFonts w:hint="eastAsia"/>
-          <w:lang w:val="en-US"/>
-        </w:rPr>
-        <w:t>美国</w:t>
-      </w:r>
-      <w:r>
-        <w:rPr>
-          <w:rFonts w:hint="eastAsia"/>
-          <w:lang w:val="en-US"/>
-        </w:rPr>
-        <w:t>为例，考察</w:t>
-      </w:r>
-      <w:r>
-        <w:rPr>
-          <w:rFonts w:hint="eastAsia"/>
-          <w:lang w:val="en-US"/>
-        </w:rPr>
-        <w:t>总统</w:t>
-      </w:r>
-      <w:r>
-        <w:rPr>
-          <w:rFonts w:hint="eastAsia"/>
-          <w:lang w:val="en-US"/>
-        </w:rPr>
-        <w:t>制国家政府中的政党。</w:t>
+        <w:t>下面，我们以美国为例，考察总统制国家政府中的政党。</w:t>
       </w:r>
     </w:p>
     <w:p>
@@ -26490,7 +27247,7 @@
           <w:lang w:val="en-US"/>
         </w:rPr>
       </w:pPr>
-      <w:bookmarkStart w:id="64" w:name="_Toc228444697"/>
+      <w:bookmarkStart w:id="64" w:name="_Toc229049085"/>
       <w:r>
         <w:rPr>
           <w:rFonts w:hint="eastAsia"/>
@@ -26532,6 +27289,13 @@
         </w:rPr>
         <w:t>2026.4.30</w:t>
       </w:r>
+      <w:r>
+        <w:rPr>
+          <w:rFonts w:hint="eastAsia"/>
+          <w:lang w:val="en-US"/>
+        </w:rPr>
+        <w:t xml:space="preserve"> / 2026.5.7</w:t>
+      </w:r>
     </w:p>
     <w:p>
       <w:pPr>
@@ -26614,7 +27378,7 @@
           <w:lang w:val="en-US"/>
         </w:rPr>
       </w:pPr>
-      <w:bookmarkStart w:id="65" w:name="_Toc228444698"/>
+      <w:bookmarkStart w:id="65" w:name="_Toc229049086"/>
       <w:r>
         <w:rPr>
           <w:rFonts w:hint="eastAsia"/>
@@ -26897,7 +27661,6 @@
         <w:pStyle w:val="aa"/>
         <w:spacing w:before="78" w:after="78"/>
         <w:rPr>
-          <w:rFonts w:hint="eastAsia"/>
           <w:lang w:val="en-US"/>
         </w:rPr>
       </w:pPr>
@@ -26939,7 +27702,6 @@
         <w:spacing w:beforeLines="0" w:before="0" w:afterLines="0" w:after="0"/>
         <w:ind w:left="442" w:hanging="442"/>
         <w:rPr>
-          <w:rFonts w:hint="eastAsia"/>
           <w:lang w:val="en-US"/>
         </w:rPr>
       </w:pPr>
@@ -26961,7 +27723,6 @@
         <w:spacing w:beforeLines="0" w:before="0" w:afterLines="0" w:after="0"/>
         <w:ind w:left="442" w:hanging="442"/>
         <w:rPr>
-          <w:rFonts w:hint="eastAsia"/>
           <w:lang w:val="en-US"/>
         </w:rPr>
       </w:pPr>
@@ -26983,7 +27744,6 @@
         <w:spacing w:beforeLines="0" w:before="0" w:afterLines="0" w:after="0"/>
         <w:ind w:left="442" w:hanging="442"/>
         <w:rPr>
-          <w:rFonts w:hint="eastAsia"/>
           <w:lang w:val="en-US"/>
         </w:rPr>
       </w:pPr>
@@ -27029,7 +27789,6 @@
         <w:spacing w:before="78" w:after="78"/>
         <w:ind w:firstLine="420"/>
         <w:rPr>
-          <w:rFonts w:hint="eastAsia"/>
           <w:lang w:val="en-US"/>
         </w:rPr>
       </w:pPr>
@@ -27130,14 +27889,7 @@
           <w:rFonts w:hint="eastAsia"/>
           <w:lang w:val="en-US"/>
         </w:rPr>
-        <w:t>教授</w:t>
-      </w:r>
-      <w:r>
-        <w:rPr>
-          <w:rFonts w:hint="eastAsia"/>
-          <w:lang w:val="en-US"/>
-        </w:rPr>
-        <w:t>指出，</w:t>
+        <w:t>教授指出，</w:t>
       </w:r>
       <w:r>
         <w:rPr>
@@ -27187,7 +27939,6 @@
         <w:pStyle w:val="aa"/>
         <w:spacing w:before="78" w:after="78"/>
         <w:rPr>
-          <w:rFonts w:hint="eastAsia"/>
           <w:lang w:val="en-US"/>
         </w:rPr>
       </w:pPr>
@@ -27228,7 +27979,7 @@
           <w:lang w:val="en-US"/>
         </w:rPr>
       </w:pPr>
-      <w:bookmarkStart w:id="66" w:name="_Toc228444699"/>
+      <w:bookmarkStart w:id="66" w:name="_Toc229049087"/>
       <w:r>
         <w:rPr>
           <w:rFonts w:hint="eastAsia"/>
@@ -27415,7 +28166,6 @@
               <w:spacing w:before="78" w:after="78"/>
               <w:jc w:val="center"/>
               <w:rPr>
-                <w:rFonts w:hint="eastAsia"/>
                 <w:b/>
                 <w:bCs/>
               </w:rPr>
@@ -27445,7 +28195,6 @@
               <w:spacing w:before="78" w:after="78"/>
               <w:jc w:val="center"/>
               <w:rPr>
-                <w:rFonts w:hint="eastAsia"/>
                 <w:b/>
                 <w:bCs/>
                 <w:color w:val="FFFFFF" w:themeColor="background1"/>
@@ -27473,9 +28222,6 @@
               <w:pStyle w:val="aa"/>
               <w:spacing w:before="78" w:after="78"/>
               <w:jc w:val="center"/>
-              <w:rPr>
-                <w:rFonts w:hint="eastAsia"/>
-              </w:rPr>
             </w:pPr>
             <w:r>
               <w:rPr>
@@ -27495,9 +28241,6 @@
               <w:pStyle w:val="aa"/>
               <w:spacing w:before="78" w:after="78"/>
               <w:jc w:val="center"/>
-              <w:rPr>
-                <w:rFonts w:hint="eastAsia"/>
-              </w:rPr>
             </w:pPr>
             <w:r>
               <w:rPr>
@@ -27517,9 +28260,6 @@
               <w:pStyle w:val="aa"/>
               <w:spacing w:before="78" w:after="78"/>
               <w:jc w:val="center"/>
-              <w:rPr>
-                <w:rFonts w:hint="eastAsia"/>
-              </w:rPr>
             </w:pPr>
             <w:r>
               <w:rPr>
@@ -27545,9 +28285,6 @@
               <w:pStyle w:val="aa"/>
               <w:spacing w:before="78" w:after="78"/>
               <w:jc w:val="center"/>
-              <w:rPr>
-                <w:rFonts w:hint="eastAsia"/>
-              </w:rPr>
             </w:pPr>
             <w:r>
               <w:rPr>
@@ -27577,7 +28314,6 @@
               <w:spacing w:before="78" w:after="78"/>
               <w:jc w:val="center"/>
               <w:rPr>
-                <w:rFonts w:hint="eastAsia"/>
                 <w:b/>
                 <w:bCs/>
                 <w:color w:val="FFFFFF" w:themeColor="background1"/>
@@ -27640,9 +28376,6 @@
               <w:pStyle w:val="aa"/>
               <w:spacing w:before="78" w:after="78"/>
               <w:jc w:val="center"/>
-              <w:rPr>
-                <w:rFonts w:hint="eastAsia"/>
-              </w:rPr>
             </w:pPr>
             <w:r>
               <w:rPr>
@@ -27668,9 +28401,6 @@
               <w:pStyle w:val="aa"/>
               <w:spacing w:before="78" w:after="78"/>
               <w:jc w:val="center"/>
-              <w:rPr>
-                <w:rFonts w:hint="eastAsia"/>
-              </w:rPr>
             </w:pPr>
             <w:r>
               <w:rPr>
@@ -27696,9 +28426,6 @@
               <w:pStyle w:val="aa"/>
               <w:spacing w:before="78" w:after="78"/>
               <w:jc w:val="center"/>
-              <w:rPr>
-                <w:rFonts w:hint="eastAsia"/>
-              </w:rPr>
             </w:pPr>
             <w:r>
               <w:rPr>
@@ -27724,9 +28451,6 @@
               <w:pStyle w:val="aa"/>
               <w:spacing w:before="78" w:after="78"/>
               <w:jc w:val="center"/>
-              <w:rPr>
-                <w:rFonts w:hint="eastAsia"/>
-              </w:rPr>
             </w:pPr>
             <w:r>
               <w:rPr>
@@ -27756,7 +28480,6 @@
               <w:spacing w:before="78" w:after="78"/>
               <w:jc w:val="center"/>
               <w:rPr>
-                <w:rFonts w:hint="eastAsia"/>
                 <w:b/>
                 <w:bCs/>
                 <w:color w:val="FFFFFF" w:themeColor="background1"/>
@@ -27783,9 +28506,6 @@
               <w:pStyle w:val="aa"/>
               <w:spacing w:before="78" w:after="78"/>
               <w:jc w:val="center"/>
-              <w:rPr>
-                <w:rFonts w:hint="eastAsia"/>
-              </w:rPr>
             </w:pPr>
             <w:r>
               <w:rPr>
@@ -27805,9 +28525,6 @@
               <w:pStyle w:val="aa"/>
               <w:spacing w:before="78" w:after="78"/>
               <w:jc w:val="center"/>
-              <w:rPr>
-                <w:rFonts w:hint="eastAsia"/>
-              </w:rPr>
             </w:pPr>
             <w:r>
               <w:rPr>
@@ -27827,9 +28544,6 @@
               <w:pStyle w:val="aa"/>
               <w:spacing w:before="78" w:after="78"/>
               <w:jc w:val="center"/>
-              <w:rPr>
-                <w:rFonts w:hint="eastAsia"/>
-              </w:rPr>
             </w:pPr>
             <w:r>
               <w:rPr>
@@ -27849,9 +28563,6 @@
               <w:pStyle w:val="aa"/>
               <w:spacing w:before="78" w:after="78"/>
               <w:jc w:val="center"/>
-              <w:rPr>
-                <w:rFonts w:hint="eastAsia"/>
-              </w:rPr>
             </w:pPr>
             <w:r>
               <w:rPr>
@@ -27875,7 +28586,6 @@
               <w:spacing w:before="78" w:after="78"/>
               <w:jc w:val="center"/>
               <w:rPr>
-                <w:rFonts w:hint="eastAsia"/>
                 <w:b/>
                 <w:bCs/>
                 <w:color w:val="FFFFFF" w:themeColor="background1"/>
@@ -27938,9 +28648,6 @@
               <w:pStyle w:val="aa"/>
               <w:spacing w:before="78" w:after="78"/>
               <w:jc w:val="center"/>
-              <w:rPr>
-                <w:rFonts w:hint="eastAsia"/>
-              </w:rPr>
             </w:pPr>
             <w:r>
               <w:rPr>
@@ -27966,9 +28673,6 @@
               <w:pStyle w:val="aa"/>
               <w:spacing w:before="78" w:after="78"/>
               <w:jc w:val="center"/>
-              <w:rPr>
-                <w:rFonts w:hint="eastAsia"/>
-              </w:rPr>
             </w:pPr>
             <w:r>
               <w:rPr>
@@ -27994,9 +28698,6 @@
               <w:pStyle w:val="aa"/>
               <w:spacing w:before="78" w:after="78"/>
               <w:jc w:val="center"/>
-              <w:rPr>
-                <w:rFonts w:hint="eastAsia"/>
-              </w:rPr>
             </w:pPr>
             <w:r>
               <w:rPr>
@@ -28022,9 +28723,6 @@
               <w:pStyle w:val="aa"/>
               <w:spacing w:before="78" w:after="78"/>
               <w:jc w:val="center"/>
-              <w:rPr>
-                <w:rFonts w:hint="eastAsia"/>
-              </w:rPr>
             </w:pPr>
             <w:r>
               <w:rPr>
@@ -28054,7 +28752,6 @@
               <w:spacing w:before="78" w:after="78"/>
               <w:jc w:val="center"/>
               <w:rPr>
-                <w:rFonts w:hint="eastAsia"/>
                 <w:b/>
                 <w:bCs/>
                 <w:color w:val="FFFFFF" w:themeColor="background1"/>
@@ -28099,9 +28796,6 @@
               <w:pStyle w:val="aa"/>
               <w:spacing w:before="78" w:after="78"/>
               <w:jc w:val="center"/>
-              <w:rPr>
-                <w:rFonts w:hint="eastAsia"/>
-              </w:rPr>
             </w:pPr>
             <w:r>
               <w:rPr>
@@ -28121,9 +28815,6 @@
               <w:pStyle w:val="aa"/>
               <w:spacing w:before="78" w:after="78"/>
               <w:jc w:val="center"/>
-              <w:rPr>
-                <w:rFonts w:hint="eastAsia"/>
-              </w:rPr>
             </w:pPr>
             <w:r>
               <w:rPr>
@@ -28143,9 +28834,6 @@
               <w:pStyle w:val="aa"/>
               <w:spacing w:before="78" w:after="78"/>
               <w:jc w:val="center"/>
-              <w:rPr>
-                <w:rFonts w:hint="eastAsia"/>
-              </w:rPr>
             </w:pPr>
             <w:r>
               <w:rPr>
@@ -28165,9 +28853,6 @@
               <w:pStyle w:val="aa"/>
               <w:spacing w:before="78" w:after="78"/>
               <w:jc w:val="center"/>
-              <w:rPr>
-                <w:rFonts w:hint="eastAsia"/>
-              </w:rPr>
             </w:pPr>
             <w:r>
               <w:rPr>
@@ -28264,31 +28949,7 @@
         <w:rPr>
           <w:rFonts w:hint="eastAsia"/>
         </w:rPr>
-        <w:t>程度明显高于肯尼亚</w:t>
-      </w:r>
-      <w:r>
-        <w:rPr>
-          <w:rFonts w:hint="eastAsia"/>
-        </w:rPr>
-        <w:t>，</w:t>
-      </w:r>
-      <w:r>
-        <w:rPr>
-          <w:rFonts w:hint="eastAsia"/>
-        </w:rPr>
-        <w:t>经济发展水平高更容易采用权力分享制度</w:t>
-      </w:r>
-      <w:r>
-        <w:rPr>
-          <w:rFonts w:hint="eastAsia"/>
-        </w:rPr>
-        <w:t>；</w:t>
-      </w:r>
-      <w:r>
-        <w:rPr>
-          <w:rFonts w:hint="eastAsia"/>
-        </w:rPr>
-        <w:t>政治转型之</w:t>
+        <w:t>程度明显高于肯尼亚，经济发展水平高更容易采用权力分享制度；政治转型之</w:t>
       </w:r>
       <w:proofErr w:type="gramStart"/>
       <w:r>
@@ -28302,19 +28963,7 @@
         <w:rPr>
           <w:rFonts w:hint="eastAsia"/>
         </w:rPr>
-        <w:t>的经济水平为后来的经济发展打下基础（正相关）</w:t>
-      </w:r>
-      <w:r>
-        <w:rPr>
-          <w:rFonts w:hint="eastAsia"/>
-        </w:rPr>
-        <w:t>。因此，</w:t>
-      </w:r>
-      <w:r>
-        <w:rPr>
-          <w:rFonts w:hint="eastAsia"/>
-        </w:rPr>
-        <w:t>比较肯尼亚和</w:t>
+        <w:t>的经济水平为后来的经济发展打下基础（正相关）。因此，比较肯尼亚和</w:t>
       </w:r>
       <w:r>
         <w:rPr>
@@ -28326,25 +28975,7 @@
         <w:rPr>
           <w:rFonts w:hint="eastAsia"/>
         </w:rPr>
-        <w:t>国</w:t>
-      </w:r>
-      <w:r>
-        <w:rPr>
-          <w:rFonts w:hint="eastAsia"/>
-        </w:rPr>
-        <w:t>，会得出“</w:t>
-      </w:r>
-      <w:r>
-        <w:rPr>
-          <w:rFonts w:hint="eastAsia"/>
-        </w:rPr>
-        <w:t>权力分享制度有利于经济发展</w:t>
-      </w:r>
-      <w:r>
-        <w:rPr>
-          <w:rFonts w:hint="eastAsia"/>
-        </w:rPr>
-        <w:t>”的结论</w:t>
+        <w:t>国，会得出“权力分享制度有利于经济发展”的结论</w:t>
       </w:r>
       <w:r>
         <w:rPr>
@@ -28364,9 +28995,6 @@
         <w:pStyle w:val="aa"/>
         <w:spacing w:before="78" w:after="78"/>
         <w:ind w:firstLine="420"/>
-        <w:rPr>
-          <w:rFonts w:hint="eastAsia"/>
-        </w:rPr>
       </w:pPr>
       <w:r>
         <w:rPr>
@@ -28408,13 +29036,7 @@
         <w:rPr>
           <w:rFonts w:hint="eastAsia"/>
         </w:rPr>
-        <w:t>年政治转型之前刚刚经历内战</w:t>
-      </w:r>
-      <w:r>
-        <w:rPr>
-          <w:rFonts w:hint="eastAsia"/>
-        </w:rPr>
-        <w:t>，</w:t>
+        <w:t>年政治转型之前刚刚经历内战，</w:t>
       </w:r>
       <w:r>
         <w:rPr>
@@ -28426,19 +29048,7 @@
         <w:rPr>
           <w:rFonts w:hint="eastAsia"/>
         </w:rPr>
-        <w:t>国的执政党希望通过采用权力分享的方式调和民族矛盾，避免国家再一次陷入内战</w:t>
-      </w:r>
-      <w:r>
-        <w:rPr>
-          <w:rFonts w:hint="eastAsia"/>
-        </w:rPr>
-        <w:t>；</w:t>
-      </w:r>
-      <w:r>
-        <w:rPr>
-          <w:rFonts w:hint="eastAsia"/>
-        </w:rPr>
-        <w:t>内战对</w:t>
+        <w:t>国的执政党希望通过采用权力分享的方式调和民族矛盾，避免国家再一次陷入内战；内战对</w:t>
       </w:r>
       <w:r>
         <w:rPr>
@@ -28450,19 +29060,7 @@
         <w:rPr>
           <w:rFonts w:hint="eastAsia"/>
         </w:rPr>
-        <w:t>国国内的基础设施毁灭性极大，导致该国经济发展举步维艰（负相关）</w:t>
-      </w:r>
-      <w:r>
-        <w:rPr>
-          <w:rFonts w:hint="eastAsia"/>
-        </w:rPr>
-        <w:t>。因此，如果</w:t>
-      </w:r>
-      <w:r>
-        <w:rPr>
-          <w:rFonts w:hint="eastAsia"/>
-        </w:rPr>
-        <w:t>比较肯尼亚和</w:t>
+        <w:t>国国内的基础设施毁灭性极大，导致该国经济发展举步维艰（负相关）。因此，如果比较肯尼亚和</w:t>
       </w:r>
       <w:r>
         <w:rPr>
@@ -28474,34 +29072,13 @@
         <w:rPr>
           <w:rFonts w:hint="eastAsia"/>
         </w:rPr>
-        <w:t>国</w:t>
-      </w:r>
-      <w:r>
-        <w:rPr>
-          <w:rFonts w:hint="eastAsia"/>
-        </w:rPr>
-        <w:t>，那么</w:t>
-      </w:r>
-      <w:r>
-        <w:rPr>
-          <w:rFonts w:hint="eastAsia"/>
-        </w:rPr>
-        <w:t>权力集中对经济发展的正面效应可能被夸大</w:t>
-      </w:r>
-      <w:r>
-        <w:rPr>
-          <w:rFonts w:hint="eastAsia"/>
-        </w:rPr>
-        <w:t>。</w:t>
+        <w:t>国，那么权力集中对经济发展的正面效应可能被夸大。</w:t>
       </w:r>
     </w:p>
     <w:p>
       <w:pPr>
         <w:pStyle w:val="aa"/>
         <w:spacing w:before="78" w:after="78"/>
-        <w:rPr>
-          <w:rFonts w:hint="eastAsia"/>
-        </w:rPr>
       </w:pPr>
       <w:r>
         <w:tab/>
@@ -28510,13 +29087,7 @@
         <w:rPr>
           <w:rFonts w:hint="eastAsia"/>
         </w:rPr>
-        <w:t>如果选取贝宁进行比较，那么就会发现，</w:t>
-      </w:r>
-      <w:r>
-        <w:rPr>
-          <w:rFonts w:hint="eastAsia"/>
-        </w:rPr>
-        <w:t>所有</w:t>
+        <w:t>如果选取贝宁进行比较，那么就会发现，所有</w:t>
       </w:r>
       <w:proofErr w:type="gramStart"/>
       <w:r>
@@ -28530,31 +29101,7 @@
         <w:rPr>
           <w:rFonts w:hint="eastAsia"/>
         </w:rPr>
-        <w:t>设计本身之外与经济发展和制度设计有关联的因素得到控制</w:t>
-      </w:r>
-      <w:r>
-        <w:rPr>
-          <w:rFonts w:hint="eastAsia"/>
-        </w:rPr>
-        <w:t>，则</w:t>
-      </w:r>
-      <w:r>
-        <w:rPr>
-          <w:rFonts w:hint="eastAsia"/>
-        </w:rPr>
-        <w:t>经济发展的差异</w:t>
-      </w:r>
-      <w:r>
-        <w:rPr>
-          <w:rFonts w:hint="eastAsia"/>
-        </w:rPr>
-        <w:t>就是</w:t>
-      </w:r>
-      <w:r>
-        <w:rPr>
-          <w:rFonts w:hint="eastAsia"/>
-        </w:rPr>
-        <w:t>制度选择</w:t>
+        <w:t>设计本身之外与经济发展和制度设计有关联的因素得到控制，则经济发展的差异就是制度选择</w:t>
       </w:r>
       <w:r>
         <w:rPr>
@@ -28566,13 +29113,2665 @@
         <w:rPr>
           <w:rFonts w:hint="eastAsia"/>
         </w:rPr>
-        <w:t>设计对国家经济发展的效应</w:t>
-      </w:r>
-      <w:r>
-        <w:rPr>
-          <w:rFonts w:hint="eastAsia"/>
-        </w:rPr>
-        <w:t>。因此，贝宁是最大相似案例。</w:t>
+        <w:t>设计对国家经济发展的效应。因此，贝宁是最大相似案例。</w:t>
+      </w:r>
+    </w:p>
+    <w:p>
+      <w:pPr>
+        <w:pStyle w:val="aa"/>
+        <w:spacing w:before="78" w:after="78"/>
+      </w:pPr>
+    </w:p>
+    <w:p>
+      <w:pPr>
+        <w:pStyle w:val="ac"/>
+        <w:rPr>
+          <w:rFonts w:hint="eastAsia"/>
+        </w:rPr>
+      </w:pPr>
+      <w:bookmarkStart w:id="67" w:name="_Toc229049088"/>
+      <w:r>
+        <w:rPr>
+          <w:rFonts w:hint="eastAsia"/>
+        </w:rPr>
+        <w:t>三、机制探讨</w:t>
+      </w:r>
+      <w:bookmarkEnd w:id="67"/>
+    </w:p>
+    <w:p>
+      <w:pPr>
+        <w:pStyle w:val="aa"/>
+        <w:spacing w:before="78" w:after="78"/>
+        <w:ind w:firstLine="420"/>
+      </w:pPr>
+      <w:r>
+        <w:rPr>
+          <w:rFonts w:hint="eastAsia"/>
+        </w:rPr>
+        <w:t>从数据中我们已经得出结论：</w:t>
+      </w:r>
+      <w:r>
+        <w:t>在缺乏民主共识、族群分裂严重、国家能力普遍偏弱的发展中国家中推行权力分享机制往往会限制国家治理质量的提高</w:t>
+      </w:r>
+      <w:r>
+        <w:rPr>
+          <w:rFonts w:hint="eastAsia"/>
+        </w:rPr>
+        <w:t>。</w:t>
+      </w:r>
+      <w:r>
+        <w:rPr>
+          <w:rFonts w:hint="eastAsia"/>
+        </w:rPr>
+        <w:t>那么，</w:t>
+      </w:r>
+      <w:r>
+        <w:rPr>
+          <w:rFonts w:hint="eastAsia"/>
+        </w:rPr>
+        <w:t>为什么不同的政党制度选择会影响经济发展？</w:t>
+      </w:r>
+      <w:r>
+        <w:rPr>
+          <w:rFonts w:hint="eastAsia"/>
+        </w:rPr>
+        <w:t>此处就需要明晰机制，探索因果路径。</w:t>
+      </w:r>
+    </w:p>
+    <w:p>
+      <w:pPr>
+        <w:pStyle w:val="aa"/>
+        <w:spacing w:before="78" w:after="78"/>
+        <w:ind w:firstLine="420"/>
+      </w:pPr>
+      <w:r>
+        <w:rPr>
+          <w:rFonts w:hint="eastAsia"/>
+        </w:rPr>
+        <w:t>权力分享</w:t>
+      </w:r>
+      <w:r>
+        <w:rPr>
+          <w:rFonts w:hint="eastAsia"/>
+        </w:rPr>
+        <w:t>下，</w:t>
+      </w:r>
+      <w:r>
+        <w:t>少数族群拥有否决权</w:t>
+      </w:r>
+      <w:r>
+        <w:rPr>
+          <w:rFonts w:hint="eastAsia"/>
+        </w:rPr>
+        <w:t>，导致</w:t>
+      </w:r>
+      <w:r>
+        <w:t>政策制定低效</w:t>
+      </w:r>
+      <w:r>
+        <w:rPr>
+          <w:rFonts w:hint="eastAsia"/>
+        </w:rPr>
+        <w:t>；</w:t>
+      </w:r>
+      <w:r>
+        <w:t>比例</w:t>
+      </w:r>
+      <w:proofErr w:type="gramStart"/>
+      <w:r>
+        <w:t>代表制</w:t>
+      </w:r>
+      <w:r>
+        <w:rPr>
+          <w:rFonts w:hint="eastAsia"/>
+        </w:rPr>
+        <w:t>易产生</w:t>
+      </w:r>
+      <w:proofErr w:type="gramEnd"/>
+      <w:r>
+        <w:t>碎片化的政党制度</w:t>
+      </w:r>
+      <w:r>
+        <w:rPr>
+          <w:rFonts w:hint="eastAsia"/>
+        </w:rPr>
+        <w:t>，导致</w:t>
+      </w:r>
+      <w:r>
+        <w:t>党间谈判成本上升</w:t>
+      </w:r>
+      <w:r>
+        <w:rPr>
+          <w:rFonts w:hint="eastAsia"/>
+        </w:rPr>
+        <w:t>；</w:t>
+      </w:r>
+      <w:proofErr w:type="gramStart"/>
+      <w:r>
+        <w:t>高选举</w:t>
+      </w:r>
+      <w:proofErr w:type="gramEnd"/>
+      <w:r>
+        <w:t>平均波动率</w:t>
+      </w:r>
+      <w:r>
+        <w:rPr>
+          <w:rFonts w:hint="eastAsia"/>
+        </w:rPr>
+        <w:t>，使得</w:t>
+      </w:r>
+      <w:r>
+        <w:t>立法机构中的政党不断变更</w:t>
+      </w:r>
+      <w:r>
+        <w:rPr>
+          <w:rFonts w:hint="eastAsia"/>
+        </w:rPr>
+        <w:t>，从而使</w:t>
+      </w:r>
+      <w:r>
+        <w:t>精英合作成本</w:t>
+      </w:r>
+      <w:r>
+        <w:rPr>
+          <w:rFonts w:hint="eastAsia"/>
+        </w:rPr>
+        <w:t>上升</w:t>
+      </w:r>
+      <w:r>
+        <w:rPr>
+          <w:rFonts w:hint="eastAsia"/>
+        </w:rPr>
+        <w:t>；</w:t>
+      </w:r>
+      <w:r>
+        <w:t>权力分享是对地方主义的妥协</w:t>
+      </w:r>
+      <w:r>
+        <w:rPr>
+          <w:rFonts w:hint="eastAsia"/>
+        </w:rPr>
+        <w:t>，容易滋生</w:t>
+      </w:r>
+      <w:r>
+        <w:t>庇护主义</w:t>
+      </w:r>
+      <w:r>
+        <w:rPr>
+          <w:rFonts w:hint="eastAsia"/>
+        </w:rPr>
+        <w:t>与</w:t>
+      </w:r>
+      <w:r>
+        <w:t>腐败</w:t>
+      </w:r>
+      <w:r>
+        <w:rPr>
+          <w:rFonts w:hint="eastAsia"/>
+        </w:rPr>
+        <w:t>。</w:t>
+      </w:r>
+    </w:p>
+    <w:p>
+      <w:pPr>
+        <w:pStyle w:val="aa"/>
+        <w:spacing w:before="78" w:after="78"/>
+        <w:ind w:firstLine="420"/>
+        <w:rPr>
+          <w:rFonts w:hint="eastAsia"/>
+        </w:rPr>
+      </w:pPr>
+      <w:r>
+        <w:rPr>
+          <w:rFonts w:hint="eastAsia"/>
+        </w:rPr>
+        <w:t>当然，这项研究也有可</w:t>
+      </w:r>
+      <w:r>
+        <w:rPr>
+          <w:rFonts w:hint="eastAsia"/>
+        </w:rPr>
+        <w:t>改进</w:t>
+      </w:r>
+      <w:r>
+        <w:rPr>
+          <w:rFonts w:hint="eastAsia"/>
+        </w:rPr>
+        <w:t>之处。例如，</w:t>
+      </w:r>
+      <w:r>
+        <w:rPr>
+          <w:rFonts w:hint="eastAsia"/>
+        </w:rPr>
+        <w:t>存在</w:t>
+      </w:r>
+      <w:r>
+        <w:rPr>
+          <w:rFonts w:hint="eastAsia"/>
+        </w:rPr>
+        <w:t>其他可能产生偏误的因素</w:t>
+      </w:r>
+      <w:r>
+        <w:rPr>
+          <w:rFonts w:hint="eastAsia"/>
+        </w:rPr>
+        <w:t>，如</w:t>
+      </w:r>
+      <w:r>
+        <w:t>殖民历史</w:t>
+      </w:r>
+      <w:r>
+        <w:rPr>
+          <w:rFonts w:hint="eastAsia"/>
+        </w:rPr>
+        <w:t>（</w:t>
+      </w:r>
+      <w:r>
+        <w:t>肯尼亚</w:t>
+      </w:r>
+      <w:r>
+        <w:rPr>
+          <w:rFonts w:hint="eastAsia"/>
+        </w:rPr>
+        <w:t>——</w:t>
+      </w:r>
+      <w:r>
+        <w:t>英</w:t>
+      </w:r>
+      <w:r>
+        <w:rPr>
+          <w:rFonts w:hint="eastAsia"/>
+        </w:rPr>
+        <w:t>国殖民，</w:t>
+      </w:r>
+      <w:r>
+        <w:t>贝宁</w:t>
+      </w:r>
+      <w:r>
+        <w:rPr>
+          <w:rFonts w:hint="eastAsia"/>
+        </w:rPr>
+        <w:t>——</w:t>
+      </w:r>
+      <w:r>
+        <w:t>法</w:t>
+      </w:r>
+      <w:r>
+        <w:rPr>
+          <w:rFonts w:hint="eastAsia"/>
+        </w:rPr>
+        <w:t>国殖民）；此外，还可以</w:t>
+      </w:r>
+      <w:r>
+        <w:rPr>
+          <w:rFonts w:hint="eastAsia"/>
+        </w:rPr>
+        <w:t>对微观机制</w:t>
+      </w:r>
+      <w:r>
+        <w:rPr>
+          <w:rFonts w:hint="eastAsia"/>
+        </w:rPr>
+        <w:t>进行进一步</w:t>
+      </w:r>
+      <w:r>
+        <w:rPr>
+          <w:rFonts w:hint="eastAsia"/>
+        </w:rPr>
+        <w:t>探讨</w:t>
+      </w:r>
+      <w:r>
+        <w:rPr>
+          <w:rFonts w:hint="eastAsia"/>
+        </w:rPr>
+        <w:t>，</w:t>
+      </w:r>
+      <w:r>
+        <w:rPr>
+          <w:rFonts w:hint="eastAsia"/>
+        </w:rPr>
+        <w:t>如</w:t>
+      </w:r>
+      <w:r>
+        <w:t>政党合作成本提高</w:t>
+      </w:r>
+      <w:r>
+        <w:rPr>
+          <w:rFonts w:hint="eastAsia"/>
+        </w:rPr>
+        <w:t>后，</w:t>
+      </w:r>
+      <w:r>
+        <w:t>立法</w:t>
+      </w:r>
+      <w:r>
+        <w:t>/</w:t>
+      </w:r>
+      <w:r>
+        <w:t>政策推行效率低下</w:t>
+      </w:r>
+      <w:r>
+        <w:rPr>
+          <w:rFonts w:hint="eastAsia"/>
+        </w:rPr>
+        <w:t>的逻辑是什么；又如，</w:t>
+      </w:r>
+      <w:r>
+        <w:t>政府官僚机构运行效率</w:t>
+      </w:r>
+      <w:r>
+        <w:rPr>
+          <w:rFonts w:hint="eastAsia"/>
+        </w:rPr>
+        <w:t>的高地的标准和表现是什么。</w:t>
+      </w:r>
+    </w:p>
+    <w:p>
+      <w:pPr>
+        <w:pStyle w:val="aa"/>
+        <w:spacing w:before="78" w:after="78"/>
+      </w:pPr>
+    </w:p>
+    <w:p>
+      <w:pPr>
+        <w:pStyle w:val="aa"/>
+        <w:spacing w:before="78" w:after="78"/>
+      </w:pPr>
+    </w:p>
+    <w:p>
+      <w:pPr>
+        <w:pStyle w:val="aa"/>
+        <w:spacing w:before="78" w:after="78"/>
+      </w:pPr>
+    </w:p>
+    <w:p>
+      <w:pPr>
+        <w:pStyle w:val="a9"/>
+      </w:pPr>
+      <w:bookmarkStart w:id="68" w:name="_Toc229049089"/>
+      <w:r>
+        <w:rPr>
+          <w:rFonts w:hint="eastAsia"/>
+        </w:rPr>
+        <w:lastRenderedPageBreak/>
+        <w:t>第九讲</w:t>
+      </w:r>
+      <w:r>
+        <w:rPr>
+          <w:rFonts w:hint="eastAsia"/>
+        </w:rPr>
+        <w:t xml:space="preserve"> </w:t>
+      </w:r>
+      <w:r>
+        <w:rPr>
+          <w:rFonts w:hint="eastAsia"/>
+        </w:rPr>
+        <w:t>工业化国家的政党</w:t>
+      </w:r>
+      <w:r>
+        <w:rPr>
+          <w:rFonts w:hint="eastAsia"/>
+        </w:rPr>
+        <w:t>（一）——社会民主党</w:t>
+      </w:r>
+      <w:bookmarkEnd w:id="68"/>
+    </w:p>
+    <w:p>
+      <w:pPr>
+        <w:pStyle w:val="aa"/>
+        <w:spacing w:before="78" w:after="78"/>
+        <w:jc w:val="center"/>
+        <w:rPr>
+          <w:rFonts w:hint="eastAsia"/>
+        </w:rPr>
+      </w:pPr>
+      <w:r>
+        <w:rPr>
+          <w:rFonts w:hint="eastAsia"/>
+        </w:rPr>
+        <w:t>2026.5.7</w:t>
+      </w:r>
+    </w:p>
+    <w:p>
+      <w:pPr>
+        <w:pStyle w:val="ac"/>
+        <w:rPr>
+          <w:rFonts w:hint="eastAsia"/>
+        </w:rPr>
+      </w:pPr>
+      <w:bookmarkStart w:id="69" w:name="_Toc229049090"/>
+      <w:r>
+        <w:rPr>
+          <w:rFonts w:hint="eastAsia"/>
+        </w:rPr>
+        <w:t>一、</w:t>
+      </w:r>
+      <w:r>
+        <w:t>社会民主党的基本立场和政治主张</w:t>
+      </w:r>
+      <w:bookmarkEnd w:id="69"/>
+    </w:p>
+    <w:p>
+      <w:pPr>
+        <w:pStyle w:val="ae"/>
+      </w:pPr>
+      <w:bookmarkStart w:id="70" w:name="_Toc229049091"/>
+      <w:r>
+        <w:rPr>
+          <w:rFonts w:hint="eastAsia"/>
+        </w:rPr>
+        <w:t>（一）</w:t>
+      </w:r>
+      <w:r>
+        <w:t>社会民主主义</w:t>
+      </w:r>
+      <w:bookmarkEnd w:id="70"/>
+    </w:p>
+    <w:p>
+      <w:pPr>
+        <w:pStyle w:val="aa"/>
+        <w:spacing w:before="78" w:after="78"/>
+        <w:ind w:firstLine="420"/>
+        <w:rPr>
+          <w:rFonts w:hint="eastAsia"/>
+        </w:rPr>
+      </w:pPr>
+      <w:r>
+        <w:rPr>
+          <w:rFonts w:hint="eastAsia"/>
+        </w:rPr>
+        <w:t>社会民主党</w:t>
+      </w:r>
+      <w:r>
+        <w:rPr>
+          <w:rFonts w:hint="eastAsia"/>
+        </w:rPr>
+        <w:t>是</w:t>
+      </w:r>
+      <w:r>
+        <w:rPr>
+          <w:rFonts w:hint="eastAsia"/>
+        </w:rPr>
+        <w:t>奉行社会民主主义的政党</w:t>
+      </w:r>
+      <w:r>
+        <w:rPr>
+          <w:rFonts w:hint="eastAsia"/>
+        </w:rPr>
+        <w:t>。</w:t>
+      </w:r>
+      <w:r>
+        <w:rPr>
+          <w:rFonts w:hint="eastAsia"/>
+        </w:rPr>
+        <w:t>其他定义方法</w:t>
+      </w:r>
+      <w:r>
+        <w:rPr>
+          <w:rFonts w:hint="eastAsia"/>
+        </w:rPr>
+        <w:t>包括</w:t>
+      </w:r>
+      <w:r>
+        <w:rPr>
+          <w:rFonts w:hint="eastAsia"/>
+        </w:rPr>
+        <w:t>社会党国际</w:t>
+      </w:r>
+      <w:r>
+        <w:rPr>
+          <w:rFonts w:hint="eastAsia"/>
+        </w:rPr>
+        <w:t>（</w:t>
+      </w:r>
+      <w:r>
+        <w:rPr>
+          <w:rFonts w:hint="eastAsia"/>
+        </w:rPr>
+        <w:t>Socialist International</w:t>
+      </w:r>
+      <w:r>
+        <w:rPr>
+          <w:rFonts w:hint="eastAsia"/>
+        </w:rPr>
+        <w:t>）</w:t>
+      </w:r>
+      <w:r>
+        <w:rPr>
+          <w:rFonts w:hint="eastAsia"/>
+        </w:rPr>
+        <w:t>或欧洲社会党</w:t>
+      </w:r>
+      <w:r>
+        <w:rPr>
+          <w:rFonts w:hint="eastAsia"/>
+        </w:rPr>
+        <w:t>（</w:t>
+      </w:r>
+      <w:r>
+        <w:rPr>
+          <w:rFonts w:hint="eastAsia"/>
+        </w:rPr>
+        <w:t>Party of European Socialists</w:t>
+      </w:r>
+      <w:r>
+        <w:rPr>
+          <w:rFonts w:hint="eastAsia"/>
+        </w:rPr>
+        <w:t>）</w:t>
+      </w:r>
+      <w:r>
+        <w:rPr>
+          <w:rFonts w:hint="eastAsia"/>
+        </w:rPr>
+        <w:t>这类国际组织或超国家政党组织的成员</w:t>
+      </w:r>
+      <w:r>
+        <w:rPr>
+          <w:rFonts w:hint="eastAsia"/>
+        </w:rPr>
+        <w:t>。</w:t>
+      </w:r>
+    </w:p>
+    <w:p>
+      <w:pPr>
+        <w:pStyle w:val="aa"/>
+        <w:spacing w:before="78" w:after="78"/>
+        <w:ind w:firstLine="420"/>
+      </w:pPr>
+      <w:r>
+        <w:t>社会民主主义理论在不同历史时期有所差异。社会民主党在世界</w:t>
+      </w:r>
+      <w:r>
+        <w:rPr>
+          <w:rFonts w:hint="eastAsia"/>
+        </w:rPr>
+        <w:t>各国的实践也不尽相同</w:t>
+      </w:r>
+      <w:r>
+        <w:rPr>
+          <w:rFonts w:hint="eastAsia"/>
+        </w:rPr>
+        <w:t>。</w:t>
+      </w:r>
+      <w:r>
+        <w:t>对社会民主主义运动影响最深远的两大理论</w:t>
+      </w:r>
+      <w:r>
+        <w:rPr>
+          <w:rFonts w:hint="eastAsia"/>
+        </w:rPr>
+        <w:t>是</w:t>
+      </w:r>
+      <w:r>
+        <w:t>伯恩施坦主义和考</w:t>
+      </w:r>
+      <w:r>
+        <w:rPr>
+          <w:rFonts w:hint="eastAsia"/>
+        </w:rPr>
+        <w:t>茨基主义</w:t>
+      </w:r>
+      <w:r>
+        <w:rPr>
+          <w:rFonts w:hint="eastAsia"/>
+        </w:rPr>
+        <w:t>。</w:t>
+      </w:r>
+      <w:r>
+        <w:t>本讲将从伯恩施坦主义开始介绍社会民主主义的基本理论</w:t>
+      </w:r>
+      <w:r>
+        <w:rPr>
+          <w:rFonts w:hint="eastAsia"/>
+        </w:rPr>
+        <w:t>。</w:t>
+      </w:r>
+    </w:p>
+    <w:p>
+      <w:pPr>
+        <w:pStyle w:val="ae"/>
+      </w:pPr>
+      <w:bookmarkStart w:id="71" w:name="_Toc229049092"/>
+      <w:r>
+        <w:rPr>
+          <w:rFonts w:hint="eastAsia"/>
+        </w:rPr>
+        <w:t>（二）伯恩施坦主义</w:t>
+      </w:r>
+      <w:bookmarkEnd w:id="71"/>
+    </w:p>
+    <w:p>
+      <w:pPr>
+        <w:pStyle w:val="aa"/>
+        <w:spacing w:before="78" w:after="78"/>
+        <w:rPr>
+          <w:rFonts w:hint="eastAsia"/>
+        </w:rPr>
+      </w:pPr>
+      <w:r>
+        <w:tab/>
+      </w:r>
+      <w:r>
+        <w:rPr>
+          <w:rFonts w:hint="eastAsia"/>
+        </w:rPr>
+        <w:t>爱德华·伯恩施坦对社会主义的定义是：</w:t>
+      </w:r>
+    </w:p>
+    <w:p>
+      <w:pPr>
+        <w:pStyle w:val="af3"/>
+        <w:spacing w:before="78" w:after="78"/>
+        <w:ind w:firstLine="420"/>
+        <w:rPr>
+          <w:lang w:val="en-US"/>
+        </w:rPr>
+      </w:pPr>
+      <w:r>
+        <w:rPr>
+          <w:lang w:val="en-US"/>
+        </w:rPr>
+        <w:t>社会主义是现代资本主义社会中认识了自己的阶级地位和本阶级的任务的工人的社会要求和自然意向的总和。</w:t>
+      </w:r>
+    </w:p>
+    <w:p>
+      <w:pPr>
+        <w:pStyle w:val="af3"/>
+        <w:spacing w:before="78" w:after="78"/>
+        <w:jc w:val="right"/>
+        <w:rPr>
+          <w:rFonts w:hint="eastAsia"/>
+          <w:lang w:val="en-US"/>
+        </w:rPr>
+      </w:pPr>
+      <w:r>
+        <w:rPr>
+          <w:rFonts w:hint="eastAsia"/>
+          <w:lang w:val="en-US"/>
+        </w:rPr>
+        <w:t>——爱德华·</w:t>
+      </w:r>
+      <w:r>
+        <w:rPr>
+          <w:lang w:val="en-US"/>
+        </w:rPr>
+        <w:t>伯恩施坦</w:t>
+      </w:r>
+    </w:p>
+    <w:p>
+      <w:pPr>
+        <w:pStyle w:val="af3"/>
+        <w:spacing w:before="78" w:after="78"/>
+        <w:ind w:firstLine="420"/>
+        <w:rPr>
+          <w:lang w:val="en-US"/>
+        </w:rPr>
+      </w:pPr>
+      <w:r>
+        <w:rPr>
+          <w:lang w:val="en-US"/>
+        </w:rPr>
+        <w:t>工人阶级要求国家和行政管理民主化，企业民主化，并且要求把民主化扩大到一切部门，扩大到教育事业、体育、艺术和交通方面。</w:t>
+      </w:r>
+    </w:p>
+    <w:p>
+      <w:pPr>
+        <w:pStyle w:val="af3"/>
+        <w:spacing w:before="78" w:after="78"/>
+        <w:jc w:val="right"/>
+        <w:rPr>
+          <w:rFonts w:hint="eastAsia"/>
+          <w:lang w:val="en-US"/>
+        </w:rPr>
+      </w:pPr>
+      <w:r>
+        <w:rPr>
+          <w:rFonts w:hint="eastAsia"/>
+          <w:lang w:val="en-US"/>
+        </w:rPr>
+        <w:t>——爱德华·</w:t>
+      </w:r>
+      <w:r>
+        <w:rPr>
+          <w:lang w:val="en-US"/>
+        </w:rPr>
+        <w:t>伯恩施坦</w:t>
+      </w:r>
+    </w:p>
+    <w:p>
+      <w:pPr>
+        <w:pStyle w:val="af3"/>
+        <w:spacing w:before="78" w:after="78"/>
+        <w:ind w:firstLine="420"/>
+        <w:rPr>
+          <w:rFonts w:hint="eastAsia"/>
+          <w:lang w:val="en-US"/>
+        </w:rPr>
+      </w:pPr>
+      <w:r>
+        <w:rPr>
+          <w:rFonts w:hint="eastAsia"/>
+          <w:lang w:val="en-US"/>
+        </w:rPr>
+        <w:t>社会主义社会不是从混乱中产生的，而是由于工人在自由经济领域中的有组织的创造同战斗的民主制在国家和地方自治机构中的创造和成就相结合而产生的。</w:t>
+      </w:r>
+    </w:p>
+    <w:p>
+      <w:pPr>
+        <w:pStyle w:val="af3"/>
+        <w:spacing w:before="78" w:after="78"/>
+        <w:jc w:val="right"/>
+        <w:rPr>
+          <w:rFonts w:hint="eastAsia"/>
+          <w:lang w:val="en-US"/>
+        </w:rPr>
+      </w:pPr>
+      <w:r>
+        <w:rPr>
+          <w:rFonts w:hint="eastAsia"/>
+          <w:lang w:val="en-US"/>
+        </w:rPr>
+        <w:t>——爱德华·</w:t>
+      </w:r>
+      <w:r>
+        <w:rPr>
+          <w:lang w:val="en-US"/>
+        </w:rPr>
+        <w:t>伯恩施坦</w:t>
+      </w:r>
+    </w:p>
+    <w:p>
+      <w:pPr>
+        <w:pStyle w:val="af1"/>
+        <w:rPr>
+          <w:rFonts w:hint="eastAsia"/>
+        </w:rPr>
+      </w:pPr>
+      <w:r>
+        <w:rPr>
+          <w:rFonts w:hint="eastAsia"/>
+        </w:rPr>
+        <w:t xml:space="preserve">1. </w:t>
+      </w:r>
+      <w:r>
+        <w:rPr>
+          <w:rFonts w:hint="eastAsia"/>
+        </w:rPr>
+        <w:t>政治主张</w:t>
+      </w:r>
+    </w:p>
+    <w:p>
+      <w:pPr>
+        <w:pStyle w:val="aa"/>
+        <w:spacing w:before="78" w:after="78"/>
+        <w:ind w:firstLine="420"/>
+        <w:rPr>
+          <w:rFonts w:hint="eastAsia"/>
+        </w:rPr>
+      </w:pPr>
+      <w:r>
+        <w:rPr>
+          <w:rFonts w:hint="eastAsia"/>
+        </w:rPr>
+        <w:t>伯恩斯坦认为，</w:t>
+      </w:r>
+      <w:r>
+        <w:rPr>
+          <w:lang w:val="en-US"/>
+        </w:rPr>
+        <w:t>实现社会主义的过程中最重要的一环是实现工人阶级的团结</w:t>
+      </w:r>
+      <w:r>
+        <w:rPr>
+          <w:rFonts w:hint="eastAsia"/>
+          <w:lang w:val="en-US"/>
+        </w:rPr>
+        <w:t>。</w:t>
+      </w:r>
+    </w:p>
+    <w:p>
+      <w:pPr>
+        <w:pStyle w:val="af3"/>
+        <w:spacing w:before="78" w:after="78"/>
+        <w:ind w:firstLine="420"/>
+        <w:rPr>
+          <w:lang w:val="en-US"/>
+        </w:rPr>
+      </w:pPr>
+      <w:r>
+        <w:rPr>
+          <w:lang w:val="en-US"/>
+        </w:rPr>
+        <w:t>团结是通过政治斗争来实现的，而工人阶级只有在民主制下进行这种斗争才能取得最大可能的成就。</w:t>
+      </w:r>
+    </w:p>
+    <w:p>
+      <w:pPr>
+        <w:pStyle w:val="af3"/>
+        <w:spacing w:before="78" w:after="78"/>
+        <w:jc w:val="right"/>
+        <w:rPr>
+          <w:rFonts w:hint="eastAsia"/>
+          <w:lang w:val="en-US"/>
+        </w:rPr>
+      </w:pPr>
+      <w:r>
+        <w:rPr>
+          <w:rFonts w:hint="eastAsia"/>
+          <w:lang w:val="en-US"/>
+        </w:rPr>
+        <w:t>——爱德华·</w:t>
+      </w:r>
+      <w:r>
+        <w:rPr>
+          <w:lang w:val="en-US"/>
+        </w:rPr>
+        <w:t>伯恩施坦</w:t>
+      </w:r>
+    </w:p>
+    <w:p>
+      <w:pPr>
+        <w:pStyle w:val="aa"/>
+        <w:spacing w:before="78" w:after="78"/>
+        <w:ind w:firstLine="420"/>
+        <w:rPr>
+          <w:rFonts w:hint="eastAsia"/>
+          <w:lang w:val="en-US"/>
+        </w:rPr>
+      </w:pPr>
+      <w:r>
+        <w:rPr>
+          <w:rFonts w:hint="eastAsia"/>
+          <w:lang w:val="en-US"/>
+        </w:rPr>
+        <w:t>而</w:t>
+      </w:r>
+      <w:r>
+        <w:rPr>
+          <w:rFonts w:hint="eastAsia"/>
+          <w:lang w:val="en-US"/>
+        </w:rPr>
+        <w:t>实现工人阶级的团结即是在一切领域中实现完全的民主</w:t>
+      </w:r>
+      <w:r>
+        <w:rPr>
+          <w:rFonts w:hint="eastAsia"/>
+          <w:lang w:val="en-US"/>
+        </w:rPr>
+        <w:t>：</w:t>
+      </w:r>
+    </w:p>
+    <w:p>
+      <w:pPr>
+        <w:pStyle w:val="af3"/>
+        <w:spacing w:before="78" w:after="78"/>
+        <w:ind w:firstLine="420"/>
+        <w:rPr>
+          <w:lang w:val="en-US"/>
+        </w:rPr>
+      </w:pPr>
+      <w:r>
+        <w:rPr>
+          <w:lang w:val="en-US"/>
+        </w:rPr>
+        <w:t>民主是取消任何阶级特权，一切人具有平等的政治权利，不只是参加</w:t>
+      </w:r>
+      <w:r>
+        <w:rPr>
+          <w:rFonts w:hint="eastAsia"/>
+          <w:lang w:val="en-US"/>
+        </w:rPr>
+        <w:t>公共代议机构选举的平等权利。</w:t>
+      </w:r>
+      <w:r>
+        <w:rPr>
+          <w:rFonts w:hint="eastAsia"/>
+          <w:lang w:val="en-US"/>
+        </w:rPr>
+        <w:t>……</w:t>
+      </w:r>
+      <w:r>
+        <w:rPr>
+          <w:lang w:val="en-US"/>
+        </w:rPr>
+        <w:t>在现代社会中，它必然促使消灭一切资本主义垄断，或者消除其资本</w:t>
+      </w:r>
+      <w:r>
+        <w:rPr>
+          <w:rFonts w:hint="eastAsia"/>
+          <w:lang w:val="en-US"/>
+        </w:rPr>
+        <w:t>主义性质。</w:t>
+      </w:r>
+    </w:p>
+    <w:p>
+      <w:pPr>
+        <w:pStyle w:val="af3"/>
+        <w:spacing w:before="78" w:after="78"/>
+        <w:jc w:val="right"/>
+        <w:rPr>
+          <w:rFonts w:hint="eastAsia"/>
+          <w:lang w:val="en-US"/>
+        </w:rPr>
+      </w:pPr>
+      <w:r>
+        <w:rPr>
+          <w:rFonts w:hint="eastAsia"/>
+          <w:lang w:val="en-US"/>
+        </w:rPr>
+        <w:t>——爱德华·</w:t>
+      </w:r>
+      <w:r>
+        <w:rPr>
+          <w:lang w:val="en-US"/>
+        </w:rPr>
+        <w:t>伯恩施坦</w:t>
+      </w:r>
+    </w:p>
+    <w:p>
+      <w:pPr>
+        <w:pStyle w:val="af3"/>
+        <w:spacing w:before="78" w:after="78"/>
+        <w:ind w:firstLine="420"/>
+        <w:rPr>
+          <w:lang w:val="en-US"/>
+        </w:rPr>
+      </w:pPr>
+      <w:r>
+        <w:rPr>
+          <w:lang w:val="en-US"/>
+        </w:rPr>
+        <w:t>民主选举权是工人阶级为了争取更大的权利和贯彻更多的旨在改造社</w:t>
+      </w:r>
+      <w:r>
+        <w:rPr>
+          <w:rFonts w:hint="eastAsia"/>
+          <w:lang w:val="en-US"/>
+        </w:rPr>
+        <w:t>会的措施所能运用的巨大杠杆。</w:t>
+      </w:r>
+    </w:p>
+    <w:p>
+      <w:pPr>
+        <w:pStyle w:val="af3"/>
+        <w:spacing w:before="78" w:after="78"/>
+        <w:jc w:val="right"/>
+        <w:rPr>
+          <w:rFonts w:hint="eastAsia"/>
+          <w:lang w:val="en-US"/>
+        </w:rPr>
+      </w:pPr>
+      <w:r>
+        <w:rPr>
+          <w:rFonts w:hint="eastAsia"/>
+          <w:lang w:val="en-US"/>
+        </w:rPr>
+        <w:t>——爱德华·</w:t>
+      </w:r>
+      <w:r>
+        <w:rPr>
+          <w:lang w:val="en-US"/>
+        </w:rPr>
+        <w:t>伯恩施坦</w:t>
+      </w:r>
+    </w:p>
+    <w:p>
+      <w:pPr>
+        <w:pStyle w:val="aa"/>
+        <w:spacing w:before="78" w:after="78"/>
+        <w:ind w:firstLine="420"/>
+        <w:rPr>
+          <w:rFonts w:hint="eastAsia"/>
+          <w:lang w:val="en-US"/>
+        </w:rPr>
+      </w:pPr>
+      <w:r>
+        <w:rPr>
+          <w:rFonts w:hint="eastAsia"/>
+          <w:lang w:val="en-US"/>
+        </w:rPr>
+        <w:lastRenderedPageBreak/>
+        <w:t>伯恩施坦认为社会民主主义运动已经在德国（二十世纪初）取得了巨大的成就</w:t>
+      </w:r>
+      <w:r>
+        <w:rPr>
+          <w:rFonts w:hint="eastAsia"/>
+          <w:lang w:val="en-US"/>
+        </w:rPr>
+        <w:t>。</w:t>
+      </w:r>
+      <w:r>
+        <w:rPr>
+          <w:lang w:val="en-US"/>
+        </w:rPr>
+        <w:t>社会民主主义运动促成了德意志帝国在十九世纪末二十世纪初的经济</w:t>
+      </w:r>
+      <w:r>
+        <w:rPr>
+          <w:rFonts w:hint="eastAsia"/>
+          <w:lang w:val="en-US"/>
+        </w:rPr>
+        <w:t>和社会改革</w:t>
+      </w:r>
+      <w:r>
+        <w:rPr>
+          <w:rFonts w:hint="eastAsia"/>
+          <w:lang w:val="en-US"/>
+        </w:rPr>
+        <w:t>。而对于</w:t>
+      </w:r>
+      <w:r>
+        <w:rPr>
+          <w:lang w:val="en-US"/>
+        </w:rPr>
+        <w:t>没有取得成就的</w:t>
+      </w:r>
+      <w:r>
+        <w:rPr>
+          <w:rFonts w:hint="eastAsia"/>
+          <w:lang w:val="en-US"/>
+        </w:rPr>
+        <w:t>欧洲</w:t>
+      </w:r>
+      <w:r>
+        <w:rPr>
+          <w:lang w:val="en-US"/>
+        </w:rPr>
+        <w:t>国家</w:t>
+      </w:r>
+      <w:r>
+        <w:rPr>
+          <w:rFonts w:hint="eastAsia"/>
+          <w:lang w:val="en-US"/>
+        </w:rPr>
+        <w:t>，原因主要在于</w:t>
+      </w:r>
+      <w:r>
+        <w:rPr>
+          <w:lang w:val="en-US"/>
+        </w:rPr>
+        <w:t>成年男性普选权未实现</w:t>
+      </w:r>
+      <w:r>
+        <w:rPr>
+          <w:rFonts w:hint="eastAsia"/>
+          <w:lang w:val="en-US"/>
+        </w:rPr>
+        <w:t>，</w:t>
+      </w:r>
+      <w:r>
+        <w:rPr>
+          <w:rFonts w:hint="eastAsia"/>
+          <w:lang w:val="en-US"/>
+        </w:rPr>
+        <w:t>或</w:t>
+      </w:r>
+      <w:r>
+        <w:rPr>
+          <w:lang w:val="en-US"/>
+        </w:rPr>
+        <w:t>工人阶级数量还不</w:t>
+      </w:r>
+      <w:r>
+        <w:rPr>
+          <w:rFonts w:hint="eastAsia"/>
+          <w:lang w:val="en-US"/>
+        </w:rPr>
+        <w:t>够多</w:t>
+      </w:r>
+      <w:r>
+        <w:rPr>
+          <w:rFonts w:hint="eastAsia"/>
+          <w:lang w:val="en-US"/>
+        </w:rPr>
+        <w:t>。</w:t>
+      </w:r>
+    </w:p>
+    <w:p>
+      <w:pPr>
+        <w:pStyle w:val="aa"/>
+        <w:spacing w:before="78" w:after="78"/>
+        <w:ind w:firstLine="420"/>
+        <w:rPr>
+          <w:rFonts w:hint="eastAsia"/>
+        </w:rPr>
+      </w:pPr>
+      <w:r>
+        <w:rPr>
+          <w:rFonts w:hint="eastAsia"/>
+        </w:rPr>
+        <w:t>伯恩施坦</w:t>
+      </w:r>
+      <w:r>
+        <w:rPr>
+          <w:rFonts w:hint="eastAsia"/>
+        </w:rPr>
+        <w:t>主张在资本主义的政治框架内与资产阶级合作</w:t>
+      </w:r>
+      <w:r>
+        <w:rPr>
+          <w:rFonts w:hint="eastAsia"/>
+        </w:rPr>
+        <w:t>：</w:t>
+      </w:r>
+    </w:p>
+    <w:p>
+      <w:pPr>
+        <w:pStyle w:val="af3"/>
+        <w:spacing w:before="78" w:after="78"/>
+        <w:ind w:firstLine="420"/>
+      </w:pPr>
+      <w:r>
+        <w:t>但是有些时候</w:t>
+      </w:r>
+      <w:r>
+        <w:rPr>
+          <w:rFonts w:hint="eastAsia"/>
+        </w:rPr>
+        <w:t>——</w:t>
+      </w:r>
+      <w:r>
+        <w:t>《共产党宣言》中确是这样说的</w:t>
+      </w:r>
+      <w:r>
+        <w:rPr>
+          <w:rFonts w:hint="eastAsia"/>
+        </w:rPr>
+        <w:t>——</w:t>
+      </w:r>
+      <w:r>
+        <w:t>必须在资产阶级对</w:t>
+      </w:r>
+      <w:r>
+        <w:rPr>
+          <w:rFonts w:hint="eastAsia"/>
+        </w:rPr>
+        <w:t>反动阶级采取革命行动的一切场合支持资产阶级；并不排除无产阶级和资产阶级之间的暂时联合行动。</w:t>
+      </w:r>
+    </w:p>
+    <w:p>
+      <w:pPr>
+        <w:pStyle w:val="af3"/>
+        <w:spacing w:before="78" w:after="78"/>
+        <w:jc w:val="right"/>
+        <w:rPr>
+          <w:rFonts w:hint="eastAsia"/>
+        </w:rPr>
+      </w:pPr>
+      <w:r>
+        <w:rPr>
+          <w:rFonts w:hint="eastAsia"/>
+        </w:rPr>
+        <w:t>——爱德华·伯恩施坦</w:t>
+      </w:r>
+    </w:p>
+    <w:p>
+      <w:pPr>
+        <w:pStyle w:val="af1"/>
+        <w:rPr>
+          <w:rFonts w:hint="eastAsia"/>
+        </w:rPr>
+      </w:pPr>
+      <w:r>
+        <w:rPr>
+          <w:rFonts w:hint="eastAsia"/>
+        </w:rPr>
+        <w:t xml:space="preserve">2. </w:t>
+      </w:r>
+      <w:r>
+        <w:rPr>
+          <w:rFonts w:hint="eastAsia"/>
+        </w:rPr>
+        <w:t>经济主张</w:t>
+      </w:r>
+    </w:p>
+    <w:p>
+      <w:pPr>
+        <w:pStyle w:val="aa"/>
+        <w:spacing w:before="78" w:after="78"/>
+      </w:pPr>
+      <w:r>
+        <w:tab/>
+      </w:r>
+      <w:r>
+        <w:rPr>
+          <w:rFonts w:hint="eastAsia"/>
+        </w:rPr>
+        <w:t>关于公有制，伯恩施坦认为：</w:t>
+      </w:r>
+    </w:p>
+    <w:p>
+      <w:pPr>
+        <w:pStyle w:val="af3"/>
+        <w:spacing w:before="78" w:after="78"/>
+        <w:ind w:firstLine="420"/>
+      </w:pPr>
+      <w:r>
+        <w:rPr>
+          <w:rFonts w:hint="eastAsia"/>
+        </w:rPr>
+        <w:t>社会化</w:t>
+      </w:r>
+      <w:r>
+        <w:rPr>
+          <w:rFonts w:hint="eastAsia"/>
+        </w:rPr>
+        <w:t>（</w:t>
+      </w:r>
+      <w:r>
+        <w:rPr>
+          <w:rFonts w:hint="eastAsia"/>
+        </w:rPr>
+        <w:t>公有化</w:t>
+      </w:r>
+      <w:r>
+        <w:rPr>
+          <w:rFonts w:hint="eastAsia"/>
+        </w:rPr>
+        <w:t>）</w:t>
+      </w:r>
+      <w:r>
+        <w:rPr>
+          <w:rFonts w:hint="eastAsia"/>
+        </w:rPr>
+        <w:t>是表达社会民主党所努力争取的公有化的概括性的专门名词，公有化将结束资本主义经济的灾难和不平。</w:t>
+      </w:r>
+    </w:p>
+    <w:p>
+      <w:pPr>
+        <w:pStyle w:val="af3"/>
+        <w:spacing w:before="78" w:after="78"/>
+        <w:jc w:val="right"/>
+        <w:rPr>
+          <w:rFonts w:hint="eastAsia"/>
+        </w:rPr>
+      </w:pPr>
+      <w:r>
+        <w:rPr>
+          <w:rFonts w:hint="eastAsia"/>
+        </w:rPr>
+        <w:t>——爱德华·伯恩施坦</w:t>
+      </w:r>
+    </w:p>
+    <w:p>
+      <w:pPr>
+        <w:pStyle w:val="aa"/>
+        <w:spacing w:before="78" w:after="78"/>
+        <w:ind w:firstLine="420"/>
+        <w:rPr>
+          <w:rFonts w:hint="eastAsia"/>
+        </w:rPr>
+      </w:pPr>
+      <w:r>
+        <w:rPr>
+          <w:rFonts w:hint="eastAsia"/>
+        </w:rPr>
+        <w:t>但是</w:t>
+      </w:r>
+      <w:r>
+        <w:rPr>
+          <w:rFonts w:hint="eastAsia"/>
+        </w:rPr>
+        <w:t>，</w:t>
+      </w:r>
+      <w:r>
+        <w:rPr>
+          <w:rFonts w:hint="eastAsia"/>
+        </w:rPr>
+        <w:t>公有化</w:t>
+      </w:r>
+      <w:proofErr w:type="gramStart"/>
+      <w:r>
+        <w:rPr>
+          <w:rFonts w:hint="eastAsia"/>
+        </w:rPr>
+        <w:t>不</w:t>
+      </w:r>
+      <w:proofErr w:type="gramEnd"/>
+      <w:r>
+        <w:rPr>
+          <w:rFonts w:hint="eastAsia"/>
+        </w:rPr>
+        <w:t>总能带来经济效率的最大化。公有化的过程中要兼顾经济效率</w:t>
+      </w:r>
+      <w:r>
+        <w:rPr>
+          <w:rFonts w:hint="eastAsia"/>
+        </w:rPr>
+        <w:t>：</w:t>
+      </w:r>
+    </w:p>
+    <w:p>
+      <w:pPr>
+        <w:pStyle w:val="af3"/>
+        <w:spacing w:before="78" w:after="78"/>
+        <w:ind w:firstLine="420"/>
+      </w:pPr>
+      <w:r>
+        <w:rPr>
+          <w:rFonts w:hint="eastAsia"/>
+        </w:rPr>
+        <w:t>私营企业转归公营，是一个在每一个具体的场合都必须按照一定的观点仔细地和井井有条地加以完成的过程。</w:t>
+      </w:r>
+    </w:p>
+    <w:p>
+      <w:pPr>
+        <w:pStyle w:val="af3"/>
+        <w:spacing w:before="78" w:after="78"/>
+        <w:jc w:val="right"/>
+        <w:rPr>
+          <w:rFonts w:hint="eastAsia"/>
+        </w:rPr>
+      </w:pPr>
+      <w:r>
+        <w:rPr>
+          <w:rFonts w:hint="eastAsia"/>
+        </w:rPr>
+        <w:t>——爱德华·伯恩施坦</w:t>
+      </w:r>
+    </w:p>
+    <w:p>
+      <w:pPr>
+        <w:pStyle w:val="af3"/>
+        <w:spacing w:before="78" w:after="78"/>
+        <w:ind w:firstLine="420"/>
+      </w:pPr>
+      <w:r>
+        <w:rPr>
+          <w:rFonts w:hint="eastAsia"/>
+        </w:rPr>
+        <w:t>公有化的主要问题是我们把生产和国民经济的其他部门置于整体的管理监督之下，而且是置于一个远比它们过去所受的更为有力、更为广泛的监督之下。使经济转归社会领导并且为社会服务，可以通过各种道路来实现，并不是只有一条固定的道路可走。</w:t>
+      </w:r>
+    </w:p>
+    <w:p>
+      <w:pPr>
+        <w:pStyle w:val="af3"/>
+        <w:spacing w:before="78" w:after="78"/>
+        <w:jc w:val="right"/>
+        <w:rPr>
+          <w:rFonts w:hint="eastAsia"/>
+        </w:rPr>
+      </w:pPr>
+      <w:r>
+        <w:rPr>
+          <w:rFonts w:hint="eastAsia"/>
+        </w:rPr>
+        <w:t>——爱德华·伯恩施坦</w:t>
+      </w:r>
+    </w:p>
+    <w:p>
+      <w:pPr>
+        <w:pStyle w:val="aa"/>
+        <w:spacing w:before="78" w:after="78"/>
+        <w:ind w:firstLine="420"/>
+      </w:pPr>
+      <w:r>
+        <w:rPr>
+          <w:rFonts w:hint="eastAsia"/>
+        </w:rPr>
+        <w:t>关于阶级问题：</w:t>
+      </w:r>
+    </w:p>
+    <w:p>
+      <w:pPr>
+        <w:pStyle w:val="af3"/>
+        <w:spacing w:before="78" w:after="78"/>
+        <w:ind w:firstLine="420"/>
+      </w:pPr>
+      <w:r>
+        <w:rPr>
+          <w:rFonts w:hint="eastAsia"/>
+        </w:rPr>
+        <w:t>工人的阶级运动在一切领域内部要求按这样的精神改造社会，即消灭一切阶级区别并且由社会本身有计划地管理整个经济生活。</w:t>
+      </w:r>
+    </w:p>
+    <w:p>
+      <w:pPr>
+        <w:pStyle w:val="af3"/>
+        <w:spacing w:before="78" w:after="78"/>
+        <w:jc w:val="right"/>
+        <w:rPr>
+          <w:rFonts w:hint="eastAsia"/>
+        </w:rPr>
+      </w:pPr>
+      <w:r>
+        <w:rPr>
+          <w:rFonts w:hint="eastAsia"/>
+        </w:rPr>
+        <w:t>——爱德华·伯恩施坦</w:t>
+      </w:r>
+    </w:p>
+    <w:p>
+      <w:pPr>
+        <w:pStyle w:val="af3"/>
+        <w:spacing w:before="78" w:after="78"/>
+        <w:ind w:firstLine="420"/>
+      </w:pPr>
+      <w:r>
+        <w:rPr>
+          <w:rFonts w:hint="eastAsia"/>
+        </w:rPr>
+        <w:t>只要</w:t>
+      </w:r>
+      <w:r>
+        <w:rPr>
+          <w:rFonts w:hint="eastAsia"/>
+        </w:rPr>
+        <w:t>（</w:t>
+      </w:r>
+      <w:r>
+        <w:rPr>
+          <w:rFonts w:hint="eastAsia"/>
+        </w:rPr>
+        <w:t>个人</w:t>
+      </w:r>
+      <w:r>
+        <w:rPr>
+          <w:rFonts w:hint="eastAsia"/>
+        </w:rPr>
+        <w:t>）</w:t>
+      </w:r>
+      <w:r>
+        <w:rPr>
+          <w:rFonts w:hint="eastAsia"/>
+        </w:rPr>
+        <w:t>差别不引起剥削，</w:t>
+      </w:r>
+      <w:proofErr w:type="gramStart"/>
+      <w:r>
+        <w:rPr>
+          <w:rFonts w:hint="eastAsia"/>
+        </w:rPr>
+        <w:t>不</w:t>
+      </w:r>
+      <w:proofErr w:type="gramEnd"/>
+      <w:r>
+        <w:rPr>
+          <w:rFonts w:hint="eastAsia"/>
+        </w:rPr>
+        <w:t>导致压迫，那它们倒是使社会生活丰富化了。阶级差别应当消灭。至于个人的差别、工作上、职业上和职业地位上的差别，这些不妨仍旧长久存在下去</w:t>
+      </w:r>
+      <w:r>
+        <w:rPr>
+          <w:rFonts w:hint="eastAsia"/>
+        </w:rPr>
+        <w:t>。</w:t>
+      </w:r>
+    </w:p>
+    <w:p>
+      <w:pPr>
+        <w:pStyle w:val="af3"/>
+        <w:spacing w:before="78" w:after="78"/>
+        <w:jc w:val="right"/>
+        <w:rPr>
+          <w:rFonts w:hint="eastAsia"/>
+        </w:rPr>
+      </w:pPr>
+      <w:r>
+        <w:rPr>
+          <w:rFonts w:hint="eastAsia"/>
+        </w:rPr>
+        <w:t>——爱德华·伯恩施坦</w:t>
+      </w:r>
+    </w:p>
+    <w:p>
+      <w:pPr>
+        <w:pStyle w:val="af1"/>
+        <w:rPr>
+          <w:rFonts w:hint="eastAsia"/>
+        </w:rPr>
+      </w:pPr>
+      <w:r>
+        <w:rPr>
+          <w:rFonts w:hint="eastAsia"/>
+        </w:rPr>
+        <w:t xml:space="preserve">3. </w:t>
+      </w:r>
+      <w:r>
+        <w:rPr>
+          <w:rFonts w:hint="eastAsia"/>
+        </w:rPr>
+        <w:t>社会民主主义的基本观点</w:t>
+      </w:r>
+    </w:p>
+    <w:p>
+      <w:pPr>
+        <w:pStyle w:val="aa"/>
+        <w:spacing w:before="78" w:after="78"/>
+        <w:rPr>
+          <w:rFonts w:hint="eastAsia"/>
+        </w:rPr>
+      </w:pPr>
+      <w:r>
+        <w:tab/>
+      </w:r>
+      <w:r>
+        <w:rPr>
+          <w:rFonts w:hint="eastAsia"/>
+        </w:rPr>
+        <w:t>伯恩施坦主义的社会民主主义的基本观点是，</w:t>
+      </w:r>
+      <w:r>
+        <w:rPr>
+          <w:rFonts w:hint="eastAsia"/>
+        </w:rPr>
+        <w:t>资本主义的崩溃不是必然</w:t>
+      </w:r>
+      <w:r>
+        <w:rPr>
+          <w:rFonts w:hint="eastAsia"/>
+        </w:rPr>
+        <w:t>；</w:t>
+      </w:r>
+      <w:r>
+        <w:rPr>
+          <w:rFonts w:hint="eastAsia"/>
+        </w:rPr>
+        <w:t>使资本主义的放纵、阶级矛盾得到克制的原因是工人阶级有组织的斗争，他们争取到的政治自由，民主及普选制使阶级斗争的基础日趋消灭</w:t>
+      </w:r>
+      <w:r>
+        <w:rPr>
+          <w:rFonts w:hint="eastAsia"/>
+        </w:rPr>
+        <w:t>；</w:t>
+      </w:r>
+      <w:r>
+        <w:rPr>
+          <w:rFonts w:hint="eastAsia"/>
+        </w:rPr>
+        <w:t>所以，可以经过缓慢的、逐渐的改良道路走向社会主义，暴力革命和无产阶级专政是多余的</w:t>
+      </w:r>
+      <w:r>
+        <w:rPr>
+          <w:rFonts w:hint="eastAsia"/>
+        </w:rPr>
+        <w:t>。</w:t>
+      </w:r>
+    </w:p>
+    <w:p>
+      <w:pPr>
+        <w:pStyle w:val="af3"/>
+        <w:spacing w:before="78" w:after="78"/>
+        <w:ind w:firstLine="420"/>
+      </w:pPr>
+      <w:r>
+        <w:rPr>
+          <w:rFonts w:hint="eastAsia"/>
+        </w:rPr>
+        <w:t>我看到阶级斗争本身采取愈来愈文明的形式，我正是把阶级斗争即工人的政治和经济斗争的这种文明化看成实现社会主义的最好保证</w:t>
+      </w:r>
+      <w:r>
+        <w:rPr>
+          <w:rFonts w:hint="eastAsia"/>
+        </w:rPr>
+        <w:t>。</w:t>
+      </w:r>
+    </w:p>
+    <w:p>
+      <w:pPr>
+        <w:pStyle w:val="af3"/>
+        <w:spacing w:before="78" w:after="78"/>
+        <w:jc w:val="right"/>
+        <w:rPr>
+          <w:rFonts w:hint="eastAsia"/>
+        </w:rPr>
+      </w:pPr>
+      <w:r>
+        <w:rPr>
+          <w:rFonts w:hint="eastAsia"/>
+        </w:rPr>
+        <w:t>——爱德华·伯恩施坦</w:t>
+      </w:r>
+    </w:p>
+    <w:p>
+      <w:pPr>
+        <w:pStyle w:val="ae"/>
+        <w:rPr>
+          <w:rFonts w:hint="eastAsia"/>
+        </w:rPr>
+      </w:pPr>
+      <w:bookmarkStart w:id="72" w:name="_Toc229049093"/>
+      <w:r>
+        <w:rPr>
+          <w:rFonts w:hint="eastAsia"/>
+        </w:rPr>
+        <w:lastRenderedPageBreak/>
+        <w:t>（三）法兰克福宣言</w:t>
+      </w:r>
+      <w:bookmarkEnd w:id="72"/>
+    </w:p>
+    <w:p>
+      <w:pPr>
+        <w:pStyle w:val="aa"/>
+        <w:spacing w:before="78" w:after="78"/>
+        <w:ind w:firstLine="420"/>
+        <w:rPr>
+          <w:rFonts w:hint="eastAsia"/>
+        </w:rPr>
+      </w:pPr>
+      <w:r>
+        <w:rPr>
+          <w:rFonts w:hint="eastAsia"/>
+        </w:rPr>
+        <w:t>1951</w:t>
+      </w:r>
+      <w:r>
+        <w:rPr>
+          <w:rFonts w:hint="eastAsia"/>
+        </w:rPr>
+        <w:t>年社会党国际成立。成立大会通过“法兰克福宣言”</w:t>
+      </w:r>
+      <w:r>
+        <w:rPr>
+          <w:rFonts w:hint="eastAsia"/>
+        </w:rPr>
+        <w:t>。</w:t>
+      </w:r>
+      <w:r>
+        <w:t>法兰克福宣言承袭了伯恩施坦主义和考茨基主义的基本立场和观</w:t>
+      </w:r>
+      <w:r>
+        <w:rPr>
+          <w:rFonts w:hint="eastAsia"/>
+        </w:rPr>
+        <w:t>点，并结合了二战之后全球社会经济发展形势以及冷战时期的国际背景提出新的主张和诉求</w:t>
+      </w:r>
+      <w:r>
+        <w:rPr>
+          <w:rFonts w:hint="eastAsia"/>
+        </w:rPr>
+        <w:t>。</w:t>
+      </w:r>
+    </w:p>
+    <w:p>
+      <w:pPr>
+        <w:pStyle w:val="aa"/>
+        <w:numPr>
+          <w:ilvl w:val="0"/>
+          <w:numId w:val="20"/>
+        </w:numPr>
+        <w:spacing w:before="78" w:after="78"/>
+        <w:rPr>
+          <w:rFonts w:hint="eastAsia"/>
+        </w:rPr>
+      </w:pPr>
+      <w:r>
+        <w:rPr>
+          <w:rFonts w:hint="eastAsia"/>
+        </w:rPr>
+        <w:t>对共产党领导的国家展开猛烈的抨击。公开指责“共产国际是新帝国主义的工具”</w:t>
+      </w:r>
+      <w:r>
+        <w:rPr>
+          <w:rFonts w:hint="eastAsia"/>
+        </w:rPr>
+        <w:t>。</w:t>
+      </w:r>
+    </w:p>
+    <w:p>
+      <w:pPr>
+        <w:pStyle w:val="aa"/>
+        <w:numPr>
+          <w:ilvl w:val="0"/>
+          <w:numId w:val="20"/>
+        </w:numPr>
+        <w:spacing w:before="78" w:after="78"/>
+        <w:rPr>
+          <w:rFonts w:hint="eastAsia"/>
+        </w:rPr>
+      </w:pPr>
+      <w:r>
+        <w:rPr>
+          <w:rFonts w:hint="eastAsia"/>
+        </w:rPr>
+        <w:t>提倡“经济民主”，强调公有制是“对生产的公共控制和对其成果的公平分配”，为福利社会主义的理论基础（注意不是“积极福利社会”）</w:t>
+      </w:r>
+      <w:r>
+        <w:rPr>
+          <w:rFonts w:hint="eastAsia"/>
+        </w:rPr>
+        <w:t>。</w:t>
+      </w:r>
+    </w:p>
+    <w:p>
+      <w:pPr>
+        <w:pStyle w:val="aa"/>
+        <w:numPr>
+          <w:ilvl w:val="0"/>
+          <w:numId w:val="20"/>
+        </w:numPr>
+        <w:spacing w:before="78" w:after="78"/>
+        <w:rPr>
+          <w:rFonts w:hint="eastAsia"/>
+        </w:rPr>
+      </w:pPr>
+      <w:r>
+        <w:rPr>
+          <w:rFonts w:hint="eastAsia"/>
+        </w:rPr>
+        <w:t>支持世界各地的民族解放运动，反对外国资本的经济殖民</w:t>
+      </w:r>
+      <w:r>
+        <w:rPr>
+          <w:rFonts w:hint="eastAsia"/>
+        </w:rPr>
+        <w:t>。</w:t>
+      </w:r>
+    </w:p>
+    <w:p>
+      <w:pPr>
+        <w:pStyle w:val="aa"/>
+        <w:numPr>
+          <w:ilvl w:val="0"/>
+          <w:numId w:val="20"/>
+        </w:numPr>
+        <w:spacing w:before="78" w:after="78"/>
+        <w:rPr>
+          <w:rFonts w:hint="eastAsia"/>
+        </w:rPr>
+      </w:pPr>
+      <w:r>
+        <w:rPr>
+          <w:rFonts w:hint="eastAsia"/>
+        </w:rPr>
+        <w:t>关注性别平等、种族歧视等社会议题（社会民主）</w:t>
+      </w:r>
+      <w:r>
+        <w:rPr>
+          <w:rFonts w:hint="eastAsia"/>
+        </w:rPr>
+        <w:t>。</w:t>
+      </w:r>
+    </w:p>
+    <w:p>
+      <w:pPr>
+        <w:pStyle w:val="aa"/>
+        <w:numPr>
+          <w:ilvl w:val="0"/>
+          <w:numId w:val="20"/>
+        </w:numPr>
+        <w:spacing w:before="78" w:after="78"/>
+        <w:rPr>
+          <w:rFonts w:hint="eastAsia"/>
+        </w:rPr>
+      </w:pPr>
+      <w:r>
+        <w:rPr>
+          <w:rFonts w:hint="eastAsia"/>
+        </w:rPr>
+        <w:t>提倡“国际民主”，认同自由制度主义</w:t>
+      </w:r>
+      <w:r>
+        <w:rPr>
+          <w:rFonts w:hint="eastAsia"/>
+        </w:rPr>
+        <w:t>（</w:t>
+      </w:r>
+      <w:r>
+        <w:rPr>
+          <w:rFonts w:hint="eastAsia"/>
+        </w:rPr>
+        <w:t>l</w:t>
+      </w:r>
+      <w:r>
+        <w:rPr>
+          <w:rFonts w:hint="eastAsia"/>
+        </w:rPr>
+        <w:t xml:space="preserve">iberal </w:t>
+      </w:r>
+      <w:r>
+        <w:rPr>
+          <w:rFonts w:hint="eastAsia"/>
+        </w:rPr>
+        <w:t>i</w:t>
+      </w:r>
+      <w:r>
+        <w:rPr>
+          <w:rFonts w:hint="eastAsia"/>
+        </w:rPr>
+        <w:t>nstitutionalism</w:t>
+      </w:r>
+      <w:r>
+        <w:rPr>
+          <w:rFonts w:hint="eastAsia"/>
+        </w:rPr>
+        <w:t>）</w:t>
+      </w:r>
+      <w:r>
+        <w:rPr>
+          <w:rFonts w:hint="eastAsia"/>
+        </w:rPr>
+        <w:t>的基本主张：“联合国的建立是走向国际共同体的重要步骤。”</w:t>
+      </w:r>
+    </w:p>
+    <w:p>
+      <w:pPr>
+        <w:pStyle w:val="ae"/>
+      </w:pPr>
+      <w:bookmarkStart w:id="73" w:name="_Toc229049094"/>
+      <w:r>
+        <w:rPr>
+          <w:rFonts w:hint="eastAsia"/>
+        </w:rPr>
+        <w:t>（四）“第三条道路”</w:t>
+      </w:r>
+      <w:bookmarkEnd w:id="73"/>
+    </w:p>
+    <w:p>
+      <w:pPr>
+        <w:pStyle w:val="aa"/>
+        <w:spacing w:before="78" w:after="78"/>
+        <w:ind w:firstLine="420"/>
+      </w:pPr>
+      <w:r>
+        <w:rPr>
+          <w:rFonts w:hint="eastAsia"/>
+        </w:rPr>
+        <w:t>冷战末期，新保守主义和自由放任主义抬头，社会民主主义运动走低，英国、法国、德国的社会民主党长期在野</w:t>
+      </w:r>
+      <w:r>
+        <w:rPr>
+          <w:rFonts w:hint="eastAsia"/>
+        </w:rPr>
+        <w:t>。此时出现了所谓“第三条道路”，</w:t>
+      </w:r>
+      <w:r>
+        <w:t>代表人物</w:t>
+      </w:r>
+      <w:r>
+        <w:rPr>
+          <w:rFonts w:hint="eastAsia"/>
+        </w:rPr>
+        <w:t>有</w:t>
+      </w:r>
+      <w:r>
+        <w:t>英国社会学家安东尼</w:t>
+      </w:r>
+      <w:r>
+        <w:rPr>
+          <w:rFonts w:hint="eastAsia"/>
+        </w:rPr>
+        <w:t>·</w:t>
+      </w:r>
+      <w:r>
+        <w:t>吉登斯、英</w:t>
+      </w:r>
+      <w:r>
+        <w:rPr>
+          <w:rFonts w:hint="eastAsia"/>
+        </w:rPr>
+        <w:t>国前首相托尼·布莱尔、德国前总理格哈德·施罗德、法国前总理利昂内尔·若斯潘</w:t>
+      </w:r>
+      <w:r>
+        <w:rPr>
+          <w:rFonts w:hint="eastAsia"/>
+        </w:rPr>
+        <w:t>等。“第三条道路”的</w:t>
+      </w:r>
+      <w:r>
+        <w:t>基本主张</w:t>
+      </w:r>
+      <w:r>
+        <w:rPr>
+          <w:rFonts w:hint="eastAsia"/>
+        </w:rPr>
+        <w:t>包括：</w:t>
+      </w:r>
+    </w:p>
+    <w:p>
+      <w:pPr>
+        <w:pStyle w:val="aa"/>
+        <w:numPr>
+          <w:ilvl w:val="0"/>
+          <w:numId w:val="22"/>
+        </w:numPr>
+        <w:spacing w:before="78" w:after="78"/>
+        <w:rPr>
+          <w:rFonts w:hint="eastAsia"/>
+        </w:rPr>
+      </w:pPr>
+      <w:r>
+        <w:rPr>
+          <w:rFonts w:hint="eastAsia"/>
+        </w:rPr>
+        <w:t>反对社民党老左派主张实行国家对经济的全面干预，同时</w:t>
+      </w:r>
+      <w:proofErr w:type="gramStart"/>
+      <w:r>
+        <w:rPr>
+          <w:rFonts w:hint="eastAsia"/>
+        </w:rPr>
+        <w:t>不</w:t>
+      </w:r>
+      <w:proofErr w:type="gramEnd"/>
+      <w:r>
+        <w:rPr>
+          <w:rFonts w:hint="eastAsia"/>
+        </w:rPr>
+        <w:t>认同自由放任主义极力推崇市场的作用</w:t>
+      </w:r>
+      <w:r>
+        <w:rPr>
+          <w:rFonts w:hint="eastAsia"/>
+        </w:rPr>
+        <w:t>。</w:t>
+      </w:r>
+    </w:p>
+    <w:p>
+      <w:pPr>
+        <w:pStyle w:val="aa"/>
+        <w:numPr>
+          <w:ilvl w:val="0"/>
+          <w:numId w:val="22"/>
+        </w:numPr>
+        <w:spacing w:before="78" w:after="78"/>
+        <w:rPr>
+          <w:rFonts w:hint="eastAsia"/>
+        </w:rPr>
+      </w:pPr>
+      <w:r>
+        <w:rPr>
+          <w:rFonts w:hint="eastAsia"/>
+        </w:rPr>
+        <w:t>提倡建立“积极福利社会”：顺应经济全球化潮流，把花在公益事业上的钱转而投向人力资本，即对教育和职业培训的投资</w:t>
+      </w:r>
+      <w:r>
+        <w:rPr>
+          <w:rFonts w:hint="eastAsia"/>
+        </w:rPr>
+        <w:t>。</w:t>
+      </w:r>
+    </w:p>
+    <w:p>
+      <w:pPr>
+        <w:pStyle w:val="aa"/>
+        <w:numPr>
+          <w:ilvl w:val="0"/>
+          <w:numId w:val="22"/>
+        </w:numPr>
+        <w:spacing w:before="78" w:after="78"/>
+        <w:rPr>
+          <w:rFonts w:hint="eastAsia"/>
+        </w:rPr>
+      </w:pPr>
+      <w:r>
+        <w:rPr>
+          <w:rFonts w:hint="eastAsia"/>
+        </w:rPr>
+        <w:t>不再单纯依靠一种或少数几种社会力量</w:t>
+      </w:r>
+      <w:r>
+        <w:rPr>
+          <w:rFonts w:hint="eastAsia"/>
+        </w:rPr>
+        <w:t>。</w:t>
+      </w:r>
+    </w:p>
+    <w:p>
+      <w:pPr>
+        <w:pStyle w:val="aa"/>
+        <w:numPr>
+          <w:ilvl w:val="0"/>
+          <w:numId w:val="22"/>
+        </w:numPr>
+        <w:spacing w:before="78" w:after="78"/>
+        <w:rPr>
+          <w:rFonts w:hint="eastAsia"/>
+        </w:rPr>
+      </w:pPr>
+      <w:r>
+        <w:rPr>
+          <w:rFonts w:hint="eastAsia"/>
+        </w:rPr>
+        <w:t>重视市民社会的作用，鼓励公民参与政治，发挥民间组织的能动性</w:t>
+      </w:r>
+      <w:r>
+        <w:rPr>
+          <w:rFonts w:hint="eastAsia"/>
+        </w:rPr>
+        <w:t>。</w:t>
+      </w:r>
+    </w:p>
+    <w:p>
+      <w:pPr>
+        <w:pStyle w:val="aa"/>
+        <w:numPr>
+          <w:ilvl w:val="0"/>
+          <w:numId w:val="22"/>
+        </w:numPr>
+        <w:spacing w:before="78" w:after="78"/>
+        <w:rPr>
+          <w:rFonts w:hint="eastAsia"/>
+        </w:rPr>
+      </w:pPr>
+      <w:r>
+        <w:rPr>
+          <w:rFonts w:hint="eastAsia"/>
+        </w:rPr>
+        <w:t>倡导国际主义，主张实行国际和全球范围的治理</w:t>
+      </w:r>
+      <w:r>
+        <w:rPr>
+          <w:rFonts w:hint="eastAsia"/>
+        </w:rPr>
+        <w:t>。</w:t>
+      </w:r>
+    </w:p>
+    <w:p>
+      <w:pPr>
+        <w:pStyle w:val="aa"/>
+        <w:spacing w:before="78" w:after="78"/>
+        <w:ind w:firstLine="420"/>
+      </w:pPr>
+      <w:r>
+        <w:rPr>
+          <w:rFonts w:cs="Times New Roman" w:hint="eastAsia"/>
+        </w:rPr>
+        <w:t>“第三条道路”的</w:t>
+      </w:r>
+      <w:r>
+        <w:t>本质</w:t>
+      </w:r>
+      <w:r>
+        <w:rPr>
+          <w:rFonts w:hint="eastAsia"/>
+        </w:rPr>
+        <w:t>是</w:t>
+      </w:r>
+      <w:r>
+        <w:t>社会民主主义运动向资本主义妥协</w:t>
+      </w:r>
+      <w:r>
+        <w:rPr>
+          <w:rFonts w:hint="eastAsia"/>
+        </w:rPr>
+        <w:t>。</w:t>
+      </w:r>
+      <w:r>
+        <w:rPr>
+          <w:rFonts w:hint="eastAsia"/>
+        </w:rPr>
+        <w:t>汤姆·欧格雷迪的实证研究表明英国工党议员中工人阶级出身的比例自</w:t>
+      </w:r>
+      <w:r>
+        <w:rPr>
+          <w:rFonts w:hint="eastAsia"/>
+        </w:rPr>
+        <w:t>80</w:t>
+      </w:r>
+      <w:r>
+        <w:rPr>
+          <w:rFonts w:hint="eastAsia"/>
+        </w:rPr>
+        <w:t>年代以来大幅下降，是为工党转向“第三条道路”的重要原因之一</w:t>
+      </w:r>
+      <w:r>
+        <w:rPr>
+          <w:rFonts w:hint="eastAsia"/>
+        </w:rPr>
+        <w:t>。</w:t>
+      </w:r>
+    </w:p>
+    <w:p>
+      <w:pPr>
+        <w:pStyle w:val="af3"/>
+        <w:spacing w:before="78" w:after="78"/>
+        <w:ind w:firstLine="420"/>
+      </w:pPr>
+      <w:r>
+        <w:rPr>
+          <w:rFonts w:hint="eastAsia"/>
+        </w:rPr>
+        <w:t>一个党是不是真正的工人政党，不仅要看它是不是由工人组成的，而且还要看是谁领导</w:t>
+      </w:r>
+      <w:proofErr w:type="gramStart"/>
+      <w:r>
+        <w:rPr>
+          <w:rFonts w:hint="eastAsia"/>
+        </w:rPr>
+        <w:t>它以及</w:t>
+      </w:r>
+      <w:proofErr w:type="gramEnd"/>
+      <w:r>
+        <w:rPr>
+          <w:rFonts w:hint="eastAsia"/>
+        </w:rPr>
+        <w:t>它的行政和政治策略如何</w:t>
+      </w:r>
+      <w:r>
+        <w:rPr>
+          <w:rFonts w:hint="eastAsia"/>
+        </w:rPr>
+        <w:t>……</w:t>
+      </w:r>
+      <w:r>
+        <w:rPr>
+          <w:rFonts w:hint="eastAsia"/>
+        </w:rPr>
+        <w:t>虽然它</w:t>
+      </w:r>
+      <w:r>
+        <w:rPr>
+          <w:rFonts w:hint="eastAsia"/>
+        </w:rPr>
+        <w:t>（</w:t>
+      </w:r>
+      <w:r>
+        <w:rPr>
+          <w:rFonts w:hint="eastAsia"/>
+        </w:rPr>
+        <w:t>英国工党</w:t>
+      </w:r>
+      <w:r>
+        <w:rPr>
+          <w:rFonts w:hint="eastAsia"/>
+        </w:rPr>
+        <w:t>）</w:t>
+      </w:r>
+      <w:r>
+        <w:rPr>
+          <w:rFonts w:hint="eastAsia"/>
+        </w:rPr>
+        <w:t>是由工人组成的，但是领导它的是反革命坏分子，是完全按照资产阶级意图行动的最坏的反革命分子。</w:t>
+      </w:r>
+    </w:p>
+    <w:p>
+      <w:pPr>
+        <w:pStyle w:val="af3"/>
+        <w:spacing w:before="78" w:after="78"/>
+        <w:jc w:val="right"/>
+        <w:rPr>
+          <w:rFonts w:hint="eastAsia"/>
+        </w:rPr>
+      </w:pPr>
+      <w:r>
+        <w:rPr>
+          <w:rFonts w:hint="eastAsia"/>
+        </w:rPr>
+        <w:t>——弗拉基米尔·列宁</w:t>
+      </w:r>
+    </w:p>
+    <w:p>
+      <w:pPr>
+        <w:pStyle w:val="aa"/>
+        <w:spacing w:before="78" w:after="78"/>
+      </w:pPr>
+    </w:p>
+    <w:p>
+      <w:pPr>
+        <w:pStyle w:val="ac"/>
+        <w:rPr>
+          <w:lang w:val="en-US"/>
+        </w:rPr>
+      </w:pPr>
+      <w:bookmarkStart w:id="74" w:name="_Toc229049095"/>
+      <w:r>
+        <w:rPr>
+          <w:rFonts w:hint="eastAsia"/>
+        </w:rPr>
+        <w:t>二、</w:t>
+      </w:r>
+      <w:r>
+        <w:rPr>
+          <w:lang w:val="en-US"/>
+        </w:rPr>
+        <w:t>实证研究：欧洲社会民主主义的兴衰</w:t>
+      </w:r>
+      <w:bookmarkEnd w:id="74"/>
+    </w:p>
+    <w:p>
+      <w:pPr>
+        <w:pStyle w:val="aa"/>
+        <w:spacing w:before="78" w:after="78"/>
+        <w:ind w:firstLine="420"/>
+        <w:rPr>
+          <w:lang w:val="en-US"/>
+        </w:rPr>
+      </w:pPr>
+      <w:r>
+        <w:rPr>
+          <w:lang w:val="en-US"/>
+        </w:rPr>
+        <w:t>本尼德托、希克斯、马斯特罗罗科三名学者分析了</w:t>
+      </w:r>
+      <w:r>
+        <w:rPr>
+          <w:lang w:val="en-US"/>
+        </w:rPr>
+        <w:t>100</w:t>
+      </w:r>
+      <w:r>
+        <w:rPr>
+          <w:lang w:val="en-US"/>
+        </w:rPr>
+        <w:t>年（</w:t>
+      </w:r>
+      <w:r>
+        <w:rPr>
+          <w:lang w:val="en-US"/>
+        </w:rPr>
+        <w:t>1918-2017</w:t>
+      </w:r>
+      <w:r>
+        <w:rPr>
+          <w:lang w:val="en-US"/>
+        </w:rPr>
+        <w:t>）以来欧洲</w:t>
+      </w:r>
+      <w:r>
+        <w:rPr>
+          <w:lang w:val="en-US"/>
+        </w:rPr>
+        <w:t>31</w:t>
+      </w:r>
+      <w:r>
+        <w:rPr>
+          <w:lang w:val="en-US"/>
+        </w:rPr>
+        <w:t>个国家的选举数据以及这些国家地区的社会经济发展数据。研究者发现欧洲社会民主党的选举表现受两大社会经济因素影响：政府公共支出和制造业所占比例。同时，产业工人和公务员数量的下降与二十一世纪以来社会民主主义运动的衰落相关。</w:t>
+      </w:r>
+    </w:p>
+    <w:p>
+      <w:pPr>
+        <w:pStyle w:val="aa"/>
+        <w:spacing w:before="78" w:after="78"/>
+        <w:ind w:firstLine="420"/>
+        <w:rPr>
+          <w:rFonts w:hint="eastAsia"/>
+        </w:rPr>
+      </w:pPr>
+      <w:r>
+        <w:rPr>
+          <w:rFonts w:hint="eastAsia"/>
+        </w:rPr>
+        <w:lastRenderedPageBreak/>
+        <w:t>通过分析欧洲社会民主党</w:t>
+      </w:r>
+      <w:r>
+        <w:rPr>
+          <w:rFonts w:hint="eastAsia"/>
+        </w:rPr>
+        <w:t>100</w:t>
+      </w:r>
+      <w:r>
+        <w:rPr>
+          <w:rFonts w:hint="eastAsia"/>
+        </w:rPr>
+        <w:t>年以来的党纲，研究者发现欧洲社会民主主义运动大致分为三个时期</w:t>
+      </w:r>
+      <w:r>
+        <w:rPr>
+          <w:rFonts w:hint="eastAsia"/>
+        </w:rPr>
+        <w:t>：</w:t>
+      </w:r>
+    </w:p>
+    <w:p>
+      <w:pPr>
+        <w:pStyle w:val="aa"/>
+        <w:numPr>
+          <w:ilvl w:val="0"/>
+          <w:numId w:val="23"/>
+        </w:numPr>
+        <w:spacing w:beforeLines="0" w:before="0" w:afterLines="0" w:after="0"/>
+        <w:ind w:left="442" w:hanging="442"/>
+        <w:rPr>
+          <w:rFonts w:hint="eastAsia"/>
+        </w:rPr>
+      </w:pPr>
+      <w:r>
+        <w:rPr>
+          <w:b/>
+          <w:bCs/>
+        </w:rPr>
+        <w:t>通过议会斗争实现社会主义时期</w:t>
+      </w:r>
+      <w:r>
+        <w:rPr>
+          <w:rFonts w:hint="eastAsia"/>
+          <w:b/>
+          <w:bCs/>
+        </w:rPr>
+        <w:t>（</w:t>
+      </w:r>
+      <w:r>
+        <w:rPr>
+          <w:b/>
+          <w:bCs/>
+        </w:rPr>
+        <w:t>1918-1933</w:t>
+      </w:r>
+      <w:r>
+        <w:rPr>
+          <w:rFonts w:hint="eastAsia"/>
+          <w:b/>
+          <w:bCs/>
+        </w:rPr>
+        <w:t>）：</w:t>
+      </w:r>
+      <w:r>
+        <w:rPr>
+          <w:rFonts w:hint="eastAsia"/>
+        </w:rPr>
+        <w:t>第二次工业革命（</w:t>
+      </w:r>
+      <w:r>
+        <w:rPr>
+          <w:rFonts w:hint="eastAsia"/>
+        </w:rPr>
+        <w:t>1870-1914</w:t>
+      </w:r>
+      <w:r>
+        <w:rPr>
+          <w:rFonts w:hint="eastAsia"/>
+        </w:rPr>
+        <w:t>）</w:t>
+      </w:r>
+      <w:r>
+        <w:rPr>
+          <w:rFonts w:hint="eastAsia"/>
+        </w:rPr>
+        <w:t>使得工人阶级不断壮大。不少欧洲社会民主主义政党在这一时期赢得执政权</w:t>
+      </w:r>
+      <w:r>
+        <w:rPr>
+          <w:rFonts w:hint="eastAsia"/>
+        </w:rPr>
+        <w:t>。</w:t>
+      </w:r>
+      <w:r>
+        <w:rPr>
+          <w:rFonts w:hint="eastAsia"/>
+        </w:rPr>
+        <w:t>社会民主主义运动的第一阶段随着全球经济大萧条（</w:t>
+      </w:r>
+      <w:r>
+        <w:rPr>
+          <w:rFonts w:hint="eastAsia"/>
+        </w:rPr>
+        <w:t>1929-1933</w:t>
+      </w:r>
+      <w:r>
+        <w:rPr>
+          <w:rFonts w:hint="eastAsia"/>
+        </w:rPr>
+        <w:t>）结束</w:t>
+      </w:r>
+      <w:r>
+        <w:rPr>
+          <w:rFonts w:hint="eastAsia"/>
+        </w:rPr>
+        <w:t>。</w:t>
+      </w:r>
+    </w:p>
+    <w:p>
+      <w:pPr>
+        <w:pStyle w:val="aa"/>
+        <w:numPr>
+          <w:ilvl w:val="0"/>
+          <w:numId w:val="23"/>
+        </w:numPr>
+        <w:spacing w:beforeLines="0" w:before="0" w:afterLines="0" w:after="0"/>
+        <w:ind w:left="442" w:hanging="442"/>
+        <w:rPr>
+          <w:rFonts w:hint="eastAsia"/>
+        </w:rPr>
+      </w:pPr>
+      <w:r>
+        <w:rPr>
+          <w:b/>
+          <w:bCs/>
+        </w:rPr>
+        <w:t>超越阶级的</w:t>
+      </w:r>
+      <w:r>
+        <w:rPr>
+          <w:rFonts w:hint="eastAsia"/>
+          <w:b/>
+          <w:bCs/>
+        </w:rPr>
+        <w:t>“</w:t>
+      </w:r>
+      <w:r>
+        <w:rPr>
+          <w:b/>
+          <w:bCs/>
+        </w:rPr>
+        <w:t>全民型政党</w:t>
+      </w:r>
+      <w:r>
+        <w:rPr>
+          <w:rFonts w:hint="eastAsia"/>
+          <w:b/>
+          <w:bCs/>
+        </w:rPr>
+        <w:t>”（</w:t>
+      </w:r>
+      <w:r>
+        <w:rPr>
+          <w:b/>
+          <w:bCs/>
+        </w:rPr>
+        <w:t>catch-all party</w:t>
+      </w:r>
+      <w:r>
+        <w:rPr>
+          <w:rFonts w:hint="eastAsia"/>
+          <w:b/>
+          <w:bCs/>
+        </w:rPr>
+        <w:t>）</w:t>
+      </w:r>
+      <w:r>
+        <w:rPr>
+          <w:b/>
+          <w:bCs/>
+        </w:rPr>
+        <w:t>时期（</w:t>
+      </w:r>
+      <w:r>
+        <w:rPr>
+          <w:b/>
+          <w:bCs/>
+        </w:rPr>
+        <w:t>1945-1990</w:t>
+      </w:r>
+      <w:r>
+        <w:rPr>
+          <w:b/>
+          <w:bCs/>
+        </w:rPr>
+        <w:t>）</w:t>
+      </w:r>
+      <w:r>
+        <w:rPr>
+          <w:rFonts w:hint="eastAsia"/>
+          <w:b/>
+          <w:bCs/>
+        </w:rPr>
+        <w:t>：</w:t>
+      </w:r>
+      <w:r>
+        <w:rPr>
+          <w:rFonts w:hint="eastAsia"/>
+        </w:rPr>
+        <w:t>欧洲的社会民主党在这一时期开始吸引政府雇员、城市专业人员</w:t>
+      </w:r>
+      <w:r>
+        <w:rPr>
+          <w:rFonts w:hint="eastAsia"/>
+        </w:rPr>
+        <w:t>（</w:t>
+      </w:r>
+      <w:r>
+        <w:rPr>
+          <w:rFonts w:hint="eastAsia"/>
+        </w:rPr>
+        <w:t>urban professionals</w:t>
+      </w:r>
+      <w:r>
+        <w:rPr>
+          <w:rFonts w:hint="eastAsia"/>
+        </w:rPr>
+        <w:t>）</w:t>
+      </w:r>
+      <w:r>
+        <w:rPr>
+          <w:rFonts w:hint="eastAsia"/>
+        </w:rPr>
+        <w:t>、农业从业者等产业工人以外的选民</w:t>
+      </w:r>
+      <w:r>
+        <w:rPr>
+          <w:rFonts w:hint="eastAsia"/>
+        </w:rPr>
+        <w:t>。</w:t>
+      </w:r>
+    </w:p>
+    <w:p>
+      <w:pPr>
+        <w:pStyle w:val="aa"/>
+        <w:numPr>
+          <w:ilvl w:val="0"/>
+          <w:numId w:val="23"/>
+        </w:numPr>
+        <w:spacing w:beforeLines="0" w:before="0" w:afterLines="0" w:after="0"/>
+        <w:ind w:left="442" w:hanging="442"/>
+      </w:pPr>
+      <w:r>
+        <w:rPr>
+          <w:rFonts w:hint="eastAsia"/>
+          <w:b/>
+          <w:bCs/>
+        </w:rPr>
+        <w:t>“</w:t>
+      </w:r>
+      <w:r>
+        <w:rPr>
+          <w:b/>
+          <w:bCs/>
+        </w:rPr>
+        <w:t>第三条道路</w:t>
+      </w:r>
+      <w:r>
+        <w:rPr>
+          <w:rFonts w:hint="eastAsia"/>
+          <w:b/>
+          <w:bCs/>
+        </w:rPr>
+        <w:t>”</w:t>
+      </w:r>
+      <w:r>
+        <w:rPr>
+          <w:b/>
+          <w:bCs/>
+        </w:rPr>
+        <w:t>时期（</w:t>
+      </w:r>
+      <w:r>
+        <w:rPr>
+          <w:b/>
+          <w:bCs/>
+        </w:rPr>
+        <w:t>1990</w:t>
+      </w:r>
+      <w:r>
+        <w:rPr>
+          <w:b/>
+          <w:bCs/>
+        </w:rPr>
+        <w:t>至今）</w:t>
+      </w:r>
+      <w:r>
+        <w:rPr>
+          <w:rFonts w:hint="eastAsia"/>
+          <w:b/>
+          <w:bCs/>
+        </w:rPr>
+        <w:t>：</w:t>
+      </w:r>
+      <w:r>
+        <w:rPr>
+          <w:rFonts w:hint="eastAsia"/>
+        </w:rPr>
+        <w:t>从二十一世纪开始，欧洲的蓝领工人开始支持右翼民粹主义政党或比社会民主党政治主张更激进的左派政党</w:t>
+      </w:r>
+      <w:r>
+        <w:rPr>
+          <w:rFonts w:hint="eastAsia"/>
+        </w:rPr>
+        <w:t>。</w:t>
+      </w:r>
+      <w:r>
+        <w:rPr>
+          <w:rFonts w:hint="eastAsia"/>
+        </w:rPr>
+        <w:t>2009</w:t>
+      </w:r>
+      <w:r>
+        <w:rPr>
+          <w:rFonts w:hint="eastAsia"/>
+        </w:rPr>
+        <w:t>年爆发的</w:t>
+      </w:r>
+      <w:proofErr w:type="gramStart"/>
+      <w:r>
+        <w:rPr>
+          <w:rFonts w:hint="eastAsia"/>
+        </w:rPr>
+        <w:t>欧债危机</w:t>
+      </w:r>
+      <w:proofErr w:type="gramEnd"/>
+      <w:r>
+        <w:rPr>
+          <w:rFonts w:hint="eastAsia"/>
+        </w:rPr>
+        <w:t>使得欧洲国家的政府财政支出急剧缩减</w:t>
+      </w:r>
+      <w:r>
+        <w:rPr>
+          <w:rFonts w:hint="eastAsia"/>
+        </w:rPr>
+        <w:t>，</w:t>
+      </w:r>
+      <w:r>
+        <w:rPr>
+          <w:rFonts w:hint="eastAsia"/>
+        </w:rPr>
+        <w:t>欧洲社会民主运动陷入</w:t>
+      </w:r>
+      <w:r>
+        <w:rPr>
+          <w:rFonts w:hint="eastAsia"/>
+        </w:rPr>
+        <w:t>1918</w:t>
+      </w:r>
+      <w:r>
+        <w:rPr>
+          <w:rFonts w:hint="eastAsia"/>
+        </w:rPr>
+        <w:t>年以来的</w:t>
+      </w:r>
+      <w:proofErr w:type="gramStart"/>
+      <w:r>
+        <w:rPr>
+          <w:rFonts w:hint="eastAsia"/>
+        </w:rPr>
+        <w:t>最</w:t>
+      </w:r>
+      <w:proofErr w:type="gramEnd"/>
+      <w:r>
+        <w:rPr>
+          <w:rFonts w:hint="eastAsia"/>
+        </w:rPr>
+        <w:t>低谷</w:t>
+      </w:r>
+      <w:r>
+        <w:rPr>
+          <w:rFonts w:hint="eastAsia"/>
+        </w:rPr>
+        <w:t>。</w:t>
       </w:r>
     </w:p>
     <w:p>
@@ -28788,9 +31987,9 @@
 <file path=word/numbering.xml><?xml version="1.0" encoding="utf-8"?>
 <w:numbering xmlns:wpc="http://schemas.microsoft.com/office/word/2010/wordprocessingCanvas" xmlns:cx="http://schemas.microsoft.com/office/drawing/2014/chartex" xmlns:cx1="http://schemas.microsoft.com/office/drawing/2015/9/8/chartex" xmlns:cx2="http://schemas.microsoft.com/office/drawing/2015/10/21/chartex" xmlns:cx3="http://schemas.microsoft.com/office/drawing/2016/5/9/chartex" xmlns:cx4="http://schemas.microsoft.com/office/drawing/2016/5/10/chartex" xmlns:cx5="http://schemas.microsoft.com/office/drawing/2016/5/11/chartex" xmlns:cx6="http://schemas.microsoft.com/office/drawing/2016/5/12/chartex" xmlns:cx7="http://schemas.microsoft.com/office/drawing/2016/5/13/chartex" xmlns:cx8="http://schemas.microsoft.com/office/drawing/2016/5/14/chartex" xmlns:mc="http://schemas.openxmlformats.org/markup-compatibility/2006" xmlns:aink="http://schemas.microsoft.com/office/drawing/2016/ink" xmlns:am3d="http://schemas.microsoft.com/office/drawing/2017/model3d" xmlns:o="urn:schemas-microsoft-com:office:office" xmlns:oel="http://schemas.microsoft.com/office/2019/extlst" xmlns:r="http://schemas.openxmlformats.org/officeDocument/2006/relationships" xmlns:m="http://schemas.openxmlformats.org/officeDocument/2006/math" xmlns:v="urn:schemas-microsoft-com:vml" xmlns:wp14="http://schemas.microsoft.com/office/word/2010/wordprocessingDrawing" xmlns:wp="http://schemas.openxmlformats.org/drawingml/2006/wordprocessingDrawing" xmlns:w10="urn:schemas-microsoft-com:office:word" xmlns:w="http://schemas.openxmlformats.org/wordprocessingml/2006/main" xmlns:w14="http://schemas.microsoft.com/office/word/2010/wordml" xmlns:w15="http://schemas.microsoft.com/office/word/2012/wordml" xmlns:w16cex="http://schemas.microsoft.com/office/word/2018/wordml/cex" xmlns:w16cid="http://schemas.microsoft.com/office/word/2016/wordml/cid" xmlns:w16="http://schemas.microsoft.com/office/word/2018/wordml" xmlns:w16du="http://schemas.microsoft.com/office/word/2023/wordml/word16du" xmlns:w16sdtdh="http://schemas.microsoft.com/office/word/2020/wordml/sdtdatahash" xmlns:w16sdtfl="http://schemas.microsoft.com/office/word/2024/wordml/sdtformatlock" xmlns:w16se="http://schemas.microsoft.com/office/word/2015/wordml/symex" xmlns:wpg="http://schemas.microsoft.com/office/word/2010/wordprocessingGroup" xmlns:wpi="http://schemas.microsoft.com/office/word/2010/wordprocessingInk" xmlns:wne="http://schemas.microsoft.com/office/word/2006/wordml" xmlns:wps="http://schemas.microsoft.com/office/word/2010/wordprocessingShape" mc:Ignorable="w14 w15 w16se w16cid w16 w16cex w16sdtdh w16sdtfl w16du wp14">
   <w:abstractNum w:abstractNumId="0" w15:restartNumberingAfterBreak="0">
-    <w:nsid w:val="16F32BA5"/>
+    <w:nsid w:val="0531575A"/>
     <w:multiLevelType w:val="hybridMultilevel"/>
-    <w:tmpl w:val="087CED60"/>
+    <w:tmpl w:val="A044033E"/>
     <w:lvl w:ilvl="0" w:tplc="04090001">
       <w:start w:val="1"/>
       <w:numFmt w:val="bullet"/>
@@ -28901,9 +32100,9 @@
     </w:lvl>
   </w:abstractNum>
   <w:abstractNum w:abstractNumId="1" w15:restartNumberingAfterBreak="0">
-    <w:nsid w:val="1F982EF9"/>
+    <w:nsid w:val="16F32BA5"/>
     <w:multiLevelType w:val="hybridMultilevel"/>
-    <w:tmpl w:val="908A7718"/>
+    <w:tmpl w:val="087CED60"/>
     <w:lvl w:ilvl="0" w:tplc="04090001">
       <w:start w:val="1"/>
       <w:numFmt w:val="bullet"/>
@@ -29014,9 +32213,9 @@
     </w:lvl>
   </w:abstractNum>
   <w:abstractNum w:abstractNumId="2" w15:restartNumberingAfterBreak="0">
-    <w:nsid w:val="25FD1EE2"/>
+    <w:nsid w:val="1F982EF9"/>
     <w:multiLevelType w:val="hybridMultilevel"/>
-    <w:tmpl w:val="DFDA6730"/>
+    <w:tmpl w:val="908A7718"/>
     <w:lvl w:ilvl="0" w:tplc="04090001">
       <w:start w:val="1"/>
       <w:numFmt w:val="bullet"/>
@@ -29127,6 +32326,205 @@
     </w:lvl>
   </w:abstractNum>
   <w:abstractNum w:abstractNumId="3" w15:restartNumberingAfterBreak="0">
+    <w:nsid w:val="23E0776E"/>
+    <w:multiLevelType w:val="hybridMultilevel"/>
+    <w:tmpl w:val="352417BC"/>
+    <w:lvl w:ilvl="0" w:tplc="0409000F">
+      <w:start w:val="1"/>
+      <w:numFmt w:val="decimal"/>
+      <w:lvlText w:val="%1."/>
+      <w:lvlJc w:val="left"/>
+      <w:pPr>
+        <w:ind w:left="440" w:hanging="440"/>
+      </w:pPr>
+    </w:lvl>
+    <w:lvl w:ilvl="1" w:tplc="04090019" w:tentative="1">
+      <w:start w:val="1"/>
+      <w:numFmt w:val="lowerLetter"/>
+      <w:lvlText w:val="%2)"/>
+      <w:lvlJc w:val="left"/>
+      <w:pPr>
+        <w:ind w:left="880" w:hanging="440"/>
+      </w:pPr>
+    </w:lvl>
+    <w:lvl w:ilvl="2" w:tplc="0409001B" w:tentative="1">
+      <w:start w:val="1"/>
+      <w:numFmt w:val="lowerRoman"/>
+      <w:lvlText w:val="%3."/>
+      <w:lvlJc w:val="right"/>
+      <w:pPr>
+        <w:ind w:left="1320" w:hanging="440"/>
+      </w:pPr>
+    </w:lvl>
+    <w:lvl w:ilvl="3" w:tplc="0409000F" w:tentative="1">
+      <w:start w:val="1"/>
+      <w:numFmt w:val="decimal"/>
+      <w:lvlText w:val="%4."/>
+      <w:lvlJc w:val="left"/>
+      <w:pPr>
+        <w:ind w:left="1760" w:hanging="440"/>
+      </w:pPr>
+    </w:lvl>
+    <w:lvl w:ilvl="4" w:tplc="04090019" w:tentative="1">
+      <w:start w:val="1"/>
+      <w:numFmt w:val="lowerLetter"/>
+      <w:lvlText w:val="%5)"/>
+      <w:lvlJc w:val="left"/>
+      <w:pPr>
+        <w:ind w:left="2200" w:hanging="440"/>
+      </w:pPr>
+    </w:lvl>
+    <w:lvl w:ilvl="5" w:tplc="0409001B" w:tentative="1">
+      <w:start w:val="1"/>
+      <w:numFmt w:val="lowerRoman"/>
+      <w:lvlText w:val="%6."/>
+      <w:lvlJc w:val="right"/>
+      <w:pPr>
+        <w:ind w:left="2640" w:hanging="440"/>
+      </w:pPr>
+    </w:lvl>
+    <w:lvl w:ilvl="6" w:tplc="0409000F" w:tentative="1">
+      <w:start w:val="1"/>
+      <w:numFmt w:val="decimal"/>
+      <w:lvlText w:val="%7."/>
+      <w:lvlJc w:val="left"/>
+      <w:pPr>
+        <w:ind w:left="3080" w:hanging="440"/>
+      </w:pPr>
+    </w:lvl>
+    <w:lvl w:ilvl="7" w:tplc="04090019" w:tentative="1">
+      <w:start w:val="1"/>
+      <w:numFmt w:val="lowerLetter"/>
+      <w:lvlText w:val="%8)"/>
+      <w:lvlJc w:val="left"/>
+      <w:pPr>
+        <w:ind w:left="3520" w:hanging="440"/>
+      </w:pPr>
+    </w:lvl>
+    <w:lvl w:ilvl="8" w:tplc="0409001B" w:tentative="1">
+      <w:start w:val="1"/>
+      <w:numFmt w:val="lowerRoman"/>
+      <w:lvlText w:val="%9."/>
+      <w:lvlJc w:val="right"/>
+      <w:pPr>
+        <w:ind w:left="3960" w:hanging="440"/>
+      </w:pPr>
+    </w:lvl>
+  </w:abstractNum>
+  <w:abstractNum w:abstractNumId="4" w15:restartNumberingAfterBreak="0">
+    <w:nsid w:val="25FD1EE2"/>
+    <w:multiLevelType w:val="hybridMultilevel"/>
+    <w:tmpl w:val="DFDA6730"/>
+    <w:lvl w:ilvl="0" w:tplc="04090001">
+      <w:start w:val="1"/>
+      <w:numFmt w:val="bullet"/>
+      <w:lvlText w:val=""/>
+      <w:lvlJc w:val="left"/>
+      <w:pPr>
+        <w:ind w:left="440" w:hanging="440"/>
+      </w:pPr>
+      <w:rPr>
+        <w:rFonts w:ascii="Wingdings" w:hAnsi="Wingdings" w:hint="default"/>
+      </w:rPr>
+    </w:lvl>
+    <w:lvl w:ilvl="1" w:tplc="04090003" w:tentative="1">
+      <w:start w:val="1"/>
+      <w:numFmt w:val="bullet"/>
+      <w:lvlText w:val=""/>
+      <w:lvlJc w:val="left"/>
+      <w:pPr>
+        <w:ind w:left="880" w:hanging="440"/>
+      </w:pPr>
+      <w:rPr>
+        <w:rFonts w:ascii="Wingdings" w:hAnsi="Wingdings" w:hint="default"/>
+      </w:rPr>
+    </w:lvl>
+    <w:lvl w:ilvl="2" w:tplc="04090005" w:tentative="1">
+      <w:start w:val="1"/>
+      <w:numFmt w:val="bullet"/>
+      <w:lvlText w:val=""/>
+      <w:lvlJc w:val="left"/>
+      <w:pPr>
+        <w:ind w:left="1320" w:hanging="440"/>
+      </w:pPr>
+      <w:rPr>
+        <w:rFonts w:ascii="Wingdings" w:hAnsi="Wingdings" w:hint="default"/>
+      </w:rPr>
+    </w:lvl>
+    <w:lvl w:ilvl="3" w:tplc="04090001" w:tentative="1">
+      <w:start w:val="1"/>
+      <w:numFmt w:val="bullet"/>
+      <w:lvlText w:val=""/>
+      <w:lvlJc w:val="left"/>
+      <w:pPr>
+        <w:ind w:left="1760" w:hanging="440"/>
+      </w:pPr>
+      <w:rPr>
+        <w:rFonts w:ascii="Wingdings" w:hAnsi="Wingdings" w:hint="default"/>
+      </w:rPr>
+    </w:lvl>
+    <w:lvl w:ilvl="4" w:tplc="04090003" w:tentative="1">
+      <w:start w:val="1"/>
+      <w:numFmt w:val="bullet"/>
+      <w:lvlText w:val=""/>
+      <w:lvlJc w:val="left"/>
+      <w:pPr>
+        <w:ind w:left="2200" w:hanging="440"/>
+      </w:pPr>
+      <w:rPr>
+        <w:rFonts w:ascii="Wingdings" w:hAnsi="Wingdings" w:hint="default"/>
+      </w:rPr>
+    </w:lvl>
+    <w:lvl w:ilvl="5" w:tplc="04090005" w:tentative="1">
+      <w:start w:val="1"/>
+      <w:numFmt w:val="bullet"/>
+      <w:lvlText w:val=""/>
+      <w:lvlJc w:val="left"/>
+      <w:pPr>
+        <w:ind w:left="2640" w:hanging="440"/>
+      </w:pPr>
+      <w:rPr>
+        <w:rFonts w:ascii="Wingdings" w:hAnsi="Wingdings" w:hint="default"/>
+      </w:rPr>
+    </w:lvl>
+    <w:lvl w:ilvl="6" w:tplc="04090001" w:tentative="1">
+      <w:start w:val="1"/>
+      <w:numFmt w:val="bullet"/>
+      <w:lvlText w:val=""/>
+      <w:lvlJc w:val="left"/>
+      <w:pPr>
+        <w:ind w:left="3080" w:hanging="440"/>
+      </w:pPr>
+      <w:rPr>
+        <w:rFonts w:ascii="Wingdings" w:hAnsi="Wingdings" w:hint="default"/>
+      </w:rPr>
+    </w:lvl>
+    <w:lvl w:ilvl="7" w:tplc="04090003" w:tentative="1">
+      <w:start w:val="1"/>
+      <w:numFmt w:val="bullet"/>
+      <w:lvlText w:val=""/>
+      <w:lvlJc w:val="left"/>
+      <w:pPr>
+        <w:ind w:left="3520" w:hanging="440"/>
+      </w:pPr>
+      <w:rPr>
+        <w:rFonts w:ascii="Wingdings" w:hAnsi="Wingdings" w:hint="default"/>
+      </w:rPr>
+    </w:lvl>
+    <w:lvl w:ilvl="8" w:tplc="04090005" w:tentative="1">
+      <w:start w:val="1"/>
+      <w:numFmt w:val="bullet"/>
+      <w:lvlText w:val=""/>
+      <w:lvlJc w:val="left"/>
+      <w:pPr>
+        <w:ind w:left="3960" w:hanging="440"/>
+      </w:pPr>
+      <w:rPr>
+        <w:rFonts w:ascii="Wingdings" w:hAnsi="Wingdings" w:hint="default"/>
+      </w:rPr>
+    </w:lvl>
+  </w:abstractNum>
+  <w:abstractNum w:abstractNumId="5" w15:restartNumberingAfterBreak="0">
     <w:nsid w:val="26456140"/>
     <w:multiLevelType w:val="hybridMultilevel"/>
     <w:tmpl w:val="D5465CD4"/>
@@ -29215,7 +32613,96 @@
       </w:pPr>
     </w:lvl>
   </w:abstractNum>
-  <w:abstractNum w:abstractNumId="4" w15:restartNumberingAfterBreak="0">
+  <w:abstractNum w:abstractNumId="6" w15:restartNumberingAfterBreak="0">
+    <w:nsid w:val="2C9B677E"/>
+    <w:multiLevelType w:val="hybridMultilevel"/>
+    <w:tmpl w:val="0A247308"/>
+    <w:lvl w:ilvl="0" w:tplc="C0A61542">
+      <w:start w:val="1"/>
+      <w:numFmt w:val="japaneseCounting"/>
+      <w:lvlText w:val="第%1，"/>
+      <w:lvlJc w:val="left"/>
+      <w:pPr>
+        <w:ind w:left="720" w:hanging="720"/>
+      </w:pPr>
+      <w:rPr>
+        <w:rFonts w:hint="default"/>
+      </w:rPr>
+    </w:lvl>
+    <w:lvl w:ilvl="1" w:tplc="04090019" w:tentative="1">
+      <w:start w:val="1"/>
+      <w:numFmt w:val="lowerLetter"/>
+      <w:lvlText w:val="%2)"/>
+      <w:lvlJc w:val="left"/>
+      <w:pPr>
+        <w:ind w:left="880" w:hanging="440"/>
+      </w:pPr>
+    </w:lvl>
+    <w:lvl w:ilvl="2" w:tplc="0409001B" w:tentative="1">
+      <w:start w:val="1"/>
+      <w:numFmt w:val="lowerRoman"/>
+      <w:lvlText w:val="%3."/>
+      <w:lvlJc w:val="right"/>
+      <w:pPr>
+        <w:ind w:left="1320" w:hanging="440"/>
+      </w:pPr>
+    </w:lvl>
+    <w:lvl w:ilvl="3" w:tplc="0409000F" w:tentative="1">
+      <w:start w:val="1"/>
+      <w:numFmt w:val="decimal"/>
+      <w:lvlText w:val="%4."/>
+      <w:lvlJc w:val="left"/>
+      <w:pPr>
+        <w:ind w:left="1760" w:hanging="440"/>
+      </w:pPr>
+    </w:lvl>
+    <w:lvl w:ilvl="4" w:tplc="04090019" w:tentative="1">
+      <w:start w:val="1"/>
+      <w:numFmt w:val="lowerLetter"/>
+      <w:lvlText w:val="%5)"/>
+      <w:lvlJc w:val="left"/>
+      <w:pPr>
+        <w:ind w:left="2200" w:hanging="440"/>
+      </w:pPr>
+    </w:lvl>
+    <w:lvl w:ilvl="5" w:tplc="0409001B" w:tentative="1">
+      <w:start w:val="1"/>
+      <w:numFmt w:val="lowerRoman"/>
+      <w:lvlText w:val="%6."/>
+      <w:lvlJc w:val="right"/>
+      <w:pPr>
+        <w:ind w:left="2640" w:hanging="440"/>
+      </w:pPr>
+    </w:lvl>
+    <w:lvl w:ilvl="6" w:tplc="0409000F" w:tentative="1">
+      <w:start w:val="1"/>
+      <w:numFmt w:val="decimal"/>
+      <w:lvlText w:val="%7."/>
+      <w:lvlJc w:val="left"/>
+      <w:pPr>
+        <w:ind w:left="3080" w:hanging="440"/>
+      </w:pPr>
+    </w:lvl>
+    <w:lvl w:ilvl="7" w:tplc="04090019" w:tentative="1">
+      <w:start w:val="1"/>
+      <w:numFmt w:val="lowerLetter"/>
+      <w:lvlText w:val="%8)"/>
+      <w:lvlJc w:val="left"/>
+      <w:pPr>
+        <w:ind w:left="3520" w:hanging="440"/>
+      </w:pPr>
+    </w:lvl>
+    <w:lvl w:ilvl="8" w:tplc="0409001B" w:tentative="1">
+      <w:start w:val="1"/>
+      <w:numFmt w:val="lowerRoman"/>
+      <w:lvlText w:val="%9."/>
+      <w:lvlJc w:val="right"/>
+      <w:pPr>
+        <w:ind w:left="3960" w:hanging="440"/>
+      </w:pPr>
+    </w:lvl>
+  </w:abstractNum>
+  <w:abstractNum w:abstractNumId="7" w15:restartNumberingAfterBreak="0">
     <w:nsid w:val="3A0E6E71"/>
     <w:multiLevelType w:val="hybridMultilevel"/>
     <w:tmpl w:val="8856CC94"/>
@@ -29328,7 +32815,7 @@
       </w:rPr>
     </w:lvl>
   </w:abstractNum>
-  <w:abstractNum w:abstractNumId="5" w15:restartNumberingAfterBreak="0">
+  <w:abstractNum w:abstractNumId="8" w15:restartNumberingAfterBreak="0">
     <w:nsid w:val="3B3C3355"/>
     <w:multiLevelType w:val="hybridMultilevel"/>
     <w:tmpl w:val="07546572"/>
@@ -29441,7 +32928,7 @@
       </w:rPr>
     </w:lvl>
   </w:abstractNum>
-  <w:abstractNum w:abstractNumId="6" w15:restartNumberingAfterBreak="0">
+  <w:abstractNum w:abstractNumId="9" w15:restartNumberingAfterBreak="0">
     <w:nsid w:val="3F41529A"/>
     <w:multiLevelType w:val="hybridMultilevel"/>
     <w:tmpl w:val="38DA4A82"/>
@@ -29554,7 +33041,7 @@
       </w:rPr>
     </w:lvl>
   </w:abstractNum>
-  <w:abstractNum w:abstractNumId="7" w15:restartNumberingAfterBreak="0">
+  <w:abstractNum w:abstractNumId="10" w15:restartNumberingAfterBreak="0">
     <w:nsid w:val="417A2185"/>
     <w:multiLevelType w:val="hybridMultilevel"/>
     <w:tmpl w:val="63EE22C0"/>
@@ -29667,7 +33154,7 @@
       </w:rPr>
     </w:lvl>
   </w:abstractNum>
-  <w:abstractNum w:abstractNumId="8" w15:restartNumberingAfterBreak="0">
+  <w:abstractNum w:abstractNumId="11" w15:restartNumberingAfterBreak="0">
     <w:nsid w:val="43265808"/>
     <w:multiLevelType w:val="hybridMultilevel"/>
     <w:tmpl w:val="E200B45A"/>
@@ -29780,7 +33267,7 @@
       </w:rPr>
     </w:lvl>
   </w:abstractNum>
-  <w:abstractNum w:abstractNumId="9" w15:restartNumberingAfterBreak="0">
+  <w:abstractNum w:abstractNumId="12" w15:restartNumberingAfterBreak="0">
     <w:nsid w:val="4AE43F26"/>
     <w:multiLevelType w:val="hybridMultilevel"/>
     <w:tmpl w:val="9CA88142"/>
@@ -29893,7 +33380,7 @@
       </w:rPr>
     </w:lvl>
   </w:abstractNum>
-  <w:abstractNum w:abstractNumId="10" w15:restartNumberingAfterBreak="0">
+  <w:abstractNum w:abstractNumId="13" w15:restartNumberingAfterBreak="0">
     <w:nsid w:val="5D931521"/>
     <w:multiLevelType w:val="hybridMultilevel"/>
     <w:tmpl w:val="6E307F04"/>
@@ -30006,7 +33493,96 @@
       </w:rPr>
     </w:lvl>
   </w:abstractNum>
-  <w:abstractNum w:abstractNumId="11" w15:restartNumberingAfterBreak="0">
+  <w:abstractNum w:abstractNumId="14" w15:restartNumberingAfterBreak="0">
+    <w:nsid w:val="5EDB5242"/>
+    <w:multiLevelType w:val="hybridMultilevel"/>
+    <w:tmpl w:val="F43E7420"/>
+    <w:lvl w:ilvl="0" w:tplc="C0A61542">
+      <w:start w:val="1"/>
+      <w:numFmt w:val="japaneseCounting"/>
+      <w:lvlText w:val="第%1，"/>
+      <w:lvlJc w:val="left"/>
+      <w:pPr>
+        <w:ind w:left="720" w:hanging="720"/>
+      </w:pPr>
+      <w:rPr>
+        <w:rFonts w:hint="default"/>
+      </w:rPr>
+    </w:lvl>
+    <w:lvl w:ilvl="1" w:tplc="04090019" w:tentative="1">
+      <w:start w:val="1"/>
+      <w:numFmt w:val="lowerLetter"/>
+      <w:lvlText w:val="%2)"/>
+      <w:lvlJc w:val="left"/>
+      <w:pPr>
+        <w:ind w:left="880" w:hanging="440"/>
+      </w:pPr>
+    </w:lvl>
+    <w:lvl w:ilvl="2" w:tplc="0409001B" w:tentative="1">
+      <w:start w:val="1"/>
+      <w:numFmt w:val="lowerRoman"/>
+      <w:lvlText w:val="%3."/>
+      <w:lvlJc w:val="right"/>
+      <w:pPr>
+        <w:ind w:left="1320" w:hanging="440"/>
+      </w:pPr>
+    </w:lvl>
+    <w:lvl w:ilvl="3" w:tplc="0409000F" w:tentative="1">
+      <w:start w:val="1"/>
+      <w:numFmt w:val="decimal"/>
+      <w:lvlText w:val="%4."/>
+      <w:lvlJc w:val="left"/>
+      <w:pPr>
+        <w:ind w:left="1760" w:hanging="440"/>
+      </w:pPr>
+    </w:lvl>
+    <w:lvl w:ilvl="4" w:tplc="04090019" w:tentative="1">
+      <w:start w:val="1"/>
+      <w:numFmt w:val="lowerLetter"/>
+      <w:lvlText w:val="%5)"/>
+      <w:lvlJc w:val="left"/>
+      <w:pPr>
+        <w:ind w:left="2200" w:hanging="440"/>
+      </w:pPr>
+    </w:lvl>
+    <w:lvl w:ilvl="5" w:tplc="0409001B" w:tentative="1">
+      <w:start w:val="1"/>
+      <w:numFmt w:val="lowerRoman"/>
+      <w:lvlText w:val="%6."/>
+      <w:lvlJc w:val="right"/>
+      <w:pPr>
+        <w:ind w:left="2640" w:hanging="440"/>
+      </w:pPr>
+    </w:lvl>
+    <w:lvl w:ilvl="6" w:tplc="0409000F" w:tentative="1">
+      <w:start w:val="1"/>
+      <w:numFmt w:val="decimal"/>
+      <w:lvlText w:val="%7."/>
+      <w:lvlJc w:val="left"/>
+      <w:pPr>
+        <w:ind w:left="3080" w:hanging="440"/>
+      </w:pPr>
+    </w:lvl>
+    <w:lvl w:ilvl="7" w:tplc="04090019" w:tentative="1">
+      <w:start w:val="1"/>
+      <w:numFmt w:val="lowerLetter"/>
+      <w:lvlText w:val="%8)"/>
+      <w:lvlJc w:val="left"/>
+      <w:pPr>
+        <w:ind w:left="3520" w:hanging="440"/>
+      </w:pPr>
+    </w:lvl>
+    <w:lvl w:ilvl="8" w:tplc="0409001B" w:tentative="1">
+      <w:start w:val="1"/>
+      <w:numFmt w:val="lowerRoman"/>
+      <w:lvlText w:val="%9."/>
+      <w:lvlJc w:val="right"/>
+      <w:pPr>
+        <w:ind w:left="3960" w:hanging="440"/>
+      </w:pPr>
+    </w:lvl>
+  </w:abstractNum>
+  <w:abstractNum w:abstractNumId="15" w15:restartNumberingAfterBreak="0">
     <w:nsid w:val="62F77943"/>
     <w:multiLevelType w:val="hybridMultilevel"/>
     <w:tmpl w:val="832A6C5A"/>
@@ -30119,7 +33695,7 @@
       </w:rPr>
     </w:lvl>
   </w:abstractNum>
-  <w:abstractNum w:abstractNumId="12" w15:restartNumberingAfterBreak="0">
+  <w:abstractNum w:abstractNumId="16" w15:restartNumberingAfterBreak="0">
     <w:nsid w:val="670F042E"/>
     <w:multiLevelType w:val="hybridMultilevel"/>
     <w:tmpl w:val="317AA1FA"/>
@@ -30232,7 +33808,7 @@
       </w:rPr>
     </w:lvl>
   </w:abstractNum>
-  <w:abstractNum w:abstractNumId="13" w15:restartNumberingAfterBreak="0">
+  <w:abstractNum w:abstractNumId="17" w15:restartNumberingAfterBreak="0">
     <w:nsid w:val="6CA54916"/>
     <w:multiLevelType w:val="hybridMultilevel"/>
     <w:tmpl w:val="11B83AE2"/>
@@ -30345,7 +33921,7 @@
       </w:rPr>
     </w:lvl>
   </w:abstractNum>
-  <w:abstractNum w:abstractNumId="14" w15:restartNumberingAfterBreak="0">
+  <w:abstractNum w:abstractNumId="18" w15:restartNumberingAfterBreak="0">
     <w:nsid w:val="6E341EF4"/>
     <w:multiLevelType w:val="hybridMultilevel"/>
     <w:tmpl w:val="432C477A"/>
@@ -30458,7 +34034,96 @@
       </w:rPr>
     </w:lvl>
   </w:abstractNum>
-  <w:abstractNum w:abstractNumId="15" w15:restartNumberingAfterBreak="0">
+  <w:abstractNum w:abstractNumId="19" w15:restartNumberingAfterBreak="0">
+    <w:nsid w:val="71B56FC7"/>
+    <w:multiLevelType w:val="hybridMultilevel"/>
+    <w:tmpl w:val="DC72B44A"/>
+    <w:lvl w:ilvl="0" w:tplc="C0A61542">
+      <w:start w:val="1"/>
+      <w:numFmt w:val="japaneseCounting"/>
+      <w:lvlText w:val="第%1，"/>
+      <w:lvlJc w:val="left"/>
+      <w:pPr>
+        <w:ind w:left="720" w:hanging="720"/>
+      </w:pPr>
+      <w:rPr>
+        <w:rFonts w:hint="default"/>
+      </w:rPr>
+    </w:lvl>
+    <w:lvl w:ilvl="1" w:tplc="04090019" w:tentative="1">
+      <w:start w:val="1"/>
+      <w:numFmt w:val="lowerLetter"/>
+      <w:lvlText w:val="%2)"/>
+      <w:lvlJc w:val="left"/>
+      <w:pPr>
+        <w:ind w:left="880" w:hanging="440"/>
+      </w:pPr>
+    </w:lvl>
+    <w:lvl w:ilvl="2" w:tplc="0409001B" w:tentative="1">
+      <w:start w:val="1"/>
+      <w:numFmt w:val="lowerRoman"/>
+      <w:lvlText w:val="%3."/>
+      <w:lvlJc w:val="right"/>
+      <w:pPr>
+        <w:ind w:left="1320" w:hanging="440"/>
+      </w:pPr>
+    </w:lvl>
+    <w:lvl w:ilvl="3" w:tplc="0409000F" w:tentative="1">
+      <w:start w:val="1"/>
+      <w:numFmt w:val="decimal"/>
+      <w:lvlText w:val="%4."/>
+      <w:lvlJc w:val="left"/>
+      <w:pPr>
+        <w:ind w:left="1760" w:hanging="440"/>
+      </w:pPr>
+    </w:lvl>
+    <w:lvl w:ilvl="4" w:tplc="04090019" w:tentative="1">
+      <w:start w:val="1"/>
+      <w:numFmt w:val="lowerLetter"/>
+      <w:lvlText w:val="%5)"/>
+      <w:lvlJc w:val="left"/>
+      <w:pPr>
+        <w:ind w:left="2200" w:hanging="440"/>
+      </w:pPr>
+    </w:lvl>
+    <w:lvl w:ilvl="5" w:tplc="0409001B" w:tentative="1">
+      <w:start w:val="1"/>
+      <w:numFmt w:val="lowerRoman"/>
+      <w:lvlText w:val="%6."/>
+      <w:lvlJc w:val="right"/>
+      <w:pPr>
+        <w:ind w:left="2640" w:hanging="440"/>
+      </w:pPr>
+    </w:lvl>
+    <w:lvl w:ilvl="6" w:tplc="0409000F" w:tentative="1">
+      <w:start w:val="1"/>
+      <w:numFmt w:val="decimal"/>
+      <w:lvlText w:val="%7."/>
+      <w:lvlJc w:val="left"/>
+      <w:pPr>
+        <w:ind w:left="3080" w:hanging="440"/>
+      </w:pPr>
+    </w:lvl>
+    <w:lvl w:ilvl="7" w:tplc="04090019" w:tentative="1">
+      <w:start w:val="1"/>
+      <w:numFmt w:val="lowerLetter"/>
+      <w:lvlText w:val="%8)"/>
+      <w:lvlJc w:val="left"/>
+      <w:pPr>
+        <w:ind w:left="3520" w:hanging="440"/>
+      </w:pPr>
+    </w:lvl>
+    <w:lvl w:ilvl="8" w:tplc="0409001B" w:tentative="1">
+      <w:start w:val="1"/>
+      <w:numFmt w:val="lowerRoman"/>
+      <w:lvlText w:val="%9."/>
+      <w:lvlJc w:val="right"/>
+      <w:pPr>
+        <w:ind w:left="3960" w:hanging="440"/>
+      </w:pPr>
+    </w:lvl>
+  </w:abstractNum>
+  <w:abstractNum w:abstractNumId="20" w15:restartNumberingAfterBreak="0">
     <w:nsid w:val="7DE46ED2"/>
     <w:multiLevelType w:val="hybridMultilevel"/>
     <w:tmpl w:val="85FA63C0"/>
@@ -30571,7 +34236,7 @@
       </w:rPr>
     </w:lvl>
   </w:abstractNum>
-  <w:abstractNum w:abstractNumId="16" w15:restartNumberingAfterBreak="0">
+  <w:abstractNum w:abstractNumId="21" w15:restartNumberingAfterBreak="0">
     <w:nsid w:val="7EBA02E0"/>
     <w:multiLevelType w:val="hybridMultilevel"/>
     <w:tmpl w:val="076CFED4"/>
@@ -30684,7 +34349,7 @@
       </w:rPr>
     </w:lvl>
   </w:abstractNum>
-  <w:abstractNum w:abstractNumId="17" w15:restartNumberingAfterBreak="0">
+  <w:abstractNum w:abstractNumId="22" w15:restartNumberingAfterBreak="0">
     <w:nsid w:val="7EDB7CEF"/>
     <w:multiLevelType w:val="hybridMultilevel"/>
     <w:tmpl w:val="773842F4"/>
@@ -30798,58 +34463,73 @@
     </w:lvl>
   </w:abstractNum>
   <w:num w:numId="1" w16cid:durableId="1088893493">
+    <w:abstractNumId w:val="5"/>
+  </w:num>
+  <w:num w:numId="2" w16cid:durableId="12269881">
+    <w:abstractNumId w:val="22"/>
+  </w:num>
+  <w:num w:numId="3" w16cid:durableId="1983002091">
+    <w:abstractNumId w:val="10"/>
+  </w:num>
+  <w:num w:numId="4" w16cid:durableId="731849960">
+    <w:abstractNumId w:val="1"/>
+  </w:num>
+  <w:num w:numId="5" w16cid:durableId="1116632798">
+    <w:abstractNumId w:val="18"/>
+  </w:num>
+  <w:num w:numId="6" w16cid:durableId="1752196932">
+    <w:abstractNumId w:val="15"/>
+  </w:num>
+  <w:num w:numId="7" w16cid:durableId="1352300313">
+    <w:abstractNumId w:val="9"/>
+  </w:num>
+  <w:num w:numId="8" w16cid:durableId="1343162509">
+    <w:abstractNumId w:val="7"/>
+  </w:num>
+  <w:num w:numId="9" w16cid:durableId="164905320">
+    <w:abstractNumId w:val="20"/>
+  </w:num>
+  <w:num w:numId="10" w16cid:durableId="1432777141">
+    <w:abstractNumId w:val="21"/>
+  </w:num>
+  <w:num w:numId="11" w16cid:durableId="1472748748">
+    <w:abstractNumId w:val="12"/>
+  </w:num>
+  <w:num w:numId="12" w16cid:durableId="873427097">
+    <w:abstractNumId w:val="16"/>
+  </w:num>
+  <w:num w:numId="13" w16cid:durableId="86080031">
+    <w:abstractNumId w:val="11"/>
+  </w:num>
+  <w:num w:numId="14" w16cid:durableId="1811434337">
+    <w:abstractNumId w:val="2"/>
+  </w:num>
+  <w:num w:numId="15" w16cid:durableId="1220247074">
+    <w:abstractNumId w:val="8"/>
+  </w:num>
+  <w:num w:numId="16" w16cid:durableId="1686706304">
+    <w:abstractNumId w:val="4"/>
+  </w:num>
+  <w:num w:numId="17" w16cid:durableId="1509370371">
+    <w:abstractNumId w:val="17"/>
+  </w:num>
+  <w:num w:numId="18" w16cid:durableId="840969270">
+    <w:abstractNumId w:val="13"/>
+  </w:num>
+  <w:num w:numId="19" w16cid:durableId="1362047630">
     <w:abstractNumId w:val="3"/>
   </w:num>
-  <w:num w:numId="2" w16cid:durableId="12269881">
-    <w:abstractNumId w:val="17"/>
+  <w:num w:numId="20" w16cid:durableId="1127313177">
+    <w:abstractNumId w:val="6"/>
   </w:num>
-  <w:num w:numId="3" w16cid:durableId="1983002091">
-    <w:abstractNumId w:val="7"/>
-  </w:num>
-  <w:num w:numId="4" w16cid:durableId="731849960">
-    <w:abstractNumId w:val="0"/>
-  </w:num>
-  <w:num w:numId="5" w16cid:durableId="1116632798">
+  <w:num w:numId="21" w16cid:durableId="1573809388">
     <w:abstractNumId w:val="14"/>
   </w:num>
-  <w:num w:numId="6" w16cid:durableId="1752196932">
-    <w:abstractNumId w:val="11"/>
+  <w:num w:numId="22" w16cid:durableId="1907571521">
+    <w:abstractNumId w:val="19"/>
   </w:num>
-  <w:num w:numId="7" w16cid:durableId="1352300313">
-    <w:abstractNumId w:val="6"/>
-  </w:num>
-  <w:num w:numId="8" w16cid:durableId="1343162509">
-    <w:abstractNumId w:val="4"/>
-  </w:num>
-  <w:num w:numId="9" w16cid:durableId="164905320">
-    <w:abstractNumId w:val="15"/>
-  </w:num>
-  <w:num w:numId="10" w16cid:durableId="1432777141">
-    <w:abstractNumId w:val="16"/>
-  </w:num>
-  <w:num w:numId="11" w16cid:durableId="1472748748">
-    <w:abstractNumId w:val="9"/>
-  </w:num>
-  <w:num w:numId="12" w16cid:durableId="873427097">
-    <w:abstractNumId w:val="12"/>
-  </w:num>
-  <w:num w:numId="13" w16cid:durableId="86080031">
-    <w:abstractNumId w:val="8"/>
-  </w:num>
-  <w:num w:numId="14" w16cid:durableId="1811434337">
-    <w:abstractNumId w:val="1"/>
-  </w:num>
-  <w:num w:numId="15" w16cid:durableId="1220247074">
-    <w:abstractNumId w:val="5"/>
-  </w:num>
-  <w:num w:numId="16" w16cid:durableId="1686706304">
-    <w:abstractNumId w:val="2"/>
-  </w:num>
-  <w:num w:numId="17" w16cid:durableId="1509370371">
-    <w:abstractNumId w:val="13"/>
-  </w:num>
-  <w:num w:numId="18" w16cid:durableId="840969270">
-    <w:abstractNumId w:val="10"/>
+  <w:num w:numId="23" w16cid:durableId="1151827556">
+    <w:abstractNumId w:val="0"/>
   </w:num>
 </w:numbering>
 </file>

--- a/course/major/比较政党制度.docx
+++ b/course/major/比较政党制度.docx
@@ -295,7 +295,7 @@
             </w:rPr>
             <w:fldChar w:fldCharType="separate"/>
           </w:r>
-          <w:hyperlink w:anchor="_Toc230259020" w:history="1">
+          <w:hyperlink w:anchor="_Toc230863795" w:history="1">
             <w:r>
               <w:rPr>
                 <w:rStyle w:val="a3"/>
@@ -334,7 +334,7 @@
                 <w:noProof/>
                 <w:webHidden/>
               </w:rPr>
-              <w:instrText>PAGEREF _Toc230259020 \h</w:instrText>
+              <w:instrText>PAGEREF _Toc230863795 \h</w:instrText>
             </w:r>
             <w:r>
               <w:rPr>
@@ -392,7 +392,7 @@
               <w14:ligatures w14:val="standardContextual"/>
             </w:rPr>
           </w:pPr>
-          <w:hyperlink w:anchor="_Toc230259021" w:history="1">
+          <w:hyperlink w:anchor="_Toc230863796" w:history="1">
             <w:r>
               <w:rPr>
                 <w:rStyle w:val="a3"/>
@@ -431,7 +431,7 @@
                 <w:noProof/>
                 <w:webHidden/>
               </w:rPr>
-              <w:instrText>PAGEREF _Toc230259021 \h</w:instrText>
+              <w:instrText>PAGEREF _Toc230863796 \h</w:instrText>
             </w:r>
             <w:r>
               <w:rPr>
@@ -489,7 +489,7 @@
               <w14:ligatures w14:val="standardContextual"/>
             </w:rPr>
           </w:pPr>
-          <w:hyperlink w:anchor="_Toc230259022" w:history="1">
+          <w:hyperlink w:anchor="_Toc230863797" w:history="1">
             <w:r>
               <w:rPr>
                 <w:rStyle w:val="a3"/>
@@ -528,7 +528,7 @@
                 <w:noProof/>
                 <w:webHidden/>
               </w:rPr>
-              <w:instrText>PAGEREF _Toc230259022 \h</w:instrText>
+              <w:instrText>PAGEREF _Toc230863797 \h</w:instrText>
             </w:r>
             <w:r>
               <w:rPr>
@@ -586,7 +586,7 @@
               <w14:ligatures w14:val="standardContextual"/>
             </w:rPr>
           </w:pPr>
-          <w:hyperlink w:anchor="_Toc230259023" w:history="1">
+          <w:hyperlink w:anchor="_Toc230863798" w:history="1">
             <w:r>
               <w:rPr>
                 <w:rStyle w:val="a3"/>
@@ -625,7 +625,7 @@
                 <w:noProof/>
                 <w:webHidden/>
               </w:rPr>
-              <w:instrText>PAGEREF _Toc230259023 \h</w:instrText>
+              <w:instrText>PAGEREF _Toc230863798 \h</w:instrText>
             </w:r>
             <w:r>
               <w:rPr>
@@ -683,7 +683,7 @@
               <w14:ligatures w14:val="standardContextual"/>
             </w:rPr>
           </w:pPr>
-          <w:hyperlink w:anchor="_Toc230259024" w:history="1">
+          <w:hyperlink w:anchor="_Toc230863799" w:history="1">
             <w:r>
               <w:rPr>
                 <w:rStyle w:val="a3"/>
@@ -722,7 +722,7 @@
                 <w:noProof/>
                 <w:webHidden/>
               </w:rPr>
-              <w:instrText>PAGEREF _Toc230259024 \h</w:instrText>
+              <w:instrText>PAGEREF _Toc230863799 \h</w:instrText>
             </w:r>
             <w:r>
               <w:rPr>
@@ -780,7 +780,7 @@
               <w14:ligatures w14:val="standardContextual"/>
             </w:rPr>
           </w:pPr>
-          <w:hyperlink w:anchor="_Toc230259025" w:history="1">
+          <w:hyperlink w:anchor="_Toc230863800" w:history="1">
             <w:r>
               <w:rPr>
                 <w:rStyle w:val="a3"/>
@@ -819,7 +819,7 @@
                 <w:noProof/>
                 <w:webHidden/>
               </w:rPr>
-              <w:instrText>PAGEREF _Toc230259025 \h</w:instrText>
+              <w:instrText>PAGEREF _Toc230863800 \h</w:instrText>
             </w:r>
             <w:r>
               <w:rPr>
@@ -877,7 +877,7 @@
               <w14:ligatures w14:val="standardContextual"/>
             </w:rPr>
           </w:pPr>
-          <w:hyperlink w:anchor="_Toc230259026" w:history="1">
+          <w:hyperlink w:anchor="_Toc230863801" w:history="1">
             <w:r>
               <w:rPr>
                 <w:rStyle w:val="a3"/>
@@ -916,7 +916,7 @@
                 <w:noProof/>
                 <w:webHidden/>
               </w:rPr>
-              <w:instrText>PAGEREF _Toc230259026 \h</w:instrText>
+              <w:instrText>PAGEREF _Toc230863801 \h</w:instrText>
             </w:r>
             <w:r>
               <w:rPr>
@@ -974,7 +974,7 @@
               <w14:ligatures w14:val="standardContextual"/>
             </w:rPr>
           </w:pPr>
-          <w:hyperlink w:anchor="_Toc230259027" w:history="1">
+          <w:hyperlink w:anchor="_Toc230863802" w:history="1">
             <w:r>
               <w:rPr>
                 <w:rStyle w:val="a3"/>
@@ -1013,7 +1013,7 @@
                 <w:noProof/>
                 <w:webHidden/>
               </w:rPr>
-              <w:instrText>PAGEREF _Toc230259027 \h</w:instrText>
+              <w:instrText>PAGEREF _Toc230863802 \h</w:instrText>
             </w:r>
             <w:r>
               <w:rPr>
@@ -1071,7 +1071,7 @@
               <w14:ligatures w14:val="standardContextual"/>
             </w:rPr>
           </w:pPr>
-          <w:hyperlink w:anchor="_Toc230259028" w:history="1">
+          <w:hyperlink w:anchor="_Toc230863803" w:history="1">
             <w:r>
               <w:rPr>
                 <w:rStyle w:val="a3"/>
@@ -1110,7 +1110,7 @@
                 <w:noProof/>
                 <w:webHidden/>
               </w:rPr>
-              <w:instrText>PAGEREF _Toc230259028 \h</w:instrText>
+              <w:instrText>PAGEREF _Toc230863803 \h</w:instrText>
             </w:r>
             <w:r>
               <w:rPr>
@@ -1168,7 +1168,7 @@
               <w14:ligatures w14:val="standardContextual"/>
             </w:rPr>
           </w:pPr>
-          <w:hyperlink w:anchor="_Toc230259029" w:history="1">
+          <w:hyperlink w:anchor="_Toc230863804" w:history="1">
             <w:r>
               <w:rPr>
                 <w:rStyle w:val="a3"/>
@@ -1207,7 +1207,7 @@
                 <w:noProof/>
                 <w:webHidden/>
               </w:rPr>
-              <w:instrText>PAGEREF _Toc230259029 \h</w:instrText>
+              <w:instrText>PAGEREF _Toc230863804 \h</w:instrText>
             </w:r>
             <w:r>
               <w:rPr>
@@ -1265,7 +1265,7 @@
               <w14:ligatures w14:val="standardContextual"/>
             </w:rPr>
           </w:pPr>
-          <w:hyperlink w:anchor="_Toc230259030" w:history="1">
+          <w:hyperlink w:anchor="_Toc230863805" w:history="1">
             <w:r>
               <w:rPr>
                 <w:rStyle w:val="a3"/>
@@ -1304,7 +1304,7 @@
                 <w:noProof/>
                 <w:webHidden/>
               </w:rPr>
-              <w:instrText>PAGEREF _Toc230259030 \h</w:instrText>
+              <w:instrText>PAGEREF _Toc230863805 \h</w:instrText>
             </w:r>
             <w:r>
               <w:rPr>
@@ -1362,7 +1362,7 @@
               <w14:ligatures w14:val="standardContextual"/>
             </w:rPr>
           </w:pPr>
-          <w:hyperlink w:anchor="_Toc230259031" w:history="1">
+          <w:hyperlink w:anchor="_Toc230863806" w:history="1">
             <w:r>
               <w:rPr>
                 <w:rStyle w:val="a3"/>
@@ -1401,7 +1401,7 @@
                 <w:noProof/>
                 <w:webHidden/>
               </w:rPr>
-              <w:instrText>PAGEREF _Toc230259031 \h</w:instrText>
+              <w:instrText>PAGEREF _Toc230863806 \h</w:instrText>
             </w:r>
             <w:r>
               <w:rPr>
@@ -1459,7 +1459,7 @@
               <w14:ligatures w14:val="standardContextual"/>
             </w:rPr>
           </w:pPr>
-          <w:hyperlink w:anchor="_Toc230259032" w:history="1">
+          <w:hyperlink w:anchor="_Toc230863807" w:history="1">
             <w:r>
               <w:rPr>
                 <w:rStyle w:val="a3"/>
@@ -1498,7 +1498,7 @@
                 <w:noProof/>
                 <w:webHidden/>
               </w:rPr>
-              <w:instrText>PAGEREF _Toc230259032 \h</w:instrText>
+              <w:instrText>PAGEREF _Toc230863807 \h</w:instrText>
             </w:r>
             <w:r>
               <w:rPr>
@@ -1556,7 +1556,7 @@
               <w14:ligatures w14:val="standardContextual"/>
             </w:rPr>
           </w:pPr>
-          <w:hyperlink w:anchor="_Toc230259033" w:history="1">
+          <w:hyperlink w:anchor="_Toc230863808" w:history="1">
             <w:r>
               <w:rPr>
                 <w:rStyle w:val="a3"/>
@@ -1595,7 +1595,7 @@
                 <w:noProof/>
                 <w:webHidden/>
               </w:rPr>
-              <w:instrText>PAGEREF _Toc230259033 \h</w:instrText>
+              <w:instrText>PAGEREF _Toc230863808 \h</w:instrText>
             </w:r>
             <w:r>
               <w:rPr>
@@ -1653,7 +1653,7 @@
               <w14:ligatures w14:val="standardContextual"/>
             </w:rPr>
           </w:pPr>
-          <w:hyperlink w:anchor="_Toc230259034" w:history="1">
+          <w:hyperlink w:anchor="_Toc230863809" w:history="1">
             <w:r>
               <w:rPr>
                 <w:rStyle w:val="a3"/>
@@ -1692,7 +1692,7 @@
                 <w:noProof/>
                 <w:webHidden/>
               </w:rPr>
-              <w:instrText>PAGEREF _Toc230259034 \h</w:instrText>
+              <w:instrText>PAGEREF _Toc230863809 \h</w:instrText>
             </w:r>
             <w:r>
               <w:rPr>
@@ -1750,7 +1750,7 @@
               <w14:ligatures w14:val="standardContextual"/>
             </w:rPr>
           </w:pPr>
-          <w:hyperlink w:anchor="_Toc230259035" w:history="1">
+          <w:hyperlink w:anchor="_Toc230863810" w:history="1">
             <w:r>
               <w:rPr>
                 <w:rStyle w:val="a3"/>
@@ -1789,7 +1789,7 @@
                 <w:noProof/>
                 <w:webHidden/>
               </w:rPr>
-              <w:instrText>PAGEREF _Toc230259035 \h</w:instrText>
+              <w:instrText>PAGEREF _Toc230863810 \h</w:instrText>
             </w:r>
             <w:r>
               <w:rPr>
@@ -1847,7 +1847,7 @@
               <w14:ligatures w14:val="standardContextual"/>
             </w:rPr>
           </w:pPr>
-          <w:hyperlink w:anchor="_Toc230259036" w:history="1">
+          <w:hyperlink w:anchor="_Toc230863811" w:history="1">
             <w:r>
               <w:rPr>
                 <w:rStyle w:val="a3"/>
@@ -1886,7 +1886,7 @@
                 <w:noProof/>
                 <w:webHidden/>
               </w:rPr>
-              <w:instrText>PAGEREF _Toc230259036 \h</w:instrText>
+              <w:instrText>PAGEREF _Toc230863811 \h</w:instrText>
             </w:r>
             <w:r>
               <w:rPr>
@@ -1944,7 +1944,7 @@
               <w14:ligatures w14:val="standardContextual"/>
             </w:rPr>
           </w:pPr>
-          <w:hyperlink w:anchor="_Toc230259037" w:history="1">
+          <w:hyperlink w:anchor="_Toc230863812" w:history="1">
             <w:r>
               <w:rPr>
                 <w:rStyle w:val="a3"/>
@@ -1983,7 +1983,7 @@
                 <w:noProof/>
                 <w:webHidden/>
               </w:rPr>
-              <w:instrText>PAGEREF _Toc230259037 \h</w:instrText>
+              <w:instrText>PAGEREF _Toc230863812 \h</w:instrText>
             </w:r>
             <w:r>
               <w:rPr>
@@ -2041,7 +2041,7 @@
               <w14:ligatures w14:val="standardContextual"/>
             </w:rPr>
           </w:pPr>
-          <w:hyperlink w:anchor="_Toc230259038" w:history="1">
+          <w:hyperlink w:anchor="_Toc230863813" w:history="1">
             <w:r>
               <w:rPr>
                 <w:rStyle w:val="a3"/>
@@ -2080,7 +2080,7 @@
                 <w:noProof/>
                 <w:webHidden/>
               </w:rPr>
-              <w:instrText>PAGEREF _Toc230259038 \h</w:instrText>
+              <w:instrText>PAGEREF _Toc230863813 \h</w:instrText>
             </w:r>
             <w:r>
               <w:rPr>
@@ -2138,7 +2138,7 @@
               <w14:ligatures w14:val="standardContextual"/>
             </w:rPr>
           </w:pPr>
-          <w:hyperlink w:anchor="_Toc230259039" w:history="1">
+          <w:hyperlink w:anchor="_Toc230863814" w:history="1">
             <w:r>
               <w:rPr>
                 <w:rStyle w:val="a3"/>
@@ -2177,7 +2177,7 @@
                 <w:noProof/>
                 <w:webHidden/>
               </w:rPr>
-              <w:instrText>PAGEREF _Toc230259039 \h</w:instrText>
+              <w:instrText>PAGEREF _Toc230863814 \h</w:instrText>
             </w:r>
             <w:r>
               <w:rPr>
@@ -2235,7 +2235,7 @@
               <w14:ligatures w14:val="standardContextual"/>
             </w:rPr>
           </w:pPr>
-          <w:hyperlink w:anchor="_Toc230259040" w:history="1">
+          <w:hyperlink w:anchor="_Toc230863815" w:history="1">
             <w:r>
               <w:rPr>
                 <w:rStyle w:val="a3"/>
@@ -2274,7 +2274,7 @@
                 <w:noProof/>
                 <w:webHidden/>
               </w:rPr>
-              <w:instrText>PAGEREF _Toc230259040 \h</w:instrText>
+              <w:instrText>PAGEREF _Toc230863815 \h</w:instrText>
             </w:r>
             <w:r>
               <w:rPr>
@@ -2332,7 +2332,7 @@
               <w14:ligatures w14:val="standardContextual"/>
             </w:rPr>
           </w:pPr>
-          <w:hyperlink w:anchor="_Toc230259041" w:history="1">
+          <w:hyperlink w:anchor="_Toc230863816" w:history="1">
             <w:r>
               <w:rPr>
                 <w:rStyle w:val="a3"/>
@@ -2371,7 +2371,7 @@
                 <w:noProof/>
                 <w:webHidden/>
               </w:rPr>
-              <w:instrText>PAGEREF _Toc230259041 \h</w:instrText>
+              <w:instrText>PAGEREF _Toc230863816 \h</w:instrText>
             </w:r>
             <w:r>
               <w:rPr>
@@ -2429,7 +2429,7 @@
               <w14:ligatures w14:val="standardContextual"/>
             </w:rPr>
           </w:pPr>
-          <w:hyperlink w:anchor="_Toc230259042" w:history="1">
+          <w:hyperlink w:anchor="_Toc230863817" w:history="1">
             <w:r>
               <w:rPr>
                 <w:rStyle w:val="a3"/>
@@ -2468,7 +2468,7 @@
                 <w:noProof/>
                 <w:webHidden/>
               </w:rPr>
-              <w:instrText>PAGEREF _Toc230259042 \h</w:instrText>
+              <w:instrText>PAGEREF _Toc230863817 \h</w:instrText>
             </w:r>
             <w:r>
               <w:rPr>
@@ -2526,7 +2526,7 @@
               <w14:ligatures w14:val="standardContextual"/>
             </w:rPr>
           </w:pPr>
-          <w:hyperlink w:anchor="_Toc230259043" w:history="1">
+          <w:hyperlink w:anchor="_Toc230863818" w:history="1">
             <w:r>
               <w:rPr>
                 <w:rStyle w:val="a3"/>
@@ -2565,7 +2565,7 @@
                 <w:noProof/>
                 <w:webHidden/>
               </w:rPr>
-              <w:instrText>PAGEREF _Toc230259043 \h</w:instrText>
+              <w:instrText>PAGEREF _Toc230863818 \h</w:instrText>
             </w:r>
             <w:r>
               <w:rPr>
@@ -2623,7 +2623,7 @@
               <w14:ligatures w14:val="standardContextual"/>
             </w:rPr>
           </w:pPr>
-          <w:hyperlink w:anchor="_Toc230259044" w:history="1">
+          <w:hyperlink w:anchor="_Toc230863819" w:history="1">
             <w:r>
               <w:rPr>
                 <w:rStyle w:val="a3"/>
@@ -2662,7 +2662,7 @@
                 <w:noProof/>
                 <w:webHidden/>
               </w:rPr>
-              <w:instrText>PAGEREF _Toc230259044 \h</w:instrText>
+              <w:instrText>PAGEREF _Toc230863819 \h</w:instrText>
             </w:r>
             <w:r>
               <w:rPr>
@@ -2720,7 +2720,7 @@
               <w14:ligatures w14:val="standardContextual"/>
             </w:rPr>
           </w:pPr>
-          <w:hyperlink w:anchor="_Toc230259045" w:history="1">
+          <w:hyperlink w:anchor="_Toc230863820" w:history="1">
             <w:r>
               <w:rPr>
                 <w:rStyle w:val="a3"/>
@@ -2759,7 +2759,7 @@
                 <w:noProof/>
                 <w:webHidden/>
               </w:rPr>
-              <w:instrText>PAGEREF _Toc230259045 \h</w:instrText>
+              <w:instrText>PAGEREF _Toc230863820 \h</w:instrText>
             </w:r>
             <w:r>
               <w:rPr>
@@ -2817,7 +2817,7 @@
               <w14:ligatures w14:val="standardContextual"/>
             </w:rPr>
           </w:pPr>
-          <w:hyperlink w:anchor="_Toc230259046" w:history="1">
+          <w:hyperlink w:anchor="_Toc230863821" w:history="1">
             <w:r>
               <w:rPr>
                 <w:rStyle w:val="a3"/>
@@ -2856,7 +2856,7 @@
                 <w:noProof/>
                 <w:webHidden/>
               </w:rPr>
-              <w:instrText>PAGEREF _Toc230259046 \h</w:instrText>
+              <w:instrText>PAGEREF _Toc230863821 \h</w:instrText>
             </w:r>
             <w:r>
               <w:rPr>
@@ -2914,7 +2914,7 @@
               <w14:ligatures w14:val="standardContextual"/>
             </w:rPr>
           </w:pPr>
-          <w:hyperlink w:anchor="_Toc230259047" w:history="1">
+          <w:hyperlink w:anchor="_Toc230863822" w:history="1">
             <w:r>
               <w:rPr>
                 <w:rStyle w:val="a3"/>
@@ -2953,7 +2953,7 @@
                 <w:noProof/>
                 <w:webHidden/>
               </w:rPr>
-              <w:instrText>PAGEREF _Toc230259047 \h</w:instrText>
+              <w:instrText>PAGEREF _Toc230863822 \h</w:instrText>
             </w:r>
             <w:r>
               <w:rPr>
@@ -3011,7 +3011,7 @@
               <w14:ligatures w14:val="standardContextual"/>
             </w:rPr>
           </w:pPr>
-          <w:hyperlink w:anchor="_Toc230259048" w:history="1">
+          <w:hyperlink w:anchor="_Toc230863823" w:history="1">
             <w:r>
               <w:rPr>
                 <w:rStyle w:val="a3"/>
@@ -3050,7 +3050,7 @@
                 <w:noProof/>
                 <w:webHidden/>
               </w:rPr>
-              <w:instrText>PAGEREF _Toc230259048 \h</w:instrText>
+              <w:instrText>PAGEREF _Toc230863823 \h</w:instrText>
             </w:r>
             <w:r>
               <w:rPr>
@@ -3108,7 +3108,7 @@
               <w14:ligatures w14:val="standardContextual"/>
             </w:rPr>
           </w:pPr>
-          <w:hyperlink w:anchor="_Toc230259049" w:history="1">
+          <w:hyperlink w:anchor="_Toc230863824" w:history="1">
             <w:r>
               <w:rPr>
                 <w:rStyle w:val="a3"/>
@@ -3147,7 +3147,7 @@
                 <w:noProof/>
                 <w:webHidden/>
               </w:rPr>
-              <w:instrText>PAGEREF _Toc230259049 \h</w:instrText>
+              <w:instrText>PAGEREF _Toc230863824 \h</w:instrText>
             </w:r>
             <w:r>
               <w:rPr>
@@ -3205,7 +3205,7 @@
               <w14:ligatures w14:val="standardContextual"/>
             </w:rPr>
           </w:pPr>
-          <w:hyperlink w:anchor="_Toc230259050" w:history="1">
+          <w:hyperlink w:anchor="_Toc230863825" w:history="1">
             <w:r>
               <w:rPr>
                 <w:rStyle w:val="a3"/>
@@ -3244,7 +3244,7 @@
                 <w:noProof/>
                 <w:webHidden/>
               </w:rPr>
-              <w:instrText>PAGEREF _Toc230259050 \h</w:instrText>
+              <w:instrText>PAGEREF _Toc230863825 \h</w:instrText>
             </w:r>
             <w:r>
               <w:rPr>
@@ -3302,7 +3302,7 @@
               <w14:ligatures w14:val="standardContextual"/>
             </w:rPr>
           </w:pPr>
-          <w:hyperlink w:anchor="_Toc230259051" w:history="1">
+          <w:hyperlink w:anchor="_Toc230863826" w:history="1">
             <w:r>
               <w:rPr>
                 <w:rStyle w:val="a3"/>
@@ -3341,7 +3341,7 @@
                 <w:noProof/>
                 <w:webHidden/>
               </w:rPr>
-              <w:instrText>PAGEREF _Toc230259051 \h</w:instrText>
+              <w:instrText>PAGEREF _Toc230863826 \h</w:instrText>
             </w:r>
             <w:r>
               <w:rPr>
@@ -3399,7 +3399,7 @@
               <w14:ligatures w14:val="standardContextual"/>
             </w:rPr>
           </w:pPr>
-          <w:hyperlink w:anchor="_Toc230259052" w:history="1">
+          <w:hyperlink w:anchor="_Toc230863827" w:history="1">
             <w:r>
               <w:rPr>
                 <w:rStyle w:val="a3"/>
@@ -3438,7 +3438,7 @@
                 <w:noProof/>
                 <w:webHidden/>
               </w:rPr>
-              <w:instrText>PAGEREF _Toc230259052 \h</w:instrText>
+              <w:instrText>PAGEREF _Toc230863827 \h</w:instrText>
             </w:r>
             <w:r>
               <w:rPr>
@@ -3496,7 +3496,7 @@
               <w14:ligatures w14:val="standardContextual"/>
             </w:rPr>
           </w:pPr>
-          <w:hyperlink w:anchor="_Toc230259053" w:history="1">
+          <w:hyperlink w:anchor="_Toc230863828" w:history="1">
             <w:r>
               <w:rPr>
                 <w:rStyle w:val="a3"/>
@@ -3535,7 +3535,7 @@
                 <w:noProof/>
                 <w:webHidden/>
               </w:rPr>
-              <w:instrText>PAGEREF _Toc230259053 \h</w:instrText>
+              <w:instrText>PAGEREF _Toc230863828 \h</w:instrText>
             </w:r>
             <w:r>
               <w:rPr>
@@ -3593,7 +3593,7 @@
               <w14:ligatures w14:val="standardContextual"/>
             </w:rPr>
           </w:pPr>
-          <w:hyperlink w:anchor="_Toc230259054" w:history="1">
+          <w:hyperlink w:anchor="_Toc230863829" w:history="1">
             <w:r>
               <w:rPr>
                 <w:rStyle w:val="a3"/>
@@ -3632,7 +3632,7 @@
                 <w:noProof/>
                 <w:webHidden/>
               </w:rPr>
-              <w:instrText>PAGEREF _Toc230259054 \h</w:instrText>
+              <w:instrText>PAGEREF _Toc230863829 \h</w:instrText>
             </w:r>
             <w:r>
               <w:rPr>
@@ -3690,7 +3690,7 @@
               <w14:ligatures w14:val="standardContextual"/>
             </w:rPr>
           </w:pPr>
-          <w:hyperlink w:anchor="_Toc230259055" w:history="1">
+          <w:hyperlink w:anchor="_Toc230863830" w:history="1">
             <w:r>
               <w:rPr>
                 <w:rStyle w:val="a3"/>
@@ -3729,7 +3729,7 @@
                 <w:noProof/>
                 <w:webHidden/>
               </w:rPr>
-              <w:instrText>PAGEREF _Toc230259055 \h</w:instrText>
+              <w:instrText>PAGEREF _Toc230863830 \h</w:instrText>
             </w:r>
             <w:r>
               <w:rPr>
@@ -3787,7 +3787,7 @@
               <w14:ligatures w14:val="standardContextual"/>
             </w:rPr>
           </w:pPr>
-          <w:hyperlink w:anchor="_Toc230259056" w:history="1">
+          <w:hyperlink w:anchor="_Toc230863831" w:history="1">
             <w:r>
               <w:rPr>
                 <w:rStyle w:val="a3"/>
@@ -3826,7 +3826,7 @@
                 <w:noProof/>
                 <w:webHidden/>
               </w:rPr>
-              <w:instrText>PAGEREF _Toc230259056 \h</w:instrText>
+              <w:instrText>PAGEREF _Toc230863831 \h</w:instrText>
             </w:r>
             <w:r>
               <w:rPr>
@@ -3884,7 +3884,7 @@
               <w14:ligatures w14:val="standardContextual"/>
             </w:rPr>
           </w:pPr>
-          <w:hyperlink w:anchor="_Toc230259057" w:history="1">
+          <w:hyperlink w:anchor="_Toc230863832" w:history="1">
             <w:r>
               <w:rPr>
                 <w:rStyle w:val="a3"/>
@@ -3923,7 +3923,7 @@
                 <w:noProof/>
                 <w:webHidden/>
               </w:rPr>
-              <w:instrText>PAGEREF _Toc230259057 \h</w:instrText>
+              <w:instrText>PAGEREF _Toc230863832 \h</w:instrText>
             </w:r>
             <w:r>
               <w:rPr>
@@ -3981,7 +3981,7 @@
               <w14:ligatures w14:val="standardContextual"/>
             </w:rPr>
           </w:pPr>
-          <w:hyperlink w:anchor="_Toc230259058" w:history="1">
+          <w:hyperlink w:anchor="_Toc230863833" w:history="1">
             <w:r>
               <w:rPr>
                 <w:rStyle w:val="a3"/>
@@ -4020,7 +4020,7 @@
                 <w:noProof/>
                 <w:webHidden/>
               </w:rPr>
-              <w:instrText>PAGEREF _Toc230259058 \h</w:instrText>
+              <w:instrText>PAGEREF _Toc230863833 \h</w:instrText>
             </w:r>
             <w:r>
               <w:rPr>
@@ -4078,7 +4078,7 @@
               <w14:ligatures w14:val="standardContextual"/>
             </w:rPr>
           </w:pPr>
-          <w:hyperlink w:anchor="_Toc230259059" w:history="1">
+          <w:hyperlink w:anchor="_Toc230863834" w:history="1">
             <w:r>
               <w:rPr>
                 <w:rStyle w:val="a3"/>
@@ -4117,7 +4117,7 @@
                 <w:noProof/>
                 <w:webHidden/>
               </w:rPr>
-              <w:instrText>PAGEREF _Toc230259059 \h</w:instrText>
+              <w:instrText>PAGEREF _Toc230863834 \h</w:instrText>
             </w:r>
             <w:r>
               <w:rPr>
@@ -4175,7 +4175,7 @@
               <w14:ligatures w14:val="standardContextual"/>
             </w:rPr>
           </w:pPr>
-          <w:hyperlink w:anchor="_Toc230259060" w:history="1">
+          <w:hyperlink w:anchor="_Toc230863835" w:history="1">
             <w:r>
               <w:rPr>
                 <w:rStyle w:val="a3"/>
@@ -4214,7 +4214,7 @@
                 <w:noProof/>
                 <w:webHidden/>
               </w:rPr>
-              <w:instrText>PAGEREF _Toc230259060 \h</w:instrText>
+              <w:instrText>PAGEREF _Toc230863835 \h</w:instrText>
             </w:r>
             <w:r>
               <w:rPr>
@@ -4272,7 +4272,7 @@
               <w14:ligatures w14:val="standardContextual"/>
             </w:rPr>
           </w:pPr>
-          <w:hyperlink w:anchor="_Toc230259061" w:history="1">
+          <w:hyperlink w:anchor="_Toc230863836" w:history="1">
             <w:r>
               <w:rPr>
                 <w:rStyle w:val="a3"/>
@@ -4311,7 +4311,7 @@
                 <w:noProof/>
                 <w:webHidden/>
               </w:rPr>
-              <w:instrText>PAGEREF _Toc230259061 \h</w:instrText>
+              <w:instrText>PAGEREF _Toc230863836 \h</w:instrText>
             </w:r>
             <w:r>
               <w:rPr>
@@ -4369,7 +4369,7 @@
               <w14:ligatures w14:val="standardContextual"/>
             </w:rPr>
           </w:pPr>
-          <w:hyperlink w:anchor="_Toc230259062" w:history="1">
+          <w:hyperlink w:anchor="_Toc230863837" w:history="1">
             <w:r>
               <w:rPr>
                 <w:rStyle w:val="a3"/>
@@ -4408,7 +4408,7 @@
                 <w:noProof/>
                 <w:webHidden/>
               </w:rPr>
-              <w:instrText>PAGEREF _Toc230259062 \h</w:instrText>
+              <w:instrText>PAGEREF _Toc230863837 \h</w:instrText>
             </w:r>
             <w:r>
               <w:rPr>
@@ -4466,7 +4466,7 @@
               <w14:ligatures w14:val="standardContextual"/>
             </w:rPr>
           </w:pPr>
-          <w:hyperlink w:anchor="_Toc230259063" w:history="1">
+          <w:hyperlink w:anchor="_Toc230863838" w:history="1">
             <w:r>
               <w:rPr>
                 <w:rStyle w:val="a3"/>
@@ -4505,7 +4505,7 @@
                 <w:noProof/>
                 <w:webHidden/>
               </w:rPr>
-              <w:instrText>PAGEREF _Toc230259063 \h</w:instrText>
+              <w:instrText>PAGEREF _Toc230863838 \h</w:instrText>
             </w:r>
             <w:r>
               <w:rPr>
@@ -4563,7 +4563,7 @@
               <w14:ligatures w14:val="standardContextual"/>
             </w:rPr>
           </w:pPr>
-          <w:hyperlink w:anchor="_Toc230259064" w:history="1">
+          <w:hyperlink w:anchor="_Toc230863839" w:history="1">
             <w:r>
               <w:rPr>
                 <w:rStyle w:val="a3"/>
@@ -4602,7 +4602,7 @@
                 <w:noProof/>
                 <w:webHidden/>
               </w:rPr>
-              <w:instrText>PAGEREF _Toc230259064 \h</w:instrText>
+              <w:instrText>PAGEREF _Toc230863839 \h</w:instrText>
             </w:r>
             <w:r>
               <w:rPr>
@@ -4660,7 +4660,7 @@
               <w14:ligatures w14:val="standardContextual"/>
             </w:rPr>
           </w:pPr>
-          <w:hyperlink w:anchor="_Toc230259065" w:history="1">
+          <w:hyperlink w:anchor="_Toc230863840" w:history="1">
             <w:r>
               <w:rPr>
                 <w:rStyle w:val="a3"/>
@@ -4699,7 +4699,7 @@
                 <w:noProof/>
                 <w:webHidden/>
               </w:rPr>
-              <w:instrText>PAGEREF _Toc230259065 \h</w:instrText>
+              <w:instrText>PAGEREF _Toc230863840 \h</w:instrText>
             </w:r>
             <w:r>
               <w:rPr>
@@ -4757,7 +4757,7 @@
               <w14:ligatures w14:val="standardContextual"/>
             </w:rPr>
           </w:pPr>
-          <w:hyperlink w:anchor="_Toc230259066" w:history="1">
+          <w:hyperlink w:anchor="_Toc230863841" w:history="1">
             <w:r>
               <w:rPr>
                 <w:rStyle w:val="a3"/>
@@ -4796,7 +4796,7 @@
                 <w:noProof/>
                 <w:webHidden/>
               </w:rPr>
-              <w:instrText>PAGEREF _Toc230259066 \h</w:instrText>
+              <w:instrText>PAGEREF _Toc230863841 \h</w:instrText>
             </w:r>
             <w:r>
               <w:rPr>
@@ -4854,7 +4854,7 @@
               <w14:ligatures w14:val="standardContextual"/>
             </w:rPr>
           </w:pPr>
-          <w:hyperlink w:anchor="_Toc230259067" w:history="1">
+          <w:hyperlink w:anchor="_Toc230863842" w:history="1">
             <w:r>
               <w:rPr>
                 <w:rStyle w:val="a3"/>
@@ -4893,7 +4893,7 @@
                 <w:noProof/>
                 <w:webHidden/>
               </w:rPr>
-              <w:instrText>PAGEREF _Toc230259067 \h</w:instrText>
+              <w:instrText>PAGEREF _Toc230863842 \h</w:instrText>
             </w:r>
             <w:r>
               <w:rPr>
@@ -4951,7 +4951,7 @@
               <w14:ligatures w14:val="standardContextual"/>
             </w:rPr>
           </w:pPr>
-          <w:hyperlink w:anchor="_Toc230259068" w:history="1">
+          <w:hyperlink w:anchor="_Toc230863843" w:history="1">
             <w:r>
               <w:rPr>
                 <w:rStyle w:val="a3"/>
@@ -4990,7 +4990,7 @@
                 <w:noProof/>
                 <w:webHidden/>
               </w:rPr>
-              <w:instrText>PAGEREF _Toc230259068 \h</w:instrText>
+              <w:instrText>PAGEREF _Toc230863843 \h</w:instrText>
             </w:r>
             <w:r>
               <w:rPr>
@@ -5048,7 +5048,7 @@
               <w14:ligatures w14:val="standardContextual"/>
             </w:rPr>
           </w:pPr>
-          <w:hyperlink w:anchor="_Toc230259069" w:history="1">
+          <w:hyperlink w:anchor="_Toc230863844" w:history="1">
             <w:r>
               <w:rPr>
                 <w:rStyle w:val="a3"/>
@@ -5087,7 +5087,7 @@
                 <w:noProof/>
                 <w:webHidden/>
               </w:rPr>
-              <w:instrText>PAGEREF _Toc230259069 \h</w:instrText>
+              <w:instrText>PAGEREF _Toc230863844 \h</w:instrText>
             </w:r>
             <w:r>
               <w:rPr>
@@ -5145,7 +5145,7 @@
               <w14:ligatures w14:val="standardContextual"/>
             </w:rPr>
           </w:pPr>
-          <w:hyperlink w:anchor="_Toc230259070" w:history="1">
+          <w:hyperlink w:anchor="_Toc230863845" w:history="1">
             <w:r>
               <w:rPr>
                 <w:rStyle w:val="a3"/>
@@ -5193,7 +5193,7 @@
                 <w:noProof/>
                 <w:webHidden/>
               </w:rPr>
-              <w:instrText>PAGEREF _Toc230259070 \h</w:instrText>
+              <w:instrText>PAGEREF _Toc230863845 \h</w:instrText>
             </w:r>
             <w:r>
               <w:rPr>
@@ -5251,7 +5251,7 @@
               <w14:ligatures w14:val="standardContextual"/>
             </w:rPr>
           </w:pPr>
-          <w:hyperlink w:anchor="_Toc230259071" w:history="1">
+          <w:hyperlink w:anchor="_Toc230863846" w:history="1">
             <w:r>
               <w:rPr>
                 <w:rStyle w:val="a3"/>
@@ -5291,7 +5291,7 @@
                 <w:noProof/>
                 <w:webHidden/>
               </w:rPr>
-              <w:instrText>PAGEREF _Toc230259071 \h</w:instrText>
+              <w:instrText>PAGEREF _Toc230863846 \h</w:instrText>
             </w:r>
             <w:r>
               <w:rPr>
@@ -5349,7 +5349,7 @@
               <w14:ligatures w14:val="standardContextual"/>
             </w:rPr>
           </w:pPr>
-          <w:hyperlink w:anchor="_Toc230259072" w:history="1">
+          <w:hyperlink w:anchor="_Toc230863847" w:history="1">
             <w:r>
               <w:rPr>
                 <w:rStyle w:val="a3"/>
@@ -5389,7 +5389,7 @@
                 <w:noProof/>
                 <w:webHidden/>
               </w:rPr>
-              <w:instrText>PAGEREF _Toc230259072 \h</w:instrText>
+              <w:instrText>PAGEREF _Toc230863847 \h</w:instrText>
             </w:r>
             <w:r>
               <w:rPr>
@@ -5447,7 +5447,7 @@
               <w14:ligatures w14:val="standardContextual"/>
             </w:rPr>
           </w:pPr>
-          <w:hyperlink w:anchor="_Toc230259073" w:history="1">
+          <w:hyperlink w:anchor="_Toc230863848" w:history="1">
             <w:r>
               <w:rPr>
                 <w:rStyle w:val="a3"/>
@@ -5487,7 +5487,7 @@
                 <w:noProof/>
                 <w:webHidden/>
               </w:rPr>
-              <w:instrText>PAGEREF _Toc230259073 \h</w:instrText>
+              <w:instrText>PAGEREF _Toc230863848 \h</w:instrText>
             </w:r>
             <w:r>
               <w:rPr>
@@ -5545,7 +5545,7 @@
               <w14:ligatures w14:val="standardContextual"/>
             </w:rPr>
           </w:pPr>
-          <w:hyperlink w:anchor="_Toc230259074" w:history="1">
+          <w:hyperlink w:anchor="_Toc230863849" w:history="1">
             <w:r>
               <w:rPr>
                 <w:rStyle w:val="a3"/>
@@ -5585,7 +5585,7 @@
                 <w:noProof/>
                 <w:webHidden/>
               </w:rPr>
-              <w:instrText>PAGEREF _Toc230259074 \h</w:instrText>
+              <w:instrText>PAGEREF _Toc230863849 \h</w:instrText>
             </w:r>
             <w:r>
               <w:rPr>
@@ -5643,7 +5643,7 @@
               <w14:ligatures w14:val="standardContextual"/>
             </w:rPr>
           </w:pPr>
-          <w:hyperlink w:anchor="_Toc230259075" w:history="1">
+          <w:hyperlink w:anchor="_Toc230863850" w:history="1">
             <w:r>
               <w:rPr>
                 <w:rStyle w:val="a3"/>
@@ -5683,7 +5683,7 @@
                 <w:noProof/>
                 <w:webHidden/>
               </w:rPr>
-              <w:instrText>PAGEREF _Toc230259075 \h</w:instrText>
+              <w:instrText>PAGEREF _Toc230863850 \h</w:instrText>
             </w:r>
             <w:r>
               <w:rPr>
@@ -5741,7 +5741,7 @@
               <w14:ligatures w14:val="standardContextual"/>
             </w:rPr>
           </w:pPr>
-          <w:hyperlink w:anchor="_Toc230259076" w:history="1">
+          <w:hyperlink w:anchor="_Toc230863851" w:history="1">
             <w:r>
               <w:rPr>
                 <w:rStyle w:val="a3"/>
@@ -5781,7 +5781,7 @@
                 <w:noProof/>
                 <w:webHidden/>
               </w:rPr>
-              <w:instrText>PAGEREF _Toc230259076 \h</w:instrText>
+              <w:instrText>PAGEREF _Toc230863851 \h</w:instrText>
             </w:r>
             <w:r>
               <w:rPr>
@@ -5839,7 +5839,7 @@
               <w14:ligatures w14:val="standardContextual"/>
             </w:rPr>
           </w:pPr>
-          <w:hyperlink w:anchor="_Toc230259077" w:history="1">
+          <w:hyperlink w:anchor="_Toc230863852" w:history="1">
             <w:r>
               <w:rPr>
                 <w:rStyle w:val="a3"/>
@@ -5879,7 +5879,7 @@
                 <w:noProof/>
                 <w:webHidden/>
               </w:rPr>
-              <w:instrText>PAGEREF _Toc230259077 \h</w:instrText>
+              <w:instrText>PAGEREF _Toc230863852 \h</w:instrText>
             </w:r>
             <w:r>
               <w:rPr>
@@ -5937,7 +5937,7 @@
               <w14:ligatures w14:val="standardContextual"/>
             </w:rPr>
           </w:pPr>
-          <w:hyperlink w:anchor="_Toc230259078" w:history="1">
+          <w:hyperlink w:anchor="_Toc230863853" w:history="1">
             <w:r>
               <w:rPr>
                 <w:rStyle w:val="a3"/>
@@ -5977,7 +5977,7 @@
                 <w:noProof/>
                 <w:webHidden/>
               </w:rPr>
-              <w:instrText>PAGEREF _Toc230259078 \h</w:instrText>
+              <w:instrText>PAGEREF _Toc230863853 \h</w:instrText>
             </w:r>
             <w:r>
               <w:rPr>
@@ -6035,7 +6035,7 @@
               <w14:ligatures w14:val="standardContextual"/>
             </w:rPr>
           </w:pPr>
-          <w:hyperlink w:anchor="_Toc230259079" w:history="1">
+          <w:hyperlink w:anchor="_Toc230863854" w:history="1">
             <w:r>
               <w:rPr>
                 <w:rStyle w:val="a3"/>
@@ -6075,7 +6075,7 @@
                 <w:noProof/>
                 <w:webHidden/>
               </w:rPr>
-              <w:instrText>PAGEREF _Toc230259079 \h</w:instrText>
+              <w:instrText>PAGEREF _Toc230863854 \h</w:instrText>
             </w:r>
             <w:r>
               <w:rPr>
@@ -6133,7 +6133,7 @@
               <w14:ligatures w14:val="standardContextual"/>
             </w:rPr>
           </w:pPr>
-          <w:hyperlink w:anchor="_Toc230259080" w:history="1">
+          <w:hyperlink w:anchor="_Toc230863855" w:history="1">
             <w:r>
               <w:rPr>
                 <w:rStyle w:val="a3"/>
@@ -6173,7 +6173,7 @@
                 <w:noProof/>
                 <w:webHidden/>
               </w:rPr>
-              <w:instrText>PAGEREF _Toc230259080 \h</w:instrText>
+              <w:instrText>PAGEREF _Toc230863855 \h</w:instrText>
             </w:r>
             <w:r>
               <w:rPr>
@@ -6231,7 +6231,7 @@
               <w14:ligatures w14:val="standardContextual"/>
             </w:rPr>
           </w:pPr>
-          <w:hyperlink w:anchor="_Toc230259081" w:history="1">
+          <w:hyperlink w:anchor="_Toc230863856" w:history="1">
             <w:r>
               <w:rPr>
                 <w:rStyle w:val="a3"/>
@@ -6271,7 +6271,7 @@
                 <w:noProof/>
                 <w:webHidden/>
               </w:rPr>
-              <w:instrText>PAGEREF _Toc230259081 \h</w:instrText>
+              <w:instrText>PAGEREF _Toc230863856 \h</w:instrText>
             </w:r>
             <w:r>
               <w:rPr>
@@ -6329,7 +6329,7 @@
               <w14:ligatures w14:val="standardContextual"/>
             </w:rPr>
           </w:pPr>
-          <w:hyperlink w:anchor="_Toc230259082" w:history="1">
+          <w:hyperlink w:anchor="_Toc230863857" w:history="1">
             <w:r>
               <w:rPr>
                 <w:rStyle w:val="a3"/>
@@ -6369,7 +6369,7 @@
                 <w:noProof/>
                 <w:webHidden/>
               </w:rPr>
-              <w:instrText>PAGEREF _Toc230259082 \h</w:instrText>
+              <w:instrText>PAGEREF _Toc230863857 \h</w:instrText>
             </w:r>
             <w:r>
               <w:rPr>
@@ -6427,7 +6427,7 @@
               <w14:ligatures w14:val="standardContextual"/>
             </w:rPr>
           </w:pPr>
-          <w:hyperlink w:anchor="_Toc230259083" w:history="1">
+          <w:hyperlink w:anchor="_Toc230863858" w:history="1">
             <w:r>
               <w:rPr>
                 <w:rStyle w:val="a3"/>
@@ -6467,7 +6467,7 @@
                 <w:noProof/>
                 <w:webHidden/>
               </w:rPr>
-              <w:instrText>PAGEREF _Toc230259083 \h</w:instrText>
+              <w:instrText>PAGEREF _Toc230863858 \h</w:instrText>
             </w:r>
             <w:r>
               <w:rPr>
@@ -6525,7 +6525,7 @@
               <w14:ligatures w14:val="standardContextual"/>
             </w:rPr>
           </w:pPr>
-          <w:hyperlink w:anchor="_Toc230259084" w:history="1">
+          <w:hyperlink w:anchor="_Toc230863859" w:history="1">
             <w:r>
               <w:rPr>
                 <w:rStyle w:val="a3"/>
@@ -6565,7 +6565,7 @@
                 <w:noProof/>
                 <w:webHidden/>
               </w:rPr>
-              <w:instrText>PAGEREF _Toc230259084 \h</w:instrText>
+              <w:instrText>PAGEREF _Toc230863859 \h</w:instrText>
             </w:r>
             <w:r>
               <w:rPr>
@@ -6623,7 +6623,7 @@
               <w14:ligatures w14:val="standardContextual"/>
             </w:rPr>
           </w:pPr>
-          <w:hyperlink w:anchor="_Toc230259085" w:history="1">
+          <w:hyperlink w:anchor="_Toc230863860" w:history="1">
             <w:r>
               <w:rPr>
                 <w:rStyle w:val="a3"/>
@@ -6663,7 +6663,7 @@
                 <w:noProof/>
                 <w:webHidden/>
               </w:rPr>
-              <w:instrText>PAGEREF _Toc230259085 \h</w:instrText>
+              <w:instrText>PAGEREF _Toc230863860 \h</w:instrText>
             </w:r>
             <w:r>
               <w:rPr>
@@ -6721,7 +6721,7 @@
               <w14:ligatures w14:val="standardContextual"/>
             </w:rPr>
           </w:pPr>
-          <w:hyperlink w:anchor="_Toc230259086" w:history="1">
+          <w:hyperlink w:anchor="_Toc230863861" w:history="1">
             <w:r>
               <w:rPr>
                 <w:rStyle w:val="a3"/>
@@ -6761,7 +6761,7 @@
                 <w:noProof/>
                 <w:webHidden/>
               </w:rPr>
-              <w:instrText>PAGEREF _Toc230259086 \h</w:instrText>
+              <w:instrText>PAGEREF _Toc230863861 \h</w:instrText>
             </w:r>
             <w:r>
               <w:rPr>
@@ -6819,7 +6819,7 @@
               <w14:ligatures w14:val="standardContextual"/>
             </w:rPr>
           </w:pPr>
-          <w:hyperlink w:anchor="_Toc230259087" w:history="1">
+          <w:hyperlink w:anchor="_Toc230863862" w:history="1">
             <w:r>
               <w:rPr>
                 <w:rStyle w:val="a3"/>
@@ -6858,7 +6858,7 @@
                 <w:noProof/>
                 <w:webHidden/>
               </w:rPr>
-              <w:instrText>PAGEREF _Toc230259087 \h</w:instrText>
+              <w:instrText>PAGEREF _Toc230863862 \h</w:instrText>
             </w:r>
             <w:r>
               <w:rPr>
@@ -6916,7 +6916,7 @@
               <w14:ligatures w14:val="standardContextual"/>
             </w:rPr>
           </w:pPr>
-          <w:hyperlink w:anchor="_Toc230259088" w:history="1">
+          <w:hyperlink w:anchor="_Toc230863863" w:history="1">
             <w:r>
               <w:rPr>
                 <w:rStyle w:val="a3"/>
@@ -6955,7 +6955,7 @@
                 <w:noProof/>
                 <w:webHidden/>
               </w:rPr>
-              <w:instrText>PAGEREF _Toc230259088 \h</w:instrText>
+              <w:instrText>PAGEREF _Toc230863863 \h</w:instrText>
             </w:r>
             <w:r>
               <w:rPr>
@@ -7013,7 +7013,7 @@
               <w14:ligatures w14:val="standardContextual"/>
             </w:rPr>
           </w:pPr>
-          <w:hyperlink w:anchor="_Toc230259089" w:history="1">
+          <w:hyperlink w:anchor="_Toc230863864" w:history="1">
             <w:r>
               <w:rPr>
                 <w:rStyle w:val="a3"/>
@@ -7052,7 +7052,7 @@
                 <w:noProof/>
                 <w:webHidden/>
               </w:rPr>
-              <w:instrText>PAGEREF _Toc230259089 \h</w:instrText>
+              <w:instrText>PAGEREF _Toc230863864 \h</w:instrText>
             </w:r>
             <w:r>
               <w:rPr>
@@ -7110,7 +7110,7 @@
               <w14:ligatures w14:val="standardContextual"/>
             </w:rPr>
           </w:pPr>
-          <w:hyperlink w:anchor="_Toc230259090" w:history="1">
+          <w:hyperlink w:anchor="_Toc230863865" w:history="1">
             <w:r>
               <w:rPr>
                 <w:rStyle w:val="a3"/>
@@ -7149,7 +7149,7 @@
                 <w:noProof/>
                 <w:webHidden/>
               </w:rPr>
-              <w:instrText>PAGEREF _Toc230259090 \h</w:instrText>
+              <w:instrText>PAGEREF _Toc230863865 \h</w:instrText>
             </w:r>
             <w:r>
               <w:rPr>
@@ -7207,7 +7207,7 @@
               <w14:ligatures w14:val="standardContextual"/>
             </w:rPr>
           </w:pPr>
-          <w:hyperlink w:anchor="_Toc230259091" w:history="1">
+          <w:hyperlink w:anchor="_Toc230863866" w:history="1">
             <w:r>
               <w:rPr>
                 <w:rStyle w:val="a3"/>
@@ -7246,7 +7246,7 @@
                 <w:noProof/>
                 <w:webHidden/>
               </w:rPr>
-              <w:instrText>PAGEREF _Toc230259091 \h</w:instrText>
+              <w:instrText>PAGEREF _Toc230863866 \h</w:instrText>
             </w:r>
             <w:r>
               <w:rPr>
@@ -7304,7 +7304,7 @@
               <w14:ligatures w14:val="standardContextual"/>
             </w:rPr>
           </w:pPr>
-          <w:hyperlink w:anchor="_Toc230259092" w:history="1">
+          <w:hyperlink w:anchor="_Toc230863867" w:history="1">
             <w:r>
               <w:rPr>
                 <w:rStyle w:val="a3"/>
@@ -7343,7 +7343,7 @@
                 <w:noProof/>
                 <w:webHidden/>
               </w:rPr>
-              <w:instrText>PAGEREF _Toc230259092 \h</w:instrText>
+              <w:instrText>PAGEREF _Toc230863867 \h</w:instrText>
             </w:r>
             <w:r>
               <w:rPr>
@@ -7401,7 +7401,7 @@
               <w14:ligatures w14:val="standardContextual"/>
             </w:rPr>
           </w:pPr>
-          <w:hyperlink w:anchor="_Toc230259093" w:history="1">
+          <w:hyperlink w:anchor="_Toc230863868" w:history="1">
             <w:r>
               <w:rPr>
                 <w:rStyle w:val="a3"/>
@@ -7440,7 +7440,7 @@
                 <w:noProof/>
                 <w:webHidden/>
               </w:rPr>
-              <w:instrText>PAGEREF _Toc230259093 \h</w:instrText>
+              <w:instrText>PAGEREF _Toc230863868 \h</w:instrText>
             </w:r>
             <w:r>
               <w:rPr>
@@ -7498,7 +7498,7 @@
               <w14:ligatures w14:val="standardContextual"/>
             </w:rPr>
           </w:pPr>
-          <w:hyperlink w:anchor="_Toc230259094" w:history="1">
+          <w:hyperlink w:anchor="_Toc230863869" w:history="1">
             <w:r>
               <w:rPr>
                 <w:rStyle w:val="a3"/>
@@ -7546,7 +7546,7 @@
                 <w:noProof/>
                 <w:webHidden/>
               </w:rPr>
-              <w:instrText>PAGEREF _Toc230259094 \h</w:instrText>
+              <w:instrText>PAGEREF _Toc230863869 \h</w:instrText>
             </w:r>
             <w:r>
               <w:rPr>
@@ -7604,7 +7604,7 @@
               <w14:ligatures w14:val="standardContextual"/>
             </w:rPr>
           </w:pPr>
-          <w:hyperlink w:anchor="_Toc230259095" w:history="1">
+          <w:hyperlink w:anchor="_Toc230863870" w:history="1">
             <w:r>
               <w:rPr>
                 <w:rStyle w:val="a3"/>
@@ -7643,7 +7643,7 @@
                 <w:noProof/>
                 <w:webHidden/>
               </w:rPr>
-              <w:instrText>PAGEREF _Toc230259095 \h</w:instrText>
+              <w:instrText>PAGEREF _Toc230863870 \h</w:instrText>
             </w:r>
             <w:r>
               <w:rPr>
@@ -7701,7 +7701,7 @@
               <w14:ligatures w14:val="standardContextual"/>
             </w:rPr>
           </w:pPr>
-          <w:hyperlink w:anchor="_Toc230259096" w:history="1">
+          <w:hyperlink w:anchor="_Toc230863871" w:history="1">
             <w:r>
               <w:rPr>
                 <w:rStyle w:val="a3"/>
@@ -7740,7 +7740,7 @@
                 <w:noProof/>
                 <w:webHidden/>
               </w:rPr>
-              <w:instrText>PAGEREF _Toc230259096 \h</w:instrText>
+              <w:instrText>PAGEREF _Toc230863871 \h</w:instrText>
             </w:r>
             <w:r>
               <w:rPr>
@@ -7798,7 +7798,7 @@
               <w14:ligatures w14:val="standardContextual"/>
             </w:rPr>
           </w:pPr>
-          <w:hyperlink w:anchor="_Toc230259097" w:history="1">
+          <w:hyperlink w:anchor="_Toc230863872" w:history="1">
             <w:r>
               <w:rPr>
                 <w:rStyle w:val="a3"/>
@@ -7837,7 +7837,7 @@
                 <w:noProof/>
                 <w:webHidden/>
               </w:rPr>
-              <w:instrText>PAGEREF _Toc230259097 \h</w:instrText>
+              <w:instrText>PAGEREF _Toc230863872 \h</w:instrText>
             </w:r>
             <w:r>
               <w:rPr>
@@ -7895,7 +7895,7 @@
               <w14:ligatures w14:val="standardContextual"/>
             </w:rPr>
           </w:pPr>
-          <w:hyperlink w:anchor="_Toc230259098" w:history="1">
+          <w:hyperlink w:anchor="_Toc230863873" w:history="1">
             <w:r>
               <w:rPr>
                 <w:rStyle w:val="a3"/>
@@ -7934,7 +7934,7 @@
                 <w:noProof/>
                 <w:webHidden/>
               </w:rPr>
-              <w:instrText>PAGEREF _Toc230259098 \h</w:instrText>
+              <w:instrText>PAGEREF _Toc230863873 \h</w:instrText>
             </w:r>
             <w:r>
               <w:rPr>
@@ -7992,7 +7992,7 @@
               <w14:ligatures w14:val="standardContextual"/>
             </w:rPr>
           </w:pPr>
-          <w:hyperlink w:anchor="_Toc230259099" w:history="1">
+          <w:hyperlink w:anchor="_Toc230863874" w:history="1">
             <w:r>
               <w:rPr>
                 <w:rStyle w:val="a3"/>
@@ -8031,7 +8031,7 @@
                 <w:noProof/>
                 <w:webHidden/>
               </w:rPr>
-              <w:instrText>PAGEREF _Toc230259099 \h</w:instrText>
+              <w:instrText>PAGEREF _Toc230863874 \h</w:instrText>
             </w:r>
             <w:r>
               <w:rPr>
@@ -8089,7 +8089,7 @@
               <w14:ligatures w14:val="standardContextual"/>
             </w:rPr>
           </w:pPr>
-          <w:hyperlink w:anchor="_Toc230259100" w:history="1">
+          <w:hyperlink w:anchor="_Toc230863875" w:history="1">
             <w:r>
               <w:rPr>
                 <w:rStyle w:val="a3"/>
@@ -8137,7 +8137,7 @@
                 <w:noProof/>
                 <w:webHidden/>
               </w:rPr>
-              <w:instrText>PAGEREF _Toc230259100 \h</w:instrText>
+              <w:instrText>PAGEREF _Toc230863875 \h</w:instrText>
             </w:r>
             <w:r>
               <w:rPr>
@@ -8195,7 +8195,7 @@
               <w14:ligatures w14:val="standardContextual"/>
             </w:rPr>
           </w:pPr>
-          <w:hyperlink w:anchor="_Toc230259101" w:history="1">
+          <w:hyperlink w:anchor="_Toc230863876" w:history="1">
             <w:r>
               <w:rPr>
                 <w:rStyle w:val="a3"/>
@@ -8235,7 +8235,7 @@
                 <w:noProof/>
                 <w:webHidden/>
               </w:rPr>
-              <w:instrText>PAGEREF _Toc230259101 \h</w:instrText>
+              <w:instrText>PAGEREF _Toc230863876 \h</w:instrText>
             </w:r>
             <w:r>
               <w:rPr>
@@ -8293,7 +8293,7 @@
               <w14:ligatures w14:val="standardContextual"/>
             </w:rPr>
           </w:pPr>
-          <w:hyperlink w:anchor="_Toc230259102" w:history="1">
+          <w:hyperlink w:anchor="_Toc230863877" w:history="1">
             <w:r>
               <w:rPr>
                 <w:rStyle w:val="a3"/>
@@ -8333,7 +8333,7 @@
                 <w:noProof/>
                 <w:webHidden/>
               </w:rPr>
-              <w:instrText>PAGEREF _Toc230259102 \h</w:instrText>
+              <w:instrText>PAGEREF _Toc230863877 \h</w:instrText>
             </w:r>
             <w:r>
               <w:rPr>
@@ -8391,7 +8391,7 @@
               <w14:ligatures w14:val="standardContextual"/>
             </w:rPr>
           </w:pPr>
-          <w:hyperlink w:anchor="_Toc230259103" w:history="1">
+          <w:hyperlink w:anchor="_Toc230863878" w:history="1">
             <w:r>
               <w:rPr>
                 <w:rStyle w:val="a3"/>
@@ -8431,7 +8431,7 @@
                 <w:noProof/>
                 <w:webHidden/>
               </w:rPr>
-              <w:instrText>PAGEREF _Toc230259103 \h</w:instrText>
+              <w:instrText>PAGEREF _Toc230863878 \h</w:instrText>
             </w:r>
             <w:r>
               <w:rPr>
@@ -8489,7 +8489,7 @@
               <w14:ligatures w14:val="standardContextual"/>
             </w:rPr>
           </w:pPr>
-          <w:hyperlink w:anchor="_Toc230259104" w:history="1">
+          <w:hyperlink w:anchor="_Toc230863879" w:history="1">
             <w:r>
               <w:rPr>
                 <w:rStyle w:val="a3"/>
@@ -8529,7 +8529,7 @@
                 <w:noProof/>
                 <w:webHidden/>
               </w:rPr>
-              <w:instrText>PAGEREF _Toc230259104 \h</w:instrText>
+              <w:instrText>PAGEREF _Toc230863879 \h</w:instrText>
             </w:r>
             <w:r>
               <w:rPr>
@@ -8587,7 +8587,7 @@
               <w14:ligatures w14:val="standardContextual"/>
             </w:rPr>
           </w:pPr>
-          <w:hyperlink w:anchor="_Toc230259105" w:history="1">
+          <w:hyperlink w:anchor="_Toc230863880" w:history="1">
             <w:r>
               <w:rPr>
                 <w:rStyle w:val="a3"/>
@@ -8627,7 +8627,7 @@
                 <w:noProof/>
                 <w:webHidden/>
               </w:rPr>
-              <w:instrText>PAGEREF _Toc230259105 \h</w:instrText>
+              <w:instrText>PAGEREF _Toc230863880 \h</w:instrText>
             </w:r>
             <w:r>
               <w:rPr>
@@ -8685,7 +8685,7 @@
               <w14:ligatures w14:val="standardContextual"/>
             </w:rPr>
           </w:pPr>
-          <w:hyperlink w:anchor="_Toc230259106" w:history="1">
+          <w:hyperlink w:anchor="_Toc230863881" w:history="1">
             <w:r>
               <w:rPr>
                 <w:rStyle w:val="a3"/>
@@ -8725,7 +8725,7 @@
                 <w:noProof/>
                 <w:webHidden/>
               </w:rPr>
-              <w:instrText>PAGEREF _Toc230259106 \h</w:instrText>
+              <w:instrText>PAGEREF _Toc230863881 \h</w:instrText>
             </w:r>
             <w:r>
               <w:rPr>
@@ -8783,7 +8783,7 @@
               <w14:ligatures w14:val="standardContextual"/>
             </w:rPr>
           </w:pPr>
-          <w:hyperlink w:anchor="_Toc230259107" w:history="1">
+          <w:hyperlink w:anchor="_Toc230863882" w:history="1">
             <w:r>
               <w:rPr>
                 <w:rStyle w:val="a3"/>
@@ -8823,7 +8823,7 @@
                 <w:noProof/>
                 <w:webHidden/>
               </w:rPr>
-              <w:instrText>PAGEREF _Toc230259107 \h</w:instrText>
+              <w:instrText>PAGEREF _Toc230863882 \h</w:instrText>
             </w:r>
             <w:r>
               <w:rPr>
@@ -8881,7 +8881,7 @@
               <w14:ligatures w14:val="standardContextual"/>
             </w:rPr>
           </w:pPr>
-          <w:hyperlink w:anchor="_Toc230259108" w:history="1">
+          <w:hyperlink w:anchor="_Toc230863883" w:history="1">
             <w:r>
               <w:rPr>
                 <w:rStyle w:val="a3"/>
@@ -8921,7 +8921,7 @@
                 <w:noProof/>
                 <w:webHidden/>
               </w:rPr>
-              <w:instrText>PAGEREF _Toc230259108 \h</w:instrText>
+              <w:instrText>PAGEREF _Toc230863883 \h</w:instrText>
             </w:r>
             <w:r>
               <w:rPr>
@@ -8979,7 +8979,7 @@
               <w14:ligatures w14:val="standardContextual"/>
             </w:rPr>
           </w:pPr>
-          <w:hyperlink w:anchor="_Toc230259109" w:history="1">
+          <w:hyperlink w:anchor="_Toc230863884" w:history="1">
             <w:r>
               <w:rPr>
                 <w:rStyle w:val="a3"/>
@@ -9019,7 +9019,7 @@
                 <w:noProof/>
                 <w:webHidden/>
               </w:rPr>
-              <w:instrText>PAGEREF _Toc230259109 \h</w:instrText>
+              <w:instrText>PAGEREF _Toc230863884 \h</w:instrText>
             </w:r>
             <w:r>
               <w:rPr>
@@ -9077,7 +9077,7 @@
               <w14:ligatures w14:val="standardContextual"/>
             </w:rPr>
           </w:pPr>
-          <w:hyperlink w:anchor="_Toc230259110" w:history="1">
+          <w:hyperlink w:anchor="_Toc230863885" w:history="1">
             <w:r>
               <w:rPr>
                 <w:rStyle w:val="a3"/>
@@ -9117,7 +9117,7 @@
                 <w:noProof/>
                 <w:webHidden/>
               </w:rPr>
-              <w:instrText>PAGEREF _Toc230259110 \h</w:instrText>
+              <w:instrText>PAGEREF _Toc230863885 \h</w:instrText>
             </w:r>
             <w:r>
               <w:rPr>
@@ -9175,7 +9175,7 @@
               <w14:ligatures w14:val="standardContextual"/>
             </w:rPr>
           </w:pPr>
-          <w:hyperlink w:anchor="_Toc230259111" w:history="1">
+          <w:hyperlink w:anchor="_Toc230863886" w:history="1">
             <w:r>
               <w:rPr>
                 <w:rStyle w:val="a3"/>
@@ -9215,7 +9215,7 @@
                 <w:noProof/>
                 <w:webHidden/>
               </w:rPr>
-              <w:instrText>PAGEREF _Toc230259111 \h</w:instrText>
+              <w:instrText>PAGEREF _Toc230863886 \h</w:instrText>
             </w:r>
             <w:r>
               <w:rPr>
@@ -9273,7 +9273,7 @@
               <w14:ligatures w14:val="standardContextual"/>
             </w:rPr>
           </w:pPr>
-          <w:hyperlink w:anchor="_Toc230259112" w:history="1">
+          <w:hyperlink w:anchor="_Toc230863887" w:history="1">
             <w:r>
               <w:rPr>
                 <w:rStyle w:val="a3"/>
@@ -9313,7 +9313,7 @@
                 <w:noProof/>
                 <w:webHidden/>
               </w:rPr>
-              <w:instrText>PAGEREF _Toc230259112 \h</w:instrText>
+              <w:instrText>PAGEREF _Toc230863887 \h</w:instrText>
             </w:r>
             <w:r>
               <w:rPr>
@@ -9371,7 +9371,7 @@
               <w14:ligatures w14:val="standardContextual"/>
             </w:rPr>
           </w:pPr>
-          <w:hyperlink w:anchor="_Toc230259113" w:history="1">
+          <w:hyperlink w:anchor="_Toc230863888" w:history="1">
             <w:r>
               <w:rPr>
                 <w:rStyle w:val="a3"/>
@@ -9411,7 +9411,7 @@
                 <w:noProof/>
                 <w:webHidden/>
               </w:rPr>
-              <w:instrText>PAGEREF _Toc230259113 \h</w:instrText>
+              <w:instrText>PAGEREF _Toc230863888 \h</w:instrText>
             </w:r>
             <w:r>
               <w:rPr>
@@ -9443,6 +9443,496 @@
                 <w:webHidden/>
               </w:rPr>
               <w:t>37</w:t>
+            </w:r>
+            <w:r>
+              <w:rPr>
+                <w:rFonts w:ascii="宋体" w:eastAsia="宋体" w:hAnsi="宋体" w:hint="eastAsia"/>
+                <w:noProof/>
+                <w:webHidden/>
+              </w:rPr>
+              <w:fldChar w:fldCharType="end"/>
+            </w:r>
+          </w:hyperlink>
+        </w:p>
+        <w:p>
+          <w:pPr>
+            <w:pStyle w:val="TOC2"/>
+            <w:tabs>
+              <w:tab w:val="right" w:leader="dot" w:pos="8296"/>
+            </w:tabs>
+            <w:rPr>
+              <w:rFonts w:ascii="宋体" w:eastAsia="宋体" w:hAnsi="宋体" w:hint="eastAsia"/>
+              <w:noProof/>
+              <w:sz w:val="22"/>
+              <w:szCs w:val="24"/>
+              <w:lang w:val="en-US"/>
+              <w14:ligatures w14:val="standardContextual"/>
+            </w:rPr>
+          </w:pPr>
+          <w:hyperlink w:anchor="_Toc230863889" w:history="1">
+            <w:r>
+              <w:rPr>
+                <w:rStyle w:val="a3"/>
+                <w:rFonts w:ascii="宋体" w:eastAsia="宋体" w:hAnsi="宋体"/>
+                <w:noProof/>
+                <w:lang w:val="en-US"/>
+              </w:rPr>
+              <w:t>四、撒哈拉以南非洲国家的政党政治概况</w:t>
+            </w:r>
+            <w:r>
+              <w:rPr>
+                <w:rFonts w:ascii="宋体" w:eastAsia="宋体" w:hAnsi="宋体" w:hint="eastAsia"/>
+                <w:noProof/>
+                <w:webHidden/>
+              </w:rPr>
+              <w:tab/>
+            </w:r>
+            <w:r>
+              <w:rPr>
+                <w:rFonts w:ascii="宋体" w:eastAsia="宋体" w:hAnsi="宋体" w:hint="eastAsia"/>
+                <w:noProof/>
+                <w:webHidden/>
+              </w:rPr>
+              <w:fldChar w:fldCharType="begin"/>
+            </w:r>
+            <w:r>
+              <w:rPr>
+                <w:rFonts w:ascii="宋体" w:eastAsia="宋体" w:hAnsi="宋体" w:hint="eastAsia"/>
+                <w:noProof/>
+                <w:webHidden/>
+              </w:rPr>
+              <w:instrText xml:space="preserve"> </w:instrText>
+            </w:r>
+            <w:r>
+              <w:rPr>
+                <w:rFonts w:ascii="宋体" w:eastAsia="宋体" w:hAnsi="宋体"/>
+                <w:noProof/>
+                <w:webHidden/>
+              </w:rPr>
+              <w:instrText>PAGEREF _Toc230863889 \h</w:instrText>
+            </w:r>
+            <w:r>
+              <w:rPr>
+                <w:rFonts w:ascii="宋体" w:eastAsia="宋体" w:hAnsi="宋体" w:hint="eastAsia"/>
+                <w:noProof/>
+                <w:webHidden/>
+              </w:rPr>
+              <w:instrText xml:space="preserve"> </w:instrText>
+            </w:r>
+            <w:r>
+              <w:rPr>
+                <w:rFonts w:ascii="宋体" w:eastAsia="宋体" w:hAnsi="宋体" w:hint="eastAsia"/>
+                <w:noProof/>
+                <w:webHidden/>
+              </w:rPr>
+            </w:r>
+            <w:r>
+              <w:rPr>
+                <w:rFonts w:ascii="宋体" w:eastAsia="宋体" w:hAnsi="宋体" w:hint="eastAsia"/>
+                <w:noProof/>
+                <w:webHidden/>
+              </w:rPr>
+              <w:fldChar w:fldCharType="separate"/>
+            </w:r>
+            <w:r>
+              <w:rPr>
+                <w:rFonts w:ascii="宋体" w:eastAsia="宋体" w:hAnsi="宋体" w:hint="eastAsia"/>
+                <w:noProof/>
+                <w:webHidden/>
+              </w:rPr>
+              <w:t>38</w:t>
+            </w:r>
+            <w:r>
+              <w:rPr>
+                <w:rFonts w:ascii="宋体" w:eastAsia="宋体" w:hAnsi="宋体" w:hint="eastAsia"/>
+                <w:noProof/>
+                <w:webHidden/>
+              </w:rPr>
+              <w:fldChar w:fldCharType="end"/>
+            </w:r>
+          </w:hyperlink>
+        </w:p>
+        <w:p>
+          <w:pPr>
+            <w:pStyle w:val="TOC3"/>
+            <w:tabs>
+              <w:tab w:val="right" w:leader="dot" w:pos="8296"/>
+            </w:tabs>
+            <w:rPr>
+              <w:rFonts w:ascii="宋体" w:eastAsia="宋体" w:hAnsi="宋体" w:hint="eastAsia"/>
+              <w:noProof/>
+              <w:sz w:val="22"/>
+              <w:szCs w:val="24"/>
+              <w:lang w:val="en-US"/>
+              <w14:ligatures w14:val="standardContextual"/>
+            </w:rPr>
+          </w:pPr>
+          <w:hyperlink w:anchor="_Toc230863890" w:history="1">
+            <w:r>
+              <w:rPr>
+                <w:rStyle w:val="a3"/>
+                <w:rFonts w:ascii="宋体" w:eastAsia="宋体" w:hAnsi="宋体"/>
+                <w:noProof/>
+                <w:lang w:val="en-US"/>
+              </w:rPr>
+              <w:t>（一）非洲国家的政党发展历史</w:t>
+            </w:r>
+            <w:r>
+              <w:rPr>
+                <w:rFonts w:ascii="宋体" w:eastAsia="宋体" w:hAnsi="宋体" w:hint="eastAsia"/>
+                <w:noProof/>
+                <w:webHidden/>
+              </w:rPr>
+              <w:tab/>
+            </w:r>
+            <w:r>
+              <w:rPr>
+                <w:rFonts w:ascii="宋体" w:eastAsia="宋体" w:hAnsi="宋体" w:hint="eastAsia"/>
+                <w:noProof/>
+                <w:webHidden/>
+              </w:rPr>
+              <w:fldChar w:fldCharType="begin"/>
+            </w:r>
+            <w:r>
+              <w:rPr>
+                <w:rFonts w:ascii="宋体" w:eastAsia="宋体" w:hAnsi="宋体" w:hint="eastAsia"/>
+                <w:noProof/>
+                <w:webHidden/>
+              </w:rPr>
+              <w:instrText xml:space="preserve"> </w:instrText>
+            </w:r>
+            <w:r>
+              <w:rPr>
+                <w:rFonts w:ascii="宋体" w:eastAsia="宋体" w:hAnsi="宋体"/>
+                <w:noProof/>
+                <w:webHidden/>
+              </w:rPr>
+              <w:instrText>PAGEREF _Toc230863890 \h</w:instrText>
+            </w:r>
+            <w:r>
+              <w:rPr>
+                <w:rFonts w:ascii="宋体" w:eastAsia="宋体" w:hAnsi="宋体" w:hint="eastAsia"/>
+                <w:noProof/>
+                <w:webHidden/>
+              </w:rPr>
+              <w:instrText xml:space="preserve"> </w:instrText>
+            </w:r>
+            <w:r>
+              <w:rPr>
+                <w:rFonts w:ascii="宋体" w:eastAsia="宋体" w:hAnsi="宋体" w:hint="eastAsia"/>
+                <w:noProof/>
+                <w:webHidden/>
+              </w:rPr>
+            </w:r>
+            <w:r>
+              <w:rPr>
+                <w:rFonts w:ascii="宋体" w:eastAsia="宋体" w:hAnsi="宋体" w:hint="eastAsia"/>
+                <w:noProof/>
+                <w:webHidden/>
+              </w:rPr>
+              <w:fldChar w:fldCharType="separate"/>
+            </w:r>
+            <w:r>
+              <w:rPr>
+                <w:rFonts w:ascii="宋体" w:eastAsia="宋体" w:hAnsi="宋体" w:hint="eastAsia"/>
+                <w:noProof/>
+                <w:webHidden/>
+              </w:rPr>
+              <w:t>38</w:t>
+            </w:r>
+            <w:r>
+              <w:rPr>
+                <w:rFonts w:ascii="宋体" w:eastAsia="宋体" w:hAnsi="宋体" w:hint="eastAsia"/>
+                <w:noProof/>
+                <w:webHidden/>
+              </w:rPr>
+              <w:fldChar w:fldCharType="end"/>
+            </w:r>
+          </w:hyperlink>
+        </w:p>
+        <w:p>
+          <w:pPr>
+            <w:pStyle w:val="TOC3"/>
+            <w:tabs>
+              <w:tab w:val="right" w:leader="dot" w:pos="8296"/>
+            </w:tabs>
+            <w:rPr>
+              <w:rFonts w:ascii="宋体" w:eastAsia="宋体" w:hAnsi="宋体" w:hint="eastAsia"/>
+              <w:noProof/>
+              <w:sz w:val="22"/>
+              <w:szCs w:val="24"/>
+              <w:lang w:val="en-US"/>
+              <w14:ligatures w14:val="standardContextual"/>
+            </w:rPr>
+          </w:pPr>
+          <w:hyperlink w:anchor="_Toc230863891" w:history="1">
+            <w:r>
+              <w:rPr>
+                <w:rStyle w:val="a3"/>
+                <w:rFonts w:ascii="宋体" w:eastAsia="宋体" w:hAnsi="宋体"/>
+                <w:noProof/>
+                <w:lang w:val="en-US"/>
+              </w:rPr>
+              <w:t>（二）非洲国家政党政治的主要特点</w:t>
+            </w:r>
+            <w:r>
+              <w:rPr>
+                <w:rFonts w:ascii="宋体" w:eastAsia="宋体" w:hAnsi="宋体" w:hint="eastAsia"/>
+                <w:noProof/>
+                <w:webHidden/>
+              </w:rPr>
+              <w:tab/>
+            </w:r>
+            <w:r>
+              <w:rPr>
+                <w:rFonts w:ascii="宋体" w:eastAsia="宋体" w:hAnsi="宋体" w:hint="eastAsia"/>
+                <w:noProof/>
+                <w:webHidden/>
+              </w:rPr>
+              <w:fldChar w:fldCharType="begin"/>
+            </w:r>
+            <w:r>
+              <w:rPr>
+                <w:rFonts w:ascii="宋体" w:eastAsia="宋体" w:hAnsi="宋体" w:hint="eastAsia"/>
+                <w:noProof/>
+                <w:webHidden/>
+              </w:rPr>
+              <w:instrText xml:space="preserve"> </w:instrText>
+            </w:r>
+            <w:r>
+              <w:rPr>
+                <w:rFonts w:ascii="宋体" w:eastAsia="宋体" w:hAnsi="宋体"/>
+                <w:noProof/>
+                <w:webHidden/>
+              </w:rPr>
+              <w:instrText>PAGEREF _Toc230863891 \h</w:instrText>
+            </w:r>
+            <w:r>
+              <w:rPr>
+                <w:rFonts w:ascii="宋体" w:eastAsia="宋体" w:hAnsi="宋体" w:hint="eastAsia"/>
+                <w:noProof/>
+                <w:webHidden/>
+              </w:rPr>
+              <w:instrText xml:space="preserve"> </w:instrText>
+            </w:r>
+            <w:r>
+              <w:rPr>
+                <w:rFonts w:ascii="宋体" w:eastAsia="宋体" w:hAnsi="宋体" w:hint="eastAsia"/>
+                <w:noProof/>
+                <w:webHidden/>
+              </w:rPr>
+            </w:r>
+            <w:r>
+              <w:rPr>
+                <w:rFonts w:ascii="宋体" w:eastAsia="宋体" w:hAnsi="宋体" w:hint="eastAsia"/>
+                <w:noProof/>
+                <w:webHidden/>
+              </w:rPr>
+              <w:fldChar w:fldCharType="separate"/>
+            </w:r>
+            <w:r>
+              <w:rPr>
+                <w:rFonts w:ascii="宋体" w:eastAsia="宋体" w:hAnsi="宋体" w:hint="eastAsia"/>
+                <w:noProof/>
+                <w:webHidden/>
+              </w:rPr>
+              <w:t>38</w:t>
+            </w:r>
+            <w:r>
+              <w:rPr>
+                <w:rFonts w:ascii="宋体" w:eastAsia="宋体" w:hAnsi="宋体" w:hint="eastAsia"/>
+                <w:noProof/>
+                <w:webHidden/>
+              </w:rPr>
+              <w:fldChar w:fldCharType="end"/>
+            </w:r>
+          </w:hyperlink>
+        </w:p>
+        <w:p>
+          <w:pPr>
+            <w:pStyle w:val="TOC2"/>
+            <w:tabs>
+              <w:tab w:val="right" w:leader="dot" w:pos="8296"/>
+            </w:tabs>
+            <w:rPr>
+              <w:rFonts w:ascii="宋体" w:eastAsia="宋体" w:hAnsi="宋体" w:hint="eastAsia"/>
+              <w:noProof/>
+              <w:sz w:val="22"/>
+              <w:szCs w:val="24"/>
+              <w:lang w:val="en-US"/>
+              <w14:ligatures w14:val="standardContextual"/>
+            </w:rPr>
+          </w:pPr>
+          <w:hyperlink w:anchor="_Toc230863892" w:history="1">
+            <w:r>
+              <w:rPr>
+                <w:rStyle w:val="a3"/>
+                <w:rFonts w:ascii="宋体" w:eastAsia="宋体" w:hAnsi="宋体"/>
+                <w:noProof/>
+                <w:lang w:val="en-US"/>
+              </w:rPr>
+              <w:t>五、南非非洲人国民大会（非国大）的国家治理研究</w:t>
+            </w:r>
+            <w:r>
+              <w:rPr>
+                <w:rFonts w:ascii="宋体" w:eastAsia="宋体" w:hAnsi="宋体" w:hint="eastAsia"/>
+                <w:noProof/>
+                <w:webHidden/>
+              </w:rPr>
+              <w:tab/>
+            </w:r>
+            <w:r>
+              <w:rPr>
+                <w:rFonts w:ascii="宋体" w:eastAsia="宋体" w:hAnsi="宋体" w:hint="eastAsia"/>
+                <w:noProof/>
+                <w:webHidden/>
+              </w:rPr>
+              <w:fldChar w:fldCharType="begin"/>
+            </w:r>
+            <w:r>
+              <w:rPr>
+                <w:rFonts w:ascii="宋体" w:eastAsia="宋体" w:hAnsi="宋体" w:hint="eastAsia"/>
+                <w:noProof/>
+                <w:webHidden/>
+              </w:rPr>
+              <w:instrText xml:space="preserve"> </w:instrText>
+            </w:r>
+            <w:r>
+              <w:rPr>
+                <w:rFonts w:ascii="宋体" w:eastAsia="宋体" w:hAnsi="宋体"/>
+                <w:noProof/>
+                <w:webHidden/>
+              </w:rPr>
+              <w:instrText>PAGEREF _Toc230863892 \h</w:instrText>
+            </w:r>
+            <w:r>
+              <w:rPr>
+                <w:rFonts w:ascii="宋体" w:eastAsia="宋体" w:hAnsi="宋体" w:hint="eastAsia"/>
+                <w:noProof/>
+                <w:webHidden/>
+              </w:rPr>
+              <w:instrText xml:space="preserve"> </w:instrText>
+            </w:r>
+            <w:r>
+              <w:rPr>
+                <w:rFonts w:ascii="宋体" w:eastAsia="宋体" w:hAnsi="宋体" w:hint="eastAsia"/>
+                <w:noProof/>
+                <w:webHidden/>
+              </w:rPr>
+            </w:r>
+            <w:r>
+              <w:rPr>
+                <w:rFonts w:ascii="宋体" w:eastAsia="宋体" w:hAnsi="宋体" w:hint="eastAsia"/>
+                <w:noProof/>
+                <w:webHidden/>
+              </w:rPr>
+              <w:fldChar w:fldCharType="separate"/>
+            </w:r>
+            <w:r>
+              <w:rPr>
+                <w:rFonts w:ascii="宋体" w:eastAsia="宋体" w:hAnsi="宋体" w:hint="eastAsia"/>
+                <w:noProof/>
+                <w:webHidden/>
+              </w:rPr>
+              <w:t>39</w:t>
+            </w:r>
+            <w:r>
+              <w:rPr>
+                <w:rFonts w:ascii="宋体" w:eastAsia="宋体" w:hAnsi="宋体" w:hint="eastAsia"/>
+                <w:noProof/>
+                <w:webHidden/>
+              </w:rPr>
+              <w:fldChar w:fldCharType="end"/>
+            </w:r>
+          </w:hyperlink>
+        </w:p>
+        <w:p>
+          <w:pPr>
+            <w:pStyle w:val="TOC2"/>
+            <w:tabs>
+              <w:tab w:val="right" w:leader="dot" w:pos="8296"/>
+            </w:tabs>
+            <w:rPr>
+              <w:rFonts w:ascii="宋体" w:eastAsia="宋体" w:hAnsi="宋体" w:hint="eastAsia"/>
+              <w:noProof/>
+              <w:sz w:val="22"/>
+              <w:szCs w:val="24"/>
+              <w:lang w:val="en-US"/>
+              <w14:ligatures w14:val="standardContextual"/>
+            </w:rPr>
+          </w:pPr>
+          <w:hyperlink w:anchor="_Toc230863893" w:history="1">
+            <w:r>
+              <w:rPr>
+                <w:rStyle w:val="a3"/>
+                <w:rFonts w:ascii="宋体" w:eastAsia="宋体" w:hAnsi="宋体"/>
+                <w:noProof/>
+                <w:lang w:val="en-US"/>
+              </w:rPr>
+              <w:t>六、东南亚地区国家政党政治发展概况</w:t>
+            </w:r>
+            <w:r>
+              <w:rPr>
+                <w:rFonts w:ascii="宋体" w:eastAsia="宋体" w:hAnsi="宋体" w:hint="eastAsia"/>
+                <w:noProof/>
+                <w:webHidden/>
+              </w:rPr>
+              <w:tab/>
+            </w:r>
+            <w:r>
+              <w:rPr>
+                <w:rFonts w:ascii="宋体" w:eastAsia="宋体" w:hAnsi="宋体" w:hint="eastAsia"/>
+                <w:noProof/>
+                <w:webHidden/>
+              </w:rPr>
+              <w:fldChar w:fldCharType="begin"/>
+            </w:r>
+            <w:r>
+              <w:rPr>
+                <w:rFonts w:ascii="宋体" w:eastAsia="宋体" w:hAnsi="宋体" w:hint="eastAsia"/>
+                <w:noProof/>
+                <w:webHidden/>
+              </w:rPr>
+              <w:instrText xml:space="preserve"> </w:instrText>
+            </w:r>
+            <w:r>
+              <w:rPr>
+                <w:rFonts w:ascii="宋体" w:eastAsia="宋体" w:hAnsi="宋体"/>
+                <w:noProof/>
+                <w:webHidden/>
+              </w:rPr>
+              <w:instrText>PAGEREF _Toc230863893 \h</w:instrText>
+            </w:r>
+            <w:r>
+              <w:rPr>
+                <w:rFonts w:ascii="宋体" w:eastAsia="宋体" w:hAnsi="宋体" w:hint="eastAsia"/>
+                <w:noProof/>
+                <w:webHidden/>
+              </w:rPr>
+              <w:instrText xml:space="preserve"> </w:instrText>
+            </w:r>
+            <w:r>
+              <w:rPr>
+                <w:rFonts w:ascii="宋体" w:eastAsia="宋体" w:hAnsi="宋体" w:hint="eastAsia"/>
+                <w:noProof/>
+                <w:webHidden/>
+              </w:rPr>
+            </w:r>
+            <w:r>
+              <w:rPr>
+                <w:rFonts w:ascii="宋体" w:eastAsia="宋体" w:hAnsi="宋体" w:hint="eastAsia"/>
+                <w:noProof/>
+                <w:webHidden/>
+              </w:rPr>
+              <w:fldChar w:fldCharType="separate"/>
+            </w:r>
+            <w:r>
+              <w:rPr>
+                <w:rFonts w:ascii="宋体" w:eastAsia="宋体" w:hAnsi="宋体" w:hint="eastAsia"/>
+                <w:noProof/>
+                <w:webHidden/>
+              </w:rPr>
+              <w:t>39</w:t>
             </w:r>
             <w:r>
               <w:rPr>
@@ -9497,7 +9987,7 @@
       <w:pPr>
         <w:pStyle w:val="a9"/>
       </w:pPr>
-      <w:bookmarkStart w:id="0" w:name="_Toc230259020"/>
+      <w:bookmarkStart w:id="0" w:name="_Toc230863795"/>
       <w:r>
         <w:rPr>
           <w:rFonts w:hint="eastAsia"/>
@@ -9569,7 +10059,7 @@
       <w:pPr>
         <w:pStyle w:val="ac"/>
       </w:pPr>
-      <w:bookmarkStart w:id="1" w:name="_Toc230259021"/>
+      <w:bookmarkStart w:id="1" w:name="_Toc230863796"/>
       <w:r>
         <w:rPr>
           <w:rFonts w:hint="eastAsia"/>
@@ -9609,7 +10099,7 @@
       <w:pPr>
         <w:pStyle w:val="ae"/>
       </w:pPr>
-      <w:bookmarkStart w:id="2" w:name="_Toc230259022"/>
+      <w:bookmarkStart w:id="2" w:name="_Toc230863797"/>
       <w:r>
         <w:rPr>
           <w:rFonts w:hint="eastAsia"/>
@@ -10392,7 +10882,7 @@
       <w:pPr>
         <w:pStyle w:val="ae"/>
       </w:pPr>
-      <w:bookmarkStart w:id="3" w:name="_Toc230259023"/>
+      <w:bookmarkStart w:id="3" w:name="_Toc230863798"/>
       <w:r>
         <w:rPr>
           <w:rFonts w:hint="eastAsia"/>
@@ -10488,7 +10978,7 @@
       <w:pPr>
         <w:pStyle w:val="ae"/>
       </w:pPr>
-      <w:bookmarkStart w:id="4" w:name="_Toc230259024"/>
+      <w:bookmarkStart w:id="4" w:name="_Toc230863799"/>
       <w:r>
         <w:rPr>
           <w:rFonts w:hint="eastAsia"/>
@@ -10768,7 +11258,7 @@
       <w:pPr>
         <w:pStyle w:val="ac"/>
       </w:pPr>
-      <w:bookmarkStart w:id="5" w:name="_Toc230259025"/>
+      <w:bookmarkStart w:id="5" w:name="_Toc230863800"/>
       <w:r>
         <w:rPr>
           <w:rFonts w:hint="eastAsia"/>
@@ -12705,7 +13195,7 @@
       <w:pPr>
         <w:pStyle w:val="a9"/>
       </w:pPr>
-      <w:bookmarkStart w:id="6" w:name="_Toc230259026"/>
+      <w:bookmarkStart w:id="6" w:name="_Toc230863801"/>
       <w:r>
         <w:rPr>
           <w:rFonts w:hint="eastAsia"/>
@@ -12749,7 +13239,7 @@
       <w:pPr>
         <w:pStyle w:val="ac"/>
       </w:pPr>
-      <w:bookmarkStart w:id="7" w:name="_Toc230259027"/>
+      <w:bookmarkStart w:id="7" w:name="_Toc230863802"/>
       <w:r>
         <w:rPr>
           <w:rFonts w:hint="eastAsia"/>
@@ -12762,7 +13252,7 @@
       <w:pPr>
         <w:pStyle w:val="ae"/>
       </w:pPr>
-      <w:bookmarkStart w:id="8" w:name="_Toc230259028"/>
+      <w:bookmarkStart w:id="8" w:name="_Toc230863803"/>
       <w:r>
         <w:rPr>
           <w:rFonts w:hint="eastAsia"/>
@@ -14917,7 +15407,7 @@
       <w:pPr>
         <w:pStyle w:val="ae"/>
       </w:pPr>
-      <w:bookmarkStart w:id="9" w:name="_Toc230259029"/>
+      <w:bookmarkStart w:id="9" w:name="_Toc230863804"/>
       <w:r>
         <w:rPr>
           <w:rFonts w:hint="eastAsia"/>
@@ -16649,7 +17139,7 @@
       <w:pPr>
         <w:pStyle w:val="ae"/>
       </w:pPr>
-      <w:bookmarkStart w:id="10" w:name="_Toc230259030"/>
+      <w:bookmarkStart w:id="10" w:name="_Toc230863805"/>
       <w:r>
         <w:rPr>
           <w:rFonts w:hint="eastAsia"/>
@@ -17385,7 +17875,7 @@
       <w:pPr>
         <w:pStyle w:val="ae"/>
       </w:pPr>
-      <w:bookmarkStart w:id="11" w:name="_Toc230259031"/>
+      <w:bookmarkStart w:id="11" w:name="_Toc230863806"/>
       <w:r>
         <w:rPr>
           <w:rFonts w:hint="eastAsia"/>
@@ -17590,7 +18080,7 @@
       <w:pPr>
         <w:pStyle w:val="ac"/>
       </w:pPr>
-      <w:bookmarkStart w:id="12" w:name="_Toc230259032"/>
+      <w:bookmarkStart w:id="12" w:name="_Toc230863807"/>
       <w:r>
         <w:rPr>
           <w:rFonts w:hint="eastAsia"/>
@@ -17603,7 +18093,7 @@
       <w:pPr>
         <w:pStyle w:val="ae"/>
       </w:pPr>
-      <w:bookmarkStart w:id="13" w:name="_Toc230259033"/>
+      <w:bookmarkStart w:id="13" w:name="_Toc230863808"/>
       <w:r>
         <w:rPr>
           <w:rFonts w:hint="eastAsia"/>
@@ -17741,7 +18231,7 @@
       <w:pPr>
         <w:pStyle w:val="ae"/>
       </w:pPr>
-      <w:bookmarkStart w:id="14" w:name="_Toc230259034"/>
+      <w:bookmarkStart w:id="14" w:name="_Toc230863809"/>
       <w:r>
         <w:rPr>
           <w:rFonts w:hint="eastAsia"/>
@@ -18055,7 +18545,7 @@
       <w:pPr>
         <w:pStyle w:val="ae"/>
       </w:pPr>
-      <w:bookmarkStart w:id="15" w:name="_Toc230259035"/>
+      <w:bookmarkStart w:id="15" w:name="_Toc230863810"/>
       <w:r>
         <w:rPr>
           <w:rFonts w:hint="eastAsia"/>
@@ -18212,7 +18702,7 @@
       <w:pPr>
         <w:pStyle w:val="ae"/>
       </w:pPr>
-      <w:bookmarkStart w:id="16" w:name="_Toc230259036"/>
+      <w:bookmarkStart w:id="16" w:name="_Toc230863811"/>
       <w:r>
         <w:rPr>
           <w:rFonts w:hint="eastAsia"/>
@@ -18289,7 +18779,7 @@
       <w:pPr>
         <w:pStyle w:val="ac"/>
       </w:pPr>
-      <w:bookmarkStart w:id="17" w:name="_Toc230259037"/>
+      <w:bookmarkStart w:id="17" w:name="_Toc230863812"/>
       <w:r>
         <w:rPr>
           <w:rFonts w:hint="eastAsia"/>
@@ -18442,7 +18932,7 @@
       <w:pPr>
         <w:pStyle w:val="a9"/>
       </w:pPr>
-      <w:bookmarkStart w:id="18" w:name="_Toc230259038"/>
+      <w:bookmarkStart w:id="18" w:name="_Toc230863813"/>
       <w:r>
         <w:rPr>
           <w:rFonts w:hint="eastAsia"/>
@@ -18486,7 +18976,7 @@
       <w:pPr>
         <w:pStyle w:val="ac"/>
       </w:pPr>
-      <w:bookmarkStart w:id="19" w:name="_Toc230259039"/>
+      <w:bookmarkStart w:id="19" w:name="_Toc230863814"/>
       <w:r>
         <w:rPr>
           <w:rFonts w:hint="eastAsia"/>
@@ -18499,7 +18989,7 @@
       <w:pPr>
         <w:pStyle w:val="ae"/>
       </w:pPr>
-      <w:bookmarkStart w:id="20" w:name="_Toc230259040"/>
+      <w:bookmarkStart w:id="20" w:name="_Toc230863815"/>
       <w:r>
         <w:rPr>
           <w:rFonts w:hint="eastAsia"/>
@@ -18835,7 +19325,7 @@
       <w:pPr>
         <w:pStyle w:val="ae"/>
       </w:pPr>
-      <w:bookmarkStart w:id="21" w:name="_Toc230259041"/>
+      <w:bookmarkStart w:id="21" w:name="_Toc230863816"/>
       <w:r>
         <w:rPr>
           <w:rFonts w:hint="eastAsia"/>
@@ -19035,7 +19525,7 @@
       <w:pPr>
         <w:pStyle w:val="ac"/>
       </w:pPr>
-      <w:bookmarkStart w:id="22" w:name="_Toc230259042"/>
+      <w:bookmarkStart w:id="22" w:name="_Toc230863817"/>
       <w:r>
         <w:rPr>
           <w:rFonts w:hint="eastAsia"/>
@@ -19048,7 +19538,7 @@
       <w:pPr>
         <w:pStyle w:val="ae"/>
       </w:pPr>
-      <w:bookmarkStart w:id="23" w:name="_Toc230259043"/>
+      <w:bookmarkStart w:id="23" w:name="_Toc230863818"/>
       <w:r>
         <w:rPr>
           <w:rFonts w:hint="eastAsia"/>
@@ -19386,7 +19876,7 @@
       <w:pPr>
         <w:pStyle w:val="ae"/>
       </w:pPr>
-      <w:bookmarkStart w:id="24" w:name="_Toc230259044"/>
+      <w:bookmarkStart w:id="24" w:name="_Toc230863819"/>
       <w:r>
         <w:rPr>
           <w:rFonts w:hint="eastAsia"/>
@@ -19568,7 +20058,7 @@
       <w:pPr>
         <w:pStyle w:val="a9"/>
       </w:pPr>
-      <w:bookmarkStart w:id="25" w:name="_Toc230259045"/>
+      <w:bookmarkStart w:id="25" w:name="_Toc230863820"/>
       <w:r>
         <w:rPr>
           <w:rFonts w:hint="eastAsia"/>
@@ -19612,7 +20102,7 @@
       <w:pPr>
         <w:pStyle w:val="ac"/>
       </w:pPr>
-      <w:bookmarkStart w:id="26" w:name="_Toc230259046"/>
+      <w:bookmarkStart w:id="26" w:name="_Toc230863821"/>
       <w:r>
         <w:rPr>
           <w:rFonts w:hint="eastAsia"/>
@@ -19672,7 +20162,7 @@
       <w:pPr>
         <w:pStyle w:val="ac"/>
       </w:pPr>
-      <w:bookmarkStart w:id="27" w:name="_Toc230259047"/>
+      <w:bookmarkStart w:id="27" w:name="_Toc230863822"/>
       <w:r>
         <w:rPr>
           <w:rFonts w:hint="eastAsia"/>
@@ -19685,7 +20175,7 @@
       <w:pPr>
         <w:pStyle w:val="ae"/>
       </w:pPr>
-      <w:bookmarkStart w:id="28" w:name="_Toc230259048"/>
+      <w:bookmarkStart w:id="28" w:name="_Toc230863823"/>
       <w:r>
         <w:rPr>
           <w:rFonts w:hint="eastAsia"/>
@@ -20099,7 +20589,7 @@
       <w:pPr>
         <w:pStyle w:val="ae"/>
       </w:pPr>
-      <w:bookmarkStart w:id="29" w:name="_Toc230259049"/>
+      <w:bookmarkStart w:id="29" w:name="_Toc230863824"/>
       <w:r>
         <w:rPr>
           <w:rFonts w:hint="eastAsia"/>
@@ -20414,7 +20904,7 @@
       <w:pPr>
         <w:pStyle w:val="ae"/>
       </w:pPr>
-      <w:bookmarkStart w:id="30" w:name="_Toc230259050"/>
+      <w:bookmarkStart w:id="30" w:name="_Toc230863825"/>
       <w:r>
         <w:rPr>
           <w:rFonts w:hint="eastAsia"/>
@@ -20531,7 +21021,7 @@
       <w:pPr>
         <w:pStyle w:val="ae"/>
       </w:pPr>
-      <w:bookmarkStart w:id="31" w:name="_Toc230259051"/>
+      <w:bookmarkStart w:id="31" w:name="_Toc230863826"/>
       <w:r>
         <w:rPr>
           <w:rFonts w:hint="eastAsia"/>
@@ -20631,7 +21121,7 @@
       <w:pPr>
         <w:pStyle w:val="ac"/>
       </w:pPr>
-      <w:bookmarkStart w:id="32" w:name="_Toc230259052"/>
+      <w:bookmarkStart w:id="32" w:name="_Toc230863827"/>
       <w:r>
         <w:rPr>
           <w:rFonts w:hint="eastAsia"/>
@@ -21095,7 +21585,7 @@
       <w:pPr>
         <w:pStyle w:val="ac"/>
       </w:pPr>
-      <w:bookmarkStart w:id="33" w:name="_Toc230259053"/>
+      <w:bookmarkStart w:id="33" w:name="_Toc230863828"/>
       <w:r>
         <w:rPr>
           <w:rFonts w:hint="eastAsia"/>
@@ -21229,7 +21719,7 @@
       <w:pPr>
         <w:pStyle w:val="a9"/>
       </w:pPr>
-      <w:bookmarkStart w:id="34" w:name="_Toc230259054"/>
+      <w:bookmarkStart w:id="34" w:name="_Toc230863829"/>
       <w:r>
         <w:rPr>
           <w:rFonts w:hint="eastAsia"/>
@@ -21273,7 +21763,7 @@
       <w:pPr>
         <w:pStyle w:val="ac"/>
       </w:pPr>
-      <w:bookmarkStart w:id="35" w:name="_Toc230259055"/>
+      <w:bookmarkStart w:id="35" w:name="_Toc230863830"/>
       <w:r>
         <w:rPr>
           <w:rFonts w:hint="eastAsia"/>
@@ -21307,7 +21797,7 @@
       <w:pPr>
         <w:pStyle w:val="ac"/>
       </w:pPr>
-      <w:bookmarkStart w:id="36" w:name="_Toc230259056"/>
+      <w:bookmarkStart w:id="36" w:name="_Toc230863831"/>
       <w:r>
         <w:rPr>
           <w:rFonts w:hint="eastAsia"/>
@@ -21320,7 +21810,7 @@
       <w:pPr>
         <w:pStyle w:val="ae"/>
       </w:pPr>
-      <w:bookmarkStart w:id="37" w:name="_Toc230259057"/>
+      <w:bookmarkStart w:id="37" w:name="_Toc230863832"/>
       <w:r>
         <w:rPr>
           <w:rFonts w:hint="eastAsia"/>
@@ -22329,7 +22819,7 @@
       <w:pPr>
         <w:pStyle w:val="ae"/>
       </w:pPr>
-      <w:bookmarkStart w:id="38" w:name="_Toc230259058"/>
+      <w:bookmarkStart w:id="38" w:name="_Toc230863833"/>
       <w:r>
         <w:rPr>
           <w:rFonts w:hint="eastAsia"/>
@@ -23159,7 +23649,7 @@
       <w:pPr>
         <w:pStyle w:val="ae"/>
       </w:pPr>
-      <w:bookmarkStart w:id="39" w:name="_Toc230259059"/>
+      <w:bookmarkStart w:id="39" w:name="_Toc230863834"/>
       <w:r>
         <w:rPr>
           <w:rFonts w:hint="eastAsia"/>
@@ -23317,7 +23807,7 @@
       <w:pPr>
         <w:pStyle w:val="ac"/>
       </w:pPr>
-      <w:bookmarkStart w:id="40" w:name="_Toc230259060"/>
+      <w:bookmarkStart w:id="40" w:name="_Toc230863835"/>
       <w:r>
         <w:rPr>
           <w:rFonts w:hint="eastAsia"/>
@@ -23330,7 +23820,7 @@
       <w:pPr>
         <w:pStyle w:val="ae"/>
       </w:pPr>
-      <w:bookmarkStart w:id="41" w:name="_Toc230259061"/>
+      <w:bookmarkStart w:id="41" w:name="_Toc230863836"/>
       <w:r>
         <w:rPr>
           <w:rFonts w:hint="eastAsia"/>
@@ -23392,7 +23882,7 @@
       <w:pPr>
         <w:pStyle w:val="ae"/>
       </w:pPr>
-      <w:bookmarkStart w:id="42" w:name="_Toc230259062"/>
+      <w:bookmarkStart w:id="42" w:name="_Toc230863837"/>
       <w:r>
         <w:rPr>
           <w:rFonts w:hint="eastAsia"/>
@@ -23440,7 +23930,7 @@
       <w:pPr>
         <w:pStyle w:val="ae"/>
       </w:pPr>
-      <w:bookmarkStart w:id="43" w:name="_Toc230259063"/>
+      <w:bookmarkStart w:id="43" w:name="_Toc230863838"/>
       <w:r>
         <w:rPr>
           <w:rFonts w:hint="eastAsia"/>
@@ -23498,7 +23988,7 @@
       <w:pPr>
         <w:pStyle w:val="a9"/>
       </w:pPr>
-      <w:bookmarkStart w:id="44" w:name="_Toc230259064"/>
+      <w:bookmarkStart w:id="44" w:name="_Toc230863839"/>
       <w:r>
         <w:rPr>
           <w:rFonts w:hint="eastAsia"/>
@@ -23542,7 +24032,7 @@
       <w:pPr>
         <w:pStyle w:val="ac"/>
       </w:pPr>
-      <w:bookmarkStart w:id="45" w:name="_Toc230259065"/>
+      <w:bookmarkStart w:id="45" w:name="_Toc230863840"/>
       <w:r>
         <w:rPr>
           <w:rFonts w:hint="eastAsia"/>
@@ -23555,7 +24045,7 @@
       <w:pPr>
         <w:pStyle w:val="ae"/>
       </w:pPr>
-      <w:bookmarkStart w:id="46" w:name="_Toc230259066"/>
+      <w:bookmarkStart w:id="46" w:name="_Toc230863841"/>
       <w:r>
         <w:rPr>
           <w:rFonts w:hint="eastAsia"/>
@@ -23740,7 +24230,7 @@
       <w:pPr>
         <w:pStyle w:val="ae"/>
       </w:pPr>
-      <w:bookmarkStart w:id="47" w:name="_Toc230259067"/>
+      <w:bookmarkStart w:id="47" w:name="_Toc230863842"/>
       <w:r>
         <w:rPr>
           <w:rFonts w:hint="eastAsia"/>
@@ -23924,7 +24414,7 @@
       <w:pPr>
         <w:pStyle w:val="ae"/>
       </w:pPr>
-      <w:bookmarkStart w:id="48" w:name="_Toc230259068"/>
+      <w:bookmarkStart w:id="48" w:name="_Toc230863843"/>
       <w:r>
         <w:rPr>
           <w:rFonts w:hint="eastAsia"/>
@@ -23974,7 +24464,7 @@
       <w:pPr>
         <w:pStyle w:val="ae"/>
       </w:pPr>
-      <w:bookmarkStart w:id="49" w:name="_Toc230259069"/>
+      <w:bookmarkStart w:id="49" w:name="_Toc230863844"/>
       <w:r>
         <w:rPr>
           <w:rFonts w:hint="eastAsia"/>
@@ -24048,7 +24538,7 @@
       <w:pPr>
         <w:pStyle w:val="ae"/>
       </w:pPr>
-      <w:bookmarkStart w:id="50" w:name="_Toc230259070"/>
+      <w:bookmarkStart w:id="50" w:name="_Toc230863845"/>
       <w:r>
         <w:rPr>
           <w:rFonts w:hint="eastAsia"/>
@@ -24130,7 +24620,7 @@
           <w:lang w:val="en-US"/>
         </w:rPr>
       </w:pPr>
-      <w:bookmarkStart w:id="51" w:name="_Toc230259071"/>
+      <w:bookmarkStart w:id="51" w:name="_Toc230863846"/>
       <w:r>
         <w:rPr>
           <w:rFonts w:hint="eastAsia"/>
@@ -24147,7 +24637,7 @@
           <w:lang w:val="en-US"/>
         </w:rPr>
       </w:pPr>
-      <w:bookmarkStart w:id="52" w:name="_Toc230259072"/>
+      <w:bookmarkStart w:id="52" w:name="_Toc230863847"/>
       <w:r>
         <w:rPr>
           <w:rFonts w:hint="eastAsia"/>
@@ -24235,7 +24725,7 @@
           <w:lang w:val="en-US"/>
         </w:rPr>
       </w:pPr>
-      <w:bookmarkStart w:id="53" w:name="_Toc230259073"/>
+      <w:bookmarkStart w:id="53" w:name="_Toc230863848"/>
       <w:r>
         <w:rPr>
           <w:rFonts w:hint="eastAsia"/>
@@ -24458,7 +24948,7 @@
           <w:lang w:val="en-US"/>
         </w:rPr>
       </w:pPr>
-      <w:bookmarkStart w:id="54" w:name="_Toc230259074"/>
+      <w:bookmarkStart w:id="54" w:name="_Toc230863849"/>
       <w:r>
         <w:rPr>
           <w:rFonts w:hint="eastAsia"/>
@@ -24618,7 +25108,7 @@
           <w:lang w:val="en-US"/>
         </w:rPr>
       </w:pPr>
-      <w:bookmarkStart w:id="55" w:name="_Toc230259075"/>
+      <w:bookmarkStart w:id="55" w:name="_Toc230863850"/>
       <w:r>
         <w:rPr>
           <w:rFonts w:hint="eastAsia"/>
@@ -24673,7 +25163,7 @@
           <w:lang w:val="en-US"/>
         </w:rPr>
       </w:pPr>
-      <w:bookmarkStart w:id="56" w:name="_Toc230259076"/>
+      <w:bookmarkStart w:id="56" w:name="_Toc230863851"/>
       <w:r>
         <w:rPr>
           <w:rFonts w:hint="eastAsia"/>
@@ -24690,7 +25180,7 @@
           <w:lang w:val="en-US"/>
         </w:rPr>
       </w:pPr>
-      <w:bookmarkStart w:id="57" w:name="_Toc230259077"/>
+      <w:bookmarkStart w:id="57" w:name="_Toc230863852"/>
       <w:r>
         <w:rPr>
           <w:rFonts w:hint="eastAsia"/>
@@ -24803,7 +25293,7 @@
           <w:lang w:val="en-US"/>
         </w:rPr>
       </w:pPr>
-      <w:bookmarkStart w:id="58" w:name="_Toc230259078"/>
+      <w:bookmarkStart w:id="58" w:name="_Toc230863853"/>
       <w:r>
         <w:rPr>
           <w:rFonts w:hint="eastAsia"/>
@@ -25105,7 +25595,7 @@
           <w:lang w:val="en-US"/>
         </w:rPr>
       </w:pPr>
-      <w:bookmarkStart w:id="59" w:name="_Toc230259079"/>
+      <w:bookmarkStart w:id="59" w:name="_Toc230863854"/>
       <w:r>
         <w:rPr>
           <w:rFonts w:hint="eastAsia"/>
@@ -26234,7 +26724,7 @@
           <w:lang w:val="en-US"/>
         </w:rPr>
       </w:pPr>
-      <w:bookmarkStart w:id="60" w:name="_Toc230259080"/>
+      <w:bookmarkStart w:id="60" w:name="_Toc230863855"/>
       <w:r>
         <w:rPr>
           <w:rFonts w:hint="eastAsia"/>
@@ -27436,7 +27926,7 @@
           <w:lang w:val="en-US"/>
         </w:rPr>
       </w:pPr>
-      <w:bookmarkStart w:id="61" w:name="_Toc230259081"/>
+      <w:bookmarkStart w:id="61" w:name="_Toc230863856"/>
       <w:r>
         <w:rPr>
           <w:rFonts w:hint="eastAsia"/>
@@ -27647,7 +28137,7 @@
           <w:lang w:val="en-US"/>
         </w:rPr>
       </w:pPr>
-      <w:bookmarkStart w:id="62" w:name="_Toc230259082"/>
+      <w:bookmarkStart w:id="62" w:name="_Toc230863857"/>
       <w:r>
         <w:rPr>
           <w:rFonts w:hint="eastAsia"/>
@@ -28091,7 +28581,7 @@
           <w:lang w:val="en-US"/>
         </w:rPr>
       </w:pPr>
-      <w:bookmarkStart w:id="63" w:name="_Toc230259083"/>
+      <w:bookmarkStart w:id="63" w:name="_Toc230863858"/>
       <w:r>
         <w:rPr>
           <w:rFonts w:hint="eastAsia"/>
@@ -29111,7 +29601,7 @@
           <w:lang w:val="en-US"/>
         </w:rPr>
       </w:pPr>
-      <w:bookmarkStart w:id="64" w:name="_Toc230259084"/>
+      <w:bookmarkStart w:id="64" w:name="_Toc230863859"/>
       <w:r>
         <w:rPr>
           <w:rFonts w:hint="eastAsia"/>
@@ -29241,7 +29731,7 @@
           <w:lang w:val="en-US"/>
         </w:rPr>
       </w:pPr>
-      <w:bookmarkStart w:id="65" w:name="_Toc230259085"/>
+      <w:bookmarkStart w:id="65" w:name="_Toc230863860"/>
       <w:r>
         <w:rPr>
           <w:rFonts w:hint="eastAsia"/>
@@ -29842,7 +30332,7 @@
           <w:lang w:val="en-US"/>
         </w:rPr>
       </w:pPr>
-      <w:bookmarkStart w:id="66" w:name="_Toc230259086"/>
+      <w:bookmarkStart w:id="66" w:name="_Toc230863861"/>
       <w:r>
         <w:rPr>
           <w:rFonts w:hint="eastAsia"/>
@@ -30989,7 +31479,7 @@
       <w:pPr>
         <w:pStyle w:val="ac"/>
       </w:pPr>
-      <w:bookmarkStart w:id="67" w:name="_Toc230259087"/>
+      <w:bookmarkStart w:id="67" w:name="_Toc230863862"/>
       <w:r>
         <w:rPr>
           <w:rFonts w:hint="eastAsia"/>
@@ -31273,7 +31763,7 @@
       <w:pPr>
         <w:pStyle w:val="a9"/>
       </w:pPr>
-      <w:bookmarkStart w:id="68" w:name="_Toc230259088"/>
+      <w:bookmarkStart w:id="68" w:name="_Toc230863863"/>
       <w:r>
         <w:rPr>
           <w:rFonts w:hint="eastAsia"/>
@@ -31318,7 +31808,7 @@
       <w:pPr>
         <w:pStyle w:val="ac"/>
       </w:pPr>
-      <w:bookmarkStart w:id="69" w:name="_Toc230259089"/>
+      <w:bookmarkStart w:id="69" w:name="_Toc230863864"/>
       <w:r>
         <w:rPr>
           <w:rFonts w:hint="eastAsia"/>
@@ -31334,7 +31824,7 @@
       <w:pPr>
         <w:pStyle w:val="ae"/>
       </w:pPr>
-      <w:bookmarkStart w:id="70" w:name="_Toc230259090"/>
+      <w:bookmarkStart w:id="70" w:name="_Toc230863865"/>
       <w:r>
         <w:rPr>
           <w:rFonts w:hint="eastAsia"/>
@@ -31430,7 +31920,7 @@
       <w:pPr>
         <w:pStyle w:val="ae"/>
       </w:pPr>
-      <w:bookmarkStart w:id="71" w:name="_Toc230259091"/>
+      <w:bookmarkStart w:id="71" w:name="_Toc230863866"/>
       <w:r>
         <w:rPr>
           <w:rFonts w:hint="eastAsia"/>
@@ -32246,7 +32736,7 @@
       <w:pPr>
         <w:pStyle w:val="ae"/>
       </w:pPr>
-      <w:bookmarkStart w:id="72" w:name="_Toc230259092"/>
+      <w:bookmarkStart w:id="72" w:name="_Toc230863867"/>
       <w:r>
         <w:rPr>
           <w:rFonts w:hint="eastAsia"/>
@@ -32380,7 +32870,7 @@
       <w:pPr>
         <w:pStyle w:val="ae"/>
       </w:pPr>
-      <w:bookmarkStart w:id="73" w:name="_Toc230259093"/>
+      <w:bookmarkStart w:id="73" w:name="_Toc230863868"/>
       <w:r>
         <w:rPr>
           <w:rFonts w:hint="eastAsia"/>
@@ -32628,7 +33118,7 @@
           <w:lang w:val="en-US"/>
         </w:rPr>
       </w:pPr>
-      <w:bookmarkStart w:id="74" w:name="_Toc230259094"/>
+      <w:bookmarkStart w:id="74" w:name="_Toc230863869"/>
       <w:r>
         <w:rPr>
           <w:rFonts w:hint="eastAsia"/>
@@ -33038,7 +33528,7 @@
       <w:pPr>
         <w:pStyle w:val="a9"/>
       </w:pPr>
-      <w:bookmarkStart w:id="75" w:name="_Toc230259095"/>
+      <w:bookmarkStart w:id="75" w:name="_Toc230863870"/>
       <w:r>
         <w:rPr>
           <w:rFonts w:hint="eastAsia"/>
@@ -33064,9 +33554,6 @@
         <w:pStyle w:val="aa"/>
         <w:spacing w:before="78" w:after="78"/>
         <w:jc w:val="center"/>
-        <w:rPr>
-          <w:rFonts w:hint="eastAsia"/>
-        </w:rPr>
       </w:pPr>
       <w:r>
         <w:rPr>
@@ -33085,7 +33572,7 @@
       <w:pPr>
         <w:pStyle w:val="ac"/>
       </w:pPr>
-      <w:bookmarkStart w:id="76" w:name="_Toc230259096"/>
+      <w:bookmarkStart w:id="76" w:name="_Toc230863871"/>
       <w:r>
         <w:rPr>
           <w:rFonts w:hint="eastAsia"/>
@@ -33098,7 +33585,7 @@
       <w:pPr>
         <w:pStyle w:val="ae"/>
       </w:pPr>
-      <w:bookmarkStart w:id="77" w:name="_Toc230259097"/>
+      <w:bookmarkStart w:id="77" w:name="_Toc230863872"/>
       <w:r>
         <w:rPr>
           <w:rFonts w:hint="eastAsia"/>
@@ -33465,7 +33952,7 @@
       <w:pPr>
         <w:pStyle w:val="ae"/>
       </w:pPr>
-      <w:bookmarkStart w:id="78" w:name="_Toc230259098"/>
+      <w:bookmarkStart w:id="78" w:name="_Toc230863873"/>
       <w:r>
         <w:rPr>
           <w:rFonts w:hint="eastAsia"/>
@@ -33861,7 +34348,7 @@
       <w:pPr>
         <w:pStyle w:val="ae"/>
       </w:pPr>
-      <w:bookmarkStart w:id="79" w:name="_Toc230259099"/>
+      <w:bookmarkStart w:id="79" w:name="_Toc230863874"/>
       <w:r>
         <w:rPr>
           <w:rFonts w:hint="eastAsia"/>
@@ -33982,7 +34469,7 @@
           <w:lang w:val="en-US"/>
         </w:rPr>
       </w:pPr>
-      <w:bookmarkStart w:id="80" w:name="_Toc230259100"/>
+      <w:bookmarkStart w:id="80" w:name="_Toc230863875"/>
       <w:r>
         <w:rPr>
           <w:rFonts w:hint="eastAsia"/>
@@ -34121,7 +34608,7 @@
           <w:lang w:val="en-US"/>
         </w:rPr>
       </w:pPr>
-      <w:bookmarkStart w:id="81" w:name="_Toc230259101"/>
+      <w:bookmarkStart w:id="81" w:name="_Toc230863876"/>
       <w:r>
         <w:rPr>
           <w:rFonts w:hint="eastAsia"/>
@@ -34507,7 +34994,7 @@
           <w:lang w:val="en-US"/>
         </w:rPr>
       </w:pPr>
-      <w:bookmarkStart w:id="82" w:name="_Toc230259102"/>
+      <w:bookmarkStart w:id="82" w:name="_Toc230863877"/>
       <w:r>
         <w:rPr>
           <w:rFonts w:hint="eastAsia"/>
@@ -34750,7 +35237,7 @@
           <w:lang w:val="en-US"/>
         </w:rPr>
       </w:pPr>
-      <w:bookmarkStart w:id="83" w:name="_Toc230259103"/>
+      <w:bookmarkStart w:id="83" w:name="_Toc230863878"/>
       <w:r>
         <w:rPr>
           <w:rFonts w:hint="eastAsia"/>
@@ -35322,7 +35809,7 @@
           <w:lang w:val="en-US"/>
         </w:rPr>
       </w:pPr>
-      <w:bookmarkStart w:id="84" w:name="_Toc230259104"/>
+      <w:bookmarkStart w:id="84" w:name="_Toc230863879"/>
       <w:r>
         <w:rPr>
           <w:rFonts w:hint="eastAsia"/>
@@ -35363,6 +35850,13 @@
         </w:rPr>
         <w:t>2026.5.21</w:t>
       </w:r>
+      <w:r>
+        <w:rPr>
+          <w:rFonts w:hint="eastAsia"/>
+          <w:lang w:val="en-US"/>
+        </w:rPr>
+        <w:t xml:space="preserve"> / 2026.5.28</w:t>
+      </w:r>
     </w:p>
     <w:p>
       <w:pPr>
@@ -35371,7 +35865,7 @@
           <w:lang w:val="en-US"/>
         </w:rPr>
       </w:pPr>
-      <w:bookmarkStart w:id="85" w:name="_Toc230259105"/>
+      <w:bookmarkStart w:id="85" w:name="_Toc230863880"/>
       <w:r>
         <w:rPr>
           <w:rFonts w:hint="eastAsia"/>
@@ -35388,7 +35882,7 @@
           <w:lang w:val="en-US"/>
         </w:rPr>
       </w:pPr>
-      <w:bookmarkStart w:id="86" w:name="_Toc230259106"/>
+      <w:bookmarkStart w:id="86" w:name="_Toc230863881"/>
       <w:r>
         <w:rPr>
           <w:rFonts w:hint="eastAsia"/>
@@ -35720,7 +36214,6 @@
         <w:spacing w:before="78" w:after="78"/>
         <w:ind w:firstLine="420"/>
         <w:rPr>
-          <w:rFonts w:hint="eastAsia"/>
           <w:lang w:val="en-US"/>
         </w:rPr>
       </w:pPr>
@@ -36025,7 +36518,7 @@
           <w:lang w:val="en-US"/>
         </w:rPr>
       </w:pPr>
-      <w:bookmarkStart w:id="87" w:name="_Toc230259107"/>
+      <w:bookmarkStart w:id="87" w:name="_Toc230863882"/>
       <w:r>
         <w:rPr>
           <w:rFonts w:hint="eastAsia"/>
@@ -36279,7 +36772,7 @@
           <w:lang w:val="en-US"/>
         </w:rPr>
       </w:pPr>
-      <w:bookmarkStart w:id="88" w:name="_Toc230259108"/>
+      <w:bookmarkStart w:id="88" w:name="_Toc230863883"/>
       <w:r>
         <w:rPr>
           <w:rFonts w:hint="eastAsia"/>
@@ -36302,7 +36795,7 @@
           <w:lang w:val="en-US"/>
         </w:rPr>
       </w:pPr>
-      <w:bookmarkStart w:id="89" w:name="_Toc230259109"/>
+      <w:bookmarkStart w:id="89" w:name="_Toc230863884"/>
       <w:r>
         <w:rPr>
           <w:rFonts w:hint="eastAsia"/>
@@ -36324,7 +36817,6 @@
         <w:spacing w:before="78" w:after="78"/>
         <w:ind w:firstLine="420"/>
         <w:rPr>
-          <w:rFonts w:hint="eastAsia"/>
           <w:lang w:val="en-US"/>
         </w:rPr>
       </w:pPr>
@@ -36979,7 +37471,7 @@
           <w:lang w:val="en-US"/>
         </w:rPr>
       </w:pPr>
-      <w:bookmarkStart w:id="90" w:name="_Toc230259110"/>
+      <w:bookmarkStart w:id="90" w:name="_Toc230863885"/>
       <w:r>
         <w:rPr>
           <w:rFonts w:hint="eastAsia"/>
@@ -36995,7 +37487,6 @@
         <w:spacing w:before="78" w:after="78"/>
         <w:ind w:firstLine="420"/>
         <w:rPr>
-          <w:rFonts w:hint="eastAsia"/>
           <w:lang w:val="en-US"/>
         </w:rPr>
       </w:pPr>
@@ -37035,16 +37526,7 @@
           <w:bCs/>
           <w:lang w:val="en-US"/>
         </w:rPr>
-        <w:t>有限多党制</w:t>
-      </w:r>
-      <w:r>
-        <w:rPr>
-          <w:rFonts w:hint="eastAsia"/>
-          <w:b/>
-          <w:bCs/>
-          <w:lang w:val="en-US"/>
-        </w:rPr>
-        <w:t>。</w:t>
+        <w:t>有限多党制。</w:t>
       </w:r>
       <w:r>
         <w:rPr>
@@ -37095,7 +37577,6 @@
         <w:spacing w:before="78" w:after="78"/>
         <w:ind w:firstLine="420"/>
         <w:rPr>
-          <w:rFonts w:hint="eastAsia"/>
           <w:lang w:val="en-US"/>
         </w:rPr>
       </w:pPr>
@@ -37153,7 +37634,6 @@
         <w:spacing w:before="78" w:after="78"/>
         <w:ind w:firstLine="420"/>
         <w:rPr>
-          <w:rFonts w:hint="eastAsia"/>
           <w:lang w:val="en-US"/>
         </w:rPr>
       </w:pPr>
@@ -37267,7 +37747,7 @@
           <w:lang w:val="en-US"/>
         </w:rPr>
       </w:pPr>
-      <w:bookmarkStart w:id="91" w:name="_Toc230259111"/>
+      <w:bookmarkStart w:id="91" w:name="_Toc230863886"/>
       <w:r>
         <w:rPr>
           <w:rFonts w:hint="eastAsia"/>
@@ -37400,7 +37880,6 @@
         <w:spacing w:beforeLines="0" w:before="0" w:afterLines="0" w:after="0"/>
         <w:ind w:left="442" w:hanging="442"/>
         <w:rPr>
-          <w:rFonts w:hint="eastAsia"/>
           <w:lang w:val="en-US"/>
         </w:rPr>
       </w:pPr>
@@ -37411,16 +37890,7 @@
           <w:bCs/>
           <w:lang w:val="en-US"/>
         </w:rPr>
-        <w:t>寻租效应</w:t>
-      </w:r>
-      <w:r>
-        <w:rPr>
-          <w:rFonts w:hint="eastAsia"/>
-          <w:b/>
-          <w:bCs/>
-          <w:lang w:val="en-US"/>
-        </w:rPr>
-        <w:t>：</w:t>
+        <w:t>寻租效应：</w:t>
       </w:r>
       <w:r>
         <w:rPr>
@@ -37510,16 +37980,7 @@
           <w:bCs/>
           <w:lang w:val="en-US"/>
         </w:rPr>
-        <w:t>镇压效应</w:t>
-      </w:r>
-      <w:r>
-        <w:rPr>
-          <w:rFonts w:hint="eastAsia"/>
-          <w:b/>
-          <w:bCs/>
-          <w:lang w:val="en-US"/>
-        </w:rPr>
-        <w:t>：</w:t>
+        <w:t>镇压效应：</w:t>
       </w:r>
       <w:r>
         <w:rPr>
@@ -37545,7 +38006,6 @@
         <w:spacing w:beforeLines="0" w:before="0" w:afterLines="0" w:after="0"/>
         <w:ind w:left="442" w:hanging="442"/>
         <w:rPr>
-          <w:rFonts w:hint="eastAsia"/>
           <w:lang w:val="en-US"/>
         </w:rPr>
       </w:pPr>
@@ -37556,16 +38016,7 @@
           <w:bCs/>
           <w:lang w:val="en-US"/>
         </w:rPr>
-        <w:t>现代化效应（缺失）</w:t>
-      </w:r>
-      <w:r>
-        <w:rPr>
-          <w:rFonts w:hint="eastAsia"/>
-          <w:b/>
-          <w:bCs/>
-          <w:lang w:val="en-US"/>
-        </w:rPr>
-        <w:t>：</w:t>
+        <w:t>现代化效应（缺失）：</w:t>
       </w:r>
       <w:r>
         <w:rPr>
@@ -37595,7 +38046,7 @@
           <w:lang w:val="en-US"/>
         </w:rPr>
       </w:pPr>
-      <w:bookmarkStart w:id="92" w:name="_Toc230259112"/>
+      <w:bookmarkStart w:id="92" w:name="_Toc230863887"/>
       <w:r>
         <w:rPr>
           <w:rFonts w:hint="eastAsia"/>
@@ -37620,7 +38071,6 @@
         </w:numPr>
         <w:spacing w:before="78" w:after="78"/>
         <w:rPr>
-          <w:rFonts w:hint="eastAsia"/>
           <w:lang w:val="en-US"/>
         </w:rPr>
       </w:pPr>
@@ -37784,7 +38234,6 @@
         </w:numPr>
         <w:spacing w:before="78" w:after="78"/>
         <w:rPr>
-          <w:rFonts w:hint="eastAsia"/>
           <w:lang w:val="en-US"/>
         </w:rPr>
       </w:pPr>
@@ -37900,7 +38349,7 @@
           <w:lang w:val="en-US"/>
         </w:rPr>
       </w:pPr>
-      <w:bookmarkStart w:id="93" w:name="_Toc230259113"/>
+      <w:bookmarkStart w:id="93" w:name="_Toc230863888"/>
       <w:r>
         <w:rPr>
           <w:rFonts w:hint="eastAsia"/>
@@ -38066,7 +38515,21 @@
           <w:rFonts w:hint="eastAsia"/>
           <w:lang w:val="en-US"/>
         </w:rPr>
-        <w:t>首先是经济背景。</w:t>
+        <w:t>首先是经济</w:t>
+      </w:r>
+      <w:r>
+        <w:rPr>
+          <w:rFonts w:hint="eastAsia"/>
+          <w:lang w:val="en-US"/>
+        </w:rPr>
+        <w:t>发展</w:t>
+      </w:r>
+      <w:r>
+        <w:rPr>
+          <w:rFonts w:hint="eastAsia"/>
+          <w:lang w:val="en-US"/>
+        </w:rPr>
+        <w:t>背景。</w:t>
       </w:r>
       <w:r>
         <w:rPr>
@@ -38258,6 +38721,2380 @@
           <w:lang w:val="en-US"/>
         </w:rPr>
         <w:t>经济方面加强国家干预</w:t>
+      </w:r>
+      <w:r>
+        <w:rPr>
+          <w:rFonts w:hint="eastAsia"/>
+          <w:lang w:val="en-US"/>
+        </w:rPr>
+        <w:t>。</w:t>
+      </w:r>
+    </w:p>
+    <w:p>
+      <w:pPr>
+        <w:pStyle w:val="aa"/>
+        <w:spacing w:before="78" w:after="78"/>
+        <w:ind w:firstLine="420"/>
+        <w:rPr>
+          <w:lang w:val="en-US"/>
+        </w:rPr>
+      </w:pPr>
+      <w:r>
+        <w:rPr>
+          <w:rFonts w:hint="eastAsia"/>
+          <w:lang w:val="en-US"/>
+        </w:rPr>
+        <w:t>其次是</w:t>
+      </w:r>
+      <w:r>
+        <w:rPr>
+          <w:rFonts w:hint="eastAsia"/>
+          <w:lang w:val="en-US"/>
+        </w:rPr>
+        <w:t>国家安全与国际局势</w:t>
+      </w:r>
+      <w:r>
+        <w:rPr>
+          <w:rFonts w:hint="eastAsia"/>
+          <w:lang w:val="en-US"/>
+        </w:rPr>
+        <w:t>。</w:t>
+      </w:r>
+      <w:r>
+        <w:rPr>
+          <w:rFonts w:hint="eastAsia"/>
+          <w:lang w:val="en-US"/>
+        </w:rPr>
+        <w:t>埃尔多安政府对库尔德人态度及政策</w:t>
+      </w:r>
+      <w:r>
+        <w:rPr>
+          <w:rFonts w:hint="eastAsia"/>
+          <w:lang w:val="en-US"/>
+        </w:rPr>
+        <w:t>出现过</w:t>
+      </w:r>
+      <w:r>
+        <w:rPr>
+          <w:rFonts w:hint="eastAsia"/>
+          <w:lang w:val="en-US"/>
+        </w:rPr>
+        <w:t>反复</w:t>
+      </w:r>
+      <w:r>
+        <w:rPr>
+          <w:rFonts w:hint="eastAsia"/>
+          <w:lang w:val="en-US"/>
+        </w:rPr>
+        <w:t>。一开始是</w:t>
+      </w:r>
+      <w:r>
+        <w:rPr>
+          <w:lang w:val="en-US"/>
+        </w:rPr>
+        <w:t>相对宽松的民族政策并与库尔德人武装联合</w:t>
+      </w:r>
+      <w:r>
+        <w:rPr>
+          <w:rFonts w:hint="eastAsia"/>
+          <w:lang w:val="en-US"/>
+        </w:rPr>
+        <w:t>，后来又</w:t>
+      </w:r>
+      <w:r>
+        <w:rPr>
+          <w:lang w:val="en-US"/>
+        </w:rPr>
+        <w:t>担忧库尔</w:t>
+      </w:r>
+      <w:r>
+        <w:rPr>
+          <w:rFonts w:hint="eastAsia"/>
+          <w:lang w:val="en-US"/>
+        </w:rPr>
+        <w:t>德武装力量</w:t>
+      </w:r>
+      <w:r>
+        <w:rPr>
+          <w:rFonts w:hint="eastAsia"/>
+          <w:lang w:val="en-US"/>
+        </w:rPr>
+        <w:t>，于是</w:t>
+      </w:r>
+      <w:r>
+        <w:rPr>
+          <w:rFonts w:hint="eastAsia"/>
+          <w:lang w:val="en-US"/>
+        </w:rPr>
+        <w:t>借机加强对社会的控制</w:t>
+      </w:r>
+      <w:r>
+        <w:rPr>
+          <w:rFonts w:hint="eastAsia"/>
+          <w:lang w:val="en-US"/>
+        </w:rPr>
+        <w:t>。</w:t>
+      </w:r>
+      <w:r>
+        <w:rPr>
+          <w:rFonts w:hint="eastAsia"/>
+          <w:lang w:val="en-US"/>
+        </w:rPr>
+        <w:t>由于库尔德人受西方支持（基于镇压</w:t>
+      </w:r>
+      <w:r>
+        <w:rPr>
+          <w:rFonts w:hint="eastAsia"/>
+          <w:lang w:val="en-US"/>
+        </w:rPr>
+        <w:t>ISIS</w:t>
+      </w:r>
+      <w:r>
+        <w:rPr>
+          <w:rFonts w:hint="eastAsia"/>
+          <w:lang w:val="en-US"/>
+        </w:rPr>
+        <w:t>的考虑），</w:t>
+      </w:r>
+      <w:r>
+        <w:rPr>
+          <w:lang w:val="en-US"/>
+        </w:rPr>
+        <w:t>土耳其</w:t>
+      </w:r>
+      <w:r>
+        <w:rPr>
+          <w:rFonts w:hint="eastAsia"/>
+          <w:lang w:val="en-US"/>
+        </w:rPr>
+        <w:t>“</w:t>
+      </w:r>
+      <w:r>
+        <w:rPr>
+          <w:lang w:val="en-US"/>
+        </w:rPr>
+        <w:t>向西走</w:t>
+      </w:r>
+      <w:r>
+        <w:rPr>
+          <w:rFonts w:hint="eastAsia"/>
+          <w:lang w:val="en-US"/>
+        </w:rPr>
+        <w:t>”</w:t>
+      </w:r>
+      <w:r>
+        <w:rPr>
+          <w:lang w:val="en-US"/>
+        </w:rPr>
+        <w:t>计划受挫</w:t>
+      </w:r>
+      <w:r>
+        <w:rPr>
+          <w:rFonts w:hint="eastAsia"/>
+          <w:lang w:val="en-US"/>
+        </w:rPr>
+        <w:t>时</w:t>
+      </w:r>
+      <w:r>
+        <w:rPr>
+          <w:rFonts w:hint="eastAsia"/>
+          <w:lang w:val="en-US"/>
+        </w:rPr>
+        <w:t>，</w:t>
+      </w:r>
+      <w:r>
+        <w:rPr>
+          <w:rFonts w:hint="eastAsia"/>
+          <w:lang w:val="en-US"/>
+        </w:rPr>
+        <w:t>也就以对库尔德人强硬来向西方释放信号，最终加强了对内政治经济控制。</w:t>
+      </w:r>
+    </w:p>
+    <w:p>
+      <w:pPr>
+        <w:pStyle w:val="aa"/>
+        <w:spacing w:before="78" w:after="78"/>
+        <w:ind w:firstLine="420"/>
+        <w:rPr>
+          <w:lang w:val="en-US"/>
+        </w:rPr>
+      </w:pPr>
+      <w:r>
+        <w:rPr>
+          <w:rFonts w:hint="eastAsia"/>
+          <w:lang w:val="en-US"/>
+        </w:rPr>
+        <w:t>再次是</w:t>
+      </w:r>
+      <w:r>
+        <w:rPr>
+          <w:rFonts w:hint="eastAsia"/>
+          <w:lang w:val="en-US"/>
+        </w:rPr>
+        <w:t>伊斯兰主义政治化</w:t>
+      </w:r>
+      <w:r>
+        <w:rPr>
+          <w:rFonts w:hint="eastAsia"/>
+          <w:lang w:val="en-US"/>
+        </w:rPr>
+        <w:t>。</w:t>
+      </w:r>
+      <w:r>
+        <w:rPr>
+          <w:rFonts w:hint="eastAsia"/>
+          <w:lang w:val="en-US"/>
+        </w:rPr>
+        <w:t>正发党前身为伊斯兰主义政党福利党</w:t>
+      </w:r>
+      <w:r>
+        <w:rPr>
+          <w:rFonts w:hint="eastAsia"/>
+          <w:lang w:val="en-US"/>
+        </w:rPr>
+        <w:t>。</w:t>
+      </w:r>
+      <w:r>
+        <w:rPr>
+          <w:rFonts w:hint="eastAsia"/>
+          <w:lang w:val="en-US"/>
+        </w:rPr>
+        <w:t>早期，正发党与伊斯兰教团体居伦运动紧密合作</w:t>
+      </w:r>
+      <w:r>
+        <w:rPr>
+          <w:rFonts w:hint="eastAsia"/>
+          <w:lang w:val="en-US"/>
+        </w:rPr>
+        <w:t>；</w:t>
+      </w:r>
+      <w:r>
+        <w:rPr>
+          <w:rFonts w:hint="eastAsia"/>
+          <w:lang w:val="en-US"/>
+        </w:rPr>
+        <w:t>居伦运动为正发党提供宝贵的政治资源</w:t>
+      </w:r>
+      <w:r>
+        <w:rPr>
+          <w:rFonts w:hint="eastAsia"/>
+          <w:lang w:val="en-US"/>
+        </w:rPr>
+        <w:t>。</w:t>
+      </w:r>
+      <w:r>
+        <w:rPr>
+          <w:rFonts w:hint="eastAsia"/>
+          <w:lang w:val="en-US"/>
+        </w:rPr>
+        <w:t>2016</w:t>
+      </w:r>
+      <w:r>
+        <w:rPr>
+          <w:rFonts w:hint="eastAsia"/>
+          <w:lang w:val="en-US"/>
+        </w:rPr>
+        <w:t>年“未遂政变”</w:t>
+      </w:r>
+      <w:r>
+        <w:rPr>
+          <w:rFonts w:hint="eastAsia"/>
+          <w:lang w:val="en-US"/>
+        </w:rPr>
+        <w:lastRenderedPageBreak/>
+        <w:t>发生之后，土耳其政府指责法图拉·居伦为幕后主使</w:t>
+      </w:r>
+      <w:r>
+        <w:rPr>
+          <w:rFonts w:hint="eastAsia"/>
+          <w:lang w:val="en-US"/>
+        </w:rPr>
+        <w:t>，</w:t>
+      </w:r>
+      <w:r>
+        <w:rPr>
+          <w:rFonts w:hint="eastAsia"/>
+          <w:lang w:val="en-US"/>
+        </w:rPr>
+        <w:t>双方联盟关系彻底决裂</w:t>
+      </w:r>
+      <w:r>
+        <w:rPr>
+          <w:rFonts w:hint="eastAsia"/>
+          <w:lang w:val="en-US"/>
+        </w:rPr>
+        <w:t>。</w:t>
+      </w:r>
+      <w:r>
+        <w:rPr>
+          <w:rFonts w:hint="eastAsia"/>
+          <w:lang w:val="en-US"/>
+        </w:rPr>
+        <w:t>从此之后，正发党开始将伊斯兰主义的宗教权力也牢牢掌握在自己手中。可见，在</w:t>
+      </w:r>
+      <w:r>
+        <w:rPr>
+          <w:rFonts w:hint="eastAsia"/>
+          <w:lang w:val="en-US"/>
+        </w:rPr>
+        <w:t>没有强大的社会团体支持</w:t>
+      </w:r>
+      <w:r>
+        <w:rPr>
+          <w:rFonts w:hint="eastAsia"/>
+          <w:lang w:val="en-US"/>
+        </w:rPr>
+        <w:t>的时候，正发党选择了</w:t>
+      </w:r>
+      <w:r>
+        <w:rPr>
+          <w:rFonts w:hint="eastAsia"/>
+          <w:lang w:val="en-US"/>
+        </w:rPr>
+        <w:t>改变规则</w:t>
+      </w:r>
+      <w:r>
+        <w:rPr>
+          <w:rFonts w:hint="eastAsia"/>
+          <w:lang w:val="en-US"/>
+        </w:rPr>
+        <w:t>。</w:t>
+      </w:r>
+    </w:p>
+    <w:p>
+      <w:pPr>
+        <w:pStyle w:val="aa"/>
+        <w:spacing w:before="78" w:after="78"/>
+        <w:ind w:firstLine="420"/>
+        <w:rPr>
+          <w:lang w:val="en-US"/>
+        </w:rPr>
+      </w:pPr>
+      <w:r>
+        <w:rPr>
+          <w:rFonts w:hint="eastAsia"/>
+          <w:lang w:val="en-US"/>
+        </w:rPr>
+        <w:t>总之，土耳其正发党的主要特点就是：第一，民粹主义，</w:t>
+      </w:r>
+      <w:r>
+        <w:rPr>
+          <w:lang w:val="en-US"/>
+        </w:rPr>
+        <w:t>埃尔多安通过全民公投等民粹主义手段来强化个人权威</w:t>
+      </w:r>
+      <w:r>
+        <w:rPr>
+          <w:rFonts w:hint="eastAsia"/>
+          <w:lang w:val="en-US"/>
+        </w:rPr>
+        <w:t>（</w:t>
+      </w:r>
+      <w:r>
+        <w:rPr>
+          <w:lang w:val="en-US"/>
+        </w:rPr>
+        <w:t>2017</w:t>
+      </w:r>
+      <w:r>
+        <w:rPr>
+          <w:lang w:val="en-US"/>
+        </w:rPr>
+        <w:t>年的</w:t>
+      </w:r>
+      <w:proofErr w:type="gramStart"/>
+      <w:r>
+        <w:rPr>
+          <w:lang w:val="en-US"/>
+        </w:rPr>
+        <w:t>修宪公投将议会</w:t>
+      </w:r>
+      <w:proofErr w:type="gramEnd"/>
+      <w:r>
+        <w:rPr>
+          <w:lang w:val="en-US"/>
+        </w:rPr>
+        <w:t>共和制改为总统制</w:t>
+      </w:r>
+      <w:r>
+        <w:rPr>
+          <w:rFonts w:hint="eastAsia"/>
+          <w:lang w:val="en-US"/>
+        </w:rPr>
+        <w:t>）；第二，政治强人统治，类似去世俗化的“</w:t>
+      </w:r>
+      <w:proofErr w:type="gramStart"/>
+      <w:r>
+        <w:rPr>
+          <w:rFonts w:hint="eastAsia"/>
+          <w:lang w:val="en-US"/>
+        </w:rPr>
+        <w:t>凯</w:t>
+      </w:r>
+      <w:proofErr w:type="gramEnd"/>
+      <w:r>
+        <w:rPr>
+          <w:rFonts w:hint="eastAsia"/>
+          <w:lang w:val="en-US"/>
+        </w:rPr>
+        <w:t>末尔主义”。</w:t>
+      </w:r>
+    </w:p>
+    <w:p>
+      <w:pPr>
+        <w:pStyle w:val="aa"/>
+        <w:spacing w:before="78" w:after="78"/>
+        <w:rPr>
+          <w:lang w:val="en-US"/>
+        </w:rPr>
+      </w:pPr>
+    </w:p>
+    <w:p>
+      <w:pPr>
+        <w:pStyle w:val="ac"/>
+        <w:rPr>
+          <w:lang w:val="en-US"/>
+        </w:rPr>
+      </w:pPr>
+      <w:bookmarkStart w:id="94" w:name="_Toc230863889"/>
+      <w:r>
+        <w:rPr>
+          <w:rFonts w:hint="eastAsia"/>
+          <w:lang w:val="en-US"/>
+        </w:rPr>
+        <w:t>四、</w:t>
+      </w:r>
+      <w:r>
+        <w:rPr>
+          <w:lang w:val="en-US"/>
+        </w:rPr>
+        <w:t>撒哈拉以南非洲国家的政党政治概况</w:t>
+      </w:r>
+      <w:bookmarkEnd w:id="94"/>
+    </w:p>
+    <w:p>
+      <w:pPr>
+        <w:pStyle w:val="ae"/>
+        <w:rPr>
+          <w:lang w:val="en-US"/>
+        </w:rPr>
+      </w:pPr>
+      <w:bookmarkStart w:id="95" w:name="_Toc230863890"/>
+      <w:r>
+        <w:rPr>
+          <w:rFonts w:hint="eastAsia"/>
+          <w:lang w:val="en-US"/>
+        </w:rPr>
+        <w:t>（一）</w:t>
+      </w:r>
+      <w:r>
+        <w:rPr>
+          <w:lang w:val="en-US"/>
+        </w:rPr>
+        <w:t>非洲国家的政党发展历史</w:t>
+      </w:r>
+      <w:bookmarkEnd w:id="95"/>
+    </w:p>
+    <w:p>
+      <w:pPr>
+        <w:pStyle w:val="aa"/>
+        <w:spacing w:before="78" w:after="78"/>
+        <w:ind w:firstLine="420"/>
+        <w:rPr>
+          <w:rFonts w:hint="eastAsia"/>
+          <w:lang w:val="en-US"/>
+        </w:rPr>
+      </w:pPr>
+      <w:r>
+        <w:rPr>
+          <w:rFonts w:hint="eastAsia"/>
+          <w:lang w:val="en-US"/>
+        </w:rPr>
+        <w:t>非洲国家政党政治的发展大致分为两个阶段</w:t>
+      </w:r>
+      <w:r>
+        <w:rPr>
+          <w:rFonts w:hint="eastAsia"/>
+          <w:lang w:val="en-US"/>
+        </w:rPr>
+        <w:t>。</w:t>
+      </w:r>
+    </w:p>
+    <w:p>
+      <w:pPr>
+        <w:pStyle w:val="aa"/>
+        <w:spacing w:before="78" w:after="78"/>
+        <w:ind w:firstLine="420"/>
+        <w:rPr>
+          <w:rFonts w:hint="eastAsia"/>
+          <w:lang w:val="en-US"/>
+        </w:rPr>
+      </w:pPr>
+      <w:r>
+        <w:rPr>
+          <w:lang w:val="en-US"/>
+        </w:rPr>
+        <w:t>第一阶段</w:t>
+      </w:r>
+      <w:r>
+        <w:rPr>
+          <w:rFonts w:hint="eastAsia"/>
+          <w:lang w:val="en-US"/>
+        </w:rPr>
+        <w:t>是</w:t>
+      </w:r>
+      <w:r>
+        <w:rPr>
+          <w:lang w:val="en-US"/>
+        </w:rPr>
+        <w:t>1950-</w:t>
+      </w:r>
+      <w:proofErr w:type="gramStart"/>
+      <w:r>
+        <w:rPr>
+          <w:lang w:val="en-US"/>
+        </w:rPr>
+        <w:t>1990</w:t>
+      </w:r>
+      <w:proofErr w:type="gramEnd"/>
+      <w:r>
+        <w:rPr>
+          <w:lang w:val="en-US"/>
+        </w:rPr>
+        <w:t>年代</w:t>
+      </w:r>
+      <w:r>
+        <w:rPr>
+          <w:rFonts w:hint="eastAsia"/>
+          <w:lang w:val="en-US"/>
+        </w:rPr>
+        <w:t>。</w:t>
+      </w:r>
+      <w:r>
+        <w:rPr>
+          <w:rFonts w:hint="eastAsia"/>
+          <w:lang w:val="en-US"/>
+        </w:rPr>
+        <w:t>20</w:t>
+      </w:r>
+      <w:r>
+        <w:rPr>
+          <w:rFonts w:hint="eastAsia"/>
+          <w:lang w:val="en-US"/>
+        </w:rPr>
+        <w:t>世纪</w:t>
+      </w:r>
+      <w:r>
+        <w:rPr>
+          <w:rFonts w:hint="eastAsia"/>
+          <w:lang w:val="en-US"/>
+        </w:rPr>
+        <w:t>50</w:t>
+      </w:r>
+      <w:r>
+        <w:rPr>
+          <w:rFonts w:hint="eastAsia"/>
+          <w:lang w:val="en-US"/>
+        </w:rPr>
+        <w:t>年代，大部分非洲国家在独立初期短暂试验过多党竞争的体制</w:t>
+      </w:r>
+      <w:r>
+        <w:rPr>
+          <w:rFonts w:hint="eastAsia"/>
+          <w:lang w:val="en-US"/>
+        </w:rPr>
+        <w:t>，</w:t>
+      </w:r>
+      <w:r>
+        <w:rPr>
+          <w:rFonts w:hint="eastAsia"/>
+          <w:lang w:val="en-US"/>
+        </w:rPr>
+        <w:t>而后转为一党制</w:t>
+      </w:r>
+      <w:r>
+        <w:rPr>
+          <w:rFonts w:hint="eastAsia"/>
+          <w:lang w:val="en-US"/>
+        </w:rPr>
+        <w:t>；</w:t>
+      </w:r>
+      <w:r>
+        <w:rPr>
+          <w:rFonts w:hint="eastAsia"/>
+          <w:lang w:val="en-US"/>
+        </w:rPr>
+        <w:t>到</w:t>
+      </w:r>
+      <w:proofErr w:type="gramStart"/>
+      <w:r>
+        <w:rPr>
+          <w:rFonts w:hint="eastAsia"/>
+          <w:lang w:val="en-US"/>
+        </w:rPr>
+        <w:t>1980</w:t>
+      </w:r>
+      <w:proofErr w:type="gramEnd"/>
+      <w:r>
+        <w:rPr>
+          <w:rFonts w:hint="eastAsia"/>
+          <w:lang w:val="en-US"/>
+        </w:rPr>
+        <w:t>年代末，有</w:t>
+      </w:r>
+      <w:r>
+        <w:rPr>
+          <w:rFonts w:hint="eastAsia"/>
+          <w:lang w:val="en-US"/>
+        </w:rPr>
+        <w:t>37</w:t>
+      </w:r>
+      <w:r>
+        <w:rPr>
+          <w:rFonts w:hint="eastAsia"/>
+          <w:lang w:val="en-US"/>
+        </w:rPr>
+        <w:t>个国家实行一党制，真正实行多党制的国家只有冈比亚、博茨瓦纳、毛里求斯和塞内加尔</w:t>
+      </w:r>
+      <w:r>
+        <w:rPr>
+          <w:rFonts w:hint="eastAsia"/>
+          <w:lang w:val="en-US"/>
+        </w:rPr>
+        <w:t>。</w:t>
+      </w:r>
+      <w:r>
+        <w:rPr>
+          <w:rFonts w:hint="eastAsia"/>
+          <w:lang w:val="en-US"/>
+        </w:rPr>
+        <w:t>一党制国家的执政党在维护自身统治的同时也为本国的国家建设</w:t>
+      </w:r>
+      <w:proofErr w:type="gramStart"/>
+      <w:r>
+        <w:rPr>
+          <w:rFonts w:hint="eastAsia"/>
+          <w:lang w:val="en-US"/>
+        </w:rPr>
+        <w:t>作出</w:t>
+      </w:r>
+      <w:proofErr w:type="gramEnd"/>
+      <w:r>
+        <w:rPr>
+          <w:rFonts w:hint="eastAsia"/>
+          <w:lang w:val="en-US"/>
+        </w:rPr>
+        <w:t>了一定的贡献</w:t>
+      </w:r>
+      <w:r>
+        <w:rPr>
+          <w:rFonts w:hint="eastAsia"/>
+          <w:lang w:val="en-US"/>
+        </w:rPr>
+        <w:t>：一方面，</w:t>
+      </w:r>
+      <w:r>
+        <w:rPr>
+          <w:lang w:val="en-US"/>
+        </w:rPr>
+        <w:t>在野</w:t>
+      </w:r>
+      <w:r>
+        <w:rPr>
+          <w:lang w:val="en-US"/>
+        </w:rPr>
+        <w:t>/</w:t>
+      </w:r>
+      <w:r>
+        <w:rPr>
+          <w:lang w:val="en-US"/>
+        </w:rPr>
+        <w:t>反对党遭到限制，甚至被取缔</w:t>
+      </w:r>
+      <w:r>
+        <w:rPr>
+          <w:rFonts w:hint="eastAsia"/>
+          <w:lang w:val="en-US"/>
+        </w:rPr>
+        <w:t>；另一方面，政党</w:t>
+      </w:r>
+      <w:r>
+        <w:rPr>
+          <w:lang w:val="en-US"/>
+        </w:rPr>
+        <w:t>动员群众参与政治，进行普选，引入议会制度</w:t>
+      </w:r>
+      <w:r>
+        <w:rPr>
+          <w:rFonts w:hint="eastAsia"/>
+          <w:lang w:val="en-US"/>
+        </w:rPr>
+        <w:t>。一党制国家推行“</w:t>
+      </w:r>
+      <w:r>
+        <w:rPr>
+          <w:lang w:val="en-US"/>
+        </w:rPr>
+        <w:t>党政合一</w:t>
+      </w:r>
+      <w:r>
+        <w:rPr>
+          <w:rFonts w:hint="eastAsia"/>
+          <w:lang w:val="en-US"/>
+        </w:rPr>
+        <w:t>”，</w:t>
+      </w:r>
+      <w:r>
+        <w:rPr>
+          <w:lang w:val="en-US"/>
+        </w:rPr>
+        <w:t>执政党机构兼有国家机构的职能，党的领袖一般还是国</w:t>
+      </w:r>
+      <w:r>
+        <w:rPr>
+          <w:rFonts w:hint="eastAsia"/>
+          <w:lang w:val="en-US"/>
+        </w:rPr>
+        <w:t>家元首、政府首脑和军队统帅</w:t>
+      </w:r>
+      <w:r>
+        <w:rPr>
+          <w:rFonts w:hint="eastAsia"/>
+          <w:lang w:val="en-US"/>
+        </w:rPr>
+        <w:t>。</w:t>
+      </w:r>
+    </w:p>
+    <w:p>
+      <w:pPr>
+        <w:pStyle w:val="aa"/>
+        <w:spacing w:before="78" w:after="78"/>
+        <w:ind w:firstLine="420"/>
+        <w:rPr>
+          <w:lang w:val="en-US"/>
+        </w:rPr>
+      </w:pPr>
+      <w:r>
+        <w:rPr>
+          <w:rFonts w:hint="eastAsia"/>
+          <w:lang w:val="en-US"/>
+        </w:rPr>
+        <w:t>第二阶段</w:t>
+      </w:r>
+      <w:r>
+        <w:rPr>
+          <w:rFonts w:hint="eastAsia"/>
+          <w:lang w:val="en-US"/>
+        </w:rPr>
+        <w:t>是</w:t>
+      </w:r>
+      <w:proofErr w:type="gramStart"/>
+      <w:r>
+        <w:rPr>
+          <w:rFonts w:hint="eastAsia"/>
+          <w:lang w:val="en-US"/>
+        </w:rPr>
+        <w:t>1980</w:t>
+      </w:r>
+      <w:proofErr w:type="gramEnd"/>
+      <w:r>
+        <w:rPr>
+          <w:rFonts w:hint="eastAsia"/>
+          <w:lang w:val="en-US"/>
+        </w:rPr>
+        <w:t>年代末</w:t>
+      </w:r>
+      <w:r>
+        <w:rPr>
+          <w:rFonts w:hint="eastAsia"/>
+          <w:lang w:val="en-US"/>
+        </w:rPr>
+        <w:t>或</w:t>
+      </w:r>
+      <w:proofErr w:type="gramStart"/>
+      <w:r>
+        <w:rPr>
+          <w:rFonts w:hint="eastAsia"/>
+          <w:lang w:val="en-US"/>
+        </w:rPr>
+        <w:t>1990</w:t>
+      </w:r>
+      <w:proofErr w:type="gramEnd"/>
+      <w:r>
+        <w:rPr>
+          <w:rFonts w:hint="eastAsia"/>
+          <w:lang w:val="en-US"/>
+        </w:rPr>
+        <w:t>年代至今</w:t>
+      </w:r>
+      <w:r>
+        <w:rPr>
+          <w:rFonts w:hint="eastAsia"/>
+          <w:lang w:val="en-US"/>
+        </w:rPr>
+        <w:t>。</w:t>
+      </w:r>
+      <w:r>
+        <w:rPr>
+          <w:rFonts w:hint="eastAsia"/>
+          <w:lang w:val="en-US"/>
+        </w:rPr>
+        <w:t>苏东剧变之后，一党制国家的执政党失去外援，这些国家的领导人决定改行多党制</w:t>
+      </w:r>
+      <w:r>
+        <w:rPr>
+          <w:rFonts w:hint="eastAsia"/>
+          <w:lang w:val="en-US"/>
+        </w:rPr>
+        <w:t>。</w:t>
+      </w:r>
+      <w:r>
+        <w:rPr>
+          <w:rFonts w:hint="eastAsia"/>
+          <w:lang w:val="en-US"/>
+        </w:rPr>
+        <w:t>除斯威士兰、厄立特里亚、索马里、南苏丹四国，非洲其他国家均已实行多党制</w:t>
+      </w:r>
+      <w:r>
+        <w:rPr>
+          <w:rFonts w:hint="eastAsia"/>
+          <w:lang w:val="en-US"/>
+        </w:rPr>
+        <w:t>。</w:t>
+      </w:r>
+    </w:p>
+    <w:p>
+      <w:pPr>
+        <w:pStyle w:val="ae"/>
+        <w:rPr>
+          <w:lang w:val="en-US"/>
+        </w:rPr>
+      </w:pPr>
+      <w:bookmarkStart w:id="96" w:name="_Toc230863891"/>
+      <w:r>
+        <w:rPr>
+          <w:rFonts w:hint="eastAsia"/>
+          <w:lang w:val="en-US"/>
+        </w:rPr>
+        <w:t>（二）非洲国家政党政治的主要特点</w:t>
+      </w:r>
+      <w:bookmarkEnd w:id="96"/>
+    </w:p>
+    <w:p>
+      <w:pPr>
+        <w:pStyle w:val="aa"/>
+        <w:spacing w:before="78" w:after="78"/>
+        <w:ind w:firstLine="420"/>
+        <w:rPr>
+          <w:lang w:val="en-US"/>
+        </w:rPr>
+      </w:pPr>
+      <w:r>
+        <w:rPr>
+          <w:rFonts w:hint="eastAsia"/>
+          <w:b/>
+          <w:bCs/>
+          <w:lang w:val="en-US"/>
+        </w:rPr>
+        <w:t>多党选举制度化</w:t>
+      </w:r>
+      <w:r>
+        <w:rPr>
+          <w:rFonts w:hint="eastAsia"/>
+          <w:b/>
+          <w:bCs/>
+          <w:lang w:val="en-US"/>
+        </w:rPr>
+        <w:t>。</w:t>
+      </w:r>
+      <w:r>
+        <w:rPr>
+          <w:rFonts w:hint="eastAsia"/>
+          <w:lang w:val="en-US"/>
+        </w:rPr>
+        <w:t>考察一国的多党选举制度化的重要指标是该国是否在固定的时限内举行选举</w:t>
+      </w:r>
+      <w:r>
+        <w:rPr>
+          <w:rFonts w:hint="eastAsia"/>
+          <w:lang w:val="en-US"/>
+        </w:rPr>
+        <w:t>，</w:t>
+      </w:r>
+      <w:r>
+        <w:rPr>
+          <w:rFonts w:hint="eastAsia"/>
+          <w:lang w:val="en-US"/>
+        </w:rPr>
+        <w:t>成功举行周期性选举的次数越多</w:t>
+      </w:r>
+      <w:r>
+        <w:rPr>
+          <w:rFonts w:hint="eastAsia"/>
+          <w:lang w:val="en-US"/>
+        </w:rPr>
+        <w:t>，</w:t>
+      </w:r>
+      <w:r>
+        <w:rPr>
+          <w:lang w:val="en-US"/>
+        </w:rPr>
+        <w:t>制度化程度越高</w:t>
+      </w:r>
+      <w:r>
+        <w:rPr>
+          <w:rFonts w:ascii="Segoe UI Symbol" w:hAnsi="Segoe UI Symbol" w:cs="Segoe UI Symbol" w:hint="eastAsia"/>
+          <w:lang w:val="en-US"/>
+        </w:rPr>
+        <w:t>。</w:t>
+      </w:r>
+      <w:r>
+        <w:rPr>
+          <w:lang w:val="en-US"/>
+        </w:rPr>
+        <w:t>1990</w:t>
+      </w:r>
+      <w:r>
+        <w:rPr>
+          <w:rFonts w:hint="eastAsia"/>
+          <w:lang w:val="en-US"/>
+        </w:rPr>
+        <w:t>年至</w:t>
+      </w:r>
+      <w:r>
+        <w:rPr>
+          <w:lang w:val="en-US"/>
+        </w:rPr>
+        <w:t>2015</w:t>
+      </w:r>
+      <w:r>
+        <w:rPr>
+          <w:rFonts w:hint="eastAsia"/>
+          <w:lang w:val="en-US"/>
+        </w:rPr>
+        <w:t>年，</w:t>
+      </w:r>
+      <w:r>
+        <w:rPr>
+          <w:lang w:val="en-US"/>
+        </w:rPr>
+        <w:t>共举行</w:t>
+      </w:r>
+      <w:r>
+        <w:rPr>
+          <w:lang w:val="en-US"/>
+        </w:rPr>
+        <w:t>185</w:t>
+      </w:r>
+      <w:r>
+        <w:rPr>
+          <w:lang w:val="en-US"/>
+        </w:rPr>
+        <w:t>总统选举和</w:t>
+      </w:r>
+      <w:r>
+        <w:rPr>
+          <w:lang w:val="en-US"/>
+        </w:rPr>
+        <w:t>219</w:t>
+      </w:r>
+      <w:r>
+        <w:rPr>
+          <w:lang w:val="en-US"/>
+        </w:rPr>
+        <w:t>次全国议会选举，平均每年</w:t>
+      </w:r>
+      <w:proofErr w:type="gramStart"/>
+      <w:r>
+        <w:rPr>
+          <w:lang w:val="en-US"/>
+        </w:rPr>
+        <w:t>约举</w:t>
+      </w:r>
+      <w:r>
+        <w:rPr>
+          <w:rFonts w:hint="eastAsia"/>
+          <w:lang w:val="en-US"/>
+        </w:rPr>
+        <w:t>行</w:t>
+      </w:r>
+      <w:proofErr w:type="gramEnd"/>
+      <w:r>
+        <w:rPr>
+          <w:rFonts w:hint="eastAsia"/>
+          <w:lang w:val="en-US"/>
+        </w:rPr>
+        <w:t>16</w:t>
+      </w:r>
+      <w:r>
+        <w:rPr>
+          <w:rFonts w:hint="eastAsia"/>
+          <w:lang w:val="en-US"/>
+        </w:rPr>
+        <w:t>次选举</w:t>
+      </w:r>
+      <w:r>
+        <w:rPr>
+          <w:rFonts w:hint="eastAsia"/>
+          <w:lang w:val="en-US"/>
+        </w:rPr>
+        <w:t>；</w:t>
+      </w:r>
+      <w:r>
+        <w:rPr>
+          <w:lang w:val="en-US"/>
+        </w:rPr>
+        <w:t>2016</w:t>
+      </w:r>
+      <w:r>
+        <w:rPr>
+          <w:rFonts w:hint="eastAsia"/>
+          <w:lang w:val="en-US"/>
+        </w:rPr>
+        <w:t>年至</w:t>
+      </w:r>
+      <w:r>
+        <w:rPr>
+          <w:lang w:val="en-US"/>
+        </w:rPr>
+        <w:t>2020</w:t>
+      </w:r>
+      <w:r>
+        <w:rPr>
+          <w:rFonts w:hint="eastAsia"/>
+          <w:lang w:val="en-US"/>
+        </w:rPr>
+        <w:t>念，</w:t>
+      </w:r>
+      <w:r>
+        <w:rPr>
+          <w:lang w:val="en-US"/>
+        </w:rPr>
+        <w:t>共举行</w:t>
+      </w:r>
+      <w:r>
+        <w:rPr>
+          <w:lang w:val="en-US"/>
+        </w:rPr>
+        <w:t>48</w:t>
+      </w:r>
+      <w:r>
+        <w:rPr>
+          <w:lang w:val="en-US"/>
+        </w:rPr>
+        <w:t>总统选举和</w:t>
+      </w:r>
+      <w:r>
+        <w:rPr>
+          <w:lang w:val="en-US"/>
+        </w:rPr>
+        <w:t>53</w:t>
+      </w:r>
+      <w:r>
+        <w:rPr>
+          <w:lang w:val="en-US"/>
+        </w:rPr>
+        <w:t>次全国议会选举，平均每年</w:t>
+      </w:r>
+      <w:proofErr w:type="gramStart"/>
+      <w:r>
+        <w:rPr>
+          <w:lang w:val="en-US"/>
+        </w:rPr>
+        <w:t>约举</w:t>
+      </w:r>
+      <w:r>
+        <w:rPr>
+          <w:rFonts w:hint="eastAsia"/>
+          <w:lang w:val="en-US"/>
+        </w:rPr>
+        <w:t>行</w:t>
+      </w:r>
+      <w:proofErr w:type="gramEnd"/>
+      <w:r>
+        <w:rPr>
+          <w:rFonts w:hint="eastAsia"/>
+          <w:lang w:val="en-US"/>
+        </w:rPr>
+        <w:t>20</w:t>
+      </w:r>
+      <w:r>
+        <w:rPr>
+          <w:rFonts w:hint="eastAsia"/>
+          <w:lang w:val="en-US"/>
+        </w:rPr>
+        <w:t>次选举</w:t>
+      </w:r>
+      <w:r>
+        <w:rPr>
+          <w:rFonts w:hint="eastAsia"/>
+          <w:lang w:val="en-US"/>
+        </w:rPr>
+        <w:t>；可见其选举制度化成都在不断提升。</w:t>
+      </w:r>
+      <w:r>
+        <w:rPr>
+          <w:rFonts w:hint="eastAsia"/>
+          <w:lang w:val="en-US"/>
+        </w:rPr>
+        <w:t>同时</w:t>
+      </w:r>
+      <w:r>
+        <w:rPr>
+          <w:rFonts w:hint="eastAsia"/>
+          <w:lang w:val="en-US"/>
+        </w:rPr>
+        <w:t>，</w:t>
+      </w:r>
+      <w:r>
+        <w:rPr>
+          <w:rFonts w:hint="eastAsia"/>
+          <w:lang w:val="en-US"/>
+        </w:rPr>
+        <w:t>也要观察该国是否经历过多次的权力和平更替和交接</w:t>
+      </w:r>
+      <w:r>
+        <w:rPr>
+          <w:rFonts w:hint="eastAsia"/>
+          <w:lang w:val="en-US"/>
+        </w:rPr>
+        <w:t>。</w:t>
+      </w:r>
+      <w:r>
+        <w:rPr>
+          <w:lang w:val="en-US"/>
+        </w:rPr>
+        <w:t>仍有不少国家的领导人谋求</w:t>
+      </w:r>
+      <w:r>
+        <w:rPr>
+          <w:rFonts w:hint="eastAsia"/>
+          <w:lang w:val="en-US"/>
+        </w:rPr>
+        <w:t>“</w:t>
+      </w:r>
+      <w:r>
+        <w:rPr>
+          <w:lang w:val="en-US"/>
+        </w:rPr>
+        <w:t>第三任期</w:t>
+      </w:r>
+      <w:r>
+        <w:rPr>
+          <w:rFonts w:hint="eastAsia"/>
+          <w:lang w:val="en-US"/>
+        </w:rPr>
+        <w:t>”</w:t>
+      </w:r>
+      <w:r>
+        <w:rPr>
+          <w:lang w:val="en-US"/>
+        </w:rPr>
+        <w:t>，而大多数情况下领导人或其</w:t>
+      </w:r>
+      <w:r>
+        <w:rPr>
+          <w:rFonts w:hint="eastAsia"/>
+          <w:lang w:val="en-US"/>
+        </w:rPr>
+        <w:t>家族能够成功谋求连任</w:t>
+      </w:r>
+      <w:r>
+        <w:rPr>
+          <w:rFonts w:hint="eastAsia"/>
+          <w:lang w:val="en-US"/>
+        </w:rPr>
+        <w:t>；此外还存在“</w:t>
+      </w:r>
+      <w:r>
+        <w:rPr>
+          <w:lang w:val="en-US"/>
+        </w:rPr>
+        <w:t>输家政治</w:t>
+      </w:r>
+      <w:r>
+        <w:rPr>
+          <w:rFonts w:hint="eastAsia"/>
+          <w:lang w:val="en-US"/>
+        </w:rPr>
+        <w:t>”——</w:t>
+      </w:r>
+      <w:r>
+        <w:rPr>
+          <w:lang w:val="en-US"/>
+        </w:rPr>
+        <w:t>由于担忧选后会被执政党清算，选举失利的一方通常会</w:t>
+      </w:r>
+      <w:r>
+        <w:rPr>
+          <w:rFonts w:hint="eastAsia"/>
+          <w:lang w:val="en-US"/>
+        </w:rPr>
+        <w:t>对选举结果提出异议甚至发动骚乱</w:t>
+      </w:r>
+      <w:r>
+        <w:rPr>
+          <w:rFonts w:hint="eastAsia"/>
+          <w:lang w:val="en-US"/>
+        </w:rPr>
+        <w:t>。</w:t>
+      </w:r>
+    </w:p>
+    <w:p>
+      <w:pPr>
+        <w:pStyle w:val="aa"/>
+        <w:spacing w:before="78" w:after="78"/>
+        <w:ind w:firstLine="420"/>
+        <w:rPr>
+          <w:lang w:val="en-US"/>
+        </w:rPr>
+      </w:pPr>
+      <w:r>
+        <w:rPr>
+          <w:b/>
+          <w:bCs/>
+          <w:lang w:val="en-US"/>
+        </w:rPr>
+        <w:t>政党竞争日趋激烈</w:t>
+      </w:r>
+      <w:r>
+        <w:rPr>
+          <w:rFonts w:hint="eastAsia"/>
+          <w:b/>
+          <w:bCs/>
+          <w:lang w:val="en-US"/>
+        </w:rPr>
+        <w:t>。</w:t>
+      </w:r>
+      <w:r>
+        <w:rPr>
+          <w:rFonts w:hint="eastAsia"/>
+          <w:lang w:val="en-US"/>
+        </w:rPr>
+        <w:t>这</w:t>
+      </w:r>
+      <w:r>
+        <w:rPr>
+          <w:lang w:val="en-US"/>
+        </w:rPr>
+        <w:t>具体体现在政党数目的增加</w:t>
+      </w:r>
+      <w:r>
+        <w:rPr>
+          <w:rFonts w:hint="eastAsia"/>
+          <w:lang w:val="en-US"/>
+        </w:rPr>
+        <w:t>。</w:t>
+      </w:r>
+      <w:r>
+        <w:rPr>
+          <w:lang w:val="en-US"/>
+        </w:rPr>
+        <w:t>除教材中所提到的官方注册政党数目，我们也可以用有效政党数</w:t>
+      </w:r>
+      <w:r>
+        <w:rPr>
+          <w:rFonts w:hint="eastAsia"/>
+          <w:lang w:val="en-US"/>
+        </w:rPr>
+        <w:t>（</w:t>
+      </w:r>
+      <w:r>
+        <w:rPr>
+          <w:rFonts w:hint="eastAsia"/>
+          <w:lang w:val="en-US"/>
+        </w:rPr>
+        <w:t>ENPV</w:t>
+      </w:r>
+      <w:r>
+        <w:rPr>
+          <w:rFonts w:hint="eastAsia"/>
+          <w:lang w:val="en-US"/>
+        </w:rPr>
+        <w:t>）</w:t>
+      </w:r>
+      <w:r>
+        <w:rPr>
+          <w:lang w:val="en-US"/>
+        </w:rPr>
+        <w:t>和有效议会政党数</w:t>
+      </w:r>
+      <w:r>
+        <w:rPr>
+          <w:rFonts w:hint="eastAsia"/>
+          <w:lang w:val="en-US"/>
+        </w:rPr>
+        <w:t>（</w:t>
+      </w:r>
+      <w:r>
+        <w:rPr>
+          <w:rFonts w:hint="eastAsia"/>
+          <w:lang w:val="en-US"/>
+        </w:rPr>
+        <w:t>ENPS</w:t>
+      </w:r>
+      <w:r>
+        <w:rPr>
+          <w:rFonts w:hint="eastAsia"/>
+          <w:lang w:val="en-US"/>
+        </w:rPr>
+        <w:t>）</w:t>
+      </w:r>
+      <w:r>
+        <w:rPr>
+          <w:lang w:val="en-US"/>
+        </w:rPr>
+        <w:t>来进行测量</w:t>
+      </w:r>
+      <w:r>
+        <w:rPr>
+          <w:rFonts w:hint="eastAsia"/>
+          <w:lang w:val="en-US"/>
+        </w:rPr>
+        <w:t>。</w:t>
+      </w:r>
+    </w:p>
+    <w:p>
+      <w:pPr>
+        <w:pStyle w:val="aa"/>
+        <w:spacing w:before="78" w:after="78"/>
+        <w:ind w:firstLine="420"/>
+        <w:rPr>
+          <w:lang w:val="en-US"/>
+        </w:rPr>
+      </w:pPr>
+      <w:r>
+        <w:rPr>
+          <w:rFonts w:hint="eastAsia"/>
+          <w:b/>
+          <w:bCs/>
+          <w:lang w:val="en-US"/>
+        </w:rPr>
+        <w:t>政党政治体现族群间的分歧与矛盾</w:t>
+      </w:r>
+      <w:r>
+        <w:rPr>
+          <w:rFonts w:hint="eastAsia"/>
+          <w:b/>
+          <w:bCs/>
+          <w:lang w:val="en-US"/>
+        </w:rPr>
+        <w:t>，</w:t>
+      </w:r>
+      <w:r>
+        <w:rPr>
+          <w:rFonts w:hint="eastAsia"/>
+          <w:b/>
+          <w:bCs/>
+          <w:lang w:val="en-US"/>
+        </w:rPr>
+        <w:t>政党纲领性增强</w:t>
+      </w:r>
+      <w:r>
+        <w:rPr>
+          <w:rFonts w:hint="eastAsia"/>
+          <w:b/>
+          <w:bCs/>
+          <w:lang w:val="en-US"/>
+        </w:rPr>
+        <w:t>。</w:t>
+      </w:r>
+      <w:r>
+        <w:rPr>
+          <w:rFonts w:hint="eastAsia"/>
+          <w:lang w:val="en-US"/>
+        </w:rPr>
+        <w:t>政党的纲领性具体是指一个政党是否以阶级或者阶层为基础建党，并且提出具体的社会经济发展主张</w:t>
+      </w:r>
+      <w:r>
+        <w:rPr>
+          <w:rFonts w:hint="eastAsia"/>
+          <w:lang w:val="en-US"/>
+        </w:rPr>
+        <w:t>。</w:t>
+      </w:r>
+      <w:r>
+        <w:rPr>
+          <w:rFonts w:hint="eastAsia"/>
+          <w:lang w:val="en-US"/>
+        </w:rPr>
+        <w:t>政党的族群性指的是某一政党在选举中是否“主要从特定族群（或族群集团）获取支持并为该族群（或族群集团）利益服务”</w:t>
+      </w:r>
+      <w:r>
+        <w:rPr>
+          <w:rFonts w:hint="eastAsia"/>
+          <w:lang w:val="en-US"/>
+        </w:rPr>
+        <w:t>；族群性的</w:t>
+      </w:r>
+      <w:r>
+        <w:rPr>
+          <w:lang w:val="en-US"/>
+        </w:rPr>
+        <w:t>测量方法</w:t>
+      </w:r>
+      <w:r>
+        <w:rPr>
+          <w:rFonts w:hint="eastAsia"/>
+          <w:lang w:val="en-US"/>
+        </w:rPr>
+        <w:t>是</w:t>
+      </w:r>
+      <w:r>
+        <w:rPr>
+          <w:lang w:val="en-US"/>
+        </w:rPr>
+        <w:t>考察某一政党的支持者中特定族群的比例，比例越高该政</w:t>
+      </w:r>
+      <w:r>
+        <w:rPr>
+          <w:rFonts w:hint="eastAsia"/>
+          <w:lang w:val="en-US"/>
+        </w:rPr>
+        <w:t>党为族群政党的可能性越大</w:t>
+      </w:r>
+      <w:r>
+        <w:rPr>
+          <w:rFonts w:hint="eastAsia"/>
+          <w:lang w:val="en-US"/>
+        </w:rPr>
+        <w:t>。</w:t>
+      </w:r>
+      <w:r>
+        <w:rPr>
+          <w:rFonts w:hint="eastAsia"/>
+          <w:lang w:val="en-US"/>
+        </w:rPr>
+        <w:t>政党以族群为主导的动员策略也可以视为一种“庇护主义”</w:t>
+      </w:r>
+      <w:r>
+        <w:rPr>
+          <w:rFonts w:hint="eastAsia"/>
+          <w:lang w:val="en-US"/>
+        </w:rPr>
+        <w:t>。</w:t>
+      </w:r>
+      <w:r>
+        <w:rPr>
+          <w:rFonts w:hint="eastAsia"/>
+          <w:lang w:val="en-US"/>
+        </w:rPr>
+        <w:t>政党的纲领性和族群性（在多数情况下）互斥</w:t>
+      </w:r>
+      <w:r>
+        <w:rPr>
+          <w:rFonts w:hint="eastAsia"/>
+          <w:lang w:val="en-US"/>
+        </w:rPr>
+        <w:t>。</w:t>
+      </w:r>
+    </w:p>
+    <w:p>
+      <w:pPr>
+        <w:pStyle w:val="aa"/>
+        <w:spacing w:before="78" w:after="78"/>
+        <w:rPr>
+          <w:lang w:val="en-US"/>
+        </w:rPr>
+      </w:pPr>
+    </w:p>
+    <w:p>
+      <w:pPr>
+        <w:pStyle w:val="ac"/>
+        <w:rPr>
+          <w:lang w:val="en-US"/>
+        </w:rPr>
+      </w:pPr>
+      <w:bookmarkStart w:id="97" w:name="_Toc230863892"/>
+      <w:r>
+        <w:rPr>
+          <w:rFonts w:hint="eastAsia"/>
+          <w:lang w:val="en-US"/>
+        </w:rPr>
+        <w:lastRenderedPageBreak/>
+        <w:t>五、</w:t>
+      </w:r>
+      <w:r>
+        <w:rPr>
+          <w:lang w:val="en-US"/>
+        </w:rPr>
+        <w:t>南非非洲人国民大会（非国大）的国家治理研究</w:t>
+      </w:r>
+      <w:bookmarkEnd w:id="97"/>
+    </w:p>
+    <w:p>
+      <w:pPr>
+        <w:pStyle w:val="aa"/>
+        <w:spacing w:before="78" w:after="78"/>
+        <w:ind w:firstLine="420"/>
+        <w:rPr>
+          <w:lang w:val="en-US"/>
+        </w:rPr>
+      </w:pPr>
+      <w:r>
+        <w:rPr>
+          <w:rFonts w:hint="eastAsia"/>
+          <w:lang w:val="en-US"/>
+        </w:rPr>
+        <w:t>自</w:t>
+      </w:r>
+      <w:r>
+        <w:rPr>
+          <w:rFonts w:hint="eastAsia"/>
+          <w:lang w:val="en-US"/>
+        </w:rPr>
+        <w:t>1994</w:t>
+      </w:r>
+      <w:r>
+        <w:rPr>
+          <w:rFonts w:hint="eastAsia"/>
+          <w:lang w:val="en-US"/>
+        </w:rPr>
+        <w:t>年种族隔离统治被终结以来，非国大长期执政</w:t>
+      </w:r>
+      <w:r>
+        <w:rPr>
+          <w:rFonts w:hint="eastAsia"/>
+          <w:lang w:val="en-US"/>
+        </w:rPr>
+        <w:t>。但是，</w:t>
+      </w:r>
+      <w:r>
+        <w:rPr>
+          <w:lang w:val="en-US"/>
+        </w:rPr>
+        <w:t>稳定的政党体制并没有为南非带来高速的经济发展</w:t>
+      </w:r>
+      <w:r>
+        <w:rPr>
+          <w:rFonts w:hint="eastAsia"/>
+          <w:lang w:val="en-US"/>
+        </w:rPr>
+        <w:t>，南非经济呈现出</w:t>
+      </w:r>
+      <w:r>
+        <w:rPr>
+          <w:rFonts w:hint="eastAsia"/>
+          <w:lang w:val="en-US"/>
+        </w:rPr>
+        <w:t>低增长</w:t>
+      </w:r>
+      <w:r>
+        <w:rPr>
+          <w:rFonts w:hint="eastAsia"/>
+          <w:lang w:val="en-US"/>
+        </w:rPr>
+        <w:t>、</w:t>
+      </w:r>
+      <w:r>
+        <w:rPr>
+          <w:rFonts w:hint="eastAsia"/>
+          <w:lang w:val="en-US"/>
+        </w:rPr>
+        <w:t>高失业率</w:t>
+      </w:r>
+      <w:r>
+        <w:rPr>
+          <w:rFonts w:hint="eastAsia"/>
+          <w:lang w:val="en-US"/>
+        </w:rPr>
+        <w:t>、</w:t>
+      </w:r>
+      <w:r>
+        <w:rPr>
+          <w:rFonts w:hint="eastAsia"/>
+          <w:lang w:val="en-US"/>
+        </w:rPr>
+        <w:t>社会骚乱</w:t>
+      </w:r>
+      <w:r>
+        <w:rPr>
+          <w:rFonts w:hint="eastAsia"/>
+          <w:lang w:val="en-US"/>
+        </w:rPr>
+        <w:t>。然而，</w:t>
+      </w:r>
+      <w:r>
+        <w:rPr>
+          <w:lang w:val="en-US"/>
+        </w:rPr>
+        <w:t>低速增长也没有对非国大的执政构成威胁</w:t>
+      </w:r>
+      <w:r>
+        <w:rPr>
+          <w:rFonts w:hint="eastAsia"/>
+          <w:lang w:val="en-US"/>
+        </w:rPr>
+        <w:t>。其背后的原因是什么？</w:t>
+      </w:r>
+    </w:p>
+    <w:p>
+      <w:pPr>
+        <w:pStyle w:val="aa"/>
+        <w:spacing w:before="78" w:after="78"/>
+        <w:ind w:firstLine="420"/>
+        <w:rPr>
+          <w:lang w:val="en-US"/>
+        </w:rPr>
+      </w:pPr>
+      <w:r>
+        <w:rPr>
+          <w:rFonts w:hint="eastAsia"/>
+          <w:lang w:val="en-US"/>
+        </w:rPr>
+        <w:t>由于长期</w:t>
+      </w:r>
+      <w:proofErr w:type="gramStart"/>
+      <w:r>
+        <w:rPr>
+          <w:rFonts w:hint="eastAsia"/>
+          <w:lang w:val="en-US"/>
+        </w:rPr>
+        <w:t>一</w:t>
+      </w:r>
+      <w:proofErr w:type="gramEnd"/>
+      <w:r>
+        <w:rPr>
+          <w:rFonts w:hint="eastAsia"/>
+          <w:lang w:val="en-US"/>
+        </w:rPr>
+        <w:t>党执政，非国大内部出现了激烈的派系斗争。</w:t>
+      </w:r>
+      <w:r>
+        <w:rPr>
+          <w:rFonts w:hint="eastAsia"/>
+          <w:lang w:val="en-US"/>
+        </w:rPr>
+        <w:t>非国大</w:t>
+      </w:r>
+      <w:r>
+        <w:rPr>
+          <w:rFonts w:hint="eastAsia"/>
+          <w:lang w:val="en-US"/>
+        </w:rPr>
+        <w:t>有</w:t>
+      </w:r>
+      <w:r>
+        <w:rPr>
+          <w:rFonts w:hint="eastAsia"/>
+          <w:lang w:val="en-US"/>
+        </w:rPr>
+        <w:t>总统“召回”（</w:t>
+      </w:r>
+      <w:r>
+        <w:rPr>
+          <w:rFonts w:hint="eastAsia"/>
+          <w:lang w:val="en-US"/>
+        </w:rPr>
+        <w:t>Recall</w:t>
+      </w:r>
+      <w:r>
+        <w:rPr>
+          <w:rFonts w:hint="eastAsia"/>
+          <w:lang w:val="en-US"/>
+        </w:rPr>
+        <w:t>）制度</w:t>
+      </w:r>
+      <w:r>
+        <w:rPr>
+          <w:rFonts w:hint="eastAsia"/>
+          <w:lang w:val="en-US"/>
+        </w:rPr>
+        <w:t>——</w:t>
+      </w:r>
+      <w:r>
+        <w:rPr>
+          <w:rFonts w:hint="eastAsia"/>
+          <w:lang w:val="en-US"/>
+        </w:rPr>
+        <w:t>非国大执委会可以将出任包括总统在内的国家公职的本党党员免职，改派其他党员接替</w:t>
+      </w:r>
+      <w:r>
+        <w:rPr>
+          <w:rFonts w:hint="eastAsia"/>
+          <w:lang w:val="en-US"/>
+        </w:rPr>
+        <w:t>；</w:t>
+      </w:r>
+      <w:r>
+        <w:rPr>
+          <w:rFonts w:hint="eastAsia"/>
+          <w:lang w:val="en-US"/>
+        </w:rPr>
+        <w:t>1994</w:t>
+      </w:r>
+      <w:r>
+        <w:rPr>
+          <w:rFonts w:hint="eastAsia"/>
+          <w:lang w:val="en-US"/>
+        </w:rPr>
+        <w:t>年非国大执政以来，非国大已出现两次总统召回事件</w:t>
+      </w:r>
+      <w:r>
+        <w:rPr>
+          <w:rFonts w:hint="eastAsia"/>
+          <w:lang w:val="en-US"/>
+        </w:rPr>
+        <w:t>，</w:t>
+      </w:r>
+      <w:r>
+        <w:rPr>
+          <w:rFonts w:hint="eastAsia"/>
+          <w:lang w:val="en-US"/>
+        </w:rPr>
+        <w:t>反映出党内不同派系之间的激烈斗争</w:t>
+      </w:r>
+      <w:r>
+        <w:rPr>
+          <w:rFonts w:hint="eastAsia"/>
+          <w:lang w:val="en-US"/>
+        </w:rPr>
+        <w:t>。</w:t>
+      </w:r>
+      <w:r>
+        <w:rPr>
+          <w:lang w:val="en-US"/>
+        </w:rPr>
+        <w:t>非国大内部的不同派系间分歧最大的议题是土地改革</w:t>
+      </w:r>
+      <w:r>
+        <w:rPr>
+          <w:rFonts w:hint="eastAsia"/>
+          <w:lang w:val="en-US"/>
+        </w:rPr>
+        <w:t>：</w:t>
+      </w:r>
+      <w:r>
+        <w:rPr>
+          <w:rFonts w:hint="eastAsia"/>
+          <w:lang w:val="en-US"/>
+        </w:rPr>
+        <w:t>曼德拉的继承者</w:t>
+      </w:r>
+      <w:proofErr w:type="gramStart"/>
+      <w:r>
+        <w:rPr>
+          <w:rFonts w:hint="eastAsia"/>
+          <w:lang w:val="en-US"/>
+        </w:rPr>
+        <w:t>姆</w:t>
+      </w:r>
+      <w:proofErr w:type="gramEnd"/>
+      <w:r>
+        <w:rPr>
+          <w:rFonts w:hint="eastAsia"/>
+          <w:lang w:val="en-US"/>
+        </w:rPr>
+        <w:t>贝</w:t>
+      </w:r>
+      <w:proofErr w:type="gramStart"/>
+      <w:r>
+        <w:rPr>
+          <w:rFonts w:hint="eastAsia"/>
+          <w:lang w:val="en-US"/>
+        </w:rPr>
+        <w:t>基主张</w:t>
+      </w:r>
+      <w:proofErr w:type="gramEnd"/>
+      <w:r>
+        <w:rPr>
+          <w:rFonts w:hint="eastAsia"/>
+          <w:lang w:val="en-US"/>
+        </w:rPr>
+        <w:t>按市场价格赎买被白人剥夺的土地（务实派）</w:t>
+      </w:r>
+      <w:r>
+        <w:rPr>
+          <w:rFonts w:hint="eastAsia"/>
+          <w:lang w:val="en-US"/>
+        </w:rPr>
+        <w:t>；</w:t>
+      </w:r>
+      <w:r>
+        <w:rPr>
+          <w:rFonts w:hint="eastAsia"/>
+          <w:lang w:val="en-US"/>
+        </w:rPr>
+        <w:t>祖玛和拉马福萨代表党内激进派，主张以非市场的方式进行国有化，再由国家分配土地</w:t>
+      </w:r>
+      <w:r>
+        <w:rPr>
+          <w:rFonts w:hint="eastAsia"/>
+          <w:lang w:val="en-US"/>
+        </w:rPr>
+        <w:t>。</w:t>
+      </w:r>
+    </w:p>
+    <w:p>
+      <w:pPr>
+        <w:pStyle w:val="aa"/>
+        <w:spacing w:before="78" w:after="78"/>
+        <w:ind w:firstLine="420"/>
+        <w:rPr>
+          <w:lang w:val="en-US"/>
+        </w:rPr>
+      </w:pPr>
+      <w:r>
+        <w:rPr>
+          <w:rFonts w:hint="eastAsia"/>
+          <w:lang w:val="en-US"/>
+        </w:rPr>
+        <w:t>土地改革背后存在着一系列政治经济逻辑。</w:t>
+      </w:r>
+      <w:r>
+        <w:rPr>
+          <w:rFonts w:hint="eastAsia"/>
+          <w:lang w:val="en-US"/>
+        </w:rPr>
+        <w:t>若以</w:t>
+      </w:r>
+      <w:r>
+        <w:rPr>
+          <w:rFonts w:hint="eastAsia"/>
+          <w:lang w:val="en-US"/>
+        </w:rPr>
+        <w:t>市场价格赎买土地</w:t>
+      </w:r>
+      <w:r>
+        <w:rPr>
+          <w:rFonts w:hint="eastAsia"/>
+          <w:lang w:val="en-US"/>
+        </w:rPr>
+        <w:t>，</w:t>
+      </w:r>
+      <w:r>
+        <w:rPr>
+          <w:rFonts w:hint="eastAsia"/>
+          <w:lang w:val="en-US"/>
+        </w:rPr>
+        <w:t>非国大在其执政纲领中删去了土地革命的主张</w:t>
+      </w:r>
+      <w:r>
+        <w:rPr>
+          <w:rFonts w:hint="eastAsia"/>
+          <w:lang w:val="en-US"/>
+        </w:rPr>
+        <w:t>，</w:t>
+      </w:r>
+      <w:r>
+        <w:rPr>
+          <w:rFonts w:hint="eastAsia"/>
+          <w:lang w:val="en-US"/>
+        </w:rPr>
+        <w:t>则可以</w:t>
+      </w:r>
+      <w:r>
+        <w:rPr>
+          <w:rFonts w:hint="eastAsia"/>
+          <w:lang w:val="en-US"/>
+        </w:rPr>
+        <w:t>笼络白人农场主</w:t>
+      </w:r>
+      <w:r>
+        <w:rPr>
+          <w:rFonts w:hint="eastAsia"/>
+          <w:lang w:val="en-US"/>
+        </w:rPr>
+        <w:t>，且</w:t>
+      </w:r>
+      <w:r>
+        <w:rPr>
+          <w:rFonts w:hint="eastAsia"/>
+          <w:lang w:val="en-US"/>
+        </w:rPr>
+        <w:t>对外资友好</w:t>
+      </w:r>
+      <w:r>
+        <w:rPr>
+          <w:rFonts w:hint="eastAsia"/>
+          <w:lang w:val="en-US"/>
+        </w:rPr>
+        <w:t>，</w:t>
+      </w:r>
+      <w:r>
+        <w:rPr>
+          <w:rFonts w:hint="eastAsia"/>
+          <w:lang w:val="en-US"/>
+        </w:rPr>
+        <w:t>有助于社会稳定和经济发展</w:t>
+      </w:r>
+      <w:r>
+        <w:rPr>
+          <w:rFonts w:hint="eastAsia"/>
+          <w:lang w:val="en-US"/>
+        </w:rPr>
+        <w:t>；然而，这也是</w:t>
+      </w:r>
+      <w:r>
+        <w:rPr>
+          <w:rFonts w:hint="eastAsia"/>
+          <w:lang w:val="en-US"/>
+        </w:rPr>
+        <w:t>对黑人群体的背叛</w:t>
+      </w:r>
+      <w:r>
+        <w:rPr>
+          <w:rFonts w:hint="eastAsia"/>
+          <w:lang w:val="en-US"/>
+        </w:rPr>
+        <w:t>，所以在</w:t>
+      </w:r>
+      <w:r>
+        <w:rPr>
+          <w:rFonts w:hint="eastAsia"/>
+          <w:lang w:val="en-US"/>
+        </w:rPr>
+        <w:t>政治上行不通</w:t>
+      </w:r>
+      <w:r>
+        <w:rPr>
+          <w:rFonts w:hint="eastAsia"/>
+          <w:lang w:val="en-US"/>
+        </w:rPr>
+        <w:t>。</w:t>
+      </w:r>
+      <w:r>
+        <w:rPr>
+          <w:rFonts w:hint="eastAsia"/>
+          <w:lang w:val="en-US"/>
+        </w:rPr>
+        <w:t>若以</w:t>
+      </w:r>
+      <w:r>
+        <w:rPr>
+          <w:lang w:val="en-US"/>
+        </w:rPr>
+        <w:t>行政手段对土地进行国有化</w:t>
+      </w:r>
+      <w:r>
+        <w:rPr>
+          <w:rFonts w:hint="eastAsia"/>
+          <w:lang w:val="en-US"/>
+        </w:rPr>
+        <w:t>，则可以在</w:t>
+      </w:r>
+      <w:r>
+        <w:rPr>
+          <w:rFonts w:hint="eastAsia"/>
+          <w:lang w:val="en-US"/>
+        </w:rPr>
+        <w:t>政治上赢得中低收入选民和黑人选民的支持</w:t>
+      </w:r>
+      <w:r>
+        <w:rPr>
+          <w:rFonts w:hint="eastAsia"/>
+          <w:lang w:val="en-US"/>
+        </w:rPr>
+        <w:t>，但</w:t>
+      </w:r>
+      <w:r>
+        <w:rPr>
+          <w:rFonts w:hint="eastAsia"/>
+          <w:lang w:val="en-US"/>
+        </w:rPr>
+        <w:t>不利于经济发展</w:t>
+      </w:r>
+      <w:r>
+        <w:rPr>
+          <w:rFonts w:hint="eastAsia"/>
+          <w:lang w:val="en-US"/>
+        </w:rPr>
+        <w:t>。</w:t>
+      </w:r>
+      <w:proofErr w:type="gramStart"/>
+      <w:r>
+        <w:rPr>
+          <w:lang w:val="en-US"/>
+        </w:rPr>
+        <w:t>姆</w:t>
+      </w:r>
+      <w:proofErr w:type="gramEnd"/>
+      <w:r>
+        <w:rPr>
+          <w:lang w:val="en-US"/>
+        </w:rPr>
+        <w:t>贝基和祖玛相继被召回，激进派拉马福萨掌权</w:t>
+      </w:r>
+      <w:r>
+        <w:rPr>
+          <w:rFonts w:hint="eastAsia"/>
+          <w:lang w:val="en-US"/>
+        </w:rPr>
+        <w:t>。</w:t>
+      </w:r>
+    </w:p>
+    <w:p>
+      <w:pPr>
+        <w:pStyle w:val="aa"/>
+        <w:spacing w:before="78" w:after="78"/>
+        <w:ind w:firstLine="420"/>
+        <w:rPr>
+          <w:lang w:val="en-US"/>
+        </w:rPr>
+      </w:pPr>
+      <w:r>
+        <w:rPr>
+          <w:rFonts w:hint="eastAsia"/>
+          <w:lang w:val="en-US"/>
+        </w:rPr>
+        <w:t>为什么经济低迷没有对非国大</w:t>
+      </w:r>
+      <w:proofErr w:type="gramStart"/>
+      <w:r>
+        <w:rPr>
+          <w:rFonts w:hint="eastAsia"/>
+          <w:lang w:val="en-US"/>
+        </w:rPr>
+        <w:t>一</w:t>
+      </w:r>
+      <w:proofErr w:type="gramEnd"/>
+      <w:r>
+        <w:rPr>
+          <w:rFonts w:hint="eastAsia"/>
+          <w:lang w:val="en-US"/>
+        </w:rPr>
+        <w:t>党独大的体制形成挑战？</w:t>
+      </w:r>
+      <w:r>
+        <w:rPr>
+          <w:rFonts w:hint="eastAsia"/>
+          <w:lang w:val="en-US"/>
+        </w:rPr>
+        <w:t>主要是因为，</w:t>
+      </w:r>
+      <w:r>
+        <w:rPr>
+          <w:rFonts w:hint="eastAsia"/>
+          <w:lang w:val="en-US"/>
+        </w:rPr>
+        <w:t>现行的选举规则制度有利于非国大保持执政地位</w:t>
+      </w:r>
+      <w:r>
+        <w:rPr>
+          <w:rFonts w:hint="eastAsia"/>
+          <w:lang w:val="en-US"/>
+        </w:rPr>
+        <w:t>——</w:t>
+      </w:r>
+      <w:r>
+        <w:rPr>
+          <w:lang w:val="en-US"/>
+        </w:rPr>
+        <w:t>乡村拥有更大的代表权</w:t>
+      </w:r>
+      <w:r>
+        <w:rPr>
+          <w:rFonts w:hint="eastAsia"/>
+          <w:lang w:val="en-US"/>
+        </w:rPr>
+        <w:t>，而</w:t>
+      </w:r>
+      <w:r>
+        <w:rPr>
+          <w:lang w:val="en-US"/>
+        </w:rPr>
+        <w:t>非国大</w:t>
+      </w:r>
+      <w:r>
+        <w:rPr>
+          <w:rFonts w:hint="eastAsia"/>
+          <w:lang w:val="en-US"/>
+        </w:rPr>
+        <w:t>能</w:t>
+      </w:r>
+      <w:r>
+        <w:rPr>
+          <w:lang w:val="en-US"/>
+        </w:rPr>
+        <w:t>得到乡村地区的广泛支持</w:t>
+      </w:r>
+      <w:r>
+        <w:rPr>
+          <w:rFonts w:hint="eastAsia"/>
+          <w:lang w:val="en-US"/>
+        </w:rPr>
+        <w:t>。</w:t>
+      </w:r>
+      <w:r>
+        <w:rPr>
+          <w:rFonts w:hint="eastAsia"/>
+          <w:lang w:val="en-US"/>
+        </w:rPr>
+        <w:t>此外，非国大的召回制度形成了党内监督与民主，导向的是“</w:t>
+      </w:r>
+      <w:proofErr w:type="gramStart"/>
+      <w:r>
+        <w:rPr>
+          <w:rFonts w:hint="eastAsia"/>
+          <w:lang w:val="en-US"/>
+        </w:rPr>
+        <w:t>一</w:t>
+      </w:r>
+      <w:proofErr w:type="gramEnd"/>
+      <w:r>
+        <w:rPr>
+          <w:rFonts w:hint="eastAsia"/>
+          <w:lang w:val="en-US"/>
+        </w:rPr>
+        <w:t>党多元制下的多党制”，也对其执政提供了基础。竞争</w:t>
+      </w:r>
+      <w:proofErr w:type="gramStart"/>
+      <w:r>
+        <w:rPr>
+          <w:rFonts w:hint="eastAsia"/>
+          <w:lang w:val="en-US"/>
+        </w:rPr>
+        <w:t>式选举</w:t>
+      </w:r>
+      <w:proofErr w:type="gramEnd"/>
+      <w:r>
+        <w:rPr>
+          <w:rFonts w:hint="eastAsia"/>
+          <w:lang w:val="en-US"/>
+        </w:rPr>
+        <w:t>中以短期内带来实际政治利益的政策为导向的偏好（如激进土地改革）也利于非国大赢得选举。</w:t>
+      </w:r>
+    </w:p>
+    <w:p>
+      <w:pPr>
+        <w:pStyle w:val="aa"/>
+        <w:spacing w:before="78" w:after="78"/>
+        <w:rPr>
+          <w:lang w:val="en-US"/>
+        </w:rPr>
+      </w:pPr>
+    </w:p>
+    <w:p>
+      <w:pPr>
+        <w:pStyle w:val="ac"/>
+        <w:rPr>
+          <w:lang w:val="en-US"/>
+        </w:rPr>
+      </w:pPr>
+      <w:bookmarkStart w:id="98" w:name="_Toc230863893"/>
+      <w:r>
+        <w:rPr>
+          <w:rFonts w:hint="eastAsia"/>
+          <w:lang w:val="en-US"/>
+        </w:rPr>
+        <w:t>六、</w:t>
+      </w:r>
+      <w:r>
+        <w:rPr>
+          <w:lang w:val="en-US"/>
+        </w:rPr>
+        <w:t>东南亚地区国家政党政治发展概况</w:t>
+      </w:r>
+      <w:bookmarkEnd w:id="98"/>
+    </w:p>
+    <w:p>
+      <w:pPr>
+        <w:pStyle w:val="aa"/>
+        <w:spacing w:before="78" w:after="78"/>
+        <w:rPr>
+          <w:rFonts w:hint="eastAsia"/>
+          <w:lang w:val="en-US"/>
+        </w:rPr>
+      </w:pPr>
+      <w:r>
+        <w:rPr>
+          <w:lang w:val="en-US"/>
+        </w:rPr>
+        <w:tab/>
+      </w:r>
+      <w:r>
+        <w:rPr>
+          <w:rFonts w:hint="eastAsia"/>
+          <w:lang w:val="en-US"/>
+        </w:rPr>
+        <w:t>东南亚地区国家的政党政治可以分为四类：</w:t>
+      </w:r>
+    </w:p>
+    <w:p>
+      <w:pPr>
+        <w:pStyle w:val="aa"/>
+        <w:numPr>
+          <w:ilvl w:val="0"/>
+          <w:numId w:val="28"/>
+        </w:numPr>
+        <w:spacing w:beforeLines="0" w:before="0" w:afterLines="0" w:after="0"/>
+        <w:ind w:left="442" w:hanging="442"/>
+        <w:rPr>
+          <w:rFonts w:hint="eastAsia"/>
+          <w:lang w:val="en-US"/>
+        </w:rPr>
+      </w:pPr>
+      <w:r>
+        <w:rPr>
+          <w:rFonts w:hint="eastAsia"/>
+          <w:b/>
+          <w:bCs/>
+          <w:lang w:val="en-US"/>
+        </w:rPr>
+        <w:t>共产党执政模式</w:t>
+      </w:r>
+      <w:r>
+        <w:rPr>
+          <w:rFonts w:hint="eastAsia"/>
+          <w:b/>
+          <w:bCs/>
+          <w:lang w:val="en-US"/>
+        </w:rPr>
+        <w:t>：</w:t>
+      </w:r>
+      <w:r>
+        <w:rPr>
+          <w:rFonts w:hint="eastAsia"/>
+          <w:lang w:val="en-US"/>
+        </w:rPr>
+        <w:t>越南、老挝</w:t>
+      </w:r>
+      <w:r>
+        <w:rPr>
+          <w:rFonts w:hint="eastAsia"/>
+          <w:lang w:val="en-US"/>
+        </w:rPr>
+        <w:t>；</w:t>
+      </w:r>
+    </w:p>
+    <w:p>
+      <w:pPr>
+        <w:pStyle w:val="aa"/>
+        <w:numPr>
+          <w:ilvl w:val="0"/>
+          <w:numId w:val="28"/>
+        </w:numPr>
+        <w:spacing w:beforeLines="0" w:before="0" w:afterLines="0" w:after="0"/>
+        <w:ind w:left="442" w:hanging="442"/>
+        <w:rPr>
+          <w:rFonts w:hint="eastAsia"/>
+          <w:lang w:val="en-US"/>
+        </w:rPr>
+      </w:pPr>
+      <w:proofErr w:type="gramStart"/>
+      <w:r>
+        <w:rPr>
+          <w:b/>
+          <w:bCs/>
+          <w:lang w:val="en-US"/>
+        </w:rPr>
+        <w:t>一</w:t>
+      </w:r>
+      <w:proofErr w:type="gramEnd"/>
+      <w:r>
+        <w:rPr>
+          <w:b/>
+          <w:bCs/>
+          <w:lang w:val="en-US"/>
+        </w:rPr>
+        <w:t>党居于优势地位模式</w:t>
+      </w:r>
+      <w:r>
+        <w:rPr>
+          <w:rFonts w:hint="eastAsia"/>
+          <w:b/>
+          <w:bCs/>
+          <w:lang w:val="en-US"/>
+        </w:rPr>
+        <w:t>：</w:t>
+      </w:r>
+      <w:r>
+        <w:rPr>
+          <w:rFonts w:hint="eastAsia"/>
+          <w:lang w:val="en-US"/>
+        </w:rPr>
+        <w:t>新加坡、柬埔寨</w:t>
+      </w:r>
+      <w:r>
+        <w:rPr>
+          <w:rFonts w:hint="eastAsia"/>
+          <w:lang w:val="en-US"/>
+        </w:rPr>
+        <w:t>；</w:t>
+      </w:r>
+    </w:p>
+    <w:p>
+      <w:pPr>
+        <w:pStyle w:val="aa"/>
+        <w:numPr>
+          <w:ilvl w:val="0"/>
+          <w:numId w:val="28"/>
+        </w:numPr>
+        <w:spacing w:beforeLines="0" w:before="0" w:afterLines="0" w:after="0"/>
+        <w:ind w:left="442" w:hanging="442"/>
+        <w:rPr>
+          <w:rFonts w:hint="eastAsia"/>
+          <w:lang w:val="en-US"/>
+        </w:rPr>
+      </w:pPr>
+      <w:r>
+        <w:rPr>
+          <w:b/>
+          <w:bCs/>
+          <w:lang w:val="en-US"/>
+        </w:rPr>
+        <w:t>多党轮流坐庄模式</w:t>
+      </w:r>
+      <w:r>
+        <w:rPr>
+          <w:rFonts w:hint="eastAsia"/>
+          <w:b/>
+          <w:bCs/>
+          <w:lang w:val="en-US"/>
+        </w:rPr>
+        <w:t>：</w:t>
+      </w:r>
+      <w:r>
+        <w:rPr>
+          <w:rFonts w:hint="eastAsia"/>
+          <w:lang w:val="en-US"/>
+        </w:rPr>
+        <w:t>泰国、印度尼西亚、马来西亚、菲律宾</w:t>
+      </w:r>
+      <w:r>
+        <w:rPr>
+          <w:rFonts w:hint="eastAsia"/>
+          <w:lang w:val="en-US"/>
+        </w:rPr>
+        <w:t>；</w:t>
+      </w:r>
+    </w:p>
+    <w:p>
+      <w:pPr>
+        <w:pStyle w:val="aa"/>
+        <w:numPr>
+          <w:ilvl w:val="0"/>
+          <w:numId w:val="28"/>
+        </w:numPr>
+        <w:spacing w:beforeLines="0" w:before="0" w:afterLines="0" w:after="0"/>
+        <w:ind w:left="442" w:hanging="442"/>
+        <w:rPr>
+          <w:lang w:val="en-US"/>
+        </w:rPr>
+      </w:pPr>
+      <w:r>
+        <w:rPr>
+          <w:b/>
+          <w:bCs/>
+          <w:lang w:val="en-US"/>
+        </w:rPr>
+        <w:t>政党作用较弱模式</w:t>
+      </w:r>
+      <w:r>
+        <w:rPr>
+          <w:rFonts w:hint="eastAsia"/>
+          <w:b/>
+          <w:bCs/>
+          <w:lang w:val="en-US"/>
+        </w:rPr>
+        <w:t>：</w:t>
+      </w:r>
+      <w:r>
+        <w:rPr>
+          <w:rFonts w:hint="eastAsia"/>
+          <w:lang w:val="en-US"/>
+        </w:rPr>
+        <w:t>缅甸、文莱</w:t>
       </w:r>
       <w:r>
         <w:rPr>
@@ -39875,9 +42712,9 @@
     </w:lvl>
   </w:abstractNum>
   <w:abstractNum w:abstractNumId="13" w15:restartNumberingAfterBreak="0">
-    <w:nsid w:val="43265808"/>
+    <w:nsid w:val="41FB07B4"/>
     <w:multiLevelType w:val="hybridMultilevel"/>
-    <w:tmpl w:val="E200B45A"/>
+    <w:tmpl w:val="83FAA97E"/>
     <w:lvl w:ilvl="0" w:tplc="04090001">
       <w:start w:val="1"/>
       <w:numFmt w:val="bullet"/>
@@ -39988,9 +42825,9 @@
     </w:lvl>
   </w:abstractNum>
   <w:abstractNum w:abstractNumId="14" w15:restartNumberingAfterBreak="0">
-    <w:nsid w:val="4AE43F26"/>
+    <w:nsid w:val="43265808"/>
     <w:multiLevelType w:val="hybridMultilevel"/>
-    <w:tmpl w:val="9CA88142"/>
+    <w:tmpl w:val="E200B45A"/>
     <w:lvl w:ilvl="0" w:tplc="04090001">
       <w:start w:val="1"/>
       <w:numFmt w:val="bullet"/>
@@ -40101,95 +42938,9 @@
     </w:lvl>
   </w:abstractNum>
   <w:abstractNum w:abstractNumId="15" w15:restartNumberingAfterBreak="0">
-    <w:nsid w:val="53633B6B"/>
+    <w:nsid w:val="4AE43F26"/>
     <w:multiLevelType w:val="hybridMultilevel"/>
-    <w:tmpl w:val="4E0209D4"/>
-    <w:lvl w:ilvl="0" w:tplc="0409000F">
-      <w:start w:val="1"/>
-      <w:numFmt w:val="decimal"/>
-      <w:lvlText w:val="%1."/>
-      <w:lvlJc w:val="left"/>
-      <w:pPr>
-        <w:ind w:left="440" w:hanging="440"/>
-      </w:pPr>
-    </w:lvl>
-    <w:lvl w:ilvl="1" w:tplc="04090019" w:tentative="1">
-      <w:start w:val="1"/>
-      <w:numFmt w:val="lowerLetter"/>
-      <w:lvlText w:val="%2)"/>
-      <w:lvlJc w:val="left"/>
-      <w:pPr>
-        <w:ind w:left="880" w:hanging="440"/>
-      </w:pPr>
-    </w:lvl>
-    <w:lvl w:ilvl="2" w:tplc="0409001B" w:tentative="1">
-      <w:start w:val="1"/>
-      <w:numFmt w:val="lowerRoman"/>
-      <w:lvlText w:val="%3."/>
-      <w:lvlJc w:val="right"/>
-      <w:pPr>
-        <w:ind w:left="1320" w:hanging="440"/>
-      </w:pPr>
-    </w:lvl>
-    <w:lvl w:ilvl="3" w:tplc="0409000F" w:tentative="1">
-      <w:start w:val="1"/>
-      <w:numFmt w:val="decimal"/>
-      <w:lvlText w:val="%4."/>
-      <w:lvlJc w:val="left"/>
-      <w:pPr>
-        <w:ind w:left="1760" w:hanging="440"/>
-      </w:pPr>
-    </w:lvl>
-    <w:lvl w:ilvl="4" w:tplc="04090019" w:tentative="1">
-      <w:start w:val="1"/>
-      <w:numFmt w:val="lowerLetter"/>
-      <w:lvlText w:val="%5)"/>
-      <w:lvlJc w:val="left"/>
-      <w:pPr>
-        <w:ind w:left="2200" w:hanging="440"/>
-      </w:pPr>
-    </w:lvl>
-    <w:lvl w:ilvl="5" w:tplc="0409001B" w:tentative="1">
-      <w:start w:val="1"/>
-      <w:numFmt w:val="lowerRoman"/>
-      <w:lvlText w:val="%6."/>
-      <w:lvlJc w:val="right"/>
-      <w:pPr>
-        <w:ind w:left="2640" w:hanging="440"/>
-      </w:pPr>
-    </w:lvl>
-    <w:lvl w:ilvl="6" w:tplc="0409000F" w:tentative="1">
-      <w:start w:val="1"/>
-      <w:numFmt w:val="decimal"/>
-      <w:lvlText w:val="%7."/>
-      <w:lvlJc w:val="left"/>
-      <w:pPr>
-        <w:ind w:left="3080" w:hanging="440"/>
-      </w:pPr>
-    </w:lvl>
-    <w:lvl w:ilvl="7" w:tplc="04090019" w:tentative="1">
-      <w:start w:val="1"/>
-      <w:numFmt w:val="lowerLetter"/>
-      <w:lvlText w:val="%8)"/>
-      <w:lvlJc w:val="left"/>
-      <w:pPr>
-        <w:ind w:left="3520" w:hanging="440"/>
-      </w:pPr>
-    </w:lvl>
-    <w:lvl w:ilvl="8" w:tplc="0409001B" w:tentative="1">
-      <w:start w:val="1"/>
-      <w:numFmt w:val="lowerRoman"/>
-      <w:lvlText w:val="%9."/>
-      <w:lvlJc w:val="right"/>
-      <w:pPr>
-        <w:ind w:left="3960" w:hanging="440"/>
-      </w:pPr>
-    </w:lvl>
-  </w:abstractNum>
-  <w:abstractNum w:abstractNumId="16" w15:restartNumberingAfterBreak="0">
-    <w:nsid w:val="5D931521"/>
-    <w:multiLevelType w:val="hybridMultilevel"/>
-    <w:tmpl w:val="6E307F04"/>
+    <w:tmpl w:val="9CA88142"/>
     <w:lvl w:ilvl="0" w:tplc="04090001">
       <w:start w:val="1"/>
       <w:numFmt w:val="bullet"/>
@@ -40299,7 +43050,206 @@
       </w:rPr>
     </w:lvl>
   </w:abstractNum>
+  <w:abstractNum w:abstractNumId="16" w15:restartNumberingAfterBreak="0">
+    <w:nsid w:val="53633B6B"/>
+    <w:multiLevelType w:val="hybridMultilevel"/>
+    <w:tmpl w:val="4E0209D4"/>
+    <w:lvl w:ilvl="0" w:tplc="0409000F">
+      <w:start w:val="1"/>
+      <w:numFmt w:val="decimal"/>
+      <w:lvlText w:val="%1."/>
+      <w:lvlJc w:val="left"/>
+      <w:pPr>
+        <w:ind w:left="440" w:hanging="440"/>
+      </w:pPr>
+    </w:lvl>
+    <w:lvl w:ilvl="1" w:tplc="04090019" w:tentative="1">
+      <w:start w:val="1"/>
+      <w:numFmt w:val="lowerLetter"/>
+      <w:lvlText w:val="%2)"/>
+      <w:lvlJc w:val="left"/>
+      <w:pPr>
+        <w:ind w:left="880" w:hanging="440"/>
+      </w:pPr>
+    </w:lvl>
+    <w:lvl w:ilvl="2" w:tplc="0409001B" w:tentative="1">
+      <w:start w:val="1"/>
+      <w:numFmt w:val="lowerRoman"/>
+      <w:lvlText w:val="%3."/>
+      <w:lvlJc w:val="right"/>
+      <w:pPr>
+        <w:ind w:left="1320" w:hanging="440"/>
+      </w:pPr>
+    </w:lvl>
+    <w:lvl w:ilvl="3" w:tplc="0409000F" w:tentative="1">
+      <w:start w:val="1"/>
+      <w:numFmt w:val="decimal"/>
+      <w:lvlText w:val="%4."/>
+      <w:lvlJc w:val="left"/>
+      <w:pPr>
+        <w:ind w:left="1760" w:hanging="440"/>
+      </w:pPr>
+    </w:lvl>
+    <w:lvl w:ilvl="4" w:tplc="04090019" w:tentative="1">
+      <w:start w:val="1"/>
+      <w:numFmt w:val="lowerLetter"/>
+      <w:lvlText w:val="%5)"/>
+      <w:lvlJc w:val="left"/>
+      <w:pPr>
+        <w:ind w:left="2200" w:hanging="440"/>
+      </w:pPr>
+    </w:lvl>
+    <w:lvl w:ilvl="5" w:tplc="0409001B" w:tentative="1">
+      <w:start w:val="1"/>
+      <w:numFmt w:val="lowerRoman"/>
+      <w:lvlText w:val="%6."/>
+      <w:lvlJc w:val="right"/>
+      <w:pPr>
+        <w:ind w:left="2640" w:hanging="440"/>
+      </w:pPr>
+    </w:lvl>
+    <w:lvl w:ilvl="6" w:tplc="0409000F" w:tentative="1">
+      <w:start w:val="1"/>
+      <w:numFmt w:val="decimal"/>
+      <w:lvlText w:val="%7."/>
+      <w:lvlJc w:val="left"/>
+      <w:pPr>
+        <w:ind w:left="3080" w:hanging="440"/>
+      </w:pPr>
+    </w:lvl>
+    <w:lvl w:ilvl="7" w:tplc="04090019" w:tentative="1">
+      <w:start w:val="1"/>
+      <w:numFmt w:val="lowerLetter"/>
+      <w:lvlText w:val="%8)"/>
+      <w:lvlJc w:val="left"/>
+      <w:pPr>
+        <w:ind w:left="3520" w:hanging="440"/>
+      </w:pPr>
+    </w:lvl>
+    <w:lvl w:ilvl="8" w:tplc="0409001B" w:tentative="1">
+      <w:start w:val="1"/>
+      <w:numFmt w:val="lowerRoman"/>
+      <w:lvlText w:val="%9."/>
+      <w:lvlJc w:val="right"/>
+      <w:pPr>
+        <w:ind w:left="3960" w:hanging="440"/>
+      </w:pPr>
+    </w:lvl>
+  </w:abstractNum>
   <w:abstractNum w:abstractNumId="17" w15:restartNumberingAfterBreak="0">
+    <w:nsid w:val="5D931521"/>
+    <w:multiLevelType w:val="hybridMultilevel"/>
+    <w:tmpl w:val="6E307F04"/>
+    <w:lvl w:ilvl="0" w:tplc="04090001">
+      <w:start w:val="1"/>
+      <w:numFmt w:val="bullet"/>
+      <w:lvlText w:val=""/>
+      <w:lvlJc w:val="left"/>
+      <w:pPr>
+        <w:ind w:left="440" w:hanging="440"/>
+      </w:pPr>
+      <w:rPr>
+        <w:rFonts w:ascii="Wingdings" w:hAnsi="Wingdings" w:hint="default"/>
+      </w:rPr>
+    </w:lvl>
+    <w:lvl w:ilvl="1" w:tplc="04090003" w:tentative="1">
+      <w:start w:val="1"/>
+      <w:numFmt w:val="bullet"/>
+      <w:lvlText w:val=""/>
+      <w:lvlJc w:val="left"/>
+      <w:pPr>
+        <w:ind w:left="880" w:hanging="440"/>
+      </w:pPr>
+      <w:rPr>
+        <w:rFonts w:ascii="Wingdings" w:hAnsi="Wingdings" w:hint="default"/>
+      </w:rPr>
+    </w:lvl>
+    <w:lvl w:ilvl="2" w:tplc="04090005" w:tentative="1">
+      <w:start w:val="1"/>
+      <w:numFmt w:val="bullet"/>
+      <w:lvlText w:val=""/>
+      <w:lvlJc w:val="left"/>
+      <w:pPr>
+        <w:ind w:left="1320" w:hanging="440"/>
+      </w:pPr>
+      <w:rPr>
+        <w:rFonts w:ascii="Wingdings" w:hAnsi="Wingdings" w:hint="default"/>
+      </w:rPr>
+    </w:lvl>
+    <w:lvl w:ilvl="3" w:tplc="04090001" w:tentative="1">
+      <w:start w:val="1"/>
+      <w:numFmt w:val="bullet"/>
+      <w:lvlText w:val=""/>
+      <w:lvlJc w:val="left"/>
+      <w:pPr>
+        <w:ind w:left="1760" w:hanging="440"/>
+      </w:pPr>
+      <w:rPr>
+        <w:rFonts w:ascii="Wingdings" w:hAnsi="Wingdings" w:hint="default"/>
+      </w:rPr>
+    </w:lvl>
+    <w:lvl w:ilvl="4" w:tplc="04090003" w:tentative="1">
+      <w:start w:val="1"/>
+      <w:numFmt w:val="bullet"/>
+      <w:lvlText w:val=""/>
+      <w:lvlJc w:val="left"/>
+      <w:pPr>
+        <w:ind w:left="2200" w:hanging="440"/>
+      </w:pPr>
+      <w:rPr>
+        <w:rFonts w:ascii="Wingdings" w:hAnsi="Wingdings" w:hint="default"/>
+      </w:rPr>
+    </w:lvl>
+    <w:lvl w:ilvl="5" w:tplc="04090005" w:tentative="1">
+      <w:start w:val="1"/>
+      <w:numFmt w:val="bullet"/>
+      <w:lvlText w:val=""/>
+      <w:lvlJc w:val="left"/>
+      <w:pPr>
+        <w:ind w:left="2640" w:hanging="440"/>
+      </w:pPr>
+      <w:rPr>
+        <w:rFonts w:ascii="Wingdings" w:hAnsi="Wingdings" w:hint="default"/>
+      </w:rPr>
+    </w:lvl>
+    <w:lvl w:ilvl="6" w:tplc="04090001" w:tentative="1">
+      <w:start w:val="1"/>
+      <w:numFmt w:val="bullet"/>
+      <w:lvlText w:val=""/>
+      <w:lvlJc w:val="left"/>
+      <w:pPr>
+        <w:ind w:left="3080" w:hanging="440"/>
+      </w:pPr>
+      <w:rPr>
+        <w:rFonts w:ascii="Wingdings" w:hAnsi="Wingdings" w:hint="default"/>
+      </w:rPr>
+    </w:lvl>
+    <w:lvl w:ilvl="7" w:tplc="04090003" w:tentative="1">
+      <w:start w:val="1"/>
+      <w:numFmt w:val="bullet"/>
+      <w:lvlText w:val=""/>
+      <w:lvlJc w:val="left"/>
+      <w:pPr>
+        <w:ind w:left="3520" w:hanging="440"/>
+      </w:pPr>
+      <w:rPr>
+        <w:rFonts w:ascii="Wingdings" w:hAnsi="Wingdings" w:hint="default"/>
+      </w:rPr>
+    </w:lvl>
+    <w:lvl w:ilvl="8" w:tplc="04090005" w:tentative="1">
+      <w:start w:val="1"/>
+      <w:numFmt w:val="bullet"/>
+      <w:lvlText w:val=""/>
+      <w:lvlJc w:val="left"/>
+      <w:pPr>
+        <w:ind w:left="3960" w:hanging="440"/>
+      </w:pPr>
+      <w:rPr>
+        <w:rFonts w:ascii="Wingdings" w:hAnsi="Wingdings" w:hint="default"/>
+      </w:rPr>
+    </w:lvl>
+  </w:abstractNum>
+  <w:abstractNum w:abstractNumId="18" w15:restartNumberingAfterBreak="0">
     <w:nsid w:val="5EDB5242"/>
     <w:multiLevelType w:val="hybridMultilevel"/>
     <w:tmpl w:val="F43E7420"/>
@@ -40388,7 +43338,7 @@
       </w:pPr>
     </w:lvl>
   </w:abstractNum>
-  <w:abstractNum w:abstractNumId="18" w15:restartNumberingAfterBreak="0">
+  <w:abstractNum w:abstractNumId="19" w15:restartNumberingAfterBreak="0">
     <w:nsid w:val="62F77943"/>
     <w:multiLevelType w:val="hybridMultilevel"/>
     <w:tmpl w:val="832A6C5A"/>
@@ -40501,7 +43451,7 @@
       </w:rPr>
     </w:lvl>
   </w:abstractNum>
-  <w:abstractNum w:abstractNumId="19" w15:restartNumberingAfterBreak="0">
+  <w:abstractNum w:abstractNumId="20" w15:restartNumberingAfterBreak="0">
     <w:nsid w:val="63F04572"/>
     <w:multiLevelType w:val="hybridMultilevel"/>
     <w:tmpl w:val="FE849164"/>
@@ -40590,7 +43540,7 @@
       </w:pPr>
     </w:lvl>
   </w:abstractNum>
-  <w:abstractNum w:abstractNumId="20" w15:restartNumberingAfterBreak="0">
+  <w:abstractNum w:abstractNumId="21" w15:restartNumberingAfterBreak="0">
     <w:nsid w:val="670F042E"/>
     <w:multiLevelType w:val="hybridMultilevel"/>
     <w:tmpl w:val="317AA1FA"/>
@@ -40703,7 +43653,7 @@
       </w:rPr>
     </w:lvl>
   </w:abstractNum>
-  <w:abstractNum w:abstractNumId="21" w15:restartNumberingAfterBreak="0">
+  <w:abstractNum w:abstractNumId="22" w15:restartNumberingAfterBreak="0">
     <w:nsid w:val="6CA54916"/>
     <w:multiLevelType w:val="hybridMultilevel"/>
     <w:tmpl w:val="11B83AE2"/>
@@ -40816,7 +43766,7 @@
       </w:rPr>
     </w:lvl>
   </w:abstractNum>
-  <w:abstractNum w:abstractNumId="22" w15:restartNumberingAfterBreak="0">
+  <w:abstractNum w:abstractNumId="23" w15:restartNumberingAfterBreak="0">
     <w:nsid w:val="6E341EF4"/>
     <w:multiLevelType w:val="hybridMultilevel"/>
     <w:tmpl w:val="432C477A"/>
@@ -40929,7 +43879,7 @@
       </w:rPr>
     </w:lvl>
   </w:abstractNum>
-  <w:abstractNum w:abstractNumId="23" w15:restartNumberingAfterBreak="0">
+  <w:abstractNum w:abstractNumId="24" w15:restartNumberingAfterBreak="0">
     <w:nsid w:val="71B56FC7"/>
     <w:multiLevelType w:val="hybridMultilevel"/>
     <w:tmpl w:val="DC72B44A"/>
@@ -41018,7 +43968,7 @@
       </w:pPr>
     </w:lvl>
   </w:abstractNum>
-  <w:abstractNum w:abstractNumId="24" w15:restartNumberingAfterBreak="0">
+  <w:abstractNum w:abstractNumId="25" w15:restartNumberingAfterBreak="0">
     <w:nsid w:val="7DE46ED2"/>
     <w:multiLevelType w:val="hybridMultilevel"/>
     <w:tmpl w:val="85FA63C0"/>
@@ -41131,7 +44081,7 @@
       </w:rPr>
     </w:lvl>
   </w:abstractNum>
-  <w:abstractNum w:abstractNumId="25" w15:restartNumberingAfterBreak="0">
+  <w:abstractNum w:abstractNumId="26" w15:restartNumberingAfterBreak="0">
     <w:nsid w:val="7EBA02E0"/>
     <w:multiLevelType w:val="hybridMultilevel"/>
     <w:tmpl w:val="076CFED4"/>
@@ -41244,7 +44194,7 @@
       </w:rPr>
     </w:lvl>
   </w:abstractNum>
-  <w:abstractNum w:abstractNumId="26" w15:restartNumberingAfterBreak="0">
+  <w:abstractNum w:abstractNumId="27" w15:restartNumberingAfterBreak="0">
     <w:nsid w:val="7EDB7CEF"/>
     <w:multiLevelType w:val="hybridMultilevel"/>
     <w:tmpl w:val="773842F4"/>
@@ -41361,7 +44311,7 @@
     <w:abstractNumId w:val="6"/>
   </w:num>
   <w:num w:numId="2" w16cid:durableId="12269881">
-    <w:abstractNumId w:val="26"/>
+    <w:abstractNumId w:val="27"/>
   </w:num>
   <w:num w:numId="3" w16cid:durableId="1983002091">
     <w:abstractNumId w:val="12"/>
@@ -41370,10 +44320,10 @@
     <w:abstractNumId w:val="1"/>
   </w:num>
   <w:num w:numId="5" w16cid:durableId="1116632798">
-    <w:abstractNumId w:val="22"/>
+    <w:abstractNumId w:val="23"/>
   </w:num>
   <w:num w:numId="6" w16cid:durableId="1752196932">
-    <w:abstractNumId w:val="18"/>
+    <w:abstractNumId w:val="19"/>
   </w:num>
   <w:num w:numId="7" w16cid:durableId="1352300313">
     <w:abstractNumId w:val="11"/>
@@ -41382,19 +44332,19 @@
     <w:abstractNumId w:val="9"/>
   </w:num>
   <w:num w:numId="9" w16cid:durableId="164905320">
-    <w:abstractNumId w:val="24"/>
+    <w:abstractNumId w:val="25"/>
   </w:num>
   <w:num w:numId="10" w16cid:durableId="1432777141">
-    <w:abstractNumId w:val="25"/>
+    <w:abstractNumId w:val="26"/>
   </w:num>
   <w:num w:numId="11" w16cid:durableId="1472748748">
-    <w:abstractNumId w:val="14"/>
+    <w:abstractNumId w:val="15"/>
   </w:num>
   <w:num w:numId="12" w16cid:durableId="873427097">
-    <w:abstractNumId w:val="20"/>
+    <w:abstractNumId w:val="21"/>
   </w:num>
   <w:num w:numId="13" w16cid:durableId="86080031">
-    <w:abstractNumId w:val="13"/>
+    <w:abstractNumId w:val="14"/>
   </w:num>
   <w:num w:numId="14" w16cid:durableId="1811434337">
     <w:abstractNumId w:val="3"/>
@@ -41406,10 +44356,10 @@
     <w:abstractNumId w:val="5"/>
   </w:num>
   <w:num w:numId="17" w16cid:durableId="1509370371">
-    <w:abstractNumId w:val="21"/>
+    <w:abstractNumId w:val="22"/>
   </w:num>
   <w:num w:numId="18" w16cid:durableId="840969270">
-    <w:abstractNumId w:val="16"/>
+    <w:abstractNumId w:val="17"/>
   </w:num>
   <w:num w:numId="19" w16cid:durableId="1362047630">
     <w:abstractNumId w:val="4"/>
@@ -41418,10 +44368,10 @@
     <w:abstractNumId w:val="7"/>
   </w:num>
   <w:num w:numId="21" w16cid:durableId="1573809388">
-    <w:abstractNumId w:val="17"/>
+    <w:abstractNumId w:val="18"/>
   </w:num>
   <w:num w:numId="22" w16cid:durableId="1907571521">
-    <w:abstractNumId w:val="23"/>
+    <w:abstractNumId w:val="24"/>
   </w:num>
   <w:num w:numId="23" w16cid:durableId="1151827556">
     <w:abstractNumId w:val="0"/>
@@ -41433,10 +44383,13 @@
     <w:abstractNumId w:val="2"/>
   </w:num>
   <w:num w:numId="26" w16cid:durableId="776950741">
-    <w:abstractNumId w:val="15"/>
+    <w:abstractNumId w:val="16"/>
   </w:num>
   <w:num w:numId="27" w16cid:durableId="1544175099">
-    <w:abstractNumId w:val="19"/>
+    <w:abstractNumId w:val="20"/>
+  </w:num>
+  <w:num w:numId="28" w16cid:durableId="1996908592">
+    <w:abstractNumId w:val="13"/>
   </w:num>
 </w:numbering>
 </file>

--- a/course/major/比较政党制度.docx
+++ b/course/major/比较政党制度.docx
@@ -196,15 +196,28 @@
         </w:rPr>
         <w:t>袁良丞（</w:t>
       </w:r>
-      <w:hyperlink r:id="rId10" w:history="1">
-        <w:r>
-          <w:rPr>
-            <w:rStyle w:val="a3"/>
-            <w:rFonts w:ascii="Times New Roman" w:eastAsia="宋体" w:hAnsi="Times New Roman" w:hint="eastAsia"/>
-          </w:rPr>
-          <w:t>223110170031@m.fudan.edu.cn</w:t>
-        </w:r>
-      </w:hyperlink>
+      <w:r>
+        <w:fldChar w:fldCharType="begin"/>
+      </w:r>
+      <w:r>
+        <w:instrText>HYPERLINK "mailto:223110170031@m.fudan.edu.cn"</w:instrText>
+      </w:r>
+      <w:r>
+        <w:rPr>
+          <w:rFonts w:hint="eastAsia"/>
+        </w:rPr>
+        <w:fldChar w:fldCharType="separate"/>
+      </w:r>
+      <w:r>
+        <w:rPr>
+          <w:rStyle w:val="a3"/>
+          <w:rFonts w:ascii="Times New Roman" w:eastAsia="宋体" w:hAnsi="Times New Roman" w:hint="eastAsia"/>
+        </w:rPr>
+        <w:t>223110170031@m.fudan.edu.cn</w:t>
+      </w:r>
+      <w:r>
+        <w:fldChar w:fldCharType="end"/>
+      </w:r>
       <w:r>
         <w:rPr>
           <w:rFonts w:ascii="宋体" w:eastAsia="宋体" w:hAnsi="宋体" w:hint="eastAsia"/>
@@ -295,7 +308,7 @@
             </w:rPr>
             <w:fldChar w:fldCharType="separate"/>
           </w:r>
-          <w:hyperlink w:anchor="_Toc230863795" w:history="1">
+          <w:hyperlink w:anchor="_Toc231468563" w:history="1">
             <w:r>
               <w:rPr>
                 <w:rStyle w:val="a3"/>
@@ -334,7 +347,7 @@
                 <w:noProof/>
                 <w:webHidden/>
               </w:rPr>
-              <w:instrText>PAGEREF _Toc230863795 \h</w:instrText>
+              <w:instrText>PAGEREF _Toc231468563 \h</w:instrText>
             </w:r>
             <w:r>
               <w:rPr>
@@ -392,7 +405,7 @@
               <w14:ligatures w14:val="standardContextual"/>
             </w:rPr>
           </w:pPr>
-          <w:hyperlink w:anchor="_Toc230863796" w:history="1">
+          <w:hyperlink w:anchor="_Toc231468564" w:history="1">
             <w:r>
               <w:rPr>
                 <w:rStyle w:val="a3"/>
@@ -431,7 +444,7 @@
                 <w:noProof/>
                 <w:webHidden/>
               </w:rPr>
-              <w:instrText>PAGEREF _Toc230863796 \h</w:instrText>
+              <w:instrText>PAGEREF _Toc231468564 \h</w:instrText>
             </w:r>
             <w:r>
               <w:rPr>
@@ -489,7 +502,7 @@
               <w14:ligatures w14:val="standardContextual"/>
             </w:rPr>
           </w:pPr>
-          <w:hyperlink w:anchor="_Toc230863797" w:history="1">
+          <w:hyperlink w:anchor="_Toc231468565" w:history="1">
             <w:r>
               <w:rPr>
                 <w:rStyle w:val="a3"/>
@@ -528,7 +541,7 @@
                 <w:noProof/>
                 <w:webHidden/>
               </w:rPr>
-              <w:instrText>PAGEREF _Toc230863797 \h</w:instrText>
+              <w:instrText>PAGEREF _Toc231468565 \h</w:instrText>
             </w:r>
             <w:r>
               <w:rPr>
@@ -586,7 +599,7 @@
               <w14:ligatures w14:val="standardContextual"/>
             </w:rPr>
           </w:pPr>
-          <w:hyperlink w:anchor="_Toc230863798" w:history="1">
+          <w:hyperlink w:anchor="_Toc231468566" w:history="1">
             <w:r>
               <w:rPr>
                 <w:rStyle w:val="a3"/>
@@ -625,7 +638,7 @@
                 <w:noProof/>
                 <w:webHidden/>
               </w:rPr>
-              <w:instrText>PAGEREF _Toc230863798 \h</w:instrText>
+              <w:instrText>PAGEREF _Toc231468566 \h</w:instrText>
             </w:r>
             <w:r>
               <w:rPr>
@@ -683,7 +696,7 @@
               <w14:ligatures w14:val="standardContextual"/>
             </w:rPr>
           </w:pPr>
-          <w:hyperlink w:anchor="_Toc230863799" w:history="1">
+          <w:hyperlink w:anchor="_Toc231468567" w:history="1">
             <w:r>
               <w:rPr>
                 <w:rStyle w:val="a3"/>
@@ -722,7 +735,7 @@
                 <w:noProof/>
                 <w:webHidden/>
               </w:rPr>
-              <w:instrText>PAGEREF _Toc230863799 \h</w:instrText>
+              <w:instrText>PAGEREF _Toc231468567 \h</w:instrText>
             </w:r>
             <w:r>
               <w:rPr>
@@ -780,7 +793,7 @@
               <w14:ligatures w14:val="standardContextual"/>
             </w:rPr>
           </w:pPr>
-          <w:hyperlink w:anchor="_Toc230863800" w:history="1">
+          <w:hyperlink w:anchor="_Toc231468568" w:history="1">
             <w:r>
               <w:rPr>
                 <w:rStyle w:val="a3"/>
@@ -819,7 +832,7 @@
                 <w:noProof/>
                 <w:webHidden/>
               </w:rPr>
-              <w:instrText>PAGEREF _Toc230863800 \h</w:instrText>
+              <w:instrText>PAGEREF _Toc231468568 \h</w:instrText>
             </w:r>
             <w:r>
               <w:rPr>
@@ -877,7 +890,7 @@
               <w14:ligatures w14:val="standardContextual"/>
             </w:rPr>
           </w:pPr>
-          <w:hyperlink w:anchor="_Toc230863801" w:history="1">
+          <w:hyperlink w:anchor="_Toc231468569" w:history="1">
             <w:r>
               <w:rPr>
                 <w:rStyle w:val="a3"/>
@@ -916,7 +929,7 @@
                 <w:noProof/>
                 <w:webHidden/>
               </w:rPr>
-              <w:instrText>PAGEREF _Toc230863801 \h</w:instrText>
+              <w:instrText>PAGEREF _Toc231468569 \h</w:instrText>
             </w:r>
             <w:r>
               <w:rPr>
@@ -974,7 +987,7 @@
               <w14:ligatures w14:val="standardContextual"/>
             </w:rPr>
           </w:pPr>
-          <w:hyperlink w:anchor="_Toc230863802" w:history="1">
+          <w:hyperlink w:anchor="_Toc231468570" w:history="1">
             <w:r>
               <w:rPr>
                 <w:rStyle w:val="a3"/>
@@ -1013,7 +1026,7 @@
                 <w:noProof/>
                 <w:webHidden/>
               </w:rPr>
-              <w:instrText>PAGEREF _Toc230863802 \h</w:instrText>
+              <w:instrText>PAGEREF _Toc231468570 \h</w:instrText>
             </w:r>
             <w:r>
               <w:rPr>
@@ -1071,7 +1084,7 @@
               <w14:ligatures w14:val="standardContextual"/>
             </w:rPr>
           </w:pPr>
-          <w:hyperlink w:anchor="_Toc230863803" w:history="1">
+          <w:hyperlink w:anchor="_Toc231468571" w:history="1">
             <w:r>
               <w:rPr>
                 <w:rStyle w:val="a3"/>
@@ -1110,7 +1123,7 @@
                 <w:noProof/>
                 <w:webHidden/>
               </w:rPr>
-              <w:instrText>PAGEREF _Toc230863803 \h</w:instrText>
+              <w:instrText>PAGEREF _Toc231468571 \h</w:instrText>
             </w:r>
             <w:r>
               <w:rPr>
@@ -1168,7 +1181,7 @@
               <w14:ligatures w14:val="standardContextual"/>
             </w:rPr>
           </w:pPr>
-          <w:hyperlink w:anchor="_Toc230863804" w:history="1">
+          <w:hyperlink w:anchor="_Toc231468572" w:history="1">
             <w:r>
               <w:rPr>
                 <w:rStyle w:val="a3"/>
@@ -1207,7 +1220,7 @@
                 <w:noProof/>
                 <w:webHidden/>
               </w:rPr>
-              <w:instrText>PAGEREF _Toc230863804 \h</w:instrText>
+              <w:instrText>PAGEREF _Toc231468572 \h</w:instrText>
             </w:r>
             <w:r>
               <w:rPr>
@@ -1265,7 +1278,7 @@
               <w14:ligatures w14:val="standardContextual"/>
             </w:rPr>
           </w:pPr>
-          <w:hyperlink w:anchor="_Toc230863805" w:history="1">
+          <w:hyperlink w:anchor="_Toc231468573" w:history="1">
             <w:r>
               <w:rPr>
                 <w:rStyle w:val="a3"/>
@@ -1304,7 +1317,7 @@
                 <w:noProof/>
                 <w:webHidden/>
               </w:rPr>
-              <w:instrText>PAGEREF _Toc230863805 \h</w:instrText>
+              <w:instrText>PAGEREF _Toc231468573 \h</w:instrText>
             </w:r>
             <w:r>
               <w:rPr>
@@ -1362,7 +1375,7 @@
               <w14:ligatures w14:val="standardContextual"/>
             </w:rPr>
           </w:pPr>
-          <w:hyperlink w:anchor="_Toc230863806" w:history="1">
+          <w:hyperlink w:anchor="_Toc231468574" w:history="1">
             <w:r>
               <w:rPr>
                 <w:rStyle w:val="a3"/>
@@ -1401,7 +1414,7 @@
                 <w:noProof/>
                 <w:webHidden/>
               </w:rPr>
-              <w:instrText>PAGEREF _Toc230863806 \h</w:instrText>
+              <w:instrText>PAGEREF _Toc231468574 \h</w:instrText>
             </w:r>
             <w:r>
               <w:rPr>
@@ -1459,7 +1472,7 @@
               <w14:ligatures w14:val="standardContextual"/>
             </w:rPr>
           </w:pPr>
-          <w:hyperlink w:anchor="_Toc230863807" w:history="1">
+          <w:hyperlink w:anchor="_Toc231468575" w:history="1">
             <w:r>
               <w:rPr>
                 <w:rStyle w:val="a3"/>
@@ -1498,7 +1511,7 @@
                 <w:noProof/>
                 <w:webHidden/>
               </w:rPr>
-              <w:instrText>PAGEREF _Toc230863807 \h</w:instrText>
+              <w:instrText>PAGEREF _Toc231468575 \h</w:instrText>
             </w:r>
             <w:r>
               <w:rPr>
@@ -1556,7 +1569,7 @@
               <w14:ligatures w14:val="standardContextual"/>
             </w:rPr>
           </w:pPr>
-          <w:hyperlink w:anchor="_Toc230863808" w:history="1">
+          <w:hyperlink w:anchor="_Toc231468576" w:history="1">
             <w:r>
               <w:rPr>
                 <w:rStyle w:val="a3"/>
@@ -1595,7 +1608,7 @@
                 <w:noProof/>
                 <w:webHidden/>
               </w:rPr>
-              <w:instrText>PAGEREF _Toc230863808 \h</w:instrText>
+              <w:instrText>PAGEREF _Toc231468576 \h</w:instrText>
             </w:r>
             <w:r>
               <w:rPr>
@@ -1653,7 +1666,7 @@
               <w14:ligatures w14:val="standardContextual"/>
             </w:rPr>
           </w:pPr>
-          <w:hyperlink w:anchor="_Toc230863809" w:history="1">
+          <w:hyperlink w:anchor="_Toc231468577" w:history="1">
             <w:r>
               <w:rPr>
                 <w:rStyle w:val="a3"/>
@@ -1692,7 +1705,7 @@
                 <w:noProof/>
                 <w:webHidden/>
               </w:rPr>
-              <w:instrText>PAGEREF _Toc230863809 \h</w:instrText>
+              <w:instrText>PAGEREF _Toc231468577 \h</w:instrText>
             </w:r>
             <w:r>
               <w:rPr>
@@ -1750,7 +1763,7 @@
               <w14:ligatures w14:val="standardContextual"/>
             </w:rPr>
           </w:pPr>
-          <w:hyperlink w:anchor="_Toc230863810" w:history="1">
+          <w:hyperlink w:anchor="_Toc231468578" w:history="1">
             <w:r>
               <w:rPr>
                 <w:rStyle w:val="a3"/>
@@ -1789,7 +1802,7 @@
                 <w:noProof/>
                 <w:webHidden/>
               </w:rPr>
-              <w:instrText>PAGEREF _Toc230863810 \h</w:instrText>
+              <w:instrText>PAGEREF _Toc231468578 \h</w:instrText>
             </w:r>
             <w:r>
               <w:rPr>
@@ -1847,7 +1860,7 @@
               <w14:ligatures w14:val="standardContextual"/>
             </w:rPr>
           </w:pPr>
-          <w:hyperlink w:anchor="_Toc230863811" w:history="1">
+          <w:hyperlink w:anchor="_Toc231468579" w:history="1">
             <w:r>
               <w:rPr>
                 <w:rStyle w:val="a3"/>
@@ -1886,7 +1899,7 @@
                 <w:noProof/>
                 <w:webHidden/>
               </w:rPr>
-              <w:instrText>PAGEREF _Toc230863811 \h</w:instrText>
+              <w:instrText>PAGEREF _Toc231468579 \h</w:instrText>
             </w:r>
             <w:r>
               <w:rPr>
@@ -1944,7 +1957,7 @@
               <w14:ligatures w14:val="standardContextual"/>
             </w:rPr>
           </w:pPr>
-          <w:hyperlink w:anchor="_Toc230863812" w:history="1">
+          <w:hyperlink w:anchor="_Toc231468580" w:history="1">
             <w:r>
               <w:rPr>
                 <w:rStyle w:val="a3"/>
@@ -1983,7 +1996,7 @@
                 <w:noProof/>
                 <w:webHidden/>
               </w:rPr>
-              <w:instrText>PAGEREF _Toc230863812 \h</w:instrText>
+              <w:instrText>PAGEREF _Toc231468580 \h</w:instrText>
             </w:r>
             <w:r>
               <w:rPr>
@@ -2041,7 +2054,7 @@
               <w14:ligatures w14:val="standardContextual"/>
             </w:rPr>
           </w:pPr>
-          <w:hyperlink w:anchor="_Toc230863813" w:history="1">
+          <w:hyperlink w:anchor="_Toc231468581" w:history="1">
             <w:r>
               <w:rPr>
                 <w:rStyle w:val="a3"/>
@@ -2080,7 +2093,7 @@
                 <w:noProof/>
                 <w:webHidden/>
               </w:rPr>
-              <w:instrText>PAGEREF _Toc230863813 \h</w:instrText>
+              <w:instrText>PAGEREF _Toc231468581 \h</w:instrText>
             </w:r>
             <w:r>
               <w:rPr>
@@ -2138,7 +2151,7 @@
               <w14:ligatures w14:val="standardContextual"/>
             </w:rPr>
           </w:pPr>
-          <w:hyperlink w:anchor="_Toc230863814" w:history="1">
+          <w:hyperlink w:anchor="_Toc231468582" w:history="1">
             <w:r>
               <w:rPr>
                 <w:rStyle w:val="a3"/>
@@ -2177,7 +2190,7 @@
                 <w:noProof/>
                 <w:webHidden/>
               </w:rPr>
-              <w:instrText>PAGEREF _Toc230863814 \h</w:instrText>
+              <w:instrText>PAGEREF _Toc231468582 \h</w:instrText>
             </w:r>
             <w:r>
               <w:rPr>
@@ -2235,7 +2248,7 @@
               <w14:ligatures w14:val="standardContextual"/>
             </w:rPr>
           </w:pPr>
-          <w:hyperlink w:anchor="_Toc230863815" w:history="1">
+          <w:hyperlink w:anchor="_Toc231468583" w:history="1">
             <w:r>
               <w:rPr>
                 <w:rStyle w:val="a3"/>
@@ -2274,7 +2287,7 @@
                 <w:noProof/>
                 <w:webHidden/>
               </w:rPr>
-              <w:instrText>PAGEREF _Toc230863815 \h</w:instrText>
+              <w:instrText>PAGEREF _Toc231468583 \h</w:instrText>
             </w:r>
             <w:r>
               <w:rPr>
@@ -2332,7 +2345,7 @@
               <w14:ligatures w14:val="standardContextual"/>
             </w:rPr>
           </w:pPr>
-          <w:hyperlink w:anchor="_Toc230863816" w:history="1">
+          <w:hyperlink w:anchor="_Toc231468584" w:history="1">
             <w:r>
               <w:rPr>
                 <w:rStyle w:val="a3"/>
@@ -2371,7 +2384,7 @@
                 <w:noProof/>
                 <w:webHidden/>
               </w:rPr>
-              <w:instrText>PAGEREF _Toc230863816 \h</w:instrText>
+              <w:instrText>PAGEREF _Toc231468584 \h</w:instrText>
             </w:r>
             <w:r>
               <w:rPr>
@@ -2429,7 +2442,7 @@
               <w14:ligatures w14:val="standardContextual"/>
             </w:rPr>
           </w:pPr>
-          <w:hyperlink w:anchor="_Toc230863817" w:history="1">
+          <w:hyperlink w:anchor="_Toc231468585" w:history="1">
             <w:r>
               <w:rPr>
                 <w:rStyle w:val="a3"/>
@@ -2468,7 +2481,7 @@
                 <w:noProof/>
                 <w:webHidden/>
               </w:rPr>
-              <w:instrText>PAGEREF _Toc230863817 \h</w:instrText>
+              <w:instrText>PAGEREF _Toc231468585 \h</w:instrText>
             </w:r>
             <w:r>
               <w:rPr>
@@ -2526,7 +2539,7 @@
               <w14:ligatures w14:val="standardContextual"/>
             </w:rPr>
           </w:pPr>
-          <w:hyperlink w:anchor="_Toc230863818" w:history="1">
+          <w:hyperlink w:anchor="_Toc231468586" w:history="1">
             <w:r>
               <w:rPr>
                 <w:rStyle w:val="a3"/>
@@ -2565,7 +2578,7 @@
                 <w:noProof/>
                 <w:webHidden/>
               </w:rPr>
-              <w:instrText>PAGEREF _Toc230863818 \h</w:instrText>
+              <w:instrText>PAGEREF _Toc231468586 \h</w:instrText>
             </w:r>
             <w:r>
               <w:rPr>
@@ -2623,7 +2636,7 @@
               <w14:ligatures w14:val="standardContextual"/>
             </w:rPr>
           </w:pPr>
-          <w:hyperlink w:anchor="_Toc230863819" w:history="1">
+          <w:hyperlink w:anchor="_Toc231468587" w:history="1">
             <w:r>
               <w:rPr>
                 <w:rStyle w:val="a3"/>
@@ -2662,7 +2675,7 @@
                 <w:noProof/>
                 <w:webHidden/>
               </w:rPr>
-              <w:instrText>PAGEREF _Toc230863819 \h</w:instrText>
+              <w:instrText>PAGEREF _Toc231468587 \h</w:instrText>
             </w:r>
             <w:r>
               <w:rPr>
@@ -2720,7 +2733,7 @@
               <w14:ligatures w14:val="standardContextual"/>
             </w:rPr>
           </w:pPr>
-          <w:hyperlink w:anchor="_Toc230863820" w:history="1">
+          <w:hyperlink w:anchor="_Toc231468588" w:history="1">
             <w:r>
               <w:rPr>
                 <w:rStyle w:val="a3"/>
@@ -2759,7 +2772,7 @@
                 <w:noProof/>
                 <w:webHidden/>
               </w:rPr>
-              <w:instrText>PAGEREF _Toc230863820 \h</w:instrText>
+              <w:instrText>PAGEREF _Toc231468588 \h</w:instrText>
             </w:r>
             <w:r>
               <w:rPr>
@@ -2817,7 +2830,7 @@
               <w14:ligatures w14:val="standardContextual"/>
             </w:rPr>
           </w:pPr>
-          <w:hyperlink w:anchor="_Toc230863821" w:history="1">
+          <w:hyperlink w:anchor="_Toc231468589" w:history="1">
             <w:r>
               <w:rPr>
                 <w:rStyle w:val="a3"/>
@@ -2856,7 +2869,7 @@
                 <w:noProof/>
                 <w:webHidden/>
               </w:rPr>
-              <w:instrText>PAGEREF _Toc230863821 \h</w:instrText>
+              <w:instrText>PAGEREF _Toc231468589 \h</w:instrText>
             </w:r>
             <w:r>
               <w:rPr>
@@ -2914,7 +2927,7 @@
               <w14:ligatures w14:val="standardContextual"/>
             </w:rPr>
           </w:pPr>
-          <w:hyperlink w:anchor="_Toc230863822" w:history="1">
+          <w:hyperlink w:anchor="_Toc231468590" w:history="1">
             <w:r>
               <w:rPr>
                 <w:rStyle w:val="a3"/>
@@ -2953,7 +2966,7 @@
                 <w:noProof/>
                 <w:webHidden/>
               </w:rPr>
-              <w:instrText>PAGEREF _Toc230863822 \h</w:instrText>
+              <w:instrText>PAGEREF _Toc231468590 \h</w:instrText>
             </w:r>
             <w:r>
               <w:rPr>
@@ -3011,7 +3024,7 @@
               <w14:ligatures w14:val="standardContextual"/>
             </w:rPr>
           </w:pPr>
-          <w:hyperlink w:anchor="_Toc230863823" w:history="1">
+          <w:hyperlink w:anchor="_Toc231468591" w:history="1">
             <w:r>
               <w:rPr>
                 <w:rStyle w:val="a3"/>
@@ -3050,7 +3063,7 @@
                 <w:noProof/>
                 <w:webHidden/>
               </w:rPr>
-              <w:instrText>PAGEREF _Toc230863823 \h</w:instrText>
+              <w:instrText>PAGEREF _Toc231468591 \h</w:instrText>
             </w:r>
             <w:r>
               <w:rPr>
@@ -3108,7 +3121,7 @@
               <w14:ligatures w14:val="standardContextual"/>
             </w:rPr>
           </w:pPr>
-          <w:hyperlink w:anchor="_Toc230863824" w:history="1">
+          <w:hyperlink w:anchor="_Toc231468592" w:history="1">
             <w:r>
               <w:rPr>
                 <w:rStyle w:val="a3"/>
@@ -3147,7 +3160,7 @@
                 <w:noProof/>
                 <w:webHidden/>
               </w:rPr>
-              <w:instrText>PAGEREF _Toc230863824 \h</w:instrText>
+              <w:instrText>PAGEREF _Toc231468592 \h</w:instrText>
             </w:r>
             <w:r>
               <w:rPr>
@@ -3205,7 +3218,7 @@
               <w14:ligatures w14:val="standardContextual"/>
             </w:rPr>
           </w:pPr>
-          <w:hyperlink w:anchor="_Toc230863825" w:history="1">
+          <w:hyperlink w:anchor="_Toc231468593" w:history="1">
             <w:r>
               <w:rPr>
                 <w:rStyle w:val="a3"/>
@@ -3244,7 +3257,7 @@
                 <w:noProof/>
                 <w:webHidden/>
               </w:rPr>
-              <w:instrText>PAGEREF _Toc230863825 \h</w:instrText>
+              <w:instrText>PAGEREF _Toc231468593 \h</w:instrText>
             </w:r>
             <w:r>
               <w:rPr>
@@ -3302,7 +3315,7 @@
               <w14:ligatures w14:val="standardContextual"/>
             </w:rPr>
           </w:pPr>
-          <w:hyperlink w:anchor="_Toc230863826" w:history="1">
+          <w:hyperlink w:anchor="_Toc231468594" w:history="1">
             <w:r>
               <w:rPr>
                 <w:rStyle w:val="a3"/>
@@ -3341,7 +3354,7 @@
                 <w:noProof/>
                 <w:webHidden/>
               </w:rPr>
-              <w:instrText>PAGEREF _Toc230863826 \h</w:instrText>
+              <w:instrText>PAGEREF _Toc231468594 \h</w:instrText>
             </w:r>
             <w:r>
               <w:rPr>
@@ -3399,7 +3412,7 @@
               <w14:ligatures w14:val="standardContextual"/>
             </w:rPr>
           </w:pPr>
-          <w:hyperlink w:anchor="_Toc230863827" w:history="1">
+          <w:hyperlink w:anchor="_Toc231468595" w:history="1">
             <w:r>
               <w:rPr>
                 <w:rStyle w:val="a3"/>
@@ -3438,7 +3451,7 @@
                 <w:noProof/>
                 <w:webHidden/>
               </w:rPr>
-              <w:instrText>PAGEREF _Toc230863827 \h</w:instrText>
+              <w:instrText>PAGEREF _Toc231468595 \h</w:instrText>
             </w:r>
             <w:r>
               <w:rPr>
@@ -3496,7 +3509,7 @@
               <w14:ligatures w14:val="standardContextual"/>
             </w:rPr>
           </w:pPr>
-          <w:hyperlink w:anchor="_Toc230863828" w:history="1">
+          <w:hyperlink w:anchor="_Toc231468596" w:history="1">
             <w:r>
               <w:rPr>
                 <w:rStyle w:val="a3"/>
@@ -3535,7 +3548,7 @@
                 <w:noProof/>
                 <w:webHidden/>
               </w:rPr>
-              <w:instrText>PAGEREF _Toc230863828 \h</w:instrText>
+              <w:instrText>PAGEREF _Toc231468596 \h</w:instrText>
             </w:r>
             <w:r>
               <w:rPr>
@@ -3593,7 +3606,7 @@
               <w14:ligatures w14:val="standardContextual"/>
             </w:rPr>
           </w:pPr>
-          <w:hyperlink w:anchor="_Toc230863829" w:history="1">
+          <w:hyperlink w:anchor="_Toc231468597" w:history="1">
             <w:r>
               <w:rPr>
                 <w:rStyle w:val="a3"/>
@@ -3632,7 +3645,7 @@
                 <w:noProof/>
                 <w:webHidden/>
               </w:rPr>
-              <w:instrText>PAGEREF _Toc230863829 \h</w:instrText>
+              <w:instrText>PAGEREF _Toc231468597 \h</w:instrText>
             </w:r>
             <w:r>
               <w:rPr>
@@ -3690,7 +3703,7 @@
               <w14:ligatures w14:val="standardContextual"/>
             </w:rPr>
           </w:pPr>
-          <w:hyperlink w:anchor="_Toc230863830" w:history="1">
+          <w:hyperlink w:anchor="_Toc231468598" w:history="1">
             <w:r>
               <w:rPr>
                 <w:rStyle w:val="a3"/>
@@ -3729,7 +3742,7 @@
                 <w:noProof/>
                 <w:webHidden/>
               </w:rPr>
-              <w:instrText>PAGEREF _Toc230863830 \h</w:instrText>
+              <w:instrText>PAGEREF _Toc231468598 \h</w:instrText>
             </w:r>
             <w:r>
               <w:rPr>
@@ -3787,7 +3800,7 @@
               <w14:ligatures w14:val="standardContextual"/>
             </w:rPr>
           </w:pPr>
-          <w:hyperlink w:anchor="_Toc230863831" w:history="1">
+          <w:hyperlink w:anchor="_Toc231468599" w:history="1">
             <w:r>
               <w:rPr>
                 <w:rStyle w:val="a3"/>
@@ -3826,7 +3839,7 @@
                 <w:noProof/>
                 <w:webHidden/>
               </w:rPr>
-              <w:instrText>PAGEREF _Toc230863831 \h</w:instrText>
+              <w:instrText>PAGEREF _Toc231468599 \h</w:instrText>
             </w:r>
             <w:r>
               <w:rPr>
@@ -3884,7 +3897,7 @@
               <w14:ligatures w14:val="standardContextual"/>
             </w:rPr>
           </w:pPr>
-          <w:hyperlink w:anchor="_Toc230863832" w:history="1">
+          <w:hyperlink w:anchor="_Toc231468600" w:history="1">
             <w:r>
               <w:rPr>
                 <w:rStyle w:val="a3"/>
@@ -3923,7 +3936,7 @@
                 <w:noProof/>
                 <w:webHidden/>
               </w:rPr>
-              <w:instrText>PAGEREF _Toc230863832 \h</w:instrText>
+              <w:instrText>PAGEREF _Toc231468600 \h</w:instrText>
             </w:r>
             <w:r>
               <w:rPr>
@@ -3981,7 +3994,7 @@
               <w14:ligatures w14:val="standardContextual"/>
             </w:rPr>
           </w:pPr>
-          <w:hyperlink w:anchor="_Toc230863833" w:history="1">
+          <w:hyperlink w:anchor="_Toc231468601" w:history="1">
             <w:r>
               <w:rPr>
                 <w:rStyle w:val="a3"/>
@@ -4020,7 +4033,7 @@
                 <w:noProof/>
                 <w:webHidden/>
               </w:rPr>
-              <w:instrText>PAGEREF _Toc230863833 \h</w:instrText>
+              <w:instrText>PAGEREF _Toc231468601 \h</w:instrText>
             </w:r>
             <w:r>
               <w:rPr>
@@ -4078,7 +4091,7 @@
               <w14:ligatures w14:val="standardContextual"/>
             </w:rPr>
           </w:pPr>
-          <w:hyperlink w:anchor="_Toc230863834" w:history="1">
+          <w:hyperlink w:anchor="_Toc231468602" w:history="1">
             <w:r>
               <w:rPr>
                 <w:rStyle w:val="a3"/>
@@ -4117,7 +4130,7 @@
                 <w:noProof/>
                 <w:webHidden/>
               </w:rPr>
-              <w:instrText>PAGEREF _Toc230863834 \h</w:instrText>
+              <w:instrText>PAGEREF _Toc231468602 \h</w:instrText>
             </w:r>
             <w:r>
               <w:rPr>
@@ -4175,7 +4188,7 @@
               <w14:ligatures w14:val="standardContextual"/>
             </w:rPr>
           </w:pPr>
-          <w:hyperlink w:anchor="_Toc230863835" w:history="1">
+          <w:hyperlink w:anchor="_Toc231468603" w:history="1">
             <w:r>
               <w:rPr>
                 <w:rStyle w:val="a3"/>
@@ -4214,7 +4227,7 @@
                 <w:noProof/>
                 <w:webHidden/>
               </w:rPr>
-              <w:instrText>PAGEREF _Toc230863835 \h</w:instrText>
+              <w:instrText>PAGEREF _Toc231468603 \h</w:instrText>
             </w:r>
             <w:r>
               <w:rPr>
@@ -4272,7 +4285,7 @@
               <w14:ligatures w14:val="standardContextual"/>
             </w:rPr>
           </w:pPr>
-          <w:hyperlink w:anchor="_Toc230863836" w:history="1">
+          <w:hyperlink w:anchor="_Toc231468604" w:history="1">
             <w:r>
               <w:rPr>
                 <w:rStyle w:val="a3"/>
@@ -4311,7 +4324,7 @@
                 <w:noProof/>
                 <w:webHidden/>
               </w:rPr>
-              <w:instrText>PAGEREF _Toc230863836 \h</w:instrText>
+              <w:instrText>PAGEREF _Toc231468604 \h</w:instrText>
             </w:r>
             <w:r>
               <w:rPr>
@@ -4369,7 +4382,7 @@
               <w14:ligatures w14:val="standardContextual"/>
             </w:rPr>
           </w:pPr>
-          <w:hyperlink w:anchor="_Toc230863837" w:history="1">
+          <w:hyperlink w:anchor="_Toc231468605" w:history="1">
             <w:r>
               <w:rPr>
                 <w:rStyle w:val="a3"/>
@@ -4408,7 +4421,7 @@
                 <w:noProof/>
                 <w:webHidden/>
               </w:rPr>
-              <w:instrText>PAGEREF _Toc230863837 \h</w:instrText>
+              <w:instrText>PAGEREF _Toc231468605 \h</w:instrText>
             </w:r>
             <w:r>
               <w:rPr>
@@ -4466,7 +4479,7 @@
               <w14:ligatures w14:val="standardContextual"/>
             </w:rPr>
           </w:pPr>
-          <w:hyperlink w:anchor="_Toc230863838" w:history="1">
+          <w:hyperlink w:anchor="_Toc231468606" w:history="1">
             <w:r>
               <w:rPr>
                 <w:rStyle w:val="a3"/>
@@ -4505,7 +4518,7 @@
                 <w:noProof/>
                 <w:webHidden/>
               </w:rPr>
-              <w:instrText>PAGEREF _Toc230863838 \h</w:instrText>
+              <w:instrText>PAGEREF _Toc231468606 \h</w:instrText>
             </w:r>
             <w:r>
               <w:rPr>
@@ -4563,7 +4576,7 @@
               <w14:ligatures w14:val="standardContextual"/>
             </w:rPr>
           </w:pPr>
-          <w:hyperlink w:anchor="_Toc230863839" w:history="1">
+          <w:hyperlink w:anchor="_Toc231468607" w:history="1">
             <w:r>
               <w:rPr>
                 <w:rStyle w:val="a3"/>
@@ -4602,7 +4615,7 @@
                 <w:noProof/>
                 <w:webHidden/>
               </w:rPr>
-              <w:instrText>PAGEREF _Toc230863839 \h</w:instrText>
+              <w:instrText>PAGEREF _Toc231468607 \h</w:instrText>
             </w:r>
             <w:r>
               <w:rPr>
@@ -4660,7 +4673,7 @@
               <w14:ligatures w14:val="standardContextual"/>
             </w:rPr>
           </w:pPr>
-          <w:hyperlink w:anchor="_Toc230863840" w:history="1">
+          <w:hyperlink w:anchor="_Toc231468608" w:history="1">
             <w:r>
               <w:rPr>
                 <w:rStyle w:val="a3"/>
@@ -4699,7 +4712,7 @@
                 <w:noProof/>
                 <w:webHidden/>
               </w:rPr>
-              <w:instrText>PAGEREF _Toc230863840 \h</w:instrText>
+              <w:instrText>PAGEREF _Toc231468608 \h</w:instrText>
             </w:r>
             <w:r>
               <w:rPr>
@@ -4757,7 +4770,7 @@
               <w14:ligatures w14:val="standardContextual"/>
             </w:rPr>
           </w:pPr>
-          <w:hyperlink w:anchor="_Toc230863841" w:history="1">
+          <w:hyperlink w:anchor="_Toc231468609" w:history="1">
             <w:r>
               <w:rPr>
                 <w:rStyle w:val="a3"/>
@@ -4796,7 +4809,7 @@
                 <w:noProof/>
                 <w:webHidden/>
               </w:rPr>
-              <w:instrText>PAGEREF _Toc230863841 \h</w:instrText>
+              <w:instrText>PAGEREF _Toc231468609 \h</w:instrText>
             </w:r>
             <w:r>
               <w:rPr>
@@ -4854,7 +4867,7 @@
               <w14:ligatures w14:val="standardContextual"/>
             </w:rPr>
           </w:pPr>
-          <w:hyperlink w:anchor="_Toc230863842" w:history="1">
+          <w:hyperlink w:anchor="_Toc231468610" w:history="1">
             <w:r>
               <w:rPr>
                 <w:rStyle w:val="a3"/>
@@ -4893,7 +4906,7 @@
                 <w:noProof/>
                 <w:webHidden/>
               </w:rPr>
-              <w:instrText>PAGEREF _Toc230863842 \h</w:instrText>
+              <w:instrText>PAGEREF _Toc231468610 \h</w:instrText>
             </w:r>
             <w:r>
               <w:rPr>
@@ -4951,7 +4964,7 @@
               <w14:ligatures w14:val="standardContextual"/>
             </w:rPr>
           </w:pPr>
-          <w:hyperlink w:anchor="_Toc230863843" w:history="1">
+          <w:hyperlink w:anchor="_Toc231468611" w:history="1">
             <w:r>
               <w:rPr>
                 <w:rStyle w:val="a3"/>
@@ -4990,7 +5003,7 @@
                 <w:noProof/>
                 <w:webHidden/>
               </w:rPr>
-              <w:instrText>PAGEREF _Toc230863843 \h</w:instrText>
+              <w:instrText>PAGEREF _Toc231468611 \h</w:instrText>
             </w:r>
             <w:r>
               <w:rPr>
@@ -5048,7 +5061,7 @@
               <w14:ligatures w14:val="standardContextual"/>
             </w:rPr>
           </w:pPr>
-          <w:hyperlink w:anchor="_Toc230863844" w:history="1">
+          <w:hyperlink w:anchor="_Toc231468612" w:history="1">
             <w:r>
               <w:rPr>
                 <w:rStyle w:val="a3"/>
@@ -5087,7 +5100,7 @@
                 <w:noProof/>
                 <w:webHidden/>
               </w:rPr>
-              <w:instrText>PAGEREF _Toc230863844 \h</w:instrText>
+              <w:instrText>PAGEREF _Toc231468612 \h</w:instrText>
             </w:r>
             <w:r>
               <w:rPr>
@@ -5145,7 +5158,7 @@
               <w14:ligatures w14:val="standardContextual"/>
             </w:rPr>
           </w:pPr>
-          <w:hyperlink w:anchor="_Toc230863845" w:history="1">
+          <w:hyperlink w:anchor="_Toc231468613" w:history="1">
             <w:r>
               <w:rPr>
                 <w:rStyle w:val="a3"/>
@@ -5193,7 +5206,7 @@
                 <w:noProof/>
                 <w:webHidden/>
               </w:rPr>
-              <w:instrText>PAGEREF _Toc230863845 \h</w:instrText>
+              <w:instrText>PAGEREF _Toc231468613 \h</w:instrText>
             </w:r>
             <w:r>
               <w:rPr>
@@ -5251,7 +5264,7 @@
               <w14:ligatures w14:val="standardContextual"/>
             </w:rPr>
           </w:pPr>
-          <w:hyperlink w:anchor="_Toc230863846" w:history="1">
+          <w:hyperlink w:anchor="_Toc231468614" w:history="1">
             <w:r>
               <w:rPr>
                 <w:rStyle w:val="a3"/>
@@ -5291,7 +5304,7 @@
                 <w:noProof/>
                 <w:webHidden/>
               </w:rPr>
-              <w:instrText>PAGEREF _Toc230863846 \h</w:instrText>
+              <w:instrText>PAGEREF _Toc231468614 \h</w:instrText>
             </w:r>
             <w:r>
               <w:rPr>
@@ -5349,7 +5362,7 @@
               <w14:ligatures w14:val="standardContextual"/>
             </w:rPr>
           </w:pPr>
-          <w:hyperlink w:anchor="_Toc230863847" w:history="1">
+          <w:hyperlink w:anchor="_Toc231468615" w:history="1">
             <w:r>
               <w:rPr>
                 <w:rStyle w:val="a3"/>
@@ -5389,7 +5402,7 @@
                 <w:noProof/>
                 <w:webHidden/>
               </w:rPr>
-              <w:instrText>PAGEREF _Toc230863847 \h</w:instrText>
+              <w:instrText>PAGEREF _Toc231468615 \h</w:instrText>
             </w:r>
             <w:r>
               <w:rPr>
@@ -5447,7 +5460,7 @@
               <w14:ligatures w14:val="standardContextual"/>
             </w:rPr>
           </w:pPr>
-          <w:hyperlink w:anchor="_Toc230863848" w:history="1">
+          <w:hyperlink w:anchor="_Toc231468616" w:history="1">
             <w:r>
               <w:rPr>
                 <w:rStyle w:val="a3"/>
@@ -5487,7 +5500,7 @@
                 <w:noProof/>
                 <w:webHidden/>
               </w:rPr>
-              <w:instrText>PAGEREF _Toc230863848 \h</w:instrText>
+              <w:instrText>PAGEREF _Toc231468616 \h</w:instrText>
             </w:r>
             <w:r>
               <w:rPr>
@@ -5545,7 +5558,7 @@
               <w14:ligatures w14:val="standardContextual"/>
             </w:rPr>
           </w:pPr>
-          <w:hyperlink w:anchor="_Toc230863849" w:history="1">
+          <w:hyperlink w:anchor="_Toc231468617" w:history="1">
             <w:r>
               <w:rPr>
                 <w:rStyle w:val="a3"/>
@@ -5585,7 +5598,7 @@
                 <w:noProof/>
                 <w:webHidden/>
               </w:rPr>
-              <w:instrText>PAGEREF _Toc230863849 \h</w:instrText>
+              <w:instrText>PAGEREF _Toc231468617 \h</w:instrText>
             </w:r>
             <w:r>
               <w:rPr>
@@ -5643,7 +5656,7 @@
               <w14:ligatures w14:val="standardContextual"/>
             </w:rPr>
           </w:pPr>
-          <w:hyperlink w:anchor="_Toc230863850" w:history="1">
+          <w:hyperlink w:anchor="_Toc231468618" w:history="1">
             <w:r>
               <w:rPr>
                 <w:rStyle w:val="a3"/>
@@ -5683,7 +5696,7 @@
                 <w:noProof/>
                 <w:webHidden/>
               </w:rPr>
-              <w:instrText>PAGEREF _Toc230863850 \h</w:instrText>
+              <w:instrText>PAGEREF _Toc231468618 \h</w:instrText>
             </w:r>
             <w:r>
               <w:rPr>
@@ -5741,7 +5754,7 @@
               <w14:ligatures w14:val="standardContextual"/>
             </w:rPr>
           </w:pPr>
-          <w:hyperlink w:anchor="_Toc230863851" w:history="1">
+          <w:hyperlink w:anchor="_Toc231468619" w:history="1">
             <w:r>
               <w:rPr>
                 <w:rStyle w:val="a3"/>
@@ -5781,7 +5794,7 @@
                 <w:noProof/>
                 <w:webHidden/>
               </w:rPr>
-              <w:instrText>PAGEREF _Toc230863851 \h</w:instrText>
+              <w:instrText>PAGEREF _Toc231468619 \h</w:instrText>
             </w:r>
             <w:r>
               <w:rPr>
@@ -5839,7 +5852,7 @@
               <w14:ligatures w14:val="standardContextual"/>
             </w:rPr>
           </w:pPr>
-          <w:hyperlink w:anchor="_Toc230863852" w:history="1">
+          <w:hyperlink w:anchor="_Toc231468620" w:history="1">
             <w:r>
               <w:rPr>
                 <w:rStyle w:val="a3"/>
@@ -5879,7 +5892,7 @@
                 <w:noProof/>
                 <w:webHidden/>
               </w:rPr>
-              <w:instrText>PAGEREF _Toc230863852 \h</w:instrText>
+              <w:instrText>PAGEREF _Toc231468620 \h</w:instrText>
             </w:r>
             <w:r>
               <w:rPr>
@@ -5937,7 +5950,7 @@
               <w14:ligatures w14:val="standardContextual"/>
             </w:rPr>
           </w:pPr>
-          <w:hyperlink w:anchor="_Toc230863853" w:history="1">
+          <w:hyperlink w:anchor="_Toc231468621" w:history="1">
             <w:r>
               <w:rPr>
                 <w:rStyle w:val="a3"/>
@@ -5977,7 +5990,7 @@
                 <w:noProof/>
                 <w:webHidden/>
               </w:rPr>
-              <w:instrText>PAGEREF _Toc230863853 \h</w:instrText>
+              <w:instrText>PAGEREF _Toc231468621 \h</w:instrText>
             </w:r>
             <w:r>
               <w:rPr>
@@ -6035,7 +6048,7 @@
               <w14:ligatures w14:val="standardContextual"/>
             </w:rPr>
           </w:pPr>
-          <w:hyperlink w:anchor="_Toc230863854" w:history="1">
+          <w:hyperlink w:anchor="_Toc231468622" w:history="1">
             <w:r>
               <w:rPr>
                 <w:rStyle w:val="a3"/>
@@ -6075,7 +6088,7 @@
                 <w:noProof/>
                 <w:webHidden/>
               </w:rPr>
-              <w:instrText>PAGEREF _Toc230863854 \h</w:instrText>
+              <w:instrText>PAGEREF _Toc231468622 \h</w:instrText>
             </w:r>
             <w:r>
               <w:rPr>
@@ -6133,7 +6146,7 @@
               <w14:ligatures w14:val="standardContextual"/>
             </w:rPr>
           </w:pPr>
-          <w:hyperlink w:anchor="_Toc230863855" w:history="1">
+          <w:hyperlink w:anchor="_Toc231468623" w:history="1">
             <w:r>
               <w:rPr>
                 <w:rStyle w:val="a3"/>
@@ -6173,7 +6186,7 @@
                 <w:noProof/>
                 <w:webHidden/>
               </w:rPr>
-              <w:instrText>PAGEREF _Toc230863855 \h</w:instrText>
+              <w:instrText>PAGEREF _Toc231468623 \h</w:instrText>
             </w:r>
             <w:r>
               <w:rPr>
@@ -6231,7 +6244,7 @@
               <w14:ligatures w14:val="standardContextual"/>
             </w:rPr>
           </w:pPr>
-          <w:hyperlink w:anchor="_Toc230863856" w:history="1">
+          <w:hyperlink w:anchor="_Toc231468624" w:history="1">
             <w:r>
               <w:rPr>
                 <w:rStyle w:val="a3"/>
@@ -6271,7 +6284,7 @@
                 <w:noProof/>
                 <w:webHidden/>
               </w:rPr>
-              <w:instrText>PAGEREF _Toc230863856 \h</w:instrText>
+              <w:instrText>PAGEREF _Toc231468624 \h</w:instrText>
             </w:r>
             <w:r>
               <w:rPr>
@@ -6329,7 +6342,7 @@
               <w14:ligatures w14:val="standardContextual"/>
             </w:rPr>
           </w:pPr>
-          <w:hyperlink w:anchor="_Toc230863857" w:history="1">
+          <w:hyperlink w:anchor="_Toc231468625" w:history="1">
             <w:r>
               <w:rPr>
                 <w:rStyle w:val="a3"/>
@@ -6369,7 +6382,7 @@
                 <w:noProof/>
                 <w:webHidden/>
               </w:rPr>
-              <w:instrText>PAGEREF _Toc230863857 \h</w:instrText>
+              <w:instrText>PAGEREF _Toc231468625 \h</w:instrText>
             </w:r>
             <w:r>
               <w:rPr>
@@ -6427,7 +6440,7 @@
               <w14:ligatures w14:val="standardContextual"/>
             </w:rPr>
           </w:pPr>
-          <w:hyperlink w:anchor="_Toc230863858" w:history="1">
+          <w:hyperlink w:anchor="_Toc231468626" w:history="1">
             <w:r>
               <w:rPr>
                 <w:rStyle w:val="a3"/>
@@ -6467,7 +6480,7 @@
                 <w:noProof/>
                 <w:webHidden/>
               </w:rPr>
-              <w:instrText>PAGEREF _Toc230863858 \h</w:instrText>
+              <w:instrText>PAGEREF _Toc231468626 \h</w:instrText>
             </w:r>
             <w:r>
               <w:rPr>
@@ -6525,7 +6538,7 @@
               <w14:ligatures w14:val="standardContextual"/>
             </w:rPr>
           </w:pPr>
-          <w:hyperlink w:anchor="_Toc230863859" w:history="1">
+          <w:hyperlink w:anchor="_Toc231468627" w:history="1">
             <w:r>
               <w:rPr>
                 <w:rStyle w:val="a3"/>
@@ -6565,7 +6578,7 @@
                 <w:noProof/>
                 <w:webHidden/>
               </w:rPr>
-              <w:instrText>PAGEREF _Toc230863859 \h</w:instrText>
+              <w:instrText>PAGEREF _Toc231468627 \h</w:instrText>
             </w:r>
             <w:r>
               <w:rPr>
@@ -6623,7 +6636,7 @@
               <w14:ligatures w14:val="standardContextual"/>
             </w:rPr>
           </w:pPr>
-          <w:hyperlink w:anchor="_Toc230863860" w:history="1">
+          <w:hyperlink w:anchor="_Toc231468628" w:history="1">
             <w:r>
               <w:rPr>
                 <w:rStyle w:val="a3"/>
@@ -6663,7 +6676,7 @@
                 <w:noProof/>
                 <w:webHidden/>
               </w:rPr>
-              <w:instrText>PAGEREF _Toc230863860 \h</w:instrText>
+              <w:instrText>PAGEREF _Toc231468628 \h</w:instrText>
             </w:r>
             <w:r>
               <w:rPr>
@@ -6721,7 +6734,7 @@
               <w14:ligatures w14:val="standardContextual"/>
             </w:rPr>
           </w:pPr>
-          <w:hyperlink w:anchor="_Toc230863861" w:history="1">
+          <w:hyperlink w:anchor="_Toc231468629" w:history="1">
             <w:r>
               <w:rPr>
                 <w:rStyle w:val="a3"/>
@@ -6761,7 +6774,7 @@
                 <w:noProof/>
                 <w:webHidden/>
               </w:rPr>
-              <w:instrText>PAGEREF _Toc230863861 \h</w:instrText>
+              <w:instrText>PAGEREF _Toc231468629 \h</w:instrText>
             </w:r>
             <w:r>
               <w:rPr>
@@ -6819,7 +6832,7 @@
               <w14:ligatures w14:val="standardContextual"/>
             </w:rPr>
           </w:pPr>
-          <w:hyperlink w:anchor="_Toc230863862" w:history="1">
+          <w:hyperlink w:anchor="_Toc231468630" w:history="1">
             <w:r>
               <w:rPr>
                 <w:rStyle w:val="a3"/>
@@ -6858,7 +6871,7 @@
                 <w:noProof/>
                 <w:webHidden/>
               </w:rPr>
-              <w:instrText>PAGEREF _Toc230863862 \h</w:instrText>
+              <w:instrText>PAGEREF _Toc231468630 \h</w:instrText>
             </w:r>
             <w:r>
               <w:rPr>
@@ -6916,7 +6929,7 @@
               <w14:ligatures w14:val="standardContextual"/>
             </w:rPr>
           </w:pPr>
-          <w:hyperlink w:anchor="_Toc230863863" w:history="1">
+          <w:hyperlink w:anchor="_Toc231468631" w:history="1">
             <w:r>
               <w:rPr>
                 <w:rStyle w:val="a3"/>
@@ -6955,7 +6968,7 @@
                 <w:noProof/>
                 <w:webHidden/>
               </w:rPr>
-              <w:instrText>PAGEREF _Toc230863863 \h</w:instrText>
+              <w:instrText>PAGEREF _Toc231468631 \h</w:instrText>
             </w:r>
             <w:r>
               <w:rPr>
@@ -7013,7 +7026,7 @@
               <w14:ligatures w14:val="standardContextual"/>
             </w:rPr>
           </w:pPr>
-          <w:hyperlink w:anchor="_Toc230863864" w:history="1">
+          <w:hyperlink w:anchor="_Toc231468632" w:history="1">
             <w:r>
               <w:rPr>
                 <w:rStyle w:val="a3"/>
@@ -7052,7 +7065,7 @@
                 <w:noProof/>
                 <w:webHidden/>
               </w:rPr>
-              <w:instrText>PAGEREF _Toc230863864 \h</w:instrText>
+              <w:instrText>PAGEREF _Toc231468632 \h</w:instrText>
             </w:r>
             <w:r>
               <w:rPr>
@@ -7110,7 +7123,7 @@
               <w14:ligatures w14:val="standardContextual"/>
             </w:rPr>
           </w:pPr>
-          <w:hyperlink w:anchor="_Toc230863865" w:history="1">
+          <w:hyperlink w:anchor="_Toc231468633" w:history="1">
             <w:r>
               <w:rPr>
                 <w:rStyle w:val="a3"/>
@@ -7149,7 +7162,7 @@
                 <w:noProof/>
                 <w:webHidden/>
               </w:rPr>
-              <w:instrText>PAGEREF _Toc230863865 \h</w:instrText>
+              <w:instrText>PAGEREF _Toc231468633 \h</w:instrText>
             </w:r>
             <w:r>
               <w:rPr>
@@ -7207,7 +7220,7 @@
               <w14:ligatures w14:val="standardContextual"/>
             </w:rPr>
           </w:pPr>
-          <w:hyperlink w:anchor="_Toc230863866" w:history="1">
+          <w:hyperlink w:anchor="_Toc231468634" w:history="1">
             <w:r>
               <w:rPr>
                 <w:rStyle w:val="a3"/>
@@ -7246,7 +7259,7 @@
                 <w:noProof/>
                 <w:webHidden/>
               </w:rPr>
-              <w:instrText>PAGEREF _Toc230863866 \h</w:instrText>
+              <w:instrText>PAGEREF _Toc231468634 \h</w:instrText>
             </w:r>
             <w:r>
               <w:rPr>
@@ -7304,7 +7317,7 @@
               <w14:ligatures w14:val="standardContextual"/>
             </w:rPr>
           </w:pPr>
-          <w:hyperlink w:anchor="_Toc230863867" w:history="1">
+          <w:hyperlink w:anchor="_Toc231468635" w:history="1">
             <w:r>
               <w:rPr>
                 <w:rStyle w:val="a3"/>
@@ -7343,7 +7356,7 @@
                 <w:noProof/>
                 <w:webHidden/>
               </w:rPr>
-              <w:instrText>PAGEREF _Toc230863867 \h</w:instrText>
+              <w:instrText>PAGEREF _Toc231468635 \h</w:instrText>
             </w:r>
             <w:r>
               <w:rPr>
@@ -7401,7 +7414,7 @@
               <w14:ligatures w14:val="standardContextual"/>
             </w:rPr>
           </w:pPr>
-          <w:hyperlink w:anchor="_Toc230863868" w:history="1">
+          <w:hyperlink w:anchor="_Toc231468636" w:history="1">
             <w:r>
               <w:rPr>
                 <w:rStyle w:val="a3"/>
@@ -7440,7 +7453,7 @@
                 <w:noProof/>
                 <w:webHidden/>
               </w:rPr>
-              <w:instrText>PAGEREF _Toc230863868 \h</w:instrText>
+              <w:instrText>PAGEREF _Toc231468636 \h</w:instrText>
             </w:r>
             <w:r>
               <w:rPr>
@@ -7498,7 +7511,7 @@
               <w14:ligatures w14:val="standardContextual"/>
             </w:rPr>
           </w:pPr>
-          <w:hyperlink w:anchor="_Toc230863869" w:history="1">
+          <w:hyperlink w:anchor="_Toc231468637" w:history="1">
             <w:r>
               <w:rPr>
                 <w:rStyle w:val="a3"/>
@@ -7546,7 +7559,7 @@
                 <w:noProof/>
                 <w:webHidden/>
               </w:rPr>
-              <w:instrText>PAGEREF _Toc230863869 \h</w:instrText>
+              <w:instrText>PAGEREF _Toc231468637 \h</w:instrText>
             </w:r>
             <w:r>
               <w:rPr>
@@ -7604,7 +7617,7 @@
               <w14:ligatures w14:val="standardContextual"/>
             </w:rPr>
           </w:pPr>
-          <w:hyperlink w:anchor="_Toc230863870" w:history="1">
+          <w:hyperlink w:anchor="_Toc231468638" w:history="1">
             <w:r>
               <w:rPr>
                 <w:rStyle w:val="a3"/>
@@ -7643,7 +7656,7 @@
                 <w:noProof/>
                 <w:webHidden/>
               </w:rPr>
-              <w:instrText>PAGEREF _Toc230863870 \h</w:instrText>
+              <w:instrText>PAGEREF _Toc231468638 \h</w:instrText>
             </w:r>
             <w:r>
               <w:rPr>
@@ -7701,7 +7714,7 @@
               <w14:ligatures w14:val="standardContextual"/>
             </w:rPr>
           </w:pPr>
-          <w:hyperlink w:anchor="_Toc230863871" w:history="1">
+          <w:hyperlink w:anchor="_Toc231468639" w:history="1">
             <w:r>
               <w:rPr>
                 <w:rStyle w:val="a3"/>
@@ -7740,7 +7753,7 @@
                 <w:noProof/>
                 <w:webHidden/>
               </w:rPr>
-              <w:instrText>PAGEREF _Toc230863871 \h</w:instrText>
+              <w:instrText>PAGEREF _Toc231468639 \h</w:instrText>
             </w:r>
             <w:r>
               <w:rPr>
@@ -7798,7 +7811,7 @@
               <w14:ligatures w14:val="standardContextual"/>
             </w:rPr>
           </w:pPr>
-          <w:hyperlink w:anchor="_Toc230863872" w:history="1">
+          <w:hyperlink w:anchor="_Toc231468640" w:history="1">
             <w:r>
               <w:rPr>
                 <w:rStyle w:val="a3"/>
@@ -7837,7 +7850,7 @@
                 <w:noProof/>
                 <w:webHidden/>
               </w:rPr>
-              <w:instrText>PAGEREF _Toc230863872 \h</w:instrText>
+              <w:instrText>PAGEREF _Toc231468640 \h</w:instrText>
             </w:r>
             <w:r>
               <w:rPr>
@@ -7895,7 +7908,7 @@
               <w14:ligatures w14:val="standardContextual"/>
             </w:rPr>
           </w:pPr>
-          <w:hyperlink w:anchor="_Toc230863873" w:history="1">
+          <w:hyperlink w:anchor="_Toc231468641" w:history="1">
             <w:r>
               <w:rPr>
                 <w:rStyle w:val="a3"/>
@@ -7934,7 +7947,7 @@
                 <w:noProof/>
                 <w:webHidden/>
               </w:rPr>
-              <w:instrText>PAGEREF _Toc230863873 \h</w:instrText>
+              <w:instrText>PAGEREF _Toc231468641 \h</w:instrText>
             </w:r>
             <w:r>
               <w:rPr>
@@ -7992,7 +8005,7 @@
               <w14:ligatures w14:val="standardContextual"/>
             </w:rPr>
           </w:pPr>
-          <w:hyperlink w:anchor="_Toc230863874" w:history="1">
+          <w:hyperlink w:anchor="_Toc231468642" w:history="1">
             <w:r>
               <w:rPr>
                 <w:rStyle w:val="a3"/>
@@ -8031,7 +8044,7 @@
                 <w:noProof/>
                 <w:webHidden/>
               </w:rPr>
-              <w:instrText>PAGEREF _Toc230863874 \h</w:instrText>
+              <w:instrText>PAGEREF _Toc231468642 \h</w:instrText>
             </w:r>
             <w:r>
               <w:rPr>
@@ -8089,7 +8102,7 @@
               <w14:ligatures w14:val="standardContextual"/>
             </w:rPr>
           </w:pPr>
-          <w:hyperlink w:anchor="_Toc230863875" w:history="1">
+          <w:hyperlink w:anchor="_Toc231468643" w:history="1">
             <w:r>
               <w:rPr>
                 <w:rStyle w:val="a3"/>
@@ -8137,7 +8150,7 @@
                 <w:noProof/>
                 <w:webHidden/>
               </w:rPr>
-              <w:instrText>PAGEREF _Toc230863875 \h</w:instrText>
+              <w:instrText>PAGEREF _Toc231468643 \h</w:instrText>
             </w:r>
             <w:r>
               <w:rPr>
@@ -8195,7 +8208,7 @@
               <w14:ligatures w14:val="standardContextual"/>
             </w:rPr>
           </w:pPr>
-          <w:hyperlink w:anchor="_Toc230863876" w:history="1">
+          <w:hyperlink w:anchor="_Toc231468644" w:history="1">
             <w:r>
               <w:rPr>
                 <w:rStyle w:val="a3"/>
@@ -8235,7 +8248,7 @@
                 <w:noProof/>
                 <w:webHidden/>
               </w:rPr>
-              <w:instrText>PAGEREF _Toc230863876 \h</w:instrText>
+              <w:instrText>PAGEREF _Toc231468644 \h</w:instrText>
             </w:r>
             <w:r>
               <w:rPr>
@@ -8293,7 +8306,7 @@
               <w14:ligatures w14:val="standardContextual"/>
             </w:rPr>
           </w:pPr>
-          <w:hyperlink w:anchor="_Toc230863877" w:history="1">
+          <w:hyperlink w:anchor="_Toc231468645" w:history="1">
             <w:r>
               <w:rPr>
                 <w:rStyle w:val="a3"/>
@@ -8333,7 +8346,7 @@
                 <w:noProof/>
                 <w:webHidden/>
               </w:rPr>
-              <w:instrText>PAGEREF _Toc230863877 \h</w:instrText>
+              <w:instrText>PAGEREF _Toc231468645 \h</w:instrText>
             </w:r>
             <w:r>
               <w:rPr>
@@ -8391,7 +8404,7 @@
               <w14:ligatures w14:val="standardContextual"/>
             </w:rPr>
           </w:pPr>
-          <w:hyperlink w:anchor="_Toc230863878" w:history="1">
+          <w:hyperlink w:anchor="_Toc231468646" w:history="1">
             <w:r>
               <w:rPr>
                 <w:rStyle w:val="a3"/>
@@ -8431,7 +8444,7 @@
                 <w:noProof/>
                 <w:webHidden/>
               </w:rPr>
-              <w:instrText>PAGEREF _Toc230863878 \h</w:instrText>
+              <w:instrText>PAGEREF _Toc231468646 \h</w:instrText>
             </w:r>
             <w:r>
               <w:rPr>
@@ -8489,7 +8502,7 @@
               <w14:ligatures w14:val="standardContextual"/>
             </w:rPr>
           </w:pPr>
-          <w:hyperlink w:anchor="_Toc230863879" w:history="1">
+          <w:hyperlink w:anchor="_Toc231468647" w:history="1">
             <w:r>
               <w:rPr>
                 <w:rStyle w:val="a3"/>
@@ -8529,7 +8542,7 @@
                 <w:noProof/>
                 <w:webHidden/>
               </w:rPr>
-              <w:instrText>PAGEREF _Toc230863879 \h</w:instrText>
+              <w:instrText>PAGEREF _Toc231468647 \h</w:instrText>
             </w:r>
             <w:r>
               <w:rPr>
@@ -8587,7 +8600,7 @@
               <w14:ligatures w14:val="standardContextual"/>
             </w:rPr>
           </w:pPr>
-          <w:hyperlink w:anchor="_Toc230863880" w:history="1">
+          <w:hyperlink w:anchor="_Toc231468648" w:history="1">
             <w:r>
               <w:rPr>
                 <w:rStyle w:val="a3"/>
@@ -8627,7 +8640,7 @@
                 <w:noProof/>
                 <w:webHidden/>
               </w:rPr>
-              <w:instrText>PAGEREF _Toc230863880 \h</w:instrText>
+              <w:instrText>PAGEREF _Toc231468648 \h</w:instrText>
             </w:r>
             <w:r>
               <w:rPr>
@@ -8685,7 +8698,7 @@
               <w14:ligatures w14:val="standardContextual"/>
             </w:rPr>
           </w:pPr>
-          <w:hyperlink w:anchor="_Toc230863881" w:history="1">
+          <w:hyperlink w:anchor="_Toc231468649" w:history="1">
             <w:r>
               <w:rPr>
                 <w:rStyle w:val="a3"/>
@@ -8725,7 +8738,7 @@
                 <w:noProof/>
                 <w:webHidden/>
               </w:rPr>
-              <w:instrText>PAGEREF _Toc230863881 \h</w:instrText>
+              <w:instrText>PAGEREF _Toc231468649 \h</w:instrText>
             </w:r>
             <w:r>
               <w:rPr>
@@ -8783,7 +8796,7 @@
               <w14:ligatures w14:val="standardContextual"/>
             </w:rPr>
           </w:pPr>
-          <w:hyperlink w:anchor="_Toc230863882" w:history="1">
+          <w:hyperlink w:anchor="_Toc231468650" w:history="1">
             <w:r>
               <w:rPr>
                 <w:rStyle w:val="a3"/>
@@ -8823,7 +8836,7 @@
                 <w:noProof/>
                 <w:webHidden/>
               </w:rPr>
-              <w:instrText>PAGEREF _Toc230863882 \h</w:instrText>
+              <w:instrText>PAGEREF _Toc231468650 \h</w:instrText>
             </w:r>
             <w:r>
               <w:rPr>
@@ -8881,7 +8894,7 @@
               <w14:ligatures w14:val="standardContextual"/>
             </w:rPr>
           </w:pPr>
-          <w:hyperlink w:anchor="_Toc230863883" w:history="1">
+          <w:hyperlink w:anchor="_Toc231468651" w:history="1">
             <w:r>
               <w:rPr>
                 <w:rStyle w:val="a3"/>
@@ -8921,7 +8934,7 @@
                 <w:noProof/>
                 <w:webHidden/>
               </w:rPr>
-              <w:instrText>PAGEREF _Toc230863883 \h</w:instrText>
+              <w:instrText>PAGEREF _Toc231468651 \h</w:instrText>
             </w:r>
             <w:r>
               <w:rPr>
@@ -8979,7 +8992,7 @@
               <w14:ligatures w14:val="standardContextual"/>
             </w:rPr>
           </w:pPr>
-          <w:hyperlink w:anchor="_Toc230863884" w:history="1">
+          <w:hyperlink w:anchor="_Toc231468652" w:history="1">
             <w:r>
               <w:rPr>
                 <w:rStyle w:val="a3"/>
@@ -9019,7 +9032,7 @@
                 <w:noProof/>
                 <w:webHidden/>
               </w:rPr>
-              <w:instrText>PAGEREF _Toc230863884 \h</w:instrText>
+              <w:instrText>PAGEREF _Toc231468652 \h</w:instrText>
             </w:r>
             <w:r>
               <w:rPr>
@@ -9077,7 +9090,7 @@
               <w14:ligatures w14:val="standardContextual"/>
             </w:rPr>
           </w:pPr>
-          <w:hyperlink w:anchor="_Toc230863885" w:history="1">
+          <w:hyperlink w:anchor="_Toc231468653" w:history="1">
             <w:r>
               <w:rPr>
                 <w:rStyle w:val="a3"/>
@@ -9117,7 +9130,7 @@
                 <w:noProof/>
                 <w:webHidden/>
               </w:rPr>
-              <w:instrText>PAGEREF _Toc230863885 \h</w:instrText>
+              <w:instrText>PAGEREF _Toc231468653 \h</w:instrText>
             </w:r>
             <w:r>
               <w:rPr>
@@ -9175,7 +9188,7 @@
               <w14:ligatures w14:val="standardContextual"/>
             </w:rPr>
           </w:pPr>
-          <w:hyperlink w:anchor="_Toc230863886" w:history="1">
+          <w:hyperlink w:anchor="_Toc231468654" w:history="1">
             <w:r>
               <w:rPr>
                 <w:rStyle w:val="a3"/>
@@ -9215,7 +9228,7 @@
                 <w:noProof/>
                 <w:webHidden/>
               </w:rPr>
-              <w:instrText>PAGEREF _Toc230863886 \h</w:instrText>
+              <w:instrText>PAGEREF _Toc231468654 \h</w:instrText>
             </w:r>
             <w:r>
               <w:rPr>
@@ -9273,7 +9286,7 @@
               <w14:ligatures w14:val="standardContextual"/>
             </w:rPr>
           </w:pPr>
-          <w:hyperlink w:anchor="_Toc230863887" w:history="1">
+          <w:hyperlink w:anchor="_Toc231468655" w:history="1">
             <w:r>
               <w:rPr>
                 <w:rStyle w:val="a3"/>
@@ -9313,7 +9326,7 @@
                 <w:noProof/>
                 <w:webHidden/>
               </w:rPr>
-              <w:instrText>PAGEREF _Toc230863887 \h</w:instrText>
+              <w:instrText>PAGEREF _Toc231468655 \h</w:instrText>
             </w:r>
             <w:r>
               <w:rPr>
@@ -9371,7 +9384,7 @@
               <w14:ligatures w14:val="standardContextual"/>
             </w:rPr>
           </w:pPr>
-          <w:hyperlink w:anchor="_Toc230863888" w:history="1">
+          <w:hyperlink w:anchor="_Toc231468656" w:history="1">
             <w:r>
               <w:rPr>
                 <w:rStyle w:val="a3"/>
@@ -9411,7 +9424,7 @@
                 <w:noProof/>
                 <w:webHidden/>
               </w:rPr>
-              <w:instrText>PAGEREF _Toc230863888 \h</w:instrText>
+              <w:instrText>PAGEREF _Toc231468656 \h</w:instrText>
             </w:r>
             <w:r>
               <w:rPr>
@@ -9469,7 +9482,7 @@
               <w14:ligatures w14:val="standardContextual"/>
             </w:rPr>
           </w:pPr>
-          <w:hyperlink w:anchor="_Toc230863889" w:history="1">
+          <w:hyperlink w:anchor="_Toc231468657" w:history="1">
             <w:r>
               <w:rPr>
                 <w:rStyle w:val="a3"/>
@@ -9509,7 +9522,7 @@
                 <w:noProof/>
                 <w:webHidden/>
               </w:rPr>
-              <w:instrText>PAGEREF _Toc230863889 \h</w:instrText>
+              <w:instrText>PAGEREF _Toc231468657 \h</w:instrText>
             </w:r>
             <w:r>
               <w:rPr>
@@ -9567,7 +9580,7 @@
               <w14:ligatures w14:val="standardContextual"/>
             </w:rPr>
           </w:pPr>
-          <w:hyperlink w:anchor="_Toc230863890" w:history="1">
+          <w:hyperlink w:anchor="_Toc231468658" w:history="1">
             <w:r>
               <w:rPr>
                 <w:rStyle w:val="a3"/>
@@ -9607,7 +9620,7 @@
                 <w:noProof/>
                 <w:webHidden/>
               </w:rPr>
-              <w:instrText>PAGEREF _Toc230863890 \h</w:instrText>
+              <w:instrText>PAGEREF _Toc231468658 \h</w:instrText>
             </w:r>
             <w:r>
               <w:rPr>
@@ -9665,7 +9678,7 @@
               <w14:ligatures w14:val="standardContextual"/>
             </w:rPr>
           </w:pPr>
-          <w:hyperlink w:anchor="_Toc230863891" w:history="1">
+          <w:hyperlink w:anchor="_Toc231468659" w:history="1">
             <w:r>
               <w:rPr>
                 <w:rStyle w:val="a3"/>
@@ -9705,7 +9718,7 @@
                 <w:noProof/>
                 <w:webHidden/>
               </w:rPr>
-              <w:instrText>PAGEREF _Toc230863891 \h</w:instrText>
+              <w:instrText>PAGEREF _Toc231468659 \h</w:instrText>
             </w:r>
             <w:r>
               <w:rPr>
@@ -9763,7 +9776,7 @@
               <w14:ligatures w14:val="standardContextual"/>
             </w:rPr>
           </w:pPr>
-          <w:hyperlink w:anchor="_Toc230863892" w:history="1">
+          <w:hyperlink w:anchor="_Toc231468660" w:history="1">
             <w:r>
               <w:rPr>
                 <w:rStyle w:val="a3"/>
@@ -9803,7 +9816,7 @@
                 <w:noProof/>
                 <w:webHidden/>
               </w:rPr>
-              <w:instrText>PAGEREF _Toc230863892 \h</w:instrText>
+              <w:instrText>PAGEREF _Toc231468660 \h</w:instrText>
             </w:r>
             <w:r>
               <w:rPr>
@@ -9861,7 +9874,7 @@
               <w14:ligatures w14:val="standardContextual"/>
             </w:rPr>
           </w:pPr>
-          <w:hyperlink w:anchor="_Toc230863893" w:history="1">
+          <w:hyperlink w:anchor="_Toc231468661" w:history="1">
             <w:r>
               <w:rPr>
                 <w:rStyle w:val="a3"/>
@@ -9901,7 +9914,7 @@
                 <w:noProof/>
                 <w:webHidden/>
               </w:rPr>
-              <w:instrText>PAGEREF _Toc230863893 \h</w:instrText>
+              <w:instrText>PAGEREF _Toc231468661 \h</w:instrText>
             </w:r>
             <w:r>
               <w:rPr>
@@ -9933,6 +9946,692 @@
                 <w:webHidden/>
               </w:rPr>
               <w:t>39</w:t>
+            </w:r>
+            <w:r>
+              <w:rPr>
+                <w:rFonts w:ascii="宋体" w:eastAsia="宋体" w:hAnsi="宋体" w:hint="eastAsia"/>
+                <w:noProof/>
+                <w:webHidden/>
+              </w:rPr>
+              <w:fldChar w:fldCharType="end"/>
+            </w:r>
+          </w:hyperlink>
+        </w:p>
+        <w:p>
+          <w:pPr>
+            <w:pStyle w:val="TOC1"/>
+            <w:tabs>
+              <w:tab w:val="right" w:leader="dot" w:pos="8296"/>
+            </w:tabs>
+            <w:rPr>
+              <w:rFonts w:ascii="宋体" w:eastAsia="宋体" w:hAnsi="宋体" w:hint="eastAsia"/>
+              <w:noProof/>
+              <w:sz w:val="22"/>
+              <w:szCs w:val="24"/>
+              <w:lang w:val="en-US"/>
+              <w14:ligatures w14:val="standardContextual"/>
+            </w:rPr>
+          </w:pPr>
+          <w:hyperlink w:anchor="_Toc231468662" w:history="1">
+            <w:r>
+              <w:rPr>
+                <w:rStyle w:val="a3"/>
+                <w:rFonts w:ascii="宋体" w:eastAsia="宋体" w:hAnsi="宋体"/>
+                <w:noProof/>
+                <w:lang w:val="en-US"/>
+              </w:rPr>
+              <w:t>第十二讲 比较视野中的使命型政党</w:t>
+            </w:r>
+            <w:r>
+              <w:rPr>
+                <w:rFonts w:ascii="宋体" w:eastAsia="宋体" w:hAnsi="宋体" w:hint="eastAsia"/>
+                <w:noProof/>
+                <w:webHidden/>
+              </w:rPr>
+              <w:tab/>
+            </w:r>
+            <w:r>
+              <w:rPr>
+                <w:rFonts w:ascii="宋体" w:eastAsia="宋体" w:hAnsi="宋体" w:hint="eastAsia"/>
+                <w:noProof/>
+                <w:webHidden/>
+              </w:rPr>
+              <w:fldChar w:fldCharType="begin"/>
+            </w:r>
+            <w:r>
+              <w:rPr>
+                <w:rFonts w:ascii="宋体" w:eastAsia="宋体" w:hAnsi="宋体" w:hint="eastAsia"/>
+                <w:noProof/>
+                <w:webHidden/>
+              </w:rPr>
+              <w:instrText xml:space="preserve"> </w:instrText>
+            </w:r>
+            <w:r>
+              <w:rPr>
+                <w:rFonts w:ascii="宋体" w:eastAsia="宋体" w:hAnsi="宋体"/>
+                <w:noProof/>
+                <w:webHidden/>
+              </w:rPr>
+              <w:instrText>PAGEREF _Toc231468662 \h</w:instrText>
+            </w:r>
+            <w:r>
+              <w:rPr>
+                <w:rFonts w:ascii="宋体" w:eastAsia="宋体" w:hAnsi="宋体" w:hint="eastAsia"/>
+                <w:noProof/>
+                <w:webHidden/>
+              </w:rPr>
+              <w:instrText xml:space="preserve"> </w:instrText>
+            </w:r>
+            <w:r>
+              <w:rPr>
+                <w:rFonts w:ascii="宋体" w:eastAsia="宋体" w:hAnsi="宋体" w:hint="eastAsia"/>
+                <w:noProof/>
+                <w:webHidden/>
+              </w:rPr>
+            </w:r>
+            <w:r>
+              <w:rPr>
+                <w:rFonts w:ascii="宋体" w:eastAsia="宋体" w:hAnsi="宋体" w:hint="eastAsia"/>
+                <w:noProof/>
+                <w:webHidden/>
+              </w:rPr>
+              <w:fldChar w:fldCharType="separate"/>
+            </w:r>
+            <w:r>
+              <w:rPr>
+                <w:rFonts w:ascii="宋体" w:eastAsia="宋体" w:hAnsi="宋体" w:hint="eastAsia"/>
+                <w:noProof/>
+                <w:webHidden/>
+              </w:rPr>
+              <w:t>39</w:t>
+            </w:r>
+            <w:r>
+              <w:rPr>
+                <w:rFonts w:ascii="宋体" w:eastAsia="宋体" w:hAnsi="宋体" w:hint="eastAsia"/>
+                <w:noProof/>
+                <w:webHidden/>
+              </w:rPr>
+              <w:fldChar w:fldCharType="end"/>
+            </w:r>
+          </w:hyperlink>
+        </w:p>
+        <w:p>
+          <w:pPr>
+            <w:pStyle w:val="TOC2"/>
+            <w:tabs>
+              <w:tab w:val="right" w:leader="dot" w:pos="8296"/>
+            </w:tabs>
+            <w:rPr>
+              <w:rFonts w:ascii="宋体" w:eastAsia="宋体" w:hAnsi="宋体" w:hint="eastAsia"/>
+              <w:noProof/>
+              <w:sz w:val="22"/>
+              <w:szCs w:val="24"/>
+              <w:lang w:val="en-US"/>
+              <w14:ligatures w14:val="standardContextual"/>
+            </w:rPr>
+          </w:pPr>
+          <w:hyperlink w:anchor="_Toc231468663" w:history="1">
+            <w:r>
+              <w:rPr>
+                <w:rStyle w:val="a3"/>
+                <w:rFonts w:ascii="宋体" w:eastAsia="宋体" w:hAnsi="宋体"/>
+                <w:noProof/>
+                <w:lang w:val="en-US"/>
+              </w:rPr>
+              <w:t>一、使命型政党：新型政党理论分析范式创新与发展之道</w:t>
+            </w:r>
+            <w:r>
+              <w:rPr>
+                <w:rFonts w:ascii="宋体" w:eastAsia="宋体" w:hAnsi="宋体" w:hint="eastAsia"/>
+                <w:noProof/>
+                <w:webHidden/>
+              </w:rPr>
+              <w:tab/>
+            </w:r>
+            <w:r>
+              <w:rPr>
+                <w:rFonts w:ascii="宋体" w:eastAsia="宋体" w:hAnsi="宋体" w:hint="eastAsia"/>
+                <w:noProof/>
+                <w:webHidden/>
+              </w:rPr>
+              <w:fldChar w:fldCharType="begin"/>
+            </w:r>
+            <w:r>
+              <w:rPr>
+                <w:rFonts w:ascii="宋体" w:eastAsia="宋体" w:hAnsi="宋体" w:hint="eastAsia"/>
+                <w:noProof/>
+                <w:webHidden/>
+              </w:rPr>
+              <w:instrText xml:space="preserve"> </w:instrText>
+            </w:r>
+            <w:r>
+              <w:rPr>
+                <w:rFonts w:ascii="宋体" w:eastAsia="宋体" w:hAnsi="宋体"/>
+                <w:noProof/>
+                <w:webHidden/>
+              </w:rPr>
+              <w:instrText>PAGEREF _Toc231468663 \h</w:instrText>
+            </w:r>
+            <w:r>
+              <w:rPr>
+                <w:rFonts w:ascii="宋体" w:eastAsia="宋体" w:hAnsi="宋体" w:hint="eastAsia"/>
+                <w:noProof/>
+                <w:webHidden/>
+              </w:rPr>
+              <w:instrText xml:space="preserve"> </w:instrText>
+            </w:r>
+            <w:r>
+              <w:rPr>
+                <w:rFonts w:ascii="宋体" w:eastAsia="宋体" w:hAnsi="宋体" w:hint="eastAsia"/>
+                <w:noProof/>
+                <w:webHidden/>
+              </w:rPr>
+            </w:r>
+            <w:r>
+              <w:rPr>
+                <w:rFonts w:ascii="宋体" w:eastAsia="宋体" w:hAnsi="宋体" w:hint="eastAsia"/>
+                <w:noProof/>
+                <w:webHidden/>
+              </w:rPr>
+              <w:fldChar w:fldCharType="separate"/>
+            </w:r>
+            <w:r>
+              <w:rPr>
+                <w:rFonts w:ascii="宋体" w:eastAsia="宋体" w:hAnsi="宋体" w:hint="eastAsia"/>
+                <w:noProof/>
+                <w:webHidden/>
+              </w:rPr>
+              <w:t>39</w:t>
+            </w:r>
+            <w:r>
+              <w:rPr>
+                <w:rFonts w:ascii="宋体" w:eastAsia="宋体" w:hAnsi="宋体" w:hint="eastAsia"/>
+                <w:noProof/>
+                <w:webHidden/>
+              </w:rPr>
+              <w:fldChar w:fldCharType="end"/>
+            </w:r>
+          </w:hyperlink>
+        </w:p>
+        <w:p>
+          <w:pPr>
+            <w:pStyle w:val="TOC3"/>
+            <w:tabs>
+              <w:tab w:val="right" w:leader="dot" w:pos="8296"/>
+            </w:tabs>
+            <w:rPr>
+              <w:rFonts w:ascii="宋体" w:eastAsia="宋体" w:hAnsi="宋体" w:hint="eastAsia"/>
+              <w:noProof/>
+              <w:sz w:val="22"/>
+              <w:szCs w:val="24"/>
+              <w:lang w:val="en-US"/>
+              <w14:ligatures w14:val="standardContextual"/>
+            </w:rPr>
+          </w:pPr>
+          <w:hyperlink w:anchor="_Toc231468664" w:history="1">
+            <w:r>
+              <w:rPr>
+                <w:rStyle w:val="a3"/>
+                <w:rFonts w:ascii="宋体" w:eastAsia="宋体" w:hAnsi="宋体"/>
+                <w:noProof/>
+                <w:lang w:val="en-US"/>
+              </w:rPr>
+              <w:t>（一）西方学界对政党的总体认知与定位</w:t>
+            </w:r>
+            <w:r>
+              <w:rPr>
+                <w:rFonts w:ascii="宋体" w:eastAsia="宋体" w:hAnsi="宋体" w:hint="eastAsia"/>
+                <w:noProof/>
+                <w:webHidden/>
+              </w:rPr>
+              <w:tab/>
+            </w:r>
+            <w:r>
+              <w:rPr>
+                <w:rFonts w:ascii="宋体" w:eastAsia="宋体" w:hAnsi="宋体" w:hint="eastAsia"/>
+                <w:noProof/>
+                <w:webHidden/>
+              </w:rPr>
+              <w:fldChar w:fldCharType="begin"/>
+            </w:r>
+            <w:r>
+              <w:rPr>
+                <w:rFonts w:ascii="宋体" w:eastAsia="宋体" w:hAnsi="宋体" w:hint="eastAsia"/>
+                <w:noProof/>
+                <w:webHidden/>
+              </w:rPr>
+              <w:instrText xml:space="preserve"> </w:instrText>
+            </w:r>
+            <w:r>
+              <w:rPr>
+                <w:rFonts w:ascii="宋体" w:eastAsia="宋体" w:hAnsi="宋体"/>
+                <w:noProof/>
+                <w:webHidden/>
+              </w:rPr>
+              <w:instrText>PAGEREF _Toc231468664 \h</w:instrText>
+            </w:r>
+            <w:r>
+              <w:rPr>
+                <w:rFonts w:ascii="宋体" w:eastAsia="宋体" w:hAnsi="宋体" w:hint="eastAsia"/>
+                <w:noProof/>
+                <w:webHidden/>
+              </w:rPr>
+              <w:instrText xml:space="preserve"> </w:instrText>
+            </w:r>
+            <w:r>
+              <w:rPr>
+                <w:rFonts w:ascii="宋体" w:eastAsia="宋体" w:hAnsi="宋体" w:hint="eastAsia"/>
+                <w:noProof/>
+                <w:webHidden/>
+              </w:rPr>
+            </w:r>
+            <w:r>
+              <w:rPr>
+                <w:rFonts w:ascii="宋体" w:eastAsia="宋体" w:hAnsi="宋体" w:hint="eastAsia"/>
+                <w:noProof/>
+                <w:webHidden/>
+              </w:rPr>
+              <w:fldChar w:fldCharType="separate"/>
+            </w:r>
+            <w:r>
+              <w:rPr>
+                <w:rFonts w:ascii="宋体" w:eastAsia="宋体" w:hAnsi="宋体" w:hint="eastAsia"/>
+                <w:noProof/>
+                <w:webHidden/>
+              </w:rPr>
+              <w:t>40</w:t>
+            </w:r>
+            <w:r>
+              <w:rPr>
+                <w:rFonts w:ascii="宋体" w:eastAsia="宋体" w:hAnsi="宋体" w:hint="eastAsia"/>
+                <w:noProof/>
+                <w:webHidden/>
+              </w:rPr>
+              <w:fldChar w:fldCharType="end"/>
+            </w:r>
+          </w:hyperlink>
+        </w:p>
+        <w:p>
+          <w:pPr>
+            <w:pStyle w:val="TOC3"/>
+            <w:tabs>
+              <w:tab w:val="right" w:leader="dot" w:pos="8296"/>
+            </w:tabs>
+            <w:rPr>
+              <w:rFonts w:ascii="宋体" w:eastAsia="宋体" w:hAnsi="宋体" w:hint="eastAsia"/>
+              <w:noProof/>
+              <w:sz w:val="22"/>
+              <w:szCs w:val="24"/>
+              <w:lang w:val="en-US"/>
+              <w14:ligatures w14:val="standardContextual"/>
+            </w:rPr>
+          </w:pPr>
+          <w:hyperlink w:anchor="_Toc231468665" w:history="1">
+            <w:r>
+              <w:rPr>
+                <w:rStyle w:val="a3"/>
+                <w:rFonts w:ascii="宋体" w:eastAsia="宋体" w:hAnsi="宋体"/>
+                <w:noProof/>
+                <w:lang w:val="en-US"/>
+              </w:rPr>
+              <w:t>（二）使命型政党的理论分析范式建构</w:t>
+            </w:r>
+            <w:r>
+              <w:rPr>
+                <w:rFonts w:ascii="宋体" w:eastAsia="宋体" w:hAnsi="宋体" w:hint="eastAsia"/>
+                <w:noProof/>
+                <w:webHidden/>
+              </w:rPr>
+              <w:tab/>
+            </w:r>
+            <w:r>
+              <w:rPr>
+                <w:rFonts w:ascii="宋体" w:eastAsia="宋体" w:hAnsi="宋体" w:hint="eastAsia"/>
+                <w:noProof/>
+                <w:webHidden/>
+              </w:rPr>
+              <w:fldChar w:fldCharType="begin"/>
+            </w:r>
+            <w:r>
+              <w:rPr>
+                <w:rFonts w:ascii="宋体" w:eastAsia="宋体" w:hAnsi="宋体" w:hint="eastAsia"/>
+                <w:noProof/>
+                <w:webHidden/>
+              </w:rPr>
+              <w:instrText xml:space="preserve"> </w:instrText>
+            </w:r>
+            <w:r>
+              <w:rPr>
+                <w:rFonts w:ascii="宋体" w:eastAsia="宋体" w:hAnsi="宋体"/>
+                <w:noProof/>
+                <w:webHidden/>
+              </w:rPr>
+              <w:instrText>PAGEREF _Toc231468665 \h</w:instrText>
+            </w:r>
+            <w:r>
+              <w:rPr>
+                <w:rFonts w:ascii="宋体" w:eastAsia="宋体" w:hAnsi="宋体" w:hint="eastAsia"/>
+                <w:noProof/>
+                <w:webHidden/>
+              </w:rPr>
+              <w:instrText xml:space="preserve"> </w:instrText>
+            </w:r>
+            <w:r>
+              <w:rPr>
+                <w:rFonts w:ascii="宋体" w:eastAsia="宋体" w:hAnsi="宋体" w:hint="eastAsia"/>
+                <w:noProof/>
+                <w:webHidden/>
+              </w:rPr>
+            </w:r>
+            <w:r>
+              <w:rPr>
+                <w:rFonts w:ascii="宋体" w:eastAsia="宋体" w:hAnsi="宋体" w:hint="eastAsia"/>
+                <w:noProof/>
+                <w:webHidden/>
+              </w:rPr>
+              <w:fldChar w:fldCharType="separate"/>
+            </w:r>
+            <w:r>
+              <w:rPr>
+                <w:rFonts w:ascii="宋体" w:eastAsia="宋体" w:hAnsi="宋体" w:hint="eastAsia"/>
+                <w:noProof/>
+                <w:webHidden/>
+              </w:rPr>
+              <w:t>41</w:t>
+            </w:r>
+            <w:r>
+              <w:rPr>
+                <w:rFonts w:ascii="宋体" w:eastAsia="宋体" w:hAnsi="宋体" w:hint="eastAsia"/>
+                <w:noProof/>
+                <w:webHidden/>
+              </w:rPr>
+              <w:fldChar w:fldCharType="end"/>
+            </w:r>
+          </w:hyperlink>
+        </w:p>
+        <w:p>
+          <w:pPr>
+            <w:pStyle w:val="TOC2"/>
+            <w:tabs>
+              <w:tab w:val="right" w:leader="dot" w:pos="8296"/>
+            </w:tabs>
+            <w:rPr>
+              <w:rFonts w:ascii="宋体" w:eastAsia="宋体" w:hAnsi="宋体" w:hint="eastAsia"/>
+              <w:noProof/>
+              <w:sz w:val="22"/>
+              <w:szCs w:val="24"/>
+              <w:lang w:val="en-US"/>
+              <w14:ligatures w14:val="standardContextual"/>
+            </w:rPr>
+          </w:pPr>
+          <w:hyperlink w:anchor="_Toc231468666" w:history="1">
+            <w:r>
+              <w:rPr>
+                <w:rStyle w:val="a3"/>
+                <w:rFonts w:ascii="宋体" w:eastAsia="宋体" w:hAnsi="宋体"/>
+                <w:noProof/>
+                <w:lang w:val="en-US"/>
+              </w:rPr>
+              <w:t>二、使命型政党的基础能力和治理绩效</w:t>
+            </w:r>
+            <w:r>
+              <w:rPr>
+                <w:rFonts w:ascii="宋体" w:eastAsia="宋体" w:hAnsi="宋体" w:hint="eastAsia"/>
+                <w:noProof/>
+                <w:webHidden/>
+              </w:rPr>
+              <w:tab/>
+            </w:r>
+            <w:r>
+              <w:rPr>
+                <w:rFonts w:ascii="宋体" w:eastAsia="宋体" w:hAnsi="宋体" w:hint="eastAsia"/>
+                <w:noProof/>
+                <w:webHidden/>
+              </w:rPr>
+              <w:fldChar w:fldCharType="begin"/>
+            </w:r>
+            <w:r>
+              <w:rPr>
+                <w:rFonts w:ascii="宋体" w:eastAsia="宋体" w:hAnsi="宋体" w:hint="eastAsia"/>
+                <w:noProof/>
+                <w:webHidden/>
+              </w:rPr>
+              <w:instrText xml:space="preserve"> </w:instrText>
+            </w:r>
+            <w:r>
+              <w:rPr>
+                <w:rFonts w:ascii="宋体" w:eastAsia="宋体" w:hAnsi="宋体"/>
+                <w:noProof/>
+                <w:webHidden/>
+              </w:rPr>
+              <w:instrText>PAGEREF _Toc231468666 \h</w:instrText>
+            </w:r>
+            <w:r>
+              <w:rPr>
+                <w:rFonts w:ascii="宋体" w:eastAsia="宋体" w:hAnsi="宋体" w:hint="eastAsia"/>
+                <w:noProof/>
+                <w:webHidden/>
+              </w:rPr>
+              <w:instrText xml:space="preserve"> </w:instrText>
+            </w:r>
+            <w:r>
+              <w:rPr>
+                <w:rFonts w:ascii="宋体" w:eastAsia="宋体" w:hAnsi="宋体" w:hint="eastAsia"/>
+                <w:noProof/>
+                <w:webHidden/>
+              </w:rPr>
+            </w:r>
+            <w:r>
+              <w:rPr>
+                <w:rFonts w:ascii="宋体" w:eastAsia="宋体" w:hAnsi="宋体" w:hint="eastAsia"/>
+                <w:noProof/>
+                <w:webHidden/>
+              </w:rPr>
+              <w:fldChar w:fldCharType="separate"/>
+            </w:r>
+            <w:r>
+              <w:rPr>
+                <w:rFonts w:ascii="宋体" w:eastAsia="宋体" w:hAnsi="宋体" w:hint="eastAsia"/>
+                <w:noProof/>
+                <w:webHidden/>
+              </w:rPr>
+              <w:t>42</w:t>
+            </w:r>
+            <w:r>
+              <w:rPr>
+                <w:rFonts w:ascii="宋体" w:eastAsia="宋体" w:hAnsi="宋体" w:hint="eastAsia"/>
+                <w:noProof/>
+                <w:webHidden/>
+              </w:rPr>
+              <w:fldChar w:fldCharType="end"/>
+            </w:r>
+          </w:hyperlink>
+        </w:p>
+        <w:p>
+          <w:pPr>
+            <w:pStyle w:val="TOC3"/>
+            <w:tabs>
+              <w:tab w:val="right" w:leader="dot" w:pos="8296"/>
+            </w:tabs>
+            <w:rPr>
+              <w:rFonts w:ascii="宋体" w:eastAsia="宋体" w:hAnsi="宋体" w:hint="eastAsia"/>
+              <w:noProof/>
+              <w:sz w:val="22"/>
+              <w:szCs w:val="24"/>
+              <w:lang w:val="en-US"/>
+              <w14:ligatures w14:val="standardContextual"/>
+            </w:rPr>
+          </w:pPr>
+          <w:hyperlink w:anchor="_Toc231468667" w:history="1">
+            <w:r>
+              <w:rPr>
+                <w:rStyle w:val="a3"/>
+                <w:rFonts w:ascii="宋体" w:eastAsia="宋体" w:hAnsi="宋体"/>
+                <w:noProof/>
+                <w:lang w:val="en-US"/>
+              </w:rPr>
+              <w:t>（一）政党基础性能力与国家治理</w:t>
+            </w:r>
+            <w:r>
+              <w:rPr>
+                <w:rFonts w:ascii="宋体" w:eastAsia="宋体" w:hAnsi="宋体" w:hint="eastAsia"/>
+                <w:noProof/>
+                <w:webHidden/>
+              </w:rPr>
+              <w:tab/>
+            </w:r>
+            <w:r>
+              <w:rPr>
+                <w:rFonts w:ascii="宋体" w:eastAsia="宋体" w:hAnsi="宋体" w:hint="eastAsia"/>
+                <w:noProof/>
+                <w:webHidden/>
+              </w:rPr>
+              <w:fldChar w:fldCharType="begin"/>
+            </w:r>
+            <w:r>
+              <w:rPr>
+                <w:rFonts w:ascii="宋体" w:eastAsia="宋体" w:hAnsi="宋体" w:hint="eastAsia"/>
+                <w:noProof/>
+                <w:webHidden/>
+              </w:rPr>
+              <w:instrText xml:space="preserve"> </w:instrText>
+            </w:r>
+            <w:r>
+              <w:rPr>
+                <w:rFonts w:ascii="宋体" w:eastAsia="宋体" w:hAnsi="宋体"/>
+                <w:noProof/>
+                <w:webHidden/>
+              </w:rPr>
+              <w:instrText>PAGEREF _Toc231468667 \h</w:instrText>
+            </w:r>
+            <w:r>
+              <w:rPr>
+                <w:rFonts w:ascii="宋体" w:eastAsia="宋体" w:hAnsi="宋体" w:hint="eastAsia"/>
+                <w:noProof/>
+                <w:webHidden/>
+              </w:rPr>
+              <w:instrText xml:space="preserve"> </w:instrText>
+            </w:r>
+            <w:r>
+              <w:rPr>
+                <w:rFonts w:ascii="宋体" w:eastAsia="宋体" w:hAnsi="宋体" w:hint="eastAsia"/>
+                <w:noProof/>
+                <w:webHidden/>
+              </w:rPr>
+            </w:r>
+            <w:r>
+              <w:rPr>
+                <w:rFonts w:ascii="宋体" w:eastAsia="宋体" w:hAnsi="宋体" w:hint="eastAsia"/>
+                <w:noProof/>
+                <w:webHidden/>
+              </w:rPr>
+              <w:fldChar w:fldCharType="separate"/>
+            </w:r>
+            <w:r>
+              <w:rPr>
+                <w:rFonts w:ascii="宋体" w:eastAsia="宋体" w:hAnsi="宋体" w:hint="eastAsia"/>
+                <w:noProof/>
+                <w:webHidden/>
+              </w:rPr>
+              <w:t>42</w:t>
+            </w:r>
+            <w:r>
+              <w:rPr>
+                <w:rFonts w:ascii="宋体" w:eastAsia="宋体" w:hAnsi="宋体" w:hint="eastAsia"/>
+                <w:noProof/>
+                <w:webHidden/>
+              </w:rPr>
+              <w:fldChar w:fldCharType="end"/>
+            </w:r>
+          </w:hyperlink>
+        </w:p>
+        <w:p>
+          <w:pPr>
+            <w:pStyle w:val="TOC3"/>
+            <w:tabs>
+              <w:tab w:val="right" w:leader="dot" w:pos="8296"/>
+            </w:tabs>
+            <w:rPr>
+              <w:rFonts w:ascii="宋体" w:eastAsia="宋体" w:hAnsi="宋体" w:hint="eastAsia"/>
+              <w:noProof/>
+              <w:sz w:val="22"/>
+              <w:szCs w:val="24"/>
+              <w:lang w:val="en-US"/>
+              <w14:ligatures w14:val="standardContextual"/>
+            </w:rPr>
+          </w:pPr>
+          <w:hyperlink w:anchor="_Toc231468668" w:history="1">
+            <w:r>
+              <w:rPr>
+                <w:rStyle w:val="a3"/>
+                <w:rFonts w:ascii="宋体" w:eastAsia="宋体" w:hAnsi="宋体"/>
+                <w:noProof/>
+                <w:lang w:val="en-US"/>
+              </w:rPr>
+              <w:t>（二）运动型政党与国家治理</w:t>
+            </w:r>
+            <w:r>
+              <w:rPr>
+                <w:rFonts w:ascii="宋体" w:eastAsia="宋体" w:hAnsi="宋体" w:hint="eastAsia"/>
+                <w:noProof/>
+                <w:webHidden/>
+              </w:rPr>
+              <w:tab/>
+            </w:r>
+            <w:r>
+              <w:rPr>
+                <w:rFonts w:ascii="宋体" w:eastAsia="宋体" w:hAnsi="宋体" w:hint="eastAsia"/>
+                <w:noProof/>
+                <w:webHidden/>
+              </w:rPr>
+              <w:fldChar w:fldCharType="begin"/>
+            </w:r>
+            <w:r>
+              <w:rPr>
+                <w:rFonts w:ascii="宋体" w:eastAsia="宋体" w:hAnsi="宋体" w:hint="eastAsia"/>
+                <w:noProof/>
+                <w:webHidden/>
+              </w:rPr>
+              <w:instrText xml:space="preserve"> </w:instrText>
+            </w:r>
+            <w:r>
+              <w:rPr>
+                <w:rFonts w:ascii="宋体" w:eastAsia="宋体" w:hAnsi="宋体"/>
+                <w:noProof/>
+                <w:webHidden/>
+              </w:rPr>
+              <w:instrText>PAGEREF _Toc231468668 \h</w:instrText>
+            </w:r>
+            <w:r>
+              <w:rPr>
+                <w:rFonts w:ascii="宋体" w:eastAsia="宋体" w:hAnsi="宋体" w:hint="eastAsia"/>
+                <w:noProof/>
+                <w:webHidden/>
+              </w:rPr>
+              <w:instrText xml:space="preserve"> </w:instrText>
+            </w:r>
+            <w:r>
+              <w:rPr>
+                <w:rFonts w:ascii="宋体" w:eastAsia="宋体" w:hAnsi="宋体" w:hint="eastAsia"/>
+                <w:noProof/>
+                <w:webHidden/>
+              </w:rPr>
+            </w:r>
+            <w:r>
+              <w:rPr>
+                <w:rFonts w:ascii="宋体" w:eastAsia="宋体" w:hAnsi="宋体" w:hint="eastAsia"/>
+                <w:noProof/>
+                <w:webHidden/>
+              </w:rPr>
+              <w:fldChar w:fldCharType="separate"/>
+            </w:r>
+            <w:r>
+              <w:rPr>
+                <w:rFonts w:ascii="宋体" w:eastAsia="宋体" w:hAnsi="宋体" w:hint="eastAsia"/>
+                <w:noProof/>
+                <w:webHidden/>
+              </w:rPr>
+              <w:t>42</w:t>
             </w:r>
             <w:r>
               <w:rPr>
@@ -9987,7 +10686,7 @@
       <w:pPr>
         <w:pStyle w:val="a9"/>
       </w:pPr>
-      <w:bookmarkStart w:id="0" w:name="_Toc230863795"/>
+      <w:bookmarkStart w:id="0" w:name="_Toc231468563"/>
       <w:r>
         <w:rPr>
           <w:rFonts w:hint="eastAsia"/>
@@ -10059,7 +10758,7 @@
       <w:pPr>
         <w:pStyle w:val="ac"/>
       </w:pPr>
-      <w:bookmarkStart w:id="1" w:name="_Toc230863796"/>
+      <w:bookmarkStart w:id="1" w:name="_Toc231468564"/>
       <w:r>
         <w:rPr>
           <w:rFonts w:hint="eastAsia"/>
@@ -10099,7 +10798,7 @@
       <w:pPr>
         <w:pStyle w:val="ae"/>
       </w:pPr>
-      <w:bookmarkStart w:id="2" w:name="_Toc230863797"/>
+      <w:bookmarkStart w:id="2" w:name="_Toc231468565"/>
       <w:r>
         <w:rPr>
           <w:rFonts w:hint="eastAsia"/>
@@ -10882,7 +11581,7 @@
       <w:pPr>
         <w:pStyle w:val="ae"/>
       </w:pPr>
-      <w:bookmarkStart w:id="3" w:name="_Toc230863798"/>
+      <w:bookmarkStart w:id="3" w:name="_Toc231468566"/>
       <w:r>
         <w:rPr>
           <w:rFonts w:hint="eastAsia"/>
@@ -10978,7 +11677,7 @@
       <w:pPr>
         <w:pStyle w:val="ae"/>
       </w:pPr>
-      <w:bookmarkStart w:id="4" w:name="_Toc230863799"/>
+      <w:bookmarkStart w:id="4" w:name="_Toc231468567"/>
       <w:r>
         <w:rPr>
           <w:rFonts w:hint="eastAsia"/>
@@ -11258,7 +11957,7 @@
       <w:pPr>
         <w:pStyle w:val="ac"/>
       </w:pPr>
-      <w:bookmarkStart w:id="5" w:name="_Toc230863800"/>
+      <w:bookmarkStart w:id="5" w:name="_Toc231468568"/>
       <w:r>
         <w:rPr>
           <w:rFonts w:hint="eastAsia"/>
@@ -13195,7 +13894,7 @@
       <w:pPr>
         <w:pStyle w:val="a9"/>
       </w:pPr>
-      <w:bookmarkStart w:id="6" w:name="_Toc230863801"/>
+      <w:bookmarkStart w:id="6" w:name="_Toc231468569"/>
       <w:r>
         <w:rPr>
           <w:rFonts w:hint="eastAsia"/>
@@ -13239,7 +13938,7 @@
       <w:pPr>
         <w:pStyle w:val="ac"/>
       </w:pPr>
-      <w:bookmarkStart w:id="7" w:name="_Toc230863802"/>
+      <w:bookmarkStart w:id="7" w:name="_Toc231468570"/>
       <w:r>
         <w:rPr>
           <w:rFonts w:hint="eastAsia"/>
@@ -13252,7 +13951,7 @@
       <w:pPr>
         <w:pStyle w:val="ae"/>
       </w:pPr>
-      <w:bookmarkStart w:id="8" w:name="_Toc230863803"/>
+      <w:bookmarkStart w:id="8" w:name="_Toc231468571"/>
       <w:r>
         <w:rPr>
           <w:rFonts w:hint="eastAsia"/>
@@ -15407,7 +16106,7 @@
       <w:pPr>
         <w:pStyle w:val="ae"/>
       </w:pPr>
-      <w:bookmarkStart w:id="9" w:name="_Toc230863804"/>
+      <w:bookmarkStart w:id="9" w:name="_Toc231468572"/>
       <w:r>
         <w:rPr>
           <w:rFonts w:hint="eastAsia"/>
@@ -17139,7 +17838,7 @@
       <w:pPr>
         <w:pStyle w:val="ae"/>
       </w:pPr>
-      <w:bookmarkStart w:id="10" w:name="_Toc230863805"/>
+      <w:bookmarkStart w:id="10" w:name="_Toc231468573"/>
       <w:r>
         <w:rPr>
           <w:rFonts w:hint="eastAsia"/>
@@ -17875,7 +18574,7 @@
       <w:pPr>
         <w:pStyle w:val="ae"/>
       </w:pPr>
-      <w:bookmarkStart w:id="11" w:name="_Toc230863806"/>
+      <w:bookmarkStart w:id="11" w:name="_Toc231468574"/>
       <w:r>
         <w:rPr>
           <w:rFonts w:hint="eastAsia"/>
@@ -18080,7 +18779,7 @@
       <w:pPr>
         <w:pStyle w:val="ac"/>
       </w:pPr>
-      <w:bookmarkStart w:id="12" w:name="_Toc230863807"/>
+      <w:bookmarkStart w:id="12" w:name="_Toc231468575"/>
       <w:r>
         <w:rPr>
           <w:rFonts w:hint="eastAsia"/>
@@ -18093,7 +18792,7 @@
       <w:pPr>
         <w:pStyle w:val="ae"/>
       </w:pPr>
-      <w:bookmarkStart w:id="13" w:name="_Toc230863808"/>
+      <w:bookmarkStart w:id="13" w:name="_Toc231468576"/>
       <w:r>
         <w:rPr>
           <w:rFonts w:hint="eastAsia"/>
@@ -18231,7 +18930,7 @@
       <w:pPr>
         <w:pStyle w:val="ae"/>
       </w:pPr>
-      <w:bookmarkStart w:id="14" w:name="_Toc230863809"/>
+      <w:bookmarkStart w:id="14" w:name="_Toc231468577"/>
       <w:r>
         <w:rPr>
           <w:rFonts w:hint="eastAsia"/>
@@ -18545,7 +19244,7 @@
       <w:pPr>
         <w:pStyle w:val="ae"/>
       </w:pPr>
-      <w:bookmarkStart w:id="15" w:name="_Toc230863810"/>
+      <w:bookmarkStart w:id="15" w:name="_Toc231468578"/>
       <w:r>
         <w:rPr>
           <w:rFonts w:hint="eastAsia"/>
@@ -18702,7 +19401,7 @@
       <w:pPr>
         <w:pStyle w:val="ae"/>
       </w:pPr>
-      <w:bookmarkStart w:id="16" w:name="_Toc230863811"/>
+      <w:bookmarkStart w:id="16" w:name="_Toc231468579"/>
       <w:r>
         <w:rPr>
           <w:rFonts w:hint="eastAsia"/>
@@ -18779,7 +19478,7 @@
       <w:pPr>
         <w:pStyle w:val="ac"/>
       </w:pPr>
-      <w:bookmarkStart w:id="17" w:name="_Toc230863812"/>
+      <w:bookmarkStart w:id="17" w:name="_Toc231468580"/>
       <w:r>
         <w:rPr>
           <w:rFonts w:hint="eastAsia"/>
@@ -18932,7 +19631,7 @@
       <w:pPr>
         <w:pStyle w:val="a9"/>
       </w:pPr>
-      <w:bookmarkStart w:id="18" w:name="_Toc230863813"/>
+      <w:bookmarkStart w:id="18" w:name="_Toc231468581"/>
       <w:r>
         <w:rPr>
           <w:rFonts w:hint="eastAsia"/>
@@ -18976,7 +19675,7 @@
       <w:pPr>
         <w:pStyle w:val="ac"/>
       </w:pPr>
-      <w:bookmarkStart w:id="19" w:name="_Toc230863814"/>
+      <w:bookmarkStart w:id="19" w:name="_Toc231468582"/>
       <w:r>
         <w:rPr>
           <w:rFonts w:hint="eastAsia"/>
@@ -18989,7 +19688,7 @@
       <w:pPr>
         <w:pStyle w:val="ae"/>
       </w:pPr>
-      <w:bookmarkStart w:id="20" w:name="_Toc230863815"/>
+      <w:bookmarkStart w:id="20" w:name="_Toc231468583"/>
       <w:r>
         <w:rPr>
           <w:rFonts w:hint="eastAsia"/>
@@ -19325,7 +20024,7 @@
       <w:pPr>
         <w:pStyle w:val="ae"/>
       </w:pPr>
-      <w:bookmarkStart w:id="21" w:name="_Toc230863816"/>
+      <w:bookmarkStart w:id="21" w:name="_Toc231468584"/>
       <w:r>
         <w:rPr>
           <w:rFonts w:hint="eastAsia"/>
@@ -19525,7 +20224,7 @@
       <w:pPr>
         <w:pStyle w:val="ac"/>
       </w:pPr>
-      <w:bookmarkStart w:id="22" w:name="_Toc230863817"/>
+      <w:bookmarkStart w:id="22" w:name="_Toc231468585"/>
       <w:r>
         <w:rPr>
           <w:rFonts w:hint="eastAsia"/>
@@ -19538,7 +20237,7 @@
       <w:pPr>
         <w:pStyle w:val="ae"/>
       </w:pPr>
-      <w:bookmarkStart w:id="23" w:name="_Toc230863818"/>
+      <w:bookmarkStart w:id="23" w:name="_Toc231468586"/>
       <w:r>
         <w:rPr>
           <w:rFonts w:hint="eastAsia"/>
@@ -19876,7 +20575,7 @@
       <w:pPr>
         <w:pStyle w:val="ae"/>
       </w:pPr>
-      <w:bookmarkStart w:id="24" w:name="_Toc230863819"/>
+      <w:bookmarkStart w:id="24" w:name="_Toc231468587"/>
       <w:r>
         <w:rPr>
           <w:rFonts w:hint="eastAsia"/>
@@ -20058,7 +20757,7 @@
       <w:pPr>
         <w:pStyle w:val="a9"/>
       </w:pPr>
-      <w:bookmarkStart w:id="25" w:name="_Toc230863820"/>
+      <w:bookmarkStart w:id="25" w:name="_Toc231468588"/>
       <w:r>
         <w:rPr>
           <w:rFonts w:hint="eastAsia"/>
@@ -20102,7 +20801,7 @@
       <w:pPr>
         <w:pStyle w:val="ac"/>
       </w:pPr>
-      <w:bookmarkStart w:id="26" w:name="_Toc230863821"/>
+      <w:bookmarkStart w:id="26" w:name="_Toc231468589"/>
       <w:r>
         <w:rPr>
           <w:rFonts w:hint="eastAsia"/>
@@ -20162,7 +20861,7 @@
       <w:pPr>
         <w:pStyle w:val="ac"/>
       </w:pPr>
-      <w:bookmarkStart w:id="27" w:name="_Toc230863822"/>
+      <w:bookmarkStart w:id="27" w:name="_Toc231468590"/>
       <w:r>
         <w:rPr>
           <w:rFonts w:hint="eastAsia"/>
@@ -20175,7 +20874,7 @@
       <w:pPr>
         <w:pStyle w:val="ae"/>
       </w:pPr>
-      <w:bookmarkStart w:id="28" w:name="_Toc230863823"/>
+      <w:bookmarkStart w:id="28" w:name="_Toc231468591"/>
       <w:r>
         <w:rPr>
           <w:rFonts w:hint="eastAsia"/>
@@ -20589,7 +21288,7 @@
       <w:pPr>
         <w:pStyle w:val="ae"/>
       </w:pPr>
-      <w:bookmarkStart w:id="29" w:name="_Toc230863824"/>
+      <w:bookmarkStart w:id="29" w:name="_Toc231468592"/>
       <w:r>
         <w:rPr>
           <w:rFonts w:hint="eastAsia"/>
@@ -20904,7 +21603,7 @@
       <w:pPr>
         <w:pStyle w:val="ae"/>
       </w:pPr>
-      <w:bookmarkStart w:id="30" w:name="_Toc230863825"/>
+      <w:bookmarkStart w:id="30" w:name="_Toc231468593"/>
       <w:r>
         <w:rPr>
           <w:rFonts w:hint="eastAsia"/>
@@ -21021,7 +21720,7 @@
       <w:pPr>
         <w:pStyle w:val="ae"/>
       </w:pPr>
-      <w:bookmarkStart w:id="31" w:name="_Toc230863826"/>
+      <w:bookmarkStart w:id="31" w:name="_Toc231468594"/>
       <w:r>
         <w:rPr>
           <w:rFonts w:hint="eastAsia"/>
@@ -21121,7 +21820,7 @@
       <w:pPr>
         <w:pStyle w:val="ac"/>
       </w:pPr>
-      <w:bookmarkStart w:id="32" w:name="_Toc230863827"/>
+      <w:bookmarkStart w:id="32" w:name="_Toc231468595"/>
       <w:r>
         <w:rPr>
           <w:rFonts w:hint="eastAsia"/>
@@ -21585,7 +22284,7 @@
       <w:pPr>
         <w:pStyle w:val="ac"/>
       </w:pPr>
-      <w:bookmarkStart w:id="33" w:name="_Toc230863828"/>
+      <w:bookmarkStart w:id="33" w:name="_Toc231468596"/>
       <w:r>
         <w:rPr>
           <w:rFonts w:hint="eastAsia"/>
@@ -21719,7 +22418,7 @@
       <w:pPr>
         <w:pStyle w:val="a9"/>
       </w:pPr>
-      <w:bookmarkStart w:id="34" w:name="_Toc230863829"/>
+      <w:bookmarkStart w:id="34" w:name="_Toc231468597"/>
       <w:r>
         <w:rPr>
           <w:rFonts w:hint="eastAsia"/>
@@ -21763,7 +22462,7 @@
       <w:pPr>
         <w:pStyle w:val="ac"/>
       </w:pPr>
-      <w:bookmarkStart w:id="35" w:name="_Toc230863830"/>
+      <w:bookmarkStart w:id="35" w:name="_Toc231468598"/>
       <w:r>
         <w:rPr>
           <w:rFonts w:hint="eastAsia"/>
@@ -21797,7 +22496,7 @@
       <w:pPr>
         <w:pStyle w:val="ac"/>
       </w:pPr>
-      <w:bookmarkStart w:id="36" w:name="_Toc230863831"/>
+      <w:bookmarkStart w:id="36" w:name="_Toc231468599"/>
       <w:r>
         <w:rPr>
           <w:rFonts w:hint="eastAsia"/>
@@ -21810,7 +22509,7 @@
       <w:pPr>
         <w:pStyle w:val="ae"/>
       </w:pPr>
-      <w:bookmarkStart w:id="37" w:name="_Toc230863832"/>
+      <w:bookmarkStart w:id="37" w:name="_Toc231468600"/>
       <w:r>
         <w:rPr>
           <w:rFonts w:hint="eastAsia"/>
@@ -22819,7 +23518,7 @@
       <w:pPr>
         <w:pStyle w:val="ae"/>
       </w:pPr>
-      <w:bookmarkStart w:id="38" w:name="_Toc230863833"/>
+      <w:bookmarkStart w:id="38" w:name="_Toc231468601"/>
       <w:r>
         <w:rPr>
           <w:rFonts w:hint="eastAsia"/>
@@ -23649,7 +24348,7 @@
       <w:pPr>
         <w:pStyle w:val="ae"/>
       </w:pPr>
-      <w:bookmarkStart w:id="39" w:name="_Toc230863834"/>
+      <w:bookmarkStart w:id="39" w:name="_Toc231468602"/>
       <w:r>
         <w:rPr>
           <w:rFonts w:hint="eastAsia"/>
@@ -23807,7 +24506,7 @@
       <w:pPr>
         <w:pStyle w:val="ac"/>
       </w:pPr>
-      <w:bookmarkStart w:id="40" w:name="_Toc230863835"/>
+      <w:bookmarkStart w:id="40" w:name="_Toc231468603"/>
       <w:r>
         <w:rPr>
           <w:rFonts w:hint="eastAsia"/>
@@ -23820,7 +24519,7 @@
       <w:pPr>
         <w:pStyle w:val="ae"/>
       </w:pPr>
-      <w:bookmarkStart w:id="41" w:name="_Toc230863836"/>
+      <w:bookmarkStart w:id="41" w:name="_Toc231468604"/>
       <w:r>
         <w:rPr>
           <w:rFonts w:hint="eastAsia"/>
@@ -23882,7 +24581,7 @@
       <w:pPr>
         <w:pStyle w:val="ae"/>
       </w:pPr>
-      <w:bookmarkStart w:id="42" w:name="_Toc230863837"/>
+      <w:bookmarkStart w:id="42" w:name="_Toc231468605"/>
       <w:r>
         <w:rPr>
           <w:rFonts w:hint="eastAsia"/>
@@ -23930,7 +24629,7 @@
       <w:pPr>
         <w:pStyle w:val="ae"/>
       </w:pPr>
-      <w:bookmarkStart w:id="43" w:name="_Toc230863838"/>
+      <w:bookmarkStart w:id="43" w:name="_Toc231468606"/>
       <w:r>
         <w:rPr>
           <w:rFonts w:hint="eastAsia"/>
@@ -23988,7 +24687,7 @@
       <w:pPr>
         <w:pStyle w:val="a9"/>
       </w:pPr>
-      <w:bookmarkStart w:id="44" w:name="_Toc230863839"/>
+      <w:bookmarkStart w:id="44" w:name="_Toc231468607"/>
       <w:r>
         <w:rPr>
           <w:rFonts w:hint="eastAsia"/>
@@ -24032,7 +24731,7 @@
       <w:pPr>
         <w:pStyle w:val="ac"/>
       </w:pPr>
-      <w:bookmarkStart w:id="45" w:name="_Toc230863840"/>
+      <w:bookmarkStart w:id="45" w:name="_Toc231468608"/>
       <w:r>
         <w:rPr>
           <w:rFonts w:hint="eastAsia"/>
@@ -24045,7 +24744,7 @@
       <w:pPr>
         <w:pStyle w:val="ae"/>
       </w:pPr>
-      <w:bookmarkStart w:id="46" w:name="_Toc230863841"/>
+      <w:bookmarkStart w:id="46" w:name="_Toc231468609"/>
       <w:r>
         <w:rPr>
           <w:rFonts w:hint="eastAsia"/>
@@ -24230,7 +24929,7 @@
       <w:pPr>
         <w:pStyle w:val="ae"/>
       </w:pPr>
-      <w:bookmarkStart w:id="47" w:name="_Toc230863842"/>
+      <w:bookmarkStart w:id="47" w:name="_Toc231468610"/>
       <w:r>
         <w:rPr>
           <w:rFonts w:hint="eastAsia"/>
@@ -24414,7 +25113,7 @@
       <w:pPr>
         <w:pStyle w:val="ae"/>
       </w:pPr>
-      <w:bookmarkStart w:id="48" w:name="_Toc230863843"/>
+      <w:bookmarkStart w:id="48" w:name="_Toc231468611"/>
       <w:r>
         <w:rPr>
           <w:rFonts w:hint="eastAsia"/>
@@ -24464,7 +25163,7 @@
       <w:pPr>
         <w:pStyle w:val="ae"/>
       </w:pPr>
-      <w:bookmarkStart w:id="49" w:name="_Toc230863844"/>
+      <w:bookmarkStart w:id="49" w:name="_Toc231468612"/>
       <w:r>
         <w:rPr>
           <w:rFonts w:hint="eastAsia"/>
@@ -24538,7 +25237,7 @@
       <w:pPr>
         <w:pStyle w:val="ae"/>
       </w:pPr>
-      <w:bookmarkStart w:id="50" w:name="_Toc230863845"/>
+      <w:bookmarkStart w:id="50" w:name="_Toc231468613"/>
       <w:r>
         <w:rPr>
           <w:rFonts w:hint="eastAsia"/>
@@ -24620,7 +25319,7 @@
           <w:lang w:val="en-US"/>
         </w:rPr>
       </w:pPr>
-      <w:bookmarkStart w:id="51" w:name="_Toc230863846"/>
+      <w:bookmarkStart w:id="51" w:name="_Toc231468614"/>
       <w:r>
         <w:rPr>
           <w:rFonts w:hint="eastAsia"/>
@@ -24637,7 +25336,7 @@
           <w:lang w:val="en-US"/>
         </w:rPr>
       </w:pPr>
-      <w:bookmarkStart w:id="52" w:name="_Toc230863847"/>
+      <w:bookmarkStart w:id="52" w:name="_Toc231468615"/>
       <w:r>
         <w:rPr>
           <w:rFonts w:hint="eastAsia"/>
@@ -24725,7 +25424,7 @@
           <w:lang w:val="en-US"/>
         </w:rPr>
       </w:pPr>
-      <w:bookmarkStart w:id="53" w:name="_Toc230863848"/>
+      <w:bookmarkStart w:id="53" w:name="_Toc231468616"/>
       <w:r>
         <w:rPr>
           <w:rFonts w:hint="eastAsia"/>
@@ -24948,7 +25647,7 @@
           <w:lang w:val="en-US"/>
         </w:rPr>
       </w:pPr>
-      <w:bookmarkStart w:id="54" w:name="_Toc230863849"/>
+      <w:bookmarkStart w:id="54" w:name="_Toc231468617"/>
       <w:r>
         <w:rPr>
           <w:rFonts w:hint="eastAsia"/>
@@ -25108,7 +25807,7 @@
           <w:lang w:val="en-US"/>
         </w:rPr>
       </w:pPr>
-      <w:bookmarkStart w:id="55" w:name="_Toc230863850"/>
+      <w:bookmarkStart w:id="55" w:name="_Toc231468618"/>
       <w:r>
         <w:rPr>
           <w:rFonts w:hint="eastAsia"/>
@@ -25163,7 +25862,7 @@
           <w:lang w:val="en-US"/>
         </w:rPr>
       </w:pPr>
-      <w:bookmarkStart w:id="56" w:name="_Toc230863851"/>
+      <w:bookmarkStart w:id="56" w:name="_Toc231468619"/>
       <w:r>
         <w:rPr>
           <w:rFonts w:hint="eastAsia"/>
@@ -25180,7 +25879,7 @@
           <w:lang w:val="en-US"/>
         </w:rPr>
       </w:pPr>
-      <w:bookmarkStart w:id="57" w:name="_Toc230863852"/>
+      <w:bookmarkStart w:id="57" w:name="_Toc231468620"/>
       <w:r>
         <w:rPr>
           <w:rFonts w:hint="eastAsia"/>
@@ -25293,7 +25992,7 @@
           <w:lang w:val="en-US"/>
         </w:rPr>
       </w:pPr>
-      <w:bookmarkStart w:id="58" w:name="_Toc230863853"/>
+      <w:bookmarkStart w:id="58" w:name="_Toc231468621"/>
       <w:r>
         <w:rPr>
           <w:rFonts w:hint="eastAsia"/>
@@ -25595,7 +26294,7 @@
           <w:lang w:val="en-US"/>
         </w:rPr>
       </w:pPr>
-      <w:bookmarkStart w:id="59" w:name="_Toc230863854"/>
+      <w:bookmarkStart w:id="59" w:name="_Toc231468622"/>
       <w:r>
         <w:rPr>
           <w:rFonts w:hint="eastAsia"/>
@@ -26724,7 +27423,7 @@
           <w:lang w:val="en-US"/>
         </w:rPr>
       </w:pPr>
-      <w:bookmarkStart w:id="60" w:name="_Toc230863855"/>
+      <w:bookmarkStart w:id="60" w:name="_Toc231468623"/>
       <w:r>
         <w:rPr>
           <w:rFonts w:hint="eastAsia"/>
@@ -27926,7 +28625,7 @@
           <w:lang w:val="en-US"/>
         </w:rPr>
       </w:pPr>
-      <w:bookmarkStart w:id="61" w:name="_Toc230863856"/>
+      <w:bookmarkStart w:id="61" w:name="_Toc231468624"/>
       <w:r>
         <w:rPr>
           <w:rFonts w:hint="eastAsia"/>
@@ -28137,7 +28836,7 @@
           <w:lang w:val="en-US"/>
         </w:rPr>
       </w:pPr>
-      <w:bookmarkStart w:id="62" w:name="_Toc230863857"/>
+      <w:bookmarkStart w:id="62" w:name="_Toc231468625"/>
       <w:r>
         <w:rPr>
           <w:rFonts w:hint="eastAsia"/>
@@ -28581,7 +29280,7 @@
           <w:lang w:val="en-US"/>
         </w:rPr>
       </w:pPr>
-      <w:bookmarkStart w:id="63" w:name="_Toc230863858"/>
+      <w:bookmarkStart w:id="63" w:name="_Toc231468626"/>
       <w:r>
         <w:rPr>
           <w:rFonts w:hint="eastAsia"/>
@@ -29601,7 +30300,7 @@
           <w:lang w:val="en-US"/>
         </w:rPr>
       </w:pPr>
-      <w:bookmarkStart w:id="64" w:name="_Toc230863859"/>
+      <w:bookmarkStart w:id="64" w:name="_Toc231468627"/>
       <w:r>
         <w:rPr>
           <w:rFonts w:hint="eastAsia"/>
@@ -29731,7 +30430,7 @@
           <w:lang w:val="en-US"/>
         </w:rPr>
       </w:pPr>
-      <w:bookmarkStart w:id="65" w:name="_Toc230863860"/>
+      <w:bookmarkStart w:id="65" w:name="_Toc231468628"/>
       <w:r>
         <w:rPr>
           <w:rFonts w:hint="eastAsia"/>
@@ -30332,7 +31031,7 @@
           <w:lang w:val="en-US"/>
         </w:rPr>
       </w:pPr>
-      <w:bookmarkStart w:id="66" w:name="_Toc230863861"/>
+      <w:bookmarkStart w:id="66" w:name="_Toc231468629"/>
       <w:r>
         <w:rPr>
           <w:rFonts w:hint="eastAsia"/>
@@ -31479,7 +32178,7 @@
       <w:pPr>
         <w:pStyle w:val="ac"/>
       </w:pPr>
-      <w:bookmarkStart w:id="67" w:name="_Toc230863862"/>
+      <w:bookmarkStart w:id="67" w:name="_Toc231468630"/>
       <w:r>
         <w:rPr>
           <w:rFonts w:hint="eastAsia"/>
@@ -31763,7 +32462,7 @@
       <w:pPr>
         <w:pStyle w:val="a9"/>
       </w:pPr>
-      <w:bookmarkStart w:id="68" w:name="_Toc230863863"/>
+      <w:bookmarkStart w:id="68" w:name="_Toc231468631"/>
       <w:r>
         <w:rPr>
           <w:rFonts w:hint="eastAsia"/>
@@ -31808,7 +32507,7 @@
       <w:pPr>
         <w:pStyle w:val="ac"/>
       </w:pPr>
-      <w:bookmarkStart w:id="69" w:name="_Toc230863864"/>
+      <w:bookmarkStart w:id="69" w:name="_Toc231468632"/>
       <w:r>
         <w:rPr>
           <w:rFonts w:hint="eastAsia"/>
@@ -31824,7 +32523,7 @@
       <w:pPr>
         <w:pStyle w:val="ae"/>
       </w:pPr>
-      <w:bookmarkStart w:id="70" w:name="_Toc230863865"/>
+      <w:bookmarkStart w:id="70" w:name="_Toc231468633"/>
       <w:r>
         <w:rPr>
           <w:rFonts w:hint="eastAsia"/>
@@ -31920,7 +32619,7 @@
       <w:pPr>
         <w:pStyle w:val="ae"/>
       </w:pPr>
-      <w:bookmarkStart w:id="71" w:name="_Toc230863866"/>
+      <w:bookmarkStart w:id="71" w:name="_Toc231468634"/>
       <w:r>
         <w:rPr>
           <w:rFonts w:hint="eastAsia"/>
@@ -32736,7 +33435,7 @@
       <w:pPr>
         <w:pStyle w:val="ae"/>
       </w:pPr>
-      <w:bookmarkStart w:id="72" w:name="_Toc230863867"/>
+      <w:bookmarkStart w:id="72" w:name="_Toc231468635"/>
       <w:r>
         <w:rPr>
           <w:rFonts w:hint="eastAsia"/>
@@ -32870,7 +33569,7 @@
       <w:pPr>
         <w:pStyle w:val="ae"/>
       </w:pPr>
-      <w:bookmarkStart w:id="73" w:name="_Toc230863868"/>
+      <w:bookmarkStart w:id="73" w:name="_Toc231468636"/>
       <w:r>
         <w:rPr>
           <w:rFonts w:hint="eastAsia"/>
@@ -33118,7 +33817,7 @@
           <w:lang w:val="en-US"/>
         </w:rPr>
       </w:pPr>
-      <w:bookmarkStart w:id="74" w:name="_Toc230863869"/>
+      <w:bookmarkStart w:id="74" w:name="_Toc231468637"/>
       <w:r>
         <w:rPr>
           <w:rFonts w:hint="eastAsia"/>
@@ -33528,7 +34227,7 @@
       <w:pPr>
         <w:pStyle w:val="a9"/>
       </w:pPr>
-      <w:bookmarkStart w:id="75" w:name="_Toc230863870"/>
+      <w:bookmarkStart w:id="75" w:name="_Toc231468638"/>
       <w:r>
         <w:rPr>
           <w:rFonts w:hint="eastAsia"/>
@@ -33572,7 +34271,7 @@
       <w:pPr>
         <w:pStyle w:val="ac"/>
       </w:pPr>
-      <w:bookmarkStart w:id="76" w:name="_Toc230863871"/>
+      <w:bookmarkStart w:id="76" w:name="_Toc231468639"/>
       <w:r>
         <w:rPr>
           <w:rFonts w:hint="eastAsia"/>
@@ -33585,7 +34284,7 @@
       <w:pPr>
         <w:pStyle w:val="ae"/>
       </w:pPr>
-      <w:bookmarkStart w:id="77" w:name="_Toc230863872"/>
+      <w:bookmarkStart w:id="77" w:name="_Toc231468640"/>
       <w:r>
         <w:rPr>
           <w:rFonts w:hint="eastAsia"/>
@@ -33952,7 +34651,7 @@
       <w:pPr>
         <w:pStyle w:val="ae"/>
       </w:pPr>
-      <w:bookmarkStart w:id="78" w:name="_Toc230863873"/>
+      <w:bookmarkStart w:id="78" w:name="_Toc231468641"/>
       <w:r>
         <w:rPr>
           <w:rFonts w:hint="eastAsia"/>
@@ -34348,7 +35047,7 @@
       <w:pPr>
         <w:pStyle w:val="ae"/>
       </w:pPr>
-      <w:bookmarkStart w:id="79" w:name="_Toc230863874"/>
+      <w:bookmarkStart w:id="79" w:name="_Toc231468642"/>
       <w:r>
         <w:rPr>
           <w:rFonts w:hint="eastAsia"/>
@@ -34469,7 +35168,7 @@
           <w:lang w:val="en-US"/>
         </w:rPr>
       </w:pPr>
-      <w:bookmarkStart w:id="80" w:name="_Toc230863875"/>
+      <w:bookmarkStart w:id="80" w:name="_Toc231468643"/>
       <w:r>
         <w:rPr>
           <w:rFonts w:hint="eastAsia"/>
@@ -34608,7 +35307,7 @@
           <w:lang w:val="en-US"/>
         </w:rPr>
       </w:pPr>
-      <w:bookmarkStart w:id="81" w:name="_Toc230863876"/>
+      <w:bookmarkStart w:id="81" w:name="_Toc231468644"/>
       <w:r>
         <w:rPr>
           <w:rFonts w:hint="eastAsia"/>
@@ -34994,7 +35693,7 @@
           <w:lang w:val="en-US"/>
         </w:rPr>
       </w:pPr>
-      <w:bookmarkStart w:id="82" w:name="_Toc230863877"/>
+      <w:bookmarkStart w:id="82" w:name="_Toc231468645"/>
       <w:r>
         <w:rPr>
           <w:rFonts w:hint="eastAsia"/>
@@ -35237,7 +35936,7 @@
           <w:lang w:val="en-US"/>
         </w:rPr>
       </w:pPr>
-      <w:bookmarkStart w:id="83" w:name="_Toc230863878"/>
+      <w:bookmarkStart w:id="83" w:name="_Toc231468646"/>
       <w:r>
         <w:rPr>
           <w:rFonts w:hint="eastAsia"/>
@@ -35809,7 +36508,7 @@
           <w:lang w:val="en-US"/>
         </w:rPr>
       </w:pPr>
-      <w:bookmarkStart w:id="84" w:name="_Toc230863879"/>
+      <w:bookmarkStart w:id="84" w:name="_Toc231468647"/>
       <w:r>
         <w:rPr>
           <w:rFonts w:hint="eastAsia"/>
@@ -35839,7 +36538,6 @@
         <w:spacing w:before="78" w:after="78"/>
         <w:jc w:val="center"/>
         <w:rPr>
-          <w:rFonts w:hint="eastAsia"/>
           <w:lang w:val="en-US"/>
         </w:rPr>
       </w:pPr>
@@ -35865,7 +36563,7 @@
           <w:lang w:val="en-US"/>
         </w:rPr>
       </w:pPr>
-      <w:bookmarkStart w:id="85" w:name="_Toc230863880"/>
+      <w:bookmarkStart w:id="85" w:name="_Toc231468648"/>
       <w:r>
         <w:rPr>
           <w:rFonts w:hint="eastAsia"/>
@@ -35882,7 +36580,7 @@
           <w:lang w:val="en-US"/>
         </w:rPr>
       </w:pPr>
-      <w:bookmarkStart w:id="86" w:name="_Toc230863881"/>
+      <w:bookmarkStart w:id="86" w:name="_Toc231468649"/>
       <w:r>
         <w:rPr>
           <w:rFonts w:hint="eastAsia"/>
@@ -36518,7 +37216,7 @@
           <w:lang w:val="en-US"/>
         </w:rPr>
       </w:pPr>
-      <w:bookmarkStart w:id="87" w:name="_Toc230863882"/>
+      <w:bookmarkStart w:id="87" w:name="_Toc231468650"/>
       <w:r>
         <w:rPr>
           <w:rFonts w:hint="eastAsia"/>
@@ -36772,7 +37470,7 @@
           <w:lang w:val="en-US"/>
         </w:rPr>
       </w:pPr>
-      <w:bookmarkStart w:id="88" w:name="_Toc230863883"/>
+      <w:bookmarkStart w:id="88" w:name="_Toc231468651"/>
       <w:r>
         <w:rPr>
           <w:rFonts w:hint="eastAsia"/>
@@ -36795,7 +37493,7 @@
           <w:lang w:val="en-US"/>
         </w:rPr>
       </w:pPr>
-      <w:bookmarkStart w:id="89" w:name="_Toc230863884"/>
+      <w:bookmarkStart w:id="89" w:name="_Toc231468652"/>
       <w:r>
         <w:rPr>
           <w:rFonts w:hint="eastAsia"/>
@@ -37471,7 +38169,7 @@
           <w:lang w:val="en-US"/>
         </w:rPr>
       </w:pPr>
-      <w:bookmarkStart w:id="90" w:name="_Toc230863885"/>
+      <w:bookmarkStart w:id="90" w:name="_Toc231468653"/>
       <w:r>
         <w:rPr>
           <w:rFonts w:hint="eastAsia"/>
@@ -37747,7 +38445,7 @@
           <w:lang w:val="en-US"/>
         </w:rPr>
       </w:pPr>
-      <w:bookmarkStart w:id="91" w:name="_Toc230863886"/>
+      <w:bookmarkStart w:id="91" w:name="_Toc231468654"/>
       <w:r>
         <w:rPr>
           <w:rFonts w:hint="eastAsia"/>
@@ -38046,7 +38744,7 @@
           <w:lang w:val="en-US"/>
         </w:rPr>
       </w:pPr>
-      <w:bookmarkStart w:id="92" w:name="_Toc230863887"/>
+      <w:bookmarkStart w:id="92" w:name="_Toc231468655"/>
       <w:r>
         <w:rPr>
           <w:rFonts w:hint="eastAsia"/>
@@ -38349,7 +39047,7 @@
           <w:lang w:val="en-US"/>
         </w:rPr>
       </w:pPr>
-      <w:bookmarkStart w:id="93" w:name="_Toc230863888"/>
+      <w:bookmarkStart w:id="93" w:name="_Toc231468656"/>
       <w:r>
         <w:rPr>
           <w:rFonts w:hint="eastAsia"/>
@@ -38959,7 +39657,23 @@
           <w:rFonts w:hint="eastAsia"/>
           <w:lang w:val="en-US"/>
         </w:rPr>
-        <w:t>早期，正发党与伊斯兰教团体居伦运动紧密合作</w:t>
+        <w:t>早期，正发党与伊斯兰教</w:t>
+      </w:r>
+      <w:proofErr w:type="gramStart"/>
+      <w:r>
+        <w:rPr>
+          <w:rFonts w:hint="eastAsia"/>
+          <w:lang w:val="en-US"/>
+        </w:rPr>
+        <w:t>团体居伦运动</w:t>
+      </w:r>
+      <w:proofErr w:type="gramEnd"/>
+      <w:r>
+        <w:rPr>
+          <w:rFonts w:hint="eastAsia"/>
+          <w:lang w:val="en-US"/>
+        </w:rPr>
+        <w:t>紧密合作</w:t>
       </w:r>
       <w:r>
         <w:rPr>
@@ -38968,12 +39682,21 @@
         </w:rPr>
         <w:t>；</w:t>
       </w:r>
-      <w:r>
-        <w:rPr>
-          <w:rFonts w:hint="eastAsia"/>
-          <w:lang w:val="en-US"/>
-        </w:rPr>
-        <w:t>居伦运动为正发党提供宝贵的政治资源</w:t>
+      <w:proofErr w:type="gramStart"/>
+      <w:r>
+        <w:rPr>
+          <w:rFonts w:hint="eastAsia"/>
+          <w:lang w:val="en-US"/>
+        </w:rPr>
+        <w:t>居伦运动</w:t>
+      </w:r>
+      <w:proofErr w:type="gramEnd"/>
+      <w:r>
+        <w:rPr>
+          <w:rFonts w:hint="eastAsia"/>
+          <w:lang w:val="en-US"/>
+        </w:rPr>
+        <w:t>为正发党提供宝贵的政治资源</w:t>
       </w:r>
       <w:r>
         <w:rPr>
@@ -39156,7 +39879,7 @@
           <w:lang w:val="en-US"/>
         </w:rPr>
       </w:pPr>
-      <w:bookmarkStart w:id="94" w:name="_Toc230863889"/>
+      <w:bookmarkStart w:id="94" w:name="_Toc231468657"/>
       <w:r>
         <w:rPr>
           <w:rFonts w:hint="eastAsia"/>
@@ -39179,7 +39902,7 @@
           <w:lang w:val="en-US"/>
         </w:rPr>
       </w:pPr>
-      <w:bookmarkStart w:id="95" w:name="_Toc230863890"/>
+      <w:bookmarkStart w:id="95" w:name="_Toc231468658"/>
       <w:r>
         <w:rPr>
           <w:rFonts w:hint="eastAsia"/>
@@ -39201,7 +39924,6 @@
         <w:spacing w:before="78" w:after="78"/>
         <w:ind w:firstLine="420"/>
         <w:rPr>
-          <w:rFonts w:hint="eastAsia"/>
           <w:lang w:val="en-US"/>
         </w:rPr>
       </w:pPr>
@@ -39226,7 +39948,6 @@
         <w:spacing w:before="78" w:after="78"/>
         <w:ind w:firstLine="420"/>
         <w:rPr>
-          <w:rFonts w:hint="eastAsia"/>
           <w:lang w:val="en-US"/>
         </w:rPr>
       </w:pPr>
@@ -39570,7 +40291,7 @@
           <w:lang w:val="en-US"/>
         </w:rPr>
       </w:pPr>
-      <w:bookmarkStart w:id="96" w:name="_Toc230863891"/>
+      <w:bookmarkStart w:id="96" w:name="_Toc231468659"/>
       <w:r>
         <w:rPr>
           <w:rFonts w:hint="eastAsia"/>
@@ -40070,34 +40791,7 @@
           <w:bCs/>
           <w:lang w:val="en-US"/>
         </w:rPr>
-        <w:t>政党政治体现族群间的分歧与矛盾</w:t>
-      </w:r>
-      <w:r>
-        <w:rPr>
-          <w:rFonts w:hint="eastAsia"/>
-          <w:b/>
-          <w:bCs/>
-          <w:lang w:val="en-US"/>
-        </w:rPr>
-        <w:t>，</w:t>
-      </w:r>
-      <w:r>
-        <w:rPr>
-          <w:rFonts w:hint="eastAsia"/>
-          <w:b/>
-          <w:bCs/>
-          <w:lang w:val="en-US"/>
-        </w:rPr>
-        <w:t>政党纲领性增强</w:t>
-      </w:r>
-      <w:r>
-        <w:rPr>
-          <w:rFonts w:hint="eastAsia"/>
-          <w:b/>
-          <w:bCs/>
-          <w:lang w:val="en-US"/>
-        </w:rPr>
-        <w:t>。</w:t>
+        <w:t>政党政治体现族群间的分歧与矛盾，政党纲领性增强。</w:t>
       </w:r>
       <w:r>
         <w:rPr>
@@ -40205,7 +40899,7 @@
           <w:lang w:val="en-US"/>
         </w:rPr>
       </w:pPr>
-      <w:bookmarkStart w:id="97" w:name="_Toc230863892"/>
+      <w:bookmarkStart w:id="97" w:name="_Toc231468660"/>
       <w:r>
         <w:rPr>
           <w:rFonts w:hint="eastAsia"/>
@@ -40871,7 +41565,7 @@
           <w:lang w:val="en-US"/>
         </w:rPr>
       </w:pPr>
-      <w:bookmarkStart w:id="98" w:name="_Toc230863893"/>
+      <w:bookmarkStart w:id="98" w:name="_Toc231468661"/>
       <w:r>
         <w:rPr>
           <w:rFonts w:hint="eastAsia"/>
@@ -40892,7 +41586,6 @@
         <w:pStyle w:val="aa"/>
         <w:spacing w:before="78" w:after="78"/>
         <w:rPr>
-          <w:rFonts w:hint="eastAsia"/>
           <w:lang w:val="en-US"/>
         </w:rPr>
       </w:pPr>
@@ -40920,7 +41613,6 @@
         <w:spacing w:beforeLines="0" w:before="0" w:afterLines="0" w:after="0"/>
         <w:ind w:left="442" w:hanging="442"/>
         <w:rPr>
-          <w:rFonts w:hint="eastAsia"/>
           <w:lang w:val="en-US"/>
         </w:rPr>
       </w:pPr>
@@ -40931,16 +41623,7 @@
           <w:bCs/>
           <w:lang w:val="en-US"/>
         </w:rPr>
-        <w:t>共产党执政模式</w:t>
-      </w:r>
-      <w:r>
-        <w:rPr>
-          <w:rFonts w:hint="eastAsia"/>
-          <w:b/>
-          <w:bCs/>
-          <w:lang w:val="en-US"/>
-        </w:rPr>
-        <w:t>：</w:t>
+        <w:t>共产党执政模式：</w:t>
       </w:r>
       <w:r>
         <w:rPr>
@@ -40967,7 +41650,6 @@
         <w:spacing w:beforeLines="0" w:before="0" w:afterLines="0" w:after="0"/>
         <w:ind w:left="442" w:hanging="442"/>
         <w:rPr>
-          <w:rFonts w:hint="eastAsia"/>
           <w:lang w:val="en-US"/>
         </w:rPr>
       </w:pPr>
@@ -41023,7 +41705,6 @@
         <w:spacing w:beforeLines="0" w:before="0" w:afterLines="0" w:after="0"/>
         <w:ind w:left="442" w:hanging="442"/>
         <w:rPr>
-          <w:rFonts w:hint="eastAsia"/>
           <w:lang w:val="en-US"/>
         </w:rPr>
       </w:pPr>
@@ -41102,6 +41783,2698 @@
           <w:lang w:val="en-US"/>
         </w:rPr>
         <w:t>。</w:t>
+      </w:r>
+    </w:p>
+    <w:p>
+      <w:pPr>
+        <w:pStyle w:val="aa"/>
+        <w:spacing w:before="78" w:after="78"/>
+        <w:rPr>
+          <w:lang w:val="en-US"/>
+        </w:rPr>
+      </w:pPr>
+    </w:p>
+    <w:p>
+      <w:pPr>
+        <w:pStyle w:val="aa"/>
+        <w:spacing w:before="78" w:after="78"/>
+        <w:rPr>
+          <w:lang w:val="en-US"/>
+        </w:rPr>
+      </w:pPr>
+    </w:p>
+    <w:p>
+      <w:pPr>
+        <w:pStyle w:val="aa"/>
+        <w:spacing w:before="78" w:after="78"/>
+        <w:rPr>
+          <w:lang w:val="en-US"/>
+        </w:rPr>
+      </w:pPr>
+    </w:p>
+    <w:p>
+      <w:pPr>
+        <w:pStyle w:val="a9"/>
+        <w:rPr>
+          <w:lang w:val="en-US"/>
+        </w:rPr>
+      </w:pPr>
+      <w:bookmarkStart w:id="99" w:name="_Toc231468662"/>
+      <w:r>
+        <w:rPr>
+          <w:rFonts w:hint="eastAsia"/>
+          <w:lang w:val="en-US"/>
+        </w:rPr>
+        <w:t>第十二讲</w:t>
+      </w:r>
+      <w:r>
+        <w:rPr>
+          <w:rFonts w:hint="eastAsia"/>
+          <w:lang w:val="en-US"/>
+        </w:rPr>
+        <w:t xml:space="preserve"> </w:t>
+      </w:r>
+      <w:r>
+        <w:rPr>
+          <w:rFonts w:hint="eastAsia"/>
+          <w:lang w:val="en-US"/>
+        </w:rPr>
+        <w:t>比较视野中的使命型政党</w:t>
+      </w:r>
+      <w:bookmarkEnd w:id="99"/>
+    </w:p>
+    <w:p>
+      <w:pPr>
+        <w:pStyle w:val="aa"/>
+        <w:spacing w:before="78" w:after="78"/>
+        <w:jc w:val="center"/>
+        <w:rPr>
+          <w:rFonts w:hint="eastAsia"/>
+          <w:lang w:val="en-US"/>
+        </w:rPr>
+      </w:pPr>
+      <w:r>
+        <w:rPr>
+          <w:rFonts w:hint="eastAsia"/>
+          <w:lang w:val="en-US"/>
+        </w:rPr>
+        <w:t>2026.6.4</w:t>
+      </w:r>
+    </w:p>
+    <w:p>
+      <w:pPr>
+        <w:pStyle w:val="ac"/>
+        <w:rPr>
+          <w:lang w:val="en-US"/>
+        </w:rPr>
+      </w:pPr>
+      <w:bookmarkStart w:id="100" w:name="_Toc231468663"/>
+      <w:r>
+        <w:rPr>
+          <w:rFonts w:hint="eastAsia"/>
+          <w:lang w:val="en-US"/>
+        </w:rPr>
+        <w:t>一、</w:t>
+      </w:r>
+      <w:r>
+        <w:rPr>
+          <w:lang w:val="en-US"/>
+        </w:rPr>
+        <w:t>使命型政党：新型政党理论分析范式创新与发展之道</w:t>
+      </w:r>
+      <w:bookmarkEnd w:id="100"/>
+    </w:p>
+    <w:p>
+      <w:pPr>
+        <w:pStyle w:val="aa"/>
+        <w:spacing w:before="78" w:after="78"/>
+        <w:ind w:firstLine="420"/>
+        <w:rPr>
+          <w:lang w:val="en-US"/>
+        </w:rPr>
+      </w:pPr>
+      <w:r>
+        <w:rPr>
+          <w:rFonts w:hint="eastAsia"/>
+          <w:lang w:val="en-US"/>
+        </w:rPr>
+        <w:t>从理论假设、理论基础、关系结构、组织原则、角色地位、使命责任、政治形态、发展道路等综合维度，可以将中外政党的主要类型分为竞争型政党与使命型政党</w:t>
+      </w:r>
+      <w:r>
+        <w:rPr>
+          <w:rFonts w:hint="eastAsia"/>
+          <w:lang w:val="en-US"/>
+        </w:rPr>
+        <w:t>。</w:t>
+      </w:r>
+      <w:r>
+        <w:rPr>
+          <w:rFonts w:hint="eastAsia"/>
+          <w:lang w:val="en-US"/>
+        </w:rPr>
+        <w:t>竞争型政党</w:t>
+      </w:r>
+      <w:r>
+        <w:rPr>
+          <w:rFonts w:hint="eastAsia"/>
+          <w:lang w:val="en-US"/>
+        </w:rPr>
+        <w:t>持</w:t>
+      </w:r>
+      <w:r>
+        <w:rPr>
+          <w:rFonts w:hint="eastAsia"/>
+          <w:lang w:val="en-US"/>
+        </w:rPr>
+        <w:t>选票本位观</w:t>
+      </w:r>
+      <w:r>
+        <w:rPr>
+          <w:rFonts w:hint="eastAsia"/>
+          <w:lang w:val="en-US"/>
+        </w:rPr>
+        <w:t>，</w:t>
+      </w:r>
+      <w:r>
+        <w:rPr>
+          <w:rFonts w:hint="eastAsia"/>
+          <w:lang w:val="en-US"/>
+        </w:rPr>
+        <w:t>使命型政党</w:t>
+      </w:r>
+      <w:proofErr w:type="gramStart"/>
+      <w:r>
+        <w:rPr>
+          <w:rFonts w:hint="eastAsia"/>
+          <w:lang w:val="en-US"/>
+        </w:rPr>
+        <w:t>持</w:t>
+      </w:r>
+      <w:r>
+        <w:rPr>
+          <w:rFonts w:hint="eastAsia"/>
+          <w:lang w:val="en-US"/>
+        </w:rPr>
+        <w:t>人民</w:t>
+      </w:r>
+      <w:proofErr w:type="gramEnd"/>
+      <w:r>
+        <w:rPr>
+          <w:rFonts w:hint="eastAsia"/>
+          <w:lang w:val="en-US"/>
+        </w:rPr>
+        <w:t>本位观</w:t>
+      </w:r>
+      <w:r>
+        <w:rPr>
+          <w:rFonts w:hint="eastAsia"/>
+          <w:lang w:val="en-US"/>
+        </w:rPr>
+        <w:t>。</w:t>
+      </w:r>
+    </w:p>
+    <w:p>
+      <w:pPr>
+        <w:pStyle w:val="ae"/>
+        <w:rPr>
+          <w:lang w:val="en-US"/>
+        </w:rPr>
+      </w:pPr>
+      <w:bookmarkStart w:id="101" w:name="_Toc231468664"/>
+      <w:r>
+        <w:rPr>
+          <w:rFonts w:hint="eastAsia"/>
+          <w:lang w:val="en-US"/>
+        </w:rPr>
+        <w:lastRenderedPageBreak/>
+        <w:t>（一）</w:t>
+      </w:r>
+      <w:r>
+        <w:rPr>
+          <w:lang w:val="en-US"/>
+        </w:rPr>
+        <w:t>西方学界对政党的总体认知与定位</w:t>
+      </w:r>
+      <w:bookmarkEnd w:id="101"/>
+    </w:p>
+    <w:p>
+      <w:pPr>
+        <w:pStyle w:val="aa"/>
+        <w:spacing w:before="78" w:after="78"/>
+        <w:ind w:firstLine="420"/>
+        <w:rPr>
+          <w:lang w:val="en-US"/>
+        </w:rPr>
+      </w:pPr>
+      <w:r>
+        <w:rPr>
+          <w:rFonts w:hint="eastAsia"/>
+          <w:lang w:val="en-US"/>
+        </w:rPr>
+        <w:t>西方学界对政党的总体认知与定位可以从两个层次概括。</w:t>
+      </w:r>
+      <w:r>
+        <w:rPr>
+          <w:rFonts w:hint="eastAsia"/>
+          <w:lang w:val="en-US"/>
+        </w:rPr>
+        <w:t>从政党与国家、社会</w:t>
+      </w:r>
+      <w:r>
+        <w:rPr>
+          <w:rFonts w:hint="eastAsia"/>
+          <w:lang w:val="en-US"/>
+        </w:rPr>
+        <w:t>的关系而言，西方学界认为</w:t>
+      </w:r>
+      <w:r>
+        <w:rPr>
+          <w:rFonts w:hint="eastAsia"/>
+          <w:lang w:val="en-US"/>
+        </w:rPr>
+        <w:t>“政党只是属于社会范畴，且在国家之外”</w:t>
+      </w:r>
+      <w:r>
+        <w:rPr>
+          <w:rFonts w:hint="eastAsia"/>
+          <w:lang w:val="en-US"/>
+        </w:rPr>
+        <w:t>。从</w:t>
+      </w:r>
+      <w:r>
+        <w:rPr>
+          <w:lang w:val="en-US"/>
+        </w:rPr>
+        <w:t>政党的职能与角色</w:t>
+      </w:r>
+      <w:r>
+        <w:rPr>
+          <w:rFonts w:hint="eastAsia"/>
+          <w:lang w:val="en-US"/>
+        </w:rPr>
+        <w:t>而言，西方学界认为</w:t>
+      </w:r>
+      <w:r>
+        <w:rPr>
+          <w:rFonts w:hint="eastAsia"/>
+          <w:lang w:val="en-US"/>
+        </w:rPr>
+        <w:t>“政党只是国家与社会的连接中介”</w:t>
+      </w:r>
+      <w:r>
+        <w:rPr>
+          <w:rFonts w:hint="eastAsia"/>
+          <w:lang w:val="en-US"/>
+        </w:rPr>
+        <w:t>。</w:t>
+      </w:r>
+    </w:p>
+    <w:p>
+      <w:pPr>
+        <w:pStyle w:val="af1"/>
+        <w:rPr>
+          <w:rFonts w:hint="eastAsia"/>
+          <w:lang w:val="en-US"/>
+        </w:rPr>
+      </w:pPr>
+      <w:r>
+        <w:rPr>
+          <w:rFonts w:hint="eastAsia"/>
+          <w:lang w:val="en-US"/>
+        </w:rPr>
+        <w:t xml:space="preserve">1. </w:t>
+      </w:r>
+      <w:r>
+        <w:rPr>
+          <w:rFonts w:hint="eastAsia"/>
+          <w:lang w:val="en-US"/>
+        </w:rPr>
+        <w:t>对西方学界对政党认知与定位的考察</w:t>
+      </w:r>
+    </w:p>
+    <w:p>
+      <w:pPr>
+        <w:pStyle w:val="aa"/>
+        <w:spacing w:before="78" w:after="78"/>
+        <w:ind w:firstLine="420"/>
+        <w:rPr>
+          <w:rFonts w:hint="eastAsia"/>
+          <w:lang w:val="en-US"/>
+        </w:rPr>
+      </w:pPr>
+      <w:r>
+        <w:rPr>
+          <w:rFonts w:hint="eastAsia"/>
+          <w:lang w:val="en-US"/>
+        </w:rPr>
+        <w:t>我们可以从经验和理论两个角度考察西方学界对政党的总体认知与定位。</w:t>
+      </w:r>
+    </w:p>
+    <w:p>
+      <w:pPr>
+        <w:pStyle w:val="aa"/>
+        <w:spacing w:before="78" w:after="78"/>
+        <w:ind w:firstLine="420"/>
+        <w:rPr>
+          <w:lang w:val="en-US"/>
+        </w:rPr>
+      </w:pPr>
+      <w:r>
+        <w:rPr>
+          <w:rFonts w:hint="eastAsia"/>
+          <w:lang w:val="en-US"/>
+        </w:rPr>
+        <w:t>从经验观察和历史比较角度出发，</w:t>
+      </w:r>
+      <w:r>
+        <w:rPr>
+          <w:rFonts w:hint="eastAsia"/>
+          <w:lang w:val="en-US"/>
+        </w:rPr>
+        <w:t>从政治历史发展的角度来看，为什么西方学者认为政党在国家之外，并且仅充当国家与社会的连接中介？</w:t>
+      </w:r>
+      <w:r>
+        <w:rPr>
+          <w:rFonts w:hint="eastAsia"/>
+          <w:lang w:val="en-US"/>
+        </w:rPr>
+        <w:t>这是因为</w:t>
+      </w:r>
+      <w:r>
+        <w:rPr>
+          <w:rFonts w:hint="eastAsia"/>
+          <w:lang w:val="en-US"/>
+        </w:rPr>
+        <w:t>现代西方国家的政党与政党制度形态的产生，</w:t>
+      </w:r>
+      <w:proofErr w:type="gramStart"/>
+      <w:r>
+        <w:rPr>
+          <w:rFonts w:hint="eastAsia"/>
+          <w:lang w:val="en-US"/>
+        </w:rPr>
+        <w:t>均晚于</w:t>
+      </w:r>
+      <w:proofErr w:type="gramEnd"/>
+      <w:r>
+        <w:rPr>
+          <w:rFonts w:hint="eastAsia"/>
+          <w:lang w:val="en-US"/>
+        </w:rPr>
+        <w:t>现代西方民族国家的产生</w:t>
+      </w:r>
+      <w:r>
+        <w:rPr>
+          <w:rFonts w:hint="eastAsia"/>
+          <w:lang w:val="en-US"/>
+        </w:rPr>
+        <w:t>。那么，</w:t>
+      </w:r>
+      <w:r>
+        <w:rPr>
+          <w:lang w:val="en-US"/>
+        </w:rPr>
+        <w:t>为什么在现代社会主义国家中，无产阶级政党不仅仅是国家与社</w:t>
+      </w:r>
+      <w:r>
+        <w:rPr>
+          <w:rFonts w:hint="eastAsia"/>
+          <w:lang w:val="en-US"/>
+        </w:rPr>
+        <w:t>会的连接中介？</w:t>
+      </w:r>
+      <w:r>
+        <w:rPr>
+          <w:rFonts w:hint="eastAsia"/>
+          <w:lang w:val="en-US"/>
+        </w:rPr>
+        <w:t>这是因为，</w:t>
+      </w:r>
+      <w:r>
+        <w:rPr>
+          <w:rFonts w:hint="eastAsia"/>
+          <w:lang w:val="en-US"/>
+        </w:rPr>
+        <w:t>无产阶级政党先创建了无产阶级国家，再创造了社会主义社会</w:t>
+      </w:r>
+      <w:r>
+        <w:rPr>
+          <w:rFonts w:hint="eastAsia"/>
+          <w:lang w:val="en-US"/>
+        </w:rPr>
+        <w:t>；</w:t>
+      </w:r>
+      <w:r>
+        <w:rPr>
+          <w:rFonts w:hint="eastAsia"/>
+          <w:lang w:val="en-US"/>
+        </w:rPr>
+        <w:t>无产阶级政党起到了领导国家和社会的关键作用，成为社会主义现代化建设的根本领导力量</w:t>
+      </w:r>
+      <w:r>
+        <w:rPr>
+          <w:rFonts w:hint="eastAsia"/>
+          <w:lang w:val="en-US"/>
+        </w:rPr>
+        <w:t>。</w:t>
+      </w:r>
+    </w:p>
+    <w:p>
+      <w:pPr>
+        <w:pStyle w:val="aa"/>
+        <w:spacing w:before="78" w:after="78"/>
+        <w:ind w:firstLine="420"/>
+        <w:rPr>
+          <w:rFonts w:hint="eastAsia"/>
+          <w:lang w:val="en-US"/>
+        </w:rPr>
+      </w:pPr>
+      <w:r>
+        <w:rPr>
+          <w:rFonts w:hint="eastAsia"/>
+          <w:lang w:val="en-US"/>
+        </w:rPr>
+        <w:t>从理论角度出发，</w:t>
+      </w:r>
+      <w:r>
+        <w:rPr>
+          <w:rFonts w:hint="eastAsia"/>
+          <w:lang w:val="en-US"/>
+        </w:rPr>
+        <w:t>为什么西方学者认为政党在国家之外，并且仅充当国家与社会的连接中介？</w:t>
+      </w:r>
+      <w:r>
+        <w:rPr>
+          <w:rFonts w:hint="eastAsia"/>
+          <w:lang w:val="en-US"/>
+        </w:rPr>
+        <w:t>这是因为，</w:t>
+      </w:r>
+      <w:r>
+        <w:rPr>
+          <w:rFonts w:hint="eastAsia"/>
+          <w:lang w:val="en-US"/>
+        </w:rPr>
+        <w:t>现代西方国家的竞争</w:t>
+      </w:r>
+      <w:proofErr w:type="gramStart"/>
+      <w:r>
+        <w:rPr>
+          <w:rFonts w:hint="eastAsia"/>
+          <w:lang w:val="en-US"/>
+        </w:rPr>
+        <w:t>式选举</w:t>
+      </w:r>
+      <w:proofErr w:type="gramEnd"/>
+      <w:r>
+        <w:rPr>
+          <w:rFonts w:hint="eastAsia"/>
+          <w:lang w:val="en-US"/>
+        </w:rPr>
+        <w:t>制度使得政党走向了庸俗功能化</w:t>
+      </w:r>
+      <w:r>
+        <w:rPr>
+          <w:rFonts w:hint="eastAsia"/>
+          <w:lang w:val="en-US"/>
+        </w:rPr>
+        <w:t>；</w:t>
+      </w:r>
+      <w:r>
+        <w:rPr>
+          <w:rFonts w:hint="eastAsia"/>
+          <w:lang w:val="en-US"/>
+        </w:rPr>
+        <w:t>政党成为现代西方国家为政客提供选举资源，为选民提供选举信息的“中间商”</w:t>
+      </w:r>
+      <w:r>
+        <w:rPr>
+          <w:rFonts w:hint="eastAsia"/>
+          <w:lang w:val="en-US"/>
+        </w:rPr>
+        <w:t>。那么，</w:t>
+      </w:r>
+      <w:r>
+        <w:rPr>
+          <w:lang w:val="en-US"/>
+        </w:rPr>
+        <w:t>为什么在现代社会主义国家中，无产阶级政党</w:t>
+      </w:r>
+      <w:r>
+        <w:rPr>
+          <w:rFonts w:hint="eastAsia"/>
+          <w:lang w:val="en-US"/>
+        </w:rPr>
+        <w:t>不仅仅是国家与社会的连接中介？</w:t>
+      </w:r>
+      <w:r>
+        <w:rPr>
+          <w:rFonts w:hint="eastAsia"/>
+          <w:lang w:val="en-US"/>
+        </w:rPr>
+        <w:t>这是因为，</w:t>
+      </w:r>
+      <w:r>
+        <w:rPr>
+          <w:rFonts w:hint="eastAsia"/>
+          <w:lang w:val="en-US"/>
+        </w:rPr>
+        <w:t>对于无产阶级政党来说，政党是阶级的组织</w:t>
+      </w:r>
+      <w:r>
+        <w:rPr>
+          <w:rFonts w:hint="eastAsia"/>
+          <w:lang w:val="en-US"/>
+        </w:rPr>
+        <w:t>；</w:t>
+      </w:r>
+      <w:r>
+        <w:rPr>
+          <w:rFonts w:hint="eastAsia"/>
+          <w:lang w:val="en-US"/>
+        </w:rPr>
+        <w:t>无产阶级的利益就是马克思主义政党的利益，实现无产阶级的根本利益就是马克思主义政党的根本价值追求</w:t>
+      </w:r>
+      <w:r>
+        <w:rPr>
+          <w:rFonts w:hint="eastAsia"/>
+          <w:lang w:val="en-US"/>
+        </w:rPr>
+        <w:t>。</w:t>
+      </w:r>
+    </w:p>
+    <w:p>
+      <w:pPr>
+        <w:pStyle w:val="af1"/>
+        <w:rPr>
+          <w:rFonts w:hint="eastAsia"/>
+          <w:lang w:val="en-US"/>
+        </w:rPr>
+      </w:pPr>
+      <w:r>
+        <w:rPr>
+          <w:rFonts w:hint="eastAsia"/>
+          <w:lang w:val="en-US"/>
+        </w:rPr>
+        <w:t xml:space="preserve">2. </w:t>
+      </w:r>
+      <w:r>
+        <w:rPr>
+          <w:lang w:val="en-US"/>
+        </w:rPr>
+        <w:t>西方学术界对政党性质与功能的认知与定位</w:t>
+      </w:r>
+      <w:r>
+        <w:rPr>
+          <w:rFonts w:hint="eastAsia"/>
+          <w:lang w:val="en-US"/>
+        </w:rPr>
+        <w:t>：</w:t>
+      </w:r>
+      <w:r>
+        <w:t>基于赢取选票、</w:t>
+      </w:r>
+      <w:r>
+        <w:rPr>
+          <w:lang w:val="en-US"/>
+        </w:rPr>
+        <w:t>分配职位的政党功能考察</w:t>
+      </w:r>
+    </w:p>
+    <w:p>
+      <w:pPr>
+        <w:pStyle w:val="aa"/>
+        <w:spacing w:before="78" w:after="78"/>
+        <w:ind w:firstLine="420"/>
+        <w:rPr>
+          <w:rFonts w:hint="eastAsia"/>
+          <w:lang w:val="en-US"/>
+        </w:rPr>
+      </w:pPr>
+      <w:r>
+        <w:rPr>
+          <w:rFonts w:hint="eastAsia"/>
+          <w:b/>
+          <w:bCs/>
+          <w:lang w:val="en-US"/>
+        </w:rPr>
+        <w:t>自愿联合并赢取政权、分配职位说</w:t>
+      </w:r>
+      <w:r>
+        <w:rPr>
+          <w:rFonts w:hint="eastAsia"/>
+          <w:b/>
+          <w:bCs/>
+          <w:lang w:val="en-US"/>
+        </w:rPr>
+        <w:t>。</w:t>
+      </w:r>
+      <w:r>
+        <w:rPr>
+          <w:rFonts w:hint="eastAsia"/>
+          <w:lang w:val="en-US"/>
+        </w:rPr>
+        <w:t>韦伯认为，政党是一个</w:t>
+      </w:r>
+      <w:r>
+        <w:rPr>
+          <w:rFonts w:hint="eastAsia"/>
+          <w:lang w:val="en-US"/>
+        </w:rPr>
+        <w:t>官职荫护</w:t>
+      </w:r>
+      <w:r>
+        <w:rPr>
+          <w:rFonts w:hint="eastAsia"/>
+          <w:lang w:val="en-US"/>
+        </w:rPr>
+        <w:t>的组织，其</w:t>
+      </w:r>
+      <w:r>
+        <w:rPr>
+          <w:rFonts w:hint="eastAsia"/>
+          <w:lang w:val="en-US"/>
+        </w:rPr>
+        <w:t>通过选举，把它们的领袖送到领导的职位上，以便让他随后把国家的职位分给他的追随者</w:t>
+      </w:r>
+      <w:r>
+        <w:rPr>
+          <w:rFonts w:hint="eastAsia"/>
+          <w:lang w:val="en-US"/>
+        </w:rPr>
+        <w:t>。</w:t>
+      </w:r>
+    </w:p>
+    <w:p>
+      <w:pPr>
+        <w:pStyle w:val="aa"/>
+        <w:spacing w:before="78" w:after="78"/>
+        <w:ind w:firstLine="420"/>
+        <w:rPr>
+          <w:rFonts w:hint="eastAsia"/>
+          <w:lang w:val="en-US"/>
+        </w:rPr>
+      </w:pPr>
+      <w:r>
+        <w:rPr>
+          <w:b/>
+          <w:bCs/>
+          <w:lang w:val="en-US"/>
+        </w:rPr>
+        <w:t>分配职位、凝聚利益说</w:t>
+      </w:r>
+      <w:r>
+        <w:rPr>
+          <w:rFonts w:hint="eastAsia"/>
+          <w:b/>
+          <w:bCs/>
+          <w:lang w:val="en-US"/>
+        </w:rPr>
+        <w:t>。</w:t>
+      </w:r>
+      <w:r>
+        <w:rPr>
+          <w:rFonts w:hint="eastAsia"/>
+          <w:lang w:val="en-US"/>
+        </w:rPr>
+        <w:t>占有政府职位</w:t>
+      </w:r>
+      <w:r>
+        <w:rPr>
+          <w:rFonts w:hint="eastAsia"/>
+          <w:lang w:val="en-US"/>
+        </w:rPr>
+        <w:t>即可</w:t>
+      </w:r>
+      <w:r>
+        <w:rPr>
+          <w:rFonts w:hint="eastAsia"/>
+          <w:lang w:val="en-US"/>
+        </w:rPr>
+        <w:t>影响国家政策</w:t>
+      </w:r>
+      <w:r>
+        <w:rPr>
+          <w:rFonts w:hint="eastAsia"/>
+          <w:lang w:val="en-US"/>
+        </w:rPr>
+        <w:t>。</w:t>
+      </w:r>
+      <w:r>
+        <w:rPr>
+          <w:rFonts w:hint="eastAsia"/>
+          <w:lang w:val="en-US"/>
+        </w:rPr>
+        <w:t>国家政策通常惠及不同人群</w:t>
+      </w:r>
+      <w:r>
+        <w:rPr>
+          <w:rFonts w:hint="eastAsia"/>
+          <w:lang w:val="en-US"/>
+        </w:rPr>
+        <w:t>，从而</w:t>
+      </w:r>
+      <w:r>
+        <w:rPr>
+          <w:rFonts w:hint="eastAsia"/>
+          <w:lang w:val="en-US"/>
+        </w:rPr>
+        <w:t>凝聚不同的社会利益</w:t>
+      </w:r>
+      <w:r>
+        <w:rPr>
+          <w:rFonts w:hint="eastAsia"/>
+          <w:lang w:val="en-US"/>
+        </w:rPr>
+        <w:t>。</w:t>
+      </w:r>
+    </w:p>
+    <w:p>
+      <w:pPr>
+        <w:pStyle w:val="aa"/>
+        <w:spacing w:before="78" w:after="78"/>
+        <w:ind w:firstLine="420"/>
+        <w:rPr>
+          <w:lang w:val="en-US"/>
+        </w:rPr>
+      </w:pPr>
+      <w:r>
+        <w:rPr>
+          <w:b/>
+          <w:bCs/>
+          <w:lang w:val="en-US"/>
+        </w:rPr>
+        <w:t>与环境相互作用说</w:t>
+      </w:r>
+      <w:r>
+        <w:rPr>
+          <w:rFonts w:hint="eastAsia"/>
+          <w:b/>
+          <w:bCs/>
+          <w:lang w:val="en-US"/>
+        </w:rPr>
+        <w:t>。</w:t>
+      </w:r>
+      <w:r>
+        <w:rPr>
+          <w:rFonts w:hint="eastAsia"/>
+          <w:lang w:val="en-US"/>
+        </w:rPr>
+        <w:t>政党是环境的产物，而非环境的主宰</w:t>
+      </w:r>
+      <w:r>
+        <w:rPr>
+          <w:rFonts w:hint="eastAsia"/>
+          <w:lang w:val="en-US"/>
+        </w:rPr>
+        <w:t>。例如，</w:t>
+      </w:r>
+      <w:r>
+        <w:rPr>
+          <w:rFonts w:hint="eastAsia"/>
+          <w:lang w:val="en-US"/>
+        </w:rPr>
+        <w:t>民族独立运动造就民族主义政党，民族独立之后民族主义政党领导民族国家建设</w:t>
+      </w:r>
+      <w:r>
+        <w:rPr>
+          <w:rFonts w:hint="eastAsia"/>
+          <w:lang w:val="en-US"/>
+        </w:rPr>
+        <w:t>。</w:t>
+      </w:r>
+    </w:p>
+    <w:p>
+      <w:pPr>
+        <w:pStyle w:val="af1"/>
+        <w:rPr>
+          <w:lang w:val="en-US"/>
+        </w:rPr>
+      </w:pPr>
+      <w:r>
+        <w:rPr>
+          <w:rFonts w:hint="eastAsia"/>
+          <w:lang w:val="en-US"/>
+        </w:rPr>
+        <w:t xml:space="preserve">3. </w:t>
+      </w:r>
+      <w:r>
+        <w:rPr>
+          <w:lang w:val="en-US"/>
+        </w:rPr>
+        <w:t>西方学术界对政党性质与功能的认知与定位：基于政治理想的政党功能考察</w:t>
+      </w:r>
+    </w:p>
+    <w:p>
+      <w:pPr>
+        <w:pStyle w:val="aa"/>
+        <w:spacing w:before="78" w:after="78"/>
+        <w:ind w:firstLine="420"/>
+        <w:rPr>
+          <w:rFonts w:hint="eastAsia"/>
+          <w:lang w:val="en-US"/>
+        </w:rPr>
+      </w:pPr>
+      <w:r>
+        <w:rPr>
+          <w:rFonts w:hint="eastAsia"/>
+          <w:b/>
+          <w:bCs/>
+          <w:lang w:val="en-US"/>
+        </w:rPr>
+        <w:t>为争夺职位荫护的事业而斗争说</w:t>
+      </w:r>
+      <w:r>
+        <w:rPr>
+          <w:rFonts w:hint="eastAsia"/>
+          <w:b/>
+          <w:bCs/>
+          <w:lang w:val="en-US"/>
+        </w:rPr>
+        <w:t>。</w:t>
+      </w:r>
+      <w:r>
+        <w:rPr>
+          <w:rFonts w:hint="eastAsia"/>
+          <w:lang w:val="en-US"/>
+        </w:rPr>
+        <w:t>韦伯将政党分为两类：</w:t>
+      </w:r>
+      <w:r>
+        <w:rPr>
+          <w:rFonts w:hint="eastAsia"/>
+          <w:lang w:val="en-US"/>
+        </w:rPr>
+        <w:t>官职庇护</w:t>
+      </w:r>
+      <w:r>
+        <w:rPr>
+          <w:rFonts w:hint="eastAsia"/>
+          <w:lang w:val="en-US"/>
+        </w:rPr>
+        <w:t>的是</w:t>
+      </w:r>
+      <w:r>
+        <w:rPr>
+          <w:rFonts w:hint="eastAsia"/>
+          <w:lang w:val="en-US"/>
+        </w:rPr>
+        <w:t>群众性政党</w:t>
+      </w:r>
+      <w:r>
+        <w:rPr>
+          <w:rFonts w:hint="eastAsia"/>
+          <w:lang w:val="en-US"/>
+        </w:rPr>
+        <w:t>，</w:t>
+      </w:r>
+      <w:r>
+        <w:rPr>
+          <w:rFonts w:hint="eastAsia"/>
+          <w:lang w:val="en-US"/>
+        </w:rPr>
+        <w:t>有实质内容和政治理想</w:t>
+      </w:r>
+      <w:r>
+        <w:rPr>
+          <w:rFonts w:hint="eastAsia"/>
+          <w:lang w:val="en-US"/>
+        </w:rPr>
+        <w:t>的则是</w:t>
+      </w:r>
+      <w:r>
+        <w:rPr>
+          <w:rFonts w:hint="eastAsia"/>
+          <w:lang w:val="en-US"/>
+        </w:rPr>
+        <w:t>世界观政党</w:t>
+      </w:r>
+      <w:r>
+        <w:rPr>
+          <w:rFonts w:hint="eastAsia"/>
+          <w:lang w:val="en-US"/>
+        </w:rPr>
+        <w:t>。</w:t>
+      </w:r>
+      <w:r>
+        <w:rPr>
+          <w:rFonts w:hint="eastAsia"/>
+          <w:lang w:val="en-US"/>
+        </w:rPr>
+        <w:t>现实中大部分西方政党兼具群众性和世界观</w:t>
+      </w:r>
+      <w:r>
+        <w:rPr>
+          <w:rFonts w:hint="eastAsia"/>
+          <w:lang w:val="en-US"/>
+        </w:rPr>
+        <w:t>。</w:t>
+      </w:r>
+    </w:p>
+    <w:p>
+      <w:pPr>
+        <w:pStyle w:val="aa"/>
+        <w:spacing w:before="78" w:after="78"/>
+        <w:ind w:firstLine="420"/>
+        <w:rPr>
+          <w:lang w:val="en-US"/>
+        </w:rPr>
+      </w:pPr>
+      <w:r>
+        <w:rPr>
+          <w:b/>
+          <w:bCs/>
+          <w:lang w:val="en-US"/>
+        </w:rPr>
+        <w:t>基于选举民主的对信众的教义</w:t>
+      </w:r>
+      <w:proofErr w:type="gramStart"/>
+      <w:r>
+        <w:rPr>
+          <w:b/>
+          <w:bCs/>
+          <w:lang w:val="en-US"/>
+        </w:rPr>
+        <w:t>规</w:t>
+      </w:r>
+      <w:proofErr w:type="gramEnd"/>
+      <w:r>
+        <w:rPr>
+          <w:b/>
+          <w:bCs/>
+          <w:lang w:val="en-US"/>
+        </w:rPr>
+        <w:t>训说</w:t>
+      </w:r>
+      <w:r>
+        <w:rPr>
+          <w:rFonts w:hint="eastAsia"/>
+          <w:b/>
+          <w:bCs/>
+          <w:lang w:val="en-US"/>
+        </w:rPr>
+        <w:t>。</w:t>
+      </w:r>
+      <w:r>
+        <w:rPr>
+          <w:lang w:val="en-US"/>
+        </w:rPr>
+        <w:t>奥斯汀</w:t>
+      </w:r>
+      <w:r>
+        <w:rPr>
+          <w:rFonts w:hint="eastAsia"/>
+          <w:lang w:val="en-US"/>
+        </w:rPr>
+        <w:t>·</w:t>
+      </w:r>
+      <w:r>
+        <w:rPr>
+          <w:lang w:val="en-US"/>
+        </w:rPr>
+        <w:t>兰尼</w:t>
+      </w:r>
+      <w:r>
+        <w:rPr>
+          <w:rFonts w:hint="eastAsia"/>
+          <w:lang w:val="en-US"/>
+        </w:rPr>
+        <w:t>提出了教义</w:t>
+      </w:r>
+      <w:proofErr w:type="gramStart"/>
+      <w:r>
+        <w:rPr>
+          <w:rFonts w:hint="eastAsia"/>
+          <w:lang w:val="en-US"/>
+        </w:rPr>
+        <w:t>规训型</w:t>
+      </w:r>
+      <w:proofErr w:type="gramEnd"/>
+      <w:r>
+        <w:rPr>
+          <w:rFonts w:hint="eastAsia"/>
+          <w:lang w:val="en-US"/>
+        </w:rPr>
+        <w:t>政党（</w:t>
+      </w:r>
+      <w:r>
+        <w:rPr>
+          <w:rFonts w:hint="eastAsia"/>
+          <w:lang w:val="en-US"/>
+        </w:rPr>
+        <w:t>missionary parties</w:t>
+      </w:r>
+      <w:r>
+        <w:rPr>
+          <w:rFonts w:hint="eastAsia"/>
+          <w:lang w:val="en-US"/>
+        </w:rPr>
+        <w:t>）和经纪型政党（</w:t>
+      </w:r>
+      <w:r>
+        <w:rPr>
+          <w:rFonts w:hint="eastAsia"/>
+          <w:lang w:val="en-US"/>
+        </w:rPr>
+        <w:t>broker parties</w:t>
+      </w:r>
+      <w:r>
+        <w:rPr>
+          <w:rFonts w:hint="eastAsia"/>
+          <w:lang w:val="en-US"/>
+        </w:rPr>
+        <w:t>）。</w:t>
+      </w:r>
+      <w:r>
+        <w:rPr>
+          <w:rFonts w:hint="eastAsia"/>
+          <w:lang w:val="en-US"/>
+        </w:rPr>
+        <w:t>教义</w:t>
+      </w:r>
+      <w:proofErr w:type="gramStart"/>
+      <w:r>
+        <w:rPr>
+          <w:rFonts w:hint="eastAsia"/>
+          <w:lang w:val="en-US"/>
+        </w:rPr>
+        <w:t>规训型</w:t>
+      </w:r>
+      <w:proofErr w:type="gramEnd"/>
+      <w:r>
+        <w:rPr>
+          <w:rFonts w:hint="eastAsia"/>
+          <w:lang w:val="en-US"/>
+        </w:rPr>
+        <w:t>政党</w:t>
+      </w:r>
+      <w:r>
+        <w:rPr>
+          <w:lang w:val="en-US"/>
+        </w:rPr>
+        <w:t>坚持和贯彻党的意识形态和政治信仰</w:t>
+      </w:r>
+      <w:r>
+        <w:rPr>
+          <w:rFonts w:hint="eastAsia"/>
+          <w:lang w:val="en-US"/>
+        </w:rPr>
+        <w:t>，</w:t>
+      </w:r>
+      <w:r>
+        <w:rPr>
+          <w:lang w:val="en-US"/>
+        </w:rPr>
+        <w:t>试图改变选民而不是迎合选民</w:t>
+      </w:r>
+      <w:r>
+        <w:rPr>
+          <w:rFonts w:hint="eastAsia"/>
+          <w:lang w:val="en-US"/>
+        </w:rPr>
+        <w:t>；</w:t>
+      </w:r>
+      <w:r>
+        <w:rPr>
+          <w:rFonts w:hint="eastAsia"/>
+          <w:lang w:val="en-US"/>
+        </w:rPr>
+        <w:t>经纪型政党</w:t>
+      </w:r>
+      <w:r>
+        <w:rPr>
+          <w:rFonts w:hint="eastAsia"/>
+          <w:lang w:val="en-US"/>
+        </w:rPr>
+        <w:t>则</w:t>
+      </w:r>
+      <w:r>
+        <w:rPr>
+          <w:lang w:val="en-US"/>
+        </w:rPr>
+        <w:t>尽可能多的推出候选人</w:t>
+      </w:r>
+      <w:r>
+        <w:rPr>
+          <w:rFonts w:hint="eastAsia"/>
+          <w:lang w:val="en-US"/>
+        </w:rPr>
+        <w:t>，</w:t>
+      </w:r>
+      <w:r>
+        <w:rPr>
+          <w:lang w:val="en-US"/>
+        </w:rPr>
+        <w:t>让候选人尽可能广泛地代表不同的利益与意识形态</w:t>
+      </w:r>
+      <w:r>
+        <w:rPr>
+          <w:rFonts w:hint="eastAsia"/>
+          <w:lang w:val="en-US"/>
+        </w:rPr>
+        <w:t>。</w:t>
+      </w:r>
+    </w:p>
+    <w:p>
+      <w:pPr>
+        <w:pStyle w:val="aa"/>
+        <w:spacing w:before="78" w:after="78"/>
+        <w:ind w:firstLine="420"/>
+        <w:rPr>
+          <w:rFonts w:hint="eastAsia"/>
+          <w:lang w:val="en-US"/>
+        </w:rPr>
+      </w:pPr>
+      <w:r>
+        <w:rPr>
+          <w:rFonts w:hint="eastAsia"/>
+          <w:lang w:val="en-US"/>
+        </w:rPr>
+        <w:t>在此，我们对经纪型政党作一个特别的考察。</w:t>
+      </w:r>
+      <w:r>
+        <w:rPr>
+          <w:rFonts w:hint="eastAsia"/>
+          <w:lang w:val="en-US"/>
+        </w:rPr>
+        <w:t>如果一个经纪型政党所推举出的候选人成功涵盖了所有的社会利益与意识形态，那么是否可以说这个政党代表了大多数人（即广大人民群众）的利益？</w:t>
+      </w:r>
+      <w:r>
+        <w:rPr>
+          <w:rFonts w:hint="eastAsia"/>
+          <w:lang w:val="en-US"/>
+        </w:rPr>
+        <w:t>实际上，由于</w:t>
+      </w:r>
+      <w:r>
+        <w:rPr>
+          <w:rFonts w:hint="eastAsia"/>
+          <w:lang w:val="en-US"/>
+        </w:rPr>
+        <w:t>政治资源不平等</w:t>
+      </w:r>
+      <w:r>
+        <w:rPr>
+          <w:rFonts w:hint="eastAsia"/>
+          <w:lang w:val="en-US"/>
+        </w:rPr>
+        <w:t>，导致</w:t>
+      </w:r>
+      <w:r>
+        <w:rPr>
+          <w:rFonts w:hint="eastAsia"/>
+          <w:lang w:val="en-US"/>
+        </w:rPr>
+        <w:t>政治参与不平等</w:t>
+      </w:r>
+      <w:r>
+        <w:rPr>
+          <w:rFonts w:hint="eastAsia"/>
+          <w:lang w:val="en-US"/>
+        </w:rPr>
+        <w:t>，所以</w:t>
+      </w:r>
+      <w:r>
+        <w:rPr>
+          <w:rFonts w:hint="eastAsia"/>
+          <w:lang w:val="en-US"/>
+        </w:rPr>
+        <w:t>候选人只代表了参与政治的人的利益</w:t>
+      </w:r>
+      <w:r>
+        <w:rPr>
+          <w:rFonts w:hint="eastAsia"/>
+          <w:lang w:val="en-US"/>
+        </w:rPr>
+        <w:t>；</w:t>
+      </w:r>
+      <w:r>
+        <w:rPr>
+          <w:rFonts w:hint="eastAsia"/>
+          <w:lang w:val="en-US"/>
+        </w:rPr>
+        <w:t>候选人当选后</w:t>
+      </w:r>
+      <w:r>
+        <w:rPr>
+          <w:rFonts w:hint="eastAsia"/>
+          <w:lang w:val="en-US"/>
+        </w:rPr>
+        <w:t>，也</w:t>
+      </w:r>
+      <w:r>
+        <w:rPr>
+          <w:rFonts w:hint="eastAsia"/>
+          <w:lang w:val="en-US"/>
+        </w:rPr>
+        <w:t>不一定有能力或意愿兑现选举期间的承诺</w:t>
+      </w:r>
+      <w:r>
+        <w:rPr>
+          <w:rFonts w:hint="eastAsia"/>
+          <w:lang w:val="en-US"/>
+        </w:rPr>
+        <w:t>；</w:t>
+      </w:r>
+      <w:r>
+        <w:rPr>
+          <w:rFonts w:hint="eastAsia"/>
+          <w:lang w:val="en-US"/>
+        </w:rPr>
+        <w:t>回顾性投票</w:t>
+      </w:r>
+      <w:r>
+        <w:rPr>
+          <w:rFonts w:hint="eastAsia"/>
+          <w:lang w:val="en-US"/>
+        </w:rPr>
+        <w:t>（</w:t>
+      </w:r>
+      <w:r>
+        <w:rPr>
+          <w:rFonts w:hint="eastAsia"/>
+          <w:lang w:val="en-US"/>
+        </w:rPr>
+        <w:t>r</w:t>
+      </w:r>
+      <w:r>
+        <w:rPr>
+          <w:rFonts w:hint="eastAsia"/>
+          <w:lang w:val="en-US"/>
+        </w:rPr>
+        <w:t xml:space="preserve">etrospective </w:t>
+      </w:r>
+      <w:r>
+        <w:rPr>
+          <w:rFonts w:hint="eastAsia"/>
+          <w:lang w:val="en-US"/>
+        </w:rPr>
+        <w:t>v</w:t>
+      </w:r>
+      <w:r>
+        <w:rPr>
+          <w:rFonts w:hint="eastAsia"/>
+          <w:lang w:val="en-US"/>
+        </w:rPr>
+        <w:t>oting</w:t>
+      </w:r>
+      <w:r>
+        <w:rPr>
+          <w:rFonts w:hint="eastAsia"/>
+          <w:lang w:val="en-US"/>
+        </w:rPr>
+        <w:t>）也存在短视和归因偏差</w:t>
+      </w:r>
+      <w:r>
+        <w:rPr>
+          <w:rFonts w:hint="eastAsia"/>
+          <w:lang w:val="en-US"/>
+        </w:rPr>
+        <w:t>的局限性</w:t>
+      </w:r>
+      <w:r>
+        <w:rPr>
+          <w:rFonts w:hint="eastAsia"/>
+          <w:lang w:val="en-US"/>
+        </w:rPr>
+        <w:t>。</w:t>
+      </w:r>
+    </w:p>
+    <w:p>
+      <w:pPr>
+        <w:pStyle w:val="aa"/>
+        <w:spacing w:before="78" w:after="78"/>
+        <w:ind w:firstLine="420"/>
+        <w:rPr>
+          <w:lang w:val="en-US"/>
+        </w:rPr>
+      </w:pPr>
+      <w:r>
+        <w:rPr>
+          <w:b/>
+          <w:bCs/>
+          <w:lang w:val="en-US"/>
+        </w:rPr>
+        <w:lastRenderedPageBreak/>
+        <w:t>基于消灭私有制的人类伟大解放说（马克思主义）</w:t>
+      </w:r>
+      <w:r>
+        <w:rPr>
+          <w:rFonts w:hint="eastAsia"/>
+          <w:b/>
+          <w:bCs/>
+          <w:lang w:val="en-US"/>
+        </w:rPr>
+        <w:t>。</w:t>
+      </w:r>
+      <w:r>
+        <w:rPr>
+          <w:rFonts w:hint="eastAsia"/>
+          <w:lang w:val="en-US"/>
+        </w:rPr>
+        <w:t>此类政党有着</w:t>
+      </w:r>
+      <w:r>
+        <w:rPr>
+          <w:rFonts w:hint="eastAsia"/>
+          <w:lang w:val="en-US"/>
+        </w:rPr>
+        <w:t>鲜明的意识形态、政治理想、基本纲领、路线方针、政治策略、使命责任等，同时有着严密的组织体系和严格的组织纪律</w:t>
+      </w:r>
+      <w:r>
+        <w:rPr>
+          <w:rFonts w:hint="eastAsia"/>
+          <w:lang w:val="en-US"/>
+        </w:rPr>
+        <w:t>。</w:t>
+      </w:r>
+    </w:p>
+    <w:p>
+      <w:pPr>
+        <w:pStyle w:val="aa"/>
+        <w:spacing w:before="78" w:after="78"/>
+        <w:rPr>
+          <w:lang w:val="en-US"/>
+        </w:rPr>
+      </w:pPr>
+      <w:r>
+        <w:rPr>
+          <w:lang w:val="en-US"/>
+        </w:rPr>
+        <w:tab/>
+      </w:r>
+      <w:r>
+        <w:rPr>
+          <w:rFonts w:hint="eastAsia"/>
+          <w:lang w:val="en-US"/>
+        </w:rPr>
+        <w:t>基于政党功能类型，我们可以划分出几种政党性质，并建构一个光谱，如下图：</w:t>
+      </w:r>
+    </w:p>
+    <w:p>
+      <w:pPr>
+        <w:pStyle w:val="aa"/>
+        <w:spacing w:before="78" w:after="78"/>
+        <w:jc w:val="center"/>
+        <w:rPr>
+          <w:rFonts w:hint="eastAsia"/>
+          <w:lang w:val="en-US"/>
+        </w:rPr>
+      </w:pPr>
+      <w:r>
+        <w:rPr>
+          <w:noProof/>
+          <w:lang w:val="en-US"/>
+        </w:rPr>
+        <w:drawing>
+          <wp:inline distT="0" distB="0" distL="0" distR="0" wp14:anchorId="4A765479" wp14:editId="49F948F7">
+            <wp:extent cx="3510905" cy="1445194"/>
+            <wp:effectExtent l="0" t="0" r="0" b="3175"/>
+            <wp:docPr id="1144949550" name="图片 1"/>
+            <wp:cNvGraphicFramePr>
+              <a:graphicFrameLocks xmlns:a="http://schemas.openxmlformats.org/drawingml/2006/main" noChangeAspect="1"/>
+            </wp:cNvGraphicFramePr>
+            <a:graphic xmlns:a="http://schemas.openxmlformats.org/drawingml/2006/main">
+              <a:graphicData uri="http://schemas.openxmlformats.org/drawingml/2006/picture">
+                <pic:pic xmlns:pic="http://schemas.openxmlformats.org/drawingml/2006/picture">
+                  <pic:nvPicPr>
+                    <pic:cNvPr id="0" name="Picture 1"/>
+                    <pic:cNvPicPr>
+                      <a:picLocks noChangeAspect="1" noChangeArrowheads="1"/>
+                    </pic:cNvPicPr>
+                  </pic:nvPicPr>
+                  <pic:blipFill>
+                    <a:blip r:embed="rId10">
+                      <a:extLst>
+                        <a:ext uri="{28A0092B-C50C-407E-A947-70E740481C1C}">
+                          <a14:useLocalDpi xmlns:a14="http://schemas.microsoft.com/office/drawing/2010/main" val="0"/>
+                        </a:ext>
+                      </a:extLst>
+                    </a:blip>
+                    <a:srcRect/>
+                    <a:stretch>
+                      <a:fillRect/>
+                    </a:stretch>
+                  </pic:blipFill>
+                  <pic:spPr bwMode="auto">
+                    <a:xfrm>
+                      <a:off x="0" y="0"/>
+                      <a:ext cx="3518896" cy="1448483"/>
+                    </a:xfrm>
+                    <a:prstGeom prst="rect">
+                      <a:avLst/>
+                    </a:prstGeom>
+                    <a:noFill/>
+                    <a:ln>
+                      <a:noFill/>
+                    </a:ln>
+                  </pic:spPr>
+                </pic:pic>
+              </a:graphicData>
+            </a:graphic>
+          </wp:inline>
+        </w:drawing>
+      </w:r>
+    </w:p>
+    <w:p>
+      <w:pPr>
+        <w:pStyle w:val="aa"/>
+        <w:spacing w:before="78" w:after="78"/>
+        <w:ind w:firstLine="420"/>
+        <w:rPr>
+          <w:lang w:val="en-US"/>
+        </w:rPr>
+      </w:pPr>
+      <w:r>
+        <w:rPr>
+          <w:rFonts w:hint="eastAsia"/>
+          <w:lang w:val="en-US"/>
+        </w:rPr>
+        <w:t>在整个政党性质光谱中，越往左，政党的意识形态属性越弱，政党的价值性与主体性也越弱</w:t>
+      </w:r>
+      <w:r>
+        <w:rPr>
+          <w:rFonts w:hint="eastAsia"/>
+          <w:lang w:val="en-US"/>
+        </w:rPr>
+        <w:t>；</w:t>
+      </w:r>
+      <w:r>
+        <w:rPr>
+          <w:rFonts w:hint="eastAsia"/>
+          <w:lang w:val="en-US"/>
+        </w:rPr>
+        <w:t>而越往右，政党的政治理想属性越强，政党的政治理想与政治角色、政治纲领、政党路线等的结合度也就越强</w:t>
+      </w:r>
+      <w:r>
+        <w:rPr>
+          <w:rFonts w:hint="eastAsia"/>
+          <w:lang w:val="en-US"/>
+        </w:rPr>
+        <w:t>。</w:t>
+      </w:r>
+    </w:p>
+    <w:p>
+      <w:pPr>
+        <w:pStyle w:val="ae"/>
+        <w:rPr>
+          <w:lang w:val="en-US"/>
+        </w:rPr>
+      </w:pPr>
+      <w:bookmarkStart w:id="102" w:name="_Toc231468665"/>
+      <w:r>
+        <w:rPr>
+          <w:rFonts w:hint="eastAsia"/>
+          <w:lang w:val="en-US"/>
+        </w:rPr>
+        <w:t>（二）</w:t>
+      </w:r>
+      <w:r>
+        <w:rPr>
+          <w:lang w:val="en-US"/>
+        </w:rPr>
+        <w:t>使命型政党的理论分析范式建构</w:t>
+      </w:r>
+      <w:bookmarkEnd w:id="102"/>
+    </w:p>
+    <w:p>
+      <w:pPr>
+        <w:pStyle w:val="af1"/>
+        <w:rPr>
+          <w:rFonts w:hint="eastAsia"/>
+          <w:lang w:val="en-US"/>
+        </w:rPr>
+      </w:pPr>
+      <w:r>
+        <w:rPr>
+          <w:rFonts w:hint="eastAsia"/>
+          <w:lang w:val="en-US"/>
+        </w:rPr>
+        <w:t xml:space="preserve">1. </w:t>
+      </w:r>
+      <w:r>
+        <w:rPr>
+          <w:rFonts w:hint="eastAsia"/>
+          <w:lang w:val="en-US"/>
+        </w:rPr>
+        <w:t>现代西方国家“竞争型政党”与当代中国“使命型政党”的比较分析</w:t>
+      </w:r>
+    </w:p>
+    <w:p>
+      <w:pPr>
+        <w:pStyle w:val="aa"/>
+        <w:spacing w:before="78" w:after="78"/>
+        <w:ind w:firstLine="420"/>
+        <w:rPr>
+          <w:lang w:val="en-US"/>
+        </w:rPr>
+      </w:pPr>
+      <w:r>
+        <w:rPr>
+          <w:rFonts w:hint="eastAsia"/>
+          <w:lang w:val="en-US"/>
+        </w:rPr>
+        <w:t>国家和社会治理的基础体现在党员与党组织间的关系</w:t>
+      </w:r>
+      <w:r>
+        <w:rPr>
+          <w:rFonts w:hint="eastAsia"/>
+          <w:lang w:val="en-US"/>
+        </w:rPr>
+        <w:t>。</w:t>
+      </w:r>
+      <w:r>
+        <w:rPr>
+          <w:rFonts w:hint="eastAsia"/>
+          <w:lang w:val="en-US"/>
+        </w:rPr>
+        <w:t>竞争型政党通常采用委托</w:t>
+      </w:r>
+      <w:r>
+        <w:rPr>
+          <w:rFonts w:hint="eastAsia"/>
+          <w:lang w:val="en-US"/>
+        </w:rPr>
+        <w:t>-</w:t>
+      </w:r>
+      <w:r>
+        <w:rPr>
+          <w:rFonts w:hint="eastAsia"/>
+          <w:lang w:val="en-US"/>
+        </w:rPr>
+        <w:t>代理制契约方式</w:t>
+      </w:r>
+      <w:r>
+        <w:rPr>
+          <w:rFonts w:hint="eastAsia"/>
+          <w:lang w:val="en-US"/>
+        </w:rPr>
+        <w:t>；</w:t>
+      </w:r>
+      <w:r>
+        <w:rPr>
+          <w:lang w:val="en-US"/>
+        </w:rPr>
+        <w:t>委托人将自身的部分权力让渡给由选举产生的代理人</w:t>
+      </w:r>
+      <w:r>
+        <w:rPr>
+          <w:rFonts w:hint="eastAsia"/>
+          <w:lang w:val="en-US"/>
+        </w:rPr>
+        <w:t>，</w:t>
+      </w:r>
+      <w:r>
+        <w:rPr>
+          <w:lang w:val="en-US"/>
+        </w:rPr>
+        <w:t>委托人利用</w:t>
+      </w:r>
+      <w:r>
+        <w:rPr>
+          <w:rFonts w:hint="eastAsia"/>
+          <w:lang w:val="en-US"/>
+        </w:rPr>
+        <w:t>“</w:t>
+      </w:r>
+      <w:r>
+        <w:rPr>
+          <w:lang w:val="en-US"/>
+        </w:rPr>
+        <w:t>巡逻式</w:t>
+      </w:r>
+      <w:r>
+        <w:rPr>
+          <w:rFonts w:hint="eastAsia"/>
+          <w:lang w:val="en-US"/>
+        </w:rPr>
+        <w:t>”</w:t>
+      </w:r>
+      <w:r>
+        <w:rPr>
+          <w:lang w:val="en-US"/>
+        </w:rPr>
+        <w:t>或者是</w:t>
+      </w:r>
+      <w:r>
+        <w:rPr>
+          <w:rFonts w:hint="eastAsia"/>
+          <w:lang w:val="en-US"/>
+        </w:rPr>
+        <w:t>“</w:t>
+      </w:r>
+      <w:r>
+        <w:rPr>
+          <w:lang w:val="en-US"/>
+        </w:rPr>
+        <w:t>火警式</w:t>
+      </w:r>
+      <w:r>
+        <w:rPr>
+          <w:rFonts w:hint="eastAsia"/>
+          <w:lang w:val="en-US"/>
+        </w:rPr>
+        <w:t>”</w:t>
+      </w:r>
+      <w:r>
+        <w:rPr>
+          <w:lang w:val="en-US"/>
+        </w:rPr>
+        <w:t>机制监督代理人</w:t>
+      </w:r>
+      <w:r>
+        <w:rPr>
+          <w:rFonts w:hint="eastAsia"/>
+          <w:lang w:val="en-US"/>
+        </w:rPr>
+        <w:t>，</w:t>
+      </w:r>
+      <w:r>
+        <w:rPr>
+          <w:lang w:val="en-US"/>
+        </w:rPr>
+        <w:t>本质是政党与充当选民的支持者的关系，奉行</w:t>
+      </w:r>
+      <w:r>
+        <w:rPr>
+          <w:rFonts w:hint="eastAsia"/>
+          <w:lang w:val="en-US"/>
+        </w:rPr>
+        <w:t>“</w:t>
+      </w:r>
+      <w:r>
+        <w:rPr>
+          <w:lang w:val="en-US"/>
+        </w:rPr>
+        <w:t>选票本位观</w:t>
+      </w:r>
+      <w:r>
+        <w:rPr>
+          <w:rFonts w:hint="eastAsia"/>
+          <w:lang w:val="en-US"/>
+        </w:rPr>
+        <w:t>”。</w:t>
+      </w:r>
+      <w:r>
+        <w:rPr>
+          <w:rFonts w:hint="eastAsia"/>
+          <w:lang w:val="en-US"/>
+        </w:rPr>
+        <w:t>使命型政党中党员与党组织之间是一种委托</w:t>
+      </w:r>
+      <w:r>
+        <w:rPr>
+          <w:rFonts w:hint="eastAsia"/>
+          <w:lang w:val="en-US"/>
+        </w:rPr>
+        <w:t>-</w:t>
+      </w:r>
+      <w:r>
+        <w:rPr>
+          <w:rFonts w:hint="eastAsia"/>
+          <w:lang w:val="en-US"/>
+        </w:rPr>
+        <w:t>信心制关系</w:t>
+      </w:r>
+      <w:r>
+        <w:rPr>
+          <w:rFonts w:hint="eastAsia"/>
+          <w:lang w:val="en-US"/>
+        </w:rPr>
+        <w:t>，</w:t>
+      </w:r>
+      <w:r>
+        <w:rPr>
+          <w:lang w:val="en-US"/>
+        </w:rPr>
+        <w:t>双向有机互动</w:t>
+      </w:r>
+      <w:r>
+        <w:rPr>
+          <w:rFonts w:hint="eastAsia"/>
+          <w:lang w:val="en-US"/>
+        </w:rPr>
+        <w:t>、</w:t>
+      </w:r>
+      <w:r>
+        <w:rPr>
+          <w:lang w:val="en-US"/>
+        </w:rPr>
+        <w:t>彼此高度信任</w:t>
+      </w:r>
+      <w:r>
+        <w:rPr>
+          <w:rFonts w:hint="eastAsia"/>
+          <w:lang w:val="en-US"/>
+        </w:rPr>
+        <w:t>、</w:t>
+      </w:r>
+      <w:r>
+        <w:rPr>
+          <w:lang w:val="en-US"/>
+        </w:rPr>
+        <w:t>整体团结合力</w:t>
+      </w:r>
+      <w:r>
+        <w:rPr>
+          <w:rFonts w:hint="eastAsia"/>
+          <w:lang w:val="en-US"/>
+        </w:rPr>
+        <w:t>，</w:t>
+      </w:r>
+      <w:r>
+        <w:rPr>
+          <w:lang w:val="en-US"/>
+        </w:rPr>
+        <w:t>本质是一种执政党与服务于人民的宗旨信仰者之间的关系，奉行</w:t>
+      </w:r>
+      <w:r>
+        <w:rPr>
+          <w:rFonts w:hint="eastAsia"/>
+          <w:lang w:val="en-US"/>
+        </w:rPr>
+        <w:t>“</w:t>
+      </w:r>
+      <w:r>
+        <w:rPr>
+          <w:lang w:val="en-US"/>
+        </w:rPr>
+        <w:t>人民</w:t>
+      </w:r>
+      <w:r>
+        <w:rPr>
+          <w:rFonts w:hint="eastAsia"/>
+          <w:lang w:val="en-US"/>
+        </w:rPr>
+        <w:t>本位观”</w:t>
+      </w:r>
+      <w:r>
+        <w:rPr>
+          <w:rFonts w:hint="eastAsia"/>
+          <w:lang w:val="en-US"/>
+        </w:rPr>
+        <w:t>。</w:t>
+      </w:r>
+    </w:p>
+    <w:p>
+      <w:pPr>
+        <w:pStyle w:val="aa"/>
+        <w:spacing w:before="78" w:after="78"/>
+        <w:ind w:firstLine="420"/>
+        <w:rPr>
+          <w:lang w:val="en-US"/>
+        </w:rPr>
+      </w:pPr>
+      <w:r>
+        <w:rPr>
+          <w:rFonts w:hint="eastAsia"/>
+          <w:lang w:val="en-US"/>
+        </w:rPr>
+        <w:t>亦可以从</w:t>
+      </w:r>
+      <w:r>
+        <w:rPr>
+          <w:lang w:val="en-US"/>
+        </w:rPr>
+        <w:t>政党与国家、社会之间的关系</w:t>
+      </w:r>
+      <w:r>
+        <w:rPr>
+          <w:rFonts w:hint="eastAsia"/>
+          <w:lang w:val="en-US"/>
+        </w:rPr>
+        <w:t>方面进行比较。</w:t>
+      </w:r>
+      <w:r>
+        <w:rPr>
+          <w:rFonts w:hint="eastAsia"/>
+          <w:lang w:val="en-US"/>
+        </w:rPr>
+        <w:t>西方竞争型政党是社会多元体系的一元</w:t>
+      </w:r>
+      <w:r>
+        <w:rPr>
+          <w:rFonts w:hint="eastAsia"/>
+          <w:lang w:val="en-US"/>
+        </w:rPr>
+        <w:t>，</w:t>
+      </w:r>
+      <w:r>
+        <w:rPr>
+          <w:rFonts w:hint="eastAsia"/>
+          <w:lang w:val="en-US"/>
+        </w:rPr>
+        <w:t>只是作为部分利益的代表</w:t>
+      </w:r>
+      <w:r>
+        <w:rPr>
+          <w:rFonts w:hint="eastAsia"/>
+          <w:lang w:val="en-US"/>
+        </w:rPr>
+        <w:t>，</w:t>
+      </w:r>
+      <w:r>
+        <w:rPr>
+          <w:rFonts w:hint="eastAsia"/>
+          <w:lang w:val="en-US"/>
+        </w:rPr>
+        <w:t>发挥连接国家与社会的中介作用</w:t>
+      </w:r>
+      <w:r>
+        <w:rPr>
+          <w:rFonts w:hint="eastAsia"/>
+          <w:lang w:val="en-US"/>
+        </w:rPr>
+        <w:t>，</w:t>
+      </w:r>
+      <w:r>
+        <w:rPr>
+          <w:rFonts w:hint="eastAsia"/>
+          <w:lang w:val="en-US"/>
+        </w:rPr>
+        <w:t>起到代表与表达部分团体与利益集团的意志的作用</w:t>
+      </w:r>
+      <w:r>
+        <w:rPr>
+          <w:rFonts w:hint="eastAsia"/>
+          <w:lang w:val="en-US"/>
+        </w:rPr>
+        <w:t>；其</w:t>
+      </w:r>
+      <w:r>
+        <w:rPr>
+          <w:rFonts w:hint="eastAsia"/>
+          <w:lang w:val="en-US"/>
+        </w:rPr>
+        <w:t>党派利益可能会凌驾于国家利益之上</w:t>
+      </w:r>
+      <w:r>
+        <w:rPr>
+          <w:rFonts w:hint="eastAsia"/>
+          <w:lang w:val="en-US"/>
+        </w:rPr>
+        <w:t>，走的是</w:t>
+      </w:r>
+      <w:r>
+        <w:rPr>
+          <w:rFonts w:hint="eastAsia"/>
+          <w:lang w:val="en-US"/>
+        </w:rPr>
+        <w:t>资本主义非均衡化的现代化发展道路</w:t>
+      </w:r>
+      <w:r>
+        <w:rPr>
+          <w:rFonts w:hint="eastAsia"/>
+          <w:lang w:val="en-US"/>
+        </w:rPr>
+        <w:t>。</w:t>
+      </w:r>
+      <w:r>
+        <w:rPr>
+          <w:rFonts w:hint="eastAsia"/>
+          <w:lang w:val="en-US"/>
+        </w:rPr>
+        <w:t>中国共产党是全体人民整体利益的最高代表</w:t>
+      </w:r>
+      <w:r>
+        <w:rPr>
+          <w:rFonts w:hint="eastAsia"/>
+          <w:lang w:val="en-US"/>
+        </w:rPr>
+        <w:t>，</w:t>
+      </w:r>
+      <w:r>
+        <w:rPr>
+          <w:rFonts w:hint="eastAsia"/>
+          <w:lang w:val="en-US"/>
+        </w:rPr>
+        <w:t>有机统一最低（基本）纲领和最高纲领</w:t>
+      </w:r>
+      <w:r>
+        <w:rPr>
+          <w:rFonts w:hint="eastAsia"/>
+          <w:lang w:val="en-US"/>
+        </w:rPr>
+        <w:t>，</w:t>
+      </w:r>
+      <w:r>
+        <w:rPr>
+          <w:rFonts w:hint="eastAsia"/>
+          <w:lang w:val="en-US"/>
+        </w:rPr>
+        <w:t>肩负代表与表达、整合与分配、服务与引领“三合一”的职责体系</w:t>
+      </w:r>
+      <w:r>
+        <w:rPr>
+          <w:rFonts w:hint="eastAsia"/>
+          <w:lang w:val="en-US"/>
+        </w:rPr>
+        <w:t>——</w:t>
+      </w:r>
+      <w:r>
+        <w:rPr>
+          <w:lang w:val="en-US"/>
+        </w:rPr>
+        <w:t>把其他国家承担和维系国家治理之职能的组织集合起来并将其视为一</w:t>
+      </w:r>
+      <w:r>
+        <w:rPr>
+          <w:rFonts w:hint="eastAsia"/>
+          <w:lang w:val="en-US"/>
+        </w:rPr>
+        <w:t>个整体</w:t>
+      </w:r>
+      <w:r>
+        <w:rPr>
+          <w:rFonts w:hint="eastAsia"/>
+          <w:lang w:val="en-US"/>
+        </w:rPr>
+        <w:t>，</w:t>
+      </w:r>
+      <w:r>
+        <w:rPr>
+          <w:rFonts w:hint="eastAsia"/>
+          <w:lang w:val="en-US"/>
+        </w:rPr>
+        <w:t>在中国的等价物很可能就是共产党</w:t>
+      </w:r>
+      <w:r>
+        <w:rPr>
+          <w:rFonts w:hint="eastAsia"/>
+          <w:lang w:val="en-US"/>
+        </w:rPr>
+        <w:t>；中国共产党还</w:t>
+      </w:r>
+      <w:r>
+        <w:rPr>
+          <w:rFonts w:hint="eastAsia"/>
+          <w:lang w:val="en-US"/>
+        </w:rPr>
+        <w:t>同时肩负着促进人民幸福、国家繁荣、民族复兴、世界和平的“四合一”发展目标的历史责任</w:t>
+      </w:r>
+      <w:r>
+        <w:rPr>
+          <w:rFonts w:hint="eastAsia"/>
+          <w:lang w:val="en-US"/>
+        </w:rPr>
+        <w:t>；总之，中国共产党走的是</w:t>
+      </w:r>
+      <w:r>
+        <w:rPr>
+          <w:rFonts w:hint="eastAsia"/>
+          <w:lang w:val="en-US"/>
+        </w:rPr>
+        <w:t>社会主义均衡化的现代化发展道路</w:t>
+      </w:r>
+      <w:r>
+        <w:rPr>
+          <w:rFonts w:hint="eastAsia"/>
+          <w:lang w:val="en-US"/>
+        </w:rPr>
+        <w:t>。</w:t>
+      </w:r>
+    </w:p>
+    <w:p>
+      <w:pPr>
+        <w:pStyle w:val="af1"/>
+        <w:rPr>
+          <w:rFonts w:hint="eastAsia"/>
+          <w:lang w:val="en-US"/>
+        </w:rPr>
+      </w:pPr>
+      <w:r>
+        <w:rPr>
+          <w:rFonts w:hint="eastAsia"/>
+          <w:lang w:val="en-US"/>
+        </w:rPr>
+        <w:t xml:space="preserve">2. </w:t>
+      </w:r>
+      <w:r>
+        <w:rPr>
+          <w:lang w:val="en-US"/>
+        </w:rPr>
+        <w:t>具有使命型政党特征的政党</w:t>
+      </w:r>
+    </w:p>
+    <w:p>
+      <w:pPr>
+        <w:pStyle w:val="aa"/>
+        <w:spacing w:before="78" w:after="78"/>
+        <w:ind w:firstLine="420"/>
+        <w:rPr>
+          <w:rFonts w:hint="eastAsia"/>
+          <w:lang w:val="en-US"/>
+        </w:rPr>
+      </w:pPr>
+      <w:r>
+        <w:rPr>
+          <w:rFonts w:hint="eastAsia"/>
+          <w:lang w:val="en-US"/>
+        </w:rPr>
+        <w:t>一些</w:t>
+      </w:r>
+      <w:r>
+        <w:rPr>
+          <w:rFonts w:hint="eastAsia"/>
+          <w:lang w:val="en-US"/>
+        </w:rPr>
+        <w:t>社会主义国家的政党</w:t>
+      </w:r>
+      <w:r>
+        <w:rPr>
+          <w:rFonts w:hint="eastAsia"/>
+          <w:lang w:val="en-US"/>
+        </w:rPr>
+        <w:t>具有使命型政党特征，如</w:t>
+      </w:r>
+      <w:r>
+        <w:rPr>
+          <w:rFonts w:hint="eastAsia"/>
+          <w:lang w:val="en-US"/>
+        </w:rPr>
+        <w:t>南斯拉夫共产党、越南共产党、古巴共产党</w:t>
+      </w:r>
+      <w:r>
+        <w:rPr>
+          <w:rFonts w:hint="eastAsia"/>
+          <w:lang w:val="en-US"/>
+        </w:rPr>
+        <w:t>等</w:t>
+      </w:r>
+      <w:r>
+        <w:rPr>
+          <w:rFonts w:hint="eastAsia"/>
+          <w:lang w:val="en-US"/>
+        </w:rPr>
+        <w:t>。当然，不是</w:t>
+      </w:r>
+      <w:r>
+        <w:rPr>
+          <w:rFonts w:hint="eastAsia"/>
+          <w:lang w:val="en-US"/>
+        </w:rPr>
+        <w:t>任何马克思主义政党都是使命型政党</w:t>
+      </w:r>
+      <w:r>
+        <w:rPr>
+          <w:rFonts w:hint="eastAsia"/>
+          <w:lang w:val="en-US"/>
+        </w:rPr>
+        <w:t>，如勃列日涅夫时期的苏联共产党就丧失了使命型政党的特征。</w:t>
+      </w:r>
+    </w:p>
+    <w:p>
+      <w:pPr>
+        <w:pStyle w:val="aa"/>
+        <w:spacing w:before="78" w:after="78"/>
+        <w:ind w:firstLine="420"/>
+        <w:rPr>
+          <w:lang w:val="en-US"/>
+        </w:rPr>
+      </w:pPr>
+      <w:r>
+        <w:rPr>
+          <w:rFonts w:cs="Times New Roman" w:hint="eastAsia"/>
+          <w:lang w:val="en-US"/>
+        </w:rPr>
+        <w:t>一些</w:t>
+      </w:r>
+      <w:r>
+        <w:rPr>
+          <w:lang w:val="en-US"/>
+        </w:rPr>
+        <w:t>民族主义政党</w:t>
+      </w:r>
+      <w:r>
+        <w:rPr>
+          <w:rFonts w:hint="eastAsia"/>
+          <w:lang w:val="en-US"/>
+        </w:rPr>
+        <w:t>也具有使命型政党特征，如</w:t>
+      </w:r>
+      <w:r>
+        <w:rPr>
+          <w:rFonts w:hint="eastAsia"/>
+          <w:lang w:val="en-US"/>
+        </w:rPr>
+        <w:t>坦桑尼亚革命党、印度独立初期的印度国大党、新加坡人民行动党</w:t>
+      </w:r>
+      <w:r>
+        <w:rPr>
+          <w:rFonts w:hint="eastAsia"/>
+          <w:lang w:val="en-US"/>
+        </w:rPr>
+        <w:t>等。</w:t>
+      </w:r>
+    </w:p>
+    <w:p>
+      <w:pPr>
+        <w:pStyle w:val="af3"/>
+        <w:spacing w:before="78" w:after="78"/>
+        <w:ind w:firstLine="420"/>
+        <w:rPr>
+          <w:rFonts w:hint="eastAsia"/>
+          <w:lang w:val="en-US"/>
+        </w:rPr>
+      </w:pPr>
+      <w:r>
+        <w:rPr>
+          <w:rFonts w:hint="eastAsia"/>
+          <w:lang w:val="en-US"/>
+        </w:rPr>
+        <w:t>越是激烈持久的革命斗争，就越能产生稳定坚决的民族主义政党</w:t>
+      </w:r>
+      <w:r>
+        <w:rPr>
+          <w:rFonts w:hint="eastAsia"/>
+          <w:lang w:val="en-US"/>
+        </w:rPr>
+        <w:t>。</w:t>
+      </w:r>
+    </w:p>
+    <w:p>
+      <w:pPr>
+        <w:pStyle w:val="af3"/>
+        <w:spacing w:before="78" w:after="78"/>
+        <w:jc w:val="right"/>
+        <w:rPr>
+          <w:rFonts w:hint="eastAsia"/>
+          <w:lang w:val="en-US"/>
+        </w:rPr>
+      </w:pPr>
+      <w:r>
+        <w:rPr>
+          <w:rFonts w:hint="eastAsia"/>
+          <w:lang w:val="en-US"/>
+        </w:rPr>
+        <w:lastRenderedPageBreak/>
+        <w:t>——</w:t>
+      </w:r>
+      <w:r>
+        <w:rPr>
+          <w:rFonts w:hint="eastAsia"/>
+          <w:lang w:val="en-US"/>
+        </w:rPr>
+        <w:t>塞缪尔·亨廷顿</w:t>
+      </w:r>
+    </w:p>
+    <w:p>
+      <w:pPr>
+        <w:pStyle w:val="aa"/>
+        <w:spacing w:before="78" w:after="78"/>
+        <w:rPr>
+          <w:lang w:val="en-US"/>
+        </w:rPr>
+      </w:pPr>
+    </w:p>
+    <w:p>
+      <w:pPr>
+        <w:pStyle w:val="ac"/>
+        <w:rPr>
+          <w:lang w:val="en-US"/>
+        </w:rPr>
+      </w:pPr>
+      <w:bookmarkStart w:id="103" w:name="_Toc231468666"/>
+      <w:r>
+        <w:rPr>
+          <w:rFonts w:hint="eastAsia"/>
+          <w:lang w:val="en-US"/>
+        </w:rPr>
+        <w:t>二、</w:t>
+      </w:r>
+      <w:r>
+        <w:rPr>
+          <w:lang w:val="en-US"/>
+        </w:rPr>
+        <w:t>使命型政党的基础能力和治理绩效</w:t>
+      </w:r>
+      <w:bookmarkEnd w:id="103"/>
+    </w:p>
+    <w:p>
+      <w:pPr>
+        <w:pStyle w:val="aa"/>
+        <w:spacing w:before="78" w:after="78"/>
+        <w:ind w:firstLine="420"/>
+        <w:rPr>
+          <w:lang w:val="en-US"/>
+        </w:rPr>
+      </w:pPr>
+      <w:r>
+        <w:rPr>
+          <w:rFonts w:hint="eastAsia"/>
+          <w:lang w:val="en-US"/>
+        </w:rPr>
+        <w:t>西方学者普遍认为竞争性民主体制比</w:t>
+      </w:r>
+      <w:proofErr w:type="gramStart"/>
+      <w:r>
+        <w:rPr>
+          <w:rFonts w:hint="eastAsia"/>
+          <w:lang w:val="en-US"/>
+        </w:rPr>
+        <w:t>非民主</w:t>
+      </w:r>
+      <w:proofErr w:type="gramEnd"/>
+      <w:r>
+        <w:rPr>
+          <w:rFonts w:hint="eastAsia"/>
+          <w:lang w:val="en-US"/>
+        </w:rPr>
+        <w:t>体制更有利于经济发展</w:t>
+      </w:r>
+      <w:r>
+        <w:rPr>
+          <w:rFonts w:hint="eastAsia"/>
+          <w:lang w:val="en-US"/>
+        </w:rPr>
+        <w:t>，</w:t>
+      </w:r>
+      <w:proofErr w:type="gramStart"/>
+      <w:r>
+        <w:rPr>
+          <w:lang w:val="en-US"/>
+        </w:rPr>
+        <w:t>非民主</w:t>
+      </w:r>
+      <w:proofErr w:type="gramEnd"/>
+      <w:r>
+        <w:rPr>
+          <w:lang w:val="en-US"/>
+        </w:rPr>
+        <w:t>国家经济社会发展水平较低</w:t>
+      </w:r>
+      <w:r>
+        <w:rPr>
+          <w:rFonts w:hint="eastAsia"/>
+          <w:lang w:val="en-US"/>
+        </w:rPr>
+        <w:t>。但是，</w:t>
+      </w:r>
+      <w:r>
+        <w:rPr>
+          <w:lang w:val="en-US"/>
+        </w:rPr>
+        <w:t>为什么有的非民主政体治理绩效比其他非民主政体更好？非民主政体的执政党在国家治理的过程中起到了什么样的作用？</w:t>
+      </w:r>
+    </w:p>
+    <w:p>
+      <w:pPr>
+        <w:pStyle w:val="aa"/>
+        <w:spacing w:before="78" w:after="78"/>
+        <w:ind w:firstLine="420"/>
+        <w:rPr>
+          <w:lang w:val="en-US"/>
+        </w:rPr>
+      </w:pPr>
+      <w:r>
+        <w:rPr>
+          <w:rFonts w:hint="eastAsia"/>
+          <w:lang w:val="en-US"/>
+        </w:rPr>
+        <w:t>政党基础性能力和运动型政党是两个重要的答案。</w:t>
+      </w:r>
+      <w:r>
+        <w:rPr>
+          <w:rFonts w:hint="eastAsia"/>
+          <w:lang w:val="en-US"/>
+        </w:rPr>
+        <w:t>政党基础性能力</w:t>
+      </w:r>
+      <w:r>
+        <w:rPr>
+          <w:rFonts w:hint="eastAsia"/>
+          <w:lang w:val="en-US"/>
+        </w:rPr>
+        <w:t>（</w:t>
+      </w:r>
+      <w:r>
+        <w:rPr>
+          <w:rFonts w:hint="eastAsia"/>
+          <w:lang w:val="en-US"/>
+        </w:rPr>
+        <w:t>Party Infrastructure Strength, PIS</w:t>
+      </w:r>
+      <w:r>
+        <w:rPr>
+          <w:rFonts w:hint="eastAsia"/>
+          <w:lang w:val="en-US"/>
+        </w:rPr>
+        <w:t>）是</w:t>
+      </w:r>
+      <w:r>
+        <w:rPr>
+          <w:rFonts w:hint="eastAsia"/>
+          <w:lang w:val="en-US"/>
+        </w:rPr>
+        <w:t>政党的基层组织向社会渗透以及动员群众的能力</w:t>
+      </w:r>
+      <w:r>
+        <w:rPr>
+          <w:rFonts w:hint="eastAsia"/>
+          <w:lang w:val="en-US"/>
+        </w:rPr>
+        <w:t>。</w:t>
+      </w:r>
+      <w:r>
+        <w:rPr>
+          <w:lang w:val="en-US"/>
+        </w:rPr>
+        <w:t>运动型政党</w:t>
+      </w:r>
+      <w:r>
+        <w:rPr>
+          <w:rFonts w:hint="eastAsia"/>
+          <w:lang w:val="en-US"/>
+        </w:rPr>
+        <w:t>（</w:t>
+      </w:r>
+      <w:r>
+        <w:rPr>
+          <w:lang w:val="en-US"/>
+        </w:rPr>
+        <w:t>Movement Party</w:t>
+      </w:r>
+      <w:r>
+        <w:rPr>
+          <w:rFonts w:hint="eastAsia"/>
+          <w:lang w:val="en-US"/>
+        </w:rPr>
+        <w:t>）是</w:t>
+      </w:r>
+      <w:r>
+        <w:rPr>
+          <w:rFonts w:hint="eastAsia"/>
+          <w:lang w:val="en-US"/>
+        </w:rPr>
+        <w:t>运用各种抗争手段（例如罢工、抵制、武装暴动和游击战）以实现政治变革的政治团体</w:t>
+      </w:r>
+      <w:r>
+        <w:rPr>
+          <w:rFonts w:hint="eastAsia"/>
+          <w:lang w:val="en-US"/>
+        </w:rPr>
+        <w:t>，包括</w:t>
+      </w:r>
+      <w:r>
+        <w:rPr>
+          <w:rFonts w:hint="eastAsia"/>
+          <w:lang w:val="en-US"/>
+        </w:rPr>
+        <w:t>暴力革命型政党</w:t>
+      </w:r>
+      <w:r>
+        <w:rPr>
+          <w:rFonts w:hint="eastAsia"/>
+          <w:lang w:val="en-US"/>
+        </w:rPr>
+        <w:t>与</w:t>
+      </w:r>
+      <w:r>
+        <w:rPr>
+          <w:rFonts w:hint="eastAsia"/>
+          <w:lang w:val="en-US"/>
+        </w:rPr>
+        <w:t>非暴力抗争型政党</w:t>
+      </w:r>
+      <w:r>
+        <w:rPr>
+          <w:rFonts w:hint="eastAsia"/>
+          <w:lang w:val="en-US"/>
+        </w:rPr>
+        <w:t>。</w:t>
+      </w:r>
+    </w:p>
+    <w:p>
+      <w:pPr>
+        <w:pStyle w:val="ae"/>
+        <w:rPr>
+          <w:lang w:val="en-US"/>
+        </w:rPr>
+      </w:pPr>
+      <w:bookmarkStart w:id="104" w:name="_Toc231468667"/>
+      <w:r>
+        <w:rPr>
+          <w:rFonts w:hint="eastAsia"/>
+          <w:lang w:val="en-US"/>
+        </w:rPr>
+        <w:t>（一）</w:t>
+      </w:r>
+      <w:r>
+        <w:rPr>
+          <w:lang w:val="en-US"/>
+        </w:rPr>
+        <w:t>政党基础性能力与国家治理</w:t>
+      </w:r>
+      <w:bookmarkEnd w:id="104"/>
+    </w:p>
+    <w:p>
+      <w:pPr>
+        <w:pStyle w:val="aa"/>
+        <w:spacing w:before="78" w:after="78"/>
+        <w:ind w:firstLine="420"/>
+        <w:rPr>
+          <w:lang w:val="en-US"/>
+        </w:rPr>
+      </w:pPr>
+      <w:r>
+        <w:rPr>
+          <w:lang w:val="en-US"/>
+        </w:rPr>
+        <w:t>政党基础性能力提升治理绩效</w:t>
+      </w:r>
+      <w:r>
+        <w:rPr>
+          <w:rFonts w:hint="eastAsia"/>
+          <w:lang w:val="en-US"/>
+        </w:rPr>
+        <w:t>主要有</w:t>
+      </w:r>
+      <w:r>
+        <w:rPr>
+          <w:lang w:val="en-US"/>
+        </w:rPr>
+        <w:t>两条途径</w:t>
+      </w:r>
+      <w:r>
+        <w:rPr>
+          <w:rFonts w:hint="eastAsia"/>
+          <w:lang w:val="en-US"/>
+        </w:rPr>
+        <w:t>。第一，</w:t>
+      </w:r>
+      <w:r>
+        <w:rPr>
+          <w:lang w:val="en-US"/>
+        </w:rPr>
+        <w:t>提高中央政府搜集地方</w:t>
+      </w:r>
+      <w:r>
+        <w:rPr>
+          <w:lang w:val="en-US"/>
+        </w:rPr>
+        <w:t>/</w:t>
+      </w:r>
+      <w:r>
+        <w:rPr>
+          <w:lang w:val="en-US"/>
+        </w:rPr>
+        <w:t>基层信息的能力</w:t>
+      </w:r>
+      <w:r>
+        <w:rPr>
+          <w:rFonts w:hint="eastAsia"/>
+          <w:lang w:val="en-US"/>
+        </w:rPr>
+        <w:t>，如</w:t>
+      </w:r>
+      <w:r>
+        <w:rPr>
+          <w:lang w:val="en-US"/>
+        </w:rPr>
+        <w:t>公共品供给短缺的信息</w:t>
+      </w:r>
+      <w:r>
+        <w:rPr>
+          <w:rFonts w:hint="eastAsia"/>
+          <w:lang w:val="en-US"/>
+        </w:rPr>
+        <w:t>、</w:t>
+      </w:r>
+      <w:r>
+        <w:rPr>
+          <w:lang w:val="en-US"/>
+        </w:rPr>
+        <w:t>群众对政策实施的意见和不满</w:t>
+      </w:r>
+      <w:r>
+        <w:rPr>
+          <w:rFonts w:hint="eastAsia"/>
+          <w:lang w:val="en-US"/>
+        </w:rPr>
+        <w:t>、</w:t>
+      </w:r>
+      <w:r>
+        <w:rPr>
+          <w:lang w:val="en-US"/>
+        </w:rPr>
+        <w:t>基层的权利滥用以及腐败行为</w:t>
+      </w:r>
+      <w:r>
+        <w:rPr>
+          <w:rFonts w:hint="eastAsia"/>
+          <w:lang w:val="en-US"/>
+        </w:rPr>
+        <w:t>。第二，</w:t>
+      </w:r>
+      <w:r>
+        <w:rPr>
+          <w:lang w:val="en-US"/>
+        </w:rPr>
+        <w:t>提高执政党的施政能力</w:t>
+      </w:r>
+      <w:r>
+        <w:rPr>
+          <w:rFonts w:hint="eastAsia"/>
+          <w:lang w:val="en-US"/>
+        </w:rPr>
+        <w:t>，例如</w:t>
+      </w:r>
+      <w:r>
+        <w:rPr>
+          <w:lang w:val="en-US"/>
+        </w:rPr>
+        <w:t>教育、医疗、扶贫等政策领域需要长期扎根基层的专业干部人才</w:t>
+      </w:r>
+      <w:r>
+        <w:rPr>
+          <w:rFonts w:hint="eastAsia"/>
+          <w:lang w:val="en-US"/>
+        </w:rPr>
+        <w:t>。</w:t>
+      </w:r>
+    </w:p>
+    <w:p>
+      <w:pPr>
+        <w:pStyle w:val="ae"/>
+        <w:rPr>
+          <w:rFonts w:hint="eastAsia"/>
+          <w:lang w:val="en-US"/>
+        </w:rPr>
+      </w:pPr>
+      <w:bookmarkStart w:id="105" w:name="_Toc231468668"/>
+      <w:r>
+        <w:rPr>
+          <w:rFonts w:hint="eastAsia"/>
+          <w:lang w:val="en-US"/>
+        </w:rPr>
+        <w:t>（二）</w:t>
+      </w:r>
+      <w:r>
+        <w:rPr>
+          <w:lang w:val="en-US"/>
+        </w:rPr>
+        <w:t>运动型政党与国家治理</w:t>
+      </w:r>
+      <w:bookmarkEnd w:id="105"/>
+    </w:p>
+    <w:p>
+      <w:pPr>
+        <w:pStyle w:val="aa"/>
+        <w:spacing w:before="78" w:after="78"/>
+        <w:ind w:firstLine="420"/>
+        <w:rPr>
+          <w:lang w:val="en-US"/>
+        </w:rPr>
+      </w:pPr>
+      <w:r>
+        <w:rPr>
+          <w:rFonts w:hint="eastAsia"/>
+          <w:lang w:val="en-US"/>
+        </w:rPr>
+        <w:t>运动型政党有较强的动力发挥政党的基础性能力来达到治理效果</w:t>
+      </w:r>
+      <w:r>
+        <w:rPr>
+          <w:rFonts w:hint="eastAsia"/>
+          <w:lang w:val="en-US"/>
+        </w:rPr>
+        <w:t>。</w:t>
+      </w:r>
+      <w:r>
+        <w:rPr>
+          <w:lang w:val="en-US"/>
+        </w:rPr>
+        <w:t>运动型政党在成立之</w:t>
+      </w:r>
+      <w:proofErr w:type="gramStart"/>
+      <w:r>
+        <w:rPr>
+          <w:lang w:val="en-US"/>
+        </w:rPr>
+        <w:t>初实力</w:t>
+      </w:r>
+      <w:proofErr w:type="gramEnd"/>
+      <w:r>
+        <w:rPr>
+          <w:lang w:val="en-US"/>
+        </w:rPr>
+        <w:t>相对弱小，需要动员群众，与群众建</w:t>
+      </w:r>
+      <w:r>
+        <w:rPr>
+          <w:rFonts w:hint="eastAsia"/>
+          <w:lang w:val="en-US"/>
+        </w:rPr>
+        <w:t>立紧密联系，并回应群众所需</w:t>
+      </w:r>
+      <w:r>
+        <w:rPr>
+          <w:rFonts w:hint="eastAsia"/>
+          <w:lang w:val="en-US"/>
+        </w:rPr>
+        <w:t>。</w:t>
+      </w:r>
+      <w:r>
+        <w:rPr>
+          <w:lang w:val="en-US"/>
+        </w:rPr>
+        <w:t>这种在革命时期培养的基础性能力在运动型政党取得政权之后得</w:t>
+      </w:r>
+      <w:r>
+        <w:rPr>
+          <w:rFonts w:hint="eastAsia"/>
+          <w:lang w:val="en-US"/>
+        </w:rPr>
+        <w:t>以维持甚至加强</w:t>
+      </w:r>
+      <w:r>
+        <w:rPr>
+          <w:rFonts w:hint="eastAsia"/>
+          <w:lang w:val="en-US"/>
+        </w:rPr>
+        <w:t>，</w:t>
+      </w:r>
+      <w:r>
+        <w:rPr>
+          <w:rFonts w:hint="eastAsia"/>
+          <w:lang w:val="en-US"/>
+        </w:rPr>
+        <w:t>与人民群众的紧密联系为运动型政党的执政提供合法性</w:t>
+      </w:r>
+      <w:r>
+        <w:rPr>
+          <w:rFonts w:hint="eastAsia"/>
+          <w:lang w:val="en-US"/>
+        </w:rPr>
+        <w:t>，</w:t>
+      </w:r>
+      <w:r>
+        <w:rPr>
+          <w:rFonts w:hint="eastAsia"/>
+          <w:lang w:val="en-US"/>
+        </w:rPr>
+        <w:t>基层干部</w:t>
+      </w:r>
+      <w:r>
+        <w:rPr>
+          <w:rFonts w:hint="eastAsia"/>
+          <w:lang w:val="en-US"/>
+        </w:rPr>
+        <w:t>也</w:t>
+      </w:r>
+      <w:r>
+        <w:rPr>
+          <w:rFonts w:hint="eastAsia"/>
+          <w:lang w:val="en-US"/>
+        </w:rPr>
+        <w:t>有动力了解和学习群众动员策略</w:t>
+      </w:r>
+      <w:r>
+        <w:rPr>
+          <w:rFonts w:hint="eastAsia"/>
+          <w:lang w:val="en-US"/>
+        </w:rPr>
+        <w:t>（学习效应）。</w:t>
       </w:r>
     </w:p>
     <w:p>

--- a/course/major/比较政党制度.docx
+++ b/course/major/比较政党制度.docx
@@ -203,9 +203,6 @@
         <w:instrText>HYPERLINK "mailto:223110170031@m.fudan.edu.cn"</w:instrText>
       </w:r>
       <w:r>
-        <w:rPr>
-          <w:rFonts w:hint="eastAsia"/>
-        </w:rPr>
         <w:fldChar w:fldCharType="separate"/>
       </w:r>
       <w:r>
@@ -308,7 +305,7 @@
             </w:rPr>
             <w:fldChar w:fldCharType="separate"/>
           </w:r>
-          <w:hyperlink w:anchor="_Toc231468563" w:history="1">
+          <w:hyperlink w:anchor="_Toc232073418" w:history="1">
             <w:r>
               <w:rPr>
                 <w:rStyle w:val="a3"/>
@@ -347,7 +344,7 @@
                 <w:noProof/>
                 <w:webHidden/>
               </w:rPr>
-              <w:instrText>PAGEREF _Toc231468563 \h</w:instrText>
+              <w:instrText>PAGEREF _Toc232073418 \h</w:instrText>
             </w:r>
             <w:r>
               <w:rPr>
@@ -405,7 +402,7 @@
               <w14:ligatures w14:val="standardContextual"/>
             </w:rPr>
           </w:pPr>
-          <w:hyperlink w:anchor="_Toc231468564" w:history="1">
+          <w:hyperlink w:anchor="_Toc232073419" w:history="1">
             <w:r>
               <w:rPr>
                 <w:rStyle w:val="a3"/>
@@ -444,7 +441,7 @@
                 <w:noProof/>
                 <w:webHidden/>
               </w:rPr>
-              <w:instrText>PAGEREF _Toc231468564 \h</w:instrText>
+              <w:instrText>PAGEREF _Toc232073419 \h</w:instrText>
             </w:r>
             <w:r>
               <w:rPr>
@@ -502,7 +499,7 @@
               <w14:ligatures w14:val="standardContextual"/>
             </w:rPr>
           </w:pPr>
-          <w:hyperlink w:anchor="_Toc231468565" w:history="1">
+          <w:hyperlink w:anchor="_Toc232073420" w:history="1">
             <w:r>
               <w:rPr>
                 <w:rStyle w:val="a3"/>
@@ -541,7 +538,7 @@
                 <w:noProof/>
                 <w:webHidden/>
               </w:rPr>
-              <w:instrText>PAGEREF _Toc231468565 \h</w:instrText>
+              <w:instrText>PAGEREF _Toc232073420 \h</w:instrText>
             </w:r>
             <w:r>
               <w:rPr>
@@ -599,7 +596,7 @@
               <w14:ligatures w14:val="standardContextual"/>
             </w:rPr>
           </w:pPr>
-          <w:hyperlink w:anchor="_Toc231468566" w:history="1">
+          <w:hyperlink w:anchor="_Toc232073421" w:history="1">
             <w:r>
               <w:rPr>
                 <w:rStyle w:val="a3"/>
@@ -638,7 +635,7 @@
                 <w:noProof/>
                 <w:webHidden/>
               </w:rPr>
-              <w:instrText>PAGEREF _Toc231468566 \h</w:instrText>
+              <w:instrText>PAGEREF _Toc232073421 \h</w:instrText>
             </w:r>
             <w:r>
               <w:rPr>
@@ -696,7 +693,7 @@
               <w14:ligatures w14:val="standardContextual"/>
             </w:rPr>
           </w:pPr>
-          <w:hyperlink w:anchor="_Toc231468567" w:history="1">
+          <w:hyperlink w:anchor="_Toc232073422" w:history="1">
             <w:r>
               <w:rPr>
                 <w:rStyle w:val="a3"/>
@@ -735,7 +732,7 @@
                 <w:noProof/>
                 <w:webHidden/>
               </w:rPr>
-              <w:instrText>PAGEREF _Toc231468567 \h</w:instrText>
+              <w:instrText>PAGEREF _Toc232073422 \h</w:instrText>
             </w:r>
             <w:r>
               <w:rPr>
@@ -793,7 +790,7 @@
               <w14:ligatures w14:val="standardContextual"/>
             </w:rPr>
           </w:pPr>
-          <w:hyperlink w:anchor="_Toc231468568" w:history="1">
+          <w:hyperlink w:anchor="_Toc232073423" w:history="1">
             <w:r>
               <w:rPr>
                 <w:rStyle w:val="a3"/>
@@ -832,7 +829,7 @@
                 <w:noProof/>
                 <w:webHidden/>
               </w:rPr>
-              <w:instrText>PAGEREF _Toc231468568 \h</w:instrText>
+              <w:instrText>PAGEREF _Toc232073423 \h</w:instrText>
             </w:r>
             <w:r>
               <w:rPr>
@@ -890,7 +887,7 @@
               <w14:ligatures w14:val="standardContextual"/>
             </w:rPr>
           </w:pPr>
-          <w:hyperlink w:anchor="_Toc231468569" w:history="1">
+          <w:hyperlink w:anchor="_Toc232073424" w:history="1">
             <w:r>
               <w:rPr>
                 <w:rStyle w:val="a3"/>
@@ -929,7 +926,7 @@
                 <w:noProof/>
                 <w:webHidden/>
               </w:rPr>
-              <w:instrText>PAGEREF _Toc231468569 \h</w:instrText>
+              <w:instrText>PAGEREF _Toc232073424 \h</w:instrText>
             </w:r>
             <w:r>
               <w:rPr>
@@ -987,7 +984,7 @@
               <w14:ligatures w14:val="standardContextual"/>
             </w:rPr>
           </w:pPr>
-          <w:hyperlink w:anchor="_Toc231468570" w:history="1">
+          <w:hyperlink w:anchor="_Toc232073425" w:history="1">
             <w:r>
               <w:rPr>
                 <w:rStyle w:val="a3"/>
@@ -1026,7 +1023,7 @@
                 <w:noProof/>
                 <w:webHidden/>
               </w:rPr>
-              <w:instrText>PAGEREF _Toc231468570 \h</w:instrText>
+              <w:instrText>PAGEREF _Toc232073425 \h</w:instrText>
             </w:r>
             <w:r>
               <w:rPr>
@@ -1084,7 +1081,7 @@
               <w14:ligatures w14:val="standardContextual"/>
             </w:rPr>
           </w:pPr>
-          <w:hyperlink w:anchor="_Toc231468571" w:history="1">
+          <w:hyperlink w:anchor="_Toc232073426" w:history="1">
             <w:r>
               <w:rPr>
                 <w:rStyle w:val="a3"/>
@@ -1123,7 +1120,7 @@
                 <w:noProof/>
                 <w:webHidden/>
               </w:rPr>
-              <w:instrText>PAGEREF _Toc231468571 \h</w:instrText>
+              <w:instrText>PAGEREF _Toc232073426 \h</w:instrText>
             </w:r>
             <w:r>
               <w:rPr>
@@ -1181,7 +1178,7 @@
               <w14:ligatures w14:val="standardContextual"/>
             </w:rPr>
           </w:pPr>
-          <w:hyperlink w:anchor="_Toc231468572" w:history="1">
+          <w:hyperlink w:anchor="_Toc232073427" w:history="1">
             <w:r>
               <w:rPr>
                 <w:rStyle w:val="a3"/>
@@ -1220,7 +1217,7 @@
                 <w:noProof/>
                 <w:webHidden/>
               </w:rPr>
-              <w:instrText>PAGEREF _Toc231468572 \h</w:instrText>
+              <w:instrText>PAGEREF _Toc232073427 \h</w:instrText>
             </w:r>
             <w:r>
               <w:rPr>
@@ -1278,7 +1275,7 @@
               <w14:ligatures w14:val="standardContextual"/>
             </w:rPr>
           </w:pPr>
-          <w:hyperlink w:anchor="_Toc231468573" w:history="1">
+          <w:hyperlink w:anchor="_Toc232073428" w:history="1">
             <w:r>
               <w:rPr>
                 <w:rStyle w:val="a3"/>
@@ -1317,7 +1314,7 @@
                 <w:noProof/>
                 <w:webHidden/>
               </w:rPr>
-              <w:instrText>PAGEREF _Toc231468573 \h</w:instrText>
+              <w:instrText>PAGEREF _Toc232073428 \h</w:instrText>
             </w:r>
             <w:r>
               <w:rPr>
@@ -1375,7 +1372,7 @@
               <w14:ligatures w14:val="standardContextual"/>
             </w:rPr>
           </w:pPr>
-          <w:hyperlink w:anchor="_Toc231468574" w:history="1">
+          <w:hyperlink w:anchor="_Toc232073429" w:history="1">
             <w:r>
               <w:rPr>
                 <w:rStyle w:val="a3"/>
@@ -1414,7 +1411,7 @@
                 <w:noProof/>
                 <w:webHidden/>
               </w:rPr>
-              <w:instrText>PAGEREF _Toc231468574 \h</w:instrText>
+              <w:instrText>PAGEREF _Toc232073429 \h</w:instrText>
             </w:r>
             <w:r>
               <w:rPr>
@@ -1472,7 +1469,7 @@
               <w14:ligatures w14:val="standardContextual"/>
             </w:rPr>
           </w:pPr>
-          <w:hyperlink w:anchor="_Toc231468575" w:history="1">
+          <w:hyperlink w:anchor="_Toc232073430" w:history="1">
             <w:r>
               <w:rPr>
                 <w:rStyle w:val="a3"/>
@@ -1511,7 +1508,7 @@
                 <w:noProof/>
                 <w:webHidden/>
               </w:rPr>
-              <w:instrText>PAGEREF _Toc231468575 \h</w:instrText>
+              <w:instrText>PAGEREF _Toc232073430 \h</w:instrText>
             </w:r>
             <w:r>
               <w:rPr>
@@ -1569,7 +1566,7 @@
               <w14:ligatures w14:val="standardContextual"/>
             </w:rPr>
           </w:pPr>
-          <w:hyperlink w:anchor="_Toc231468576" w:history="1">
+          <w:hyperlink w:anchor="_Toc232073431" w:history="1">
             <w:r>
               <w:rPr>
                 <w:rStyle w:val="a3"/>
@@ -1608,7 +1605,7 @@
                 <w:noProof/>
                 <w:webHidden/>
               </w:rPr>
-              <w:instrText>PAGEREF _Toc231468576 \h</w:instrText>
+              <w:instrText>PAGEREF _Toc232073431 \h</w:instrText>
             </w:r>
             <w:r>
               <w:rPr>
@@ -1666,7 +1663,7 @@
               <w14:ligatures w14:val="standardContextual"/>
             </w:rPr>
           </w:pPr>
-          <w:hyperlink w:anchor="_Toc231468577" w:history="1">
+          <w:hyperlink w:anchor="_Toc232073432" w:history="1">
             <w:r>
               <w:rPr>
                 <w:rStyle w:val="a3"/>
@@ -1705,7 +1702,7 @@
                 <w:noProof/>
                 <w:webHidden/>
               </w:rPr>
-              <w:instrText>PAGEREF _Toc231468577 \h</w:instrText>
+              <w:instrText>PAGEREF _Toc232073432 \h</w:instrText>
             </w:r>
             <w:r>
               <w:rPr>
@@ -1763,7 +1760,7 @@
               <w14:ligatures w14:val="standardContextual"/>
             </w:rPr>
           </w:pPr>
-          <w:hyperlink w:anchor="_Toc231468578" w:history="1">
+          <w:hyperlink w:anchor="_Toc232073433" w:history="1">
             <w:r>
               <w:rPr>
                 <w:rStyle w:val="a3"/>
@@ -1802,7 +1799,7 @@
                 <w:noProof/>
                 <w:webHidden/>
               </w:rPr>
-              <w:instrText>PAGEREF _Toc231468578 \h</w:instrText>
+              <w:instrText>PAGEREF _Toc232073433 \h</w:instrText>
             </w:r>
             <w:r>
               <w:rPr>
@@ -1860,7 +1857,7 @@
               <w14:ligatures w14:val="standardContextual"/>
             </w:rPr>
           </w:pPr>
-          <w:hyperlink w:anchor="_Toc231468579" w:history="1">
+          <w:hyperlink w:anchor="_Toc232073434" w:history="1">
             <w:r>
               <w:rPr>
                 <w:rStyle w:val="a3"/>
@@ -1899,7 +1896,7 @@
                 <w:noProof/>
                 <w:webHidden/>
               </w:rPr>
-              <w:instrText>PAGEREF _Toc231468579 \h</w:instrText>
+              <w:instrText>PAGEREF _Toc232073434 \h</w:instrText>
             </w:r>
             <w:r>
               <w:rPr>
@@ -1957,7 +1954,7 @@
               <w14:ligatures w14:val="standardContextual"/>
             </w:rPr>
           </w:pPr>
-          <w:hyperlink w:anchor="_Toc231468580" w:history="1">
+          <w:hyperlink w:anchor="_Toc232073435" w:history="1">
             <w:r>
               <w:rPr>
                 <w:rStyle w:val="a3"/>
@@ -1996,7 +1993,7 @@
                 <w:noProof/>
                 <w:webHidden/>
               </w:rPr>
-              <w:instrText>PAGEREF _Toc231468580 \h</w:instrText>
+              <w:instrText>PAGEREF _Toc232073435 \h</w:instrText>
             </w:r>
             <w:r>
               <w:rPr>
@@ -2054,7 +2051,7 @@
               <w14:ligatures w14:val="standardContextual"/>
             </w:rPr>
           </w:pPr>
-          <w:hyperlink w:anchor="_Toc231468581" w:history="1">
+          <w:hyperlink w:anchor="_Toc232073436" w:history="1">
             <w:r>
               <w:rPr>
                 <w:rStyle w:val="a3"/>
@@ -2093,7 +2090,7 @@
                 <w:noProof/>
                 <w:webHidden/>
               </w:rPr>
-              <w:instrText>PAGEREF _Toc231468581 \h</w:instrText>
+              <w:instrText>PAGEREF _Toc232073436 \h</w:instrText>
             </w:r>
             <w:r>
               <w:rPr>
@@ -2151,7 +2148,7 @@
               <w14:ligatures w14:val="standardContextual"/>
             </w:rPr>
           </w:pPr>
-          <w:hyperlink w:anchor="_Toc231468582" w:history="1">
+          <w:hyperlink w:anchor="_Toc232073437" w:history="1">
             <w:r>
               <w:rPr>
                 <w:rStyle w:val="a3"/>
@@ -2190,7 +2187,7 @@
                 <w:noProof/>
                 <w:webHidden/>
               </w:rPr>
-              <w:instrText>PAGEREF _Toc231468582 \h</w:instrText>
+              <w:instrText>PAGEREF _Toc232073437 \h</w:instrText>
             </w:r>
             <w:r>
               <w:rPr>
@@ -2248,7 +2245,7 @@
               <w14:ligatures w14:val="standardContextual"/>
             </w:rPr>
           </w:pPr>
-          <w:hyperlink w:anchor="_Toc231468583" w:history="1">
+          <w:hyperlink w:anchor="_Toc232073438" w:history="1">
             <w:r>
               <w:rPr>
                 <w:rStyle w:val="a3"/>
@@ -2287,7 +2284,7 @@
                 <w:noProof/>
                 <w:webHidden/>
               </w:rPr>
-              <w:instrText>PAGEREF _Toc231468583 \h</w:instrText>
+              <w:instrText>PAGEREF _Toc232073438 \h</w:instrText>
             </w:r>
             <w:r>
               <w:rPr>
@@ -2345,7 +2342,7 @@
               <w14:ligatures w14:val="standardContextual"/>
             </w:rPr>
           </w:pPr>
-          <w:hyperlink w:anchor="_Toc231468584" w:history="1">
+          <w:hyperlink w:anchor="_Toc232073439" w:history="1">
             <w:r>
               <w:rPr>
                 <w:rStyle w:val="a3"/>
@@ -2384,7 +2381,7 @@
                 <w:noProof/>
                 <w:webHidden/>
               </w:rPr>
-              <w:instrText>PAGEREF _Toc231468584 \h</w:instrText>
+              <w:instrText>PAGEREF _Toc232073439 \h</w:instrText>
             </w:r>
             <w:r>
               <w:rPr>
@@ -2442,7 +2439,7 @@
               <w14:ligatures w14:val="standardContextual"/>
             </w:rPr>
           </w:pPr>
-          <w:hyperlink w:anchor="_Toc231468585" w:history="1">
+          <w:hyperlink w:anchor="_Toc232073440" w:history="1">
             <w:r>
               <w:rPr>
                 <w:rStyle w:val="a3"/>
@@ -2481,7 +2478,7 @@
                 <w:noProof/>
                 <w:webHidden/>
               </w:rPr>
-              <w:instrText>PAGEREF _Toc231468585 \h</w:instrText>
+              <w:instrText>PAGEREF _Toc232073440 \h</w:instrText>
             </w:r>
             <w:r>
               <w:rPr>
@@ -2539,7 +2536,7 @@
               <w14:ligatures w14:val="standardContextual"/>
             </w:rPr>
           </w:pPr>
-          <w:hyperlink w:anchor="_Toc231468586" w:history="1">
+          <w:hyperlink w:anchor="_Toc232073441" w:history="1">
             <w:r>
               <w:rPr>
                 <w:rStyle w:val="a3"/>
@@ -2578,7 +2575,7 @@
                 <w:noProof/>
                 <w:webHidden/>
               </w:rPr>
-              <w:instrText>PAGEREF _Toc231468586 \h</w:instrText>
+              <w:instrText>PAGEREF _Toc232073441 \h</w:instrText>
             </w:r>
             <w:r>
               <w:rPr>
@@ -2636,7 +2633,7 @@
               <w14:ligatures w14:val="standardContextual"/>
             </w:rPr>
           </w:pPr>
-          <w:hyperlink w:anchor="_Toc231468587" w:history="1">
+          <w:hyperlink w:anchor="_Toc232073442" w:history="1">
             <w:r>
               <w:rPr>
                 <w:rStyle w:val="a3"/>
@@ -2675,7 +2672,7 @@
                 <w:noProof/>
                 <w:webHidden/>
               </w:rPr>
-              <w:instrText>PAGEREF _Toc231468587 \h</w:instrText>
+              <w:instrText>PAGEREF _Toc232073442 \h</w:instrText>
             </w:r>
             <w:r>
               <w:rPr>
@@ -2733,7 +2730,7 @@
               <w14:ligatures w14:val="standardContextual"/>
             </w:rPr>
           </w:pPr>
-          <w:hyperlink w:anchor="_Toc231468588" w:history="1">
+          <w:hyperlink w:anchor="_Toc232073443" w:history="1">
             <w:r>
               <w:rPr>
                 <w:rStyle w:val="a3"/>
@@ -2772,7 +2769,7 @@
                 <w:noProof/>
                 <w:webHidden/>
               </w:rPr>
-              <w:instrText>PAGEREF _Toc231468588 \h</w:instrText>
+              <w:instrText>PAGEREF _Toc232073443 \h</w:instrText>
             </w:r>
             <w:r>
               <w:rPr>
@@ -2830,7 +2827,7 @@
               <w14:ligatures w14:val="standardContextual"/>
             </w:rPr>
           </w:pPr>
-          <w:hyperlink w:anchor="_Toc231468589" w:history="1">
+          <w:hyperlink w:anchor="_Toc232073444" w:history="1">
             <w:r>
               <w:rPr>
                 <w:rStyle w:val="a3"/>
@@ -2869,7 +2866,7 @@
                 <w:noProof/>
                 <w:webHidden/>
               </w:rPr>
-              <w:instrText>PAGEREF _Toc231468589 \h</w:instrText>
+              <w:instrText>PAGEREF _Toc232073444 \h</w:instrText>
             </w:r>
             <w:r>
               <w:rPr>
@@ -2927,7 +2924,7 @@
               <w14:ligatures w14:val="standardContextual"/>
             </w:rPr>
           </w:pPr>
-          <w:hyperlink w:anchor="_Toc231468590" w:history="1">
+          <w:hyperlink w:anchor="_Toc232073445" w:history="1">
             <w:r>
               <w:rPr>
                 <w:rStyle w:val="a3"/>
@@ -2966,7 +2963,7 @@
                 <w:noProof/>
                 <w:webHidden/>
               </w:rPr>
-              <w:instrText>PAGEREF _Toc231468590 \h</w:instrText>
+              <w:instrText>PAGEREF _Toc232073445 \h</w:instrText>
             </w:r>
             <w:r>
               <w:rPr>
@@ -3024,7 +3021,7 @@
               <w14:ligatures w14:val="standardContextual"/>
             </w:rPr>
           </w:pPr>
-          <w:hyperlink w:anchor="_Toc231468591" w:history="1">
+          <w:hyperlink w:anchor="_Toc232073446" w:history="1">
             <w:r>
               <w:rPr>
                 <w:rStyle w:val="a3"/>
@@ -3063,7 +3060,7 @@
                 <w:noProof/>
                 <w:webHidden/>
               </w:rPr>
-              <w:instrText>PAGEREF _Toc231468591 \h</w:instrText>
+              <w:instrText>PAGEREF _Toc232073446 \h</w:instrText>
             </w:r>
             <w:r>
               <w:rPr>
@@ -3121,7 +3118,7 @@
               <w14:ligatures w14:val="standardContextual"/>
             </w:rPr>
           </w:pPr>
-          <w:hyperlink w:anchor="_Toc231468592" w:history="1">
+          <w:hyperlink w:anchor="_Toc232073447" w:history="1">
             <w:r>
               <w:rPr>
                 <w:rStyle w:val="a3"/>
@@ -3160,7 +3157,7 @@
                 <w:noProof/>
                 <w:webHidden/>
               </w:rPr>
-              <w:instrText>PAGEREF _Toc231468592 \h</w:instrText>
+              <w:instrText>PAGEREF _Toc232073447 \h</w:instrText>
             </w:r>
             <w:r>
               <w:rPr>
@@ -3218,7 +3215,7 @@
               <w14:ligatures w14:val="standardContextual"/>
             </w:rPr>
           </w:pPr>
-          <w:hyperlink w:anchor="_Toc231468593" w:history="1">
+          <w:hyperlink w:anchor="_Toc232073448" w:history="1">
             <w:r>
               <w:rPr>
                 <w:rStyle w:val="a3"/>
@@ -3257,7 +3254,7 @@
                 <w:noProof/>
                 <w:webHidden/>
               </w:rPr>
-              <w:instrText>PAGEREF _Toc231468593 \h</w:instrText>
+              <w:instrText>PAGEREF _Toc232073448 \h</w:instrText>
             </w:r>
             <w:r>
               <w:rPr>
@@ -3315,7 +3312,7 @@
               <w14:ligatures w14:val="standardContextual"/>
             </w:rPr>
           </w:pPr>
-          <w:hyperlink w:anchor="_Toc231468594" w:history="1">
+          <w:hyperlink w:anchor="_Toc232073449" w:history="1">
             <w:r>
               <w:rPr>
                 <w:rStyle w:val="a3"/>
@@ -3354,7 +3351,7 @@
                 <w:noProof/>
                 <w:webHidden/>
               </w:rPr>
-              <w:instrText>PAGEREF _Toc231468594 \h</w:instrText>
+              <w:instrText>PAGEREF _Toc232073449 \h</w:instrText>
             </w:r>
             <w:r>
               <w:rPr>
@@ -3412,7 +3409,7 @@
               <w14:ligatures w14:val="standardContextual"/>
             </w:rPr>
           </w:pPr>
-          <w:hyperlink w:anchor="_Toc231468595" w:history="1">
+          <w:hyperlink w:anchor="_Toc232073450" w:history="1">
             <w:r>
               <w:rPr>
                 <w:rStyle w:val="a3"/>
@@ -3451,7 +3448,7 @@
                 <w:noProof/>
                 <w:webHidden/>
               </w:rPr>
-              <w:instrText>PAGEREF _Toc231468595 \h</w:instrText>
+              <w:instrText>PAGEREF _Toc232073450 \h</w:instrText>
             </w:r>
             <w:r>
               <w:rPr>
@@ -3509,7 +3506,7 @@
               <w14:ligatures w14:val="standardContextual"/>
             </w:rPr>
           </w:pPr>
-          <w:hyperlink w:anchor="_Toc231468596" w:history="1">
+          <w:hyperlink w:anchor="_Toc232073451" w:history="1">
             <w:r>
               <w:rPr>
                 <w:rStyle w:val="a3"/>
@@ -3548,7 +3545,7 @@
                 <w:noProof/>
                 <w:webHidden/>
               </w:rPr>
-              <w:instrText>PAGEREF _Toc231468596 \h</w:instrText>
+              <w:instrText>PAGEREF _Toc232073451 \h</w:instrText>
             </w:r>
             <w:r>
               <w:rPr>
@@ -3606,7 +3603,7 @@
               <w14:ligatures w14:val="standardContextual"/>
             </w:rPr>
           </w:pPr>
-          <w:hyperlink w:anchor="_Toc231468597" w:history="1">
+          <w:hyperlink w:anchor="_Toc232073452" w:history="1">
             <w:r>
               <w:rPr>
                 <w:rStyle w:val="a3"/>
@@ -3645,7 +3642,7 @@
                 <w:noProof/>
                 <w:webHidden/>
               </w:rPr>
-              <w:instrText>PAGEREF _Toc231468597 \h</w:instrText>
+              <w:instrText>PAGEREF _Toc232073452 \h</w:instrText>
             </w:r>
             <w:r>
               <w:rPr>
@@ -3703,7 +3700,7 @@
               <w14:ligatures w14:val="standardContextual"/>
             </w:rPr>
           </w:pPr>
-          <w:hyperlink w:anchor="_Toc231468598" w:history="1">
+          <w:hyperlink w:anchor="_Toc232073453" w:history="1">
             <w:r>
               <w:rPr>
                 <w:rStyle w:val="a3"/>
@@ -3742,7 +3739,7 @@
                 <w:noProof/>
                 <w:webHidden/>
               </w:rPr>
-              <w:instrText>PAGEREF _Toc231468598 \h</w:instrText>
+              <w:instrText>PAGEREF _Toc232073453 \h</w:instrText>
             </w:r>
             <w:r>
               <w:rPr>
@@ -3800,7 +3797,7 @@
               <w14:ligatures w14:val="standardContextual"/>
             </w:rPr>
           </w:pPr>
-          <w:hyperlink w:anchor="_Toc231468599" w:history="1">
+          <w:hyperlink w:anchor="_Toc232073454" w:history="1">
             <w:r>
               <w:rPr>
                 <w:rStyle w:val="a3"/>
@@ -3839,7 +3836,7 @@
                 <w:noProof/>
                 <w:webHidden/>
               </w:rPr>
-              <w:instrText>PAGEREF _Toc231468599 \h</w:instrText>
+              <w:instrText>PAGEREF _Toc232073454 \h</w:instrText>
             </w:r>
             <w:r>
               <w:rPr>
@@ -3897,7 +3894,7 @@
               <w14:ligatures w14:val="standardContextual"/>
             </w:rPr>
           </w:pPr>
-          <w:hyperlink w:anchor="_Toc231468600" w:history="1">
+          <w:hyperlink w:anchor="_Toc232073455" w:history="1">
             <w:r>
               <w:rPr>
                 <w:rStyle w:val="a3"/>
@@ -3936,7 +3933,7 @@
                 <w:noProof/>
                 <w:webHidden/>
               </w:rPr>
-              <w:instrText>PAGEREF _Toc231468600 \h</w:instrText>
+              <w:instrText>PAGEREF _Toc232073455 \h</w:instrText>
             </w:r>
             <w:r>
               <w:rPr>
@@ -3994,7 +3991,7 @@
               <w14:ligatures w14:val="standardContextual"/>
             </w:rPr>
           </w:pPr>
-          <w:hyperlink w:anchor="_Toc231468601" w:history="1">
+          <w:hyperlink w:anchor="_Toc232073456" w:history="1">
             <w:r>
               <w:rPr>
                 <w:rStyle w:val="a3"/>
@@ -4033,7 +4030,7 @@
                 <w:noProof/>
                 <w:webHidden/>
               </w:rPr>
-              <w:instrText>PAGEREF _Toc231468601 \h</w:instrText>
+              <w:instrText>PAGEREF _Toc232073456 \h</w:instrText>
             </w:r>
             <w:r>
               <w:rPr>
@@ -4091,7 +4088,7 @@
               <w14:ligatures w14:val="standardContextual"/>
             </w:rPr>
           </w:pPr>
-          <w:hyperlink w:anchor="_Toc231468602" w:history="1">
+          <w:hyperlink w:anchor="_Toc232073457" w:history="1">
             <w:r>
               <w:rPr>
                 <w:rStyle w:val="a3"/>
@@ -4130,7 +4127,7 @@
                 <w:noProof/>
                 <w:webHidden/>
               </w:rPr>
-              <w:instrText>PAGEREF _Toc231468602 \h</w:instrText>
+              <w:instrText>PAGEREF _Toc232073457 \h</w:instrText>
             </w:r>
             <w:r>
               <w:rPr>
@@ -4188,7 +4185,7 @@
               <w14:ligatures w14:val="standardContextual"/>
             </w:rPr>
           </w:pPr>
-          <w:hyperlink w:anchor="_Toc231468603" w:history="1">
+          <w:hyperlink w:anchor="_Toc232073458" w:history="1">
             <w:r>
               <w:rPr>
                 <w:rStyle w:val="a3"/>
@@ -4227,7 +4224,7 @@
                 <w:noProof/>
                 <w:webHidden/>
               </w:rPr>
-              <w:instrText>PAGEREF _Toc231468603 \h</w:instrText>
+              <w:instrText>PAGEREF _Toc232073458 \h</w:instrText>
             </w:r>
             <w:r>
               <w:rPr>
@@ -4285,7 +4282,7 @@
               <w14:ligatures w14:val="standardContextual"/>
             </w:rPr>
           </w:pPr>
-          <w:hyperlink w:anchor="_Toc231468604" w:history="1">
+          <w:hyperlink w:anchor="_Toc232073459" w:history="1">
             <w:r>
               <w:rPr>
                 <w:rStyle w:val="a3"/>
@@ -4324,7 +4321,7 @@
                 <w:noProof/>
                 <w:webHidden/>
               </w:rPr>
-              <w:instrText>PAGEREF _Toc231468604 \h</w:instrText>
+              <w:instrText>PAGEREF _Toc232073459 \h</w:instrText>
             </w:r>
             <w:r>
               <w:rPr>
@@ -4382,7 +4379,7 @@
               <w14:ligatures w14:val="standardContextual"/>
             </w:rPr>
           </w:pPr>
-          <w:hyperlink w:anchor="_Toc231468605" w:history="1">
+          <w:hyperlink w:anchor="_Toc232073460" w:history="1">
             <w:r>
               <w:rPr>
                 <w:rStyle w:val="a3"/>
@@ -4421,7 +4418,7 @@
                 <w:noProof/>
                 <w:webHidden/>
               </w:rPr>
-              <w:instrText>PAGEREF _Toc231468605 \h</w:instrText>
+              <w:instrText>PAGEREF _Toc232073460 \h</w:instrText>
             </w:r>
             <w:r>
               <w:rPr>
@@ -4479,7 +4476,7 @@
               <w14:ligatures w14:val="standardContextual"/>
             </w:rPr>
           </w:pPr>
-          <w:hyperlink w:anchor="_Toc231468606" w:history="1">
+          <w:hyperlink w:anchor="_Toc232073461" w:history="1">
             <w:r>
               <w:rPr>
                 <w:rStyle w:val="a3"/>
@@ -4518,7 +4515,7 @@
                 <w:noProof/>
                 <w:webHidden/>
               </w:rPr>
-              <w:instrText>PAGEREF _Toc231468606 \h</w:instrText>
+              <w:instrText>PAGEREF _Toc232073461 \h</w:instrText>
             </w:r>
             <w:r>
               <w:rPr>
@@ -4576,7 +4573,7 @@
               <w14:ligatures w14:val="standardContextual"/>
             </w:rPr>
           </w:pPr>
-          <w:hyperlink w:anchor="_Toc231468607" w:history="1">
+          <w:hyperlink w:anchor="_Toc232073462" w:history="1">
             <w:r>
               <w:rPr>
                 <w:rStyle w:val="a3"/>
@@ -4615,7 +4612,7 @@
                 <w:noProof/>
                 <w:webHidden/>
               </w:rPr>
-              <w:instrText>PAGEREF _Toc231468607 \h</w:instrText>
+              <w:instrText>PAGEREF _Toc232073462 \h</w:instrText>
             </w:r>
             <w:r>
               <w:rPr>
@@ -4673,7 +4670,7 @@
               <w14:ligatures w14:val="standardContextual"/>
             </w:rPr>
           </w:pPr>
-          <w:hyperlink w:anchor="_Toc231468608" w:history="1">
+          <w:hyperlink w:anchor="_Toc232073463" w:history="1">
             <w:r>
               <w:rPr>
                 <w:rStyle w:val="a3"/>
@@ -4712,7 +4709,7 @@
                 <w:noProof/>
                 <w:webHidden/>
               </w:rPr>
-              <w:instrText>PAGEREF _Toc231468608 \h</w:instrText>
+              <w:instrText>PAGEREF _Toc232073463 \h</w:instrText>
             </w:r>
             <w:r>
               <w:rPr>
@@ -4770,7 +4767,7 @@
               <w14:ligatures w14:val="standardContextual"/>
             </w:rPr>
           </w:pPr>
-          <w:hyperlink w:anchor="_Toc231468609" w:history="1">
+          <w:hyperlink w:anchor="_Toc232073464" w:history="1">
             <w:r>
               <w:rPr>
                 <w:rStyle w:val="a3"/>
@@ -4809,7 +4806,7 @@
                 <w:noProof/>
                 <w:webHidden/>
               </w:rPr>
-              <w:instrText>PAGEREF _Toc231468609 \h</w:instrText>
+              <w:instrText>PAGEREF _Toc232073464 \h</w:instrText>
             </w:r>
             <w:r>
               <w:rPr>
@@ -4867,7 +4864,7 @@
               <w14:ligatures w14:val="standardContextual"/>
             </w:rPr>
           </w:pPr>
-          <w:hyperlink w:anchor="_Toc231468610" w:history="1">
+          <w:hyperlink w:anchor="_Toc232073465" w:history="1">
             <w:r>
               <w:rPr>
                 <w:rStyle w:val="a3"/>
@@ -4906,7 +4903,7 @@
                 <w:noProof/>
                 <w:webHidden/>
               </w:rPr>
-              <w:instrText>PAGEREF _Toc231468610 \h</w:instrText>
+              <w:instrText>PAGEREF _Toc232073465 \h</w:instrText>
             </w:r>
             <w:r>
               <w:rPr>
@@ -4964,7 +4961,7 @@
               <w14:ligatures w14:val="standardContextual"/>
             </w:rPr>
           </w:pPr>
-          <w:hyperlink w:anchor="_Toc231468611" w:history="1">
+          <w:hyperlink w:anchor="_Toc232073466" w:history="1">
             <w:r>
               <w:rPr>
                 <w:rStyle w:val="a3"/>
@@ -5003,7 +5000,7 @@
                 <w:noProof/>
                 <w:webHidden/>
               </w:rPr>
-              <w:instrText>PAGEREF _Toc231468611 \h</w:instrText>
+              <w:instrText>PAGEREF _Toc232073466 \h</w:instrText>
             </w:r>
             <w:r>
               <w:rPr>
@@ -5061,7 +5058,7 @@
               <w14:ligatures w14:val="standardContextual"/>
             </w:rPr>
           </w:pPr>
-          <w:hyperlink w:anchor="_Toc231468612" w:history="1">
+          <w:hyperlink w:anchor="_Toc232073467" w:history="1">
             <w:r>
               <w:rPr>
                 <w:rStyle w:val="a3"/>
@@ -5100,7 +5097,7 @@
                 <w:noProof/>
                 <w:webHidden/>
               </w:rPr>
-              <w:instrText>PAGEREF _Toc231468612 \h</w:instrText>
+              <w:instrText>PAGEREF _Toc232073467 \h</w:instrText>
             </w:r>
             <w:r>
               <w:rPr>
@@ -5158,7 +5155,7 @@
               <w14:ligatures w14:val="standardContextual"/>
             </w:rPr>
           </w:pPr>
-          <w:hyperlink w:anchor="_Toc231468613" w:history="1">
+          <w:hyperlink w:anchor="_Toc232073468" w:history="1">
             <w:r>
               <w:rPr>
                 <w:rStyle w:val="a3"/>
@@ -5206,7 +5203,7 @@
                 <w:noProof/>
                 <w:webHidden/>
               </w:rPr>
-              <w:instrText>PAGEREF _Toc231468613 \h</w:instrText>
+              <w:instrText>PAGEREF _Toc232073468 \h</w:instrText>
             </w:r>
             <w:r>
               <w:rPr>
@@ -5264,7 +5261,7 @@
               <w14:ligatures w14:val="standardContextual"/>
             </w:rPr>
           </w:pPr>
-          <w:hyperlink w:anchor="_Toc231468614" w:history="1">
+          <w:hyperlink w:anchor="_Toc232073469" w:history="1">
             <w:r>
               <w:rPr>
                 <w:rStyle w:val="a3"/>
@@ -5304,7 +5301,7 @@
                 <w:noProof/>
                 <w:webHidden/>
               </w:rPr>
-              <w:instrText>PAGEREF _Toc231468614 \h</w:instrText>
+              <w:instrText>PAGEREF _Toc232073469 \h</w:instrText>
             </w:r>
             <w:r>
               <w:rPr>
@@ -5362,7 +5359,7 @@
               <w14:ligatures w14:val="standardContextual"/>
             </w:rPr>
           </w:pPr>
-          <w:hyperlink w:anchor="_Toc231468615" w:history="1">
+          <w:hyperlink w:anchor="_Toc232073470" w:history="1">
             <w:r>
               <w:rPr>
                 <w:rStyle w:val="a3"/>
@@ -5402,7 +5399,7 @@
                 <w:noProof/>
                 <w:webHidden/>
               </w:rPr>
-              <w:instrText>PAGEREF _Toc231468615 \h</w:instrText>
+              <w:instrText>PAGEREF _Toc232073470 \h</w:instrText>
             </w:r>
             <w:r>
               <w:rPr>
@@ -5460,7 +5457,7 @@
               <w14:ligatures w14:val="standardContextual"/>
             </w:rPr>
           </w:pPr>
-          <w:hyperlink w:anchor="_Toc231468616" w:history="1">
+          <w:hyperlink w:anchor="_Toc232073471" w:history="1">
             <w:r>
               <w:rPr>
                 <w:rStyle w:val="a3"/>
@@ -5500,7 +5497,7 @@
                 <w:noProof/>
                 <w:webHidden/>
               </w:rPr>
-              <w:instrText>PAGEREF _Toc231468616 \h</w:instrText>
+              <w:instrText>PAGEREF _Toc232073471 \h</w:instrText>
             </w:r>
             <w:r>
               <w:rPr>
@@ -5558,7 +5555,7 @@
               <w14:ligatures w14:val="standardContextual"/>
             </w:rPr>
           </w:pPr>
-          <w:hyperlink w:anchor="_Toc231468617" w:history="1">
+          <w:hyperlink w:anchor="_Toc232073472" w:history="1">
             <w:r>
               <w:rPr>
                 <w:rStyle w:val="a3"/>
@@ -5598,7 +5595,7 @@
                 <w:noProof/>
                 <w:webHidden/>
               </w:rPr>
-              <w:instrText>PAGEREF _Toc231468617 \h</w:instrText>
+              <w:instrText>PAGEREF _Toc232073472 \h</w:instrText>
             </w:r>
             <w:r>
               <w:rPr>
@@ -5656,7 +5653,7 @@
               <w14:ligatures w14:val="standardContextual"/>
             </w:rPr>
           </w:pPr>
-          <w:hyperlink w:anchor="_Toc231468618" w:history="1">
+          <w:hyperlink w:anchor="_Toc232073473" w:history="1">
             <w:r>
               <w:rPr>
                 <w:rStyle w:val="a3"/>
@@ -5696,7 +5693,7 @@
                 <w:noProof/>
                 <w:webHidden/>
               </w:rPr>
-              <w:instrText>PAGEREF _Toc231468618 \h</w:instrText>
+              <w:instrText>PAGEREF _Toc232073473 \h</w:instrText>
             </w:r>
             <w:r>
               <w:rPr>
@@ -5754,7 +5751,7 @@
               <w14:ligatures w14:val="standardContextual"/>
             </w:rPr>
           </w:pPr>
-          <w:hyperlink w:anchor="_Toc231468619" w:history="1">
+          <w:hyperlink w:anchor="_Toc232073474" w:history="1">
             <w:r>
               <w:rPr>
                 <w:rStyle w:val="a3"/>
@@ -5794,7 +5791,7 @@
                 <w:noProof/>
                 <w:webHidden/>
               </w:rPr>
-              <w:instrText>PAGEREF _Toc231468619 \h</w:instrText>
+              <w:instrText>PAGEREF _Toc232073474 \h</w:instrText>
             </w:r>
             <w:r>
               <w:rPr>
@@ -5852,7 +5849,7 @@
               <w14:ligatures w14:val="standardContextual"/>
             </w:rPr>
           </w:pPr>
-          <w:hyperlink w:anchor="_Toc231468620" w:history="1">
+          <w:hyperlink w:anchor="_Toc232073475" w:history="1">
             <w:r>
               <w:rPr>
                 <w:rStyle w:val="a3"/>
@@ -5892,7 +5889,7 @@
                 <w:noProof/>
                 <w:webHidden/>
               </w:rPr>
-              <w:instrText>PAGEREF _Toc231468620 \h</w:instrText>
+              <w:instrText>PAGEREF _Toc232073475 \h</w:instrText>
             </w:r>
             <w:r>
               <w:rPr>
@@ -5950,7 +5947,7 @@
               <w14:ligatures w14:val="standardContextual"/>
             </w:rPr>
           </w:pPr>
-          <w:hyperlink w:anchor="_Toc231468621" w:history="1">
+          <w:hyperlink w:anchor="_Toc232073476" w:history="1">
             <w:r>
               <w:rPr>
                 <w:rStyle w:val="a3"/>
@@ -5990,7 +5987,7 @@
                 <w:noProof/>
                 <w:webHidden/>
               </w:rPr>
-              <w:instrText>PAGEREF _Toc231468621 \h</w:instrText>
+              <w:instrText>PAGEREF _Toc232073476 \h</w:instrText>
             </w:r>
             <w:r>
               <w:rPr>
@@ -6048,7 +6045,7 @@
               <w14:ligatures w14:val="standardContextual"/>
             </w:rPr>
           </w:pPr>
-          <w:hyperlink w:anchor="_Toc231468622" w:history="1">
+          <w:hyperlink w:anchor="_Toc232073477" w:history="1">
             <w:r>
               <w:rPr>
                 <w:rStyle w:val="a3"/>
@@ -6088,7 +6085,7 @@
                 <w:noProof/>
                 <w:webHidden/>
               </w:rPr>
-              <w:instrText>PAGEREF _Toc231468622 \h</w:instrText>
+              <w:instrText>PAGEREF _Toc232073477 \h</w:instrText>
             </w:r>
             <w:r>
               <w:rPr>
@@ -6146,7 +6143,7 @@
               <w14:ligatures w14:val="standardContextual"/>
             </w:rPr>
           </w:pPr>
-          <w:hyperlink w:anchor="_Toc231468623" w:history="1">
+          <w:hyperlink w:anchor="_Toc232073478" w:history="1">
             <w:r>
               <w:rPr>
                 <w:rStyle w:val="a3"/>
@@ -6186,7 +6183,7 @@
                 <w:noProof/>
                 <w:webHidden/>
               </w:rPr>
-              <w:instrText>PAGEREF _Toc231468623 \h</w:instrText>
+              <w:instrText>PAGEREF _Toc232073478 \h</w:instrText>
             </w:r>
             <w:r>
               <w:rPr>
@@ -6244,7 +6241,7 @@
               <w14:ligatures w14:val="standardContextual"/>
             </w:rPr>
           </w:pPr>
-          <w:hyperlink w:anchor="_Toc231468624" w:history="1">
+          <w:hyperlink w:anchor="_Toc232073479" w:history="1">
             <w:r>
               <w:rPr>
                 <w:rStyle w:val="a3"/>
@@ -6284,7 +6281,7 @@
                 <w:noProof/>
                 <w:webHidden/>
               </w:rPr>
-              <w:instrText>PAGEREF _Toc231468624 \h</w:instrText>
+              <w:instrText>PAGEREF _Toc232073479 \h</w:instrText>
             </w:r>
             <w:r>
               <w:rPr>
@@ -6342,7 +6339,7 @@
               <w14:ligatures w14:val="standardContextual"/>
             </w:rPr>
           </w:pPr>
-          <w:hyperlink w:anchor="_Toc231468625" w:history="1">
+          <w:hyperlink w:anchor="_Toc232073480" w:history="1">
             <w:r>
               <w:rPr>
                 <w:rStyle w:val="a3"/>
@@ -6382,7 +6379,7 @@
                 <w:noProof/>
                 <w:webHidden/>
               </w:rPr>
-              <w:instrText>PAGEREF _Toc231468625 \h</w:instrText>
+              <w:instrText>PAGEREF _Toc232073480 \h</w:instrText>
             </w:r>
             <w:r>
               <w:rPr>
@@ -6440,7 +6437,7 @@
               <w14:ligatures w14:val="standardContextual"/>
             </w:rPr>
           </w:pPr>
-          <w:hyperlink w:anchor="_Toc231468626" w:history="1">
+          <w:hyperlink w:anchor="_Toc232073481" w:history="1">
             <w:r>
               <w:rPr>
                 <w:rStyle w:val="a3"/>
@@ -6480,7 +6477,7 @@
                 <w:noProof/>
                 <w:webHidden/>
               </w:rPr>
-              <w:instrText>PAGEREF _Toc231468626 \h</w:instrText>
+              <w:instrText>PAGEREF _Toc232073481 \h</w:instrText>
             </w:r>
             <w:r>
               <w:rPr>
@@ -6538,7 +6535,7 @@
               <w14:ligatures w14:val="standardContextual"/>
             </w:rPr>
           </w:pPr>
-          <w:hyperlink w:anchor="_Toc231468627" w:history="1">
+          <w:hyperlink w:anchor="_Toc232073482" w:history="1">
             <w:r>
               <w:rPr>
                 <w:rStyle w:val="a3"/>
@@ -6578,7 +6575,7 @@
                 <w:noProof/>
                 <w:webHidden/>
               </w:rPr>
-              <w:instrText>PAGEREF _Toc231468627 \h</w:instrText>
+              <w:instrText>PAGEREF _Toc232073482 \h</w:instrText>
             </w:r>
             <w:r>
               <w:rPr>
@@ -6636,7 +6633,7 @@
               <w14:ligatures w14:val="standardContextual"/>
             </w:rPr>
           </w:pPr>
-          <w:hyperlink w:anchor="_Toc231468628" w:history="1">
+          <w:hyperlink w:anchor="_Toc232073483" w:history="1">
             <w:r>
               <w:rPr>
                 <w:rStyle w:val="a3"/>
@@ -6676,7 +6673,7 @@
                 <w:noProof/>
                 <w:webHidden/>
               </w:rPr>
-              <w:instrText>PAGEREF _Toc231468628 \h</w:instrText>
+              <w:instrText>PAGEREF _Toc232073483 \h</w:instrText>
             </w:r>
             <w:r>
               <w:rPr>
@@ -6734,7 +6731,7 @@
               <w14:ligatures w14:val="standardContextual"/>
             </w:rPr>
           </w:pPr>
-          <w:hyperlink w:anchor="_Toc231468629" w:history="1">
+          <w:hyperlink w:anchor="_Toc232073484" w:history="1">
             <w:r>
               <w:rPr>
                 <w:rStyle w:val="a3"/>
@@ -6774,7 +6771,7 @@
                 <w:noProof/>
                 <w:webHidden/>
               </w:rPr>
-              <w:instrText>PAGEREF _Toc231468629 \h</w:instrText>
+              <w:instrText>PAGEREF _Toc232073484 \h</w:instrText>
             </w:r>
             <w:r>
               <w:rPr>
@@ -6832,7 +6829,7 @@
               <w14:ligatures w14:val="standardContextual"/>
             </w:rPr>
           </w:pPr>
-          <w:hyperlink w:anchor="_Toc231468630" w:history="1">
+          <w:hyperlink w:anchor="_Toc232073485" w:history="1">
             <w:r>
               <w:rPr>
                 <w:rStyle w:val="a3"/>
@@ -6871,7 +6868,7 @@
                 <w:noProof/>
                 <w:webHidden/>
               </w:rPr>
-              <w:instrText>PAGEREF _Toc231468630 \h</w:instrText>
+              <w:instrText>PAGEREF _Toc232073485 \h</w:instrText>
             </w:r>
             <w:r>
               <w:rPr>
@@ -6929,7 +6926,7 @@
               <w14:ligatures w14:val="standardContextual"/>
             </w:rPr>
           </w:pPr>
-          <w:hyperlink w:anchor="_Toc231468631" w:history="1">
+          <w:hyperlink w:anchor="_Toc232073486" w:history="1">
             <w:r>
               <w:rPr>
                 <w:rStyle w:val="a3"/>
@@ -6968,7 +6965,7 @@
                 <w:noProof/>
                 <w:webHidden/>
               </w:rPr>
-              <w:instrText>PAGEREF _Toc231468631 \h</w:instrText>
+              <w:instrText>PAGEREF _Toc232073486 \h</w:instrText>
             </w:r>
             <w:r>
               <w:rPr>
@@ -7026,7 +7023,7 @@
               <w14:ligatures w14:val="standardContextual"/>
             </w:rPr>
           </w:pPr>
-          <w:hyperlink w:anchor="_Toc231468632" w:history="1">
+          <w:hyperlink w:anchor="_Toc232073487" w:history="1">
             <w:r>
               <w:rPr>
                 <w:rStyle w:val="a3"/>
@@ -7065,7 +7062,7 @@
                 <w:noProof/>
                 <w:webHidden/>
               </w:rPr>
-              <w:instrText>PAGEREF _Toc231468632 \h</w:instrText>
+              <w:instrText>PAGEREF _Toc232073487 \h</w:instrText>
             </w:r>
             <w:r>
               <w:rPr>
@@ -7123,7 +7120,7 @@
               <w14:ligatures w14:val="standardContextual"/>
             </w:rPr>
           </w:pPr>
-          <w:hyperlink w:anchor="_Toc231468633" w:history="1">
+          <w:hyperlink w:anchor="_Toc232073488" w:history="1">
             <w:r>
               <w:rPr>
                 <w:rStyle w:val="a3"/>
@@ -7162,7 +7159,7 @@
                 <w:noProof/>
                 <w:webHidden/>
               </w:rPr>
-              <w:instrText>PAGEREF _Toc231468633 \h</w:instrText>
+              <w:instrText>PAGEREF _Toc232073488 \h</w:instrText>
             </w:r>
             <w:r>
               <w:rPr>
@@ -7220,7 +7217,7 @@
               <w14:ligatures w14:val="standardContextual"/>
             </w:rPr>
           </w:pPr>
-          <w:hyperlink w:anchor="_Toc231468634" w:history="1">
+          <w:hyperlink w:anchor="_Toc232073489" w:history="1">
             <w:r>
               <w:rPr>
                 <w:rStyle w:val="a3"/>
@@ -7259,7 +7256,7 @@
                 <w:noProof/>
                 <w:webHidden/>
               </w:rPr>
-              <w:instrText>PAGEREF _Toc231468634 \h</w:instrText>
+              <w:instrText>PAGEREF _Toc232073489 \h</w:instrText>
             </w:r>
             <w:r>
               <w:rPr>
@@ -7317,7 +7314,7 @@
               <w14:ligatures w14:val="standardContextual"/>
             </w:rPr>
           </w:pPr>
-          <w:hyperlink w:anchor="_Toc231468635" w:history="1">
+          <w:hyperlink w:anchor="_Toc232073490" w:history="1">
             <w:r>
               <w:rPr>
                 <w:rStyle w:val="a3"/>
@@ -7356,7 +7353,7 @@
                 <w:noProof/>
                 <w:webHidden/>
               </w:rPr>
-              <w:instrText>PAGEREF _Toc231468635 \h</w:instrText>
+              <w:instrText>PAGEREF _Toc232073490 \h</w:instrText>
             </w:r>
             <w:r>
               <w:rPr>
@@ -7414,7 +7411,7 @@
               <w14:ligatures w14:val="standardContextual"/>
             </w:rPr>
           </w:pPr>
-          <w:hyperlink w:anchor="_Toc231468636" w:history="1">
+          <w:hyperlink w:anchor="_Toc232073491" w:history="1">
             <w:r>
               <w:rPr>
                 <w:rStyle w:val="a3"/>
@@ -7453,7 +7450,7 @@
                 <w:noProof/>
                 <w:webHidden/>
               </w:rPr>
-              <w:instrText>PAGEREF _Toc231468636 \h</w:instrText>
+              <w:instrText>PAGEREF _Toc232073491 \h</w:instrText>
             </w:r>
             <w:r>
               <w:rPr>
@@ -7511,7 +7508,7 @@
               <w14:ligatures w14:val="standardContextual"/>
             </w:rPr>
           </w:pPr>
-          <w:hyperlink w:anchor="_Toc231468637" w:history="1">
+          <w:hyperlink w:anchor="_Toc232073492" w:history="1">
             <w:r>
               <w:rPr>
                 <w:rStyle w:val="a3"/>
@@ -7559,7 +7556,7 @@
                 <w:noProof/>
                 <w:webHidden/>
               </w:rPr>
-              <w:instrText>PAGEREF _Toc231468637 \h</w:instrText>
+              <w:instrText>PAGEREF _Toc232073492 \h</w:instrText>
             </w:r>
             <w:r>
               <w:rPr>
@@ -7617,7 +7614,7 @@
               <w14:ligatures w14:val="standardContextual"/>
             </w:rPr>
           </w:pPr>
-          <w:hyperlink w:anchor="_Toc231468638" w:history="1">
+          <w:hyperlink w:anchor="_Toc232073493" w:history="1">
             <w:r>
               <w:rPr>
                 <w:rStyle w:val="a3"/>
@@ -7656,7 +7653,7 @@
                 <w:noProof/>
                 <w:webHidden/>
               </w:rPr>
-              <w:instrText>PAGEREF _Toc231468638 \h</w:instrText>
+              <w:instrText>PAGEREF _Toc232073493 \h</w:instrText>
             </w:r>
             <w:r>
               <w:rPr>
@@ -7714,7 +7711,7 @@
               <w14:ligatures w14:val="standardContextual"/>
             </w:rPr>
           </w:pPr>
-          <w:hyperlink w:anchor="_Toc231468639" w:history="1">
+          <w:hyperlink w:anchor="_Toc232073494" w:history="1">
             <w:r>
               <w:rPr>
                 <w:rStyle w:val="a3"/>
@@ -7753,7 +7750,7 @@
                 <w:noProof/>
                 <w:webHidden/>
               </w:rPr>
-              <w:instrText>PAGEREF _Toc231468639 \h</w:instrText>
+              <w:instrText>PAGEREF _Toc232073494 \h</w:instrText>
             </w:r>
             <w:r>
               <w:rPr>
@@ -7811,7 +7808,7 @@
               <w14:ligatures w14:val="standardContextual"/>
             </w:rPr>
           </w:pPr>
-          <w:hyperlink w:anchor="_Toc231468640" w:history="1">
+          <w:hyperlink w:anchor="_Toc232073495" w:history="1">
             <w:r>
               <w:rPr>
                 <w:rStyle w:val="a3"/>
@@ -7850,7 +7847,7 @@
                 <w:noProof/>
                 <w:webHidden/>
               </w:rPr>
-              <w:instrText>PAGEREF _Toc231468640 \h</w:instrText>
+              <w:instrText>PAGEREF _Toc232073495 \h</w:instrText>
             </w:r>
             <w:r>
               <w:rPr>
@@ -7908,7 +7905,7 @@
               <w14:ligatures w14:val="standardContextual"/>
             </w:rPr>
           </w:pPr>
-          <w:hyperlink w:anchor="_Toc231468641" w:history="1">
+          <w:hyperlink w:anchor="_Toc232073496" w:history="1">
             <w:r>
               <w:rPr>
                 <w:rStyle w:val="a3"/>
@@ -7947,7 +7944,7 @@
                 <w:noProof/>
                 <w:webHidden/>
               </w:rPr>
-              <w:instrText>PAGEREF _Toc231468641 \h</w:instrText>
+              <w:instrText>PAGEREF _Toc232073496 \h</w:instrText>
             </w:r>
             <w:r>
               <w:rPr>
@@ -8005,7 +8002,7 @@
               <w14:ligatures w14:val="standardContextual"/>
             </w:rPr>
           </w:pPr>
-          <w:hyperlink w:anchor="_Toc231468642" w:history="1">
+          <w:hyperlink w:anchor="_Toc232073497" w:history="1">
             <w:r>
               <w:rPr>
                 <w:rStyle w:val="a3"/>
@@ -8044,7 +8041,7 @@
                 <w:noProof/>
                 <w:webHidden/>
               </w:rPr>
-              <w:instrText>PAGEREF _Toc231468642 \h</w:instrText>
+              <w:instrText>PAGEREF _Toc232073497 \h</w:instrText>
             </w:r>
             <w:r>
               <w:rPr>
@@ -8102,7 +8099,7 @@
               <w14:ligatures w14:val="standardContextual"/>
             </w:rPr>
           </w:pPr>
-          <w:hyperlink w:anchor="_Toc231468643" w:history="1">
+          <w:hyperlink w:anchor="_Toc232073498" w:history="1">
             <w:r>
               <w:rPr>
                 <w:rStyle w:val="a3"/>
@@ -8150,7 +8147,7 @@
                 <w:noProof/>
                 <w:webHidden/>
               </w:rPr>
-              <w:instrText>PAGEREF _Toc231468643 \h</w:instrText>
+              <w:instrText>PAGEREF _Toc232073498 \h</w:instrText>
             </w:r>
             <w:r>
               <w:rPr>
@@ -8208,7 +8205,7 @@
               <w14:ligatures w14:val="standardContextual"/>
             </w:rPr>
           </w:pPr>
-          <w:hyperlink w:anchor="_Toc231468644" w:history="1">
+          <w:hyperlink w:anchor="_Toc232073499" w:history="1">
             <w:r>
               <w:rPr>
                 <w:rStyle w:val="a3"/>
@@ -8248,7 +8245,7 @@
                 <w:noProof/>
                 <w:webHidden/>
               </w:rPr>
-              <w:instrText>PAGEREF _Toc231468644 \h</w:instrText>
+              <w:instrText>PAGEREF _Toc232073499 \h</w:instrText>
             </w:r>
             <w:r>
               <w:rPr>
@@ -8306,7 +8303,7 @@
               <w14:ligatures w14:val="standardContextual"/>
             </w:rPr>
           </w:pPr>
-          <w:hyperlink w:anchor="_Toc231468645" w:history="1">
+          <w:hyperlink w:anchor="_Toc232073500" w:history="1">
             <w:r>
               <w:rPr>
                 <w:rStyle w:val="a3"/>
@@ -8346,7 +8343,7 @@
                 <w:noProof/>
                 <w:webHidden/>
               </w:rPr>
-              <w:instrText>PAGEREF _Toc231468645 \h</w:instrText>
+              <w:instrText>PAGEREF _Toc232073500 \h</w:instrText>
             </w:r>
             <w:r>
               <w:rPr>
@@ -8404,7 +8401,7 @@
               <w14:ligatures w14:val="standardContextual"/>
             </w:rPr>
           </w:pPr>
-          <w:hyperlink w:anchor="_Toc231468646" w:history="1">
+          <w:hyperlink w:anchor="_Toc232073501" w:history="1">
             <w:r>
               <w:rPr>
                 <w:rStyle w:val="a3"/>
@@ -8444,7 +8441,7 @@
                 <w:noProof/>
                 <w:webHidden/>
               </w:rPr>
-              <w:instrText>PAGEREF _Toc231468646 \h</w:instrText>
+              <w:instrText>PAGEREF _Toc232073501 \h</w:instrText>
             </w:r>
             <w:r>
               <w:rPr>
@@ -8502,7 +8499,7 @@
               <w14:ligatures w14:val="standardContextual"/>
             </w:rPr>
           </w:pPr>
-          <w:hyperlink w:anchor="_Toc231468647" w:history="1">
+          <w:hyperlink w:anchor="_Toc232073502" w:history="1">
             <w:r>
               <w:rPr>
                 <w:rStyle w:val="a3"/>
@@ -8542,7 +8539,7 @@
                 <w:noProof/>
                 <w:webHidden/>
               </w:rPr>
-              <w:instrText>PAGEREF _Toc231468647 \h</w:instrText>
+              <w:instrText>PAGEREF _Toc232073502 \h</w:instrText>
             </w:r>
             <w:r>
               <w:rPr>
@@ -8600,7 +8597,7 @@
               <w14:ligatures w14:val="standardContextual"/>
             </w:rPr>
           </w:pPr>
-          <w:hyperlink w:anchor="_Toc231468648" w:history="1">
+          <w:hyperlink w:anchor="_Toc232073503" w:history="1">
             <w:r>
               <w:rPr>
                 <w:rStyle w:val="a3"/>
@@ -8640,7 +8637,7 @@
                 <w:noProof/>
                 <w:webHidden/>
               </w:rPr>
-              <w:instrText>PAGEREF _Toc231468648 \h</w:instrText>
+              <w:instrText>PAGEREF _Toc232073503 \h</w:instrText>
             </w:r>
             <w:r>
               <w:rPr>
@@ -8698,7 +8695,7 @@
               <w14:ligatures w14:val="standardContextual"/>
             </w:rPr>
           </w:pPr>
-          <w:hyperlink w:anchor="_Toc231468649" w:history="1">
+          <w:hyperlink w:anchor="_Toc232073504" w:history="1">
             <w:r>
               <w:rPr>
                 <w:rStyle w:val="a3"/>
@@ -8738,7 +8735,7 @@
                 <w:noProof/>
                 <w:webHidden/>
               </w:rPr>
-              <w:instrText>PAGEREF _Toc231468649 \h</w:instrText>
+              <w:instrText>PAGEREF _Toc232073504 \h</w:instrText>
             </w:r>
             <w:r>
               <w:rPr>
@@ -8796,7 +8793,7 @@
               <w14:ligatures w14:val="standardContextual"/>
             </w:rPr>
           </w:pPr>
-          <w:hyperlink w:anchor="_Toc231468650" w:history="1">
+          <w:hyperlink w:anchor="_Toc232073505" w:history="1">
             <w:r>
               <w:rPr>
                 <w:rStyle w:val="a3"/>
@@ -8836,7 +8833,7 @@
                 <w:noProof/>
                 <w:webHidden/>
               </w:rPr>
-              <w:instrText>PAGEREF _Toc231468650 \h</w:instrText>
+              <w:instrText>PAGEREF _Toc232073505 \h</w:instrText>
             </w:r>
             <w:r>
               <w:rPr>
@@ -8894,7 +8891,7 @@
               <w14:ligatures w14:val="standardContextual"/>
             </w:rPr>
           </w:pPr>
-          <w:hyperlink w:anchor="_Toc231468651" w:history="1">
+          <w:hyperlink w:anchor="_Toc232073506" w:history="1">
             <w:r>
               <w:rPr>
                 <w:rStyle w:val="a3"/>
@@ -8934,7 +8931,7 @@
                 <w:noProof/>
                 <w:webHidden/>
               </w:rPr>
-              <w:instrText>PAGEREF _Toc231468651 \h</w:instrText>
+              <w:instrText>PAGEREF _Toc232073506 \h</w:instrText>
             </w:r>
             <w:r>
               <w:rPr>
@@ -8992,7 +8989,7 @@
               <w14:ligatures w14:val="standardContextual"/>
             </w:rPr>
           </w:pPr>
-          <w:hyperlink w:anchor="_Toc231468652" w:history="1">
+          <w:hyperlink w:anchor="_Toc232073507" w:history="1">
             <w:r>
               <w:rPr>
                 <w:rStyle w:val="a3"/>
@@ -9032,7 +9029,7 @@
                 <w:noProof/>
                 <w:webHidden/>
               </w:rPr>
-              <w:instrText>PAGEREF _Toc231468652 \h</w:instrText>
+              <w:instrText>PAGEREF _Toc232073507 \h</w:instrText>
             </w:r>
             <w:r>
               <w:rPr>
@@ -9090,7 +9087,7 @@
               <w14:ligatures w14:val="standardContextual"/>
             </w:rPr>
           </w:pPr>
-          <w:hyperlink w:anchor="_Toc231468653" w:history="1">
+          <w:hyperlink w:anchor="_Toc232073508" w:history="1">
             <w:r>
               <w:rPr>
                 <w:rStyle w:val="a3"/>
@@ -9130,7 +9127,7 @@
                 <w:noProof/>
                 <w:webHidden/>
               </w:rPr>
-              <w:instrText>PAGEREF _Toc231468653 \h</w:instrText>
+              <w:instrText>PAGEREF _Toc232073508 \h</w:instrText>
             </w:r>
             <w:r>
               <w:rPr>
@@ -9188,7 +9185,7 @@
               <w14:ligatures w14:val="standardContextual"/>
             </w:rPr>
           </w:pPr>
-          <w:hyperlink w:anchor="_Toc231468654" w:history="1">
+          <w:hyperlink w:anchor="_Toc232073509" w:history="1">
             <w:r>
               <w:rPr>
                 <w:rStyle w:val="a3"/>
@@ -9228,7 +9225,7 @@
                 <w:noProof/>
                 <w:webHidden/>
               </w:rPr>
-              <w:instrText>PAGEREF _Toc231468654 \h</w:instrText>
+              <w:instrText>PAGEREF _Toc232073509 \h</w:instrText>
             </w:r>
             <w:r>
               <w:rPr>
@@ -9286,7 +9283,7 @@
               <w14:ligatures w14:val="standardContextual"/>
             </w:rPr>
           </w:pPr>
-          <w:hyperlink w:anchor="_Toc231468655" w:history="1">
+          <w:hyperlink w:anchor="_Toc232073510" w:history="1">
             <w:r>
               <w:rPr>
                 <w:rStyle w:val="a3"/>
@@ -9326,7 +9323,7 @@
                 <w:noProof/>
                 <w:webHidden/>
               </w:rPr>
-              <w:instrText>PAGEREF _Toc231468655 \h</w:instrText>
+              <w:instrText>PAGEREF _Toc232073510 \h</w:instrText>
             </w:r>
             <w:r>
               <w:rPr>
@@ -9384,7 +9381,7 @@
               <w14:ligatures w14:val="standardContextual"/>
             </w:rPr>
           </w:pPr>
-          <w:hyperlink w:anchor="_Toc231468656" w:history="1">
+          <w:hyperlink w:anchor="_Toc232073511" w:history="1">
             <w:r>
               <w:rPr>
                 <w:rStyle w:val="a3"/>
@@ -9424,7 +9421,7 @@
                 <w:noProof/>
                 <w:webHidden/>
               </w:rPr>
-              <w:instrText>PAGEREF _Toc231468656 \h</w:instrText>
+              <w:instrText>PAGEREF _Toc232073511 \h</w:instrText>
             </w:r>
             <w:r>
               <w:rPr>
@@ -9482,7 +9479,7 @@
               <w14:ligatures w14:val="standardContextual"/>
             </w:rPr>
           </w:pPr>
-          <w:hyperlink w:anchor="_Toc231468657" w:history="1">
+          <w:hyperlink w:anchor="_Toc232073512" w:history="1">
             <w:r>
               <w:rPr>
                 <w:rStyle w:val="a3"/>
@@ -9522,7 +9519,7 @@
                 <w:noProof/>
                 <w:webHidden/>
               </w:rPr>
-              <w:instrText>PAGEREF _Toc231468657 \h</w:instrText>
+              <w:instrText>PAGEREF _Toc232073512 \h</w:instrText>
             </w:r>
             <w:r>
               <w:rPr>
@@ -9580,7 +9577,7 @@
               <w14:ligatures w14:val="standardContextual"/>
             </w:rPr>
           </w:pPr>
-          <w:hyperlink w:anchor="_Toc231468658" w:history="1">
+          <w:hyperlink w:anchor="_Toc232073513" w:history="1">
             <w:r>
               <w:rPr>
                 <w:rStyle w:val="a3"/>
@@ -9620,7 +9617,7 @@
                 <w:noProof/>
                 <w:webHidden/>
               </w:rPr>
-              <w:instrText>PAGEREF _Toc231468658 \h</w:instrText>
+              <w:instrText>PAGEREF _Toc232073513 \h</w:instrText>
             </w:r>
             <w:r>
               <w:rPr>
@@ -9678,7 +9675,7 @@
               <w14:ligatures w14:val="standardContextual"/>
             </w:rPr>
           </w:pPr>
-          <w:hyperlink w:anchor="_Toc231468659" w:history="1">
+          <w:hyperlink w:anchor="_Toc232073514" w:history="1">
             <w:r>
               <w:rPr>
                 <w:rStyle w:val="a3"/>
@@ -9718,7 +9715,7 @@
                 <w:noProof/>
                 <w:webHidden/>
               </w:rPr>
-              <w:instrText>PAGEREF _Toc231468659 \h</w:instrText>
+              <w:instrText>PAGEREF _Toc232073514 \h</w:instrText>
             </w:r>
             <w:r>
               <w:rPr>
@@ -9776,7 +9773,7 @@
               <w14:ligatures w14:val="standardContextual"/>
             </w:rPr>
           </w:pPr>
-          <w:hyperlink w:anchor="_Toc231468660" w:history="1">
+          <w:hyperlink w:anchor="_Toc232073515" w:history="1">
             <w:r>
               <w:rPr>
                 <w:rStyle w:val="a3"/>
@@ -9816,7 +9813,7 @@
                 <w:noProof/>
                 <w:webHidden/>
               </w:rPr>
-              <w:instrText>PAGEREF _Toc231468660 \h</w:instrText>
+              <w:instrText>PAGEREF _Toc232073515 \h</w:instrText>
             </w:r>
             <w:r>
               <w:rPr>
@@ -9874,7 +9871,7 @@
               <w14:ligatures w14:val="standardContextual"/>
             </w:rPr>
           </w:pPr>
-          <w:hyperlink w:anchor="_Toc231468661" w:history="1">
+          <w:hyperlink w:anchor="_Toc232073516" w:history="1">
             <w:r>
               <w:rPr>
                 <w:rStyle w:val="a3"/>
@@ -9914,7 +9911,7 @@
                 <w:noProof/>
                 <w:webHidden/>
               </w:rPr>
-              <w:instrText>PAGEREF _Toc231468661 \h</w:instrText>
+              <w:instrText>PAGEREF _Toc232073516 \h</w:instrText>
             </w:r>
             <w:r>
               <w:rPr>
@@ -9972,7 +9969,7 @@
               <w14:ligatures w14:val="standardContextual"/>
             </w:rPr>
           </w:pPr>
-          <w:hyperlink w:anchor="_Toc231468662" w:history="1">
+          <w:hyperlink w:anchor="_Toc232073517" w:history="1">
             <w:r>
               <w:rPr>
                 <w:rStyle w:val="a3"/>
@@ -10012,7 +10009,7 @@
                 <w:noProof/>
                 <w:webHidden/>
               </w:rPr>
-              <w:instrText>PAGEREF _Toc231468662 \h</w:instrText>
+              <w:instrText>PAGEREF _Toc232073517 \h</w:instrText>
             </w:r>
             <w:r>
               <w:rPr>
@@ -10070,7 +10067,7 @@
               <w14:ligatures w14:val="standardContextual"/>
             </w:rPr>
           </w:pPr>
-          <w:hyperlink w:anchor="_Toc231468663" w:history="1">
+          <w:hyperlink w:anchor="_Toc232073518" w:history="1">
             <w:r>
               <w:rPr>
                 <w:rStyle w:val="a3"/>
@@ -10110,7 +10107,7 @@
                 <w:noProof/>
                 <w:webHidden/>
               </w:rPr>
-              <w:instrText>PAGEREF _Toc231468663 \h</w:instrText>
+              <w:instrText>PAGEREF _Toc232073518 \h</w:instrText>
             </w:r>
             <w:r>
               <w:rPr>
@@ -10168,7 +10165,7 @@
               <w14:ligatures w14:val="standardContextual"/>
             </w:rPr>
           </w:pPr>
-          <w:hyperlink w:anchor="_Toc231468664" w:history="1">
+          <w:hyperlink w:anchor="_Toc232073519" w:history="1">
             <w:r>
               <w:rPr>
                 <w:rStyle w:val="a3"/>
@@ -10208,7 +10205,7 @@
                 <w:noProof/>
                 <w:webHidden/>
               </w:rPr>
-              <w:instrText>PAGEREF _Toc231468664 \h</w:instrText>
+              <w:instrText>PAGEREF _Toc232073519 \h</w:instrText>
             </w:r>
             <w:r>
               <w:rPr>
@@ -10266,7 +10263,7 @@
               <w14:ligatures w14:val="standardContextual"/>
             </w:rPr>
           </w:pPr>
-          <w:hyperlink w:anchor="_Toc231468665" w:history="1">
+          <w:hyperlink w:anchor="_Toc232073520" w:history="1">
             <w:r>
               <w:rPr>
                 <w:rStyle w:val="a3"/>
@@ -10306,7 +10303,7 @@
                 <w:noProof/>
                 <w:webHidden/>
               </w:rPr>
-              <w:instrText>PAGEREF _Toc231468665 \h</w:instrText>
+              <w:instrText>PAGEREF _Toc232073520 \h</w:instrText>
             </w:r>
             <w:r>
               <w:rPr>
@@ -10364,7 +10361,7 @@
               <w14:ligatures w14:val="standardContextual"/>
             </w:rPr>
           </w:pPr>
-          <w:hyperlink w:anchor="_Toc231468666" w:history="1">
+          <w:hyperlink w:anchor="_Toc232073521" w:history="1">
             <w:r>
               <w:rPr>
                 <w:rStyle w:val="a3"/>
@@ -10404,7 +10401,7 @@
                 <w:noProof/>
                 <w:webHidden/>
               </w:rPr>
-              <w:instrText>PAGEREF _Toc231468666 \h</w:instrText>
+              <w:instrText>PAGEREF _Toc232073521 \h</w:instrText>
             </w:r>
             <w:r>
               <w:rPr>
@@ -10462,7 +10459,7 @@
               <w14:ligatures w14:val="standardContextual"/>
             </w:rPr>
           </w:pPr>
-          <w:hyperlink w:anchor="_Toc231468667" w:history="1">
+          <w:hyperlink w:anchor="_Toc232073522" w:history="1">
             <w:r>
               <w:rPr>
                 <w:rStyle w:val="a3"/>
@@ -10502,7 +10499,7 @@
                 <w:noProof/>
                 <w:webHidden/>
               </w:rPr>
-              <w:instrText>PAGEREF _Toc231468667 \h</w:instrText>
+              <w:instrText>PAGEREF _Toc232073522 \h</w:instrText>
             </w:r>
             <w:r>
               <w:rPr>
@@ -10560,7 +10557,7 @@
               <w14:ligatures w14:val="standardContextual"/>
             </w:rPr>
           </w:pPr>
-          <w:hyperlink w:anchor="_Toc231468668" w:history="1">
+          <w:hyperlink w:anchor="_Toc232073523" w:history="1">
             <w:r>
               <w:rPr>
                 <w:rStyle w:val="a3"/>
@@ -10600,7 +10597,7 @@
                 <w:noProof/>
                 <w:webHidden/>
               </w:rPr>
-              <w:instrText>PAGEREF _Toc231468668 \h</w:instrText>
+              <w:instrText>PAGEREF _Toc232073523 \h</w:instrText>
             </w:r>
             <w:r>
               <w:rPr>
@@ -10632,6 +10629,594 @@
                 <w:webHidden/>
               </w:rPr>
               <w:t>42</w:t>
+            </w:r>
+            <w:r>
+              <w:rPr>
+                <w:rFonts w:ascii="宋体" w:eastAsia="宋体" w:hAnsi="宋体" w:hint="eastAsia"/>
+                <w:noProof/>
+                <w:webHidden/>
+              </w:rPr>
+              <w:fldChar w:fldCharType="end"/>
+            </w:r>
+          </w:hyperlink>
+        </w:p>
+        <w:p>
+          <w:pPr>
+            <w:pStyle w:val="TOC2"/>
+            <w:tabs>
+              <w:tab w:val="right" w:leader="dot" w:pos="8296"/>
+            </w:tabs>
+            <w:rPr>
+              <w:rFonts w:ascii="宋体" w:eastAsia="宋体" w:hAnsi="宋体" w:hint="eastAsia"/>
+              <w:noProof/>
+              <w:sz w:val="22"/>
+              <w:szCs w:val="24"/>
+              <w:lang w:val="en-US"/>
+              <w14:ligatures w14:val="standardContextual"/>
+            </w:rPr>
+          </w:pPr>
+          <w:hyperlink w:anchor="_Toc232073524" w:history="1">
+            <w:r>
+              <w:rPr>
+                <w:rStyle w:val="a3"/>
+                <w:rFonts w:ascii="宋体" w:eastAsia="宋体" w:hAnsi="宋体"/>
+                <w:noProof/>
+                <w:lang w:val="en-US"/>
+              </w:rPr>
+              <w:t>三、部落还是民族：肯尼亚与坦桑尼亚在民族国家建设与公共品供给方面的比较研究</w:t>
+            </w:r>
+            <w:r>
+              <w:rPr>
+                <w:rFonts w:ascii="宋体" w:eastAsia="宋体" w:hAnsi="宋体" w:hint="eastAsia"/>
+                <w:noProof/>
+                <w:webHidden/>
+              </w:rPr>
+              <w:tab/>
+            </w:r>
+            <w:r>
+              <w:rPr>
+                <w:rFonts w:ascii="宋体" w:eastAsia="宋体" w:hAnsi="宋体" w:hint="eastAsia"/>
+                <w:noProof/>
+                <w:webHidden/>
+              </w:rPr>
+              <w:fldChar w:fldCharType="begin"/>
+            </w:r>
+            <w:r>
+              <w:rPr>
+                <w:rFonts w:ascii="宋体" w:eastAsia="宋体" w:hAnsi="宋体" w:hint="eastAsia"/>
+                <w:noProof/>
+                <w:webHidden/>
+              </w:rPr>
+              <w:instrText xml:space="preserve"> </w:instrText>
+            </w:r>
+            <w:r>
+              <w:rPr>
+                <w:rFonts w:ascii="宋体" w:eastAsia="宋体" w:hAnsi="宋体"/>
+                <w:noProof/>
+                <w:webHidden/>
+              </w:rPr>
+              <w:instrText>PAGEREF _Toc232073524 \h</w:instrText>
+            </w:r>
+            <w:r>
+              <w:rPr>
+                <w:rFonts w:ascii="宋体" w:eastAsia="宋体" w:hAnsi="宋体" w:hint="eastAsia"/>
+                <w:noProof/>
+                <w:webHidden/>
+              </w:rPr>
+              <w:instrText xml:space="preserve"> </w:instrText>
+            </w:r>
+            <w:r>
+              <w:rPr>
+                <w:rFonts w:ascii="宋体" w:eastAsia="宋体" w:hAnsi="宋体" w:hint="eastAsia"/>
+                <w:noProof/>
+                <w:webHidden/>
+              </w:rPr>
+            </w:r>
+            <w:r>
+              <w:rPr>
+                <w:rFonts w:ascii="宋体" w:eastAsia="宋体" w:hAnsi="宋体" w:hint="eastAsia"/>
+                <w:noProof/>
+                <w:webHidden/>
+              </w:rPr>
+              <w:fldChar w:fldCharType="separate"/>
+            </w:r>
+            <w:r>
+              <w:rPr>
+                <w:rFonts w:ascii="宋体" w:eastAsia="宋体" w:hAnsi="宋体" w:hint="eastAsia"/>
+                <w:noProof/>
+                <w:webHidden/>
+              </w:rPr>
+              <w:t>42</w:t>
+            </w:r>
+            <w:r>
+              <w:rPr>
+                <w:rFonts w:ascii="宋体" w:eastAsia="宋体" w:hAnsi="宋体" w:hint="eastAsia"/>
+                <w:noProof/>
+                <w:webHidden/>
+              </w:rPr>
+              <w:fldChar w:fldCharType="end"/>
+            </w:r>
+          </w:hyperlink>
+        </w:p>
+        <w:p>
+          <w:pPr>
+            <w:pStyle w:val="TOC3"/>
+            <w:tabs>
+              <w:tab w:val="right" w:leader="dot" w:pos="8296"/>
+            </w:tabs>
+            <w:rPr>
+              <w:rFonts w:ascii="宋体" w:eastAsia="宋体" w:hAnsi="宋体" w:hint="eastAsia"/>
+              <w:noProof/>
+              <w:sz w:val="22"/>
+              <w:szCs w:val="24"/>
+              <w:lang w:val="en-US"/>
+              <w14:ligatures w14:val="standardContextual"/>
+            </w:rPr>
+          </w:pPr>
+          <w:hyperlink w:anchor="_Toc232073525" w:history="1">
+            <w:r>
+              <w:rPr>
+                <w:rStyle w:val="a3"/>
+                <w:rFonts w:ascii="宋体" w:eastAsia="宋体" w:hAnsi="宋体"/>
+                <w:noProof/>
+                <w:lang w:val="en-US"/>
+              </w:rPr>
+              <w:t>（一）研究问题</w:t>
+            </w:r>
+            <w:r>
+              <w:rPr>
+                <w:rFonts w:ascii="宋体" w:eastAsia="宋体" w:hAnsi="宋体" w:hint="eastAsia"/>
+                <w:noProof/>
+                <w:webHidden/>
+              </w:rPr>
+              <w:tab/>
+            </w:r>
+            <w:r>
+              <w:rPr>
+                <w:rFonts w:ascii="宋体" w:eastAsia="宋体" w:hAnsi="宋体" w:hint="eastAsia"/>
+                <w:noProof/>
+                <w:webHidden/>
+              </w:rPr>
+              <w:fldChar w:fldCharType="begin"/>
+            </w:r>
+            <w:r>
+              <w:rPr>
+                <w:rFonts w:ascii="宋体" w:eastAsia="宋体" w:hAnsi="宋体" w:hint="eastAsia"/>
+                <w:noProof/>
+                <w:webHidden/>
+              </w:rPr>
+              <w:instrText xml:space="preserve"> </w:instrText>
+            </w:r>
+            <w:r>
+              <w:rPr>
+                <w:rFonts w:ascii="宋体" w:eastAsia="宋体" w:hAnsi="宋体"/>
+                <w:noProof/>
+                <w:webHidden/>
+              </w:rPr>
+              <w:instrText>PAGEREF _Toc232073525 \h</w:instrText>
+            </w:r>
+            <w:r>
+              <w:rPr>
+                <w:rFonts w:ascii="宋体" w:eastAsia="宋体" w:hAnsi="宋体" w:hint="eastAsia"/>
+                <w:noProof/>
+                <w:webHidden/>
+              </w:rPr>
+              <w:instrText xml:space="preserve"> </w:instrText>
+            </w:r>
+            <w:r>
+              <w:rPr>
+                <w:rFonts w:ascii="宋体" w:eastAsia="宋体" w:hAnsi="宋体" w:hint="eastAsia"/>
+                <w:noProof/>
+                <w:webHidden/>
+              </w:rPr>
+            </w:r>
+            <w:r>
+              <w:rPr>
+                <w:rFonts w:ascii="宋体" w:eastAsia="宋体" w:hAnsi="宋体" w:hint="eastAsia"/>
+                <w:noProof/>
+                <w:webHidden/>
+              </w:rPr>
+              <w:fldChar w:fldCharType="separate"/>
+            </w:r>
+            <w:r>
+              <w:rPr>
+                <w:rFonts w:ascii="宋体" w:eastAsia="宋体" w:hAnsi="宋体" w:hint="eastAsia"/>
+                <w:noProof/>
+                <w:webHidden/>
+              </w:rPr>
+              <w:t>42</w:t>
+            </w:r>
+            <w:r>
+              <w:rPr>
+                <w:rFonts w:ascii="宋体" w:eastAsia="宋体" w:hAnsi="宋体" w:hint="eastAsia"/>
+                <w:noProof/>
+                <w:webHidden/>
+              </w:rPr>
+              <w:fldChar w:fldCharType="end"/>
+            </w:r>
+          </w:hyperlink>
+        </w:p>
+        <w:p>
+          <w:pPr>
+            <w:pStyle w:val="TOC3"/>
+            <w:tabs>
+              <w:tab w:val="right" w:leader="dot" w:pos="8296"/>
+            </w:tabs>
+            <w:rPr>
+              <w:rFonts w:ascii="宋体" w:eastAsia="宋体" w:hAnsi="宋体" w:hint="eastAsia"/>
+              <w:noProof/>
+              <w:sz w:val="22"/>
+              <w:szCs w:val="24"/>
+              <w:lang w:val="en-US"/>
+              <w14:ligatures w14:val="standardContextual"/>
+            </w:rPr>
+          </w:pPr>
+          <w:hyperlink w:anchor="_Toc232073526" w:history="1">
+            <w:r>
+              <w:rPr>
+                <w:rStyle w:val="a3"/>
+                <w:rFonts w:ascii="宋体" w:eastAsia="宋体" w:hAnsi="宋体"/>
+                <w:noProof/>
+                <w:lang w:val="en-US"/>
+              </w:rPr>
+              <w:t>（二）案例选取与政策差异</w:t>
+            </w:r>
+            <w:r>
+              <w:rPr>
+                <w:rFonts w:ascii="宋体" w:eastAsia="宋体" w:hAnsi="宋体" w:hint="eastAsia"/>
+                <w:noProof/>
+                <w:webHidden/>
+              </w:rPr>
+              <w:tab/>
+            </w:r>
+            <w:r>
+              <w:rPr>
+                <w:rFonts w:ascii="宋体" w:eastAsia="宋体" w:hAnsi="宋体" w:hint="eastAsia"/>
+                <w:noProof/>
+                <w:webHidden/>
+              </w:rPr>
+              <w:fldChar w:fldCharType="begin"/>
+            </w:r>
+            <w:r>
+              <w:rPr>
+                <w:rFonts w:ascii="宋体" w:eastAsia="宋体" w:hAnsi="宋体" w:hint="eastAsia"/>
+                <w:noProof/>
+                <w:webHidden/>
+              </w:rPr>
+              <w:instrText xml:space="preserve"> </w:instrText>
+            </w:r>
+            <w:r>
+              <w:rPr>
+                <w:rFonts w:ascii="宋体" w:eastAsia="宋体" w:hAnsi="宋体"/>
+                <w:noProof/>
+                <w:webHidden/>
+              </w:rPr>
+              <w:instrText>PAGEREF _Toc232073526 \h</w:instrText>
+            </w:r>
+            <w:r>
+              <w:rPr>
+                <w:rFonts w:ascii="宋体" w:eastAsia="宋体" w:hAnsi="宋体" w:hint="eastAsia"/>
+                <w:noProof/>
+                <w:webHidden/>
+              </w:rPr>
+              <w:instrText xml:space="preserve"> </w:instrText>
+            </w:r>
+            <w:r>
+              <w:rPr>
+                <w:rFonts w:ascii="宋体" w:eastAsia="宋体" w:hAnsi="宋体" w:hint="eastAsia"/>
+                <w:noProof/>
+                <w:webHidden/>
+              </w:rPr>
+            </w:r>
+            <w:r>
+              <w:rPr>
+                <w:rFonts w:ascii="宋体" w:eastAsia="宋体" w:hAnsi="宋体" w:hint="eastAsia"/>
+                <w:noProof/>
+                <w:webHidden/>
+              </w:rPr>
+              <w:fldChar w:fldCharType="separate"/>
+            </w:r>
+            <w:r>
+              <w:rPr>
+                <w:rFonts w:ascii="宋体" w:eastAsia="宋体" w:hAnsi="宋体" w:hint="eastAsia"/>
+                <w:noProof/>
+                <w:webHidden/>
+              </w:rPr>
+              <w:t>42</w:t>
+            </w:r>
+            <w:r>
+              <w:rPr>
+                <w:rFonts w:ascii="宋体" w:eastAsia="宋体" w:hAnsi="宋体" w:hint="eastAsia"/>
+                <w:noProof/>
+                <w:webHidden/>
+              </w:rPr>
+              <w:fldChar w:fldCharType="end"/>
+            </w:r>
+          </w:hyperlink>
+        </w:p>
+        <w:p>
+          <w:pPr>
+            <w:pStyle w:val="TOC3"/>
+            <w:tabs>
+              <w:tab w:val="right" w:leader="dot" w:pos="8296"/>
+            </w:tabs>
+            <w:rPr>
+              <w:rFonts w:ascii="宋体" w:eastAsia="宋体" w:hAnsi="宋体" w:hint="eastAsia"/>
+              <w:noProof/>
+              <w:sz w:val="22"/>
+              <w:szCs w:val="24"/>
+              <w:lang w:val="en-US"/>
+              <w14:ligatures w14:val="standardContextual"/>
+            </w:rPr>
+          </w:pPr>
+          <w:hyperlink w:anchor="_Toc232073527" w:history="1">
+            <w:r>
+              <w:rPr>
+                <w:rStyle w:val="a3"/>
+                <w:rFonts w:ascii="宋体" w:eastAsia="宋体" w:hAnsi="宋体"/>
+                <w:noProof/>
+                <w:lang w:val="en-US"/>
+              </w:rPr>
+              <w:t>（三）研究假设与定量分析</w:t>
+            </w:r>
+            <w:r>
+              <w:rPr>
+                <w:rFonts w:ascii="宋体" w:eastAsia="宋体" w:hAnsi="宋体" w:hint="eastAsia"/>
+                <w:noProof/>
+                <w:webHidden/>
+              </w:rPr>
+              <w:tab/>
+            </w:r>
+            <w:r>
+              <w:rPr>
+                <w:rFonts w:ascii="宋体" w:eastAsia="宋体" w:hAnsi="宋体" w:hint="eastAsia"/>
+                <w:noProof/>
+                <w:webHidden/>
+              </w:rPr>
+              <w:fldChar w:fldCharType="begin"/>
+            </w:r>
+            <w:r>
+              <w:rPr>
+                <w:rFonts w:ascii="宋体" w:eastAsia="宋体" w:hAnsi="宋体" w:hint="eastAsia"/>
+                <w:noProof/>
+                <w:webHidden/>
+              </w:rPr>
+              <w:instrText xml:space="preserve"> </w:instrText>
+            </w:r>
+            <w:r>
+              <w:rPr>
+                <w:rFonts w:ascii="宋体" w:eastAsia="宋体" w:hAnsi="宋体"/>
+                <w:noProof/>
+                <w:webHidden/>
+              </w:rPr>
+              <w:instrText>PAGEREF _Toc232073527 \h</w:instrText>
+            </w:r>
+            <w:r>
+              <w:rPr>
+                <w:rFonts w:ascii="宋体" w:eastAsia="宋体" w:hAnsi="宋体" w:hint="eastAsia"/>
+                <w:noProof/>
+                <w:webHidden/>
+              </w:rPr>
+              <w:instrText xml:space="preserve"> </w:instrText>
+            </w:r>
+            <w:r>
+              <w:rPr>
+                <w:rFonts w:ascii="宋体" w:eastAsia="宋体" w:hAnsi="宋体" w:hint="eastAsia"/>
+                <w:noProof/>
+                <w:webHidden/>
+              </w:rPr>
+            </w:r>
+            <w:r>
+              <w:rPr>
+                <w:rFonts w:ascii="宋体" w:eastAsia="宋体" w:hAnsi="宋体" w:hint="eastAsia"/>
+                <w:noProof/>
+                <w:webHidden/>
+              </w:rPr>
+              <w:fldChar w:fldCharType="separate"/>
+            </w:r>
+            <w:r>
+              <w:rPr>
+                <w:rFonts w:ascii="宋体" w:eastAsia="宋体" w:hAnsi="宋体" w:hint="eastAsia"/>
+                <w:noProof/>
+                <w:webHidden/>
+              </w:rPr>
+              <w:t>43</w:t>
+            </w:r>
+            <w:r>
+              <w:rPr>
+                <w:rFonts w:ascii="宋体" w:eastAsia="宋体" w:hAnsi="宋体" w:hint="eastAsia"/>
+                <w:noProof/>
+                <w:webHidden/>
+              </w:rPr>
+              <w:fldChar w:fldCharType="end"/>
+            </w:r>
+          </w:hyperlink>
+        </w:p>
+        <w:p>
+          <w:pPr>
+            <w:pStyle w:val="TOC3"/>
+            <w:tabs>
+              <w:tab w:val="right" w:leader="dot" w:pos="8296"/>
+            </w:tabs>
+            <w:rPr>
+              <w:rFonts w:ascii="宋体" w:eastAsia="宋体" w:hAnsi="宋体" w:hint="eastAsia"/>
+              <w:noProof/>
+              <w:sz w:val="22"/>
+              <w:szCs w:val="24"/>
+              <w:lang w:val="en-US"/>
+              <w14:ligatures w14:val="standardContextual"/>
+            </w:rPr>
+          </w:pPr>
+          <w:hyperlink w:anchor="_Toc232073528" w:history="1">
+            <w:r>
+              <w:rPr>
+                <w:rStyle w:val="a3"/>
+                <w:rFonts w:ascii="宋体" w:eastAsia="宋体" w:hAnsi="宋体"/>
+                <w:noProof/>
+                <w:lang w:val="en-US"/>
+              </w:rPr>
+              <w:t>（四）坦桑尼亚国族/国家建设政策背后的政党逻辑</w:t>
+            </w:r>
+            <w:r>
+              <w:rPr>
+                <w:rFonts w:ascii="宋体" w:eastAsia="宋体" w:hAnsi="宋体" w:hint="eastAsia"/>
+                <w:noProof/>
+                <w:webHidden/>
+              </w:rPr>
+              <w:tab/>
+            </w:r>
+            <w:r>
+              <w:rPr>
+                <w:rFonts w:ascii="宋体" w:eastAsia="宋体" w:hAnsi="宋体" w:hint="eastAsia"/>
+                <w:noProof/>
+                <w:webHidden/>
+              </w:rPr>
+              <w:fldChar w:fldCharType="begin"/>
+            </w:r>
+            <w:r>
+              <w:rPr>
+                <w:rFonts w:ascii="宋体" w:eastAsia="宋体" w:hAnsi="宋体" w:hint="eastAsia"/>
+                <w:noProof/>
+                <w:webHidden/>
+              </w:rPr>
+              <w:instrText xml:space="preserve"> </w:instrText>
+            </w:r>
+            <w:r>
+              <w:rPr>
+                <w:rFonts w:ascii="宋体" w:eastAsia="宋体" w:hAnsi="宋体"/>
+                <w:noProof/>
+                <w:webHidden/>
+              </w:rPr>
+              <w:instrText>PAGEREF _Toc232073528 \h</w:instrText>
+            </w:r>
+            <w:r>
+              <w:rPr>
+                <w:rFonts w:ascii="宋体" w:eastAsia="宋体" w:hAnsi="宋体" w:hint="eastAsia"/>
+                <w:noProof/>
+                <w:webHidden/>
+              </w:rPr>
+              <w:instrText xml:space="preserve"> </w:instrText>
+            </w:r>
+            <w:r>
+              <w:rPr>
+                <w:rFonts w:ascii="宋体" w:eastAsia="宋体" w:hAnsi="宋体" w:hint="eastAsia"/>
+                <w:noProof/>
+                <w:webHidden/>
+              </w:rPr>
+            </w:r>
+            <w:r>
+              <w:rPr>
+                <w:rFonts w:ascii="宋体" w:eastAsia="宋体" w:hAnsi="宋体" w:hint="eastAsia"/>
+                <w:noProof/>
+                <w:webHidden/>
+              </w:rPr>
+              <w:fldChar w:fldCharType="separate"/>
+            </w:r>
+            <w:r>
+              <w:rPr>
+                <w:rFonts w:ascii="宋体" w:eastAsia="宋体" w:hAnsi="宋体" w:hint="eastAsia"/>
+                <w:noProof/>
+                <w:webHidden/>
+              </w:rPr>
+              <w:t>43</w:t>
+            </w:r>
+            <w:r>
+              <w:rPr>
+                <w:rFonts w:ascii="宋体" w:eastAsia="宋体" w:hAnsi="宋体" w:hint="eastAsia"/>
+                <w:noProof/>
+                <w:webHidden/>
+              </w:rPr>
+              <w:fldChar w:fldCharType="end"/>
+            </w:r>
+          </w:hyperlink>
+        </w:p>
+        <w:p>
+          <w:pPr>
+            <w:pStyle w:val="TOC2"/>
+            <w:tabs>
+              <w:tab w:val="right" w:leader="dot" w:pos="8296"/>
+            </w:tabs>
+            <w:rPr>
+              <w:rFonts w:ascii="宋体" w:eastAsia="宋体" w:hAnsi="宋体" w:hint="eastAsia"/>
+              <w:noProof/>
+              <w:sz w:val="22"/>
+              <w:szCs w:val="24"/>
+              <w:lang w:val="en-US"/>
+              <w14:ligatures w14:val="standardContextual"/>
+            </w:rPr>
+          </w:pPr>
+          <w:hyperlink w:anchor="_Toc232073529" w:history="1">
+            <w:r>
+              <w:rPr>
+                <w:rStyle w:val="a3"/>
+                <w:rFonts w:ascii="宋体" w:eastAsia="宋体" w:hAnsi="宋体"/>
+                <w:noProof/>
+                <w:lang w:val="en-US"/>
+              </w:rPr>
+              <w:t>四、政党外交</w:t>
+            </w:r>
+            <w:r>
+              <w:rPr>
+                <w:rFonts w:ascii="宋体" w:eastAsia="宋体" w:hAnsi="宋体" w:hint="eastAsia"/>
+                <w:noProof/>
+                <w:webHidden/>
+              </w:rPr>
+              <w:tab/>
+            </w:r>
+            <w:r>
+              <w:rPr>
+                <w:rFonts w:ascii="宋体" w:eastAsia="宋体" w:hAnsi="宋体" w:hint="eastAsia"/>
+                <w:noProof/>
+                <w:webHidden/>
+              </w:rPr>
+              <w:fldChar w:fldCharType="begin"/>
+            </w:r>
+            <w:r>
+              <w:rPr>
+                <w:rFonts w:ascii="宋体" w:eastAsia="宋体" w:hAnsi="宋体" w:hint="eastAsia"/>
+                <w:noProof/>
+                <w:webHidden/>
+              </w:rPr>
+              <w:instrText xml:space="preserve"> </w:instrText>
+            </w:r>
+            <w:r>
+              <w:rPr>
+                <w:rFonts w:ascii="宋体" w:eastAsia="宋体" w:hAnsi="宋体"/>
+                <w:noProof/>
+                <w:webHidden/>
+              </w:rPr>
+              <w:instrText>PAGEREF _Toc232073529 \h</w:instrText>
+            </w:r>
+            <w:r>
+              <w:rPr>
+                <w:rFonts w:ascii="宋体" w:eastAsia="宋体" w:hAnsi="宋体" w:hint="eastAsia"/>
+                <w:noProof/>
+                <w:webHidden/>
+              </w:rPr>
+              <w:instrText xml:space="preserve"> </w:instrText>
+            </w:r>
+            <w:r>
+              <w:rPr>
+                <w:rFonts w:ascii="宋体" w:eastAsia="宋体" w:hAnsi="宋体" w:hint="eastAsia"/>
+                <w:noProof/>
+                <w:webHidden/>
+              </w:rPr>
+            </w:r>
+            <w:r>
+              <w:rPr>
+                <w:rFonts w:ascii="宋体" w:eastAsia="宋体" w:hAnsi="宋体" w:hint="eastAsia"/>
+                <w:noProof/>
+                <w:webHidden/>
+              </w:rPr>
+              <w:fldChar w:fldCharType="separate"/>
+            </w:r>
+            <w:r>
+              <w:rPr>
+                <w:rFonts w:ascii="宋体" w:eastAsia="宋体" w:hAnsi="宋体" w:hint="eastAsia"/>
+                <w:noProof/>
+                <w:webHidden/>
+              </w:rPr>
+              <w:t>43</w:t>
             </w:r>
             <w:r>
               <w:rPr>
@@ -10686,7 +11271,7 @@
       <w:pPr>
         <w:pStyle w:val="a9"/>
       </w:pPr>
-      <w:bookmarkStart w:id="0" w:name="_Toc231468563"/>
+      <w:bookmarkStart w:id="0" w:name="_Toc232073418"/>
       <w:r>
         <w:rPr>
           <w:rFonts w:hint="eastAsia"/>
@@ -10758,7 +11343,7 @@
       <w:pPr>
         <w:pStyle w:val="ac"/>
       </w:pPr>
-      <w:bookmarkStart w:id="1" w:name="_Toc231468564"/>
+      <w:bookmarkStart w:id="1" w:name="_Toc232073419"/>
       <w:r>
         <w:rPr>
           <w:rFonts w:hint="eastAsia"/>
@@ -10798,7 +11383,7 @@
       <w:pPr>
         <w:pStyle w:val="ae"/>
       </w:pPr>
-      <w:bookmarkStart w:id="2" w:name="_Toc231468565"/>
+      <w:bookmarkStart w:id="2" w:name="_Toc232073420"/>
       <w:r>
         <w:rPr>
           <w:rFonts w:hint="eastAsia"/>
@@ -11581,7 +12166,7 @@
       <w:pPr>
         <w:pStyle w:val="ae"/>
       </w:pPr>
-      <w:bookmarkStart w:id="3" w:name="_Toc231468566"/>
+      <w:bookmarkStart w:id="3" w:name="_Toc232073421"/>
       <w:r>
         <w:rPr>
           <w:rFonts w:hint="eastAsia"/>
@@ -11677,7 +12262,7 @@
       <w:pPr>
         <w:pStyle w:val="ae"/>
       </w:pPr>
-      <w:bookmarkStart w:id="4" w:name="_Toc231468567"/>
+      <w:bookmarkStart w:id="4" w:name="_Toc232073422"/>
       <w:r>
         <w:rPr>
           <w:rFonts w:hint="eastAsia"/>
@@ -11957,7 +12542,7 @@
       <w:pPr>
         <w:pStyle w:val="ac"/>
       </w:pPr>
-      <w:bookmarkStart w:id="5" w:name="_Toc231468568"/>
+      <w:bookmarkStart w:id="5" w:name="_Toc232073423"/>
       <w:r>
         <w:rPr>
           <w:rFonts w:hint="eastAsia"/>
@@ -13894,7 +14479,7 @@
       <w:pPr>
         <w:pStyle w:val="a9"/>
       </w:pPr>
-      <w:bookmarkStart w:id="6" w:name="_Toc231468569"/>
+      <w:bookmarkStart w:id="6" w:name="_Toc232073424"/>
       <w:r>
         <w:rPr>
           <w:rFonts w:hint="eastAsia"/>
@@ -13938,7 +14523,7 @@
       <w:pPr>
         <w:pStyle w:val="ac"/>
       </w:pPr>
-      <w:bookmarkStart w:id="7" w:name="_Toc231468570"/>
+      <w:bookmarkStart w:id="7" w:name="_Toc232073425"/>
       <w:r>
         <w:rPr>
           <w:rFonts w:hint="eastAsia"/>
@@ -13951,7 +14536,7 @@
       <w:pPr>
         <w:pStyle w:val="ae"/>
       </w:pPr>
-      <w:bookmarkStart w:id="8" w:name="_Toc231468571"/>
+      <w:bookmarkStart w:id="8" w:name="_Toc232073426"/>
       <w:r>
         <w:rPr>
           <w:rFonts w:hint="eastAsia"/>
@@ -16106,7 +16691,7 @@
       <w:pPr>
         <w:pStyle w:val="ae"/>
       </w:pPr>
-      <w:bookmarkStart w:id="9" w:name="_Toc231468572"/>
+      <w:bookmarkStart w:id="9" w:name="_Toc232073427"/>
       <w:r>
         <w:rPr>
           <w:rFonts w:hint="eastAsia"/>
@@ -17838,7 +18423,7 @@
       <w:pPr>
         <w:pStyle w:val="ae"/>
       </w:pPr>
-      <w:bookmarkStart w:id="10" w:name="_Toc231468573"/>
+      <w:bookmarkStart w:id="10" w:name="_Toc232073428"/>
       <w:r>
         <w:rPr>
           <w:rFonts w:hint="eastAsia"/>
@@ -18574,7 +19159,7 @@
       <w:pPr>
         <w:pStyle w:val="ae"/>
       </w:pPr>
-      <w:bookmarkStart w:id="11" w:name="_Toc231468574"/>
+      <w:bookmarkStart w:id="11" w:name="_Toc232073429"/>
       <w:r>
         <w:rPr>
           <w:rFonts w:hint="eastAsia"/>
@@ -18779,7 +19364,7 @@
       <w:pPr>
         <w:pStyle w:val="ac"/>
       </w:pPr>
-      <w:bookmarkStart w:id="12" w:name="_Toc231468575"/>
+      <w:bookmarkStart w:id="12" w:name="_Toc232073430"/>
       <w:r>
         <w:rPr>
           <w:rFonts w:hint="eastAsia"/>
@@ -18792,7 +19377,7 @@
       <w:pPr>
         <w:pStyle w:val="ae"/>
       </w:pPr>
-      <w:bookmarkStart w:id="13" w:name="_Toc231468576"/>
+      <w:bookmarkStart w:id="13" w:name="_Toc232073431"/>
       <w:r>
         <w:rPr>
           <w:rFonts w:hint="eastAsia"/>
@@ -18930,7 +19515,7 @@
       <w:pPr>
         <w:pStyle w:val="ae"/>
       </w:pPr>
-      <w:bookmarkStart w:id="14" w:name="_Toc231468577"/>
+      <w:bookmarkStart w:id="14" w:name="_Toc232073432"/>
       <w:r>
         <w:rPr>
           <w:rFonts w:hint="eastAsia"/>
@@ -19244,7 +19829,7 @@
       <w:pPr>
         <w:pStyle w:val="ae"/>
       </w:pPr>
-      <w:bookmarkStart w:id="15" w:name="_Toc231468578"/>
+      <w:bookmarkStart w:id="15" w:name="_Toc232073433"/>
       <w:r>
         <w:rPr>
           <w:rFonts w:hint="eastAsia"/>
@@ -19401,7 +19986,7 @@
       <w:pPr>
         <w:pStyle w:val="ae"/>
       </w:pPr>
-      <w:bookmarkStart w:id="16" w:name="_Toc231468579"/>
+      <w:bookmarkStart w:id="16" w:name="_Toc232073434"/>
       <w:r>
         <w:rPr>
           <w:rFonts w:hint="eastAsia"/>
@@ -19478,7 +20063,7 @@
       <w:pPr>
         <w:pStyle w:val="ac"/>
       </w:pPr>
-      <w:bookmarkStart w:id="17" w:name="_Toc231468580"/>
+      <w:bookmarkStart w:id="17" w:name="_Toc232073435"/>
       <w:r>
         <w:rPr>
           <w:rFonts w:hint="eastAsia"/>
@@ -19631,7 +20216,7 @@
       <w:pPr>
         <w:pStyle w:val="a9"/>
       </w:pPr>
-      <w:bookmarkStart w:id="18" w:name="_Toc231468581"/>
+      <w:bookmarkStart w:id="18" w:name="_Toc232073436"/>
       <w:r>
         <w:rPr>
           <w:rFonts w:hint="eastAsia"/>
@@ -19675,7 +20260,7 @@
       <w:pPr>
         <w:pStyle w:val="ac"/>
       </w:pPr>
-      <w:bookmarkStart w:id="19" w:name="_Toc231468582"/>
+      <w:bookmarkStart w:id="19" w:name="_Toc232073437"/>
       <w:r>
         <w:rPr>
           <w:rFonts w:hint="eastAsia"/>
@@ -19688,7 +20273,7 @@
       <w:pPr>
         <w:pStyle w:val="ae"/>
       </w:pPr>
-      <w:bookmarkStart w:id="20" w:name="_Toc231468583"/>
+      <w:bookmarkStart w:id="20" w:name="_Toc232073438"/>
       <w:r>
         <w:rPr>
           <w:rFonts w:hint="eastAsia"/>
@@ -20024,7 +20609,7 @@
       <w:pPr>
         <w:pStyle w:val="ae"/>
       </w:pPr>
-      <w:bookmarkStart w:id="21" w:name="_Toc231468584"/>
+      <w:bookmarkStart w:id="21" w:name="_Toc232073439"/>
       <w:r>
         <w:rPr>
           <w:rFonts w:hint="eastAsia"/>
@@ -20224,7 +20809,7 @@
       <w:pPr>
         <w:pStyle w:val="ac"/>
       </w:pPr>
-      <w:bookmarkStart w:id="22" w:name="_Toc231468585"/>
+      <w:bookmarkStart w:id="22" w:name="_Toc232073440"/>
       <w:r>
         <w:rPr>
           <w:rFonts w:hint="eastAsia"/>
@@ -20237,7 +20822,7 @@
       <w:pPr>
         <w:pStyle w:val="ae"/>
       </w:pPr>
-      <w:bookmarkStart w:id="23" w:name="_Toc231468586"/>
+      <w:bookmarkStart w:id="23" w:name="_Toc232073441"/>
       <w:r>
         <w:rPr>
           <w:rFonts w:hint="eastAsia"/>
@@ -20575,7 +21160,7 @@
       <w:pPr>
         <w:pStyle w:val="ae"/>
       </w:pPr>
-      <w:bookmarkStart w:id="24" w:name="_Toc231468587"/>
+      <w:bookmarkStart w:id="24" w:name="_Toc232073442"/>
       <w:r>
         <w:rPr>
           <w:rFonts w:hint="eastAsia"/>
@@ -20757,7 +21342,7 @@
       <w:pPr>
         <w:pStyle w:val="a9"/>
       </w:pPr>
-      <w:bookmarkStart w:id="25" w:name="_Toc231468588"/>
+      <w:bookmarkStart w:id="25" w:name="_Toc232073443"/>
       <w:r>
         <w:rPr>
           <w:rFonts w:hint="eastAsia"/>
@@ -20801,7 +21386,7 @@
       <w:pPr>
         <w:pStyle w:val="ac"/>
       </w:pPr>
-      <w:bookmarkStart w:id="26" w:name="_Toc231468589"/>
+      <w:bookmarkStart w:id="26" w:name="_Toc232073444"/>
       <w:r>
         <w:rPr>
           <w:rFonts w:hint="eastAsia"/>
@@ -20861,7 +21446,7 @@
       <w:pPr>
         <w:pStyle w:val="ac"/>
       </w:pPr>
-      <w:bookmarkStart w:id="27" w:name="_Toc231468590"/>
+      <w:bookmarkStart w:id="27" w:name="_Toc232073445"/>
       <w:r>
         <w:rPr>
           <w:rFonts w:hint="eastAsia"/>
@@ -20874,7 +21459,7 @@
       <w:pPr>
         <w:pStyle w:val="ae"/>
       </w:pPr>
-      <w:bookmarkStart w:id="28" w:name="_Toc231468591"/>
+      <w:bookmarkStart w:id="28" w:name="_Toc232073446"/>
       <w:r>
         <w:rPr>
           <w:rFonts w:hint="eastAsia"/>
@@ -21288,7 +21873,7 @@
       <w:pPr>
         <w:pStyle w:val="ae"/>
       </w:pPr>
-      <w:bookmarkStart w:id="29" w:name="_Toc231468592"/>
+      <w:bookmarkStart w:id="29" w:name="_Toc232073447"/>
       <w:r>
         <w:rPr>
           <w:rFonts w:hint="eastAsia"/>
@@ -21603,7 +22188,7 @@
       <w:pPr>
         <w:pStyle w:val="ae"/>
       </w:pPr>
-      <w:bookmarkStart w:id="30" w:name="_Toc231468593"/>
+      <w:bookmarkStart w:id="30" w:name="_Toc232073448"/>
       <w:r>
         <w:rPr>
           <w:rFonts w:hint="eastAsia"/>
@@ -21720,7 +22305,7 @@
       <w:pPr>
         <w:pStyle w:val="ae"/>
       </w:pPr>
-      <w:bookmarkStart w:id="31" w:name="_Toc231468594"/>
+      <w:bookmarkStart w:id="31" w:name="_Toc232073449"/>
       <w:r>
         <w:rPr>
           <w:rFonts w:hint="eastAsia"/>
@@ -21820,7 +22405,7 @@
       <w:pPr>
         <w:pStyle w:val="ac"/>
       </w:pPr>
-      <w:bookmarkStart w:id="32" w:name="_Toc231468595"/>
+      <w:bookmarkStart w:id="32" w:name="_Toc232073450"/>
       <w:r>
         <w:rPr>
           <w:rFonts w:hint="eastAsia"/>
@@ -22284,7 +22869,7 @@
       <w:pPr>
         <w:pStyle w:val="ac"/>
       </w:pPr>
-      <w:bookmarkStart w:id="33" w:name="_Toc231468596"/>
+      <w:bookmarkStart w:id="33" w:name="_Toc232073451"/>
       <w:r>
         <w:rPr>
           <w:rFonts w:hint="eastAsia"/>
@@ -22418,7 +23003,7 @@
       <w:pPr>
         <w:pStyle w:val="a9"/>
       </w:pPr>
-      <w:bookmarkStart w:id="34" w:name="_Toc231468597"/>
+      <w:bookmarkStart w:id="34" w:name="_Toc232073452"/>
       <w:r>
         <w:rPr>
           <w:rFonts w:hint="eastAsia"/>
@@ -22462,7 +23047,7 @@
       <w:pPr>
         <w:pStyle w:val="ac"/>
       </w:pPr>
-      <w:bookmarkStart w:id="35" w:name="_Toc231468598"/>
+      <w:bookmarkStart w:id="35" w:name="_Toc232073453"/>
       <w:r>
         <w:rPr>
           <w:rFonts w:hint="eastAsia"/>
@@ -22496,7 +23081,7 @@
       <w:pPr>
         <w:pStyle w:val="ac"/>
       </w:pPr>
-      <w:bookmarkStart w:id="36" w:name="_Toc231468599"/>
+      <w:bookmarkStart w:id="36" w:name="_Toc232073454"/>
       <w:r>
         <w:rPr>
           <w:rFonts w:hint="eastAsia"/>
@@ -22509,7 +23094,7 @@
       <w:pPr>
         <w:pStyle w:val="ae"/>
       </w:pPr>
-      <w:bookmarkStart w:id="37" w:name="_Toc231468600"/>
+      <w:bookmarkStart w:id="37" w:name="_Toc232073455"/>
       <w:r>
         <w:rPr>
           <w:rFonts w:hint="eastAsia"/>
@@ -23518,7 +24103,7 @@
       <w:pPr>
         <w:pStyle w:val="ae"/>
       </w:pPr>
-      <w:bookmarkStart w:id="38" w:name="_Toc231468601"/>
+      <w:bookmarkStart w:id="38" w:name="_Toc232073456"/>
       <w:r>
         <w:rPr>
           <w:rFonts w:hint="eastAsia"/>
@@ -24348,7 +24933,7 @@
       <w:pPr>
         <w:pStyle w:val="ae"/>
       </w:pPr>
-      <w:bookmarkStart w:id="39" w:name="_Toc231468602"/>
+      <w:bookmarkStart w:id="39" w:name="_Toc232073457"/>
       <w:r>
         <w:rPr>
           <w:rFonts w:hint="eastAsia"/>
@@ -24506,7 +25091,7 @@
       <w:pPr>
         <w:pStyle w:val="ac"/>
       </w:pPr>
-      <w:bookmarkStart w:id="40" w:name="_Toc231468603"/>
+      <w:bookmarkStart w:id="40" w:name="_Toc232073458"/>
       <w:r>
         <w:rPr>
           <w:rFonts w:hint="eastAsia"/>
@@ -24519,7 +25104,7 @@
       <w:pPr>
         <w:pStyle w:val="ae"/>
       </w:pPr>
-      <w:bookmarkStart w:id="41" w:name="_Toc231468604"/>
+      <w:bookmarkStart w:id="41" w:name="_Toc232073459"/>
       <w:r>
         <w:rPr>
           <w:rFonts w:hint="eastAsia"/>
@@ -24581,7 +25166,7 @@
       <w:pPr>
         <w:pStyle w:val="ae"/>
       </w:pPr>
-      <w:bookmarkStart w:id="42" w:name="_Toc231468605"/>
+      <w:bookmarkStart w:id="42" w:name="_Toc232073460"/>
       <w:r>
         <w:rPr>
           <w:rFonts w:hint="eastAsia"/>
@@ -24629,7 +25214,7 @@
       <w:pPr>
         <w:pStyle w:val="ae"/>
       </w:pPr>
-      <w:bookmarkStart w:id="43" w:name="_Toc231468606"/>
+      <w:bookmarkStart w:id="43" w:name="_Toc232073461"/>
       <w:r>
         <w:rPr>
           <w:rFonts w:hint="eastAsia"/>
@@ -24687,7 +25272,7 @@
       <w:pPr>
         <w:pStyle w:val="a9"/>
       </w:pPr>
-      <w:bookmarkStart w:id="44" w:name="_Toc231468607"/>
+      <w:bookmarkStart w:id="44" w:name="_Toc232073462"/>
       <w:r>
         <w:rPr>
           <w:rFonts w:hint="eastAsia"/>
@@ -24731,7 +25316,7 @@
       <w:pPr>
         <w:pStyle w:val="ac"/>
       </w:pPr>
-      <w:bookmarkStart w:id="45" w:name="_Toc231468608"/>
+      <w:bookmarkStart w:id="45" w:name="_Toc232073463"/>
       <w:r>
         <w:rPr>
           <w:rFonts w:hint="eastAsia"/>
@@ -24744,7 +25329,7 @@
       <w:pPr>
         <w:pStyle w:val="ae"/>
       </w:pPr>
-      <w:bookmarkStart w:id="46" w:name="_Toc231468609"/>
+      <w:bookmarkStart w:id="46" w:name="_Toc232073464"/>
       <w:r>
         <w:rPr>
           <w:rFonts w:hint="eastAsia"/>
@@ -24929,7 +25514,7 @@
       <w:pPr>
         <w:pStyle w:val="ae"/>
       </w:pPr>
-      <w:bookmarkStart w:id="47" w:name="_Toc231468610"/>
+      <w:bookmarkStart w:id="47" w:name="_Toc232073465"/>
       <w:r>
         <w:rPr>
           <w:rFonts w:hint="eastAsia"/>
@@ -25113,7 +25698,7 @@
       <w:pPr>
         <w:pStyle w:val="ae"/>
       </w:pPr>
-      <w:bookmarkStart w:id="48" w:name="_Toc231468611"/>
+      <w:bookmarkStart w:id="48" w:name="_Toc232073466"/>
       <w:r>
         <w:rPr>
           <w:rFonts w:hint="eastAsia"/>
@@ -25163,7 +25748,7 @@
       <w:pPr>
         <w:pStyle w:val="ae"/>
       </w:pPr>
-      <w:bookmarkStart w:id="49" w:name="_Toc231468612"/>
+      <w:bookmarkStart w:id="49" w:name="_Toc232073467"/>
       <w:r>
         <w:rPr>
           <w:rFonts w:hint="eastAsia"/>
@@ -25237,7 +25822,7 @@
       <w:pPr>
         <w:pStyle w:val="ae"/>
       </w:pPr>
-      <w:bookmarkStart w:id="50" w:name="_Toc231468613"/>
+      <w:bookmarkStart w:id="50" w:name="_Toc232073468"/>
       <w:r>
         <w:rPr>
           <w:rFonts w:hint="eastAsia"/>
@@ -25319,7 +25904,7 @@
           <w:lang w:val="en-US"/>
         </w:rPr>
       </w:pPr>
-      <w:bookmarkStart w:id="51" w:name="_Toc231468614"/>
+      <w:bookmarkStart w:id="51" w:name="_Toc232073469"/>
       <w:r>
         <w:rPr>
           <w:rFonts w:hint="eastAsia"/>
@@ -25336,7 +25921,7 @@
           <w:lang w:val="en-US"/>
         </w:rPr>
       </w:pPr>
-      <w:bookmarkStart w:id="52" w:name="_Toc231468615"/>
+      <w:bookmarkStart w:id="52" w:name="_Toc232073470"/>
       <w:r>
         <w:rPr>
           <w:rFonts w:hint="eastAsia"/>
@@ -25424,7 +26009,7 @@
           <w:lang w:val="en-US"/>
         </w:rPr>
       </w:pPr>
-      <w:bookmarkStart w:id="53" w:name="_Toc231468616"/>
+      <w:bookmarkStart w:id="53" w:name="_Toc232073471"/>
       <w:r>
         <w:rPr>
           <w:rFonts w:hint="eastAsia"/>
@@ -25647,7 +26232,7 @@
           <w:lang w:val="en-US"/>
         </w:rPr>
       </w:pPr>
-      <w:bookmarkStart w:id="54" w:name="_Toc231468617"/>
+      <w:bookmarkStart w:id="54" w:name="_Toc232073472"/>
       <w:r>
         <w:rPr>
           <w:rFonts w:hint="eastAsia"/>
@@ -25807,7 +26392,7 @@
           <w:lang w:val="en-US"/>
         </w:rPr>
       </w:pPr>
-      <w:bookmarkStart w:id="55" w:name="_Toc231468618"/>
+      <w:bookmarkStart w:id="55" w:name="_Toc232073473"/>
       <w:r>
         <w:rPr>
           <w:rFonts w:hint="eastAsia"/>
@@ -25862,7 +26447,7 @@
           <w:lang w:val="en-US"/>
         </w:rPr>
       </w:pPr>
-      <w:bookmarkStart w:id="56" w:name="_Toc231468619"/>
+      <w:bookmarkStart w:id="56" w:name="_Toc232073474"/>
       <w:r>
         <w:rPr>
           <w:rFonts w:hint="eastAsia"/>
@@ -25879,7 +26464,7 @@
           <w:lang w:val="en-US"/>
         </w:rPr>
       </w:pPr>
-      <w:bookmarkStart w:id="57" w:name="_Toc231468620"/>
+      <w:bookmarkStart w:id="57" w:name="_Toc232073475"/>
       <w:r>
         <w:rPr>
           <w:rFonts w:hint="eastAsia"/>
@@ -25992,7 +26577,7 @@
           <w:lang w:val="en-US"/>
         </w:rPr>
       </w:pPr>
-      <w:bookmarkStart w:id="58" w:name="_Toc231468621"/>
+      <w:bookmarkStart w:id="58" w:name="_Toc232073476"/>
       <w:r>
         <w:rPr>
           <w:rFonts w:hint="eastAsia"/>
@@ -26294,7 +26879,7 @@
           <w:lang w:val="en-US"/>
         </w:rPr>
       </w:pPr>
-      <w:bookmarkStart w:id="59" w:name="_Toc231468622"/>
+      <w:bookmarkStart w:id="59" w:name="_Toc232073477"/>
       <w:r>
         <w:rPr>
           <w:rFonts w:hint="eastAsia"/>
@@ -27423,7 +28008,7 @@
           <w:lang w:val="en-US"/>
         </w:rPr>
       </w:pPr>
-      <w:bookmarkStart w:id="60" w:name="_Toc231468623"/>
+      <w:bookmarkStart w:id="60" w:name="_Toc232073478"/>
       <w:r>
         <w:rPr>
           <w:rFonts w:hint="eastAsia"/>
@@ -28625,7 +29210,7 @@
           <w:lang w:val="en-US"/>
         </w:rPr>
       </w:pPr>
-      <w:bookmarkStart w:id="61" w:name="_Toc231468624"/>
+      <w:bookmarkStart w:id="61" w:name="_Toc232073479"/>
       <w:r>
         <w:rPr>
           <w:rFonts w:hint="eastAsia"/>
@@ -28836,7 +29421,7 @@
           <w:lang w:val="en-US"/>
         </w:rPr>
       </w:pPr>
-      <w:bookmarkStart w:id="62" w:name="_Toc231468625"/>
+      <w:bookmarkStart w:id="62" w:name="_Toc232073480"/>
       <w:r>
         <w:rPr>
           <w:rFonts w:hint="eastAsia"/>
@@ -29280,7 +29865,7 @@
           <w:lang w:val="en-US"/>
         </w:rPr>
       </w:pPr>
-      <w:bookmarkStart w:id="63" w:name="_Toc231468626"/>
+      <w:bookmarkStart w:id="63" w:name="_Toc232073481"/>
       <w:r>
         <w:rPr>
           <w:rFonts w:hint="eastAsia"/>
@@ -30300,7 +30885,7 @@
           <w:lang w:val="en-US"/>
         </w:rPr>
       </w:pPr>
-      <w:bookmarkStart w:id="64" w:name="_Toc231468627"/>
+      <w:bookmarkStart w:id="64" w:name="_Toc232073482"/>
       <w:r>
         <w:rPr>
           <w:rFonts w:hint="eastAsia"/>
@@ -30430,7 +31015,7 @@
           <w:lang w:val="en-US"/>
         </w:rPr>
       </w:pPr>
-      <w:bookmarkStart w:id="65" w:name="_Toc231468628"/>
+      <w:bookmarkStart w:id="65" w:name="_Toc232073483"/>
       <w:r>
         <w:rPr>
           <w:rFonts w:hint="eastAsia"/>
@@ -31031,7 +31616,7 @@
           <w:lang w:val="en-US"/>
         </w:rPr>
       </w:pPr>
-      <w:bookmarkStart w:id="66" w:name="_Toc231468629"/>
+      <w:bookmarkStart w:id="66" w:name="_Toc232073484"/>
       <w:r>
         <w:rPr>
           <w:rFonts w:hint="eastAsia"/>
@@ -32178,7 +32763,7 @@
       <w:pPr>
         <w:pStyle w:val="ac"/>
       </w:pPr>
-      <w:bookmarkStart w:id="67" w:name="_Toc231468630"/>
+      <w:bookmarkStart w:id="67" w:name="_Toc232073485"/>
       <w:r>
         <w:rPr>
           <w:rFonts w:hint="eastAsia"/>
@@ -32462,7 +33047,7 @@
       <w:pPr>
         <w:pStyle w:val="a9"/>
       </w:pPr>
-      <w:bookmarkStart w:id="68" w:name="_Toc231468631"/>
+      <w:bookmarkStart w:id="68" w:name="_Toc232073486"/>
       <w:r>
         <w:rPr>
           <w:rFonts w:hint="eastAsia"/>
@@ -32507,7 +33092,7 @@
       <w:pPr>
         <w:pStyle w:val="ac"/>
       </w:pPr>
-      <w:bookmarkStart w:id="69" w:name="_Toc231468632"/>
+      <w:bookmarkStart w:id="69" w:name="_Toc232073487"/>
       <w:r>
         <w:rPr>
           <w:rFonts w:hint="eastAsia"/>
@@ -32523,7 +33108,7 @@
       <w:pPr>
         <w:pStyle w:val="ae"/>
       </w:pPr>
-      <w:bookmarkStart w:id="70" w:name="_Toc231468633"/>
+      <w:bookmarkStart w:id="70" w:name="_Toc232073488"/>
       <w:r>
         <w:rPr>
           <w:rFonts w:hint="eastAsia"/>
@@ -32619,7 +33204,7 @@
       <w:pPr>
         <w:pStyle w:val="ae"/>
       </w:pPr>
-      <w:bookmarkStart w:id="71" w:name="_Toc231468634"/>
+      <w:bookmarkStart w:id="71" w:name="_Toc232073489"/>
       <w:r>
         <w:rPr>
           <w:rFonts w:hint="eastAsia"/>
@@ -33435,7 +34020,7 @@
       <w:pPr>
         <w:pStyle w:val="ae"/>
       </w:pPr>
-      <w:bookmarkStart w:id="72" w:name="_Toc231468635"/>
+      <w:bookmarkStart w:id="72" w:name="_Toc232073490"/>
       <w:r>
         <w:rPr>
           <w:rFonts w:hint="eastAsia"/>
@@ -33569,7 +34154,7 @@
       <w:pPr>
         <w:pStyle w:val="ae"/>
       </w:pPr>
-      <w:bookmarkStart w:id="73" w:name="_Toc231468636"/>
+      <w:bookmarkStart w:id="73" w:name="_Toc232073491"/>
       <w:r>
         <w:rPr>
           <w:rFonts w:hint="eastAsia"/>
@@ -33817,7 +34402,7 @@
           <w:lang w:val="en-US"/>
         </w:rPr>
       </w:pPr>
-      <w:bookmarkStart w:id="74" w:name="_Toc231468637"/>
+      <w:bookmarkStart w:id="74" w:name="_Toc232073492"/>
       <w:r>
         <w:rPr>
           <w:rFonts w:hint="eastAsia"/>
@@ -34227,7 +34812,7 @@
       <w:pPr>
         <w:pStyle w:val="a9"/>
       </w:pPr>
-      <w:bookmarkStart w:id="75" w:name="_Toc231468638"/>
+      <w:bookmarkStart w:id="75" w:name="_Toc232073493"/>
       <w:r>
         <w:rPr>
           <w:rFonts w:hint="eastAsia"/>
@@ -34271,7 +34856,7 @@
       <w:pPr>
         <w:pStyle w:val="ac"/>
       </w:pPr>
-      <w:bookmarkStart w:id="76" w:name="_Toc231468639"/>
+      <w:bookmarkStart w:id="76" w:name="_Toc232073494"/>
       <w:r>
         <w:rPr>
           <w:rFonts w:hint="eastAsia"/>
@@ -34284,7 +34869,7 @@
       <w:pPr>
         <w:pStyle w:val="ae"/>
       </w:pPr>
-      <w:bookmarkStart w:id="77" w:name="_Toc231468640"/>
+      <w:bookmarkStart w:id="77" w:name="_Toc232073495"/>
       <w:r>
         <w:rPr>
           <w:rFonts w:hint="eastAsia"/>
@@ -34651,7 +35236,7 @@
       <w:pPr>
         <w:pStyle w:val="ae"/>
       </w:pPr>
-      <w:bookmarkStart w:id="78" w:name="_Toc231468641"/>
+      <w:bookmarkStart w:id="78" w:name="_Toc232073496"/>
       <w:r>
         <w:rPr>
           <w:rFonts w:hint="eastAsia"/>
@@ -35047,7 +35632,7 @@
       <w:pPr>
         <w:pStyle w:val="ae"/>
       </w:pPr>
-      <w:bookmarkStart w:id="79" w:name="_Toc231468642"/>
+      <w:bookmarkStart w:id="79" w:name="_Toc232073497"/>
       <w:r>
         <w:rPr>
           <w:rFonts w:hint="eastAsia"/>
@@ -35168,7 +35753,7 @@
           <w:lang w:val="en-US"/>
         </w:rPr>
       </w:pPr>
-      <w:bookmarkStart w:id="80" w:name="_Toc231468643"/>
+      <w:bookmarkStart w:id="80" w:name="_Toc232073498"/>
       <w:r>
         <w:rPr>
           <w:rFonts w:hint="eastAsia"/>
@@ -35307,7 +35892,7 @@
           <w:lang w:val="en-US"/>
         </w:rPr>
       </w:pPr>
-      <w:bookmarkStart w:id="81" w:name="_Toc231468644"/>
+      <w:bookmarkStart w:id="81" w:name="_Toc232073499"/>
       <w:r>
         <w:rPr>
           <w:rFonts w:hint="eastAsia"/>
@@ -35693,7 +36278,7 @@
           <w:lang w:val="en-US"/>
         </w:rPr>
       </w:pPr>
-      <w:bookmarkStart w:id="82" w:name="_Toc231468645"/>
+      <w:bookmarkStart w:id="82" w:name="_Toc232073500"/>
       <w:r>
         <w:rPr>
           <w:rFonts w:hint="eastAsia"/>
@@ -35936,7 +36521,7 @@
           <w:lang w:val="en-US"/>
         </w:rPr>
       </w:pPr>
-      <w:bookmarkStart w:id="83" w:name="_Toc231468646"/>
+      <w:bookmarkStart w:id="83" w:name="_Toc232073501"/>
       <w:r>
         <w:rPr>
           <w:rFonts w:hint="eastAsia"/>
@@ -36508,7 +37093,7 @@
           <w:lang w:val="en-US"/>
         </w:rPr>
       </w:pPr>
-      <w:bookmarkStart w:id="84" w:name="_Toc231468647"/>
+      <w:bookmarkStart w:id="84" w:name="_Toc232073502"/>
       <w:r>
         <w:rPr>
           <w:rFonts w:hint="eastAsia"/>
@@ -36563,7 +37148,7 @@
           <w:lang w:val="en-US"/>
         </w:rPr>
       </w:pPr>
-      <w:bookmarkStart w:id="85" w:name="_Toc231468648"/>
+      <w:bookmarkStart w:id="85" w:name="_Toc232073503"/>
       <w:r>
         <w:rPr>
           <w:rFonts w:hint="eastAsia"/>
@@ -36580,7 +37165,7 @@
           <w:lang w:val="en-US"/>
         </w:rPr>
       </w:pPr>
-      <w:bookmarkStart w:id="86" w:name="_Toc231468649"/>
+      <w:bookmarkStart w:id="86" w:name="_Toc232073504"/>
       <w:r>
         <w:rPr>
           <w:rFonts w:hint="eastAsia"/>
@@ -37216,7 +37801,7 @@
           <w:lang w:val="en-US"/>
         </w:rPr>
       </w:pPr>
-      <w:bookmarkStart w:id="87" w:name="_Toc231468650"/>
+      <w:bookmarkStart w:id="87" w:name="_Toc232073505"/>
       <w:r>
         <w:rPr>
           <w:rFonts w:hint="eastAsia"/>
@@ -37470,7 +38055,7 @@
           <w:lang w:val="en-US"/>
         </w:rPr>
       </w:pPr>
-      <w:bookmarkStart w:id="88" w:name="_Toc231468651"/>
+      <w:bookmarkStart w:id="88" w:name="_Toc232073506"/>
       <w:r>
         <w:rPr>
           <w:rFonts w:hint="eastAsia"/>
@@ -37493,7 +38078,7 @@
           <w:lang w:val="en-US"/>
         </w:rPr>
       </w:pPr>
-      <w:bookmarkStart w:id="89" w:name="_Toc231468652"/>
+      <w:bookmarkStart w:id="89" w:name="_Toc232073507"/>
       <w:r>
         <w:rPr>
           <w:rFonts w:hint="eastAsia"/>
@@ -38169,7 +38754,7 @@
           <w:lang w:val="en-US"/>
         </w:rPr>
       </w:pPr>
-      <w:bookmarkStart w:id="90" w:name="_Toc231468653"/>
+      <w:bookmarkStart w:id="90" w:name="_Toc232073508"/>
       <w:r>
         <w:rPr>
           <w:rFonts w:hint="eastAsia"/>
@@ -38445,7 +39030,7 @@
           <w:lang w:val="en-US"/>
         </w:rPr>
       </w:pPr>
-      <w:bookmarkStart w:id="91" w:name="_Toc231468654"/>
+      <w:bookmarkStart w:id="91" w:name="_Toc232073509"/>
       <w:r>
         <w:rPr>
           <w:rFonts w:hint="eastAsia"/>
@@ -38744,7 +39329,7 @@
           <w:lang w:val="en-US"/>
         </w:rPr>
       </w:pPr>
-      <w:bookmarkStart w:id="92" w:name="_Toc231468655"/>
+      <w:bookmarkStart w:id="92" w:name="_Toc232073510"/>
       <w:r>
         <w:rPr>
           <w:rFonts w:hint="eastAsia"/>
@@ -39047,7 +39632,7 @@
           <w:lang w:val="en-US"/>
         </w:rPr>
       </w:pPr>
-      <w:bookmarkStart w:id="93" w:name="_Toc231468656"/>
+      <w:bookmarkStart w:id="93" w:name="_Toc232073511"/>
       <w:r>
         <w:rPr>
           <w:rFonts w:hint="eastAsia"/>
@@ -39879,7 +40464,7 @@
           <w:lang w:val="en-US"/>
         </w:rPr>
       </w:pPr>
-      <w:bookmarkStart w:id="94" w:name="_Toc231468657"/>
+      <w:bookmarkStart w:id="94" w:name="_Toc232073512"/>
       <w:r>
         <w:rPr>
           <w:rFonts w:hint="eastAsia"/>
@@ -39902,7 +40487,7 @@
           <w:lang w:val="en-US"/>
         </w:rPr>
       </w:pPr>
-      <w:bookmarkStart w:id="95" w:name="_Toc231468658"/>
+      <w:bookmarkStart w:id="95" w:name="_Toc232073513"/>
       <w:r>
         <w:rPr>
           <w:rFonts w:hint="eastAsia"/>
@@ -40291,7 +40876,7 @@
           <w:lang w:val="en-US"/>
         </w:rPr>
       </w:pPr>
-      <w:bookmarkStart w:id="96" w:name="_Toc231468659"/>
+      <w:bookmarkStart w:id="96" w:name="_Toc232073514"/>
       <w:r>
         <w:rPr>
           <w:rFonts w:hint="eastAsia"/>
@@ -40899,7 +41484,7 @@
           <w:lang w:val="en-US"/>
         </w:rPr>
       </w:pPr>
-      <w:bookmarkStart w:id="97" w:name="_Toc231468660"/>
+      <w:bookmarkStart w:id="97" w:name="_Toc232073515"/>
       <w:r>
         <w:rPr>
           <w:rFonts w:hint="eastAsia"/>
@@ -41565,7 +42150,7 @@
           <w:lang w:val="en-US"/>
         </w:rPr>
       </w:pPr>
-      <w:bookmarkStart w:id="98" w:name="_Toc231468661"/>
+      <w:bookmarkStart w:id="98" w:name="_Toc232073516"/>
       <w:r>
         <w:rPr>
           <w:rFonts w:hint="eastAsia"/>
@@ -41819,7 +42404,7 @@
           <w:lang w:val="en-US"/>
         </w:rPr>
       </w:pPr>
-      <w:bookmarkStart w:id="99" w:name="_Toc231468662"/>
+      <w:bookmarkStart w:id="99" w:name="_Toc232073517"/>
       <w:r>
         <w:rPr>
           <w:rFonts w:hint="eastAsia"/>
@@ -41860,6 +42445,13 @@
         </w:rPr>
         <w:t>2026.6.4</w:t>
       </w:r>
+      <w:r>
+        <w:rPr>
+          <w:rFonts w:hint="eastAsia"/>
+          <w:lang w:val="en-US"/>
+        </w:rPr>
+        <w:t xml:space="preserve"> / 2026.6.11</w:t>
+      </w:r>
     </w:p>
     <w:p>
       <w:pPr>
@@ -41868,7 +42460,7 @@
           <w:lang w:val="en-US"/>
         </w:rPr>
       </w:pPr>
-      <w:bookmarkStart w:id="100" w:name="_Toc231468663"/>
+      <w:bookmarkStart w:id="100" w:name="_Toc232073518"/>
       <w:r>
         <w:rPr>
           <w:rFonts w:hint="eastAsia"/>
@@ -41980,7 +42572,7 @@
           <w:lang w:val="en-US"/>
         </w:rPr>
       </w:pPr>
-      <w:bookmarkStart w:id="101" w:name="_Toc231468664"/>
+      <w:bookmarkStart w:id="101" w:name="_Toc232073519"/>
       <w:r>
         <w:rPr>
           <w:rFonts w:hint="eastAsia"/>
@@ -42073,7 +42665,6 @@
       <w:pPr>
         <w:pStyle w:val="af1"/>
         <w:rPr>
-          <w:rFonts w:hint="eastAsia"/>
           <w:lang w:val="en-US"/>
         </w:rPr>
       </w:pPr>
@@ -42098,7 +42689,6 @@
         <w:spacing w:before="78" w:after="78"/>
         <w:ind w:firstLine="420"/>
         <w:rPr>
-          <w:rFonts w:hint="eastAsia"/>
           <w:lang w:val="en-US"/>
         </w:rPr>
       </w:pPr>
@@ -42225,7 +42815,6 @@
         <w:spacing w:before="78" w:after="78"/>
         <w:ind w:firstLine="420"/>
         <w:rPr>
-          <w:rFonts w:hint="eastAsia"/>
           <w:lang w:val="en-US"/>
         </w:rPr>
       </w:pPr>
@@ -42347,7 +42936,6 @@
       <w:pPr>
         <w:pStyle w:val="af1"/>
         <w:rPr>
-          <w:rFonts w:hint="eastAsia"/>
           <w:lang w:val="en-US"/>
         </w:rPr>
       </w:pPr>
@@ -42387,7 +42975,6 @@
         <w:spacing w:before="78" w:after="78"/>
         <w:ind w:firstLine="420"/>
         <w:rPr>
-          <w:rFonts w:hint="eastAsia"/>
           <w:lang w:val="en-US"/>
         </w:rPr>
       </w:pPr>
@@ -42398,16 +42985,7 @@
           <w:bCs/>
           <w:lang w:val="en-US"/>
         </w:rPr>
-        <w:t>自愿联合并赢取政权、分配职位说</w:t>
-      </w:r>
-      <w:r>
-        <w:rPr>
-          <w:rFonts w:hint="eastAsia"/>
-          <w:b/>
-          <w:bCs/>
-          <w:lang w:val="en-US"/>
-        </w:rPr>
-        <w:t>。</w:t>
+        <w:t>自愿联合并赢取政权、分配职位说。</w:t>
       </w:r>
       <w:r>
         <w:rPr>
@@ -42451,7 +43029,6 @@
         <w:spacing w:before="78" w:after="78"/>
         <w:ind w:firstLine="420"/>
         <w:rPr>
-          <w:rFonts w:hint="eastAsia"/>
           <w:lang w:val="en-US"/>
         </w:rPr>
       </w:pPr>
@@ -42611,7 +43188,6 @@
         <w:spacing w:before="78" w:after="78"/>
         <w:ind w:firstLine="420"/>
         <w:rPr>
-          <w:rFonts w:hint="eastAsia"/>
           <w:lang w:val="en-US"/>
         </w:rPr>
       </w:pPr>
@@ -42622,16 +43198,7 @@
           <w:bCs/>
           <w:lang w:val="en-US"/>
         </w:rPr>
-        <w:t>为争夺职位荫护的事业而斗争说</w:t>
-      </w:r>
-      <w:r>
-        <w:rPr>
-          <w:rFonts w:hint="eastAsia"/>
-          <w:b/>
-          <w:bCs/>
-          <w:lang w:val="en-US"/>
-        </w:rPr>
-        <w:t>。</w:t>
+        <w:t>为争夺职位荫护的事业而斗争说。</w:t>
       </w:r>
       <w:r>
         <w:rPr>
@@ -42921,7 +43488,6 @@
         <w:spacing w:before="78" w:after="78"/>
         <w:ind w:firstLine="420"/>
         <w:rPr>
-          <w:rFonts w:hint="eastAsia"/>
           <w:lang w:val="en-US"/>
         </w:rPr>
       </w:pPr>
@@ -43157,7 +43723,6 @@
         <w:spacing w:before="78" w:after="78"/>
         <w:jc w:val="center"/>
         <w:rPr>
-          <w:rFonts w:hint="eastAsia"/>
           <w:lang w:val="en-US"/>
         </w:rPr>
       </w:pPr>
@@ -43261,7 +43826,7 @@
           <w:lang w:val="en-US"/>
         </w:rPr>
       </w:pPr>
-      <w:bookmarkStart w:id="102" w:name="_Toc231468665"/>
+      <w:bookmarkStart w:id="102" w:name="_Toc232073520"/>
       <w:r>
         <w:rPr>
           <w:rFonts w:hint="eastAsia"/>
@@ -43281,7 +43846,6 @@
       <w:pPr>
         <w:pStyle w:val="af1"/>
         <w:rPr>
-          <w:rFonts w:hint="eastAsia"/>
           <w:lang w:val="en-US"/>
         </w:rPr>
       </w:pPr>
@@ -43778,7 +44342,6 @@
       <w:pPr>
         <w:pStyle w:val="af1"/>
         <w:rPr>
-          <w:rFonts w:hint="eastAsia"/>
           <w:lang w:val="en-US"/>
         </w:rPr>
       </w:pPr>
@@ -43802,7 +44365,6 @@
         <w:spacing w:before="78" w:after="78"/>
         <w:ind w:firstLine="420"/>
         <w:rPr>
-          <w:rFonts w:hint="eastAsia"/>
           <w:lang w:val="en-US"/>
         </w:rPr>
       </w:pPr>
@@ -43913,7 +44475,6 @@
         <w:spacing w:before="78" w:after="78"/>
         <w:ind w:firstLine="420"/>
         <w:rPr>
-          <w:rFonts w:hint="eastAsia"/>
           <w:lang w:val="en-US"/>
         </w:rPr>
       </w:pPr>
@@ -43938,7 +44499,6 @@
         <w:spacing w:before="78" w:after="78"/>
         <w:jc w:val="right"/>
         <w:rPr>
-          <w:rFonts w:hint="eastAsia"/>
           <w:lang w:val="en-US"/>
         </w:rPr>
       </w:pPr>
@@ -43974,7 +44534,7 @@
           <w:lang w:val="en-US"/>
         </w:rPr>
       </w:pPr>
-      <w:bookmarkStart w:id="103" w:name="_Toc231468666"/>
+      <w:bookmarkStart w:id="103" w:name="_Toc232073521"/>
       <w:r>
         <w:rPr>
           <w:rFonts w:hint="eastAsia"/>
@@ -44191,7 +44751,7 @@
           <w:lang w:val="en-US"/>
         </w:rPr>
       </w:pPr>
-      <w:bookmarkStart w:id="104" w:name="_Toc231468667"/>
+      <w:bookmarkStart w:id="104" w:name="_Toc232073522"/>
       <w:r>
         <w:rPr>
           <w:rFonts w:hint="eastAsia"/>
@@ -44337,11 +44897,10 @@
       <w:pPr>
         <w:pStyle w:val="ae"/>
         <w:rPr>
-          <w:rFonts w:hint="eastAsia"/>
-          <w:lang w:val="en-US"/>
-        </w:rPr>
-      </w:pPr>
-      <w:bookmarkStart w:id="105" w:name="_Toc231468668"/>
+          <w:lang w:val="en-US"/>
+        </w:rPr>
+      </w:pPr>
+      <w:bookmarkStart w:id="105" w:name="_Toc232073523"/>
       <w:r>
         <w:rPr>
           <w:rFonts w:hint="eastAsia"/>
@@ -44482,13 +45041,935 @@
         <w:pStyle w:val="aa"/>
         <w:spacing w:before="78" w:after="78"/>
         <w:rPr>
+          <w:lang w:val="en-US"/>
+        </w:rPr>
+      </w:pPr>
+    </w:p>
+    <w:p>
+      <w:pPr>
+        <w:pStyle w:val="ac"/>
+        <w:rPr>
+          <w:rFonts w:hint="eastAsia"/>
+          <w:lang w:val="en-US"/>
+        </w:rPr>
+      </w:pPr>
+      <w:bookmarkStart w:id="106" w:name="_Toc232073524"/>
+      <w:r>
+        <w:rPr>
+          <w:rFonts w:hint="eastAsia"/>
+          <w:lang w:val="en-US"/>
+        </w:rPr>
+        <w:t>三、部落还是民族：肯尼亚与坦桑尼亚在民族国家建设与公共品供给方面的比较研究</w:t>
+      </w:r>
+      <w:bookmarkEnd w:id="106"/>
+    </w:p>
+    <w:p>
+      <w:pPr>
+        <w:pStyle w:val="ae"/>
+        <w:rPr>
+          <w:lang w:val="en-US"/>
+        </w:rPr>
+      </w:pPr>
+      <w:bookmarkStart w:id="107" w:name="_Toc232073525"/>
+      <w:r>
+        <w:rPr>
+          <w:rFonts w:hint="eastAsia"/>
+          <w:lang w:val="en-US"/>
+        </w:rPr>
+        <w:t>（一）研究问题</w:t>
+      </w:r>
+      <w:bookmarkEnd w:id="107"/>
+    </w:p>
+    <w:p>
+      <w:pPr>
+        <w:pStyle w:val="aa"/>
+        <w:spacing w:before="78" w:after="78"/>
+        <w:rPr>
+          <w:lang w:val="en-US"/>
+        </w:rPr>
+      </w:pPr>
+      <w:r>
+        <w:rPr>
+          <w:lang w:val="en-US"/>
+        </w:rPr>
+        <w:tab/>
+      </w:r>
+      <w:r>
+        <w:rPr>
+          <w:rFonts w:hint="eastAsia"/>
+          <w:lang w:val="en-US"/>
+        </w:rPr>
+        <w:t>一般认为，多民族国家在总体经济发展、公共政策质量以及公共品供给效率方面普遍不及单一民族国家。喜好</w:t>
+      </w:r>
+      <w:r>
+        <w:rPr>
+          <w:rFonts w:hint="eastAsia"/>
+          <w:lang w:val="en-US"/>
+        </w:rPr>
+        <w:t>/</w:t>
+      </w:r>
+      <w:r>
+        <w:rPr>
+          <w:rFonts w:hint="eastAsia"/>
+          <w:lang w:val="en-US"/>
+        </w:rPr>
+        <w:t>偏好解释（</w:t>
+      </w:r>
+      <w:r>
+        <w:rPr>
+          <w:rFonts w:hint="eastAsia"/>
+          <w:lang w:val="en-US"/>
+        </w:rPr>
+        <w:t>taste explanation</w:t>
+      </w:r>
+      <w:r>
+        <w:rPr>
+          <w:rFonts w:hint="eastAsia"/>
+          <w:lang w:val="en-US"/>
+        </w:rPr>
+        <w:t>）认为，</w:t>
+      </w:r>
+      <w:proofErr w:type="gramStart"/>
+      <w:r>
+        <w:rPr>
+          <w:rFonts w:hint="eastAsia"/>
+          <w:lang w:val="en-US"/>
+        </w:rPr>
+        <w:t>不</w:t>
+      </w:r>
+      <w:proofErr w:type="gramEnd"/>
+      <w:r>
+        <w:rPr>
+          <w:rFonts w:hint="eastAsia"/>
+          <w:lang w:val="en-US"/>
+        </w:rPr>
+        <w:t>同族群对国家经济发展建设以及公共政策有不同的偏好；偏好的差异导致公共政策制定、执行以及公共品供给效率低下。另一方面，</w:t>
+      </w:r>
+      <w:proofErr w:type="gramStart"/>
+      <w:r>
+        <w:rPr>
+          <w:rFonts w:hint="eastAsia"/>
+          <w:lang w:val="en-US"/>
+        </w:rPr>
+        <w:t>不</w:t>
+      </w:r>
+      <w:proofErr w:type="gramEnd"/>
+      <w:r>
+        <w:rPr>
+          <w:rFonts w:hint="eastAsia"/>
+          <w:lang w:val="en-US"/>
+        </w:rPr>
+        <w:t>同族</w:t>
+      </w:r>
+      <w:proofErr w:type="gramStart"/>
+      <w:r>
+        <w:rPr>
+          <w:rFonts w:hint="eastAsia"/>
+          <w:lang w:val="en-US"/>
+        </w:rPr>
+        <w:t>群无法</w:t>
+      </w:r>
+      <w:proofErr w:type="gramEnd"/>
+      <w:r>
+        <w:rPr>
+          <w:rFonts w:hint="eastAsia"/>
+          <w:lang w:val="en-US"/>
+        </w:rPr>
+        <w:t>对“搭便车”行为进行有效约束；社会放逐（</w:t>
+      </w:r>
+      <w:r>
+        <w:rPr>
+          <w:rFonts w:hint="eastAsia"/>
+          <w:lang w:val="en-US"/>
+        </w:rPr>
+        <w:t>social ostracism</w:t>
+      </w:r>
+      <w:r>
+        <w:rPr>
+          <w:rFonts w:hint="eastAsia"/>
+          <w:lang w:val="en-US"/>
+        </w:rPr>
+        <w:t>）这类的社会惩罚（</w:t>
+      </w:r>
+      <w:r>
+        <w:rPr>
+          <w:rFonts w:hint="eastAsia"/>
+          <w:lang w:val="en-US"/>
+        </w:rPr>
+        <w:t>social sanctions</w:t>
+      </w:r>
+      <w:r>
+        <w:rPr>
+          <w:rFonts w:hint="eastAsia"/>
+          <w:lang w:val="en-US"/>
+        </w:rPr>
+        <w:t>）机制对来自</w:t>
+      </w:r>
+      <w:proofErr w:type="gramStart"/>
+      <w:r>
+        <w:rPr>
+          <w:rFonts w:hint="eastAsia"/>
+          <w:lang w:val="en-US"/>
+        </w:rPr>
+        <w:t>不</w:t>
+      </w:r>
+      <w:proofErr w:type="gramEnd"/>
+      <w:r>
+        <w:rPr>
+          <w:rFonts w:hint="eastAsia"/>
+          <w:lang w:val="en-US"/>
+        </w:rPr>
+        <w:t>同族群的个体收效甚微。</w:t>
+      </w:r>
+    </w:p>
+    <w:p>
+      <w:pPr>
+        <w:pStyle w:val="aa"/>
+        <w:spacing w:before="78" w:after="78"/>
+        <w:rPr>
+          <w:lang w:val="en-US"/>
+        </w:rPr>
+      </w:pPr>
+      <w:r>
+        <w:rPr>
+          <w:lang w:val="en-US"/>
+        </w:rPr>
+        <w:tab/>
+      </w:r>
+      <w:r>
+        <w:rPr>
+          <w:rFonts w:hint="eastAsia"/>
+          <w:lang w:val="en-US"/>
+        </w:rPr>
+        <w:t>但是，在现实中，我们能够看到不少多民族国家高效运行的案例，如瑞士、比利时、新加坡、中国、坦桑尼亚等。</w:t>
+      </w:r>
+      <w:r>
+        <w:rPr>
+          <w:rFonts w:hint="eastAsia"/>
+          <w:lang w:val="en-US"/>
+        </w:rPr>
+        <w:t>对于这一问题，已有的研究采用了权力分享、共识民主、精英间交流协同</w:t>
+      </w:r>
+      <w:r>
+        <w:rPr>
+          <w:rFonts w:hint="eastAsia"/>
+          <w:lang w:val="en-US"/>
+        </w:rPr>
+        <w:t>等竞争性解释</w:t>
+      </w:r>
+      <w:r>
+        <w:rPr>
+          <w:rFonts w:hint="eastAsia"/>
+          <w:lang w:val="en-US"/>
+        </w:rPr>
+        <w:t>。米格尔则认为，国家执政党和领导人有没有出台并实施推动国家与民族建设的相关政策</w:t>
+      </w:r>
+      <w:r>
+        <w:rPr>
+          <w:rFonts w:hint="eastAsia"/>
+          <w:lang w:val="en-US"/>
+        </w:rPr>
+        <w:t>（相当于对“社会资本”的投资）</w:t>
+      </w:r>
+      <w:r>
+        <w:rPr>
+          <w:rFonts w:hint="eastAsia"/>
+          <w:lang w:val="en-US"/>
+        </w:rPr>
+        <w:t>，是十分关键的解释变量。</w:t>
+      </w:r>
+    </w:p>
+    <w:p>
+      <w:pPr>
+        <w:pStyle w:val="ae"/>
+        <w:rPr>
+          <w:rFonts w:hint="eastAsia"/>
+          <w:lang w:val="en-US"/>
+        </w:rPr>
+      </w:pPr>
+      <w:bookmarkStart w:id="108" w:name="_Toc232073526"/>
+      <w:r>
+        <w:rPr>
+          <w:rFonts w:hint="eastAsia"/>
+          <w:lang w:val="en-US"/>
+        </w:rPr>
+        <w:t>（二）</w:t>
+      </w:r>
+      <w:r>
+        <w:rPr>
+          <w:rFonts w:hint="eastAsia"/>
+          <w:lang w:val="en-US"/>
+        </w:rPr>
+        <w:t>案例选取与</w:t>
+      </w:r>
+      <w:r>
+        <w:rPr>
+          <w:rFonts w:hint="eastAsia"/>
+          <w:lang w:val="en-US"/>
+        </w:rPr>
+        <w:t>政策差异</w:t>
+      </w:r>
+      <w:bookmarkEnd w:id="108"/>
+    </w:p>
+    <w:p>
+      <w:pPr>
+        <w:pStyle w:val="aa"/>
+        <w:spacing w:before="78" w:after="78"/>
+        <w:rPr>
+          <w:lang w:val="en-US"/>
+        </w:rPr>
+      </w:pPr>
+      <w:r>
+        <w:rPr>
+          <w:lang w:val="en-US"/>
+        </w:rPr>
+        <w:tab/>
+      </w:r>
+      <w:r>
+        <w:rPr>
+          <w:rFonts w:hint="eastAsia"/>
+          <w:lang w:val="en-US"/>
+        </w:rPr>
+        <w:t>作者进行了最大相似案例设计，选取了肯尼亚的布西亚地区和坦桑尼亚的米图地区。这两个地区在独立之初两地语族碎片化程度相近，均遭受过英国的殖民统治，气候相近，均为</w:t>
+      </w:r>
+      <w:proofErr w:type="gramStart"/>
+      <w:r>
+        <w:rPr>
+          <w:rFonts w:hint="eastAsia"/>
+          <w:lang w:val="en-US"/>
+        </w:rPr>
+        <w:lastRenderedPageBreak/>
+        <w:t>农业社会且主要</w:t>
+      </w:r>
+      <w:proofErr w:type="gramEnd"/>
+      <w:r>
+        <w:rPr>
+          <w:rFonts w:hint="eastAsia"/>
+          <w:lang w:val="en-US"/>
+        </w:rPr>
+        <w:t>生产的农作物种类相似，两地独立后的人口结构没有经历过重大的</w:t>
+      </w:r>
+      <w:r>
+        <w:rPr>
+          <w:rFonts w:hint="eastAsia"/>
+          <w:lang w:val="en-US"/>
+        </w:rPr>
+        <w:t>变化</w:t>
+      </w:r>
+      <w:r>
+        <w:rPr>
+          <w:rFonts w:hint="eastAsia"/>
+          <w:lang w:val="en-US"/>
+        </w:rPr>
+        <w:t>；此外，</w:t>
+      </w:r>
+      <w:r>
+        <w:rPr>
+          <w:rFonts w:hint="eastAsia"/>
+          <w:lang w:val="en-US"/>
+        </w:rPr>
+        <w:t>两国独立之后的国界不按照族群划分</w:t>
+      </w:r>
+      <w:r>
+        <w:rPr>
+          <w:rFonts w:hint="eastAsia"/>
+          <w:lang w:val="en-US"/>
+        </w:rPr>
+        <w:t>。但是，在民族国家建设和公共品供给方面，坦桑尼亚是明显优于肯尼亚的；而政策选择则是关键。</w:t>
+      </w:r>
+    </w:p>
+    <w:p>
+      <w:pPr>
+        <w:pStyle w:val="aa"/>
+        <w:spacing w:before="78" w:after="78"/>
+        <w:rPr>
+          <w:lang w:val="en-US"/>
+        </w:rPr>
+      </w:pPr>
+      <w:r>
+        <w:rPr>
+          <w:lang w:val="en-US"/>
+        </w:rPr>
+        <w:tab/>
+      </w:r>
+      <w:r>
+        <w:rPr>
+          <w:rFonts w:hint="eastAsia"/>
+          <w:lang w:val="en-US"/>
+        </w:rPr>
+        <w:t>在官方语言政策上，坦桑尼亚在</w:t>
+      </w:r>
+      <w:proofErr w:type="gramStart"/>
+      <w:r>
+        <w:rPr>
+          <w:rFonts w:hint="eastAsia"/>
+          <w:lang w:val="en-US"/>
+        </w:rPr>
+        <w:t>1960</w:t>
+      </w:r>
+      <w:proofErr w:type="gramEnd"/>
+      <w:r>
+        <w:rPr>
+          <w:rFonts w:hint="eastAsia"/>
+          <w:lang w:val="en-US"/>
+        </w:rPr>
+        <w:t>年代中期将斯瓦西里语定为官方语言，替代了英语；坦桑尼亚规定各政府机关使用斯瓦西里语，成立“国家斯瓦西里语委员会”以推动斯瓦西里语普及。而在肯尼亚，虽然斯瓦西里语也是肯尼亚的通用语言，但肯尼亚政府并未将其确立为官方语言；各政府机关同时使用英语和当地“白话”；当地小学在四年级之前使用“白话”授课，四年级后则通常改用英语授课。</w:t>
+      </w:r>
+    </w:p>
+    <w:p>
+      <w:pPr>
+        <w:pStyle w:val="aa"/>
+        <w:spacing w:before="78" w:after="78"/>
+        <w:rPr>
+          <w:lang w:val="en-US"/>
+        </w:rPr>
+      </w:pPr>
+      <w:r>
+        <w:rPr>
+          <w:lang w:val="en-US"/>
+        </w:rPr>
+        <w:tab/>
+      </w:r>
+      <w:r>
+        <w:rPr>
+          <w:rFonts w:hint="eastAsia"/>
+          <w:lang w:val="en-US"/>
+        </w:rPr>
+        <w:t>在教育政策上，坦桑尼亚将爱国主义和泛非主义思想融入了公立学校的教育课程；在</w:t>
+      </w:r>
+      <w:proofErr w:type="gramStart"/>
+      <w:r>
+        <w:rPr>
+          <w:rFonts w:hint="eastAsia"/>
+          <w:lang w:val="en-US"/>
+        </w:rPr>
+        <w:t>1960</w:t>
+      </w:r>
+      <w:proofErr w:type="gramEnd"/>
+      <w:r>
+        <w:rPr>
+          <w:rFonts w:hint="eastAsia"/>
+          <w:lang w:val="en-US"/>
+        </w:rPr>
+        <w:t>年代末期将“思想政治教育”纳入小学和中学的标准课程，为全国会考科目；在</w:t>
+      </w:r>
+      <w:proofErr w:type="gramStart"/>
+      <w:r>
+        <w:rPr>
+          <w:rFonts w:hint="eastAsia"/>
+          <w:lang w:val="en-US"/>
+        </w:rPr>
+        <w:t>1970</w:t>
+      </w:r>
+      <w:proofErr w:type="gramEnd"/>
+      <w:r>
+        <w:rPr>
+          <w:rFonts w:hint="eastAsia"/>
+          <w:lang w:val="en-US"/>
+        </w:rPr>
+        <w:t>年代要求教师参加准军事爱国组织并接受爱国主义教育。肯尼亚教育部在</w:t>
+      </w:r>
+      <w:proofErr w:type="gramStart"/>
+      <w:r>
+        <w:rPr>
+          <w:rFonts w:hint="eastAsia"/>
+          <w:lang w:val="en-US"/>
+        </w:rPr>
+        <w:t>1960</w:t>
+      </w:r>
+      <w:proofErr w:type="gramEnd"/>
+      <w:r>
+        <w:rPr>
+          <w:rFonts w:hint="eastAsia"/>
+          <w:lang w:val="en-US"/>
+        </w:rPr>
+        <w:t>年代曾计划实施与国</w:t>
+      </w:r>
+      <w:proofErr w:type="gramStart"/>
+      <w:r>
+        <w:rPr>
+          <w:rFonts w:hint="eastAsia"/>
+          <w:lang w:val="en-US"/>
+        </w:rPr>
+        <w:t>族建设</w:t>
+      </w:r>
+      <w:proofErr w:type="gramEnd"/>
+      <w:r>
+        <w:rPr>
+          <w:rFonts w:hint="eastAsia"/>
+          <w:lang w:val="en-US"/>
+        </w:rPr>
+        <w:t>相关的政策，但大部分承诺没有兑现；公立小学一到四年级的课本中未提及肯尼亚是一个民族国家，更多向学生介绍当地的历史和文化。</w:t>
+      </w:r>
+    </w:p>
+    <w:p>
+      <w:pPr>
+        <w:pStyle w:val="aa"/>
+        <w:spacing w:before="78" w:after="78"/>
+        <w:rPr>
+          <w:lang w:val="en-US"/>
+        </w:rPr>
+      </w:pPr>
+      <w:r>
+        <w:rPr>
+          <w:lang w:val="en-US"/>
+        </w:rPr>
+        <w:tab/>
+      </w:r>
+      <w:r>
+        <w:rPr>
+          <w:rFonts w:hint="eastAsia"/>
+          <w:lang w:val="en-US"/>
+        </w:rPr>
+        <w:t>在地方</w:t>
+      </w:r>
+      <w:r>
+        <w:rPr>
+          <w:rFonts w:hint="eastAsia"/>
+          <w:lang w:val="en-US"/>
+        </w:rPr>
+        <w:t>/</w:t>
+      </w:r>
+      <w:r>
+        <w:rPr>
+          <w:rFonts w:hint="eastAsia"/>
+          <w:lang w:val="en-US"/>
+        </w:rPr>
+        <w:t>基层政府改革上，坦桑尼亚对地方政府机构进行了全面而透彻的改革与重组，赋予了村委会和选区委员会更高的权威，废除了传统的部落法规和制度，实行“村镇化”政策。肯尼亚则未对地方</w:t>
+      </w:r>
+      <w:r>
+        <w:rPr>
+          <w:rFonts w:hint="eastAsia"/>
+          <w:lang w:val="en-US"/>
+        </w:rPr>
+        <w:t>/</w:t>
+      </w:r>
+      <w:r>
+        <w:rPr>
+          <w:rFonts w:hint="eastAsia"/>
+          <w:lang w:val="en-US"/>
+        </w:rPr>
+        <w:t>基层机构进行改革，保留了传统的酋长制度。</w:t>
+      </w:r>
+    </w:p>
+    <w:p>
+      <w:pPr>
+        <w:pStyle w:val="ae"/>
+        <w:rPr>
+          <w:rFonts w:hint="eastAsia"/>
+          <w:lang w:val="en-US"/>
+        </w:rPr>
+      </w:pPr>
+      <w:bookmarkStart w:id="109" w:name="_Toc232073527"/>
+      <w:r>
+        <w:rPr>
+          <w:rFonts w:hint="eastAsia"/>
+          <w:lang w:val="en-US"/>
+        </w:rPr>
+        <w:t>（三）研究假设与定量分析</w:t>
+      </w:r>
+      <w:bookmarkEnd w:id="109"/>
+    </w:p>
+    <w:p>
+      <w:pPr>
+        <w:pStyle w:val="aa"/>
+        <w:spacing w:before="78" w:after="78"/>
+        <w:rPr>
+          <w:rFonts w:hint="eastAsia"/>
+          <w:lang w:val="en-US"/>
+        </w:rPr>
+      </w:pPr>
+      <w:r>
+        <w:rPr>
+          <w:lang w:val="en-US"/>
+        </w:rPr>
+        <w:tab/>
+      </w:r>
+      <w:r>
+        <w:rPr>
+          <w:rFonts w:hint="eastAsia"/>
+          <w:lang w:val="en-US"/>
+        </w:rPr>
+        <w:t>在肯尼亚布西亚的样本中，民族碎片化程度越高的村镇</w:t>
+      </w:r>
+      <w:r>
+        <w:rPr>
+          <w:rFonts w:hint="eastAsia"/>
+          <w:lang w:val="en-US"/>
+        </w:rPr>
+        <w:t>/</w:t>
+      </w:r>
+      <w:r>
+        <w:rPr>
+          <w:rFonts w:hint="eastAsia"/>
+          <w:lang w:val="en-US"/>
+        </w:rPr>
+        <w:t>社区公共品供给的水平越低。在坦桑尼亚米图地区的样本来看，村镇</w:t>
+      </w:r>
+      <w:r>
+        <w:rPr>
+          <w:rFonts w:hint="eastAsia"/>
+          <w:lang w:val="en-US"/>
+        </w:rPr>
+        <w:t>/</w:t>
+      </w:r>
+      <w:r>
+        <w:rPr>
+          <w:rFonts w:hint="eastAsia"/>
+          <w:lang w:val="en-US"/>
+        </w:rPr>
+        <w:t>社区的公共品供给情况和该社区的民族碎片化程度无关（或呈正相关）。</w:t>
+      </w:r>
+      <w:r>
+        <w:rPr>
+          <w:rFonts w:hint="eastAsia"/>
+          <w:lang w:val="en-US"/>
+        </w:rPr>
+        <w:t>基于上述差异，作者提出研究假设：</w:t>
+      </w:r>
+      <w:r>
+        <w:rPr>
+          <w:rFonts w:hint="eastAsia"/>
+          <w:lang w:val="en-US"/>
+        </w:rPr>
+        <w:t>坦桑尼亚的国</w:t>
+      </w:r>
+      <w:proofErr w:type="gramStart"/>
+      <w:r>
+        <w:rPr>
+          <w:rFonts w:hint="eastAsia"/>
+          <w:lang w:val="en-US"/>
+        </w:rPr>
+        <w:t>族建设</w:t>
+      </w:r>
+      <w:proofErr w:type="gramEnd"/>
+      <w:r>
+        <w:rPr>
+          <w:rFonts w:hint="eastAsia"/>
+          <w:lang w:val="en-US"/>
+        </w:rPr>
+        <w:t>政策淡化了民众的民族身份，缓解了民族矛盾。民族碎片化程度对两国的公共品供给的效应存在显著差距，具体体现在计量模型中交互效应项上的系数。</w:t>
+      </w:r>
+    </w:p>
+    <w:p>
+      <w:pPr>
+        <w:pStyle w:val="aa"/>
+        <w:spacing w:before="78" w:after="78"/>
+        <w:rPr>
+          <w:rFonts w:hint="eastAsia"/>
+          <w:lang w:val="en-US"/>
+        </w:rPr>
+      </w:pPr>
+      <w:r>
+        <w:rPr>
+          <w:lang w:val="en-US"/>
+        </w:rPr>
+        <w:tab/>
+      </w:r>
+      <w:r>
+        <w:rPr>
+          <w:rFonts w:hint="eastAsia"/>
+          <w:lang w:val="en-US"/>
+        </w:rPr>
+        <w:t>作者选取的因变量是公共品供给情况，即当地学校的资金、基础设施、水井数量等；自变量是民族碎片化程度（核心自变量）和其他控制变量，包括当地居民的平均受教育程度、终止经济作物的农户比例、拥有家畜的农户比例等。</w:t>
+      </w:r>
+    </w:p>
+    <w:p>
+      <w:pPr>
+        <w:pStyle w:val="ae"/>
+        <w:rPr>
+          <w:lang w:val="en-US"/>
+        </w:rPr>
+      </w:pPr>
+      <w:bookmarkStart w:id="110" w:name="_Toc232073528"/>
+      <w:r>
+        <w:rPr>
+          <w:rFonts w:hint="eastAsia"/>
+          <w:lang w:val="en-US"/>
+        </w:rPr>
+        <w:t>（四）坦桑尼亚国族</w:t>
+      </w:r>
+      <w:r>
+        <w:rPr>
+          <w:rFonts w:hint="eastAsia"/>
+          <w:lang w:val="en-US"/>
+        </w:rPr>
+        <w:t>/</w:t>
+      </w:r>
+      <w:r>
+        <w:rPr>
+          <w:rFonts w:hint="eastAsia"/>
+          <w:lang w:val="en-US"/>
+        </w:rPr>
+        <w:t>国家建设政策背后的政党逻辑</w:t>
+      </w:r>
+      <w:bookmarkEnd w:id="110"/>
+    </w:p>
+    <w:p>
+      <w:pPr>
+        <w:pStyle w:val="aa"/>
+        <w:spacing w:before="78" w:after="78"/>
+        <w:rPr>
+          <w:lang w:val="en-US"/>
+        </w:rPr>
+      </w:pPr>
+      <w:r>
+        <w:rPr>
+          <w:lang w:val="en-US"/>
+        </w:rPr>
+        <w:tab/>
+      </w:r>
+      <w:r>
+        <w:rPr>
+          <w:rFonts w:hint="eastAsia"/>
+          <w:lang w:val="en-US"/>
+        </w:rPr>
+        <w:t>坦桑尼亚独立后的第一任总统朱利叶斯·尼雷尔与其领导的坦噶尼喀非洲民族联盟（</w:t>
+      </w:r>
+      <w:r>
+        <w:rPr>
+          <w:rFonts w:hint="eastAsia"/>
+          <w:lang w:val="en-US"/>
+        </w:rPr>
+        <w:t>TANU</w:t>
+      </w:r>
+      <w:r>
+        <w:rPr>
+          <w:rFonts w:hint="eastAsia"/>
+          <w:lang w:val="en-US"/>
+        </w:rPr>
+        <w:t>，现今坦桑尼亚革命党的前身）为非洲社会主义的</w:t>
+      </w:r>
+      <w:proofErr w:type="gramStart"/>
+      <w:r>
+        <w:rPr>
+          <w:rFonts w:hint="eastAsia"/>
+          <w:lang w:val="en-US"/>
+        </w:rPr>
+        <w:t>践行</w:t>
+      </w:r>
+      <w:proofErr w:type="gramEnd"/>
+      <w:r>
+        <w:rPr>
+          <w:rFonts w:hint="eastAsia"/>
+          <w:lang w:val="en-US"/>
+        </w:rPr>
+        <w:t>者。尼雷尔与坦噶尼喀非洲民族联盟奉行“乌贾马社会主义”，其主张：</w:t>
+      </w:r>
+    </w:p>
+    <w:p>
+      <w:pPr>
+        <w:pStyle w:val="aa"/>
+        <w:numPr>
+          <w:ilvl w:val="0"/>
+          <w:numId w:val="29"/>
+        </w:numPr>
+        <w:spacing w:beforeLines="0" w:before="0" w:afterLines="0" w:after="0"/>
+        <w:ind w:left="442" w:hanging="442"/>
+        <w:rPr>
+          <w:lang w:val="en-US"/>
+        </w:rPr>
+      </w:pPr>
+      <w:r>
+        <w:rPr>
+          <w:rFonts w:hint="eastAsia"/>
+          <w:lang w:val="en-US"/>
+        </w:rPr>
+        <w:t>非洲社会是一种以公有制为基础的部落社会，已经具备许多社会主义的基本因素；</w:t>
+      </w:r>
+    </w:p>
+    <w:p>
+      <w:pPr>
+        <w:pStyle w:val="aa"/>
+        <w:numPr>
+          <w:ilvl w:val="0"/>
+          <w:numId w:val="29"/>
+        </w:numPr>
+        <w:spacing w:beforeLines="0" w:before="0" w:afterLines="0" w:after="0"/>
+        <w:ind w:left="442" w:hanging="442"/>
+        <w:rPr>
+          <w:lang w:val="en-US"/>
+        </w:rPr>
+      </w:pPr>
+      <w:r>
+        <w:rPr>
+          <w:rFonts w:hint="eastAsia"/>
+          <w:lang w:val="en-US"/>
+        </w:rPr>
+        <w:t>追求人人平等，平均分配财富是社会主义的基本原则，因此要消灭一切剥削人的制度；</w:t>
+      </w:r>
+    </w:p>
+    <w:p>
+      <w:pPr>
+        <w:pStyle w:val="aa"/>
+        <w:numPr>
+          <w:ilvl w:val="0"/>
+          <w:numId w:val="29"/>
+        </w:numPr>
+        <w:spacing w:beforeLines="0" w:before="0" w:afterLines="0" w:after="0"/>
+        <w:ind w:left="442" w:hanging="442"/>
+        <w:rPr>
+          <w:lang w:val="en-US"/>
+        </w:rPr>
+      </w:pPr>
+      <w:r>
+        <w:rPr>
+          <w:rFonts w:hint="eastAsia"/>
+          <w:lang w:val="en-US"/>
+        </w:rPr>
+        <w:t>坦桑尼亚不存在阶级和阶级对抗，但存在“剥削者”和“被剥削者”；解决</w:t>
+      </w:r>
+      <w:r>
+        <w:rPr>
+          <w:rFonts w:hint="eastAsia"/>
+          <w:lang w:val="en-US"/>
+        </w:rPr>
+        <w:t>“剥削者”和“被剥削者”</w:t>
+      </w:r>
+      <w:r>
+        <w:rPr>
+          <w:rFonts w:hint="eastAsia"/>
+          <w:lang w:val="en-US"/>
+        </w:rPr>
+        <w:t>之间矛盾的重要途径是坚持坦桑尼亚革命党的领导；</w:t>
+      </w:r>
+    </w:p>
+    <w:p>
+      <w:pPr>
+        <w:pStyle w:val="aa"/>
+        <w:numPr>
+          <w:ilvl w:val="0"/>
+          <w:numId w:val="29"/>
+        </w:numPr>
+        <w:spacing w:beforeLines="0" w:before="0" w:afterLines="0" w:after="0"/>
+        <w:ind w:left="442" w:hanging="442"/>
+        <w:rPr>
+          <w:rFonts w:hint="eastAsia"/>
+          <w:lang w:val="en-US"/>
+        </w:rPr>
+      </w:pPr>
+      <w:r>
+        <w:rPr>
+          <w:rFonts w:hint="eastAsia"/>
+          <w:lang w:val="en-US"/>
+        </w:rPr>
+        <w:t>坚持把“自力更生”作为建设社会主义的基本方针；第三世界国家只有依靠自身的力量，才能建设社会主义，才能保证社会主义建设的成果。</w:t>
+      </w:r>
+    </w:p>
+    <w:p>
+      <w:pPr>
+        <w:pStyle w:val="aa"/>
+        <w:spacing w:before="78" w:after="78"/>
+        <w:rPr>
+          <w:lang w:val="en-US"/>
+        </w:rPr>
+      </w:pPr>
+    </w:p>
+    <w:p>
+      <w:pPr>
+        <w:pStyle w:val="ac"/>
+        <w:rPr>
+          <w:lang w:val="en-US"/>
+        </w:rPr>
+      </w:pPr>
+      <w:bookmarkStart w:id="111" w:name="_Toc232073529"/>
+      <w:r>
+        <w:rPr>
+          <w:rFonts w:hint="eastAsia"/>
+          <w:lang w:val="en-US"/>
+        </w:rPr>
+        <w:t>四、政党外交</w:t>
+      </w:r>
+      <w:bookmarkEnd w:id="111"/>
+    </w:p>
+    <w:p>
+      <w:pPr>
+        <w:pStyle w:val="aa"/>
+        <w:spacing w:before="78" w:after="78"/>
+        <w:ind w:firstLine="420"/>
+        <w:rPr>
+          <w:lang w:val="en-US"/>
+        </w:rPr>
+      </w:pPr>
+      <w:r>
+        <w:rPr>
+          <w:rFonts w:hint="eastAsia"/>
+          <w:lang w:val="en-US"/>
+        </w:rPr>
+        <w:t>政党外交，即政党以自身名义与外国政党等行为体建立交往关系。政党外交的行为主体</w:t>
+      </w:r>
+      <w:r>
+        <w:rPr>
+          <w:rFonts w:hint="eastAsia"/>
+          <w:lang w:val="en-US"/>
+        </w:rPr>
+        <w:lastRenderedPageBreak/>
+        <w:t>为政党，但是交往的对象不限于政党。过往研究主要有三种对政党外交的研究视角：国内政治视角下的政党、国际政治视角下的政党、跨国政治视角下的政党。如下图所示：</w:t>
+      </w:r>
+    </w:p>
+    <w:p>
+      <w:pPr>
+        <w:pStyle w:val="aa"/>
+        <w:spacing w:before="78" w:after="78"/>
+        <w:jc w:val="center"/>
+        <w:rPr>
+          <w:rFonts w:hint="eastAsia"/>
+          <w:lang w:val="en-US"/>
+        </w:rPr>
+      </w:pPr>
+      <w:r>
+        <w:rPr>
+          <w:noProof/>
+        </w:rPr>
+        <w:drawing>
+          <wp:inline distT="0" distB="0" distL="0" distR="0" wp14:anchorId="6B17F767" wp14:editId="4CA38181">
+            <wp:extent cx="4236874" cy="2658631"/>
+            <wp:effectExtent l="0" t="0" r="0" b="8890"/>
+            <wp:docPr id="430357808" name="图片 1"/>
+            <wp:cNvGraphicFramePr>
+              <a:graphicFrameLocks xmlns:a="http://schemas.openxmlformats.org/drawingml/2006/main" noChangeAspect="1"/>
+            </wp:cNvGraphicFramePr>
+            <a:graphic xmlns:a="http://schemas.openxmlformats.org/drawingml/2006/main">
+              <a:graphicData uri="http://schemas.openxmlformats.org/drawingml/2006/picture">
+                <pic:pic xmlns:pic="http://schemas.openxmlformats.org/drawingml/2006/picture">
+                  <pic:nvPicPr>
+                    <pic:cNvPr id="430357808" name=""/>
+                    <pic:cNvPicPr/>
+                  </pic:nvPicPr>
+                  <pic:blipFill>
+                    <a:blip r:embed="rId11"/>
+                    <a:stretch>
+                      <a:fillRect/>
+                    </a:stretch>
+                  </pic:blipFill>
+                  <pic:spPr>
+                    <a:xfrm>
+                      <a:off x="0" y="0"/>
+                      <a:ext cx="4244213" cy="2663236"/>
+                    </a:xfrm>
+                    <a:prstGeom prst="rect">
+                      <a:avLst/>
+                    </a:prstGeom>
+                  </pic:spPr>
+                </pic:pic>
+              </a:graphicData>
+            </a:graphic>
+          </wp:inline>
+        </w:drawing>
+      </w:r>
+    </w:p>
+    <w:p>
+      <w:pPr>
+        <w:pStyle w:val="aa"/>
+        <w:spacing w:before="78" w:after="78"/>
+        <w:rPr>
           <w:rFonts w:hint="eastAsia"/>
           <w:lang w:val="en-US"/>
         </w:rPr>
       </w:pPr>
     </w:p>
     <w:sectPr>
-      <w:footerReference w:type="default" r:id="rId11"/>
+      <w:footerReference w:type="default" r:id="rId12"/>
       <w:pgSz w:w="11906" w:h="16838"/>
       <w:pgMar w:top="1440" w:right="1800" w:bottom="1440" w:left="1800" w:header="851" w:footer="992" w:gutter="0"/>
       <w:cols w:space="425"/>
@@ -44804,9 +46285,9 @@
     </w:lvl>
   </w:abstractNum>
   <w:abstractNum w:abstractNumId="1" w15:restartNumberingAfterBreak="0">
-    <w:nsid w:val="16F32BA5"/>
+    <w:nsid w:val="1211560B"/>
     <w:multiLevelType w:val="hybridMultilevel"/>
-    <w:tmpl w:val="087CED60"/>
+    <w:tmpl w:val="74209518"/>
     <w:lvl w:ilvl="0" w:tplc="04090001">
       <w:start w:val="1"/>
       <w:numFmt w:val="bullet"/>
@@ -44917,9 +46398,9 @@
     </w:lvl>
   </w:abstractNum>
   <w:abstractNum w:abstractNumId="2" w15:restartNumberingAfterBreak="0">
-    <w:nsid w:val="1E3F1BCB"/>
+    <w:nsid w:val="16F32BA5"/>
     <w:multiLevelType w:val="hybridMultilevel"/>
-    <w:tmpl w:val="E9B20856"/>
+    <w:tmpl w:val="087CED60"/>
     <w:lvl w:ilvl="0" w:tplc="04090001">
       <w:start w:val="1"/>
       <w:numFmt w:val="bullet"/>
@@ -45030,9 +46511,9 @@
     </w:lvl>
   </w:abstractNum>
   <w:abstractNum w:abstractNumId="3" w15:restartNumberingAfterBreak="0">
-    <w:nsid w:val="1F982EF9"/>
+    <w:nsid w:val="1E3F1BCB"/>
     <w:multiLevelType w:val="hybridMultilevel"/>
-    <w:tmpl w:val="908A7718"/>
+    <w:tmpl w:val="E9B20856"/>
     <w:lvl w:ilvl="0" w:tplc="04090001">
       <w:start w:val="1"/>
       <w:numFmt w:val="bullet"/>
@@ -45143,95 +46624,9 @@
     </w:lvl>
   </w:abstractNum>
   <w:abstractNum w:abstractNumId="4" w15:restartNumberingAfterBreak="0">
-    <w:nsid w:val="23E0776E"/>
+    <w:nsid w:val="1F982EF9"/>
     <w:multiLevelType w:val="hybridMultilevel"/>
-    <w:tmpl w:val="352417BC"/>
-    <w:lvl w:ilvl="0" w:tplc="0409000F">
-      <w:start w:val="1"/>
-      <w:numFmt w:val="decimal"/>
-      <w:lvlText w:val="%1."/>
-      <w:lvlJc w:val="left"/>
-      <w:pPr>
-        <w:ind w:left="440" w:hanging="440"/>
-      </w:pPr>
-    </w:lvl>
-    <w:lvl w:ilvl="1" w:tplc="04090019" w:tentative="1">
-      <w:start w:val="1"/>
-      <w:numFmt w:val="lowerLetter"/>
-      <w:lvlText w:val="%2)"/>
-      <w:lvlJc w:val="left"/>
-      <w:pPr>
-        <w:ind w:left="880" w:hanging="440"/>
-      </w:pPr>
-    </w:lvl>
-    <w:lvl w:ilvl="2" w:tplc="0409001B" w:tentative="1">
-      <w:start w:val="1"/>
-      <w:numFmt w:val="lowerRoman"/>
-      <w:lvlText w:val="%3."/>
-      <w:lvlJc w:val="right"/>
-      <w:pPr>
-        <w:ind w:left="1320" w:hanging="440"/>
-      </w:pPr>
-    </w:lvl>
-    <w:lvl w:ilvl="3" w:tplc="0409000F" w:tentative="1">
-      <w:start w:val="1"/>
-      <w:numFmt w:val="decimal"/>
-      <w:lvlText w:val="%4."/>
-      <w:lvlJc w:val="left"/>
-      <w:pPr>
-        <w:ind w:left="1760" w:hanging="440"/>
-      </w:pPr>
-    </w:lvl>
-    <w:lvl w:ilvl="4" w:tplc="04090019" w:tentative="1">
-      <w:start w:val="1"/>
-      <w:numFmt w:val="lowerLetter"/>
-      <w:lvlText w:val="%5)"/>
-      <w:lvlJc w:val="left"/>
-      <w:pPr>
-        <w:ind w:left="2200" w:hanging="440"/>
-      </w:pPr>
-    </w:lvl>
-    <w:lvl w:ilvl="5" w:tplc="0409001B" w:tentative="1">
-      <w:start w:val="1"/>
-      <w:numFmt w:val="lowerRoman"/>
-      <w:lvlText w:val="%6."/>
-      <w:lvlJc w:val="right"/>
-      <w:pPr>
-        <w:ind w:left="2640" w:hanging="440"/>
-      </w:pPr>
-    </w:lvl>
-    <w:lvl w:ilvl="6" w:tplc="0409000F" w:tentative="1">
-      <w:start w:val="1"/>
-      <w:numFmt w:val="decimal"/>
-      <w:lvlText w:val="%7."/>
-      <w:lvlJc w:val="left"/>
-      <w:pPr>
-        <w:ind w:left="3080" w:hanging="440"/>
-      </w:pPr>
-    </w:lvl>
-    <w:lvl w:ilvl="7" w:tplc="04090019" w:tentative="1">
-      <w:start w:val="1"/>
-      <w:numFmt w:val="lowerLetter"/>
-      <w:lvlText w:val="%8)"/>
-      <w:lvlJc w:val="left"/>
-      <w:pPr>
-        <w:ind w:left="3520" w:hanging="440"/>
-      </w:pPr>
-    </w:lvl>
-    <w:lvl w:ilvl="8" w:tplc="0409001B" w:tentative="1">
-      <w:start w:val="1"/>
-      <w:numFmt w:val="lowerRoman"/>
-      <w:lvlText w:val="%9."/>
-      <w:lvlJc w:val="right"/>
-      <w:pPr>
-        <w:ind w:left="3960" w:hanging="440"/>
-      </w:pPr>
-    </w:lvl>
-  </w:abstractNum>
-  <w:abstractNum w:abstractNumId="5" w15:restartNumberingAfterBreak="0">
-    <w:nsid w:val="25FD1EE2"/>
-    <w:multiLevelType w:val="hybridMultilevel"/>
-    <w:tmpl w:val="DFDA6730"/>
+    <w:tmpl w:val="908A7718"/>
     <w:lvl w:ilvl="0" w:tplc="04090001">
       <w:start w:val="1"/>
       <w:numFmt w:val="bullet"/>
@@ -45341,7 +46736,206 @@
       </w:rPr>
     </w:lvl>
   </w:abstractNum>
+  <w:abstractNum w:abstractNumId="5" w15:restartNumberingAfterBreak="0">
+    <w:nsid w:val="23E0776E"/>
+    <w:multiLevelType w:val="hybridMultilevel"/>
+    <w:tmpl w:val="352417BC"/>
+    <w:lvl w:ilvl="0" w:tplc="0409000F">
+      <w:start w:val="1"/>
+      <w:numFmt w:val="decimal"/>
+      <w:lvlText w:val="%1."/>
+      <w:lvlJc w:val="left"/>
+      <w:pPr>
+        <w:ind w:left="440" w:hanging="440"/>
+      </w:pPr>
+    </w:lvl>
+    <w:lvl w:ilvl="1" w:tplc="04090019" w:tentative="1">
+      <w:start w:val="1"/>
+      <w:numFmt w:val="lowerLetter"/>
+      <w:lvlText w:val="%2)"/>
+      <w:lvlJc w:val="left"/>
+      <w:pPr>
+        <w:ind w:left="880" w:hanging="440"/>
+      </w:pPr>
+    </w:lvl>
+    <w:lvl w:ilvl="2" w:tplc="0409001B" w:tentative="1">
+      <w:start w:val="1"/>
+      <w:numFmt w:val="lowerRoman"/>
+      <w:lvlText w:val="%3."/>
+      <w:lvlJc w:val="right"/>
+      <w:pPr>
+        <w:ind w:left="1320" w:hanging="440"/>
+      </w:pPr>
+    </w:lvl>
+    <w:lvl w:ilvl="3" w:tplc="0409000F" w:tentative="1">
+      <w:start w:val="1"/>
+      <w:numFmt w:val="decimal"/>
+      <w:lvlText w:val="%4."/>
+      <w:lvlJc w:val="left"/>
+      <w:pPr>
+        <w:ind w:left="1760" w:hanging="440"/>
+      </w:pPr>
+    </w:lvl>
+    <w:lvl w:ilvl="4" w:tplc="04090019" w:tentative="1">
+      <w:start w:val="1"/>
+      <w:numFmt w:val="lowerLetter"/>
+      <w:lvlText w:val="%5)"/>
+      <w:lvlJc w:val="left"/>
+      <w:pPr>
+        <w:ind w:left="2200" w:hanging="440"/>
+      </w:pPr>
+    </w:lvl>
+    <w:lvl w:ilvl="5" w:tplc="0409001B" w:tentative="1">
+      <w:start w:val="1"/>
+      <w:numFmt w:val="lowerRoman"/>
+      <w:lvlText w:val="%6."/>
+      <w:lvlJc w:val="right"/>
+      <w:pPr>
+        <w:ind w:left="2640" w:hanging="440"/>
+      </w:pPr>
+    </w:lvl>
+    <w:lvl w:ilvl="6" w:tplc="0409000F" w:tentative="1">
+      <w:start w:val="1"/>
+      <w:numFmt w:val="decimal"/>
+      <w:lvlText w:val="%7."/>
+      <w:lvlJc w:val="left"/>
+      <w:pPr>
+        <w:ind w:left="3080" w:hanging="440"/>
+      </w:pPr>
+    </w:lvl>
+    <w:lvl w:ilvl="7" w:tplc="04090019" w:tentative="1">
+      <w:start w:val="1"/>
+      <w:numFmt w:val="lowerLetter"/>
+      <w:lvlText w:val="%8)"/>
+      <w:lvlJc w:val="left"/>
+      <w:pPr>
+        <w:ind w:left="3520" w:hanging="440"/>
+      </w:pPr>
+    </w:lvl>
+    <w:lvl w:ilvl="8" w:tplc="0409001B" w:tentative="1">
+      <w:start w:val="1"/>
+      <w:numFmt w:val="lowerRoman"/>
+      <w:lvlText w:val="%9."/>
+      <w:lvlJc w:val="right"/>
+      <w:pPr>
+        <w:ind w:left="3960" w:hanging="440"/>
+      </w:pPr>
+    </w:lvl>
+  </w:abstractNum>
   <w:abstractNum w:abstractNumId="6" w15:restartNumberingAfterBreak="0">
+    <w:nsid w:val="25FD1EE2"/>
+    <w:multiLevelType w:val="hybridMultilevel"/>
+    <w:tmpl w:val="DFDA6730"/>
+    <w:lvl w:ilvl="0" w:tplc="04090001">
+      <w:start w:val="1"/>
+      <w:numFmt w:val="bullet"/>
+      <w:lvlText w:val=""/>
+      <w:lvlJc w:val="left"/>
+      <w:pPr>
+        <w:ind w:left="440" w:hanging="440"/>
+      </w:pPr>
+      <w:rPr>
+        <w:rFonts w:ascii="Wingdings" w:hAnsi="Wingdings" w:hint="default"/>
+      </w:rPr>
+    </w:lvl>
+    <w:lvl w:ilvl="1" w:tplc="04090003" w:tentative="1">
+      <w:start w:val="1"/>
+      <w:numFmt w:val="bullet"/>
+      <w:lvlText w:val=""/>
+      <w:lvlJc w:val="left"/>
+      <w:pPr>
+        <w:ind w:left="880" w:hanging="440"/>
+      </w:pPr>
+      <w:rPr>
+        <w:rFonts w:ascii="Wingdings" w:hAnsi="Wingdings" w:hint="default"/>
+      </w:rPr>
+    </w:lvl>
+    <w:lvl w:ilvl="2" w:tplc="04090005" w:tentative="1">
+      <w:start w:val="1"/>
+      <w:numFmt w:val="bullet"/>
+      <w:lvlText w:val=""/>
+      <w:lvlJc w:val="left"/>
+      <w:pPr>
+        <w:ind w:left="1320" w:hanging="440"/>
+      </w:pPr>
+      <w:rPr>
+        <w:rFonts w:ascii="Wingdings" w:hAnsi="Wingdings" w:hint="default"/>
+      </w:rPr>
+    </w:lvl>
+    <w:lvl w:ilvl="3" w:tplc="04090001" w:tentative="1">
+      <w:start w:val="1"/>
+      <w:numFmt w:val="bullet"/>
+      <w:lvlText w:val=""/>
+      <w:lvlJc w:val="left"/>
+      <w:pPr>
+        <w:ind w:left="1760" w:hanging="440"/>
+      </w:pPr>
+      <w:rPr>
+        <w:rFonts w:ascii="Wingdings" w:hAnsi="Wingdings" w:hint="default"/>
+      </w:rPr>
+    </w:lvl>
+    <w:lvl w:ilvl="4" w:tplc="04090003" w:tentative="1">
+      <w:start w:val="1"/>
+      <w:numFmt w:val="bullet"/>
+      <w:lvlText w:val=""/>
+      <w:lvlJc w:val="left"/>
+      <w:pPr>
+        <w:ind w:left="2200" w:hanging="440"/>
+      </w:pPr>
+      <w:rPr>
+        <w:rFonts w:ascii="Wingdings" w:hAnsi="Wingdings" w:hint="default"/>
+      </w:rPr>
+    </w:lvl>
+    <w:lvl w:ilvl="5" w:tplc="04090005" w:tentative="1">
+      <w:start w:val="1"/>
+      <w:numFmt w:val="bullet"/>
+      <w:lvlText w:val=""/>
+      <w:lvlJc w:val="left"/>
+      <w:pPr>
+        <w:ind w:left="2640" w:hanging="440"/>
+      </w:pPr>
+      <w:rPr>
+        <w:rFonts w:ascii="Wingdings" w:hAnsi="Wingdings" w:hint="default"/>
+      </w:rPr>
+    </w:lvl>
+    <w:lvl w:ilvl="6" w:tplc="04090001" w:tentative="1">
+      <w:start w:val="1"/>
+      <w:numFmt w:val="bullet"/>
+      <w:lvlText w:val=""/>
+      <w:lvlJc w:val="left"/>
+      <w:pPr>
+        <w:ind w:left="3080" w:hanging="440"/>
+      </w:pPr>
+      <w:rPr>
+        <w:rFonts w:ascii="Wingdings" w:hAnsi="Wingdings" w:hint="default"/>
+      </w:rPr>
+    </w:lvl>
+    <w:lvl w:ilvl="7" w:tplc="04090003" w:tentative="1">
+      <w:start w:val="1"/>
+      <w:numFmt w:val="bullet"/>
+      <w:lvlText w:val=""/>
+      <w:lvlJc w:val="left"/>
+      <w:pPr>
+        <w:ind w:left="3520" w:hanging="440"/>
+      </w:pPr>
+      <w:rPr>
+        <w:rFonts w:ascii="Wingdings" w:hAnsi="Wingdings" w:hint="default"/>
+      </w:rPr>
+    </w:lvl>
+    <w:lvl w:ilvl="8" w:tplc="04090005" w:tentative="1">
+      <w:start w:val="1"/>
+      <w:numFmt w:val="bullet"/>
+      <w:lvlText w:val=""/>
+      <w:lvlJc w:val="left"/>
+      <w:pPr>
+        <w:ind w:left="3960" w:hanging="440"/>
+      </w:pPr>
+      <w:rPr>
+        <w:rFonts w:ascii="Wingdings" w:hAnsi="Wingdings" w:hint="default"/>
+      </w:rPr>
+    </w:lvl>
+  </w:abstractNum>
+  <w:abstractNum w:abstractNumId="7" w15:restartNumberingAfterBreak="0">
     <w:nsid w:val="26456140"/>
     <w:multiLevelType w:val="hybridMultilevel"/>
     <w:tmpl w:val="D5465CD4"/>
@@ -45430,7 +47024,7 @@
       </w:pPr>
     </w:lvl>
   </w:abstractNum>
-  <w:abstractNum w:abstractNumId="7" w15:restartNumberingAfterBreak="0">
+  <w:abstractNum w:abstractNumId="8" w15:restartNumberingAfterBreak="0">
     <w:nsid w:val="2C9B677E"/>
     <w:multiLevelType w:val="hybridMultilevel"/>
     <w:tmpl w:val="0A247308"/>
@@ -45519,7 +47113,7 @@
       </w:pPr>
     </w:lvl>
   </w:abstractNum>
-  <w:abstractNum w:abstractNumId="8" w15:restartNumberingAfterBreak="0">
+  <w:abstractNum w:abstractNumId="9" w15:restartNumberingAfterBreak="0">
     <w:nsid w:val="309A50EB"/>
     <w:multiLevelType w:val="hybridMultilevel"/>
     <w:tmpl w:val="2194A388"/>
@@ -45632,7 +47226,7 @@
       </w:rPr>
     </w:lvl>
   </w:abstractNum>
-  <w:abstractNum w:abstractNumId="9" w15:restartNumberingAfterBreak="0">
+  <w:abstractNum w:abstractNumId="10" w15:restartNumberingAfterBreak="0">
     <w:nsid w:val="3A0E6E71"/>
     <w:multiLevelType w:val="hybridMultilevel"/>
     <w:tmpl w:val="8856CC94"/>
@@ -45745,7 +47339,7 @@
       </w:rPr>
     </w:lvl>
   </w:abstractNum>
-  <w:abstractNum w:abstractNumId="10" w15:restartNumberingAfterBreak="0">
+  <w:abstractNum w:abstractNumId="11" w15:restartNumberingAfterBreak="0">
     <w:nsid w:val="3B3C3355"/>
     <w:multiLevelType w:val="hybridMultilevel"/>
     <w:tmpl w:val="07546572"/>
@@ -45858,7 +47452,7 @@
       </w:rPr>
     </w:lvl>
   </w:abstractNum>
-  <w:abstractNum w:abstractNumId="11" w15:restartNumberingAfterBreak="0">
+  <w:abstractNum w:abstractNumId="12" w15:restartNumberingAfterBreak="0">
     <w:nsid w:val="3F41529A"/>
     <w:multiLevelType w:val="hybridMultilevel"/>
     <w:tmpl w:val="38DA4A82"/>
@@ -45971,7 +47565,7 @@
       </w:rPr>
     </w:lvl>
   </w:abstractNum>
-  <w:abstractNum w:abstractNumId="12" w15:restartNumberingAfterBreak="0">
+  <w:abstractNum w:abstractNumId="13" w15:restartNumberingAfterBreak="0">
     <w:nsid w:val="417A2185"/>
     <w:multiLevelType w:val="hybridMultilevel"/>
     <w:tmpl w:val="63EE22C0"/>
@@ -46084,7 +47678,7 @@
       </w:rPr>
     </w:lvl>
   </w:abstractNum>
-  <w:abstractNum w:abstractNumId="13" w15:restartNumberingAfterBreak="0">
+  <w:abstractNum w:abstractNumId="14" w15:restartNumberingAfterBreak="0">
     <w:nsid w:val="41FB07B4"/>
     <w:multiLevelType w:val="hybridMultilevel"/>
     <w:tmpl w:val="83FAA97E"/>
@@ -46197,7 +47791,7 @@
       </w:rPr>
     </w:lvl>
   </w:abstractNum>
-  <w:abstractNum w:abstractNumId="14" w15:restartNumberingAfterBreak="0">
+  <w:abstractNum w:abstractNumId="15" w15:restartNumberingAfterBreak="0">
     <w:nsid w:val="43265808"/>
     <w:multiLevelType w:val="hybridMultilevel"/>
     <w:tmpl w:val="E200B45A"/>
@@ -46310,7 +47904,7 @@
       </w:rPr>
     </w:lvl>
   </w:abstractNum>
-  <w:abstractNum w:abstractNumId="15" w15:restartNumberingAfterBreak="0">
+  <w:abstractNum w:abstractNumId="16" w15:restartNumberingAfterBreak="0">
     <w:nsid w:val="4AE43F26"/>
     <w:multiLevelType w:val="hybridMultilevel"/>
     <w:tmpl w:val="9CA88142"/>
@@ -46423,7 +48017,7 @@
       </w:rPr>
     </w:lvl>
   </w:abstractNum>
-  <w:abstractNum w:abstractNumId="16" w15:restartNumberingAfterBreak="0">
+  <w:abstractNum w:abstractNumId="17" w15:restartNumberingAfterBreak="0">
     <w:nsid w:val="53633B6B"/>
     <w:multiLevelType w:val="hybridMultilevel"/>
     <w:tmpl w:val="4E0209D4"/>
@@ -46509,7 +48103,7 @@
       </w:pPr>
     </w:lvl>
   </w:abstractNum>
-  <w:abstractNum w:abstractNumId="17" w15:restartNumberingAfterBreak="0">
+  <w:abstractNum w:abstractNumId="18" w15:restartNumberingAfterBreak="0">
     <w:nsid w:val="5D931521"/>
     <w:multiLevelType w:val="hybridMultilevel"/>
     <w:tmpl w:val="6E307F04"/>
@@ -46622,7 +48216,7 @@
       </w:rPr>
     </w:lvl>
   </w:abstractNum>
-  <w:abstractNum w:abstractNumId="18" w15:restartNumberingAfterBreak="0">
+  <w:abstractNum w:abstractNumId="19" w15:restartNumberingAfterBreak="0">
     <w:nsid w:val="5EDB5242"/>
     <w:multiLevelType w:val="hybridMultilevel"/>
     <w:tmpl w:val="F43E7420"/>
@@ -46711,7 +48305,7 @@
       </w:pPr>
     </w:lvl>
   </w:abstractNum>
-  <w:abstractNum w:abstractNumId="19" w15:restartNumberingAfterBreak="0">
+  <w:abstractNum w:abstractNumId="20" w15:restartNumberingAfterBreak="0">
     <w:nsid w:val="62F77943"/>
     <w:multiLevelType w:val="hybridMultilevel"/>
     <w:tmpl w:val="832A6C5A"/>
@@ -46824,7 +48418,7 @@
       </w:rPr>
     </w:lvl>
   </w:abstractNum>
-  <w:abstractNum w:abstractNumId="20" w15:restartNumberingAfterBreak="0">
+  <w:abstractNum w:abstractNumId="21" w15:restartNumberingAfterBreak="0">
     <w:nsid w:val="63F04572"/>
     <w:multiLevelType w:val="hybridMultilevel"/>
     <w:tmpl w:val="FE849164"/>
@@ -46913,7 +48507,7 @@
       </w:pPr>
     </w:lvl>
   </w:abstractNum>
-  <w:abstractNum w:abstractNumId="21" w15:restartNumberingAfterBreak="0">
+  <w:abstractNum w:abstractNumId="22" w15:restartNumberingAfterBreak="0">
     <w:nsid w:val="670F042E"/>
     <w:multiLevelType w:val="hybridMultilevel"/>
     <w:tmpl w:val="317AA1FA"/>
@@ -47026,7 +48620,7 @@
       </w:rPr>
     </w:lvl>
   </w:abstractNum>
-  <w:abstractNum w:abstractNumId="22" w15:restartNumberingAfterBreak="0">
+  <w:abstractNum w:abstractNumId="23" w15:restartNumberingAfterBreak="0">
     <w:nsid w:val="6CA54916"/>
     <w:multiLevelType w:val="hybridMultilevel"/>
     <w:tmpl w:val="11B83AE2"/>
@@ -47139,7 +48733,7 @@
       </w:rPr>
     </w:lvl>
   </w:abstractNum>
-  <w:abstractNum w:abstractNumId="23" w15:restartNumberingAfterBreak="0">
+  <w:abstractNum w:abstractNumId="24" w15:restartNumberingAfterBreak="0">
     <w:nsid w:val="6E341EF4"/>
     <w:multiLevelType w:val="hybridMult